--- a/ORAOwl_opinnaytetyö.docx
+++ b/ORAOwl_opinnaytetyö.docx
@@ -7,14 +7,19 @@
         <w:pStyle w:val="Information"/>
       </w:pPr>
       <w:r>
-        <w:t>Opinnäytetyö (AMK</w:t>
-      </w:r>
-      <w:r>
-        <w:t xml:space="preserve"> / YAMK</w:t>
+        <w:t>Opinnäytetyö (</w:t>
+      </w:r>
+      <w:proofErr w:type="gramStart"/>
+      <w:r>
+        <w:t>AMK</w:t>
+      </w:r>
+      <w:r>
+        <w:t xml:space="preserve"> </w:t>
       </w:r>
       <w:r>
         <w:t>)</w:t>
       </w:r>
+      <w:proofErr w:type="gramEnd"/>
     </w:p>
     <w:sdt>
       <w:sdtPr>
@@ -25,6 +30,7 @@
           <w:docPart w:val="AF0D35ADB2534787BEBF26D06BF3CCC4"/>
         </w:placeholder>
       </w:sdtPr>
+      <w:sdtEndPr/>
       <w:sdtContent>
         <w:p>
           <w:pPr>
@@ -32,6 +38,12 @@
           </w:pPr>
           <w:r>
             <w:t>Koulutus</w:t>
+          </w:r>
+          <w:r>
+            <w:t xml:space="preserve">: </w:t>
+          </w:r>
+          <w:r>
+            <w:t>Tietojenkäsittelyn koulutusohjelma</w:t>
           </w:r>
         </w:p>
       </w:sdtContent>
@@ -45,6 +57,7 @@
           <w:docPart w:val="AF0D35ADB2534787BEBF26D06BF3CCC4"/>
         </w:placeholder>
       </w:sdtPr>
+      <w:sdtEndPr/>
       <w:sdtContent>
         <w:p>
           <w:pPr>
@@ -56,6 +69,15 @@
           <w:r>
             <w:t>almistumisvuosi</w:t>
           </w:r>
+          <w:r>
+            <w:t xml:space="preserve"> </w:t>
+          </w:r>
+          <w:r>
+            <w:t>joulukuu</w:t>
+          </w:r>
+          <w:r>
+            <w:t xml:space="preserve"> 2025</w:t>
+          </w:r>
         </w:p>
       </w:sdtContent>
     </w:sdt>
@@ -66,45 +88,37 @@
     <w:p/>
     <w:p>
       <w:pPr>
-        <w:pStyle w:val="Name"/>
-      </w:pPr>
-      <w:sdt>
-        <w:sdtPr>
-          <w:rPr>
-            <w:lang w:val="en-US"/>
-          </w:rPr>
-          <w:id w:val="67815763"/>
-          <w:placeholder>
-            <w:docPart w:val="98F21C3E6CFC4E28AB2FAE67AA47AA0D"/>
-          </w:placeholder>
-        </w:sdtPr>
-        <w:sdtContent>
-          <w:r>
-            <w:t>Etunimi Sukunimi</w:t>
-          </w:r>
-        </w:sdtContent>
-      </w:sdt>
-    </w:p>
-    <w:p>
-      <w:pPr>
-        <w:pStyle w:val="TitleofThesis"/>
-      </w:pPr>
-      <w:r>
-        <w:t>O</w:t>
-      </w:r>
-      <w:r>
-        <w:t xml:space="preserve">pinnäytetyön </w:t>
-      </w:r>
-      <w:r>
-        <w:t>otsikko</w:t>
-      </w:r>
-      <w:r>
-        <w:t xml:space="preserve"> </w:t>
-      </w:r>
-      <w:r>
-        <w:t>yhdelle tai useammalle riville</w:t>
-      </w:r>
-    </w:p>
+        <w:pStyle w:val="Alaotsikko"/>
+        <w:rPr>
+          <w:rFonts w:eastAsiaTheme="minorHAnsi" w:cs="Arial"/>
+          <w:iCs w:val="0"/>
+          <w:sz w:val="48"/>
+          <w:szCs w:val="48"/>
+        </w:rPr>
+      </w:pPr>
+      <w:bookmarkStart w:id="0" w:name="_Hlk213165853"/>
+      <w:proofErr w:type="spellStart"/>
+      <w:r>
+        <w:rPr>
+          <w:rFonts w:eastAsiaTheme="minorHAnsi" w:cs="Arial"/>
+          <w:iCs w:val="0"/>
+          <w:sz w:val="48"/>
+          <w:szCs w:val="48"/>
+        </w:rPr>
+        <w:t>ORAOwl</w:t>
+      </w:r>
+      <w:proofErr w:type="spellEnd"/>
+      <w:r>
+        <w:rPr>
+          <w:rFonts w:eastAsiaTheme="minorHAnsi" w:cs="Arial"/>
+          <w:iCs w:val="0"/>
+          <w:sz w:val="48"/>
+          <w:szCs w:val="48"/>
+        </w:rPr>
+        <w:t xml:space="preserve"> – Suunnistustulosten arkistointi- ja analysointijärjestelmä</w:t>
+      </w:r>
+    </w:p>
+    <w:bookmarkEnd w:id="0"/>
     <w:p>
       <w:pPr>
         <w:pStyle w:val="Alaotsikko"/>
@@ -129,8 +143,8 @@
           <w:caps/>
         </w:rPr>
       </w:pPr>
-      <w:bookmarkStart w:id="0" w:name="_Toc237322497"/>
-      <w:bookmarkStart w:id="1" w:name="_Toc237322646"/>
+      <w:bookmarkStart w:id="1" w:name="_Toc237322497"/>
+      <w:bookmarkStart w:id="2" w:name="_Toc237322646"/>
       <w:r>
         <w:rPr>
           <w:noProof/>
@@ -199,6 +213,7 @@
           <w:docPart w:val="0FEDB3AD84FA435D914C1B7E1831A07C"/>
         </w:placeholder>
       </w:sdtPr>
+      <w:sdtEndPr/>
       <w:sdtContent>
         <w:p>
           <w:pPr>
@@ -242,6 +257,7 @@
         </w:placeholder>
         <w:text w:multiLine="1"/>
       </w:sdtPr>
+      <w:sdtEndPr/>
       <w:sdtContent>
         <w:p>
           <w:pPr>
@@ -271,9 +287,16 @@
             <w:docPart w:val="0FEDB3AD84FA435D914C1B7E1831A07C"/>
           </w:placeholder>
         </w:sdtPr>
+        <w:sdtEndPr/>
         <w:sdtContent>
           <w:r>
-            <w:t xml:space="preserve">Opinnäytetyön valmistumisajankohta | </w:t>
+            <w:t xml:space="preserve">Opinnäytetyön </w:t>
+          </w:r>
+          <w:r>
+            <w:t>2025</w:t>
+          </w:r>
+          <w:r>
+            <w:t xml:space="preserve"> | </w:t>
           </w:r>
           <w:r>
             <w:t>xx sivua</w:t>
@@ -289,6 +312,7 @@
           <w:docPart w:val="88E2DE1C3D404E178C503CF2FE142304"/>
         </w:placeholder>
       </w:sdtPr>
+      <w:sdtEndPr/>
       <w:sdtContent>
         <w:p>
           <w:pPr>
@@ -296,6 +320,12 @@
           </w:pPr>
           <w:r>
             <w:t>Tekijä(t)</w:t>
+          </w:r>
+          <w:r>
+            <w:t xml:space="preserve"> </w:t>
+          </w:r>
+          <w:r>
+            <w:t>Jouni Kiviperä, Atte Stenroo</w:t>
           </w:r>
         </w:p>
       </w:sdtContent>
@@ -314,8 +344,13 @@
           <w:text w:multiLine="1"/>
         </w:sdtPr>
         <w:sdtContent>
+          <w:proofErr w:type="spellStart"/>
           <w:r>
-            <w:t>Opinnäytetyön otsikko</w:t>
+            <w:t>ORAOwl</w:t>
+          </w:r>
+          <w:proofErr w:type="spellEnd"/>
+          <w:r>
+            <w:t xml:space="preserve"> – Suunnistustulosten arkistointi- ja analysointijärjestelmä</w:t>
           </w:r>
         </w:sdtContent>
       </w:sdt>
@@ -327,6 +362,7 @@
           <w:docPart w:val="D6F83BB834644EB39B961B741894AD73"/>
         </w:placeholder>
       </w:sdtPr>
+      <w:sdtEndPr/>
       <w:sdtContent>
         <w:p>
           <w:pPr>
@@ -349,6 +385,7 @@
           <w:docPart w:val="0FEDB3AD84FA435D914C1B7E1831A07C"/>
         </w:placeholder>
       </w:sdtPr>
+      <w:sdtEndPr/>
       <w:sdtContent>
         <w:p>
           <w:pPr>
@@ -415,6 +452,7 @@
           <w:docPart w:val="0FEDB3AD84FA435D914C1B7E1831A07C"/>
         </w:placeholder>
       </w:sdtPr>
+      <w:sdtEndPr/>
       <w:sdtContent>
         <w:p>
           <w:pPr>
@@ -444,6 +482,7 @@
           </w:placeholder>
           <w:text w:multiLine="1"/>
         </w:sdtPr>
+        <w:sdtEndPr/>
         <w:sdtContent>
           <w:r>
             <w:t>suunnistus, tulosanalytiikka, tietojärjestelmät, Django, IOFXML, GDPR.</w:t>
@@ -461,6 +500,7 @@
           <w:docPart w:val="F525552A1E5B4FD9AD11AAD6DB477B91"/>
         </w:placeholder>
       </w:sdtPr>
+      <w:sdtEndPr/>
       <w:sdtContent>
         <w:p>
           <w:pPr>
@@ -564,6 +604,7 @@
           </w:placeholder>
           <w:text w:multiLine="1"/>
         </w:sdtPr>
+        <w:sdtEndPr/>
         <w:sdtContent>
           <w:r>
             <w:rPr>
@@ -598,6 +639,7 @@
             <w:docPart w:val="CA8D196C753C4183A8516962715E5E7D"/>
           </w:placeholder>
         </w:sdtPr>
+        <w:sdtEndPr/>
         <w:sdtContent>
           <w:r>
             <w:rPr>
@@ -658,6 +700,7 @@
           <w:docPart w:val="CA8D196C753C4183A8516962715E5E7D"/>
         </w:placeholder>
       </w:sdtPr>
+      <w:sdtEndPr/>
       <w:sdtContent>
         <w:p>
           <w:pPr>
@@ -694,6 +737,7 @@
           </w:placeholder>
           <w:text w:multiLine="1"/>
         </w:sdtPr>
+        <w:sdtEndPr/>
         <w:sdtContent>
           <w:r>
             <w:rPr>
@@ -717,6 +761,7 @@
           <w:docPart w:val="16E7B8DCCA6247BB9497F0045FA976F9"/>
         </w:placeholder>
       </w:sdtPr>
+      <w:sdtEndPr/>
       <w:sdtContent>
         <w:p>
           <w:pPr>
@@ -741,6 +786,7 @@
           <w:docPart w:val="CA8D196C753C4183A8516962715E5E7D"/>
         </w:placeholder>
       </w:sdtPr>
+      <w:sdtEndPr/>
       <w:sdtContent>
         <w:p>
           <w:pPr>
@@ -805,6 +851,7 @@
           <w:docPart w:val="CA8D196C753C4183A8516962715E5E7D"/>
         </w:placeholder>
       </w:sdtPr>
+      <w:sdtEndPr/>
       <w:sdtContent>
         <w:p>
           <w:pPr>
@@ -839,6 +886,7 @@
           </w:placeholder>
           <w:text w:multiLine="1"/>
         </w:sdtPr>
+        <w:sdtEndPr/>
         <w:sdtContent>
           <w:r>
             <w:t xml:space="preserve">Insert 3–7 keywords here using the keyword practice of your field. You can use the web catalogue </w:t>
@@ -2368,7 +2416,6 @@
         <w:pStyle w:val="Sisllysluettelonotsikko2"/>
       </w:pPr>
       <w:r>
-        <w:lastRenderedPageBreak/>
         <w:t>Kuvat</w:t>
       </w:r>
     </w:p>
@@ -2974,6 +3021,7 @@
           <w:sz w:val="22"/>
           <w:szCs w:val="22"/>
         </w:rPr>
+        <w:lastRenderedPageBreak/>
         <w:fldChar w:fldCharType="end"/>
       </w:r>
       <w:r>
@@ -3199,8 +3247,8 @@
         <w:fldChar w:fldCharType="end"/>
       </w:r>
     </w:p>
-    <w:bookmarkStart w:id="2" w:name="_Toc210759768" w:displacedByCustomXml="next"/>
-    <w:bookmarkStart w:id="3" w:name="_Toc310677412" w:displacedByCustomXml="next"/>
+    <w:bookmarkStart w:id="3" w:name="_Toc210759768" w:displacedByCustomXml="next"/>
+    <w:bookmarkStart w:id="4" w:name="_Toc310677412" w:displacedByCustomXml="next"/>
     <w:sdt>
       <w:sdtPr>
         <w:id w:val="3008589"/>
@@ -3208,6 +3256,7 @@
           <w:docPart w:val="EBCC153CAB1B469AB0F8C53A2D61753B"/>
         </w:placeholder>
       </w:sdtPr>
+      <w:sdtEndPr/>
       <w:sdtContent>
         <w:p>
           <w:pPr>
@@ -3222,8 +3271,8 @@
         </w:p>
       </w:sdtContent>
     </w:sdt>
-    <w:bookmarkEnd w:id="2" w:displacedByCustomXml="prev"/>
     <w:bookmarkEnd w:id="3" w:displacedByCustomXml="prev"/>
+    <w:bookmarkEnd w:id="4" w:displacedByCustomXml="prev"/>
     <w:p>
       <w:r>
         <w:t xml:space="preserve">Kirjoita mahdollinen symboli- ja lyhenneluettelo tälle sivulle ohjeen alapuolelle </w:t>
@@ -3267,7 +3316,7 @@
       <w:r>
         <w:t xml:space="preserve"> </w:t>
       </w:r>
-      <w:bookmarkStart w:id="4" w:name="_Hlk64204429"/>
+      <w:bookmarkStart w:id="5" w:name="_Hlk64204429"/>
       <w:r>
         <w:t>Ellei luetteloa tarvita, poista siv</w:t>
       </w:r>
@@ -3280,7 +3329,7 @@
       <w:r>
         <w:t>.</w:t>
       </w:r>
-      <w:bookmarkEnd w:id="4"/>
+      <w:bookmarkEnd w:id="5"/>
       <w:r>
         <w:rPr>
           <w:b/>
@@ -3483,24 +3532,23 @@
           <w:docGrid w:linePitch="360"/>
         </w:sectPr>
       </w:pPr>
-      <w:bookmarkStart w:id="5" w:name="_Toc237330441"/>
-      <w:bookmarkStart w:id="6" w:name="_Toc237401245"/>
-      <w:bookmarkStart w:id="7" w:name="_Toc237401809"/>
-      <w:bookmarkStart w:id="8" w:name="_Toc237402703"/>
-      <w:bookmarkStart w:id="9" w:name="_Toc237404611"/>
-      <w:bookmarkStart w:id="10" w:name="_Toc237404941"/>
-      <w:bookmarkStart w:id="11" w:name="_Toc237405478"/>
-      <w:bookmarkStart w:id="12" w:name="_Toc237405699"/>
-      <w:bookmarkStart w:id="13" w:name="_Toc237405893"/>
-      <w:bookmarkStart w:id="14" w:name="_Toc257354348"/>
-      <w:bookmarkStart w:id="15" w:name="_Toc257355740"/>
+      <w:bookmarkStart w:id="6" w:name="_Toc237330441"/>
+      <w:bookmarkStart w:id="7" w:name="_Toc237401245"/>
+      <w:bookmarkStart w:id="8" w:name="_Toc237401809"/>
+      <w:bookmarkStart w:id="9" w:name="_Toc237402703"/>
+      <w:bookmarkStart w:id="10" w:name="_Toc237404611"/>
+      <w:bookmarkStart w:id="11" w:name="_Toc237404941"/>
+      <w:bookmarkStart w:id="12" w:name="_Toc237405478"/>
+      <w:bookmarkStart w:id="13" w:name="_Toc237405699"/>
+      <w:bookmarkStart w:id="14" w:name="_Toc237405893"/>
+      <w:bookmarkStart w:id="15" w:name="_Toc257354348"/>
+      <w:bookmarkStart w:id="16" w:name="_Toc257355740"/>
     </w:p>
     <w:p>
       <w:pPr>
         <w:pStyle w:val="Otsikko1"/>
       </w:pPr>
-      <w:bookmarkStart w:id="16" w:name="_Toc210759769"/>
-      <w:bookmarkEnd w:id="5"/>
+      <w:bookmarkStart w:id="17" w:name="_Toc210759769"/>
       <w:bookmarkEnd w:id="6"/>
       <w:bookmarkEnd w:id="7"/>
       <w:bookmarkEnd w:id="8"/>
@@ -3511,11 +3559,12 @@
       <w:bookmarkEnd w:id="13"/>
       <w:bookmarkEnd w:id="14"/>
       <w:bookmarkEnd w:id="15"/>
+      <w:bookmarkEnd w:id="16"/>
       <w:r>
         <w:lastRenderedPageBreak/>
         <w:t>Johdanto</w:t>
       </w:r>
-      <w:bookmarkEnd w:id="16"/>
+      <w:bookmarkEnd w:id="17"/>
     </w:p>
     <w:p>
       <w:r>
@@ -3552,12 +3601,11 @@
         </w:numPr>
         <w:ind w:left="397" w:hanging="397"/>
       </w:pPr>
-      <w:bookmarkStart w:id="17" w:name="_Toc210759770"/>
-      <w:r>
-        <w:lastRenderedPageBreak/>
+      <w:bookmarkStart w:id="18" w:name="_Toc210759770"/>
+      <w:r>
         <w:t>Tausta ja motivaatio</w:t>
       </w:r>
-      <w:bookmarkEnd w:id="17"/>
+      <w:bookmarkEnd w:id="18"/>
     </w:p>
     <w:p>
       <w:r>
@@ -3600,11 +3648,11 @@
         </w:numPr>
         <w:ind w:left="397" w:hanging="397"/>
       </w:pPr>
-      <w:bookmarkStart w:id="18" w:name="_Toc210759771"/>
+      <w:bookmarkStart w:id="19" w:name="_Toc210759771"/>
       <w:r>
         <w:t>Tavoitteet, rajaukset ja tutkimuskysymykset</w:t>
       </w:r>
-      <w:bookmarkEnd w:id="18"/>
+      <w:bookmarkEnd w:id="19"/>
     </w:p>
     <w:p>
       <w:r>
@@ -3616,6 +3664,7 @@
         <w:pStyle w:val="UnnumberedHeading"/>
       </w:pPr>
       <w:r>
+        <w:lastRenderedPageBreak/>
         <w:t>Numeroimaton alaotsikko</w:t>
       </w:r>
     </w:p>
@@ -3638,21 +3687,21 @@
       <w:pPr>
         <w:pStyle w:val="Otsikko1"/>
       </w:pPr>
-      <w:bookmarkStart w:id="19" w:name="_Toc210759772"/>
-      <w:bookmarkStart w:id="20" w:name="_Toc237330449"/>
-      <w:bookmarkStart w:id="21" w:name="_Toc237401252"/>
-      <w:bookmarkStart w:id="22" w:name="_Toc237401817"/>
-      <w:bookmarkStart w:id="23" w:name="_Toc237402711"/>
-      <w:bookmarkStart w:id="24" w:name="_Toc237404619"/>
-      <w:bookmarkStart w:id="25" w:name="_Toc237404949"/>
-      <w:bookmarkStart w:id="26" w:name="_Toc237405487"/>
-      <w:bookmarkStart w:id="27" w:name="_Toc237405708"/>
-      <w:bookmarkStart w:id="28" w:name="_Toc237405902"/>
+      <w:bookmarkStart w:id="20" w:name="_Toc210759772"/>
+      <w:bookmarkStart w:id="21" w:name="_Toc237330449"/>
+      <w:bookmarkStart w:id="22" w:name="_Toc237401252"/>
+      <w:bookmarkStart w:id="23" w:name="_Toc237401817"/>
+      <w:bookmarkStart w:id="24" w:name="_Toc237402711"/>
+      <w:bookmarkStart w:id="25" w:name="_Toc237404619"/>
+      <w:bookmarkStart w:id="26" w:name="_Toc237404949"/>
+      <w:bookmarkStart w:id="27" w:name="_Toc237405487"/>
+      <w:bookmarkStart w:id="28" w:name="_Toc237405708"/>
+      <w:bookmarkStart w:id="29" w:name="_Toc237405902"/>
       <w:r>
         <w:lastRenderedPageBreak/>
         <w:t>Teoreettinen viitekehys</w:t>
       </w:r>
-      <w:bookmarkEnd w:id="19"/>
+      <w:bookmarkEnd w:id="20"/>
     </w:p>
     <w:p>
       <w:r>
@@ -3706,94 +3755,94 @@
       <w:pPr>
         <w:pStyle w:val="Otsikko2"/>
       </w:pPr>
-      <w:bookmarkStart w:id="29" w:name="_Toc210759773"/>
+      <w:bookmarkStart w:id="30" w:name="_Toc210759773"/>
       <w:r>
         <w:t>Digitalisaatio urheilussa Tulosanalytiikka suunnistuksessa</w:t>
       </w:r>
-      <w:bookmarkEnd w:id="29"/>
+      <w:bookmarkEnd w:id="30"/>
     </w:p>
     <w:p>
       <w:pPr>
         <w:pStyle w:val="Otsikko2"/>
       </w:pPr>
-      <w:bookmarkStart w:id="30" w:name="_Toc210759774"/>
+      <w:bookmarkStart w:id="31" w:name="_Toc210759774"/>
       <w:r>
         <w:t>Tietosuoja ja GDPR</w:t>
       </w:r>
-      <w:bookmarkEnd w:id="30"/>
+      <w:bookmarkEnd w:id="31"/>
     </w:p>
     <w:p>
       <w:pPr>
         <w:pStyle w:val="Otsikko1"/>
       </w:pPr>
-      <w:bookmarkStart w:id="31" w:name="_Toc210759775"/>
+      <w:bookmarkStart w:id="32" w:name="_Toc210759775"/>
       <w:r>
         <w:lastRenderedPageBreak/>
         <w:t>Kehitysmenetelmät ja teknologiat</w:t>
       </w:r>
-      <w:bookmarkEnd w:id="31"/>
+      <w:bookmarkEnd w:id="32"/>
     </w:p>
     <w:p>
       <w:pPr>
         <w:pStyle w:val="Otsikko2"/>
         <w:ind w:left="357" w:hanging="357"/>
       </w:pPr>
-      <w:bookmarkStart w:id="32" w:name="_Toc210759776"/>
+      <w:bookmarkStart w:id="33" w:name="_Toc210759776"/>
       <w:r>
         <w:t>Ketterät menetelmät</w:t>
       </w:r>
-      <w:bookmarkEnd w:id="32"/>
+      <w:bookmarkEnd w:id="33"/>
     </w:p>
     <w:p>
       <w:pPr>
         <w:pStyle w:val="Otsikko2"/>
       </w:pPr>
-      <w:bookmarkStart w:id="33" w:name="_Toc210759777"/>
+      <w:bookmarkStart w:id="34" w:name="_Toc210759777"/>
       <w:r>
         <w:t>Käytetyt teknologiat ja tiedostomuodot</w:t>
       </w:r>
-      <w:bookmarkEnd w:id="33"/>
+      <w:bookmarkEnd w:id="34"/>
     </w:p>
     <w:p>
       <w:pPr>
         <w:pStyle w:val="Otsikko1"/>
       </w:pPr>
-      <w:bookmarkStart w:id="34" w:name="_Toc210759778"/>
+      <w:bookmarkStart w:id="35" w:name="_Toc210759778"/>
       <w:r>
         <w:lastRenderedPageBreak/>
         <w:t>Sovelluksen suunnittelu ja toteutus</w:t>
       </w:r>
-      <w:bookmarkEnd w:id="34"/>
+      <w:bookmarkEnd w:id="35"/>
     </w:p>
     <w:p>
       <w:pPr>
         <w:pStyle w:val="Otsikko2"/>
       </w:pPr>
-      <w:bookmarkStart w:id="35" w:name="_Toc210759779"/>
+      <w:bookmarkStart w:id="36" w:name="_Toc210759779"/>
       <w:r>
         <w:t>Sovelluksen suunnittelu ja toteutus</w:t>
       </w:r>
-      <w:bookmarkEnd w:id="35"/>
+      <w:bookmarkEnd w:id="36"/>
     </w:p>
     <w:p>
       <w:pPr>
         <w:pStyle w:val="Otsikko2"/>
       </w:pPr>
-      <w:bookmarkStart w:id="36" w:name="_Toc210759780"/>
+      <w:bookmarkStart w:id="37" w:name="_Toc210759780"/>
       <w:r>
         <w:t>Tietomallit ja tiedon käsittely</w:t>
       </w:r>
-      <w:bookmarkEnd w:id="36"/>
+      <w:bookmarkEnd w:id="37"/>
     </w:p>
     <w:p>
       <w:pPr>
         <w:pStyle w:val="Otsikko2"/>
       </w:pPr>
-      <w:bookmarkStart w:id="37" w:name="_Toc210759781"/>
+      <w:bookmarkStart w:id="38" w:name="_Toc210759781"/>
       <w:r>
         <w:t>Tietomallit ja tiedon käsittely</w:t>
       </w:r>
-      <w:bookmarkEnd w:id="37"/>
+      <w:bookmarkEnd w:id="38"/>
     </w:p>
     <w:p>
       <w:pPr>
@@ -3804,12 +3853,12 @@
         </w:numPr>
         <w:ind w:left="255" w:hanging="255"/>
       </w:pPr>
-      <w:bookmarkStart w:id="38" w:name="_Toc210759782"/>
+      <w:bookmarkStart w:id="39" w:name="_Toc210759782"/>
       <w:r>
         <w:lastRenderedPageBreak/>
         <w:t>Käyttäjätestaus ja arviointi</w:t>
       </w:r>
-      <w:bookmarkEnd w:id="38"/>
+      <w:bookmarkEnd w:id="39"/>
     </w:p>
     <w:p>
       <w:r>
@@ -3857,36 +3906,35 @@
       <w:pPr>
         <w:pStyle w:val="Otsikko1"/>
       </w:pPr>
-      <w:bookmarkStart w:id="39" w:name="_Toc210759783"/>
+      <w:bookmarkStart w:id="40" w:name="_Toc210759783"/>
       <w:r>
         <w:lastRenderedPageBreak/>
         <w:t>Jatkokehitys ja kaupallistaminen</w:t>
       </w:r>
-      <w:bookmarkEnd w:id="39"/>
+      <w:bookmarkEnd w:id="40"/>
     </w:p>
     <w:p>
       <w:pPr>
         <w:pStyle w:val="Otsikko1"/>
       </w:pPr>
-      <w:bookmarkStart w:id="40" w:name="_Toc210759784"/>
+      <w:bookmarkStart w:id="41" w:name="_Toc210759784"/>
       <w:r>
         <w:lastRenderedPageBreak/>
         <w:t>Yhteenveto ja johtopäätökset</w:t>
       </w:r>
-      <w:bookmarkEnd w:id="40"/>
+      <w:bookmarkEnd w:id="41"/>
     </w:p>
     <w:p>
       <w:pPr>
         <w:pStyle w:val="REFERENCES"/>
       </w:pPr>
-      <w:bookmarkStart w:id="41" w:name="_Toc257354355"/>
-      <w:bookmarkStart w:id="42" w:name="_Toc257355747"/>
-      <w:bookmarkStart w:id="43" w:name="_Toc210759785"/>
+      <w:bookmarkStart w:id="42" w:name="_Toc257354355"/>
+      <w:bookmarkStart w:id="43" w:name="_Toc257355747"/>
+      <w:bookmarkStart w:id="44" w:name="_Toc210759785"/>
       <w:r>
         <w:lastRenderedPageBreak/>
         <w:t>L</w:t>
       </w:r>
-      <w:bookmarkEnd w:id="20"/>
       <w:bookmarkEnd w:id="21"/>
       <w:bookmarkEnd w:id="22"/>
       <w:bookmarkEnd w:id="23"/>
@@ -3895,15 +3943,16 @@
       <w:bookmarkEnd w:id="26"/>
       <w:bookmarkEnd w:id="27"/>
       <w:bookmarkEnd w:id="28"/>
-      <w:bookmarkEnd w:id="41"/>
+      <w:bookmarkEnd w:id="29"/>
       <w:bookmarkEnd w:id="42"/>
+      <w:bookmarkEnd w:id="43"/>
       <w:r>
         <w:t>ähteet</w:t>
       </w:r>
-      <w:bookmarkEnd w:id="43"/>
-    </w:p>
-    <w:bookmarkEnd w:id="0"/>
+      <w:bookmarkEnd w:id="44"/>
+    </w:p>
     <w:bookmarkEnd w:id="1"/>
+    <w:bookmarkEnd w:id="2"/>
     <w:p>
       <w:pPr>
         <w:pStyle w:val="Sourcematerial"/>
@@ -3928,7 +3977,7 @@
       <w:pPr>
         <w:pStyle w:val="Sourcematerial"/>
       </w:pPr>
-      <w:bookmarkStart w:id="44" w:name="_Hlk64204481"/>
+      <w:bookmarkStart w:id="45" w:name="_Hlk64204481"/>
       <w:r>
         <w:t xml:space="preserve">Huomioi käyttämäsi lähdeviittausjärjestelmän ohjeistukset tekstiviitteiden ja lähdeluettelon laatimisessa. Viitteiden ja lähteiden välillä tulee olla hakusanavastaavuus (sama sana viitteen alussa ja ko. lähdemerkinnän alussa lähdeluettelossa). Kaikki lähteet (myös kuvalähteet ja sähköiset lähteet) merkitään samaan luetteloon kirjoittajan tai tiedon tuottajan nimen mukaisessa </w:t>
       </w:r>
@@ -3943,7 +3992,7 @@
         <w:t>.</w:t>
       </w:r>
     </w:p>
-    <w:bookmarkEnd w:id="44"/>
+    <w:bookmarkEnd w:id="45"/>
     <w:p>
       <w:pPr>
         <w:pStyle w:val="Sourcematerial"/>
@@ -4336,7 +4385,7 @@
         <w:pStyle w:val="Kuvaotsikko"/>
         <w:ind w:firstLine="360"/>
       </w:pPr>
-      <w:bookmarkStart w:id="45" w:name="_Toc137394105"/>
+      <w:bookmarkStart w:id="46" w:name="_Toc137394105"/>
       <w:r>
         <w:t xml:space="preserve">Kuva </w:t>
       </w:r>
@@ -4354,7 +4403,7 @@
       <w:r>
         <w:t>Liitteen ylätunnisteen muuttaminen.</w:t>
       </w:r>
-      <w:bookmarkEnd w:id="45"/>
+      <w:bookmarkEnd w:id="46"/>
     </w:p>
     <w:p>
       <w:pPr>
@@ -4387,7 +4436,6 @@
         <w:contextualSpacing/>
       </w:pPr>
       <w:r>
-        <w:lastRenderedPageBreak/>
         <w:t xml:space="preserve">Lopuksi poistetaan itse liitesivu (liiteosa) ja sivun tekstit. Tämä tarkoittaa </w:t>
       </w:r>
       <w:r>
@@ -4606,7 +4654,7 @@
         <w:pStyle w:val="Kuvaotsikko"/>
         <w:ind w:firstLine="360"/>
       </w:pPr>
-      <w:bookmarkStart w:id="46" w:name="_Toc137394106"/>
+      <w:bookmarkStart w:id="47" w:name="_Toc137394106"/>
       <w:r>
         <w:t xml:space="preserve">Kuva </w:t>
       </w:r>
@@ -4621,7 +4669,7 @@
       <w:r>
         <w:t>. Osanvaihtokoodi.</w:t>
       </w:r>
-      <w:bookmarkEnd w:id="46"/>
+      <w:bookmarkEnd w:id="47"/>
     </w:p>
     <w:p>
       <w:pPr>
@@ -4633,6 +4681,7 @@
         <w:contextualSpacing/>
       </w:pPr>
       <w:r>
+        <w:lastRenderedPageBreak/>
         <w:t>Poista lopuksi poistettavan liitteen tekstit normaalisti (valitsemalla ja poistamalla).</w:t>
       </w:r>
     </w:p>
@@ -4699,7 +4748,7 @@
       <w:pPr>
         <w:pStyle w:val="UnnumberedHeading"/>
       </w:pPr>
-      <w:bookmarkStart w:id="47" w:name="_Hlk64204603"/>
+      <w:bookmarkStart w:id="48" w:name="_Hlk64204603"/>
       <w:r>
         <w:t>Kaavat osana tekstiä</w:t>
       </w:r>
@@ -4822,7 +4871,17 @@
                       <w:rFonts w:ascii="Cambria Math" w:hAnsi="Cambria Math"/>
                       <w:vertAlign w:val="superscript"/>
                     </w:rPr>
-                    <m:t>-0,00012</m:t>
+                    <m:t>-</m:t>
+                  </m:r>
+                  <m:r>
+                    <m:rPr>
+                      <m:sty m:val="p"/>
+                    </m:rPr>
+                    <w:rPr>
+                      <w:rFonts w:ascii="Cambria Math" w:hAnsi="Cambria Math"/>
+                      <w:vertAlign w:val="superscript"/>
+                    </w:rPr>
+                    <m:t>0,00012</m:t>
                   </m:r>
                   <m:r>
                     <w:rPr>
@@ -4942,25 +5001,25 @@
     </w:p>
     <w:p>
       <w:r>
+        <w:t>EN 1991-1-4. 2019. Rakenteiden lujuus ja vakaus. Rakenteiden kuormat. Suomen rakentamismääräyskokoelma. Helsinki: Ympäristöministeriö.</w:t>
+      </w:r>
+    </w:p>
+    <w:p>
+      <w:pPr>
+        <w:pStyle w:val="UnnumberedHeading"/>
+      </w:pPr>
+      <w:r>
+        <w:t>Kuvat, kuviot ja taulukot osana tekstiä</w:t>
+      </w:r>
+    </w:p>
+    <w:p>
+      <w:r>
+        <w:t>Teksti- ja liitesivuilla oleva kuva, kuvio tai taulukko tulisi olla mahdollisuuksien mukaan esittää kokonaisena samalla sivulla. Kohdeobjekti erotetaan tekstistä yhdellä tyhjällä rivillä. Jos kuva, kuvio tai tauluko on kookas, edeltävän tekstin ja objektin väliin voi tarvittaessa jäädä tyhjä tila sivun alareunaan. Jos taulukko on tarpeen jakaa useammalle sivulle, tulisi se sijoittaa raportin liiteosioon.</w:t>
+      </w:r>
+    </w:p>
+    <w:p>
+      <w:r>
         <w:lastRenderedPageBreak/>
-        <w:t>EN 1991-1-4. 2019. Rakenteiden lujuus ja vakaus. Rakenteiden kuormat. Suomen rakentamismääräyskokoelma. Helsinki: Ympäristöministeriö.</w:t>
-      </w:r>
-    </w:p>
-    <w:p>
-      <w:pPr>
-        <w:pStyle w:val="UnnumberedHeading"/>
-      </w:pPr>
-      <w:r>
-        <w:t>Kuvat, kuviot ja taulukot osana tekstiä</w:t>
-      </w:r>
-    </w:p>
-    <w:p>
-      <w:r>
-        <w:t>Teksti- ja liitesivuilla oleva kuva, kuvio tai taulukko tulisi olla mahdollisuuksien mukaan esittää kokonaisena samalla sivulla. Kohdeobjekti erotetaan tekstistä yhdellä tyhjällä rivillä. Jos kuva, kuvio tai tauluko on kookas, edeltävän tekstin ja objektin väliin voi tarvittaessa jäädä tyhjä tila sivun alareunaan. Jos taulukko on tarpeen jakaa useammalle sivulle, tulisi se sijoittaa raportin liiteosioon.</w:t>
-      </w:r>
-    </w:p>
-    <w:p>
-      <w:r>
         <w:t>Kuva, kuvio tai taulukko ei saa koskaan aloittaa tai päättää tekstilukua. Sen oikea paikka on lähellä sitä tekstikappaletta, jossa siihen viitataan. Kuvia, kuvioita ja taulukoita ei myöskään pidä sijoittaa useampia peräkkäin, vaan väliin tulisi laittaa ainakin yksi tekstikappale selkiyttämään sisältöä.</w:t>
       </w:r>
     </w:p>
@@ -5020,7 +5079,7 @@
       <w:pPr>
         <w:pStyle w:val="Kuvaotsikko"/>
       </w:pPr>
-      <w:bookmarkStart w:id="48" w:name="_Toc137394113"/>
+      <w:bookmarkStart w:id="49" w:name="_Toc137394113"/>
       <w:r>
         <w:t xml:space="preserve">Kuvio </w:t>
       </w:r>
@@ -5038,7 +5097,7 @@
       <w:r>
         <w:t xml:space="preserve"> Esimerkki kuviosta (Lähdeviite).</w:t>
       </w:r>
-      <w:bookmarkEnd w:id="48"/>
+      <w:bookmarkEnd w:id="49"/>
     </w:p>
     <w:p>
       <w:r>
@@ -5052,184 +5111,181 @@
         <w:t>saavutettavuus</w:t>
       </w:r>
       <w:r>
-        <w:t xml:space="preserve">. Tämä tarkoittaa mm. sitä, että kaikille dokumentin kuville, kuvioille ja taulukoille on </w:t>
-      </w:r>
-      <w:r>
+        <w:t>. Tämä tarkoittaa mm. sitä, että kaikille dokumentin kuville, kuvioille ja taulukoille on lisättävä vaihtoehtoiset tekstit. Katso tarkemmat ohjeet opinnäytetyön raporttipohjan käyttöohjeesta.</w:t>
+      </w:r>
+    </w:p>
+    <w:p>
+      <w:r>
+        <w:t xml:space="preserve">Kuvat, kuviot ja taulukot on aina </w:t>
+      </w:r>
+      <w:r>
+        <w:rPr>
+          <w:b/>
+          <w:bCs/>
+        </w:rPr>
+        <w:t>numeroitava</w:t>
+      </w:r>
+      <w:r>
+        <w:t xml:space="preserve">, ja niihin on </w:t>
+      </w:r>
+      <w:r>
+        <w:rPr>
+          <w:b/>
+          <w:bCs/>
+        </w:rPr>
+        <w:t>viitattava</w:t>
+      </w:r>
+      <w:r>
+        <w:t xml:space="preserve"> varsinaisessa tekstissä. Kuvan ja kuvion otsikko numeroineen sijoitetaan kohteen alapuolelle, taulukon otsikko numeroineen taulukon yläpuolelle. Objektin otsikkoteksti päättyy pisteeseen. Mikäli kuva, kuvio tai taulukko ei ole kirjoittajan itsensä laatima, siihen merkitään lähdeviite. </w:t>
+      </w:r>
+    </w:p>
+    <w:p>
+      <w:r>
+        <w:t>Raporttipohjassa on yhteinen tekstityyli kuvan, kuvion ja taulukon otsikkoteksteille. Kun luot otsikkotekstit alla kuvatulla tavalla, saat luotua myös automaattiset objektiluettelot kuvista, kuvioista ja taulukoista sisällysluettelon alle.</w:t>
+      </w:r>
+    </w:p>
+    <w:p>
+      <w:pPr>
+        <w:pStyle w:val="UnnumberedHeading"/>
+      </w:pPr>
+      <w:r>
+        <w:t>Kuva- tai kuvio-otsikon lisääminen</w:t>
+      </w:r>
+    </w:p>
+    <w:p>
+      <w:r>
+        <w:t xml:space="preserve">Kuvan tai kuvion lisäämisen jälkeen siirrä kohdistin kohteen alapuolelle tyhjälle riville. Valitse </w:t>
+      </w:r>
+      <w:r>
+        <w:rPr>
+          <w:b/>
+          <w:bCs/>
+          <w:iCs/>
+        </w:rPr>
+        <w:t xml:space="preserve">Viittaukset </w:t>
+      </w:r>
+      <w:r>
+        <w:rPr>
+          <w:bCs/>
+          <w:iCs/>
+        </w:rPr>
+        <w:t>(</w:t>
+      </w:r>
+      <w:proofErr w:type="spellStart"/>
+      <w:r>
+        <w:rPr>
+          <w:b/>
+          <w:bCs/>
+          <w:iCs/>
+        </w:rPr>
+        <w:t>References</w:t>
+      </w:r>
+      <w:proofErr w:type="spellEnd"/>
+      <w:r>
+        <w:rPr>
+          <w:bCs/>
+          <w:iCs/>
+        </w:rPr>
+        <w:t>)</w:t>
+      </w:r>
+      <w:r>
+        <w:t xml:space="preserve"> -välilehdeltä </w:t>
+      </w:r>
+      <w:r>
+        <w:rPr>
+          <w:b/>
+          <w:bCs/>
+          <w:iCs/>
+        </w:rPr>
+        <w:t xml:space="preserve">Lisää otsikko </w:t>
+      </w:r>
+      <w:r>
+        <w:rPr>
+          <w:bCs/>
+          <w:iCs/>
+        </w:rPr>
+        <w:t>(</w:t>
+      </w:r>
+      <w:proofErr w:type="spellStart"/>
+      <w:r>
+        <w:rPr>
+          <w:b/>
+          <w:bCs/>
+          <w:iCs/>
+        </w:rPr>
+        <w:t>Insert</w:t>
+      </w:r>
+      <w:proofErr w:type="spellEnd"/>
+      <w:r>
+        <w:rPr>
+          <w:b/>
+          <w:bCs/>
+          <w:iCs/>
+        </w:rPr>
+        <w:t xml:space="preserve"> </w:t>
+      </w:r>
+      <w:proofErr w:type="spellStart"/>
+      <w:r>
+        <w:rPr>
+          <w:b/>
+          <w:bCs/>
+          <w:iCs/>
+        </w:rPr>
+        <w:t>Caption</w:t>
+      </w:r>
+      <w:proofErr w:type="spellEnd"/>
+      <w:r>
+        <w:rPr>
+          <w:bCs/>
+          <w:iCs/>
+        </w:rPr>
+        <w:t>)</w:t>
+      </w:r>
+      <w:r>
+        <w:t xml:space="preserve"> ja valitse </w:t>
+      </w:r>
+      <w:r>
+        <w:rPr>
+          <w:b/>
+          <w:bCs/>
+          <w:iCs/>
+        </w:rPr>
+        <w:t xml:space="preserve">Otsikko </w:t>
+      </w:r>
+      <w:r>
+        <w:rPr>
+          <w:bCs/>
+          <w:iCs/>
+        </w:rPr>
+        <w:t>(</w:t>
+      </w:r>
+      <w:proofErr w:type="spellStart"/>
+      <w:r>
+        <w:rPr>
+          <w:b/>
+          <w:bCs/>
+          <w:iCs/>
+        </w:rPr>
+        <w:t>Label</w:t>
+      </w:r>
+      <w:proofErr w:type="spellEnd"/>
+      <w:r>
+        <w:rPr>
+          <w:bCs/>
+          <w:iCs/>
+        </w:rPr>
+        <w:t>)</w:t>
+      </w:r>
+      <w:r>
+        <w:t xml:space="preserve"> -valikosta Kuva tai Kuvio. Kirjoita kuvan tai kuvion järjestysnumeron jälkeen piste. Kirjoita sitten kuvan tai kuvion otsikkoteksti ja päätä se pisteeseen. Napsauta OK.</w:t>
+      </w:r>
+    </w:p>
+    <w:p>
+      <w:r>
+        <w:rPr>
+          <w:noProof/>
+        </w:rPr>
         <w:lastRenderedPageBreak/>
-        <w:t>lisättävä vaihtoehtoiset tekstit. Katso tarkemmat ohjeet opinnäytetyön raporttipohjan käyttöohjeesta.</w:t>
-      </w:r>
-    </w:p>
-    <w:p>
-      <w:r>
-        <w:t xml:space="preserve">Kuvat, kuviot ja taulukot on aina </w:t>
-      </w:r>
-      <w:r>
-        <w:rPr>
-          <w:b/>
-          <w:bCs/>
-        </w:rPr>
-        <w:t>numeroitava</w:t>
-      </w:r>
-      <w:r>
-        <w:t xml:space="preserve">, ja niihin on </w:t>
-      </w:r>
-      <w:r>
-        <w:rPr>
-          <w:b/>
-          <w:bCs/>
-        </w:rPr>
-        <w:t>viitattava</w:t>
-      </w:r>
-      <w:r>
-        <w:t xml:space="preserve"> varsinaisessa tekstissä. Kuvan ja kuvion otsikko numeroineen sijoitetaan kohteen alapuolelle, taulukon otsikko numeroineen taulukon yläpuolelle. Objektin otsikkoteksti päättyy pisteeseen. Mikäli kuva, kuvio tai taulukko ei ole kirjoittajan itsensä laatima, siihen merkitään lähdeviite. </w:t>
-      </w:r>
-    </w:p>
-    <w:p>
-      <w:r>
-        <w:t>Raporttipohjassa on yhteinen tekstityyli kuvan, kuvion ja taulukon otsikkoteksteille. Kun luot otsikkotekstit alla kuvatulla tavalla, saat luotua myös automaattiset objektiluettelot kuvista, kuvioista ja taulukoista sisällysluettelon alle.</w:t>
-      </w:r>
-    </w:p>
-    <w:p>
-      <w:pPr>
-        <w:pStyle w:val="UnnumberedHeading"/>
-      </w:pPr>
-      <w:r>
-        <w:t>Kuva- tai kuvio-otsikon lisääminen</w:t>
-      </w:r>
-    </w:p>
-    <w:p>
-      <w:r>
-        <w:t xml:space="preserve">Kuvan tai kuvion lisäämisen jälkeen siirrä kohdistin kohteen alapuolelle tyhjälle riville. Valitse </w:t>
-      </w:r>
-      <w:r>
-        <w:rPr>
-          <w:b/>
-          <w:bCs/>
-          <w:iCs/>
-        </w:rPr>
-        <w:t xml:space="preserve">Viittaukset </w:t>
-      </w:r>
-      <w:r>
-        <w:rPr>
-          <w:bCs/>
-          <w:iCs/>
-        </w:rPr>
-        <w:t>(</w:t>
-      </w:r>
-      <w:proofErr w:type="spellStart"/>
-      <w:r>
-        <w:rPr>
-          <w:b/>
-          <w:bCs/>
-          <w:iCs/>
-        </w:rPr>
-        <w:t>References</w:t>
-      </w:r>
-      <w:proofErr w:type="spellEnd"/>
-      <w:r>
-        <w:rPr>
-          <w:bCs/>
-          <w:iCs/>
-        </w:rPr>
-        <w:t>)</w:t>
-      </w:r>
-      <w:r>
-        <w:t xml:space="preserve"> -välilehdeltä </w:t>
-      </w:r>
-      <w:r>
-        <w:rPr>
-          <w:b/>
-          <w:bCs/>
-          <w:iCs/>
-        </w:rPr>
-        <w:t xml:space="preserve">Lisää otsikko </w:t>
-      </w:r>
-      <w:r>
-        <w:rPr>
-          <w:bCs/>
-          <w:iCs/>
-        </w:rPr>
-        <w:t>(</w:t>
-      </w:r>
-      <w:proofErr w:type="spellStart"/>
-      <w:r>
-        <w:rPr>
-          <w:b/>
-          <w:bCs/>
-          <w:iCs/>
-        </w:rPr>
-        <w:t>Insert</w:t>
-      </w:r>
-      <w:proofErr w:type="spellEnd"/>
-      <w:r>
-        <w:rPr>
-          <w:b/>
-          <w:bCs/>
-          <w:iCs/>
-        </w:rPr>
-        <w:t xml:space="preserve"> </w:t>
-      </w:r>
-      <w:proofErr w:type="spellStart"/>
-      <w:r>
-        <w:rPr>
-          <w:b/>
-          <w:bCs/>
-          <w:iCs/>
-        </w:rPr>
-        <w:t>Caption</w:t>
-      </w:r>
-      <w:proofErr w:type="spellEnd"/>
-      <w:r>
-        <w:rPr>
-          <w:bCs/>
-          <w:iCs/>
-        </w:rPr>
-        <w:t>)</w:t>
-      </w:r>
-      <w:r>
-        <w:t xml:space="preserve"> ja valitse </w:t>
-      </w:r>
-      <w:r>
-        <w:rPr>
-          <w:b/>
-          <w:bCs/>
-          <w:iCs/>
-        </w:rPr>
-        <w:t xml:space="preserve">Otsikko </w:t>
-      </w:r>
-      <w:r>
-        <w:rPr>
-          <w:bCs/>
-          <w:iCs/>
-        </w:rPr>
-        <w:t>(</w:t>
-      </w:r>
-      <w:proofErr w:type="spellStart"/>
-      <w:r>
-        <w:rPr>
-          <w:b/>
-          <w:bCs/>
-          <w:iCs/>
-        </w:rPr>
-        <w:t>Label</w:t>
-      </w:r>
-      <w:proofErr w:type="spellEnd"/>
-      <w:r>
-        <w:rPr>
-          <w:bCs/>
-          <w:iCs/>
-        </w:rPr>
-        <w:t>)</w:t>
-      </w:r>
-      <w:r>
-        <w:t xml:space="preserve"> -valikosta Kuva tai Kuvio. Kirjoita kuvan tai kuvion järjestysnumeron jälkeen piste. Kirjoita sitten kuvan tai kuvion otsikkoteksti ja päätä se pisteeseen. Napsauta OK.</w:t>
-      </w:r>
-    </w:p>
-    <w:p>
-      <w:r>
-        <w:rPr>
-          <w:noProof/>
-        </w:rPr>
         <w:drawing>
           <wp:inline distT="0" distB="0" distL="0" distR="0" wp14:anchorId="119867A2" wp14:editId="1ECC77B0">
             <wp:extent cx="2782570" cy="1835070"/>
@@ -5281,8 +5337,8 @@
       <w:pPr>
         <w:pStyle w:val="Kuvaotsikko"/>
       </w:pPr>
-      <w:bookmarkStart w:id="49" w:name="_Toc436943409"/>
-      <w:bookmarkStart w:id="50" w:name="_Toc137394107"/>
+      <w:bookmarkStart w:id="50" w:name="_Toc436943409"/>
+      <w:bookmarkStart w:id="51" w:name="_Toc137394107"/>
       <w:r>
         <w:t xml:space="preserve">Kuva </w:t>
       </w:r>
@@ -5300,17 +5356,16 @@
       <w:r>
         <w:t xml:space="preserve"> Esimerkki kuvaotsikon lisäämisestä.</w:t>
       </w:r>
-      <w:bookmarkEnd w:id="49"/>
       <w:bookmarkEnd w:id="50"/>
-    </w:p>
-    <w:p>
-      <w:bookmarkStart w:id="51" w:name="_Hlk135822502"/>
-      <w:r>
-        <w:lastRenderedPageBreak/>
+      <w:bookmarkEnd w:id="51"/>
+    </w:p>
+    <w:p>
+      <w:bookmarkStart w:id="52" w:name="_Hlk135822502"/>
+      <w:r>
         <w:t>Kun toimit edellä mainitulla tavalla, kuvat ja kuviot merkitään automaattisesti Kuvan otsikko -tyylillä ja saat ne osaksi Kuvat ja Kuviot -luetteloita, kun luettelot seuraavan kerran päivitetään.</w:t>
       </w:r>
     </w:p>
-    <w:bookmarkEnd w:id="51"/>
+    <w:bookmarkEnd w:id="52"/>
     <w:p>
       <w:proofErr w:type="spellStart"/>
       <w:r>
@@ -5616,7 +5671,7 @@
       <w:pPr>
         <w:pStyle w:val="Kuvaotsikko"/>
       </w:pPr>
-      <w:bookmarkStart w:id="52" w:name="_Toc137394108"/>
+      <w:bookmarkStart w:id="53" w:name="_Toc137394108"/>
       <w:r>
         <w:t xml:space="preserve">Kuva </w:t>
       </w:r>
@@ -5631,163 +5686,163 @@
       <w:r>
         <w:t>. Uuden otsikkolajin lisääminen.</w:t>
       </w:r>
-      <w:bookmarkEnd w:id="52"/>
+      <w:bookmarkEnd w:id="53"/>
     </w:p>
     <w:p>
       <w:pPr>
         <w:pStyle w:val="UnnumberedHeading"/>
       </w:pPr>
       <w:r>
+        <w:t>Taulukon otsikon lisääminen</w:t>
+      </w:r>
+    </w:p>
+    <w:p>
+      <w:r>
+        <w:t xml:space="preserve">Taulukon otsikko lisätään taulukon yläpuolelle. Siirrä kohdistin taulukon yläpuolelle tyhjälle riville. Valitse vastaavalla tavalla </w:t>
+      </w:r>
+      <w:r>
+        <w:rPr>
+          <w:b/>
+          <w:bCs/>
+          <w:iCs/>
+        </w:rPr>
+        <w:t xml:space="preserve">Viittaukset </w:t>
+      </w:r>
+      <w:r>
+        <w:rPr>
+          <w:bCs/>
+          <w:iCs/>
+        </w:rPr>
+        <w:t>(</w:t>
+      </w:r>
+      <w:proofErr w:type="spellStart"/>
+      <w:r>
+        <w:rPr>
+          <w:b/>
+          <w:bCs/>
+          <w:iCs/>
+        </w:rPr>
+        <w:t>References</w:t>
+      </w:r>
+      <w:proofErr w:type="spellEnd"/>
+      <w:r>
+        <w:rPr>
+          <w:bCs/>
+          <w:iCs/>
+        </w:rPr>
+        <w:t>)</w:t>
+      </w:r>
+      <w:r>
+        <w:t xml:space="preserve"> -välilehdeltä </w:t>
+      </w:r>
+      <w:r>
+        <w:rPr>
+          <w:b/>
+          <w:bCs/>
+          <w:iCs/>
+        </w:rPr>
+        <w:t xml:space="preserve">Lisää otsikko </w:t>
+      </w:r>
+      <w:r>
+        <w:rPr>
+          <w:bCs/>
+          <w:iCs/>
+        </w:rPr>
+        <w:t>(</w:t>
+      </w:r>
+      <w:proofErr w:type="spellStart"/>
+      <w:r>
+        <w:rPr>
+          <w:b/>
+          <w:bCs/>
+          <w:iCs/>
+        </w:rPr>
+        <w:t>Insert</w:t>
+      </w:r>
+      <w:proofErr w:type="spellEnd"/>
+      <w:r>
+        <w:rPr>
+          <w:b/>
+          <w:bCs/>
+          <w:iCs/>
+        </w:rPr>
+        <w:t xml:space="preserve"> </w:t>
+      </w:r>
+      <w:proofErr w:type="spellStart"/>
+      <w:r>
+        <w:rPr>
+          <w:b/>
+          <w:bCs/>
+          <w:iCs/>
+        </w:rPr>
+        <w:t>Caption</w:t>
+      </w:r>
+      <w:proofErr w:type="spellEnd"/>
+      <w:r>
+        <w:rPr>
+          <w:bCs/>
+          <w:iCs/>
+        </w:rPr>
+        <w:t>)</w:t>
+      </w:r>
+      <w:r>
+        <w:t xml:space="preserve"> ja valitse </w:t>
+      </w:r>
+      <w:r>
+        <w:rPr>
+          <w:b/>
+          <w:bCs/>
+          <w:iCs/>
+        </w:rPr>
+        <w:t>Otsikko</w:t>
+      </w:r>
+      <w:r>
+        <w:rPr>
+          <w:bCs/>
+          <w:iCs/>
+        </w:rPr>
+        <w:t xml:space="preserve"> (</w:t>
+      </w:r>
+      <w:proofErr w:type="spellStart"/>
+      <w:r>
+        <w:rPr>
+          <w:b/>
+          <w:bCs/>
+          <w:iCs/>
+        </w:rPr>
+        <w:t>Label</w:t>
+      </w:r>
+      <w:proofErr w:type="spellEnd"/>
+      <w:r>
+        <w:rPr>
+          <w:bCs/>
+          <w:iCs/>
+        </w:rPr>
+        <w:t>)</w:t>
+      </w:r>
+      <w:r>
+        <w:t xml:space="preserve"> -valikosta </w:t>
+      </w:r>
+      <w:r>
+        <w:rPr>
+          <w:b/>
+          <w:bCs/>
+          <w:iCs/>
+        </w:rPr>
         <w:lastRenderedPageBreak/>
-        <w:t>Taulukon otsikon lisääminen</w:t>
-      </w:r>
-    </w:p>
-    <w:p>
-      <w:r>
-        <w:t xml:space="preserve">Taulukon otsikko lisätään taulukon yläpuolelle. Siirrä kohdistin taulukon yläpuolelle tyhjälle riville. Valitse vastaavalla tavalla </w:t>
-      </w:r>
-      <w:r>
-        <w:rPr>
-          <w:b/>
-          <w:bCs/>
-          <w:iCs/>
-        </w:rPr>
-        <w:t xml:space="preserve">Viittaukset </w:t>
-      </w:r>
-      <w:r>
-        <w:rPr>
-          <w:bCs/>
-          <w:iCs/>
-        </w:rPr>
-        <w:t>(</w:t>
-      </w:r>
+        <w:t>Taulukko</w:t>
+      </w:r>
+      <w:r>
+        <w:t>. Kirjoita taulukon järjestysnumeron jälkeen piste. Kirjoita taulukon nimi ja päätä se pisteeseen. Napsauta OK. Näin toimimalla saat omat taulukkosi osaksi sisällysluettelon alla olevaa Taulukot -luetteloa, kun luettelot seuraavan kerran päivitetään.</w:t>
+      </w:r>
+    </w:p>
+    <w:p>
       <w:proofErr w:type="spellStart"/>
       <w:r>
-        <w:rPr>
-          <w:b/>
-          <w:bCs/>
-          <w:iCs/>
-        </w:rPr>
-        <w:t>References</w:t>
+        <w:t>Wordissä</w:t>
       </w:r>
       <w:proofErr w:type="spellEnd"/>
       <w:r>
-        <w:rPr>
-          <w:bCs/>
-          <w:iCs/>
-        </w:rPr>
-        <w:t>)</w:t>
-      </w:r>
-      <w:r>
-        <w:t xml:space="preserve"> -välilehdeltä </w:t>
-      </w:r>
-      <w:r>
-        <w:rPr>
-          <w:b/>
-          <w:bCs/>
-          <w:iCs/>
-        </w:rPr>
-        <w:t xml:space="preserve">Lisää otsikko </w:t>
-      </w:r>
-      <w:r>
-        <w:rPr>
-          <w:bCs/>
-          <w:iCs/>
-        </w:rPr>
-        <w:t>(</w:t>
-      </w:r>
-      <w:proofErr w:type="spellStart"/>
-      <w:r>
-        <w:rPr>
-          <w:b/>
-          <w:bCs/>
-          <w:iCs/>
-        </w:rPr>
-        <w:t>Insert</w:t>
-      </w:r>
-      <w:proofErr w:type="spellEnd"/>
-      <w:r>
-        <w:rPr>
-          <w:b/>
-          <w:bCs/>
-          <w:iCs/>
-        </w:rPr>
-        <w:t xml:space="preserve"> </w:t>
-      </w:r>
-      <w:proofErr w:type="spellStart"/>
-      <w:r>
-        <w:rPr>
-          <w:b/>
-          <w:bCs/>
-          <w:iCs/>
-        </w:rPr>
-        <w:t>Caption</w:t>
-      </w:r>
-      <w:proofErr w:type="spellEnd"/>
-      <w:r>
-        <w:rPr>
-          <w:bCs/>
-          <w:iCs/>
-        </w:rPr>
-        <w:t>)</w:t>
-      </w:r>
-      <w:r>
-        <w:t xml:space="preserve"> ja valitse </w:t>
-      </w:r>
-      <w:r>
-        <w:rPr>
-          <w:b/>
-          <w:bCs/>
-          <w:iCs/>
-        </w:rPr>
-        <w:t>Otsikko</w:t>
-      </w:r>
-      <w:r>
-        <w:rPr>
-          <w:bCs/>
-          <w:iCs/>
-        </w:rPr>
-        <w:t xml:space="preserve"> (</w:t>
-      </w:r>
-      <w:proofErr w:type="spellStart"/>
-      <w:r>
-        <w:rPr>
-          <w:b/>
-          <w:bCs/>
-          <w:iCs/>
-        </w:rPr>
-        <w:t>Label</w:t>
-      </w:r>
-      <w:proofErr w:type="spellEnd"/>
-      <w:r>
-        <w:rPr>
-          <w:bCs/>
-          <w:iCs/>
-        </w:rPr>
-        <w:t>)</w:t>
-      </w:r>
-      <w:r>
-        <w:t xml:space="preserve"> -valikosta </w:t>
-      </w:r>
-      <w:r>
-        <w:rPr>
-          <w:b/>
-          <w:bCs/>
-          <w:iCs/>
-        </w:rPr>
-        <w:t>Taulukko</w:t>
-      </w:r>
-      <w:r>
-        <w:t>. Kirjoita taulukon järjestysnumeron jälkeen piste. Kirjoita taulukon nimi ja päätä se pisteeseen. Napsauta OK. Näin toimimalla saat omat taulukkosi osaksi sisällysluettelon alla olevaa Taulukot -luetteloa, kun luettelot seuraavan kerran päivitetään.</w:t>
-      </w:r>
-    </w:p>
-    <w:p>
-      <w:proofErr w:type="spellStart"/>
-      <w:r>
-        <w:t>Wordissä</w:t>
-      </w:r>
-      <w:proofErr w:type="spellEnd"/>
-      <w:r>
         <w:t xml:space="preserve"> voi valita erilaisia taulukkotyylejä. Taulukkotyökalu ilmestyy näkyviin ohjelman yläpalkkiin, kun siirrät kohdistimen johonkin taulukon soluun. Taulukkotyylejä kannattaa kuitenkin käyttää harkiten, jotta lopputulos on saavutettava.</w:t>
       </w:r>
     </w:p>
@@ -5800,8 +5855,8 @@
       <w:pPr>
         <w:pStyle w:val="Kuvaotsikko"/>
       </w:pPr>
-      <w:bookmarkStart w:id="53" w:name="_Toc436943418"/>
-      <w:bookmarkStart w:id="54" w:name="_Toc137394114"/>
+      <w:bookmarkStart w:id="54" w:name="_Toc436943418"/>
+      <w:bookmarkStart w:id="55" w:name="_Toc137394114"/>
       <w:r>
         <w:t xml:space="preserve">Taulukko </w:t>
       </w:r>
@@ -5816,8 +5871,8 @@
       <w:r>
         <w:t>. Esimerkki taulukosta.</w:t>
       </w:r>
-      <w:bookmarkEnd w:id="53"/>
       <w:bookmarkEnd w:id="54"/>
+      <w:bookmarkEnd w:id="55"/>
     </w:p>
     <w:tbl>
       <w:tblPr>
@@ -6179,7 +6234,6 @@
           <w:rFonts w:eastAsia="Arial" w:cs="Arial"/>
           <w:bCs/>
         </w:rPr>
-        <w:lastRenderedPageBreak/>
         <w:t>T</w:t>
       </w:r>
       <w:r>
@@ -6508,7 +6562,7 @@
       </w:tr>
     </w:tbl>
     <w:p/>
-    <w:bookmarkEnd w:id="47"/>
+    <w:bookmarkEnd w:id="48"/>
     <w:p/>
     <w:p/>
     <w:p>
@@ -6526,7 +6580,7 @@
       <w:pPr>
         <w:pStyle w:val="HeadingofAppendix"/>
       </w:pPr>
-      <w:bookmarkStart w:id="55" w:name="_Toc61546150"/>
+      <w:bookmarkStart w:id="56" w:name="_Toc61546150"/>
       <w:r>
         <w:lastRenderedPageBreak/>
         <w:t xml:space="preserve">Tiedoston </w:t>
@@ -6540,7 +6594,7 @@
       <w:r>
         <w:t>-muotoon</w:t>
       </w:r>
-      <w:bookmarkEnd w:id="55"/>
+      <w:bookmarkEnd w:id="56"/>
     </w:p>
     <w:p>
       <w:r>
@@ -6785,7 +6839,7 @@
       <w:pPr>
         <w:pStyle w:val="Kuvaotsikko"/>
       </w:pPr>
-      <w:bookmarkStart w:id="56" w:name="_Toc137394109"/>
+      <w:bookmarkStart w:id="57" w:name="_Toc137394109"/>
       <w:r>
         <w:t xml:space="preserve">Kuva </w:t>
       </w:r>
@@ -6800,14 +6854,13 @@
       <w:r>
         <w:t>. Dokumentin tietojen muokkaus.</w:t>
       </w:r>
-      <w:bookmarkEnd w:id="56"/>
+      <w:bookmarkEnd w:id="57"/>
     </w:p>
     <w:p>
       <w:pPr>
         <w:pStyle w:val="UnnumberedHeading"/>
       </w:pPr>
       <w:r>
-        <w:lastRenderedPageBreak/>
         <w:t>Dokumentin tallennus saavutettavaksi ja arkistoitavaksi PDF/A-tiedostoksi</w:t>
       </w:r>
     </w:p>
@@ -6960,6 +7013,7 @@
           <w:noProof/>
           <w:lang w:eastAsia="fi-FI"/>
         </w:rPr>
+        <w:lastRenderedPageBreak/>
         <w:drawing>
           <wp:inline distT="0" distB="0" distL="0" distR="0" wp14:anchorId="77F57BD8" wp14:editId="1F9D134B">
             <wp:extent cx="3619500" cy="3626653"/>
@@ -7001,8 +7055,8 @@
       <w:pPr>
         <w:pStyle w:val="Kuvaotsikko"/>
       </w:pPr>
-      <w:bookmarkStart w:id="57" w:name="_Toc59288897"/>
-      <w:bookmarkStart w:id="58" w:name="_Toc137394110"/>
+      <w:bookmarkStart w:id="58" w:name="_Toc59288897"/>
+      <w:bookmarkStart w:id="59" w:name="_Toc137394110"/>
       <w:r>
         <w:t xml:space="preserve">Kuva </w:t>
       </w:r>
@@ -7023,8 +7077,8 @@
       <w:r>
         <w:t>.</w:t>
       </w:r>
-      <w:bookmarkEnd w:id="57"/>
       <w:bookmarkEnd w:id="58"/>
+      <w:bookmarkEnd w:id="59"/>
     </w:p>
     <w:p>
       <w:r>
@@ -7103,8 +7157,8 @@
       <w:pPr>
         <w:pStyle w:val="Kuvaotsikko"/>
       </w:pPr>
-      <w:bookmarkStart w:id="59" w:name="_Toc59288898"/>
-      <w:bookmarkStart w:id="60" w:name="_Toc137394111"/>
+      <w:bookmarkStart w:id="60" w:name="_Toc59288898"/>
+      <w:bookmarkStart w:id="61" w:name="_Toc137394111"/>
       <w:r>
         <w:t xml:space="preserve">Kuva </w:t>
       </w:r>
@@ -7128,12 +7182,11 @@
       <w:r>
         <w:t>.</w:t>
       </w:r>
-      <w:bookmarkEnd w:id="59"/>
       <w:bookmarkEnd w:id="60"/>
-    </w:p>
-    <w:p>
-      <w:r>
-        <w:lastRenderedPageBreak/>
+      <w:bookmarkEnd w:id="61"/>
+    </w:p>
+    <w:p>
+      <w:r>
         <w:t xml:space="preserve">Napsauta tallennusikkunassa </w:t>
       </w:r>
       <w:r>
@@ -7177,7 +7230,7 @@
         <w:ind w:left="714" w:hanging="357"/>
         <w:contextualSpacing/>
       </w:pPr>
-      <w:bookmarkStart w:id="61" w:name="_Hlk135841590"/>
+      <w:bookmarkStart w:id="62" w:name="_Hlk135841590"/>
       <w:r>
         <w:t xml:space="preserve">Valitse </w:t>
       </w:r>
@@ -7232,7 +7285,7 @@
         <w:t xml:space="preserve">). </w:t>
       </w:r>
     </w:p>
-    <w:bookmarkEnd w:id="61"/>
+    <w:bookmarkEnd w:id="62"/>
     <w:p>
       <w:pPr>
         <w:numPr>
@@ -7511,6 +7564,7 @@
           <w:noProof/>
           <w:lang w:eastAsia="fi-FI"/>
         </w:rPr>
+        <w:lastRenderedPageBreak/>
         <w:drawing>
           <wp:inline distT="0" distB="0" distL="0" distR="0" wp14:anchorId="4F9932F3" wp14:editId="43446546">
             <wp:extent cx="2397906" cy="3293070"/>
@@ -7566,8 +7620,8 @@
         <w:pStyle w:val="Kuvaotsikko"/>
         <w:ind w:left="720"/>
       </w:pPr>
-      <w:bookmarkStart w:id="62" w:name="_Toc59288899"/>
-      <w:bookmarkStart w:id="63" w:name="_Toc137394112"/>
+      <w:bookmarkStart w:id="63" w:name="_Toc59288899"/>
+      <w:bookmarkStart w:id="64" w:name="_Toc137394112"/>
       <w:r>
         <w:t xml:space="preserve">Kuva </w:t>
       </w:r>
@@ -7582,8 +7636,8 @@
       <w:r>
         <w:t>. PDF/A-tiedoston asetukset.</w:t>
       </w:r>
-      <w:bookmarkEnd w:id="62"/>
       <w:bookmarkEnd w:id="63"/>
+      <w:bookmarkEnd w:id="64"/>
     </w:p>
     <w:p>
       <w:r>
@@ -7608,12 +7662,12 @@
       <w:pPr>
         <w:pStyle w:val="Otsikko1"/>
       </w:pPr>
-      <w:bookmarkStart w:id="64" w:name="_Toc210759786"/>
+      <w:bookmarkStart w:id="65" w:name="_Toc210759786"/>
       <w:r>
         <w:lastRenderedPageBreak/>
         <w:t>Abstract</w:t>
       </w:r>
-      <w:bookmarkEnd w:id="64"/>
+      <w:bookmarkEnd w:id="65"/>
     </w:p>
     <w:p>
       <w:r>
@@ -7647,7 +7701,13 @@
           <w:lang w:val="en-GB"/>
         </w:rPr>
         <w:br/>
-        <w:t xml:space="preserve">The application was implemented using the Python programming language and the Django framework, with PostgreSQL as the database. Bootstrap and </w:t>
+        <w:t>The application was implemented using the Python programming language and the Django framework,</w:t>
+      </w:r>
+      <w:r>
+        <w:rPr>
+          <w:lang w:val="en-GB"/>
+        </w:rPr>
+        <w:t xml:space="preserve"> with PostgreSQL as the database. Bootstrap and </w:t>
       </w:r>
       <w:proofErr w:type="spellStart"/>
       <w:r>
@@ -7674,7 +7734,13 @@
           <w:lang w:val="en-GB"/>
         </w:rPr>
         <w:br/>
-        <w:t>As a result, a functional prototype was created that allows importing, browsing, and comparing orienteering results. The application provides a foundation for further development, including support for new file formats, advanced analytics tools, and potential commercialization as a SaaS product. The work demonstrated that a centralized result management solution can improve data accessibility and reduce manual workload in the field of orienteering.</w:t>
+        <w:t xml:space="preserve">As a result, a functional prototype was created that allows importing, browsing, and comparing </w:t>
+      </w:r>
+      <w:r>
+        <w:rPr>
+          <w:lang w:val="en-GB"/>
+        </w:rPr>
+        <w:t>orienteering results. The application provides a foundation for further development, including support for new file formats, advanced analytics tools, and potential commercialization as a SaaS product. The work demonstrated that a centralized result management solution can improve data accessibility and reduce manual workload in the field of orienteering.</w:t>
       </w:r>
       <w:r>
         <w:rPr>
@@ -7773,6 +7839,7 @@
         <w:lock w:val="contentLocked"/>
         <w:text/>
       </w:sdtPr>
+      <w:sdtEndPr/>
       <w:sdtContent>
         <w:r>
           <w:t>T</w:t>
@@ -13007,35 +13074,6 @@
     </w:docPart>
     <w:docPart>
       <w:docPartPr>
-        <w:name w:val="98F21C3E6CFC4E28AB2FAE67AA47AA0D"/>
-        <w:category>
-          <w:name w:val="Yleiset"/>
-          <w:gallery w:val="placeholder"/>
-        </w:category>
-        <w:types>
-          <w:type w:val="bbPlcHdr"/>
-        </w:types>
-        <w:behaviors>
-          <w:behavior w:val="content"/>
-        </w:behaviors>
-        <w:guid w:val="{04E183B2-A340-45AB-981B-7A47C160B48C}"/>
-      </w:docPartPr>
-      <w:docPartBody>
-        <w:p>
-          <w:pPr>
-            <w:pStyle w:val="98F21C3E6CFC4E28AB2FAE67AA47AA0D"/>
-          </w:pPr>
-          <w:r>
-            <w:rPr>
-              <w:rStyle w:val="Paikkamerkkiteksti"/>
-            </w:rPr>
-            <w:t>Click here to enter text.</w:t>
-          </w:r>
-        </w:p>
-      </w:docPartBody>
-    </w:docPart>
-    <w:docPart>
-      <w:docPartPr>
         <w:name w:val="0FEDB3AD84FA435D914C1B7E1831A07C"/>
         <w:category>
           <w:name w:val="Yleiset"/>
@@ -13431,6 +13469,7 @@
     <w:rsid w:val="00A4638A"/>
     <w:rsid w:val="00D12800"/>
     <w:rsid w:val="00DB792C"/>
+    <w:rsid w:val="00DD3F3A"/>
   </w:rsids>
   <m:mathPr>
     <m:mathFont m:val="Cambria Math"/>
@@ -14222,6 +14261,15 @@
 </file>
 
 <file path=customXml/item1.xml><?xml version="1.0" encoding="utf-8"?>
+<?mso-contentType ?>
+<FormTemplates xmlns="http://schemas.microsoft.com/sharepoint/v3/contenttype/forms">
+  <Display>DocumentLibraryForm</Display>
+  <Edit>DocumentLibraryForm</Edit>
+  <New>DocumentLibraryForm</New>
+</FormTemplates>
+</file>
+
+<file path=customXml/item2.xml><?xml version="1.0" encoding="utf-8"?>
 <ct:contentTypeSchema xmlns:ct="http://schemas.microsoft.com/office/2006/metadata/contentType" xmlns:ma="http://schemas.microsoft.com/office/2006/metadata/properties/metaAttributes" ct:_="" ma:_="" ma:contentTypeName="Document" ma:contentTypeID="0x0101002475E0E10D54B84F937F817497528C71" ma:contentTypeVersion="31" ma:contentTypeDescription="Create a new document." ma:contentTypeScope="" ma:versionID="13da27f6c67572251a4248440d3ad1f6">
   <xsd:schema xmlns:xsd="http://www.w3.org/2001/XMLSchema" xmlns:xs="http://www.w3.org/2001/XMLSchema" xmlns:p="http://schemas.microsoft.com/office/2006/metadata/properties" xmlns:ns2="29d38182-2ba3-434b-9466-3aece3d3aa2e" xmlns:ns3="c2da8608-6b58-45ec-82e0-5098f9986dbf" xmlns:ns4="77b8d55e-a628-4725-ad2a-a2aab75e1dba" targetNamespace="http://schemas.microsoft.com/office/2006/metadata/properties" ma:root="true" ma:fieldsID="4e9409845ca9d9160f86c08f661ea0ad" ns2:_="" ns3:_="" ns4:_="">
     <xsd:import namespace="29d38182-2ba3-434b-9466-3aece3d3aa2e"/>
@@ -14548,20 +14596,7 @@
 </ct:contentTypeSchema>
 </file>
 
-<file path=customXml/item2.xml><?xml version="1.0" encoding="utf-8"?>
-<?mso-contentType ?>
-<FormTemplates xmlns="http://schemas.microsoft.com/sharepoint/v3/contenttype/forms">
-  <Display>DocumentLibraryForm</Display>
-  <Edit>DocumentLibraryForm</Edit>
-  <New>DocumentLibraryForm</New>
-</FormTemplates>
-</file>
-
 <file path=customXml/item3.xml><?xml version="1.0" encoding="utf-8"?>
-<b:Sources xmlns:b="http://schemas.openxmlformats.org/officeDocument/2006/bibliography" xmlns="http://schemas.openxmlformats.org/officeDocument/2006/bibliography" SelectedStyle="\GB.XSL" StyleName="GB7714"/>
-</file>
-
-<file path=customXml/item4.xml><?xml version="1.0" encoding="utf-8"?>
 <p:properties xmlns:p="http://schemas.microsoft.com/office/2006/metadata/properties" xmlns:xsi="http://www.w3.org/2001/XMLSchema-instance" xmlns:pc="http://schemas.microsoft.com/office/infopath/2007/PartnerControls">
   <documentManagement>
     <IntraUpdateFI xmlns="29d38182-2ba3-434b-9466-3aece3d3aa2e">2025-08-30T21:00:00+00:00</IntraUpdateFI>
@@ -14693,7 +14728,19 @@
 </p:properties>
 </file>
 
+<file path=customXml/item4.xml><?xml version="1.0" encoding="utf-8"?>
+<b:Sources xmlns:b="http://schemas.openxmlformats.org/officeDocument/2006/bibliography" xmlns="http://schemas.openxmlformats.org/officeDocument/2006/bibliography" SelectedStyle="\GB.XSL" StyleName="GB7714"/>
+</file>
+
 <file path=customXml/itemProps1.xml><?xml version="1.0" encoding="utf-8"?>
+<ds:datastoreItem xmlns:ds="http://schemas.openxmlformats.org/officeDocument/2006/customXml" ds:itemID="{198EC644-F7AF-456F-BC05-BD0D54E3DC7D}">
+  <ds:schemaRefs>
+    <ds:schemaRef ds:uri="http://schemas.microsoft.com/sharepoint/v3/contenttype/forms"/>
+  </ds:schemaRefs>
+</ds:datastoreItem>
+</file>
+
+<file path=customXml/itemProps2.xml><?xml version="1.0" encoding="utf-8"?>
 <ds:datastoreItem xmlns:ds="http://schemas.openxmlformats.org/officeDocument/2006/customXml" ds:itemID="{EE4B2239-A68B-4EA6-9BD3-4C6271D1C6AF}">
   <ds:schemaRefs>
     <ds:schemaRef ds:uri="http://schemas.microsoft.com/office/2006/metadata/contentType"/>
@@ -14713,23 +14760,7 @@
 </ds:datastoreItem>
 </file>
 
-<file path=customXml/itemProps2.xml><?xml version="1.0" encoding="utf-8"?>
-<ds:datastoreItem xmlns:ds="http://schemas.openxmlformats.org/officeDocument/2006/customXml" ds:itemID="{198EC644-F7AF-456F-BC05-BD0D54E3DC7D}">
-  <ds:schemaRefs>
-    <ds:schemaRef ds:uri="http://schemas.microsoft.com/sharepoint/v3/contenttype/forms"/>
-  </ds:schemaRefs>
-</ds:datastoreItem>
-</file>
-
 <file path=customXml/itemProps3.xml><?xml version="1.0" encoding="utf-8"?>
-<ds:datastoreItem xmlns:ds="http://schemas.openxmlformats.org/officeDocument/2006/customXml" ds:itemID="{AC98FC60-AA00-4516-A716-017F371296A7}">
-  <ds:schemaRefs>
-    <ds:schemaRef ds:uri="http://schemas.openxmlformats.org/officeDocument/2006/bibliography"/>
-  </ds:schemaRefs>
-</ds:datastoreItem>
-</file>
-
-<file path=customXml/itemProps4.xml><?xml version="1.0" encoding="utf-8"?>
 <ds:datastoreItem xmlns:ds="http://schemas.openxmlformats.org/officeDocument/2006/customXml" ds:itemID="{11AEAA72-A71C-4F59-B1F2-69D6C0A615FB}">
   <ds:schemaRefs>
     <ds:schemaRef ds:uri="http://schemas.microsoft.com/office/2006/metadata/properties"/>
@@ -14738,4 +14769,12 @@
     <ds:schemaRef ds:uri="c2da8608-6b58-45ec-82e0-5098f9986dbf"/>
   </ds:schemaRefs>
 </ds:datastoreItem>
+</file>
+
+<file path=customXml/itemProps4.xml><?xml version="1.0" encoding="utf-8"?>
+<ds:datastoreItem xmlns:ds="http://schemas.openxmlformats.org/officeDocument/2006/customXml" ds:itemID="{AC98FC60-AA00-4516-A716-017F371296A7}">
+  <ds:schemaRefs>
+    <ds:schemaRef ds:uri="http://schemas.openxmlformats.org/officeDocument/2006/bibliography"/>
+  </ds:schemaRefs>
+</ds:datastoreItem>
 </file>
--- a/ORAOwl_opinnaytetyö.docx
+++ b/ORAOwl_opinnaytetyö.docx
@@ -30,7 +30,6 @@
           <w:docPart w:val="AF0D35ADB2534787BEBF26D06BF3CCC4"/>
         </w:placeholder>
       </w:sdtPr>
-      <w:sdtEndPr/>
       <w:sdtContent>
         <w:p>
           <w:pPr>
@@ -57,7 +56,6 @@
           <w:docPart w:val="AF0D35ADB2534787BEBF26D06BF3CCC4"/>
         </w:placeholder>
       </w:sdtPr>
-      <w:sdtEndPr/>
       <w:sdtContent>
         <w:p>
           <w:pPr>
@@ -88,7 +86,7 @@
     <w:p/>
     <w:p>
       <w:pPr>
-        <w:pStyle w:val="Alaotsikko"/>
+        <w:pStyle w:val="Subtitle"/>
         <w:rPr>
           <w:rFonts w:eastAsiaTheme="minorHAnsi" w:cs="Arial"/>
           <w:iCs w:val="0"/>
@@ -121,7 +119,7 @@
     <w:bookmarkEnd w:id="0"/>
     <w:p>
       <w:pPr>
-        <w:pStyle w:val="Alaotsikko"/>
+        <w:pStyle w:val="Subtitle"/>
         <w:rPr>
           <w:rFonts w:cstheme="majorBidi"/>
           <w:caps/>
@@ -137,7 +135,7 @@
     </w:p>
     <w:p>
       <w:pPr>
-        <w:pStyle w:val="Alaotsikko"/>
+        <w:pStyle w:val="Subtitle"/>
         <w:spacing w:before="2520"/>
         <w:rPr>
           <w:caps/>
@@ -213,7 +211,6 @@
           <w:docPart w:val="0FEDB3AD84FA435D914C1B7E1831A07C"/>
         </w:placeholder>
       </w:sdtPr>
-      <w:sdtEndPr/>
       <w:sdtContent>
         <w:p>
           <w:pPr>
@@ -257,7 +254,6 @@
         </w:placeholder>
         <w:text w:multiLine="1"/>
       </w:sdtPr>
-      <w:sdtEndPr/>
       <w:sdtContent>
         <w:p>
           <w:pPr>
@@ -287,7 +283,6 @@
             <w:docPart w:val="0FEDB3AD84FA435D914C1B7E1831A07C"/>
           </w:placeholder>
         </w:sdtPr>
-        <w:sdtEndPr/>
         <w:sdtContent>
           <w:r>
             <w:t xml:space="preserve">Opinnäytetyön </w:t>
@@ -312,7 +307,6 @@
           <w:docPart w:val="88E2DE1C3D404E178C503CF2FE142304"/>
         </w:placeholder>
       </w:sdtPr>
-      <w:sdtEndPr/>
       <w:sdtContent>
         <w:p>
           <w:pPr>
@@ -362,7 +356,6 @@
           <w:docPart w:val="D6F83BB834644EB39B961B741894AD73"/>
         </w:placeholder>
       </w:sdtPr>
-      <w:sdtEndPr/>
       <w:sdtContent>
         <w:p>
           <w:pPr>
@@ -385,7 +378,6 @@
           <w:docPart w:val="0FEDB3AD84FA435D914C1B7E1831A07C"/>
         </w:placeholder>
       </w:sdtPr>
-      <w:sdtEndPr/>
       <w:sdtContent>
         <w:p>
           <w:pPr>
@@ -452,7 +444,6 @@
           <w:docPart w:val="0FEDB3AD84FA435D914C1B7E1831A07C"/>
         </w:placeholder>
       </w:sdtPr>
-      <w:sdtEndPr/>
       <w:sdtContent>
         <w:p>
           <w:pPr>
@@ -482,7 +473,6 @@
           </w:placeholder>
           <w:text w:multiLine="1"/>
         </w:sdtPr>
-        <w:sdtEndPr/>
         <w:sdtContent>
           <w:r>
             <w:t>suunnistus, tulosanalytiikka, tietojärjestelmät, Django, IOFXML, GDPR.</w:t>
@@ -500,7 +490,6 @@
           <w:docPart w:val="F525552A1E5B4FD9AD11AAD6DB477B91"/>
         </w:placeholder>
       </w:sdtPr>
-      <w:sdtEndPr/>
       <w:sdtContent>
         <w:p>
           <w:pPr>
@@ -604,7 +593,6 @@
           </w:placeholder>
           <w:text w:multiLine="1"/>
         </w:sdtPr>
-        <w:sdtEndPr/>
         <w:sdtContent>
           <w:r>
             <w:rPr>
@@ -639,7 +627,6 @@
             <w:docPart w:val="CA8D196C753C4183A8516962715E5E7D"/>
           </w:placeholder>
         </w:sdtPr>
-        <w:sdtEndPr/>
         <w:sdtContent>
           <w:r>
             <w:rPr>
@@ -700,7 +687,6 @@
           <w:docPart w:val="CA8D196C753C4183A8516962715E5E7D"/>
         </w:placeholder>
       </w:sdtPr>
-      <w:sdtEndPr/>
       <w:sdtContent>
         <w:p>
           <w:pPr>
@@ -737,7 +723,6 @@
           </w:placeholder>
           <w:text w:multiLine="1"/>
         </w:sdtPr>
-        <w:sdtEndPr/>
         <w:sdtContent>
           <w:r>
             <w:rPr>
@@ -761,7 +746,6 @@
           <w:docPart w:val="16E7B8DCCA6247BB9497F0045FA976F9"/>
         </w:placeholder>
       </w:sdtPr>
-      <w:sdtEndPr/>
       <w:sdtContent>
         <w:p>
           <w:pPr>
@@ -786,24 +770,29 @@
           <w:docPart w:val="CA8D196C753C4183A8516962715E5E7D"/>
         </w:placeholder>
       </w:sdtPr>
-      <w:sdtEndPr/>
       <w:sdtContent>
         <w:p>
           <w:pPr>
             <w:pStyle w:val="Abstract"/>
           </w:pPr>
           <w:r>
-            <w:t xml:space="preserve">The thesis abstract is understandable on its own i.e. without the rest of the thesis text. It is a </w:t>
+            <w:t xml:space="preserve">The objective of this thesis was to design and implement an application called </w:t>
           </w:r>
+          <w:proofErr w:type="spellStart"/>
           <w:r>
-            <w:rPr>
-              <w:b/>
-              <w:bCs/>
-            </w:rPr>
-            <w:t>one-page</w:t>
+            <w:t>ORAOwl</w:t>
           </w:r>
+          <w:proofErr w:type="spellEnd"/>
           <w:r>
-            <w:t xml:space="preserve"> summary that conveys the most important information about the thesis and should be written after the thesis has been completed.</w:t>
+            <w:t xml:space="preserve">, which consolidates scattered orienteering results into single system. The application aims to facilitate the monitoring of athletes’ development, assist in the selection of relay teams, and provide tools for analyzing and visualizing results. The topic is relevant, as the dispersion of result data across various websites makes it difficult to utilize the </w:t>
+          </w:r>
+          <w:proofErr w:type="spellStart"/>
+          <w:r>
+            <w:t>infoemation</w:t>
+          </w:r>
+          <w:proofErr w:type="spellEnd"/>
+          <w:r>
+            <w:t xml:space="preserve"> effectively in coaching and club activities.</w:t>
           </w:r>
         </w:p>
         <w:p>
@@ -811,7 +800,18 @@
             <w:pStyle w:val="Abstract"/>
           </w:pPr>
           <w:r>
-            <w:t>Divide the text in the abstract into, for example, three paragraphs, explaining the objective and why the work was done, what methods and materials were used (how), and the main results achieved as well as the conclusions that can be drawn from them. Express these according to the thesis text but do not copy the text exactly. Edit the information at the top of the abstract page to match your thesis and remove all the guiding text parts.</w:t>
+            <w:t xml:space="preserve">The application was developed using the Python Programming language and the Django framework, with a PostgreSQL database. The user interface was built using Bootstrap and </w:t>
+          </w:r>
+          <w:proofErr w:type="spellStart"/>
+          <w:r>
+            <w:t>AdminLTE</w:t>
+          </w:r>
+          <w:proofErr w:type="spellEnd"/>
+          <w:r>
+            <w:t xml:space="preserve"> themes, and results processing utilized the IOFXML standard</w:t>
+          </w:r>
+          <w:r>
+            <w:t>. Key features include uploading result files, storing and retrieving data, and visualizing athletes’ performance, for example trough pace (min/km) development graphs. Data protection was addressed by enabling anonymization of user data in accordance with GDPR requirements.</w:t>
           </w:r>
         </w:p>
         <w:p>
@@ -819,26 +819,11 @@
             <w:pStyle w:val="Abstract"/>
           </w:pPr>
           <w:r>
-            <w:t xml:space="preserve">The information is presented in complete sentences and structured with paragraph divisions. Passive forms of verbs are preferred </w:t>
-          </w:r>
-          <w:proofErr w:type="gramStart"/>
-          <w:r>
-            <w:t>over active</w:t>
-          </w:r>
-          <w:proofErr w:type="gramEnd"/>
-          <w:r>
-            <w:t xml:space="preserve"> forms. However, sentences are not to be started with a passive verb, but with some other word. Avoid using acronyms, abbreviations, or symbols. If these are however used, they should be explained.</w:t>
-          </w:r>
-        </w:p>
-        <w:p>
-          <w:pPr>
-            <w:pStyle w:val="Abstract"/>
-          </w:pPr>
-          <w:r>
-            <w:t>The abstract is an important part of the thesis. A good abstract is unified, coherent, understandable to a general audience and an independent document that can entice readers to read the thesis itself</w:t>
+            <w:t xml:space="preserve">The outcome was a functional prototype that allows users to add and browse orienteering results and examine individual athletes’ progress. The application provides a foundation for further development, such as supporting new file formats, expanding analytical tools, and commercializing the system as a </w:t>
           </w:r>
           <w:r>
-            <w:t>.</w:t>
+            <w:tab/>
+            <w:t>SaaS product. The work demonstrated that a centralized result management solution can enhance data utilization and reduce manual work in orienteering.</w:t>
           </w:r>
         </w:p>
       </w:sdtContent>
@@ -851,7 +836,6 @@
           <w:docPart w:val="CA8D196C753C4183A8516962715E5E7D"/>
         </w:placeholder>
       </w:sdtPr>
-      <w:sdtEndPr/>
       <w:sdtContent>
         <w:p>
           <w:pPr>
@@ -886,7 +870,6 @@
           </w:placeholder>
           <w:text w:multiLine="1"/>
         </w:sdtPr>
-        <w:sdtEndPr/>
         <w:sdtContent>
           <w:r>
             <w:t xml:space="preserve">Insert 3–7 keywords here using the keyword practice of your field. You can use the web catalogue </w:t>
@@ -907,7 +890,7 @@
     </w:p>
     <w:p>
       <w:pPr>
-        <w:pStyle w:val="Sisllysluettelonotsikko"/>
+        <w:pStyle w:val="TOCHeading"/>
       </w:pPr>
       <w:r>
         <w:lastRenderedPageBreak/>
@@ -919,7 +902,7 @@
     </w:p>
     <w:p>
       <w:pPr>
-        <w:pStyle w:val="Sisluet1"/>
+        <w:pStyle w:val="TOC1"/>
         <w:rPr>
           <w:rFonts w:asciiTheme="minorHAnsi" w:eastAsiaTheme="minorEastAsia" w:hAnsiTheme="minorHAnsi" w:cstheme="minorBidi"/>
           <w:b w:val="0"/>
@@ -943,7 +926,7 @@
       <w:hyperlink w:anchor="_Toc210759768" w:history="1">
         <w:r>
           <w:rPr>
-            <w:rStyle w:val="Hyperlinkki"/>
+            <w:rStyle w:val="Hyperlink"/>
             <w:noProof/>
           </w:rPr>
           <w:t>Käytetyt lyhenteet tai sanasto</w:t>
@@ -1000,7 +983,7 @@
     </w:p>
     <w:p>
       <w:pPr>
-        <w:pStyle w:val="Sisluet1"/>
+        <w:pStyle w:val="TOC1"/>
         <w:rPr>
           <w:rFonts w:asciiTheme="minorHAnsi" w:eastAsiaTheme="minorEastAsia" w:hAnsiTheme="minorHAnsi" w:cstheme="minorBidi"/>
           <w:b w:val="0"/>
@@ -1015,7 +998,7 @@
       <w:hyperlink w:anchor="_Toc210759769" w:history="1">
         <w:r>
           <w:rPr>
-            <w:rStyle w:val="Hyperlinkki"/>
+            <w:rStyle w:val="Hyperlink"/>
             <w:rFonts w:asciiTheme="majorHAnsi" w:hAnsiTheme="majorHAnsi"/>
             <w:noProof/>
           </w:rPr>
@@ -1023,7 +1006,7 @@
         </w:r>
         <w:r>
           <w:rPr>
-            <w:rStyle w:val="Hyperlinkki"/>
+            <w:rStyle w:val="Hyperlink"/>
             <w:noProof/>
           </w:rPr>
           <w:t xml:space="preserve"> Johdanto</w:t>
@@ -1080,7 +1063,7 @@
     </w:p>
     <w:p>
       <w:pPr>
-        <w:pStyle w:val="Sisluet2"/>
+        <w:pStyle w:val="TOC2"/>
         <w:rPr>
           <w:rFonts w:asciiTheme="minorHAnsi" w:eastAsiaTheme="minorEastAsia" w:hAnsiTheme="minorHAnsi" w:cstheme="minorBidi"/>
           <w:noProof/>
@@ -1093,7 +1076,7 @@
       <w:hyperlink w:anchor="_Toc210759770" w:history="1">
         <w:r>
           <w:rPr>
-            <w:rStyle w:val="Hyperlinkki"/>
+            <w:rStyle w:val="Hyperlink"/>
             <w:noProof/>
           </w:rPr>
           <w:t>1.1 Tausta ja motivaatio</w:t>
@@ -1150,7 +1133,7 @@
     </w:p>
     <w:p>
       <w:pPr>
-        <w:pStyle w:val="Sisluet2"/>
+        <w:pStyle w:val="TOC2"/>
         <w:rPr>
           <w:rFonts w:asciiTheme="minorHAnsi" w:eastAsiaTheme="minorEastAsia" w:hAnsiTheme="minorHAnsi" w:cstheme="minorBidi"/>
           <w:noProof/>
@@ -1163,7 +1146,7 @@
       <w:hyperlink w:anchor="_Toc210759771" w:history="1">
         <w:r>
           <w:rPr>
-            <w:rStyle w:val="Hyperlinkki"/>
+            <w:rStyle w:val="Hyperlink"/>
             <w:noProof/>
           </w:rPr>
           <w:t>1.2 Tavoitteet, rajaukset ja tutkimuskysymykset</w:t>
@@ -1220,7 +1203,7 @@
     </w:p>
     <w:p>
       <w:pPr>
-        <w:pStyle w:val="Sisluet1"/>
+        <w:pStyle w:val="TOC1"/>
         <w:rPr>
           <w:rFonts w:asciiTheme="minorHAnsi" w:eastAsiaTheme="minorEastAsia" w:hAnsiTheme="minorHAnsi" w:cstheme="minorBidi"/>
           <w:b w:val="0"/>
@@ -1235,7 +1218,7 @@
       <w:hyperlink w:anchor="_Toc210759772" w:history="1">
         <w:r>
           <w:rPr>
-            <w:rStyle w:val="Hyperlinkki"/>
+            <w:rStyle w:val="Hyperlink"/>
             <w:rFonts w:asciiTheme="majorHAnsi" w:hAnsiTheme="majorHAnsi"/>
             <w:noProof/>
           </w:rPr>
@@ -1243,7 +1226,7 @@
         </w:r>
         <w:r>
           <w:rPr>
-            <w:rStyle w:val="Hyperlinkki"/>
+            <w:rStyle w:val="Hyperlink"/>
             <w:noProof/>
           </w:rPr>
           <w:t xml:space="preserve"> Teoreettinen viitekehys</w:t>
@@ -1300,7 +1283,7 @@
     </w:p>
     <w:p>
       <w:pPr>
-        <w:pStyle w:val="Sisluet2"/>
+        <w:pStyle w:val="TOC2"/>
         <w:rPr>
           <w:rFonts w:asciiTheme="minorHAnsi" w:eastAsiaTheme="minorEastAsia" w:hAnsiTheme="minorHAnsi" w:cstheme="minorBidi"/>
           <w:noProof/>
@@ -1313,7 +1296,7 @@
       <w:hyperlink w:anchor="_Toc210759773" w:history="1">
         <w:r>
           <w:rPr>
-            <w:rStyle w:val="Hyperlinkki"/>
+            <w:rStyle w:val="Hyperlink"/>
             <w:noProof/>
           </w:rPr>
           <w:t>2.1 Digitalisaatio urheilussa Tulosanalytiikka suunnistuksessa</w:t>
@@ -1370,7 +1353,7 @@
     </w:p>
     <w:p>
       <w:pPr>
-        <w:pStyle w:val="Sisluet2"/>
+        <w:pStyle w:val="TOC2"/>
         <w:rPr>
           <w:rFonts w:asciiTheme="minorHAnsi" w:eastAsiaTheme="minorEastAsia" w:hAnsiTheme="minorHAnsi" w:cstheme="minorBidi"/>
           <w:noProof/>
@@ -1383,7 +1366,7 @@
       <w:hyperlink w:anchor="_Toc210759774" w:history="1">
         <w:r>
           <w:rPr>
-            <w:rStyle w:val="Hyperlinkki"/>
+            <w:rStyle w:val="Hyperlink"/>
             <w:noProof/>
           </w:rPr>
           <w:t>2.2 Tietosuoja ja GDPR</w:t>
@@ -1440,7 +1423,7 @@
     </w:p>
     <w:p>
       <w:pPr>
-        <w:pStyle w:val="Sisluet1"/>
+        <w:pStyle w:val="TOC1"/>
         <w:rPr>
           <w:rFonts w:asciiTheme="minorHAnsi" w:eastAsiaTheme="minorEastAsia" w:hAnsiTheme="minorHAnsi" w:cstheme="minorBidi"/>
           <w:b w:val="0"/>
@@ -1455,7 +1438,7 @@
       <w:hyperlink w:anchor="_Toc210759775" w:history="1">
         <w:r>
           <w:rPr>
-            <w:rStyle w:val="Hyperlinkki"/>
+            <w:rStyle w:val="Hyperlink"/>
             <w:rFonts w:asciiTheme="majorHAnsi" w:hAnsiTheme="majorHAnsi"/>
             <w:noProof/>
           </w:rPr>
@@ -1463,7 +1446,7 @@
         </w:r>
         <w:r>
           <w:rPr>
-            <w:rStyle w:val="Hyperlinkki"/>
+            <w:rStyle w:val="Hyperlink"/>
             <w:noProof/>
           </w:rPr>
           <w:t xml:space="preserve"> Kehitysmenetelmät ja teknologiat</w:t>
@@ -1520,7 +1503,7 @@
     </w:p>
     <w:p>
       <w:pPr>
-        <w:pStyle w:val="Sisluet2"/>
+        <w:pStyle w:val="TOC2"/>
         <w:rPr>
           <w:rFonts w:asciiTheme="minorHAnsi" w:eastAsiaTheme="minorEastAsia" w:hAnsiTheme="minorHAnsi" w:cstheme="minorBidi"/>
           <w:noProof/>
@@ -1533,7 +1516,7 @@
       <w:hyperlink w:anchor="_Toc210759776" w:history="1">
         <w:r>
           <w:rPr>
-            <w:rStyle w:val="Hyperlinkki"/>
+            <w:rStyle w:val="Hyperlink"/>
             <w:noProof/>
           </w:rPr>
           <w:t>3.1 Ketterät menetelmät</w:t>
@@ -1590,7 +1573,7 @@
     </w:p>
     <w:p>
       <w:pPr>
-        <w:pStyle w:val="Sisluet2"/>
+        <w:pStyle w:val="TOC2"/>
         <w:rPr>
           <w:rFonts w:asciiTheme="minorHAnsi" w:eastAsiaTheme="minorEastAsia" w:hAnsiTheme="minorHAnsi" w:cstheme="minorBidi"/>
           <w:noProof/>
@@ -1603,7 +1586,7 @@
       <w:hyperlink w:anchor="_Toc210759777" w:history="1">
         <w:r>
           <w:rPr>
-            <w:rStyle w:val="Hyperlinkki"/>
+            <w:rStyle w:val="Hyperlink"/>
             <w:noProof/>
           </w:rPr>
           <w:t>3.2 Käytetyt teknologiat ja tiedostomuodot</w:t>
@@ -1660,7 +1643,7 @@
     </w:p>
     <w:p>
       <w:pPr>
-        <w:pStyle w:val="Sisluet1"/>
+        <w:pStyle w:val="TOC1"/>
         <w:rPr>
           <w:rFonts w:asciiTheme="minorHAnsi" w:eastAsiaTheme="minorEastAsia" w:hAnsiTheme="minorHAnsi" w:cstheme="minorBidi"/>
           <w:b w:val="0"/>
@@ -1675,7 +1658,7 @@
       <w:hyperlink w:anchor="_Toc210759778" w:history="1">
         <w:r>
           <w:rPr>
-            <w:rStyle w:val="Hyperlinkki"/>
+            <w:rStyle w:val="Hyperlink"/>
             <w:rFonts w:asciiTheme="majorHAnsi" w:hAnsiTheme="majorHAnsi"/>
             <w:noProof/>
           </w:rPr>
@@ -1683,7 +1666,7 @@
         </w:r>
         <w:r>
           <w:rPr>
-            <w:rStyle w:val="Hyperlinkki"/>
+            <w:rStyle w:val="Hyperlink"/>
             <w:noProof/>
           </w:rPr>
           <w:t xml:space="preserve"> Sovelluksen suunnittelu ja toteutus</w:t>
@@ -1740,7 +1723,7 @@
     </w:p>
     <w:p>
       <w:pPr>
-        <w:pStyle w:val="Sisluet2"/>
+        <w:pStyle w:val="TOC2"/>
         <w:rPr>
           <w:rFonts w:asciiTheme="minorHAnsi" w:eastAsiaTheme="minorEastAsia" w:hAnsiTheme="minorHAnsi" w:cstheme="minorBidi"/>
           <w:noProof/>
@@ -1753,7 +1736,7 @@
       <w:hyperlink w:anchor="_Toc210759779" w:history="1">
         <w:r>
           <w:rPr>
-            <w:rStyle w:val="Hyperlinkki"/>
+            <w:rStyle w:val="Hyperlink"/>
             <w:noProof/>
           </w:rPr>
           <w:t>4.1 Sovelluksen suunnittelu ja toteutus</w:t>
@@ -1810,7 +1793,7 @@
     </w:p>
     <w:p>
       <w:pPr>
-        <w:pStyle w:val="Sisluet2"/>
+        <w:pStyle w:val="TOC2"/>
         <w:rPr>
           <w:rFonts w:asciiTheme="minorHAnsi" w:eastAsiaTheme="minorEastAsia" w:hAnsiTheme="minorHAnsi" w:cstheme="minorBidi"/>
           <w:noProof/>
@@ -1823,7 +1806,7 @@
       <w:hyperlink w:anchor="_Toc210759780" w:history="1">
         <w:r>
           <w:rPr>
-            <w:rStyle w:val="Hyperlinkki"/>
+            <w:rStyle w:val="Hyperlink"/>
             <w:noProof/>
           </w:rPr>
           <w:t>4.2 Tietomallit ja tiedon käsittely</w:t>
@@ -1880,7 +1863,7 @@
     </w:p>
     <w:p>
       <w:pPr>
-        <w:pStyle w:val="Sisluet2"/>
+        <w:pStyle w:val="TOC2"/>
         <w:rPr>
           <w:rFonts w:asciiTheme="minorHAnsi" w:eastAsiaTheme="minorEastAsia" w:hAnsiTheme="minorHAnsi" w:cstheme="minorBidi"/>
           <w:noProof/>
@@ -1893,7 +1876,7 @@
       <w:hyperlink w:anchor="_Toc210759781" w:history="1">
         <w:r>
           <w:rPr>
-            <w:rStyle w:val="Hyperlinkki"/>
+            <w:rStyle w:val="Hyperlink"/>
             <w:noProof/>
           </w:rPr>
           <w:t>4.3 Tietomallit ja tiedon käsittely</w:t>
@@ -1950,7 +1933,7 @@
     </w:p>
     <w:p>
       <w:pPr>
-        <w:pStyle w:val="Sisluet1"/>
+        <w:pStyle w:val="TOC1"/>
         <w:rPr>
           <w:rFonts w:asciiTheme="minorHAnsi" w:eastAsiaTheme="minorEastAsia" w:hAnsiTheme="minorHAnsi" w:cstheme="minorBidi"/>
           <w:b w:val="0"/>
@@ -1965,7 +1948,7 @@
       <w:hyperlink w:anchor="_Toc210759782" w:history="1">
         <w:r>
           <w:rPr>
-            <w:rStyle w:val="Hyperlinkki"/>
+            <w:rStyle w:val="Hyperlink"/>
             <w:rFonts w:asciiTheme="majorHAnsi" w:hAnsiTheme="majorHAnsi"/>
             <w:noProof/>
           </w:rPr>
@@ -1973,7 +1956,7 @@
         </w:r>
         <w:r>
           <w:rPr>
-            <w:rStyle w:val="Hyperlinkki"/>
+            <w:rStyle w:val="Hyperlink"/>
             <w:noProof/>
           </w:rPr>
           <w:t xml:space="preserve"> Käyttäjätestaus ja arviointi</w:t>
@@ -2030,7 +2013,7 @@
     </w:p>
     <w:p>
       <w:pPr>
-        <w:pStyle w:val="Sisluet1"/>
+        <w:pStyle w:val="TOC1"/>
         <w:rPr>
           <w:rFonts w:asciiTheme="minorHAnsi" w:eastAsiaTheme="minorEastAsia" w:hAnsiTheme="minorHAnsi" w:cstheme="minorBidi"/>
           <w:b w:val="0"/>
@@ -2045,7 +2028,7 @@
       <w:hyperlink w:anchor="_Toc210759783" w:history="1">
         <w:r>
           <w:rPr>
-            <w:rStyle w:val="Hyperlinkki"/>
+            <w:rStyle w:val="Hyperlink"/>
             <w:rFonts w:asciiTheme="majorHAnsi" w:hAnsiTheme="majorHAnsi"/>
             <w:noProof/>
           </w:rPr>
@@ -2053,7 +2036,7 @@
         </w:r>
         <w:r>
           <w:rPr>
-            <w:rStyle w:val="Hyperlinkki"/>
+            <w:rStyle w:val="Hyperlink"/>
             <w:noProof/>
           </w:rPr>
           <w:t xml:space="preserve"> Jatkokehitys ja kaupallistaminen</w:t>
@@ -2110,7 +2093,7 @@
     </w:p>
     <w:p>
       <w:pPr>
-        <w:pStyle w:val="Sisluet1"/>
+        <w:pStyle w:val="TOC1"/>
         <w:rPr>
           <w:rFonts w:asciiTheme="minorHAnsi" w:eastAsiaTheme="minorEastAsia" w:hAnsiTheme="minorHAnsi" w:cstheme="minorBidi"/>
           <w:b w:val="0"/>
@@ -2125,7 +2108,7 @@
       <w:hyperlink w:anchor="_Toc210759784" w:history="1">
         <w:r>
           <w:rPr>
-            <w:rStyle w:val="Hyperlinkki"/>
+            <w:rStyle w:val="Hyperlink"/>
             <w:rFonts w:asciiTheme="majorHAnsi" w:hAnsiTheme="majorHAnsi"/>
             <w:noProof/>
           </w:rPr>
@@ -2133,7 +2116,7 @@
         </w:r>
         <w:r>
           <w:rPr>
-            <w:rStyle w:val="Hyperlinkki"/>
+            <w:rStyle w:val="Hyperlink"/>
             <w:noProof/>
           </w:rPr>
           <w:t xml:space="preserve"> Yhteenveto ja johtopäätökset</w:t>
@@ -2190,7 +2173,7 @@
     </w:p>
     <w:p>
       <w:pPr>
-        <w:pStyle w:val="Sisluet1"/>
+        <w:pStyle w:val="TOC1"/>
         <w:rPr>
           <w:rFonts w:asciiTheme="minorHAnsi" w:eastAsiaTheme="minorEastAsia" w:hAnsiTheme="minorHAnsi" w:cstheme="minorBidi"/>
           <w:b w:val="0"/>
@@ -2205,7 +2188,7 @@
       <w:hyperlink w:anchor="_Toc210759785" w:history="1">
         <w:r>
           <w:rPr>
-            <w:rStyle w:val="Hyperlinkki"/>
+            <w:rStyle w:val="Hyperlink"/>
             <w:noProof/>
           </w:rPr>
           <w:t>Lähteet</w:t>
@@ -2262,7 +2245,7 @@
     </w:p>
     <w:p>
       <w:pPr>
-        <w:pStyle w:val="Sisluet1"/>
+        <w:pStyle w:val="TOC1"/>
         <w:rPr>
           <w:rFonts w:asciiTheme="minorHAnsi" w:eastAsiaTheme="minorEastAsia" w:hAnsiTheme="minorHAnsi" w:cstheme="minorBidi"/>
           <w:b w:val="0"/>
@@ -2277,7 +2260,7 @@
       <w:hyperlink w:anchor="_Toc210759786" w:history="1">
         <w:r>
           <w:rPr>
-            <w:rStyle w:val="Hyperlinkki"/>
+            <w:rStyle w:val="Hyperlink"/>
             <w:rFonts w:asciiTheme="majorHAnsi" w:hAnsiTheme="majorHAnsi"/>
             <w:noProof/>
           </w:rPr>
@@ -2285,7 +2268,7 @@
         </w:r>
         <w:r>
           <w:rPr>
-            <w:rStyle w:val="Hyperlinkki"/>
+            <w:rStyle w:val="Hyperlink"/>
             <w:noProof/>
           </w:rPr>
           <w:t xml:space="preserve"> Abstract</w:t>
@@ -2362,7 +2345,7 @@
     </w:p>
     <w:p>
       <w:pPr>
-        <w:pStyle w:val="Kuvaotsikkoluettelo"/>
+        <w:pStyle w:val="TableofFigures"/>
       </w:pPr>
       <w:r>
         <w:t>L</w:t>
@@ -2385,7 +2368,7 @@
     </w:p>
     <w:p>
       <w:pPr>
-        <w:pStyle w:val="Kuvaotsikkoluettelo"/>
+        <w:pStyle w:val="TableofFigures"/>
       </w:pPr>
       <w:r>
         <w:t xml:space="preserve">Liite 2. </w:t>
@@ -2396,7 +2379,7 @@
     </w:p>
     <w:p>
       <w:pPr>
-        <w:pStyle w:val="Kuvaotsikkoluettelo"/>
+        <w:pStyle w:val="TableofFigures"/>
       </w:pPr>
       <w:r>
         <w:t>Liite</w:t>
@@ -2416,12 +2399,13 @@
         <w:pStyle w:val="Sisllysluettelonotsikko2"/>
       </w:pPr>
       <w:r>
+        <w:lastRenderedPageBreak/>
         <w:t>Kuvat</w:t>
       </w:r>
     </w:p>
     <w:p>
       <w:pPr>
-        <w:pStyle w:val="Kuvaotsikkoluettelo"/>
+        <w:pStyle w:val="TableofFigures"/>
         <w:tabs>
           <w:tab w:val="right" w:pos="8494"/>
         </w:tabs>
@@ -2459,7 +2443,7 @@
       <w:hyperlink w:anchor="_Toc137394105" w:history="1">
         <w:r>
           <w:rPr>
-            <w:rStyle w:val="Hyperlinkki"/>
+            <w:rStyle w:val="Hyperlink"/>
             <w:noProof/>
           </w:rPr>
           <w:t>Kuva 1. Liitteen ylätunnisteen muuttaminen.</w:t>
@@ -2516,7 +2500,7 @@
     </w:p>
     <w:p>
       <w:pPr>
-        <w:pStyle w:val="Kuvaotsikkoluettelo"/>
+        <w:pStyle w:val="TableofFigures"/>
         <w:tabs>
           <w:tab w:val="right" w:pos="8494"/>
         </w:tabs>
@@ -2530,7 +2514,7 @@
       <w:hyperlink w:anchor="_Toc137394106" w:history="1">
         <w:r>
           <w:rPr>
-            <w:rStyle w:val="Hyperlinkki"/>
+            <w:rStyle w:val="Hyperlink"/>
             <w:noProof/>
           </w:rPr>
           <w:t>Kuva 2. Osanvaihtokoodi.</w:t>
@@ -2587,7 +2571,7 @@
     </w:p>
     <w:p>
       <w:pPr>
-        <w:pStyle w:val="Kuvaotsikkoluettelo"/>
+        <w:pStyle w:val="TableofFigures"/>
         <w:tabs>
           <w:tab w:val="right" w:pos="8494"/>
         </w:tabs>
@@ -2601,7 +2585,7 @@
       <w:hyperlink w:anchor="_Toc137394107" w:history="1">
         <w:r>
           <w:rPr>
-            <w:rStyle w:val="Hyperlinkki"/>
+            <w:rStyle w:val="Hyperlink"/>
             <w:noProof/>
           </w:rPr>
           <w:t>Kuva 3. Esimerkki kuvaotsikon lisäämisestä.</w:t>
@@ -2658,7 +2642,7 @@
     </w:p>
     <w:p>
       <w:pPr>
-        <w:pStyle w:val="Kuvaotsikkoluettelo"/>
+        <w:pStyle w:val="TableofFigures"/>
         <w:tabs>
           <w:tab w:val="right" w:pos="8494"/>
         </w:tabs>
@@ -2672,7 +2656,7 @@
       <w:hyperlink w:anchor="_Toc137394108" w:history="1">
         <w:r>
           <w:rPr>
-            <w:rStyle w:val="Hyperlinkki"/>
+            <w:rStyle w:val="Hyperlink"/>
             <w:noProof/>
           </w:rPr>
           <w:t>Kuva 4. Uuden otsikkolajin lisääminen.</w:t>
@@ -2729,7 +2713,7 @@
     </w:p>
     <w:p>
       <w:pPr>
-        <w:pStyle w:val="Kuvaotsikkoluettelo"/>
+        <w:pStyle w:val="TableofFigures"/>
         <w:tabs>
           <w:tab w:val="right" w:pos="8494"/>
         </w:tabs>
@@ -2743,7 +2727,7 @@
       <w:hyperlink w:anchor="_Toc137394109" w:history="1">
         <w:r>
           <w:rPr>
-            <w:rStyle w:val="Hyperlinkki"/>
+            <w:rStyle w:val="Hyperlink"/>
             <w:noProof/>
           </w:rPr>
           <w:t>Kuva 5. Dokumentin tietojen muokkaus.</w:t>
@@ -2800,7 +2784,7 @@
     </w:p>
     <w:p>
       <w:pPr>
-        <w:pStyle w:val="Kuvaotsikkoluettelo"/>
+        <w:pStyle w:val="TableofFigures"/>
         <w:tabs>
           <w:tab w:val="right" w:pos="8494"/>
         </w:tabs>
@@ -2814,7 +2798,7 @@
       <w:hyperlink w:anchor="_Toc137394110" w:history="1">
         <w:r>
           <w:rPr>
-            <w:rStyle w:val="Hyperlinkki"/>
+            <w:rStyle w:val="Hyperlink"/>
             <w:noProof/>
           </w:rPr>
           <w:t>Kuva 6. Vienti PDF-muotoon.</w:t>
@@ -2871,7 +2855,7 @@
     </w:p>
     <w:p>
       <w:pPr>
-        <w:pStyle w:val="Kuvaotsikkoluettelo"/>
+        <w:pStyle w:val="TableofFigures"/>
         <w:tabs>
           <w:tab w:val="right" w:pos="8494"/>
         </w:tabs>
@@ -2885,7 +2869,7 @@
       <w:hyperlink w:anchor="_Toc137394111" w:history="1">
         <w:r>
           <w:rPr>
-            <w:rStyle w:val="Hyperlinkki"/>
+            <w:rStyle w:val="Hyperlink"/>
             <w:noProof/>
           </w:rPr>
           <w:t>Kuva 7. Muistutus helppokäyttöisyyden tarkistamisesta.</w:t>
@@ -2942,7 +2926,7 @@
     </w:p>
     <w:p>
       <w:pPr>
-        <w:pStyle w:val="Kuvaotsikkoluettelo"/>
+        <w:pStyle w:val="TableofFigures"/>
         <w:tabs>
           <w:tab w:val="right" w:pos="8494"/>
         </w:tabs>
@@ -2956,7 +2940,7 @@
       <w:hyperlink w:anchor="_Toc137394112" w:history="1">
         <w:r>
           <w:rPr>
-            <w:rStyle w:val="Hyperlinkki"/>
+            <w:rStyle w:val="Hyperlink"/>
             <w:noProof/>
           </w:rPr>
           <w:t>Kuva 8. PDF/A-tiedoston asetukset.</w:t>
@@ -3021,7 +3005,6 @@
           <w:sz w:val="22"/>
           <w:szCs w:val="22"/>
         </w:rPr>
-        <w:lastRenderedPageBreak/>
         <w:fldChar w:fldCharType="end"/>
       </w:r>
       <w:r>
@@ -3033,7 +3016,7 @@
     </w:p>
     <w:p>
       <w:pPr>
-        <w:pStyle w:val="Kuvaotsikkoluettelo"/>
+        <w:pStyle w:val="TableofFigures"/>
         <w:tabs>
           <w:tab w:val="right" w:pos="8494"/>
         </w:tabs>
@@ -3062,7 +3045,7 @@
       <w:hyperlink w:anchor="_Toc137394113" w:history="1">
         <w:r>
           <w:rPr>
-            <w:rStyle w:val="Hyperlinkki"/>
+            <w:rStyle w:val="Hyperlink"/>
             <w:noProof/>
           </w:rPr>
           <w:t>Kuvio 1. Esimerkki kuviosta (Lähdeviite).</w:t>
@@ -3133,7 +3116,7 @@
     </w:p>
     <w:p>
       <w:pPr>
-        <w:pStyle w:val="Kuvaotsikkoluettelo"/>
+        <w:pStyle w:val="TableofFigures"/>
         <w:tabs>
           <w:tab w:val="right" w:pos="8494"/>
         </w:tabs>
@@ -3171,7 +3154,7 @@
       <w:hyperlink w:anchor="_Toc137394114" w:history="1">
         <w:r>
           <w:rPr>
-            <w:rStyle w:val="Hyperlinkki"/>
+            <w:rStyle w:val="Hyperlink"/>
             <w:noProof/>
           </w:rPr>
           <w:t>Taulukko 1. Esimerkki taulukosta.</w:t>
@@ -3228,7 +3211,7 @@
     </w:p>
     <w:p>
       <w:pPr>
-        <w:pStyle w:val="Kuvaotsikkoluettelo"/>
+        <w:pStyle w:val="TableofFigures"/>
         <w:tabs>
           <w:tab w:val="right" w:pos="8494"/>
         </w:tabs>
@@ -3256,7 +3239,6 @@
           <w:docPart w:val="EBCC153CAB1B469AB0F8C53A2D61753B"/>
         </w:placeholder>
       </w:sdtPr>
-      <w:sdtEndPr/>
       <w:sdtContent>
         <w:p>
           <w:pPr>
@@ -3546,7 +3528,7 @@
     </w:p>
     <w:p>
       <w:pPr>
-        <w:pStyle w:val="Otsikko1"/>
+        <w:pStyle w:val="Heading1"/>
       </w:pPr>
       <w:bookmarkStart w:id="17" w:name="_Toc210759769"/>
       <w:bookmarkEnd w:id="6"/>
@@ -3594,7 +3576,7 @@
     </w:p>
     <w:p>
       <w:pPr>
-        <w:pStyle w:val="Otsikko2"/>
+        <w:pStyle w:val="Heading2"/>
         <w:numPr>
           <w:ilvl w:val="1"/>
           <w:numId w:val="10"/>
@@ -3603,6 +3585,7 @@
       </w:pPr>
       <w:bookmarkStart w:id="18" w:name="_Toc210759770"/>
       <w:r>
+        <w:lastRenderedPageBreak/>
         <w:t>Tausta ja motivaatio</w:t>
       </w:r>
       <w:bookmarkEnd w:id="18"/>
@@ -3641,7 +3624,7 @@
     </w:p>
     <w:p>
       <w:pPr>
-        <w:pStyle w:val="Otsikko2"/>
+        <w:pStyle w:val="Heading2"/>
         <w:numPr>
           <w:ilvl w:val="1"/>
           <w:numId w:val="10"/>
@@ -3664,7 +3647,6 @@
         <w:pStyle w:val="UnnumberedHeading"/>
       </w:pPr>
       <w:r>
-        <w:lastRenderedPageBreak/>
         <w:t>Numeroimaton alaotsikko</w:t>
       </w:r>
     </w:p>
@@ -3685,7 +3667,7 @@
     </w:p>
     <w:p>
       <w:pPr>
-        <w:pStyle w:val="Otsikko1"/>
+        <w:pStyle w:val="Heading1"/>
       </w:pPr>
       <w:bookmarkStart w:id="20" w:name="_Toc210759772"/>
       <w:bookmarkStart w:id="21" w:name="_Toc237330449"/>
@@ -3753,7 +3735,7 @@
     <w:p/>
     <w:p>
       <w:pPr>
-        <w:pStyle w:val="Otsikko2"/>
+        <w:pStyle w:val="Heading2"/>
       </w:pPr>
       <w:bookmarkStart w:id="30" w:name="_Toc210759773"/>
       <w:r>
@@ -3763,7 +3745,7 @@
     </w:p>
     <w:p>
       <w:pPr>
-        <w:pStyle w:val="Otsikko2"/>
+        <w:pStyle w:val="Heading2"/>
       </w:pPr>
       <w:bookmarkStart w:id="31" w:name="_Toc210759774"/>
       <w:r>
@@ -3773,7 +3755,7 @@
     </w:p>
     <w:p>
       <w:pPr>
-        <w:pStyle w:val="Otsikko1"/>
+        <w:pStyle w:val="Heading1"/>
       </w:pPr>
       <w:bookmarkStart w:id="32" w:name="_Toc210759775"/>
       <w:r>
@@ -3784,7 +3766,7 @@
     </w:p>
     <w:p>
       <w:pPr>
-        <w:pStyle w:val="Otsikko2"/>
+        <w:pStyle w:val="Heading2"/>
         <w:ind w:left="357" w:hanging="357"/>
       </w:pPr>
       <w:bookmarkStart w:id="33" w:name="_Toc210759776"/>
@@ -3795,7 +3777,7 @@
     </w:p>
     <w:p>
       <w:pPr>
-        <w:pStyle w:val="Otsikko2"/>
+        <w:pStyle w:val="Heading2"/>
       </w:pPr>
       <w:bookmarkStart w:id="34" w:name="_Toc210759777"/>
       <w:r>
@@ -3805,7 +3787,7 @@
     </w:p>
     <w:p>
       <w:pPr>
-        <w:pStyle w:val="Otsikko1"/>
+        <w:pStyle w:val="Heading1"/>
       </w:pPr>
       <w:bookmarkStart w:id="35" w:name="_Toc210759778"/>
       <w:r>
@@ -3816,7 +3798,7 @@
     </w:p>
     <w:p>
       <w:pPr>
-        <w:pStyle w:val="Otsikko2"/>
+        <w:pStyle w:val="Heading2"/>
       </w:pPr>
       <w:bookmarkStart w:id="36" w:name="_Toc210759779"/>
       <w:r>
@@ -3826,7 +3808,7 @@
     </w:p>
     <w:p>
       <w:pPr>
-        <w:pStyle w:val="Otsikko2"/>
+        <w:pStyle w:val="Heading2"/>
       </w:pPr>
       <w:bookmarkStart w:id="37" w:name="_Toc210759780"/>
       <w:r>
@@ -3836,7 +3818,7 @@
     </w:p>
     <w:p>
       <w:pPr>
-        <w:pStyle w:val="Otsikko2"/>
+        <w:pStyle w:val="Heading2"/>
       </w:pPr>
       <w:bookmarkStart w:id="38" w:name="_Toc210759781"/>
       <w:r>
@@ -3846,7 +3828,7 @@
     </w:p>
     <w:p>
       <w:pPr>
-        <w:pStyle w:val="Otsikko1"/>
+        <w:pStyle w:val="Heading1"/>
         <w:numPr>
           <w:ilvl w:val="0"/>
           <w:numId w:val="10"/>
@@ -3904,7 +3886,7 @@
     </w:p>
     <w:p>
       <w:pPr>
-        <w:pStyle w:val="Otsikko1"/>
+        <w:pStyle w:val="Heading1"/>
       </w:pPr>
       <w:bookmarkStart w:id="40" w:name="_Toc210759783"/>
       <w:r>
@@ -3915,7 +3897,7 @@
     </w:p>
     <w:p>
       <w:pPr>
-        <w:pStyle w:val="Otsikko1"/>
+        <w:pStyle w:val="Heading1"/>
       </w:pPr>
       <w:bookmarkStart w:id="41" w:name="_Toc210759784"/>
       <w:r>
@@ -4382,7 +4364,7 @@
     </w:p>
     <w:p>
       <w:pPr>
-        <w:pStyle w:val="Kuvaotsikko"/>
+        <w:pStyle w:val="Caption"/>
         <w:ind w:firstLine="360"/>
       </w:pPr>
       <w:bookmarkStart w:id="46" w:name="_Toc137394105"/>
@@ -4436,6 +4418,7 @@
         <w:contextualSpacing/>
       </w:pPr>
       <w:r>
+        <w:lastRenderedPageBreak/>
         <w:t xml:space="preserve">Lopuksi poistetaan itse liitesivu (liiteosa) ja sivun tekstit. Tämä tarkoittaa </w:t>
       </w:r>
       <w:r>
@@ -4651,7 +4634,7 @@
     </w:p>
     <w:p>
       <w:pPr>
-        <w:pStyle w:val="Kuvaotsikko"/>
+        <w:pStyle w:val="Caption"/>
         <w:ind w:firstLine="360"/>
       </w:pPr>
       <w:bookmarkStart w:id="47" w:name="_Toc137394106"/>
@@ -4681,7 +4664,6 @@
         <w:contextualSpacing/>
       </w:pPr>
       <w:r>
-        <w:lastRenderedPageBreak/>
         <w:t>Poista lopuksi poistettavan liitteen tekstit normaalisti (valitsemalla ja poistamalla).</w:t>
       </w:r>
     </w:p>
@@ -4871,17 +4853,7 @@
                       <w:rFonts w:ascii="Cambria Math" w:hAnsi="Cambria Math"/>
                       <w:vertAlign w:val="superscript"/>
                     </w:rPr>
-                    <m:t>-</m:t>
-                  </m:r>
-                  <m:r>
-                    <m:rPr>
-                      <m:sty m:val="p"/>
-                    </m:rPr>
-                    <w:rPr>
-                      <w:rFonts w:ascii="Cambria Math" w:hAnsi="Cambria Math"/>
-                      <w:vertAlign w:val="superscript"/>
-                    </w:rPr>
-                    <m:t>0,00012</m:t>
+                    <m:t>-0,00012</m:t>
                   </m:r>
                   <m:r>
                     <w:rPr>
@@ -5001,6 +4973,7 @@
     </w:p>
     <w:p>
       <w:r>
+        <w:lastRenderedPageBreak/>
         <w:t>EN 1991-1-4. 2019. Rakenteiden lujuus ja vakaus. Rakenteiden kuormat. Suomen rakentamismääräyskokoelma. Helsinki: Ympäristöministeriö.</w:t>
       </w:r>
     </w:p>
@@ -5019,7 +4992,6 @@
     </w:p>
     <w:p>
       <w:r>
-        <w:lastRenderedPageBreak/>
         <w:t>Kuva, kuvio tai taulukko ei saa koskaan aloittaa tai päättää tekstilukua. Sen oikea paikka on lähellä sitä tekstikappaletta, jossa siihen viitataan. Kuvia, kuvioita ja taulukoita ei myöskään pidä sijoittaa useampia peräkkäin, vaan väliin tulisi laittaa ainakin yksi tekstikappale selkiyttämään sisältöä.</w:t>
       </w:r>
     </w:p>
@@ -5077,7 +5049,7 @@
     </w:p>
     <w:p>
       <w:pPr>
-        <w:pStyle w:val="Kuvaotsikko"/>
+        <w:pStyle w:val="Caption"/>
       </w:pPr>
       <w:bookmarkStart w:id="49" w:name="_Toc137394113"/>
       <w:r>
@@ -5111,7 +5083,11 @@
         <w:t>saavutettavuus</w:t>
       </w:r>
       <w:r>
-        <w:t>. Tämä tarkoittaa mm. sitä, että kaikille dokumentin kuville, kuvioille ja taulukoille on lisättävä vaihtoehtoiset tekstit. Katso tarkemmat ohjeet opinnäytetyön raporttipohjan käyttöohjeesta.</w:t>
+        <w:t xml:space="preserve">. Tämä tarkoittaa mm. sitä, että kaikille dokumentin kuville, kuvioille ja taulukoille on </w:t>
+      </w:r>
+      <w:r>
+        <w:lastRenderedPageBreak/>
+        <w:t>lisättävä vaihtoehtoiset tekstit. Katso tarkemmat ohjeet opinnäytetyön raporttipohjan käyttöohjeesta.</w:t>
       </w:r>
     </w:p>
     <w:p>
@@ -5285,7 +5261,6 @@
         <w:rPr>
           <w:noProof/>
         </w:rPr>
-        <w:lastRenderedPageBreak/>
         <w:drawing>
           <wp:inline distT="0" distB="0" distL="0" distR="0" wp14:anchorId="119867A2" wp14:editId="1ECC77B0">
             <wp:extent cx="2782570" cy="1835070"/>
@@ -5335,7 +5310,7 @@
     </w:p>
     <w:p>
       <w:pPr>
-        <w:pStyle w:val="Kuvaotsikko"/>
+        <w:pStyle w:val="Caption"/>
       </w:pPr>
       <w:bookmarkStart w:id="50" w:name="_Toc436943409"/>
       <w:bookmarkStart w:id="51" w:name="_Toc137394107"/>
@@ -5362,6 +5337,7 @@
     <w:p>
       <w:bookmarkStart w:id="52" w:name="_Hlk135822502"/>
       <w:r>
+        <w:lastRenderedPageBreak/>
         <w:t>Kun toimit edellä mainitulla tavalla, kuvat ja kuviot merkitään automaattisesti Kuvan otsikko -tyylillä ja saat ne osaksi Kuvat ja Kuviot -luetteloita, kun luettelot seuraavan kerran päivitetään.</w:t>
       </w:r>
     </w:p>
@@ -5669,7 +5645,7 @@
     </w:p>
     <w:p>
       <w:pPr>
-        <w:pStyle w:val="Kuvaotsikko"/>
+        <w:pStyle w:val="Caption"/>
       </w:pPr>
       <w:bookmarkStart w:id="53" w:name="_Toc137394108"/>
       <w:r>
@@ -5693,6 +5669,7 @@
         <w:pStyle w:val="UnnumberedHeading"/>
       </w:pPr>
       <w:r>
+        <w:lastRenderedPageBreak/>
         <w:t>Taulukon otsikon lisääminen</w:t>
       </w:r>
     </w:p>
@@ -5829,7 +5806,6 @@
           <w:bCs/>
           <w:iCs/>
         </w:rPr>
-        <w:lastRenderedPageBreak/>
         <w:t>Taulukko</w:t>
       </w:r>
       <w:r>
@@ -5853,7 +5829,7 @@
     </w:p>
     <w:p>
       <w:pPr>
-        <w:pStyle w:val="Kuvaotsikko"/>
+        <w:pStyle w:val="Caption"/>
       </w:pPr>
       <w:bookmarkStart w:id="54" w:name="_Toc436943418"/>
       <w:bookmarkStart w:id="55" w:name="_Toc137394114"/>
@@ -5876,7 +5852,7 @@
     </w:p>
     <w:tbl>
       <w:tblPr>
-        <w:tblStyle w:val="Vaaleataulukkoruudukko"/>
+        <w:tblStyle w:val="TableGridLight"/>
         <w:tblpPr w:leftFromText="141" w:rightFromText="141" w:vertAnchor="text" w:tblpY="1"/>
         <w:tblOverlap w:val="never"/>
         <w:tblW w:w="4875" w:type="dxa"/>
@@ -6234,6 +6210,7 @@
           <w:rFonts w:eastAsia="Arial" w:cs="Arial"/>
           <w:bCs/>
         </w:rPr>
+        <w:lastRenderedPageBreak/>
         <w:t>T</w:t>
       </w:r>
       <w:r>
@@ -6267,7 +6244,7 @@
     </w:p>
     <w:tbl>
       <w:tblPr>
-        <w:tblStyle w:val="Vaaleataulukkoruudukko"/>
+        <w:tblStyle w:val="TableGridLight"/>
         <w:tblW w:w="0" w:type="auto"/>
         <w:tblLook w:val="04A0" w:firstRow="1" w:lastRow="0" w:firstColumn="1" w:lastColumn="0" w:noHBand="0" w:noVBand="1"/>
         <w:tblDescription w:val="Esimerkkitaulukon toinen osa"/>
@@ -6837,7 +6814,7 @@
     </w:p>
     <w:p>
       <w:pPr>
-        <w:pStyle w:val="Kuvaotsikko"/>
+        <w:pStyle w:val="Caption"/>
       </w:pPr>
       <w:bookmarkStart w:id="57" w:name="_Toc137394109"/>
       <w:r>
@@ -6861,6 +6838,7 @@
         <w:pStyle w:val="UnnumberedHeading"/>
       </w:pPr>
       <w:r>
+        <w:lastRenderedPageBreak/>
         <w:t>Dokumentin tallennus saavutettavaksi ja arkistoitavaksi PDF/A-tiedostoksi</w:t>
       </w:r>
     </w:p>
@@ -7013,7 +6991,6 @@
           <w:noProof/>
           <w:lang w:eastAsia="fi-FI"/>
         </w:rPr>
-        <w:lastRenderedPageBreak/>
         <w:drawing>
           <wp:inline distT="0" distB="0" distL="0" distR="0" wp14:anchorId="77F57BD8" wp14:editId="1F9D134B">
             <wp:extent cx="3619500" cy="3626653"/>
@@ -7053,7 +7030,7 @@
     </w:p>
     <w:p>
       <w:pPr>
-        <w:pStyle w:val="Kuvaotsikko"/>
+        <w:pStyle w:val="Caption"/>
       </w:pPr>
       <w:bookmarkStart w:id="58" w:name="_Toc59288897"/>
       <w:bookmarkStart w:id="59" w:name="_Toc137394110"/>
@@ -7155,7 +7132,7 @@
     </w:p>
     <w:p>
       <w:pPr>
-        <w:pStyle w:val="Kuvaotsikko"/>
+        <w:pStyle w:val="Caption"/>
       </w:pPr>
       <w:bookmarkStart w:id="60" w:name="_Toc59288898"/>
       <w:bookmarkStart w:id="61" w:name="_Toc137394111"/>
@@ -7187,6 +7164,7 @@
     </w:p>
     <w:p>
       <w:r>
+        <w:lastRenderedPageBreak/>
         <w:t xml:space="preserve">Napsauta tallennusikkunassa </w:t>
       </w:r>
       <w:r>
@@ -7564,7 +7542,6 @@
           <w:noProof/>
           <w:lang w:eastAsia="fi-FI"/>
         </w:rPr>
-        <w:lastRenderedPageBreak/>
         <w:drawing>
           <wp:inline distT="0" distB="0" distL="0" distR="0" wp14:anchorId="4F9932F3" wp14:editId="43446546">
             <wp:extent cx="2397906" cy="3293070"/>
@@ -7617,7 +7594,7 @@
     </w:p>
     <w:p>
       <w:pPr>
-        <w:pStyle w:val="Kuvaotsikko"/>
+        <w:pStyle w:val="Caption"/>
         <w:ind w:left="720"/>
       </w:pPr>
       <w:bookmarkStart w:id="63" w:name="_Toc59288899"/>
@@ -7660,7 +7637,7 @@
     </w:p>
     <w:p>
       <w:pPr>
-        <w:pStyle w:val="Otsikko1"/>
+        <w:pStyle w:val="Heading1"/>
       </w:pPr>
       <w:bookmarkStart w:id="65" w:name="_Toc210759786"/>
       <w:r>
@@ -7701,46 +7678,34 @@
           <w:lang w:val="en-GB"/>
         </w:rPr>
         <w:br/>
-        <w:t>The application was implemented using the Python programming language and the Django framework,</w:t>
-      </w:r>
+        <w:t xml:space="preserve">The application was implemented using the Python programming language and the Django framework, with PostgreSQL as the database. Bootstrap and </w:t>
+      </w:r>
+      <w:proofErr w:type="spellStart"/>
       <w:r>
         <w:rPr>
           <w:lang w:val="en-GB"/>
         </w:rPr>
-        <w:t xml:space="preserve"> with PostgreSQL as the database. Bootstrap and </w:t>
-      </w:r>
-      <w:proofErr w:type="spellStart"/>
+        <w:t>AdminLTE</w:t>
+      </w:r>
+      <w:proofErr w:type="spellEnd"/>
       <w:r>
         <w:rPr>
           <w:lang w:val="en-GB"/>
         </w:rPr>
-        <w:t>AdminLTE</w:t>
-      </w:r>
-      <w:proofErr w:type="spellEnd"/>
+        <w:t xml:space="preserve"> were used for the user interface, and the IOFXML standard was applied for processing the results data. Key functionalities include uploading XML files, storing and searching results, and visualizing performance data, such as pace development (min/km) over time. Data protection was ensured through anonymization features in accordance with GDPR requirements.</w:t>
+      </w:r>
       <w:r>
         <w:rPr>
           <w:lang w:val="en-GB"/>
         </w:rPr>
-        <w:t xml:space="preserve"> were used for the user interface, and the IOFXML standard was applied for processing the results data. Key functionalities include uploading XML files, storing and searching results, and visualizing performance data, such as pace development (min/km) over time. Data protection was ensured through anonymization features in accordance with GDPR requirements.</w:t>
+        <w:br/>
       </w:r>
       <w:r>
         <w:rPr>
           <w:lang w:val="en-GB"/>
         </w:rPr>
         <w:br/>
-      </w:r>
-      <w:r>
-        <w:rPr>
-          <w:lang w:val="en-GB"/>
-        </w:rPr>
-        <w:br/>
-        <w:t xml:space="preserve">As a result, a functional prototype was created that allows importing, browsing, and comparing </w:t>
-      </w:r>
-      <w:r>
-        <w:rPr>
-          <w:lang w:val="en-GB"/>
-        </w:rPr>
-        <w:t>orienteering results. The application provides a foundation for further development, including support for new file formats, advanced analytics tools, and potential commercialization as a SaaS product. The work demonstrated that a centralized result management solution can improve data accessibility and reduce manual workload in the field of orienteering.</w:t>
+        <w:t>As a result, a functional prototype was created that allows importing, browsing, and comparing orienteering results. The application provides a foundation for further development, including support for new file formats, advanced analytics tools, and potential commercialization as a SaaS product. The work demonstrated that a centralized result management solution can improve data accessibility and reduce manual workload in the field of orienteering.</w:t>
       </w:r>
       <w:r>
         <w:rPr>
@@ -7827,7 +7792,7 @@
 <w:ftr xmlns:wpc="http://schemas.microsoft.com/office/word/2010/wordprocessingCanvas" xmlns:cx="http://schemas.microsoft.com/office/drawing/2014/chartex" xmlns:cx1="http://schemas.microsoft.com/office/drawing/2015/9/8/chartex" xmlns:cx2="http://schemas.microsoft.com/office/drawing/2015/10/21/chartex" xmlns:cx3="http://schemas.microsoft.com/office/drawing/2016/5/9/chartex" xmlns:cx4="http://schemas.microsoft.com/office/drawing/2016/5/10/chartex" xmlns:cx5="http://schemas.microsoft.com/office/drawing/2016/5/11/chartex" xmlns:cx6="http://schemas.microsoft.com/office/drawing/2016/5/12/chartex" xmlns:cx7="http://schemas.microsoft.com/office/drawing/2016/5/13/chartex" xmlns:cx8="http://schemas.microsoft.com/office/drawing/2016/5/14/chartex" xmlns:mc="http://schemas.openxmlformats.org/markup-compatibility/2006" xmlns:aink="http://schemas.microsoft.com/office/drawing/2016/ink" xmlns:am3d="http://schemas.microsoft.com/office/drawing/2017/model3d" xmlns:o="urn:schemas-microsoft-com:office:office" xmlns:oel="http://schemas.microsoft.com/office/2019/extlst" xmlns:r="http://schemas.openxmlformats.org/officeDocument/2006/relationships" xmlns:m="http://schemas.openxmlformats.org/officeDocument/2006/math" xmlns:v="urn:schemas-microsoft-com:vml" xmlns:wp14="http://schemas.microsoft.com/office/word/2010/wordprocessingDrawing" xmlns:wp="http://schemas.openxmlformats.org/drawingml/2006/wordprocessingDrawing" xmlns:w10="urn:schemas-microsoft-com:office:word" xmlns:w="http://schemas.openxmlformats.org/wordprocessingml/2006/main" xmlns:w14="http://schemas.microsoft.com/office/word/2010/wordml" xmlns:w15="http://schemas.microsoft.com/office/word/2012/wordml" xmlns:w16cex="http://schemas.microsoft.com/office/word/2018/wordml/cex" xmlns:w16cid="http://schemas.microsoft.com/office/word/2016/wordml/cid" xmlns:w16="http://schemas.microsoft.com/office/word/2018/wordml" xmlns:w16du="http://schemas.microsoft.com/office/word/2023/wordml/word16du" xmlns:w16sdtdh="http://schemas.microsoft.com/office/word/2020/wordml/sdtdatahash" xmlns:w16sdtfl="http://schemas.microsoft.com/office/word/2024/wordml/sdtformatlock" xmlns:w16se="http://schemas.microsoft.com/office/word/2015/wordml/symex" xmlns:wpg="http://schemas.microsoft.com/office/word/2010/wordprocessingGroup" xmlns:wpi="http://schemas.microsoft.com/office/word/2010/wordprocessingInk" xmlns:wne="http://schemas.microsoft.com/office/word/2006/wordml" xmlns:wps="http://schemas.microsoft.com/office/word/2010/wordprocessingShape" mc:Ignorable="w14 w15 w16se w16cid w16 w16cex w16sdtdh w16sdtfl w16du wp14">
   <w:p>
     <w:pPr>
-      <w:pStyle w:val="Alatunniste"/>
+      <w:pStyle w:val="Footer"/>
       <w:tabs>
         <w:tab w:val="left" w:pos="6804"/>
       </w:tabs>
@@ -7839,7 +7804,6 @@
         <w:lock w:val="contentLocked"/>
         <w:text/>
       </w:sdtPr>
-      <w:sdtEndPr/>
       <w:sdtContent>
         <w:r>
           <w:t>T</w:t>
@@ -7899,42 +7863,42 @@
     </w:sdtPr>
     <w:sdtEndPr>
       <w:rPr>
-        <w:rStyle w:val="Sivunumero"/>
+        <w:rStyle w:val="PageNumber"/>
       </w:rPr>
     </w:sdtEndPr>
     <w:sdtContent>
       <w:p>
         <w:pPr>
-          <w:pStyle w:val="Yltunniste"/>
+          <w:pStyle w:val="Header"/>
         </w:pPr>
         <w:r>
           <w:rPr>
-            <w:rStyle w:val="Sivunumero"/>
+            <w:rStyle w:val="PageNumber"/>
           </w:rPr>
           <w:fldChar w:fldCharType="begin"/>
         </w:r>
         <w:r>
           <w:rPr>
-            <w:rStyle w:val="Sivunumero"/>
+            <w:rStyle w:val="PageNumber"/>
           </w:rPr>
           <w:instrText>PAGE   \* MERGEFORMAT</w:instrText>
         </w:r>
         <w:r>
           <w:rPr>
-            <w:rStyle w:val="Sivunumero"/>
+            <w:rStyle w:val="PageNumber"/>
           </w:rPr>
           <w:fldChar w:fldCharType="separate"/>
         </w:r>
         <w:r>
           <w:rPr>
-            <w:rStyle w:val="Sivunumero"/>
+            <w:rStyle w:val="PageNumber"/>
             <w:noProof/>
           </w:rPr>
           <w:t>11</w:t>
         </w:r>
         <w:r>
           <w:rPr>
-            <w:rStyle w:val="Sivunumero"/>
+            <w:rStyle w:val="PageNumber"/>
           </w:rPr>
           <w:fldChar w:fldCharType="end"/>
         </w:r>
@@ -7948,7 +7912,7 @@
 <w:hdr xmlns:wpc="http://schemas.microsoft.com/office/word/2010/wordprocessingCanvas" xmlns:cx="http://schemas.microsoft.com/office/drawing/2014/chartex" xmlns:cx1="http://schemas.microsoft.com/office/drawing/2015/9/8/chartex" xmlns:cx2="http://schemas.microsoft.com/office/drawing/2015/10/21/chartex" xmlns:cx3="http://schemas.microsoft.com/office/drawing/2016/5/9/chartex" xmlns:cx4="http://schemas.microsoft.com/office/drawing/2016/5/10/chartex" xmlns:cx5="http://schemas.microsoft.com/office/drawing/2016/5/11/chartex" xmlns:cx6="http://schemas.microsoft.com/office/drawing/2016/5/12/chartex" xmlns:cx7="http://schemas.microsoft.com/office/drawing/2016/5/13/chartex" xmlns:cx8="http://schemas.microsoft.com/office/drawing/2016/5/14/chartex" xmlns:mc="http://schemas.openxmlformats.org/markup-compatibility/2006" xmlns:aink="http://schemas.microsoft.com/office/drawing/2016/ink" xmlns:am3d="http://schemas.microsoft.com/office/drawing/2017/model3d" xmlns:o="urn:schemas-microsoft-com:office:office" xmlns:oel="http://schemas.microsoft.com/office/2019/extlst" xmlns:r="http://schemas.openxmlformats.org/officeDocument/2006/relationships" xmlns:m="http://schemas.openxmlformats.org/officeDocument/2006/math" xmlns:v="urn:schemas-microsoft-com:vml" xmlns:wp14="http://schemas.microsoft.com/office/word/2010/wordprocessingDrawing" xmlns:wp="http://schemas.openxmlformats.org/drawingml/2006/wordprocessingDrawing" xmlns:w10="urn:schemas-microsoft-com:office:word" xmlns:w="http://schemas.openxmlformats.org/wordprocessingml/2006/main" xmlns:w14="http://schemas.microsoft.com/office/word/2010/wordml" xmlns:w15="http://schemas.microsoft.com/office/word/2012/wordml" xmlns:w16cex="http://schemas.microsoft.com/office/word/2018/wordml/cex" xmlns:w16cid="http://schemas.microsoft.com/office/word/2016/wordml/cid" xmlns:w16="http://schemas.microsoft.com/office/word/2018/wordml" xmlns:w16du="http://schemas.microsoft.com/office/word/2023/wordml/word16du" xmlns:w16sdtdh="http://schemas.microsoft.com/office/word/2020/wordml/sdtdatahash" xmlns:w16sdtfl="http://schemas.microsoft.com/office/word/2024/wordml/sdtformatlock" xmlns:w16se="http://schemas.microsoft.com/office/word/2015/wordml/symex" xmlns:wpg="http://schemas.microsoft.com/office/word/2010/wordprocessingGroup" xmlns:wpi="http://schemas.microsoft.com/office/word/2010/wordprocessingInk" xmlns:wne="http://schemas.microsoft.com/office/word/2006/wordml" xmlns:wps="http://schemas.microsoft.com/office/word/2010/wordprocessingShape" mc:Ignorable="w14 w15 w16se w16cid w16 w16cex w16sdtdh w16sdtfl w16du wp14">
   <w:p>
     <w:pPr>
-      <w:pStyle w:val="Yltunniste"/>
+      <w:pStyle w:val="Header"/>
       <w:tabs>
         <w:tab w:val="right" w:pos="8505"/>
       </w:tabs>
@@ -7964,13 +7928,13 @@
       </w:sdtPr>
       <w:sdtEndPr>
         <w:rPr>
-          <w:rStyle w:val="Sivunumero"/>
+          <w:rStyle w:val="PageNumber"/>
         </w:rPr>
       </w:sdtEndPr>
       <w:sdtContent>
         <w:r>
           <w:rPr>
-            <w:rStyle w:val="Sivunumero"/>
+            <w:rStyle w:val="PageNumber"/>
           </w:rPr>
           <w:t>Liite</w:t>
         </w:r>
@@ -7978,56 +7942,56 @@
     </w:sdt>
     <w:r>
       <w:rPr>
-        <w:rStyle w:val="Sivunumero"/>
+        <w:rStyle w:val="PageNumber"/>
       </w:rPr>
       <w:t xml:space="preserve"> </w:t>
     </w:r>
     <w:r>
       <w:rPr>
-        <w:rStyle w:val="Sivunumero"/>
+        <w:rStyle w:val="PageNumber"/>
       </w:rPr>
       <w:t>1</w:t>
     </w:r>
     <w:r>
       <w:rPr>
-        <w:rStyle w:val="Sivunumero"/>
+        <w:rStyle w:val="PageNumber"/>
       </w:rPr>
       <w:tab/>
     </w:r>
     <w:r>
       <w:rPr>
-        <w:rStyle w:val="Sivunumero"/>
+        <w:rStyle w:val="PageNumber"/>
       </w:rPr>
       <w:tab/>
     </w:r>
     <w:r>
       <w:rPr>
-        <w:rStyle w:val="Sivunumero"/>
+        <w:rStyle w:val="PageNumber"/>
       </w:rPr>
       <w:fldChar w:fldCharType="begin"/>
     </w:r>
     <w:r>
       <w:rPr>
-        <w:rStyle w:val="Sivunumero"/>
+        <w:rStyle w:val="PageNumber"/>
       </w:rPr>
       <w:instrText xml:space="preserve"> PAGE  \* Arabic  \* MERGEFORMAT </w:instrText>
     </w:r>
     <w:r>
       <w:rPr>
-        <w:rStyle w:val="Sivunumero"/>
+        <w:rStyle w:val="PageNumber"/>
       </w:rPr>
       <w:fldChar w:fldCharType="separate"/>
     </w:r>
     <w:r>
       <w:rPr>
-        <w:rStyle w:val="Sivunumero"/>
+        <w:rStyle w:val="PageNumber"/>
         <w:noProof/>
       </w:rPr>
       <w:t>13</w:t>
     </w:r>
     <w:r>
       <w:rPr>
-        <w:rStyle w:val="Sivunumero"/>
+        <w:rStyle w:val="PageNumber"/>
       </w:rPr>
       <w:fldChar w:fldCharType="end"/>
     </w:r>
@@ -8039,7 +8003,7 @@
 <w:hdr xmlns:wpc="http://schemas.microsoft.com/office/word/2010/wordprocessingCanvas" xmlns:cx="http://schemas.microsoft.com/office/drawing/2014/chartex" xmlns:cx1="http://schemas.microsoft.com/office/drawing/2015/9/8/chartex" xmlns:cx2="http://schemas.microsoft.com/office/drawing/2015/10/21/chartex" xmlns:cx3="http://schemas.microsoft.com/office/drawing/2016/5/9/chartex" xmlns:cx4="http://schemas.microsoft.com/office/drawing/2016/5/10/chartex" xmlns:cx5="http://schemas.microsoft.com/office/drawing/2016/5/11/chartex" xmlns:cx6="http://schemas.microsoft.com/office/drawing/2016/5/12/chartex" xmlns:cx7="http://schemas.microsoft.com/office/drawing/2016/5/13/chartex" xmlns:cx8="http://schemas.microsoft.com/office/drawing/2016/5/14/chartex" xmlns:mc="http://schemas.openxmlformats.org/markup-compatibility/2006" xmlns:aink="http://schemas.microsoft.com/office/drawing/2016/ink" xmlns:am3d="http://schemas.microsoft.com/office/drawing/2017/model3d" xmlns:o="urn:schemas-microsoft-com:office:office" xmlns:oel="http://schemas.microsoft.com/office/2019/extlst" xmlns:r="http://schemas.openxmlformats.org/officeDocument/2006/relationships" xmlns:m="http://schemas.openxmlformats.org/officeDocument/2006/math" xmlns:v="urn:schemas-microsoft-com:vml" xmlns:wp14="http://schemas.microsoft.com/office/word/2010/wordprocessingDrawing" xmlns:wp="http://schemas.openxmlformats.org/drawingml/2006/wordprocessingDrawing" xmlns:w10="urn:schemas-microsoft-com:office:word" xmlns:w="http://schemas.openxmlformats.org/wordprocessingml/2006/main" xmlns:w14="http://schemas.microsoft.com/office/word/2010/wordml" xmlns:w15="http://schemas.microsoft.com/office/word/2012/wordml" xmlns:w16cex="http://schemas.microsoft.com/office/word/2018/wordml/cex" xmlns:w16cid="http://schemas.microsoft.com/office/word/2016/wordml/cid" xmlns:w16="http://schemas.microsoft.com/office/word/2018/wordml" xmlns:w16du="http://schemas.microsoft.com/office/word/2023/wordml/word16du" xmlns:w16sdtdh="http://schemas.microsoft.com/office/word/2020/wordml/sdtdatahash" xmlns:w16sdtfl="http://schemas.microsoft.com/office/word/2024/wordml/sdtformatlock" xmlns:w16se="http://schemas.microsoft.com/office/word/2015/wordml/symex" xmlns:wpg="http://schemas.microsoft.com/office/word/2010/wordprocessingGroup" xmlns:wpi="http://schemas.microsoft.com/office/word/2010/wordprocessingInk" xmlns:wne="http://schemas.microsoft.com/office/word/2006/wordml" xmlns:wps="http://schemas.microsoft.com/office/word/2010/wordprocessingShape" mc:Ignorable="w14 w15 w16se w16cid w16 w16cex w16sdtdh w16sdtfl w16du wp14">
   <w:p>
     <w:pPr>
-      <w:pStyle w:val="Yltunniste"/>
+      <w:pStyle w:val="Header"/>
       <w:tabs>
         <w:tab w:val="right" w:pos="8505"/>
       </w:tabs>
@@ -8055,13 +8019,13 @@
       </w:sdtPr>
       <w:sdtEndPr>
         <w:rPr>
-          <w:rStyle w:val="Sivunumero"/>
+          <w:rStyle w:val="PageNumber"/>
         </w:rPr>
       </w:sdtEndPr>
       <w:sdtContent>
         <w:r>
           <w:rPr>
-            <w:rStyle w:val="Sivunumero"/>
+            <w:rStyle w:val="PageNumber"/>
           </w:rPr>
           <w:t>Liite</w:t>
         </w:r>
@@ -8069,50 +8033,50 @@
     </w:sdt>
     <w:r>
       <w:rPr>
-        <w:rStyle w:val="Sivunumero"/>
+        <w:rStyle w:val="PageNumber"/>
       </w:rPr>
       <w:t xml:space="preserve"> 2</w:t>
     </w:r>
     <w:r>
       <w:rPr>
-        <w:rStyle w:val="Sivunumero"/>
+        <w:rStyle w:val="PageNumber"/>
       </w:rPr>
       <w:tab/>
     </w:r>
     <w:r>
       <w:rPr>
-        <w:rStyle w:val="Sivunumero"/>
+        <w:rStyle w:val="PageNumber"/>
       </w:rPr>
       <w:tab/>
     </w:r>
     <w:r>
       <w:rPr>
-        <w:rStyle w:val="Sivunumero"/>
+        <w:rStyle w:val="PageNumber"/>
       </w:rPr>
       <w:fldChar w:fldCharType="begin"/>
     </w:r>
     <w:r>
       <w:rPr>
-        <w:rStyle w:val="Sivunumero"/>
+        <w:rStyle w:val="PageNumber"/>
       </w:rPr>
       <w:instrText xml:space="preserve"> PAGE  \* Arabic  \* MERGEFORMAT </w:instrText>
     </w:r>
     <w:r>
       <w:rPr>
-        <w:rStyle w:val="Sivunumero"/>
+        <w:rStyle w:val="PageNumber"/>
       </w:rPr>
       <w:fldChar w:fldCharType="separate"/>
     </w:r>
     <w:r>
       <w:rPr>
-        <w:rStyle w:val="Sivunumero"/>
+        <w:rStyle w:val="PageNumber"/>
         <w:noProof/>
       </w:rPr>
       <w:t>18</w:t>
     </w:r>
     <w:r>
       <w:rPr>
-        <w:rStyle w:val="Sivunumero"/>
+        <w:rStyle w:val="PageNumber"/>
       </w:rPr>
       <w:fldChar w:fldCharType="end"/>
     </w:r>
@@ -8124,7 +8088,7 @@
 <w:hdr xmlns:wpc="http://schemas.microsoft.com/office/word/2010/wordprocessingCanvas" xmlns:cx="http://schemas.microsoft.com/office/drawing/2014/chartex" xmlns:cx1="http://schemas.microsoft.com/office/drawing/2015/9/8/chartex" xmlns:cx2="http://schemas.microsoft.com/office/drawing/2015/10/21/chartex" xmlns:cx3="http://schemas.microsoft.com/office/drawing/2016/5/9/chartex" xmlns:cx4="http://schemas.microsoft.com/office/drawing/2016/5/10/chartex" xmlns:cx5="http://schemas.microsoft.com/office/drawing/2016/5/11/chartex" xmlns:cx6="http://schemas.microsoft.com/office/drawing/2016/5/12/chartex" xmlns:cx7="http://schemas.microsoft.com/office/drawing/2016/5/13/chartex" xmlns:cx8="http://schemas.microsoft.com/office/drawing/2016/5/14/chartex" xmlns:mc="http://schemas.openxmlformats.org/markup-compatibility/2006" xmlns:aink="http://schemas.microsoft.com/office/drawing/2016/ink" xmlns:am3d="http://schemas.microsoft.com/office/drawing/2017/model3d" xmlns:o="urn:schemas-microsoft-com:office:office" xmlns:oel="http://schemas.microsoft.com/office/2019/extlst" xmlns:r="http://schemas.openxmlformats.org/officeDocument/2006/relationships" xmlns:m="http://schemas.openxmlformats.org/officeDocument/2006/math" xmlns:v="urn:schemas-microsoft-com:vml" xmlns:wp14="http://schemas.microsoft.com/office/word/2010/wordprocessingDrawing" xmlns:wp="http://schemas.openxmlformats.org/drawingml/2006/wordprocessingDrawing" xmlns:w10="urn:schemas-microsoft-com:office:word" xmlns:w="http://schemas.openxmlformats.org/wordprocessingml/2006/main" xmlns:w14="http://schemas.microsoft.com/office/word/2010/wordml" xmlns:w15="http://schemas.microsoft.com/office/word/2012/wordml" xmlns:w16cex="http://schemas.microsoft.com/office/word/2018/wordml/cex" xmlns:w16cid="http://schemas.microsoft.com/office/word/2016/wordml/cid" xmlns:w16="http://schemas.microsoft.com/office/word/2018/wordml" xmlns:w16du="http://schemas.microsoft.com/office/word/2023/wordml/word16du" xmlns:w16sdtdh="http://schemas.microsoft.com/office/word/2020/wordml/sdtdatahash" xmlns:w16sdtfl="http://schemas.microsoft.com/office/word/2024/wordml/sdtformatlock" xmlns:w16se="http://schemas.microsoft.com/office/word/2015/wordml/symex" xmlns:wpg="http://schemas.microsoft.com/office/word/2010/wordprocessingGroup" xmlns:wpi="http://schemas.microsoft.com/office/word/2010/wordprocessingInk" xmlns:wne="http://schemas.microsoft.com/office/word/2006/wordml" xmlns:wps="http://schemas.microsoft.com/office/word/2010/wordprocessingShape" mc:Ignorable="w14 w15 w16se w16cid w16 w16cex w16sdtdh w16sdtfl w16du wp14">
   <w:p>
     <w:pPr>
-      <w:pStyle w:val="Yltunniste"/>
+      <w:pStyle w:val="Header"/>
       <w:tabs>
         <w:tab w:val="right" w:pos="8505"/>
       </w:tabs>
@@ -8140,13 +8104,13 @@
       </w:sdtPr>
       <w:sdtEndPr>
         <w:rPr>
-          <w:rStyle w:val="Sivunumero"/>
+          <w:rStyle w:val="PageNumber"/>
         </w:rPr>
       </w:sdtEndPr>
       <w:sdtContent>
         <w:r>
           <w:rPr>
-            <w:rStyle w:val="Sivunumero"/>
+            <w:rStyle w:val="PageNumber"/>
           </w:rPr>
           <w:t>Liite</w:t>
         </w:r>
@@ -8154,50 +8118,50 @@
     </w:sdt>
     <w:r>
       <w:rPr>
-        <w:rStyle w:val="Sivunumero"/>
+        <w:rStyle w:val="PageNumber"/>
       </w:rPr>
       <w:t xml:space="preserve"> 3</w:t>
     </w:r>
     <w:r>
       <w:rPr>
-        <w:rStyle w:val="Sivunumero"/>
+        <w:rStyle w:val="PageNumber"/>
       </w:rPr>
       <w:tab/>
     </w:r>
     <w:r>
       <w:rPr>
-        <w:rStyle w:val="Sivunumero"/>
+        <w:rStyle w:val="PageNumber"/>
       </w:rPr>
       <w:tab/>
     </w:r>
     <w:r>
       <w:rPr>
-        <w:rStyle w:val="Sivunumero"/>
+        <w:rStyle w:val="PageNumber"/>
       </w:rPr>
       <w:fldChar w:fldCharType="begin"/>
     </w:r>
     <w:r>
       <w:rPr>
-        <w:rStyle w:val="Sivunumero"/>
+        <w:rStyle w:val="PageNumber"/>
       </w:rPr>
       <w:instrText xml:space="preserve"> PAGE  \* Arabic  \* MERGEFORMAT </w:instrText>
     </w:r>
     <w:r>
       <w:rPr>
-        <w:rStyle w:val="Sivunumero"/>
+        <w:rStyle w:val="PageNumber"/>
       </w:rPr>
       <w:fldChar w:fldCharType="separate"/>
     </w:r>
     <w:r>
       <w:rPr>
-        <w:rStyle w:val="Sivunumero"/>
+        <w:rStyle w:val="PageNumber"/>
         <w:noProof/>
       </w:rPr>
       <w:t>20</w:t>
     </w:r>
     <w:r>
       <w:rPr>
-        <w:rStyle w:val="Sivunumero"/>
+        <w:rStyle w:val="PageNumber"/>
       </w:rPr>
       <w:fldChar w:fldCharType="end"/>
     </w:r>
@@ -8253,7 +8217,7 @@
     <w:lvl w:ilvl="3">
       <w:start w:val="1"/>
       <w:numFmt w:val="decimal"/>
-      <w:pStyle w:val="Otsikko4"/>
+      <w:pStyle w:val="Heading4"/>
       <w:lvlText w:val="%1.%2.%3.%4"/>
       <w:lvlJc w:val="left"/>
       <w:pPr>
@@ -8266,7 +8230,7 @@
     <w:lvl w:ilvl="4">
       <w:start w:val="1"/>
       <w:numFmt w:val="decimal"/>
-      <w:pStyle w:val="Otsikko5"/>
+      <w:pStyle w:val="Heading5"/>
       <w:lvlText w:val="%1.%2.%3.%4.%5"/>
       <w:lvlJc w:val="left"/>
       <w:pPr>
@@ -8279,7 +8243,7 @@
     <w:lvl w:ilvl="5">
       <w:start w:val="1"/>
       <w:numFmt w:val="decimal"/>
-      <w:pStyle w:val="Otsikko6"/>
+      <w:pStyle w:val="Heading6"/>
       <w:lvlText w:val="%1.%2.%3.%4.%5.%6"/>
       <w:lvlJc w:val="left"/>
       <w:pPr>
@@ -8292,7 +8256,7 @@
     <w:lvl w:ilvl="6">
       <w:start w:val="1"/>
       <w:numFmt w:val="decimal"/>
-      <w:pStyle w:val="Otsikko7"/>
+      <w:pStyle w:val="Heading7"/>
       <w:lvlText w:val="%1.%2.%3.%4.%5.%6.%7"/>
       <w:lvlJc w:val="left"/>
       <w:pPr>
@@ -8305,7 +8269,7 @@
     <w:lvl w:ilvl="7">
       <w:start w:val="1"/>
       <w:numFmt w:val="decimal"/>
-      <w:pStyle w:val="Otsikko8"/>
+      <w:pStyle w:val="Heading8"/>
       <w:lvlText w:val="%1.%2.%3.%4.%5.%6.%7.%8"/>
       <w:lvlJc w:val="left"/>
       <w:pPr>
@@ -8318,7 +8282,7 @@
     <w:lvl w:ilvl="8">
       <w:start w:val="1"/>
       <w:numFmt w:val="decimal"/>
-      <w:pStyle w:val="Otsikko9"/>
+      <w:pStyle w:val="Heading9"/>
       <w:lvlText w:val="%1.%2.%3.%4.%5.%6.%7.%8.%9"/>
       <w:lvlJc w:val="left"/>
       <w:pPr>
@@ -8450,7 +8414,7 @@
     <w:lvl w:ilvl="0">
       <w:start w:val="1"/>
       <w:numFmt w:val="decimal"/>
-      <w:pStyle w:val="Otsikko1"/>
+      <w:pStyle w:val="Heading1"/>
       <w:suff w:val="space"/>
       <w:lvlText w:val="%1"/>
       <w:lvlJc w:val="left"/>
@@ -8465,7 +8429,7 @@
     <w:lvl w:ilvl="1">
       <w:start w:val="1"/>
       <w:numFmt w:val="decimal"/>
-      <w:pStyle w:val="Otsikko2"/>
+      <w:pStyle w:val="Heading2"/>
       <w:suff w:val="space"/>
       <w:lvlText w:val="%1.%2"/>
       <w:lvlJc w:val="left"/>
@@ -8479,7 +8443,7 @@
     <w:lvl w:ilvl="2">
       <w:start w:val="1"/>
       <w:numFmt w:val="decimal"/>
-      <w:pStyle w:val="Otsikko3"/>
+      <w:pStyle w:val="Heading3"/>
       <w:suff w:val="space"/>
       <w:lvlText w:val="%1.%2.%3"/>
       <w:lvlJc w:val="left"/>
@@ -9129,7 +9093,7 @@
     <w:lvl w:ilvl="0" w:tplc="DEC23AE6">
       <w:start w:val="1"/>
       <w:numFmt w:val="bullet"/>
-      <w:pStyle w:val="Luettelokappale"/>
+      <w:pStyle w:val="ListParagraph"/>
       <w:lvlText w:val=""/>
       <w:lvlJc w:val="left"/>
       <w:pPr>
@@ -11102,7 +11066,7 @@
     <w:lsdException w:name="Unresolved Mention" w:semiHidden="1" w:unhideWhenUsed="1"/>
     <w:lsdException w:name="Smart Link" w:semiHidden="1" w:unhideWhenUsed="1"/>
   </w:latentStyles>
-  <w:style w:type="paragraph" w:default="1" w:styleId="Normaali">
+  <w:style w:type="paragraph" w:default="1" w:styleId="Normal">
     <w:name w:val="Normal"/>
     <w:qFormat/>
     <w:rsid w:val="00F66CF7"/>
@@ -11114,12 +11078,12 @@
       <w:sz w:val="24"/>
     </w:rPr>
   </w:style>
-  <w:style w:type="paragraph" w:styleId="Otsikko1">
+  <w:style w:type="paragraph" w:styleId="Heading1">
     <w:name w:val="heading 1"/>
     <w:aliases w:val="1 Otsikko"/>
-    <w:basedOn w:val="Normaali"/>
-    <w:next w:val="Normaali"/>
-    <w:link w:val="Otsikko1Char"/>
+    <w:basedOn w:val="Normal"/>
+    <w:next w:val="Normal"/>
+    <w:link w:val="Heading1Char"/>
     <w:uiPriority w:val="9"/>
     <w:qFormat/>
     <w:rsid w:val="00F66CF7"/>
@@ -11143,12 +11107,12 @@
       <w:szCs w:val="28"/>
     </w:rPr>
   </w:style>
-  <w:style w:type="paragraph" w:styleId="Otsikko2">
+  <w:style w:type="paragraph" w:styleId="Heading2">
     <w:name w:val="heading 2"/>
     <w:aliases w:val="1.1 Otsikko"/>
-    <w:basedOn w:val="Normaali"/>
-    <w:next w:val="Normaali"/>
-    <w:link w:val="Otsikko2Char"/>
+    <w:basedOn w:val="Normal"/>
+    <w:next w:val="Normal"/>
+    <w:link w:val="Heading2Char"/>
     <w:uiPriority w:val="9"/>
     <w:qFormat/>
     <w:rsid w:val="00F66CF7"/>
@@ -11170,12 +11134,12 @@
       <w:szCs w:val="26"/>
     </w:rPr>
   </w:style>
-  <w:style w:type="paragraph" w:styleId="Otsikko3">
+  <w:style w:type="paragraph" w:styleId="Heading3">
     <w:name w:val="heading 3"/>
     <w:aliases w:val="1.1.1 Otsikko"/>
-    <w:basedOn w:val="Otsikko2"/>
-    <w:next w:val="Normaali"/>
-    <w:link w:val="Otsikko3Char"/>
+    <w:basedOn w:val="Heading2"/>
+    <w:next w:val="Normal"/>
+    <w:link w:val="Heading3Char"/>
     <w:uiPriority w:val="9"/>
     <w:qFormat/>
     <w:rsid w:val="00625B95"/>
@@ -11190,12 +11154,12 @@
       <w:rFonts w:cstheme="majorHAnsi"/>
     </w:rPr>
   </w:style>
-  <w:style w:type="paragraph" w:styleId="Otsikko4">
+  <w:style w:type="paragraph" w:styleId="Heading4">
     <w:name w:val="heading 4"/>
     <w:aliases w:val="1.1.1.1 Otsikko"/>
-    <w:basedOn w:val="Normaali"/>
-    <w:next w:val="Normaali"/>
-    <w:link w:val="Otsikko4Char"/>
+    <w:basedOn w:val="Normal"/>
+    <w:next w:val="Normal"/>
+    <w:link w:val="Heading4Char"/>
     <w:uiPriority w:val="9"/>
     <w:semiHidden/>
     <w:rsid w:val="00625B95"/>
@@ -11215,12 +11179,12 @@
       <w:iCs/>
     </w:rPr>
   </w:style>
-  <w:style w:type="paragraph" w:styleId="Otsikko5">
+  <w:style w:type="paragraph" w:styleId="Heading5">
     <w:name w:val="heading 5"/>
     <w:aliases w:val="1.1.1.1.1 Otsikko"/>
-    <w:basedOn w:val="Otsikko4"/>
-    <w:next w:val="Normaali"/>
-    <w:link w:val="Otsikko5Char"/>
+    <w:basedOn w:val="Heading4"/>
+    <w:next w:val="Normal"/>
+    <w:link w:val="Heading5Char"/>
     <w:uiPriority w:val="9"/>
     <w:semiHidden/>
     <w:rsid w:val="00625B95"/>
@@ -11231,11 +11195,11 @@
       <w:outlineLvl w:val="4"/>
     </w:pPr>
   </w:style>
-  <w:style w:type="paragraph" w:styleId="Otsikko6">
+  <w:style w:type="paragraph" w:styleId="Heading6">
     <w:name w:val="heading 6"/>
-    <w:basedOn w:val="Normaali"/>
-    <w:next w:val="Normaali"/>
-    <w:link w:val="Otsikko6Char"/>
+    <w:basedOn w:val="Normal"/>
+    <w:next w:val="Normal"/>
+    <w:link w:val="Heading6Char"/>
     <w:uiPriority w:val="9"/>
     <w:semiHidden/>
     <w:rsid w:val="00625B95"/>
@@ -11256,11 +11220,11 @@
       <w:color w:val="243F60" w:themeColor="accent1" w:themeShade="7F"/>
     </w:rPr>
   </w:style>
-  <w:style w:type="paragraph" w:styleId="Otsikko7">
+  <w:style w:type="paragraph" w:styleId="Heading7">
     <w:name w:val="heading 7"/>
-    <w:basedOn w:val="Normaali"/>
-    <w:next w:val="Normaali"/>
-    <w:link w:val="Otsikko7Char"/>
+    <w:basedOn w:val="Normal"/>
+    <w:next w:val="Normal"/>
+    <w:link w:val="Heading7Char"/>
     <w:uiPriority w:val="9"/>
     <w:semiHidden/>
     <w:qFormat/>
@@ -11282,11 +11246,11 @@
       <w:color w:val="404040" w:themeColor="text1" w:themeTint="BF"/>
     </w:rPr>
   </w:style>
-  <w:style w:type="paragraph" w:styleId="Otsikko8">
+  <w:style w:type="paragraph" w:styleId="Heading8">
     <w:name w:val="heading 8"/>
-    <w:basedOn w:val="Normaali"/>
-    <w:next w:val="Normaali"/>
-    <w:link w:val="Otsikko8Char"/>
+    <w:basedOn w:val="Normal"/>
+    <w:next w:val="Normal"/>
+    <w:link w:val="Heading8Char"/>
     <w:uiPriority w:val="9"/>
     <w:semiHidden/>
     <w:qFormat/>
@@ -11308,11 +11272,11 @@
       <w:szCs w:val="20"/>
     </w:rPr>
   </w:style>
-  <w:style w:type="paragraph" w:styleId="Otsikko9">
+  <w:style w:type="paragraph" w:styleId="Heading9">
     <w:name w:val="heading 9"/>
-    <w:basedOn w:val="Normaali"/>
-    <w:next w:val="Normaali"/>
-    <w:link w:val="Otsikko9Char"/>
+    <w:basedOn w:val="Normal"/>
+    <w:next w:val="Normal"/>
+    <w:link w:val="Heading9Char"/>
     <w:uiPriority w:val="9"/>
     <w:semiHidden/>
     <w:qFormat/>
@@ -11336,13 +11300,13 @@
       <w:szCs w:val="20"/>
     </w:rPr>
   </w:style>
-  <w:style w:type="character" w:default="1" w:styleId="Kappaleenoletusfontti">
+  <w:style w:type="character" w:default="1" w:styleId="DefaultParagraphFont">
     <w:name w:val="Default Paragraph Font"/>
     <w:uiPriority w:val="1"/>
     <w:semiHidden/>
     <w:unhideWhenUsed/>
   </w:style>
-  <w:style w:type="table" w:default="1" w:styleId="Normaalitaulukko">
+  <w:style w:type="table" w:default="1" w:styleId="TableNormal">
     <w:name w:val="Normal Table"/>
     <w:uiPriority w:val="99"/>
     <w:semiHidden/>
@@ -11357,16 +11321,16 @@
       </w:tblCellMar>
     </w:tblPr>
   </w:style>
-  <w:style w:type="numbering" w:default="1" w:styleId="Eiluetteloa">
+  <w:style w:type="numbering" w:default="1" w:styleId="NoList">
     <w:name w:val="No List"/>
     <w:uiPriority w:val="99"/>
     <w:semiHidden/>
     <w:unhideWhenUsed/>
   </w:style>
-  <w:style w:type="paragraph" w:styleId="Yltunniste">
+  <w:style w:type="paragraph" w:styleId="Header">
     <w:name w:val="header"/>
-    <w:basedOn w:val="Normaali"/>
-    <w:link w:val="YltunnisteChar"/>
+    <w:basedOn w:val="Normal"/>
+    <w:link w:val="HeaderChar"/>
     <w:uiPriority w:val="99"/>
     <w:rsid w:val="00625B95"/>
     <w:pPr>
@@ -11378,21 +11342,21 @@
       <w:jc w:val="right"/>
     </w:pPr>
   </w:style>
-  <w:style w:type="character" w:customStyle="1" w:styleId="YltunnisteChar">
-    <w:name w:val="Ylätunniste Char"/>
-    <w:basedOn w:val="Kappaleenoletusfontti"/>
-    <w:link w:val="Yltunniste"/>
+  <w:style w:type="character" w:customStyle="1" w:styleId="HeaderChar">
+    <w:name w:val="Header Char"/>
+    <w:basedOn w:val="DefaultParagraphFont"/>
+    <w:link w:val="Header"/>
     <w:uiPriority w:val="99"/>
     <w:rsid w:val="00625B95"/>
     <w:rPr>
       <w:rFonts w:ascii="Arial" w:hAnsi="Arial"/>
     </w:rPr>
   </w:style>
-  <w:style w:type="character" w:customStyle="1" w:styleId="Otsikko1Char">
-    <w:name w:val="Otsikko 1 Char"/>
+  <w:style w:type="character" w:customStyle="1" w:styleId="Heading1Char">
+    <w:name w:val="Heading 1 Char"/>
     <w:aliases w:val="1 Otsikko Char"/>
-    <w:basedOn w:val="Kappaleenoletusfontti"/>
-    <w:link w:val="Otsikko1"/>
+    <w:basedOn w:val="DefaultParagraphFont"/>
+    <w:link w:val="Heading1"/>
     <w:uiPriority w:val="9"/>
     <w:rsid w:val="00F66CF7"/>
     <w:rPr>
@@ -11403,11 +11367,11 @@
       <w:szCs w:val="28"/>
     </w:rPr>
   </w:style>
-  <w:style w:type="character" w:customStyle="1" w:styleId="Otsikko2Char">
-    <w:name w:val="Otsikko 2 Char"/>
+  <w:style w:type="character" w:customStyle="1" w:styleId="Heading2Char">
+    <w:name w:val="Heading 2 Char"/>
     <w:aliases w:val="1.1 Otsikko Char"/>
-    <w:basedOn w:val="Kappaleenoletusfontti"/>
-    <w:link w:val="Otsikko2"/>
+    <w:basedOn w:val="DefaultParagraphFont"/>
+    <w:link w:val="Heading2"/>
     <w:uiPriority w:val="9"/>
     <w:rsid w:val="00F66CF7"/>
     <w:rPr>
@@ -11417,12 +11381,12 @@
       <w:szCs w:val="26"/>
     </w:rPr>
   </w:style>
-  <w:style w:type="paragraph" w:styleId="Sisllysluettelonotsikko">
+  <w:style w:type="paragraph" w:styleId="TOCHeading">
     <w:name w:val="TOC Heading"/>
     <w:aliases w:val="TOC heading"/>
-    <w:basedOn w:val="Otsikko1"/>
-    <w:next w:val="Normaali"/>
-    <w:link w:val="SisllysluettelonotsikkoChar"/>
+    <w:basedOn w:val="Heading1"/>
+    <w:next w:val="Normal"/>
+    <w:link w:val="TOCHeadingChar"/>
     <w:qFormat/>
     <w:rsid w:val="003150B3"/>
     <w:pPr>
@@ -11436,10 +11400,10 @@
       <w:rFonts w:cs="Arial"/>
     </w:rPr>
   </w:style>
-  <w:style w:type="paragraph" w:styleId="Seliteteksti">
+  <w:style w:type="paragraph" w:styleId="BalloonText">
     <w:name w:val="Balloon Text"/>
-    <w:basedOn w:val="Normaali"/>
-    <w:link w:val="SelitetekstiChar"/>
+    <w:basedOn w:val="Normal"/>
+    <w:link w:val="BalloonTextChar"/>
     <w:uiPriority w:val="99"/>
     <w:semiHidden/>
     <w:unhideWhenUsed/>
@@ -11453,10 +11417,10 @@
       <w:szCs w:val="16"/>
     </w:rPr>
   </w:style>
-  <w:style w:type="character" w:customStyle="1" w:styleId="SelitetekstiChar">
-    <w:name w:val="Seliteteksti Char"/>
-    <w:basedOn w:val="Kappaleenoletusfontti"/>
-    <w:link w:val="Seliteteksti"/>
+  <w:style w:type="character" w:customStyle="1" w:styleId="BalloonTextChar">
+    <w:name w:val="Balloon Text Char"/>
+    <w:basedOn w:val="DefaultParagraphFont"/>
+    <w:link w:val="BalloonText"/>
     <w:uiPriority w:val="99"/>
     <w:semiHidden/>
     <w:rsid w:val="00625B95"/>
@@ -11466,9 +11430,9 @@
       <w:szCs w:val="16"/>
     </w:rPr>
   </w:style>
-  <w:style w:type="paragraph" w:styleId="NormaaliWWW">
+  <w:style w:type="paragraph" w:styleId="NormalWeb">
     <w:name w:val="Normal (Web)"/>
-    <w:basedOn w:val="Normaali"/>
+    <w:basedOn w:val="Normal"/>
     <w:uiPriority w:val="99"/>
     <w:semiHidden/>
     <w:unhideWhenUsed/>
@@ -11482,9 +11446,9 @@
       <w:lang w:eastAsia="fi-FI"/>
     </w:rPr>
   </w:style>
-  <w:style w:type="paragraph" w:styleId="Sisluet1">
+  <w:style w:type="paragraph" w:styleId="TOC1">
     <w:name w:val="toc 1"/>
-    <w:next w:val="Normaali"/>
+    <w:next w:val="Normal"/>
     <w:uiPriority w:val="39"/>
     <w:unhideWhenUsed/>
     <w:rsid w:val="003150B3"/>
@@ -11504,9 +11468,9 @@
       <w:szCs w:val="20"/>
     </w:rPr>
   </w:style>
-  <w:style w:type="character" w:styleId="Hyperlinkki">
+  <w:style w:type="character" w:styleId="Hyperlink">
     <w:name w:val="Hyperlink"/>
-    <w:basedOn w:val="Kappaleenoletusfontti"/>
+    <w:basedOn w:val="DefaultParagraphFont"/>
     <w:uiPriority w:val="99"/>
     <w:unhideWhenUsed/>
     <w:rsid w:val="00625B95"/>
@@ -11515,9 +11479,9 @@
       <w:u w:val="single"/>
     </w:rPr>
   </w:style>
-  <w:style w:type="paragraph" w:styleId="Sisluet2">
+  <w:style w:type="paragraph" w:styleId="TOC2">
     <w:name w:val="toc 2"/>
-    <w:next w:val="Normaali"/>
+    <w:next w:val="Normal"/>
     <w:uiPriority w:val="39"/>
     <w:unhideWhenUsed/>
     <w:rsid w:val="003150B3"/>
@@ -11535,9 +11499,9 @@
       <w:szCs w:val="20"/>
     </w:rPr>
   </w:style>
-  <w:style w:type="paragraph" w:styleId="Sisluet3">
+  <w:style w:type="paragraph" w:styleId="TOC3">
     <w:name w:val="toc 3"/>
-    <w:next w:val="Normaali"/>
+    <w:next w:val="Normal"/>
     <w:uiPriority w:val="39"/>
     <w:unhideWhenUsed/>
     <w:rsid w:val="003150B3"/>
@@ -11556,10 +11520,10 @@
       <w:szCs w:val="20"/>
     </w:rPr>
   </w:style>
-  <w:style w:type="paragraph" w:styleId="Sisluet4">
+  <w:style w:type="paragraph" w:styleId="TOC4">
     <w:name w:val="toc 4"/>
-    <w:basedOn w:val="Sisluet3"/>
-    <w:next w:val="Normaali"/>
+    <w:basedOn w:val="TOC3"/>
+    <w:next w:val="Normal"/>
     <w:autoRedefine/>
     <w:uiPriority w:val="39"/>
     <w:semiHidden/>
@@ -11571,10 +11535,10 @@
       <w:szCs w:val="18"/>
     </w:rPr>
   </w:style>
-  <w:style w:type="paragraph" w:styleId="Sisluet5">
+  <w:style w:type="paragraph" w:styleId="TOC5">
     <w:name w:val="toc 5"/>
-    <w:basedOn w:val="Sisluet4"/>
-    <w:next w:val="Normaali"/>
+    <w:basedOn w:val="TOC4"/>
+    <w:next w:val="Normal"/>
     <w:autoRedefine/>
     <w:uiPriority w:val="39"/>
     <w:semiHidden/>
@@ -11583,10 +11547,10 @@
       <w:framePr w:wrap="around"/>
     </w:pPr>
   </w:style>
-  <w:style w:type="paragraph" w:styleId="Sisluet6">
+  <w:style w:type="paragraph" w:styleId="TOC6">
     <w:name w:val="toc 6"/>
-    <w:basedOn w:val="Sisluet5"/>
-    <w:next w:val="Normaali"/>
+    <w:basedOn w:val="TOC5"/>
+    <w:next w:val="Normal"/>
     <w:autoRedefine/>
     <w:uiPriority w:val="39"/>
     <w:semiHidden/>
@@ -11598,10 +11562,10 @@
       <w:sz w:val="20"/>
     </w:rPr>
   </w:style>
-  <w:style w:type="paragraph" w:styleId="Sisluet7">
+  <w:style w:type="paragraph" w:styleId="TOC7">
     <w:name w:val="toc 7"/>
-    <w:basedOn w:val="Sisluet6"/>
-    <w:next w:val="Normaali"/>
+    <w:basedOn w:val="TOC6"/>
+    <w:next w:val="Normal"/>
     <w:autoRedefine/>
     <w:uiPriority w:val="39"/>
     <w:semiHidden/>
@@ -11613,10 +11577,10 @@
       <w:sz w:val="18"/>
     </w:rPr>
   </w:style>
-  <w:style w:type="paragraph" w:styleId="Sisluet8">
+  <w:style w:type="paragraph" w:styleId="TOC8">
     <w:name w:val="toc 8"/>
-    <w:basedOn w:val="Sisluet7"/>
-    <w:next w:val="Normaali"/>
+    <w:basedOn w:val="TOC7"/>
+    <w:next w:val="Normal"/>
     <w:autoRedefine/>
     <w:uiPriority w:val="39"/>
     <w:semiHidden/>
@@ -11625,10 +11589,10 @@
       <w:framePr w:wrap="around"/>
     </w:pPr>
   </w:style>
-  <w:style w:type="paragraph" w:styleId="Sisluet9">
+  <w:style w:type="paragraph" w:styleId="TOC9">
     <w:name w:val="toc 9"/>
-    <w:basedOn w:val="Sisluet8"/>
-    <w:next w:val="Normaali"/>
+    <w:basedOn w:val="TOC8"/>
+    <w:next w:val="Normal"/>
     <w:autoRedefine/>
     <w:uiPriority w:val="39"/>
     <w:semiHidden/>
@@ -11637,11 +11601,11 @@
       <w:framePr w:wrap="around"/>
     </w:pPr>
   </w:style>
-  <w:style w:type="character" w:customStyle="1" w:styleId="Otsikko3Char">
-    <w:name w:val="Otsikko 3 Char"/>
+  <w:style w:type="character" w:customStyle="1" w:styleId="Heading3Char">
+    <w:name w:val="Heading 3 Char"/>
     <w:aliases w:val="1.1.1 Otsikko Char"/>
-    <w:basedOn w:val="Kappaleenoletusfontti"/>
-    <w:link w:val="Otsikko3"/>
+    <w:basedOn w:val="DefaultParagraphFont"/>
+    <w:link w:val="Heading3"/>
     <w:uiPriority w:val="9"/>
     <w:rsid w:val="00625B95"/>
     <w:rPr>
@@ -11651,10 +11615,10 @@
       <w:szCs w:val="26"/>
     </w:rPr>
   </w:style>
-  <w:style w:type="paragraph" w:styleId="Alatunniste">
+  <w:style w:type="paragraph" w:styleId="Footer">
     <w:name w:val="footer"/>
-    <w:basedOn w:val="Normaali"/>
-    <w:link w:val="AlatunnisteChar"/>
+    <w:basedOn w:val="Normal"/>
+    <w:link w:val="FooterChar"/>
     <w:uiPriority w:val="99"/>
     <w:qFormat/>
     <w:rsid w:val="00F66CF7"/>
@@ -11671,10 +11635,10 @@
       <w:szCs w:val="18"/>
     </w:rPr>
   </w:style>
-  <w:style w:type="character" w:customStyle="1" w:styleId="AlatunnisteChar">
-    <w:name w:val="Alatunniste Char"/>
-    <w:basedOn w:val="Kappaleenoletusfontti"/>
-    <w:link w:val="Alatunniste"/>
+  <w:style w:type="character" w:customStyle="1" w:styleId="FooterChar">
+    <w:name w:val="Footer Char"/>
+    <w:basedOn w:val="DefaultParagraphFont"/>
+    <w:link w:val="Footer"/>
     <w:uiPriority w:val="99"/>
     <w:rsid w:val="00F66CF7"/>
     <w:rPr>
@@ -11683,11 +11647,11 @@
       <w:szCs w:val="18"/>
     </w:rPr>
   </w:style>
-  <w:style w:type="character" w:customStyle="1" w:styleId="Otsikko4Char">
-    <w:name w:val="Otsikko 4 Char"/>
+  <w:style w:type="character" w:customStyle="1" w:styleId="Heading4Char">
+    <w:name w:val="Heading 4 Char"/>
     <w:aliases w:val="1.1.1.1 Otsikko Char"/>
-    <w:basedOn w:val="Kappaleenoletusfontti"/>
-    <w:link w:val="Otsikko4"/>
+    <w:basedOn w:val="DefaultParagraphFont"/>
+    <w:link w:val="Heading4"/>
     <w:uiPriority w:val="9"/>
     <w:semiHidden/>
     <w:rsid w:val="00625B95"/>
@@ -11700,16 +11664,16 @@
   </w:style>
   <w:style w:type="paragraph" w:customStyle="1" w:styleId="Kuvateksti">
     <w:name w:val="Kuvateksti"/>
-    <w:basedOn w:val="Normaali"/>
+    <w:basedOn w:val="Normal"/>
     <w:link w:val="KuvatekstiChar"/>
     <w:semiHidden/>
     <w:rsid w:val="00625B95"/>
   </w:style>
-  <w:style w:type="paragraph" w:styleId="Lainaus">
+  <w:style w:type="paragraph" w:styleId="Quote">
     <w:name w:val="Quote"/>
-    <w:basedOn w:val="Normaali"/>
-    <w:next w:val="Normaali"/>
-    <w:link w:val="LainausChar"/>
+    <w:basedOn w:val="Normal"/>
+    <w:next w:val="Normal"/>
+    <w:link w:val="QuoteChar"/>
     <w:uiPriority w:val="29"/>
     <w:qFormat/>
     <w:rsid w:val="00625B95"/>
@@ -11724,7 +11688,7 @@
   </w:style>
   <w:style w:type="character" w:customStyle="1" w:styleId="KuvatekstiChar">
     <w:name w:val="Kuvateksti Char"/>
-    <w:basedOn w:val="Kappaleenoletusfontti"/>
+    <w:basedOn w:val="DefaultParagraphFont"/>
     <w:link w:val="Kuvateksti"/>
     <w:semiHidden/>
     <w:rsid w:val="00625B95"/>
@@ -11733,10 +11697,10 @@
       <w:sz w:val="24"/>
     </w:rPr>
   </w:style>
-  <w:style w:type="character" w:customStyle="1" w:styleId="LainausChar">
-    <w:name w:val="Lainaus Char"/>
-    <w:basedOn w:val="Kappaleenoletusfontti"/>
-    <w:link w:val="Lainaus"/>
+  <w:style w:type="character" w:customStyle="1" w:styleId="QuoteChar">
+    <w:name w:val="Quote Char"/>
+    <w:basedOn w:val="DefaultParagraphFont"/>
+    <w:link w:val="Quote"/>
     <w:uiPriority w:val="29"/>
     <w:rsid w:val="00625B95"/>
     <w:rPr>
@@ -11745,11 +11709,11 @@
       <w:sz w:val="20"/>
     </w:rPr>
   </w:style>
-  <w:style w:type="paragraph" w:styleId="Kuvaotsikko">
+  <w:style w:type="paragraph" w:styleId="Caption">
     <w:name w:val="caption"/>
     <w:aliases w:val="caption"/>
-    <w:basedOn w:val="Normaali"/>
-    <w:next w:val="Normaali"/>
+    <w:basedOn w:val="Normal"/>
+    <w:next w:val="Normal"/>
     <w:uiPriority w:val="35"/>
     <w:qFormat/>
     <w:rsid w:val="00547A7D"/>
@@ -11761,7 +11725,7 @@
       <w:szCs w:val="18"/>
     </w:rPr>
   </w:style>
-  <w:style w:type="paragraph" w:styleId="Kuvaotsikkoluettelo">
+  <w:style w:type="paragraph" w:styleId="TableofFigures">
     <w:name w:val="table of figures"/>
     <w:aliases w:val="Table of figures"/>
     <w:uiPriority w:val="99"/>
@@ -11774,10 +11738,10 @@
       <w:sz w:val="24"/>
     </w:rPr>
   </w:style>
-  <w:style w:type="paragraph" w:styleId="Luettelokappale">
+  <w:style w:type="paragraph" w:styleId="ListParagraph">
     <w:name w:val="List Paragraph"/>
     <w:aliases w:val="list paragraph"/>
-    <w:basedOn w:val="Normaali"/>
+    <w:basedOn w:val="Normal"/>
     <w:uiPriority w:val="34"/>
     <w:rsid w:val="00625B95"/>
     <w:pPr>
@@ -11787,9 +11751,9 @@
       <w:contextualSpacing/>
     </w:pPr>
   </w:style>
-  <w:style w:type="table" w:styleId="TaulukkoRuudukko">
+  <w:style w:type="table" w:styleId="TableGrid">
     <w:name w:val="Table Grid"/>
-    <w:basedOn w:val="Normaalitaulukko"/>
+    <w:basedOn w:val="TableNormal"/>
     <w:uiPriority w:val="59"/>
     <w:rsid w:val="00625B95"/>
     <w:pPr>
@@ -11808,7 +11772,7 @@
   </w:style>
   <w:style w:type="paragraph" w:customStyle="1" w:styleId="Taulukkoteksti">
     <w:name w:val="Taulukkoteksti"/>
-    <w:basedOn w:val="Normaali"/>
+    <w:basedOn w:val="Normal"/>
     <w:link w:val="TaulukkotekstiChar"/>
     <w:semiHidden/>
     <w:rsid w:val="00625B95"/>
@@ -11816,11 +11780,11 @@
       <w:spacing w:after="120"/>
     </w:pPr>
   </w:style>
-  <w:style w:type="character" w:customStyle="1" w:styleId="Otsikko5Char">
-    <w:name w:val="Otsikko 5 Char"/>
+  <w:style w:type="character" w:customStyle="1" w:styleId="Heading5Char">
+    <w:name w:val="Heading 5 Char"/>
     <w:aliases w:val="1.1.1.1.1 Otsikko Char"/>
-    <w:basedOn w:val="Kappaleenoletusfontti"/>
-    <w:link w:val="Otsikko5"/>
+    <w:basedOn w:val="DefaultParagraphFont"/>
+    <w:link w:val="Heading5"/>
     <w:uiPriority w:val="9"/>
     <w:semiHidden/>
     <w:rsid w:val="00625B95"/>
@@ -11833,7 +11797,7 @@
   </w:style>
   <w:style w:type="character" w:customStyle="1" w:styleId="TaulukkotekstiChar">
     <w:name w:val="Taulukkoteksti Char"/>
-    <w:basedOn w:val="Kappaleenoletusfontti"/>
+    <w:basedOn w:val="DefaultParagraphFont"/>
     <w:link w:val="Taulukkoteksti"/>
     <w:semiHidden/>
     <w:rsid w:val="00625B95"/>
@@ -11845,7 +11809,7 @@
   <w:style w:type="paragraph" w:customStyle="1" w:styleId="Sourcematerial">
     <w:name w:val="Source material"/>
     <w:aliases w:val="Lähde"/>
-    <w:basedOn w:val="Normaali"/>
+    <w:basedOn w:val="Normal"/>
     <w:link w:val="SourcematerialChar"/>
     <w:qFormat/>
     <w:rsid w:val="00F414DA"/>
@@ -11853,10 +11817,10 @@
       <w:spacing w:line="312" w:lineRule="auto"/>
     </w:pPr>
   </w:style>
-  <w:style w:type="paragraph" w:styleId="Loppuviitteenteksti">
+  <w:style w:type="paragraph" w:styleId="EndnoteText">
     <w:name w:val="endnote text"/>
-    <w:basedOn w:val="Normaali"/>
-    <w:link w:val="LoppuviitteentekstiChar"/>
+    <w:basedOn w:val="Normal"/>
+    <w:link w:val="EndnoteTextChar"/>
     <w:uiPriority w:val="99"/>
     <w:semiHidden/>
     <w:unhideWhenUsed/>
@@ -11872,7 +11836,7 @@
   <w:style w:type="character" w:customStyle="1" w:styleId="SourcematerialChar">
     <w:name w:val="Source material Char"/>
     <w:aliases w:val="Lähde Char"/>
-    <w:basedOn w:val="Kappaleenoletusfontti"/>
+    <w:basedOn w:val="DefaultParagraphFont"/>
     <w:link w:val="Sourcematerial"/>
     <w:rsid w:val="00F414DA"/>
     <w:rPr>
@@ -11880,10 +11844,10 @@
       <w:sz w:val="24"/>
     </w:rPr>
   </w:style>
-  <w:style w:type="character" w:customStyle="1" w:styleId="LoppuviitteentekstiChar">
-    <w:name w:val="Loppuviitteen teksti Char"/>
-    <w:basedOn w:val="Kappaleenoletusfontti"/>
-    <w:link w:val="Loppuviitteenteksti"/>
+  <w:style w:type="character" w:customStyle="1" w:styleId="EndnoteTextChar">
+    <w:name w:val="Endnote Text Char"/>
+    <w:basedOn w:val="DefaultParagraphFont"/>
+    <w:link w:val="EndnoteText"/>
     <w:uiPriority w:val="99"/>
     <w:semiHidden/>
     <w:rsid w:val="00625B95"/>
@@ -11893,9 +11857,9 @@
       <w:szCs w:val="20"/>
     </w:rPr>
   </w:style>
-  <w:style w:type="character" w:styleId="Loppuviitteenviite">
+  <w:style w:type="character" w:styleId="EndnoteReference">
     <w:name w:val="endnote reference"/>
-    <w:basedOn w:val="Kappaleenoletusfontti"/>
+    <w:basedOn w:val="DefaultParagraphFont"/>
     <w:uiPriority w:val="99"/>
     <w:semiHidden/>
     <w:unhideWhenUsed/>
@@ -11906,7 +11870,7 @@
   </w:style>
   <w:style w:type="paragraph" w:customStyle="1" w:styleId="Tiivistelm">
     <w:name w:val="Tiivistelmä"/>
-    <w:basedOn w:val="Normaali"/>
+    <w:basedOn w:val="Normal"/>
     <w:qFormat/>
     <w:rsid w:val="006B55BA"/>
     <w:pPr>
@@ -11918,11 +11882,11 @@
       <w:szCs w:val="20"/>
     </w:rPr>
   </w:style>
-  <w:style w:type="paragraph" w:styleId="Huomautuksenotsikko">
+  <w:style w:type="paragraph" w:styleId="NoteHeading">
     <w:name w:val="Note Heading"/>
-    <w:basedOn w:val="Normaali"/>
-    <w:next w:val="Normaali"/>
-    <w:link w:val="HuomautuksenotsikkoChar"/>
+    <w:basedOn w:val="Normal"/>
+    <w:next w:val="Normal"/>
+    <w:link w:val="NoteHeadingChar"/>
     <w:uiPriority w:val="99"/>
     <w:semiHidden/>
     <w:unhideWhenUsed/>
@@ -11931,10 +11895,10 @@
       <w:spacing w:after="0" w:line="240" w:lineRule="auto"/>
     </w:pPr>
   </w:style>
-  <w:style w:type="character" w:customStyle="1" w:styleId="HuomautuksenotsikkoChar">
-    <w:name w:val="Huomautuksen otsikko Char"/>
-    <w:basedOn w:val="Kappaleenoletusfontti"/>
-    <w:link w:val="Huomautuksenotsikko"/>
+  <w:style w:type="character" w:customStyle="1" w:styleId="NoteHeadingChar">
+    <w:name w:val="Note Heading Char"/>
+    <w:basedOn w:val="DefaultParagraphFont"/>
+    <w:link w:val="NoteHeading"/>
     <w:uiPriority w:val="99"/>
     <w:semiHidden/>
     <w:rsid w:val="00625B95"/>
@@ -11943,9 +11907,9 @@
       <w:sz w:val="24"/>
     </w:rPr>
   </w:style>
-  <w:style w:type="character" w:styleId="Paikkamerkkiteksti">
+  <w:style w:type="character" w:styleId="PlaceholderText">
     <w:name w:val="Placeholder Text"/>
-    <w:basedOn w:val="Kappaleenoletusfontti"/>
+    <w:basedOn w:val="DefaultParagraphFont"/>
     <w:uiPriority w:val="99"/>
     <w:semiHidden/>
     <w:rsid w:val="00625B95"/>
@@ -11955,14 +11919,14 @@
   </w:style>
   <w:style w:type="paragraph" w:customStyle="1" w:styleId="Kuvioteksti">
     <w:name w:val="Kuvioteksti"/>
-    <w:basedOn w:val="Normaali"/>
+    <w:basedOn w:val="Normal"/>
     <w:link w:val="KuviotekstiChar"/>
     <w:semiHidden/>
     <w:rsid w:val="00625B95"/>
   </w:style>
   <w:style w:type="character" w:customStyle="1" w:styleId="KuviotekstiChar">
     <w:name w:val="Kuvioteksti Char"/>
-    <w:basedOn w:val="Kappaleenoletusfontti"/>
+    <w:basedOn w:val="DefaultParagraphFont"/>
     <w:link w:val="Kuvioteksti"/>
     <w:semiHidden/>
     <w:rsid w:val="00625B95"/>
@@ -11971,9 +11935,9 @@
       <w:sz w:val="24"/>
     </w:rPr>
   </w:style>
-  <w:style w:type="character" w:styleId="AvattuHyperlinkki">
+  <w:style w:type="character" w:styleId="FollowedHyperlink">
     <w:name w:val="FollowedHyperlink"/>
-    <w:basedOn w:val="Kappaleenoletusfontti"/>
+    <w:basedOn w:val="DefaultParagraphFont"/>
     <w:uiPriority w:val="99"/>
     <w:semiHidden/>
     <w:unhideWhenUsed/>
@@ -11983,9 +11947,9 @@
       <w:u w:val="single"/>
     </w:rPr>
   </w:style>
-  <w:style w:type="character" w:styleId="Kommentinviite">
+  <w:style w:type="character" w:styleId="CommentReference">
     <w:name w:val="annotation reference"/>
-    <w:basedOn w:val="Kappaleenoletusfontti"/>
+    <w:basedOn w:val="DefaultParagraphFont"/>
     <w:uiPriority w:val="99"/>
     <w:semiHidden/>
     <w:unhideWhenUsed/>
@@ -11995,10 +11959,10 @@
       <w:szCs w:val="16"/>
     </w:rPr>
   </w:style>
-  <w:style w:type="paragraph" w:styleId="Kommentinteksti">
+  <w:style w:type="paragraph" w:styleId="CommentText">
     <w:name w:val="annotation text"/>
-    <w:basedOn w:val="Normaali"/>
-    <w:link w:val="KommentintekstiChar"/>
+    <w:basedOn w:val="Normal"/>
+    <w:link w:val="CommentTextChar"/>
     <w:uiPriority w:val="99"/>
     <w:semiHidden/>
     <w:unhideWhenUsed/>
@@ -12011,10 +11975,10 @@
       <w:szCs w:val="20"/>
     </w:rPr>
   </w:style>
-  <w:style w:type="character" w:customStyle="1" w:styleId="KommentintekstiChar">
-    <w:name w:val="Kommentin teksti Char"/>
-    <w:basedOn w:val="Kappaleenoletusfontti"/>
-    <w:link w:val="Kommentinteksti"/>
+  <w:style w:type="character" w:customStyle="1" w:styleId="CommentTextChar">
+    <w:name w:val="Comment Text Char"/>
+    <w:basedOn w:val="DefaultParagraphFont"/>
+    <w:link w:val="CommentText"/>
     <w:uiPriority w:val="99"/>
     <w:semiHidden/>
     <w:rsid w:val="00625B95"/>
@@ -12024,11 +11988,11 @@
       <w:szCs w:val="20"/>
     </w:rPr>
   </w:style>
-  <w:style w:type="paragraph" w:styleId="Kommentinotsikko">
+  <w:style w:type="paragraph" w:styleId="CommentSubject">
     <w:name w:val="annotation subject"/>
-    <w:basedOn w:val="Kommentinteksti"/>
-    <w:next w:val="Kommentinteksti"/>
-    <w:link w:val="KommentinotsikkoChar"/>
+    <w:basedOn w:val="CommentText"/>
+    <w:next w:val="CommentText"/>
+    <w:link w:val="CommentSubjectChar"/>
     <w:uiPriority w:val="99"/>
     <w:semiHidden/>
     <w:unhideWhenUsed/>
@@ -12038,10 +12002,10 @@
       <w:bCs/>
     </w:rPr>
   </w:style>
-  <w:style w:type="character" w:customStyle="1" w:styleId="KommentinotsikkoChar">
-    <w:name w:val="Kommentin otsikko Char"/>
-    <w:basedOn w:val="KommentintekstiChar"/>
-    <w:link w:val="Kommentinotsikko"/>
+  <w:style w:type="character" w:customStyle="1" w:styleId="CommentSubjectChar">
+    <w:name w:val="Comment Subject Char"/>
+    <w:basedOn w:val="CommentTextChar"/>
+    <w:link w:val="CommentSubject"/>
     <w:uiPriority w:val="99"/>
     <w:semiHidden/>
     <w:rsid w:val="00625B95"/>
@@ -12053,9 +12017,9 @@
       <w:szCs w:val="20"/>
     </w:rPr>
   </w:style>
-  <w:style w:type="table" w:styleId="Normaaliruudukko3-korostus1">
+  <w:style w:type="table" w:styleId="MediumGrid3-Accent1">
     <w:name w:val="Medium Grid 3 Accent 1"/>
-    <w:basedOn w:val="Normaalitaulukko"/>
+    <w:basedOn w:val="TableNormal"/>
     <w:uiPriority w:val="69"/>
     <w:rsid w:val="00625B95"/>
     <w:pPr>
@@ -12189,7 +12153,7 @@
   </w:style>
   <w:style w:type="table" w:customStyle="1" w:styleId="MediumList1-Accent11">
     <w:name w:val="Medium List 1 - Accent 11"/>
-    <w:basedOn w:val="Normaalitaulukko"/>
+    <w:basedOn w:val="TableNormal"/>
     <w:uiPriority w:val="65"/>
     <w:rsid w:val="00625B95"/>
     <w:pPr>
@@ -12264,9 +12228,9 @@
       </w:tcPr>
     </w:tblStylePr>
   </w:style>
-  <w:style w:type="table" w:styleId="Normaaliluettelo2-korostus1">
+  <w:style w:type="table" w:styleId="MediumList2-Accent1">
     <w:name w:val="Medium List 2 Accent 1"/>
-    <w:basedOn w:val="Normaalitaulukko"/>
+    <w:basedOn w:val="TableNormal"/>
     <w:uiPriority w:val="66"/>
     <w:rsid w:val="00625B95"/>
     <w:pPr>
@@ -12385,9 +12349,9 @@
       </w:tcPr>
     </w:tblStylePr>
   </w:style>
-  <w:style w:type="table" w:styleId="Vriksvarjostus-korostus1">
+  <w:style w:type="table" w:styleId="ColorfulShading-Accent1">
     <w:name w:val="Colorful Shading Accent 1"/>
-    <w:basedOn w:val="Normaalitaulukko"/>
+    <w:basedOn w:val="TableNormal"/>
     <w:uiPriority w:val="71"/>
     <w:rsid w:val="00625B95"/>
     <w:pPr>
@@ -12500,10 +12464,10 @@
       </w:rPr>
     </w:tblStylePr>
   </w:style>
-  <w:style w:type="character" w:customStyle="1" w:styleId="Otsikko6Char">
-    <w:name w:val="Otsikko 6 Char"/>
-    <w:basedOn w:val="Kappaleenoletusfontti"/>
-    <w:link w:val="Otsikko6"/>
+  <w:style w:type="character" w:customStyle="1" w:styleId="Heading6Char">
+    <w:name w:val="Heading 6 Char"/>
+    <w:basedOn w:val="DefaultParagraphFont"/>
+    <w:link w:val="Heading6"/>
     <w:uiPriority w:val="9"/>
     <w:semiHidden/>
     <w:rsid w:val="00625B95"/>
@@ -12515,10 +12479,10 @@
       <w:sz w:val="24"/>
     </w:rPr>
   </w:style>
-  <w:style w:type="character" w:customStyle="1" w:styleId="Otsikko7Char">
-    <w:name w:val="Otsikko 7 Char"/>
-    <w:basedOn w:val="Kappaleenoletusfontti"/>
-    <w:link w:val="Otsikko7"/>
+  <w:style w:type="character" w:customStyle="1" w:styleId="Heading7Char">
+    <w:name w:val="Heading 7 Char"/>
+    <w:basedOn w:val="DefaultParagraphFont"/>
+    <w:link w:val="Heading7"/>
     <w:uiPriority w:val="9"/>
     <w:semiHidden/>
     <w:rsid w:val="00625B95"/>
@@ -12530,10 +12494,10 @@
       <w:sz w:val="24"/>
     </w:rPr>
   </w:style>
-  <w:style w:type="character" w:customStyle="1" w:styleId="Otsikko8Char">
-    <w:name w:val="Otsikko 8 Char"/>
-    <w:basedOn w:val="Kappaleenoletusfontti"/>
-    <w:link w:val="Otsikko8"/>
+  <w:style w:type="character" w:customStyle="1" w:styleId="Heading8Char">
+    <w:name w:val="Heading 8 Char"/>
+    <w:basedOn w:val="DefaultParagraphFont"/>
+    <w:link w:val="Heading8"/>
     <w:uiPriority w:val="9"/>
     <w:semiHidden/>
     <w:rsid w:val="00625B95"/>
@@ -12544,10 +12508,10 @@
       <w:szCs w:val="20"/>
     </w:rPr>
   </w:style>
-  <w:style w:type="character" w:customStyle="1" w:styleId="Otsikko9Char">
-    <w:name w:val="Otsikko 9 Char"/>
-    <w:basedOn w:val="Kappaleenoletusfontti"/>
-    <w:link w:val="Otsikko9"/>
+  <w:style w:type="character" w:customStyle="1" w:styleId="Heading9Char">
+    <w:name w:val="Heading 9 Char"/>
+    <w:basedOn w:val="DefaultParagraphFont"/>
+    <w:link w:val="Heading9"/>
     <w:uiPriority w:val="9"/>
     <w:semiHidden/>
     <w:rsid w:val="00625B95"/>
@@ -12563,7 +12527,7 @@
   <w:style w:type="paragraph" w:customStyle="1" w:styleId="TitleofThesis">
     <w:name w:val="Title of Thesis"/>
     <w:aliases w:val="Opinnäytetyön nimi"/>
-    <w:next w:val="Normaali"/>
+    <w:next w:val="Normal"/>
     <w:qFormat/>
     <w:rsid w:val="00AA2D7B"/>
     <w:pPr>
@@ -12577,12 +12541,12 @@
       <w:szCs w:val="48"/>
     </w:rPr>
   </w:style>
-  <w:style w:type="paragraph" w:styleId="Alaotsikko">
+  <w:style w:type="paragraph" w:styleId="Subtitle">
     <w:name w:val="Subtitle"/>
     <w:aliases w:val="subtitle"/>
-    <w:basedOn w:val="Normaali"/>
-    <w:next w:val="Normaali"/>
-    <w:link w:val="AlaotsikkoChar"/>
+    <w:basedOn w:val="Normal"/>
+    <w:next w:val="Normal"/>
+    <w:link w:val="SubtitleChar"/>
     <w:uiPriority w:val="11"/>
     <w:qFormat/>
     <w:rsid w:val="00333A4E"/>
@@ -12601,11 +12565,11 @@
       <w:szCs w:val="24"/>
     </w:rPr>
   </w:style>
-  <w:style w:type="character" w:customStyle="1" w:styleId="AlaotsikkoChar">
-    <w:name w:val="Alaotsikko Char"/>
+  <w:style w:type="character" w:customStyle="1" w:styleId="SubtitleChar">
+    <w:name w:val="Subtitle Char"/>
     <w:aliases w:val="subtitle Char"/>
-    <w:basedOn w:val="Kappaleenoletusfontti"/>
-    <w:link w:val="Alaotsikko"/>
+    <w:basedOn w:val="DefaultParagraphFont"/>
+    <w:link w:val="Subtitle"/>
     <w:uiPriority w:val="11"/>
     <w:rsid w:val="00333A4E"/>
     <w:rPr>
@@ -12618,7 +12582,7 @@
   <w:style w:type="paragraph" w:customStyle="1" w:styleId="Information">
     <w:name w:val="Information"/>
     <w:aliases w:val="Tiedot"/>
-    <w:next w:val="Normaali"/>
+    <w:next w:val="Normal"/>
     <w:qFormat/>
     <w:rsid w:val="00AA2D7B"/>
     <w:pPr>
@@ -12632,7 +12596,7 @@
   <w:style w:type="paragraph" w:customStyle="1" w:styleId="Name">
     <w:name w:val="Name"/>
     <w:aliases w:val="Nimi"/>
-    <w:next w:val="Normaali"/>
+    <w:next w:val="Normal"/>
     <w:qFormat/>
     <w:rsid w:val="00AA2D7B"/>
     <w:pPr>
@@ -12648,7 +12612,7 @@
   <w:style w:type="paragraph" w:customStyle="1" w:styleId="Information2">
     <w:name w:val="Information 2"/>
     <w:aliases w:val="Tiedot 2"/>
-    <w:next w:val="Normaali"/>
+    <w:next w:val="Normal"/>
     <w:qFormat/>
     <w:rsid w:val="00333A4E"/>
     <w:pPr>
@@ -12664,7 +12628,7 @@
   <w:style w:type="paragraph" w:customStyle="1" w:styleId="Authors">
     <w:name w:val="Author(s)"/>
     <w:aliases w:val="Tekijä(t)"/>
-    <w:next w:val="Normaali"/>
+    <w:next w:val="Normal"/>
     <w:qFormat/>
     <w:rsid w:val="00625B95"/>
     <w:pPr>
@@ -12680,7 +12644,7 @@
   <w:style w:type="paragraph" w:customStyle="1" w:styleId="Workname">
     <w:name w:val="Work name"/>
     <w:aliases w:val="Työn nimi"/>
-    <w:next w:val="Normaali"/>
+    <w:next w:val="Normal"/>
     <w:qFormat/>
     <w:rsid w:val="00333A4E"/>
     <w:pPr>
@@ -12695,7 +12659,7 @@
   </w:style>
   <w:style w:type="paragraph" w:customStyle="1" w:styleId="Abstract">
     <w:name w:val="Abstract"/>
-    <w:basedOn w:val="Normaali"/>
+    <w:basedOn w:val="Normal"/>
     <w:qFormat/>
     <w:rsid w:val="00C92997"/>
     <w:pPr>
@@ -12711,7 +12675,7 @@
   <w:style w:type="paragraph" w:customStyle="1" w:styleId="Abbreviationsorsymbols">
     <w:name w:val="Abbreviations or symbols"/>
     <w:aliases w:val="Lyhenteet ja symbolit"/>
-    <w:next w:val="Normaali"/>
+    <w:next w:val="Normal"/>
     <w:qFormat/>
     <w:rsid w:val="00F66CF7"/>
     <w:pPr>
@@ -12726,7 +12690,7 @@
   <w:style w:type="paragraph" w:customStyle="1" w:styleId="REFERENCES">
     <w:name w:val="REFERENCES"/>
     <w:aliases w:val="LÄHTEET"/>
-    <w:basedOn w:val="Otsikko1"/>
+    <w:basedOn w:val="Heading1"/>
     <w:next w:val="Sourcematerial"/>
     <w:link w:val="REFERENCESChar"/>
     <w:qFormat/>
@@ -12740,8 +12704,8 @@
   <w:style w:type="paragraph" w:customStyle="1" w:styleId="UnnumberedHeading">
     <w:name w:val="Unnumbered Heading"/>
     <w:aliases w:val="Numeroimaton väliotsikko"/>
-    <w:basedOn w:val="Normaali"/>
-    <w:next w:val="Normaali"/>
+    <w:basedOn w:val="Normal"/>
+    <w:next w:val="Normal"/>
     <w:link w:val="UnnumberedHeadingChar"/>
     <w:qFormat/>
     <w:rsid w:val="00547A7D"/>
@@ -12757,7 +12721,7 @@
   <w:style w:type="character" w:customStyle="1" w:styleId="REFERENCESChar">
     <w:name w:val="REFERENCES Char"/>
     <w:aliases w:val="LÄHTEET Char"/>
-    <w:basedOn w:val="Otsikko1Char"/>
+    <w:basedOn w:val="Heading1Char"/>
     <w:link w:val="REFERENCES"/>
     <w:rsid w:val="00547A7D"/>
     <w:rPr>
@@ -12771,7 +12735,7 @@
   <w:style w:type="paragraph" w:customStyle="1" w:styleId="HeadingofAppendix">
     <w:name w:val="Heading of Appendix"/>
     <w:aliases w:val="Liite otsikko"/>
-    <w:next w:val="Normaali"/>
+    <w:next w:val="Normal"/>
     <w:qFormat/>
     <w:rsid w:val="00547A7D"/>
     <w:pPr>
@@ -12784,7 +12748,7 @@
       <w:sz w:val="32"/>
     </w:rPr>
   </w:style>
-  <w:style w:type="paragraph" w:styleId="Eivli">
+  <w:style w:type="paragraph" w:styleId="NoSpacing">
     <w:name w:val="No Spacing"/>
     <w:uiPriority w:val="1"/>
     <w:semiHidden/>
@@ -12801,7 +12765,7 @@
   <w:style w:type="character" w:customStyle="1" w:styleId="UnnumberedHeadingChar">
     <w:name w:val="Unnumbered Heading Char"/>
     <w:aliases w:val="Numeroimaton väliotsikko Char"/>
-    <w:basedOn w:val="Kappaleenoletusfontti"/>
+    <w:basedOn w:val="DefaultParagraphFont"/>
     <w:link w:val="UnnumberedHeading"/>
     <w:rsid w:val="00547A7D"/>
     <w:rPr>
@@ -12820,9 +12784,9 @@
       </w:numPr>
     </w:pPr>
   </w:style>
-  <w:style w:type="table" w:styleId="Vaaleavarjostus">
+  <w:style w:type="table" w:styleId="LightShading">
     <w:name w:val="Light Shading"/>
-    <w:basedOn w:val="Normaalitaulukko"/>
+    <w:basedOn w:val="TableNormal"/>
     <w:uiPriority w:val="60"/>
     <w:rsid w:val="00625B95"/>
     <w:pPr>
@@ -12916,10 +12880,10 @@
       </w:tcPr>
     </w:tblStylePr>
   </w:style>
-  <w:style w:type="character" w:styleId="Sivunumero">
+  <w:style w:type="character" w:styleId="PageNumber">
     <w:name w:val="page number"/>
     <w:aliases w:val="Page number"/>
-    <w:basedOn w:val="Kappaleenoletusfontti"/>
+    <w:basedOn w:val="DefaultParagraphFont"/>
     <w:uiPriority w:val="99"/>
     <w:qFormat/>
     <w:rsid w:val="00880D27"/>
@@ -12928,10 +12892,10 @@
       <w:sz w:val="24"/>
     </w:rPr>
   </w:style>
-  <w:style w:type="paragraph" w:styleId="Lhdeviiteluettelo">
+  <w:style w:type="paragraph" w:styleId="TableofAuthorities">
     <w:name w:val="table of authorities"/>
-    <w:basedOn w:val="Normaali"/>
-    <w:next w:val="Normaali"/>
+    <w:basedOn w:val="Normal"/>
+    <w:next w:val="Normal"/>
     <w:uiPriority w:val="99"/>
     <w:semiHidden/>
     <w:unhideWhenUsed/>
@@ -12941,10 +12905,10 @@
       <w:ind w:left="240" w:hanging="240"/>
     </w:pPr>
   </w:style>
-  <w:style w:type="paragraph" w:styleId="Lhdeluettelonotsikko">
+  <w:style w:type="paragraph" w:styleId="TOAHeading">
     <w:name w:val="toa heading"/>
-    <w:basedOn w:val="Normaali"/>
-    <w:next w:val="Normaali"/>
+    <w:basedOn w:val="Normal"/>
+    <w:next w:val="Normal"/>
     <w:uiPriority w:val="99"/>
     <w:semiHidden/>
     <w:unhideWhenUsed/>
@@ -12970,7 +12934,7 @@
   <w:style w:type="paragraph" w:customStyle="1" w:styleId="Sisllysluettelonotsikko2">
     <w:name w:val="Sisällysluettelon otsikko2"/>
     <w:aliases w:val="TOC Heading 2"/>
-    <w:basedOn w:val="Sisllysluettelonotsikko"/>
+    <w:basedOn w:val="TOCHeading"/>
     <w:link w:val="Sisllysluettelonotsikko2Char"/>
     <w:qFormat/>
     <w:rsid w:val="00625B95"/>
@@ -12978,11 +12942,11 @@
       <w:spacing w:before="480"/>
     </w:pPr>
   </w:style>
-  <w:style w:type="character" w:customStyle="1" w:styleId="SisllysluettelonotsikkoChar">
-    <w:name w:val="Sisällysluettelon otsikko Char"/>
+  <w:style w:type="character" w:customStyle="1" w:styleId="TOCHeadingChar">
+    <w:name w:val="TOC Heading Char"/>
     <w:aliases w:val="TOC heading Char"/>
-    <w:basedOn w:val="Otsikko1Char"/>
-    <w:link w:val="Sisllysluettelonotsikko"/>
+    <w:basedOn w:val="Heading1Char"/>
+    <w:link w:val="TOCHeading"/>
     <w:rsid w:val="003150B3"/>
     <w:rPr>
       <w:rFonts w:ascii="Arial" w:eastAsiaTheme="majorEastAsia" w:hAnsi="Arial" w:cs="Arial"/>
@@ -12995,7 +12959,7 @@
   <w:style w:type="character" w:customStyle="1" w:styleId="Sisllysluettelonotsikko2Char">
     <w:name w:val="Sisällysluettelon otsikko2 Char"/>
     <w:aliases w:val="TOC Heading 2 Char"/>
-    <w:basedOn w:val="SisllysluettelonotsikkoChar"/>
+    <w:basedOn w:val="TOCHeadingChar"/>
     <w:link w:val="Sisllysluettelonotsikko2"/>
     <w:rsid w:val="00625B95"/>
     <w:rPr>
@@ -13018,9 +12982,9 @@
       <w:spacing w:after="480"/>
     </w:pPr>
   </w:style>
-  <w:style w:type="table" w:styleId="Vaaleataulukkoruudukko">
+  <w:style w:type="table" w:styleId="TableGridLight">
     <w:name w:val="Grid Table Light"/>
-    <w:basedOn w:val="Normaalitaulukko"/>
+    <w:basedOn w:val="TableNormal"/>
     <w:uiPriority w:val="40"/>
     <w:rsid w:val="00EB7F42"/>
     <w:pPr>
@@ -13065,7 +13029,7 @@
           </w:pPr>
           <w:r>
             <w:rPr>
-              <w:rStyle w:val="Paikkamerkkiteksti"/>
+              <w:rStyle w:val="PlaceholderText"/>
             </w:rPr>
             <w:t>Click here to enter text.</w:t>
           </w:r>
@@ -13094,7 +13058,7 @@
           </w:pPr>
           <w:r>
             <w:rPr>
-              <w:rStyle w:val="Paikkamerkkiteksti"/>
+              <w:rStyle w:val="PlaceholderText"/>
             </w:rPr>
             <w:t>Click here to enter text.</w:t>
           </w:r>
@@ -13123,7 +13087,7 @@
           </w:pPr>
           <w:r>
             <w:rPr>
-              <w:rStyle w:val="Paikkamerkkiteksti"/>
+              <w:rStyle w:val="PlaceholderText"/>
             </w:rPr>
             <w:t>Kirjoita tekstiä napsauttamalla tätä.</w:t>
           </w:r>
@@ -13152,7 +13116,7 @@
           </w:pPr>
           <w:r>
             <w:rPr>
-              <w:rStyle w:val="Paikkamerkkiteksti"/>
+              <w:rStyle w:val="PlaceholderText"/>
             </w:rPr>
             <w:t>Click here to enter text.</w:t>
           </w:r>
@@ -13181,7 +13145,7 @@
           </w:pPr>
           <w:r>
             <w:rPr>
-              <w:rStyle w:val="Paikkamerkkiteksti"/>
+              <w:rStyle w:val="PlaceholderText"/>
             </w:rPr>
             <w:t>Kirjoita tekstiä napsauttamalla tätä.</w:t>
           </w:r>
@@ -13210,7 +13174,7 @@
           </w:pPr>
           <w:r>
             <w:rPr>
-              <w:rStyle w:val="Paikkamerkkiteksti"/>
+              <w:rStyle w:val="PlaceholderText"/>
             </w:rPr>
             <w:t>Click here to enter text.</w:t>
           </w:r>
@@ -13239,7 +13203,7 @@
           </w:pPr>
           <w:r>
             <w:rPr>
-              <w:rStyle w:val="Paikkamerkkiteksti"/>
+              <w:rStyle w:val="PlaceholderText"/>
             </w:rPr>
             <w:t>Kirjoita tekstiä napsauttamalla tätä.</w:t>
           </w:r>
@@ -13268,7 +13232,7 @@
           </w:pPr>
           <w:r>
             <w:rPr>
-              <w:rStyle w:val="Paikkamerkkiteksti"/>
+              <w:rStyle w:val="PlaceholderText"/>
             </w:rPr>
             <w:t>Click here to enter text.</w:t>
           </w:r>
@@ -13297,7 +13261,7 @@
           </w:pPr>
           <w:r>
             <w:rPr>
-              <w:rStyle w:val="Paikkamerkkiteksti"/>
+              <w:rStyle w:val="PlaceholderText"/>
             </w:rPr>
             <w:t>Click here to enter text.</w:t>
           </w:r>
@@ -13326,7 +13290,7 @@
           </w:pPr>
           <w:r>
             <w:rPr>
-              <w:rStyle w:val="Paikkamerkkiteksti"/>
+              <w:rStyle w:val="PlaceholderText"/>
             </w:rPr>
             <w:t>Click here to enter text.</w:t>
           </w:r>
@@ -13355,7 +13319,7 @@
           </w:pPr>
           <w:r>
             <w:rPr>
-              <w:rStyle w:val="Paikkamerkkiteksti"/>
+              <w:rStyle w:val="PlaceholderText"/>
             </w:rPr>
             <w:t>Click here to enter text.</w:t>
           </w:r>
@@ -13462,12 +13426,14 @@
     <w:rsid w:val="002436B8"/>
     <w:rsid w:val="005212B7"/>
     <w:rsid w:val="00533F3D"/>
+    <w:rsid w:val="0058365B"/>
     <w:rsid w:val="005C4478"/>
     <w:rsid w:val="005D19B5"/>
     <w:rsid w:val="00920ADA"/>
     <w:rsid w:val="00A2653D"/>
     <w:rsid w:val="00A4638A"/>
     <w:rsid w:val="00D12800"/>
+    <w:rsid w:val="00D432FB"/>
     <w:rsid w:val="00DB792C"/>
     <w:rsid w:val="00DD3F3A"/>
   </w:rsids>
@@ -13486,7 +13452,7 @@
   </m:mathPr>
   <w:themeFontLang w:val="fi-FI"/>
   <w:clrSchemeMapping w:bg1="light1" w:t1="dark1" w:bg2="light2" w:t2="dark2" w:accent1="accent1" w:accent2="accent2" w:accent3="accent3" w:accent4="accent4" w:accent5="accent5" w:accent6="accent6" w:hyperlink="hyperlink" w:followedHyperlink="followedHyperlink"/>
-  <w:decimalSymbol w:val=","/>
+  <w:decimalSymbol w:val="."/>
   <w:listSeparator w:val=","/>
   <w15:chartTrackingRefBased/>
 </w:settings>
@@ -13889,17 +13855,17 @@
     <w:lsdException w:name="Unresolved Mention" w:semiHidden="1" w:unhideWhenUsed="1"/>
     <w:lsdException w:name="Smart Link" w:semiHidden="1" w:unhideWhenUsed="1"/>
   </w:latentStyles>
-  <w:style w:type="paragraph" w:default="1" w:styleId="Normaali">
+  <w:style w:type="paragraph" w:default="1" w:styleId="Normal">
     <w:name w:val="Normal"/>
     <w:qFormat/>
   </w:style>
-  <w:style w:type="character" w:default="1" w:styleId="Kappaleenoletusfontti">
+  <w:style w:type="character" w:default="1" w:styleId="DefaultParagraphFont">
     <w:name w:val="Default Paragraph Font"/>
     <w:uiPriority w:val="1"/>
     <w:semiHidden/>
     <w:unhideWhenUsed/>
   </w:style>
-  <w:style w:type="table" w:default="1" w:styleId="Normaalitaulukko">
+  <w:style w:type="table" w:default="1" w:styleId="TableNormal">
     <w:name w:val="Normal Table"/>
     <w:uiPriority w:val="99"/>
     <w:semiHidden/>
@@ -13914,15 +13880,15 @@
       </w:tblCellMar>
     </w:tblPr>
   </w:style>
-  <w:style w:type="numbering" w:default="1" w:styleId="Eiluetteloa">
+  <w:style w:type="numbering" w:default="1" w:styleId="NoList">
     <w:name w:val="No List"/>
     <w:uiPriority w:val="99"/>
     <w:semiHidden/>
     <w:unhideWhenUsed/>
   </w:style>
-  <w:style w:type="character" w:styleId="Paikkamerkkiteksti">
+  <w:style w:type="character" w:styleId="PlaceholderText">
     <w:name w:val="Placeholder Text"/>
-    <w:basedOn w:val="Kappaleenoletusfontti"/>
+    <w:basedOn w:val="DefaultParagraphFont"/>
     <w:uiPriority w:val="99"/>
     <w:semiHidden/>
     <w:rPr>
@@ -13931,9 +13897,6 @@
   </w:style>
   <w:style w:type="paragraph" w:customStyle="1" w:styleId="AF0D35ADB2534787BEBF26D06BF3CCC4">
     <w:name w:val="AF0D35ADB2534787BEBF26D06BF3CCC4"/>
-  </w:style>
-  <w:style w:type="paragraph" w:customStyle="1" w:styleId="98F21C3E6CFC4E28AB2FAE67AA47AA0D">
-    <w:name w:val="98F21C3E6CFC4E28AB2FAE67AA47AA0D"/>
   </w:style>
   <w:style w:type="paragraph" w:customStyle="1" w:styleId="0FEDB3AD84FA435D914C1B7E1831A07C">
     <w:name w:val="0FEDB3AD84FA435D914C1B7E1831A07C"/>
@@ -14261,15 +14224,6 @@
 </file>
 
 <file path=customXml/item1.xml><?xml version="1.0" encoding="utf-8"?>
-<?mso-contentType ?>
-<FormTemplates xmlns="http://schemas.microsoft.com/sharepoint/v3/contenttype/forms">
-  <Display>DocumentLibraryForm</Display>
-  <Edit>DocumentLibraryForm</Edit>
-  <New>DocumentLibraryForm</New>
-</FormTemplates>
-</file>
-
-<file path=customXml/item2.xml><?xml version="1.0" encoding="utf-8"?>
 <ct:contentTypeSchema xmlns:ct="http://schemas.microsoft.com/office/2006/metadata/contentType" xmlns:ma="http://schemas.microsoft.com/office/2006/metadata/properties/metaAttributes" ct:_="" ma:_="" ma:contentTypeName="Document" ma:contentTypeID="0x0101002475E0E10D54B84F937F817497528C71" ma:contentTypeVersion="31" ma:contentTypeDescription="Create a new document." ma:contentTypeScope="" ma:versionID="13da27f6c67572251a4248440d3ad1f6">
   <xsd:schema xmlns:xsd="http://www.w3.org/2001/XMLSchema" xmlns:xs="http://www.w3.org/2001/XMLSchema" xmlns:p="http://schemas.microsoft.com/office/2006/metadata/properties" xmlns:ns2="29d38182-2ba3-434b-9466-3aece3d3aa2e" xmlns:ns3="c2da8608-6b58-45ec-82e0-5098f9986dbf" xmlns:ns4="77b8d55e-a628-4725-ad2a-a2aab75e1dba" targetNamespace="http://schemas.microsoft.com/office/2006/metadata/properties" ma:root="true" ma:fieldsID="4e9409845ca9d9160f86c08f661ea0ad" ns2:_="" ns3:_="" ns4:_="">
     <xsd:import namespace="29d38182-2ba3-434b-9466-3aece3d3aa2e"/>
@@ -14596,7 +14550,20 @@
 </ct:contentTypeSchema>
 </file>
 
+<file path=customXml/item2.xml><?xml version="1.0" encoding="utf-8"?>
+<?mso-contentType ?>
+<FormTemplates xmlns="http://schemas.microsoft.com/sharepoint/v3/contenttype/forms">
+  <Display>DocumentLibraryForm</Display>
+  <Edit>DocumentLibraryForm</Edit>
+  <New>DocumentLibraryForm</New>
+</FormTemplates>
+</file>
+
 <file path=customXml/item3.xml><?xml version="1.0" encoding="utf-8"?>
+<b:Sources xmlns:b="http://schemas.openxmlformats.org/officeDocument/2006/bibliography" xmlns="http://schemas.openxmlformats.org/officeDocument/2006/bibliography" SelectedStyle="\GB.XSL" StyleName="GB7714"/>
+</file>
+
+<file path=customXml/item4.xml><?xml version="1.0" encoding="utf-8"?>
 <p:properties xmlns:p="http://schemas.microsoft.com/office/2006/metadata/properties" xmlns:xsi="http://www.w3.org/2001/XMLSchema-instance" xmlns:pc="http://schemas.microsoft.com/office/infopath/2007/PartnerControls">
   <documentManagement>
     <IntraUpdateFI xmlns="29d38182-2ba3-434b-9466-3aece3d3aa2e">2025-08-30T21:00:00+00:00</IntraUpdateFI>
@@ -14728,19 +14695,7 @@
 </p:properties>
 </file>
 
-<file path=customXml/item4.xml><?xml version="1.0" encoding="utf-8"?>
-<b:Sources xmlns:b="http://schemas.openxmlformats.org/officeDocument/2006/bibliography" xmlns="http://schemas.openxmlformats.org/officeDocument/2006/bibliography" SelectedStyle="\GB.XSL" StyleName="GB7714"/>
-</file>
-
 <file path=customXml/itemProps1.xml><?xml version="1.0" encoding="utf-8"?>
-<ds:datastoreItem xmlns:ds="http://schemas.openxmlformats.org/officeDocument/2006/customXml" ds:itemID="{198EC644-F7AF-456F-BC05-BD0D54E3DC7D}">
-  <ds:schemaRefs>
-    <ds:schemaRef ds:uri="http://schemas.microsoft.com/sharepoint/v3/contenttype/forms"/>
-  </ds:schemaRefs>
-</ds:datastoreItem>
-</file>
-
-<file path=customXml/itemProps2.xml><?xml version="1.0" encoding="utf-8"?>
 <ds:datastoreItem xmlns:ds="http://schemas.openxmlformats.org/officeDocument/2006/customXml" ds:itemID="{EE4B2239-A68B-4EA6-9BD3-4C6271D1C6AF}">
   <ds:schemaRefs>
     <ds:schemaRef ds:uri="http://schemas.microsoft.com/office/2006/metadata/contentType"/>
@@ -14760,7 +14715,23 @@
 </ds:datastoreItem>
 </file>
 
+<file path=customXml/itemProps2.xml><?xml version="1.0" encoding="utf-8"?>
+<ds:datastoreItem xmlns:ds="http://schemas.openxmlformats.org/officeDocument/2006/customXml" ds:itemID="{198EC644-F7AF-456F-BC05-BD0D54E3DC7D}">
+  <ds:schemaRefs>
+    <ds:schemaRef ds:uri="http://schemas.microsoft.com/sharepoint/v3/contenttype/forms"/>
+  </ds:schemaRefs>
+</ds:datastoreItem>
+</file>
+
 <file path=customXml/itemProps3.xml><?xml version="1.0" encoding="utf-8"?>
+<ds:datastoreItem xmlns:ds="http://schemas.openxmlformats.org/officeDocument/2006/customXml" ds:itemID="{AC98FC60-AA00-4516-A716-017F371296A7}">
+  <ds:schemaRefs>
+    <ds:schemaRef ds:uri="http://schemas.openxmlformats.org/officeDocument/2006/bibliography"/>
+  </ds:schemaRefs>
+</ds:datastoreItem>
+</file>
+
+<file path=customXml/itemProps4.xml><?xml version="1.0" encoding="utf-8"?>
 <ds:datastoreItem xmlns:ds="http://schemas.openxmlformats.org/officeDocument/2006/customXml" ds:itemID="{11AEAA72-A71C-4F59-B1F2-69D6C0A615FB}">
   <ds:schemaRefs>
     <ds:schemaRef ds:uri="http://schemas.microsoft.com/office/2006/metadata/properties"/>
@@ -14769,12 +14740,4 @@
     <ds:schemaRef ds:uri="c2da8608-6b58-45ec-82e0-5098f9986dbf"/>
   </ds:schemaRefs>
 </ds:datastoreItem>
-</file>
-
-<file path=customXml/itemProps4.xml><?xml version="1.0" encoding="utf-8"?>
-<ds:datastoreItem xmlns:ds="http://schemas.openxmlformats.org/officeDocument/2006/customXml" ds:itemID="{AC98FC60-AA00-4516-A716-017F371296A7}">
-  <ds:schemaRefs>
-    <ds:schemaRef ds:uri="http://schemas.openxmlformats.org/officeDocument/2006/bibliography"/>
-  </ds:schemaRefs>
-</ds:datastoreItem>
 </file>
--- a/ORAOwl_opinnaytetyö.docx
+++ b/ORAOwl_opinnaytetyö.docx
@@ -3743,6 +3743,7 @@
       </w:r>
       <w:bookmarkEnd w:id="30"/>
     </w:p>
+    <w:p/>
     <w:p>
       <w:pPr>
         <w:pStyle w:val="Heading2"/>
@@ -13423,6 +13424,7 @@
     <w:rsid w:val="001C4DD7"/>
     <w:rsid w:val="001F1D22"/>
     <w:rsid w:val="002058AC"/>
+    <w:rsid w:val="00234C76"/>
     <w:rsid w:val="002436B8"/>
     <w:rsid w:val="005212B7"/>
     <w:rsid w:val="00533F3D"/>
@@ -13433,7 +13435,6 @@
     <w:rsid w:val="00A2653D"/>
     <w:rsid w:val="00A4638A"/>
     <w:rsid w:val="00D12800"/>
-    <w:rsid w:val="00D432FB"/>
     <w:rsid w:val="00DB792C"/>
     <w:rsid w:val="00DD3F3A"/>
   </w:rsids>

--- a/ORAOwl_opinnaytetyö.docx
+++ b/ORAOwl_opinnaytetyö.docx
@@ -923,7 +923,7 @@
       <w:r>
         <w:fldChar w:fldCharType="separate"/>
       </w:r>
-      <w:hyperlink w:anchor="_Toc210759768" w:history="1">
+      <w:hyperlink w:anchor="_Toc213692344" w:history="1">
         <w:r>
           <w:rPr>
             <w:rStyle w:val="Hyperlink"/>
@@ -950,7 +950,7 @@
             <w:noProof/>
             <w:webHidden/>
           </w:rPr>
-          <w:instrText xml:space="preserve"> PAGEREF _Toc210759768 \h </w:instrText>
+          <w:instrText xml:space="preserve"> PAGEREF _Toc213692344 \h </w:instrText>
         </w:r>
         <w:r>
           <w:rPr>
@@ -970,7 +970,7 @@
             <w:noProof/>
             <w:webHidden/>
           </w:rPr>
-          <w:t>7</w:t>
+          <w:t>8</w:t>
         </w:r>
         <w:r>
           <w:rPr>
@@ -995,7 +995,7 @@
           <w14:ligatures w14:val="standardContextual"/>
         </w:rPr>
       </w:pPr>
-      <w:hyperlink w:anchor="_Toc210759769" w:history="1">
+      <w:hyperlink w:anchor="_Toc213692345" w:history="1">
         <w:r>
           <w:rPr>
             <w:rStyle w:val="Hyperlink"/>
@@ -1030,7 +1030,7 @@
             <w:noProof/>
             <w:webHidden/>
           </w:rPr>
-          <w:instrText xml:space="preserve"> PAGEREF _Toc210759769 \h </w:instrText>
+          <w:instrText xml:space="preserve"> PAGEREF _Toc213692345 \h </w:instrText>
         </w:r>
         <w:r>
           <w:rPr>
@@ -1073,7 +1073,7 @@
           <w14:ligatures w14:val="standardContextual"/>
         </w:rPr>
       </w:pPr>
-      <w:hyperlink w:anchor="_Toc210759770" w:history="1">
+      <w:hyperlink w:anchor="_Toc213692346" w:history="1">
         <w:r>
           <w:rPr>
             <w:rStyle w:val="Hyperlink"/>
@@ -1100,7 +1100,7 @@
             <w:noProof/>
             <w:webHidden/>
           </w:rPr>
-          <w:instrText xml:space="preserve"> PAGEREF _Toc210759770 \h </w:instrText>
+          <w:instrText xml:space="preserve"> PAGEREF _Toc213692346 \h </w:instrText>
         </w:r>
         <w:r>
           <w:rPr>
@@ -1143,7 +1143,7 @@
           <w14:ligatures w14:val="standardContextual"/>
         </w:rPr>
       </w:pPr>
-      <w:hyperlink w:anchor="_Toc210759771" w:history="1">
+      <w:hyperlink w:anchor="_Toc213692347" w:history="1">
         <w:r>
           <w:rPr>
             <w:rStyle w:val="Hyperlink"/>
@@ -1170,7 +1170,7 @@
             <w:noProof/>
             <w:webHidden/>
           </w:rPr>
-          <w:instrText xml:space="preserve"> PAGEREF _Toc210759771 \h </w:instrText>
+          <w:instrText xml:space="preserve"> PAGEREF _Toc213692347 \h </w:instrText>
         </w:r>
         <w:r>
           <w:rPr>
@@ -1215,7 +1215,7 @@
           <w14:ligatures w14:val="standardContextual"/>
         </w:rPr>
       </w:pPr>
-      <w:hyperlink w:anchor="_Toc210759772" w:history="1">
+      <w:hyperlink w:anchor="_Toc213692348" w:history="1">
         <w:r>
           <w:rPr>
             <w:rStyle w:val="Hyperlink"/>
@@ -1229,7 +1229,7 @@
             <w:rStyle w:val="Hyperlink"/>
             <w:noProof/>
           </w:rPr>
-          <w:t xml:space="preserve"> Teoreettinen viitekehys</w:t>
+          <w:t xml:space="preserve"> Urheilun Digitaalisuus</w:t>
         </w:r>
         <w:r>
           <w:rPr>
@@ -1250,7 +1250,7 @@
             <w:noProof/>
             <w:webHidden/>
           </w:rPr>
-          <w:instrText xml:space="preserve"> PAGEREF _Toc210759772 \h </w:instrText>
+          <w:instrText xml:space="preserve"> PAGEREF _Toc213692348 \h </w:instrText>
         </w:r>
         <w:r>
           <w:rPr>
@@ -1293,7 +1293,7 @@
           <w14:ligatures w14:val="standardContextual"/>
         </w:rPr>
       </w:pPr>
-      <w:hyperlink w:anchor="_Toc210759773" w:history="1">
+      <w:hyperlink w:anchor="_Toc213692349" w:history="1">
         <w:r>
           <w:rPr>
             <w:rStyle w:val="Hyperlink"/>
@@ -1320,7 +1320,7 @@
             <w:noProof/>
             <w:webHidden/>
           </w:rPr>
-          <w:instrText xml:space="preserve"> PAGEREF _Toc210759773 \h </w:instrText>
+          <w:instrText xml:space="preserve"> PAGEREF _Toc213692349 \h </w:instrText>
         </w:r>
         <w:r>
           <w:rPr>
@@ -1363,7 +1363,7 @@
           <w14:ligatures w14:val="standardContextual"/>
         </w:rPr>
       </w:pPr>
-      <w:hyperlink w:anchor="_Toc210759774" w:history="1">
+      <w:hyperlink w:anchor="_Toc213692350" w:history="1">
         <w:r>
           <w:rPr>
             <w:rStyle w:val="Hyperlink"/>
@@ -1390,7 +1390,7 @@
             <w:noProof/>
             <w:webHidden/>
           </w:rPr>
-          <w:instrText xml:space="preserve"> PAGEREF _Toc210759774 \h </w:instrText>
+          <w:instrText xml:space="preserve"> PAGEREF _Toc213692350 \h </w:instrText>
         </w:r>
         <w:r>
           <w:rPr>
@@ -1410,7 +1410,7 @@
             <w:noProof/>
             <w:webHidden/>
           </w:rPr>
-          <w:t>11</w:t>
+          <w:t>15</w:t>
         </w:r>
         <w:r>
           <w:rPr>
@@ -1435,7 +1435,7 @@
           <w14:ligatures w14:val="standardContextual"/>
         </w:rPr>
       </w:pPr>
-      <w:hyperlink w:anchor="_Toc210759775" w:history="1">
+      <w:hyperlink w:anchor="_Toc213692351" w:history="1">
         <w:r>
           <w:rPr>
             <w:rStyle w:val="Hyperlink"/>
@@ -1470,7 +1470,7 @@
             <w:noProof/>
             <w:webHidden/>
           </w:rPr>
-          <w:instrText xml:space="preserve"> PAGEREF _Toc210759775 \h </w:instrText>
+          <w:instrText xml:space="preserve"> PAGEREF _Toc213692351 \h </w:instrText>
         </w:r>
         <w:r>
           <w:rPr>
@@ -1490,7 +1490,7 @@
             <w:noProof/>
             <w:webHidden/>
           </w:rPr>
-          <w:t>12</w:t>
+          <w:t>16</w:t>
         </w:r>
         <w:r>
           <w:rPr>
@@ -1513,7 +1513,7 @@
           <w14:ligatures w14:val="standardContextual"/>
         </w:rPr>
       </w:pPr>
-      <w:hyperlink w:anchor="_Toc210759776" w:history="1">
+      <w:hyperlink w:anchor="_Toc213692352" w:history="1">
         <w:r>
           <w:rPr>
             <w:rStyle w:val="Hyperlink"/>
@@ -1540,7 +1540,7 @@
             <w:noProof/>
             <w:webHidden/>
           </w:rPr>
-          <w:instrText xml:space="preserve"> PAGEREF _Toc210759776 \h </w:instrText>
+          <w:instrText xml:space="preserve"> PAGEREF _Toc213692352 \h </w:instrText>
         </w:r>
         <w:r>
           <w:rPr>
@@ -1560,7 +1560,7 @@
             <w:noProof/>
             <w:webHidden/>
           </w:rPr>
-          <w:t>12</w:t>
+          <w:t>16</w:t>
         </w:r>
         <w:r>
           <w:rPr>
@@ -1583,7 +1583,7 @@
           <w14:ligatures w14:val="standardContextual"/>
         </w:rPr>
       </w:pPr>
-      <w:hyperlink w:anchor="_Toc210759777" w:history="1">
+      <w:hyperlink w:anchor="_Toc213692353" w:history="1">
         <w:r>
           <w:rPr>
             <w:rStyle w:val="Hyperlink"/>
@@ -1610,7 +1610,7 @@
             <w:noProof/>
             <w:webHidden/>
           </w:rPr>
-          <w:instrText xml:space="preserve"> PAGEREF _Toc210759777 \h </w:instrText>
+          <w:instrText xml:space="preserve"> PAGEREF _Toc213692353 \h </w:instrText>
         </w:r>
         <w:r>
           <w:rPr>
@@ -1630,7 +1630,7 @@
             <w:noProof/>
             <w:webHidden/>
           </w:rPr>
-          <w:t>12</w:t>
+          <w:t>16</w:t>
         </w:r>
         <w:r>
           <w:rPr>
@@ -1655,7 +1655,7 @@
           <w14:ligatures w14:val="standardContextual"/>
         </w:rPr>
       </w:pPr>
-      <w:hyperlink w:anchor="_Toc210759778" w:history="1">
+      <w:hyperlink w:anchor="_Toc213692354" w:history="1">
         <w:r>
           <w:rPr>
             <w:rStyle w:val="Hyperlink"/>
@@ -1690,7 +1690,7 @@
             <w:noProof/>
             <w:webHidden/>
           </w:rPr>
-          <w:instrText xml:space="preserve"> PAGEREF _Toc210759778 \h </w:instrText>
+          <w:instrText xml:space="preserve"> PAGEREF _Toc213692354 \h </w:instrText>
         </w:r>
         <w:r>
           <w:rPr>
@@ -1710,7 +1710,7 @@
             <w:noProof/>
             <w:webHidden/>
           </w:rPr>
-          <w:t>13</w:t>
+          <w:t>17</w:t>
         </w:r>
         <w:r>
           <w:rPr>
@@ -1733,7 +1733,7 @@
           <w14:ligatures w14:val="standardContextual"/>
         </w:rPr>
       </w:pPr>
-      <w:hyperlink w:anchor="_Toc210759779" w:history="1">
+      <w:hyperlink w:anchor="_Toc213692355" w:history="1">
         <w:r>
           <w:rPr>
             <w:rStyle w:val="Hyperlink"/>
@@ -1760,7 +1760,7 @@
             <w:noProof/>
             <w:webHidden/>
           </w:rPr>
-          <w:instrText xml:space="preserve"> PAGEREF _Toc210759779 \h </w:instrText>
+          <w:instrText xml:space="preserve"> PAGEREF _Toc213692355 \h </w:instrText>
         </w:r>
         <w:r>
           <w:rPr>
@@ -1780,7 +1780,7 @@
             <w:noProof/>
             <w:webHidden/>
           </w:rPr>
-          <w:t>13</w:t>
+          <w:t>17</w:t>
         </w:r>
         <w:r>
           <w:rPr>
@@ -1803,7 +1803,7 @@
           <w14:ligatures w14:val="standardContextual"/>
         </w:rPr>
       </w:pPr>
-      <w:hyperlink w:anchor="_Toc210759780" w:history="1">
+      <w:hyperlink w:anchor="_Toc213692356" w:history="1">
         <w:r>
           <w:rPr>
             <w:rStyle w:val="Hyperlink"/>
@@ -1830,7 +1830,7 @@
             <w:noProof/>
             <w:webHidden/>
           </w:rPr>
-          <w:instrText xml:space="preserve"> PAGEREF _Toc210759780 \h </w:instrText>
+          <w:instrText xml:space="preserve"> PAGEREF _Toc213692356 \h </w:instrText>
         </w:r>
         <w:r>
           <w:rPr>
@@ -1850,7 +1850,7 @@
             <w:noProof/>
             <w:webHidden/>
           </w:rPr>
-          <w:t>13</w:t>
+          <w:t>17</w:t>
         </w:r>
         <w:r>
           <w:rPr>
@@ -1873,7 +1873,7 @@
           <w14:ligatures w14:val="standardContextual"/>
         </w:rPr>
       </w:pPr>
-      <w:hyperlink w:anchor="_Toc210759781" w:history="1">
+      <w:hyperlink w:anchor="_Toc213692357" w:history="1">
         <w:r>
           <w:rPr>
             <w:rStyle w:val="Hyperlink"/>
@@ -1900,7 +1900,7 @@
             <w:noProof/>
             <w:webHidden/>
           </w:rPr>
-          <w:instrText xml:space="preserve"> PAGEREF _Toc210759781 \h </w:instrText>
+          <w:instrText xml:space="preserve"> PAGEREF _Toc213692357 \h </w:instrText>
         </w:r>
         <w:r>
           <w:rPr>
@@ -1920,7 +1920,7 @@
             <w:noProof/>
             <w:webHidden/>
           </w:rPr>
-          <w:t>13</w:t>
+          <w:t>17</w:t>
         </w:r>
         <w:r>
           <w:rPr>
@@ -1945,7 +1945,7 @@
           <w14:ligatures w14:val="standardContextual"/>
         </w:rPr>
       </w:pPr>
-      <w:hyperlink w:anchor="_Toc210759782" w:history="1">
+      <w:hyperlink w:anchor="_Toc213692358" w:history="1">
         <w:r>
           <w:rPr>
             <w:rStyle w:val="Hyperlink"/>
@@ -1980,7 +1980,7 @@
             <w:noProof/>
             <w:webHidden/>
           </w:rPr>
-          <w:instrText xml:space="preserve"> PAGEREF _Toc210759782 \h </w:instrText>
+          <w:instrText xml:space="preserve"> PAGEREF _Toc213692358 \h </w:instrText>
         </w:r>
         <w:r>
           <w:rPr>
@@ -2000,7 +2000,7 @@
             <w:noProof/>
             <w:webHidden/>
           </w:rPr>
-          <w:t>14</w:t>
+          <w:t>18</w:t>
         </w:r>
         <w:r>
           <w:rPr>
@@ -2025,7 +2025,7 @@
           <w14:ligatures w14:val="standardContextual"/>
         </w:rPr>
       </w:pPr>
-      <w:hyperlink w:anchor="_Toc210759783" w:history="1">
+      <w:hyperlink w:anchor="_Toc213692359" w:history="1">
         <w:r>
           <w:rPr>
             <w:rStyle w:val="Hyperlink"/>
@@ -2060,7 +2060,7 @@
             <w:noProof/>
             <w:webHidden/>
           </w:rPr>
-          <w:instrText xml:space="preserve"> PAGEREF _Toc210759783 \h </w:instrText>
+          <w:instrText xml:space="preserve"> PAGEREF _Toc213692359 \h </w:instrText>
         </w:r>
         <w:r>
           <w:rPr>
@@ -2080,7 +2080,7 @@
             <w:noProof/>
             <w:webHidden/>
           </w:rPr>
-          <w:t>15</w:t>
+          <w:t>19</w:t>
         </w:r>
         <w:r>
           <w:rPr>
@@ -2105,7 +2105,7 @@
           <w14:ligatures w14:val="standardContextual"/>
         </w:rPr>
       </w:pPr>
-      <w:hyperlink w:anchor="_Toc210759784" w:history="1">
+      <w:hyperlink w:anchor="_Toc213692360" w:history="1">
         <w:r>
           <w:rPr>
             <w:rStyle w:val="Hyperlink"/>
@@ -2140,7 +2140,7 @@
             <w:noProof/>
             <w:webHidden/>
           </w:rPr>
-          <w:instrText xml:space="preserve"> PAGEREF _Toc210759784 \h </w:instrText>
+          <w:instrText xml:space="preserve"> PAGEREF _Toc213692360 \h </w:instrText>
         </w:r>
         <w:r>
           <w:rPr>
@@ -2160,7 +2160,7 @@
             <w:noProof/>
             <w:webHidden/>
           </w:rPr>
-          <w:t>16</w:t>
+          <w:t>20</w:t>
         </w:r>
         <w:r>
           <w:rPr>
@@ -2185,7 +2185,7 @@
           <w14:ligatures w14:val="standardContextual"/>
         </w:rPr>
       </w:pPr>
-      <w:hyperlink w:anchor="_Toc210759785" w:history="1">
+      <w:hyperlink w:anchor="_Toc213692361" w:history="1">
         <w:r>
           <w:rPr>
             <w:rStyle w:val="Hyperlink"/>
@@ -2212,7 +2212,7 @@
             <w:noProof/>
             <w:webHidden/>
           </w:rPr>
-          <w:instrText xml:space="preserve"> PAGEREF _Toc210759785 \h </w:instrText>
+          <w:instrText xml:space="preserve"> PAGEREF _Toc213692361 \h </w:instrText>
         </w:r>
         <w:r>
           <w:rPr>
@@ -2232,7 +2232,7 @@
             <w:noProof/>
             <w:webHidden/>
           </w:rPr>
-          <w:t>17</w:t>
+          <w:t>21</w:t>
         </w:r>
         <w:r>
           <w:rPr>
@@ -2257,7 +2257,7 @@
           <w14:ligatures w14:val="standardContextual"/>
         </w:rPr>
       </w:pPr>
-      <w:hyperlink w:anchor="_Toc210759786" w:history="1">
+      <w:hyperlink w:anchor="_Toc213692362" w:history="1">
         <w:r>
           <w:rPr>
             <w:rStyle w:val="Hyperlink"/>
@@ -2292,7 +2292,7 @@
             <w:noProof/>
             <w:webHidden/>
           </w:rPr>
-          <w:instrText xml:space="preserve"> PAGEREF _Toc210759786 \h </w:instrText>
+          <w:instrText xml:space="preserve"> PAGEREF _Toc213692362 \h </w:instrText>
         </w:r>
         <w:r>
           <w:rPr>
@@ -2312,7 +2312,7 @@
             <w:noProof/>
             <w:webHidden/>
           </w:rPr>
-          <w:t>29</w:t>
+          <w:t>34</w:t>
         </w:r>
         <w:r>
           <w:rPr>
@@ -3230,7 +3230,7 @@
         <w:fldChar w:fldCharType="end"/>
       </w:r>
     </w:p>
-    <w:bookmarkStart w:id="3" w:name="_Toc210759768" w:displacedByCustomXml="next"/>
+    <w:bookmarkStart w:id="3" w:name="_Toc213692344" w:displacedByCustomXml="next"/>
     <w:bookmarkStart w:id="4" w:name="_Toc310677412" w:displacedByCustomXml="next"/>
     <w:sdt>
       <w:sdtPr>
@@ -3530,7 +3530,7 @@
       <w:pPr>
         <w:pStyle w:val="Heading1"/>
       </w:pPr>
-      <w:bookmarkStart w:id="17" w:name="_Toc210759769"/>
+      <w:bookmarkStart w:id="17" w:name="_Toc213692345"/>
       <w:bookmarkEnd w:id="6"/>
       <w:bookmarkEnd w:id="7"/>
       <w:bookmarkEnd w:id="8"/>
@@ -3583,7 +3583,7 @@
         </w:numPr>
         <w:ind w:left="397" w:hanging="397"/>
       </w:pPr>
-      <w:bookmarkStart w:id="18" w:name="_Toc210759770"/>
+      <w:bookmarkStart w:id="18" w:name="_Toc213692346"/>
       <w:r>
         <w:lastRenderedPageBreak/>
         <w:t>Tausta ja motivaatio</w:t>
@@ -3631,7 +3631,7 @@
         </w:numPr>
         <w:ind w:left="397" w:hanging="397"/>
       </w:pPr>
-      <w:bookmarkStart w:id="19" w:name="_Toc210759771"/>
+      <w:bookmarkStart w:id="19" w:name="_Toc213692347"/>
       <w:r>
         <w:t>Tavoitteet, rajaukset ja tutkimuskysymykset</w:t>
       </w:r>
@@ -3669,67 +3669,54 @@
       <w:pPr>
         <w:pStyle w:val="Heading1"/>
       </w:pPr>
-      <w:bookmarkStart w:id="20" w:name="_Toc210759772"/>
-      <w:bookmarkStart w:id="21" w:name="_Toc237330449"/>
-      <w:bookmarkStart w:id="22" w:name="_Toc237401252"/>
-      <w:bookmarkStart w:id="23" w:name="_Toc237401817"/>
-      <w:bookmarkStart w:id="24" w:name="_Toc237402711"/>
-      <w:bookmarkStart w:id="25" w:name="_Toc237404619"/>
-      <w:bookmarkStart w:id="26" w:name="_Toc237404949"/>
-      <w:bookmarkStart w:id="27" w:name="_Toc237405487"/>
-      <w:bookmarkStart w:id="28" w:name="_Toc237405708"/>
-      <w:bookmarkStart w:id="29" w:name="_Toc237405902"/>
+      <w:bookmarkStart w:id="20" w:name="_Toc237330449"/>
+      <w:bookmarkStart w:id="21" w:name="_Toc237401252"/>
+      <w:bookmarkStart w:id="22" w:name="_Toc237401817"/>
+      <w:bookmarkStart w:id="23" w:name="_Toc237402711"/>
+      <w:bookmarkStart w:id="24" w:name="_Toc237404619"/>
+      <w:bookmarkStart w:id="25" w:name="_Toc237404949"/>
+      <w:bookmarkStart w:id="26" w:name="_Toc237405487"/>
+      <w:bookmarkStart w:id="27" w:name="_Toc237405708"/>
+      <w:bookmarkStart w:id="28" w:name="_Toc237405902"/>
+      <w:bookmarkStart w:id="29" w:name="_Toc213692348"/>
       <w:r>
         <w:lastRenderedPageBreak/>
-        <w:t>Teoreettinen viitekehys</w:t>
-      </w:r>
-      <w:bookmarkEnd w:id="20"/>
-    </w:p>
-    <w:p>
-      <w:r>
-        <w:t xml:space="preserve">Aloita leipätekstin kirjoittaminen tästä </w:t>
-      </w:r>
-      <w:r>
-        <w:rPr>
-          <w:b/>
-        </w:rPr>
-        <w:t>Normaali</w:t>
-      </w:r>
-      <w:r>
-        <w:t>-tyylillä.</w:t>
-      </w:r>
-    </w:p>
-    <w:p>
-      <w:r>
-        <w:t xml:space="preserve">Huomioi tekstin ulkoasussa dokumentin </w:t>
-      </w:r>
-      <w:r>
-        <w:rPr>
-          <w:b/>
-          <w:bCs/>
-        </w:rPr>
-        <w:t>saavutettavuus</w:t>
-      </w:r>
-      <w:r>
-        <w:t xml:space="preserve">. Katso tarkempia ohjeita opinnäytetyön </w:t>
-      </w:r>
-      <w:r>
-        <w:t>raportti</w:t>
-      </w:r>
-      <w:r>
-        <w:t>pohjan käyt</w:t>
-      </w:r>
-      <w:r>
-        <w:t>tö</w:t>
-      </w:r>
-      <w:r>
-        <w:t>ohje</w:t>
-      </w:r>
-      <w:r>
-        <w:t>e</w:t>
-      </w:r>
-      <w:r>
-        <w:t>sta.</w:t>
+        <w:t>Urheilun Digitaalisuus</w:t>
+      </w:r>
+      <w:bookmarkEnd w:id="29"/>
+    </w:p>
+    <w:p>
+      <w:r>
+        <w:t>Digitalisaatio on yksi merkittävimmistä yhteiskunnallisista muutostrendeistä 2000-luvulla, ja sen vaikutukset ulottuvat myös urheilun maailmaan. Teknologinen kehitys, kuten sensorien, tekoälyn ja paikkatietoteknologioiden hyödyntäminen, on mullistanut sekä urheilun suorituskyvyn analysoinnin että harrastamisen tavat (</w:t>
+      </w:r>
+      <w:proofErr w:type="spellStart"/>
+      <w:r>
+        <w:t>Ratten</w:t>
+      </w:r>
+      <w:proofErr w:type="spellEnd"/>
+      <w:r>
+        <w:t>, 2020). Urheilun digitalisaatio tarkoittaa digitaalisten teknologioiden käyttöönottoa ja hyödyntämistä tiedonkeruussa, viestinnässä, analytiikassa ja päätöksenteossa (</w:t>
+      </w:r>
+      <w:proofErr w:type="spellStart"/>
+      <w:r>
+        <w:t>Bondarouk</w:t>
+      </w:r>
+      <w:proofErr w:type="spellEnd"/>
+      <w:r>
+        <w:t xml:space="preserve"> &amp; </w:t>
+      </w:r>
+      <w:proofErr w:type="spellStart"/>
+      <w:r>
+        <w:t>Brewster</w:t>
+      </w:r>
+      <w:proofErr w:type="spellEnd"/>
+      <w:r>
+        <w:t>, 2016).</w:t>
+      </w:r>
+    </w:p>
+    <w:p>
+      <w:r>
+        <w:t>Tässä luvussa tarkastellaan digitalisaation yleisiä vaikutuksia urheiluun sekä syvennytään erityisesti suunnistuksen näkökulmaan. Suunnistus on laji, jossa fyysinen suoritus, päätöksenteko ja kartanlukutaito yhdistyvät ainutlaatuisella tavalla. Digitalisaatio on tuonut lajiin merkittäviä uudistuksia niin kilpailujen järjestämiseen, harjoittelun seurantaan kuin lajikokemuksen saavutettavuuteenkin.</w:t>
       </w:r>
     </w:p>
     <w:p/>
@@ -3737,18 +3724,663 @@
       <w:pPr>
         <w:pStyle w:val="Heading2"/>
       </w:pPr>
-      <w:bookmarkStart w:id="30" w:name="_Toc210759773"/>
+      <w:bookmarkStart w:id="30" w:name="_Toc213692349"/>
       <w:r>
         <w:t>Digitalisaatio urheilussa Tulosanalytiikka suunnistuksessa</w:t>
       </w:r>
       <w:bookmarkEnd w:id="30"/>
     </w:p>
-    <w:p/>
+    <w:p>
+      <w:pPr>
+        <w:rPr>
+          <w:b/>
+          <w:bCs/>
+        </w:rPr>
+      </w:pPr>
+      <w:r>
+        <w:t xml:space="preserve"> </w:t>
+      </w:r>
+      <w:r>
+        <w:rPr>
+          <w:b/>
+          <w:bCs/>
+        </w:rPr>
+        <w:t>Digitalisaation merkitys urheilun kehityksessä</w:t>
+      </w:r>
+    </w:p>
+    <w:p>
+      <w:r>
+        <w:t>Digitalisaation myötä urheilu on muuttunut yhä enemmän datalähtöiseksi toiminnaksi. Modernit teknologiat, kuten GPS-seuranta, liikesensorit ja tekoälypohjaiset analyysijärjestelmät, mahdollistavat reaaliaikaisen tiedonkeruun urheilijoiden suorituksista (Petersen et al., 2021). Tämä data tukee päätöksentekoa niin valmennuksessa kuin kilpailusuoritusten kehittämisessä.</w:t>
+      </w:r>
+    </w:p>
+    <w:p>
+      <w:r>
+        <w:t>Digitaalisten ratkaisujen avulla urheilijat ja valmentajat voivat analysoida yksittäisiä suorituksia tarkasti, arvioida harjoittelun tehokkuutta ja suunnitella yksilöllisiä kehitysohjelmia (</w:t>
+      </w:r>
+      <w:proofErr w:type="spellStart"/>
+      <w:r>
+        <w:t>Ratten</w:t>
+      </w:r>
+      <w:proofErr w:type="spellEnd"/>
+      <w:r>
+        <w:t xml:space="preserve">, 2020). Lisäksi urheilun digitalisaatio on lisännyt harrastajien mahdollisuuksia osallistua virtuaalisiin tapahtumiin ja </w:t>
+      </w:r>
+      <w:r>
+        <w:lastRenderedPageBreak/>
+        <w:t>seurata urheilua digitaalisilla alustoilla. Tällä on ollut positiivinen vaikutus urheilun saavutettavuuteen ja yhteisöllisyyteen (</w:t>
+      </w:r>
+      <w:proofErr w:type="spellStart"/>
+      <w:r>
+        <w:t>Bondarouk</w:t>
+      </w:r>
+      <w:proofErr w:type="spellEnd"/>
+      <w:r>
+        <w:t xml:space="preserve"> &amp; </w:t>
+      </w:r>
+      <w:proofErr w:type="spellStart"/>
+      <w:r>
+        <w:t>Brewster</w:t>
+      </w:r>
+      <w:proofErr w:type="spellEnd"/>
+      <w:r>
+        <w:t>, 2016).</w:t>
+      </w:r>
+    </w:p>
+    <w:p>
+      <w:pPr>
+        <w:rPr>
+          <w:lang w:val="en-FI"/>
+        </w:rPr>
+      </w:pPr>
+      <w:r>
+        <w:rPr>
+          <w:lang w:val="en-FI"/>
+        </w:rPr>
+        <w:pict w14:anchorId="51281C68">
+          <v:rect id="_x0000_i1117" style="width:0;height:1.5pt" o:hralign="center" o:hrstd="t" o:hr="t" fillcolor="#a0a0a0" stroked="f"/>
+        </w:pict>
+      </w:r>
+    </w:p>
+    <w:p>
+      <w:pPr>
+        <w:rPr>
+          <w:b/>
+          <w:bCs/>
+        </w:rPr>
+      </w:pPr>
+      <w:r>
+        <w:rPr>
+          <w:b/>
+          <w:bCs/>
+        </w:rPr>
+        <w:t>Digitalisaation rooli suunnistuksessa</w:t>
+      </w:r>
+    </w:p>
+    <w:p>
+      <w:r>
+        <w:t xml:space="preserve">Suunnistus on yksi niistä urheilulajeista, joissa digitalisaatio on muuttanut toimintaympäristöä perusteellisesti. Perinteisesti suunnistus on perustunut paperikarttoihin ja manuaalisiin leimausjärjestelmiin, mutta nykyään kilpailut ja harjoittelu nojaavat vahvasti digitaalisiin teknologioihin (International </w:t>
+      </w:r>
+      <w:proofErr w:type="spellStart"/>
+      <w:r>
+        <w:t>Orienteering</w:t>
+      </w:r>
+      <w:proofErr w:type="spellEnd"/>
+      <w:r>
+        <w:t xml:space="preserve"> Federation [IOF], 2022).</w:t>
+      </w:r>
+    </w:p>
+    <w:p>
+      <w:pPr>
+        <w:rPr>
+          <w:b/>
+          <w:bCs/>
+        </w:rPr>
+      </w:pPr>
+      <w:r>
+        <w:rPr>
+          <w:b/>
+          <w:bCs/>
+        </w:rPr>
+        <w:t>Teknologiset innovaatiot</w:t>
+      </w:r>
+    </w:p>
+    <w:p>
+      <w:r>
+        <w:t>Merkittävin muutos suunnistuksessa on GPS-teknologian käyttöönotto. Sen avulla urheilijoiden suorituksia voidaan seurata reaaliaikaisesti, ja kilpailujen jälkeen reitit voidaan analysoida yksityiskohtaisesti (</w:t>
+      </w:r>
+      <w:proofErr w:type="spellStart"/>
+      <w:r>
+        <w:t>Schuster</w:t>
+      </w:r>
+      <w:proofErr w:type="spellEnd"/>
+      <w:r>
+        <w:t xml:space="preserve"> et al., 2018). Tämä mahdollistaa suorituksen vahvuuksien ja kehityskohteiden tunnistamisen. GPS-seuranta on myös lisännyt suunnistuksen läpinäkyvyyttä ja yleisöystävällisyyttä, sillä suorituksia voidaan seurata visuaalisesti kilpailujen aikana.</w:t>
+      </w:r>
+    </w:p>
+    <w:p>
+      <w:r>
+        <w:t>Toinen keskeinen digitalisaation vaikutus on karttojen tuotannon ja ylläpidon muutos. Digitaalinen kartoitus ja paikkatietojärjestelmät (GIS) mahdollistavat tarkempien ja ajantasaisempien karttojen luomisen (Kangas &amp; Sarjakoski, 2019). Tämä parantaa kilpailujen laatua ja vähentää virheiden mahdollisuutta.</w:t>
+      </w:r>
+    </w:p>
+    <w:p>
+      <w:pPr>
+        <w:rPr>
+          <w:b/>
+          <w:bCs/>
+        </w:rPr>
+      </w:pPr>
+      <w:r>
+        <w:rPr>
+          <w:b/>
+          <w:bCs/>
+        </w:rPr>
+        <w:t>Harjoittelun digitalisoituminen</w:t>
+      </w:r>
+    </w:p>
+    <w:p>
+      <w:r>
+        <w:t xml:space="preserve">Digitalisaatio on vaikuttanut myös suunnistuksen harjoittelumenetelmiin. Sovellukset, kuten </w:t>
+      </w:r>
+      <w:proofErr w:type="spellStart"/>
+      <w:r>
+        <w:rPr>
+          <w:b/>
+          <w:bCs/>
+        </w:rPr>
+        <w:t>MapRun</w:t>
+      </w:r>
+      <w:proofErr w:type="spellEnd"/>
+      <w:r>
+        <w:t xml:space="preserve"> ja </w:t>
+      </w:r>
+      <w:r>
+        <w:rPr>
+          <w:b/>
+          <w:bCs/>
+        </w:rPr>
+        <w:t>OCAD</w:t>
+      </w:r>
+      <w:r>
+        <w:t>, tarjoavat mahdollisuuden virtuaalisiin harjoituksiin ilman fyysisiä rasteja (</w:t>
+      </w:r>
+      <w:proofErr w:type="spellStart"/>
+      <w:r>
+        <w:t>MapRun</w:t>
+      </w:r>
+      <w:proofErr w:type="spellEnd"/>
+      <w:r>
+        <w:t>, 2023). Näiden ohjelmistojen avulla urheilijat voivat harjoitella reitinvalintaa, ajankäyttöä ja päätöksentekoa myös kaupunki- tai koulutusympäristöissä.</w:t>
+      </w:r>
+    </w:p>
+    <w:p>
+      <w:r>
+        <w:lastRenderedPageBreak/>
+        <w:t>Virtuaalisuunnistuksen kasvu on tuonut lajiin uusia harrastajia, sillä osallistuminen ei vaadi välttämättä maastoon menemistä. Tämä kehitys tukee suunnistuksen leviämistä ja sen roolia nykyaikaisena, teknologiaa hyödyntävänä urheilulajina.</w:t>
+      </w:r>
+    </w:p>
+    <w:p>
+      <w:pPr>
+        <w:rPr>
+          <w:lang w:val="en-FI"/>
+        </w:rPr>
+      </w:pPr>
+      <w:r>
+        <w:rPr>
+          <w:lang w:val="en-FI"/>
+        </w:rPr>
+        <w:pict w14:anchorId="0AD69601">
+          <v:rect id="_x0000_i1118" style="width:0;height:1.5pt" o:hralign="center" o:hrstd="t" o:hr="t" fillcolor="#a0a0a0" stroked="f"/>
+        </w:pict>
+      </w:r>
+    </w:p>
+    <w:p>
+      <w:pPr>
+        <w:rPr>
+          <w:b/>
+          <w:bCs/>
+        </w:rPr>
+      </w:pPr>
+      <w:r>
+        <w:rPr>
+          <w:b/>
+          <w:bCs/>
+        </w:rPr>
+        <w:t>Haasteet ja mahdollisuudet</w:t>
+      </w:r>
+    </w:p>
+    <w:p>
+      <w:r>
+        <w:t>Digitalisaation tuomat mahdollisuudet eivät ole täysin ongelmattomia. Teknologian luotettavuus, tietoturva ja urheilijoiden yksityisyyden suoja ovat nousseet keskeisiksi keskustelunaiheiksi (</w:t>
+      </w:r>
+      <w:proofErr w:type="spellStart"/>
+      <w:r>
+        <w:t>Ratten</w:t>
+      </w:r>
+      <w:proofErr w:type="spellEnd"/>
+      <w:r>
+        <w:t>, 2020). Esimerkiksi GPS-seurannan ja datankeruun yhteydessä on tärkeää varmistaa, että urheilijoiden henkilökohtaisia tietoja käsitellään asianmukaisesti.</w:t>
+      </w:r>
+    </w:p>
+    <w:p>
+      <w:r>
+        <w:t>Lisäksi on esitetty huolia siitä, että teknologian ylikorostuminen voi vähentää perinteisten suunnistustaitojen, kuten kartanlukutaidon ja maaston havainnoinnin, merkitystä (Kangas &amp; Sarjakoski, 2019). Lajin tulevaisuuden kannalta on olennaista löytää tasapaino perinteisten taitojen ja teknologisten innovaatioiden välillä.</w:t>
+      </w:r>
+    </w:p>
+    <w:p>
+      <w:r>
+        <w:t>Digitalisaatio tarjoaa kuitenkin myös uusia mahdollisuuksia valmennuksen, kilpailutoiminnan ja saavutettavuuden kehittämiseen. Reaaliaikainen analytiikka, tekoälyyn perustuvat suoritusmallit ja virtuaaliset harjoitusympäristöt voivat tulevaisuudessa viedä suunnistuksen kehitystä entistä pidemmälle (Petersen et al., 2021).</w:t>
+      </w:r>
+    </w:p>
+    <w:p>
+      <w:pPr>
+        <w:rPr>
+          <w:b/>
+          <w:bCs/>
+        </w:rPr>
+      </w:pPr>
+      <w:r>
+        <w:rPr>
+          <w:b/>
+          <w:bCs/>
+        </w:rPr>
+        <w:t>Tulosanalytiikan rooli urheilussa</w:t>
+      </w:r>
+    </w:p>
+    <w:p>
+      <w:r>
+        <w:t>Urheilun tulosanalytiikka perustuu suoritusdatan systemaattiseen keräämiseen, käsittelyyn ja tulkintaan. Tämä data voi sisältää esimerkiksi liikenopeutta, sykettä, karttakoordinaatteja, virherasteja ja aikoja eri väleillä (Petersen et al., 2021). Datan analysointi auttaa urheilijoita ja valmentajia tekemään tietoon perustuvia päätöksiä harjoittelusta ja kilpailustrategioista.</w:t>
+      </w:r>
+    </w:p>
+    <w:p>
+      <w:r>
+        <w:lastRenderedPageBreak/>
+        <w:t>Moderni urheiluanalytiikka hyödyntää koneoppimista ja tekoälyä ennustamaan suorituksia sekä tunnistamaan poikkeavuuksia tai suoritusmalleja (</w:t>
+      </w:r>
+      <w:proofErr w:type="spellStart"/>
+      <w:r>
+        <w:t>Garg</w:t>
+      </w:r>
+      <w:proofErr w:type="spellEnd"/>
+      <w:r>
+        <w:t xml:space="preserve"> et al., 2022). Näiden työkalujen avulla voidaan optimoida harjoitusten sisältöä ja ajoitusta sekä arvioida palautumisen tehokkuutta.</w:t>
+      </w:r>
+    </w:p>
+    <w:p>
+      <w:pPr>
+        <w:rPr>
+          <w:lang w:val="en-FI"/>
+        </w:rPr>
+      </w:pPr>
+      <w:r>
+        <w:t xml:space="preserve">Tulosanalytiikka ei ole enää vain huippu-urheilun osa-alue, vaan se on yhä useammin käytössä myös harrastajatasolla, esimerkiksi mobiilisovellusten ja GPS-seurantalaitteiden avulla. </w:t>
+      </w:r>
+      <w:proofErr w:type="spellStart"/>
+      <w:r>
+        <w:rPr>
+          <w:lang w:val="en-FI"/>
+        </w:rPr>
+        <w:t>Tämä</w:t>
+      </w:r>
+      <w:proofErr w:type="spellEnd"/>
+      <w:r>
+        <w:rPr>
+          <w:lang w:val="en-FI"/>
+        </w:rPr>
+        <w:t xml:space="preserve"> on </w:t>
+      </w:r>
+      <w:proofErr w:type="spellStart"/>
+      <w:r>
+        <w:rPr>
+          <w:lang w:val="en-FI"/>
+        </w:rPr>
+        <w:t>lisännyt</w:t>
+      </w:r>
+      <w:proofErr w:type="spellEnd"/>
+      <w:r>
+        <w:rPr>
+          <w:lang w:val="en-FI"/>
+        </w:rPr>
+        <w:t xml:space="preserve"> </w:t>
+      </w:r>
+      <w:proofErr w:type="spellStart"/>
+      <w:r>
+        <w:rPr>
+          <w:lang w:val="en-FI"/>
+        </w:rPr>
+        <w:t>urheilun</w:t>
+      </w:r>
+      <w:proofErr w:type="spellEnd"/>
+      <w:r>
+        <w:rPr>
+          <w:lang w:val="en-FI"/>
+        </w:rPr>
+        <w:t xml:space="preserve"> </w:t>
+      </w:r>
+      <w:proofErr w:type="spellStart"/>
+      <w:r>
+        <w:rPr>
+          <w:lang w:val="en-FI"/>
+        </w:rPr>
+        <w:t>itsearviointia</w:t>
+      </w:r>
+      <w:proofErr w:type="spellEnd"/>
+      <w:r>
+        <w:rPr>
+          <w:lang w:val="en-FI"/>
+        </w:rPr>
+        <w:t xml:space="preserve"> </w:t>
+      </w:r>
+      <w:proofErr w:type="spellStart"/>
+      <w:r>
+        <w:rPr>
+          <w:lang w:val="en-FI"/>
+        </w:rPr>
+        <w:t>ja</w:t>
+      </w:r>
+      <w:proofErr w:type="spellEnd"/>
+      <w:r>
+        <w:rPr>
+          <w:lang w:val="en-FI"/>
+        </w:rPr>
+        <w:t xml:space="preserve"> </w:t>
+      </w:r>
+      <w:proofErr w:type="spellStart"/>
+      <w:r>
+        <w:rPr>
+          <w:lang w:val="en-FI"/>
+        </w:rPr>
+        <w:t>yksilöllistä</w:t>
+      </w:r>
+      <w:proofErr w:type="spellEnd"/>
+      <w:r>
+        <w:rPr>
+          <w:lang w:val="en-FI"/>
+        </w:rPr>
+        <w:t xml:space="preserve"> </w:t>
+      </w:r>
+      <w:proofErr w:type="spellStart"/>
+      <w:r>
+        <w:rPr>
+          <w:lang w:val="en-FI"/>
+        </w:rPr>
+        <w:t>kehittämistä</w:t>
+      </w:r>
+      <w:proofErr w:type="spellEnd"/>
+      <w:r>
+        <w:rPr>
+          <w:lang w:val="en-FI"/>
+        </w:rPr>
+        <w:t xml:space="preserve"> (</w:t>
+      </w:r>
+      <w:proofErr w:type="spellStart"/>
+      <w:r>
+        <w:rPr>
+          <w:lang w:val="en-FI"/>
+        </w:rPr>
+        <w:t>Ratten</w:t>
+      </w:r>
+      <w:proofErr w:type="spellEnd"/>
+      <w:r>
+        <w:rPr>
+          <w:lang w:val="en-FI"/>
+        </w:rPr>
+        <w:t>, 2020).</w:t>
+      </w:r>
+    </w:p>
+    <w:p>
+      <w:pPr>
+        <w:rPr>
+          <w:lang w:val="en-FI"/>
+        </w:rPr>
+      </w:pPr>
+      <w:r>
+        <w:rPr>
+          <w:lang w:val="en-FI"/>
+        </w:rPr>
+        <w:pict w14:anchorId="5BDE83C5">
+          <v:rect id="_x0000_i1119" style="width:0;height:1.5pt" o:hralign="center" o:hrstd="t" o:hr="t" fillcolor="#a0a0a0" stroked="f"/>
+        </w:pict>
+      </w:r>
+    </w:p>
+    <w:p>
+      <w:pPr>
+        <w:rPr>
+          <w:b/>
+          <w:bCs/>
+        </w:rPr>
+      </w:pPr>
+      <w:r>
+        <w:rPr>
+          <w:b/>
+          <w:bCs/>
+        </w:rPr>
+        <w:t>Tulosanalytiikka suunnistuksessa</w:t>
+      </w:r>
+    </w:p>
+    <w:p>
+      <w:pPr>
+        <w:rPr>
+          <w:b/>
+          <w:bCs/>
+        </w:rPr>
+      </w:pPr>
+      <w:r>
+        <w:rPr>
+          <w:b/>
+          <w:bCs/>
+        </w:rPr>
+        <w:t>Suoritusdatan kerääminen ja hyödyntäminen</w:t>
+      </w:r>
+    </w:p>
+    <w:p>
+      <w:r>
+        <w:t>Suunnistuksessa tulosanalytiikka perustuu ennen kaikkea GPS-jälkien, aikavälien ja reittivalintojen tarkasteluun (</w:t>
+      </w:r>
+      <w:proofErr w:type="spellStart"/>
+      <w:r>
+        <w:t>Schuster</w:t>
+      </w:r>
+      <w:proofErr w:type="spellEnd"/>
+      <w:r>
+        <w:t xml:space="preserve"> et al., 2018). Urheilijoiden liikkumista seurataan tarkasti, ja kerätty data mahdollistaa yksityiskohtaisen analyysin reitinvalinnoista, vauhdinjaosta ja virheiden vaikutuksesta kokonaissuoritukseen.</w:t>
+      </w:r>
+    </w:p>
+    <w:p>
+      <w:r>
+        <w:t>Tämä tieto on arvokasta sekä yksilö- että joukkuetasolla. Valmentajat voivat tunnistaa suoritusvaiheita, joissa urheilijan päätöksenteko hidastuu tai virheiden määrä kasvaa. Näin analytiikka tukee kognitiivisen suorituskyvyn kehittämistä ja reittisuunnittelun optimointia (Kangas &amp; Sarjakoski, 2019).</w:t>
+      </w:r>
+    </w:p>
+    <w:p>
+      <w:pPr>
+        <w:rPr>
+          <w:b/>
+          <w:bCs/>
+        </w:rPr>
+      </w:pPr>
+      <w:r>
+        <w:rPr>
+          <w:b/>
+          <w:bCs/>
+        </w:rPr>
+        <w:t>Teknologiset välineet ja ohjelmistot</w:t>
+      </w:r>
+    </w:p>
+    <w:p>
+      <w:r>
+        <w:t xml:space="preserve">Tulosanalytiikkaa tukevat nykyään useat digitaaliset työkalut, kuten </w:t>
+      </w:r>
+      <w:proofErr w:type="spellStart"/>
+      <w:r>
+        <w:rPr>
+          <w:b/>
+          <w:bCs/>
+        </w:rPr>
+        <w:t>QuickRoute</w:t>
+      </w:r>
+      <w:proofErr w:type="spellEnd"/>
+      <w:r>
+        <w:t xml:space="preserve">, </w:t>
+      </w:r>
+      <w:proofErr w:type="spellStart"/>
+      <w:r>
+        <w:rPr>
+          <w:b/>
+          <w:bCs/>
+        </w:rPr>
+        <w:t>Livelox</w:t>
+      </w:r>
+      <w:proofErr w:type="spellEnd"/>
+      <w:r>
+        <w:t xml:space="preserve"> ja </w:t>
+      </w:r>
+      <w:proofErr w:type="spellStart"/>
+      <w:r>
+        <w:rPr>
+          <w:b/>
+          <w:bCs/>
+        </w:rPr>
+        <w:t>MapRun</w:t>
+      </w:r>
+      <w:proofErr w:type="spellEnd"/>
+      <w:r>
+        <w:t>, jotka mahdollistavat GPS-jälkien vertailun ja reaaliaikaisen datan visualisoinnin (</w:t>
+      </w:r>
+      <w:proofErr w:type="spellStart"/>
+      <w:r>
+        <w:t>MapRun</w:t>
+      </w:r>
+      <w:proofErr w:type="spellEnd"/>
+      <w:r>
+        <w:t>, 2023). Näiden ohjelmien avulla urheilija voi tarkastella omaa reittiään suhteessa muihin kilpailijoihin sekä analysoida päätöksentekonsa tehokkuutta eri maastotyypeissä.</w:t>
+      </w:r>
+    </w:p>
+    <w:p>
+      <w:r>
+        <w:t>Lisäksi tekoälypohjaiset sovellukset kykenevät tunnistamaan toistuvia virhemalleja ja suosittelemaan parannuksia harjoitteluun (</w:t>
+      </w:r>
+      <w:proofErr w:type="spellStart"/>
+      <w:r>
+        <w:t>Garg</w:t>
+      </w:r>
+      <w:proofErr w:type="spellEnd"/>
+      <w:r>
+        <w:t xml:space="preserve"> et al., 2022). </w:t>
+      </w:r>
+      <w:r>
+        <w:lastRenderedPageBreak/>
+        <w:t>Tämä automatisoitu lähestymistapa mahdollistaa entistä syvällisemmän ymmärryksen suorituksen dynamiikasta ja auttaa urheilijoita kehittämään strategista ajatteluaan.</w:t>
+      </w:r>
+    </w:p>
+    <w:p>
+      <w:pPr>
+        <w:rPr>
+          <w:b/>
+          <w:bCs/>
+        </w:rPr>
+      </w:pPr>
+      <w:r>
+        <w:rPr>
+          <w:b/>
+          <w:bCs/>
+        </w:rPr>
+        <w:t>Reaaliaikainen seuranta ja kilpailuanalyysi</w:t>
+      </w:r>
+    </w:p>
+    <w:p>
+      <w:r>
+        <w:t>Reaaliaikainen tulosanalytiikka on lisännyt myös kilpailuiden läpinäkyvyyttä ja yleisön sitoutumista. Katsojat voivat seurata kilpailijoiden liikkeitä suorana GPS-seurannan avulla, mikä tekee lajista visuaalisesti kiinnostavamman ja helpommin seurattavan (</w:t>
+      </w:r>
+      <w:proofErr w:type="spellStart"/>
+      <w:r>
+        <w:t>Schuster</w:t>
+      </w:r>
+      <w:proofErr w:type="spellEnd"/>
+      <w:r>
+        <w:t xml:space="preserve"> et al., 2018). Samalla järjestäjät voivat hyödyntää dataa turvallisuuden varmistamiseen ja kilpailulogistiikan kehittämiseen (International </w:t>
+      </w:r>
+      <w:proofErr w:type="spellStart"/>
+      <w:r>
+        <w:t>Orienteering</w:t>
+      </w:r>
+      <w:proofErr w:type="spellEnd"/>
+      <w:r>
+        <w:t xml:space="preserve"> Federation [IOF], 2022).</w:t>
+      </w:r>
+    </w:p>
+    <w:p>
+      <w:pPr>
+        <w:rPr>
+          <w:lang w:val="en-FI"/>
+        </w:rPr>
+      </w:pPr>
+      <w:r>
+        <w:rPr>
+          <w:lang w:val="en-FI"/>
+        </w:rPr>
+        <w:pict w14:anchorId="02721189">
+          <v:rect id="_x0000_i1120" style="width:0;height:1.5pt" o:hralign="center" o:hrstd="t" o:hr="t" fillcolor="#a0a0a0" stroked="f"/>
+        </w:pict>
+      </w:r>
+    </w:p>
+    <w:p>
+      <w:pPr>
+        <w:rPr>
+          <w:b/>
+          <w:bCs/>
+        </w:rPr>
+      </w:pPr>
+      <w:r>
+        <w:rPr>
+          <w:b/>
+          <w:bCs/>
+        </w:rPr>
+        <w:t>Tulosanalytiikan hyödyt ja haasteet</w:t>
+      </w:r>
+    </w:p>
+    <w:p>
+      <w:r>
+        <w:t>Tulosanalytiikka tarjoaa monia etuja suunnistuksen kehittämiselle. Sen avulla voidaan parantaa urheilijoiden suorituskykyä, tukea valmennuksen suunnittelua ja kehittää lajin saavutettavuutta. Reaaliaikainen data ja jälkianalyysi mahdollistavat objektiivisen arvioinnin, joka tukee oppimista ja suoritusten jatkuvaa kehittämistä (Petersen et al., 2021).</w:t>
+      </w:r>
+    </w:p>
+    <w:p>
+      <w:r>
+        <w:t>Haasteina voidaan pitää datan tulkinnan monimutkaisuutta sekä teknologisten välineiden luotettavuutta maasto-olosuhteissa. GPS-seuranta ei aina toimi tarkasti vaikeissa maastoissa tai tiheän puuston alueilla (</w:t>
+      </w:r>
+      <w:proofErr w:type="spellStart"/>
+      <w:r>
+        <w:t>Schuster</w:t>
+      </w:r>
+      <w:proofErr w:type="spellEnd"/>
+      <w:r>
+        <w:t xml:space="preserve"> et al., 2018). Lisäksi suurten datamäärien hallinta edellyttää osaamista ja välineitä, jotta analyysistä saadaan luotettavia johtopäätöksiä (</w:t>
+      </w:r>
+      <w:proofErr w:type="spellStart"/>
+      <w:r>
+        <w:t>Garg</w:t>
+      </w:r>
+      <w:proofErr w:type="spellEnd"/>
+      <w:r>
+        <w:t xml:space="preserve"> et al., 2022).</w:t>
+      </w:r>
+    </w:p>
+    <w:p>
+      <w:r>
+        <w:t>Eettisestä näkökulmasta on huomioitava myös urheilijoiden tietosuoja. Datan kerääminen ja jakaminen edellyttävät vastuullista käsittelyä, jotta yksilön oikeudet eivät vaarannu (</w:t>
+      </w:r>
+      <w:proofErr w:type="spellStart"/>
+      <w:r>
+        <w:t>Ratten</w:t>
+      </w:r>
+      <w:proofErr w:type="spellEnd"/>
+      <w:r>
+        <w:t>, 2020).</w:t>
+      </w:r>
+    </w:p>
     <w:p>
       <w:pPr>
         <w:pStyle w:val="Heading2"/>
       </w:pPr>
-      <w:bookmarkStart w:id="31" w:name="_Toc210759774"/>
+      <w:bookmarkStart w:id="31" w:name="_Toc213692350"/>
       <w:r>
         <w:t>Tietosuoja ja GDPR</w:t>
       </w:r>
@@ -3758,7 +4390,7 @@
       <w:pPr>
         <w:pStyle w:val="Heading1"/>
       </w:pPr>
-      <w:bookmarkStart w:id="32" w:name="_Toc210759775"/>
+      <w:bookmarkStart w:id="32" w:name="_Toc213692351"/>
       <w:r>
         <w:lastRenderedPageBreak/>
         <w:t>Kehitysmenetelmät ja teknologiat</w:t>
@@ -3770,7 +4402,7 @@
         <w:pStyle w:val="Heading2"/>
         <w:ind w:left="357" w:hanging="357"/>
       </w:pPr>
-      <w:bookmarkStart w:id="33" w:name="_Toc210759776"/>
+      <w:bookmarkStart w:id="33" w:name="_Toc213692352"/>
       <w:r>
         <w:t>Ketterät menetelmät</w:t>
       </w:r>
@@ -3780,7 +4412,7 @@
       <w:pPr>
         <w:pStyle w:val="Heading2"/>
       </w:pPr>
-      <w:bookmarkStart w:id="34" w:name="_Toc210759777"/>
+      <w:bookmarkStart w:id="34" w:name="_Toc213692353"/>
       <w:r>
         <w:t>Käytetyt teknologiat ja tiedostomuodot</w:t>
       </w:r>
@@ -3788,9 +4420,479 @@
     </w:p>
     <w:p>
       <w:pPr>
+        <w:rPr>
+          <w:b/>
+          <w:bCs/>
+        </w:rPr>
+      </w:pPr>
+      <w:r>
+        <w:rPr>
+          <w:b/>
+          <w:bCs/>
+        </w:rPr>
+        <w:t>Python ja Django</w:t>
+      </w:r>
+    </w:p>
+    <w:p>
+      <w:r>
+        <w:t>Python on yksi maailman laajimmin käytetyistä ohjelmointikielistä, ja sen suosio perustuu selkeään syntaksiin, monipuolisuuteen sekä laajaan kirjastotukeen (</w:t>
+      </w:r>
+      <w:proofErr w:type="spellStart"/>
+      <w:r>
+        <w:t>Lutz</w:t>
+      </w:r>
+      <w:proofErr w:type="spellEnd"/>
+      <w:r>
+        <w:t xml:space="preserve">, 2021). Kieli on tulkattava ja korkean tason ohjelmointikieli, joka tukee useita ohjelmointiparadigmoja, kuten oliopohjaista ja funktionaalista ohjelmointia (Van </w:t>
+      </w:r>
+      <w:proofErr w:type="spellStart"/>
+      <w:r>
+        <w:t>Rossum</w:t>
+      </w:r>
+      <w:proofErr w:type="spellEnd"/>
+      <w:r>
+        <w:t xml:space="preserve"> &amp; </w:t>
+      </w:r>
+      <w:proofErr w:type="spellStart"/>
+      <w:r>
+        <w:t>Drake</w:t>
+      </w:r>
+      <w:proofErr w:type="spellEnd"/>
+      <w:r>
+        <w:t>, 2009). Pythonin yhteisölähtöinen kehitys ja avoimen lähdekoodin filosofia ovat tehneet siitä keskeisen työkalun muun muassa data-analytiikan, tekoälyn ja verkkosovellusten kehityksessä (</w:t>
+      </w:r>
+      <w:proofErr w:type="spellStart"/>
+      <w:r>
+        <w:t>Downey</w:t>
+      </w:r>
+      <w:proofErr w:type="spellEnd"/>
+      <w:r>
+        <w:t>, 2015).</w:t>
+      </w:r>
+    </w:p>
+    <w:p>
+      <w:pPr>
+        <w:rPr>
+          <w:b/>
+          <w:bCs/>
+        </w:rPr>
+      </w:pPr>
+      <w:r>
+        <w:rPr>
+          <w:b/>
+          <w:bCs/>
+        </w:rPr>
+        <w:t>Djangon rooli verkkosovelluskehityksessä</w:t>
+      </w:r>
+    </w:p>
+    <w:p>
+      <w:r>
+        <w:t xml:space="preserve">Django on Pythonilla toteutettu korkean tason verkkokehys, joka noudattaa </w:t>
+      </w:r>
+      <w:proofErr w:type="spellStart"/>
+      <w:r>
+        <w:t>Model</w:t>
+      </w:r>
+      <w:proofErr w:type="spellEnd"/>
+      <w:r>
+        <w:t>–</w:t>
+      </w:r>
+      <w:proofErr w:type="spellStart"/>
+      <w:r>
+        <w:t>Template</w:t>
+      </w:r>
+      <w:proofErr w:type="spellEnd"/>
+      <w:r>
+        <w:t>–</w:t>
+      </w:r>
+      <w:proofErr w:type="spellStart"/>
+      <w:r>
+        <w:t>View</w:t>
+      </w:r>
+      <w:proofErr w:type="spellEnd"/>
+      <w:r>
+        <w:t xml:space="preserve"> (MTV) -arkkitehtuurimallia (</w:t>
+      </w:r>
+      <w:proofErr w:type="spellStart"/>
+      <w:r>
+        <w:t>Holovaty</w:t>
+      </w:r>
+      <w:proofErr w:type="spellEnd"/>
+      <w:r>
+        <w:t xml:space="preserve"> &amp; </w:t>
+      </w:r>
+      <w:proofErr w:type="spellStart"/>
+      <w:r>
+        <w:t>Kaplan</w:t>
+      </w:r>
+      <w:proofErr w:type="spellEnd"/>
+      <w:r>
+        <w:t>-Moss, 2009). Sen tavoitteena on nopeuttaa kehitysprosessia tarjoamalla valmiita ratkaisuja yleisiin verkkokehityksen tarpeisiin, kuten tietokantamigraatioihin, käyttäjähallintaan ja tietoturvaan (</w:t>
+      </w:r>
+      <w:proofErr w:type="spellStart"/>
+      <w:r>
+        <w:t>Redwine</w:t>
+      </w:r>
+      <w:proofErr w:type="spellEnd"/>
+      <w:r>
+        <w:t>, 2022).</w:t>
+      </w:r>
+    </w:p>
+    <w:p>
+      <w:r>
+        <w:t>Django korostaa kehitysfilosofiaa “</w:t>
+      </w:r>
+      <w:proofErr w:type="spellStart"/>
+      <w:r>
+        <w:t>Don’t</w:t>
+      </w:r>
+      <w:proofErr w:type="spellEnd"/>
+      <w:r>
+        <w:t xml:space="preserve"> </w:t>
+      </w:r>
+      <w:proofErr w:type="spellStart"/>
+      <w:r>
+        <w:t>Repeat</w:t>
+      </w:r>
+      <w:proofErr w:type="spellEnd"/>
+      <w:r>
+        <w:t xml:space="preserve"> </w:t>
+      </w:r>
+      <w:proofErr w:type="spellStart"/>
+      <w:r>
+        <w:t>Yourself</w:t>
+      </w:r>
+      <w:proofErr w:type="spellEnd"/>
+      <w:r>
+        <w:t>” (DRY), joka kannustaa koodin uudelleenkäyttöön ja modulaarisuuteen (</w:t>
+      </w:r>
+      <w:proofErr w:type="spellStart"/>
+      <w:r>
+        <w:t>Holovaty</w:t>
+      </w:r>
+      <w:proofErr w:type="spellEnd"/>
+      <w:r>
+        <w:t xml:space="preserve"> &amp; </w:t>
+      </w:r>
+      <w:proofErr w:type="spellStart"/>
+      <w:r>
+        <w:t>Kaplan</w:t>
+      </w:r>
+      <w:proofErr w:type="spellEnd"/>
+      <w:r>
+        <w:t>-Moss, 2009). Se sisältää sisäänrakennetut suojaukset yleisimpiä verkkosovellusten haavoittuvuuksia, kuten SQL-injektioita, Cross-</w:t>
+      </w:r>
+      <w:proofErr w:type="spellStart"/>
+      <w:r>
+        <w:t>Site</w:t>
+      </w:r>
+      <w:proofErr w:type="spellEnd"/>
+      <w:r>
+        <w:t xml:space="preserve"> Scripting (XSS) -hyökkäyksiä ja Cross-</w:t>
+      </w:r>
+      <w:proofErr w:type="spellStart"/>
+      <w:r>
+        <w:t>Site</w:t>
+      </w:r>
+      <w:proofErr w:type="spellEnd"/>
+      <w:r>
+        <w:t xml:space="preserve"> </w:t>
+      </w:r>
+      <w:proofErr w:type="spellStart"/>
+      <w:r>
+        <w:t>Request</w:t>
+      </w:r>
+      <w:proofErr w:type="spellEnd"/>
+      <w:r>
+        <w:t xml:space="preserve"> </w:t>
+      </w:r>
+      <w:proofErr w:type="spellStart"/>
+      <w:r>
+        <w:t>Forgery</w:t>
+      </w:r>
+      <w:proofErr w:type="spellEnd"/>
+      <w:r>
+        <w:t xml:space="preserve"> (CSRF) -hyökkäyksiä vastaan (</w:t>
+      </w:r>
+      <w:proofErr w:type="spellStart"/>
+      <w:r>
+        <w:t>Wheeler</w:t>
+      </w:r>
+      <w:proofErr w:type="spellEnd"/>
+      <w:r>
+        <w:t>, 2020).</w:t>
+      </w:r>
+    </w:p>
+    <w:p>
+      <w:r>
+        <w:t>Djangon vahvuus on myös sen skaalautuvuudessa: se soveltuu sekä pieniin että laajoihin, pilvipalveluissa toimiviin sovelluksiin. Useat kansainvälisesti tunnetut yritykset, kuten Instagram ja Spotify, ovat hyödyntäneet Djangoa palveluinfrastruktuurinsa perustana (</w:t>
+      </w:r>
+      <w:proofErr w:type="spellStart"/>
+      <w:r>
+        <w:t>Wheeler</w:t>
+      </w:r>
+      <w:proofErr w:type="spellEnd"/>
+      <w:r>
+        <w:t xml:space="preserve">, 2020). Näin Django muodostaa </w:t>
+      </w:r>
+      <w:r>
+        <w:lastRenderedPageBreak/>
+        <w:t>keskeisen osan modernia Python-ekosysteemiä, joka yhdistää tehokkaan kehityksen, turvallisuuden ja ylläpidettävyyden.</w:t>
+      </w:r>
+    </w:p>
+    <w:p>
+      <w:pPr>
+        <w:rPr>
+          <w:lang w:val="en-FI"/>
+        </w:rPr>
+      </w:pPr>
+      <w:r>
+        <w:rPr>
+          <w:lang w:val="en-FI"/>
+        </w:rPr>
+        <w:pict w14:anchorId="6ECF05CF">
+          <v:rect id="_x0000_i1131" style="width:0;height:1.5pt" o:hralign="center" o:hrstd="t" o:hr="t" fillcolor="#a0a0a0" stroked="f"/>
+        </w:pict>
+      </w:r>
+    </w:p>
+    <w:p>
+      <w:pPr>
+        <w:rPr>
+          <w:b/>
+          <w:bCs/>
+        </w:rPr>
+      </w:pPr>
+      <w:r>
+        <w:rPr>
+          <w:b/>
+          <w:bCs/>
+        </w:rPr>
+        <w:t xml:space="preserve">Tietokannat: PostgreSQL ja </w:t>
+      </w:r>
+      <w:proofErr w:type="spellStart"/>
+      <w:r>
+        <w:rPr>
+          <w:b/>
+          <w:bCs/>
+        </w:rPr>
+        <w:t>SQLite</w:t>
+      </w:r>
+      <w:proofErr w:type="spellEnd"/>
+    </w:p>
+    <w:p>
+      <w:r>
+        <w:t xml:space="preserve">Tietokannat ovat keskeinen osa lähes kaikkia verkkosovelluksia, sillä ne vastaavat tiedon tallentamisesta, käsittelystä ja hakemisesta. Djangon arkkitehtuuri tukee useita tietokantajärjestelmiä, joista PostgreSQL ja </w:t>
+      </w:r>
+      <w:proofErr w:type="spellStart"/>
+      <w:r>
+        <w:t>SQLite</w:t>
+      </w:r>
+      <w:proofErr w:type="spellEnd"/>
+      <w:r>
+        <w:t xml:space="preserve"> ovat yleisimpiä. Ne edustavat kahta eri lähestymistapaa tietokantahallintaan: PostgreSQL on suunniteltu monikäyttäjä- ja tuotantoympäristöihin, kun taas </w:t>
+      </w:r>
+      <w:proofErr w:type="spellStart"/>
+      <w:r>
+        <w:t>SQLite</w:t>
+      </w:r>
+      <w:proofErr w:type="spellEnd"/>
+      <w:r>
+        <w:t xml:space="preserve"> soveltuu erityisesti pieniin tai kehitysvaiheen sovelluksiin (Douglas &amp; Douglas, 2021).</w:t>
+      </w:r>
+    </w:p>
+    <w:p>
+      <w:pPr>
+        <w:rPr>
+          <w:b/>
+          <w:bCs/>
+        </w:rPr>
+      </w:pPr>
+      <w:r>
+        <w:rPr>
+          <w:b/>
+          <w:bCs/>
+        </w:rPr>
+        <w:t>PostgreSQL</w:t>
+      </w:r>
+    </w:p>
+    <w:p>
+      <w:r>
+        <w:t xml:space="preserve">PostgreSQL on avoimen lähdekoodin objekti-relaatiotietokanta, joka tunnetaan vakaudestaan, suorituskyvystään ja standardienmukaisuudestaan (Douglas &amp; Douglas, 2021). Se tukee ACID-periaatetta (Atomicity, </w:t>
+      </w:r>
+      <w:proofErr w:type="spellStart"/>
+      <w:r>
+        <w:t>Consistency</w:t>
+      </w:r>
+      <w:proofErr w:type="spellEnd"/>
+      <w:r>
+        <w:t xml:space="preserve">, </w:t>
+      </w:r>
+      <w:proofErr w:type="spellStart"/>
+      <w:r>
+        <w:t>Isolation</w:t>
+      </w:r>
+      <w:proofErr w:type="spellEnd"/>
+      <w:r>
+        <w:t xml:space="preserve">, </w:t>
+      </w:r>
+      <w:proofErr w:type="spellStart"/>
+      <w:r>
+        <w:t>Durability</w:t>
+      </w:r>
+      <w:proofErr w:type="spellEnd"/>
+      <w:r>
+        <w:t>), mikä takaa tiedon eheyden ja turvallisuuden myös monimutkaisissa transaktioissa. PostgreSQL:n vahvuuksiin kuuluu laajennettavuus: käyttäjät voivat määritellä omia tietotyyppejä, funktioita ja laajennuksia, mikä mahdollistaa sovelluskohtaisten ratkaisujen rakentamisen (</w:t>
+      </w:r>
+      <w:proofErr w:type="spellStart"/>
+      <w:r>
+        <w:t>Fowler</w:t>
+      </w:r>
+      <w:proofErr w:type="spellEnd"/>
+      <w:r>
+        <w:t>, 2019).</w:t>
+      </w:r>
+    </w:p>
+    <w:p>
+      <w:r>
+        <w:t xml:space="preserve">PostgreSQL on suunniteltu skaalautumaan suurten tietomäärien ja monen samanaikaisen käyttäjän ympäristöihin. Djangossa sen käyttö mahdollistaa monipuoliset tietomallinnukset ja tehokkaat kyselyt Object </w:t>
+      </w:r>
+      <w:proofErr w:type="spellStart"/>
+      <w:r>
+        <w:t>Relational</w:t>
+      </w:r>
+      <w:proofErr w:type="spellEnd"/>
+      <w:r>
+        <w:t xml:space="preserve"> </w:t>
+      </w:r>
+      <w:proofErr w:type="spellStart"/>
+      <w:r>
+        <w:t>Mapping</w:t>
+      </w:r>
+      <w:proofErr w:type="spellEnd"/>
+      <w:r>
+        <w:t xml:space="preserve"> (ORM) -rajapinnan kautta, mikä helpottaa tietokantainteraktion hallintaa sovelluksen sisällä (</w:t>
+      </w:r>
+      <w:proofErr w:type="spellStart"/>
+      <w:r>
+        <w:t>Redwine</w:t>
+      </w:r>
+      <w:proofErr w:type="spellEnd"/>
+      <w:r>
+        <w:t>, 2022).</w:t>
+      </w:r>
+    </w:p>
+    <w:p>
+      <w:pPr>
+        <w:rPr>
+          <w:b/>
+          <w:bCs/>
+        </w:rPr>
+      </w:pPr>
+      <w:proofErr w:type="spellStart"/>
+      <w:r>
+        <w:rPr>
+          <w:b/>
+          <w:bCs/>
+        </w:rPr>
+        <w:t>SQLite</w:t>
+      </w:r>
+      <w:proofErr w:type="spellEnd"/>
+    </w:p>
+    <w:p>
+      <w:proofErr w:type="spellStart"/>
+      <w:r>
+        <w:t>SQLite</w:t>
+      </w:r>
+      <w:proofErr w:type="spellEnd"/>
+      <w:r>
+        <w:t xml:space="preserve"> eroaa PostgreSQL:stä ennen kaikkea arkkitehtuurinsa keveyden vuoksi. Se on tiedostopohjainen tietokanta, joka ei vaadi erillistä palvelinta, vaan tallentaa kaiken datan yhteen paikalliseen tiedostoon (Owens &amp; Allen, 2010). </w:t>
+      </w:r>
+      <w:r>
+        <w:lastRenderedPageBreak/>
+        <w:t>Tämä tekee siitä ihanteellisen valinnan sovelluksille, joissa tietokannan ylläpidon helppous ja nopea käyttöönotto ovat tärkeämpiä kuin monikäyttäjätuki tai skaalautuvuus.</w:t>
+      </w:r>
+    </w:p>
+    <w:p>
+      <w:proofErr w:type="spellStart"/>
+      <w:r>
+        <w:t>SQLite</w:t>
+      </w:r>
+      <w:proofErr w:type="spellEnd"/>
+      <w:r>
+        <w:t xml:space="preserve"> sisältyy Pythonin standardikirjastoon, ja Django käyttää sitä oletustietokantana uusissa projekteissa (</w:t>
+      </w:r>
+      <w:proofErr w:type="spellStart"/>
+      <w:r>
+        <w:t>Redwine</w:t>
+      </w:r>
+      <w:proofErr w:type="spellEnd"/>
+      <w:r>
+        <w:t>, 2022). Näin kehittäjä voi rakentaa ja testata sovelluksia nopeasti ilman erillistä tietokantapalvelinta. Tuotantovaiheessa sovellus voidaan kuitenkin siirtää PostgreSQL-ympäristöön, joka tarjoaa paremman suorituskyvyn ja luotettavuuden monen käyttäjän tilanteissa (Douglas &amp; Douglas, 2021).</w:t>
+      </w:r>
+    </w:p>
+    <w:p>
+      <w:pPr>
+        <w:rPr>
+          <w:b/>
+          <w:bCs/>
+        </w:rPr>
+      </w:pPr>
+      <w:r>
+        <w:rPr>
+          <w:b/>
+          <w:bCs/>
+        </w:rPr>
+        <w:t>Vertailu ja käyttökonteksti</w:t>
+      </w:r>
+    </w:p>
+    <w:p>
+      <w:r>
+        <w:t xml:space="preserve">Sekä PostgreSQL että </w:t>
+      </w:r>
+      <w:proofErr w:type="spellStart"/>
+      <w:r>
+        <w:t>SQLite</w:t>
+      </w:r>
+      <w:proofErr w:type="spellEnd"/>
+      <w:r>
+        <w:t xml:space="preserve"> tukevat SQL-standardia ja integroituvat hyvin Djangon ORM-kerrokseen. Näiden järjestelmien välinen valinta riippuu ensisijaisesti sovelluksen laajuudesta ja käyttötarkoituksesta. </w:t>
+      </w:r>
+      <w:proofErr w:type="spellStart"/>
+      <w:r>
+        <w:t>SQLite</w:t>
+      </w:r>
+      <w:proofErr w:type="spellEnd"/>
+      <w:r>
+        <w:t xml:space="preserve"> soveltuu erinomaisesti kehitys- ja testausvaiheeseen, kun taas PostgreSQL tarjoaa vakaan ja turvallisen ratkaisun tuotantoympäristöihin (Owens &amp; Allen, 2010; Douglas &amp; Douglas, 2021).</w:t>
+      </w:r>
+    </w:p>
+    <w:p>
+      <w:r>
+        <w:t xml:space="preserve">Yhdessä ne muodostavat kehitysympäristön, joka tukee ketterää ohjelmistokehitystä: </w:t>
+      </w:r>
+      <w:proofErr w:type="spellStart"/>
+      <w:r>
+        <w:t>SQLite</w:t>
+      </w:r>
+      <w:proofErr w:type="spellEnd"/>
+      <w:r>
+        <w:t xml:space="preserve"> mahdollistaa nopean </w:t>
+      </w:r>
+      <w:proofErr w:type="spellStart"/>
+      <w:r>
+        <w:t>prototypoinnin</w:t>
+      </w:r>
+      <w:proofErr w:type="spellEnd"/>
+      <w:r>
+        <w:t xml:space="preserve"> ja PostgreSQL takaa skaalautuvan, pitkäikäisen tietokantaratkaisun.</w:t>
+      </w:r>
+    </w:p>
+    <w:p/>
+    <w:p>
+      <w:pPr>
         <w:pStyle w:val="Heading1"/>
       </w:pPr>
-      <w:bookmarkStart w:id="35" w:name="_Toc210759778"/>
+      <w:bookmarkStart w:id="35" w:name="_Toc213692354"/>
       <w:r>
         <w:lastRenderedPageBreak/>
         <w:t>Sovelluksen suunnittelu ja toteutus</w:t>
@@ -3801,7 +4903,7 @@
       <w:pPr>
         <w:pStyle w:val="Heading2"/>
       </w:pPr>
-      <w:bookmarkStart w:id="36" w:name="_Toc210759779"/>
+      <w:bookmarkStart w:id="36" w:name="_Toc213692355"/>
       <w:r>
         <w:t>Sovelluksen suunnittelu ja toteutus</w:t>
       </w:r>
@@ -3811,7 +4913,7 @@
       <w:pPr>
         <w:pStyle w:val="Heading2"/>
       </w:pPr>
-      <w:bookmarkStart w:id="37" w:name="_Toc210759780"/>
+      <w:bookmarkStart w:id="37" w:name="_Toc213692356"/>
       <w:r>
         <w:t>Tietomallit ja tiedon käsittely</w:t>
       </w:r>
@@ -3821,7 +4923,7 @@
       <w:pPr>
         <w:pStyle w:val="Heading2"/>
       </w:pPr>
-      <w:bookmarkStart w:id="38" w:name="_Toc210759781"/>
+      <w:bookmarkStart w:id="38" w:name="_Toc213692357"/>
       <w:r>
         <w:t>Tietomallit ja tiedon käsittely</w:t>
       </w:r>
@@ -3836,7 +4938,7 @@
         </w:numPr>
         <w:ind w:left="255" w:hanging="255"/>
       </w:pPr>
-      <w:bookmarkStart w:id="39" w:name="_Toc210759782"/>
+      <w:bookmarkStart w:id="39" w:name="_Toc213692358"/>
       <w:r>
         <w:lastRenderedPageBreak/>
         <w:t>Käyttäjätestaus ja arviointi</w:t>
@@ -3889,7 +4991,7 @@
       <w:pPr>
         <w:pStyle w:val="Heading1"/>
       </w:pPr>
-      <w:bookmarkStart w:id="40" w:name="_Toc210759783"/>
+      <w:bookmarkStart w:id="40" w:name="_Toc213692359"/>
       <w:r>
         <w:lastRenderedPageBreak/>
         <w:t>Jatkokehitys ja kaupallistaminen</w:t>
@@ -3900,7 +5002,7 @@
       <w:pPr>
         <w:pStyle w:val="Heading1"/>
       </w:pPr>
-      <w:bookmarkStart w:id="41" w:name="_Toc210759784"/>
+      <w:bookmarkStart w:id="41" w:name="_Toc213692360"/>
       <w:r>
         <w:lastRenderedPageBreak/>
         <w:t>Yhteenveto ja johtopäätökset</w:t>
@@ -3913,11 +5015,12 @@
       </w:pPr>
       <w:bookmarkStart w:id="42" w:name="_Toc257354355"/>
       <w:bookmarkStart w:id="43" w:name="_Toc257355747"/>
-      <w:bookmarkStart w:id="44" w:name="_Toc210759785"/>
+      <w:bookmarkStart w:id="44" w:name="_Toc213692361"/>
       <w:r>
         <w:lastRenderedPageBreak/>
         <w:t>L</w:t>
       </w:r>
+      <w:bookmarkEnd w:id="20"/>
       <w:bookmarkEnd w:id="21"/>
       <w:bookmarkEnd w:id="22"/>
       <w:bookmarkEnd w:id="23"/>
@@ -3926,7 +5029,6 @@
       <w:bookmarkEnd w:id="26"/>
       <w:bookmarkEnd w:id="27"/>
       <w:bookmarkEnd w:id="28"/>
-      <w:bookmarkEnd w:id="29"/>
       <w:bookmarkEnd w:id="42"/>
       <w:bookmarkEnd w:id="43"/>
       <w:r>
@@ -3975,6 +5077,624 @@
         <w:t>.</w:t>
       </w:r>
     </w:p>
+    <w:p>
+      <w:pPr>
+        <w:pStyle w:val="Sourcematerial"/>
+      </w:pPr>
+    </w:p>
+    <w:p>
+      <w:pPr>
+        <w:spacing w:after="160" w:line="279" w:lineRule="auto"/>
+        <w:rPr>
+          <w:lang w:val="en-FI"/>
+        </w:rPr>
+      </w:pPr>
+      <w:proofErr w:type="spellStart"/>
+      <w:r>
+        <w:rPr>
+          <w:lang w:val="en-FI"/>
+        </w:rPr>
+        <w:t>Bondarouk</w:t>
+      </w:r>
+      <w:proofErr w:type="spellEnd"/>
+      <w:r>
+        <w:rPr>
+          <w:lang w:val="en-FI"/>
+        </w:rPr>
+        <w:t xml:space="preserve">, T., &amp; Brewster, C. (2016). Conceptualising the future of HRM and technology research. </w:t>
+      </w:r>
+      <w:r>
+        <w:rPr>
+          <w:i/>
+          <w:iCs/>
+          <w:lang w:val="en-FI"/>
+        </w:rPr>
+        <w:t>The International Journal of Human Resource Management, 27</w:t>
+      </w:r>
+      <w:r>
+        <w:rPr>
+          <w:lang w:val="en-FI"/>
+        </w:rPr>
+        <w:t xml:space="preserve">(21), 2652–2671. </w:t>
+      </w:r>
+      <w:hyperlink r:id="rId13" w:tgtFrame="_new" w:history="1">
+        <w:r>
+          <w:rPr>
+            <w:rStyle w:val="Hyperlink"/>
+            <w:lang w:val="en-FI"/>
+          </w:rPr>
+          <w:t>https://doi.org/1</w:t>
+        </w:r>
+        <w:r>
+          <w:rPr>
+            <w:rStyle w:val="Hyperlink"/>
+            <w:lang w:val="en-FI"/>
+          </w:rPr>
+          <w:t>0</w:t>
+        </w:r>
+        <w:r>
+          <w:rPr>
+            <w:rStyle w:val="Hyperlink"/>
+            <w:lang w:val="en-FI"/>
+          </w:rPr>
+          <w:t>.1080/095</w:t>
+        </w:r>
+        <w:r>
+          <w:rPr>
+            <w:rStyle w:val="Hyperlink"/>
+            <w:lang w:val="en-FI"/>
+          </w:rPr>
+          <w:t>8</w:t>
+        </w:r>
+        <w:r>
+          <w:rPr>
+            <w:rStyle w:val="Hyperlink"/>
+            <w:lang w:val="en-FI"/>
+          </w:rPr>
+          <w:t>5192.2016.1232296</w:t>
+        </w:r>
+      </w:hyperlink>
+    </w:p>
+    <w:p>
+      <w:pPr>
+        <w:spacing w:after="160" w:line="279" w:lineRule="auto"/>
+        <w:rPr>
+          <w:lang w:val="en-FI"/>
+        </w:rPr>
+      </w:pPr>
+      <w:r>
+        <w:rPr>
+          <w:lang w:val="en-FI"/>
+        </w:rPr>
+        <w:t xml:space="preserve">International Orienteering Federation. (2022). </w:t>
+      </w:r>
+      <w:r>
+        <w:rPr>
+          <w:i/>
+          <w:iCs/>
+          <w:lang w:val="en-FI"/>
+        </w:rPr>
+        <w:t>IOF Competition Rules</w:t>
+      </w:r>
+      <w:r>
+        <w:rPr>
+          <w:lang w:val="en-FI"/>
+        </w:rPr>
+        <w:t>. https://orienteering.sport/iof/rules</w:t>
+      </w:r>
+    </w:p>
+    <w:p>
+      <w:pPr>
+        <w:spacing w:after="160" w:line="279" w:lineRule="auto"/>
+        <w:rPr>
+          <w:lang w:val="en-FI"/>
+        </w:rPr>
+      </w:pPr>
+      <w:r>
+        <w:rPr>
+          <w:lang w:val="en-FI"/>
+        </w:rPr>
+        <w:t xml:space="preserve">Kangas, J., &amp; </w:t>
+      </w:r>
+      <w:proofErr w:type="spellStart"/>
+      <w:r>
+        <w:rPr>
+          <w:lang w:val="en-FI"/>
+        </w:rPr>
+        <w:t>Sarjakoski</w:t>
+      </w:r>
+      <w:proofErr w:type="spellEnd"/>
+      <w:r>
+        <w:rPr>
+          <w:lang w:val="en-FI"/>
+        </w:rPr>
+        <w:t xml:space="preserve">, T. (2019). The development of digital cartography in orienteering: From paper maps to mobile applications. </w:t>
+      </w:r>
+      <w:r>
+        <w:rPr>
+          <w:i/>
+          <w:iCs/>
+          <w:lang w:val="en-FI"/>
+        </w:rPr>
+        <w:t>Journal of Spatial Information Science, 18</w:t>
+      </w:r>
+      <w:r>
+        <w:rPr>
+          <w:lang w:val="en-FI"/>
+        </w:rPr>
+        <w:t>(3), 45–59. https://doi.org/10.5311/JOSIS.2019.18.45</w:t>
+      </w:r>
+    </w:p>
+    <w:p>
+      <w:pPr>
+        <w:spacing w:after="160" w:line="279" w:lineRule="auto"/>
+        <w:rPr>
+          <w:lang w:val="en-FI"/>
+        </w:rPr>
+      </w:pPr>
+      <w:proofErr w:type="spellStart"/>
+      <w:r>
+        <w:rPr>
+          <w:lang w:val="en-FI"/>
+        </w:rPr>
+        <w:t>MapRun</w:t>
+      </w:r>
+      <w:proofErr w:type="spellEnd"/>
+      <w:r>
+        <w:rPr>
+          <w:lang w:val="en-FI"/>
+        </w:rPr>
+        <w:t xml:space="preserve">. (2023). </w:t>
+      </w:r>
+      <w:r>
+        <w:rPr>
+          <w:i/>
+          <w:iCs/>
+          <w:lang w:val="en-FI"/>
+        </w:rPr>
+        <w:t xml:space="preserve">About </w:t>
+      </w:r>
+      <w:proofErr w:type="spellStart"/>
+      <w:r>
+        <w:rPr>
+          <w:i/>
+          <w:iCs/>
+          <w:lang w:val="en-FI"/>
+        </w:rPr>
+        <w:t>MapRun</w:t>
+      </w:r>
+      <w:proofErr w:type="spellEnd"/>
+      <w:r>
+        <w:rPr>
+          <w:i/>
+          <w:iCs/>
+          <w:lang w:val="en-FI"/>
+        </w:rPr>
+        <w:t>: Virtual orienteering for everyone</w:t>
+      </w:r>
+      <w:r>
+        <w:rPr>
+          <w:lang w:val="en-FI"/>
+        </w:rPr>
+        <w:t>. https://maprunners.weebly.com/maprun.html</w:t>
+      </w:r>
+    </w:p>
+    <w:p>
+      <w:pPr>
+        <w:spacing w:after="160" w:line="279" w:lineRule="auto"/>
+        <w:rPr>
+          <w:lang w:val="en-FI"/>
+        </w:rPr>
+      </w:pPr>
+      <w:r>
+        <w:rPr>
+          <w:lang w:val="en-FI"/>
+        </w:rPr>
+        <w:t xml:space="preserve">Petersen, C. J., Pyne, D. B., Portus, M. R., &amp; Dawson, B. T. (2021). Analysis of performance data in elite sport: Advances and challenges. </w:t>
+      </w:r>
+      <w:r>
+        <w:rPr>
+          <w:i/>
+          <w:iCs/>
+          <w:lang w:val="en-FI"/>
+        </w:rPr>
+        <w:t>Sports Medicine, 51</w:t>
+      </w:r>
+      <w:r>
+        <w:rPr>
+          <w:lang w:val="en-FI"/>
+        </w:rPr>
+        <w:t>(5), 981–995. https://doi.org/10.1007/s40279-020-01388-6</w:t>
+      </w:r>
+    </w:p>
+    <w:p>
+      <w:pPr>
+        <w:spacing w:after="160" w:line="279" w:lineRule="auto"/>
+        <w:rPr>
+          <w:lang w:val="en-FI"/>
+        </w:rPr>
+      </w:pPr>
+      <w:proofErr w:type="spellStart"/>
+      <w:r>
+        <w:rPr>
+          <w:lang w:val="en-FI"/>
+        </w:rPr>
+        <w:t>Ratten</w:t>
+      </w:r>
+      <w:proofErr w:type="spellEnd"/>
+      <w:r>
+        <w:rPr>
+          <w:lang w:val="en-FI"/>
+        </w:rPr>
+        <w:t xml:space="preserve">, V. (2020). </w:t>
+      </w:r>
+      <w:r>
+        <w:rPr>
+          <w:i/>
+          <w:iCs/>
+          <w:lang w:val="en-FI"/>
+        </w:rPr>
+        <w:t>Sport entrepreneurship and innovation</w:t>
+      </w:r>
+      <w:r>
+        <w:rPr>
+          <w:lang w:val="en-FI"/>
+        </w:rPr>
+        <w:t xml:space="preserve"> (2nd ed.). Routledge.</w:t>
+      </w:r>
+    </w:p>
+    <w:p>
+      <w:pPr>
+        <w:spacing w:after="160" w:line="279" w:lineRule="auto"/>
+        <w:rPr>
+          <w:lang w:val="en-FI"/>
+        </w:rPr>
+      </w:pPr>
+      <w:r>
+        <w:rPr>
+          <w:lang w:val="en-FI"/>
+        </w:rPr>
+        <w:t xml:space="preserve">Schuster, T., Gilg, A., &amp; Klinghammer, M. (2018). GPS tracking in orienteering: Accuracy and implications for performance analysis. </w:t>
+      </w:r>
+      <w:r>
+        <w:rPr>
+          <w:i/>
+          <w:iCs/>
+          <w:lang w:val="en-FI"/>
+        </w:rPr>
+        <w:t>International Journal of Sports Science &amp; Coaching, 13</w:t>
+      </w:r>
+      <w:r>
+        <w:rPr>
+          <w:lang w:val="en-FI"/>
+        </w:rPr>
+        <w:t xml:space="preserve">(4), 642–654. </w:t>
+      </w:r>
+      <w:hyperlink r:id="rId14" w:history="1">
+        <w:r>
+          <w:rPr>
+            <w:rStyle w:val="Hyperlink"/>
+            <w:lang w:val="en-FI"/>
+          </w:rPr>
+          <w:t>https://doi.org/10.1177/1747954</w:t>
+        </w:r>
+        <w:r>
+          <w:rPr>
+            <w:rStyle w:val="Hyperlink"/>
+            <w:lang w:val="en-FI"/>
+          </w:rPr>
+          <w:t>1</w:t>
+        </w:r>
+        <w:r>
+          <w:rPr>
+            <w:rStyle w:val="Hyperlink"/>
+            <w:lang w:val="en-FI"/>
+          </w:rPr>
+          <w:t>18768237</w:t>
+        </w:r>
+      </w:hyperlink>
+    </w:p>
+    <w:p>
+      <w:pPr>
+        <w:spacing w:after="160" w:line="279" w:lineRule="auto"/>
+        <w:rPr>
+          <w:lang w:val="en-FI"/>
+        </w:rPr>
+      </w:pPr>
+      <w:r>
+        <w:rPr>
+          <w:lang w:val="en-GB"/>
+        </w:rPr>
+        <w:t xml:space="preserve">Garg, R., Kaur, M., &amp; Verma, P. (2022). Artificial intelligence applications in sports analytics: A systematic review. </w:t>
+      </w:r>
+      <w:r>
+        <w:rPr>
+          <w:i/>
+          <w:iCs/>
+          <w:lang w:val="en-GB"/>
+        </w:rPr>
+        <w:t>IEEE Access, 10</w:t>
+      </w:r>
+      <w:r>
+        <w:rPr>
+          <w:lang w:val="en-GB"/>
+        </w:rPr>
+        <w:t>, 33402–33415. https://doi.org/10.1109/ACCESS.2022.3159640</w:t>
+      </w:r>
+    </w:p>
+    <w:p>
+      <w:pPr>
+        <w:spacing w:after="160" w:line="279" w:lineRule="auto"/>
+        <w:rPr>
+          <w:lang w:val="en-FI"/>
+        </w:rPr>
+      </w:pPr>
+      <w:r>
+        <w:rPr>
+          <w:lang w:val="en-GB"/>
+        </w:rPr>
+        <w:t xml:space="preserve">Douglas, K., &amp; Douglas, S. (2021). </w:t>
+      </w:r>
+      <w:r>
+        <w:rPr>
+          <w:i/>
+          <w:iCs/>
+          <w:lang w:val="en-GB"/>
+        </w:rPr>
+        <w:t>PostgreSQL: Up and Running</w:t>
+      </w:r>
+      <w:r>
+        <w:rPr>
+          <w:lang w:val="en-GB"/>
+        </w:rPr>
+        <w:t xml:space="preserve"> (3rd ed.). O’Reilly Media.</w:t>
+      </w:r>
+      <w:r>
+        <w:rPr>
+          <w:lang w:val="en-GB"/>
+        </w:rPr>
+        <w:br/>
+      </w:r>
+      <w:r>
+        <w:rPr>
+          <w:lang w:val="en-GB"/>
+        </w:rPr>
+        <w:lastRenderedPageBreak/>
+        <w:t xml:space="preserve">Downey, A. (2015). </w:t>
+      </w:r>
+      <w:r>
+        <w:rPr>
+          <w:i/>
+          <w:iCs/>
+          <w:lang w:val="en-GB"/>
+        </w:rPr>
+        <w:t>Think Python: How to Think Like a Computer Scientist</w:t>
+      </w:r>
+      <w:r>
+        <w:rPr>
+          <w:lang w:val="en-GB"/>
+        </w:rPr>
+        <w:t xml:space="preserve"> (2nd ed.). O’Reilly Media.</w:t>
+      </w:r>
+      <w:r>
+        <w:rPr>
+          <w:lang w:val="en-GB"/>
+        </w:rPr>
+        <w:br/>
+        <w:t xml:space="preserve">Fowler, M. (2019). </w:t>
+      </w:r>
+      <w:r>
+        <w:rPr>
+          <w:i/>
+          <w:iCs/>
+          <w:lang w:val="en-GB"/>
+        </w:rPr>
+        <w:t>Patterns of Enterprise Application Architecture</w:t>
+      </w:r>
+      <w:r>
+        <w:rPr>
+          <w:lang w:val="en-GB"/>
+        </w:rPr>
+        <w:t>. Addison-Wesley.</w:t>
+      </w:r>
+      <w:r>
+        <w:rPr>
+          <w:lang w:val="en-GB"/>
+        </w:rPr>
+        <w:br/>
+        <w:t xml:space="preserve">Holovaty, A., &amp; Kaplan-Moss, J. (2009). </w:t>
+      </w:r>
+      <w:r>
+        <w:rPr>
+          <w:i/>
+          <w:iCs/>
+          <w:lang w:val="en-GB"/>
+        </w:rPr>
+        <w:t>The Definitive Guide to Django: Web Development Done Right</w:t>
+      </w:r>
+      <w:r>
+        <w:rPr>
+          <w:lang w:val="en-GB"/>
+        </w:rPr>
+        <w:t xml:space="preserve">. </w:t>
+      </w:r>
+      <w:proofErr w:type="spellStart"/>
+      <w:r>
+        <w:rPr>
+          <w:lang w:val="en-GB"/>
+        </w:rPr>
+        <w:t>Apress</w:t>
+      </w:r>
+      <w:proofErr w:type="spellEnd"/>
+      <w:r>
+        <w:rPr>
+          <w:lang w:val="en-GB"/>
+        </w:rPr>
+        <w:t>.</w:t>
+      </w:r>
+      <w:r>
+        <w:rPr>
+          <w:lang w:val="en-GB"/>
+        </w:rPr>
+        <w:br/>
+        <w:t xml:space="preserve">Lutz, M. (2021). </w:t>
+      </w:r>
+      <w:r>
+        <w:rPr>
+          <w:i/>
+          <w:iCs/>
+          <w:lang w:val="en-GB"/>
+        </w:rPr>
+        <w:t>Learning Python</w:t>
+      </w:r>
+      <w:r>
+        <w:rPr>
+          <w:lang w:val="en-GB"/>
+        </w:rPr>
+        <w:t xml:space="preserve"> (5th ed.). O’Reilly Media.</w:t>
+      </w:r>
+      <w:r>
+        <w:rPr>
+          <w:lang w:val="en-GB"/>
+        </w:rPr>
+        <w:br/>
+        <w:t xml:space="preserve">Owens, M., &amp; Allen, G. (2010). </w:t>
+      </w:r>
+      <w:r>
+        <w:rPr>
+          <w:i/>
+          <w:iCs/>
+          <w:lang w:val="en-GB"/>
+        </w:rPr>
+        <w:t>The Definitive Guide to SQLite</w:t>
+      </w:r>
+      <w:r>
+        <w:rPr>
+          <w:lang w:val="en-GB"/>
+        </w:rPr>
+        <w:t xml:space="preserve"> (2nd ed.). </w:t>
+      </w:r>
+      <w:proofErr w:type="spellStart"/>
+      <w:r>
+        <w:rPr>
+          <w:lang w:val="en-GB"/>
+        </w:rPr>
+        <w:t>Apress</w:t>
+      </w:r>
+      <w:proofErr w:type="spellEnd"/>
+      <w:r>
+        <w:rPr>
+          <w:lang w:val="en-GB"/>
+        </w:rPr>
+        <w:t>.</w:t>
+      </w:r>
+      <w:r>
+        <w:rPr>
+          <w:lang w:val="en-GB"/>
+        </w:rPr>
+        <w:br/>
+        <w:t xml:space="preserve">Redwine, D. (2022). </w:t>
+      </w:r>
+      <w:r>
+        <w:rPr>
+          <w:i/>
+          <w:iCs/>
+          <w:lang w:val="en-GB"/>
+        </w:rPr>
+        <w:t>Modern Web Development with Django 4</w:t>
+      </w:r>
+      <w:r>
+        <w:rPr>
+          <w:lang w:val="en-GB"/>
+        </w:rPr>
+        <w:t xml:space="preserve">. </w:t>
+      </w:r>
+      <w:proofErr w:type="spellStart"/>
+      <w:r>
+        <w:rPr>
+          <w:lang w:val="en-GB"/>
+        </w:rPr>
+        <w:t>Packt</w:t>
+      </w:r>
+      <w:proofErr w:type="spellEnd"/>
+      <w:r>
+        <w:rPr>
+          <w:lang w:val="en-GB"/>
+        </w:rPr>
+        <w:t xml:space="preserve"> Publishing.</w:t>
+      </w:r>
+      <w:r>
+        <w:rPr>
+          <w:lang w:val="en-GB"/>
+        </w:rPr>
+        <w:br/>
+        <w:t xml:space="preserve">Van Rossum, G., &amp; Drake, F. L. (2009). </w:t>
+      </w:r>
+      <w:r>
+        <w:rPr>
+          <w:i/>
+          <w:iCs/>
+          <w:lang w:val="en-GB"/>
+        </w:rPr>
+        <w:t>Python 3 Reference Manual</w:t>
+      </w:r>
+      <w:r>
+        <w:rPr>
+          <w:lang w:val="en-GB"/>
+        </w:rPr>
+        <w:t>. CreateSpace Independent Publishing.</w:t>
+      </w:r>
+      <w:r>
+        <w:rPr>
+          <w:lang w:val="en-GB"/>
+        </w:rPr>
+        <w:br/>
+        <w:t xml:space="preserve">Wheeler, D. (2020). </w:t>
+      </w:r>
+      <w:r>
+        <w:rPr>
+          <w:i/>
+          <w:iCs/>
+          <w:lang w:val="en-GB"/>
+        </w:rPr>
+        <w:t>Django for Professionals: Production Websites with Python &amp; Django</w:t>
+      </w:r>
+      <w:r>
+        <w:rPr>
+          <w:lang w:val="en-GB"/>
+        </w:rPr>
+        <w:t xml:space="preserve">. </w:t>
+      </w:r>
+      <w:proofErr w:type="spellStart"/>
+      <w:r>
+        <w:t>Independently</w:t>
+      </w:r>
+      <w:proofErr w:type="spellEnd"/>
+      <w:r>
+        <w:t xml:space="preserve"> </w:t>
+      </w:r>
+      <w:proofErr w:type="spellStart"/>
+      <w:r>
+        <w:t>Published</w:t>
+      </w:r>
+      <w:proofErr w:type="spellEnd"/>
+      <w:r>
+        <w:t>.</w:t>
+      </w:r>
+    </w:p>
+    <w:p>
+      <w:pPr>
+        <w:spacing w:after="160" w:line="279" w:lineRule="auto"/>
+        <w:rPr>
+          <w:lang w:val="en-FI"/>
+        </w:rPr>
+      </w:pPr>
+    </w:p>
+    <w:p>
+      <w:pPr>
+        <w:pStyle w:val="Sourcematerial"/>
+      </w:pPr>
+    </w:p>
     <w:bookmarkEnd w:id="45"/>
     <w:p>
       <w:pPr>
@@ -3985,8 +5705,8 @@
     <w:p>
       <w:pPr>
         <w:sectPr>
-          <w:headerReference w:type="default" r:id="rId13"/>
-          <w:footerReference w:type="default" r:id="rId14"/>
+          <w:headerReference w:type="default" r:id="rId15"/>
+          <w:footerReference w:type="default" r:id="rId16"/>
           <w:pgSz w:w="11906" w:h="16838" w:code="9"/>
           <w:pgMar w:top="1701" w:right="1134" w:bottom="1701" w:left="2268" w:header="709" w:footer="709" w:gutter="0"/>
           <w:cols w:space="708"/>
@@ -4185,7 +5905,7 @@
                     <pic:cNvPicPr/>
                   </pic:nvPicPr>
                   <pic:blipFill>
-                    <a:blip r:embed="rId15"/>
+                    <a:blip r:embed="rId17"/>
                     <a:stretch>
                       <a:fillRect/>
                     </a:stretch>
@@ -4342,7 +6062,7 @@
                     <pic:cNvPicPr/>
                   </pic:nvPicPr>
                   <pic:blipFill>
-                    <a:blip r:embed="rId16"/>
+                    <a:blip r:embed="rId18"/>
                     <a:stretch>
                       <a:fillRect/>
                     </a:stretch>
@@ -4372,14 +6092,27 @@
       <w:r>
         <w:t xml:space="preserve">Kuva </w:t>
       </w:r>
-      <w:fldSimple w:instr=" SEQ Kuva \* ARABIC ">
-        <w:r>
-          <w:rPr>
-            <w:noProof/>
-          </w:rPr>
-          <w:t>1</w:t>
-        </w:r>
-      </w:fldSimple>
+      <w:r>
+        <w:fldChar w:fldCharType="begin"/>
+      </w:r>
+      <w:r>
+        <w:instrText xml:space="preserve"> SEQ Kuva \* ARABIC </w:instrText>
+      </w:r>
+      <w:r>
+        <w:fldChar w:fldCharType="separate"/>
+      </w:r>
+      <w:r>
+        <w:rPr>
+          <w:noProof/>
+        </w:rPr>
+        <w:t>1</w:t>
+      </w:r>
+      <w:r>
+        <w:rPr>
+          <w:noProof/>
+        </w:rPr>
+        <w:fldChar w:fldCharType="end"/>
+      </w:r>
       <w:r>
         <w:t xml:space="preserve">. </w:t>
       </w:r>
@@ -4529,7 +6262,7 @@
                     <pic:cNvPicPr/>
                   </pic:nvPicPr>
                   <pic:blipFill>
-                    <a:blip r:embed="rId17"/>
+                    <a:blip r:embed="rId19"/>
                     <a:stretch>
                       <a:fillRect/>
                     </a:stretch>
@@ -4612,7 +6345,7 @@
                     <pic:cNvPicPr/>
                   </pic:nvPicPr>
                   <pic:blipFill>
-                    <a:blip r:embed="rId18"/>
+                    <a:blip r:embed="rId20"/>
                     <a:stretch>
                       <a:fillRect/>
                     </a:stretch>
@@ -4642,14 +6375,27 @@
       <w:r>
         <w:t xml:space="preserve">Kuva </w:t>
       </w:r>
-      <w:fldSimple w:instr=" SEQ Kuva \* ARABIC ">
-        <w:r>
-          <w:rPr>
-            <w:noProof/>
-          </w:rPr>
-          <w:t>2</w:t>
-        </w:r>
-      </w:fldSimple>
+      <w:r>
+        <w:fldChar w:fldCharType="begin"/>
+      </w:r>
+      <w:r>
+        <w:instrText xml:space="preserve"> SEQ Kuva \* ARABIC </w:instrText>
+      </w:r>
+      <w:r>
+        <w:fldChar w:fldCharType="separate"/>
+      </w:r>
+      <w:r>
+        <w:rPr>
+          <w:noProof/>
+        </w:rPr>
+        <w:t>2</w:t>
+      </w:r>
+      <w:r>
+        <w:rPr>
+          <w:noProof/>
+        </w:rPr>
+        <w:fldChar w:fldCharType="end"/>
+      </w:r>
       <w:r>
         <w:t>. Osanvaihtokoodi.</w:t>
       </w:r>
@@ -4710,7 +6456,7 @@
     <w:p>
       <w:pPr>
         <w:sectPr>
-          <w:headerReference w:type="default" r:id="rId19"/>
+          <w:headerReference w:type="default" r:id="rId21"/>
           <w:pgSz w:w="11907" w:h="16839" w:code="9"/>
           <w:pgMar w:top="1701" w:right="1134" w:bottom="1701" w:left="2268" w:header="709" w:footer="709" w:gutter="0"/>
           <w:cols w:space="708"/>
@@ -5019,7 +6765,7 @@
                     </pic:cNvPicPr>
                   </pic:nvPicPr>
                   <pic:blipFill>
-                    <a:blip r:embed="rId20" cstate="print"/>
+                    <a:blip r:embed="rId22" cstate="print"/>
                     <a:srcRect/>
                     <a:stretch>
                       <a:fillRect/>
@@ -5056,14 +6802,27 @@
       <w:r>
         <w:t xml:space="preserve">Kuvio </w:t>
       </w:r>
-      <w:fldSimple w:instr=" SEQ Kuvio \* ARABIC ">
-        <w:r>
-          <w:rPr>
-            <w:noProof/>
-          </w:rPr>
-          <w:t>1</w:t>
-        </w:r>
-      </w:fldSimple>
+      <w:r>
+        <w:fldChar w:fldCharType="begin"/>
+      </w:r>
+      <w:r>
+        <w:instrText xml:space="preserve"> SEQ Kuvio \* ARABIC </w:instrText>
+      </w:r>
+      <w:r>
+        <w:fldChar w:fldCharType="separate"/>
+      </w:r>
+      <w:r>
+        <w:rPr>
+          <w:noProof/>
+        </w:rPr>
+        <w:t>1</w:t>
+      </w:r>
+      <w:r>
+        <w:rPr>
+          <w:noProof/>
+        </w:rPr>
+        <w:fldChar w:fldCharType="end"/>
+      </w:r>
       <w:r>
         <w:t>.</w:t>
       </w:r>
@@ -5280,7 +7039,7 @@
                     </pic:cNvPicPr>
                   </pic:nvPicPr>
                   <pic:blipFill>
-                    <a:blip r:embed="rId21">
+                    <a:blip r:embed="rId23">
                       <a:extLst>
                         <a:ext uri="{28A0092B-C50C-407E-A947-70E740481C1C}">
                           <a14:useLocalDpi xmlns:a14="http://schemas.microsoft.com/office/drawing/2010/main" val="0"/>
@@ -5318,14 +7077,27 @@
       <w:r>
         <w:t xml:space="preserve">Kuva </w:t>
       </w:r>
-      <w:fldSimple w:instr=" SEQ Kuva \* ARABIC ">
-        <w:r>
-          <w:rPr>
-            <w:noProof/>
-          </w:rPr>
-          <w:t>3</w:t>
-        </w:r>
-      </w:fldSimple>
+      <w:r>
+        <w:fldChar w:fldCharType="begin"/>
+      </w:r>
+      <w:r>
+        <w:instrText xml:space="preserve"> SEQ Kuva \* ARABIC </w:instrText>
+      </w:r>
+      <w:r>
+        <w:fldChar w:fldCharType="separate"/>
+      </w:r>
+      <w:r>
+        <w:rPr>
+          <w:noProof/>
+        </w:rPr>
+        <w:t>3</w:t>
+      </w:r>
+      <w:r>
+        <w:rPr>
+          <w:noProof/>
+        </w:rPr>
+        <w:fldChar w:fldCharType="end"/>
+      </w:r>
       <w:r>
         <w:t>.</w:t>
       </w:r>
@@ -5529,7 +7301,7 @@
                           </pic:cNvPicPr>
                         </pic:nvPicPr>
                         <pic:blipFill rotWithShape="1">
-                          <a:blip r:embed="rId22" cstate="print">
+                          <a:blip r:embed="rId24" cstate="print">
                             <a:extLst>
                               <a:ext uri="{28A0092B-C50C-407E-A947-70E740481C1C}">
                                 <a14:useLocalDpi xmlns:a14="http://schemas.microsoft.com/office/drawing/2010/main" val="0"/>
@@ -5634,7 +7406,7 @@
                   <o:lock v:ext="edit" aspectratio="t"/>
                 </v:shapetype>
                 <v:shape id="Kuva 8" o:spid="_x0000_s1027" type="#_x0000_t75" alt="Kuvakaappaus: otsikkolajin lisääminen" style="position:absolute;width:37909;height:32607;visibility:visible;mso-wrap-style:square" o:gfxdata="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">
-                  <v:imagedata r:id="rId23" o:title=" otsikkolajin lisääminen"/>
+                  <v:imagedata r:id="rId25" o:title=" otsikkolajin lisääminen"/>
                 </v:shape>
                 <v:rect id="Suorakulmio 4" o:spid="_x0000_s1028" alt="&quot;&quot;" style="position:absolute;left:1380;top:16045;width:15182;height:2329;visibility:visible;mso-wrap-style:square;v-text-anchor:middle" o:gfxdata="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" filled="f" strokecolor="black [3213]" strokeweight="3pt"/>
                 <w10:anchorlock/>
@@ -5652,14 +7424,27 @@
       <w:r>
         <w:t xml:space="preserve">Kuva </w:t>
       </w:r>
-      <w:fldSimple w:instr=" SEQ Kuva \* ARABIC ">
-        <w:r>
-          <w:rPr>
-            <w:noProof/>
-          </w:rPr>
-          <w:t>4</w:t>
-        </w:r>
-      </w:fldSimple>
+      <w:r>
+        <w:fldChar w:fldCharType="begin"/>
+      </w:r>
+      <w:r>
+        <w:instrText xml:space="preserve"> SEQ Kuva \* ARABIC </w:instrText>
+      </w:r>
+      <w:r>
+        <w:fldChar w:fldCharType="separate"/>
+      </w:r>
+      <w:r>
+        <w:rPr>
+          <w:noProof/>
+        </w:rPr>
+        <w:t>4</w:t>
+      </w:r>
+      <w:r>
+        <w:rPr>
+          <w:noProof/>
+        </w:rPr>
+        <w:fldChar w:fldCharType="end"/>
+      </w:r>
       <w:r>
         <w:t>. Uuden otsikkolajin lisääminen.</w:t>
       </w:r>
@@ -5837,14 +7622,27 @@
       <w:r>
         <w:t xml:space="preserve">Taulukko </w:t>
       </w:r>
-      <w:fldSimple w:instr=" SEQ Taulukko \* ARABIC ">
-        <w:r>
-          <w:rPr>
-            <w:noProof/>
-          </w:rPr>
-          <w:t>1</w:t>
-        </w:r>
-      </w:fldSimple>
+      <w:r>
+        <w:fldChar w:fldCharType="begin"/>
+      </w:r>
+      <w:r>
+        <w:instrText xml:space="preserve"> SEQ Taulukko \* ARABIC </w:instrText>
+      </w:r>
+      <w:r>
+        <w:fldChar w:fldCharType="separate"/>
+      </w:r>
+      <w:r>
+        <w:rPr>
+          <w:noProof/>
+        </w:rPr>
+        <w:t>1</w:t>
+      </w:r>
+      <w:r>
+        <w:rPr>
+          <w:noProof/>
+        </w:rPr>
+        <w:fldChar w:fldCharType="end"/>
+      </w:r>
       <w:r>
         <w:t>. Esimerkki taulukosta.</w:t>
       </w:r>
@@ -6546,7 +8344,7 @@
     <w:p>
       <w:pPr>
         <w:sectPr>
-          <w:headerReference w:type="default" r:id="rId24"/>
+          <w:headerReference w:type="default" r:id="rId26"/>
           <w:pgSz w:w="11907" w:h="16839" w:code="9"/>
           <w:pgMar w:top="1701" w:right="1134" w:bottom="1701" w:left="2268" w:header="709" w:footer="709" w:gutter="0"/>
           <w:cols w:space="708"/>
@@ -6731,7 +8529,7 @@
                           </pic:cNvPicPr>
                         </pic:nvPicPr>
                         <pic:blipFill>
-                          <a:blip r:embed="rId25">
+                          <a:blip r:embed="rId27">
                             <a:extLst>
                               <a:ext uri="{28A0092B-C50C-407E-A947-70E740481C1C}">
                                 <a14:useLocalDpi xmlns:a14="http://schemas.microsoft.com/office/drawing/2010/main" val="0"/>
@@ -6803,7 +8601,7 @@
             <w:pict>
               <v:group w14:anchorId="4C2BA785" id="Ryhmä 16" o:spid="_x0000_s1026" alt="Kuvakaappaus tiedoston ominaisuuksista Tiedosto &gt; Info -välilehdellä." style="width:281.25pt;height:311pt;mso-position-horizontal-relative:char;mso-position-vertical-relative:line" coordsize="35718,39497" o:gfxdata="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">
                 <v:shape id="Kuva 5" o:spid="_x0000_s1027" type="#_x0000_t75" alt="Kuva, joka sisältää kohteen teksti, kuvakaappaus, Fontti, numero&#10;&#10;Kuvaus luotu automaattisesti" style="position:absolute;width:35718;height:39497;visibility:visible;mso-wrap-style:square" o:gfxdata="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">
-                  <v:imagedata r:id="rId26" o:title="Kuva, joka sisältää kohteen teksti, kuvakaappaus, Fontti, numero&#10;&#10;Kuvaus luotu automaattisesti"/>
+                  <v:imagedata r:id="rId28" o:title="Kuva, joka sisältää kohteen teksti, kuvakaappaus, Fontti, numero&#10;&#10;Kuvaus luotu automaattisesti"/>
                 </v:shape>
                 <v:rect id="Suorakulmio 11" o:spid="_x0000_s1028" style="position:absolute;left:63;top:14668;width:34036;height:2413;visibility:visible;mso-wrap-style:square;v-text-anchor:middle" o:gfxdata="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" filled="f" strokecolor="black [3213]" strokeweight="3pt"/>
                 <w10:anchorlock/>
@@ -6821,14 +8619,27 @@
       <w:r>
         <w:t xml:space="preserve">Kuva </w:t>
       </w:r>
-      <w:fldSimple w:instr=" SEQ Kuva \* ARABIC ">
-        <w:r>
-          <w:rPr>
-            <w:noProof/>
-          </w:rPr>
-          <w:t>5</w:t>
-        </w:r>
-      </w:fldSimple>
+      <w:r>
+        <w:fldChar w:fldCharType="begin"/>
+      </w:r>
+      <w:r>
+        <w:instrText xml:space="preserve"> SEQ Kuva \* ARABIC </w:instrText>
+      </w:r>
+      <w:r>
+        <w:fldChar w:fldCharType="separate"/>
+      </w:r>
+      <w:r>
+        <w:rPr>
+          <w:noProof/>
+        </w:rPr>
+        <w:t>5</w:t>
+      </w:r>
+      <w:r>
+        <w:rPr>
+          <w:noProof/>
+        </w:rPr>
+        <w:fldChar w:fldCharType="end"/>
+      </w:r>
       <w:r>
         <w:t>. Dokumentin tietojen muokkaus.</w:t>
       </w:r>
@@ -7008,7 +8819,7 @@
                     <pic:cNvPicPr/>
                   </pic:nvPicPr>
                   <pic:blipFill>
-                    <a:blip r:embed="rId27"/>
+                    <a:blip r:embed="rId29"/>
                     <a:stretch>
                       <a:fillRect/>
                     </a:stretch>
@@ -7038,14 +8849,27 @@
       <w:r>
         <w:t xml:space="preserve">Kuva </w:t>
       </w:r>
-      <w:fldSimple w:instr=" SEQ Kuva \* ARABIC ">
-        <w:r>
-          <w:rPr>
-            <w:noProof/>
-          </w:rPr>
-          <w:t>6</w:t>
-        </w:r>
-      </w:fldSimple>
+      <w:r>
+        <w:fldChar w:fldCharType="begin"/>
+      </w:r>
+      <w:r>
+        <w:instrText xml:space="preserve"> SEQ Kuva \* ARABIC </w:instrText>
+      </w:r>
+      <w:r>
+        <w:fldChar w:fldCharType="separate"/>
+      </w:r>
+      <w:r>
+        <w:rPr>
+          <w:noProof/>
+        </w:rPr>
+        <w:t>6</w:t>
+      </w:r>
+      <w:r>
+        <w:rPr>
+          <w:noProof/>
+        </w:rPr>
+        <w:fldChar w:fldCharType="end"/>
+      </w:r>
       <w:r>
         <w:t>. Vienti PDF-</w:t>
       </w:r>
@@ -7110,7 +8934,7 @@
                     <pic:cNvPicPr/>
                   </pic:nvPicPr>
                   <pic:blipFill>
-                    <a:blip r:embed="rId28"/>
+                    <a:blip r:embed="rId30"/>
                     <a:stretch>
                       <a:fillRect/>
                     </a:stretch>
@@ -7140,14 +8964,27 @@
       <w:r>
         <w:t xml:space="preserve">Kuva </w:t>
       </w:r>
-      <w:fldSimple w:instr=" SEQ Kuva \* ARABIC ">
-        <w:r>
-          <w:rPr>
-            <w:noProof/>
-          </w:rPr>
-          <w:t>7</w:t>
-        </w:r>
-      </w:fldSimple>
+      <w:r>
+        <w:fldChar w:fldCharType="begin"/>
+      </w:r>
+      <w:r>
+        <w:instrText xml:space="preserve"> SEQ Kuva \* ARABIC </w:instrText>
+      </w:r>
+      <w:r>
+        <w:fldChar w:fldCharType="separate"/>
+      </w:r>
+      <w:r>
+        <w:rPr>
+          <w:noProof/>
+        </w:rPr>
+        <w:t>7</w:t>
+      </w:r>
+      <w:r>
+        <w:rPr>
+          <w:noProof/>
+        </w:rPr>
+        <w:fldChar w:fldCharType="end"/>
+      </w:r>
       <w:r>
         <w:t xml:space="preserve">. </w:t>
       </w:r>
@@ -7559,7 +9396,7 @@
                     <pic:cNvPicPr/>
                   </pic:nvPicPr>
                   <pic:blipFill rotWithShape="1">
-                    <a:blip r:embed="rId29" cstate="print">
+                    <a:blip r:embed="rId31" cstate="print">
                       <a:extLst>
                         <a:ext uri="{28A0092B-C50C-407E-A947-70E740481C1C}">
                           <a14:useLocalDpi xmlns:a14="http://schemas.microsoft.com/office/drawing/2010/main" val="0"/>
@@ -7603,14 +9440,27 @@
       <w:r>
         <w:t xml:space="preserve">Kuva </w:t>
       </w:r>
-      <w:fldSimple w:instr=" SEQ Kuva \* ARABIC ">
-        <w:r>
-          <w:rPr>
-            <w:noProof/>
-          </w:rPr>
-          <w:t>8</w:t>
-        </w:r>
-      </w:fldSimple>
+      <w:r>
+        <w:fldChar w:fldCharType="begin"/>
+      </w:r>
+      <w:r>
+        <w:instrText xml:space="preserve"> SEQ Kuva \* ARABIC </w:instrText>
+      </w:r>
+      <w:r>
+        <w:fldChar w:fldCharType="separate"/>
+      </w:r>
+      <w:r>
+        <w:rPr>
+          <w:noProof/>
+        </w:rPr>
+        <w:t>8</w:t>
+      </w:r>
+      <w:r>
+        <w:rPr>
+          <w:noProof/>
+        </w:rPr>
+        <w:fldChar w:fldCharType="end"/>
+      </w:r>
       <w:r>
         <w:t>. PDF/A-tiedoston asetukset.</w:t>
       </w:r>
@@ -7640,7 +9490,7 @@
       <w:pPr>
         <w:pStyle w:val="Heading1"/>
       </w:pPr>
-      <w:bookmarkStart w:id="65" w:name="_Toc210759786"/>
+      <w:bookmarkStart w:id="65" w:name="_Toc213692362"/>
       <w:r>
         <w:lastRenderedPageBreak/>
         <w:t>Abstract</w:t>
@@ -7754,7 +9604,7 @@
       </w:r>
     </w:p>
     <w:sectPr>
-      <w:headerReference w:type="default" r:id="rId30"/>
+      <w:headerReference w:type="default" r:id="rId32"/>
       <w:pgSz w:w="11907" w:h="16839" w:code="9"/>
       <w:pgMar w:top="1701" w:right="1134" w:bottom="1701" w:left="2268" w:header="709" w:footer="709" w:gutter="0"/>
       <w:cols w:space="708"/>
@@ -11304,7 +13154,6 @@
   <w:style w:type="character" w:default="1" w:styleId="DefaultParagraphFont">
     <w:name w:val="Default Paragraph Font"/>
     <w:uiPriority w:val="1"/>
-    <w:semiHidden/>
     <w:unhideWhenUsed/>
   </w:style>
   <w:style w:type="table" w:default="1" w:styleId="TableNormal">
@@ -13002,6 +14851,18 @@
       </w:tblBorders>
     </w:tblPr>
   </w:style>
+  <w:style w:type="character" w:styleId="UnresolvedMention">
+    <w:name w:val="Unresolved Mention"/>
+    <w:basedOn w:val="DefaultParagraphFont"/>
+    <w:uiPriority w:val="99"/>
+    <w:semiHidden/>
+    <w:unhideWhenUsed/>
+    <w:rsid w:val="00235788"/>
+    <w:rPr>
+      <w:color w:val="605E5C"/>
+      <w:shd w:val="clear" w:color="auto" w:fill="E1DFDD"/>
+    </w:rPr>
+  </w:style>
 </w:styles>
 </file>
 
@@ -13421,16 +15282,19 @@
   </w:compat>
   <w:rsids>
     <w:rsidRoot w:val="00D12800"/>
+    <w:rsid w:val="000E02CA"/>
     <w:rsid w:val="001C4DD7"/>
     <w:rsid w:val="001F1D22"/>
     <w:rsid w:val="002058AC"/>
     <w:rsid w:val="00234C76"/>
     <w:rsid w:val="002436B8"/>
+    <w:rsid w:val="003516E2"/>
     <w:rsid w:val="005212B7"/>
     <w:rsid w:val="00533F3D"/>
     <w:rsid w:val="0058365B"/>
     <w:rsid w:val="005C4478"/>
     <w:rsid w:val="005D19B5"/>
+    <w:rsid w:val="00723093"/>
     <w:rsid w:val="00920ADA"/>
     <w:rsid w:val="00A2653D"/>
     <w:rsid w:val="00A4638A"/>
@@ -14225,6 +16089,15 @@
 </file>
 
 <file path=customXml/item1.xml><?xml version="1.0" encoding="utf-8"?>
+<?mso-contentType ?>
+<FormTemplates xmlns="http://schemas.microsoft.com/sharepoint/v3/contenttype/forms">
+  <Display>DocumentLibraryForm</Display>
+  <Edit>DocumentLibraryForm</Edit>
+  <New>DocumentLibraryForm</New>
+</FormTemplates>
+</file>
+
+<file path=customXml/item2.xml><?xml version="1.0" encoding="utf-8"?>
 <ct:contentTypeSchema xmlns:ct="http://schemas.microsoft.com/office/2006/metadata/contentType" xmlns:ma="http://schemas.microsoft.com/office/2006/metadata/properties/metaAttributes" ct:_="" ma:_="" ma:contentTypeName="Document" ma:contentTypeID="0x0101002475E0E10D54B84F937F817497528C71" ma:contentTypeVersion="31" ma:contentTypeDescription="Create a new document." ma:contentTypeScope="" ma:versionID="13da27f6c67572251a4248440d3ad1f6">
   <xsd:schema xmlns:xsd="http://www.w3.org/2001/XMLSchema" xmlns:xs="http://www.w3.org/2001/XMLSchema" xmlns:p="http://schemas.microsoft.com/office/2006/metadata/properties" xmlns:ns2="29d38182-2ba3-434b-9466-3aece3d3aa2e" xmlns:ns3="c2da8608-6b58-45ec-82e0-5098f9986dbf" xmlns:ns4="77b8d55e-a628-4725-ad2a-a2aab75e1dba" targetNamespace="http://schemas.microsoft.com/office/2006/metadata/properties" ma:root="true" ma:fieldsID="4e9409845ca9d9160f86c08f661ea0ad" ns2:_="" ns3:_="" ns4:_="">
     <xsd:import namespace="29d38182-2ba3-434b-9466-3aece3d3aa2e"/>
@@ -14551,20 +16424,7 @@
 </ct:contentTypeSchema>
 </file>
 
-<file path=customXml/item2.xml><?xml version="1.0" encoding="utf-8"?>
-<?mso-contentType ?>
-<FormTemplates xmlns="http://schemas.microsoft.com/sharepoint/v3/contenttype/forms">
-  <Display>DocumentLibraryForm</Display>
-  <Edit>DocumentLibraryForm</Edit>
-  <New>DocumentLibraryForm</New>
-</FormTemplates>
-</file>
-
 <file path=customXml/item3.xml><?xml version="1.0" encoding="utf-8"?>
-<b:Sources xmlns:b="http://schemas.openxmlformats.org/officeDocument/2006/bibliography" xmlns="http://schemas.openxmlformats.org/officeDocument/2006/bibliography" SelectedStyle="\GB.XSL" StyleName="GB7714"/>
-</file>
-
-<file path=customXml/item4.xml><?xml version="1.0" encoding="utf-8"?>
 <p:properties xmlns:p="http://schemas.microsoft.com/office/2006/metadata/properties" xmlns:xsi="http://www.w3.org/2001/XMLSchema-instance" xmlns:pc="http://schemas.microsoft.com/office/infopath/2007/PartnerControls">
   <documentManagement>
     <IntraUpdateFI xmlns="29d38182-2ba3-434b-9466-3aece3d3aa2e">2025-08-30T21:00:00+00:00</IntraUpdateFI>
@@ -14696,7 +16556,19 @@
 </p:properties>
 </file>
 
+<file path=customXml/item4.xml><?xml version="1.0" encoding="utf-8"?>
+<b:Sources xmlns:b="http://schemas.openxmlformats.org/officeDocument/2006/bibliography" xmlns="http://schemas.openxmlformats.org/officeDocument/2006/bibliography" SelectedStyle="\GB.XSL" StyleName="GB7714"/>
+</file>
+
 <file path=customXml/itemProps1.xml><?xml version="1.0" encoding="utf-8"?>
+<ds:datastoreItem xmlns:ds="http://schemas.openxmlformats.org/officeDocument/2006/customXml" ds:itemID="{198EC644-F7AF-456F-BC05-BD0D54E3DC7D}">
+  <ds:schemaRefs>
+    <ds:schemaRef ds:uri="http://schemas.microsoft.com/sharepoint/v3/contenttype/forms"/>
+  </ds:schemaRefs>
+</ds:datastoreItem>
+</file>
+
+<file path=customXml/itemProps2.xml><?xml version="1.0" encoding="utf-8"?>
 <ds:datastoreItem xmlns:ds="http://schemas.openxmlformats.org/officeDocument/2006/customXml" ds:itemID="{EE4B2239-A68B-4EA6-9BD3-4C6271D1C6AF}">
   <ds:schemaRefs>
     <ds:schemaRef ds:uri="http://schemas.microsoft.com/office/2006/metadata/contentType"/>
@@ -14716,23 +16588,7 @@
 </ds:datastoreItem>
 </file>
 
-<file path=customXml/itemProps2.xml><?xml version="1.0" encoding="utf-8"?>
-<ds:datastoreItem xmlns:ds="http://schemas.openxmlformats.org/officeDocument/2006/customXml" ds:itemID="{198EC644-F7AF-456F-BC05-BD0D54E3DC7D}">
-  <ds:schemaRefs>
-    <ds:schemaRef ds:uri="http://schemas.microsoft.com/sharepoint/v3/contenttype/forms"/>
-  </ds:schemaRefs>
-</ds:datastoreItem>
-</file>
-
 <file path=customXml/itemProps3.xml><?xml version="1.0" encoding="utf-8"?>
-<ds:datastoreItem xmlns:ds="http://schemas.openxmlformats.org/officeDocument/2006/customXml" ds:itemID="{AC98FC60-AA00-4516-A716-017F371296A7}">
-  <ds:schemaRefs>
-    <ds:schemaRef ds:uri="http://schemas.openxmlformats.org/officeDocument/2006/bibliography"/>
-  </ds:schemaRefs>
-</ds:datastoreItem>
-</file>
-
-<file path=customXml/itemProps4.xml><?xml version="1.0" encoding="utf-8"?>
 <ds:datastoreItem xmlns:ds="http://schemas.openxmlformats.org/officeDocument/2006/customXml" ds:itemID="{11AEAA72-A71C-4F59-B1F2-69D6C0A615FB}">
   <ds:schemaRefs>
     <ds:schemaRef ds:uri="http://schemas.microsoft.com/office/2006/metadata/properties"/>
@@ -14741,4 +16597,12 @@
     <ds:schemaRef ds:uri="c2da8608-6b58-45ec-82e0-5098f9986dbf"/>
   </ds:schemaRefs>
 </ds:datastoreItem>
+</file>
+
+<file path=customXml/itemProps4.xml><?xml version="1.0" encoding="utf-8"?>
+<ds:datastoreItem xmlns:ds="http://schemas.openxmlformats.org/officeDocument/2006/customXml" ds:itemID="{AC98FC60-AA00-4516-A716-017F371296A7}">
+  <ds:schemaRefs>
+    <ds:schemaRef ds:uri="http://schemas.openxmlformats.org/officeDocument/2006/bibliography"/>
+  </ds:schemaRefs>
+</ds:datastoreItem>
 </file>
--- a/ORAOwl_opinnaytetyö.docx
+++ b/ORAOwl_opinnaytetyö.docx
@@ -7,11 +7,7 @@
         <w:pStyle w:val="Information"/>
       </w:pPr>
       <w:r>
-        <w:t>Opinnäytetyö (</w:t>
-      </w:r>
-      <w:proofErr w:type="gramStart"/>
-      <w:r>
-        <w:t>AMK</w:t>
+        <w:t>Opinnäytetyö (AMK</w:t>
       </w:r>
       <w:r>
         <w:t xml:space="preserve"> </w:t>
@@ -19,7 +15,6 @@
       <w:r>
         <w:t>)</w:t>
       </w:r>
-      <w:proofErr w:type="gramEnd"/>
     </w:p>
     <w:sdt>
       <w:sdtPr>
@@ -30,6 +25,7 @@
           <w:docPart w:val="AF0D35ADB2534787BEBF26D06BF3CCC4"/>
         </w:placeholder>
       </w:sdtPr>
+      <w:sdtEndPr/>
       <w:sdtContent>
         <w:p>
           <w:pPr>
@@ -56,6 +52,7 @@
           <w:docPart w:val="AF0D35ADB2534787BEBF26D06BF3CCC4"/>
         </w:placeholder>
       </w:sdtPr>
+      <w:sdtEndPr/>
       <w:sdtContent>
         <w:p>
           <w:pPr>
@@ -86,7 +83,7 @@
     <w:p/>
     <w:p>
       <w:pPr>
-        <w:pStyle w:val="Subtitle"/>
+        <w:pStyle w:val="Alaotsikko"/>
         <w:rPr>
           <w:rFonts w:eastAsiaTheme="minorHAnsi" w:cs="Arial"/>
           <w:iCs w:val="0"/>
@@ -119,7 +116,7 @@
     <w:bookmarkEnd w:id="0"/>
     <w:p>
       <w:pPr>
-        <w:pStyle w:val="Subtitle"/>
+        <w:pStyle w:val="Alaotsikko"/>
         <w:rPr>
           <w:rFonts w:cstheme="majorBidi"/>
           <w:caps/>
@@ -135,7 +132,7 @@
     </w:p>
     <w:p>
       <w:pPr>
-        <w:pStyle w:val="Subtitle"/>
+        <w:pStyle w:val="Alaotsikko"/>
         <w:spacing w:before="2520"/>
         <w:rPr>
           <w:caps/>
@@ -211,6 +208,7 @@
           <w:docPart w:val="0FEDB3AD84FA435D914C1B7E1831A07C"/>
         </w:placeholder>
       </w:sdtPr>
+      <w:sdtEndPr/>
       <w:sdtContent>
         <w:p>
           <w:pPr>
@@ -254,6 +252,7 @@
         </w:placeholder>
         <w:text w:multiLine="1"/>
       </w:sdtPr>
+      <w:sdtEndPr/>
       <w:sdtContent>
         <w:p>
           <w:pPr>
@@ -283,6 +282,7 @@
             <w:docPart w:val="0FEDB3AD84FA435D914C1B7E1831A07C"/>
           </w:placeholder>
         </w:sdtPr>
+        <w:sdtEndPr/>
         <w:sdtContent>
           <w:r>
             <w:t xml:space="preserve">Opinnäytetyön </w:t>
@@ -307,6 +307,7 @@
           <w:docPart w:val="88E2DE1C3D404E178C503CF2FE142304"/>
         </w:placeholder>
       </w:sdtPr>
+      <w:sdtEndPr/>
       <w:sdtContent>
         <w:p>
           <w:pPr>
@@ -337,6 +338,7 @@
           </w:placeholder>
           <w:text w:multiLine="1"/>
         </w:sdtPr>
+        <w:sdtEndPr/>
         <w:sdtContent>
           <w:proofErr w:type="spellStart"/>
           <w:r>
@@ -356,6 +358,7 @@
           <w:docPart w:val="D6F83BB834644EB39B961B741894AD73"/>
         </w:placeholder>
       </w:sdtPr>
+      <w:sdtEndPr/>
       <w:sdtContent>
         <w:p>
           <w:pPr>
@@ -378,6 +381,7 @@
           <w:docPart w:val="0FEDB3AD84FA435D914C1B7E1831A07C"/>
         </w:placeholder>
       </w:sdtPr>
+      <w:sdtEndPr/>
       <w:sdtContent>
         <w:p>
           <w:pPr>
@@ -444,6 +448,7 @@
           <w:docPart w:val="0FEDB3AD84FA435D914C1B7E1831A07C"/>
         </w:placeholder>
       </w:sdtPr>
+      <w:sdtEndPr/>
       <w:sdtContent>
         <w:p>
           <w:pPr>
@@ -473,6 +478,7 @@
           </w:placeholder>
           <w:text w:multiLine="1"/>
         </w:sdtPr>
+        <w:sdtEndPr/>
         <w:sdtContent>
           <w:r>
             <w:t>suunnistus, tulosanalytiikka, tietojärjestelmät, Django, IOFXML, GDPR.</w:t>
@@ -490,6 +496,7 @@
           <w:docPart w:val="F525552A1E5B4FD9AD11AAD6DB477B91"/>
         </w:placeholder>
       </w:sdtPr>
+      <w:sdtEndPr/>
       <w:sdtContent>
         <w:p>
           <w:pPr>
@@ -593,6 +600,7 @@
           </w:placeholder>
           <w:text w:multiLine="1"/>
         </w:sdtPr>
+        <w:sdtEndPr/>
         <w:sdtContent>
           <w:r>
             <w:rPr>
@@ -627,6 +635,7 @@
             <w:docPart w:val="CA8D196C753C4183A8516962715E5E7D"/>
           </w:placeholder>
         </w:sdtPr>
+        <w:sdtEndPr/>
         <w:sdtContent>
           <w:r>
             <w:rPr>
@@ -687,6 +696,7 @@
           <w:docPart w:val="CA8D196C753C4183A8516962715E5E7D"/>
         </w:placeholder>
       </w:sdtPr>
+      <w:sdtEndPr/>
       <w:sdtContent>
         <w:p>
           <w:pPr>
@@ -723,6 +733,7 @@
           </w:placeholder>
           <w:text w:multiLine="1"/>
         </w:sdtPr>
+        <w:sdtEndPr/>
         <w:sdtContent>
           <w:r>
             <w:rPr>
@@ -746,6 +757,7 @@
           <w:docPart w:val="16E7B8DCCA6247BB9497F0045FA976F9"/>
         </w:placeholder>
       </w:sdtPr>
+      <w:sdtEndPr/>
       <w:sdtContent>
         <w:p>
           <w:pPr>
@@ -770,6 +782,7 @@
           <w:docPart w:val="CA8D196C753C4183A8516962715E5E7D"/>
         </w:placeholder>
       </w:sdtPr>
+      <w:sdtEndPr/>
       <w:sdtContent>
         <w:p>
           <w:pPr>
@@ -836,6 +849,7 @@
           <w:docPart w:val="CA8D196C753C4183A8516962715E5E7D"/>
         </w:placeholder>
       </w:sdtPr>
+      <w:sdtEndPr/>
       <w:sdtContent>
         <w:p>
           <w:pPr>
@@ -870,17 +884,10 @@
           </w:placeholder>
           <w:text w:multiLine="1"/>
         </w:sdtPr>
+        <w:sdtEndPr/>
         <w:sdtContent>
           <w:r>
-            <w:t xml:space="preserve">Insert 3–7 keywords here using the keyword practice of your field. You can use the web catalogue </w:t>
-          </w:r>
-          <w:proofErr w:type="gramStart"/>
-          <w:r>
-            <w:t>in</w:t>
-          </w:r>
-          <w:proofErr w:type="gramEnd"/>
-          <w:r>
-            <w:t xml:space="preserve"> http://finto.fi/en/.</w:t>
+            <w:t>Insert 3–7 keywords here using the keyword practice of your field. You can use the web catalogue in http://finto.fi/en/.</w:t>
           </w:r>
         </w:sdtContent>
       </w:sdt>
@@ -890,7 +897,7 @@
     </w:p>
     <w:p>
       <w:pPr>
-        <w:pStyle w:val="TOCHeading"/>
+        <w:pStyle w:val="Sisllysluettelonotsikko"/>
       </w:pPr>
       <w:r>
         <w:lastRenderedPageBreak/>
@@ -902,7 +909,7 @@
     </w:p>
     <w:p>
       <w:pPr>
-        <w:pStyle w:val="TOC1"/>
+        <w:pStyle w:val="Sisluet1"/>
         <w:rPr>
           <w:rFonts w:asciiTheme="minorHAnsi" w:eastAsiaTheme="minorEastAsia" w:hAnsiTheme="minorHAnsi" w:cstheme="minorBidi"/>
           <w:b w:val="0"/>
@@ -926,7 +933,7 @@
       <w:hyperlink w:anchor="_Toc213692344" w:history="1">
         <w:r>
           <w:rPr>
-            <w:rStyle w:val="Hyperlink"/>
+            <w:rStyle w:val="Hyperlinkki"/>
             <w:noProof/>
           </w:rPr>
           <w:t>Käytetyt lyhenteet tai sanasto</w:t>
@@ -983,7 +990,7 @@
     </w:p>
     <w:p>
       <w:pPr>
-        <w:pStyle w:val="TOC1"/>
+        <w:pStyle w:val="Sisluet1"/>
         <w:rPr>
           <w:rFonts w:asciiTheme="minorHAnsi" w:eastAsiaTheme="minorEastAsia" w:hAnsiTheme="minorHAnsi" w:cstheme="minorBidi"/>
           <w:b w:val="0"/>
@@ -998,7 +1005,7 @@
       <w:hyperlink w:anchor="_Toc213692345" w:history="1">
         <w:r>
           <w:rPr>
-            <w:rStyle w:val="Hyperlink"/>
+            <w:rStyle w:val="Hyperlinkki"/>
             <w:rFonts w:asciiTheme="majorHAnsi" w:hAnsiTheme="majorHAnsi"/>
             <w:noProof/>
           </w:rPr>
@@ -1006,7 +1013,7 @@
         </w:r>
         <w:r>
           <w:rPr>
-            <w:rStyle w:val="Hyperlink"/>
+            <w:rStyle w:val="Hyperlinkki"/>
             <w:noProof/>
           </w:rPr>
           <w:t xml:space="preserve"> Johdanto</w:t>
@@ -1063,7 +1070,7 @@
     </w:p>
     <w:p>
       <w:pPr>
-        <w:pStyle w:val="TOC2"/>
+        <w:pStyle w:val="Sisluet2"/>
         <w:rPr>
           <w:rFonts w:asciiTheme="minorHAnsi" w:eastAsiaTheme="minorEastAsia" w:hAnsiTheme="minorHAnsi" w:cstheme="minorBidi"/>
           <w:noProof/>
@@ -1076,7 +1083,7 @@
       <w:hyperlink w:anchor="_Toc213692346" w:history="1">
         <w:r>
           <w:rPr>
-            <w:rStyle w:val="Hyperlink"/>
+            <w:rStyle w:val="Hyperlinkki"/>
             <w:noProof/>
           </w:rPr>
           <w:t>1.1 Tausta ja motivaatio</w:t>
@@ -1133,7 +1140,7 @@
     </w:p>
     <w:p>
       <w:pPr>
-        <w:pStyle w:val="TOC2"/>
+        <w:pStyle w:val="Sisluet2"/>
         <w:rPr>
           <w:rFonts w:asciiTheme="minorHAnsi" w:eastAsiaTheme="minorEastAsia" w:hAnsiTheme="minorHAnsi" w:cstheme="minorBidi"/>
           <w:noProof/>
@@ -1146,7 +1153,7 @@
       <w:hyperlink w:anchor="_Toc213692347" w:history="1">
         <w:r>
           <w:rPr>
-            <w:rStyle w:val="Hyperlink"/>
+            <w:rStyle w:val="Hyperlinkki"/>
             <w:noProof/>
           </w:rPr>
           <w:t>1.2 Tavoitteet, rajaukset ja tutkimuskysymykset</w:t>
@@ -1203,7 +1210,7 @@
     </w:p>
     <w:p>
       <w:pPr>
-        <w:pStyle w:val="TOC1"/>
+        <w:pStyle w:val="Sisluet1"/>
         <w:rPr>
           <w:rFonts w:asciiTheme="minorHAnsi" w:eastAsiaTheme="minorEastAsia" w:hAnsiTheme="minorHAnsi" w:cstheme="minorBidi"/>
           <w:b w:val="0"/>
@@ -1218,7 +1225,7 @@
       <w:hyperlink w:anchor="_Toc213692348" w:history="1">
         <w:r>
           <w:rPr>
-            <w:rStyle w:val="Hyperlink"/>
+            <w:rStyle w:val="Hyperlinkki"/>
             <w:rFonts w:asciiTheme="majorHAnsi" w:hAnsiTheme="majorHAnsi"/>
             <w:noProof/>
           </w:rPr>
@@ -1226,7 +1233,7 @@
         </w:r>
         <w:r>
           <w:rPr>
-            <w:rStyle w:val="Hyperlink"/>
+            <w:rStyle w:val="Hyperlinkki"/>
             <w:noProof/>
           </w:rPr>
           <w:t xml:space="preserve"> Urheilun Digitaalisuus</w:t>
@@ -1283,7 +1290,7 @@
     </w:p>
     <w:p>
       <w:pPr>
-        <w:pStyle w:val="TOC2"/>
+        <w:pStyle w:val="Sisluet2"/>
         <w:rPr>
           <w:rFonts w:asciiTheme="minorHAnsi" w:eastAsiaTheme="minorEastAsia" w:hAnsiTheme="minorHAnsi" w:cstheme="minorBidi"/>
           <w:noProof/>
@@ -1296,7 +1303,7 @@
       <w:hyperlink w:anchor="_Toc213692349" w:history="1">
         <w:r>
           <w:rPr>
-            <w:rStyle w:val="Hyperlink"/>
+            <w:rStyle w:val="Hyperlinkki"/>
             <w:noProof/>
           </w:rPr>
           <w:t>2.1 Digitalisaatio urheilussa Tulosanalytiikka suunnistuksessa</w:t>
@@ -1353,7 +1360,7 @@
     </w:p>
     <w:p>
       <w:pPr>
-        <w:pStyle w:val="TOC2"/>
+        <w:pStyle w:val="Sisluet2"/>
         <w:rPr>
           <w:rFonts w:asciiTheme="minorHAnsi" w:eastAsiaTheme="minorEastAsia" w:hAnsiTheme="minorHAnsi" w:cstheme="minorBidi"/>
           <w:noProof/>
@@ -1366,7 +1373,7 @@
       <w:hyperlink w:anchor="_Toc213692350" w:history="1">
         <w:r>
           <w:rPr>
-            <w:rStyle w:val="Hyperlink"/>
+            <w:rStyle w:val="Hyperlinkki"/>
             <w:noProof/>
           </w:rPr>
           <w:t>2.2 Tietosuoja ja GDPR</w:t>
@@ -1423,7 +1430,7 @@
     </w:p>
     <w:p>
       <w:pPr>
-        <w:pStyle w:val="TOC1"/>
+        <w:pStyle w:val="Sisluet1"/>
         <w:rPr>
           <w:rFonts w:asciiTheme="minorHAnsi" w:eastAsiaTheme="minorEastAsia" w:hAnsiTheme="minorHAnsi" w:cstheme="minorBidi"/>
           <w:b w:val="0"/>
@@ -1438,7 +1445,7 @@
       <w:hyperlink w:anchor="_Toc213692351" w:history="1">
         <w:r>
           <w:rPr>
-            <w:rStyle w:val="Hyperlink"/>
+            <w:rStyle w:val="Hyperlinkki"/>
             <w:rFonts w:asciiTheme="majorHAnsi" w:hAnsiTheme="majorHAnsi"/>
             <w:noProof/>
           </w:rPr>
@@ -1446,7 +1453,7 @@
         </w:r>
         <w:r>
           <w:rPr>
-            <w:rStyle w:val="Hyperlink"/>
+            <w:rStyle w:val="Hyperlinkki"/>
             <w:noProof/>
           </w:rPr>
           <w:t xml:space="preserve"> Kehitysmenetelmät ja teknologiat</w:t>
@@ -1503,7 +1510,7 @@
     </w:p>
     <w:p>
       <w:pPr>
-        <w:pStyle w:val="TOC2"/>
+        <w:pStyle w:val="Sisluet2"/>
         <w:rPr>
           <w:rFonts w:asciiTheme="minorHAnsi" w:eastAsiaTheme="minorEastAsia" w:hAnsiTheme="minorHAnsi" w:cstheme="minorBidi"/>
           <w:noProof/>
@@ -1516,7 +1523,7 @@
       <w:hyperlink w:anchor="_Toc213692352" w:history="1">
         <w:r>
           <w:rPr>
-            <w:rStyle w:val="Hyperlink"/>
+            <w:rStyle w:val="Hyperlinkki"/>
             <w:noProof/>
           </w:rPr>
           <w:t>3.1 Ketterät menetelmät</w:t>
@@ -1573,7 +1580,7 @@
     </w:p>
     <w:p>
       <w:pPr>
-        <w:pStyle w:val="TOC2"/>
+        <w:pStyle w:val="Sisluet2"/>
         <w:rPr>
           <w:rFonts w:asciiTheme="minorHAnsi" w:eastAsiaTheme="minorEastAsia" w:hAnsiTheme="minorHAnsi" w:cstheme="minorBidi"/>
           <w:noProof/>
@@ -1586,7 +1593,7 @@
       <w:hyperlink w:anchor="_Toc213692353" w:history="1">
         <w:r>
           <w:rPr>
-            <w:rStyle w:val="Hyperlink"/>
+            <w:rStyle w:val="Hyperlinkki"/>
             <w:noProof/>
           </w:rPr>
           <w:t>3.2 Käytetyt teknologiat ja tiedostomuodot</w:t>
@@ -1643,7 +1650,7 @@
     </w:p>
     <w:p>
       <w:pPr>
-        <w:pStyle w:val="TOC1"/>
+        <w:pStyle w:val="Sisluet1"/>
         <w:rPr>
           <w:rFonts w:asciiTheme="minorHAnsi" w:eastAsiaTheme="minorEastAsia" w:hAnsiTheme="minorHAnsi" w:cstheme="minorBidi"/>
           <w:b w:val="0"/>
@@ -1658,7 +1665,7 @@
       <w:hyperlink w:anchor="_Toc213692354" w:history="1">
         <w:r>
           <w:rPr>
-            <w:rStyle w:val="Hyperlink"/>
+            <w:rStyle w:val="Hyperlinkki"/>
             <w:rFonts w:asciiTheme="majorHAnsi" w:hAnsiTheme="majorHAnsi"/>
             <w:noProof/>
           </w:rPr>
@@ -1666,7 +1673,7 @@
         </w:r>
         <w:r>
           <w:rPr>
-            <w:rStyle w:val="Hyperlink"/>
+            <w:rStyle w:val="Hyperlinkki"/>
             <w:noProof/>
           </w:rPr>
           <w:t xml:space="preserve"> Sovelluksen suunnittelu ja toteutus</w:t>
@@ -1723,7 +1730,7 @@
     </w:p>
     <w:p>
       <w:pPr>
-        <w:pStyle w:val="TOC2"/>
+        <w:pStyle w:val="Sisluet2"/>
         <w:rPr>
           <w:rFonts w:asciiTheme="minorHAnsi" w:eastAsiaTheme="minorEastAsia" w:hAnsiTheme="minorHAnsi" w:cstheme="minorBidi"/>
           <w:noProof/>
@@ -1736,7 +1743,7 @@
       <w:hyperlink w:anchor="_Toc213692355" w:history="1">
         <w:r>
           <w:rPr>
-            <w:rStyle w:val="Hyperlink"/>
+            <w:rStyle w:val="Hyperlinkki"/>
             <w:noProof/>
           </w:rPr>
           <w:t>4.1 Sovelluksen suunnittelu ja toteutus</w:t>
@@ -1793,7 +1800,7 @@
     </w:p>
     <w:p>
       <w:pPr>
-        <w:pStyle w:val="TOC2"/>
+        <w:pStyle w:val="Sisluet2"/>
         <w:rPr>
           <w:rFonts w:asciiTheme="minorHAnsi" w:eastAsiaTheme="minorEastAsia" w:hAnsiTheme="minorHAnsi" w:cstheme="minorBidi"/>
           <w:noProof/>
@@ -1806,7 +1813,7 @@
       <w:hyperlink w:anchor="_Toc213692356" w:history="1">
         <w:r>
           <w:rPr>
-            <w:rStyle w:val="Hyperlink"/>
+            <w:rStyle w:val="Hyperlinkki"/>
             <w:noProof/>
           </w:rPr>
           <w:t>4.2 Tietomallit ja tiedon käsittely</w:t>
@@ -1863,7 +1870,7 @@
     </w:p>
     <w:p>
       <w:pPr>
-        <w:pStyle w:val="TOC2"/>
+        <w:pStyle w:val="Sisluet2"/>
         <w:rPr>
           <w:rFonts w:asciiTheme="minorHAnsi" w:eastAsiaTheme="minorEastAsia" w:hAnsiTheme="minorHAnsi" w:cstheme="minorBidi"/>
           <w:noProof/>
@@ -1876,7 +1883,7 @@
       <w:hyperlink w:anchor="_Toc213692357" w:history="1">
         <w:r>
           <w:rPr>
-            <w:rStyle w:val="Hyperlink"/>
+            <w:rStyle w:val="Hyperlinkki"/>
             <w:noProof/>
           </w:rPr>
           <w:t>4.3 Tietomallit ja tiedon käsittely</w:t>
@@ -1933,7 +1940,7 @@
     </w:p>
     <w:p>
       <w:pPr>
-        <w:pStyle w:val="TOC1"/>
+        <w:pStyle w:val="Sisluet1"/>
         <w:rPr>
           <w:rFonts w:asciiTheme="minorHAnsi" w:eastAsiaTheme="minorEastAsia" w:hAnsiTheme="minorHAnsi" w:cstheme="minorBidi"/>
           <w:b w:val="0"/>
@@ -1948,7 +1955,7 @@
       <w:hyperlink w:anchor="_Toc213692358" w:history="1">
         <w:r>
           <w:rPr>
-            <w:rStyle w:val="Hyperlink"/>
+            <w:rStyle w:val="Hyperlinkki"/>
             <w:rFonts w:asciiTheme="majorHAnsi" w:hAnsiTheme="majorHAnsi"/>
             <w:noProof/>
           </w:rPr>
@@ -1956,7 +1963,7 @@
         </w:r>
         <w:r>
           <w:rPr>
-            <w:rStyle w:val="Hyperlink"/>
+            <w:rStyle w:val="Hyperlinkki"/>
             <w:noProof/>
           </w:rPr>
           <w:t xml:space="preserve"> Käyttäjätestaus ja arviointi</w:t>
@@ -2013,7 +2020,7 @@
     </w:p>
     <w:p>
       <w:pPr>
-        <w:pStyle w:val="TOC1"/>
+        <w:pStyle w:val="Sisluet1"/>
         <w:rPr>
           <w:rFonts w:asciiTheme="minorHAnsi" w:eastAsiaTheme="minorEastAsia" w:hAnsiTheme="minorHAnsi" w:cstheme="minorBidi"/>
           <w:b w:val="0"/>
@@ -2028,7 +2035,7 @@
       <w:hyperlink w:anchor="_Toc213692359" w:history="1">
         <w:r>
           <w:rPr>
-            <w:rStyle w:val="Hyperlink"/>
+            <w:rStyle w:val="Hyperlinkki"/>
             <w:rFonts w:asciiTheme="majorHAnsi" w:hAnsiTheme="majorHAnsi"/>
             <w:noProof/>
           </w:rPr>
@@ -2036,7 +2043,7 @@
         </w:r>
         <w:r>
           <w:rPr>
-            <w:rStyle w:val="Hyperlink"/>
+            <w:rStyle w:val="Hyperlinkki"/>
             <w:noProof/>
           </w:rPr>
           <w:t xml:space="preserve"> Jatkokehitys ja kaupallistaminen</w:t>
@@ -2093,7 +2100,7 @@
     </w:p>
     <w:p>
       <w:pPr>
-        <w:pStyle w:val="TOC1"/>
+        <w:pStyle w:val="Sisluet1"/>
         <w:rPr>
           <w:rFonts w:asciiTheme="minorHAnsi" w:eastAsiaTheme="minorEastAsia" w:hAnsiTheme="minorHAnsi" w:cstheme="minorBidi"/>
           <w:b w:val="0"/>
@@ -2108,7 +2115,7 @@
       <w:hyperlink w:anchor="_Toc213692360" w:history="1">
         <w:r>
           <w:rPr>
-            <w:rStyle w:val="Hyperlink"/>
+            <w:rStyle w:val="Hyperlinkki"/>
             <w:rFonts w:asciiTheme="majorHAnsi" w:hAnsiTheme="majorHAnsi"/>
             <w:noProof/>
           </w:rPr>
@@ -2116,7 +2123,7 @@
         </w:r>
         <w:r>
           <w:rPr>
-            <w:rStyle w:val="Hyperlink"/>
+            <w:rStyle w:val="Hyperlinkki"/>
             <w:noProof/>
           </w:rPr>
           <w:t xml:space="preserve"> Yhteenveto ja johtopäätökset</w:t>
@@ -2173,7 +2180,7 @@
     </w:p>
     <w:p>
       <w:pPr>
-        <w:pStyle w:val="TOC1"/>
+        <w:pStyle w:val="Sisluet1"/>
         <w:rPr>
           <w:rFonts w:asciiTheme="minorHAnsi" w:eastAsiaTheme="minorEastAsia" w:hAnsiTheme="minorHAnsi" w:cstheme="minorBidi"/>
           <w:b w:val="0"/>
@@ -2188,7 +2195,7 @@
       <w:hyperlink w:anchor="_Toc213692361" w:history="1">
         <w:r>
           <w:rPr>
-            <w:rStyle w:val="Hyperlink"/>
+            <w:rStyle w:val="Hyperlinkki"/>
             <w:noProof/>
           </w:rPr>
           <w:t>Lähteet</w:t>
@@ -2245,7 +2252,7 @@
     </w:p>
     <w:p>
       <w:pPr>
-        <w:pStyle w:val="TOC1"/>
+        <w:pStyle w:val="Sisluet1"/>
         <w:rPr>
           <w:rFonts w:asciiTheme="minorHAnsi" w:eastAsiaTheme="minorEastAsia" w:hAnsiTheme="minorHAnsi" w:cstheme="minorBidi"/>
           <w:b w:val="0"/>
@@ -2260,7 +2267,7 @@
       <w:hyperlink w:anchor="_Toc213692362" w:history="1">
         <w:r>
           <w:rPr>
-            <w:rStyle w:val="Hyperlink"/>
+            <w:rStyle w:val="Hyperlinkki"/>
             <w:rFonts w:asciiTheme="majorHAnsi" w:hAnsiTheme="majorHAnsi"/>
             <w:noProof/>
           </w:rPr>
@@ -2268,7 +2275,7 @@
         </w:r>
         <w:r>
           <w:rPr>
-            <w:rStyle w:val="Hyperlink"/>
+            <w:rStyle w:val="Hyperlinkki"/>
             <w:noProof/>
           </w:rPr>
           <w:t xml:space="preserve"> Abstract</w:t>
@@ -2345,7 +2352,7 @@
     </w:p>
     <w:p>
       <w:pPr>
-        <w:pStyle w:val="TableofFigures"/>
+        <w:pStyle w:val="Kuvaotsikkoluettelo"/>
       </w:pPr>
       <w:r>
         <w:t>L</w:t>
@@ -2368,7 +2375,7 @@
     </w:p>
     <w:p>
       <w:pPr>
-        <w:pStyle w:val="TableofFigures"/>
+        <w:pStyle w:val="Kuvaotsikkoluettelo"/>
       </w:pPr>
       <w:r>
         <w:t xml:space="preserve">Liite 2. </w:t>
@@ -2379,7 +2386,7 @@
     </w:p>
     <w:p>
       <w:pPr>
-        <w:pStyle w:val="TableofFigures"/>
+        <w:pStyle w:val="Kuvaotsikkoluettelo"/>
       </w:pPr>
       <w:r>
         <w:t>Liite</w:t>
@@ -2405,7 +2412,7 @@
     </w:p>
     <w:p>
       <w:pPr>
-        <w:pStyle w:val="TableofFigures"/>
+        <w:pStyle w:val="Kuvaotsikkoluettelo"/>
         <w:tabs>
           <w:tab w:val="right" w:pos="8494"/>
         </w:tabs>
@@ -2443,7 +2450,7 @@
       <w:hyperlink w:anchor="_Toc137394105" w:history="1">
         <w:r>
           <w:rPr>
-            <w:rStyle w:val="Hyperlink"/>
+            <w:rStyle w:val="Hyperlinkki"/>
             <w:noProof/>
           </w:rPr>
           <w:t>Kuva 1. Liitteen ylätunnisteen muuttaminen.</w:t>
@@ -2500,7 +2507,7 @@
     </w:p>
     <w:p>
       <w:pPr>
-        <w:pStyle w:val="TableofFigures"/>
+        <w:pStyle w:val="Kuvaotsikkoluettelo"/>
         <w:tabs>
           <w:tab w:val="right" w:pos="8494"/>
         </w:tabs>
@@ -2514,7 +2521,7 @@
       <w:hyperlink w:anchor="_Toc137394106" w:history="1">
         <w:r>
           <w:rPr>
-            <w:rStyle w:val="Hyperlink"/>
+            <w:rStyle w:val="Hyperlinkki"/>
             <w:noProof/>
           </w:rPr>
           <w:t>Kuva 2. Osanvaihtokoodi.</w:t>
@@ -2571,7 +2578,7 @@
     </w:p>
     <w:p>
       <w:pPr>
-        <w:pStyle w:val="TableofFigures"/>
+        <w:pStyle w:val="Kuvaotsikkoluettelo"/>
         <w:tabs>
           <w:tab w:val="right" w:pos="8494"/>
         </w:tabs>
@@ -2585,7 +2592,7 @@
       <w:hyperlink w:anchor="_Toc137394107" w:history="1">
         <w:r>
           <w:rPr>
-            <w:rStyle w:val="Hyperlink"/>
+            <w:rStyle w:val="Hyperlinkki"/>
             <w:noProof/>
           </w:rPr>
           <w:t>Kuva 3. Esimerkki kuvaotsikon lisäämisestä.</w:t>
@@ -2642,7 +2649,7 @@
     </w:p>
     <w:p>
       <w:pPr>
-        <w:pStyle w:val="TableofFigures"/>
+        <w:pStyle w:val="Kuvaotsikkoluettelo"/>
         <w:tabs>
           <w:tab w:val="right" w:pos="8494"/>
         </w:tabs>
@@ -2656,7 +2663,7 @@
       <w:hyperlink w:anchor="_Toc137394108" w:history="1">
         <w:r>
           <w:rPr>
-            <w:rStyle w:val="Hyperlink"/>
+            <w:rStyle w:val="Hyperlinkki"/>
             <w:noProof/>
           </w:rPr>
           <w:t>Kuva 4. Uuden otsikkolajin lisääminen.</w:t>
@@ -2713,7 +2720,7 @@
     </w:p>
     <w:p>
       <w:pPr>
-        <w:pStyle w:val="TableofFigures"/>
+        <w:pStyle w:val="Kuvaotsikkoluettelo"/>
         <w:tabs>
           <w:tab w:val="right" w:pos="8494"/>
         </w:tabs>
@@ -2727,7 +2734,7 @@
       <w:hyperlink w:anchor="_Toc137394109" w:history="1">
         <w:r>
           <w:rPr>
-            <w:rStyle w:val="Hyperlink"/>
+            <w:rStyle w:val="Hyperlinkki"/>
             <w:noProof/>
           </w:rPr>
           <w:t>Kuva 5. Dokumentin tietojen muokkaus.</w:t>
@@ -2784,7 +2791,7 @@
     </w:p>
     <w:p>
       <w:pPr>
-        <w:pStyle w:val="TableofFigures"/>
+        <w:pStyle w:val="Kuvaotsikkoluettelo"/>
         <w:tabs>
           <w:tab w:val="right" w:pos="8494"/>
         </w:tabs>
@@ -2798,7 +2805,7 @@
       <w:hyperlink w:anchor="_Toc137394110" w:history="1">
         <w:r>
           <w:rPr>
-            <w:rStyle w:val="Hyperlink"/>
+            <w:rStyle w:val="Hyperlinkki"/>
             <w:noProof/>
           </w:rPr>
           <w:t>Kuva 6. Vienti PDF-muotoon.</w:t>
@@ -2855,7 +2862,7 @@
     </w:p>
     <w:p>
       <w:pPr>
-        <w:pStyle w:val="TableofFigures"/>
+        <w:pStyle w:val="Kuvaotsikkoluettelo"/>
         <w:tabs>
           <w:tab w:val="right" w:pos="8494"/>
         </w:tabs>
@@ -2869,7 +2876,7 @@
       <w:hyperlink w:anchor="_Toc137394111" w:history="1">
         <w:r>
           <w:rPr>
-            <w:rStyle w:val="Hyperlink"/>
+            <w:rStyle w:val="Hyperlinkki"/>
             <w:noProof/>
           </w:rPr>
           <w:t>Kuva 7. Muistutus helppokäyttöisyyden tarkistamisesta.</w:t>
@@ -2926,7 +2933,7 @@
     </w:p>
     <w:p>
       <w:pPr>
-        <w:pStyle w:val="TableofFigures"/>
+        <w:pStyle w:val="Kuvaotsikkoluettelo"/>
         <w:tabs>
           <w:tab w:val="right" w:pos="8494"/>
         </w:tabs>
@@ -2940,7 +2947,7 @@
       <w:hyperlink w:anchor="_Toc137394112" w:history="1">
         <w:r>
           <w:rPr>
-            <w:rStyle w:val="Hyperlink"/>
+            <w:rStyle w:val="Hyperlinkki"/>
             <w:noProof/>
           </w:rPr>
           <w:t>Kuva 8. PDF/A-tiedoston asetukset.</w:t>
@@ -3016,7 +3023,7 @@
     </w:p>
     <w:p>
       <w:pPr>
-        <w:pStyle w:val="TableofFigures"/>
+        <w:pStyle w:val="Kuvaotsikkoluettelo"/>
         <w:tabs>
           <w:tab w:val="right" w:pos="8494"/>
         </w:tabs>
@@ -3045,7 +3052,7 @@
       <w:hyperlink w:anchor="_Toc137394113" w:history="1">
         <w:r>
           <w:rPr>
-            <w:rStyle w:val="Hyperlink"/>
+            <w:rStyle w:val="Hyperlinkki"/>
             <w:noProof/>
           </w:rPr>
           <w:t>Kuvio 1. Esimerkki kuviosta (Lähdeviite).</w:t>
@@ -3116,7 +3123,7 @@
     </w:p>
     <w:p>
       <w:pPr>
-        <w:pStyle w:val="TableofFigures"/>
+        <w:pStyle w:val="Kuvaotsikkoluettelo"/>
         <w:tabs>
           <w:tab w:val="right" w:pos="8494"/>
         </w:tabs>
@@ -3154,7 +3161,7 @@
       <w:hyperlink w:anchor="_Toc137394114" w:history="1">
         <w:r>
           <w:rPr>
-            <w:rStyle w:val="Hyperlink"/>
+            <w:rStyle w:val="Hyperlinkki"/>
             <w:noProof/>
           </w:rPr>
           <w:t>Taulukko 1. Esimerkki taulukosta.</w:t>
@@ -3211,7 +3218,7 @@
     </w:p>
     <w:p>
       <w:pPr>
-        <w:pStyle w:val="TableofFigures"/>
+        <w:pStyle w:val="Kuvaotsikkoluettelo"/>
         <w:tabs>
           <w:tab w:val="right" w:pos="8494"/>
         </w:tabs>
@@ -3239,6 +3246,7 @@
           <w:docPart w:val="EBCC153CAB1B469AB0F8C53A2D61753B"/>
         </w:placeholder>
       </w:sdtPr>
+      <w:sdtEndPr/>
       <w:sdtContent>
         <w:p>
           <w:pPr>
@@ -3528,7 +3536,7 @@
     </w:p>
     <w:p>
       <w:pPr>
-        <w:pStyle w:val="Heading1"/>
+        <w:pStyle w:val="Otsikko1"/>
       </w:pPr>
       <w:bookmarkStart w:id="17" w:name="_Toc213692345"/>
       <w:bookmarkEnd w:id="6"/>
@@ -3576,7 +3584,7 @@
     </w:p>
     <w:p>
       <w:pPr>
-        <w:pStyle w:val="Heading2"/>
+        <w:pStyle w:val="Otsikko2"/>
         <w:numPr>
           <w:ilvl w:val="1"/>
           <w:numId w:val="10"/>
@@ -3624,7 +3632,7 @@
     </w:p>
     <w:p>
       <w:pPr>
-        <w:pStyle w:val="Heading2"/>
+        <w:pStyle w:val="Otsikko2"/>
         <w:numPr>
           <w:ilvl w:val="1"/>
           <w:numId w:val="10"/>
@@ -3667,23 +3675,23 @@
     </w:p>
     <w:p>
       <w:pPr>
-        <w:pStyle w:val="Heading1"/>
-      </w:pPr>
-      <w:bookmarkStart w:id="20" w:name="_Toc237330449"/>
-      <w:bookmarkStart w:id="21" w:name="_Toc237401252"/>
-      <w:bookmarkStart w:id="22" w:name="_Toc237401817"/>
-      <w:bookmarkStart w:id="23" w:name="_Toc237402711"/>
-      <w:bookmarkStart w:id="24" w:name="_Toc237404619"/>
-      <w:bookmarkStart w:id="25" w:name="_Toc237404949"/>
-      <w:bookmarkStart w:id="26" w:name="_Toc237405487"/>
-      <w:bookmarkStart w:id="27" w:name="_Toc237405708"/>
-      <w:bookmarkStart w:id="28" w:name="_Toc237405902"/>
-      <w:bookmarkStart w:id="29" w:name="_Toc213692348"/>
+        <w:pStyle w:val="Otsikko1"/>
+      </w:pPr>
+      <w:bookmarkStart w:id="20" w:name="_Toc213692348"/>
+      <w:bookmarkStart w:id="21" w:name="_Toc237330449"/>
+      <w:bookmarkStart w:id="22" w:name="_Toc237401252"/>
+      <w:bookmarkStart w:id="23" w:name="_Toc237401817"/>
+      <w:bookmarkStart w:id="24" w:name="_Toc237402711"/>
+      <w:bookmarkStart w:id="25" w:name="_Toc237404619"/>
+      <w:bookmarkStart w:id="26" w:name="_Toc237404949"/>
+      <w:bookmarkStart w:id="27" w:name="_Toc237405487"/>
+      <w:bookmarkStart w:id="28" w:name="_Toc237405708"/>
+      <w:bookmarkStart w:id="29" w:name="_Toc237405902"/>
       <w:r>
         <w:lastRenderedPageBreak/>
         <w:t>Urheilun Digitaalisuus</w:t>
       </w:r>
-      <w:bookmarkEnd w:id="29"/>
+      <w:bookmarkEnd w:id="20"/>
     </w:p>
     <w:p>
       <w:r>
@@ -3722,7 +3730,7 @@
     <w:p/>
     <w:p>
       <w:pPr>
-        <w:pStyle w:val="Heading2"/>
+        <w:pStyle w:val="Otsikko2"/>
       </w:pPr>
       <w:bookmarkStart w:id="30" w:name="_Toc213692349"/>
       <w:r>
@@ -3797,7 +3805,7 @@
           <w:lang w:val="en-FI"/>
         </w:rPr>
         <w:pict w14:anchorId="51281C68">
-          <v:rect id="_x0000_i1117" style="width:0;height:1.5pt" o:hralign="center" o:hrstd="t" o:hr="t" fillcolor="#a0a0a0" stroked="f"/>
+          <v:rect id="_x0000_i1025" style="width:0;height:1.5pt" o:hralign="center" o:hrstd="t" o:hr="t" fillcolor="#a0a0a0" stroked="f"/>
         </w:pict>
       </w:r>
     </w:p>
@@ -3929,7 +3937,7 @@
           <w:lang w:val="en-FI"/>
         </w:rPr>
         <w:pict w14:anchorId="0AD69601">
-          <v:rect id="_x0000_i1118" style="width:0;height:1.5pt" o:hralign="center" o:hrstd="t" o:hr="t" fillcolor="#a0a0a0" stroked="f"/>
+          <v:rect id="_x0000_i1026" style="width:0;height:1.5pt" o:hralign="center" o:hrstd="t" o:hr="t" fillcolor="#a0a0a0" stroked="f"/>
         </w:pict>
       </w:r>
     </w:p>
@@ -4138,7 +4146,7 @@
           <w:lang w:val="en-FI"/>
         </w:rPr>
         <w:pict w14:anchorId="5BDE83C5">
-          <v:rect id="_x0000_i1119" style="width:0;height:1.5pt" o:hralign="center" o:hrstd="t" o:hr="t" fillcolor="#a0a0a0" stroked="f"/>
+          <v:rect id="_x0000_i1027" style="width:0;height:1.5pt" o:hralign="center" o:hrstd="t" o:hr="t" fillcolor="#a0a0a0" stroked="f"/>
         </w:pict>
       </w:r>
     </w:p>
@@ -4318,7 +4326,7 @@
           <w:lang w:val="en-FI"/>
         </w:rPr>
         <w:pict w14:anchorId="02721189">
-          <v:rect id="_x0000_i1120" style="width:0;height:1.5pt" o:hralign="center" o:hrstd="t" o:hr="t" fillcolor="#a0a0a0" stroked="f"/>
+          <v:rect id="_x0000_i1028" style="width:0;height:1.5pt" o:hralign="center" o:hrstd="t" o:hr="t" fillcolor="#a0a0a0" stroked="f"/>
         </w:pict>
       </w:r>
     </w:p>
@@ -4378,7 +4386,7 @@
     </w:p>
     <w:p>
       <w:pPr>
-        <w:pStyle w:val="Heading2"/>
+        <w:pStyle w:val="Otsikko2"/>
       </w:pPr>
       <w:bookmarkStart w:id="31" w:name="_Toc213692350"/>
       <w:r>
@@ -4388,7 +4396,7 @@
     </w:p>
     <w:p>
       <w:pPr>
-        <w:pStyle w:val="Heading1"/>
+        <w:pStyle w:val="Otsikko1"/>
       </w:pPr>
       <w:bookmarkStart w:id="32" w:name="_Toc213692351"/>
       <w:r>
@@ -4399,7 +4407,7 @@
     </w:p>
     <w:p>
       <w:pPr>
-        <w:pStyle w:val="Heading2"/>
+        <w:pStyle w:val="Otsikko2"/>
         <w:ind w:left="357" w:hanging="357"/>
       </w:pPr>
       <w:bookmarkStart w:id="33" w:name="_Toc213692352"/>
@@ -4409,8 +4417,58 @@
       <w:bookmarkEnd w:id="33"/>
     </w:p>
     <w:p>
-      <w:pPr>
-        <w:pStyle w:val="Heading2"/>
+      <w:proofErr w:type="spellStart"/>
+      <w:r>
+        <w:t>ORAOwl</w:t>
+      </w:r>
+      <w:proofErr w:type="spellEnd"/>
+      <w:r>
+        <w:t>-projektin kehityksessä hyödynnettiin ketteriä ohjelmistokehitysmenetelmiä, jotka tukevat iteratiivista ja joustavaa työskentelytapaa. Ketterien menetelmien perusperiaatteena on ohjelmiston kehittäminen vaiheittain siten, että käyttäjien ja sidosryhmien palautetta voidaan hyödyntää jo varhaisessa vaiheessa kehitysprosessia.</w:t>
+      </w:r>
+    </w:p>
+    <w:p>
+      <w:r>
+        <w:t xml:space="preserve">Projektissa ei sovellettu yhtä tiettyä menetelmää, kuten </w:t>
+      </w:r>
+      <w:proofErr w:type="spellStart"/>
+      <w:r>
+        <w:t>Scrumia</w:t>
+      </w:r>
+      <w:proofErr w:type="spellEnd"/>
+      <w:r>
+        <w:t xml:space="preserve"> tai </w:t>
+      </w:r>
+      <w:proofErr w:type="spellStart"/>
+      <w:r>
+        <w:t>Kanbania</w:t>
+      </w:r>
+      <w:proofErr w:type="spellEnd"/>
+      <w:r>
+        <w:t>, vaan niiden periaatteita mukautettiin projektin kokoon ja tavoitteisiin sopiviksi. Työn eteneminen jaettiin pienempiin osiin, joissa jokaisessa keskityttiin tiettyyn toiminnallisuuteen, kuten tulostiedoston käsittelyyn, tietokantarakenteen suunnitteluun tai käyttöliittymän toteutukseen. Tämä mahdollisti nopean testaamisen ja virheiden korjaamisen ennen seuraavaa kehitysvaihetta.</w:t>
+      </w:r>
+    </w:p>
+    <w:p>
+      <w:r>
+        <w:t>Kehitysmenetelmä painotti jatkuvaa kommunikaatiota ja yhteistyötä. Työn ohjaajien ja toimeksiantajan palautteet otettiin huomioon jokaisen kehitysvaiheen jälkeen, mikä auttoi priorisoimaan tehtäviä ja parantamaan sovelluksen laatua. Ketterän kehitystavan ansiosta projektin suunnitelmaa voitiin muokata tarpeen mukaan ilman, että koko prosessi piti aloittaa alusta.</w:t>
+      </w:r>
+    </w:p>
+    <w:p>
+      <w:r>
+        <w:t xml:space="preserve">Ketterät menetelmät osoittautuivat toimiviksi erityisesti opiskelijaprojektissa, jossa resurssit ja aikataulut voivat vaihdella. Ne tukivat tavoitteellista mutta joustavaa työskentelyä ja mahdollistivat sen, että </w:t>
+      </w:r>
+      <w:proofErr w:type="spellStart"/>
+      <w:r>
+        <w:t>ORAOwl</w:t>
+      </w:r>
+      <w:proofErr w:type="spellEnd"/>
+      <w:r>
+        <w:t>-projektin tuloksena syntyi toimiva ja testattavissa oleva sovellusprototyyppi.</w:t>
+      </w:r>
+    </w:p>
+    <w:p/>
+    <w:p>
+      <w:pPr>
+        <w:pStyle w:val="Otsikko2"/>
       </w:pPr>
       <w:bookmarkStart w:id="34" w:name="_Toc213692353"/>
       <w:r>
@@ -4435,6 +4493,7 @@
     </w:p>
     <w:p>
       <w:r>
+        <w:lastRenderedPageBreak/>
         <w:t>Python on yksi maailman laajimmin käytetyistä ohjelmointikielistä, ja sen suosio perustuu selkeään syntaksiin, monipuolisuuteen sekä laajaan kirjastotukeen (</w:t>
       </w:r>
       <w:proofErr w:type="spellStart"/>
@@ -4633,55 +4692,63 @@
       </w:r>
       <w:proofErr w:type="spellEnd"/>
       <w:r>
-        <w:t xml:space="preserve">, 2020). Näin Django muodostaa </w:t>
+        <w:t>, 2020). Näin Django muodostaa keskeisen osan modernia Python-ekosysteemiä, joka yhdistää tehokkaan kehityksen, turvallisuuden ja ylläpidettävyyden.</w:t>
+      </w:r>
+    </w:p>
+    <w:p>
+      <w:pPr>
+        <w:rPr>
+          <w:lang w:val="en-FI"/>
+        </w:rPr>
+      </w:pPr>
+      <w:r>
+        <w:rPr>
+          <w:lang w:val="en-FI"/>
+        </w:rPr>
+        <w:pict w14:anchorId="6ECF05CF">
+          <v:rect id="_x0000_i1029" style="width:0;height:1.5pt" o:hralign="center" o:hrstd="t" o:hr="t" fillcolor="#a0a0a0" stroked="f"/>
+        </w:pict>
+      </w:r>
+    </w:p>
+    <w:p>
+      <w:pPr>
+        <w:rPr>
+          <w:b/>
+          <w:bCs/>
+        </w:rPr>
+      </w:pPr>
+      <w:r>
+        <w:rPr>
+          <w:b/>
+          <w:bCs/>
+        </w:rPr>
+        <w:t xml:space="preserve">Tietokannat: PostgreSQL ja </w:t>
+      </w:r>
+      <w:proofErr w:type="spellStart"/>
+      <w:r>
+        <w:rPr>
+          <w:b/>
+          <w:bCs/>
+        </w:rPr>
+        <w:t>SQLite</w:t>
+      </w:r>
+      <w:proofErr w:type="spellEnd"/>
+    </w:p>
+    <w:p>
+      <w:r>
+        <w:t xml:space="preserve">Tietokannat ovat keskeinen osa lähes kaikkia verkkosovelluksia, sillä ne vastaavat tiedon tallentamisesta, käsittelystä ja hakemisesta. Djangon </w:t>
       </w:r>
       <w:r>
         <w:lastRenderedPageBreak/>
-        <w:t>keskeisen osan modernia Python-ekosysteemiä, joka yhdistää tehokkaan kehityksen, turvallisuuden ja ylläpidettävyyden.</w:t>
-      </w:r>
-    </w:p>
-    <w:p>
-      <w:pPr>
-        <w:rPr>
-          <w:lang w:val="en-FI"/>
-        </w:rPr>
-      </w:pPr>
-      <w:r>
-        <w:rPr>
-          <w:lang w:val="en-FI"/>
-        </w:rPr>
-        <w:pict w14:anchorId="6ECF05CF">
-          <v:rect id="_x0000_i1131" style="width:0;height:1.5pt" o:hralign="center" o:hrstd="t" o:hr="t" fillcolor="#a0a0a0" stroked="f"/>
-        </w:pict>
-      </w:r>
-    </w:p>
-    <w:p>
-      <w:pPr>
-        <w:rPr>
-          <w:b/>
-          <w:bCs/>
-        </w:rPr>
-      </w:pPr>
-      <w:r>
-        <w:rPr>
-          <w:b/>
-          <w:bCs/>
-        </w:rPr>
-        <w:t xml:space="preserve">Tietokannat: PostgreSQL ja </w:t>
+        <w:t xml:space="preserve">arkkitehtuuri tukee useita tietokantajärjestelmiä, joista PostgreSQL ja </w:t>
       </w:r>
       <w:proofErr w:type="spellStart"/>
       <w:r>
-        <w:rPr>
-          <w:b/>
-          <w:bCs/>
-        </w:rPr>
         <w:t>SQLite</w:t>
       </w:r>
       <w:proofErr w:type="spellEnd"/>
-    </w:p>
-    <w:p>
-      <w:r>
-        <w:t xml:space="preserve">Tietokannat ovat keskeinen osa lähes kaikkia verkkosovelluksia, sillä ne vastaavat tiedon tallentamisesta, käsittelystä ja hakemisesta. Djangon arkkitehtuuri tukee useita tietokantajärjestelmiä, joista PostgreSQL ja </w:t>
+      <w:r>
+        <w:t xml:space="preserve"> ovat yleisimpiä. Ne edustavat kahta eri lähestymistapaa tietokantahallintaan: PostgreSQL on suunniteltu monikäyttäjä- ja tuotantoympäristöihin, kun taas </w:t>
       </w:r>
       <w:proofErr w:type="spellStart"/>
       <w:r>
@@ -4689,208 +4756,200 @@
       </w:r>
       <w:proofErr w:type="spellEnd"/>
       <w:r>
-        <w:t xml:space="preserve"> ovat yleisimpiä. Ne edustavat kahta eri lähestymistapaa tietokantahallintaan: PostgreSQL on suunniteltu monikäyttäjä- ja tuotantoympäristöihin, kun taas </w:t>
+        <w:t xml:space="preserve"> soveltuu erityisesti pieniin tai kehitysvaiheen sovelluksiin (Douglas &amp; Douglas, 2021).</w:t>
+      </w:r>
+    </w:p>
+    <w:p>
+      <w:pPr>
+        <w:rPr>
+          <w:b/>
+          <w:bCs/>
+        </w:rPr>
+      </w:pPr>
+      <w:r>
+        <w:rPr>
+          <w:b/>
+          <w:bCs/>
+        </w:rPr>
+        <w:t>PostgreSQL</w:t>
+      </w:r>
+    </w:p>
+    <w:p>
+      <w:r>
+        <w:t xml:space="preserve">PostgreSQL on avoimen lähdekoodin objekti-relaatiotietokanta, joka tunnetaan vakaudestaan, suorituskyvystään ja standardienmukaisuudestaan (Douglas &amp; Douglas, 2021). Se tukee ACID-periaatetta (Atomicity, </w:t>
       </w:r>
       <w:proofErr w:type="spellStart"/>
       <w:r>
+        <w:t>Consistency</w:t>
+      </w:r>
+      <w:proofErr w:type="spellEnd"/>
+      <w:r>
+        <w:t xml:space="preserve">, </w:t>
+      </w:r>
+      <w:proofErr w:type="spellStart"/>
+      <w:r>
+        <w:t>Isolation</w:t>
+      </w:r>
+      <w:proofErr w:type="spellEnd"/>
+      <w:r>
+        <w:t xml:space="preserve">, </w:t>
+      </w:r>
+      <w:proofErr w:type="spellStart"/>
+      <w:r>
+        <w:t>Durability</w:t>
+      </w:r>
+      <w:proofErr w:type="spellEnd"/>
+      <w:r>
+        <w:t>), mikä takaa tiedon eheyden ja turvallisuuden myös monimutkaisissa transaktioissa. PostgreSQL:n vahvuuksiin kuuluu laajennettavuus: käyttäjät voivat määritellä omia tietotyyppejä, funktioita ja laajennuksia, mikä mahdollistaa sovelluskohtaisten ratkaisujen rakentamisen (</w:t>
+      </w:r>
+      <w:proofErr w:type="spellStart"/>
+      <w:r>
+        <w:t>Fowler</w:t>
+      </w:r>
+      <w:proofErr w:type="spellEnd"/>
+      <w:r>
+        <w:t>, 2019).</w:t>
+      </w:r>
+    </w:p>
+    <w:p>
+      <w:r>
+        <w:t xml:space="preserve">PostgreSQL on suunniteltu skaalautumaan suurten tietomäärien ja monen samanaikaisen käyttäjän ympäristöihin. Djangossa sen käyttö mahdollistaa monipuoliset tietomallinnukset ja tehokkaat kyselyt Object </w:t>
+      </w:r>
+      <w:proofErr w:type="spellStart"/>
+      <w:r>
+        <w:t>Relational</w:t>
+      </w:r>
+      <w:proofErr w:type="spellEnd"/>
+      <w:r>
+        <w:t xml:space="preserve"> </w:t>
+      </w:r>
+      <w:proofErr w:type="spellStart"/>
+      <w:r>
+        <w:t>Mapping</w:t>
+      </w:r>
+      <w:proofErr w:type="spellEnd"/>
+      <w:r>
+        <w:t xml:space="preserve"> (ORM) -rajapinnan kautta, mikä helpottaa tietokantainteraktion hallintaa sovelluksen sisällä (</w:t>
+      </w:r>
+      <w:proofErr w:type="spellStart"/>
+      <w:r>
+        <w:t>Redwine</w:t>
+      </w:r>
+      <w:proofErr w:type="spellEnd"/>
+      <w:r>
+        <w:t>, 2022).</w:t>
+      </w:r>
+    </w:p>
+    <w:p>
+      <w:pPr>
+        <w:rPr>
+          <w:b/>
+          <w:bCs/>
+        </w:rPr>
+      </w:pPr>
+      <w:proofErr w:type="spellStart"/>
+      <w:r>
+        <w:rPr>
+          <w:b/>
+          <w:bCs/>
+        </w:rPr>
         <w:t>SQLite</w:t>
       </w:r>
       <w:proofErr w:type="spellEnd"/>
-      <w:r>
-        <w:t xml:space="preserve"> soveltuu erityisesti pieniin tai kehitysvaiheen sovelluksiin (Douglas &amp; Douglas, 2021).</w:t>
-      </w:r>
-    </w:p>
-    <w:p>
-      <w:pPr>
-        <w:rPr>
-          <w:b/>
-          <w:bCs/>
-        </w:rPr>
-      </w:pPr>
-      <w:r>
-        <w:rPr>
-          <w:b/>
-          <w:bCs/>
-        </w:rPr>
-        <w:t>PostgreSQL</w:t>
-      </w:r>
-    </w:p>
-    <w:p>
-      <w:r>
-        <w:t xml:space="preserve">PostgreSQL on avoimen lähdekoodin objekti-relaatiotietokanta, joka tunnetaan vakaudestaan, suorituskyvystään ja standardienmukaisuudestaan (Douglas &amp; Douglas, 2021). Se tukee ACID-periaatetta (Atomicity, </w:t>
-      </w:r>
+    </w:p>
+    <w:p>
       <w:proofErr w:type="spellStart"/>
       <w:r>
-        <w:t>Consistency</w:t>
+        <w:t>SQLite</w:t>
       </w:r>
       <w:proofErr w:type="spellEnd"/>
       <w:r>
-        <w:t xml:space="preserve">, </w:t>
-      </w:r>
+        <w:t xml:space="preserve"> eroaa PostgreSQL:stä ennen kaikkea arkkitehtuurinsa keveyden vuoksi. Se on tiedostopohjainen tietokanta, joka ei vaadi erillistä palvelinta, vaan tallentaa kaiken datan yhteen paikalliseen tiedostoon (Owens &amp; Allen, 2010). Tämä tekee siitä ihanteellisen valinnan sovelluksille, joissa tietokannan ylläpidon helppous ja nopea käyttöönotto ovat tärkeämpiä kuin monikäyttäjätuki tai skaalautuvuus.</w:t>
+      </w:r>
+    </w:p>
+    <w:p>
       <w:proofErr w:type="spellStart"/>
       <w:r>
-        <w:t>Isolation</w:t>
+        <w:t>SQLite</w:t>
       </w:r>
       <w:proofErr w:type="spellEnd"/>
       <w:r>
-        <w:t xml:space="preserve">, </w:t>
+        <w:t xml:space="preserve"> sisältyy Pythonin standardikirjastoon, ja Django käyttää sitä oletustietokantana uusissa projekteissa (</w:t>
       </w:r>
       <w:proofErr w:type="spellStart"/>
       <w:r>
-        <w:t>Durability</w:t>
+        <w:t>Redwine</w:t>
       </w:r>
       <w:proofErr w:type="spellEnd"/>
       <w:r>
-        <w:t>), mikä takaa tiedon eheyden ja turvallisuuden myös monimutkaisissa transaktioissa. PostgreSQL:n vahvuuksiin kuuluu laajennettavuus: käyttäjät voivat määritellä omia tietotyyppejä, funktioita ja laajennuksia, mikä mahdollistaa sovelluskohtaisten ratkaisujen rakentamisen (</w:t>
+        <w:t xml:space="preserve">, 2022). Näin kehittäjä voi rakentaa ja testata sovelluksia nopeasti ilman erillistä tietokantapalvelinta. Tuotantovaiheessa sovellus voidaan kuitenkin siirtää PostgreSQL-ympäristöön, </w:t>
+      </w:r>
+      <w:r>
+        <w:lastRenderedPageBreak/>
+        <w:t>joka tarjoaa paremman suorituskyvyn ja luotettavuuden monen käyttäjän tilanteissa (Douglas &amp; Douglas, 2021).</w:t>
+      </w:r>
+    </w:p>
+    <w:p>
+      <w:pPr>
+        <w:rPr>
+          <w:b/>
+          <w:bCs/>
+        </w:rPr>
+      </w:pPr>
+      <w:r>
+        <w:rPr>
+          <w:b/>
+          <w:bCs/>
+        </w:rPr>
+        <w:t>Vertailu ja käyttökonteksti</w:t>
+      </w:r>
+    </w:p>
+    <w:p>
+      <w:r>
+        <w:t xml:space="preserve">Sekä PostgreSQL että </w:t>
       </w:r>
       <w:proofErr w:type="spellStart"/>
       <w:r>
-        <w:t>Fowler</w:t>
+        <w:t>SQLite</w:t>
       </w:r>
       <w:proofErr w:type="spellEnd"/>
       <w:r>
-        <w:t>, 2019).</w:t>
-      </w:r>
-    </w:p>
-    <w:p>
-      <w:r>
-        <w:t xml:space="preserve">PostgreSQL on suunniteltu skaalautumaan suurten tietomäärien ja monen samanaikaisen käyttäjän ympäristöihin. Djangossa sen käyttö mahdollistaa monipuoliset tietomallinnukset ja tehokkaat kyselyt Object </w:t>
+        <w:t xml:space="preserve"> tukevat SQL-standardia ja integroituvat hyvin Djangon ORM-kerrokseen. Näiden järjestelmien välinen valinta riippuu ensisijaisesti sovelluksen laajuudesta ja käyttötarkoituksesta. </w:t>
       </w:r>
       <w:proofErr w:type="spellStart"/>
       <w:r>
-        <w:t>Relational</w:t>
+        <w:t>SQLite</w:t>
       </w:r>
       <w:proofErr w:type="spellEnd"/>
       <w:r>
-        <w:t xml:space="preserve"> </w:t>
+        <w:t xml:space="preserve"> soveltuu erinomaisesti kehitys- ja testausvaiheeseen, kun taas PostgreSQL tarjoaa vakaan ja turvallisen ratkaisun tuotantoympäristöihin (Owens &amp; Allen, 2010; Douglas &amp; Douglas, 2021).</w:t>
+      </w:r>
+    </w:p>
+    <w:p>
+      <w:r>
+        <w:t xml:space="preserve">Yhdessä ne muodostavat kehitysympäristön, joka tukee ketterää ohjelmistokehitystä: </w:t>
       </w:r>
       <w:proofErr w:type="spellStart"/>
       <w:r>
-        <w:t>Mapping</w:t>
+        <w:t>SQLite</w:t>
       </w:r>
       <w:proofErr w:type="spellEnd"/>
       <w:r>
-        <w:t xml:space="preserve"> (ORM) -rajapinnan kautta, mikä helpottaa tietokantainteraktion hallintaa sovelluksen sisällä (</w:t>
+        <w:t xml:space="preserve"> mahdollistaa nopean </w:t>
       </w:r>
       <w:proofErr w:type="spellStart"/>
       <w:r>
-        <w:t>Redwine</w:t>
+        <w:t>prototypoinnin</w:t>
       </w:r>
       <w:proofErr w:type="spellEnd"/>
       <w:r>
-        <w:t>, 2022).</w:t>
-      </w:r>
-    </w:p>
-    <w:p>
-      <w:pPr>
-        <w:rPr>
-          <w:b/>
-          <w:bCs/>
-        </w:rPr>
-      </w:pPr>
-      <w:proofErr w:type="spellStart"/>
-      <w:r>
-        <w:rPr>
-          <w:b/>
-          <w:bCs/>
-        </w:rPr>
-        <w:t>SQLite</w:t>
-      </w:r>
-      <w:proofErr w:type="spellEnd"/>
-    </w:p>
-    <w:p>
-      <w:proofErr w:type="spellStart"/>
-      <w:r>
-        <w:t>SQLite</w:t>
-      </w:r>
-      <w:proofErr w:type="spellEnd"/>
-      <w:r>
-        <w:t xml:space="preserve"> eroaa PostgreSQL:stä ennen kaikkea arkkitehtuurinsa keveyden vuoksi. Se on tiedostopohjainen tietokanta, joka ei vaadi erillistä palvelinta, vaan tallentaa kaiken datan yhteen paikalliseen tiedostoon (Owens &amp; Allen, 2010). </w:t>
-      </w:r>
-      <w:r>
-        <w:lastRenderedPageBreak/>
-        <w:t>Tämä tekee siitä ihanteellisen valinnan sovelluksille, joissa tietokannan ylläpidon helppous ja nopea käyttöönotto ovat tärkeämpiä kuin monikäyttäjätuki tai skaalautuvuus.</w:t>
-      </w:r>
-    </w:p>
-    <w:p>
-      <w:proofErr w:type="spellStart"/>
-      <w:r>
-        <w:t>SQLite</w:t>
-      </w:r>
-      <w:proofErr w:type="spellEnd"/>
-      <w:r>
-        <w:t xml:space="preserve"> sisältyy Pythonin standardikirjastoon, ja Django käyttää sitä oletustietokantana uusissa projekteissa (</w:t>
-      </w:r>
-      <w:proofErr w:type="spellStart"/>
-      <w:r>
-        <w:t>Redwine</w:t>
-      </w:r>
-      <w:proofErr w:type="spellEnd"/>
-      <w:r>
-        <w:t>, 2022). Näin kehittäjä voi rakentaa ja testata sovelluksia nopeasti ilman erillistä tietokantapalvelinta. Tuotantovaiheessa sovellus voidaan kuitenkin siirtää PostgreSQL-ympäristöön, joka tarjoaa paremman suorituskyvyn ja luotettavuuden monen käyttäjän tilanteissa (Douglas &amp; Douglas, 2021).</w:t>
-      </w:r>
-    </w:p>
-    <w:p>
-      <w:pPr>
-        <w:rPr>
-          <w:b/>
-          <w:bCs/>
-        </w:rPr>
-      </w:pPr>
-      <w:r>
-        <w:rPr>
-          <w:b/>
-          <w:bCs/>
-        </w:rPr>
-        <w:t>Vertailu ja käyttökonteksti</w:t>
-      </w:r>
-    </w:p>
-    <w:p>
-      <w:r>
-        <w:t xml:space="preserve">Sekä PostgreSQL että </w:t>
-      </w:r>
-      <w:proofErr w:type="spellStart"/>
-      <w:r>
-        <w:t>SQLite</w:t>
-      </w:r>
-      <w:proofErr w:type="spellEnd"/>
-      <w:r>
-        <w:t xml:space="preserve"> tukevat SQL-standardia ja integroituvat hyvin Djangon ORM-kerrokseen. Näiden järjestelmien välinen valinta riippuu ensisijaisesti sovelluksen laajuudesta ja käyttötarkoituksesta. </w:t>
-      </w:r>
-      <w:proofErr w:type="spellStart"/>
-      <w:r>
-        <w:t>SQLite</w:t>
-      </w:r>
-      <w:proofErr w:type="spellEnd"/>
-      <w:r>
-        <w:t xml:space="preserve"> soveltuu erinomaisesti kehitys- ja testausvaiheeseen, kun taas PostgreSQL tarjoaa vakaan ja turvallisen ratkaisun tuotantoympäristöihin (Owens &amp; Allen, 2010; Douglas &amp; Douglas, 2021).</w:t>
-      </w:r>
-    </w:p>
-    <w:p>
-      <w:r>
-        <w:t xml:space="preserve">Yhdessä ne muodostavat kehitysympäristön, joka tukee ketterää ohjelmistokehitystä: </w:t>
-      </w:r>
-      <w:proofErr w:type="spellStart"/>
-      <w:r>
-        <w:t>SQLite</w:t>
-      </w:r>
-      <w:proofErr w:type="spellEnd"/>
-      <w:r>
-        <w:t xml:space="preserve"> mahdollistaa nopean </w:t>
-      </w:r>
-      <w:proofErr w:type="spellStart"/>
-      <w:r>
-        <w:t>prototypoinnin</w:t>
-      </w:r>
-      <w:proofErr w:type="spellEnd"/>
-      <w:r>
         <w:t xml:space="preserve"> ja PostgreSQL takaa skaalautuvan, pitkäikäisen tietokantaratkaisun.</w:t>
       </w:r>
     </w:p>
     <w:p/>
     <w:p>
       <w:pPr>
-        <w:pStyle w:val="Heading1"/>
+        <w:pStyle w:val="Otsikko1"/>
       </w:pPr>
       <w:bookmarkStart w:id="35" w:name="_Toc213692354"/>
       <w:r>
@@ -4901,7 +4960,7 @@
     </w:p>
     <w:p>
       <w:pPr>
-        <w:pStyle w:val="Heading2"/>
+        <w:pStyle w:val="Otsikko2"/>
       </w:pPr>
       <w:bookmarkStart w:id="36" w:name="_Toc213692355"/>
       <w:r>
@@ -4911,7 +4970,7 @@
     </w:p>
     <w:p>
       <w:pPr>
-        <w:pStyle w:val="Heading2"/>
+        <w:pStyle w:val="Otsikko2"/>
       </w:pPr>
       <w:bookmarkStart w:id="37" w:name="_Toc213692356"/>
       <w:r>
@@ -4921,7 +4980,7 @@
     </w:p>
     <w:p>
       <w:pPr>
-        <w:pStyle w:val="Heading2"/>
+        <w:pStyle w:val="Otsikko2"/>
       </w:pPr>
       <w:bookmarkStart w:id="38" w:name="_Toc213692357"/>
       <w:r>
@@ -4931,7 +4990,7 @@
     </w:p>
     <w:p>
       <w:pPr>
-        <w:pStyle w:val="Heading1"/>
+        <w:pStyle w:val="Otsikko1"/>
         <w:numPr>
           <w:ilvl w:val="0"/>
           <w:numId w:val="10"/>
@@ -4989,7 +5048,7 @@
     </w:p>
     <w:p>
       <w:pPr>
-        <w:pStyle w:val="Heading1"/>
+        <w:pStyle w:val="Otsikko1"/>
       </w:pPr>
       <w:bookmarkStart w:id="40" w:name="_Toc213692359"/>
       <w:r>
@@ -5000,7 +5059,7 @@
     </w:p>
     <w:p>
       <w:pPr>
-        <w:pStyle w:val="Heading1"/>
+        <w:pStyle w:val="Otsikko1"/>
       </w:pPr>
       <w:bookmarkStart w:id="41" w:name="_Toc213692360"/>
       <w:r>
@@ -5020,7 +5079,6 @@
         <w:lastRenderedPageBreak/>
         <w:t>L</w:t>
       </w:r>
-      <w:bookmarkEnd w:id="20"/>
       <w:bookmarkEnd w:id="21"/>
       <w:bookmarkEnd w:id="22"/>
       <w:bookmarkEnd w:id="23"/>
@@ -5029,6 +5087,7 @@
       <w:bookmarkEnd w:id="26"/>
       <w:bookmarkEnd w:id="27"/>
       <w:bookmarkEnd w:id="28"/>
+      <w:bookmarkEnd w:id="29"/>
       <w:bookmarkEnd w:id="42"/>
       <w:bookmarkEnd w:id="43"/>
       <w:r>
@@ -5120,38 +5179,10 @@
       <w:hyperlink r:id="rId13" w:tgtFrame="_new" w:history="1">
         <w:r>
           <w:rPr>
-            <w:rStyle w:val="Hyperlink"/>
+            <w:rStyle w:val="Hyperlinkki"/>
             <w:lang w:val="en-FI"/>
           </w:rPr>
-          <w:t>https://doi.org/1</w:t>
-        </w:r>
-        <w:r>
-          <w:rPr>
-            <w:rStyle w:val="Hyperlink"/>
-            <w:lang w:val="en-FI"/>
-          </w:rPr>
-          <w:t>0</w:t>
-        </w:r>
-        <w:r>
-          <w:rPr>
-            <w:rStyle w:val="Hyperlink"/>
-            <w:lang w:val="en-FI"/>
-          </w:rPr>
-          <w:t>.1080/095</w:t>
-        </w:r>
-        <w:r>
-          <w:rPr>
-            <w:rStyle w:val="Hyperlink"/>
-            <w:lang w:val="en-FI"/>
-          </w:rPr>
-          <w:t>8</w:t>
-        </w:r>
-        <w:r>
-          <w:rPr>
-            <w:rStyle w:val="Hyperlink"/>
-            <w:lang w:val="en-FI"/>
-          </w:rPr>
-          <w:t>5192.2016.1232296</w:t>
+          <w:t>https://doi.org/10.1080/09585192.2016.1232296</w:t>
         </w:r>
       </w:hyperlink>
     </w:p>
@@ -5373,24 +5404,10 @@
       <w:hyperlink r:id="rId14" w:history="1">
         <w:r>
           <w:rPr>
-            <w:rStyle w:val="Hyperlink"/>
+            <w:rStyle w:val="Hyperlinkki"/>
             <w:lang w:val="en-FI"/>
           </w:rPr>
-          <w:t>https://doi.org/10.1177/1747954</w:t>
-        </w:r>
-        <w:r>
-          <w:rPr>
-            <w:rStyle w:val="Hyperlink"/>
-            <w:lang w:val="en-FI"/>
-          </w:rPr>
-          <w:t>1</w:t>
-        </w:r>
-        <w:r>
-          <w:rPr>
-            <w:rStyle w:val="Hyperlink"/>
-            <w:lang w:val="en-FI"/>
-          </w:rPr>
-          <w:t>18768237</w:t>
+          <w:t>https://doi.org/10.1177/1747954118768237</w:t>
         </w:r>
       </w:hyperlink>
     </w:p>
@@ -5963,7 +5980,6 @@
         <w:t>Previous</w:t>
       </w:r>
       <w:proofErr w:type="spellEnd"/>
-      <w:proofErr w:type="gramStart"/>
       <w:r>
         <w:rPr>
           <w:bCs/>
@@ -5984,7 +6000,6 @@
         </w:rPr>
         <w:t>.</w:t>
       </w:r>
-      <w:proofErr w:type="gramEnd"/>
       <w:r>
         <w:t xml:space="preserve"> Ohjelma varmistaa sinulta, haluatko käyttää edellisen osan</w:t>
       </w:r>
@@ -6085,34 +6100,21 @@
     </w:p>
     <w:p>
       <w:pPr>
-        <w:pStyle w:val="Caption"/>
+        <w:pStyle w:val="Kuvaotsikko"/>
         <w:ind w:firstLine="360"/>
       </w:pPr>
       <w:bookmarkStart w:id="46" w:name="_Toc137394105"/>
       <w:r>
         <w:t xml:space="preserve">Kuva </w:t>
       </w:r>
-      <w:r>
-        <w:fldChar w:fldCharType="begin"/>
-      </w:r>
-      <w:r>
-        <w:instrText xml:space="preserve"> SEQ Kuva \* ARABIC </w:instrText>
-      </w:r>
-      <w:r>
-        <w:fldChar w:fldCharType="separate"/>
-      </w:r>
-      <w:r>
-        <w:rPr>
-          <w:noProof/>
-        </w:rPr>
-        <w:t>1</w:t>
-      </w:r>
-      <w:r>
-        <w:rPr>
-          <w:noProof/>
-        </w:rPr>
-        <w:fldChar w:fldCharType="end"/>
-      </w:r>
+      <w:fldSimple w:instr=" SEQ Kuva \* ARABIC ">
+        <w:r>
+          <w:rPr>
+            <w:noProof/>
+          </w:rPr>
+          <w:t>1</w:t>
+        </w:r>
+      </w:fldSimple>
       <w:r>
         <w:t xml:space="preserve">. </w:t>
       </w:r>
@@ -6131,15 +6133,7 @@
         <w:contextualSpacing/>
       </w:pPr>
       <w:r>
-        <w:t xml:space="preserve">Jos haluat poistaa kerralla useamman </w:t>
-      </w:r>
-      <w:proofErr w:type="gramStart"/>
-      <w:r>
-        <w:t>liite-sivun</w:t>
-      </w:r>
-      <w:proofErr w:type="gramEnd"/>
-      <w:r>
-        <w:t>, muuta tässä kohtaa kaikkien liitteiden ylätunnisteet kohdissa 1 ja 2 neuvotulla tavalla.</w:t>
+        <w:t>Jos haluat poistaa kerralla useamman liite-sivun, muuta tässä kohtaa kaikkien liitteiden ylätunnisteet kohdissa 1 ja 2 neuvotulla tavalla.</w:t>
       </w:r>
     </w:p>
     <w:p>
@@ -6368,34 +6362,21 @@
     </w:p>
     <w:p>
       <w:pPr>
-        <w:pStyle w:val="Caption"/>
+        <w:pStyle w:val="Kuvaotsikko"/>
         <w:ind w:firstLine="360"/>
       </w:pPr>
       <w:bookmarkStart w:id="47" w:name="_Toc137394106"/>
       <w:r>
         <w:t xml:space="preserve">Kuva </w:t>
       </w:r>
-      <w:r>
-        <w:fldChar w:fldCharType="begin"/>
-      </w:r>
-      <w:r>
-        <w:instrText xml:space="preserve"> SEQ Kuva \* ARABIC </w:instrText>
-      </w:r>
-      <w:r>
-        <w:fldChar w:fldCharType="separate"/>
-      </w:r>
-      <w:r>
-        <w:rPr>
-          <w:noProof/>
-        </w:rPr>
-        <w:t>2</w:t>
-      </w:r>
-      <w:r>
-        <w:rPr>
-          <w:noProof/>
-        </w:rPr>
-        <w:fldChar w:fldCharType="end"/>
-      </w:r>
+      <w:fldSimple w:instr=" SEQ Kuva \* ARABIC ">
+        <w:r>
+          <w:rPr>
+            <w:noProof/>
+          </w:rPr>
+          <w:t>2</w:t>
+        </w:r>
+      </w:fldSimple>
       <w:r>
         <w:t>. Osanvaihtokoodi.</w:t>
       </w:r>
@@ -6424,31 +6405,7 @@
         <w:contextualSpacing/>
       </w:pPr>
       <w:r>
-        <w:t xml:space="preserve">Jos haluat poistaa kerralla useamman </w:t>
-      </w:r>
-      <w:proofErr w:type="gramStart"/>
-      <w:r>
-        <w:t>liite-sivun</w:t>
-      </w:r>
-      <w:proofErr w:type="gramEnd"/>
-      <w:r>
-        <w:t xml:space="preserve">, poista tässä kohtaa kaikkia näitä liitteitä edeltävät osanvaihtokoodit ja </w:t>
-      </w:r>
-      <w:proofErr w:type="gramStart"/>
-      <w:r>
-        <w:t>liite-sivujen</w:t>
-      </w:r>
-      <w:proofErr w:type="gramEnd"/>
-      <w:r>
-        <w:t xml:space="preserve"> tekstit kohdissa </w:t>
-      </w:r>
-      <w:proofErr w:type="gramStart"/>
-      <w:r>
-        <w:t>4-5</w:t>
-      </w:r>
-      <w:proofErr w:type="gramEnd"/>
-      <w:r>
-        <w:t xml:space="preserve"> neuvotulla tavalla.</w:t>
+        <w:t>Jos haluat poistaa kerralla useamman liite-sivun, poista tässä kohtaa kaikkia näitä liitteitä edeltävät osanvaihtokoodit ja liite-sivujen tekstit kohdissa 4-5 neuvotulla tavalla.</w:t>
       </w:r>
     </w:p>
     <w:p/>
@@ -6600,7 +6557,17 @@
                       <w:rFonts w:ascii="Cambria Math" w:hAnsi="Cambria Math"/>
                       <w:vertAlign w:val="superscript"/>
                     </w:rPr>
-                    <m:t>-0,00012</m:t>
+                    <m:t>-</m:t>
+                  </m:r>
+                  <m:r>
+                    <m:rPr>
+                      <m:sty m:val="p"/>
+                    </m:rPr>
+                    <w:rPr>
+                      <w:rFonts w:ascii="Cambria Math" w:hAnsi="Cambria Math"/>
+                      <w:vertAlign w:val="superscript"/>
+                    </w:rPr>
+                    <m:t>0,00012</m:t>
                   </m:r>
                   <m:r>
                     <w:rPr>
@@ -6796,33 +6763,20 @@
     </w:p>
     <w:p>
       <w:pPr>
-        <w:pStyle w:val="Caption"/>
+        <w:pStyle w:val="Kuvaotsikko"/>
       </w:pPr>
       <w:bookmarkStart w:id="49" w:name="_Toc137394113"/>
       <w:r>
         <w:t xml:space="preserve">Kuvio </w:t>
       </w:r>
-      <w:r>
-        <w:fldChar w:fldCharType="begin"/>
-      </w:r>
-      <w:r>
-        <w:instrText xml:space="preserve"> SEQ Kuvio \* ARABIC </w:instrText>
-      </w:r>
-      <w:r>
-        <w:fldChar w:fldCharType="separate"/>
-      </w:r>
-      <w:r>
-        <w:rPr>
-          <w:noProof/>
-        </w:rPr>
-        <w:t>1</w:t>
-      </w:r>
-      <w:r>
-        <w:rPr>
-          <w:noProof/>
-        </w:rPr>
-        <w:fldChar w:fldCharType="end"/>
-      </w:r>
+      <w:fldSimple w:instr=" SEQ Kuvio \* ARABIC ">
+        <w:r>
+          <w:rPr>
+            <w:noProof/>
+          </w:rPr>
+          <w:t>1</w:t>
+        </w:r>
+      </w:fldSimple>
       <w:r>
         <w:t>.</w:t>
       </w:r>
@@ -7070,34 +7024,21 @@
     </w:p>
     <w:p>
       <w:pPr>
-        <w:pStyle w:val="Caption"/>
+        <w:pStyle w:val="Kuvaotsikko"/>
       </w:pPr>
       <w:bookmarkStart w:id="50" w:name="_Toc436943409"/>
       <w:bookmarkStart w:id="51" w:name="_Toc137394107"/>
       <w:r>
         <w:t xml:space="preserve">Kuva </w:t>
       </w:r>
-      <w:r>
-        <w:fldChar w:fldCharType="begin"/>
-      </w:r>
-      <w:r>
-        <w:instrText xml:space="preserve"> SEQ Kuva \* ARABIC </w:instrText>
-      </w:r>
-      <w:r>
-        <w:fldChar w:fldCharType="separate"/>
-      </w:r>
-      <w:r>
-        <w:rPr>
-          <w:noProof/>
-        </w:rPr>
-        <w:t>3</w:t>
-      </w:r>
-      <w:r>
-        <w:rPr>
-          <w:noProof/>
-        </w:rPr>
-        <w:fldChar w:fldCharType="end"/>
-      </w:r>
+      <w:fldSimple w:instr=" SEQ Kuva \* ARABIC ">
+        <w:r>
+          <w:rPr>
+            <w:noProof/>
+          </w:rPr>
+          <w:t>3</w:t>
+        </w:r>
+      </w:fldSimple>
       <w:r>
         <w:t>.</w:t>
       </w:r>
@@ -7418,33 +7359,20 @@
     </w:p>
     <w:p>
       <w:pPr>
-        <w:pStyle w:val="Caption"/>
+        <w:pStyle w:val="Kuvaotsikko"/>
       </w:pPr>
       <w:bookmarkStart w:id="53" w:name="_Toc137394108"/>
       <w:r>
         <w:t xml:space="preserve">Kuva </w:t>
       </w:r>
-      <w:r>
-        <w:fldChar w:fldCharType="begin"/>
-      </w:r>
-      <w:r>
-        <w:instrText xml:space="preserve"> SEQ Kuva \* ARABIC </w:instrText>
-      </w:r>
-      <w:r>
-        <w:fldChar w:fldCharType="separate"/>
-      </w:r>
-      <w:r>
-        <w:rPr>
-          <w:noProof/>
-        </w:rPr>
-        <w:t>4</w:t>
-      </w:r>
-      <w:r>
-        <w:rPr>
-          <w:noProof/>
-        </w:rPr>
-        <w:fldChar w:fldCharType="end"/>
-      </w:r>
+      <w:fldSimple w:instr=" SEQ Kuva \* ARABIC ">
+        <w:r>
+          <w:rPr>
+            <w:noProof/>
+          </w:rPr>
+          <w:t>4</w:t>
+        </w:r>
+      </w:fldSimple>
       <w:r>
         <w:t>. Uuden otsikkolajin lisääminen.</w:t>
       </w:r>
@@ -7615,34 +7543,21 @@
     </w:p>
     <w:p>
       <w:pPr>
-        <w:pStyle w:val="Caption"/>
+        <w:pStyle w:val="Kuvaotsikko"/>
       </w:pPr>
       <w:bookmarkStart w:id="54" w:name="_Toc436943418"/>
       <w:bookmarkStart w:id="55" w:name="_Toc137394114"/>
       <w:r>
         <w:t xml:space="preserve">Taulukko </w:t>
       </w:r>
-      <w:r>
-        <w:fldChar w:fldCharType="begin"/>
-      </w:r>
-      <w:r>
-        <w:instrText xml:space="preserve"> SEQ Taulukko \* ARABIC </w:instrText>
-      </w:r>
-      <w:r>
-        <w:fldChar w:fldCharType="separate"/>
-      </w:r>
-      <w:r>
-        <w:rPr>
-          <w:noProof/>
-        </w:rPr>
-        <w:t>1</w:t>
-      </w:r>
-      <w:r>
-        <w:rPr>
-          <w:noProof/>
-        </w:rPr>
-        <w:fldChar w:fldCharType="end"/>
-      </w:r>
+      <w:fldSimple w:instr=" SEQ Taulukko \* ARABIC ">
+        <w:r>
+          <w:rPr>
+            <w:noProof/>
+          </w:rPr>
+          <w:t>1</w:t>
+        </w:r>
+      </w:fldSimple>
       <w:r>
         <w:t>. Esimerkki taulukosta.</w:t>
       </w:r>
@@ -7651,7 +7566,7 @@
     </w:p>
     <w:tbl>
       <w:tblPr>
-        <w:tblStyle w:val="TableGridLight"/>
+        <w:tblStyle w:val="Vaaleataulukkoruudukko"/>
         <w:tblpPr w:leftFromText="141" w:rightFromText="141" w:vertAnchor="text" w:tblpY="1"/>
         <w:tblOverlap w:val="never"/>
         <w:tblW w:w="4875" w:type="dxa"/>
@@ -8043,7 +7958,7 @@
     </w:p>
     <w:tbl>
       <w:tblPr>
-        <w:tblStyle w:val="TableGridLight"/>
+        <w:tblStyle w:val="Vaaleataulukkoruudukko"/>
         <w:tblW w:w="0" w:type="auto"/>
         <w:tblLook w:val="04A0" w:firstRow="1" w:lastRow="0" w:firstColumn="1" w:lastColumn="0" w:noHBand="0" w:noVBand="1"/>
         <w:tblDescription w:val="Esimerkkitaulukon toinen osa"/>
@@ -8613,33 +8528,20 @@
     </w:p>
     <w:p>
       <w:pPr>
-        <w:pStyle w:val="Caption"/>
+        <w:pStyle w:val="Kuvaotsikko"/>
       </w:pPr>
       <w:bookmarkStart w:id="57" w:name="_Toc137394109"/>
       <w:r>
         <w:t xml:space="preserve">Kuva </w:t>
       </w:r>
-      <w:r>
-        <w:fldChar w:fldCharType="begin"/>
-      </w:r>
-      <w:r>
-        <w:instrText xml:space="preserve"> SEQ Kuva \* ARABIC </w:instrText>
-      </w:r>
-      <w:r>
-        <w:fldChar w:fldCharType="separate"/>
-      </w:r>
-      <w:r>
-        <w:rPr>
-          <w:noProof/>
-        </w:rPr>
-        <w:t>5</w:t>
-      </w:r>
-      <w:r>
-        <w:rPr>
-          <w:noProof/>
-        </w:rPr>
-        <w:fldChar w:fldCharType="end"/>
-      </w:r>
+      <w:fldSimple w:instr=" SEQ Kuva \* ARABIC ">
+        <w:r>
+          <w:rPr>
+            <w:noProof/>
+          </w:rPr>
+          <w:t>5</w:t>
+        </w:r>
+      </w:fldSimple>
       <w:r>
         <w:t>. Dokumentin tietojen muokkaus.</w:t>
       </w:r>
@@ -8842,34 +8744,21 @@
     </w:p>
     <w:p>
       <w:pPr>
-        <w:pStyle w:val="Caption"/>
+        <w:pStyle w:val="Kuvaotsikko"/>
       </w:pPr>
       <w:bookmarkStart w:id="58" w:name="_Toc59288897"/>
       <w:bookmarkStart w:id="59" w:name="_Toc137394110"/>
       <w:r>
         <w:t xml:space="preserve">Kuva </w:t>
       </w:r>
-      <w:r>
-        <w:fldChar w:fldCharType="begin"/>
-      </w:r>
-      <w:r>
-        <w:instrText xml:space="preserve"> SEQ Kuva \* ARABIC </w:instrText>
-      </w:r>
-      <w:r>
-        <w:fldChar w:fldCharType="separate"/>
-      </w:r>
-      <w:r>
-        <w:rPr>
-          <w:noProof/>
-        </w:rPr>
-        <w:t>6</w:t>
-      </w:r>
-      <w:r>
-        <w:rPr>
-          <w:noProof/>
-        </w:rPr>
-        <w:fldChar w:fldCharType="end"/>
-      </w:r>
+      <w:fldSimple w:instr=" SEQ Kuva \* ARABIC ">
+        <w:r>
+          <w:rPr>
+            <w:noProof/>
+          </w:rPr>
+          <w:t>6</w:t>
+        </w:r>
+      </w:fldSimple>
       <w:r>
         <w:t>. Vienti PDF-</w:t>
       </w:r>
@@ -8957,34 +8846,21 @@
     </w:p>
     <w:p>
       <w:pPr>
-        <w:pStyle w:val="Caption"/>
+        <w:pStyle w:val="Kuvaotsikko"/>
       </w:pPr>
       <w:bookmarkStart w:id="60" w:name="_Toc59288898"/>
       <w:bookmarkStart w:id="61" w:name="_Toc137394111"/>
       <w:r>
         <w:t xml:space="preserve">Kuva </w:t>
       </w:r>
-      <w:r>
-        <w:fldChar w:fldCharType="begin"/>
-      </w:r>
-      <w:r>
-        <w:instrText xml:space="preserve"> SEQ Kuva \* ARABIC </w:instrText>
-      </w:r>
-      <w:r>
-        <w:fldChar w:fldCharType="separate"/>
-      </w:r>
-      <w:r>
-        <w:rPr>
-          <w:noProof/>
-        </w:rPr>
-        <w:t>7</w:t>
-      </w:r>
-      <w:r>
-        <w:rPr>
-          <w:noProof/>
-        </w:rPr>
-        <w:fldChar w:fldCharType="end"/>
-      </w:r>
+      <w:fldSimple w:instr=" SEQ Kuva \* ARABIC ">
+        <w:r>
+          <w:rPr>
+            <w:noProof/>
+          </w:rPr>
+          <w:t>7</w:t>
+        </w:r>
+      </w:fldSimple>
       <w:r>
         <w:t xml:space="preserve">. </w:t>
       </w:r>
@@ -9114,21 +8990,12 @@
       <w:r>
         <w:t xml:space="preserve">Ruksaa valinnat </w:t>
       </w:r>
-      <w:proofErr w:type="gramStart"/>
-      <w:r>
-        <w:rPr>
-          <w:b/>
-          <w:bCs/>
-        </w:rPr>
-        <w:t>Luo</w:t>
-      </w:r>
-      <w:proofErr w:type="gramEnd"/>
-      <w:r>
-        <w:rPr>
-          <w:b/>
-          <w:bCs/>
-        </w:rPr>
-        <w:t xml:space="preserve"> kirjanmerkit käyttämällä Otsikoita </w:t>
+      <w:r>
+        <w:rPr>
+          <w:b/>
+          <w:bCs/>
+        </w:rPr>
+        <w:t xml:space="preserve">Luo kirjanmerkit käyttämällä Otsikoita </w:t>
       </w:r>
       <w:r>
         <w:t>(</w:t>
@@ -9432,7 +9299,7 @@
     </w:p>
     <w:p>
       <w:pPr>
-        <w:pStyle w:val="Caption"/>
+        <w:pStyle w:val="Kuvaotsikko"/>
         <w:ind w:left="720"/>
       </w:pPr>
       <w:bookmarkStart w:id="63" w:name="_Toc59288899"/>
@@ -9440,27 +9307,14 @@
       <w:r>
         <w:t xml:space="preserve">Kuva </w:t>
       </w:r>
-      <w:r>
-        <w:fldChar w:fldCharType="begin"/>
-      </w:r>
-      <w:r>
-        <w:instrText xml:space="preserve"> SEQ Kuva \* ARABIC </w:instrText>
-      </w:r>
-      <w:r>
-        <w:fldChar w:fldCharType="separate"/>
-      </w:r>
-      <w:r>
-        <w:rPr>
-          <w:noProof/>
-        </w:rPr>
-        <w:t>8</w:t>
-      </w:r>
-      <w:r>
-        <w:rPr>
-          <w:noProof/>
-        </w:rPr>
-        <w:fldChar w:fldCharType="end"/>
-      </w:r>
+      <w:fldSimple w:instr=" SEQ Kuva \* ARABIC ">
+        <w:r>
+          <w:rPr>
+            <w:noProof/>
+          </w:rPr>
+          <w:t>8</w:t>
+        </w:r>
+      </w:fldSimple>
       <w:r>
         <w:t>. PDF/A-tiedoston asetukset.</w:t>
       </w:r>
@@ -9488,7 +9342,7 @@
     </w:p>
     <w:p>
       <w:pPr>
-        <w:pStyle w:val="Heading1"/>
+        <w:pStyle w:val="Otsikko1"/>
       </w:pPr>
       <w:bookmarkStart w:id="65" w:name="_Toc213692362"/>
       <w:r>
@@ -9643,7 +9497,7 @@
 <w:ftr xmlns:wpc="http://schemas.microsoft.com/office/word/2010/wordprocessingCanvas" xmlns:cx="http://schemas.microsoft.com/office/drawing/2014/chartex" xmlns:cx1="http://schemas.microsoft.com/office/drawing/2015/9/8/chartex" xmlns:cx2="http://schemas.microsoft.com/office/drawing/2015/10/21/chartex" xmlns:cx3="http://schemas.microsoft.com/office/drawing/2016/5/9/chartex" xmlns:cx4="http://schemas.microsoft.com/office/drawing/2016/5/10/chartex" xmlns:cx5="http://schemas.microsoft.com/office/drawing/2016/5/11/chartex" xmlns:cx6="http://schemas.microsoft.com/office/drawing/2016/5/12/chartex" xmlns:cx7="http://schemas.microsoft.com/office/drawing/2016/5/13/chartex" xmlns:cx8="http://schemas.microsoft.com/office/drawing/2016/5/14/chartex" xmlns:mc="http://schemas.openxmlformats.org/markup-compatibility/2006" xmlns:aink="http://schemas.microsoft.com/office/drawing/2016/ink" xmlns:am3d="http://schemas.microsoft.com/office/drawing/2017/model3d" xmlns:o="urn:schemas-microsoft-com:office:office" xmlns:oel="http://schemas.microsoft.com/office/2019/extlst" xmlns:r="http://schemas.openxmlformats.org/officeDocument/2006/relationships" xmlns:m="http://schemas.openxmlformats.org/officeDocument/2006/math" xmlns:v="urn:schemas-microsoft-com:vml" xmlns:wp14="http://schemas.microsoft.com/office/word/2010/wordprocessingDrawing" xmlns:wp="http://schemas.openxmlformats.org/drawingml/2006/wordprocessingDrawing" xmlns:w10="urn:schemas-microsoft-com:office:word" xmlns:w="http://schemas.openxmlformats.org/wordprocessingml/2006/main" xmlns:w14="http://schemas.microsoft.com/office/word/2010/wordml" xmlns:w15="http://schemas.microsoft.com/office/word/2012/wordml" xmlns:w16cex="http://schemas.microsoft.com/office/word/2018/wordml/cex" xmlns:w16cid="http://schemas.microsoft.com/office/word/2016/wordml/cid" xmlns:w16="http://schemas.microsoft.com/office/word/2018/wordml" xmlns:w16du="http://schemas.microsoft.com/office/word/2023/wordml/word16du" xmlns:w16sdtdh="http://schemas.microsoft.com/office/word/2020/wordml/sdtdatahash" xmlns:w16sdtfl="http://schemas.microsoft.com/office/word/2024/wordml/sdtformatlock" xmlns:w16se="http://schemas.microsoft.com/office/word/2015/wordml/symex" xmlns:wpg="http://schemas.microsoft.com/office/word/2010/wordprocessingGroup" xmlns:wpi="http://schemas.microsoft.com/office/word/2010/wordprocessingInk" xmlns:wne="http://schemas.microsoft.com/office/word/2006/wordml" xmlns:wps="http://schemas.microsoft.com/office/word/2010/wordprocessingShape" mc:Ignorable="w14 w15 w16se w16cid w16 w16cex w16sdtdh w16sdtfl w16du wp14">
   <w:p>
     <w:pPr>
-      <w:pStyle w:val="Footer"/>
+      <w:pStyle w:val="Alatunniste"/>
       <w:tabs>
         <w:tab w:val="left" w:pos="6804"/>
       </w:tabs>
@@ -9655,6 +9509,7 @@
         <w:lock w:val="contentLocked"/>
         <w:text/>
       </w:sdtPr>
+      <w:sdtEndPr/>
       <w:sdtContent>
         <w:r>
           <w:t>T</w:t>
@@ -9714,42 +9569,42 @@
     </w:sdtPr>
     <w:sdtEndPr>
       <w:rPr>
-        <w:rStyle w:val="PageNumber"/>
+        <w:rStyle w:val="Sivunumero"/>
       </w:rPr>
     </w:sdtEndPr>
     <w:sdtContent>
       <w:p>
         <w:pPr>
-          <w:pStyle w:val="Header"/>
+          <w:pStyle w:val="Yltunniste"/>
         </w:pPr>
         <w:r>
           <w:rPr>
-            <w:rStyle w:val="PageNumber"/>
+            <w:rStyle w:val="Sivunumero"/>
           </w:rPr>
           <w:fldChar w:fldCharType="begin"/>
         </w:r>
         <w:r>
           <w:rPr>
-            <w:rStyle w:val="PageNumber"/>
+            <w:rStyle w:val="Sivunumero"/>
           </w:rPr>
           <w:instrText>PAGE   \* MERGEFORMAT</w:instrText>
         </w:r>
         <w:r>
           <w:rPr>
-            <w:rStyle w:val="PageNumber"/>
+            <w:rStyle w:val="Sivunumero"/>
           </w:rPr>
           <w:fldChar w:fldCharType="separate"/>
         </w:r>
         <w:r>
           <w:rPr>
-            <w:rStyle w:val="PageNumber"/>
+            <w:rStyle w:val="Sivunumero"/>
             <w:noProof/>
           </w:rPr>
           <w:t>11</w:t>
         </w:r>
         <w:r>
           <w:rPr>
-            <w:rStyle w:val="PageNumber"/>
+            <w:rStyle w:val="Sivunumero"/>
           </w:rPr>
           <w:fldChar w:fldCharType="end"/>
         </w:r>
@@ -9763,7 +9618,7 @@
 <w:hdr xmlns:wpc="http://schemas.microsoft.com/office/word/2010/wordprocessingCanvas" xmlns:cx="http://schemas.microsoft.com/office/drawing/2014/chartex" xmlns:cx1="http://schemas.microsoft.com/office/drawing/2015/9/8/chartex" xmlns:cx2="http://schemas.microsoft.com/office/drawing/2015/10/21/chartex" xmlns:cx3="http://schemas.microsoft.com/office/drawing/2016/5/9/chartex" xmlns:cx4="http://schemas.microsoft.com/office/drawing/2016/5/10/chartex" xmlns:cx5="http://schemas.microsoft.com/office/drawing/2016/5/11/chartex" xmlns:cx6="http://schemas.microsoft.com/office/drawing/2016/5/12/chartex" xmlns:cx7="http://schemas.microsoft.com/office/drawing/2016/5/13/chartex" xmlns:cx8="http://schemas.microsoft.com/office/drawing/2016/5/14/chartex" xmlns:mc="http://schemas.openxmlformats.org/markup-compatibility/2006" xmlns:aink="http://schemas.microsoft.com/office/drawing/2016/ink" xmlns:am3d="http://schemas.microsoft.com/office/drawing/2017/model3d" xmlns:o="urn:schemas-microsoft-com:office:office" xmlns:oel="http://schemas.microsoft.com/office/2019/extlst" xmlns:r="http://schemas.openxmlformats.org/officeDocument/2006/relationships" xmlns:m="http://schemas.openxmlformats.org/officeDocument/2006/math" xmlns:v="urn:schemas-microsoft-com:vml" xmlns:wp14="http://schemas.microsoft.com/office/word/2010/wordprocessingDrawing" xmlns:wp="http://schemas.openxmlformats.org/drawingml/2006/wordprocessingDrawing" xmlns:w10="urn:schemas-microsoft-com:office:word" xmlns:w="http://schemas.openxmlformats.org/wordprocessingml/2006/main" xmlns:w14="http://schemas.microsoft.com/office/word/2010/wordml" xmlns:w15="http://schemas.microsoft.com/office/word/2012/wordml" xmlns:w16cex="http://schemas.microsoft.com/office/word/2018/wordml/cex" xmlns:w16cid="http://schemas.microsoft.com/office/word/2016/wordml/cid" xmlns:w16="http://schemas.microsoft.com/office/word/2018/wordml" xmlns:w16du="http://schemas.microsoft.com/office/word/2023/wordml/word16du" xmlns:w16sdtdh="http://schemas.microsoft.com/office/word/2020/wordml/sdtdatahash" xmlns:w16sdtfl="http://schemas.microsoft.com/office/word/2024/wordml/sdtformatlock" xmlns:w16se="http://schemas.microsoft.com/office/word/2015/wordml/symex" xmlns:wpg="http://schemas.microsoft.com/office/word/2010/wordprocessingGroup" xmlns:wpi="http://schemas.microsoft.com/office/word/2010/wordprocessingInk" xmlns:wne="http://schemas.microsoft.com/office/word/2006/wordml" xmlns:wps="http://schemas.microsoft.com/office/word/2010/wordprocessingShape" mc:Ignorable="w14 w15 w16se w16cid w16 w16cex w16sdtdh w16sdtfl w16du wp14">
   <w:p>
     <w:pPr>
-      <w:pStyle w:val="Header"/>
+      <w:pStyle w:val="Yltunniste"/>
       <w:tabs>
         <w:tab w:val="right" w:pos="8505"/>
       </w:tabs>
@@ -9779,13 +9634,13 @@
       </w:sdtPr>
       <w:sdtEndPr>
         <w:rPr>
-          <w:rStyle w:val="PageNumber"/>
+          <w:rStyle w:val="Sivunumero"/>
         </w:rPr>
       </w:sdtEndPr>
       <w:sdtContent>
         <w:r>
           <w:rPr>
-            <w:rStyle w:val="PageNumber"/>
+            <w:rStyle w:val="Sivunumero"/>
           </w:rPr>
           <w:t>Liite</w:t>
         </w:r>
@@ -9793,56 +9648,56 @@
     </w:sdt>
     <w:r>
       <w:rPr>
-        <w:rStyle w:val="PageNumber"/>
+        <w:rStyle w:val="Sivunumero"/>
       </w:rPr>
       <w:t xml:space="preserve"> </w:t>
     </w:r>
     <w:r>
       <w:rPr>
-        <w:rStyle w:val="PageNumber"/>
+        <w:rStyle w:val="Sivunumero"/>
       </w:rPr>
       <w:t>1</w:t>
     </w:r>
     <w:r>
       <w:rPr>
-        <w:rStyle w:val="PageNumber"/>
+        <w:rStyle w:val="Sivunumero"/>
       </w:rPr>
       <w:tab/>
     </w:r>
     <w:r>
       <w:rPr>
-        <w:rStyle w:val="PageNumber"/>
+        <w:rStyle w:val="Sivunumero"/>
       </w:rPr>
       <w:tab/>
     </w:r>
     <w:r>
       <w:rPr>
-        <w:rStyle w:val="PageNumber"/>
+        <w:rStyle w:val="Sivunumero"/>
       </w:rPr>
       <w:fldChar w:fldCharType="begin"/>
     </w:r>
     <w:r>
       <w:rPr>
-        <w:rStyle w:val="PageNumber"/>
+        <w:rStyle w:val="Sivunumero"/>
       </w:rPr>
       <w:instrText xml:space="preserve"> PAGE  \* Arabic  \* MERGEFORMAT </w:instrText>
     </w:r>
     <w:r>
       <w:rPr>
-        <w:rStyle w:val="PageNumber"/>
+        <w:rStyle w:val="Sivunumero"/>
       </w:rPr>
       <w:fldChar w:fldCharType="separate"/>
     </w:r>
     <w:r>
       <w:rPr>
-        <w:rStyle w:val="PageNumber"/>
+        <w:rStyle w:val="Sivunumero"/>
         <w:noProof/>
       </w:rPr>
       <w:t>13</w:t>
     </w:r>
     <w:r>
       <w:rPr>
-        <w:rStyle w:val="PageNumber"/>
+        <w:rStyle w:val="Sivunumero"/>
       </w:rPr>
       <w:fldChar w:fldCharType="end"/>
     </w:r>
@@ -9854,7 +9709,7 @@
 <w:hdr xmlns:wpc="http://schemas.microsoft.com/office/word/2010/wordprocessingCanvas" xmlns:cx="http://schemas.microsoft.com/office/drawing/2014/chartex" xmlns:cx1="http://schemas.microsoft.com/office/drawing/2015/9/8/chartex" xmlns:cx2="http://schemas.microsoft.com/office/drawing/2015/10/21/chartex" xmlns:cx3="http://schemas.microsoft.com/office/drawing/2016/5/9/chartex" xmlns:cx4="http://schemas.microsoft.com/office/drawing/2016/5/10/chartex" xmlns:cx5="http://schemas.microsoft.com/office/drawing/2016/5/11/chartex" xmlns:cx6="http://schemas.microsoft.com/office/drawing/2016/5/12/chartex" xmlns:cx7="http://schemas.microsoft.com/office/drawing/2016/5/13/chartex" xmlns:cx8="http://schemas.microsoft.com/office/drawing/2016/5/14/chartex" xmlns:mc="http://schemas.openxmlformats.org/markup-compatibility/2006" xmlns:aink="http://schemas.microsoft.com/office/drawing/2016/ink" xmlns:am3d="http://schemas.microsoft.com/office/drawing/2017/model3d" xmlns:o="urn:schemas-microsoft-com:office:office" xmlns:oel="http://schemas.microsoft.com/office/2019/extlst" xmlns:r="http://schemas.openxmlformats.org/officeDocument/2006/relationships" xmlns:m="http://schemas.openxmlformats.org/officeDocument/2006/math" xmlns:v="urn:schemas-microsoft-com:vml" xmlns:wp14="http://schemas.microsoft.com/office/word/2010/wordprocessingDrawing" xmlns:wp="http://schemas.openxmlformats.org/drawingml/2006/wordprocessingDrawing" xmlns:w10="urn:schemas-microsoft-com:office:word" xmlns:w="http://schemas.openxmlformats.org/wordprocessingml/2006/main" xmlns:w14="http://schemas.microsoft.com/office/word/2010/wordml" xmlns:w15="http://schemas.microsoft.com/office/word/2012/wordml" xmlns:w16cex="http://schemas.microsoft.com/office/word/2018/wordml/cex" xmlns:w16cid="http://schemas.microsoft.com/office/word/2016/wordml/cid" xmlns:w16="http://schemas.microsoft.com/office/word/2018/wordml" xmlns:w16du="http://schemas.microsoft.com/office/word/2023/wordml/word16du" xmlns:w16sdtdh="http://schemas.microsoft.com/office/word/2020/wordml/sdtdatahash" xmlns:w16sdtfl="http://schemas.microsoft.com/office/word/2024/wordml/sdtformatlock" xmlns:w16se="http://schemas.microsoft.com/office/word/2015/wordml/symex" xmlns:wpg="http://schemas.microsoft.com/office/word/2010/wordprocessingGroup" xmlns:wpi="http://schemas.microsoft.com/office/word/2010/wordprocessingInk" xmlns:wne="http://schemas.microsoft.com/office/word/2006/wordml" xmlns:wps="http://schemas.microsoft.com/office/word/2010/wordprocessingShape" mc:Ignorable="w14 w15 w16se w16cid w16 w16cex w16sdtdh w16sdtfl w16du wp14">
   <w:p>
     <w:pPr>
-      <w:pStyle w:val="Header"/>
+      <w:pStyle w:val="Yltunniste"/>
       <w:tabs>
         <w:tab w:val="right" w:pos="8505"/>
       </w:tabs>
@@ -9870,13 +9725,13 @@
       </w:sdtPr>
       <w:sdtEndPr>
         <w:rPr>
-          <w:rStyle w:val="PageNumber"/>
+          <w:rStyle w:val="Sivunumero"/>
         </w:rPr>
       </w:sdtEndPr>
       <w:sdtContent>
         <w:r>
           <w:rPr>
-            <w:rStyle w:val="PageNumber"/>
+            <w:rStyle w:val="Sivunumero"/>
           </w:rPr>
           <w:t>Liite</w:t>
         </w:r>
@@ -9884,50 +9739,50 @@
     </w:sdt>
     <w:r>
       <w:rPr>
-        <w:rStyle w:val="PageNumber"/>
+        <w:rStyle w:val="Sivunumero"/>
       </w:rPr>
       <w:t xml:space="preserve"> 2</w:t>
     </w:r>
     <w:r>
       <w:rPr>
-        <w:rStyle w:val="PageNumber"/>
+        <w:rStyle w:val="Sivunumero"/>
       </w:rPr>
       <w:tab/>
     </w:r>
     <w:r>
       <w:rPr>
-        <w:rStyle w:val="PageNumber"/>
+        <w:rStyle w:val="Sivunumero"/>
       </w:rPr>
       <w:tab/>
     </w:r>
     <w:r>
       <w:rPr>
-        <w:rStyle w:val="PageNumber"/>
+        <w:rStyle w:val="Sivunumero"/>
       </w:rPr>
       <w:fldChar w:fldCharType="begin"/>
     </w:r>
     <w:r>
       <w:rPr>
-        <w:rStyle w:val="PageNumber"/>
+        <w:rStyle w:val="Sivunumero"/>
       </w:rPr>
       <w:instrText xml:space="preserve"> PAGE  \* Arabic  \* MERGEFORMAT </w:instrText>
     </w:r>
     <w:r>
       <w:rPr>
-        <w:rStyle w:val="PageNumber"/>
+        <w:rStyle w:val="Sivunumero"/>
       </w:rPr>
       <w:fldChar w:fldCharType="separate"/>
     </w:r>
     <w:r>
       <w:rPr>
-        <w:rStyle w:val="PageNumber"/>
+        <w:rStyle w:val="Sivunumero"/>
         <w:noProof/>
       </w:rPr>
       <w:t>18</w:t>
     </w:r>
     <w:r>
       <w:rPr>
-        <w:rStyle w:val="PageNumber"/>
+        <w:rStyle w:val="Sivunumero"/>
       </w:rPr>
       <w:fldChar w:fldCharType="end"/>
     </w:r>
@@ -9939,7 +9794,7 @@
 <w:hdr xmlns:wpc="http://schemas.microsoft.com/office/word/2010/wordprocessingCanvas" xmlns:cx="http://schemas.microsoft.com/office/drawing/2014/chartex" xmlns:cx1="http://schemas.microsoft.com/office/drawing/2015/9/8/chartex" xmlns:cx2="http://schemas.microsoft.com/office/drawing/2015/10/21/chartex" xmlns:cx3="http://schemas.microsoft.com/office/drawing/2016/5/9/chartex" xmlns:cx4="http://schemas.microsoft.com/office/drawing/2016/5/10/chartex" xmlns:cx5="http://schemas.microsoft.com/office/drawing/2016/5/11/chartex" xmlns:cx6="http://schemas.microsoft.com/office/drawing/2016/5/12/chartex" xmlns:cx7="http://schemas.microsoft.com/office/drawing/2016/5/13/chartex" xmlns:cx8="http://schemas.microsoft.com/office/drawing/2016/5/14/chartex" xmlns:mc="http://schemas.openxmlformats.org/markup-compatibility/2006" xmlns:aink="http://schemas.microsoft.com/office/drawing/2016/ink" xmlns:am3d="http://schemas.microsoft.com/office/drawing/2017/model3d" xmlns:o="urn:schemas-microsoft-com:office:office" xmlns:oel="http://schemas.microsoft.com/office/2019/extlst" xmlns:r="http://schemas.openxmlformats.org/officeDocument/2006/relationships" xmlns:m="http://schemas.openxmlformats.org/officeDocument/2006/math" xmlns:v="urn:schemas-microsoft-com:vml" xmlns:wp14="http://schemas.microsoft.com/office/word/2010/wordprocessingDrawing" xmlns:wp="http://schemas.openxmlformats.org/drawingml/2006/wordprocessingDrawing" xmlns:w10="urn:schemas-microsoft-com:office:word" xmlns:w="http://schemas.openxmlformats.org/wordprocessingml/2006/main" xmlns:w14="http://schemas.microsoft.com/office/word/2010/wordml" xmlns:w15="http://schemas.microsoft.com/office/word/2012/wordml" xmlns:w16cex="http://schemas.microsoft.com/office/word/2018/wordml/cex" xmlns:w16cid="http://schemas.microsoft.com/office/word/2016/wordml/cid" xmlns:w16="http://schemas.microsoft.com/office/word/2018/wordml" xmlns:w16du="http://schemas.microsoft.com/office/word/2023/wordml/word16du" xmlns:w16sdtdh="http://schemas.microsoft.com/office/word/2020/wordml/sdtdatahash" xmlns:w16sdtfl="http://schemas.microsoft.com/office/word/2024/wordml/sdtformatlock" xmlns:w16se="http://schemas.microsoft.com/office/word/2015/wordml/symex" xmlns:wpg="http://schemas.microsoft.com/office/word/2010/wordprocessingGroup" xmlns:wpi="http://schemas.microsoft.com/office/word/2010/wordprocessingInk" xmlns:wne="http://schemas.microsoft.com/office/word/2006/wordml" xmlns:wps="http://schemas.microsoft.com/office/word/2010/wordprocessingShape" mc:Ignorable="w14 w15 w16se w16cid w16 w16cex w16sdtdh w16sdtfl w16du wp14">
   <w:p>
     <w:pPr>
-      <w:pStyle w:val="Header"/>
+      <w:pStyle w:val="Yltunniste"/>
       <w:tabs>
         <w:tab w:val="right" w:pos="8505"/>
       </w:tabs>
@@ -9955,13 +9810,13 @@
       </w:sdtPr>
       <w:sdtEndPr>
         <w:rPr>
-          <w:rStyle w:val="PageNumber"/>
+          <w:rStyle w:val="Sivunumero"/>
         </w:rPr>
       </w:sdtEndPr>
       <w:sdtContent>
         <w:r>
           <w:rPr>
-            <w:rStyle w:val="PageNumber"/>
+            <w:rStyle w:val="Sivunumero"/>
           </w:rPr>
           <w:t>Liite</w:t>
         </w:r>
@@ -9969,50 +9824,50 @@
     </w:sdt>
     <w:r>
       <w:rPr>
-        <w:rStyle w:val="PageNumber"/>
+        <w:rStyle w:val="Sivunumero"/>
       </w:rPr>
       <w:t xml:space="preserve"> 3</w:t>
     </w:r>
     <w:r>
       <w:rPr>
-        <w:rStyle w:val="PageNumber"/>
+        <w:rStyle w:val="Sivunumero"/>
       </w:rPr>
       <w:tab/>
     </w:r>
     <w:r>
       <w:rPr>
-        <w:rStyle w:val="PageNumber"/>
+        <w:rStyle w:val="Sivunumero"/>
       </w:rPr>
       <w:tab/>
     </w:r>
     <w:r>
       <w:rPr>
-        <w:rStyle w:val="PageNumber"/>
+        <w:rStyle w:val="Sivunumero"/>
       </w:rPr>
       <w:fldChar w:fldCharType="begin"/>
     </w:r>
     <w:r>
       <w:rPr>
-        <w:rStyle w:val="PageNumber"/>
+        <w:rStyle w:val="Sivunumero"/>
       </w:rPr>
       <w:instrText xml:space="preserve"> PAGE  \* Arabic  \* MERGEFORMAT </w:instrText>
     </w:r>
     <w:r>
       <w:rPr>
-        <w:rStyle w:val="PageNumber"/>
+        <w:rStyle w:val="Sivunumero"/>
       </w:rPr>
       <w:fldChar w:fldCharType="separate"/>
     </w:r>
     <w:r>
       <w:rPr>
-        <w:rStyle w:val="PageNumber"/>
+        <w:rStyle w:val="Sivunumero"/>
         <w:noProof/>
       </w:rPr>
       <w:t>20</w:t>
     </w:r>
     <w:r>
       <w:rPr>
-        <w:rStyle w:val="PageNumber"/>
+        <w:rStyle w:val="Sivunumero"/>
       </w:rPr>
       <w:fldChar w:fldCharType="end"/>
     </w:r>
@@ -10068,7 +9923,7 @@
     <w:lvl w:ilvl="3">
       <w:start w:val="1"/>
       <w:numFmt w:val="decimal"/>
-      <w:pStyle w:val="Heading4"/>
+      <w:pStyle w:val="Otsikko4"/>
       <w:lvlText w:val="%1.%2.%3.%4"/>
       <w:lvlJc w:val="left"/>
       <w:pPr>
@@ -10081,7 +9936,7 @@
     <w:lvl w:ilvl="4">
       <w:start w:val="1"/>
       <w:numFmt w:val="decimal"/>
-      <w:pStyle w:val="Heading5"/>
+      <w:pStyle w:val="Otsikko5"/>
       <w:lvlText w:val="%1.%2.%3.%4.%5"/>
       <w:lvlJc w:val="left"/>
       <w:pPr>
@@ -10094,7 +9949,7 @@
     <w:lvl w:ilvl="5">
       <w:start w:val="1"/>
       <w:numFmt w:val="decimal"/>
-      <w:pStyle w:val="Heading6"/>
+      <w:pStyle w:val="Otsikko6"/>
       <w:lvlText w:val="%1.%2.%3.%4.%5.%6"/>
       <w:lvlJc w:val="left"/>
       <w:pPr>
@@ -10107,7 +9962,7 @@
     <w:lvl w:ilvl="6">
       <w:start w:val="1"/>
       <w:numFmt w:val="decimal"/>
-      <w:pStyle w:val="Heading7"/>
+      <w:pStyle w:val="Otsikko7"/>
       <w:lvlText w:val="%1.%2.%3.%4.%5.%6.%7"/>
       <w:lvlJc w:val="left"/>
       <w:pPr>
@@ -10120,7 +9975,7 @@
     <w:lvl w:ilvl="7">
       <w:start w:val="1"/>
       <w:numFmt w:val="decimal"/>
-      <w:pStyle w:val="Heading8"/>
+      <w:pStyle w:val="Otsikko8"/>
       <w:lvlText w:val="%1.%2.%3.%4.%5.%6.%7.%8"/>
       <w:lvlJc w:val="left"/>
       <w:pPr>
@@ -10133,7 +9988,7 @@
     <w:lvl w:ilvl="8">
       <w:start w:val="1"/>
       <w:numFmt w:val="decimal"/>
-      <w:pStyle w:val="Heading9"/>
+      <w:pStyle w:val="Otsikko9"/>
       <w:lvlText w:val="%1.%2.%3.%4.%5.%6.%7.%8.%9"/>
       <w:lvlJc w:val="left"/>
       <w:pPr>
@@ -10265,7 +10120,7 @@
     <w:lvl w:ilvl="0">
       <w:start w:val="1"/>
       <w:numFmt w:val="decimal"/>
-      <w:pStyle w:val="Heading1"/>
+      <w:pStyle w:val="Otsikko1"/>
       <w:suff w:val="space"/>
       <w:lvlText w:val="%1"/>
       <w:lvlJc w:val="left"/>
@@ -10280,7 +10135,7 @@
     <w:lvl w:ilvl="1">
       <w:start w:val="1"/>
       <w:numFmt w:val="decimal"/>
-      <w:pStyle w:val="Heading2"/>
+      <w:pStyle w:val="Otsikko2"/>
       <w:suff w:val="space"/>
       <w:lvlText w:val="%1.%2"/>
       <w:lvlJc w:val="left"/>
@@ -10294,7 +10149,7 @@
     <w:lvl w:ilvl="2">
       <w:start w:val="1"/>
       <w:numFmt w:val="decimal"/>
-      <w:pStyle w:val="Heading3"/>
+      <w:pStyle w:val="Otsikko3"/>
       <w:suff w:val="space"/>
       <w:lvlText w:val="%1.%2.%3"/>
       <w:lvlJc w:val="left"/>
@@ -10944,7 +10799,7 @@
     <w:lvl w:ilvl="0" w:tplc="DEC23AE6">
       <w:start w:val="1"/>
       <w:numFmt w:val="bullet"/>
-      <w:pStyle w:val="ListParagraph"/>
+      <w:pStyle w:val="Luettelokappale"/>
       <w:lvlText w:val=""/>
       <w:lvlJc w:val="left"/>
       <w:pPr>
@@ -12917,7 +12772,7 @@
     <w:lsdException w:name="Unresolved Mention" w:semiHidden="1" w:unhideWhenUsed="1"/>
     <w:lsdException w:name="Smart Link" w:semiHidden="1" w:unhideWhenUsed="1"/>
   </w:latentStyles>
-  <w:style w:type="paragraph" w:default="1" w:styleId="Normal">
+  <w:style w:type="paragraph" w:default="1" w:styleId="Normaali">
     <w:name w:val="Normal"/>
     <w:qFormat/>
     <w:rsid w:val="00F66CF7"/>
@@ -12929,12 +12784,12 @@
       <w:sz w:val="24"/>
     </w:rPr>
   </w:style>
-  <w:style w:type="paragraph" w:styleId="Heading1">
+  <w:style w:type="paragraph" w:styleId="Otsikko1">
     <w:name w:val="heading 1"/>
     <w:aliases w:val="1 Otsikko"/>
-    <w:basedOn w:val="Normal"/>
-    <w:next w:val="Normal"/>
-    <w:link w:val="Heading1Char"/>
+    <w:basedOn w:val="Normaali"/>
+    <w:next w:val="Normaali"/>
+    <w:link w:val="Otsikko1Char"/>
     <w:uiPriority w:val="9"/>
     <w:qFormat/>
     <w:rsid w:val="00F66CF7"/>
@@ -12958,12 +12813,12 @@
       <w:szCs w:val="28"/>
     </w:rPr>
   </w:style>
-  <w:style w:type="paragraph" w:styleId="Heading2">
+  <w:style w:type="paragraph" w:styleId="Otsikko2">
     <w:name w:val="heading 2"/>
     <w:aliases w:val="1.1 Otsikko"/>
-    <w:basedOn w:val="Normal"/>
-    <w:next w:val="Normal"/>
-    <w:link w:val="Heading2Char"/>
+    <w:basedOn w:val="Normaali"/>
+    <w:next w:val="Normaali"/>
+    <w:link w:val="Otsikko2Char"/>
     <w:uiPriority w:val="9"/>
     <w:qFormat/>
     <w:rsid w:val="00F66CF7"/>
@@ -12985,12 +12840,12 @@
       <w:szCs w:val="26"/>
     </w:rPr>
   </w:style>
-  <w:style w:type="paragraph" w:styleId="Heading3">
+  <w:style w:type="paragraph" w:styleId="Otsikko3">
     <w:name w:val="heading 3"/>
     <w:aliases w:val="1.1.1 Otsikko"/>
-    <w:basedOn w:val="Heading2"/>
-    <w:next w:val="Normal"/>
-    <w:link w:val="Heading3Char"/>
+    <w:basedOn w:val="Otsikko2"/>
+    <w:next w:val="Normaali"/>
+    <w:link w:val="Otsikko3Char"/>
     <w:uiPriority w:val="9"/>
     <w:qFormat/>
     <w:rsid w:val="00625B95"/>
@@ -13005,12 +12860,12 @@
       <w:rFonts w:cstheme="majorHAnsi"/>
     </w:rPr>
   </w:style>
-  <w:style w:type="paragraph" w:styleId="Heading4">
+  <w:style w:type="paragraph" w:styleId="Otsikko4">
     <w:name w:val="heading 4"/>
     <w:aliases w:val="1.1.1.1 Otsikko"/>
-    <w:basedOn w:val="Normal"/>
-    <w:next w:val="Normal"/>
-    <w:link w:val="Heading4Char"/>
+    <w:basedOn w:val="Normaali"/>
+    <w:next w:val="Normaali"/>
+    <w:link w:val="Otsikko4Char"/>
     <w:uiPriority w:val="9"/>
     <w:semiHidden/>
     <w:rsid w:val="00625B95"/>
@@ -13030,12 +12885,12 @@
       <w:iCs/>
     </w:rPr>
   </w:style>
-  <w:style w:type="paragraph" w:styleId="Heading5">
+  <w:style w:type="paragraph" w:styleId="Otsikko5">
     <w:name w:val="heading 5"/>
     <w:aliases w:val="1.1.1.1.1 Otsikko"/>
-    <w:basedOn w:val="Heading4"/>
-    <w:next w:val="Normal"/>
-    <w:link w:val="Heading5Char"/>
+    <w:basedOn w:val="Otsikko4"/>
+    <w:next w:val="Normaali"/>
+    <w:link w:val="Otsikko5Char"/>
     <w:uiPriority w:val="9"/>
     <w:semiHidden/>
     <w:rsid w:val="00625B95"/>
@@ -13046,11 +12901,11 @@
       <w:outlineLvl w:val="4"/>
     </w:pPr>
   </w:style>
-  <w:style w:type="paragraph" w:styleId="Heading6">
+  <w:style w:type="paragraph" w:styleId="Otsikko6">
     <w:name w:val="heading 6"/>
-    <w:basedOn w:val="Normal"/>
-    <w:next w:val="Normal"/>
-    <w:link w:val="Heading6Char"/>
+    <w:basedOn w:val="Normaali"/>
+    <w:next w:val="Normaali"/>
+    <w:link w:val="Otsikko6Char"/>
     <w:uiPriority w:val="9"/>
     <w:semiHidden/>
     <w:rsid w:val="00625B95"/>
@@ -13071,11 +12926,11 @@
       <w:color w:val="243F60" w:themeColor="accent1" w:themeShade="7F"/>
     </w:rPr>
   </w:style>
-  <w:style w:type="paragraph" w:styleId="Heading7">
+  <w:style w:type="paragraph" w:styleId="Otsikko7">
     <w:name w:val="heading 7"/>
-    <w:basedOn w:val="Normal"/>
-    <w:next w:val="Normal"/>
-    <w:link w:val="Heading7Char"/>
+    <w:basedOn w:val="Normaali"/>
+    <w:next w:val="Normaali"/>
+    <w:link w:val="Otsikko7Char"/>
     <w:uiPriority w:val="9"/>
     <w:semiHidden/>
     <w:qFormat/>
@@ -13097,11 +12952,11 @@
       <w:color w:val="404040" w:themeColor="text1" w:themeTint="BF"/>
     </w:rPr>
   </w:style>
-  <w:style w:type="paragraph" w:styleId="Heading8">
+  <w:style w:type="paragraph" w:styleId="Otsikko8">
     <w:name w:val="heading 8"/>
-    <w:basedOn w:val="Normal"/>
-    <w:next w:val="Normal"/>
-    <w:link w:val="Heading8Char"/>
+    <w:basedOn w:val="Normaali"/>
+    <w:next w:val="Normaali"/>
+    <w:link w:val="Otsikko8Char"/>
     <w:uiPriority w:val="9"/>
     <w:semiHidden/>
     <w:qFormat/>
@@ -13123,11 +12978,11 @@
       <w:szCs w:val="20"/>
     </w:rPr>
   </w:style>
-  <w:style w:type="paragraph" w:styleId="Heading9">
+  <w:style w:type="paragraph" w:styleId="Otsikko9">
     <w:name w:val="heading 9"/>
-    <w:basedOn w:val="Normal"/>
-    <w:next w:val="Normal"/>
-    <w:link w:val="Heading9Char"/>
+    <w:basedOn w:val="Normaali"/>
+    <w:next w:val="Normaali"/>
+    <w:link w:val="Otsikko9Char"/>
     <w:uiPriority w:val="9"/>
     <w:semiHidden/>
     <w:qFormat/>
@@ -13151,12 +13006,13 @@
       <w:szCs w:val="20"/>
     </w:rPr>
   </w:style>
-  <w:style w:type="character" w:default="1" w:styleId="DefaultParagraphFont">
+  <w:style w:type="character" w:default="1" w:styleId="Kappaleenoletusfontti">
     <w:name w:val="Default Paragraph Font"/>
     <w:uiPriority w:val="1"/>
+    <w:semiHidden/>
     <w:unhideWhenUsed/>
   </w:style>
-  <w:style w:type="table" w:default="1" w:styleId="TableNormal">
+  <w:style w:type="table" w:default="1" w:styleId="Normaalitaulukko">
     <w:name w:val="Normal Table"/>
     <w:uiPriority w:val="99"/>
     <w:semiHidden/>
@@ -13171,16 +13027,16 @@
       </w:tblCellMar>
     </w:tblPr>
   </w:style>
-  <w:style w:type="numbering" w:default="1" w:styleId="NoList">
+  <w:style w:type="numbering" w:default="1" w:styleId="Eiluetteloa">
     <w:name w:val="No List"/>
     <w:uiPriority w:val="99"/>
     <w:semiHidden/>
     <w:unhideWhenUsed/>
   </w:style>
-  <w:style w:type="paragraph" w:styleId="Header">
+  <w:style w:type="paragraph" w:styleId="Yltunniste">
     <w:name w:val="header"/>
-    <w:basedOn w:val="Normal"/>
-    <w:link w:val="HeaderChar"/>
+    <w:basedOn w:val="Normaali"/>
+    <w:link w:val="YltunnisteChar"/>
     <w:uiPriority w:val="99"/>
     <w:rsid w:val="00625B95"/>
     <w:pPr>
@@ -13192,21 +13048,21 @@
       <w:jc w:val="right"/>
     </w:pPr>
   </w:style>
-  <w:style w:type="character" w:customStyle="1" w:styleId="HeaderChar">
-    <w:name w:val="Header Char"/>
-    <w:basedOn w:val="DefaultParagraphFont"/>
-    <w:link w:val="Header"/>
+  <w:style w:type="character" w:customStyle="1" w:styleId="YltunnisteChar">
+    <w:name w:val="Ylätunniste Char"/>
+    <w:basedOn w:val="Kappaleenoletusfontti"/>
+    <w:link w:val="Yltunniste"/>
     <w:uiPriority w:val="99"/>
     <w:rsid w:val="00625B95"/>
     <w:rPr>
       <w:rFonts w:ascii="Arial" w:hAnsi="Arial"/>
     </w:rPr>
   </w:style>
-  <w:style w:type="character" w:customStyle="1" w:styleId="Heading1Char">
-    <w:name w:val="Heading 1 Char"/>
+  <w:style w:type="character" w:customStyle="1" w:styleId="Otsikko1Char">
+    <w:name w:val="Otsikko 1 Char"/>
     <w:aliases w:val="1 Otsikko Char"/>
-    <w:basedOn w:val="DefaultParagraphFont"/>
-    <w:link w:val="Heading1"/>
+    <w:basedOn w:val="Kappaleenoletusfontti"/>
+    <w:link w:val="Otsikko1"/>
     <w:uiPriority w:val="9"/>
     <w:rsid w:val="00F66CF7"/>
     <w:rPr>
@@ -13217,11 +13073,11 @@
       <w:szCs w:val="28"/>
     </w:rPr>
   </w:style>
-  <w:style w:type="character" w:customStyle="1" w:styleId="Heading2Char">
-    <w:name w:val="Heading 2 Char"/>
+  <w:style w:type="character" w:customStyle="1" w:styleId="Otsikko2Char">
+    <w:name w:val="Otsikko 2 Char"/>
     <w:aliases w:val="1.1 Otsikko Char"/>
-    <w:basedOn w:val="DefaultParagraphFont"/>
-    <w:link w:val="Heading2"/>
+    <w:basedOn w:val="Kappaleenoletusfontti"/>
+    <w:link w:val="Otsikko2"/>
     <w:uiPriority w:val="9"/>
     <w:rsid w:val="00F66CF7"/>
     <w:rPr>
@@ -13231,12 +13087,12 @@
       <w:szCs w:val="26"/>
     </w:rPr>
   </w:style>
-  <w:style w:type="paragraph" w:styleId="TOCHeading">
+  <w:style w:type="paragraph" w:styleId="Sisllysluettelonotsikko">
     <w:name w:val="TOC Heading"/>
     <w:aliases w:val="TOC heading"/>
-    <w:basedOn w:val="Heading1"/>
-    <w:next w:val="Normal"/>
-    <w:link w:val="TOCHeadingChar"/>
+    <w:basedOn w:val="Otsikko1"/>
+    <w:next w:val="Normaali"/>
+    <w:link w:val="SisllysluettelonotsikkoChar"/>
     <w:qFormat/>
     <w:rsid w:val="003150B3"/>
     <w:pPr>
@@ -13250,10 +13106,10 @@
       <w:rFonts w:cs="Arial"/>
     </w:rPr>
   </w:style>
-  <w:style w:type="paragraph" w:styleId="BalloonText">
+  <w:style w:type="paragraph" w:styleId="Seliteteksti">
     <w:name w:val="Balloon Text"/>
-    <w:basedOn w:val="Normal"/>
-    <w:link w:val="BalloonTextChar"/>
+    <w:basedOn w:val="Normaali"/>
+    <w:link w:val="SelitetekstiChar"/>
     <w:uiPriority w:val="99"/>
     <w:semiHidden/>
     <w:unhideWhenUsed/>
@@ -13267,10 +13123,10 @@
       <w:szCs w:val="16"/>
     </w:rPr>
   </w:style>
-  <w:style w:type="character" w:customStyle="1" w:styleId="BalloonTextChar">
-    <w:name w:val="Balloon Text Char"/>
-    <w:basedOn w:val="DefaultParagraphFont"/>
-    <w:link w:val="BalloonText"/>
+  <w:style w:type="character" w:customStyle="1" w:styleId="SelitetekstiChar">
+    <w:name w:val="Seliteteksti Char"/>
+    <w:basedOn w:val="Kappaleenoletusfontti"/>
+    <w:link w:val="Seliteteksti"/>
     <w:uiPriority w:val="99"/>
     <w:semiHidden/>
     <w:rsid w:val="00625B95"/>
@@ -13280,9 +13136,9 @@
       <w:szCs w:val="16"/>
     </w:rPr>
   </w:style>
-  <w:style w:type="paragraph" w:styleId="NormalWeb">
+  <w:style w:type="paragraph" w:styleId="NormaaliWWW">
     <w:name w:val="Normal (Web)"/>
-    <w:basedOn w:val="Normal"/>
+    <w:basedOn w:val="Normaali"/>
     <w:uiPriority w:val="99"/>
     <w:semiHidden/>
     <w:unhideWhenUsed/>
@@ -13296,9 +13152,9 @@
       <w:lang w:eastAsia="fi-FI"/>
     </w:rPr>
   </w:style>
-  <w:style w:type="paragraph" w:styleId="TOC1">
+  <w:style w:type="paragraph" w:styleId="Sisluet1">
     <w:name w:val="toc 1"/>
-    <w:next w:val="Normal"/>
+    <w:next w:val="Normaali"/>
     <w:uiPriority w:val="39"/>
     <w:unhideWhenUsed/>
     <w:rsid w:val="003150B3"/>
@@ -13318,9 +13174,9 @@
       <w:szCs w:val="20"/>
     </w:rPr>
   </w:style>
-  <w:style w:type="character" w:styleId="Hyperlink">
+  <w:style w:type="character" w:styleId="Hyperlinkki">
     <w:name w:val="Hyperlink"/>
-    <w:basedOn w:val="DefaultParagraphFont"/>
+    <w:basedOn w:val="Kappaleenoletusfontti"/>
     <w:uiPriority w:val="99"/>
     <w:unhideWhenUsed/>
     <w:rsid w:val="00625B95"/>
@@ -13329,9 +13185,9 @@
       <w:u w:val="single"/>
     </w:rPr>
   </w:style>
-  <w:style w:type="paragraph" w:styleId="TOC2">
+  <w:style w:type="paragraph" w:styleId="Sisluet2">
     <w:name w:val="toc 2"/>
-    <w:next w:val="Normal"/>
+    <w:next w:val="Normaali"/>
     <w:uiPriority w:val="39"/>
     <w:unhideWhenUsed/>
     <w:rsid w:val="003150B3"/>
@@ -13349,9 +13205,9 @@
       <w:szCs w:val="20"/>
     </w:rPr>
   </w:style>
-  <w:style w:type="paragraph" w:styleId="TOC3">
+  <w:style w:type="paragraph" w:styleId="Sisluet3">
     <w:name w:val="toc 3"/>
-    <w:next w:val="Normal"/>
+    <w:next w:val="Normaali"/>
     <w:uiPriority w:val="39"/>
     <w:unhideWhenUsed/>
     <w:rsid w:val="003150B3"/>
@@ -13370,10 +13226,10 @@
       <w:szCs w:val="20"/>
     </w:rPr>
   </w:style>
-  <w:style w:type="paragraph" w:styleId="TOC4">
+  <w:style w:type="paragraph" w:styleId="Sisluet4">
     <w:name w:val="toc 4"/>
-    <w:basedOn w:val="TOC3"/>
-    <w:next w:val="Normal"/>
+    <w:basedOn w:val="Sisluet3"/>
+    <w:next w:val="Normaali"/>
     <w:autoRedefine/>
     <w:uiPriority w:val="39"/>
     <w:semiHidden/>
@@ -13385,10 +13241,10 @@
       <w:szCs w:val="18"/>
     </w:rPr>
   </w:style>
-  <w:style w:type="paragraph" w:styleId="TOC5">
+  <w:style w:type="paragraph" w:styleId="Sisluet5">
     <w:name w:val="toc 5"/>
-    <w:basedOn w:val="TOC4"/>
-    <w:next w:val="Normal"/>
+    <w:basedOn w:val="Sisluet4"/>
+    <w:next w:val="Normaali"/>
     <w:autoRedefine/>
     <w:uiPriority w:val="39"/>
     <w:semiHidden/>
@@ -13397,10 +13253,10 @@
       <w:framePr w:wrap="around"/>
     </w:pPr>
   </w:style>
-  <w:style w:type="paragraph" w:styleId="TOC6">
+  <w:style w:type="paragraph" w:styleId="Sisluet6">
     <w:name w:val="toc 6"/>
-    <w:basedOn w:val="TOC5"/>
-    <w:next w:val="Normal"/>
+    <w:basedOn w:val="Sisluet5"/>
+    <w:next w:val="Normaali"/>
     <w:autoRedefine/>
     <w:uiPriority w:val="39"/>
     <w:semiHidden/>
@@ -13412,10 +13268,10 @@
       <w:sz w:val="20"/>
     </w:rPr>
   </w:style>
-  <w:style w:type="paragraph" w:styleId="TOC7">
+  <w:style w:type="paragraph" w:styleId="Sisluet7">
     <w:name w:val="toc 7"/>
-    <w:basedOn w:val="TOC6"/>
-    <w:next w:val="Normal"/>
+    <w:basedOn w:val="Sisluet6"/>
+    <w:next w:val="Normaali"/>
     <w:autoRedefine/>
     <w:uiPriority w:val="39"/>
     <w:semiHidden/>
@@ -13427,10 +13283,10 @@
       <w:sz w:val="18"/>
     </w:rPr>
   </w:style>
-  <w:style w:type="paragraph" w:styleId="TOC8">
+  <w:style w:type="paragraph" w:styleId="Sisluet8">
     <w:name w:val="toc 8"/>
-    <w:basedOn w:val="TOC7"/>
-    <w:next w:val="Normal"/>
+    <w:basedOn w:val="Sisluet7"/>
+    <w:next w:val="Normaali"/>
     <w:autoRedefine/>
     <w:uiPriority w:val="39"/>
     <w:semiHidden/>
@@ -13439,10 +13295,10 @@
       <w:framePr w:wrap="around"/>
     </w:pPr>
   </w:style>
-  <w:style w:type="paragraph" w:styleId="TOC9">
+  <w:style w:type="paragraph" w:styleId="Sisluet9">
     <w:name w:val="toc 9"/>
-    <w:basedOn w:val="TOC8"/>
-    <w:next w:val="Normal"/>
+    <w:basedOn w:val="Sisluet8"/>
+    <w:next w:val="Normaali"/>
     <w:autoRedefine/>
     <w:uiPriority w:val="39"/>
     <w:semiHidden/>
@@ -13451,11 +13307,11 @@
       <w:framePr w:wrap="around"/>
     </w:pPr>
   </w:style>
-  <w:style w:type="character" w:customStyle="1" w:styleId="Heading3Char">
-    <w:name w:val="Heading 3 Char"/>
+  <w:style w:type="character" w:customStyle="1" w:styleId="Otsikko3Char">
+    <w:name w:val="Otsikko 3 Char"/>
     <w:aliases w:val="1.1.1 Otsikko Char"/>
-    <w:basedOn w:val="DefaultParagraphFont"/>
-    <w:link w:val="Heading3"/>
+    <w:basedOn w:val="Kappaleenoletusfontti"/>
+    <w:link w:val="Otsikko3"/>
     <w:uiPriority w:val="9"/>
     <w:rsid w:val="00625B95"/>
     <w:rPr>
@@ -13465,10 +13321,10 @@
       <w:szCs w:val="26"/>
     </w:rPr>
   </w:style>
-  <w:style w:type="paragraph" w:styleId="Footer">
+  <w:style w:type="paragraph" w:styleId="Alatunniste">
     <w:name w:val="footer"/>
-    <w:basedOn w:val="Normal"/>
-    <w:link w:val="FooterChar"/>
+    <w:basedOn w:val="Normaali"/>
+    <w:link w:val="AlatunnisteChar"/>
     <w:uiPriority w:val="99"/>
     <w:qFormat/>
     <w:rsid w:val="00F66CF7"/>
@@ -13485,10 +13341,10 @@
       <w:szCs w:val="18"/>
     </w:rPr>
   </w:style>
-  <w:style w:type="character" w:customStyle="1" w:styleId="FooterChar">
-    <w:name w:val="Footer Char"/>
-    <w:basedOn w:val="DefaultParagraphFont"/>
-    <w:link w:val="Footer"/>
+  <w:style w:type="character" w:customStyle="1" w:styleId="AlatunnisteChar">
+    <w:name w:val="Alatunniste Char"/>
+    <w:basedOn w:val="Kappaleenoletusfontti"/>
+    <w:link w:val="Alatunniste"/>
     <w:uiPriority w:val="99"/>
     <w:rsid w:val="00F66CF7"/>
     <w:rPr>
@@ -13497,11 +13353,11 @@
       <w:szCs w:val="18"/>
     </w:rPr>
   </w:style>
-  <w:style w:type="character" w:customStyle="1" w:styleId="Heading4Char">
-    <w:name w:val="Heading 4 Char"/>
+  <w:style w:type="character" w:customStyle="1" w:styleId="Otsikko4Char">
+    <w:name w:val="Otsikko 4 Char"/>
     <w:aliases w:val="1.1.1.1 Otsikko Char"/>
-    <w:basedOn w:val="DefaultParagraphFont"/>
-    <w:link w:val="Heading4"/>
+    <w:basedOn w:val="Kappaleenoletusfontti"/>
+    <w:link w:val="Otsikko4"/>
     <w:uiPriority w:val="9"/>
     <w:semiHidden/>
     <w:rsid w:val="00625B95"/>
@@ -13514,16 +13370,16 @@
   </w:style>
   <w:style w:type="paragraph" w:customStyle="1" w:styleId="Kuvateksti">
     <w:name w:val="Kuvateksti"/>
-    <w:basedOn w:val="Normal"/>
+    <w:basedOn w:val="Normaali"/>
     <w:link w:val="KuvatekstiChar"/>
     <w:semiHidden/>
     <w:rsid w:val="00625B95"/>
   </w:style>
-  <w:style w:type="paragraph" w:styleId="Quote">
+  <w:style w:type="paragraph" w:styleId="Lainaus">
     <w:name w:val="Quote"/>
-    <w:basedOn w:val="Normal"/>
-    <w:next w:val="Normal"/>
-    <w:link w:val="QuoteChar"/>
+    <w:basedOn w:val="Normaali"/>
+    <w:next w:val="Normaali"/>
+    <w:link w:val="LainausChar"/>
     <w:uiPriority w:val="29"/>
     <w:qFormat/>
     <w:rsid w:val="00625B95"/>
@@ -13538,7 +13394,7 @@
   </w:style>
   <w:style w:type="character" w:customStyle="1" w:styleId="KuvatekstiChar">
     <w:name w:val="Kuvateksti Char"/>
-    <w:basedOn w:val="DefaultParagraphFont"/>
+    <w:basedOn w:val="Kappaleenoletusfontti"/>
     <w:link w:val="Kuvateksti"/>
     <w:semiHidden/>
     <w:rsid w:val="00625B95"/>
@@ -13547,10 +13403,10 @@
       <w:sz w:val="24"/>
     </w:rPr>
   </w:style>
-  <w:style w:type="character" w:customStyle="1" w:styleId="QuoteChar">
-    <w:name w:val="Quote Char"/>
-    <w:basedOn w:val="DefaultParagraphFont"/>
-    <w:link w:val="Quote"/>
+  <w:style w:type="character" w:customStyle="1" w:styleId="LainausChar">
+    <w:name w:val="Lainaus Char"/>
+    <w:basedOn w:val="Kappaleenoletusfontti"/>
+    <w:link w:val="Lainaus"/>
     <w:uiPriority w:val="29"/>
     <w:rsid w:val="00625B95"/>
     <w:rPr>
@@ -13559,11 +13415,11 @@
       <w:sz w:val="20"/>
     </w:rPr>
   </w:style>
-  <w:style w:type="paragraph" w:styleId="Caption">
+  <w:style w:type="paragraph" w:styleId="Kuvaotsikko">
     <w:name w:val="caption"/>
     <w:aliases w:val="caption"/>
-    <w:basedOn w:val="Normal"/>
-    <w:next w:val="Normal"/>
+    <w:basedOn w:val="Normaali"/>
+    <w:next w:val="Normaali"/>
     <w:uiPriority w:val="35"/>
     <w:qFormat/>
     <w:rsid w:val="00547A7D"/>
@@ -13575,7 +13431,7 @@
       <w:szCs w:val="18"/>
     </w:rPr>
   </w:style>
-  <w:style w:type="paragraph" w:styleId="TableofFigures">
+  <w:style w:type="paragraph" w:styleId="Kuvaotsikkoluettelo">
     <w:name w:val="table of figures"/>
     <w:aliases w:val="Table of figures"/>
     <w:uiPriority w:val="99"/>
@@ -13588,10 +13444,10 @@
       <w:sz w:val="24"/>
     </w:rPr>
   </w:style>
-  <w:style w:type="paragraph" w:styleId="ListParagraph">
+  <w:style w:type="paragraph" w:styleId="Luettelokappale">
     <w:name w:val="List Paragraph"/>
     <w:aliases w:val="list paragraph"/>
-    <w:basedOn w:val="Normal"/>
+    <w:basedOn w:val="Normaali"/>
     <w:uiPriority w:val="34"/>
     <w:rsid w:val="00625B95"/>
     <w:pPr>
@@ -13601,9 +13457,9 @@
       <w:contextualSpacing/>
     </w:pPr>
   </w:style>
-  <w:style w:type="table" w:styleId="TableGrid">
+  <w:style w:type="table" w:styleId="TaulukkoRuudukko">
     <w:name w:val="Table Grid"/>
-    <w:basedOn w:val="TableNormal"/>
+    <w:basedOn w:val="Normaalitaulukko"/>
     <w:uiPriority w:val="59"/>
     <w:rsid w:val="00625B95"/>
     <w:pPr>
@@ -13622,7 +13478,7 @@
   </w:style>
   <w:style w:type="paragraph" w:customStyle="1" w:styleId="Taulukkoteksti">
     <w:name w:val="Taulukkoteksti"/>
-    <w:basedOn w:val="Normal"/>
+    <w:basedOn w:val="Normaali"/>
     <w:link w:val="TaulukkotekstiChar"/>
     <w:semiHidden/>
     <w:rsid w:val="00625B95"/>
@@ -13630,11 +13486,11 @@
       <w:spacing w:after="120"/>
     </w:pPr>
   </w:style>
-  <w:style w:type="character" w:customStyle="1" w:styleId="Heading5Char">
-    <w:name w:val="Heading 5 Char"/>
+  <w:style w:type="character" w:customStyle="1" w:styleId="Otsikko5Char">
+    <w:name w:val="Otsikko 5 Char"/>
     <w:aliases w:val="1.1.1.1.1 Otsikko Char"/>
-    <w:basedOn w:val="DefaultParagraphFont"/>
-    <w:link w:val="Heading5"/>
+    <w:basedOn w:val="Kappaleenoletusfontti"/>
+    <w:link w:val="Otsikko5"/>
     <w:uiPriority w:val="9"/>
     <w:semiHidden/>
     <w:rsid w:val="00625B95"/>
@@ -13647,7 +13503,7 @@
   </w:style>
   <w:style w:type="character" w:customStyle="1" w:styleId="TaulukkotekstiChar">
     <w:name w:val="Taulukkoteksti Char"/>
-    <w:basedOn w:val="DefaultParagraphFont"/>
+    <w:basedOn w:val="Kappaleenoletusfontti"/>
     <w:link w:val="Taulukkoteksti"/>
     <w:semiHidden/>
     <w:rsid w:val="00625B95"/>
@@ -13659,7 +13515,7 @@
   <w:style w:type="paragraph" w:customStyle="1" w:styleId="Sourcematerial">
     <w:name w:val="Source material"/>
     <w:aliases w:val="Lähde"/>
-    <w:basedOn w:val="Normal"/>
+    <w:basedOn w:val="Normaali"/>
     <w:link w:val="SourcematerialChar"/>
     <w:qFormat/>
     <w:rsid w:val="00F414DA"/>
@@ -13667,10 +13523,10 @@
       <w:spacing w:line="312" w:lineRule="auto"/>
     </w:pPr>
   </w:style>
-  <w:style w:type="paragraph" w:styleId="EndnoteText">
+  <w:style w:type="paragraph" w:styleId="Loppuviitteenteksti">
     <w:name w:val="endnote text"/>
-    <w:basedOn w:val="Normal"/>
-    <w:link w:val="EndnoteTextChar"/>
+    <w:basedOn w:val="Normaali"/>
+    <w:link w:val="LoppuviitteentekstiChar"/>
     <w:uiPriority w:val="99"/>
     <w:semiHidden/>
     <w:unhideWhenUsed/>
@@ -13686,7 +13542,7 @@
   <w:style w:type="character" w:customStyle="1" w:styleId="SourcematerialChar">
     <w:name w:val="Source material Char"/>
     <w:aliases w:val="Lähde Char"/>
-    <w:basedOn w:val="DefaultParagraphFont"/>
+    <w:basedOn w:val="Kappaleenoletusfontti"/>
     <w:link w:val="Sourcematerial"/>
     <w:rsid w:val="00F414DA"/>
     <w:rPr>
@@ -13694,10 +13550,10 @@
       <w:sz w:val="24"/>
     </w:rPr>
   </w:style>
-  <w:style w:type="character" w:customStyle="1" w:styleId="EndnoteTextChar">
-    <w:name w:val="Endnote Text Char"/>
-    <w:basedOn w:val="DefaultParagraphFont"/>
-    <w:link w:val="EndnoteText"/>
+  <w:style w:type="character" w:customStyle="1" w:styleId="LoppuviitteentekstiChar">
+    <w:name w:val="Loppuviitteen teksti Char"/>
+    <w:basedOn w:val="Kappaleenoletusfontti"/>
+    <w:link w:val="Loppuviitteenteksti"/>
     <w:uiPriority w:val="99"/>
     <w:semiHidden/>
     <w:rsid w:val="00625B95"/>
@@ -13707,9 +13563,9 @@
       <w:szCs w:val="20"/>
     </w:rPr>
   </w:style>
-  <w:style w:type="character" w:styleId="EndnoteReference">
+  <w:style w:type="character" w:styleId="Loppuviitteenviite">
     <w:name w:val="endnote reference"/>
-    <w:basedOn w:val="DefaultParagraphFont"/>
+    <w:basedOn w:val="Kappaleenoletusfontti"/>
     <w:uiPriority w:val="99"/>
     <w:semiHidden/>
     <w:unhideWhenUsed/>
@@ -13720,7 +13576,7 @@
   </w:style>
   <w:style w:type="paragraph" w:customStyle="1" w:styleId="Tiivistelm">
     <w:name w:val="Tiivistelmä"/>
-    <w:basedOn w:val="Normal"/>
+    <w:basedOn w:val="Normaali"/>
     <w:qFormat/>
     <w:rsid w:val="006B55BA"/>
     <w:pPr>
@@ -13732,11 +13588,11 @@
       <w:szCs w:val="20"/>
     </w:rPr>
   </w:style>
-  <w:style w:type="paragraph" w:styleId="NoteHeading">
+  <w:style w:type="paragraph" w:styleId="Huomautuksenotsikko">
     <w:name w:val="Note Heading"/>
-    <w:basedOn w:val="Normal"/>
-    <w:next w:val="Normal"/>
-    <w:link w:val="NoteHeadingChar"/>
+    <w:basedOn w:val="Normaali"/>
+    <w:next w:val="Normaali"/>
+    <w:link w:val="HuomautuksenotsikkoChar"/>
     <w:uiPriority w:val="99"/>
     <w:semiHidden/>
     <w:unhideWhenUsed/>
@@ -13745,10 +13601,10 @@
       <w:spacing w:after="0" w:line="240" w:lineRule="auto"/>
     </w:pPr>
   </w:style>
-  <w:style w:type="character" w:customStyle="1" w:styleId="NoteHeadingChar">
-    <w:name w:val="Note Heading Char"/>
-    <w:basedOn w:val="DefaultParagraphFont"/>
-    <w:link w:val="NoteHeading"/>
+  <w:style w:type="character" w:customStyle="1" w:styleId="HuomautuksenotsikkoChar">
+    <w:name w:val="Huomautuksen otsikko Char"/>
+    <w:basedOn w:val="Kappaleenoletusfontti"/>
+    <w:link w:val="Huomautuksenotsikko"/>
     <w:uiPriority w:val="99"/>
     <w:semiHidden/>
     <w:rsid w:val="00625B95"/>
@@ -13757,9 +13613,9 @@
       <w:sz w:val="24"/>
     </w:rPr>
   </w:style>
-  <w:style w:type="character" w:styleId="PlaceholderText">
+  <w:style w:type="character" w:styleId="Paikkamerkkiteksti">
     <w:name w:val="Placeholder Text"/>
-    <w:basedOn w:val="DefaultParagraphFont"/>
+    <w:basedOn w:val="Kappaleenoletusfontti"/>
     <w:uiPriority w:val="99"/>
     <w:semiHidden/>
     <w:rsid w:val="00625B95"/>
@@ -13769,14 +13625,14 @@
   </w:style>
   <w:style w:type="paragraph" w:customStyle="1" w:styleId="Kuvioteksti">
     <w:name w:val="Kuvioteksti"/>
-    <w:basedOn w:val="Normal"/>
+    <w:basedOn w:val="Normaali"/>
     <w:link w:val="KuviotekstiChar"/>
     <w:semiHidden/>
     <w:rsid w:val="00625B95"/>
   </w:style>
   <w:style w:type="character" w:customStyle="1" w:styleId="KuviotekstiChar">
     <w:name w:val="Kuvioteksti Char"/>
-    <w:basedOn w:val="DefaultParagraphFont"/>
+    <w:basedOn w:val="Kappaleenoletusfontti"/>
     <w:link w:val="Kuvioteksti"/>
     <w:semiHidden/>
     <w:rsid w:val="00625B95"/>
@@ -13785,9 +13641,9 @@
       <w:sz w:val="24"/>
     </w:rPr>
   </w:style>
-  <w:style w:type="character" w:styleId="FollowedHyperlink">
+  <w:style w:type="character" w:styleId="AvattuHyperlinkki">
     <w:name w:val="FollowedHyperlink"/>
-    <w:basedOn w:val="DefaultParagraphFont"/>
+    <w:basedOn w:val="Kappaleenoletusfontti"/>
     <w:uiPriority w:val="99"/>
     <w:semiHidden/>
     <w:unhideWhenUsed/>
@@ -13797,9 +13653,9 @@
       <w:u w:val="single"/>
     </w:rPr>
   </w:style>
-  <w:style w:type="character" w:styleId="CommentReference">
+  <w:style w:type="character" w:styleId="Kommentinviite">
     <w:name w:val="annotation reference"/>
-    <w:basedOn w:val="DefaultParagraphFont"/>
+    <w:basedOn w:val="Kappaleenoletusfontti"/>
     <w:uiPriority w:val="99"/>
     <w:semiHidden/>
     <w:unhideWhenUsed/>
@@ -13809,10 +13665,10 @@
       <w:szCs w:val="16"/>
     </w:rPr>
   </w:style>
-  <w:style w:type="paragraph" w:styleId="CommentText">
+  <w:style w:type="paragraph" w:styleId="Kommentinteksti">
     <w:name w:val="annotation text"/>
-    <w:basedOn w:val="Normal"/>
-    <w:link w:val="CommentTextChar"/>
+    <w:basedOn w:val="Normaali"/>
+    <w:link w:val="KommentintekstiChar"/>
     <w:uiPriority w:val="99"/>
     <w:semiHidden/>
     <w:unhideWhenUsed/>
@@ -13825,10 +13681,10 @@
       <w:szCs w:val="20"/>
     </w:rPr>
   </w:style>
-  <w:style w:type="character" w:customStyle="1" w:styleId="CommentTextChar">
-    <w:name w:val="Comment Text Char"/>
-    <w:basedOn w:val="DefaultParagraphFont"/>
-    <w:link w:val="CommentText"/>
+  <w:style w:type="character" w:customStyle="1" w:styleId="KommentintekstiChar">
+    <w:name w:val="Kommentin teksti Char"/>
+    <w:basedOn w:val="Kappaleenoletusfontti"/>
+    <w:link w:val="Kommentinteksti"/>
     <w:uiPriority w:val="99"/>
     <w:semiHidden/>
     <w:rsid w:val="00625B95"/>
@@ -13838,11 +13694,11 @@
       <w:szCs w:val="20"/>
     </w:rPr>
   </w:style>
-  <w:style w:type="paragraph" w:styleId="CommentSubject">
+  <w:style w:type="paragraph" w:styleId="Kommentinotsikko">
     <w:name w:val="annotation subject"/>
-    <w:basedOn w:val="CommentText"/>
-    <w:next w:val="CommentText"/>
-    <w:link w:val="CommentSubjectChar"/>
+    <w:basedOn w:val="Kommentinteksti"/>
+    <w:next w:val="Kommentinteksti"/>
+    <w:link w:val="KommentinotsikkoChar"/>
     <w:uiPriority w:val="99"/>
     <w:semiHidden/>
     <w:unhideWhenUsed/>
@@ -13852,10 +13708,10 @@
       <w:bCs/>
     </w:rPr>
   </w:style>
-  <w:style w:type="character" w:customStyle="1" w:styleId="CommentSubjectChar">
-    <w:name w:val="Comment Subject Char"/>
-    <w:basedOn w:val="CommentTextChar"/>
-    <w:link w:val="CommentSubject"/>
+  <w:style w:type="character" w:customStyle="1" w:styleId="KommentinotsikkoChar">
+    <w:name w:val="Kommentin otsikko Char"/>
+    <w:basedOn w:val="KommentintekstiChar"/>
+    <w:link w:val="Kommentinotsikko"/>
     <w:uiPriority w:val="99"/>
     <w:semiHidden/>
     <w:rsid w:val="00625B95"/>
@@ -13867,9 +13723,9 @@
       <w:szCs w:val="20"/>
     </w:rPr>
   </w:style>
-  <w:style w:type="table" w:styleId="MediumGrid3-Accent1">
+  <w:style w:type="table" w:styleId="Normaaliruudukko3-korostus1">
     <w:name w:val="Medium Grid 3 Accent 1"/>
-    <w:basedOn w:val="TableNormal"/>
+    <w:basedOn w:val="Normaalitaulukko"/>
     <w:uiPriority w:val="69"/>
     <w:rsid w:val="00625B95"/>
     <w:pPr>
@@ -14003,7 +13859,7 @@
   </w:style>
   <w:style w:type="table" w:customStyle="1" w:styleId="MediumList1-Accent11">
     <w:name w:val="Medium List 1 - Accent 11"/>
-    <w:basedOn w:val="TableNormal"/>
+    <w:basedOn w:val="Normaalitaulukko"/>
     <w:uiPriority w:val="65"/>
     <w:rsid w:val="00625B95"/>
     <w:pPr>
@@ -14078,9 +13934,9 @@
       </w:tcPr>
     </w:tblStylePr>
   </w:style>
-  <w:style w:type="table" w:styleId="MediumList2-Accent1">
+  <w:style w:type="table" w:styleId="Normaaliluettelo2-korostus1">
     <w:name w:val="Medium List 2 Accent 1"/>
-    <w:basedOn w:val="TableNormal"/>
+    <w:basedOn w:val="Normaalitaulukko"/>
     <w:uiPriority w:val="66"/>
     <w:rsid w:val="00625B95"/>
     <w:pPr>
@@ -14199,9 +14055,9 @@
       </w:tcPr>
     </w:tblStylePr>
   </w:style>
-  <w:style w:type="table" w:styleId="ColorfulShading-Accent1">
+  <w:style w:type="table" w:styleId="Vriksvarjostus-korostus1">
     <w:name w:val="Colorful Shading Accent 1"/>
-    <w:basedOn w:val="TableNormal"/>
+    <w:basedOn w:val="Normaalitaulukko"/>
     <w:uiPriority w:val="71"/>
     <w:rsid w:val="00625B95"/>
     <w:pPr>
@@ -14314,10 +14170,10 @@
       </w:rPr>
     </w:tblStylePr>
   </w:style>
-  <w:style w:type="character" w:customStyle="1" w:styleId="Heading6Char">
-    <w:name w:val="Heading 6 Char"/>
-    <w:basedOn w:val="DefaultParagraphFont"/>
-    <w:link w:val="Heading6"/>
+  <w:style w:type="character" w:customStyle="1" w:styleId="Otsikko6Char">
+    <w:name w:val="Otsikko 6 Char"/>
+    <w:basedOn w:val="Kappaleenoletusfontti"/>
+    <w:link w:val="Otsikko6"/>
     <w:uiPriority w:val="9"/>
     <w:semiHidden/>
     <w:rsid w:val="00625B95"/>
@@ -14329,10 +14185,10 @@
       <w:sz w:val="24"/>
     </w:rPr>
   </w:style>
-  <w:style w:type="character" w:customStyle="1" w:styleId="Heading7Char">
-    <w:name w:val="Heading 7 Char"/>
-    <w:basedOn w:val="DefaultParagraphFont"/>
-    <w:link w:val="Heading7"/>
+  <w:style w:type="character" w:customStyle="1" w:styleId="Otsikko7Char">
+    <w:name w:val="Otsikko 7 Char"/>
+    <w:basedOn w:val="Kappaleenoletusfontti"/>
+    <w:link w:val="Otsikko7"/>
     <w:uiPriority w:val="9"/>
     <w:semiHidden/>
     <w:rsid w:val="00625B95"/>
@@ -14344,10 +14200,10 @@
       <w:sz w:val="24"/>
     </w:rPr>
   </w:style>
-  <w:style w:type="character" w:customStyle="1" w:styleId="Heading8Char">
-    <w:name w:val="Heading 8 Char"/>
-    <w:basedOn w:val="DefaultParagraphFont"/>
-    <w:link w:val="Heading8"/>
+  <w:style w:type="character" w:customStyle="1" w:styleId="Otsikko8Char">
+    <w:name w:val="Otsikko 8 Char"/>
+    <w:basedOn w:val="Kappaleenoletusfontti"/>
+    <w:link w:val="Otsikko8"/>
     <w:uiPriority w:val="9"/>
     <w:semiHidden/>
     <w:rsid w:val="00625B95"/>
@@ -14358,10 +14214,10 @@
       <w:szCs w:val="20"/>
     </w:rPr>
   </w:style>
-  <w:style w:type="character" w:customStyle="1" w:styleId="Heading9Char">
-    <w:name w:val="Heading 9 Char"/>
-    <w:basedOn w:val="DefaultParagraphFont"/>
-    <w:link w:val="Heading9"/>
+  <w:style w:type="character" w:customStyle="1" w:styleId="Otsikko9Char">
+    <w:name w:val="Otsikko 9 Char"/>
+    <w:basedOn w:val="Kappaleenoletusfontti"/>
+    <w:link w:val="Otsikko9"/>
     <w:uiPriority w:val="9"/>
     <w:semiHidden/>
     <w:rsid w:val="00625B95"/>
@@ -14377,7 +14233,7 @@
   <w:style w:type="paragraph" w:customStyle="1" w:styleId="TitleofThesis">
     <w:name w:val="Title of Thesis"/>
     <w:aliases w:val="Opinnäytetyön nimi"/>
-    <w:next w:val="Normal"/>
+    <w:next w:val="Normaali"/>
     <w:qFormat/>
     <w:rsid w:val="00AA2D7B"/>
     <w:pPr>
@@ -14391,12 +14247,12 @@
       <w:szCs w:val="48"/>
     </w:rPr>
   </w:style>
-  <w:style w:type="paragraph" w:styleId="Subtitle">
+  <w:style w:type="paragraph" w:styleId="Alaotsikko">
     <w:name w:val="Subtitle"/>
     <w:aliases w:val="subtitle"/>
-    <w:basedOn w:val="Normal"/>
-    <w:next w:val="Normal"/>
-    <w:link w:val="SubtitleChar"/>
+    <w:basedOn w:val="Normaali"/>
+    <w:next w:val="Normaali"/>
+    <w:link w:val="AlaotsikkoChar"/>
     <w:uiPriority w:val="11"/>
     <w:qFormat/>
     <w:rsid w:val="00333A4E"/>
@@ -14415,11 +14271,11 @@
       <w:szCs w:val="24"/>
     </w:rPr>
   </w:style>
-  <w:style w:type="character" w:customStyle="1" w:styleId="SubtitleChar">
-    <w:name w:val="Subtitle Char"/>
+  <w:style w:type="character" w:customStyle="1" w:styleId="AlaotsikkoChar">
+    <w:name w:val="Alaotsikko Char"/>
     <w:aliases w:val="subtitle Char"/>
-    <w:basedOn w:val="DefaultParagraphFont"/>
-    <w:link w:val="Subtitle"/>
+    <w:basedOn w:val="Kappaleenoletusfontti"/>
+    <w:link w:val="Alaotsikko"/>
     <w:uiPriority w:val="11"/>
     <w:rsid w:val="00333A4E"/>
     <w:rPr>
@@ -14432,7 +14288,7 @@
   <w:style w:type="paragraph" w:customStyle="1" w:styleId="Information">
     <w:name w:val="Information"/>
     <w:aliases w:val="Tiedot"/>
-    <w:next w:val="Normal"/>
+    <w:next w:val="Normaali"/>
     <w:qFormat/>
     <w:rsid w:val="00AA2D7B"/>
     <w:pPr>
@@ -14446,7 +14302,7 @@
   <w:style w:type="paragraph" w:customStyle="1" w:styleId="Name">
     <w:name w:val="Name"/>
     <w:aliases w:val="Nimi"/>
-    <w:next w:val="Normal"/>
+    <w:next w:val="Normaali"/>
     <w:qFormat/>
     <w:rsid w:val="00AA2D7B"/>
     <w:pPr>
@@ -14462,7 +14318,7 @@
   <w:style w:type="paragraph" w:customStyle="1" w:styleId="Information2">
     <w:name w:val="Information 2"/>
     <w:aliases w:val="Tiedot 2"/>
-    <w:next w:val="Normal"/>
+    <w:next w:val="Normaali"/>
     <w:qFormat/>
     <w:rsid w:val="00333A4E"/>
     <w:pPr>
@@ -14478,7 +14334,7 @@
   <w:style w:type="paragraph" w:customStyle="1" w:styleId="Authors">
     <w:name w:val="Author(s)"/>
     <w:aliases w:val="Tekijä(t)"/>
-    <w:next w:val="Normal"/>
+    <w:next w:val="Normaali"/>
     <w:qFormat/>
     <w:rsid w:val="00625B95"/>
     <w:pPr>
@@ -14494,7 +14350,7 @@
   <w:style w:type="paragraph" w:customStyle="1" w:styleId="Workname">
     <w:name w:val="Work name"/>
     <w:aliases w:val="Työn nimi"/>
-    <w:next w:val="Normal"/>
+    <w:next w:val="Normaali"/>
     <w:qFormat/>
     <w:rsid w:val="00333A4E"/>
     <w:pPr>
@@ -14509,7 +14365,7 @@
   </w:style>
   <w:style w:type="paragraph" w:customStyle="1" w:styleId="Abstract">
     <w:name w:val="Abstract"/>
-    <w:basedOn w:val="Normal"/>
+    <w:basedOn w:val="Normaali"/>
     <w:qFormat/>
     <w:rsid w:val="00C92997"/>
     <w:pPr>
@@ -14525,7 +14381,7 @@
   <w:style w:type="paragraph" w:customStyle="1" w:styleId="Abbreviationsorsymbols">
     <w:name w:val="Abbreviations or symbols"/>
     <w:aliases w:val="Lyhenteet ja symbolit"/>
-    <w:next w:val="Normal"/>
+    <w:next w:val="Normaali"/>
     <w:qFormat/>
     <w:rsid w:val="00F66CF7"/>
     <w:pPr>
@@ -14540,7 +14396,7 @@
   <w:style w:type="paragraph" w:customStyle="1" w:styleId="REFERENCES">
     <w:name w:val="REFERENCES"/>
     <w:aliases w:val="LÄHTEET"/>
-    <w:basedOn w:val="Heading1"/>
+    <w:basedOn w:val="Otsikko1"/>
     <w:next w:val="Sourcematerial"/>
     <w:link w:val="REFERENCESChar"/>
     <w:qFormat/>
@@ -14554,8 +14410,8 @@
   <w:style w:type="paragraph" w:customStyle="1" w:styleId="UnnumberedHeading">
     <w:name w:val="Unnumbered Heading"/>
     <w:aliases w:val="Numeroimaton väliotsikko"/>
-    <w:basedOn w:val="Normal"/>
-    <w:next w:val="Normal"/>
+    <w:basedOn w:val="Normaali"/>
+    <w:next w:val="Normaali"/>
     <w:link w:val="UnnumberedHeadingChar"/>
     <w:qFormat/>
     <w:rsid w:val="00547A7D"/>
@@ -14571,7 +14427,7 @@
   <w:style w:type="character" w:customStyle="1" w:styleId="REFERENCESChar">
     <w:name w:val="REFERENCES Char"/>
     <w:aliases w:val="LÄHTEET Char"/>
-    <w:basedOn w:val="Heading1Char"/>
+    <w:basedOn w:val="Otsikko1Char"/>
     <w:link w:val="REFERENCES"/>
     <w:rsid w:val="00547A7D"/>
     <w:rPr>
@@ -14585,7 +14441,7 @@
   <w:style w:type="paragraph" w:customStyle="1" w:styleId="HeadingofAppendix">
     <w:name w:val="Heading of Appendix"/>
     <w:aliases w:val="Liite otsikko"/>
-    <w:next w:val="Normal"/>
+    <w:next w:val="Normaali"/>
     <w:qFormat/>
     <w:rsid w:val="00547A7D"/>
     <w:pPr>
@@ -14598,7 +14454,7 @@
       <w:sz w:val="32"/>
     </w:rPr>
   </w:style>
-  <w:style w:type="paragraph" w:styleId="NoSpacing">
+  <w:style w:type="paragraph" w:styleId="Eivli">
     <w:name w:val="No Spacing"/>
     <w:uiPriority w:val="1"/>
     <w:semiHidden/>
@@ -14615,7 +14471,7 @@
   <w:style w:type="character" w:customStyle="1" w:styleId="UnnumberedHeadingChar">
     <w:name w:val="Unnumbered Heading Char"/>
     <w:aliases w:val="Numeroimaton väliotsikko Char"/>
-    <w:basedOn w:val="DefaultParagraphFont"/>
+    <w:basedOn w:val="Kappaleenoletusfontti"/>
     <w:link w:val="UnnumberedHeading"/>
     <w:rsid w:val="00547A7D"/>
     <w:rPr>
@@ -14634,9 +14490,9 @@
       </w:numPr>
     </w:pPr>
   </w:style>
-  <w:style w:type="table" w:styleId="LightShading">
+  <w:style w:type="table" w:styleId="Vaaleavarjostus">
     <w:name w:val="Light Shading"/>
-    <w:basedOn w:val="TableNormal"/>
+    <w:basedOn w:val="Normaalitaulukko"/>
     <w:uiPriority w:val="60"/>
     <w:rsid w:val="00625B95"/>
     <w:pPr>
@@ -14730,10 +14586,10 @@
       </w:tcPr>
     </w:tblStylePr>
   </w:style>
-  <w:style w:type="character" w:styleId="PageNumber">
+  <w:style w:type="character" w:styleId="Sivunumero">
     <w:name w:val="page number"/>
     <w:aliases w:val="Page number"/>
-    <w:basedOn w:val="DefaultParagraphFont"/>
+    <w:basedOn w:val="Kappaleenoletusfontti"/>
     <w:uiPriority w:val="99"/>
     <w:qFormat/>
     <w:rsid w:val="00880D27"/>
@@ -14742,10 +14598,10 @@
       <w:sz w:val="24"/>
     </w:rPr>
   </w:style>
-  <w:style w:type="paragraph" w:styleId="TableofAuthorities">
+  <w:style w:type="paragraph" w:styleId="Lhdeviiteluettelo">
     <w:name w:val="table of authorities"/>
-    <w:basedOn w:val="Normal"/>
-    <w:next w:val="Normal"/>
+    <w:basedOn w:val="Normaali"/>
+    <w:next w:val="Normaali"/>
     <w:uiPriority w:val="99"/>
     <w:semiHidden/>
     <w:unhideWhenUsed/>
@@ -14755,10 +14611,10 @@
       <w:ind w:left="240" w:hanging="240"/>
     </w:pPr>
   </w:style>
-  <w:style w:type="paragraph" w:styleId="TOAHeading">
+  <w:style w:type="paragraph" w:styleId="Lhdeluettelonotsikko">
     <w:name w:val="toa heading"/>
-    <w:basedOn w:val="Normal"/>
-    <w:next w:val="Normal"/>
+    <w:basedOn w:val="Normaali"/>
+    <w:next w:val="Normaali"/>
     <w:uiPriority w:val="99"/>
     <w:semiHidden/>
     <w:unhideWhenUsed/>
@@ -14784,7 +14640,7 @@
   <w:style w:type="paragraph" w:customStyle="1" w:styleId="Sisllysluettelonotsikko2">
     <w:name w:val="Sisällysluettelon otsikko2"/>
     <w:aliases w:val="TOC Heading 2"/>
-    <w:basedOn w:val="TOCHeading"/>
+    <w:basedOn w:val="Sisllysluettelonotsikko"/>
     <w:link w:val="Sisllysluettelonotsikko2Char"/>
     <w:qFormat/>
     <w:rsid w:val="00625B95"/>
@@ -14792,11 +14648,11 @@
       <w:spacing w:before="480"/>
     </w:pPr>
   </w:style>
-  <w:style w:type="character" w:customStyle="1" w:styleId="TOCHeadingChar">
-    <w:name w:val="TOC Heading Char"/>
+  <w:style w:type="character" w:customStyle="1" w:styleId="SisllysluettelonotsikkoChar">
+    <w:name w:val="Sisällysluettelon otsikko Char"/>
     <w:aliases w:val="TOC heading Char"/>
-    <w:basedOn w:val="Heading1Char"/>
-    <w:link w:val="TOCHeading"/>
+    <w:basedOn w:val="Otsikko1Char"/>
+    <w:link w:val="Sisllysluettelonotsikko"/>
     <w:rsid w:val="003150B3"/>
     <w:rPr>
       <w:rFonts w:ascii="Arial" w:eastAsiaTheme="majorEastAsia" w:hAnsi="Arial" w:cs="Arial"/>
@@ -14809,7 +14665,7 @@
   <w:style w:type="character" w:customStyle="1" w:styleId="Sisllysluettelonotsikko2Char">
     <w:name w:val="Sisällysluettelon otsikko2 Char"/>
     <w:aliases w:val="TOC Heading 2 Char"/>
-    <w:basedOn w:val="TOCHeadingChar"/>
+    <w:basedOn w:val="SisllysluettelonotsikkoChar"/>
     <w:link w:val="Sisllysluettelonotsikko2"/>
     <w:rsid w:val="00625B95"/>
     <w:rPr>
@@ -14832,9 +14688,9 @@
       <w:spacing w:after="480"/>
     </w:pPr>
   </w:style>
-  <w:style w:type="table" w:styleId="TableGridLight">
+  <w:style w:type="table" w:styleId="Vaaleataulukkoruudukko">
     <w:name w:val="Grid Table Light"/>
-    <w:basedOn w:val="TableNormal"/>
+    <w:basedOn w:val="Normaalitaulukko"/>
     <w:uiPriority w:val="40"/>
     <w:rsid w:val="00EB7F42"/>
     <w:pPr>
@@ -14851,9 +14707,9 @@
       </w:tblBorders>
     </w:tblPr>
   </w:style>
-  <w:style w:type="character" w:styleId="UnresolvedMention">
+  <w:style w:type="character" w:styleId="Ratkaisematonmaininta">
     <w:name w:val="Unresolved Mention"/>
-    <w:basedOn w:val="DefaultParagraphFont"/>
+    <w:basedOn w:val="Kappaleenoletusfontti"/>
     <w:uiPriority w:val="99"/>
     <w:semiHidden/>
     <w:unhideWhenUsed/>
@@ -14891,7 +14747,7 @@
           </w:pPr>
           <w:r>
             <w:rPr>
-              <w:rStyle w:val="PlaceholderText"/>
+              <w:rStyle w:val="Paikkamerkkiteksti"/>
             </w:rPr>
             <w:t>Click here to enter text.</w:t>
           </w:r>
@@ -14920,7 +14776,7 @@
           </w:pPr>
           <w:r>
             <w:rPr>
-              <w:rStyle w:val="PlaceholderText"/>
+              <w:rStyle w:val="Paikkamerkkiteksti"/>
             </w:rPr>
             <w:t>Click here to enter text.</w:t>
           </w:r>
@@ -14949,7 +14805,7 @@
           </w:pPr>
           <w:r>
             <w:rPr>
-              <w:rStyle w:val="PlaceholderText"/>
+              <w:rStyle w:val="Paikkamerkkiteksti"/>
             </w:rPr>
             <w:t>Kirjoita tekstiä napsauttamalla tätä.</w:t>
           </w:r>
@@ -14978,7 +14834,7 @@
           </w:pPr>
           <w:r>
             <w:rPr>
-              <w:rStyle w:val="PlaceholderText"/>
+              <w:rStyle w:val="Paikkamerkkiteksti"/>
             </w:rPr>
             <w:t>Click here to enter text.</w:t>
           </w:r>
@@ -15007,7 +14863,7 @@
           </w:pPr>
           <w:r>
             <w:rPr>
-              <w:rStyle w:val="PlaceholderText"/>
+              <w:rStyle w:val="Paikkamerkkiteksti"/>
             </w:rPr>
             <w:t>Kirjoita tekstiä napsauttamalla tätä.</w:t>
           </w:r>
@@ -15036,7 +14892,7 @@
           </w:pPr>
           <w:r>
             <w:rPr>
-              <w:rStyle w:val="PlaceholderText"/>
+              <w:rStyle w:val="Paikkamerkkiteksti"/>
             </w:rPr>
             <w:t>Click here to enter text.</w:t>
           </w:r>
@@ -15065,7 +14921,7 @@
           </w:pPr>
           <w:r>
             <w:rPr>
-              <w:rStyle w:val="PlaceholderText"/>
+              <w:rStyle w:val="Paikkamerkkiteksti"/>
             </w:rPr>
             <w:t>Kirjoita tekstiä napsauttamalla tätä.</w:t>
           </w:r>
@@ -15094,7 +14950,7 @@
           </w:pPr>
           <w:r>
             <w:rPr>
-              <w:rStyle w:val="PlaceholderText"/>
+              <w:rStyle w:val="Paikkamerkkiteksti"/>
             </w:rPr>
             <w:t>Click here to enter text.</w:t>
           </w:r>
@@ -15123,7 +14979,7 @@
           </w:pPr>
           <w:r>
             <w:rPr>
-              <w:rStyle w:val="PlaceholderText"/>
+              <w:rStyle w:val="Paikkamerkkiteksti"/>
             </w:rPr>
             <w:t>Click here to enter text.</w:t>
           </w:r>
@@ -15152,7 +15008,7 @@
           </w:pPr>
           <w:r>
             <w:rPr>
-              <w:rStyle w:val="PlaceholderText"/>
+              <w:rStyle w:val="Paikkamerkkiteksti"/>
             </w:rPr>
             <w:t>Click here to enter text.</w:t>
           </w:r>
@@ -15181,7 +15037,7 @@
           </w:pPr>
           <w:r>
             <w:rPr>
-              <w:rStyle w:val="PlaceholderText"/>
+              <w:rStyle w:val="Paikkamerkkiteksti"/>
             </w:rPr>
             <w:t>Click here to enter text.</w:t>
           </w:r>
@@ -15288,6 +15144,7 @@
     <w:rsid w:val="002058AC"/>
     <w:rsid w:val="00234C76"/>
     <w:rsid w:val="002436B8"/>
+    <w:rsid w:val="00274102"/>
     <w:rsid w:val="003516E2"/>
     <w:rsid w:val="005212B7"/>
     <w:rsid w:val="00533F3D"/>
@@ -15317,7 +15174,7 @@
   </m:mathPr>
   <w:themeFontLang w:val="fi-FI"/>
   <w:clrSchemeMapping w:bg1="light1" w:t1="dark1" w:bg2="light2" w:t2="dark2" w:accent1="accent1" w:accent2="accent2" w:accent3="accent3" w:accent4="accent4" w:accent5="accent5" w:accent6="accent6" w:hyperlink="hyperlink" w:followedHyperlink="followedHyperlink"/>
-  <w:decimalSymbol w:val="."/>
+  <w:decimalSymbol w:val=","/>
   <w:listSeparator w:val=","/>
   <w15:chartTrackingRefBased/>
 </w:settings>
@@ -15720,17 +15577,17 @@
     <w:lsdException w:name="Unresolved Mention" w:semiHidden="1" w:unhideWhenUsed="1"/>
     <w:lsdException w:name="Smart Link" w:semiHidden="1" w:unhideWhenUsed="1"/>
   </w:latentStyles>
-  <w:style w:type="paragraph" w:default="1" w:styleId="Normal">
+  <w:style w:type="paragraph" w:default="1" w:styleId="Normaali">
     <w:name w:val="Normal"/>
     <w:qFormat/>
   </w:style>
-  <w:style w:type="character" w:default="1" w:styleId="DefaultParagraphFont">
+  <w:style w:type="character" w:default="1" w:styleId="Kappaleenoletusfontti">
     <w:name w:val="Default Paragraph Font"/>
     <w:uiPriority w:val="1"/>
     <w:semiHidden/>
     <w:unhideWhenUsed/>
   </w:style>
-  <w:style w:type="table" w:default="1" w:styleId="TableNormal">
+  <w:style w:type="table" w:default="1" w:styleId="Normaalitaulukko">
     <w:name w:val="Normal Table"/>
     <w:uiPriority w:val="99"/>
     <w:semiHidden/>
@@ -15745,15 +15602,15 @@
       </w:tblCellMar>
     </w:tblPr>
   </w:style>
-  <w:style w:type="numbering" w:default="1" w:styleId="NoList">
+  <w:style w:type="numbering" w:default="1" w:styleId="Eiluetteloa">
     <w:name w:val="No List"/>
     <w:uiPriority w:val="99"/>
     <w:semiHidden/>
     <w:unhideWhenUsed/>
   </w:style>
-  <w:style w:type="character" w:styleId="PlaceholderText">
+  <w:style w:type="character" w:styleId="Paikkamerkkiteksti">
     <w:name w:val="Placeholder Text"/>
-    <w:basedOn w:val="DefaultParagraphFont"/>
+    <w:basedOn w:val="Kappaleenoletusfontti"/>
     <w:uiPriority w:val="99"/>
     <w:semiHidden/>
     <w:rPr>
@@ -16089,15 +15946,6 @@
 </file>
 
 <file path=customXml/item1.xml><?xml version="1.0" encoding="utf-8"?>
-<?mso-contentType ?>
-<FormTemplates xmlns="http://schemas.microsoft.com/sharepoint/v3/contenttype/forms">
-  <Display>DocumentLibraryForm</Display>
-  <Edit>DocumentLibraryForm</Edit>
-  <New>DocumentLibraryForm</New>
-</FormTemplates>
-</file>
-
-<file path=customXml/item2.xml><?xml version="1.0" encoding="utf-8"?>
 <ct:contentTypeSchema xmlns:ct="http://schemas.microsoft.com/office/2006/metadata/contentType" xmlns:ma="http://schemas.microsoft.com/office/2006/metadata/properties/metaAttributes" ct:_="" ma:_="" ma:contentTypeName="Document" ma:contentTypeID="0x0101002475E0E10D54B84F937F817497528C71" ma:contentTypeVersion="31" ma:contentTypeDescription="Create a new document." ma:contentTypeScope="" ma:versionID="13da27f6c67572251a4248440d3ad1f6">
   <xsd:schema xmlns:xsd="http://www.w3.org/2001/XMLSchema" xmlns:xs="http://www.w3.org/2001/XMLSchema" xmlns:p="http://schemas.microsoft.com/office/2006/metadata/properties" xmlns:ns2="29d38182-2ba3-434b-9466-3aece3d3aa2e" xmlns:ns3="c2da8608-6b58-45ec-82e0-5098f9986dbf" xmlns:ns4="77b8d55e-a628-4725-ad2a-a2aab75e1dba" targetNamespace="http://schemas.microsoft.com/office/2006/metadata/properties" ma:root="true" ma:fieldsID="4e9409845ca9d9160f86c08f661ea0ad" ns2:_="" ns3:_="" ns4:_="">
     <xsd:import namespace="29d38182-2ba3-434b-9466-3aece3d3aa2e"/>
@@ -16424,7 +16272,20 @@
 </ct:contentTypeSchema>
 </file>
 
+<file path=customXml/item2.xml><?xml version="1.0" encoding="utf-8"?>
+<?mso-contentType ?>
+<FormTemplates xmlns="http://schemas.microsoft.com/sharepoint/v3/contenttype/forms">
+  <Display>DocumentLibraryForm</Display>
+  <Edit>DocumentLibraryForm</Edit>
+  <New>DocumentLibraryForm</New>
+</FormTemplates>
+</file>
+
 <file path=customXml/item3.xml><?xml version="1.0" encoding="utf-8"?>
+<b:Sources xmlns:b="http://schemas.openxmlformats.org/officeDocument/2006/bibliography" xmlns="http://schemas.openxmlformats.org/officeDocument/2006/bibliography" SelectedStyle="\GB.XSL" StyleName="GB7714"/>
+</file>
+
+<file path=customXml/item4.xml><?xml version="1.0" encoding="utf-8"?>
 <p:properties xmlns:p="http://schemas.microsoft.com/office/2006/metadata/properties" xmlns:xsi="http://www.w3.org/2001/XMLSchema-instance" xmlns:pc="http://schemas.microsoft.com/office/infopath/2007/PartnerControls">
   <documentManagement>
     <IntraUpdateFI xmlns="29d38182-2ba3-434b-9466-3aece3d3aa2e">2025-08-30T21:00:00+00:00</IntraUpdateFI>
@@ -16556,19 +16417,7 @@
 </p:properties>
 </file>
 
-<file path=customXml/item4.xml><?xml version="1.0" encoding="utf-8"?>
-<b:Sources xmlns:b="http://schemas.openxmlformats.org/officeDocument/2006/bibliography" xmlns="http://schemas.openxmlformats.org/officeDocument/2006/bibliography" SelectedStyle="\GB.XSL" StyleName="GB7714"/>
-</file>
-
 <file path=customXml/itemProps1.xml><?xml version="1.0" encoding="utf-8"?>
-<ds:datastoreItem xmlns:ds="http://schemas.openxmlformats.org/officeDocument/2006/customXml" ds:itemID="{198EC644-F7AF-456F-BC05-BD0D54E3DC7D}">
-  <ds:schemaRefs>
-    <ds:schemaRef ds:uri="http://schemas.microsoft.com/sharepoint/v3/contenttype/forms"/>
-  </ds:schemaRefs>
-</ds:datastoreItem>
-</file>
-
-<file path=customXml/itemProps2.xml><?xml version="1.0" encoding="utf-8"?>
 <ds:datastoreItem xmlns:ds="http://schemas.openxmlformats.org/officeDocument/2006/customXml" ds:itemID="{EE4B2239-A68B-4EA6-9BD3-4C6271D1C6AF}">
   <ds:schemaRefs>
     <ds:schemaRef ds:uri="http://schemas.microsoft.com/office/2006/metadata/contentType"/>
@@ -16588,7 +16437,23 @@
 </ds:datastoreItem>
 </file>
 
+<file path=customXml/itemProps2.xml><?xml version="1.0" encoding="utf-8"?>
+<ds:datastoreItem xmlns:ds="http://schemas.openxmlformats.org/officeDocument/2006/customXml" ds:itemID="{198EC644-F7AF-456F-BC05-BD0D54E3DC7D}">
+  <ds:schemaRefs>
+    <ds:schemaRef ds:uri="http://schemas.microsoft.com/sharepoint/v3/contenttype/forms"/>
+  </ds:schemaRefs>
+</ds:datastoreItem>
+</file>
+
 <file path=customXml/itemProps3.xml><?xml version="1.0" encoding="utf-8"?>
+<ds:datastoreItem xmlns:ds="http://schemas.openxmlformats.org/officeDocument/2006/customXml" ds:itemID="{AC98FC60-AA00-4516-A716-017F371296A7}">
+  <ds:schemaRefs>
+    <ds:schemaRef ds:uri="http://schemas.openxmlformats.org/officeDocument/2006/bibliography"/>
+  </ds:schemaRefs>
+</ds:datastoreItem>
+</file>
+
+<file path=customXml/itemProps4.xml><?xml version="1.0" encoding="utf-8"?>
 <ds:datastoreItem xmlns:ds="http://schemas.openxmlformats.org/officeDocument/2006/customXml" ds:itemID="{11AEAA72-A71C-4F59-B1F2-69D6C0A615FB}">
   <ds:schemaRefs>
     <ds:schemaRef ds:uri="http://schemas.microsoft.com/office/2006/metadata/properties"/>
@@ -16597,12 +16462,4 @@
     <ds:schemaRef ds:uri="c2da8608-6b58-45ec-82e0-5098f9986dbf"/>
   </ds:schemaRefs>
 </ds:datastoreItem>
-</file>
-
-<file path=customXml/itemProps4.xml><?xml version="1.0" encoding="utf-8"?>
-<ds:datastoreItem xmlns:ds="http://schemas.openxmlformats.org/officeDocument/2006/customXml" ds:itemID="{AC98FC60-AA00-4516-A716-017F371296A7}">
-  <ds:schemaRefs>
-    <ds:schemaRef ds:uri="http://schemas.openxmlformats.org/officeDocument/2006/bibliography"/>
-  </ds:schemaRefs>
-</ds:datastoreItem>
 </file>
--- a/ORAOwl_opinnaytetyö.docx
+++ b/ORAOwl_opinnaytetyö.docx
@@ -25,7 +25,6 @@
           <w:docPart w:val="AF0D35ADB2534787BEBF26D06BF3CCC4"/>
         </w:placeholder>
       </w:sdtPr>
-      <w:sdtEndPr/>
       <w:sdtContent>
         <w:p>
           <w:pPr>
@@ -52,7 +51,6 @@
           <w:docPart w:val="AF0D35ADB2534787BEBF26D06BF3CCC4"/>
         </w:placeholder>
       </w:sdtPr>
-      <w:sdtEndPr/>
       <w:sdtContent>
         <w:p>
           <w:pPr>
@@ -83,7 +81,7 @@
     <w:p/>
     <w:p>
       <w:pPr>
-        <w:pStyle w:val="Alaotsikko"/>
+        <w:pStyle w:val="Subtitle"/>
         <w:rPr>
           <w:rFonts w:eastAsiaTheme="minorHAnsi" w:cs="Arial"/>
           <w:iCs w:val="0"/>
@@ -92,7 +90,6 @@
         </w:rPr>
       </w:pPr>
       <w:bookmarkStart w:id="0" w:name="_Hlk213165853"/>
-      <w:proofErr w:type="spellStart"/>
       <w:r>
         <w:rPr>
           <w:rFonts w:eastAsiaTheme="minorHAnsi" w:cs="Arial"/>
@@ -100,23 +97,13 @@
           <w:sz w:val="48"/>
           <w:szCs w:val="48"/>
         </w:rPr>
-        <w:t>ORAOwl</w:t>
-      </w:r>
-      <w:proofErr w:type="spellEnd"/>
-      <w:r>
-        <w:rPr>
-          <w:rFonts w:eastAsiaTheme="minorHAnsi" w:cs="Arial"/>
-          <w:iCs w:val="0"/>
-          <w:sz w:val="48"/>
-          <w:szCs w:val="48"/>
-        </w:rPr>
-        <w:t xml:space="preserve"> – Suunnistustulosten arkistointi- ja analysointijärjestelmä</w:t>
+        <w:t>ORAOwl – Suunnistustulosten arkistointi- ja analysointijärjestelmä</w:t>
       </w:r>
     </w:p>
     <w:bookmarkEnd w:id="0"/>
     <w:p>
       <w:pPr>
-        <w:pStyle w:val="Alaotsikko"/>
+        <w:pStyle w:val="Subtitle"/>
         <w:rPr>
           <w:rFonts w:cstheme="majorBidi"/>
           <w:caps/>
@@ -132,7 +119,7 @@
     </w:p>
     <w:p>
       <w:pPr>
-        <w:pStyle w:val="Alaotsikko"/>
+        <w:pStyle w:val="Subtitle"/>
         <w:spacing w:before="2520"/>
         <w:rPr>
           <w:caps/>
@@ -208,7 +195,6 @@
           <w:docPart w:val="0FEDB3AD84FA435D914C1B7E1831A07C"/>
         </w:placeholder>
       </w:sdtPr>
-      <w:sdtEndPr/>
       <w:sdtContent>
         <w:p>
           <w:pPr>
@@ -252,7 +238,6 @@
         </w:placeholder>
         <w:text w:multiLine="1"/>
       </w:sdtPr>
-      <w:sdtEndPr/>
       <w:sdtContent>
         <w:p>
           <w:pPr>
@@ -282,7 +267,6 @@
             <w:docPart w:val="0FEDB3AD84FA435D914C1B7E1831A07C"/>
           </w:placeholder>
         </w:sdtPr>
-        <w:sdtEndPr/>
         <w:sdtContent>
           <w:r>
             <w:t xml:space="preserve">Opinnäytetyön </w:t>
@@ -307,7 +291,6 @@
           <w:docPart w:val="88E2DE1C3D404E178C503CF2FE142304"/>
         </w:placeholder>
       </w:sdtPr>
-      <w:sdtEndPr/>
       <w:sdtContent>
         <w:p>
           <w:pPr>
@@ -338,15 +321,9 @@
           </w:placeholder>
           <w:text w:multiLine="1"/>
         </w:sdtPr>
-        <w:sdtEndPr/>
         <w:sdtContent>
-          <w:proofErr w:type="spellStart"/>
           <w:r>
-            <w:t>ORAOwl</w:t>
-          </w:r>
-          <w:proofErr w:type="spellEnd"/>
-          <w:r>
-            <w:t xml:space="preserve"> – Suunnistustulosten arkistointi- ja analysointijärjestelmä</w:t>
+            <w:t>ORAOwl – Suunnistustulosten arkistointi- ja analysointijärjestelmä</w:t>
           </w:r>
         </w:sdtContent>
       </w:sdt>
@@ -358,7 +335,6 @@
           <w:docPart w:val="D6F83BB834644EB39B961B741894AD73"/>
         </w:placeholder>
       </w:sdtPr>
-      <w:sdtEndPr/>
       <w:sdtContent>
         <w:p>
           <w:pPr>
@@ -381,53 +357,20 @@
           <w:docPart w:val="0FEDB3AD84FA435D914C1B7E1831A07C"/>
         </w:placeholder>
       </w:sdtPr>
-      <w:sdtEndPr/>
       <w:sdtContent>
         <w:p>
           <w:pPr>
             <w:pStyle w:val="Tiivistelm"/>
           </w:pPr>
           <w:r>
-            <w:t xml:space="preserve">Tämän opinnäytetyön tavoitteena oli suunnitella ja toteuttaa </w:t>
-          </w:r>
-          <w:proofErr w:type="spellStart"/>
-          <w:r>
-            <w:t>ORAOwl</w:t>
-          </w:r>
-          <w:proofErr w:type="spellEnd"/>
-          <w:r>
-            <w:t>-niminen sovellus, joka kokoaa hajallaan olevia suunnistustuloksia yhteen järjestelmään. Sovelluksen avulla voidaan helpottaa suunnistajien kehityksen seurantaa ja viestijoukkueiden valintaa sekä tarjota työkaluja tulosten analysointiin ja visualisointiin. Aihe on ajankohtainen, sillä tulostietojen hajanaisuus eri verkkosivuilla vaikeuttaa tiedon hyödyntämistä valmennuksessa ja seuratoiminnassa.</w:t>
+            <w:t>Tämän opinnäytetyön tavoitteena oli suunnitella ja toteuttaa ORAOwl-niminen sovellus, joka kokoaa hajallaan olevia suunnistustuloksia yhteen järjestelmään. Sovelluksen avulla voidaan helpottaa suunnistajien kehityksen seurantaa ja viestijoukkueiden valintaa sekä tarjota työkaluja tulosten analysointiin ja visualisointiin. Aihe on ajankohtainen, sillä tulostietojen hajanaisuus eri verkkosivuilla vaikeuttaa tiedon hyödyntämistä valmennuksessa ja seuratoiminnassa.</w:t>
           </w:r>
           <w:r>
             <w:br/>
           </w:r>
           <w:r>
             <w:br/>
-            <w:t xml:space="preserve">Sovellus toteutettiin Python-ohjelmointikielellä ja Django-kehyksellä hyödyntäen PostgreSQL-tietokantaa. Käyttöliittymässä käytettiin </w:t>
-          </w:r>
-          <w:proofErr w:type="spellStart"/>
-          <w:r>
-            <w:t>Bootstrap</w:t>
-          </w:r>
-          <w:proofErr w:type="spellEnd"/>
-          <w:r>
-            <w:t xml:space="preserve">- ja </w:t>
-          </w:r>
-          <w:proofErr w:type="spellStart"/>
-          <w:r>
-            <w:t>AdminLTE</w:t>
-          </w:r>
-          <w:proofErr w:type="spellEnd"/>
-          <w:r>
-            <w:t xml:space="preserve">-teemoja, ja tulosten käsittelyssä sovellettiin IOFXML-standardia. Keskeisiä toiminnallisuuksia ovat tulostiedostojen lataaminen, tietojen tallentaminen ja hakeminen sekä suunnistajien tulosten visualisointi esimerkiksi km/min-kehityskäyrien avulla. Tietosuoja huomioitiin mahdollistamalla käyttäjätietojen </w:t>
-          </w:r>
-          <w:proofErr w:type="spellStart"/>
-          <w:r>
-            <w:t>anonymisointi</w:t>
-          </w:r>
-          <w:proofErr w:type="spellEnd"/>
-          <w:r>
-            <w:t xml:space="preserve"> GDPR-vaatimusten mukaisesti.</w:t>
+            <w:t>Sovellus toteutettiin Python-ohjelmointikielellä ja Django-kehyksellä hyödyntäen PostgreSQL-tietokantaa. Käyttöliittymässä käytettiin Bootstrap- ja AdminLTE-teemoja, ja tulosten käsittelyssä sovellettiin IOFXML-standardia. Keskeisiä toiminnallisuuksia ovat tulostiedostojen lataaminen, tietojen tallentaminen ja hakeminen sekä suunnistajien tulosten visualisointi esimerkiksi km/min-kehityskäyrien avulla. Tietosuoja huomioitiin mahdollistamalla käyttäjätietojen anonymisointi GDPR-vaatimusten mukaisesti.</w:t>
           </w:r>
           <w:r>
             <w:br/>
@@ -448,7 +391,6 @@
           <w:docPart w:val="0FEDB3AD84FA435D914C1B7E1831A07C"/>
         </w:placeholder>
       </w:sdtPr>
-      <w:sdtEndPr/>
       <w:sdtContent>
         <w:p>
           <w:pPr>
@@ -478,7 +420,6 @@
           </w:placeholder>
           <w:text w:multiLine="1"/>
         </w:sdtPr>
-        <w:sdtEndPr/>
         <w:sdtContent>
           <w:r>
             <w:t>suunnistus, tulosanalytiikka, tietojärjestelmät, Django, IOFXML, GDPR.</w:t>
@@ -496,7 +437,6 @@
           <w:docPart w:val="F525552A1E5B4FD9AD11AAD6DB477B91"/>
         </w:placeholder>
       </w:sdtPr>
-      <w:sdtEndPr/>
       <w:sdtContent>
         <w:p>
           <w:pPr>
@@ -600,7 +540,6 @@
           </w:placeholder>
           <w:text w:multiLine="1"/>
         </w:sdtPr>
-        <w:sdtEndPr/>
         <w:sdtContent>
           <w:r>
             <w:rPr>
@@ -635,7 +574,6 @@
             <w:docPart w:val="CA8D196C753C4183A8516962715E5E7D"/>
           </w:placeholder>
         </w:sdtPr>
-        <w:sdtEndPr/>
         <w:sdtContent>
           <w:r>
             <w:rPr>
@@ -696,7 +634,6 @@
           <w:docPart w:val="CA8D196C753C4183A8516962715E5E7D"/>
         </w:placeholder>
       </w:sdtPr>
-      <w:sdtEndPr/>
       <w:sdtContent>
         <w:p>
           <w:pPr>
@@ -725,7 +662,7 @@
       <w:sdt>
         <w:sdtPr>
           <w:rPr>
-            <w:lang w:val="en-US"/>
+            <w:lang w:val="en-GB"/>
           </w:rPr>
           <w:id w:val="4394546"/>
           <w:placeholder>
@@ -733,19 +670,36 @@
           </w:placeholder>
           <w:text w:multiLine="1"/>
         </w:sdtPr>
-        <w:sdtEndPr/>
         <w:sdtContent>
           <w:r>
             <w:rPr>
-              <w:lang w:val="en-US"/>
+              <w:lang w:val="en-GB"/>
             </w:rPr>
-            <w:t>T</w:t>
+            <w:t>ORAOwl –</w:t>
           </w:r>
           <w:r>
             <w:rPr>
-              <w:lang w:val="en-US"/>
+              <w:lang w:val="en-GB"/>
             </w:rPr>
-            <w:t>itle of Thesis</w:t>
+            <w:t xml:space="preserve"> An </w:t>
+          </w:r>
+          <w:r>
+            <w:rPr>
+              <w:lang w:val="en-GB"/>
+            </w:rPr>
+            <w:t>a</w:t>
+          </w:r>
+          <w:r>
+            <w:rPr>
+              <w:lang w:val="en-GB"/>
+            </w:rPr>
+            <w:t xml:space="preserve">rchiving and </w:t>
+          </w:r>
+          <w:r>
+            <w:rPr>
+              <w:lang w:val="en-GB"/>
+            </w:rPr>
+            <w:t>analysis system for orienteering results</w:t>
           </w:r>
         </w:sdtContent>
       </w:sdt>
@@ -757,7 +711,6 @@
           <w:docPart w:val="16E7B8DCCA6247BB9497F0045FA976F9"/>
         </w:placeholder>
       </w:sdtPr>
-      <w:sdtEndPr/>
       <w:sdtContent>
         <w:p>
           <w:pPr>
@@ -782,30 +735,13 @@
           <w:docPart w:val="CA8D196C753C4183A8516962715E5E7D"/>
         </w:placeholder>
       </w:sdtPr>
-      <w:sdtEndPr/>
       <w:sdtContent>
         <w:p>
           <w:pPr>
             <w:pStyle w:val="Abstract"/>
           </w:pPr>
           <w:r>
-            <w:t xml:space="preserve">The objective of this thesis was to design and implement an application called </w:t>
-          </w:r>
-          <w:proofErr w:type="spellStart"/>
-          <w:r>
-            <w:t>ORAOwl</w:t>
-          </w:r>
-          <w:proofErr w:type="spellEnd"/>
-          <w:r>
-            <w:t xml:space="preserve">, which consolidates scattered orienteering results into single system. The application aims to facilitate the monitoring of athletes’ development, assist in the selection of relay teams, and provide tools for analyzing and visualizing results. The topic is relevant, as the dispersion of result data across various websites makes it difficult to utilize the </w:t>
-          </w:r>
-          <w:proofErr w:type="spellStart"/>
-          <w:r>
-            <w:t>infoemation</w:t>
-          </w:r>
-          <w:proofErr w:type="spellEnd"/>
-          <w:r>
-            <w:t xml:space="preserve"> effectively in coaching and club activities.</w:t>
+            <w:t>The objective of this thesis was to design and implement an application called ORAOwl, which consolidates scattered orienteering results into single system. The application aims to facilitate the monitoring of athletes’ development, assist in the selection of relay teams, and provide tools for analyzing and visualizing results. The topic is relevant, as the dispersion of result data across various websites makes it difficult to utilize the infoemation effectively in coaching and club activities.</w:t>
           </w:r>
         </w:p>
         <w:p>
@@ -813,15 +749,7 @@
             <w:pStyle w:val="Abstract"/>
           </w:pPr>
           <w:r>
-            <w:t xml:space="preserve">The application was developed using the Python Programming language and the Django framework, with a PostgreSQL database. The user interface was built using Bootstrap and </w:t>
-          </w:r>
-          <w:proofErr w:type="spellStart"/>
-          <w:r>
-            <w:t>AdminLTE</w:t>
-          </w:r>
-          <w:proofErr w:type="spellEnd"/>
-          <w:r>
-            <w:t xml:space="preserve"> themes, and results processing utilized the IOFXML standard</w:t>
+            <w:t>The application was developed using the Python Programming language and the Django framework, with a PostgreSQL database. The user interface was built using Bootstrap and AdminLTE themes, and results processing utilized the IOFXML standard</w:t>
           </w:r>
           <w:r>
             <w:t>. Key features include uploading result files, storing and retrieving data, and visualizing athletes’ performance, for example trough pace (min/km) development graphs. Data protection was addressed by enabling anonymization of user data in accordance with GDPR requirements.</w:t>
@@ -849,7 +777,6 @@
           <w:docPart w:val="CA8D196C753C4183A8516962715E5E7D"/>
         </w:placeholder>
       </w:sdtPr>
-      <w:sdtEndPr/>
       <w:sdtContent>
         <w:p>
           <w:pPr>
@@ -884,10 +811,9 @@
           </w:placeholder>
           <w:text w:multiLine="1"/>
         </w:sdtPr>
-        <w:sdtEndPr/>
         <w:sdtContent>
           <w:r>
-            <w:t>Insert 3–7 keywords here using the keyword practice of your field. You can use the web catalogue in http://finto.fi/en/.</w:t>
+            <w:t>orienteering, result analytics, information systems, Django, IOFXML, GDPR</w:t>
           </w:r>
         </w:sdtContent>
       </w:sdt>
@@ -897,7 +823,7 @@
     </w:p>
     <w:p>
       <w:pPr>
-        <w:pStyle w:val="Sisllysluettelonotsikko"/>
+        <w:pStyle w:val="TOCHeading"/>
       </w:pPr>
       <w:r>
         <w:lastRenderedPageBreak/>
@@ -909,7 +835,7 @@
     </w:p>
     <w:p>
       <w:pPr>
-        <w:pStyle w:val="Sisluet1"/>
+        <w:pStyle w:val="TOC1"/>
         <w:rPr>
           <w:rFonts w:asciiTheme="minorHAnsi" w:eastAsiaTheme="minorEastAsia" w:hAnsiTheme="minorHAnsi" w:cstheme="minorBidi"/>
           <w:b w:val="0"/>
@@ -933,7 +859,7 @@
       <w:hyperlink w:anchor="_Toc213692344" w:history="1">
         <w:r>
           <w:rPr>
-            <w:rStyle w:val="Hyperlinkki"/>
+            <w:rStyle w:val="Hyperlink"/>
             <w:noProof/>
           </w:rPr>
           <w:t>Käytetyt lyhenteet tai sanasto</w:t>
@@ -990,7 +916,7 @@
     </w:p>
     <w:p>
       <w:pPr>
-        <w:pStyle w:val="Sisluet1"/>
+        <w:pStyle w:val="TOC1"/>
         <w:rPr>
           <w:rFonts w:asciiTheme="minorHAnsi" w:eastAsiaTheme="minorEastAsia" w:hAnsiTheme="minorHAnsi" w:cstheme="minorBidi"/>
           <w:b w:val="0"/>
@@ -1005,7 +931,7 @@
       <w:hyperlink w:anchor="_Toc213692345" w:history="1">
         <w:r>
           <w:rPr>
-            <w:rStyle w:val="Hyperlinkki"/>
+            <w:rStyle w:val="Hyperlink"/>
             <w:rFonts w:asciiTheme="majorHAnsi" w:hAnsiTheme="majorHAnsi"/>
             <w:noProof/>
           </w:rPr>
@@ -1013,7 +939,7 @@
         </w:r>
         <w:r>
           <w:rPr>
-            <w:rStyle w:val="Hyperlinkki"/>
+            <w:rStyle w:val="Hyperlink"/>
             <w:noProof/>
           </w:rPr>
           <w:t xml:space="preserve"> Johdanto</w:t>
@@ -1070,7 +996,7 @@
     </w:p>
     <w:p>
       <w:pPr>
-        <w:pStyle w:val="Sisluet2"/>
+        <w:pStyle w:val="TOC2"/>
         <w:rPr>
           <w:rFonts w:asciiTheme="minorHAnsi" w:eastAsiaTheme="minorEastAsia" w:hAnsiTheme="minorHAnsi" w:cstheme="minorBidi"/>
           <w:noProof/>
@@ -1083,7 +1009,7 @@
       <w:hyperlink w:anchor="_Toc213692346" w:history="1">
         <w:r>
           <w:rPr>
-            <w:rStyle w:val="Hyperlinkki"/>
+            <w:rStyle w:val="Hyperlink"/>
             <w:noProof/>
           </w:rPr>
           <w:t>1.1 Tausta ja motivaatio</w:t>
@@ -1140,7 +1066,7 @@
     </w:p>
     <w:p>
       <w:pPr>
-        <w:pStyle w:val="Sisluet2"/>
+        <w:pStyle w:val="TOC2"/>
         <w:rPr>
           <w:rFonts w:asciiTheme="minorHAnsi" w:eastAsiaTheme="minorEastAsia" w:hAnsiTheme="minorHAnsi" w:cstheme="minorBidi"/>
           <w:noProof/>
@@ -1153,7 +1079,7 @@
       <w:hyperlink w:anchor="_Toc213692347" w:history="1">
         <w:r>
           <w:rPr>
-            <w:rStyle w:val="Hyperlinkki"/>
+            <w:rStyle w:val="Hyperlink"/>
             <w:noProof/>
           </w:rPr>
           <w:t>1.2 Tavoitteet, rajaukset ja tutkimuskysymykset</w:t>
@@ -1210,7 +1136,7 @@
     </w:p>
     <w:p>
       <w:pPr>
-        <w:pStyle w:val="Sisluet1"/>
+        <w:pStyle w:val="TOC1"/>
         <w:rPr>
           <w:rFonts w:asciiTheme="minorHAnsi" w:eastAsiaTheme="minorEastAsia" w:hAnsiTheme="minorHAnsi" w:cstheme="minorBidi"/>
           <w:b w:val="0"/>
@@ -1225,7 +1151,7 @@
       <w:hyperlink w:anchor="_Toc213692348" w:history="1">
         <w:r>
           <w:rPr>
-            <w:rStyle w:val="Hyperlinkki"/>
+            <w:rStyle w:val="Hyperlink"/>
             <w:rFonts w:asciiTheme="majorHAnsi" w:hAnsiTheme="majorHAnsi"/>
             <w:noProof/>
           </w:rPr>
@@ -1233,7 +1159,7 @@
         </w:r>
         <w:r>
           <w:rPr>
-            <w:rStyle w:val="Hyperlinkki"/>
+            <w:rStyle w:val="Hyperlink"/>
             <w:noProof/>
           </w:rPr>
           <w:t xml:space="preserve"> Urheilun Digitaalisuus</w:t>
@@ -1290,7 +1216,7 @@
     </w:p>
     <w:p>
       <w:pPr>
-        <w:pStyle w:val="Sisluet2"/>
+        <w:pStyle w:val="TOC2"/>
         <w:rPr>
           <w:rFonts w:asciiTheme="minorHAnsi" w:eastAsiaTheme="minorEastAsia" w:hAnsiTheme="minorHAnsi" w:cstheme="minorBidi"/>
           <w:noProof/>
@@ -1303,7 +1229,7 @@
       <w:hyperlink w:anchor="_Toc213692349" w:history="1">
         <w:r>
           <w:rPr>
-            <w:rStyle w:val="Hyperlinkki"/>
+            <w:rStyle w:val="Hyperlink"/>
             <w:noProof/>
           </w:rPr>
           <w:t>2.1 Digitalisaatio urheilussa Tulosanalytiikka suunnistuksessa</w:t>
@@ -1360,7 +1286,7 @@
     </w:p>
     <w:p>
       <w:pPr>
-        <w:pStyle w:val="Sisluet2"/>
+        <w:pStyle w:val="TOC2"/>
         <w:rPr>
           <w:rFonts w:asciiTheme="minorHAnsi" w:eastAsiaTheme="minorEastAsia" w:hAnsiTheme="minorHAnsi" w:cstheme="minorBidi"/>
           <w:noProof/>
@@ -1373,7 +1299,7 @@
       <w:hyperlink w:anchor="_Toc213692350" w:history="1">
         <w:r>
           <w:rPr>
-            <w:rStyle w:val="Hyperlinkki"/>
+            <w:rStyle w:val="Hyperlink"/>
             <w:noProof/>
           </w:rPr>
           <w:t>2.2 Tietosuoja ja GDPR</w:t>
@@ -1430,7 +1356,7 @@
     </w:p>
     <w:p>
       <w:pPr>
-        <w:pStyle w:val="Sisluet1"/>
+        <w:pStyle w:val="TOC1"/>
         <w:rPr>
           <w:rFonts w:asciiTheme="minorHAnsi" w:eastAsiaTheme="minorEastAsia" w:hAnsiTheme="minorHAnsi" w:cstheme="minorBidi"/>
           <w:b w:val="0"/>
@@ -1445,7 +1371,7 @@
       <w:hyperlink w:anchor="_Toc213692351" w:history="1">
         <w:r>
           <w:rPr>
-            <w:rStyle w:val="Hyperlinkki"/>
+            <w:rStyle w:val="Hyperlink"/>
             <w:rFonts w:asciiTheme="majorHAnsi" w:hAnsiTheme="majorHAnsi"/>
             <w:noProof/>
           </w:rPr>
@@ -1453,7 +1379,7 @@
         </w:r>
         <w:r>
           <w:rPr>
-            <w:rStyle w:val="Hyperlinkki"/>
+            <w:rStyle w:val="Hyperlink"/>
             <w:noProof/>
           </w:rPr>
           <w:t xml:space="preserve"> Kehitysmenetelmät ja teknologiat</w:t>
@@ -1510,7 +1436,7 @@
     </w:p>
     <w:p>
       <w:pPr>
-        <w:pStyle w:val="Sisluet2"/>
+        <w:pStyle w:val="TOC2"/>
         <w:rPr>
           <w:rFonts w:asciiTheme="minorHAnsi" w:eastAsiaTheme="minorEastAsia" w:hAnsiTheme="minorHAnsi" w:cstheme="minorBidi"/>
           <w:noProof/>
@@ -1523,7 +1449,7 @@
       <w:hyperlink w:anchor="_Toc213692352" w:history="1">
         <w:r>
           <w:rPr>
-            <w:rStyle w:val="Hyperlinkki"/>
+            <w:rStyle w:val="Hyperlink"/>
             <w:noProof/>
           </w:rPr>
           <w:t>3.1 Ketterät menetelmät</w:t>
@@ -1580,7 +1506,7 @@
     </w:p>
     <w:p>
       <w:pPr>
-        <w:pStyle w:val="Sisluet2"/>
+        <w:pStyle w:val="TOC2"/>
         <w:rPr>
           <w:rFonts w:asciiTheme="minorHAnsi" w:eastAsiaTheme="minorEastAsia" w:hAnsiTheme="minorHAnsi" w:cstheme="minorBidi"/>
           <w:noProof/>
@@ -1593,7 +1519,7 @@
       <w:hyperlink w:anchor="_Toc213692353" w:history="1">
         <w:r>
           <w:rPr>
-            <w:rStyle w:val="Hyperlinkki"/>
+            <w:rStyle w:val="Hyperlink"/>
             <w:noProof/>
           </w:rPr>
           <w:t>3.2 Käytetyt teknologiat ja tiedostomuodot</w:t>
@@ -1650,7 +1576,7 @@
     </w:p>
     <w:p>
       <w:pPr>
-        <w:pStyle w:val="Sisluet1"/>
+        <w:pStyle w:val="TOC1"/>
         <w:rPr>
           <w:rFonts w:asciiTheme="minorHAnsi" w:eastAsiaTheme="minorEastAsia" w:hAnsiTheme="minorHAnsi" w:cstheme="minorBidi"/>
           <w:b w:val="0"/>
@@ -1665,7 +1591,7 @@
       <w:hyperlink w:anchor="_Toc213692354" w:history="1">
         <w:r>
           <w:rPr>
-            <w:rStyle w:val="Hyperlinkki"/>
+            <w:rStyle w:val="Hyperlink"/>
             <w:rFonts w:asciiTheme="majorHAnsi" w:hAnsiTheme="majorHAnsi"/>
             <w:noProof/>
           </w:rPr>
@@ -1673,7 +1599,7 @@
         </w:r>
         <w:r>
           <w:rPr>
-            <w:rStyle w:val="Hyperlinkki"/>
+            <w:rStyle w:val="Hyperlink"/>
             <w:noProof/>
           </w:rPr>
           <w:t xml:space="preserve"> Sovelluksen suunnittelu ja toteutus</w:t>
@@ -1730,7 +1656,7 @@
     </w:p>
     <w:p>
       <w:pPr>
-        <w:pStyle w:val="Sisluet2"/>
+        <w:pStyle w:val="TOC2"/>
         <w:rPr>
           <w:rFonts w:asciiTheme="minorHAnsi" w:eastAsiaTheme="minorEastAsia" w:hAnsiTheme="minorHAnsi" w:cstheme="minorBidi"/>
           <w:noProof/>
@@ -1743,7 +1669,7 @@
       <w:hyperlink w:anchor="_Toc213692355" w:history="1">
         <w:r>
           <w:rPr>
-            <w:rStyle w:val="Hyperlinkki"/>
+            <w:rStyle w:val="Hyperlink"/>
             <w:noProof/>
           </w:rPr>
           <w:t>4.1 Sovelluksen suunnittelu ja toteutus</w:t>
@@ -1800,7 +1726,7 @@
     </w:p>
     <w:p>
       <w:pPr>
-        <w:pStyle w:val="Sisluet2"/>
+        <w:pStyle w:val="TOC2"/>
         <w:rPr>
           <w:rFonts w:asciiTheme="minorHAnsi" w:eastAsiaTheme="minorEastAsia" w:hAnsiTheme="minorHAnsi" w:cstheme="minorBidi"/>
           <w:noProof/>
@@ -1813,7 +1739,7 @@
       <w:hyperlink w:anchor="_Toc213692356" w:history="1">
         <w:r>
           <w:rPr>
-            <w:rStyle w:val="Hyperlinkki"/>
+            <w:rStyle w:val="Hyperlink"/>
             <w:noProof/>
           </w:rPr>
           <w:t>4.2 Tietomallit ja tiedon käsittely</w:t>
@@ -1870,7 +1796,7 @@
     </w:p>
     <w:p>
       <w:pPr>
-        <w:pStyle w:val="Sisluet2"/>
+        <w:pStyle w:val="TOC2"/>
         <w:rPr>
           <w:rFonts w:asciiTheme="minorHAnsi" w:eastAsiaTheme="minorEastAsia" w:hAnsiTheme="minorHAnsi" w:cstheme="minorBidi"/>
           <w:noProof/>
@@ -1883,7 +1809,7 @@
       <w:hyperlink w:anchor="_Toc213692357" w:history="1">
         <w:r>
           <w:rPr>
-            <w:rStyle w:val="Hyperlinkki"/>
+            <w:rStyle w:val="Hyperlink"/>
             <w:noProof/>
           </w:rPr>
           <w:t>4.3 Tietomallit ja tiedon käsittely</w:t>
@@ -1940,7 +1866,7 @@
     </w:p>
     <w:p>
       <w:pPr>
-        <w:pStyle w:val="Sisluet1"/>
+        <w:pStyle w:val="TOC1"/>
         <w:rPr>
           <w:rFonts w:asciiTheme="minorHAnsi" w:eastAsiaTheme="minorEastAsia" w:hAnsiTheme="minorHAnsi" w:cstheme="minorBidi"/>
           <w:b w:val="0"/>
@@ -1955,7 +1881,7 @@
       <w:hyperlink w:anchor="_Toc213692358" w:history="1">
         <w:r>
           <w:rPr>
-            <w:rStyle w:val="Hyperlinkki"/>
+            <w:rStyle w:val="Hyperlink"/>
             <w:rFonts w:asciiTheme="majorHAnsi" w:hAnsiTheme="majorHAnsi"/>
             <w:noProof/>
           </w:rPr>
@@ -1963,7 +1889,7 @@
         </w:r>
         <w:r>
           <w:rPr>
-            <w:rStyle w:val="Hyperlinkki"/>
+            <w:rStyle w:val="Hyperlink"/>
             <w:noProof/>
           </w:rPr>
           <w:t xml:space="preserve"> Käyttäjätestaus ja arviointi</w:t>
@@ -2020,7 +1946,7 @@
     </w:p>
     <w:p>
       <w:pPr>
-        <w:pStyle w:val="Sisluet1"/>
+        <w:pStyle w:val="TOC1"/>
         <w:rPr>
           <w:rFonts w:asciiTheme="minorHAnsi" w:eastAsiaTheme="minorEastAsia" w:hAnsiTheme="minorHAnsi" w:cstheme="minorBidi"/>
           <w:b w:val="0"/>
@@ -2035,7 +1961,7 @@
       <w:hyperlink w:anchor="_Toc213692359" w:history="1">
         <w:r>
           <w:rPr>
-            <w:rStyle w:val="Hyperlinkki"/>
+            <w:rStyle w:val="Hyperlink"/>
             <w:rFonts w:asciiTheme="majorHAnsi" w:hAnsiTheme="majorHAnsi"/>
             <w:noProof/>
           </w:rPr>
@@ -2043,7 +1969,7 @@
         </w:r>
         <w:r>
           <w:rPr>
-            <w:rStyle w:val="Hyperlinkki"/>
+            <w:rStyle w:val="Hyperlink"/>
             <w:noProof/>
           </w:rPr>
           <w:t xml:space="preserve"> Jatkokehitys ja kaupallistaminen</w:t>
@@ -2100,7 +2026,7 @@
     </w:p>
     <w:p>
       <w:pPr>
-        <w:pStyle w:val="Sisluet1"/>
+        <w:pStyle w:val="TOC1"/>
         <w:rPr>
           <w:rFonts w:asciiTheme="minorHAnsi" w:eastAsiaTheme="minorEastAsia" w:hAnsiTheme="minorHAnsi" w:cstheme="minorBidi"/>
           <w:b w:val="0"/>
@@ -2115,7 +2041,7 @@
       <w:hyperlink w:anchor="_Toc213692360" w:history="1">
         <w:r>
           <w:rPr>
-            <w:rStyle w:val="Hyperlinkki"/>
+            <w:rStyle w:val="Hyperlink"/>
             <w:rFonts w:asciiTheme="majorHAnsi" w:hAnsiTheme="majorHAnsi"/>
             <w:noProof/>
           </w:rPr>
@@ -2123,7 +2049,7 @@
         </w:r>
         <w:r>
           <w:rPr>
-            <w:rStyle w:val="Hyperlinkki"/>
+            <w:rStyle w:val="Hyperlink"/>
             <w:noProof/>
           </w:rPr>
           <w:t xml:space="preserve"> Yhteenveto ja johtopäätökset</w:t>
@@ -2180,7 +2106,7 @@
     </w:p>
     <w:p>
       <w:pPr>
-        <w:pStyle w:val="Sisluet1"/>
+        <w:pStyle w:val="TOC1"/>
         <w:rPr>
           <w:rFonts w:asciiTheme="minorHAnsi" w:eastAsiaTheme="minorEastAsia" w:hAnsiTheme="minorHAnsi" w:cstheme="minorBidi"/>
           <w:b w:val="0"/>
@@ -2195,7 +2121,7 @@
       <w:hyperlink w:anchor="_Toc213692361" w:history="1">
         <w:r>
           <w:rPr>
-            <w:rStyle w:val="Hyperlinkki"/>
+            <w:rStyle w:val="Hyperlink"/>
             <w:noProof/>
           </w:rPr>
           <w:t>Lähteet</w:t>
@@ -2252,7 +2178,7 @@
     </w:p>
     <w:p>
       <w:pPr>
-        <w:pStyle w:val="Sisluet1"/>
+        <w:pStyle w:val="TOC1"/>
         <w:rPr>
           <w:rFonts w:asciiTheme="minorHAnsi" w:eastAsiaTheme="minorEastAsia" w:hAnsiTheme="minorHAnsi" w:cstheme="minorBidi"/>
           <w:b w:val="0"/>
@@ -2267,7 +2193,7 @@
       <w:hyperlink w:anchor="_Toc213692362" w:history="1">
         <w:r>
           <w:rPr>
-            <w:rStyle w:val="Hyperlinkki"/>
+            <w:rStyle w:val="Hyperlink"/>
             <w:rFonts w:asciiTheme="majorHAnsi" w:hAnsiTheme="majorHAnsi"/>
             <w:noProof/>
           </w:rPr>
@@ -2275,7 +2201,7 @@
         </w:r>
         <w:r>
           <w:rPr>
-            <w:rStyle w:val="Hyperlinkki"/>
+            <w:rStyle w:val="Hyperlink"/>
             <w:noProof/>
           </w:rPr>
           <w:t xml:space="preserve"> Abstract</w:t>
@@ -2352,7 +2278,7 @@
     </w:p>
     <w:p>
       <w:pPr>
-        <w:pStyle w:val="Kuvaotsikkoluettelo"/>
+        <w:pStyle w:val="TableofFigures"/>
       </w:pPr>
       <w:r>
         <w:t>L</w:t>
@@ -2375,7 +2301,7 @@
     </w:p>
     <w:p>
       <w:pPr>
-        <w:pStyle w:val="Kuvaotsikkoluettelo"/>
+        <w:pStyle w:val="TableofFigures"/>
       </w:pPr>
       <w:r>
         <w:t xml:space="preserve">Liite 2. </w:t>
@@ -2386,7 +2312,7 @@
     </w:p>
     <w:p>
       <w:pPr>
-        <w:pStyle w:val="Kuvaotsikkoluettelo"/>
+        <w:pStyle w:val="TableofFigures"/>
       </w:pPr>
       <w:r>
         <w:t>Liite</w:t>
@@ -2412,7 +2338,7 @@
     </w:p>
     <w:p>
       <w:pPr>
-        <w:pStyle w:val="Kuvaotsikkoluettelo"/>
+        <w:pStyle w:val="TableofFigures"/>
         <w:tabs>
           <w:tab w:val="right" w:pos="8494"/>
         </w:tabs>
@@ -2450,7 +2376,7 @@
       <w:hyperlink w:anchor="_Toc137394105" w:history="1">
         <w:r>
           <w:rPr>
-            <w:rStyle w:val="Hyperlinkki"/>
+            <w:rStyle w:val="Hyperlink"/>
             <w:noProof/>
           </w:rPr>
           <w:t>Kuva 1. Liitteen ylätunnisteen muuttaminen.</w:t>
@@ -2507,7 +2433,7 @@
     </w:p>
     <w:p>
       <w:pPr>
-        <w:pStyle w:val="Kuvaotsikkoluettelo"/>
+        <w:pStyle w:val="TableofFigures"/>
         <w:tabs>
           <w:tab w:val="right" w:pos="8494"/>
         </w:tabs>
@@ -2521,7 +2447,7 @@
       <w:hyperlink w:anchor="_Toc137394106" w:history="1">
         <w:r>
           <w:rPr>
-            <w:rStyle w:val="Hyperlinkki"/>
+            <w:rStyle w:val="Hyperlink"/>
             <w:noProof/>
           </w:rPr>
           <w:t>Kuva 2. Osanvaihtokoodi.</w:t>
@@ -2578,7 +2504,7 @@
     </w:p>
     <w:p>
       <w:pPr>
-        <w:pStyle w:val="Kuvaotsikkoluettelo"/>
+        <w:pStyle w:val="TableofFigures"/>
         <w:tabs>
           <w:tab w:val="right" w:pos="8494"/>
         </w:tabs>
@@ -2592,7 +2518,7 @@
       <w:hyperlink w:anchor="_Toc137394107" w:history="1">
         <w:r>
           <w:rPr>
-            <w:rStyle w:val="Hyperlinkki"/>
+            <w:rStyle w:val="Hyperlink"/>
             <w:noProof/>
           </w:rPr>
           <w:t>Kuva 3. Esimerkki kuvaotsikon lisäämisestä.</w:t>
@@ -2649,7 +2575,7 @@
     </w:p>
     <w:p>
       <w:pPr>
-        <w:pStyle w:val="Kuvaotsikkoluettelo"/>
+        <w:pStyle w:val="TableofFigures"/>
         <w:tabs>
           <w:tab w:val="right" w:pos="8494"/>
         </w:tabs>
@@ -2663,7 +2589,7 @@
       <w:hyperlink w:anchor="_Toc137394108" w:history="1">
         <w:r>
           <w:rPr>
-            <w:rStyle w:val="Hyperlinkki"/>
+            <w:rStyle w:val="Hyperlink"/>
             <w:noProof/>
           </w:rPr>
           <w:t>Kuva 4. Uuden otsikkolajin lisääminen.</w:t>
@@ -2720,7 +2646,7 @@
     </w:p>
     <w:p>
       <w:pPr>
-        <w:pStyle w:val="Kuvaotsikkoluettelo"/>
+        <w:pStyle w:val="TableofFigures"/>
         <w:tabs>
           <w:tab w:val="right" w:pos="8494"/>
         </w:tabs>
@@ -2734,7 +2660,7 @@
       <w:hyperlink w:anchor="_Toc137394109" w:history="1">
         <w:r>
           <w:rPr>
-            <w:rStyle w:val="Hyperlinkki"/>
+            <w:rStyle w:val="Hyperlink"/>
             <w:noProof/>
           </w:rPr>
           <w:t>Kuva 5. Dokumentin tietojen muokkaus.</w:t>
@@ -2791,7 +2717,7 @@
     </w:p>
     <w:p>
       <w:pPr>
-        <w:pStyle w:val="Kuvaotsikkoluettelo"/>
+        <w:pStyle w:val="TableofFigures"/>
         <w:tabs>
           <w:tab w:val="right" w:pos="8494"/>
         </w:tabs>
@@ -2805,7 +2731,7 @@
       <w:hyperlink w:anchor="_Toc137394110" w:history="1">
         <w:r>
           <w:rPr>
-            <w:rStyle w:val="Hyperlinkki"/>
+            <w:rStyle w:val="Hyperlink"/>
             <w:noProof/>
           </w:rPr>
           <w:t>Kuva 6. Vienti PDF-muotoon.</w:t>
@@ -2862,7 +2788,7 @@
     </w:p>
     <w:p>
       <w:pPr>
-        <w:pStyle w:val="Kuvaotsikkoluettelo"/>
+        <w:pStyle w:val="TableofFigures"/>
         <w:tabs>
           <w:tab w:val="right" w:pos="8494"/>
         </w:tabs>
@@ -2876,7 +2802,7 @@
       <w:hyperlink w:anchor="_Toc137394111" w:history="1">
         <w:r>
           <w:rPr>
-            <w:rStyle w:val="Hyperlinkki"/>
+            <w:rStyle w:val="Hyperlink"/>
             <w:noProof/>
           </w:rPr>
           <w:t>Kuva 7. Muistutus helppokäyttöisyyden tarkistamisesta.</w:t>
@@ -2933,7 +2859,7 @@
     </w:p>
     <w:p>
       <w:pPr>
-        <w:pStyle w:val="Kuvaotsikkoluettelo"/>
+        <w:pStyle w:val="TableofFigures"/>
         <w:tabs>
           <w:tab w:val="right" w:pos="8494"/>
         </w:tabs>
@@ -2947,7 +2873,7 @@
       <w:hyperlink w:anchor="_Toc137394112" w:history="1">
         <w:r>
           <w:rPr>
-            <w:rStyle w:val="Hyperlinkki"/>
+            <w:rStyle w:val="Hyperlink"/>
             <w:noProof/>
           </w:rPr>
           <w:t>Kuva 8. PDF/A-tiedoston asetukset.</w:t>
@@ -3023,7 +2949,7 @@
     </w:p>
     <w:p>
       <w:pPr>
-        <w:pStyle w:val="Kuvaotsikkoluettelo"/>
+        <w:pStyle w:val="TableofFigures"/>
         <w:tabs>
           <w:tab w:val="right" w:pos="8494"/>
         </w:tabs>
@@ -3052,7 +2978,7 @@
       <w:hyperlink w:anchor="_Toc137394113" w:history="1">
         <w:r>
           <w:rPr>
-            <w:rStyle w:val="Hyperlinkki"/>
+            <w:rStyle w:val="Hyperlink"/>
             <w:noProof/>
           </w:rPr>
           <w:t>Kuvio 1. Esimerkki kuviosta (Lähdeviite).</w:t>
@@ -3123,7 +3049,7 @@
     </w:p>
     <w:p>
       <w:pPr>
-        <w:pStyle w:val="Kuvaotsikkoluettelo"/>
+        <w:pStyle w:val="TableofFigures"/>
         <w:tabs>
           <w:tab w:val="right" w:pos="8494"/>
         </w:tabs>
@@ -3161,7 +3087,7 @@
       <w:hyperlink w:anchor="_Toc137394114" w:history="1">
         <w:r>
           <w:rPr>
-            <w:rStyle w:val="Hyperlinkki"/>
+            <w:rStyle w:val="Hyperlink"/>
             <w:noProof/>
           </w:rPr>
           <w:t>Taulukko 1. Esimerkki taulukosta.</w:t>
@@ -3218,7 +3144,7 @@
     </w:p>
     <w:p>
       <w:pPr>
-        <w:pStyle w:val="Kuvaotsikkoluettelo"/>
+        <w:pStyle w:val="TableofFigures"/>
         <w:tabs>
           <w:tab w:val="right" w:pos="8494"/>
         </w:tabs>
@@ -3246,7 +3172,6 @@
           <w:docPart w:val="EBCC153CAB1B469AB0F8C53A2D61753B"/>
         </w:placeholder>
       </w:sdtPr>
-      <w:sdtEndPr/>
       <w:sdtContent>
         <w:p>
           <w:pPr>
@@ -3289,14 +3214,12 @@
       </w:r>
     </w:p>
     <w:p>
-      <w:proofErr w:type="spellStart"/>
       <w:r>
         <w:rPr>
           <w:b/>
         </w:rPr>
         <w:t>Huom</w:t>
       </w:r>
-      <w:proofErr w:type="spellEnd"/>
       <w:r>
         <w:rPr>
           <w:b/>
@@ -3410,7 +3333,6 @@
         </w:rPr>
         <w:t>(</w:t>
       </w:r>
-      <w:proofErr w:type="spellStart"/>
       <w:r>
         <w:rPr>
           <w:b/>
@@ -3419,7 +3341,6 @@
         </w:rPr>
         <w:t>Paragraph</w:t>
       </w:r>
-      <w:proofErr w:type="spellEnd"/>
       <w:r>
         <w:rPr>
           <w:bCs/>
@@ -3536,7 +3457,7 @@
     </w:p>
     <w:p>
       <w:pPr>
-        <w:pStyle w:val="Otsikko1"/>
+        <w:pStyle w:val="Heading1"/>
       </w:pPr>
       <w:bookmarkStart w:id="17" w:name="_Toc213692345"/>
       <w:bookmarkEnd w:id="6"/>
@@ -3584,7 +3505,7 @@
     </w:p>
     <w:p>
       <w:pPr>
-        <w:pStyle w:val="Otsikko2"/>
+        <w:pStyle w:val="Heading2"/>
         <w:numPr>
           <w:ilvl w:val="1"/>
           <w:numId w:val="10"/>
@@ -3632,7 +3553,7 @@
     </w:p>
     <w:p>
       <w:pPr>
-        <w:pStyle w:val="Otsikko2"/>
+        <w:pStyle w:val="Heading2"/>
         <w:numPr>
           <w:ilvl w:val="1"/>
           <w:numId w:val="10"/>
@@ -3675,7 +3596,7 @@
     </w:p>
     <w:p>
       <w:pPr>
-        <w:pStyle w:val="Otsikko1"/>
+        <w:pStyle w:val="Heading1"/>
       </w:pPr>
       <w:bookmarkStart w:id="20" w:name="_Toc213692348"/>
       <w:bookmarkStart w:id="21" w:name="_Toc237330449"/>
@@ -3695,31 +3616,7 @@
     </w:p>
     <w:p>
       <w:r>
-        <w:t>Digitalisaatio on yksi merkittävimmistä yhteiskunnallisista muutostrendeistä 2000-luvulla, ja sen vaikutukset ulottuvat myös urheilun maailmaan. Teknologinen kehitys, kuten sensorien, tekoälyn ja paikkatietoteknologioiden hyödyntäminen, on mullistanut sekä urheilun suorituskyvyn analysoinnin että harrastamisen tavat (</w:t>
-      </w:r>
-      <w:proofErr w:type="spellStart"/>
-      <w:r>
-        <w:t>Ratten</w:t>
-      </w:r>
-      <w:proofErr w:type="spellEnd"/>
-      <w:r>
-        <w:t>, 2020). Urheilun digitalisaatio tarkoittaa digitaalisten teknologioiden käyttöönottoa ja hyödyntämistä tiedonkeruussa, viestinnässä, analytiikassa ja päätöksenteossa (</w:t>
-      </w:r>
-      <w:proofErr w:type="spellStart"/>
-      <w:r>
-        <w:t>Bondarouk</w:t>
-      </w:r>
-      <w:proofErr w:type="spellEnd"/>
-      <w:r>
-        <w:t xml:space="preserve"> &amp; </w:t>
-      </w:r>
-      <w:proofErr w:type="spellStart"/>
-      <w:r>
-        <w:t>Brewster</w:t>
-      </w:r>
-      <w:proofErr w:type="spellEnd"/>
-      <w:r>
-        <w:t>, 2016).</w:t>
+        <w:t>Digitalisaatio on yksi merkittävimmistä yhteiskunnallisista muutostrendeistä 2000-luvulla, ja sen vaikutukset ulottuvat myös urheilun maailmaan. Teknologinen kehitys, kuten sensorien, tekoälyn ja paikkatietoteknologioiden hyödyntäminen, on mullistanut sekä urheilun suorituskyvyn analysoinnin että harrastamisen tavat (Ratten, 2020). Urheilun digitalisaatio tarkoittaa digitaalisten teknologioiden käyttöönottoa ja hyödyntämistä tiedonkeruussa, viestinnässä, analytiikassa ja päätöksenteossa (Bondarouk &amp; Brewster, 2016).</w:t>
       </w:r>
     </w:p>
     <w:p>
@@ -3730,7 +3627,7 @@
     <w:p/>
     <w:p>
       <w:pPr>
-        <w:pStyle w:val="Otsikko2"/>
+        <w:pStyle w:val="Heading2"/>
       </w:pPr>
       <w:bookmarkStart w:id="30" w:name="_Toc213692349"/>
       <w:r>
@@ -3763,35 +3660,11 @@
     </w:p>
     <w:p>
       <w:r>
-        <w:t>Digitaalisten ratkaisujen avulla urheilijat ja valmentajat voivat analysoida yksittäisiä suorituksia tarkasti, arvioida harjoittelun tehokkuutta ja suunnitella yksilöllisiä kehitysohjelmia (</w:t>
-      </w:r>
-      <w:proofErr w:type="spellStart"/>
-      <w:r>
-        <w:t>Ratten</w:t>
-      </w:r>
-      <w:proofErr w:type="spellEnd"/>
-      <w:r>
-        <w:t xml:space="preserve">, 2020). Lisäksi urheilun digitalisaatio on lisännyt harrastajien mahdollisuuksia osallistua virtuaalisiin tapahtumiin ja </w:t>
+        <w:t xml:space="preserve">Digitaalisten ratkaisujen avulla urheilijat ja valmentajat voivat analysoida yksittäisiä suorituksia tarkasti, arvioida harjoittelun tehokkuutta ja suunnitella yksilöllisiä kehitysohjelmia (Ratten, 2020). Lisäksi urheilun digitalisaatio on lisännyt harrastajien mahdollisuuksia osallistua virtuaalisiin tapahtumiin ja </w:t>
       </w:r>
       <w:r>
         <w:lastRenderedPageBreak/>
-        <w:t>seurata urheilua digitaalisilla alustoilla. Tällä on ollut positiivinen vaikutus urheilun saavutettavuuteen ja yhteisöllisyyteen (</w:t>
-      </w:r>
-      <w:proofErr w:type="spellStart"/>
-      <w:r>
-        <w:t>Bondarouk</w:t>
-      </w:r>
-      <w:proofErr w:type="spellEnd"/>
-      <w:r>
-        <w:t xml:space="preserve"> &amp; </w:t>
-      </w:r>
-      <w:proofErr w:type="spellStart"/>
-      <w:r>
-        <w:t>Brewster</w:t>
-      </w:r>
-      <w:proofErr w:type="spellEnd"/>
-      <w:r>
-        <w:t>, 2016).</w:t>
+        <w:t>seurata urheilua digitaalisilla alustoilla. Tällä on ollut positiivinen vaikutus urheilun saavutettavuuteen ja yhteisöllisyyteen (Bondarouk &amp; Brewster, 2016).</w:t>
       </w:r>
     </w:p>
     <w:p>
@@ -3826,15 +3699,7 @@
     </w:p>
     <w:p>
       <w:r>
-        <w:t xml:space="preserve">Suunnistus on yksi niistä urheilulajeista, joissa digitalisaatio on muuttanut toimintaympäristöä perusteellisesti. Perinteisesti suunnistus on perustunut paperikarttoihin ja manuaalisiin leimausjärjestelmiin, mutta nykyään kilpailut ja harjoittelu nojaavat vahvasti digitaalisiin teknologioihin (International </w:t>
-      </w:r>
-      <w:proofErr w:type="spellStart"/>
-      <w:r>
-        <w:t>Orienteering</w:t>
-      </w:r>
-      <w:proofErr w:type="spellEnd"/>
-      <w:r>
-        <w:t xml:space="preserve"> Federation [IOF], 2022).</w:t>
+        <w:t>Suunnistus on yksi niistä urheilulajeista, joissa digitalisaatio on muuttanut toimintaympäristöä perusteellisesti. Perinteisesti suunnistus on perustunut paperikarttoihin ja manuaalisiin leimausjärjestelmiin, mutta nykyään kilpailut ja harjoittelu nojaavat vahvasti digitaalisiin teknologioihin (International Orienteering Federation [IOF], 2022).</w:t>
       </w:r>
     </w:p>
     <w:p>
@@ -3854,15 +3719,7 @@
     </w:p>
     <w:p>
       <w:r>
-        <w:t>Merkittävin muutos suunnistuksessa on GPS-teknologian käyttöönotto. Sen avulla urheilijoiden suorituksia voidaan seurata reaaliaikaisesti, ja kilpailujen jälkeen reitit voidaan analysoida yksityiskohtaisesti (</w:t>
-      </w:r>
-      <w:proofErr w:type="spellStart"/>
-      <w:r>
-        <w:t>Schuster</w:t>
-      </w:r>
-      <w:proofErr w:type="spellEnd"/>
-      <w:r>
-        <w:t xml:space="preserve"> et al., 2018). Tämä mahdollistaa suorituksen vahvuuksien ja kehityskohteiden tunnistamisen. GPS-seuranta on myös lisännyt suunnistuksen läpinäkyvyyttä ja yleisöystävällisyyttä, sillä suorituksia voidaan seurata visuaalisesti kilpailujen aikana.</w:t>
+        <w:t>Merkittävin muutos suunnistuksessa on GPS-teknologian käyttöönotto. Sen avulla urheilijoiden suorituksia voidaan seurata reaaliaikaisesti, ja kilpailujen jälkeen reitit voidaan analysoida yksityiskohtaisesti (Schuster et al., 2018). Tämä mahdollistaa suorituksen vahvuuksien ja kehityskohteiden tunnistamisen. GPS-seuranta on myös lisännyt suunnistuksen läpinäkyvyyttä ja yleisöystävällisyyttä, sillä suorituksia voidaan seurata visuaalisesti kilpailujen aikana.</w:t>
       </w:r>
     </w:p>
     <w:p>
@@ -3889,7 +3746,6 @@
       <w:r>
         <w:t xml:space="preserve">Digitalisaatio on vaikuttanut myös suunnistuksen harjoittelumenetelmiin. Sovellukset, kuten </w:t>
       </w:r>
-      <w:proofErr w:type="spellStart"/>
       <w:r>
         <w:rPr>
           <w:b/>
@@ -3897,7 +3753,6 @@
         </w:rPr>
         <w:t>MapRun</w:t>
       </w:r>
-      <w:proofErr w:type="spellEnd"/>
       <w:r>
         <w:t xml:space="preserve"> ja </w:t>
       </w:r>
@@ -3909,15 +3764,7 @@
         <w:t>OCAD</w:t>
       </w:r>
       <w:r>
-        <w:t>, tarjoavat mahdollisuuden virtuaalisiin harjoituksiin ilman fyysisiä rasteja (</w:t>
-      </w:r>
-      <w:proofErr w:type="spellStart"/>
-      <w:r>
-        <w:t>MapRun</w:t>
-      </w:r>
-      <w:proofErr w:type="spellEnd"/>
-      <w:r>
-        <w:t>, 2023). Näiden ohjelmistojen avulla urheilijat voivat harjoitella reitinvalintaa, ajankäyttöä ja päätöksentekoa myös kaupunki- tai koulutusympäristöissä.</w:t>
+        <w:t>, tarjoavat mahdollisuuden virtuaalisiin harjoituksiin ilman fyysisiä rasteja (MapRun, 2023). Näiden ohjelmistojen avulla urheilijat voivat harjoitella reitinvalintaa, ajankäyttöä ja päätöksentekoa myös kaupunki- tai koulutusympäristöissä.</w:t>
       </w:r>
     </w:p>
     <w:p>
@@ -3958,15 +3805,7 @@
     </w:p>
     <w:p>
       <w:r>
-        <w:t>Digitalisaation tuomat mahdollisuudet eivät ole täysin ongelmattomia. Teknologian luotettavuus, tietoturva ja urheilijoiden yksityisyyden suoja ovat nousseet keskeisiksi keskustelunaiheiksi (</w:t>
-      </w:r>
-      <w:proofErr w:type="spellStart"/>
-      <w:r>
-        <w:t>Ratten</w:t>
-      </w:r>
-      <w:proofErr w:type="spellEnd"/>
-      <w:r>
-        <w:t>, 2020). Esimerkiksi GPS-seurannan ja datankeruun yhteydessä on tärkeää varmistaa, että urheilijoiden henkilökohtaisia tietoja käsitellään asianmukaisesti.</w:t>
+        <w:t>Digitalisaation tuomat mahdollisuudet eivät ole täysin ongelmattomia. Teknologian luotettavuus, tietoturva ja urheilijoiden yksityisyyden suoja ovat nousseet keskeisiksi keskustelunaiheiksi (Ratten, 2020). Esimerkiksi GPS-seurannan ja datankeruun yhteydessä on tärkeää varmistaa, että urheilijoiden henkilökohtaisia tietoja käsitellään asianmukaisesti.</w:t>
       </w:r>
     </w:p>
     <w:p>
@@ -4002,15 +3841,7 @@
     <w:p>
       <w:r>
         <w:lastRenderedPageBreak/>
-        <w:t>Moderni urheiluanalytiikka hyödyntää koneoppimista ja tekoälyä ennustamaan suorituksia sekä tunnistamaan poikkeavuuksia tai suoritusmalleja (</w:t>
-      </w:r>
-      <w:proofErr w:type="spellStart"/>
-      <w:r>
-        <w:t>Garg</w:t>
-      </w:r>
-      <w:proofErr w:type="spellEnd"/>
-      <w:r>
-        <w:t xml:space="preserve"> et al., 2022). Näiden työkalujen avulla voidaan optimoida harjoitusten sisältöä ja ajoitusta sekä arvioida palautumisen tehokkuutta.</w:t>
+        <w:t>Moderni urheiluanalytiikka hyödyntää koneoppimista ja tekoälyä ennustamaan suorituksia sekä tunnistamaan poikkeavuuksia tai suoritusmalleja (Garg et al., 2022). Näiden työkalujen avulla voidaan optimoida harjoitusten sisältöä ja ajoitusta sekä arvioida palautumisen tehokkuutta.</w:t>
       </w:r>
     </w:p>
     <w:p>
@@ -4022,117 +3853,11 @@
       <w:r>
         <w:t xml:space="preserve">Tulosanalytiikka ei ole enää vain huippu-urheilun osa-alue, vaan se on yhä useammin käytössä myös harrastajatasolla, esimerkiksi mobiilisovellusten ja GPS-seurantalaitteiden avulla. </w:t>
       </w:r>
-      <w:proofErr w:type="spellStart"/>
       <w:r>
         <w:rPr>
           <w:lang w:val="en-FI"/>
         </w:rPr>
-        <w:t>Tämä</w:t>
-      </w:r>
-      <w:proofErr w:type="spellEnd"/>
-      <w:r>
-        <w:rPr>
-          <w:lang w:val="en-FI"/>
-        </w:rPr>
-        <w:t xml:space="preserve"> on </w:t>
-      </w:r>
-      <w:proofErr w:type="spellStart"/>
-      <w:r>
-        <w:rPr>
-          <w:lang w:val="en-FI"/>
-        </w:rPr>
-        <w:t>lisännyt</w:t>
-      </w:r>
-      <w:proofErr w:type="spellEnd"/>
-      <w:r>
-        <w:rPr>
-          <w:lang w:val="en-FI"/>
-        </w:rPr>
-        <w:t xml:space="preserve"> </w:t>
-      </w:r>
-      <w:proofErr w:type="spellStart"/>
-      <w:r>
-        <w:rPr>
-          <w:lang w:val="en-FI"/>
-        </w:rPr>
-        <w:t>urheilun</w:t>
-      </w:r>
-      <w:proofErr w:type="spellEnd"/>
-      <w:r>
-        <w:rPr>
-          <w:lang w:val="en-FI"/>
-        </w:rPr>
-        <w:t xml:space="preserve"> </w:t>
-      </w:r>
-      <w:proofErr w:type="spellStart"/>
-      <w:r>
-        <w:rPr>
-          <w:lang w:val="en-FI"/>
-        </w:rPr>
-        <w:t>itsearviointia</w:t>
-      </w:r>
-      <w:proofErr w:type="spellEnd"/>
-      <w:r>
-        <w:rPr>
-          <w:lang w:val="en-FI"/>
-        </w:rPr>
-        <w:t xml:space="preserve"> </w:t>
-      </w:r>
-      <w:proofErr w:type="spellStart"/>
-      <w:r>
-        <w:rPr>
-          <w:lang w:val="en-FI"/>
-        </w:rPr>
-        <w:t>ja</w:t>
-      </w:r>
-      <w:proofErr w:type="spellEnd"/>
-      <w:r>
-        <w:rPr>
-          <w:lang w:val="en-FI"/>
-        </w:rPr>
-        <w:t xml:space="preserve"> </w:t>
-      </w:r>
-      <w:proofErr w:type="spellStart"/>
-      <w:r>
-        <w:rPr>
-          <w:lang w:val="en-FI"/>
-        </w:rPr>
-        <w:t>yksilöllistä</w:t>
-      </w:r>
-      <w:proofErr w:type="spellEnd"/>
-      <w:r>
-        <w:rPr>
-          <w:lang w:val="en-FI"/>
-        </w:rPr>
-        <w:t xml:space="preserve"> </w:t>
-      </w:r>
-      <w:proofErr w:type="spellStart"/>
-      <w:r>
-        <w:rPr>
-          <w:lang w:val="en-FI"/>
-        </w:rPr>
-        <w:t>kehittämistä</w:t>
-      </w:r>
-      <w:proofErr w:type="spellEnd"/>
-      <w:r>
-        <w:rPr>
-          <w:lang w:val="en-FI"/>
-        </w:rPr>
-        <w:t xml:space="preserve"> (</w:t>
-      </w:r>
-      <w:proofErr w:type="spellStart"/>
-      <w:r>
-        <w:rPr>
-          <w:lang w:val="en-FI"/>
-        </w:rPr>
-        <w:t>Ratten</w:t>
-      </w:r>
-      <w:proofErr w:type="spellEnd"/>
-      <w:r>
-        <w:rPr>
-          <w:lang w:val="en-FI"/>
-        </w:rPr>
-        <w:t>, 2020).</w:t>
+        <w:t>Tämä on lisännyt urheilun itsearviointia ja yksilöllistä kehittämistä (Ratten, 2020).</w:t>
       </w:r>
     </w:p>
     <w:p>
@@ -4182,15 +3907,7 @@
     </w:p>
     <w:p>
       <w:r>
-        <w:t>Suunnistuksessa tulosanalytiikka perustuu ennen kaikkea GPS-jälkien, aikavälien ja reittivalintojen tarkasteluun (</w:t>
-      </w:r>
-      <w:proofErr w:type="spellStart"/>
-      <w:r>
-        <w:t>Schuster</w:t>
-      </w:r>
-      <w:proofErr w:type="spellEnd"/>
-      <w:r>
-        <w:t xml:space="preserve"> et al., 2018). Urheilijoiden liikkumista seurataan tarkasti, ja kerätty data mahdollistaa yksityiskohtaisen analyysin reitinvalinnoista, vauhdinjaosta ja virheiden vaikutuksesta kokonaissuoritukseen.</w:t>
+        <w:t>Suunnistuksessa tulosanalytiikka perustuu ennen kaikkea GPS-jälkien, aikavälien ja reittivalintojen tarkasteluun (Schuster et al., 2018). Urheilijoiden liikkumista seurataan tarkasti, ja kerätty data mahdollistaa yksityiskohtaisen analyysin reitinvalinnoista, vauhdinjaosta ja virheiden vaikutuksesta kokonaissuoritukseen.</w:t>
       </w:r>
     </w:p>
     <w:p>
@@ -4217,7 +3934,6 @@
       <w:r>
         <w:t xml:space="preserve">Tulosanalytiikkaa tukevat nykyään useat digitaaliset työkalut, kuten </w:t>
       </w:r>
-      <w:proofErr w:type="spellStart"/>
       <w:r>
         <w:rPr>
           <w:b/>
@@ -4225,11 +3941,9 @@
         </w:rPr>
         <w:t>QuickRoute</w:t>
       </w:r>
-      <w:proofErr w:type="spellEnd"/>
       <w:r>
         <w:t xml:space="preserve">, </w:t>
       </w:r>
-      <w:proofErr w:type="spellStart"/>
       <w:r>
         <w:rPr>
           <w:b/>
@@ -4237,11 +3951,9 @@
         </w:rPr>
         <w:t>Livelox</w:t>
       </w:r>
-      <w:proofErr w:type="spellEnd"/>
       <w:r>
         <w:t xml:space="preserve"> ja </w:t>
       </w:r>
-      <w:proofErr w:type="spellStart"/>
       <w:r>
         <w:rPr>
           <w:b/>
@@ -4249,30 +3961,13 @@
         </w:rPr>
         <w:t>MapRun</w:t>
       </w:r>
-      <w:proofErr w:type="spellEnd"/>
-      <w:r>
-        <w:t>, jotka mahdollistavat GPS-jälkien vertailun ja reaaliaikaisen datan visualisoinnin (</w:t>
-      </w:r>
-      <w:proofErr w:type="spellStart"/>
-      <w:r>
-        <w:t>MapRun</w:t>
-      </w:r>
-      <w:proofErr w:type="spellEnd"/>
-      <w:r>
-        <w:t>, 2023). Näiden ohjelmien avulla urheilija voi tarkastella omaa reittiään suhteessa muihin kilpailijoihin sekä analysoida päätöksentekonsa tehokkuutta eri maastotyypeissä.</w:t>
-      </w:r>
-    </w:p>
-    <w:p>
-      <w:r>
-        <w:t>Lisäksi tekoälypohjaiset sovellukset kykenevät tunnistamaan toistuvia virhemalleja ja suosittelemaan parannuksia harjoitteluun (</w:t>
-      </w:r>
-      <w:proofErr w:type="spellStart"/>
-      <w:r>
-        <w:t>Garg</w:t>
-      </w:r>
-      <w:proofErr w:type="spellEnd"/>
-      <w:r>
-        <w:t xml:space="preserve"> et al., 2022). </w:t>
+      <w:r>
+        <w:t>, jotka mahdollistavat GPS-jälkien vertailun ja reaaliaikaisen datan visualisoinnin (MapRun, 2023). Näiden ohjelmien avulla urheilija voi tarkastella omaa reittiään suhteessa muihin kilpailijoihin sekä analysoida päätöksentekonsa tehokkuutta eri maastotyypeissä.</w:t>
+      </w:r>
+    </w:p>
+    <w:p>
+      <w:r>
+        <w:t xml:space="preserve">Lisäksi tekoälypohjaiset sovellukset kykenevät tunnistamaan toistuvia virhemalleja ja suosittelemaan parannuksia harjoitteluun (Garg et al., 2022). </w:t>
       </w:r>
       <w:r>
         <w:lastRenderedPageBreak/>
@@ -4296,23 +3991,7 @@
     </w:p>
     <w:p>
       <w:r>
-        <w:t>Reaaliaikainen tulosanalytiikka on lisännyt myös kilpailuiden läpinäkyvyyttä ja yleisön sitoutumista. Katsojat voivat seurata kilpailijoiden liikkeitä suorana GPS-seurannan avulla, mikä tekee lajista visuaalisesti kiinnostavamman ja helpommin seurattavan (</w:t>
-      </w:r>
-      <w:proofErr w:type="spellStart"/>
-      <w:r>
-        <w:t>Schuster</w:t>
-      </w:r>
-      <w:proofErr w:type="spellEnd"/>
-      <w:r>
-        <w:t xml:space="preserve"> et al., 2018). Samalla järjestäjät voivat hyödyntää dataa turvallisuuden varmistamiseen ja kilpailulogistiikan kehittämiseen (International </w:t>
-      </w:r>
-      <w:proofErr w:type="spellStart"/>
-      <w:r>
-        <w:t>Orienteering</w:t>
-      </w:r>
-      <w:proofErr w:type="spellEnd"/>
-      <w:r>
-        <w:t xml:space="preserve"> Federation [IOF], 2022).</w:t>
+        <w:t>Reaaliaikainen tulosanalytiikka on lisännyt myös kilpailuiden läpinäkyvyyttä ja yleisön sitoutumista. Katsojat voivat seurata kilpailijoiden liikkeitä suorana GPS-seurannan avulla, mikä tekee lajista visuaalisesti kiinnostavamman ja helpommin seurattavan (Schuster et al., 2018). Samalla järjestäjät voivat hyödyntää dataa turvallisuuden varmistamiseen ja kilpailulogistiikan kehittämiseen (International Orienteering Federation [IOF], 2022).</w:t>
       </w:r>
     </w:p>
     <w:p>
@@ -4352,41 +4031,17 @@
     </w:p>
     <w:p>
       <w:r>
-        <w:t>Haasteina voidaan pitää datan tulkinnan monimutkaisuutta sekä teknologisten välineiden luotettavuutta maasto-olosuhteissa. GPS-seuranta ei aina toimi tarkasti vaikeissa maastoissa tai tiheän puuston alueilla (</w:t>
-      </w:r>
-      <w:proofErr w:type="spellStart"/>
-      <w:r>
-        <w:t>Schuster</w:t>
-      </w:r>
-      <w:proofErr w:type="spellEnd"/>
-      <w:r>
-        <w:t xml:space="preserve"> et al., 2018). Lisäksi suurten datamäärien hallinta edellyttää osaamista ja välineitä, jotta analyysistä saadaan luotettavia johtopäätöksiä (</w:t>
-      </w:r>
-      <w:proofErr w:type="spellStart"/>
-      <w:r>
-        <w:t>Garg</w:t>
-      </w:r>
-      <w:proofErr w:type="spellEnd"/>
-      <w:r>
-        <w:t xml:space="preserve"> et al., 2022).</w:t>
-      </w:r>
-    </w:p>
-    <w:p>
-      <w:r>
-        <w:t>Eettisestä näkökulmasta on huomioitava myös urheilijoiden tietosuoja. Datan kerääminen ja jakaminen edellyttävät vastuullista käsittelyä, jotta yksilön oikeudet eivät vaarannu (</w:t>
-      </w:r>
-      <w:proofErr w:type="spellStart"/>
-      <w:r>
-        <w:t>Ratten</w:t>
-      </w:r>
-      <w:proofErr w:type="spellEnd"/>
-      <w:r>
-        <w:t>, 2020).</w:t>
-      </w:r>
-    </w:p>
-    <w:p>
-      <w:pPr>
-        <w:pStyle w:val="Otsikko2"/>
+        <w:t>Haasteina voidaan pitää datan tulkinnan monimutkaisuutta sekä teknologisten välineiden luotettavuutta maasto-olosuhteissa. GPS-seuranta ei aina toimi tarkasti vaikeissa maastoissa tai tiheän puuston alueilla (Schuster et al., 2018). Lisäksi suurten datamäärien hallinta edellyttää osaamista ja välineitä, jotta analyysistä saadaan luotettavia johtopäätöksiä (Garg et al., 2022).</w:t>
+      </w:r>
+    </w:p>
+    <w:p>
+      <w:r>
+        <w:t>Eettisestä näkökulmasta on huomioitava myös urheilijoiden tietosuoja. Datan kerääminen ja jakaminen edellyttävät vastuullista käsittelyä, jotta yksilön oikeudet eivät vaarannu (Ratten, 2020).</w:t>
+      </w:r>
+    </w:p>
+    <w:p>
+      <w:pPr>
+        <w:pStyle w:val="Heading2"/>
       </w:pPr>
       <w:bookmarkStart w:id="31" w:name="_Toc213692350"/>
       <w:r>
@@ -4396,7 +4051,7 @@
     </w:p>
     <w:p>
       <w:pPr>
-        <w:pStyle w:val="Otsikko1"/>
+        <w:pStyle w:val="Heading1"/>
       </w:pPr>
       <w:bookmarkStart w:id="32" w:name="_Toc213692351"/>
       <w:r>
@@ -4407,7 +4062,7 @@
     </w:p>
     <w:p>
       <w:pPr>
-        <w:pStyle w:val="Otsikko2"/>
+        <w:pStyle w:val="Heading2"/>
         <w:ind w:left="357" w:hanging="357"/>
       </w:pPr>
       <w:bookmarkStart w:id="33" w:name="_Toc213692352"/>
@@ -4417,34 +4072,13 @@
       <w:bookmarkEnd w:id="33"/>
     </w:p>
     <w:p>
-      <w:proofErr w:type="spellStart"/>
-      <w:r>
-        <w:t>ORAOwl</w:t>
-      </w:r>
-      <w:proofErr w:type="spellEnd"/>
-      <w:r>
-        <w:t>-projektin kehityksessä hyödynnettiin ketteriä ohjelmistokehitysmenetelmiä, jotka tukevat iteratiivista ja joustavaa työskentelytapaa. Ketterien menetelmien perusperiaatteena on ohjelmiston kehittäminen vaiheittain siten, että käyttäjien ja sidosryhmien palautetta voidaan hyödyntää jo varhaisessa vaiheessa kehitysprosessia.</w:t>
-      </w:r>
-    </w:p>
-    <w:p>
-      <w:r>
-        <w:t xml:space="preserve">Projektissa ei sovellettu yhtä tiettyä menetelmää, kuten </w:t>
-      </w:r>
-      <w:proofErr w:type="spellStart"/>
-      <w:r>
-        <w:t>Scrumia</w:t>
-      </w:r>
-      <w:proofErr w:type="spellEnd"/>
-      <w:r>
-        <w:t xml:space="preserve"> tai </w:t>
-      </w:r>
-      <w:proofErr w:type="spellStart"/>
-      <w:r>
-        <w:t>Kanbania</w:t>
-      </w:r>
-      <w:proofErr w:type="spellEnd"/>
-      <w:r>
-        <w:t>, vaan niiden periaatteita mukautettiin projektin kokoon ja tavoitteisiin sopiviksi. Työn eteneminen jaettiin pienempiin osiin, joissa jokaisessa keskityttiin tiettyyn toiminnallisuuteen, kuten tulostiedoston käsittelyyn, tietokantarakenteen suunnitteluun tai käyttöliittymän toteutukseen. Tämä mahdollisti nopean testaamisen ja virheiden korjaamisen ennen seuraavaa kehitysvaihetta.</w:t>
+      <w:r>
+        <w:t>ORAOwl-projektin kehityksessä hyödynnettiin ketteriä ohjelmistokehitysmenetelmiä, jotka tukevat iteratiivista ja joustavaa työskentelytapaa. Ketterien menetelmien perusperiaatteena on ohjelmiston kehittäminen vaiheittain siten, että käyttäjien ja sidosryhmien palautetta voidaan hyödyntää jo varhaisessa vaiheessa kehitysprosessia.</w:t>
+      </w:r>
+    </w:p>
+    <w:p>
+      <w:r>
+        <w:t>Projektissa ei sovellettu yhtä tiettyä menetelmää, kuten Scrumia tai Kanbania, vaan niiden periaatteita mukautettiin projektin kokoon ja tavoitteisiin sopiviksi. Työn eteneminen jaettiin pienempiin osiin, joissa jokaisessa keskityttiin tiettyyn toiminnallisuuteen, kuten tulostiedoston käsittelyyn, tietokantarakenteen suunnitteluun tai käyttöliittymän toteutukseen. Tämä mahdollisti nopean testaamisen ja virheiden korjaamisen ennen seuraavaa kehitysvaihetta.</w:t>
       </w:r>
     </w:p>
     <w:p>
@@ -4454,21 +4088,13 @@
     </w:p>
     <w:p>
       <w:r>
-        <w:t xml:space="preserve">Ketterät menetelmät osoittautuivat toimiviksi erityisesti opiskelijaprojektissa, jossa resurssit ja aikataulut voivat vaihdella. Ne tukivat tavoitteellista mutta joustavaa työskentelyä ja mahdollistivat sen, että </w:t>
-      </w:r>
-      <w:proofErr w:type="spellStart"/>
-      <w:r>
-        <w:t>ORAOwl</w:t>
-      </w:r>
-      <w:proofErr w:type="spellEnd"/>
-      <w:r>
-        <w:t>-projektin tuloksena syntyi toimiva ja testattavissa oleva sovellusprototyyppi.</w:t>
+        <w:t>Ketterät menetelmät osoittautuivat toimiviksi erityisesti opiskelijaprojektissa, jossa resurssit ja aikataulut voivat vaihdella. Ne tukivat tavoitteellista mutta joustavaa työskentelyä ja mahdollistivat sen, että ORAOwl-projektin tuloksena syntyi toimiva ja testattavissa oleva sovellusprototyyppi.</w:t>
       </w:r>
     </w:p>
     <w:p/>
     <w:p>
       <w:pPr>
-        <w:pStyle w:val="Otsikko2"/>
+        <w:pStyle w:val="Heading2"/>
       </w:pPr>
       <w:bookmarkStart w:id="34" w:name="_Toc213692353"/>
       <w:r>
@@ -4494,39 +4120,7 @@
     <w:p>
       <w:r>
         <w:lastRenderedPageBreak/>
-        <w:t>Python on yksi maailman laajimmin käytetyistä ohjelmointikielistä, ja sen suosio perustuu selkeään syntaksiin, monipuolisuuteen sekä laajaan kirjastotukeen (</w:t>
-      </w:r>
-      <w:proofErr w:type="spellStart"/>
-      <w:r>
-        <w:t>Lutz</w:t>
-      </w:r>
-      <w:proofErr w:type="spellEnd"/>
-      <w:r>
-        <w:t xml:space="preserve">, 2021). Kieli on tulkattava ja korkean tason ohjelmointikieli, joka tukee useita ohjelmointiparadigmoja, kuten oliopohjaista ja funktionaalista ohjelmointia (Van </w:t>
-      </w:r>
-      <w:proofErr w:type="spellStart"/>
-      <w:r>
-        <w:t>Rossum</w:t>
-      </w:r>
-      <w:proofErr w:type="spellEnd"/>
-      <w:r>
-        <w:t xml:space="preserve"> &amp; </w:t>
-      </w:r>
-      <w:proofErr w:type="spellStart"/>
-      <w:r>
-        <w:t>Drake</w:t>
-      </w:r>
-      <w:proofErr w:type="spellEnd"/>
-      <w:r>
-        <w:t>, 2009). Pythonin yhteisölähtöinen kehitys ja avoimen lähdekoodin filosofia ovat tehneet siitä keskeisen työkalun muun muassa data-analytiikan, tekoälyn ja verkkosovellusten kehityksessä (</w:t>
-      </w:r>
-      <w:proofErr w:type="spellStart"/>
-      <w:r>
-        <w:t>Downey</w:t>
-      </w:r>
-      <w:proofErr w:type="spellEnd"/>
-      <w:r>
-        <w:t>, 2015).</w:t>
+        <w:t>Python on yksi maailman laajimmin käytetyistä ohjelmointikielistä, ja sen suosio perustuu selkeään syntaksiin, monipuolisuuteen sekä laajaan kirjastotukeen (Lutz, 2021). Kieli on tulkattava ja korkean tason ohjelmointikieli, joka tukee useita ohjelmointiparadigmoja, kuten oliopohjaista ja funktionaalista ohjelmointia (Van Rossum &amp; Drake, 2009). Pythonin yhteisölähtöinen kehitys ja avoimen lähdekoodin filosofia ovat tehneet siitä keskeisen työkalun muun muassa data-analytiikan, tekoälyn ja verkkosovellusten kehityksessä (Downey, 2015).</w:t>
       </w:r>
     </w:p>
     <w:p>
@@ -4546,153 +4140,17 @@
     </w:p>
     <w:p>
       <w:r>
-        <w:t xml:space="preserve">Django on Pythonilla toteutettu korkean tason verkkokehys, joka noudattaa </w:t>
-      </w:r>
-      <w:proofErr w:type="spellStart"/>
-      <w:r>
-        <w:t>Model</w:t>
-      </w:r>
-      <w:proofErr w:type="spellEnd"/>
-      <w:r>
-        <w:t>–</w:t>
-      </w:r>
-      <w:proofErr w:type="spellStart"/>
-      <w:r>
-        <w:t>Template</w:t>
-      </w:r>
-      <w:proofErr w:type="spellEnd"/>
-      <w:r>
-        <w:t>–</w:t>
-      </w:r>
-      <w:proofErr w:type="spellStart"/>
-      <w:r>
-        <w:t>View</w:t>
-      </w:r>
-      <w:proofErr w:type="spellEnd"/>
-      <w:r>
-        <w:t xml:space="preserve"> (MTV) -arkkitehtuurimallia (</w:t>
-      </w:r>
-      <w:proofErr w:type="spellStart"/>
-      <w:r>
-        <w:t>Holovaty</w:t>
-      </w:r>
-      <w:proofErr w:type="spellEnd"/>
-      <w:r>
-        <w:t xml:space="preserve"> &amp; </w:t>
-      </w:r>
-      <w:proofErr w:type="spellStart"/>
-      <w:r>
-        <w:t>Kaplan</w:t>
-      </w:r>
-      <w:proofErr w:type="spellEnd"/>
-      <w:r>
-        <w:t>-Moss, 2009). Sen tavoitteena on nopeuttaa kehitysprosessia tarjoamalla valmiita ratkaisuja yleisiin verkkokehityksen tarpeisiin, kuten tietokantamigraatioihin, käyttäjähallintaan ja tietoturvaan (</w:t>
-      </w:r>
-      <w:proofErr w:type="spellStart"/>
-      <w:r>
-        <w:t>Redwine</w:t>
-      </w:r>
-      <w:proofErr w:type="spellEnd"/>
-      <w:r>
-        <w:t>, 2022).</w:t>
-      </w:r>
-    </w:p>
-    <w:p>
-      <w:r>
-        <w:t>Django korostaa kehitysfilosofiaa “</w:t>
-      </w:r>
-      <w:proofErr w:type="spellStart"/>
-      <w:r>
-        <w:t>Don’t</w:t>
-      </w:r>
-      <w:proofErr w:type="spellEnd"/>
-      <w:r>
-        <w:t xml:space="preserve"> </w:t>
-      </w:r>
-      <w:proofErr w:type="spellStart"/>
-      <w:r>
-        <w:t>Repeat</w:t>
-      </w:r>
-      <w:proofErr w:type="spellEnd"/>
-      <w:r>
-        <w:t xml:space="preserve"> </w:t>
-      </w:r>
-      <w:proofErr w:type="spellStart"/>
-      <w:r>
-        <w:t>Yourself</w:t>
-      </w:r>
-      <w:proofErr w:type="spellEnd"/>
-      <w:r>
-        <w:t>” (DRY), joka kannustaa koodin uudelleenkäyttöön ja modulaarisuuteen (</w:t>
-      </w:r>
-      <w:proofErr w:type="spellStart"/>
-      <w:r>
-        <w:t>Holovaty</w:t>
-      </w:r>
-      <w:proofErr w:type="spellEnd"/>
-      <w:r>
-        <w:t xml:space="preserve"> &amp; </w:t>
-      </w:r>
-      <w:proofErr w:type="spellStart"/>
-      <w:r>
-        <w:t>Kaplan</w:t>
-      </w:r>
-      <w:proofErr w:type="spellEnd"/>
-      <w:r>
-        <w:t>-Moss, 2009). Se sisältää sisäänrakennetut suojaukset yleisimpiä verkkosovellusten haavoittuvuuksia, kuten SQL-injektioita, Cross-</w:t>
-      </w:r>
-      <w:proofErr w:type="spellStart"/>
-      <w:r>
-        <w:t>Site</w:t>
-      </w:r>
-      <w:proofErr w:type="spellEnd"/>
-      <w:r>
-        <w:t xml:space="preserve"> Scripting (XSS) -hyökkäyksiä ja Cross-</w:t>
-      </w:r>
-      <w:proofErr w:type="spellStart"/>
-      <w:r>
-        <w:t>Site</w:t>
-      </w:r>
-      <w:proofErr w:type="spellEnd"/>
-      <w:r>
-        <w:t xml:space="preserve"> </w:t>
-      </w:r>
-      <w:proofErr w:type="spellStart"/>
-      <w:r>
-        <w:t>Request</w:t>
-      </w:r>
-      <w:proofErr w:type="spellEnd"/>
-      <w:r>
-        <w:t xml:space="preserve"> </w:t>
-      </w:r>
-      <w:proofErr w:type="spellStart"/>
-      <w:r>
-        <w:t>Forgery</w:t>
-      </w:r>
-      <w:proofErr w:type="spellEnd"/>
-      <w:r>
-        <w:t xml:space="preserve"> (CSRF) -hyökkäyksiä vastaan (</w:t>
-      </w:r>
-      <w:proofErr w:type="spellStart"/>
-      <w:r>
-        <w:t>Wheeler</w:t>
-      </w:r>
-      <w:proofErr w:type="spellEnd"/>
-      <w:r>
-        <w:t>, 2020).</w:t>
-      </w:r>
-    </w:p>
-    <w:p>
-      <w:r>
-        <w:t>Djangon vahvuus on myös sen skaalautuvuudessa: se soveltuu sekä pieniin että laajoihin, pilvipalveluissa toimiviin sovelluksiin. Useat kansainvälisesti tunnetut yritykset, kuten Instagram ja Spotify, ovat hyödyntäneet Djangoa palveluinfrastruktuurinsa perustana (</w:t>
-      </w:r>
-      <w:proofErr w:type="spellStart"/>
-      <w:r>
-        <w:t>Wheeler</w:t>
-      </w:r>
-      <w:proofErr w:type="spellEnd"/>
-      <w:r>
-        <w:t>, 2020). Näin Django muodostaa keskeisen osan modernia Python-ekosysteemiä, joka yhdistää tehokkaan kehityksen, turvallisuuden ja ylläpidettävyyden.</w:t>
+        <w:t>Django on Pythonilla toteutettu korkean tason verkkokehys, joka noudattaa Model–Template–View (MTV) -arkkitehtuurimallia (Holovaty &amp; Kaplan-Moss, 2009). Sen tavoitteena on nopeuttaa kehitysprosessia tarjoamalla valmiita ratkaisuja yleisiin verkkokehityksen tarpeisiin, kuten tietokantamigraatioihin, käyttäjähallintaan ja tietoturvaan (Redwine, 2022).</w:t>
+      </w:r>
+    </w:p>
+    <w:p>
+      <w:r>
+        <w:t>Django korostaa kehitysfilosofiaa “Don’t Repeat Yourself” (DRY), joka kannustaa koodin uudelleenkäyttöön ja modulaarisuuteen (Holovaty &amp; Kaplan-Moss, 2009). Se sisältää sisäänrakennetut suojaukset yleisimpiä verkkosovellusten haavoittuvuuksia, kuten SQL-injektioita, Cross-Site Scripting (XSS) -hyökkäyksiä ja Cross-Site Request Forgery (CSRF) -hyökkäyksiä vastaan (Wheeler, 2020).</w:t>
+      </w:r>
+    </w:p>
+    <w:p>
+      <w:r>
+        <w:t>Djangon vahvuus on myös sen skaalautuvuudessa: se soveltuu sekä pieniin että laajoihin, pilvipalveluissa toimiviin sovelluksiin. Useat kansainvälisesti tunnetut yritykset, kuten Instagram ja Spotify, ovat hyödyntäneet Djangoa palveluinfrastruktuurinsa perustana (Wheeler, 2020). Näin Django muodostaa keskeisen osan modernia Python-ekosysteemiä, joka yhdistää tehokkaan kehityksen, turvallisuuden ja ylläpidettävyyden.</w:t>
       </w:r>
     </w:p>
     <w:p>
@@ -4722,167 +4180,66 @@
           <w:b/>
           <w:bCs/>
         </w:rPr>
-        <w:t xml:space="preserve">Tietokannat: PostgreSQL ja </w:t>
-      </w:r>
-      <w:proofErr w:type="spellStart"/>
-      <w:r>
+        <w:t>Tietokannat: PostgreSQL ja SQLite</w:t>
+      </w:r>
+    </w:p>
+    <w:p>
+      <w:r>
+        <w:t xml:space="preserve">Tietokannat ovat keskeinen osa lähes kaikkia verkkosovelluksia, sillä ne vastaavat tiedon tallentamisesta, käsittelystä ja hakemisesta. Djangon </w:t>
+      </w:r>
+      <w:r>
+        <w:lastRenderedPageBreak/>
+        <w:t>arkkitehtuuri tukee useita tietokantajärjestelmiä, joista PostgreSQL ja SQLite ovat yleisimpiä. Ne edustavat kahta eri lähestymistapaa tietokantahallintaan: PostgreSQL on suunniteltu monikäyttäjä- ja tuotantoympäristöihin, kun taas SQLite soveltuu erityisesti pieniin tai kehitysvaiheen sovelluksiin (Douglas &amp; Douglas, 2021).</w:t>
+      </w:r>
+    </w:p>
+    <w:p>
+      <w:pPr>
         <w:rPr>
           <w:b/>
           <w:bCs/>
         </w:rPr>
+      </w:pPr>
+      <w:r>
+        <w:rPr>
+          <w:b/>
+          <w:bCs/>
+        </w:rPr>
+        <w:t>PostgreSQL</w:t>
+      </w:r>
+    </w:p>
+    <w:p>
+      <w:r>
+        <w:t>PostgreSQL on avoimen lähdekoodin objekti-relaatiotietokanta, joka tunnetaan vakaudestaan, suorituskyvystään ja standardienmukaisuudestaan (Douglas &amp; Douglas, 2021). Se tukee ACID-periaatetta (Atomicity, Consistency, Isolation, Durability), mikä takaa tiedon eheyden ja turvallisuuden myös monimutkaisissa transaktioissa. PostgreSQL:n vahvuuksiin kuuluu laajennettavuus: käyttäjät voivat määritellä omia tietotyyppejä, funktioita ja laajennuksia, mikä mahdollistaa sovelluskohtaisten ratkaisujen rakentamisen (Fowler, 2019).</w:t>
+      </w:r>
+    </w:p>
+    <w:p>
+      <w:r>
+        <w:t>PostgreSQL on suunniteltu skaalautumaan suurten tietomäärien ja monen samanaikaisen käyttäjän ympäristöihin. Djangossa sen käyttö mahdollistaa monipuoliset tietomallinnukset ja tehokkaat kyselyt Object Relational Mapping (ORM) -rajapinnan kautta, mikä helpottaa tietokantainteraktion hallintaa sovelluksen sisällä (Redwine, 2022).</w:t>
+      </w:r>
+    </w:p>
+    <w:p>
+      <w:pPr>
+        <w:rPr>
+          <w:b/>
+          <w:bCs/>
+        </w:rPr>
+      </w:pPr>
+      <w:r>
+        <w:rPr>
+          <w:b/>
+          <w:bCs/>
+        </w:rPr>
         <w:t>SQLite</w:t>
       </w:r>
-      <w:proofErr w:type="spellEnd"/>
-    </w:p>
-    <w:p>
-      <w:r>
-        <w:t xml:space="preserve">Tietokannat ovat keskeinen osa lähes kaikkia verkkosovelluksia, sillä ne vastaavat tiedon tallentamisesta, käsittelystä ja hakemisesta. Djangon </w:t>
-      </w:r>
-      <w:r>
-        <w:lastRenderedPageBreak/>
-        <w:t xml:space="preserve">arkkitehtuuri tukee useita tietokantajärjestelmiä, joista PostgreSQL ja </w:t>
-      </w:r>
-      <w:proofErr w:type="spellStart"/>
-      <w:r>
-        <w:t>SQLite</w:t>
-      </w:r>
-      <w:proofErr w:type="spellEnd"/>
-      <w:r>
-        <w:t xml:space="preserve"> ovat yleisimpiä. Ne edustavat kahta eri lähestymistapaa tietokantahallintaan: PostgreSQL on suunniteltu monikäyttäjä- ja tuotantoympäristöihin, kun taas </w:t>
-      </w:r>
-      <w:proofErr w:type="spellStart"/>
-      <w:r>
-        <w:t>SQLite</w:t>
-      </w:r>
-      <w:proofErr w:type="spellEnd"/>
-      <w:r>
-        <w:t xml:space="preserve"> soveltuu erityisesti pieniin tai kehitysvaiheen sovelluksiin (Douglas &amp; Douglas, 2021).</w:t>
-      </w:r>
-    </w:p>
-    <w:p>
-      <w:pPr>
-        <w:rPr>
-          <w:b/>
-          <w:bCs/>
-        </w:rPr>
-      </w:pPr>
-      <w:r>
-        <w:rPr>
-          <w:b/>
-          <w:bCs/>
-        </w:rPr>
-        <w:t>PostgreSQL</w:t>
-      </w:r>
-    </w:p>
-    <w:p>
-      <w:r>
-        <w:t xml:space="preserve">PostgreSQL on avoimen lähdekoodin objekti-relaatiotietokanta, joka tunnetaan vakaudestaan, suorituskyvystään ja standardienmukaisuudestaan (Douglas &amp; Douglas, 2021). Se tukee ACID-periaatetta (Atomicity, </w:t>
-      </w:r>
-      <w:proofErr w:type="spellStart"/>
-      <w:r>
-        <w:t>Consistency</w:t>
-      </w:r>
-      <w:proofErr w:type="spellEnd"/>
-      <w:r>
-        <w:t xml:space="preserve">, </w:t>
-      </w:r>
-      <w:proofErr w:type="spellStart"/>
-      <w:r>
-        <w:t>Isolation</w:t>
-      </w:r>
-      <w:proofErr w:type="spellEnd"/>
-      <w:r>
-        <w:t xml:space="preserve">, </w:t>
-      </w:r>
-      <w:proofErr w:type="spellStart"/>
-      <w:r>
-        <w:t>Durability</w:t>
-      </w:r>
-      <w:proofErr w:type="spellEnd"/>
-      <w:r>
-        <w:t>), mikä takaa tiedon eheyden ja turvallisuuden myös monimutkaisissa transaktioissa. PostgreSQL:n vahvuuksiin kuuluu laajennettavuus: käyttäjät voivat määritellä omia tietotyyppejä, funktioita ja laajennuksia, mikä mahdollistaa sovelluskohtaisten ratkaisujen rakentamisen (</w:t>
-      </w:r>
-      <w:proofErr w:type="spellStart"/>
-      <w:r>
-        <w:t>Fowler</w:t>
-      </w:r>
-      <w:proofErr w:type="spellEnd"/>
-      <w:r>
-        <w:t>, 2019).</w:t>
-      </w:r>
-    </w:p>
-    <w:p>
-      <w:r>
-        <w:t xml:space="preserve">PostgreSQL on suunniteltu skaalautumaan suurten tietomäärien ja monen samanaikaisen käyttäjän ympäristöihin. Djangossa sen käyttö mahdollistaa monipuoliset tietomallinnukset ja tehokkaat kyselyt Object </w:t>
-      </w:r>
-      <w:proofErr w:type="spellStart"/>
-      <w:r>
-        <w:t>Relational</w:t>
-      </w:r>
-      <w:proofErr w:type="spellEnd"/>
-      <w:r>
-        <w:t xml:space="preserve"> </w:t>
-      </w:r>
-      <w:proofErr w:type="spellStart"/>
-      <w:r>
-        <w:t>Mapping</w:t>
-      </w:r>
-      <w:proofErr w:type="spellEnd"/>
-      <w:r>
-        <w:t xml:space="preserve"> (ORM) -rajapinnan kautta, mikä helpottaa tietokantainteraktion hallintaa sovelluksen sisällä (</w:t>
-      </w:r>
-      <w:proofErr w:type="spellStart"/>
-      <w:r>
-        <w:t>Redwine</w:t>
-      </w:r>
-      <w:proofErr w:type="spellEnd"/>
-      <w:r>
-        <w:t>, 2022).</w:t>
-      </w:r>
-    </w:p>
-    <w:p>
-      <w:pPr>
-        <w:rPr>
-          <w:b/>
-          <w:bCs/>
-        </w:rPr>
-      </w:pPr>
-      <w:proofErr w:type="spellStart"/>
-      <w:r>
-        <w:rPr>
-          <w:b/>
-          <w:bCs/>
-        </w:rPr>
-        <w:t>SQLite</w:t>
-      </w:r>
-      <w:proofErr w:type="spellEnd"/>
-    </w:p>
-    <w:p>
-      <w:proofErr w:type="spellStart"/>
-      <w:r>
-        <w:t>SQLite</w:t>
-      </w:r>
-      <w:proofErr w:type="spellEnd"/>
-      <w:r>
-        <w:t xml:space="preserve"> eroaa PostgreSQL:stä ennen kaikkea arkkitehtuurinsa keveyden vuoksi. Se on tiedostopohjainen tietokanta, joka ei vaadi erillistä palvelinta, vaan tallentaa kaiken datan yhteen paikalliseen tiedostoon (Owens &amp; Allen, 2010). Tämä tekee siitä ihanteellisen valinnan sovelluksille, joissa tietokannan ylläpidon helppous ja nopea käyttöönotto ovat tärkeämpiä kuin monikäyttäjätuki tai skaalautuvuus.</w:t>
-      </w:r>
-    </w:p>
-    <w:p>
-      <w:proofErr w:type="spellStart"/>
-      <w:r>
-        <w:t>SQLite</w:t>
-      </w:r>
-      <w:proofErr w:type="spellEnd"/>
-      <w:r>
-        <w:t xml:space="preserve"> sisältyy Pythonin standardikirjastoon, ja Django käyttää sitä oletustietokantana uusissa projekteissa (</w:t>
-      </w:r>
-      <w:proofErr w:type="spellStart"/>
-      <w:r>
-        <w:t>Redwine</w:t>
-      </w:r>
-      <w:proofErr w:type="spellEnd"/>
-      <w:r>
-        <w:t xml:space="preserve">, 2022). Näin kehittäjä voi rakentaa ja testata sovelluksia nopeasti ilman erillistä tietokantapalvelinta. Tuotantovaiheessa sovellus voidaan kuitenkin siirtää PostgreSQL-ympäristöön, </w:t>
+    </w:p>
+    <w:p>
+      <w:r>
+        <w:t>SQLite eroaa PostgreSQL:stä ennen kaikkea arkkitehtuurinsa keveyden vuoksi. Se on tiedostopohjainen tietokanta, joka ei vaadi erillistä palvelinta, vaan tallentaa kaiken datan yhteen paikalliseen tiedostoon (Owens &amp; Allen, 2010). Tämä tekee siitä ihanteellisen valinnan sovelluksille, joissa tietokannan ylläpidon helppous ja nopea käyttöönotto ovat tärkeämpiä kuin monikäyttäjätuki tai skaalautuvuus.</w:t>
+      </w:r>
+    </w:p>
+    <w:p>
+      <w:r>
+        <w:t xml:space="preserve">SQLite sisältyy Pythonin standardikirjastoon, ja Django käyttää sitä oletustietokantana uusissa projekteissa (Redwine, 2022). Näin kehittäjä voi rakentaa ja testata sovelluksia nopeasti ilman erillistä tietokantapalvelinta. Tuotantovaiheessa sovellus voidaan kuitenkin siirtää PostgreSQL-ympäristöön, </w:t>
       </w:r>
       <w:r>
         <w:lastRenderedPageBreak/>
@@ -4906,50 +4263,18 @@
     </w:p>
     <w:p>
       <w:r>
-        <w:t xml:space="preserve">Sekä PostgreSQL että </w:t>
-      </w:r>
-      <w:proofErr w:type="spellStart"/>
-      <w:r>
-        <w:t>SQLite</w:t>
-      </w:r>
-      <w:proofErr w:type="spellEnd"/>
-      <w:r>
-        <w:t xml:space="preserve"> tukevat SQL-standardia ja integroituvat hyvin Djangon ORM-kerrokseen. Näiden järjestelmien välinen valinta riippuu ensisijaisesti sovelluksen laajuudesta ja käyttötarkoituksesta. </w:t>
-      </w:r>
-      <w:proofErr w:type="spellStart"/>
-      <w:r>
-        <w:t>SQLite</w:t>
-      </w:r>
-      <w:proofErr w:type="spellEnd"/>
-      <w:r>
-        <w:t xml:space="preserve"> soveltuu erinomaisesti kehitys- ja testausvaiheeseen, kun taas PostgreSQL tarjoaa vakaan ja turvallisen ratkaisun tuotantoympäristöihin (Owens &amp; Allen, 2010; Douglas &amp; Douglas, 2021).</w:t>
-      </w:r>
-    </w:p>
-    <w:p>
-      <w:r>
-        <w:t xml:space="preserve">Yhdessä ne muodostavat kehitysympäristön, joka tukee ketterää ohjelmistokehitystä: </w:t>
-      </w:r>
-      <w:proofErr w:type="spellStart"/>
-      <w:r>
-        <w:t>SQLite</w:t>
-      </w:r>
-      <w:proofErr w:type="spellEnd"/>
-      <w:r>
-        <w:t xml:space="preserve"> mahdollistaa nopean </w:t>
-      </w:r>
-      <w:proofErr w:type="spellStart"/>
-      <w:r>
-        <w:t>prototypoinnin</w:t>
-      </w:r>
-      <w:proofErr w:type="spellEnd"/>
-      <w:r>
-        <w:t xml:space="preserve"> ja PostgreSQL takaa skaalautuvan, pitkäikäisen tietokantaratkaisun.</w:t>
+        <w:t>Sekä PostgreSQL että SQLite tukevat SQL-standardia ja integroituvat hyvin Djangon ORM-kerrokseen. Näiden järjestelmien välinen valinta riippuu ensisijaisesti sovelluksen laajuudesta ja käyttötarkoituksesta. SQLite soveltuu erinomaisesti kehitys- ja testausvaiheeseen, kun taas PostgreSQL tarjoaa vakaan ja turvallisen ratkaisun tuotantoympäristöihin (Owens &amp; Allen, 2010; Douglas &amp; Douglas, 2021).</w:t>
+      </w:r>
+    </w:p>
+    <w:p>
+      <w:r>
+        <w:t>Yhdessä ne muodostavat kehitysympäristön, joka tukee ketterää ohjelmistokehitystä: SQLite mahdollistaa nopean prototypoinnin ja PostgreSQL takaa skaalautuvan, pitkäikäisen tietokantaratkaisun.</w:t>
       </w:r>
     </w:p>
     <w:p/>
     <w:p>
       <w:pPr>
-        <w:pStyle w:val="Otsikko1"/>
+        <w:pStyle w:val="Heading1"/>
       </w:pPr>
       <w:bookmarkStart w:id="35" w:name="_Toc213692354"/>
       <w:r>
@@ -4960,7 +4285,7 @@
     </w:p>
     <w:p>
       <w:pPr>
-        <w:pStyle w:val="Otsikko2"/>
+        <w:pStyle w:val="Heading2"/>
       </w:pPr>
       <w:bookmarkStart w:id="36" w:name="_Toc213692355"/>
       <w:r>
@@ -4970,7 +4295,7 @@
     </w:p>
     <w:p>
       <w:pPr>
-        <w:pStyle w:val="Otsikko2"/>
+        <w:pStyle w:val="Heading2"/>
       </w:pPr>
       <w:bookmarkStart w:id="37" w:name="_Toc213692356"/>
       <w:r>
@@ -4980,7 +4305,7 @@
     </w:p>
     <w:p>
       <w:pPr>
-        <w:pStyle w:val="Otsikko2"/>
+        <w:pStyle w:val="Heading2"/>
       </w:pPr>
       <w:bookmarkStart w:id="38" w:name="_Toc213692357"/>
       <w:r>
@@ -4990,7 +4315,7 @@
     </w:p>
     <w:p>
       <w:pPr>
-        <w:pStyle w:val="Otsikko1"/>
+        <w:pStyle w:val="Heading1"/>
         <w:numPr>
           <w:ilvl w:val="0"/>
           <w:numId w:val="10"/>
@@ -5048,7 +4373,7 @@
     </w:p>
     <w:p>
       <w:pPr>
-        <w:pStyle w:val="Otsikko1"/>
+        <w:pStyle w:val="Heading1"/>
       </w:pPr>
       <w:bookmarkStart w:id="40" w:name="_Toc213692359"/>
       <w:r>
@@ -5059,7 +4384,7 @@
     </w:p>
     <w:p>
       <w:pPr>
-        <w:pStyle w:val="Otsikko1"/>
+        <w:pStyle w:val="Heading1"/>
       </w:pPr>
       <w:bookmarkStart w:id="41" w:name="_Toc213692360"/>
       <w:r>
@@ -5148,19 +4473,11 @@
           <w:lang w:val="en-FI"/>
         </w:rPr>
       </w:pPr>
-      <w:proofErr w:type="spellStart"/>
       <w:r>
         <w:rPr>
           <w:lang w:val="en-FI"/>
         </w:rPr>
-        <w:t>Bondarouk</w:t>
-      </w:r>
-      <w:proofErr w:type="spellEnd"/>
-      <w:r>
-        <w:rPr>
-          <w:lang w:val="en-FI"/>
-        </w:rPr>
-        <w:t xml:space="preserve">, T., &amp; Brewster, C. (2016). Conceptualising the future of HRM and technology research. </w:t>
+        <w:t xml:space="preserve">Bondarouk, T., &amp; Brewster, C. (2016). Conceptualising the future of HRM and technology research. </w:t>
       </w:r>
       <w:r>
         <w:rPr>
@@ -5179,7 +4496,7 @@
       <w:hyperlink r:id="rId13" w:tgtFrame="_new" w:history="1">
         <w:r>
           <w:rPr>
-            <w:rStyle w:val="Hyperlinkki"/>
+            <w:rStyle w:val="Hyperlink"/>
             <w:lang w:val="en-FI"/>
           </w:rPr>
           <w:t>https://doi.org/10.1080/09585192.2016.1232296</w:t>
@@ -5225,21 +4542,7 @@
         <w:rPr>
           <w:lang w:val="en-FI"/>
         </w:rPr>
-        <w:t xml:space="preserve">Kangas, J., &amp; </w:t>
-      </w:r>
-      <w:proofErr w:type="spellStart"/>
-      <w:r>
-        <w:rPr>
-          <w:lang w:val="en-FI"/>
-        </w:rPr>
-        <w:t>Sarjakoski</w:t>
-      </w:r>
-      <w:proofErr w:type="spellEnd"/>
-      <w:r>
-        <w:rPr>
-          <w:lang w:val="en-FI"/>
-        </w:rPr>
-        <w:t xml:space="preserve">, T. (2019). The development of digital cartography in orienteering: From paper maps to mobile applications. </w:t>
+        <w:t xml:space="preserve">Kangas, J., &amp; Sarjakoski, T. (2019). The development of digital cartography in orienteering: From paper maps to mobile applications. </w:t>
       </w:r>
       <w:r>
         <w:rPr>
@@ -5263,19 +4566,11 @@
           <w:lang w:val="en-FI"/>
         </w:rPr>
       </w:pPr>
-      <w:proofErr w:type="spellStart"/>
       <w:r>
         <w:rPr>
           <w:lang w:val="en-FI"/>
         </w:rPr>
-        <w:t>MapRun</w:t>
-      </w:r>
-      <w:proofErr w:type="spellEnd"/>
-      <w:r>
-        <w:rPr>
-          <w:lang w:val="en-FI"/>
-        </w:rPr>
-        <w:t xml:space="preserve">. (2023). </w:t>
+        <w:t xml:space="preserve">MapRun. (2023). </w:t>
       </w:r>
       <w:r>
         <w:rPr>
@@ -5283,31 +4578,69 @@
           <w:iCs/>
           <w:lang w:val="en-FI"/>
         </w:rPr>
-        <w:t xml:space="preserve">About </w:t>
-      </w:r>
-      <w:proofErr w:type="spellStart"/>
+        <w:t>About MapRun: Virtual orienteering for everyone</w:t>
+      </w:r>
+      <w:r>
+        <w:rPr>
+          <w:lang w:val="en-FI"/>
+        </w:rPr>
+        <w:t>. https://maprunners.weebly.com/maprun.html</w:t>
+      </w:r>
+    </w:p>
+    <w:p>
+      <w:pPr>
+        <w:spacing w:after="160" w:line="279" w:lineRule="auto"/>
+        <w:rPr>
+          <w:lang w:val="en-FI"/>
+        </w:rPr>
+      </w:pPr>
+      <w:r>
+        <w:rPr>
+          <w:lang w:val="en-FI"/>
+        </w:rPr>
+        <w:t xml:space="preserve">Petersen, C. J., Pyne, D. B., Portus, M. R., &amp; Dawson, B. T. (2021). Analysis of performance data in elite sport: Advances and challenges. </w:t>
+      </w:r>
       <w:r>
         <w:rPr>
           <w:i/>
           <w:iCs/>
           <w:lang w:val="en-FI"/>
         </w:rPr>
-        <w:t>MapRun</w:t>
-      </w:r>
-      <w:proofErr w:type="spellEnd"/>
+        <w:t>Sports Medicine, 51</w:t>
+      </w:r>
+      <w:r>
+        <w:rPr>
+          <w:lang w:val="en-FI"/>
+        </w:rPr>
+        <w:t>(5), 981–995. https://doi.org/10.1007/s40279-020-01388-6</w:t>
+      </w:r>
+    </w:p>
+    <w:p>
+      <w:pPr>
+        <w:spacing w:after="160" w:line="279" w:lineRule="auto"/>
+        <w:rPr>
+          <w:lang w:val="en-FI"/>
+        </w:rPr>
+      </w:pPr>
+      <w:r>
+        <w:rPr>
+          <w:lang w:val="en-FI"/>
+        </w:rPr>
+        <w:t xml:space="preserve">Ratten, V. (2020). </w:t>
+      </w:r>
       <w:r>
         <w:rPr>
           <w:i/>
           <w:iCs/>
           <w:lang w:val="en-FI"/>
         </w:rPr>
-        <w:t>: Virtual orienteering for everyone</w:t>
+        <w:t>Sport entrepreneurship and innovation</w:t>
       </w:r>
       <w:r>
         <w:rPr>
           <w:lang w:val="en-FI"/>
         </w:rPr>
-        <w:t>. https://maprunners.weebly.com/maprun.html</w:t>
+        <w:t xml:space="preserve"> (2nd ed.). Routledge.</w:t>
       </w:r>
     </w:p>
     <w:p>
@@ -5321,7 +4654,7 @@
         <w:rPr>
           <w:lang w:val="en-FI"/>
         </w:rPr>
-        <w:t xml:space="preserve">Petersen, C. J., Pyne, D. B., Portus, M. R., &amp; Dawson, B. T. (2021). Analysis of performance data in elite sport: Advances and challenges. </w:t>
+        <w:t xml:space="preserve">Schuster, T., Gilg, A., &amp; Klinghammer, M. (2018). GPS tracking in orienteering: Accuracy and implications for performance analysis. </w:t>
       </w:r>
       <w:r>
         <w:rPr>
@@ -5329,82 +4662,18 @@
           <w:iCs/>
           <w:lang w:val="en-FI"/>
         </w:rPr>
-        <w:t>Sports Medicine, 51</w:t>
+        <w:t>International Journal of Sports Science &amp; Coaching, 13</w:t>
       </w:r>
       <w:r>
         <w:rPr>
           <w:lang w:val="en-FI"/>
         </w:rPr>
-        <w:t>(5), 981–995. https://doi.org/10.1007/s40279-020-01388-6</w:t>
-      </w:r>
-    </w:p>
-    <w:p>
-      <w:pPr>
-        <w:spacing w:after="160" w:line="279" w:lineRule="auto"/>
-        <w:rPr>
-          <w:lang w:val="en-FI"/>
-        </w:rPr>
-      </w:pPr>
-      <w:proofErr w:type="spellStart"/>
-      <w:r>
-        <w:rPr>
-          <w:lang w:val="en-FI"/>
-        </w:rPr>
-        <w:t>Ratten</w:t>
-      </w:r>
-      <w:proofErr w:type="spellEnd"/>
-      <w:r>
-        <w:rPr>
-          <w:lang w:val="en-FI"/>
-        </w:rPr>
-        <w:t xml:space="preserve">, V. (2020). </w:t>
-      </w:r>
-      <w:r>
-        <w:rPr>
-          <w:i/>
-          <w:iCs/>
-          <w:lang w:val="en-FI"/>
-        </w:rPr>
-        <w:t>Sport entrepreneurship and innovation</w:t>
-      </w:r>
-      <w:r>
-        <w:rPr>
-          <w:lang w:val="en-FI"/>
-        </w:rPr>
-        <w:t xml:space="preserve"> (2nd ed.). Routledge.</w:t>
-      </w:r>
-    </w:p>
-    <w:p>
-      <w:pPr>
-        <w:spacing w:after="160" w:line="279" w:lineRule="auto"/>
-        <w:rPr>
-          <w:lang w:val="en-FI"/>
-        </w:rPr>
-      </w:pPr>
-      <w:r>
-        <w:rPr>
-          <w:lang w:val="en-FI"/>
-        </w:rPr>
-        <w:t xml:space="preserve">Schuster, T., Gilg, A., &amp; Klinghammer, M. (2018). GPS tracking in orienteering: Accuracy and implications for performance analysis. </w:t>
-      </w:r>
-      <w:r>
-        <w:rPr>
-          <w:i/>
-          <w:iCs/>
-          <w:lang w:val="en-FI"/>
-        </w:rPr>
-        <w:t>International Journal of Sports Science &amp; Coaching, 13</w:t>
-      </w:r>
-      <w:r>
-        <w:rPr>
-          <w:lang w:val="en-FI"/>
-        </w:rPr>
         <w:t xml:space="preserve">(4), 642–654. </w:t>
       </w:r>
       <w:hyperlink r:id="rId14" w:history="1">
         <w:r>
           <w:rPr>
-            <w:rStyle w:val="Hyperlinkki"/>
+            <w:rStyle w:val="Hyperlink"/>
             <w:lang w:val="en-FI"/>
           </w:rPr>
           <w:t>https://doi.org/10.1177/1747954118768237</w:t>
@@ -5533,21 +4802,7 @@
         <w:rPr>
           <w:lang w:val="en-GB"/>
         </w:rPr>
-        <w:t xml:space="preserve">. </w:t>
-      </w:r>
-      <w:proofErr w:type="spellStart"/>
-      <w:r>
-        <w:rPr>
-          <w:lang w:val="en-GB"/>
-        </w:rPr>
-        <w:t>Apress</w:t>
-      </w:r>
-      <w:proofErr w:type="spellEnd"/>
-      <w:r>
-        <w:rPr>
-          <w:lang w:val="en-GB"/>
-        </w:rPr>
-        <w:t>.</w:t>
+        <w:t>. Apress.</w:t>
       </w:r>
       <w:r>
         <w:rPr>
@@ -5589,21 +4844,7 @@
         <w:rPr>
           <w:lang w:val="en-GB"/>
         </w:rPr>
-        <w:t xml:space="preserve"> (2nd ed.). </w:t>
-      </w:r>
-      <w:proofErr w:type="spellStart"/>
-      <w:r>
-        <w:rPr>
-          <w:lang w:val="en-GB"/>
-        </w:rPr>
-        <w:t>Apress</w:t>
-      </w:r>
-      <w:proofErr w:type="spellEnd"/>
-      <w:r>
-        <w:rPr>
-          <w:lang w:val="en-GB"/>
-        </w:rPr>
-        <w:t>.</w:t>
+        <w:t xml:space="preserve"> (2nd ed.). Apress.</w:t>
       </w:r>
       <w:r>
         <w:rPr>
@@ -5624,21 +4865,7 @@
         <w:rPr>
           <w:lang w:val="en-GB"/>
         </w:rPr>
-        <w:t xml:space="preserve">. </w:t>
-      </w:r>
-      <w:proofErr w:type="spellStart"/>
-      <w:r>
-        <w:rPr>
-          <w:lang w:val="en-GB"/>
-        </w:rPr>
-        <w:t>Packt</w:t>
-      </w:r>
-      <w:proofErr w:type="spellEnd"/>
-      <w:r>
-        <w:rPr>
-          <w:lang w:val="en-GB"/>
-        </w:rPr>
-        <w:t xml:space="preserve"> Publishing.</w:t>
+        <w:t>. Packt Publishing.</w:t>
       </w:r>
       <w:r>
         <w:rPr>
@@ -5682,21 +4909,11 @@
         </w:rPr>
         <w:t xml:space="preserve">. </w:t>
       </w:r>
-      <w:proofErr w:type="spellStart"/>
-      <w:r>
-        <w:t>Independently</w:t>
-      </w:r>
-      <w:proofErr w:type="spellEnd"/>
-      <w:r>
-        <w:t xml:space="preserve"> </w:t>
-      </w:r>
-      <w:proofErr w:type="spellStart"/>
-      <w:r>
-        <w:t>Published</w:t>
-      </w:r>
-      <w:proofErr w:type="spellEnd"/>
-      <w:r>
-        <w:t>.</w:t>
+      <w:r>
+        <w:rPr>
+          <w:lang w:val="en-GB"/>
+        </w:rPr>
+        <w:t>Independently Published.</w:t>
       </w:r>
     </w:p>
     <w:p>
@@ -5710,17 +4927,32 @@
     <w:p>
       <w:pPr>
         <w:pStyle w:val="Sourcematerial"/>
+        <w:rPr>
+          <w:lang w:val="en-GB"/>
+        </w:rPr>
       </w:pPr>
     </w:p>
     <w:bookmarkEnd w:id="45"/>
     <w:p>
       <w:pPr>
         <w:pStyle w:val="Sourcematerial"/>
-      </w:pPr>
-    </w:p>
-    <w:p/>
-    <w:p>
-      <w:pPr>
+        <w:rPr>
+          <w:lang w:val="en-GB"/>
+        </w:rPr>
+      </w:pPr>
+    </w:p>
+    <w:p>
+      <w:pPr>
+        <w:rPr>
+          <w:lang w:val="en-GB"/>
+        </w:rPr>
+      </w:pPr>
+    </w:p>
+    <w:p>
+      <w:pPr>
+        <w:rPr>
+          <w:lang w:val="en-GB"/>
+        </w:rPr>
         <w:sectPr>
           <w:headerReference w:type="default" r:id="rId15"/>
           <w:footerReference w:type="default" r:id="rId16"/>
@@ -5843,7 +5075,6 @@
         </w:rPr>
         <w:t>(</w:t>
       </w:r>
-      <w:proofErr w:type="spellStart"/>
       <w:r>
         <w:rPr>
           <w:b/>
@@ -5852,7 +5083,6 @@
         </w:rPr>
         <w:t>Header&amp;Footer</w:t>
       </w:r>
-      <w:proofErr w:type="spellEnd"/>
       <w:r>
         <w:rPr>
           <w:bCs/>
@@ -5955,31 +5185,13 @@
         </w:rPr>
         <w:t>(</w:t>
       </w:r>
-      <w:proofErr w:type="spellStart"/>
       <w:r>
         <w:rPr>
           <w:b/>
           <w:bCs/>
         </w:rPr>
-        <w:t>Link</w:t>
-      </w:r>
-      <w:proofErr w:type="spellEnd"/>
-      <w:r>
-        <w:rPr>
-          <w:b/>
-          <w:bCs/>
-        </w:rPr>
-        <w:t xml:space="preserve"> to </w:t>
-      </w:r>
-      <w:proofErr w:type="spellStart"/>
-      <w:r>
-        <w:rPr>
-          <w:b/>
-          <w:bCs/>
-        </w:rPr>
-        <w:t>Previous</w:t>
-      </w:r>
-      <w:proofErr w:type="spellEnd"/>
+        <w:t>Link to Previous</w:t>
+      </w:r>
       <w:r>
         <w:rPr>
           <w:bCs/>
@@ -6024,7 +5236,6 @@
         </w:rPr>
         <w:t>(</w:t>
       </w:r>
-      <w:proofErr w:type="spellStart"/>
       <w:r>
         <w:rPr>
           <w:b/>
@@ -6033,7 +5244,6 @@
         </w:rPr>
         <w:t>Yes</w:t>
       </w:r>
-      <w:proofErr w:type="spellEnd"/>
       <w:r>
         <w:rPr>
           <w:bCs/>
@@ -6100,7 +5310,7 @@
     </w:p>
     <w:p>
       <w:pPr>
-        <w:pStyle w:val="Kuvaotsikko"/>
+        <w:pStyle w:val="Caption"/>
         <w:ind w:firstLine="360"/>
       </w:pPr>
       <w:bookmarkStart w:id="46" w:name="_Toc137394105"/>
@@ -6203,7 +5413,6 @@
         </w:rPr>
         <w:t>(</w:t>
       </w:r>
-      <w:proofErr w:type="spellStart"/>
       <w:r>
         <w:rPr>
           <w:b/>
@@ -6212,7 +5421,6 @@
         </w:rPr>
         <w:t>Paragraph</w:t>
       </w:r>
-      <w:proofErr w:type="spellEnd"/>
       <w:r>
         <w:rPr>
           <w:bCs/>
@@ -6285,7 +5493,6 @@
       <w:r>
         <w:t xml:space="preserve">) poistettavaa liitettä edeltävän sivun lopussa. Poista kyseinen osanvaihtokoodi napsauttamalla koodin kanssa samalle riville ja painamalla </w:t>
       </w:r>
-      <w:proofErr w:type="spellStart"/>
       <w:r>
         <w:rPr>
           <w:b/>
@@ -6294,17 +5501,8 @@
         </w:rPr>
         <w:t>Delete</w:t>
       </w:r>
-      <w:proofErr w:type="spellEnd"/>
-      <w:r>
-        <w:t>-painiketta näppäimistöltä (</w:t>
-      </w:r>
-      <w:proofErr w:type="spellStart"/>
-      <w:r>
-        <w:t>Delete</w:t>
-      </w:r>
-      <w:proofErr w:type="spellEnd"/>
-      <w:r>
-        <w:t xml:space="preserve"> poistaa kohdistimen oikealta puolelta).</w:t>
+      <w:r>
+        <w:t>-painiketta näppäimistöltä (Delete poistaa kohdistimen oikealta puolelta).</w:t>
       </w:r>
     </w:p>
     <w:p>
@@ -6362,7 +5560,7 @@
     </w:p>
     <w:p>
       <w:pPr>
-        <w:pStyle w:val="Kuvaotsikko"/>
+        <w:pStyle w:val="Caption"/>
         <w:ind w:firstLine="360"/>
       </w:pPr>
       <w:bookmarkStart w:id="47" w:name="_Toc137394106"/>
@@ -6557,17 +5755,7 @@
                       <w:rFonts w:ascii="Cambria Math" w:hAnsi="Cambria Math"/>
                       <w:vertAlign w:val="superscript"/>
                     </w:rPr>
-                    <m:t>-</m:t>
-                  </m:r>
-                  <m:r>
-                    <m:rPr>
-                      <m:sty m:val="p"/>
-                    </m:rPr>
-                    <w:rPr>
-                      <w:rFonts w:ascii="Cambria Math" w:hAnsi="Cambria Math"/>
-                      <w:vertAlign w:val="superscript"/>
-                    </w:rPr>
-                    <m:t>0,00012</m:t>
+                    <m:t>-0,00012</m:t>
                   </m:r>
                   <m:r>
                     <w:rPr>
@@ -6763,7 +5951,7 @@
     </w:p>
     <w:p>
       <w:pPr>
-        <w:pStyle w:val="Kuvaotsikko"/>
+        <w:pStyle w:val="Caption"/>
       </w:pPr>
       <w:bookmarkStart w:id="49" w:name="_Toc137394113"/>
       <w:r>
@@ -6861,7 +6049,6 @@
         </w:rPr>
         <w:t>(</w:t>
       </w:r>
-      <w:proofErr w:type="spellStart"/>
       <w:r>
         <w:rPr>
           <w:b/>
@@ -6870,7 +6057,6 @@
         </w:rPr>
         <w:t>References</w:t>
       </w:r>
-      <w:proofErr w:type="spellEnd"/>
       <w:r>
         <w:rPr>
           <w:bCs/>
@@ -6896,69 +6082,47 @@
         </w:rPr>
         <w:t>(</w:t>
       </w:r>
-      <w:proofErr w:type="spellStart"/>
       <w:r>
         <w:rPr>
           <w:b/>
           <w:bCs/>
           <w:iCs/>
         </w:rPr>
-        <w:t>Insert</w:t>
-      </w:r>
-      <w:proofErr w:type="spellEnd"/>
+        <w:t>Insert Caption</w:t>
+      </w:r>
+      <w:r>
+        <w:rPr>
+          <w:bCs/>
+          <w:iCs/>
+        </w:rPr>
+        <w:t>)</w:t>
+      </w:r>
+      <w:r>
+        <w:t xml:space="preserve"> ja valitse </w:t>
+      </w:r>
       <w:r>
         <w:rPr>
           <w:b/>
           <w:bCs/>
           <w:iCs/>
         </w:rPr>
-        <w:t xml:space="preserve"> </w:t>
-      </w:r>
-      <w:proofErr w:type="spellStart"/>
+        <w:t xml:space="preserve">Otsikko </w:t>
+      </w:r>
+      <w:r>
+        <w:rPr>
+          <w:bCs/>
+          <w:iCs/>
+        </w:rPr>
+        <w:t>(</w:t>
+      </w:r>
       <w:r>
         <w:rPr>
           <w:b/>
           <w:bCs/>
           <w:iCs/>
         </w:rPr>
-        <w:t>Caption</w:t>
-      </w:r>
-      <w:proofErr w:type="spellEnd"/>
-      <w:r>
-        <w:rPr>
-          <w:bCs/>
-          <w:iCs/>
-        </w:rPr>
-        <w:t>)</w:t>
-      </w:r>
-      <w:r>
-        <w:t xml:space="preserve"> ja valitse </w:t>
-      </w:r>
-      <w:r>
-        <w:rPr>
-          <w:b/>
-          <w:bCs/>
-          <w:iCs/>
-        </w:rPr>
-        <w:t xml:space="preserve">Otsikko </w:t>
-      </w:r>
-      <w:r>
-        <w:rPr>
-          <w:bCs/>
-          <w:iCs/>
-        </w:rPr>
-        <w:t>(</w:t>
-      </w:r>
-      <w:proofErr w:type="spellStart"/>
-      <w:r>
-        <w:rPr>
-          <w:b/>
-          <w:bCs/>
-          <w:iCs/>
-        </w:rPr>
         <w:t>Label</w:t>
       </w:r>
-      <w:proofErr w:type="spellEnd"/>
       <w:r>
         <w:rPr>
           <w:bCs/>
@@ -7024,7 +6188,7 @@
     </w:p>
     <w:p>
       <w:pPr>
-        <w:pStyle w:val="Kuvaotsikko"/>
+        <w:pStyle w:val="Caption"/>
       </w:pPr>
       <w:bookmarkStart w:id="50" w:name="_Toc436943409"/>
       <w:bookmarkStart w:id="51" w:name="_Toc137394107"/>
@@ -7057,22 +6221,38 @@
     </w:p>
     <w:bookmarkEnd w:id="52"/>
     <w:p>
-      <w:proofErr w:type="spellStart"/>
       <w:r>
         <w:rPr>
           <w:b/>
         </w:rPr>
-        <w:t>Huom</w:t>
-      </w:r>
-      <w:proofErr w:type="spellEnd"/>
+        <w:t>Huom!</w:t>
+      </w:r>
+      <w:r>
+        <w:t xml:space="preserve"> Kuvan 3 mukaisesta </w:t>
+      </w:r>
       <w:r>
         <w:rPr>
           <w:b/>
-        </w:rPr>
-        <w:t>!</w:t>
-      </w:r>
-      <w:r>
-        <w:t xml:space="preserve"> Kuvan 3 mukaisesta </w:t>
+          <w:bCs/>
+          <w:iCs/>
+        </w:rPr>
+        <w:t>Otsikko</w:t>
+      </w:r>
+      <w:r>
+        <w:t>-valikosta saattaa puuttua jokin otsikkolaji (yleisimmin Kuvio-otsikkolaji). Jotta pystyt otsikoimaan myös nämä objektit oikealla tavalla, täytyy sinun lisätä kyseinen otsikkolaji oman Word-ohjelmasi valikkoon alla olevan ohjeistuksen mukaisesti.</w:t>
+      </w:r>
+    </w:p>
+    <w:p>
+      <w:pPr>
+        <w:pStyle w:val="UnnumberedHeading"/>
+      </w:pPr>
+      <w:r>
+        <w:t>Uuden otsikkolajin lisääminen</w:t>
+      </w:r>
+    </w:p>
+    <w:p>
+      <w:r>
+        <w:t xml:space="preserve">Siirrä kohdistin kohteen (esimerkiksi kuvion) alapuolelle tyhjälle riville ja valitse </w:t>
       </w:r>
       <w:r>
         <w:rPr>
@@ -7080,23 +6260,14 @@
           <w:bCs/>
           <w:iCs/>
         </w:rPr>
-        <w:t>Otsikko</w:t>
-      </w:r>
-      <w:r>
-        <w:t>-valikosta saattaa puuttua jokin otsikkolaji (yleisimmin Kuvio-otsikkolaji). Jotta pystyt otsikoimaan myös nämä objektit oikealla tavalla, täytyy sinun lisätä kyseinen otsikkolaji oman Word-ohjelmasi valikkoon alla olevan ohjeistuksen mukaisesti.</w:t>
-      </w:r>
-    </w:p>
-    <w:p>
-      <w:pPr>
-        <w:pStyle w:val="UnnumberedHeading"/>
-      </w:pPr>
-      <w:r>
-        <w:t>Uuden otsikkolajin lisääminen</w:t>
-      </w:r>
-    </w:p>
-    <w:p>
-      <w:r>
-        <w:t xml:space="preserve">Siirrä kohdistin kohteen (esimerkiksi kuvion) alapuolelle tyhjälle riville ja valitse </w:t>
+        <w:t xml:space="preserve">Viittaukset </w:t>
+      </w:r>
+      <w:r>
+        <w:rPr>
+          <w:bCs/>
+          <w:iCs/>
+        </w:rPr>
+        <w:t>(</w:t>
       </w:r>
       <w:r>
         <w:rPr>
@@ -7104,25 +6275,41 @@
           <w:bCs/>
           <w:iCs/>
         </w:rPr>
-        <w:t xml:space="preserve">Viittaukset </w:t>
+        <w:t>References</w:t>
       </w:r>
       <w:r>
         <w:rPr>
           <w:bCs/>
           <w:iCs/>
         </w:rPr>
+        <w:t>)</w:t>
+      </w:r>
+      <w:r>
+        <w:t xml:space="preserve"> -välilehdeltä </w:t>
+      </w:r>
+      <w:r>
+        <w:rPr>
+          <w:b/>
+          <w:bCs/>
+          <w:iCs/>
+        </w:rPr>
+        <w:t xml:space="preserve">Lisää otsikko </w:t>
+      </w:r>
+      <w:r>
+        <w:rPr>
+          <w:bCs/>
+          <w:iCs/>
+        </w:rPr>
         <w:t>(</w:t>
       </w:r>
-      <w:proofErr w:type="spellStart"/>
       <w:r>
         <w:rPr>
           <w:b/>
           <w:bCs/>
           <w:iCs/>
         </w:rPr>
-        <w:t>References</w:t>
-      </w:r>
-      <w:proofErr w:type="spellEnd"/>
+        <w:t>Insert Caption</w:t>
+      </w:r>
       <w:r>
         <w:rPr>
           <w:bCs/>
@@ -7131,78 +6318,17 @@
         <w:t>)</w:t>
       </w:r>
       <w:r>
-        <w:t xml:space="preserve"> -välilehdeltä </w:t>
+        <w:t xml:space="preserve">. Ohjelma ehdottaa automaattisesti Kuva-otsikon lisäämistä, mutta valitse ikkunasta toiminto </w:t>
       </w:r>
       <w:r>
         <w:rPr>
           <w:b/>
           <w:bCs/>
-          <w:iCs/>
-        </w:rPr>
-        <w:t xml:space="preserve">Lisää otsikko </w:t>
-      </w:r>
-      <w:r>
-        <w:rPr>
-          <w:bCs/>
-          <w:iCs/>
-        </w:rPr>
-        <w:t>(</w:t>
-      </w:r>
-      <w:proofErr w:type="spellStart"/>
-      <w:r>
-        <w:rPr>
-          <w:b/>
-          <w:bCs/>
-          <w:iCs/>
-        </w:rPr>
-        <w:t>Insert</w:t>
-      </w:r>
-      <w:proofErr w:type="spellEnd"/>
-      <w:r>
-        <w:rPr>
-          <w:b/>
-          <w:bCs/>
-          <w:iCs/>
-        </w:rPr>
-        <w:t xml:space="preserve"> </w:t>
-      </w:r>
-      <w:proofErr w:type="spellStart"/>
-      <w:r>
-        <w:rPr>
-          <w:b/>
-          <w:bCs/>
-          <w:iCs/>
-        </w:rPr>
-        <w:t>Caption</w:t>
-      </w:r>
-      <w:proofErr w:type="spellEnd"/>
-      <w:r>
-        <w:rPr>
-          <w:bCs/>
-          <w:iCs/>
-        </w:rPr>
-        <w:t>)</w:t>
-      </w:r>
-      <w:r>
-        <w:t xml:space="preserve">. Ohjelma ehdottaa automaattisesti Kuva-otsikon lisäämistä, mutta valitse ikkunasta toiminto </w:t>
-      </w:r>
-      <w:r>
-        <w:rPr>
-          <w:b/>
-          <w:bCs/>
         </w:rPr>
         <w:t>Uusi otsikkolaji</w:t>
       </w:r>
       <w:r>
-        <w:t xml:space="preserve"> (Kuva 4). Kirjoita avautuvaan ikkunaan uuden otsikkolajin tyyppi (esimerkiksi Kuvio) ja hyväksy </w:t>
-      </w:r>
-      <w:proofErr w:type="spellStart"/>
-      <w:r>
-        <w:t>OK:lla</w:t>
-      </w:r>
-      <w:proofErr w:type="spellEnd"/>
-      <w:r>
-        <w:t>. Nyt ohjelma ehdottaa kyseisen otsikkolajin otsikon lisäämistä ja otsikkolaji löytyy jatkossa suoraan käyttämäsi Word-ohjelman Otsikko-valikosta.</w:t>
+        <w:t xml:space="preserve"> (Kuva 4). Kirjoita avautuvaan ikkunaan uuden otsikkolajin tyyppi (esimerkiksi Kuvio) ja hyväksy OK:lla. Nyt ohjelma ehdottaa kyseisen otsikkolajin otsikon lisäämistä ja otsikkolaji löytyy jatkossa suoraan käyttämäsi Word-ohjelman Otsikko-valikosta.</w:t>
       </w:r>
     </w:p>
     <w:p>
@@ -7359,7 +6485,7 @@
     </w:p>
     <w:p>
       <w:pPr>
-        <w:pStyle w:val="Kuvaotsikko"/>
+        <w:pStyle w:val="Caption"/>
       </w:pPr>
       <w:bookmarkStart w:id="53" w:name="_Toc137394108"/>
       <w:r>
@@ -7406,7 +6532,6 @@
         </w:rPr>
         <w:t>(</w:t>
       </w:r>
-      <w:proofErr w:type="spellStart"/>
       <w:r>
         <w:rPr>
           <w:b/>
@@ -7415,7 +6540,6 @@
         </w:rPr>
         <w:t>References</w:t>
       </w:r>
-      <w:proofErr w:type="spellEnd"/>
       <w:r>
         <w:rPr>
           <w:bCs/>
@@ -7441,34 +6565,47 @@
         </w:rPr>
         <w:t>(</w:t>
       </w:r>
-      <w:proofErr w:type="spellStart"/>
       <w:r>
         <w:rPr>
           <w:b/>
           <w:bCs/>
           <w:iCs/>
         </w:rPr>
-        <w:t>Insert</w:t>
-      </w:r>
-      <w:proofErr w:type="spellEnd"/>
+        <w:t>Insert Caption</w:t>
+      </w:r>
+      <w:r>
+        <w:rPr>
+          <w:bCs/>
+          <w:iCs/>
+        </w:rPr>
+        <w:t>)</w:t>
+      </w:r>
+      <w:r>
+        <w:t xml:space="preserve"> ja valitse </w:t>
+      </w:r>
       <w:r>
         <w:rPr>
           <w:b/>
           <w:bCs/>
           <w:iCs/>
         </w:rPr>
-        <w:t xml:space="preserve"> </w:t>
-      </w:r>
-      <w:proofErr w:type="spellStart"/>
+        <w:t>Otsikko</w:t>
+      </w:r>
+      <w:r>
+        <w:rPr>
+          <w:bCs/>
+          <w:iCs/>
+        </w:rPr>
+        <w:t xml:space="preserve"> (</w:t>
+      </w:r>
       <w:r>
         <w:rPr>
           <w:b/>
           <w:bCs/>
           <w:iCs/>
         </w:rPr>
-        <w:t>Caption</w:t>
-      </w:r>
-      <w:proofErr w:type="spellEnd"/>
+        <w:t>Label</w:t>
+      </w:r>
       <w:r>
         <w:rPr>
           <w:bCs/>
@@ -7477,7 +6614,7 @@
         <w:t>)</w:t>
       </w:r>
       <w:r>
-        <w:t xml:space="preserve"> ja valitse </w:t>
+        <w:t xml:space="preserve"> -valikosta </w:t>
       </w:r>
       <w:r>
         <w:rPr>
@@ -7485,41 +6622,6 @@
           <w:bCs/>
           <w:iCs/>
         </w:rPr>
-        <w:t>Otsikko</w:t>
-      </w:r>
-      <w:r>
-        <w:rPr>
-          <w:bCs/>
-          <w:iCs/>
-        </w:rPr>
-        <w:t xml:space="preserve"> (</w:t>
-      </w:r>
-      <w:proofErr w:type="spellStart"/>
-      <w:r>
-        <w:rPr>
-          <w:b/>
-          <w:bCs/>
-          <w:iCs/>
-        </w:rPr>
-        <w:t>Label</w:t>
-      </w:r>
-      <w:proofErr w:type="spellEnd"/>
-      <w:r>
-        <w:rPr>
-          <w:bCs/>
-          <w:iCs/>
-        </w:rPr>
-        <w:t>)</w:t>
-      </w:r>
-      <w:r>
-        <w:t xml:space="preserve"> -valikosta </w:t>
-      </w:r>
-      <w:r>
-        <w:rPr>
-          <w:b/>
-          <w:bCs/>
-          <w:iCs/>
-        </w:rPr>
         <w:t>Taulukko</w:t>
       </w:r>
       <w:r>
@@ -7527,13 +6629,8 @@
       </w:r>
     </w:p>
     <w:p>
-      <w:proofErr w:type="spellStart"/>
-      <w:r>
-        <w:t>Wordissä</w:t>
-      </w:r>
-      <w:proofErr w:type="spellEnd"/>
-      <w:r>
-        <w:t xml:space="preserve"> voi valita erilaisia taulukkotyylejä. Taulukkotyökalu ilmestyy näkyviin ohjelman yläpalkkiin, kun siirrät kohdistimen johonkin taulukon soluun. Taulukkotyylejä kannattaa kuitenkin käyttää harkiten, jotta lopputulos on saavutettava.</w:t>
+      <w:r>
+        <w:t>Wordissä voi valita erilaisia taulukkotyylejä. Taulukkotyökalu ilmestyy näkyviin ohjelman yläpalkkiin, kun siirrät kohdistimen johonkin taulukon soluun. Taulukkotyylejä kannattaa kuitenkin käyttää harkiten, jotta lopputulos on saavutettava.</w:t>
       </w:r>
     </w:p>
     <w:p>
@@ -7543,7 +6640,7 @@
     </w:p>
     <w:p>
       <w:pPr>
-        <w:pStyle w:val="Kuvaotsikko"/>
+        <w:pStyle w:val="Caption"/>
       </w:pPr>
       <w:bookmarkStart w:id="54" w:name="_Toc436943418"/>
       <w:bookmarkStart w:id="55" w:name="_Toc137394114"/>
@@ -7566,7 +6663,7 @@
     </w:p>
     <w:tbl>
       <w:tblPr>
-        <w:tblStyle w:val="Vaaleataulukkoruudukko"/>
+        <w:tblStyle w:val="TableGridLight"/>
         <w:tblpPr w:leftFromText="141" w:rightFromText="141" w:vertAnchor="text" w:tblpY="1"/>
         <w:tblOverlap w:val="never"/>
         <w:tblW w:w="4875" w:type="dxa"/>
@@ -7901,14 +6998,12 @@
       <w:r>
         <w:t>(</w:t>
       </w:r>
-      <w:proofErr w:type="spellStart"/>
       <w:r>
         <w:rPr>
           <w:lang w:val="en-US"/>
         </w:rPr>
         <w:t>jatkuu</w:t>
       </w:r>
-      <w:proofErr w:type="spellEnd"/>
       <w:r>
         <w:t>)</w:t>
       </w:r>
@@ -7958,7 +7053,7 @@
     </w:p>
     <w:tbl>
       <w:tblPr>
-        <w:tblStyle w:val="Vaaleataulukkoruudukko"/>
+        <w:tblStyle w:val="TableGridLight"/>
         <w:tblW w:w="0" w:type="auto"/>
         <w:tblLook w:val="04A0" w:firstRow="1" w:lastRow="0" w:firstColumn="1" w:lastColumn="0" w:noHBand="0" w:noVBand="1"/>
         <w:tblDescription w:val="Esimerkkitaulukon toinen osa"/>
@@ -8204,14 +7299,12 @@
                 <w:lang w:val="en-US"/>
               </w:rPr>
             </w:pPr>
-            <w:proofErr w:type="spellStart"/>
             <w:r>
               <w:rPr>
                 <w:lang w:val="en-US"/>
               </w:rPr>
               <w:t>Yhteensä</w:t>
             </w:r>
-            <w:proofErr w:type="spellEnd"/>
           </w:p>
         </w:tc>
         <w:tc>
@@ -8289,15 +7382,7 @@
     </w:p>
     <w:p>
       <w:r>
-        <w:t xml:space="preserve">Opinnäytetyö tehdään </w:t>
-      </w:r>
-      <w:proofErr w:type="spellStart"/>
-      <w:r>
-        <w:t>Wordillä</w:t>
-      </w:r>
-      <w:proofErr w:type="spellEnd"/>
-      <w:r>
-        <w:t xml:space="preserve">, mutta se julkaistaan Theseuksessa </w:t>
+        <w:t xml:space="preserve">Opinnäytetyö tehdään Wordillä, mutta se julkaistaan Theseuksessa </w:t>
       </w:r>
       <w:r>
         <w:t>saavutettavassa ja arkistokelpoisessa PDF/A-muodossa. Ennen saavutettavan ja arkistoitavan PDF/A-tiedoston luontia täytyy tarkistaa/täydentää myös dokumentin ns. metatiedot, koska tiedoston PDF/A-muoto käyttää myös näitä tietoja osana dokumenttia</w:t>
@@ -8388,7 +7473,6 @@
       <w:r>
         <w:t xml:space="preserve"> (</w:t>
       </w:r>
-      <w:proofErr w:type="spellStart"/>
       <w:r>
         <w:rPr>
           <w:b/>
@@ -8396,7 +7480,6 @@
         </w:rPr>
         <w:t>Keywords</w:t>
       </w:r>
-      <w:proofErr w:type="spellEnd"/>
       <w:r>
         <w:t xml:space="preserve">) halutessasi. Tarkista myös muiden </w:t>
       </w:r>
@@ -8528,7 +7611,7 @@
     </w:p>
     <w:p>
       <w:pPr>
-        <w:pStyle w:val="Kuvaotsikko"/>
+        <w:pStyle w:val="Caption"/>
       </w:pPr>
       <w:bookmarkStart w:id="57" w:name="_Toc137394109"/>
       <w:r>
@@ -8613,7 +7696,6 @@
         </w:rPr>
         <w:t>(</w:t>
       </w:r>
-      <w:proofErr w:type="spellStart"/>
       <w:r>
         <w:rPr>
           <w:b/>
@@ -8622,7 +7704,6 @@
         </w:rPr>
         <w:t>Export</w:t>
       </w:r>
-      <w:proofErr w:type="spellEnd"/>
       <w:r>
         <w:rPr>
           <w:bCs/>
@@ -8633,38 +7714,20 @@
       <w:r>
         <w:t xml:space="preserve">. </w:t>
       </w:r>
-      <w:proofErr w:type="spellStart"/>
       <w:r>
         <w:rPr>
           <w:lang w:val="en-GB"/>
         </w:rPr>
-        <w:t>Valitse</w:t>
-      </w:r>
-      <w:proofErr w:type="spellEnd"/>
-      <w:r>
-        <w:rPr>
+        <w:t xml:space="preserve">Valitse </w:t>
+      </w:r>
+      <w:r>
+        <w:rPr>
+          <w:b/>
+          <w:bCs/>
           <w:lang w:val="en-GB"/>
         </w:rPr>
-        <w:t xml:space="preserve"> </w:t>
-      </w:r>
-      <w:r>
-        <w:rPr>
-          <w:b/>
-          <w:bCs/>
-          <w:lang w:val="en-GB"/>
-        </w:rPr>
-        <w:t>Luo PDF- tai XPS-</w:t>
-      </w:r>
-      <w:proofErr w:type="spellStart"/>
-      <w:r>
-        <w:rPr>
-          <w:b/>
-          <w:bCs/>
-          <w:lang w:val="en-GB"/>
-        </w:rPr>
-        <w:t>tiedosto</w:t>
-      </w:r>
-      <w:proofErr w:type="spellEnd"/>
+        <w:t>Luo PDF- tai XPS-tiedosto</w:t>
+      </w:r>
       <w:r>
         <w:rPr>
           <w:bCs/>
@@ -8744,7 +7807,7 @@
     </w:p>
     <w:p>
       <w:pPr>
-        <w:pStyle w:val="Kuvaotsikko"/>
+        <w:pStyle w:val="Caption"/>
       </w:pPr>
       <w:bookmarkStart w:id="58" w:name="_Toc59288897"/>
       <w:bookmarkStart w:id="59" w:name="_Toc137394110"/>
@@ -8846,7 +7909,7 @@
     </w:p>
     <w:p>
       <w:pPr>
-        <w:pStyle w:val="Kuvaotsikko"/>
+        <w:pStyle w:val="Caption"/>
       </w:pPr>
       <w:bookmarkStart w:id="60" w:name="_Toc59288898"/>
       <w:bookmarkStart w:id="61" w:name="_Toc137394111"/>
@@ -8894,7 +7957,6 @@
         </w:rPr>
         <w:t>(</w:t>
       </w:r>
-      <w:proofErr w:type="spellStart"/>
       <w:r>
         <w:rPr>
           <w:b/>
@@ -8902,7 +7964,6 @@
         </w:rPr>
         <w:t>Options</w:t>
       </w:r>
-      <w:proofErr w:type="spellEnd"/>
       <w:r>
         <w:rPr>
           <w:bCs/>
@@ -8936,7 +7997,6 @@
       <w:r>
         <w:t xml:space="preserve"> (</w:t>
       </w:r>
-      <w:proofErr w:type="spellStart"/>
       <w:r>
         <w:rPr>
           <w:b/>
@@ -8944,35 +8004,16 @@
         </w:rPr>
         <w:t>Document</w:t>
       </w:r>
-      <w:proofErr w:type="spellEnd"/>
       <w:r>
         <w:t>) kohdasta julkaistava kohde (</w:t>
       </w:r>
-      <w:proofErr w:type="spellStart"/>
       <w:r>
         <w:rPr>
           <w:b/>
           <w:bCs/>
         </w:rPr>
-        <w:t>Publish</w:t>
-      </w:r>
-      <w:proofErr w:type="spellEnd"/>
-      <w:r>
-        <w:rPr>
-          <w:b/>
-          <w:bCs/>
-        </w:rPr>
-        <w:t xml:space="preserve"> </w:t>
-      </w:r>
-      <w:proofErr w:type="spellStart"/>
-      <w:r>
-        <w:rPr>
-          <w:b/>
-          <w:bCs/>
-        </w:rPr>
-        <w:t>what</w:t>
-      </w:r>
-      <w:proofErr w:type="spellEnd"/>
+        <w:t>Publish what</w:t>
+      </w:r>
       <w:r>
         <w:t xml:space="preserve">). </w:t>
       </w:r>
@@ -9000,187 +8041,53 @@
       <w:r>
         <w:t>(</w:t>
       </w:r>
-      <w:proofErr w:type="spellStart"/>
       <w:r>
         <w:rPr>
           <w:b/>
           <w:bCs/>
         </w:rPr>
-        <w:t>Create</w:t>
-      </w:r>
-      <w:proofErr w:type="spellEnd"/>
+        <w:t>Create Bookmarks using Headings</w:t>
+      </w:r>
+      <w:r>
+        <w:t xml:space="preserve">) ja </w:t>
+      </w:r>
       <w:r>
         <w:rPr>
           <w:b/>
           <w:bCs/>
         </w:rPr>
-        <w:t xml:space="preserve"> </w:t>
-      </w:r>
-      <w:proofErr w:type="spellStart"/>
+        <w:t xml:space="preserve">Asiakirjan rakenteen tunnisteet helppokäyttötoimintoa varten </w:t>
+      </w:r>
+      <w:r>
+        <w:t>(</w:t>
+      </w:r>
       <w:r>
         <w:rPr>
           <w:b/>
           <w:bCs/>
         </w:rPr>
-        <w:t>Bookmarks</w:t>
-      </w:r>
-      <w:proofErr w:type="spellEnd"/>
+        <w:t>Document Structure Tags for Accessiblity</w:t>
+      </w:r>
+      <w:r>
+        <w:t xml:space="preserve">) kohdasta </w:t>
+      </w:r>
       <w:r>
         <w:rPr>
           <w:b/>
           <w:bCs/>
         </w:rPr>
-        <w:t xml:space="preserve"> </w:t>
-      </w:r>
-      <w:proofErr w:type="spellStart"/>
+        <w:t xml:space="preserve">Sisällytä tulostumattomat tiedot </w:t>
+      </w:r>
+      <w:r>
+        <w:t>(</w:t>
+      </w:r>
       <w:r>
         <w:rPr>
           <w:b/>
           <w:bCs/>
         </w:rPr>
-        <w:t>using</w:t>
-      </w:r>
-      <w:proofErr w:type="spellEnd"/>
-      <w:r>
-        <w:rPr>
-          <w:b/>
-          <w:bCs/>
-        </w:rPr>
-        <w:t xml:space="preserve"> </w:t>
-      </w:r>
-      <w:proofErr w:type="spellStart"/>
-      <w:r>
-        <w:rPr>
-          <w:b/>
-          <w:bCs/>
-        </w:rPr>
-        <w:t>Headings</w:t>
-      </w:r>
-      <w:proofErr w:type="spellEnd"/>
-      <w:r>
-        <w:t xml:space="preserve">) ja </w:t>
-      </w:r>
-      <w:r>
-        <w:rPr>
-          <w:b/>
-          <w:bCs/>
-        </w:rPr>
-        <w:t xml:space="preserve">Asiakirjan rakenteen tunnisteet helppokäyttötoimintoa varten </w:t>
-      </w:r>
-      <w:r>
-        <w:t>(</w:t>
-      </w:r>
-      <w:proofErr w:type="spellStart"/>
-      <w:r>
-        <w:rPr>
-          <w:b/>
-          <w:bCs/>
-        </w:rPr>
-        <w:t>Document</w:t>
-      </w:r>
-      <w:proofErr w:type="spellEnd"/>
-      <w:r>
-        <w:rPr>
-          <w:b/>
-          <w:bCs/>
-        </w:rPr>
-        <w:t xml:space="preserve"> </w:t>
-      </w:r>
-      <w:proofErr w:type="spellStart"/>
-      <w:r>
-        <w:rPr>
-          <w:b/>
-          <w:bCs/>
-        </w:rPr>
-        <w:t>Structure</w:t>
-      </w:r>
-      <w:proofErr w:type="spellEnd"/>
-      <w:r>
-        <w:rPr>
-          <w:b/>
-          <w:bCs/>
-        </w:rPr>
-        <w:t xml:space="preserve"> </w:t>
-      </w:r>
-      <w:proofErr w:type="spellStart"/>
-      <w:r>
-        <w:rPr>
-          <w:b/>
-          <w:bCs/>
-        </w:rPr>
-        <w:t>Tags</w:t>
-      </w:r>
-      <w:proofErr w:type="spellEnd"/>
-      <w:r>
-        <w:rPr>
-          <w:b/>
-          <w:bCs/>
-        </w:rPr>
-        <w:t xml:space="preserve"> for </w:t>
-      </w:r>
-      <w:proofErr w:type="spellStart"/>
-      <w:r>
-        <w:rPr>
-          <w:b/>
-          <w:bCs/>
-        </w:rPr>
-        <w:t>Accessiblity</w:t>
-      </w:r>
-      <w:proofErr w:type="spellEnd"/>
-      <w:r>
-        <w:t xml:space="preserve">) kohdasta </w:t>
-      </w:r>
-      <w:r>
-        <w:rPr>
-          <w:b/>
-          <w:bCs/>
-        </w:rPr>
-        <w:t xml:space="preserve">Sisällytä tulostumattomat tiedot </w:t>
-      </w:r>
-      <w:r>
-        <w:t>(</w:t>
-      </w:r>
-      <w:proofErr w:type="spellStart"/>
-      <w:r>
-        <w:rPr>
-          <w:b/>
-          <w:bCs/>
-        </w:rPr>
-        <w:t>Include</w:t>
-      </w:r>
-      <w:proofErr w:type="spellEnd"/>
-      <w:r>
-        <w:rPr>
-          <w:b/>
-          <w:bCs/>
-        </w:rPr>
-        <w:t xml:space="preserve"> non-</w:t>
-      </w:r>
-      <w:proofErr w:type="spellStart"/>
-      <w:r>
-        <w:rPr>
-          <w:b/>
-          <w:bCs/>
-        </w:rPr>
-        <w:t>printing</w:t>
-      </w:r>
-      <w:proofErr w:type="spellEnd"/>
-      <w:r>
-        <w:rPr>
-          <w:b/>
-          <w:bCs/>
-        </w:rPr>
-        <w:t xml:space="preserve"> </w:t>
-      </w:r>
-      <w:proofErr w:type="spellStart"/>
-      <w:r>
-        <w:rPr>
-          <w:b/>
-          <w:bCs/>
-        </w:rPr>
-        <w:t>information</w:t>
-      </w:r>
-      <w:proofErr w:type="spellEnd"/>
+        <w:t>Include non-printing information</w:t>
+      </w:r>
       <w:r>
         <w:t>). Näin dokumentin rakenne merkitään kappaletyylien perusteella oikein PDF/A-tiedostoon.</w:t>
       </w:r>
@@ -9220,17 +8127,8 @@
           <w:b/>
           <w:bCs/>
         </w:rPr>
-        <w:t xml:space="preserve">PDF </w:t>
-      </w:r>
-      <w:proofErr w:type="spellStart"/>
-      <w:r>
-        <w:rPr>
-          <w:b/>
-          <w:bCs/>
-        </w:rPr>
-        <w:t>Options</w:t>
-      </w:r>
-      <w:proofErr w:type="spellEnd"/>
+        <w:t>PDF Options</w:t>
+      </w:r>
       <w:r>
         <w:t>)</w:t>
       </w:r>
@@ -9299,7 +8197,7 @@
     </w:p>
     <w:p>
       <w:pPr>
-        <w:pStyle w:val="Kuvaotsikko"/>
+        <w:pStyle w:val="Caption"/>
         <w:ind w:left="720"/>
       </w:pPr>
       <w:bookmarkStart w:id="63" w:name="_Toc59288899"/>
@@ -9342,7 +8240,7 @@
     </w:p>
     <w:p>
       <w:pPr>
-        <w:pStyle w:val="Otsikko1"/>
+        <w:pStyle w:val="Heading1"/>
       </w:pPr>
       <w:bookmarkStart w:id="65" w:name="_Toc213692362"/>
       <w:r>
@@ -9356,48 +8254,20 @@
         <w:rPr>
           <w:lang w:val="en-GB"/>
         </w:rPr>
-        <w:t xml:space="preserve">The objective of this thesis was to design and implement an application called </w:t>
-      </w:r>
-      <w:proofErr w:type="spellStart"/>
+        <w:t>The objective of this thesis was to design and implement an application called ORAOwl, which consolidates scattered orienteering results into a single system. The application aims to facilitate the monitoring of athletes’ progress and the selection of relay teams while providing tools for data analysis and visualization. The topic is relevant, as the fragmentation of competition results across multiple websites makes it difficult to utilize data effectively in coaching and club activities.</w:t>
+      </w:r>
       <w:r>
         <w:rPr>
           <w:lang w:val="en-GB"/>
         </w:rPr>
-        <w:t>ORAOwl</w:t>
-      </w:r>
-      <w:proofErr w:type="spellEnd"/>
+        <w:br/>
+      </w:r>
       <w:r>
         <w:rPr>
           <w:lang w:val="en-GB"/>
         </w:rPr>
-        <w:t>, which consolidates scattered orienteering results into a single system. The application aims to facilitate the monitoring of athletes’ progress and the selection of relay teams while providing tools for data analysis and visualization. The topic is relevant, as the fragmentation of competition results across multiple websites makes it difficult to utilize data effectively in coaching and club activities.</w:t>
-      </w:r>
-      <w:r>
-        <w:rPr>
-          <w:lang w:val="en-GB"/>
-        </w:rPr>
         <w:br/>
-      </w:r>
-      <w:r>
-        <w:rPr>
-          <w:lang w:val="en-GB"/>
-        </w:rPr>
-        <w:br/>
-        <w:t xml:space="preserve">The application was implemented using the Python programming language and the Django framework, with PostgreSQL as the database. Bootstrap and </w:t>
-      </w:r>
-      <w:proofErr w:type="spellStart"/>
-      <w:r>
-        <w:rPr>
-          <w:lang w:val="en-GB"/>
-        </w:rPr>
-        <w:t>AdminLTE</w:t>
-      </w:r>
-      <w:proofErr w:type="spellEnd"/>
-      <w:r>
-        <w:rPr>
-          <w:lang w:val="en-GB"/>
-        </w:rPr>
-        <w:t xml:space="preserve"> were used for the user interface, and the IOFXML standard was applied for processing the results data. Key functionalities include uploading XML files, storing and searching results, and visualizing performance data, such as pace development (min/km) over time. Data protection was ensured through anonymization features in accordance with GDPR requirements.</w:t>
+        <w:t>The application was implemented using the Python programming language and the Django framework, with PostgreSQL as the database. Bootstrap and AdminLTE were used for the user interface, and the IOFXML standard was applied for processing the results data. Key functionalities include uploading XML files, storing and searching results, and visualizing performance data, such as pace development (min/km) over time. Data protection was ensured through anonymization features in accordance with GDPR requirements.</w:t>
       </w:r>
       <w:r>
         <w:rPr>
@@ -9424,37 +8294,8 @@
         </w:rPr>
         <w:br/>
       </w:r>
-      <w:proofErr w:type="spellStart"/>
-      <w:r>
-        <w:t>Keywords</w:t>
-      </w:r>
-      <w:proofErr w:type="spellEnd"/>
-      <w:r>
-        <w:t xml:space="preserve">: </w:t>
-      </w:r>
-      <w:proofErr w:type="spellStart"/>
-      <w:r>
-        <w:t>orienteering</w:t>
-      </w:r>
-      <w:proofErr w:type="spellEnd"/>
-      <w:r>
-        <w:t xml:space="preserve">, </w:t>
-      </w:r>
-      <w:proofErr w:type="spellStart"/>
-      <w:r>
-        <w:t>result</w:t>
-      </w:r>
-      <w:proofErr w:type="spellEnd"/>
-      <w:r>
-        <w:t xml:space="preserve"> </w:t>
-      </w:r>
-      <w:proofErr w:type="spellStart"/>
-      <w:r>
-        <w:t>analytics</w:t>
-      </w:r>
-      <w:proofErr w:type="spellEnd"/>
-      <w:r>
-        <w:t>, information systems, Django, IOFXML, GDPR</w:t>
+      <w:r>
+        <w:t>Keywords: orienteering, result analytics, information systems, Django, IOFXML, GDPR</w:t>
       </w:r>
     </w:p>
     <w:sectPr>
@@ -9497,7 +8338,7 @@
 <w:ftr xmlns:wpc="http://schemas.microsoft.com/office/word/2010/wordprocessingCanvas" xmlns:cx="http://schemas.microsoft.com/office/drawing/2014/chartex" xmlns:cx1="http://schemas.microsoft.com/office/drawing/2015/9/8/chartex" xmlns:cx2="http://schemas.microsoft.com/office/drawing/2015/10/21/chartex" xmlns:cx3="http://schemas.microsoft.com/office/drawing/2016/5/9/chartex" xmlns:cx4="http://schemas.microsoft.com/office/drawing/2016/5/10/chartex" xmlns:cx5="http://schemas.microsoft.com/office/drawing/2016/5/11/chartex" xmlns:cx6="http://schemas.microsoft.com/office/drawing/2016/5/12/chartex" xmlns:cx7="http://schemas.microsoft.com/office/drawing/2016/5/13/chartex" xmlns:cx8="http://schemas.microsoft.com/office/drawing/2016/5/14/chartex" xmlns:mc="http://schemas.openxmlformats.org/markup-compatibility/2006" xmlns:aink="http://schemas.microsoft.com/office/drawing/2016/ink" xmlns:am3d="http://schemas.microsoft.com/office/drawing/2017/model3d" xmlns:o="urn:schemas-microsoft-com:office:office" xmlns:oel="http://schemas.microsoft.com/office/2019/extlst" xmlns:r="http://schemas.openxmlformats.org/officeDocument/2006/relationships" xmlns:m="http://schemas.openxmlformats.org/officeDocument/2006/math" xmlns:v="urn:schemas-microsoft-com:vml" xmlns:wp14="http://schemas.microsoft.com/office/word/2010/wordprocessingDrawing" xmlns:wp="http://schemas.openxmlformats.org/drawingml/2006/wordprocessingDrawing" xmlns:w10="urn:schemas-microsoft-com:office:word" xmlns:w="http://schemas.openxmlformats.org/wordprocessingml/2006/main" xmlns:w14="http://schemas.microsoft.com/office/word/2010/wordml" xmlns:w15="http://schemas.microsoft.com/office/word/2012/wordml" xmlns:w16cex="http://schemas.microsoft.com/office/word/2018/wordml/cex" xmlns:w16cid="http://schemas.microsoft.com/office/word/2016/wordml/cid" xmlns:w16="http://schemas.microsoft.com/office/word/2018/wordml" xmlns:w16du="http://schemas.microsoft.com/office/word/2023/wordml/word16du" xmlns:w16sdtdh="http://schemas.microsoft.com/office/word/2020/wordml/sdtdatahash" xmlns:w16sdtfl="http://schemas.microsoft.com/office/word/2024/wordml/sdtformatlock" xmlns:w16se="http://schemas.microsoft.com/office/word/2015/wordml/symex" xmlns:wpg="http://schemas.microsoft.com/office/word/2010/wordprocessingGroup" xmlns:wpi="http://schemas.microsoft.com/office/word/2010/wordprocessingInk" xmlns:wne="http://schemas.microsoft.com/office/word/2006/wordml" xmlns:wps="http://schemas.microsoft.com/office/word/2010/wordprocessingShape" mc:Ignorable="w14 w15 w16se w16cid w16 w16cex w16sdtdh w16sdtfl w16du wp14">
   <w:p>
     <w:pPr>
-      <w:pStyle w:val="Alatunniste"/>
+      <w:pStyle w:val="Footer"/>
       <w:tabs>
         <w:tab w:val="left" w:pos="6804"/>
       </w:tabs>
@@ -9509,7 +8350,6 @@
         <w:lock w:val="contentLocked"/>
         <w:text/>
       </w:sdtPr>
-      <w:sdtEndPr/>
       <w:sdtContent>
         <w:r>
           <w:t>T</w:t>
@@ -9569,42 +8409,42 @@
     </w:sdtPr>
     <w:sdtEndPr>
       <w:rPr>
-        <w:rStyle w:val="Sivunumero"/>
+        <w:rStyle w:val="PageNumber"/>
       </w:rPr>
     </w:sdtEndPr>
     <w:sdtContent>
       <w:p>
         <w:pPr>
-          <w:pStyle w:val="Yltunniste"/>
+          <w:pStyle w:val="Header"/>
         </w:pPr>
         <w:r>
           <w:rPr>
-            <w:rStyle w:val="Sivunumero"/>
+            <w:rStyle w:val="PageNumber"/>
           </w:rPr>
           <w:fldChar w:fldCharType="begin"/>
         </w:r>
         <w:r>
           <w:rPr>
-            <w:rStyle w:val="Sivunumero"/>
+            <w:rStyle w:val="PageNumber"/>
           </w:rPr>
           <w:instrText>PAGE   \* MERGEFORMAT</w:instrText>
         </w:r>
         <w:r>
           <w:rPr>
-            <w:rStyle w:val="Sivunumero"/>
+            <w:rStyle w:val="PageNumber"/>
           </w:rPr>
           <w:fldChar w:fldCharType="separate"/>
         </w:r>
         <w:r>
           <w:rPr>
-            <w:rStyle w:val="Sivunumero"/>
+            <w:rStyle w:val="PageNumber"/>
             <w:noProof/>
           </w:rPr>
           <w:t>11</w:t>
         </w:r>
         <w:r>
           <w:rPr>
-            <w:rStyle w:val="Sivunumero"/>
+            <w:rStyle w:val="PageNumber"/>
           </w:rPr>
           <w:fldChar w:fldCharType="end"/>
         </w:r>
@@ -9618,7 +8458,7 @@
 <w:hdr xmlns:wpc="http://schemas.microsoft.com/office/word/2010/wordprocessingCanvas" xmlns:cx="http://schemas.microsoft.com/office/drawing/2014/chartex" xmlns:cx1="http://schemas.microsoft.com/office/drawing/2015/9/8/chartex" xmlns:cx2="http://schemas.microsoft.com/office/drawing/2015/10/21/chartex" xmlns:cx3="http://schemas.microsoft.com/office/drawing/2016/5/9/chartex" xmlns:cx4="http://schemas.microsoft.com/office/drawing/2016/5/10/chartex" xmlns:cx5="http://schemas.microsoft.com/office/drawing/2016/5/11/chartex" xmlns:cx6="http://schemas.microsoft.com/office/drawing/2016/5/12/chartex" xmlns:cx7="http://schemas.microsoft.com/office/drawing/2016/5/13/chartex" xmlns:cx8="http://schemas.microsoft.com/office/drawing/2016/5/14/chartex" xmlns:mc="http://schemas.openxmlformats.org/markup-compatibility/2006" xmlns:aink="http://schemas.microsoft.com/office/drawing/2016/ink" xmlns:am3d="http://schemas.microsoft.com/office/drawing/2017/model3d" xmlns:o="urn:schemas-microsoft-com:office:office" xmlns:oel="http://schemas.microsoft.com/office/2019/extlst" xmlns:r="http://schemas.openxmlformats.org/officeDocument/2006/relationships" xmlns:m="http://schemas.openxmlformats.org/officeDocument/2006/math" xmlns:v="urn:schemas-microsoft-com:vml" xmlns:wp14="http://schemas.microsoft.com/office/word/2010/wordprocessingDrawing" xmlns:wp="http://schemas.openxmlformats.org/drawingml/2006/wordprocessingDrawing" xmlns:w10="urn:schemas-microsoft-com:office:word" xmlns:w="http://schemas.openxmlformats.org/wordprocessingml/2006/main" xmlns:w14="http://schemas.microsoft.com/office/word/2010/wordml" xmlns:w15="http://schemas.microsoft.com/office/word/2012/wordml" xmlns:w16cex="http://schemas.microsoft.com/office/word/2018/wordml/cex" xmlns:w16cid="http://schemas.microsoft.com/office/word/2016/wordml/cid" xmlns:w16="http://schemas.microsoft.com/office/word/2018/wordml" xmlns:w16du="http://schemas.microsoft.com/office/word/2023/wordml/word16du" xmlns:w16sdtdh="http://schemas.microsoft.com/office/word/2020/wordml/sdtdatahash" xmlns:w16sdtfl="http://schemas.microsoft.com/office/word/2024/wordml/sdtformatlock" xmlns:w16se="http://schemas.microsoft.com/office/word/2015/wordml/symex" xmlns:wpg="http://schemas.microsoft.com/office/word/2010/wordprocessingGroup" xmlns:wpi="http://schemas.microsoft.com/office/word/2010/wordprocessingInk" xmlns:wne="http://schemas.microsoft.com/office/word/2006/wordml" xmlns:wps="http://schemas.microsoft.com/office/word/2010/wordprocessingShape" mc:Ignorable="w14 w15 w16se w16cid w16 w16cex w16sdtdh w16sdtfl w16du wp14">
   <w:p>
     <w:pPr>
-      <w:pStyle w:val="Yltunniste"/>
+      <w:pStyle w:val="Header"/>
       <w:tabs>
         <w:tab w:val="right" w:pos="8505"/>
       </w:tabs>
@@ -9634,13 +8474,13 @@
       </w:sdtPr>
       <w:sdtEndPr>
         <w:rPr>
-          <w:rStyle w:val="Sivunumero"/>
+          <w:rStyle w:val="PageNumber"/>
         </w:rPr>
       </w:sdtEndPr>
       <w:sdtContent>
         <w:r>
           <w:rPr>
-            <w:rStyle w:val="Sivunumero"/>
+            <w:rStyle w:val="PageNumber"/>
           </w:rPr>
           <w:t>Liite</w:t>
         </w:r>
@@ -9648,56 +8488,56 @@
     </w:sdt>
     <w:r>
       <w:rPr>
-        <w:rStyle w:val="Sivunumero"/>
+        <w:rStyle w:val="PageNumber"/>
       </w:rPr>
       <w:t xml:space="preserve"> </w:t>
     </w:r>
     <w:r>
       <w:rPr>
-        <w:rStyle w:val="Sivunumero"/>
+        <w:rStyle w:val="PageNumber"/>
       </w:rPr>
       <w:t>1</w:t>
     </w:r>
     <w:r>
       <w:rPr>
-        <w:rStyle w:val="Sivunumero"/>
+        <w:rStyle w:val="PageNumber"/>
       </w:rPr>
       <w:tab/>
     </w:r>
     <w:r>
       <w:rPr>
-        <w:rStyle w:val="Sivunumero"/>
+        <w:rStyle w:val="PageNumber"/>
       </w:rPr>
       <w:tab/>
     </w:r>
     <w:r>
       <w:rPr>
-        <w:rStyle w:val="Sivunumero"/>
+        <w:rStyle w:val="PageNumber"/>
       </w:rPr>
       <w:fldChar w:fldCharType="begin"/>
     </w:r>
     <w:r>
       <w:rPr>
-        <w:rStyle w:val="Sivunumero"/>
+        <w:rStyle w:val="PageNumber"/>
       </w:rPr>
       <w:instrText xml:space="preserve"> PAGE  \* Arabic  \* MERGEFORMAT </w:instrText>
     </w:r>
     <w:r>
       <w:rPr>
-        <w:rStyle w:val="Sivunumero"/>
+        <w:rStyle w:val="PageNumber"/>
       </w:rPr>
       <w:fldChar w:fldCharType="separate"/>
     </w:r>
     <w:r>
       <w:rPr>
-        <w:rStyle w:val="Sivunumero"/>
+        <w:rStyle w:val="PageNumber"/>
         <w:noProof/>
       </w:rPr>
       <w:t>13</w:t>
     </w:r>
     <w:r>
       <w:rPr>
-        <w:rStyle w:val="Sivunumero"/>
+        <w:rStyle w:val="PageNumber"/>
       </w:rPr>
       <w:fldChar w:fldCharType="end"/>
     </w:r>
@@ -9709,7 +8549,7 @@
 <w:hdr xmlns:wpc="http://schemas.microsoft.com/office/word/2010/wordprocessingCanvas" xmlns:cx="http://schemas.microsoft.com/office/drawing/2014/chartex" xmlns:cx1="http://schemas.microsoft.com/office/drawing/2015/9/8/chartex" xmlns:cx2="http://schemas.microsoft.com/office/drawing/2015/10/21/chartex" xmlns:cx3="http://schemas.microsoft.com/office/drawing/2016/5/9/chartex" xmlns:cx4="http://schemas.microsoft.com/office/drawing/2016/5/10/chartex" xmlns:cx5="http://schemas.microsoft.com/office/drawing/2016/5/11/chartex" xmlns:cx6="http://schemas.microsoft.com/office/drawing/2016/5/12/chartex" xmlns:cx7="http://schemas.microsoft.com/office/drawing/2016/5/13/chartex" xmlns:cx8="http://schemas.microsoft.com/office/drawing/2016/5/14/chartex" xmlns:mc="http://schemas.openxmlformats.org/markup-compatibility/2006" xmlns:aink="http://schemas.microsoft.com/office/drawing/2016/ink" xmlns:am3d="http://schemas.microsoft.com/office/drawing/2017/model3d" xmlns:o="urn:schemas-microsoft-com:office:office" xmlns:oel="http://schemas.microsoft.com/office/2019/extlst" xmlns:r="http://schemas.openxmlformats.org/officeDocument/2006/relationships" xmlns:m="http://schemas.openxmlformats.org/officeDocument/2006/math" xmlns:v="urn:schemas-microsoft-com:vml" xmlns:wp14="http://schemas.microsoft.com/office/word/2010/wordprocessingDrawing" xmlns:wp="http://schemas.openxmlformats.org/drawingml/2006/wordprocessingDrawing" xmlns:w10="urn:schemas-microsoft-com:office:word" xmlns:w="http://schemas.openxmlformats.org/wordprocessingml/2006/main" xmlns:w14="http://schemas.microsoft.com/office/word/2010/wordml" xmlns:w15="http://schemas.microsoft.com/office/word/2012/wordml" xmlns:w16cex="http://schemas.microsoft.com/office/word/2018/wordml/cex" xmlns:w16cid="http://schemas.microsoft.com/office/word/2016/wordml/cid" xmlns:w16="http://schemas.microsoft.com/office/word/2018/wordml" xmlns:w16du="http://schemas.microsoft.com/office/word/2023/wordml/word16du" xmlns:w16sdtdh="http://schemas.microsoft.com/office/word/2020/wordml/sdtdatahash" xmlns:w16sdtfl="http://schemas.microsoft.com/office/word/2024/wordml/sdtformatlock" xmlns:w16se="http://schemas.microsoft.com/office/word/2015/wordml/symex" xmlns:wpg="http://schemas.microsoft.com/office/word/2010/wordprocessingGroup" xmlns:wpi="http://schemas.microsoft.com/office/word/2010/wordprocessingInk" xmlns:wne="http://schemas.microsoft.com/office/word/2006/wordml" xmlns:wps="http://schemas.microsoft.com/office/word/2010/wordprocessingShape" mc:Ignorable="w14 w15 w16se w16cid w16 w16cex w16sdtdh w16sdtfl w16du wp14">
   <w:p>
     <w:pPr>
-      <w:pStyle w:val="Yltunniste"/>
+      <w:pStyle w:val="Header"/>
       <w:tabs>
         <w:tab w:val="right" w:pos="8505"/>
       </w:tabs>
@@ -9725,13 +8565,13 @@
       </w:sdtPr>
       <w:sdtEndPr>
         <w:rPr>
-          <w:rStyle w:val="Sivunumero"/>
+          <w:rStyle w:val="PageNumber"/>
         </w:rPr>
       </w:sdtEndPr>
       <w:sdtContent>
         <w:r>
           <w:rPr>
-            <w:rStyle w:val="Sivunumero"/>
+            <w:rStyle w:val="PageNumber"/>
           </w:rPr>
           <w:t>Liite</w:t>
         </w:r>
@@ -9739,50 +8579,50 @@
     </w:sdt>
     <w:r>
       <w:rPr>
-        <w:rStyle w:val="Sivunumero"/>
+        <w:rStyle w:val="PageNumber"/>
       </w:rPr>
       <w:t xml:space="preserve"> 2</w:t>
     </w:r>
     <w:r>
       <w:rPr>
-        <w:rStyle w:val="Sivunumero"/>
+        <w:rStyle w:val="PageNumber"/>
       </w:rPr>
       <w:tab/>
     </w:r>
     <w:r>
       <w:rPr>
-        <w:rStyle w:val="Sivunumero"/>
+        <w:rStyle w:val="PageNumber"/>
       </w:rPr>
       <w:tab/>
     </w:r>
     <w:r>
       <w:rPr>
-        <w:rStyle w:val="Sivunumero"/>
+        <w:rStyle w:val="PageNumber"/>
       </w:rPr>
       <w:fldChar w:fldCharType="begin"/>
     </w:r>
     <w:r>
       <w:rPr>
-        <w:rStyle w:val="Sivunumero"/>
+        <w:rStyle w:val="PageNumber"/>
       </w:rPr>
       <w:instrText xml:space="preserve"> PAGE  \* Arabic  \* MERGEFORMAT </w:instrText>
     </w:r>
     <w:r>
       <w:rPr>
-        <w:rStyle w:val="Sivunumero"/>
+        <w:rStyle w:val="PageNumber"/>
       </w:rPr>
       <w:fldChar w:fldCharType="separate"/>
     </w:r>
     <w:r>
       <w:rPr>
-        <w:rStyle w:val="Sivunumero"/>
+        <w:rStyle w:val="PageNumber"/>
         <w:noProof/>
       </w:rPr>
       <w:t>18</w:t>
     </w:r>
     <w:r>
       <w:rPr>
-        <w:rStyle w:val="Sivunumero"/>
+        <w:rStyle w:val="PageNumber"/>
       </w:rPr>
       <w:fldChar w:fldCharType="end"/>
     </w:r>
@@ -9794,7 +8634,7 @@
 <w:hdr xmlns:wpc="http://schemas.microsoft.com/office/word/2010/wordprocessingCanvas" xmlns:cx="http://schemas.microsoft.com/office/drawing/2014/chartex" xmlns:cx1="http://schemas.microsoft.com/office/drawing/2015/9/8/chartex" xmlns:cx2="http://schemas.microsoft.com/office/drawing/2015/10/21/chartex" xmlns:cx3="http://schemas.microsoft.com/office/drawing/2016/5/9/chartex" xmlns:cx4="http://schemas.microsoft.com/office/drawing/2016/5/10/chartex" xmlns:cx5="http://schemas.microsoft.com/office/drawing/2016/5/11/chartex" xmlns:cx6="http://schemas.microsoft.com/office/drawing/2016/5/12/chartex" xmlns:cx7="http://schemas.microsoft.com/office/drawing/2016/5/13/chartex" xmlns:cx8="http://schemas.microsoft.com/office/drawing/2016/5/14/chartex" xmlns:mc="http://schemas.openxmlformats.org/markup-compatibility/2006" xmlns:aink="http://schemas.microsoft.com/office/drawing/2016/ink" xmlns:am3d="http://schemas.microsoft.com/office/drawing/2017/model3d" xmlns:o="urn:schemas-microsoft-com:office:office" xmlns:oel="http://schemas.microsoft.com/office/2019/extlst" xmlns:r="http://schemas.openxmlformats.org/officeDocument/2006/relationships" xmlns:m="http://schemas.openxmlformats.org/officeDocument/2006/math" xmlns:v="urn:schemas-microsoft-com:vml" xmlns:wp14="http://schemas.microsoft.com/office/word/2010/wordprocessingDrawing" xmlns:wp="http://schemas.openxmlformats.org/drawingml/2006/wordprocessingDrawing" xmlns:w10="urn:schemas-microsoft-com:office:word" xmlns:w="http://schemas.openxmlformats.org/wordprocessingml/2006/main" xmlns:w14="http://schemas.microsoft.com/office/word/2010/wordml" xmlns:w15="http://schemas.microsoft.com/office/word/2012/wordml" xmlns:w16cex="http://schemas.microsoft.com/office/word/2018/wordml/cex" xmlns:w16cid="http://schemas.microsoft.com/office/word/2016/wordml/cid" xmlns:w16="http://schemas.microsoft.com/office/word/2018/wordml" xmlns:w16du="http://schemas.microsoft.com/office/word/2023/wordml/word16du" xmlns:w16sdtdh="http://schemas.microsoft.com/office/word/2020/wordml/sdtdatahash" xmlns:w16sdtfl="http://schemas.microsoft.com/office/word/2024/wordml/sdtformatlock" xmlns:w16se="http://schemas.microsoft.com/office/word/2015/wordml/symex" xmlns:wpg="http://schemas.microsoft.com/office/word/2010/wordprocessingGroup" xmlns:wpi="http://schemas.microsoft.com/office/word/2010/wordprocessingInk" xmlns:wne="http://schemas.microsoft.com/office/word/2006/wordml" xmlns:wps="http://schemas.microsoft.com/office/word/2010/wordprocessingShape" mc:Ignorable="w14 w15 w16se w16cid w16 w16cex w16sdtdh w16sdtfl w16du wp14">
   <w:p>
     <w:pPr>
-      <w:pStyle w:val="Yltunniste"/>
+      <w:pStyle w:val="Header"/>
       <w:tabs>
         <w:tab w:val="right" w:pos="8505"/>
       </w:tabs>
@@ -9810,13 +8650,13 @@
       </w:sdtPr>
       <w:sdtEndPr>
         <w:rPr>
-          <w:rStyle w:val="Sivunumero"/>
+          <w:rStyle w:val="PageNumber"/>
         </w:rPr>
       </w:sdtEndPr>
       <w:sdtContent>
         <w:r>
           <w:rPr>
-            <w:rStyle w:val="Sivunumero"/>
+            <w:rStyle w:val="PageNumber"/>
           </w:rPr>
           <w:t>Liite</w:t>
         </w:r>
@@ -9824,50 +8664,50 @@
     </w:sdt>
     <w:r>
       <w:rPr>
-        <w:rStyle w:val="Sivunumero"/>
+        <w:rStyle w:val="PageNumber"/>
       </w:rPr>
       <w:t xml:space="preserve"> 3</w:t>
     </w:r>
     <w:r>
       <w:rPr>
-        <w:rStyle w:val="Sivunumero"/>
+        <w:rStyle w:val="PageNumber"/>
       </w:rPr>
       <w:tab/>
     </w:r>
     <w:r>
       <w:rPr>
-        <w:rStyle w:val="Sivunumero"/>
+        <w:rStyle w:val="PageNumber"/>
       </w:rPr>
       <w:tab/>
     </w:r>
     <w:r>
       <w:rPr>
-        <w:rStyle w:val="Sivunumero"/>
+        <w:rStyle w:val="PageNumber"/>
       </w:rPr>
       <w:fldChar w:fldCharType="begin"/>
     </w:r>
     <w:r>
       <w:rPr>
-        <w:rStyle w:val="Sivunumero"/>
+        <w:rStyle w:val="PageNumber"/>
       </w:rPr>
       <w:instrText xml:space="preserve"> PAGE  \* Arabic  \* MERGEFORMAT </w:instrText>
     </w:r>
     <w:r>
       <w:rPr>
-        <w:rStyle w:val="Sivunumero"/>
+        <w:rStyle w:val="PageNumber"/>
       </w:rPr>
       <w:fldChar w:fldCharType="separate"/>
     </w:r>
     <w:r>
       <w:rPr>
-        <w:rStyle w:val="Sivunumero"/>
+        <w:rStyle w:val="PageNumber"/>
         <w:noProof/>
       </w:rPr>
       <w:t>20</w:t>
     </w:r>
     <w:r>
       <w:rPr>
-        <w:rStyle w:val="Sivunumero"/>
+        <w:rStyle w:val="PageNumber"/>
       </w:rPr>
       <w:fldChar w:fldCharType="end"/>
     </w:r>
@@ -9923,7 +8763,7 @@
     <w:lvl w:ilvl="3">
       <w:start w:val="1"/>
       <w:numFmt w:val="decimal"/>
-      <w:pStyle w:val="Otsikko4"/>
+      <w:pStyle w:val="Heading4"/>
       <w:lvlText w:val="%1.%2.%3.%4"/>
       <w:lvlJc w:val="left"/>
       <w:pPr>
@@ -9936,7 +8776,7 @@
     <w:lvl w:ilvl="4">
       <w:start w:val="1"/>
       <w:numFmt w:val="decimal"/>
-      <w:pStyle w:val="Otsikko5"/>
+      <w:pStyle w:val="Heading5"/>
       <w:lvlText w:val="%1.%2.%3.%4.%5"/>
       <w:lvlJc w:val="left"/>
       <w:pPr>
@@ -9949,7 +8789,7 @@
     <w:lvl w:ilvl="5">
       <w:start w:val="1"/>
       <w:numFmt w:val="decimal"/>
-      <w:pStyle w:val="Otsikko6"/>
+      <w:pStyle w:val="Heading6"/>
       <w:lvlText w:val="%1.%2.%3.%4.%5.%6"/>
       <w:lvlJc w:val="left"/>
       <w:pPr>
@@ -9962,7 +8802,7 @@
     <w:lvl w:ilvl="6">
       <w:start w:val="1"/>
       <w:numFmt w:val="decimal"/>
-      <w:pStyle w:val="Otsikko7"/>
+      <w:pStyle w:val="Heading7"/>
       <w:lvlText w:val="%1.%2.%3.%4.%5.%6.%7"/>
       <w:lvlJc w:val="left"/>
       <w:pPr>
@@ -9975,7 +8815,7 @@
     <w:lvl w:ilvl="7">
       <w:start w:val="1"/>
       <w:numFmt w:val="decimal"/>
-      <w:pStyle w:val="Otsikko8"/>
+      <w:pStyle w:val="Heading8"/>
       <w:lvlText w:val="%1.%2.%3.%4.%5.%6.%7.%8"/>
       <w:lvlJc w:val="left"/>
       <w:pPr>
@@ -9988,7 +8828,7 @@
     <w:lvl w:ilvl="8">
       <w:start w:val="1"/>
       <w:numFmt w:val="decimal"/>
-      <w:pStyle w:val="Otsikko9"/>
+      <w:pStyle w:val="Heading9"/>
       <w:lvlText w:val="%1.%2.%3.%4.%5.%6.%7.%8.%9"/>
       <w:lvlJc w:val="left"/>
       <w:pPr>
@@ -10120,7 +8960,7 @@
     <w:lvl w:ilvl="0">
       <w:start w:val="1"/>
       <w:numFmt w:val="decimal"/>
-      <w:pStyle w:val="Otsikko1"/>
+      <w:pStyle w:val="Heading1"/>
       <w:suff w:val="space"/>
       <w:lvlText w:val="%1"/>
       <w:lvlJc w:val="left"/>
@@ -10135,7 +8975,7 @@
     <w:lvl w:ilvl="1">
       <w:start w:val="1"/>
       <w:numFmt w:val="decimal"/>
-      <w:pStyle w:val="Otsikko2"/>
+      <w:pStyle w:val="Heading2"/>
       <w:suff w:val="space"/>
       <w:lvlText w:val="%1.%2"/>
       <w:lvlJc w:val="left"/>
@@ -10149,7 +8989,7 @@
     <w:lvl w:ilvl="2">
       <w:start w:val="1"/>
       <w:numFmt w:val="decimal"/>
-      <w:pStyle w:val="Otsikko3"/>
+      <w:pStyle w:val="Heading3"/>
       <w:suff w:val="space"/>
       <w:lvlText w:val="%1.%2.%3"/>
       <w:lvlJc w:val="left"/>
@@ -10799,7 +9639,7 @@
     <w:lvl w:ilvl="0" w:tplc="DEC23AE6">
       <w:start w:val="1"/>
       <w:numFmt w:val="bullet"/>
-      <w:pStyle w:val="Luettelokappale"/>
+      <w:pStyle w:val="ListParagraph"/>
       <w:lvlText w:val=""/>
       <w:lvlJc w:val="left"/>
       <w:pPr>
@@ -12772,7 +11612,7 @@
     <w:lsdException w:name="Unresolved Mention" w:semiHidden="1" w:unhideWhenUsed="1"/>
     <w:lsdException w:name="Smart Link" w:semiHidden="1" w:unhideWhenUsed="1"/>
   </w:latentStyles>
-  <w:style w:type="paragraph" w:default="1" w:styleId="Normaali">
+  <w:style w:type="paragraph" w:default="1" w:styleId="Normal">
     <w:name w:val="Normal"/>
     <w:qFormat/>
     <w:rsid w:val="00F66CF7"/>
@@ -12784,12 +11624,12 @@
       <w:sz w:val="24"/>
     </w:rPr>
   </w:style>
-  <w:style w:type="paragraph" w:styleId="Otsikko1">
+  <w:style w:type="paragraph" w:styleId="Heading1">
     <w:name w:val="heading 1"/>
     <w:aliases w:val="1 Otsikko"/>
-    <w:basedOn w:val="Normaali"/>
-    <w:next w:val="Normaali"/>
-    <w:link w:val="Otsikko1Char"/>
+    <w:basedOn w:val="Normal"/>
+    <w:next w:val="Normal"/>
+    <w:link w:val="Heading1Char"/>
     <w:uiPriority w:val="9"/>
     <w:qFormat/>
     <w:rsid w:val="00F66CF7"/>
@@ -12813,12 +11653,12 @@
       <w:szCs w:val="28"/>
     </w:rPr>
   </w:style>
-  <w:style w:type="paragraph" w:styleId="Otsikko2">
+  <w:style w:type="paragraph" w:styleId="Heading2">
     <w:name w:val="heading 2"/>
     <w:aliases w:val="1.1 Otsikko"/>
-    <w:basedOn w:val="Normaali"/>
-    <w:next w:val="Normaali"/>
-    <w:link w:val="Otsikko2Char"/>
+    <w:basedOn w:val="Normal"/>
+    <w:next w:val="Normal"/>
+    <w:link w:val="Heading2Char"/>
     <w:uiPriority w:val="9"/>
     <w:qFormat/>
     <w:rsid w:val="00F66CF7"/>
@@ -12840,12 +11680,12 @@
       <w:szCs w:val="26"/>
     </w:rPr>
   </w:style>
-  <w:style w:type="paragraph" w:styleId="Otsikko3">
+  <w:style w:type="paragraph" w:styleId="Heading3">
     <w:name w:val="heading 3"/>
     <w:aliases w:val="1.1.1 Otsikko"/>
-    <w:basedOn w:val="Otsikko2"/>
-    <w:next w:val="Normaali"/>
-    <w:link w:val="Otsikko3Char"/>
+    <w:basedOn w:val="Heading2"/>
+    <w:next w:val="Normal"/>
+    <w:link w:val="Heading3Char"/>
     <w:uiPriority w:val="9"/>
     <w:qFormat/>
     <w:rsid w:val="00625B95"/>
@@ -12860,12 +11700,12 @@
       <w:rFonts w:cstheme="majorHAnsi"/>
     </w:rPr>
   </w:style>
-  <w:style w:type="paragraph" w:styleId="Otsikko4">
+  <w:style w:type="paragraph" w:styleId="Heading4">
     <w:name w:val="heading 4"/>
     <w:aliases w:val="1.1.1.1 Otsikko"/>
-    <w:basedOn w:val="Normaali"/>
-    <w:next w:val="Normaali"/>
-    <w:link w:val="Otsikko4Char"/>
+    <w:basedOn w:val="Normal"/>
+    <w:next w:val="Normal"/>
+    <w:link w:val="Heading4Char"/>
     <w:uiPriority w:val="9"/>
     <w:semiHidden/>
     <w:rsid w:val="00625B95"/>
@@ -12885,12 +11725,12 @@
       <w:iCs/>
     </w:rPr>
   </w:style>
-  <w:style w:type="paragraph" w:styleId="Otsikko5">
+  <w:style w:type="paragraph" w:styleId="Heading5">
     <w:name w:val="heading 5"/>
     <w:aliases w:val="1.1.1.1.1 Otsikko"/>
-    <w:basedOn w:val="Otsikko4"/>
-    <w:next w:val="Normaali"/>
-    <w:link w:val="Otsikko5Char"/>
+    <w:basedOn w:val="Heading4"/>
+    <w:next w:val="Normal"/>
+    <w:link w:val="Heading5Char"/>
     <w:uiPriority w:val="9"/>
     <w:semiHidden/>
     <w:rsid w:val="00625B95"/>
@@ -12901,11 +11741,11 @@
       <w:outlineLvl w:val="4"/>
     </w:pPr>
   </w:style>
-  <w:style w:type="paragraph" w:styleId="Otsikko6">
+  <w:style w:type="paragraph" w:styleId="Heading6">
     <w:name w:val="heading 6"/>
-    <w:basedOn w:val="Normaali"/>
-    <w:next w:val="Normaali"/>
-    <w:link w:val="Otsikko6Char"/>
+    <w:basedOn w:val="Normal"/>
+    <w:next w:val="Normal"/>
+    <w:link w:val="Heading6Char"/>
     <w:uiPriority w:val="9"/>
     <w:semiHidden/>
     <w:rsid w:val="00625B95"/>
@@ -12926,11 +11766,11 @@
       <w:color w:val="243F60" w:themeColor="accent1" w:themeShade="7F"/>
     </w:rPr>
   </w:style>
-  <w:style w:type="paragraph" w:styleId="Otsikko7">
+  <w:style w:type="paragraph" w:styleId="Heading7">
     <w:name w:val="heading 7"/>
-    <w:basedOn w:val="Normaali"/>
-    <w:next w:val="Normaali"/>
-    <w:link w:val="Otsikko7Char"/>
+    <w:basedOn w:val="Normal"/>
+    <w:next w:val="Normal"/>
+    <w:link w:val="Heading7Char"/>
     <w:uiPriority w:val="9"/>
     <w:semiHidden/>
     <w:qFormat/>
@@ -12952,11 +11792,11 @@
       <w:color w:val="404040" w:themeColor="text1" w:themeTint="BF"/>
     </w:rPr>
   </w:style>
-  <w:style w:type="paragraph" w:styleId="Otsikko8">
+  <w:style w:type="paragraph" w:styleId="Heading8">
     <w:name w:val="heading 8"/>
-    <w:basedOn w:val="Normaali"/>
-    <w:next w:val="Normaali"/>
-    <w:link w:val="Otsikko8Char"/>
+    <w:basedOn w:val="Normal"/>
+    <w:next w:val="Normal"/>
+    <w:link w:val="Heading8Char"/>
     <w:uiPriority w:val="9"/>
     <w:semiHidden/>
     <w:qFormat/>
@@ -12978,11 +11818,11 @@
       <w:szCs w:val="20"/>
     </w:rPr>
   </w:style>
-  <w:style w:type="paragraph" w:styleId="Otsikko9">
+  <w:style w:type="paragraph" w:styleId="Heading9">
     <w:name w:val="heading 9"/>
-    <w:basedOn w:val="Normaali"/>
-    <w:next w:val="Normaali"/>
-    <w:link w:val="Otsikko9Char"/>
+    <w:basedOn w:val="Normal"/>
+    <w:next w:val="Normal"/>
+    <w:link w:val="Heading9Char"/>
     <w:uiPriority w:val="9"/>
     <w:semiHidden/>
     <w:qFormat/>
@@ -13006,13 +11846,13 @@
       <w:szCs w:val="20"/>
     </w:rPr>
   </w:style>
-  <w:style w:type="character" w:default="1" w:styleId="Kappaleenoletusfontti">
+  <w:style w:type="character" w:default="1" w:styleId="DefaultParagraphFont">
     <w:name w:val="Default Paragraph Font"/>
     <w:uiPriority w:val="1"/>
     <w:semiHidden/>
     <w:unhideWhenUsed/>
   </w:style>
-  <w:style w:type="table" w:default="1" w:styleId="Normaalitaulukko">
+  <w:style w:type="table" w:default="1" w:styleId="TableNormal">
     <w:name w:val="Normal Table"/>
     <w:uiPriority w:val="99"/>
     <w:semiHidden/>
@@ -13027,16 +11867,16 @@
       </w:tblCellMar>
     </w:tblPr>
   </w:style>
-  <w:style w:type="numbering" w:default="1" w:styleId="Eiluetteloa">
+  <w:style w:type="numbering" w:default="1" w:styleId="NoList">
     <w:name w:val="No List"/>
     <w:uiPriority w:val="99"/>
     <w:semiHidden/>
     <w:unhideWhenUsed/>
   </w:style>
-  <w:style w:type="paragraph" w:styleId="Yltunniste">
+  <w:style w:type="paragraph" w:styleId="Header">
     <w:name w:val="header"/>
-    <w:basedOn w:val="Normaali"/>
-    <w:link w:val="YltunnisteChar"/>
+    <w:basedOn w:val="Normal"/>
+    <w:link w:val="HeaderChar"/>
     <w:uiPriority w:val="99"/>
     <w:rsid w:val="00625B95"/>
     <w:pPr>
@@ -13048,21 +11888,21 @@
       <w:jc w:val="right"/>
     </w:pPr>
   </w:style>
-  <w:style w:type="character" w:customStyle="1" w:styleId="YltunnisteChar">
-    <w:name w:val="Ylätunniste Char"/>
-    <w:basedOn w:val="Kappaleenoletusfontti"/>
-    <w:link w:val="Yltunniste"/>
+  <w:style w:type="character" w:customStyle="1" w:styleId="HeaderChar">
+    <w:name w:val="Header Char"/>
+    <w:basedOn w:val="DefaultParagraphFont"/>
+    <w:link w:val="Header"/>
     <w:uiPriority w:val="99"/>
     <w:rsid w:val="00625B95"/>
     <w:rPr>
       <w:rFonts w:ascii="Arial" w:hAnsi="Arial"/>
     </w:rPr>
   </w:style>
-  <w:style w:type="character" w:customStyle="1" w:styleId="Otsikko1Char">
-    <w:name w:val="Otsikko 1 Char"/>
+  <w:style w:type="character" w:customStyle="1" w:styleId="Heading1Char">
+    <w:name w:val="Heading 1 Char"/>
     <w:aliases w:val="1 Otsikko Char"/>
-    <w:basedOn w:val="Kappaleenoletusfontti"/>
-    <w:link w:val="Otsikko1"/>
+    <w:basedOn w:val="DefaultParagraphFont"/>
+    <w:link w:val="Heading1"/>
     <w:uiPriority w:val="9"/>
     <w:rsid w:val="00F66CF7"/>
     <w:rPr>
@@ -13073,11 +11913,11 @@
       <w:szCs w:val="28"/>
     </w:rPr>
   </w:style>
-  <w:style w:type="character" w:customStyle="1" w:styleId="Otsikko2Char">
-    <w:name w:val="Otsikko 2 Char"/>
+  <w:style w:type="character" w:customStyle="1" w:styleId="Heading2Char">
+    <w:name w:val="Heading 2 Char"/>
     <w:aliases w:val="1.1 Otsikko Char"/>
-    <w:basedOn w:val="Kappaleenoletusfontti"/>
-    <w:link w:val="Otsikko2"/>
+    <w:basedOn w:val="DefaultParagraphFont"/>
+    <w:link w:val="Heading2"/>
     <w:uiPriority w:val="9"/>
     <w:rsid w:val="00F66CF7"/>
     <w:rPr>
@@ -13087,12 +11927,12 @@
       <w:szCs w:val="26"/>
     </w:rPr>
   </w:style>
-  <w:style w:type="paragraph" w:styleId="Sisllysluettelonotsikko">
+  <w:style w:type="paragraph" w:styleId="TOCHeading">
     <w:name w:val="TOC Heading"/>
     <w:aliases w:val="TOC heading"/>
-    <w:basedOn w:val="Otsikko1"/>
-    <w:next w:val="Normaali"/>
-    <w:link w:val="SisllysluettelonotsikkoChar"/>
+    <w:basedOn w:val="Heading1"/>
+    <w:next w:val="Normal"/>
+    <w:link w:val="TOCHeadingChar"/>
     <w:qFormat/>
     <w:rsid w:val="003150B3"/>
     <w:pPr>
@@ -13106,10 +11946,10 @@
       <w:rFonts w:cs="Arial"/>
     </w:rPr>
   </w:style>
-  <w:style w:type="paragraph" w:styleId="Seliteteksti">
+  <w:style w:type="paragraph" w:styleId="BalloonText">
     <w:name w:val="Balloon Text"/>
-    <w:basedOn w:val="Normaali"/>
-    <w:link w:val="SelitetekstiChar"/>
+    <w:basedOn w:val="Normal"/>
+    <w:link w:val="BalloonTextChar"/>
     <w:uiPriority w:val="99"/>
     <w:semiHidden/>
     <w:unhideWhenUsed/>
@@ -13123,10 +11963,10 @@
       <w:szCs w:val="16"/>
     </w:rPr>
   </w:style>
-  <w:style w:type="character" w:customStyle="1" w:styleId="SelitetekstiChar">
-    <w:name w:val="Seliteteksti Char"/>
-    <w:basedOn w:val="Kappaleenoletusfontti"/>
-    <w:link w:val="Seliteteksti"/>
+  <w:style w:type="character" w:customStyle="1" w:styleId="BalloonTextChar">
+    <w:name w:val="Balloon Text Char"/>
+    <w:basedOn w:val="DefaultParagraphFont"/>
+    <w:link w:val="BalloonText"/>
     <w:uiPriority w:val="99"/>
     <w:semiHidden/>
     <w:rsid w:val="00625B95"/>
@@ -13136,9 +11976,9 @@
       <w:szCs w:val="16"/>
     </w:rPr>
   </w:style>
-  <w:style w:type="paragraph" w:styleId="NormaaliWWW">
+  <w:style w:type="paragraph" w:styleId="NormalWeb">
     <w:name w:val="Normal (Web)"/>
-    <w:basedOn w:val="Normaali"/>
+    <w:basedOn w:val="Normal"/>
     <w:uiPriority w:val="99"/>
     <w:semiHidden/>
     <w:unhideWhenUsed/>
@@ -13152,9 +11992,9 @@
       <w:lang w:eastAsia="fi-FI"/>
     </w:rPr>
   </w:style>
-  <w:style w:type="paragraph" w:styleId="Sisluet1">
+  <w:style w:type="paragraph" w:styleId="TOC1">
     <w:name w:val="toc 1"/>
-    <w:next w:val="Normaali"/>
+    <w:next w:val="Normal"/>
     <w:uiPriority w:val="39"/>
     <w:unhideWhenUsed/>
     <w:rsid w:val="003150B3"/>
@@ -13174,9 +12014,9 @@
       <w:szCs w:val="20"/>
     </w:rPr>
   </w:style>
-  <w:style w:type="character" w:styleId="Hyperlinkki">
+  <w:style w:type="character" w:styleId="Hyperlink">
     <w:name w:val="Hyperlink"/>
-    <w:basedOn w:val="Kappaleenoletusfontti"/>
+    <w:basedOn w:val="DefaultParagraphFont"/>
     <w:uiPriority w:val="99"/>
     <w:unhideWhenUsed/>
     <w:rsid w:val="00625B95"/>
@@ -13185,9 +12025,9 @@
       <w:u w:val="single"/>
     </w:rPr>
   </w:style>
-  <w:style w:type="paragraph" w:styleId="Sisluet2">
+  <w:style w:type="paragraph" w:styleId="TOC2">
     <w:name w:val="toc 2"/>
-    <w:next w:val="Normaali"/>
+    <w:next w:val="Normal"/>
     <w:uiPriority w:val="39"/>
     <w:unhideWhenUsed/>
     <w:rsid w:val="003150B3"/>
@@ -13205,9 +12045,9 @@
       <w:szCs w:val="20"/>
     </w:rPr>
   </w:style>
-  <w:style w:type="paragraph" w:styleId="Sisluet3">
+  <w:style w:type="paragraph" w:styleId="TOC3">
     <w:name w:val="toc 3"/>
-    <w:next w:val="Normaali"/>
+    <w:next w:val="Normal"/>
     <w:uiPriority w:val="39"/>
     <w:unhideWhenUsed/>
     <w:rsid w:val="003150B3"/>
@@ -13226,10 +12066,10 @@
       <w:szCs w:val="20"/>
     </w:rPr>
   </w:style>
-  <w:style w:type="paragraph" w:styleId="Sisluet4">
+  <w:style w:type="paragraph" w:styleId="TOC4">
     <w:name w:val="toc 4"/>
-    <w:basedOn w:val="Sisluet3"/>
-    <w:next w:val="Normaali"/>
+    <w:basedOn w:val="TOC3"/>
+    <w:next w:val="Normal"/>
     <w:autoRedefine/>
     <w:uiPriority w:val="39"/>
     <w:semiHidden/>
@@ -13241,10 +12081,10 @@
       <w:szCs w:val="18"/>
     </w:rPr>
   </w:style>
-  <w:style w:type="paragraph" w:styleId="Sisluet5">
+  <w:style w:type="paragraph" w:styleId="TOC5">
     <w:name w:val="toc 5"/>
-    <w:basedOn w:val="Sisluet4"/>
-    <w:next w:val="Normaali"/>
+    <w:basedOn w:val="TOC4"/>
+    <w:next w:val="Normal"/>
     <w:autoRedefine/>
     <w:uiPriority w:val="39"/>
     <w:semiHidden/>
@@ -13253,10 +12093,10 @@
       <w:framePr w:wrap="around"/>
     </w:pPr>
   </w:style>
-  <w:style w:type="paragraph" w:styleId="Sisluet6">
+  <w:style w:type="paragraph" w:styleId="TOC6">
     <w:name w:val="toc 6"/>
-    <w:basedOn w:val="Sisluet5"/>
-    <w:next w:val="Normaali"/>
+    <w:basedOn w:val="TOC5"/>
+    <w:next w:val="Normal"/>
     <w:autoRedefine/>
     <w:uiPriority w:val="39"/>
     <w:semiHidden/>
@@ -13268,10 +12108,10 @@
       <w:sz w:val="20"/>
     </w:rPr>
   </w:style>
-  <w:style w:type="paragraph" w:styleId="Sisluet7">
+  <w:style w:type="paragraph" w:styleId="TOC7">
     <w:name w:val="toc 7"/>
-    <w:basedOn w:val="Sisluet6"/>
-    <w:next w:val="Normaali"/>
+    <w:basedOn w:val="TOC6"/>
+    <w:next w:val="Normal"/>
     <w:autoRedefine/>
     <w:uiPriority w:val="39"/>
     <w:semiHidden/>
@@ -13283,10 +12123,10 @@
       <w:sz w:val="18"/>
     </w:rPr>
   </w:style>
-  <w:style w:type="paragraph" w:styleId="Sisluet8">
+  <w:style w:type="paragraph" w:styleId="TOC8">
     <w:name w:val="toc 8"/>
-    <w:basedOn w:val="Sisluet7"/>
-    <w:next w:val="Normaali"/>
+    <w:basedOn w:val="TOC7"/>
+    <w:next w:val="Normal"/>
     <w:autoRedefine/>
     <w:uiPriority w:val="39"/>
     <w:semiHidden/>
@@ -13295,10 +12135,10 @@
       <w:framePr w:wrap="around"/>
     </w:pPr>
   </w:style>
-  <w:style w:type="paragraph" w:styleId="Sisluet9">
+  <w:style w:type="paragraph" w:styleId="TOC9">
     <w:name w:val="toc 9"/>
-    <w:basedOn w:val="Sisluet8"/>
-    <w:next w:val="Normaali"/>
+    <w:basedOn w:val="TOC8"/>
+    <w:next w:val="Normal"/>
     <w:autoRedefine/>
     <w:uiPriority w:val="39"/>
     <w:semiHidden/>
@@ -13307,11 +12147,11 @@
       <w:framePr w:wrap="around"/>
     </w:pPr>
   </w:style>
-  <w:style w:type="character" w:customStyle="1" w:styleId="Otsikko3Char">
-    <w:name w:val="Otsikko 3 Char"/>
+  <w:style w:type="character" w:customStyle="1" w:styleId="Heading3Char">
+    <w:name w:val="Heading 3 Char"/>
     <w:aliases w:val="1.1.1 Otsikko Char"/>
-    <w:basedOn w:val="Kappaleenoletusfontti"/>
-    <w:link w:val="Otsikko3"/>
+    <w:basedOn w:val="DefaultParagraphFont"/>
+    <w:link w:val="Heading3"/>
     <w:uiPriority w:val="9"/>
     <w:rsid w:val="00625B95"/>
     <w:rPr>
@@ -13321,10 +12161,10 @@
       <w:szCs w:val="26"/>
     </w:rPr>
   </w:style>
-  <w:style w:type="paragraph" w:styleId="Alatunniste">
+  <w:style w:type="paragraph" w:styleId="Footer">
     <w:name w:val="footer"/>
-    <w:basedOn w:val="Normaali"/>
-    <w:link w:val="AlatunnisteChar"/>
+    <w:basedOn w:val="Normal"/>
+    <w:link w:val="FooterChar"/>
     <w:uiPriority w:val="99"/>
     <w:qFormat/>
     <w:rsid w:val="00F66CF7"/>
@@ -13341,10 +12181,10 @@
       <w:szCs w:val="18"/>
     </w:rPr>
   </w:style>
-  <w:style w:type="character" w:customStyle="1" w:styleId="AlatunnisteChar">
-    <w:name w:val="Alatunniste Char"/>
-    <w:basedOn w:val="Kappaleenoletusfontti"/>
-    <w:link w:val="Alatunniste"/>
+  <w:style w:type="character" w:customStyle="1" w:styleId="FooterChar">
+    <w:name w:val="Footer Char"/>
+    <w:basedOn w:val="DefaultParagraphFont"/>
+    <w:link w:val="Footer"/>
     <w:uiPriority w:val="99"/>
     <w:rsid w:val="00F66CF7"/>
     <w:rPr>
@@ -13353,11 +12193,11 @@
       <w:szCs w:val="18"/>
     </w:rPr>
   </w:style>
-  <w:style w:type="character" w:customStyle="1" w:styleId="Otsikko4Char">
-    <w:name w:val="Otsikko 4 Char"/>
+  <w:style w:type="character" w:customStyle="1" w:styleId="Heading4Char">
+    <w:name w:val="Heading 4 Char"/>
     <w:aliases w:val="1.1.1.1 Otsikko Char"/>
-    <w:basedOn w:val="Kappaleenoletusfontti"/>
-    <w:link w:val="Otsikko4"/>
+    <w:basedOn w:val="DefaultParagraphFont"/>
+    <w:link w:val="Heading4"/>
     <w:uiPriority w:val="9"/>
     <w:semiHidden/>
     <w:rsid w:val="00625B95"/>
@@ -13370,16 +12210,16 @@
   </w:style>
   <w:style w:type="paragraph" w:customStyle="1" w:styleId="Kuvateksti">
     <w:name w:val="Kuvateksti"/>
-    <w:basedOn w:val="Normaali"/>
+    <w:basedOn w:val="Normal"/>
     <w:link w:val="KuvatekstiChar"/>
     <w:semiHidden/>
     <w:rsid w:val="00625B95"/>
   </w:style>
-  <w:style w:type="paragraph" w:styleId="Lainaus">
+  <w:style w:type="paragraph" w:styleId="Quote">
     <w:name w:val="Quote"/>
-    <w:basedOn w:val="Normaali"/>
-    <w:next w:val="Normaali"/>
-    <w:link w:val="LainausChar"/>
+    <w:basedOn w:val="Normal"/>
+    <w:next w:val="Normal"/>
+    <w:link w:val="QuoteChar"/>
     <w:uiPriority w:val="29"/>
     <w:qFormat/>
     <w:rsid w:val="00625B95"/>
@@ -13394,7 +12234,7 @@
   </w:style>
   <w:style w:type="character" w:customStyle="1" w:styleId="KuvatekstiChar">
     <w:name w:val="Kuvateksti Char"/>
-    <w:basedOn w:val="Kappaleenoletusfontti"/>
+    <w:basedOn w:val="DefaultParagraphFont"/>
     <w:link w:val="Kuvateksti"/>
     <w:semiHidden/>
     <w:rsid w:val="00625B95"/>
@@ -13403,10 +12243,10 @@
       <w:sz w:val="24"/>
     </w:rPr>
   </w:style>
-  <w:style w:type="character" w:customStyle="1" w:styleId="LainausChar">
-    <w:name w:val="Lainaus Char"/>
-    <w:basedOn w:val="Kappaleenoletusfontti"/>
-    <w:link w:val="Lainaus"/>
+  <w:style w:type="character" w:customStyle="1" w:styleId="QuoteChar">
+    <w:name w:val="Quote Char"/>
+    <w:basedOn w:val="DefaultParagraphFont"/>
+    <w:link w:val="Quote"/>
     <w:uiPriority w:val="29"/>
     <w:rsid w:val="00625B95"/>
     <w:rPr>
@@ -13415,11 +12255,11 @@
       <w:sz w:val="20"/>
     </w:rPr>
   </w:style>
-  <w:style w:type="paragraph" w:styleId="Kuvaotsikko">
+  <w:style w:type="paragraph" w:styleId="Caption">
     <w:name w:val="caption"/>
     <w:aliases w:val="caption"/>
-    <w:basedOn w:val="Normaali"/>
-    <w:next w:val="Normaali"/>
+    <w:basedOn w:val="Normal"/>
+    <w:next w:val="Normal"/>
     <w:uiPriority w:val="35"/>
     <w:qFormat/>
     <w:rsid w:val="00547A7D"/>
@@ -13431,7 +12271,7 @@
       <w:szCs w:val="18"/>
     </w:rPr>
   </w:style>
-  <w:style w:type="paragraph" w:styleId="Kuvaotsikkoluettelo">
+  <w:style w:type="paragraph" w:styleId="TableofFigures">
     <w:name w:val="table of figures"/>
     <w:aliases w:val="Table of figures"/>
     <w:uiPriority w:val="99"/>
@@ -13444,10 +12284,10 @@
       <w:sz w:val="24"/>
     </w:rPr>
   </w:style>
-  <w:style w:type="paragraph" w:styleId="Luettelokappale">
+  <w:style w:type="paragraph" w:styleId="ListParagraph">
     <w:name w:val="List Paragraph"/>
     <w:aliases w:val="list paragraph"/>
-    <w:basedOn w:val="Normaali"/>
+    <w:basedOn w:val="Normal"/>
     <w:uiPriority w:val="34"/>
     <w:rsid w:val="00625B95"/>
     <w:pPr>
@@ -13457,9 +12297,9 @@
       <w:contextualSpacing/>
     </w:pPr>
   </w:style>
-  <w:style w:type="table" w:styleId="TaulukkoRuudukko">
+  <w:style w:type="table" w:styleId="TableGrid">
     <w:name w:val="Table Grid"/>
-    <w:basedOn w:val="Normaalitaulukko"/>
+    <w:basedOn w:val="TableNormal"/>
     <w:uiPriority w:val="59"/>
     <w:rsid w:val="00625B95"/>
     <w:pPr>
@@ -13478,7 +12318,7 @@
   </w:style>
   <w:style w:type="paragraph" w:customStyle="1" w:styleId="Taulukkoteksti">
     <w:name w:val="Taulukkoteksti"/>
-    <w:basedOn w:val="Normaali"/>
+    <w:basedOn w:val="Normal"/>
     <w:link w:val="TaulukkotekstiChar"/>
     <w:semiHidden/>
     <w:rsid w:val="00625B95"/>
@@ -13486,11 +12326,11 @@
       <w:spacing w:after="120"/>
     </w:pPr>
   </w:style>
-  <w:style w:type="character" w:customStyle="1" w:styleId="Otsikko5Char">
-    <w:name w:val="Otsikko 5 Char"/>
+  <w:style w:type="character" w:customStyle="1" w:styleId="Heading5Char">
+    <w:name w:val="Heading 5 Char"/>
     <w:aliases w:val="1.1.1.1.1 Otsikko Char"/>
-    <w:basedOn w:val="Kappaleenoletusfontti"/>
-    <w:link w:val="Otsikko5"/>
+    <w:basedOn w:val="DefaultParagraphFont"/>
+    <w:link w:val="Heading5"/>
     <w:uiPriority w:val="9"/>
     <w:semiHidden/>
     <w:rsid w:val="00625B95"/>
@@ -13503,7 +12343,7 @@
   </w:style>
   <w:style w:type="character" w:customStyle="1" w:styleId="TaulukkotekstiChar">
     <w:name w:val="Taulukkoteksti Char"/>
-    <w:basedOn w:val="Kappaleenoletusfontti"/>
+    <w:basedOn w:val="DefaultParagraphFont"/>
     <w:link w:val="Taulukkoteksti"/>
     <w:semiHidden/>
     <w:rsid w:val="00625B95"/>
@@ -13515,7 +12355,7 @@
   <w:style w:type="paragraph" w:customStyle="1" w:styleId="Sourcematerial">
     <w:name w:val="Source material"/>
     <w:aliases w:val="Lähde"/>
-    <w:basedOn w:val="Normaali"/>
+    <w:basedOn w:val="Normal"/>
     <w:link w:val="SourcematerialChar"/>
     <w:qFormat/>
     <w:rsid w:val="00F414DA"/>
@@ -13523,10 +12363,10 @@
       <w:spacing w:line="312" w:lineRule="auto"/>
     </w:pPr>
   </w:style>
-  <w:style w:type="paragraph" w:styleId="Loppuviitteenteksti">
+  <w:style w:type="paragraph" w:styleId="EndnoteText">
     <w:name w:val="endnote text"/>
-    <w:basedOn w:val="Normaali"/>
-    <w:link w:val="LoppuviitteentekstiChar"/>
+    <w:basedOn w:val="Normal"/>
+    <w:link w:val="EndnoteTextChar"/>
     <w:uiPriority w:val="99"/>
     <w:semiHidden/>
     <w:unhideWhenUsed/>
@@ -13542,7 +12382,7 @@
   <w:style w:type="character" w:customStyle="1" w:styleId="SourcematerialChar">
     <w:name w:val="Source material Char"/>
     <w:aliases w:val="Lähde Char"/>
-    <w:basedOn w:val="Kappaleenoletusfontti"/>
+    <w:basedOn w:val="DefaultParagraphFont"/>
     <w:link w:val="Sourcematerial"/>
     <w:rsid w:val="00F414DA"/>
     <w:rPr>
@@ -13550,10 +12390,10 @@
       <w:sz w:val="24"/>
     </w:rPr>
   </w:style>
-  <w:style w:type="character" w:customStyle="1" w:styleId="LoppuviitteentekstiChar">
-    <w:name w:val="Loppuviitteen teksti Char"/>
-    <w:basedOn w:val="Kappaleenoletusfontti"/>
-    <w:link w:val="Loppuviitteenteksti"/>
+  <w:style w:type="character" w:customStyle="1" w:styleId="EndnoteTextChar">
+    <w:name w:val="Endnote Text Char"/>
+    <w:basedOn w:val="DefaultParagraphFont"/>
+    <w:link w:val="EndnoteText"/>
     <w:uiPriority w:val="99"/>
     <w:semiHidden/>
     <w:rsid w:val="00625B95"/>
@@ -13563,9 +12403,9 @@
       <w:szCs w:val="20"/>
     </w:rPr>
   </w:style>
-  <w:style w:type="character" w:styleId="Loppuviitteenviite">
+  <w:style w:type="character" w:styleId="EndnoteReference">
     <w:name w:val="endnote reference"/>
-    <w:basedOn w:val="Kappaleenoletusfontti"/>
+    <w:basedOn w:val="DefaultParagraphFont"/>
     <w:uiPriority w:val="99"/>
     <w:semiHidden/>
     <w:unhideWhenUsed/>
@@ -13576,7 +12416,7 @@
   </w:style>
   <w:style w:type="paragraph" w:customStyle="1" w:styleId="Tiivistelm">
     <w:name w:val="Tiivistelmä"/>
-    <w:basedOn w:val="Normaali"/>
+    <w:basedOn w:val="Normal"/>
     <w:qFormat/>
     <w:rsid w:val="006B55BA"/>
     <w:pPr>
@@ -13588,11 +12428,11 @@
       <w:szCs w:val="20"/>
     </w:rPr>
   </w:style>
-  <w:style w:type="paragraph" w:styleId="Huomautuksenotsikko">
+  <w:style w:type="paragraph" w:styleId="NoteHeading">
     <w:name w:val="Note Heading"/>
-    <w:basedOn w:val="Normaali"/>
-    <w:next w:val="Normaali"/>
-    <w:link w:val="HuomautuksenotsikkoChar"/>
+    <w:basedOn w:val="Normal"/>
+    <w:next w:val="Normal"/>
+    <w:link w:val="NoteHeadingChar"/>
     <w:uiPriority w:val="99"/>
     <w:semiHidden/>
     <w:unhideWhenUsed/>
@@ -13601,10 +12441,10 @@
       <w:spacing w:after="0" w:line="240" w:lineRule="auto"/>
     </w:pPr>
   </w:style>
-  <w:style w:type="character" w:customStyle="1" w:styleId="HuomautuksenotsikkoChar">
-    <w:name w:val="Huomautuksen otsikko Char"/>
-    <w:basedOn w:val="Kappaleenoletusfontti"/>
-    <w:link w:val="Huomautuksenotsikko"/>
+  <w:style w:type="character" w:customStyle="1" w:styleId="NoteHeadingChar">
+    <w:name w:val="Note Heading Char"/>
+    <w:basedOn w:val="DefaultParagraphFont"/>
+    <w:link w:val="NoteHeading"/>
     <w:uiPriority w:val="99"/>
     <w:semiHidden/>
     <w:rsid w:val="00625B95"/>
@@ -13613,9 +12453,9 @@
       <w:sz w:val="24"/>
     </w:rPr>
   </w:style>
-  <w:style w:type="character" w:styleId="Paikkamerkkiteksti">
+  <w:style w:type="character" w:styleId="PlaceholderText">
     <w:name w:val="Placeholder Text"/>
-    <w:basedOn w:val="Kappaleenoletusfontti"/>
+    <w:basedOn w:val="DefaultParagraphFont"/>
     <w:uiPriority w:val="99"/>
     <w:semiHidden/>
     <w:rsid w:val="00625B95"/>
@@ -13625,14 +12465,14 @@
   </w:style>
   <w:style w:type="paragraph" w:customStyle="1" w:styleId="Kuvioteksti">
     <w:name w:val="Kuvioteksti"/>
-    <w:basedOn w:val="Normaali"/>
+    <w:basedOn w:val="Normal"/>
     <w:link w:val="KuviotekstiChar"/>
     <w:semiHidden/>
     <w:rsid w:val="00625B95"/>
   </w:style>
   <w:style w:type="character" w:customStyle="1" w:styleId="KuviotekstiChar">
     <w:name w:val="Kuvioteksti Char"/>
-    <w:basedOn w:val="Kappaleenoletusfontti"/>
+    <w:basedOn w:val="DefaultParagraphFont"/>
     <w:link w:val="Kuvioteksti"/>
     <w:semiHidden/>
     <w:rsid w:val="00625B95"/>
@@ -13641,9 +12481,9 @@
       <w:sz w:val="24"/>
     </w:rPr>
   </w:style>
-  <w:style w:type="character" w:styleId="AvattuHyperlinkki">
+  <w:style w:type="character" w:styleId="FollowedHyperlink">
     <w:name w:val="FollowedHyperlink"/>
-    <w:basedOn w:val="Kappaleenoletusfontti"/>
+    <w:basedOn w:val="DefaultParagraphFont"/>
     <w:uiPriority w:val="99"/>
     <w:semiHidden/>
     <w:unhideWhenUsed/>
@@ -13653,9 +12493,9 @@
       <w:u w:val="single"/>
     </w:rPr>
   </w:style>
-  <w:style w:type="character" w:styleId="Kommentinviite">
+  <w:style w:type="character" w:styleId="CommentReference">
     <w:name w:val="annotation reference"/>
-    <w:basedOn w:val="Kappaleenoletusfontti"/>
+    <w:basedOn w:val="DefaultParagraphFont"/>
     <w:uiPriority w:val="99"/>
     <w:semiHidden/>
     <w:unhideWhenUsed/>
@@ -13665,10 +12505,10 @@
       <w:szCs w:val="16"/>
     </w:rPr>
   </w:style>
-  <w:style w:type="paragraph" w:styleId="Kommentinteksti">
+  <w:style w:type="paragraph" w:styleId="CommentText">
     <w:name w:val="annotation text"/>
-    <w:basedOn w:val="Normaali"/>
-    <w:link w:val="KommentintekstiChar"/>
+    <w:basedOn w:val="Normal"/>
+    <w:link w:val="CommentTextChar"/>
     <w:uiPriority w:val="99"/>
     <w:semiHidden/>
     <w:unhideWhenUsed/>
@@ -13681,10 +12521,10 @@
       <w:szCs w:val="20"/>
     </w:rPr>
   </w:style>
-  <w:style w:type="character" w:customStyle="1" w:styleId="KommentintekstiChar">
-    <w:name w:val="Kommentin teksti Char"/>
-    <w:basedOn w:val="Kappaleenoletusfontti"/>
-    <w:link w:val="Kommentinteksti"/>
+  <w:style w:type="character" w:customStyle="1" w:styleId="CommentTextChar">
+    <w:name w:val="Comment Text Char"/>
+    <w:basedOn w:val="DefaultParagraphFont"/>
+    <w:link w:val="CommentText"/>
     <w:uiPriority w:val="99"/>
     <w:semiHidden/>
     <w:rsid w:val="00625B95"/>
@@ -13694,11 +12534,11 @@
       <w:szCs w:val="20"/>
     </w:rPr>
   </w:style>
-  <w:style w:type="paragraph" w:styleId="Kommentinotsikko">
+  <w:style w:type="paragraph" w:styleId="CommentSubject">
     <w:name w:val="annotation subject"/>
-    <w:basedOn w:val="Kommentinteksti"/>
-    <w:next w:val="Kommentinteksti"/>
-    <w:link w:val="KommentinotsikkoChar"/>
+    <w:basedOn w:val="CommentText"/>
+    <w:next w:val="CommentText"/>
+    <w:link w:val="CommentSubjectChar"/>
     <w:uiPriority w:val="99"/>
     <w:semiHidden/>
     <w:unhideWhenUsed/>
@@ -13708,10 +12548,10 @@
       <w:bCs/>
     </w:rPr>
   </w:style>
-  <w:style w:type="character" w:customStyle="1" w:styleId="KommentinotsikkoChar">
-    <w:name w:val="Kommentin otsikko Char"/>
-    <w:basedOn w:val="KommentintekstiChar"/>
-    <w:link w:val="Kommentinotsikko"/>
+  <w:style w:type="character" w:customStyle="1" w:styleId="CommentSubjectChar">
+    <w:name w:val="Comment Subject Char"/>
+    <w:basedOn w:val="CommentTextChar"/>
+    <w:link w:val="CommentSubject"/>
     <w:uiPriority w:val="99"/>
     <w:semiHidden/>
     <w:rsid w:val="00625B95"/>
@@ -13723,9 +12563,9 @@
       <w:szCs w:val="20"/>
     </w:rPr>
   </w:style>
-  <w:style w:type="table" w:styleId="Normaaliruudukko3-korostus1">
+  <w:style w:type="table" w:styleId="MediumGrid3-Accent1">
     <w:name w:val="Medium Grid 3 Accent 1"/>
-    <w:basedOn w:val="Normaalitaulukko"/>
+    <w:basedOn w:val="TableNormal"/>
     <w:uiPriority w:val="69"/>
     <w:rsid w:val="00625B95"/>
     <w:pPr>
@@ -13859,7 +12699,7 @@
   </w:style>
   <w:style w:type="table" w:customStyle="1" w:styleId="MediumList1-Accent11">
     <w:name w:val="Medium List 1 - Accent 11"/>
-    <w:basedOn w:val="Normaalitaulukko"/>
+    <w:basedOn w:val="TableNormal"/>
     <w:uiPriority w:val="65"/>
     <w:rsid w:val="00625B95"/>
     <w:pPr>
@@ -13934,9 +12774,9 @@
       </w:tcPr>
     </w:tblStylePr>
   </w:style>
-  <w:style w:type="table" w:styleId="Normaaliluettelo2-korostus1">
+  <w:style w:type="table" w:styleId="MediumList2-Accent1">
     <w:name w:val="Medium List 2 Accent 1"/>
-    <w:basedOn w:val="Normaalitaulukko"/>
+    <w:basedOn w:val="TableNormal"/>
     <w:uiPriority w:val="66"/>
     <w:rsid w:val="00625B95"/>
     <w:pPr>
@@ -14055,9 +12895,9 @@
       </w:tcPr>
     </w:tblStylePr>
   </w:style>
-  <w:style w:type="table" w:styleId="Vriksvarjostus-korostus1">
+  <w:style w:type="table" w:styleId="ColorfulShading-Accent1">
     <w:name w:val="Colorful Shading Accent 1"/>
-    <w:basedOn w:val="Normaalitaulukko"/>
+    <w:basedOn w:val="TableNormal"/>
     <w:uiPriority w:val="71"/>
     <w:rsid w:val="00625B95"/>
     <w:pPr>
@@ -14170,10 +13010,10 @@
       </w:rPr>
     </w:tblStylePr>
   </w:style>
-  <w:style w:type="character" w:customStyle="1" w:styleId="Otsikko6Char">
-    <w:name w:val="Otsikko 6 Char"/>
-    <w:basedOn w:val="Kappaleenoletusfontti"/>
-    <w:link w:val="Otsikko6"/>
+  <w:style w:type="character" w:customStyle="1" w:styleId="Heading6Char">
+    <w:name w:val="Heading 6 Char"/>
+    <w:basedOn w:val="DefaultParagraphFont"/>
+    <w:link w:val="Heading6"/>
     <w:uiPriority w:val="9"/>
     <w:semiHidden/>
     <w:rsid w:val="00625B95"/>
@@ -14185,10 +13025,10 @@
       <w:sz w:val="24"/>
     </w:rPr>
   </w:style>
-  <w:style w:type="character" w:customStyle="1" w:styleId="Otsikko7Char">
-    <w:name w:val="Otsikko 7 Char"/>
-    <w:basedOn w:val="Kappaleenoletusfontti"/>
-    <w:link w:val="Otsikko7"/>
+  <w:style w:type="character" w:customStyle="1" w:styleId="Heading7Char">
+    <w:name w:val="Heading 7 Char"/>
+    <w:basedOn w:val="DefaultParagraphFont"/>
+    <w:link w:val="Heading7"/>
     <w:uiPriority w:val="9"/>
     <w:semiHidden/>
     <w:rsid w:val="00625B95"/>
@@ -14200,10 +13040,10 @@
       <w:sz w:val="24"/>
     </w:rPr>
   </w:style>
-  <w:style w:type="character" w:customStyle="1" w:styleId="Otsikko8Char">
-    <w:name w:val="Otsikko 8 Char"/>
-    <w:basedOn w:val="Kappaleenoletusfontti"/>
-    <w:link w:val="Otsikko8"/>
+  <w:style w:type="character" w:customStyle="1" w:styleId="Heading8Char">
+    <w:name w:val="Heading 8 Char"/>
+    <w:basedOn w:val="DefaultParagraphFont"/>
+    <w:link w:val="Heading8"/>
     <w:uiPriority w:val="9"/>
     <w:semiHidden/>
     <w:rsid w:val="00625B95"/>
@@ -14214,10 +13054,10 @@
       <w:szCs w:val="20"/>
     </w:rPr>
   </w:style>
-  <w:style w:type="character" w:customStyle="1" w:styleId="Otsikko9Char">
-    <w:name w:val="Otsikko 9 Char"/>
-    <w:basedOn w:val="Kappaleenoletusfontti"/>
-    <w:link w:val="Otsikko9"/>
+  <w:style w:type="character" w:customStyle="1" w:styleId="Heading9Char">
+    <w:name w:val="Heading 9 Char"/>
+    <w:basedOn w:val="DefaultParagraphFont"/>
+    <w:link w:val="Heading9"/>
     <w:uiPriority w:val="9"/>
     <w:semiHidden/>
     <w:rsid w:val="00625B95"/>
@@ -14233,7 +13073,7 @@
   <w:style w:type="paragraph" w:customStyle="1" w:styleId="TitleofThesis">
     <w:name w:val="Title of Thesis"/>
     <w:aliases w:val="Opinnäytetyön nimi"/>
-    <w:next w:val="Normaali"/>
+    <w:next w:val="Normal"/>
     <w:qFormat/>
     <w:rsid w:val="00AA2D7B"/>
     <w:pPr>
@@ -14247,12 +13087,12 @@
       <w:szCs w:val="48"/>
     </w:rPr>
   </w:style>
-  <w:style w:type="paragraph" w:styleId="Alaotsikko">
+  <w:style w:type="paragraph" w:styleId="Subtitle">
     <w:name w:val="Subtitle"/>
     <w:aliases w:val="subtitle"/>
-    <w:basedOn w:val="Normaali"/>
-    <w:next w:val="Normaali"/>
-    <w:link w:val="AlaotsikkoChar"/>
+    <w:basedOn w:val="Normal"/>
+    <w:next w:val="Normal"/>
+    <w:link w:val="SubtitleChar"/>
     <w:uiPriority w:val="11"/>
     <w:qFormat/>
     <w:rsid w:val="00333A4E"/>
@@ -14271,11 +13111,11 @@
       <w:szCs w:val="24"/>
     </w:rPr>
   </w:style>
-  <w:style w:type="character" w:customStyle="1" w:styleId="AlaotsikkoChar">
-    <w:name w:val="Alaotsikko Char"/>
+  <w:style w:type="character" w:customStyle="1" w:styleId="SubtitleChar">
+    <w:name w:val="Subtitle Char"/>
     <w:aliases w:val="subtitle Char"/>
-    <w:basedOn w:val="Kappaleenoletusfontti"/>
-    <w:link w:val="Alaotsikko"/>
+    <w:basedOn w:val="DefaultParagraphFont"/>
+    <w:link w:val="Subtitle"/>
     <w:uiPriority w:val="11"/>
     <w:rsid w:val="00333A4E"/>
     <w:rPr>
@@ -14288,7 +13128,7 @@
   <w:style w:type="paragraph" w:customStyle="1" w:styleId="Information">
     <w:name w:val="Information"/>
     <w:aliases w:val="Tiedot"/>
-    <w:next w:val="Normaali"/>
+    <w:next w:val="Normal"/>
     <w:qFormat/>
     <w:rsid w:val="00AA2D7B"/>
     <w:pPr>
@@ -14302,7 +13142,7 @@
   <w:style w:type="paragraph" w:customStyle="1" w:styleId="Name">
     <w:name w:val="Name"/>
     <w:aliases w:val="Nimi"/>
-    <w:next w:val="Normaali"/>
+    <w:next w:val="Normal"/>
     <w:qFormat/>
     <w:rsid w:val="00AA2D7B"/>
     <w:pPr>
@@ -14318,7 +13158,7 @@
   <w:style w:type="paragraph" w:customStyle="1" w:styleId="Information2">
     <w:name w:val="Information 2"/>
     <w:aliases w:val="Tiedot 2"/>
-    <w:next w:val="Normaali"/>
+    <w:next w:val="Normal"/>
     <w:qFormat/>
     <w:rsid w:val="00333A4E"/>
     <w:pPr>
@@ -14334,7 +13174,7 @@
   <w:style w:type="paragraph" w:customStyle="1" w:styleId="Authors">
     <w:name w:val="Author(s)"/>
     <w:aliases w:val="Tekijä(t)"/>
-    <w:next w:val="Normaali"/>
+    <w:next w:val="Normal"/>
     <w:qFormat/>
     <w:rsid w:val="00625B95"/>
     <w:pPr>
@@ -14350,7 +13190,7 @@
   <w:style w:type="paragraph" w:customStyle="1" w:styleId="Workname">
     <w:name w:val="Work name"/>
     <w:aliases w:val="Työn nimi"/>
-    <w:next w:val="Normaali"/>
+    <w:next w:val="Normal"/>
     <w:qFormat/>
     <w:rsid w:val="00333A4E"/>
     <w:pPr>
@@ -14365,7 +13205,7 @@
   </w:style>
   <w:style w:type="paragraph" w:customStyle="1" w:styleId="Abstract">
     <w:name w:val="Abstract"/>
-    <w:basedOn w:val="Normaali"/>
+    <w:basedOn w:val="Normal"/>
     <w:qFormat/>
     <w:rsid w:val="00C92997"/>
     <w:pPr>
@@ -14381,7 +13221,7 @@
   <w:style w:type="paragraph" w:customStyle="1" w:styleId="Abbreviationsorsymbols">
     <w:name w:val="Abbreviations or symbols"/>
     <w:aliases w:val="Lyhenteet ja symbolit"/>
-    <w:next w:val="Normaali"/>
+    <w:next w:val="Normal"/>
     <w:qFormat/>
     <w:rsid w:val="00F66CF7"/>
     <w:pPr>
@@ -14396,7 +13236,7 @@
   <w:style w:type="paragraph" w:customStyle="1" w:styleId="REFERENCES">
     <w:name w:val="REFERENCES"/>
     <w:aliases w:val="LÄHTEET"/>
-    <w:basedOn w:val="Otsikko1"/>
+    <w:basedOn w:val="Heading1"/>
     <w:next w:val="Sourcematerial"/>
     <w:link w:val="REFERENCESChar"/>
     <w:qFormat/>
@@ -14410,8 +13250,8 @@
   <w:style w:type="paragraph" w:customStyle="1" w:styleId="UnnumberedHeading">
     <w:name w:val="Unnumbered Heading"/>
     <w:aliases w:val="Numeroimaton väliotsikko"/>
-    <w:basedOn w:val="Normaali"/>
-    <w:next w:val="Normaali"/>
+    <w:basedOn w:val="Normal"/>
+    <w:next w:val="Normal"/>
     <w:link w:val="UnnumberedHeadingChar"/>
     <w:qFormat/>
     <w:rsid w:val="00547A7D"/>
@@ -14427,7 +13267,7 @@
   <w:style w:type="character" w:customStyle="1" w:styleId="REFERENCESChar">
     <w:name w:val="REFERENCES Char"/>
     <w:aliases w:val="LÄHTEET Char"/>
-    <w:basedOn w:val="Otsikko1Char"/>
+    <w:basedOn w:val="Heading1Char"/>
     <w:link w:val="REFERENCES"/>
     <w:rsid w:val="00547A7D"/>
     <w:rPr>
@@ -14441,7 +13281,7 @@
   <w:style w:type="paragraph" w:customStyle="1" w:styleId="HeadingofAppendix">
     <w:name w:val="Heading of Appendix"/>
     <w:aliases w:val="Liite otsikko"/>
-    <w:next w:val="Normaali"/>
+    <w:next w:val="Normal"/>
     <w:qFormat/>
     <w:rsid w:val="00547A7D"/>
     <w:pPr>
@@ -14454,7 +13294,7 @@
       <w:sz w:val="32"/>
     </w:rPr>
   </w:style>
-  <w:style w:type="paragraph" w:styleId="Eivli">
+  <w:style w:type="paragraph" w:styleId="NoSpacing">
     <w:name w:val="No Spacing"/>
     <w:uiPriority w:val="1"/>
     <w:semiHidden/>
@@ -14471,7 +13311,7 @@
   <w:style w:type="character" w:customStyle="1" w:styleId="UnnumberedHeadingChar">
     <w:name w:val="Unnumbered Heading Char"/>
     <w:aliases w:val="Numeroimaton väliotsikko Char"/>
-    <w:basedOn w:val="Kappaleenoletusfontti"/>
+    <w:basedOn w:val="DefaultParagraphFont"/>
     <w:link w:val="UnnumberedHeading"/>
     <w:rsid w:val="00547A7D"/>
     <w:rPr>
@@ -14490,9 +13330,9 @@
       </w:numPr>
     </w:pPr>
   </w:style>
-  <w:style w:type="table" w:styleId="Vaaleavarjostus">
+  <w:style w:type="table" w:styleId="LightShading">
     <w:name w:val="Light Shading"/>
-    <w:basedOn w:val="Normaalitaulukko"/>
+    <w:basedOn w:val="TableNormal"/>
     <w:uiPriority w:val="60"/>
     <w:rsid w:val="00625B95"/>
     <w:pPr>
@@ -14586,10 +13426,10 @@
       </w:tcPr>
     </w:tblStylePr>
   </w:style>
-  <w:style w:type="character" w:styleId="Sivunumero">
+  <w:style w:type="character" w:styleId="PageNumber">
     <w:name w:val="page number"/>
     <w:aliases w:val="Page number"/>
-    <w:basedOn w:val="Kappaleenoletusfontti"/>
+    <w:basedOn w:val="DefaultParagraphFont"/>
     <w:uiPriority w:val="99"/>
     <w:qFormat/>
     <w:rsid w:val="00880D27"/>
@@ -14598,10 +13438,10 @@
       <w:sz w:val="24"/>
     </w:rPr>
   </w:style>
-  <w:style w:type="paragraph" w:styleId="Lhdeviiteluettelo">
+  <w:style w:type="paragraph" w:styleId="TableofAuthorities">
     <w:name w:val="table of authorities"/>
-    <w:basedOn w:val="Normaali"/>
-    <w:next w:val="Normaali"/>
+    <w:basedOn w:val="Normal"/>
+    <w:next w:val="Normal"/>
     <w:uiPriority w:val="99"/>
     <w:semiHidden/>
     <w:unhideWhenUsed/>
@@ -14611,10 +13451,10 @@
       <w:ind w:left="240" w:hanging="240"/>
     </w:pPr>
   </w:style>
-  <w:style w:type="paragraph" w:styleId="Lhdeluettelonotsikko">
+  <w:style w:type="paragraph" w:styleId="TOAHeading">
     <w:name w:val="toa heading"/>
-    <w:basedOn w:val="Normaali"/>
-    <w:next w:val="Normaali"/>
+    <w:basedOn w:val="Normal"/>
+    <w:next w:val="Normal"/>
     <w:uiPriority w:val="99"/>
     <w:semiHidden/>
     <w:unhideWhenUsed/>
@@ -14640,7 +13480,7 @@
   <w:style w:type="paragraph" w:customStyle="1" w:styleId="Sisllysluettelonotsikko2">
     <w:name w:val="Sisällysluettelon otsikko2"/>
     <w:aliases w:val="TOC Heading 2"/>
-    <w:basedOn w:val="Sisllysluettelonotsikko"/>
+    <w:basedOn w:val="TOCHeading"/>
     <w:link w:val="Sisllysluettelonotsikko2Char"/>
     <w:qFormat/>
     <w:rsid w:val="00625B95"/>
@@ -14648,11 +13488,11 @@
       <w:spacing w:before="480"/>
     </w:pPr>
   </w:style>
-  <w:style w:type="character" w:customStyle="1" w:styleId="SisllysluettelonotsikkoChar">
-    <w:name w:val="Sisällysluettelon otsikko Char"/>
+  <w:style w:type="character" w:customStyle="1" w:styleId="TOCHeadingChar">
+    <w:name w:val="TOC Heading Char"/>
     <w:aliases w:val="TOC heading Char"/>
-    <w:basedOn w:val="Otsikko1Char"/>
-    <w:link w:val="Sisllysluettelonotsikko"/>
+    <w:basedOn w:val="Heading1Char"/>
+    <w:link w:val="TOCHeading"/>
     <w:rsid w:val="003150B3"/>
     <w:rPr>
       <w:rFonts w:ascii="Arial" w:eastAsiaTheme="majorEastAsia" w:hAnsi="Arial" w:cs="Arial"/>
@@ -14665,7 +13505,7 @@
   <w:style w:type="character" w:customStyle="1" w:styleId="Sisllysluettelonotsikko2Char">
     <w:name w:val="Sisällysluettelon otsikko2 Char"/>
     <w:aliases w:val="TOC Heading 2 Char"/>
-    <w:basedOn w:val="SisllysluettelonotsikkoChar"/>
+    <w:basedOn w:val="TOCHeadingChar"/>
     <w:link w:val="Sisllysluettelonotsikko2"/>
     <w:rsid w:val="00625B95"/>
     <w:rPr>
@@ -14688,9 +13528,9 @@
       <w:spacing w:after="480"/>
     </w:pPr>
   </w:style>
-  <w:style w:type="table" w:styleId="Vaaleataulukkoruudukko">
+  <w:style w:type="table" w:styleId="TableGridLight">
     <w:name w:val="Grid Table Light"/>
-    <w:basedOn w:val="Normaalitaulukko"/>
+    <w:basedOn w:val="TableNormal"/>
     <w:uiPriority w:val="40"/>
     <w:rsid w:val="00EB7F42"/>
     <w:pPr>
@@ -14707,9 +13547,9 @@
       </w:tblBorders>
     </w:tblPr>
   </w:style>
-  <w:style w:type="character" w:styleId="Ratkaisematonmaininta">
+  <w:style w:type="character" w:styleId="UnresolvedMention">
     <w:name w:val="Unresolved Mention"/>
-    <w:basedOn w:val="Kappaleenoletusfontti"/>
+    <w:basedOn w:val="DefaultParagraphFont"/>
     <w:uiPriority w:val="99"/>
     <w:semiHidden/>
     <w:unhideWhenUsed/>
@@ -14747,7 +13587,7 @@
           </w:pPr>
           <w:r>
             <w:rPr>
-              <w:rStyle w:val="Paikkamerkkiteksti"/>
+              <w:rStyle w:val="PlaceholderText"/>
             </w:rPr>
             <w:t>Click here to enter text.</w:t>
           </w:r>
@@ -14776,7 +13616,7 @@
           </w:pPr>
           <w:r>
             <w:rPr>
-              <w:rStyle w:val="Paikkamerkkiteksti"/>
+              <w:rStyle w:val="PlaceholderText"/>
             </w:rPr>
             <w:t>Click here to enter text.</w:t>
           </w:r>
@@ -14805,7 +13645,7 @@
           </w:pPr>
           <w:r>
             <w:rPr>
-              <w:rStyle w:val="Paikkamerkkiteksti"/>
+              <w:rStyle w:val="PlaceholderText"/>
             </w:rPr>
             <w:t>Kirjoita tekstiä napsauttamalla tätä.</w:t>
           </w:r>
@@ -14834,7 +13674,7 @@
           </w:pPr>
           <w:r>
             <w:rPr>
-              <w:rStyle w:val="Paikkamerkkiteksti"/>
+              <w:rStyle w:val="PlaceholderText"/>
             </w:rPr>
             <w:t>Click here to enter text.</w:t>
           </w:r>
@@ -14863,7 +13703,7 @@
           </w:pPr>
           <w:r>
             <w:rPr>
-              <w:rStyle w:val="Paikkamerkkiteksti"/>
+              <w:rStyle w:val="PlaceholderText"/>
             </w:rPr>
             <w:t>Kirjoita tekstiä napsauttamalla tätä.</w:t>
           </w:r>
@@ -14892,7 +13732,7 @@
           </w:pPr>
           <w:r>
             <w:rPr>
-              <w:rStyle w:val="Paikkamerkkiteksti"/>
+              <w:rStyle w:val="PlaceholderText"/>
             </w:rPr>
             <w:t>Click here to enter text.</w:t>
           </w:r>
@@ -14921,7 +13761,7 @@
           </w:pPr>
           <w:r>
             <w:rPr>
-              <w:rStyle w:val="Paikkamerkkiteksti"/>
+              <w:rStyle w:val="PlaceholderText"/>
             </w:rPr>
             <w:t>Kirjoita tekstiä napsauttamalla tätä.</w:t>
           </w:r>
@@ -14950,7 +13790,7 @@
           </w:pPr>
           <w:r>
             <w:rPr>
-              <w:rStyle w:val="Paikkamerkkiteksti"/>
+              <w:rStyle w:val="PlaceholderText"/>
             </w:rPr>
             <w:t>Click here to enter text.</w:t>
           </w:r>
@@ -14979,7 +13819,7 @@
           </w:pPr>
           <w:r>
             <w:rPr>
-              <w:rStyle w:val="Paikkamerkkiteksti"/>
+              <w:rStyle w:val="PlaceholderText"/>
             </w:rPr>
             <w:t>Click here to enter text.</w:t>
           </w:r>
@@ -15008,7 +13848,7 @@
           </w:pPr>
           <w:r>
             <w:rPr>
-              <w:rStyle w:val="Paikkamerkkiteksti"/>
+              <w:rStyle w:val="PlaceholderText"/>
             </w:rPr>
             <w:t>Click here to enter text.</w:t>
           </w:r>
@@ -15037,7 +13877,7 @@
           </w:pPr>
           <w:r>
             <w:rPr>
-              <w:rStyle w:val="Paikkamerkkiteksti"/>
+              <w:rStyle w:val="PlaceholderText"/>
             </w:rPr>
             <w:t>Click here to enter text.</w:t>
           </w:r>
@@ -15140,6 +13980,7 @@
     <w:rsidRoot w:val="00D12800"/>
     <w:rsid w:val="000E02CA"/>
     <w:rsid w:val="001C4DD7"/>
+    <w:rsid w:val="001E362A"/>
     <w:rsid w:val="001F1D22"/>
     <w:rsid w:val="002058AC"/>
     <w:rsid w:val="00234C76"/>
@@ -15155,6 +13996,7 @@
     <w:rsid w:val="00920ADA"/>
     <w:rsid w:val="00A2653D"/>
     <w:rsid w:val="00A4638A"/>
+    <w:rsid w:val="00A83F7C"/>
     <w:rsid w:val="00D12800"/>
     <w:rsid w:val="00DB792C"/>
     <w:rsid w:val="00DD3F3A"/>
@@ -15174,7 +14016,7 @@
   </m:mathPr>
   <w:themeFontLang w:val="fi-FI"/>
   <w:clrSchemeMapping w:bg1="light1" w:t1="dark1" w:bg2="light2" w:t2="dark2" w:accent1="accent1" w:accent2="accent2" w:accent3="accent3" w:accent4="accent4" w:accent5="accent5" w:accent6="accent6" w:hyperlink="hyperlink" w:followedHyperlink="followedHyperlink"/>
-  <w:decimalSymbol w:val=","/>
+  <w:decimalSymbol w:val="."/>
   <w:listSeparator w:val=","/>
   <w15:chartTrackingRefBased/>
 </w:settings>
@@ -15577,17 +14419,17 @@
     <w:lsdException w:name="Unresolved Mention" w:semiHidden="1" w:unhideWhenUsed="1"/>
     <w:lsdException w:name="Smart Link" w:semiHidden="1" w:unhideWhenUsed="1"/>
   </w:latentStyles>
-  <w:style w:type="paragraph" w:default="1" w:styleId="Normaali">
+  <w:style w:type="paragraph" w:default="1" w:styleId="Normal">
     <w:name w:val="Normal"/>
     <w:qFormat/>
   </w:style>
-  <w:style w:type="character" w:default="1" w:styleId="Kappaleenoletusfontti">
+  <w:style w:type="character" w:default="1" w:styleId="DefaultParagraphFont">
     <w:name w:val="Default Paragraph Font"/>
     <w:uiPriority w:val="1"/>
     <w:semiHidden/>
     <w:unhideWhenUsed/>
   </w:style>
-  <w:style w:type="table" w:default="1" w:styleId="Normaalitaulukko">
+  <w:style w:type="table" w:default="1" w:styleId="TableNormal">
     <w:name w:val="Normal Table"/>
     <w:uiPriority w:val="99"/>
     <w:semiHidden/>
@@ -15602,15 +14444,15 @@
       </w:tblCellMar>
     </w:tblPr>
   </w:style>
-  <w:style w:type="numbering" w:default="1" w:styleId="Eiluetteloa">
+  <w:style w:type="numbering" w:default="1" w:styleId="NoList">
     <w:name w:val="No List"/>
     <w:uiPriority w:val="99"/>
     <w:semiHidden/>
     <w:unhideWhenUsed/>
   </w:style>
-  <w:style w:type="character" w:styleId="Paikkamerkkiteksti">
+  <w:style w:type="character" w:styleId="PlaceholderText">
     <w:name w:val="Placeholder Text"/>
-    <w:basedOn w:val="Kappaleenoletusfontti"/>
+    <w:basedOn w:val="DefaultParagraphFont"/>
     <w:uiPriority w:val="99"/>
     <w:semiHidden/>
     <w:rPr>
@@ -15946,6 +14788,15 @@
 </file>
 
 <file path=customXml/item1.xml><?xml version="1.0" encoding="utf-8"?>
+<?mso-contentType ?>
+<FormTemplates xmlns="http://schemas.microsoft.com/sharepoint/v3/contenttype/forms">
+  <Display>DocumentLibraryForm</Display>
+  <Edit>DocumentLibraryForm</Edit>
+  <New>DocumentLibraryForm</New>
+</FormTemplates>
+</file>
+
+<file path=customXml/item2.xml><?xml version="1.0" encoding="utf-8"?>
 <ct:contentTypeSchema xmlns:ct="http://schemas.microsoft.com/office/2006/metadata/contentType" xmlns:ma="http://schemas.microsoft.com/office/2006/metadata/properties/metaAttributes" ct:_="" ma:_="" ma:contentTypeName="Document" ma:contentTypeID="0x0101002475E0E10D54B84F937F817497528C71" ma:contentTypeVersion="31" ma:contentTypeDescription="Create a new document." ma:contentTypeScope="" ma:versionID="13da27f6c67572251a4248440d3ad1f6">
   <xsd:schema xmlns:xsd="http://www.w3.org/2001/XMLSchema" xmlns:xs="http://www.w3.org/2001/XMLSchema" xmlns:p="http://schemas.microsoft.com/office/2006/metadata/properties" xmlns:ns2="29d38182-2ba3-434b-9466-3aece3d3aa2e" xmlns:ns3="c2da8608-6b58-45ec-82e0-5098f9986dbf" xmlns:ns4="77b8d55e-a628-4725-ad2a-a2aab75e1dba" targetNamespace="http://schemas.microsoft.com/office/2006/metadata/properties" ma:root="true" ma:fieldsID="4e9409845ca9d9160f86c08f661ea0ad" ns2:_="" ns3:_="" ns4:_="">
     <xsd:import namespace="29d38182-2ba3-434b-9466-3aece3d3aa2e"/>
@@ -16272,20 +15123,7 @@
 </ct:contentTypeSchema>
 </file>
 
-<file path=customXml/item2.xml><?xml version="1.0" encoding="utf-8"?>
-<?mso-contentType ?>
-<FormTemplates xmlns="http://schemas.microsoft.com/sharepoint/v3/contenttype/forms">
-  <Display>DocumentLibraryForm</Display>
-  <Edit>DocumentLibraryForm</Edit>
-  <New>DocumentLibraryForm</New>
-</FormTemplates>
-</file>
-
 <file path=customXml/item3.xml><?xml version="1.0" encoding="utf-8"?>
-<b:Sources xmlns:b="http://schemas.openxmlformats.org/officeDocument/2006/bibliography" xmlns="http://schemas.openxmlformats.org/officeDocument/2006/bibliography" SelectedStyle="\GB.XSL" StyleName="GB7714"/>
-</file>
-
-<file path=customXml/item4.xml><?xml version="1.0" encoding="utf-8"?>
 <p:properties xmlns:p="http://schemas.microsoft.com/office/2006/metadata/properties" xmlns:xsi="http://www.w3.org/2001/XMLSchema-instance" xmlns:pc="http://schemas.microsoft.com/office/infopath/2007/PartnerControls">
   <documentManagement>
     <IntraUpdateFI xmlns="29d38182-2ba3-434b-9466-3aece3d3aa2e">2025-08-30T21:00:00+00:00</IntraUpdateFI>
@@ -16417,7 +15255,19 @@
 </p:properties>
 </file>
 
+<file path=customXml/item4.xml><?xml version="1.0" encoding="utf-8"?>
+<b:Sources xmlns:b="http://schemas.openxmlformats.org/officeDocument/2006/bibliography" xmlns="http://schemas.openxmlformats.org/officeDocument/2006/bibliography" SelectedStyle="\GB.XSL" StyleName="GB7714"/>
+</file>
+
 <file path=customXml/itemProps1.xml><?xml version="1.0" encoding="utf-8"?>
+<ds:datastoreItem xmlns:ds="http://schemas.openxmlformats.org/officeDocument/2006/customXml" ds:itemID="{198EC644-F7AF-456F-BC05-BD0D54E3DC7D}">
+  <ds:schemaRefs>
+    <ds:schemaRef ds:uri="http://schemas.microsoft.com/sharepoint/v3/contenttype/forms"/>
+  </ds:schemaRefs>
+</ds:datastoreItem>
+</file>
+
+<file path=customXml/itemProps2.xml><?xml version="1.0" encoding="utf-8"?>
 <ds:datastoreItem xmlns:ds="http://schemas.openxmlformats.org/officeDocument/2006/customXml" ds:itemID="{EE4B2239-A68B-4EA6-9BD3-4C6271D1C6AF}">
   <ds:schemaRefs>
     <ds:schemaRef ds:uri="http://schemas.microsoft.com/office/2006/metadata/contentType"/>
@@ -16437,23 +15287,7 @@
 </ds:datastoreItem>
 </file>
 
-<file path=customXml/itemProps2.xml><?xml version="1.0" encoding="utf-8"?>
-<ds:datastoreItem xmlns:ds="http://schemas.openxmlformats.org/officeDocument/2006/customXml" ds:itemID="{198EC644-F7AF-456F-BC05-BD0D54E3DC7D}">
-  <ds:schemaRefs>
-    <ds:schemaRef ds:uri="http://schemas.microsoft.com/sharepoint/v3/contenttype/forms"/>
-  </ds:schemaRefs>
-</ds:datastoreItem>
-</file>
-
 <file path=customXml/itemProps3.xml><?xml version="1.0" encoding="utf-8"?>
-<ds:datastoreItem xmlns:ds="http://schemas.openxmlformats.org/officeDocument/2006/customXml" ds:itemID="{AC98FC60-AA00-4516-A716-017F371296A7}">
-  <ds:schemaRefs>
-    <ds:schemaRef ds:uri="http://schemas.openxmlformats.org/officeDocument/2006/bibliography"/>
-  </ds:schemaRefs>
-</ds:datastoreItem>
-</file>
-
-<file path=customXml/itemProps4.xml><?xml version="1.0" encoding="utf-8"?>
 <ds:datastoreItem xmlns:ds="http://schemas.openxmlformats.org/officeDocument/2006/customXml" ds:itemID="{11AEAA72-A71C-4F59-B1F2-69D6C0A615FB}">
   <ds:schemaRefs>
     <ds:schemaRef ds:uri="http://schemas.microsoft.com/office/2006/metadata/properties"/>
@@ -16462,4 +15296,12 @@
     <ds:schemaRef ds:uri="c2da8608-6b58-45ec-82e0-5098f9986dbf"/>
   </ds:schemaRefs>
 </ds:datastoreItem>
+</file>
+
+<file path=customXml/itemProps4.xml><?xml version="1.0" encoding="utf-8"?>
+<ds:datastoreItem xmlns:ds="http://schemas.openxmlformats.org/officeDocument/2006/customXml" ds:itemID="{AC98FC60-AA00-4516-A716-017F371296A7}">
+  <ds:schemaRefs>
+    <ds:schemaRef ds:uri="http://schemas.openxmlformats.org/officeDocument/2006/bibliography"/>
+  </ds:schemaRefs>
+</ds:datastoreItem>
 </file>
--- a/ORAOwl_opinnaytetyö.docx
+++ b/ORAOwl_opinnaytetyö.docx
@@ -25,6 +25,7 @@
           <w:docPart w:val="AF0D35ADB2534787BEBF26D06BF3CCC4"/>
         </w:placeholder>
       </w:sdtPr>
+      <w:sdtEndPr/>
       <w:sdtContent>
         <w:p>
           <w:pPr>
@@ -51,6 +52,7 @@
           <w:docPart w:val="AF0D35ADB2534787BEBF26D06BF3CCC4"/>
         </w:placeholder>
       </w:sdtPr>
+      <w:sdtEndPr/>
       <w:sdtContent>
         <w:p>
           <w:pPr>
@@ -81,7 +83,7 @@
     <w:p/>
     <w:p>
       <w:pPr>
-        <w:pStyle w:val="Subtitle"/>
+        <w:pStyle w:val="Alaotsikko"/>
         <w:rPr>
           <w:rFonts w:eastAsiaTheme="minorHAnsi" w:cs="Arial"/>
           <w:iCs w:val="0"/>
@@ -90,6 +92,7 @@
         </w:rPr>
       </w:pPr>
       <w:bookmarkStart w:id="0" w:name="_Hlk213165853"/>
+      <w:proofErr w:type="spellStart"/>
       <w:r>
         <w:rPr>
           <w:rFonts w:eastAsiaTheme="minorHAnsi" w:cs="Arial"/>
@@ -97,13 +100,23 @@
           <w:sz w:val="48"/>
           <w:szCs w:val="48"/>
         </w:rPr>
-        <w:t>ORAOwl – Suunnistustulosten arkistointi- ja analysointijärjestelmä</w:t>
+        <w:t>ORAOwl</w:t>
+      </w:r>
+      <w:proofErr w:type="spellEnd"/>
+      <w:r>
+        <w:rPr>
+          <w:rFonts w:eastAsiaTheme="minorHAnsi" w:cs="Arial"/>
+          <w:iCs w:val="0"/>
+          <w:sz w:val="48"/>
+          <w:szCs w:val="48"/>
+        </w:rPr>
+        <w:t xml:space="preserve"> – Suunnistustulosten arkistointi- ja analysointijärjestelmä</w:t>
       </w:r>
     </w:p>
     <w:bookmarkEnd w:id="0"/>
     <w:p>
       <w:pPr>
-        <w:pStyle w:val="Subtitle"/>
+        <w:pStyle w:val="Alaotsikko"/>
         <w:rPr>
           <w:rFonts w:cstheme="majorBidi"/>
           <w:caps/>
@@ -119,7 +132,7 @@
     </w:p>
     <w:p>
       <w:pPr>
-        <w:pStyle w:val="Subtitle"/>
+        <w:pStyle w:val="Alaotsikko"/>
         <w:spacing w:before="2520"/>
         <w:rPr>
           <w:caps/>
@@ -195,6 +208,7 @@
           <w:docPart w:val="0FEDB3AD84FA435D914C1B7E1831A07C"/>
         </w:placeholder>
       </w:sdtPr>
+      <w:sdtEndPr/>
       <w:sdtContent>
         <w:p>
           <w:pPr>
@@ -207,13 +221,7 @@
             <w:t>pinnäytetyö</w:t>
           </w:r>
           <w:r>
-            <w:t xml:space="preserve"> (AMK</w:t>
-          </w:r>
-          <w:r>
-            <w:t xml:space="preserve"> / YAMK</w:t>
-          </w:r>
-          <w:r>
-            <w:t>) | T</w:t>
+            <w:t xml:space="preserve"> (AMK| T</w:t>
           </w:r>
           <w:r>
             <w:t>iivistelmä</w:t>
@@ -238,6 +246,7 @@
         </w:placeholder>
         <w:text w:multiLine="1"/>
       </w:sdtPr>
+      <w:sdtEndPr/>
       <w:sdtContent>
         <w:p>
           <w:pPr>
@@ -267,6 +276,7 @@
             <w:docPart w:val="0FEDB3AD84FA435D914C1B7E1831A07C"/>
           </w:placeholder>
         </w:sdtPr>
+        <w:sdtEndPr/>
         <w:sdtContent>
           <w:r>
             <w:t xml:space="preserve">Opinnäytetyön </w:t>
@@ -291,6 +301,7 @@
           <w:docPart w:val="88E2DE1C3D404E178C503CF2FE142304"/>
         </w:placeholder>
       </w:sdtPr>
+      <w:sdtEndPr/>
       <w:sdtContent>
         <w:p>
           <w:pPr>
@@ -321,9 +332,15 @@
           </w:placeholder>
           <w:text w:multiLine="1"/>
         </w:sdtPr>
+        <w:sdtEndPr/>
         <w:sdtContent>
+          <w:proofErr w:type="spellStart"/>
           <w:r>
-            <w:t>ORAOwl – Suunnistustulosten arkistointi- ja analysointijärjestelmä</w:t>
+            <w:t>ORAOwl</w:t>
+          </w:r>
+          <w:proofErr w:type="spellEnd"/>
+          <w:r>
+            <w:t xml:space="preserve"> – Suunnistustulosten arkistointi- ja analysointijärjestelmä</w:t>
           </w:r>
         </w:sdtContent>
       </w:sdt>
@@ -335,6 +352,7 @@
           <w:docPart w:val="D6F83BB834644EB39B961B741894AD73"/>
         </w:placeholder>
       </w:sdtPr>
+      <w:sdtEndPr/>
       <w:sdtContent>
         <w:p>
           <w:pPr>
@@ -357,20 +375,53 @@
           <w:docPart w:val="0FEDB3AD84FA435D914C1B7E1831A07C"/>
         </w:placeholder>
       </w:sdtPr>
+      <w:sdtEndPr/>
       <w:sdtContent>
         <w:p>
           <w:pPr>
             <w:pStyle w:val="Tiivistelm"/>
           </w:pPr>
           <w:r>
-            <w:t>Tämän opinnäytetyön tavoitteena oli suunnitella ja toteuttaa ORAOwl-niminen sovellus, joka kokoaa hajallaan olevia suunnistustuloksia yhteen järjestelmään. Sovelluksen avulla voidaan helpottaa suunnistajien kehityksen seurantaa ja viestijoukkueiden valintaa sekä tarjota työkaluja tulosten analysointiin ja visualisointiin. Aihe on ajankohtainen, sillä tulostietojen hajanaisuus eri verkkosivuilla vaikeuttaa tiedon hyödyntämistä valmennuksessa ja seuratoiminnassa.</w:t>
+            <w:t xml:space="preserve">Tämän opinnäytetyön tavoitteena oli suunnitella ja toteuttaa </w:t>
+          </w:r>
+          <w:proofErr w:type="spellStart"/>
+          <w:r>
+            <w:t>ORAOwl</w:t>
+          </w:r>
+          <w:proofErr w:type="spellEnd"/>
+          <w:r>
+            <w:t>-niminen sovellus, joka kokoaa hajallaan olevia suunnistustuloksia yhteen järjestelmään. Sovelluksen avulla voidaan helpottaa suunnistajien kehityksen seurantaa ja viestijoukkueiden valintaa sekä tarjota työkaluja tulosten analysointiin ja visualisointiin. Aihe on ajankohtainen, sillä tulostietojen hajanaisuus eri verkkosivuilla vaikeuttaa tiedon hyödyntämistä valmennuksessa ja seuratoiminnassa.</w:t>
           </w:r>
           <w:r>
             <w:br/>
           </w:r>
           <w:r>
             <w:br/>
-            <w:t>Sovellus toteutettiin Python-ohjelmointikielellä ja Django-kehyksellä hyödyntäen PostgreSQL-tietokantaa. Käyttöliittymässä käytettiin Bootstrap- ja AdminLTE-teemoja, ja tulosten käsittelyssä sovellettiin IOFXML-standardia. Keskeisiä toiminnallisuuksia ovat tulostiedostojen lataaminen, tietojen tallentaminen ja hakeminen sekä suunnistajien tulosten visualisointi esimerkiksi km/min-kehityskäyrien avulla. Tietosuoja huomioitiin mahdollistamalla käyttäjätietojen anonymisointi GDPR-vaatimusten mukaisesti.</w:t>
+            <w:t xml:space="preserve">Sovellus toteutettiin Python-ohjelmointikielellä ja Django-kehyksellä hyödyntäen PostgreSQL-tietokantaa. Käyttöliittymässä käytettiin </w:t>
+          </w:r>
+          <w:proofErr w:type="spellStart"/>
+          <w:r>
+            <w:t>Bootstrap</w:t>
+          </w:r>
+          <w:proofErr w:type="spellEnd"/>
+          <w:r>
+            <w:t xml:space="preserve">- ja </w:t>
+          </w:r>
+          <w:proofErr w:type="spellStart"/>
+          <w:r>
+            <w:t>AdminLTE</w:t>
+          </w:r>
+          <w:proofErr w:type="spellEnd"/>
+          <w:r>
+            <w:t xml:space="preserve">-teemoja, ja tulosten käsittelyssä sovellettiin IOFXML-standardia. Keskeisiä toiminnallisuuksia ovat tulostiedostojen lataaminen, tietojen tallentaminen ja hakeminen sekä suunnistajien tulosten visualisointi esimerkiksi km/min-kehityskäyrien avulla. Tietosuoja huomioitiin mahdollistamalla käyttäjätietojen </w:t>
+          </w:r>
+          <w:proofErr w:type="spellStart"/>
+          <w:r>
+            <w:t>anonymisointi</w:t>
+          </w:r>
+          <w:proofErr w:type="spellEnd"/>
+          <w:r>
+            <w:t xml:space="preserve"> GDPR-vaatimusten mukaisesti.</w:t>
           </w:r>
           <w:r>
             <w:br/>
@@ -391,6 +442,7 @@
           <w:docPart w:val="0FEDB3AD84FA435D914C1B7E1831A07C"/>
         </w:placeholder>
       </w:sdtPr>
+      <w:sdtEndPr/>
       <w:sdtContent>
         <w:p>
           <w:pPr>
@@ -420,6 +472,7 @@
           </w:placeholder>
           <w:text w:multiLine="1"/>
         </w:sdtPr>
+        <w:sdtEndPr/>
         <w:sdtContent>
           <w:r>
             <w:t>suunnistus, tulosanalytiikka, tietojärjestelmät, Django, IOFXML, GDPR.</w:t>
@@ -437,6 +490,7 @@
           <w:docPart w:val="F525552A1E5B4FD9AD11AAD6DB477B91"/>
         </w:placeholder>
       </w:sdtPr>
+      <w:sdtEndPr/>
       <w:sdtContent>
         <w:p>
           <w:pPr>
@@ -540,6 +594,7 @@
           </w:placeholder>
           <w:text w:multiLine="1"/>
         </w:sdtPr>
+        <w:sdtEndPr/>
         <w:sdtContent>
           <w:r>
             <w:rPr>
@@ -574,6 +629,7 @@
             <w:docPart w:val="CA8D196C753C4183A8516962715E5E7D"/>
           </w:placeholder>
         </w:sdtPr>
+        <w:sdtEndPr/>
         <w:sdtContent>
           <w:r>
             <w:rPr>
@@ -634,6 +690,7 @@
           <w:docPart w:val="CA8D196C753C4183A8516962715E5E7D"/>
         </w:placeholder>
       </w:sdtPr>
+      <w:sdtEndPr/>
       <w:sdtContent>
         <w:p>
           <w:pPr>
@@ -670,18 +727,21 @@
           </w:placeholder>
           <w:text w:multiLine="1"/>
         </w:sdtPr>
+        <w:sdtEndPr/>
         <w:sdtContent>
+          <w:proofErr w:type="spellStart"/>
           <w:r>
             <w:rPr>
               <w:lang w:val="en-GB"/>
             </w:rPr>
-            <w:t>ORAOwl –</w:t>
+            <w:t>ORAOwl</w:t>
           </w:r>
+          <w:proofErr w:type="spellEnd"/>
           <w:r>
             <w:rPr>
               <w:lang w:val="en-GB"/>
             </w:rPr>
-            <w:t xml:space="preserve"> An </w:t>
+            <w:t xml:space="preserve"> – An </w:t>
           </w:r>
           <w:r>
             <w:rPr>
@@ -711,6 +771,7 @@
           <w:docPart w:val="16E7B8DCCA6247BB9497F0045FA976F9"/>
         </w:placeholder>
       </w:sdtPr>
+      <w:sdtEndPr/>
       <w:sdtContent>
         <w:p>
           <w:pPr>
@@ -735,13 +796,30 @@
           <w:docPart w:val="CA8D196C753C4183A8516962715E5E7D"/>
         </w:placeholder>
       </w:sdtPr>
+      <w:sdtEndPr/>
       <w:sdtContent>
         <w:p>
           <w:pPr>
             <w:pStyle w:val="Abstract"/>
           </w:pPr>
           <w:r>
-            <w:t>The objective of this thesis was to design and implement an application called ORAOwl, which consolidates scattered orienteering results into single system. The application aims to facilitate the monitoring of athletes’ development, assist in the selection of relay teams, and provide tools for analyzing and visualizing results. The topic is relevant, as the dispersion of result data across various websites makes it difficult to utilize the infoemation effectively in coaching and club activities.</w:t>
+            <w:t xml:space="preserve">The objective of this thesis was to design and implement an application called </w:t>
+          </w:r>
+          <w:proofErr w:type="spellStart"/>
+          <w:r>
+            <w:t>ORAOwl</w:t>
+          </w:r>
+          <w:proofErr w:type="spellEnd"/>
+          <w:r>
+            <w:t xml:space="preserve">, which consolidates scattered orienteering results into single system. The application aims to facilitate the monitoring of athletes’ development, assist in the selection of relay teams, and provide tools for analyzing and visualizing results. The topic is relevant, as the dispersion of result data across various websites makes it difficult to utilize the </w:t>
+          </w:r>
+          <w:proofErr w:type="spellStart"/>
+          <w:r>
+            <w:t>infoemation</w:t>
+          </w:r>
+          <w:proofErr w:type="spellEnd"/>
+          <w:r>
+            <w:t xml:space="preserve"> effectively in coaching and club activities.</w:t>
           </w:r>
         </w:p>
         <w:p>
@@ -749,7 +827,15 @@
             <w:pStyle w:val="Abstract"/>
           </w:pPr>
           <w:r>
-            <w:t>The application was developed using the Python Programming language and the Django framework, with a PostgreSQL database. The user interface was built using Bootstrap and AdminLTE themes, and results processing utilized the IOFXML standard</w:t>
+            <w:t xml:space="preserve">The application was developed using the Python Programming language and the Django framework, with a PostgreSQL database. The user interface was built using Bootstrap and </w:t>
+          </w:r>
+          <w:proofErr w:type="spellStart"/>
+          <w:r>
+            <w:t>AdminLTE</w:t>
+          </w:r>
+          <w:proofErr w:type="spellEnd"/>
+          <w:r>
+            <w:t xml:space="preserve"> themes, and results processing utilized the IOFXML standard</w:t>
           </w:r>
           <w:r>
             <w:t>. Key features include uploading result files, storing and retrieving data, and visualizing athletes’ performance, for example trough pace (min/km) development graphs. Data protection was addressed by enabling anonymization of user data in accordance with GDPR requirements.</w:t>
@@ -777,6 +863,7 @@
           <w:docPart w:val="CA8D196C753C4183A8516962715E5E7D"/>
         </w:placeholder>
       </w:sdtPr>
+      <w:sdtEndPr/>
       <w:sdtContent>
         <w:p>
           <w:pPr>
@@ -811,6 +898,7 @@
           </w:placeholder>
           <w:text w:multiLine="1"/>
         </w:sdtPr>
+        <w:sdtEndPr/>
         <w:sdtContent>
           <w:r>
             <w:t>orienteering, result analytics, information systems, Django, IOFXML, GDPR</w:t>
@@ -823,7 +911,7 @@
     </w:p>
     <w:p>
       <w:pPr>
-        <w:pStyle w:val="TOCHeading"/>
+        <w:pStyle w:val="Sisllysluettelonotsikko"/>
       </w:pPr>
       <w:r>
         <w:lastRenderedPageBreak/>
@@ -835,7 +923,7 @@
     </w:p>
     <w:p>
       <w:pPr>
-        <w:pStyle w:val="TOC1"/>
+        <w:pStyle w:val="Sisluet1"/>
         <w:rPr>
           <w:rFonts w:asciiTheme="minorHAnsi" w:eastAsiaTheme="minorEastAsia" w:hAnsiTheme="minorHAnsi" w:cstheme="minorBidi"/>
           <w:b w:val="0"/>
@@ -859,7 +947,7 @@
       <w:hyperlink w:anchor="_Toc213692344" w:history="1">
         <w:r>
           <w:rPr>
-            <w:rStyle w:val="Hyperlink"/>
+            <w:rStyle w:val="Hyperlinkki"/>
             <w:noProof/>
           </w:rPr>
           <w:t>Käytetyt lyhenteet tai sanasto</w:t>
@@ -916,7 +1004,7 @@
     </w:p>
     <w:p>
       <w:pPr>
-        <w:pStyle w:val="TOC1"/>
+        <w:pStyle w:val="Sisluet1"/>
         <w:rPr>
           <w:rFonts w:asciiTheme="minorHAnsi" w:eastAsiaTheme="minorEastAsia" w:hAnsiTheme="minorHAnsi" w:cstheme="minorBidi"/>
           <w:b w:val="0"/>
@@ -931,7 +1019,7 @@
       <w:hyperlink w:anchor="_Toc213692345" w:history="1">
         <w:r>
           <w:rPr>
-            <w:rStyle w:val="Hyperlink"/>
+            <w:rStyle w:val="Hyperlinkki"/>
             <w:rFonts w:asciiTheme="majorHAnsi" w:hAnsiTheme="majorHAnsi"/>
             <w:noProof/>
           </w:rPr>
@@ -939,7 +1027,7 @@
         </w:r>
         <w:r>
           <w:rPr>
-            <w:rStyle w:val="Hyperlink"/>
+            <w:rStyle w:val="Hyperlinkki"/>
             <w:noProof/>
           </w:rPr>
           <w:t xml:space="preserve"> Johdanto</w:t>
@@ -996,7 +1084,7 @@
     </w:p>
     <w:p>
       <w:pPr>
-        <w:pStyle w:val="TOC2"/>
+        <w:pStyle w:val="Sisluet2"/>
         <w:rPr>
           <w:rFonts w:asciiTheme="minorHAnsi" w:eastAsiaTheme="minorEastAsia" w:hAnsiTheme="minorHAnsi" w:cstheme="minorBidi"/>
           <w:noProof/>
@@ -1009,7 +1097,7 @@
       <w:hyperlink w:anchor="_Toc213692346" w:history="1">
         <w:r>
           <w:rPr>
-            <w:rStyle w:val="Hyperlink"/>
+            <w:rStyle w:val="Hyperlinkki"/>
             <w:noProof/>
           </w:rPr>
           <w:t>1.1 Tausta ja motivaatio</w:t>
@@ -1066,7 +1154,7 @@
     </w:p>
     <w:p>
       <w:pPr>
-        <w:pStyle w:val="TOC2"/>
+        <w:pStyle w:val="Sisluet2"/>
         <w:rPr>
           <w:rFonts w:asciiTheme="minorHAnsi" w:eastAsiaTheme="minorEastAsia" w:hAnsiTheme="minorHAnsi" w:cstheme="minorBidi"/>
           <w:noProof/>
@@ -1079,7 +1167,7 @@
       <w:hyperlink w:anchor="_Toc213692347" w:history="1">
         <w:r>
           <w:rPr>
-            <w:rStyle w:val="Hyperlink"/>
+            <w:rStyle w:val="Hyperlinkki"/>
             <w:noProof/>
           </w:rPr>
           <w:t>1.2 Tavoitteet, rajaukset ja tutkimuskysymykset</w:t>
@@ -1136,7 +1224,7 @@
     </w:p>
     <w:p>
       <w:pPr>
-        <w:pStyle w:val="TOC1"/>
+        <w:pStyle w:val="Sisluet1"/>
         <w:rPr>
           <w:rFonts w:asciiTheme="minorHAnsi" w:eastAsiaTheme="minorEastAsia" w:hAnsiTheme="minorHAnsi" w:cstheme="minorBidi"/>
           <w:b w:val="0"/>
@@ -1151,7 +1239,7 @@
       <w:hyperlink w:anchor="_Toc213692348" w:history="1">
         <w:r>
           <w:rPr>
-            <w:rStyle w:val="Hyperlink"/>
+            <w:rStyle w:val="Hyperlinkki"/>
             <w:rFonts w:asciiTheme="majorHAnsi" w:hAnsiTheme="majorHAnsi"/>
             <w:noProof/>
           </w:rPr>
@@ -1159,7 +1247,7 @@
         </w:r>
         <w:r>
           <w:rPr>
-            <w:rStyle w:val="Hyperlink"/>
+            <w:rStyle w:val="Hyperlinkki"/>
             <w:noProof/>
           </w:rPr>
           <w:t xml:space="preserve"> Urheilun Digitaalisuus</w:t>
@@ -1216,7 +1304,7 @@
     </w:p>
     <w:p>
       <w:pPr>
-        <w:pStyle w:val="TOC2"/>
+        <w:pStyle w:val="Sisluet2"/>
         <w:rPr>
           <w:rFonts w:asciiTheme="minorHAnsi" w:eastAsiaTheme="minorEastAsia" w:hAnsiTheme="minorHAnsi" w:cstheme="minorBidi"/>
           <w:noProof/>
@@ -1229,7 +1317,7 @@
       <w:hyperlink w:anchor="_Toc213692349" w:history="1">
         <w:r>
           <w:rPr>
-            <w:rStyle w:val="Hyperlink"/>
+            <w:rStyle w:val="Hyperlinkki"/>
             <w:noProof/>
           </w:rPr>
           <w:t>2.1 Digitalisaatio urheilussa Tulosanalytiikka suunnistuksessa</w:t>
@@ -1286,7 +1374,7 @@
     </w:p>
     <w:p>
       <w:pPr>
-        <w:pStyle w:val="TOC2"/>
+        <w:pStyle w:val="Sisluet2"/>
         <w:rPr>
           <w:rFonts w:asciiTheme="minorHAnsi" w:eastAsiaTheme="minorEastAsia" w:hAnsiTheme="minorHAnsi" w:cstheme="minorBidi"/>
           <w:noProof/>
@@ -1299,7 +1387,7 @@
       <w:hyperlink w:anchor="_Toc213692350" w:history="1">
         <w:r>
           <w:rPr>
-            <w:rStyle w:val="Hyperlink"/>
+            <w:rStyle w:val="Hyperlinkki"/>
             <w:noProof/>
           </w:rPr>
           <w:t>2.2 Tietosuoja ja GDPR</w:t>
@@ -1356,7 +1444,7 @@
     </w:p>
     <w:p>
       <w:pPr>
-        <w:pStyle w:val="TOC1"/>
+        <w:pStyle w:val="Sisluet1"/>
         <w:rPr>
           <w:rFonts w:asciiTheme="minorHAnsi" w:eastAsiaTheme="minorEastAsia" w:hAnsiTheme="minorHAnsi" w:cstheme="minorBidi"/>
           <w:b w:val="0"/>
@@ -1371,7 +1459,7 @@
       <w:hyperlink w:anchor="_Toc213692351" w:history="1">
         <w:r>
           <w:rPr>
-            <w:rStyle w:val="Hyperlink"/>
+            <w:rStyle w:val="Hyperlinkki"/>
             <w:rFonts w:asciiTheme="majorHAnsi" w:hAnsiTheme="majorHAnsi"/>
             <w:noProof/>
           </w:rPr>
@@ -1379,7 +1467,7 @@
         </w:r>
         <w:r>
           <w:rPr>
-            <w:rStyle w:val="Hyperlink"/>
+            <w:rStyle w:val="Hyperlinkki"/>
             <w:noProof/>
           </w:rPr>
           <w:t xml:space="preserve"> Kehitysmenetelmät ja teknologiat</w:t>
@@ -1436,7 +1524,7 @@
     </w:p>
     <w:p>
       <w:pPr>
-        <w:pStyle w:val="TOC2"/>
+        <w:pStyle w:val="Sisluet2"/>
         <w:rPr>
           <w:rFonts w:asciiTheme="minorHAnsi" w:eastAsiaTheme="minorEastAsia" w:hAnsiTheme="minorHAnsi" w:cstheme="minorBidi"/>
           <w:noProof/>
@@ -1449,7 +1537,7 @@
       <w:hyperlink w:anchor="_Toc213692352" w:history="1">
         <w:r>
           <w:rPr>
-            <w:rStyle w:val="Hyperlink"/>
+            <w:rStyle w:val="Hyperlinkki"/>
             <w:noProof/>
           </w:rPr>
           <w:t>3.1 Ketterät menetelmät</w:t>
@@ -1506,7 +1594,7 @@
     </w:p>
     <w:p>
       <w:pPr>
-        <w:pStyle w:val="TOC2"/>
+        <w:pStyle w:val="Sisluet2"/>
         <w:rPr>
           <w:rFonts w:asciiTheme="minorHAnsi" w:eastAsiaTheme="minorEastAsia" w:hAnsiTheme="minorHAnsi" w:cstheme="minorBidi"/>
           <w:noProof/>
@@ -1519,7 +1607,7 @@
       <w:hyperlink w:anchor="_Toc213692353" w:history="1">
         <w:r>
           <w:rPr>
-            <w:rStyle w:val="Hyperlink"/>
+            <w:rStyle w:val="Hyperlinkki"/>
             <w:noProof/>
           </w:rPr>
           <w:t>3.2 Käytetyt teknologiat ja tiedostomuodot</w:t>
@@ -1576,7 +1664,7 @@
     </w:p>
     <w:p>
       <w:pPr>
-        <w:pStyle w:val="TOC1"/>
+        <w:pStyle w:val="Sisluet1"/>
         <w:rPr>
           <w:rFonts w:asciiTheme="minorHAnsi" w:eastAsiaTheme="minorEastAsia" w:hAnsiTheme="minorHAnsi" w:cstheme="minorBidi"/>
           <w:b w:val="0"/>
@@ -1591,7 +1679,7 @@
       <w:hyperlink w:anchor="_Toc213692354" w:history="1">
         <w:r>
           <w:rPr>
-            <w:rStyle w:val="Hyperlink"/>
+            <w:rStyle w:val="Hyperlinkki"/>
             <w:rFonts w:asciiTheme="majorHAnsi" w:hAnsiTheme="majorHAnsi"/>
             <w:noProof/>
           </w:rPr>
@@ -1599,7 +1687,7 @@
         </w:r>
         <w:r>
           <w:rPr>
-            <w:rStyle w:val="Hyperlink"/>
+            <w:rStyle w:val="Hyperlinkki"/>
             <w:noProof/>
           </w:rPr>
           <w:t xml:space="preserve"> Sovelluksen suunnittelu ja toteutus</w:t>
@@ -1656,7 +1744,7 @@
     </w:p>
     <w:p>
       <w:pPr>
-        <w:pStyle w:val="TOC2"/>
+        <w:pStyle w:val="Sisluet2"/>
         <w:rPr>
           <w:rFonts w:asciiTheme="minorHAnsi" w:eastAsiaTheme="minorEastAsia" w:hAnsiTheme="minorHAnsi" w:cstheme="minorBidi"/>
           <w:noProof/>
@@ -1669,7 +1757,7 @@
       <w:hyperlink w:anchor="_Toc213692355" w:history="1">
         <w:r>
           <w:rPr>
-            <w:rStyle w:val="Hyperlink"/>
+            <w:rStyle w:val="Hyperlinkki"/>
             <w:noProof/>
           </w:rPr>
           <w:t>4.1 Sovelluksen suunnittelu ja toteutus</w:t>
@@ -1726,7 +1814,7 @@
     </w:p>
     <w:p>
       <w:pPr>
-        <w:pStyle w:val="TOC2"/>
+        <w:pStyle w:val="Sisluet2"/>
         <w:rPr>
           <w:rFonts w:asciiTheme="minorHAnsi" w:eastAsiaTheme="minorEastAsia" w:hAnsiTheme="minorHAnsi" w:cstheme="minorBidi"/>
           <w:noProof/>
@@ -1739,7 +1827,7 @@
       <w:hyperlink w:anchor="_Toc213692356" w:history="1">
         <w:r>
           <w:rPr>
-            <w:rStyle w:val="Hyperlink"/>
+            <w:rStyle w:val="Hyperlinkki"/>
             <w:noProof/>
           </w:rPr>
           <w:t>4.2 Tietomallit ja tiedon käsittely</w:t>
@@ -1796,7 +1884,7 @@
     </w:p>
     <w:p>
       <w:pPr>
-        <w:pStyle w:val="TOC2"/>
+        <w:pStyle w:val="Sisluet2"/>
         <w:rPr>
           <w:rFonts w:asciiTheme="minorHAnsi" w:eastAsiaTheme="minorEastAsia" w:hAnsiTheme="minorHAnsi" w:cstheme="minorBidi"/>
           <w:noProof/>
@@ -1809,7 +1897,7 @@
       <w:hyperlink w:anchor="_Toc213692357" w:history="1">
         <w:r>
           <w:rPr>
-            <w:rStyle w:val="Hyperlink"/>
+            <w:rStyle w:val="Hyperlinkki"/>
             <w:noProof/>
           </w:rPr>
           <w:t>4.3 Tietomallit ja tiedon käsittely</w:t>
@@ -1866,7 +1954,7 @@
     </w:p>
     <w:p>
       <w:pPr>
-        <w:pStyle w:val="TOC1"/>
+        <w:pStyle w:val="Sisluet1"/>
         <w:rPr>
           <w:rFonts w:asciiTheme="minorHAnsi" w:eastAsiaTheme="minorEastAsia" w:hAnsiTheme="minorHAnsi" w:cstheme="minorBidi"/>
           <w:b w:val="0"/>
@@ -1881,7 +1969,7 @@
       <w:hyperlink w:anchor="_Toc213692358" w:history="1">
         <w:r>
           <w:rPr>
-            <w:rStyle w:val="Hyperlink"/>
+            <w:rStyle w:val="Hyperlinkki"/>
             <w:rFonts w:asciiTheme="majorHAnsi" w:hAnsiTheme="majorHAnsi"/>
             <w:noProof/>
           </w:rPr>
@@ -1889,7 +1977,7 @@
         </w:r>
         <w:r>
           <w:rPr>
-            <w:rStyle w:val="Hyperlink"/>
+            <w:rStyle w:val="Hyperlinkki"/>
             <w:noProof/>
           </w:rPr>
           <w:t xml:space="preserve"> Käyttäjätestaus ja arviointi</w:t>
@@ -1946,7 +2034,7 @@
     </w:p>
     <w:p>
       <w:pPr>
-        <w:pStyle w:val="TOC1"/>
+        <w:pStyle w:val="Sisluet1"/>
         <w:rPr>
           <w:rFonts w:asciiTheme="minorHAnsi" w:eastAsiaTheme="minorEastAsia" w:hAnsiTheme="minorHAnsi" w:cstheme="minorBidi"/>
           <w:b w:val="0"/>
@@ -1961,7 +2049,7 @@
       <w:hyperlink w:anchor="_Toc213692359" w:history="1">
         <w:r>
           <w:rPr>
-            <w:rStyle w:val="Hyperlink"/>
+            <w:rStyle w:val="Hyperlinkki"/>
             <w:rFonts w:asciiTheme="majorHAnsi" w:hAnsiTheme="majorHAnsi"/>
             <w:noProof/>
           </w:rPr>
@@ -1969,7 +2057,7 @@
         </w:r>
         <w:r>
           <w:rPr>
-            <w:rStyle w:val="Hyperlink"/>
+            <w:rStyle w:val="Hyperlinkki"/>
             <w:noProof/>
           </w:rPr>
           <w:t xml:space="preserve"> Jatkokehitys ja kaupallistaminen</w:t>
@@ -2026,7 +2114,7 @@
     </w:p>
     <w:p>
       <w:pPr>
-        <w:pStyle w:val="TOC1"/>
+        <w:pStyle w:val="Sisluet1"/>
         <w:rPr>
           <w:rFonts w:asciiTheme="minorHAnsi" w:eastAsiaTheme="minorEastAsia" w:hAnsiTheme="minorHAnsi" w:cstheme="minorBidi"/>
           <w:b w:val="0"/>
@@ -2041,7 +2129,7 @@
       <w:hyperlink w:anchor="_Toc213692360" w:history="1">
         <w:r>
           <w:rPr>
-            <w:rStyle w:val="Hyperlink"/>
+            <w:rStyle w:val="Hyperlinkki"/>
             <w:rFonts w:asciiTheme="majorHAnsi" w:hAnsiTheme="majorHAnsi"/>
             <w:noProof/>
           </w:rPr>
@@ -2049,7 +2137,7 @@
         </w:r>
         <w:r>
           <w:rPr>
-            <w:rStyle w:val="Hyperlink"/>
+            <w:rStyle w:val="Hyperlinkki"/>
             <w:noProof/>
           </w:rPr>
           <w:t xml:space="preserve"> Yhteenveto ja johtopäätökset</w:t>
@@ -2106,7 +2194,7 @@
     </w:p>
     <w:p>
       <w:pPr>
-        <w:pStyle w:val="TOC1"/>
+        <w:pStyle w:val="Sisluet1"/>
         <w:rPr>
           <w:rFonts w:asciiTheme="minorHAnsi" w:eastAsiaTheme="minorEastAsia" w:hAnsiTheme="minorHAnsi" w:cstheme="minorBidi"/>
           <w:b w:val="0"/>
@@ -2121,7 +2209,7 @@
       <w:hyperlink w:anchor="_Toc213692361" w:history="1">
         <w:r>
           <w:rPr>
-            <w:rStyle w:val="Hyperlink"/>
+            <w:rStyle w:val="Hyperlinkki"/>
             <w:noProof/>
           </w:rPr>
           <w:t>Lähteet</w:t>
@@ -2178,7 +2266,7 @@
     </w:p>
     <w:p>
       <w:pPr>
-        <w:pStyle w:val="TOC1"/>
+        <w:pStyle w:val="Sisluet1"/>
         <w:rPr>
           <w:rFonts w:asciiTheme="minorHAnsi" w:eastAsiaTheme="minorEastAsia" w:hAnsiTheme="minorHAnsi" w:cstheme="minorBidi"/>
           <w:b w:val="0"/>
@@ -2193,7 +2281,7 @@
       <w:hyperlink w:anchor="_Toc213692362" w:history="1">
         <w:r>
           <w:rPr>
-            <w:rStyle w:val="Hyperlink"/>
+            <w:rStyle w:val="Hyperlinkki"/>
             <w:rFonts w:asciiTheme="majorHAnsi" w:hAnsiTheme="majorHAnsi"/>
             <w:noProof/>
           </w:rPr>
@@ -2201,7 +2289,7 @@
         </w:r>
         <w:r>
           <w:rPr>
-            <w:rStyle w:val="Hyperlink"/>
+            <w:rStyle w:val="Hyperlinkki"/>
             <w:noProof/>
           </w:rPr>
           <w:t xml:space="preserve"> Abstract</w:t>
@@ -2278,7 +2366,7 @@
     </w:p>
     <w:p>
       <w:pPr>
-        <w:pStyle w:val="TableofFigures"/>
+        <w:pStyle w:val="Kuvaotsikkoluettelo"/>
       </w:pPr>
       <w:r>
         <w:t>L</w:t>
@@ -2301,7 +2389,7 @@
     </w:p>
     <w:p>
       <w:pPr>
-        <w:pStyle w:val="TableofFigures"/>
+        <w:pStyle w:val="Kuvaotsikkoluettelo"/>
       </w:pPr>
       <w:r>
         <w:t xml:space="preserve">Liite 2. </w:t>
@@ -2312,7 +2400,7 @@
     </w:p>
     <w:p>
       <w:pPr>
-        <w:pStyle w:val="TableofFigures"/>
+        <w:pStyle w:val="Kuvaotsikkoluettelo"/>
       </w:pPr>
       <w:r>
         <w:t>Liite</w:t>
@@ -2332,13 +2420,12 @@
         <w:pStyle w:val="Sisllysluettelonotsikko2"/>
       </w:pPr>
       <w:r>
-        <w:lastRenderedPageBreak/>
         <w:t>Kuvat</w:t>
       </w:r>
     </w:p>
     <w:p>
       <w:pPr>
-        <w:pStyle w:val="TableofFigures"/>
+        <w:pStyle w:val="Kuvaotsikkoluettelo"/>
         <w:tabs>
           <w:tab w:val="right" w:pos="8494"/>
         </w:tabs>
@@ -2376,7 +2463,7 @@
       <w:hyperlink w:anchor="_Toc137394105" w:history="1">
         <w:r>
           <w:rPr>
-            <w:rStyle w:val="Hyperlink"/>
+            <w:rStyle w:val="Hyperlinkki"/>
             <w:noProof/>
           </w:rPr>
           <w:t>Kuva 1. Liitteen ylätunnisteen muuttaminen.</w:t>
@@ -2433,7 +2520,7 @@
     </w:p>
     <w:p>
       <w:pPr>
-        <w:pStyle w:val="TableofFigures"/>
+        <w:pStyle w:val="Kuvaotsikkoluettelo"/>
         <w:tabs>
           <w:tab w:val="right" w:pos="8494"/>
         </w:tabs>
@@ -2447,7 +2534,7 @@
       <w:hyperlink w:anchor="_Toc137394106" w:history="1">
         <w:r>
           <w:rPr>
-            <w:rStyle w:val="Hyperlink"/>
+            <w:rStyle w:val="Hyperlinkki"/>
             <w:noProof/>
           </w:rPr>
           <w:t>Kuva 2. Osanvaihtokoodi.</w:t>
@@ -2504,7 +2591,7 @@
     </w:p>
     <w:p>
       <w:pPr>
-        <w:pStyle w:val="TableofFigures"/>
+        <w:pStyle w:val="Kuvaotsikkoluettelo"/>
         <w:tabs>
           <w:tab w:val="right" w:pos="8494"/>
         </w:tabs>
@@ -2518,7 +2605,7 @@
       <w:hyperlink w:anchor="_Toc137394107" w:history="1">
         <w:r>
           <w:rPr>
-            <w:rStyle w:val="Hyperlink"/>
+            <w:rStyle w:val="Hyperlinkki"/>
             <w:noProof/>
           </w:rPr>
           <w:t>Kuva 3. Esimerkki kuvaotsikon lisäämisestä.</w:t>
@@ -2575,7 +2662,7 @@
     </w:p>
     <w:p>
       <w:pPr>
-        <w:pStyle w:val="TableofFigures"/>
+        <w:pStyle w:val="Kuvaotsikkoluettelo"/>
         <w:tabs>
           <w:tab w:val="right" w:pos="8494"/>
         </w:tabs>
@@ -2589,7 +2676,7 @@
       <w:hyperlink w:anchor="_Toc137394108" w:history="1">
         <w:r>
           <w:rPr>
-            <w:rStyle w:val="Hyperlink"/>
+            <w:rStyle w:val="Hyperlinkki"/>
             <w:noProof/>
           </w:rPr>
           <w:t>Kuva 4. Uuden otsikkolajin lisääminen.</w:t>
@@ -2646,7 +2733,7 @@
     </w:p>
     <w:p>
       <w:pPr>
-        <w:pStyle w:val="TableofFigures"/>
+        <w:pStyle w:val="Kuvaotsikkoluettelo"/>
         <w:tabs>
           <w:tab w:val="right" w:pos="8494"/>
         </w:tabs>
@@ -2660,7 +2747,7 @@
       <w:hyperlink w:anchor="_Toc137394109" w:history="1">
         <w:r>
           <w:rPr>
-            <w:rStyle w:val="Hyperlink"/>
+            <w:rStyle w:val="Hyperlinkki"/>
             <w:noProof/>
           </w:rPr>
           <w:t>Kuva 5. Dokumentin tietojen muokkaus.</w:t>
@@ -2717,7 +2804,7 @@
     </w:p>
     <w:p>
       <w:pPr>
-        <w:pStyle w:val="TableofFigures"/>
+        <w:pStyle w:val="Kuvaotsikkoluettelo"/>
         <w:tabs>
           <w:tab w:val="right" w:pos="8494"/>
         </w:tabs>
@@ -2731,7 +2818,7 @@
       <w:hyperlink w:anchor="_Toc137394110" w:history="1">
         <w:r>
           <w:rPr>
-            <w:rStyle w:val="Hyperlink"/>
+            <w:rStyle w:val="Hyperlinkki"/>
             <w:noProof/>
           </w:rPr>
           <w:t>Kuva 6. Vienti PDF-muotoon.</w:t>
@@ -2788,7 +2875,7 @@
     </w:p>
     <w:p>
       <w:pPr>
-        <w:pStyle w:val="TableofFigures"/>
+        <w:pStyle w:val="Kuvaotsikkoluettelo"/>
         <w:tabs>
           <w:tab w:val="right" w:pos="8494"/>
         </w:tabs>
@@ -2802,7 +2889,7 @@
       <w:hyperlink w:anchor="_Toc137394111" w:history="1">
         <w:r>
           <w:rPr>
-            <w:rStyle w:val="Hyperlink"/>
+            <w:rStyle w:val="Hyperlinkki"/>
             <w:noProof/>
           </w:rPr>
           <w:t>Kuva 7. Muistutus helppokäyttöisyyden tarkistamisesta.</w:t>
@@ -2859,7 +2946,7 @@
     </w:p>
     <w:p>
       <w:pPr>
-        <w:pStyle w:val="TableofFigures"/>
+        <w:pStyle w:val="Kuvaotsikkoluettelo"/>
         <w:tabs>
           <w:tab w:val="right" w:pos="8494"/>
         </w:tabs>
@@ -2873,7 +2960,7 @@
       <w:hyperlink w:anchor="_Toc137394112" w:history="1">
         <w:r>
           <w:rPr>
-            <w:rStyle w:val="Hyperlink"/>
+            <w:rStyle w:val="Hyperlinkki"/>
             <w:noProof/>
           </w:rPr>
           <w:t>Kuva 8. PDF/A-tiedoston asetukset.</w:t>
@@ -2938,6 +3025,7 @@
           <w:sz w:val="22"/>
           <w:szCs w:val="22"/>
         </w:rPr>
+        <w:lastRenderedPageBreak/>
         <w:fldChar w:fldCharType="end"/>
       </w:r>
       <w:r>
@@ -2949,7 +3037,7 @@
     </w:p>
     <w:p>
       <w:pPr>
-        <w:pStyle w:val="TableofFigures"/>
+        <w:pStyle w:val="Kuvaotsikkoluettelo"/>
         <w:tabs>
           <w:tab w:val="right" w:pos="8494"/>
         </w:tabs>
@@ -2978,7 +3066,7 @@
       <w:hyperlink w:anchor="_Toc137394113" w:history="1">
         <w:r>
           <w:rPr>
-            <w:rStyle w:val="Hyperlink"/>
+            <w:rStyle w:val="Hyperlinkki"/>
             <w:noProof/>
           </w:rPr>
           <w:t>Kuvio 1. Esimerkki kuviosta (Lähdeviite).</w:t>
@@ -3049,7 +3137,7 @@
     </w:p>
     <w:p>
       <w:pPr>
-        <w:pStyle w:val="TableofFigures"/>
+        <w:pStyle w:val="Kuvaotsikkoluettelo"/>
         <w:tabs>
           <w:tab w:val="right" w:pos="8494"/>
         </w:tabs>
@@ -3087,7 +3175,7 @@
       <w:hyperlink w:anchor="_Toc137394114" w:history="1">
         <w:r>
           <w:rPr>
-            <w:rStyle w:val="Hyperlink"/>
+            <w:rStyle w:val="Hyperlinkki"/>
             <w:noProof/>
           </w:rPr>
           <w:t>Taulukko 1. Esimerkki taulukosta.</w:t>
@@ -3144,7 +3232,7 @@
     </w:p>
     <w:p>
       <w:pPr>
-        <w:pStyle w:val="TableofFigures"/>
+        <w:pStyle w:val="Kuvaotsikkoluettelo"/>
         <w:tabs>
           <w:tab w:val="right" w:pos="8494"/>
         </w:tabs>
@@ -3172,6 +3260,7 @@
           <w:docPart w:val="EBCC153CAB1B469AB0F8C53A2D61753B"/>
         </w:placeholder>
       </w:sdtPr>
+      <w:sdtEndPr/>
       <w:sdtContent>
         <w:p>
           <w:pPr>
@@ -3214,12 +3303,14 @@
       </w:r>
     </w:p>
     <w:p>
+      <w:proofErr w:type="spellStart"/>
       <w:r>
         <w:rPr>
           <w:b/>
         </w:rPr>
         <w:t>Huom</w:t>
       </w:r>
+      <w:proofErr w:type="spellEnd"/>
       <w:r>
         <w:rPr>
           <w:b/>
@@ -3333,6 +3424,7 @@
         </w:rPr>
         <w:t>(</w:t>
       </w:r>
+      <w:proofErr w:type="spellStart"/>
       <w:r>
         <w:rPr>
           <w:b/>
@@ -3341,6 +3433,7 @@
         </w:rPr>
         <w:t>Paragraph</w:t>
       </w:r>
+      <w:proofErr w:type="spellEnd"/>
       <w:r>
         <w:rPr>
           <w:bCs/>
@@ -3457,7 +3550,7 @@
     </w:p>
     <w:p>
       <w:pPr>
-        <w:pStyle w:val="Heading1"/>
+        <w:pStyle w:val="Otsikko1"/>
       </w:pPr>
       <w:bookmarkStart w:id="17" w:name="_Toc213692345"/>
       <w:bookmarkEnd w:id="6"/>
@@ -3486,14 +3579,54 @@
       </w:r>
       <w:r>
         <w:br/>
-        <w:t>Tämän opinnäytetyön aiheena on ORAOwl-sovellus, joka kokoaa hajallaan olevia suunnistustuloksia yhteen paikkaan, mahdollistaa tulosten hakemisen ja suodattamisen sekä tarjoaa työkaluja tulosten analysointiin ja visualisointiin. Sovellus keskittyy IOFXML-standardin mukaisten tulostiedostojen käsittelyyn, mutta sen rakenne on laajennettavissa myös muihin tiedostomuotoihin. Projektilla on yksityinen toimeksiantaja, joka toimii suunnistuksen ja ohjelmistokehityksen parissa.</w:t>
+        <w:t xml:space="preserve">Tämän opinnäytetyön aiheena on </w:t>
+      </w:r>
+      <w:proofErr w:type="spellStart"/>
+      <w:r>
+        <w:t>ORAOwl</w:t>
+      </w:r>
+      <w:proofErr w:type="spellEnd"/>
+      <w:r>
+        <w:t>-sovellus, joka kokoaa hajallaan olevia suunnistustuloksia yhteen paikkaan, mahdollistaa tulosten hakemisen ja suodattamisen sekä tarjoaa työkaluja tulosten analysointiin ja visualisointiin. Sovellus keskittyy IOFXML-standardin mukaisten tulostiedostojen käsittelyyn, mutta sen rakenne on laajennettavissa myös muihin tiedostomuotoihin. Projektilla on yksityinen toimeksiantaja, joka toimii suunnistuksen ja ohjelmistokehityksen parissa.</w:t>
       </w:r>
       <w:r>
         <w:br/>
       </w:r>
       <w:r>
         <w:br/>
-        <w:t>Työn tavoitteena on kehittää toimiva prototyyppi, joka vastaa pienempien suunnistusseurojen ja valmentajien tarpeisiin. Sovellus tukee tulosten syöttämistä, selaamista ja vertailua, ja se huomioi tietosuojavaatimukset GDPR:n mukaisesti. Työ toteutetaan Pythonilla ja Django-kehyksellä, ja sen käyttöliittymässä hyödynnetään Bootstrap- ja AdminLTE-komponentteja. Tulosten visualisointiin käytetään Matplotlib- tai Plotly-kirjastoja.</w:t>
+        <w:t xml:space="preserve">Työn tavoitteena on kehittää toimiva prototyyppi, joka vastaa pienempien suunnistusseurojen ja valmentajien tarpeisiin. Sovellus tukee tulosten syöttämistä, selaamista ja vertailua, ja se huomioi tietosuojavaatimukset GDPR:n mukaisesti. Työ toteutetaan Pythonilla ja Django-kehyksellä, ja sen käyttöliittymässä hyödynnetään </w:t>
+      </w:r>
+      <w:proofErr w:type="spellStart"/>
+      <w:r>
+        <w:t>Bootstrap</w:t>
+      </w:r>
+      <w:proofErr w:type="spellEnd"/>
+      <w:r>
+        <w:t xml:space="preserve">- ja </w:t>
+      </w:r>
+      <w:proofErr w:type="spellStart"/>
+      <w:r>
+        <w:t>AdminLTE</w:t>
+      </w:r>
+      <w:proofErr w:type="spellEnd"/>
+      <w:r>
+        <w:t xml:space="preserve">-komponentteja. Tulosten visualisointiin käytetään </w:t>
+      </w:r>
+      <w:proofErr w:type="spellStart"/>
+      <w:r>
+        <w:t>Matplotlib</w:t>
+      </w:r>
+      <w:proofErr w:type="spellEnd"/>
+      <w:r>
+        <w:t xml:space="preserve">- tai </w:t>
+      </w:r>
+      <w:proofErr w:type="spellStart"/>
+      <w:r>
+        <w:t>Plotly</w:t>
+      </w:r>
+      <w:proofErr w:type="spellEnd"/>
+      <w:r>
+        <w:t>-kirjastoja.</w:t>
       </w:r>
       <w:r>
         <w:br/>
@@ -3505,7 +3638,7 @@
     </w:p>
     <w:p>
       <w:pPr>
-        <w:pStyle w:val="Heading2"/>
+        <w:pStyle w:val="Otsikko2"/>
         <w:numPr>
           <w:ilvl w:val="1"/>
           <w:numId w:val="10"/>
@@ -3514,7 +3647,6 @@
       </w:pPr>
       <w:bookmarkStart w:id="18" w:name="_Toc213692346"/>
       <w:r>
-        <w:lastRenderedPageBreak/>
         <w:t>Tausta ja motivaatio</w:t>
       </w:r>
       <w:bookmarkEnd w:id="18"/>
@@ -3553,7 +3685,7 @@
     </w:p>
     <w:p>
       <w:pPr>
-        <w:pStyle w:val="Heading2"/>
+        <w:pStyle w:val="Otsikko2"/>
         <w:numPr>
           <w:ilvl w:val="1"/>
           <w:numId w:val="10"/>
@@ -3576,6 +3708,7 @@
         <w:pStyle w:val="UnnumberedHeading"/>
       </w:pPr>
       <w:r>
+        <w:lastRenderedPageBreak/>
         <w:t>Numeroimaton alaotsikko</w:t>
       </w:r>
     </w:p>
@@ -3596,7 +3729,7 @@
     </w:p>
     <w:p>
       <w:pPr>
-        <w:pStyle w:val="Heading1"/>
+        <w:pStyle w:val="Otsikko1"/>
       </w:pPr>
       <w:bookmarkStart w:id="20" w:name="_Toc213692348"/>
       <w:bookmarkStart w:id="21" w:name="_Toc237330449"/>
@@ -3616,7 +3749,31 @@
     </w:p>
     <w:p>
       <w:r>
-        <w:t>Digitalisaatio on yksi merkittävimmistä yhteiskunnallisista muutostrendeistä 2000-luvulla, ja sen vaikutukset ulottuvat myös urheilun maailmaan. Teknologinen kehitys, kuten sensorien, tekoälyn ja paikkatietoteknologioiden hyödyntäminen, on mullistanut sekä urheilun suorituskyvyn analysoinnin että harrastamisen tavat (Ratten, 2020). Urheilun digitalisaatio tarkoittaa digitaalisten teknologioiden käyttöönottoa ja hyödyntämistä tiedonkeruussa, viestinnässä, analytiikassa ja päätöksenteossa (Bondarouk &amp; Brewster, 2016).</w:t>
+        <w:t>Digitalisaatio on yksi merkittävimmistä yhteiskunnallisista muutostrendeistä 2000-luvulla, ja sen vaikutukset ulottuvat myös urheilun maailmaan. Teknologinen kehitys, kuten sensorien, tekoälyn ja paikkatietoteknologioiden hyödyntäminen, on mullistanut sekä urheilun suorituskyvyn analysoinnin että harrastamisen tavat (</w:t>
+      </w:r>
+      <w:proofErr w:type="spellStart"/>
+      <w:r>
+        <w:t>Ratten</w:t>
+      </w:r>
+      <w:proofErr w:type="spellEnd"/>
+      <w:r>
+        <w:t>, 2020). Urheilun digitalisaatio tarkoittaa digitaalisten teknologioiden käyttöönottoa ja hyödyntämistä tiedonkeruussa, viestinnässä, analytiikassa ja päätöksenteossa (</w:t>
+      </w:r>
+      <w:proofErr w:type="spellStart"/>
+      <w:r>
+        <w:t>Bondarouk</w:t>
+      </w:r>
+      <w:proofErr w:type="spellEnd"/>
+      <w:r>
+        <w:t xml:space="preserve"> &amp; </w:t>
+      </w:r>
+      <w:proofErr w:type="spellStart"/>
+      <w:r>
+        <w:t>Brewster</w:t>
+      </w:r>
+      <w:proofErr w:type="spellEnd"/>
+      <w:r>
+        <w:t>, 2016).</w:t>
       </w:r>
     </w:p>
     <w:p>
@@ -3627,7 +3784,7 @@
     <w:p/>
     <w:p>
       <w:pPr>
-        <w:pStyle w:val="Heading2"/>
+        <w:pStyle w:val="Otsikko2"/>
       </w:pPr>
       <w:bookmarkStart w:id="30" w:name="_Toc213692349"/>
       <w:r>
@@ -3660,11 +3817,31 @@
     </w:p>
     <w:p>
       <w:r>
-        <w:t xml:space="preserve">Digitaalisten ratkaisujen avulla urheilijat ja valmentajat voivat analysoida yksittäisiä suorituksia tarkasti, arvioida harjoittelun tehokkuutta ja suunnitella yksilöllisiä kehitysohjelmia (Ratten, 2020). Lisäksi urheilun digitalisaatio on lisännyt harrastajien mahdollisuuksia osallistua virtuaalisiin tapahtumiin ja </w:t>
-      </w:r>
-      <w:r>
-        <w:lastRenderedPageBreak/>
-        <w:t>seurata urheilua digitaalisilla alustoilla. Tällä on ollut positiivinen vaikutus urheilun saavutettavuuteen ja yhteisöllisyyteen (Bondarouk &amp; Brewster, 2016).</w:t>
+        <w:t>Digitaalisten ratkaisujen avulla urheilijat ja valmentajat voivat analysoida yksittäisiä suorituksia tarkasti, arvioida harjoittelun tehokkuutta ja suunnitella yksilöllisiä kehitysohjelmia (</w:t>
+      </w:r>
+      <w:proofErr w:type="spellStart"/>
+      <w:r>
+        <w:t>Ratten</w:t>
+      </w:r>
+      <w:proofErr w:type="spellEnd"/>
+      <w:r>
+        <w:t>, 2020). Lisäksi urheilun digitalisaatio on lisännyt harrastajien mahdollisuuksia osallistua virtuaalisiin tapahtumiin ja seurata urheilua digitaalisilla alustoilla. Tällä on ollut positiivinen vaikutus urheilun saavutettavuuteen ja yhteisöllisyyteen (</w:t>
+      </w:r>
+      <w:proofErr w:type="spellStart"/>
+      <w:r>
+        <w:t>Bondarouk</w:t>
+      </w:r>
+      <w:proofErr w:type="spellEnd"/>
+      <w:r>
+        <w:t xml:space="preserve"> &amp; </w:t>
+      </w:r>
+      <w:proofErr w:type="spellStart"/>
+      <w:r>
+        <w:t>Brewster</w:t>
+      </w:r>
+      <w:proofErr w:type="spellEnd"/>
+      <w:r>
+        <w:t>, 2016).</w:t>
       </w:r>
     </w:p>
     <w:p>
@@ -3699,7 +3876,15 @@
     </w:p>
     <w:p>
       <w:r>
-        <w:t>Suunnistus on yksi niistä urheilulajeista, joissa digitalisaatio on muuttanut toimintaympäristöä perusteellisesti. Perinteisesti suunnistus on perustunut paperikarttoihin ja manuaalisiin leimausjärjestelmiin, mutta nykyään kilpailut ja harjoittelu nojaavat vahvasti digitaalisiin teknologioihin (International Orienteering Federation [IOF], 2022).</w:t>
+        <w:t xml:space="preserve">Suunnistus on yksi niistä urheilulajeista, joissa digitalisaatio on muuttanut toimintaympäristöä perusteellisesti. Perinteisesti suunnistus on perustunut paperikarttoihin ja manuaalisiin leimausjärjestelmiin, mutta nykyään kilpailut ja harjoittelu nojaavat vahvasti digitaalisiin teknologioihin (International </w:t>
+      </w:r>
+      <w:proofErr w:type="spellStart"/>
+      <w:r>
+        <w:t>Orienteering</w:t>
+      </w:r>
+      <w:proofErr w:type="spellEnd"/>
+      <w:r>
+        <w:t xml:space="preserve"> Federation [IOF], 2022).</w:t>
       </w:r>
     </w:p>
     <w:p>
@@ -3719,7 +3904,19 @@
     </w:p>
     <w:p>
       <w:r>
-        <w:t>Merkittävin muutos suunnistuksessa on GPS-teknologian käyttöönotto. Sen avulla urheilijoiden suorituksia voidaan seurata reaaliaikaisesti, ja kilpailujen jälkeen reitit voidaan analysoida yksityiskohtaisesti (Schuster et al., 2018). Tämä mahdollistaa suorituksen vahvuuksien ja kehityskohteiden tunnistamisen. GPS-seuranta on myös lisännyt suunnistuksen läpinäkyvyyttä ja yleisöystävällisyyttä, sillä suorituksia voidaan seurata visuaalisesti kilpailujen aikana.</w:t>
+        <w:t xml:space="preserve">Merkittävin muutos suunnistuksessa on GPS-teknologian käyttöönotto. Sen avulla urheilijoiden suorituksia voidaan seurata reaaliaikaisesti, ja kilpailujen </w:t>
+      </w:r>
+      <w:r>
+        <w:lastRenderedPageBreak/>
+        <w:t>jälkeen reitit voidaan analysoida yksityiskohtaisesti (</w:t>
+      </w:r>
+      <w:proofErr w:type="spellStart"/>
+      <w:r>
+        <w:t>Schuster</w:t>
+      </w:r>
+      <w:proofErr w:type="spellEnd"/>
+      <w:r>
+        <w:t xml:space="preserve"> et al., 2018). Tämä mahdollistaa suorituksen vahvuuksien ja kehityskohteiden tunnistamisen. GPS-seuranta on myös lisännyt suunnistuksen läpinäkyvyyttä ja yleisöystävällisyyttä, sillä suorituksia voidaan seurata visuaalisesti kilpailujen aikana.</w:t>
       </w:r>
     </w:p>
     <w:p>
@@ -3746,6 +3943,7 @@
       <w:r>
         <w:t xml:space="preserve">Digitalisaatio on vaikuttanut myös suunnistuksen harjoittelumenetelmiin. Sovellukset, kuten </w:t>
       </w:r>
+      <w:proofErr w:type="spellStart"/>
       <w:r>
         <w:rPr>
           <w:b/>
@@ -3753,6 +3951,7 @@
         </w:rPr>
         <w:t>MapRun</w:t>
       </w:r>
+      <w:proofErr w:type="spellEnd"/>
       <w:r>
         <w:t xml:space="preserve"> ja </w:t>
       </w:r>
@@ -3764,12 +3963,19 @@
         <w:t>OCAD</w:t>
       </w:r>
       <w:r>
-        <w:t>, tarjoavat mahdollisuuden virtuaalisiin harjoituksiin ilman fyysisiä rasteja (MapRun, 2023). Näiden ohjelmistojen avulla urheilijat voivat harjoitella reitinvalintaa, ajankäyttöä ja päätöksentekoa myös kaupunki- tai koulutusympäristöissä.</w:t>
-      </w:r>
-    </w:p>
-    <w:p>
-      <w:r>
-        <w:lastRenderedPageBreak/>
+        <w:t>, tarjoavat mahdollisuuden virtuaalisiin harjoituksiin ilman fyysisiä rasteja (</w:t>
+      </w:r>
+      <w:proofErr w:type="spellStart"/>
+      <w:r>
+        <w:t>MapRun</w:t>
+      </w:r>
+      <w:proofErr w:type="spellEnd"/>
+      <w:r>
+        <w:t>, 2023). Näiden ohjelmistojen avulla urheilijat voivat harjoitella reitinvalintaa, ajankäyttöä ja päätöksentekoa myös kaupunki- tai koulutusympäristöissä.</w:t>
+      </w:r>
+    </w:p>
+    <w:p>
+      <w:r>
         <w:t>Virtuaalisuunnistuksen kasvu on tuonut lajiin uusia harrastajia, sillä osallistuminen ei vaadi välttämättä maastoon menemistä. Tämä kehitys tukee suunnistuksen leviämistä ja sen roolia nykyaikaisena, teknologiaa hyödyntävänä urheilulajina.</w:t>
       </w:r>
     </w:p>
@@ -3805,7 +4011,15 @@
     </w:p>
     <w:p>
       <w:r>
-        <w:t>Digitalisaation tuomat mahdollisuudet eivät ole täysin ongelmattomia. Teknologian luotettavuus, tietoturva ja urheilijoiden yksityisyyden suoja ovat nousseet keskeisiksi keskustelunaiheiksi (Ratten, 2020). Esimerkiksi GPS-seurannan ja datankeruun yhteydessä on tärkeää varmistaa, että urheilijoiden henkilökohtaisia tietoja käsitellään asianmukaisesti.</w:t>
+        <w:t>Digitalisaation tuomat mahdollisuudet eivät ole täysin ongelmattomia. Teknologian luotettavuus, tietoturva ja urheilijoiden yksityisyyden suoja ovat nousseet keskeisiksi keskustelunaiheiksi (</w:t>
+      </w:r>
+      <w:proofErr w:type="spellStart"/>
+      <w:r>
+        <w:t>Ratten</w:t>
+      </w:r>
+      <w:proofErr w:type="spellEnd"/>
+      <w:r>
+        <w:t>, 2020). Esimerkiksi GPS-seurannan ja datankeruun yhteydessä on tärkeää varmistaa, että urheilijoiden henkilökohtaisia tietoja käsitellään asianmukaisesti.</w:t>
       </w:r>
     </w:p>
     <w:p>
@@ -3835,13 +4049,24 @@
     </w:p>
     <w:p>
       <w:r>
-        <w:t>Urheilun tulosanalytiikka perustuu suoritusdatan systemaattiseen keräämiseen, käsittelyyn ja tulkintaan. Tämä data voi sisältää esimerkiksi liikenopeutta, sykettä, karttakoordinaatteja, virherasteja ja aikoja eri väleillä (Petersen et al., 2021). Datan analysointi auttaa urheilijoita ja valmentajia tekemään tietoon perustuvia päätöksiä harjoittelusta ja kilpailustrategioista.</w:t>
-      </w:r>
-    </w:p>
-    <w:p>
+        <w:t xml:space="preserve">Urheilun tulosanalytiikka perustuu suoritusdatan systemaattiseen keräämiseen, käsittelyyn ja tulkintaan. Tämä data voi sisältää esimerkiksi liikenopeutta, sykettä, karttakoordinaatteja, virherasteja ja aikoja eri väleillä (Petersen et al., </w:t>
+      </w:r>
       <w:r>
         <w:lastRenderedPageBreak/>
-        <w:t>Moderni urheiluanalytiikka hyödyntää koneoppimista ja tekoälyä ennustamaan suorituksia sekä tunnistamaan poikkeavuuksia tai suoritusmalleja (Garg et al., 2022). Näiden työkalujen avulla voidaan optimoida harjoitusten sisältöä ja ajoitusta sekä arvioida palautumisen tehokkuutta.</w:t>
+        <w:t>2021). Datan analysointi auttaa urheilijoita ja valmentajia tekemään tietoon perustuvia päätöksiä harjoittelusta ja kilpailustrategioista.</w:t>
+      </w:r>
+    </w:p>
+    <w:p>
+      <w:r>
+        <w:t>Moderni urheiluanalytiikka hyödyntää koneoppimista ja tekoälyä ennustamaan suorituksia sekä tunnistamaan poikkeavuuksia tai suoritusmalleja (</w:t>
+      </w:r>
+      <w:proofErr w:type="spellStart"/>
+      <w:r>
+        <w:t>Garg</w:t>
+      </w:r>
+      <w:proofErr w:type="spellEnd"/>
+      <w:r>
+        <w:t xml:space="preserve"> et al., 2022). Näiden työkalujen avulla voidaan optimoida harjoitusten sisältöä ja ajoitusta sekä arvioida palautumisen tehokkuutta.</w:t>
       </w:r>
     </w:p>
     <w:p>
@@ -3853,11 +4078,117 @@
       <w:r>
         <w:t xml:space="preserve">Tulosanalytiikka ei ole enää vain huippu-urheilun osa-alue, vaan se on yhä useammin käytössä myös harrastajatasolla, esimerkiksi mobiilisovellusten ja GPS-seurantalaitteiden avulla. </w:t>
       </w:r>
+      <w:proofErr w:type="spellStart"/>
       <w:r>
         <w:rPr>
           <w:lang w:val="en-FI"/>
         </w:rPr>
-        <w:t>Tämä on lisännyt urheilun itsearviointia ja yksilöllistä kehittämistä (Ratten, 2020).</w:t>
+        <w:t>Tämä</w:t>
+      </w:r>
+      <w:proofErr w:type="spellEnd"/>
+      <w:r>
+        <w:rPr>
+          <w:lang w:val="en-FI"/>
+        </w:rPr>
+        <w:t xml:space="preserve"> on </w:t>
+      </w:r>
+      <w:proofErr w:type="spellStart"/>
+      <w:r>
+        <w:rPr>
+          <w:lang w:val="en-FI"/>
+        </w:rPr>
+        <w:t>lisännyt</w:t>
+      </w:r>
+      <w:proofErr w:type="spellEnd"/>
+      <w:r>
+        <w:rPr>
+          <w:lang w:val="en-FI"/>
+        </w:rPr>
+        <w:t xml:space="preserve"> </w:t>
+      </w:r>
+      <w:proofErr w:type="spellStart"/>
+      <w:r>
+        <w:rPr>
+          <w:lang w:val="en-FI"/>
+        </w:rPr>
+        <w:t>urheilun</w:t>
+      </w:r>
+      <w:proofErr w:type="spellEnd"/>
+      <w:r>
+        <w:rPr>
+          <w:lang w:val="en-FI"/>
+        </w:rPr>
+        <w:t xml:space="preserve"> </w:t>
+      </w:r>
+      <w:proofErr w:type="spellStart"/>
+      <w:r>
+        <w:rPr>
+          <w:lang w:val="en-FI"/>
+        </w:rPr>
+        <w:t>itsearviointia</w:t>
+      </w:r>
+      <w:proofErr w:type="spellEnd"/>
+      <w:r>
+        <w:rPr>
+          <w:lang w:val="en-FI"/>
+        </w:rPr>
+        <w:t xml:space="preserve"> </w:t>
+      </w:r>
+      <w:proofErr w:type="spellStart"/>
+      <w:r>
+        <w:rPr>
+          <w:lang w:val="en-FI"/>
+        </w:rPr>
+        <w:t>ja</w:t>
+      </w:r>
+      <w:proofErr w:type="spellEnd"/>
+      <w:r>
+        <w:rPr>
+          <w:lang w:val="en-FI"/>
+        </w:rPr>
+        <w:t xml:space="preserve"> </w:t>
+      </w:r>
+      <w:proofErr w:type="spellStart"/>
+      <w:r>
+        <w:rPr>
+          <w:lang w:val="en-FI"/>
+        </w:rPr>
+        <w:t>yksilöllistä</w:t>
+      </w:r>
+      <w:proofErr w:type="spellEnd"/>
+      <w:r>
+        <w:rPr>
+          <w:lang w:val="en-FI"/>
+        </w:rPr>
+        <w:t xml:space="preserve"> </w:t>
+      </w:r>
+      <w:proofErr w:type="spellStart"/>
+      <w:r>
+        <w:rPr>
+          <w:lang w:val="en-FI"/>
+        </w:rPr>
+        <w:t>kehittämistä</w:t>
+      </w:r>
+      <w:proofErr w:type="spellEnd"/>
+      <w:r>
+        <w:rPr>
+          <w:lang w:val="en-FI"/>
+        </w:rPr>
+        <w:t xml:space="preserve"> (</w:t>
+      </w:r>
+      <w:proofErr w:type="spellStart"/>
+      <w:r>
+        <w:rPr>
+          <w:lang w:val="en-FI"/>
+        </w:rPr>
+        <w:t>Ratten</w:t>
+      </w:r>
+      <w:proofErr w:type="spellEnd"/>
+      <w:r>
+        <w:rPr>
+          <w:lang w:val="en-FI"/>
+        </w:rPr>
+        <w:t>, 2020).</w:t>
       </w:r>
     </w:p>
     <w:p>
@@ -3907,7 +4238,15 @@
     </w:p>
     <w:p>
       <w:r>
-        <w:t>Suunnistuksessa tulosanalytiikka perustuu ennen kaikkea GPS-jälkien, aikavälien ja reittivalintojen tarkasteluun (Schuster et al., 2018). Urheilijoiden liikkumista seurataan tarkasti, ja kerätty data mahdollistaa yksityiskohtaisen analyysin reitinvalinnoista, vauhdinjaosta ja virheiden vaikutuksesta kokonaissuoritukseen.</w:t>
+        <w:t>Suunnistuksessa tulosanalytiikka perustuu ennen kaikkea GPS-jälkien, aikavälien ja reittivalintojen tarkasteluun (</w:t>
+      </w:r>
+      <w:proofErr w:type="spellStart"/>
+      <w:r>
+        <w:t>Schuster</w:t>
+      </w:r>
+      <w:proofErr w:type="spellEnd"/>
+      <w:r>
+        <w:t xml:space="preserve"> et al., 2018). Urheilijoiden liikkumista seurataan tarkasti, ja kerätty data mahdollistaa yksityiskohtaisen analyysin reitinvalinnoista, vauhdinjaosta ja virheiden vaikutuksesta kokonaissuoritukseen.</w:t>
       </w:r>
     </w:p>
     <w:p>
@@ -3934,6 +4273,7 @@
       <w:r>
         <w:t xml:space="preserve">Tulosanalytiikkaa tukevat nykyään useat digitaaliset työkalut, kuten </w:t>
       </w:r>
+      <w:proofErr w:type="spellStart"/>
       <w:r>
         <w:rPr>
           <w:b/>
@@ -3941,9 +4281,11 @@
         </w:rPr>
         <w:t>QuickRoute</w:t>
       </w:r>
+      <w:proofErr w:type="spellEnd"/>
       <w:r>
         <w:t xml:space="preserve">, </w:t>
       </w:r>
+      <w:proofErr w:type="spellStart"/>
       <w:r>
         <w:rPr>
           <w:b/>
@@ -3951,9 +4293,11 @@
         </w:rPr>
         <w:t>Livelox</w:t>
       </w:r>
+      <w:proofErr w:type="spellEnd"/>
       <w:r>
         <w:t xml:space="preserve"> ja </w:t>
       </w:r>
+      <w:proofErr w:type="spellStart"/>
       <w:r>
         <w:rPr>
           <w:b/>
@@ -3961,37 +4305,70 @@
         </w:rPr>
         <w:t>MapRun</w:t>
       </w:r>
-      <w:r>
-        <w:t>, jotka mahdollistavat GPS-jälkien vertailun ja reaaliaikaisen datan visualisoinnin (MapRun, 2023). Näiden ohjelmien avulla urheilija voi tarkastella omaa reittiään suhteessa muihin kilpailijoihin sekä analysoida päätöksentekonsa tehokkuutta eri maastotyypeissä.</w:t>
-      </w:r>
-    </w:p>
-    <w:p>
-      <w:r>
-        <w:t xml:space="preserve">Lisäksi tekoälypohjaiset sovellukset kykenevät tunnistamaan toistuvia virhemalleja ja suosittelemaan parannuksia harjoitteluun (Garg et al., 2022). </w:t>
+      <w:proofErr w:type="spellEnd"/>
+      <w:r>
+        <w:t>, jotka mahdollistavat GPS-jälkien vertailun ja reaaliaikaisen datan visualisoinnin (</w:t>
+      </w:r>
+      <w:proofErr w:type="spellStart"/>
+      <w:r>
+        <w:t>MapRun</w:t>
+      </w:r>
+      <w:proofErr w:type="spellEnd"/>
+      <w:r>
+        <w:t>, 2023). Näiden ohjelmien avulla urheilija voi tarkastella omaa reittiään suhteessa muihin kilpailijoihin sekä analysoida päätöksentekonsa tehokkuutta eri maastotyypeissä.</w:t>
+      </w:r>
+    </w:p>
+    <w:p>
+      <w:r>
+        <w:t>Lisäksi tekoälypohjaiset sovellukset kykenevät tunnistamaan toistuvia virhemalleja ja suosittelemaan parannuksia harjoitteluun (</w:t>
+      </w:r>
+      <w:proofErr w:type="spellStart"/>
+      <w:r>
+        <w:t>Garg</w:t>
+      </w:r>
+      <w:proofErr w:type="spellEnd"/>
+      <w:r>
+        <w:t xml:space="preserve"> et al., 2022). Tämä automatisoitu lähestymistapa mahdollistaa entistä syvällisemmän ymmärryksen suorituksen dynamiikasta ja auttaa urheilijoita kehittämään strategista ajatteluaan.</w:t>
+      </w:r>
+    </w:p>
+    <w:p>
+      <w:pPr>
+        <w:rPr>
+          <w:b/>
+          <w:bCs/>
+        </w:rPr>
+      </w:pPr>
+      <w:r>
+        <w:rPr>
+          <w:b/>
+          <w:bCs/>
+        </w:rPr>
+        <w:t>Reaaliaikainen seuranta ja kilpailuanalyysi</w:t>
+      </w:r>
+    </w:p>
+    <w:p>
+      <w:r>
+        <w:t>Reaaliaikainen tulosanalytiikka on lisännyt myös kilpailuiden läpinäkyvyyttä ja yleisön sitoutumista. Katsojat voivat seurata kilpailijoiden liikkeitä suorana GPS-seurannan avulla, mikä tekee lajista visuaalisesti kiinnostavamman ja helpommin seurattavan (</w:t>
+      </w:r>
+      <w:proofErr w:type="spellStart"/>
+      <w:r>
+        <w:t>Schuster</w:t>
+      </w:r>
+      <w:proofErr w:type="spellEnd"/>
+      <w:r>
+        <w:t xml:space="preserve"> et al., 2018). Samalla järjestäjät voivat hyödyntää dataa </w:t>
       </w:r>
       <w:r>
         <w:lastRenderedPageBreak/>
-        <w:t>Tämä automatisoitu lähestymistapa mahdollistaa entistä syvällisemmän ymmärryksen suorituksen dynamiikasta ja auttaa urheilijoita kehittämään strategista ajatteluaan.</w:t>
-      </w:r>
-    </w:p>
-    <w:p>
-      <w:pPr>
-        <w:rPr>
-          <w:b/>
-          <w:bCs/>
-        </w:rPr>
-      </w:pPr>
-      <w:r>
-        <w:rPr>
-          <w:b/>
-          <w:bCs/>
-        </w:rPr>
-        <w:t>Reaaliaikainen seuranta ja kilpailuanalyysi</w:t>
-      </w:r>
-    </w:p>
-    <w:p>
-      <w:r>
-        <w:t>Reaaliaikainen tulosanalytiikka on lisännyt myös kilpailuiden läpinäkyvyyttä ja yleisön sitoutumista. Katsojat voivat seurata kilpailijoiden liikkeitä suorana GPS-seurannan avulla, mikä tekee lajista visuaalisesti kiinnostavamman ja helpommin seurattavan (Schuster et al., 2018). Samalla järjestäjät voivat hyödyntää dataa turvallisuuden varmistamiseen ja kilpailulogistiikan kehittämiseen (International Orienteering Federation [IOF], 2022).</w:t>
+        <w:t xml:space="preserve">turvallisuuden varmistamiseen ja kilpailulogistiikan kehittämiseen (International </w:t>
+      </w:r>
+      <w:proofErr w:type="spellStart"/>
+      <w:r>
+        <w:t>Orienteering</w:t>
+      </w:r>
+      <w:proofErr w:type="spellEnd"/>
+      <w:r>
+        <w:t xml:space="preserve"> Federation [IOF], 2022).</w:t>
       </w:r>
     </w:p>
     <w:p>
@@ -4031,17 +4408,41 @@
     </w:p>
     <w:p>
       <w:r>
-        <w:t>Haasteina voidaan pitää datan tulkinnan monimutkaisuutta sekä teknologisten välineiden luotettavuutta maasto-olosuhteissa. GPS-seuranta ei aina toimi tarkasti vaikeissa maastoissa tai tiheän puuston alueilla (Schuster et al., 2018). Lisäksi suurten datamäärien hallinta edellyttää osaamista ja välineitä, jotta analyysistä saadaan luotettavia johtopäätöksiä (Garg et al., 2022).</w:t>
-      </w:r>
-    </w:p>
-    <w:p>
-      <w:r>
-        <w:t>Eettisestä näkökulmasta on huomioitava myös urheilijoiden tietosuoja. Datan kerääminen ja jakaminen edellyttävät vastuullista käsittelyä, jotta yksilön oikeudet eivät vaarannu (Ratten, 2020).</w:t>
-      </w:r>
-    </w:p>
-    <w:p>
-      <w:pPr>
-        <w:pStyle w:val="Heading2"/>
+        <w:t>Haasteina voidaan pitää datan tulkinnan monimutkaisuutta sekä teknologisten välineiden luotettavuutta maasto-olosuhteissa. GPS-seuranta ei aina toimi tarkasti vaikeissa maastoissa tai tiheän puuston alueilla (</w:t>
+      </w:r>
+      <w:proofErr w:type="spellStart"/>
+      <w:r>
+        <w:t>Schuster</w:t>
+      </w:r>
+      <w:proofErr w:type="spellEnd"/>
+      <w:r>
+        <w:t xml:space="preserve"> et al., 2018). Lisäksi suurten datamäärien hallinta edellyttää osaamista ja välineitä, jotta analyysistä saadaan luotettavia johtopäätöksiä (</w:t>
+      </w:r>
+      <w:proofErr w:type="spellStart"/>
+      <w:r>
+        <w:t>Garg</w:t>
+      </w:r>
+      <w:proofErr w:type="spellEnd"/>
+      <w:r>
+        <w:t xml:space="preserve"> et al., 2022).</w:t>
+      </w:r>
+    </w:p>
+    <w:p>
+      <w:r>
+        <w:t>Eettisestä näkökulmasta on huomioitava myös urheilijoiden tietosuoja. Datan kerääminen ja jakaminen edellyttävät vastuullista käsittelyä, jotta yksilön oikeudet eivät vaarannu (</w:t>
+      </w:r>
+      <w:proofErr w:type="spellStart"/>
+      <w:r>
+        <w:t>Ratten</w:t>
+      </w:r>
+      <w:proofErr w:type="spellEnd"/>
+      <w:r>
+        <w:t>, 2020).</w:t>
+      </w:r>
+    </w:p>
+    <w:p>
+      <w:pPr>
+        <w:pStyle w:val="Otsikko2"/>
       </w:pPr>
       <w:bookmarkStart w:id="31" w:name="_Toc213692350"/>
       <w:r>
@@ -4050,8 +4451,60 @@
       <w:bookmarkEnd w:id="31"/>
     </w:p>
     <w:p>
-      <w:pPr>
-        <w:pStyle w:val="Heading1"/>
+      <w:proofErr w:type="spellStart"/>
+      <w:r>
+        <w:t>ORAOwl</w:t>
+      </w:r>
+      <w:proofErr w:type="spellEnd"/>
+      <w:r>
+        <w:t xml:space="preserve">-projektin toteutuksessa tietosuoja ja henkilötietojen käsittely muodostivat keskeisen osa-alueen, sillä sovelluksessa käsitellään suunnistajien nimiin ja kilpailusuorituksiin liittyvää dataa. EU:n yleisen tietosuoja-asetuksen (EU 2016/679, 2016) mukaan henkilötietojen käsittelyn tulee olla lainmukaista, läpinäkyvää ja rajoittua ennalta määriteltyyn tarkoitukseen. </w:t>
+      </w:r>
+      <w:proofErr w:type="spellStart"/>
+      <w:r>
+        <w:t>ORAOwl</w:t>
+      </w:r>
+      <w:proofErr w:type="spellEnd"/>
+      <w:r>
+        <w:t>-sovelluksen käyttötarkoituksena on kilpailutulosten tallentaminen, esittäminen ja analysointi, eikä henkilötietoja käytetä muihin tarkoituksiin tai luovuteta ulkopuolisille toimijoille.</w:t>
+      </w:r>
+    </w:p>
+    <w:p/>
+    <w:p>
+      <w:r>
+        <w:t xml:space="preserve">Tietosuojavaltuutetun toimiston (2023) mukaan rekisteröidyllä on useita oikeuksia henkilötietojensa suhteen, kuten oikeus tarkastaa itseään koskevat tiedot, pyytää virheellisten tietojen korjaamista sekä vaatia tietojensa poistamista. </w:t>
+      </w:r>
+      <w:proofErr w:type="spellStart"/>
+      <w:r>
+        <w:t>ORAOwl</w:t>
+      </w:r>
+      <w:proofErr w:type="spellEnd"/>
+      <w:r>
+        <w:t xml:space="preserve">-sovelluksen suunnittelussa nämä oikeudet huomioitiin siten, että käyttäjälle voidaan tarjota mahdollisuus </w:t>
+      </w:r>
+      <w:proofErr w:type="spellStart"/>
+      <w:r>
+        <w:t>anonymisoida</w:t>
+      </w:r>
+      <w:proofErr w:type="spellEnd"/>
+      <w:r>
+        <w:t xml:space="preserve"> tai poistaa hänen tietonsa järjestelmästä.</w:t>
+      </w:r>
+    </w:p>
+    <w:p/>
+    <w:p>
+      <w:r>
+        <w:t>Tietosuoja huomioitiin myös teknisellä tasolla. Sovelluksen tietomalli erottaa henkilötiedot kilpailu- ja tulosaineistosta, mikä mahdollistaa esimerkiksi nimitietojen korvaamisen anonyymeillä tunnisteilla tilanteissa, joissa rekisteröity ei halua nimeään näkyviin. Lisäksi sovellus voidaan toteuttaa käyttämään salattua HTTPS-yhteyttä sekä roolipohjaista käyttöoikeuksien hallintaa. Traficomin Kyberturvallisuuskeskuksen (2023) ohjeistuksen mukaan salatun tietoliikenteen ja käyttäjäroolien rajauksen hyödyntäminen kuuluvat keskeisiin tietoturvan perusperiaatteisiin, kun toteutetaan henkilötietoja käsitteleviä verkkopalveluja.</w:t>
+      </w:r>
+    </w:p>
+    <w:p/>
+    <w:p>
+      <w:r>
+        <w:t>GDPR:n huomioiminen jo sovelluksen suunnitteluvaiheessa lisää käyttäjien luottamusta järjestelmään ja tukee vastuullista ohjelmistokehitystä. Tietosuojaa koskevien vaatimusten integroiminen osaksi kehitysprosessia edistää sovelluksen toimivuutta, oikeellisuutta ja pitkäaikaista ylläpidettävyyttä.</w:t>
+      </w:r>
+    </w:p>
+    <w:p>
+      <w:pPr>
+        <w:pStyle w:val="Otsikko1"/>
       </w:pPr>
       <w:bookmarkStart w:id="32" w:name="_Toc213692351"/>
       <w:r>
@@ -4062,7 +4515,7 @@
     </w:p>
     <w:p>
       <w:pPr>
-        <w:pStyle w:val="Heading2"/>
+        <w:pStyle w:val="Otsikko2"/>
         <w:ind w:left="357" w:hanging="357"/>
       </w:pPr>
       <w:bookmarkStart w:id="33" w:name="_Toc213692352"/>
@@ -4072,13 +4525,34 @@
       <w:bookmarkEnd w:id="33"/>
     </w:p>
     <w:p>
-      <w:r>
-        <w:t>ORAOwl-projektin kehityksessä hyödynnettiin ketteriä ohjelmistokehitysmenetelmiä, jotka tukevat iteratiivista ja joustavaa työskentelytapaa. Ketterien menetelmien perusperiaatteena on ohjelmiston kehittäminen vaiheittain siten, että käyttäjien ja sidosryhmien palautetta voidaan hyödyntää jo varhaisessa vaiheessa kehitysprosessia.</w:t>
-      </w:r>
-    </w:p>
-    <w:p>
-      <w:r>
-        <w:t>Projektissa ei sovellettu yhtä tiettyä menetelmää, kuten Scrumia tai Kanbania, vaan niiden periaatteita mukautettiin projektin kokoon ja tavoitteisiin sopiviksi. Työn eteneminen jaettiin pienempiin osiin, joissa jokaisessa keskityttiin tiettyyn toiminnallisuuteen, kuten tulostiedoston käsittelyyn, tietokantarakenteen suunnitteluun tai käyttöliittymän toteutukseen. Tämä mahdollisti nopean testaamisen ja virheiden korjaamisen ennen seuraavaa kehitysvaihetta.</w:t>
+      <w:proofErr w:type="spellStart"/>
+      <w:r>
+        <w:t>ORAOwl</w:t>
+      </w:r>
+      <w:proofErr w:type="spellEnd"/>
+      <w:r>
+        <w:t>-projektin kehityksessä hyödynnettiin ketteriä ohjelmistokehitysmenetelmiä, jotka tukevat iteratiivista ja joustavaa työskentelytapaa. Ketterien menetelmien perusperiaatteena on ohjelmiston kehittäminen vaiheittain siten, että käyttäjien ja sidosryhmien palautetta voidaan hyödyntää jo varhaisessa vaiheessa kehitysprosessia.</w:t>
+      </w:r>
+    </w:p>
+    <w:p>
+      <w:r>
+        <w:t xml:space="preserve">Projektissa ei sovellettu yhtä tiettyä menetelmää, kuten </w:t>
+      </w:r>
+      <w:proofErr w:type="spellStart"/>
+      <w:r>
+        <w:t>Scrumia</w:t>
+      </w:r>
+      <w:proofErr w:type="spellEnd"/>
+      <w:r>
+        <w:t xml:space="preserve"> tai </w:t>
+      </w:r>
+      <w:proofErr w:type="spellStart"/>
+      <w:r>
+        <w:t>Kanbania</w:t>
+      </w:r>
+      <w:proofErr w:type="spellEnd"/>
+      <w:r>
+        <w:t>, vaan niiden periaatteita mukautettiin projektin kokoon ja tavoitteisiin sopiviksi. Työn eteneminen jaettiin pienempiin osiin, joissa jokaisessa keskityttiin tiettyyn toiminnallisuuteen, kuten tulostiedoston käsittelyyn, tietokantarakenteen suunnitteluun tai käyttöliittymän toteutukseen. Tämä mahdollisti nopean testaamisen ja virheiden korjaamisen ennen seuraavaa kehitysvaihetta.</w:t>
       </w:r>
     </w:p>
     <w:p>
@@ -4088,13 +4562,21 @@
     </w:p>
     <w:p>
       <w:r>
-        <w:t>Ketterät menetelmät osoittautuivat toimiviksi erityisesti opiskelijaprojektissa, jossa resurssit ja aikataulut voivat vaihdella. Ne tukivat tavoitteellista mutta joustavaa työskentelyä ja mahdollistivat sen, että ORAOwl-projektin tuloksena syntyi toimiva ja testattavissa oleva sovellusprototyyppi.</w:t>
+        <w:t xml:space="preserve">Ketterät menetelmät osoittautuivat toimiviksi erityisesti opiskelijaprojektissa, jossa resurssit ja aikataulut voivat vaihdella. Ne tukivat tavoitteellista mutta joustavaa työskentelyä ja mahdollistivat sen, että </w:t>
+      </w:r>
+      <w:proofErr w:type="spellStart"/>
+      <w:r>
+        <w:t>ORAOwl</w:t>
+      </w:r>
+      <w:proofErr w:type="spellEnd"/>
+      <w:r>
+        <w:t>-projektin tuloksena syntyi toimiva ja testattavissa oleva sovellusprototyyppi.</w:t>
       </w:r>
     </w:p>
     <w:p/>
     <w:p>
       <w:pPr>
-        <w:pStyle w:val="Heading2"/>
+        <w:pStyle w:val="Otsikko2"/>
       </w:pPr>
       <w:bookmarkStart w:id="34" w:name="_Toc213692353"/>
       <w:r>
@@ -4119,38 +4601,209 @@
     </w:p>
     <w:p>
       <w:r>
+        <w:t>Python on yksi maailman laajimmin käytetyistä ohjelmointikielistä, ja sen suosio perustuu selkeään syntaksiin, monipuolisuuteen sekä laajaan kirjastotukeen (</w:t>
+      </w:r>
+      <w:proofErr w:type="spellStart"/>
+      <w:r>
+        <w:t>Lutz</w:t>
+      </w:r>
+      <w:proofErr w:type="spellEnd"/>
+      <w:r>
+        <w:t xml:space="preserve">, 2021). Kieli on tulkattava ja korkean tason ohjelmointikieli, joka tukee useita ohjelmointiparadigmoja, kuten oliopohjaista ja funktionaalista ohjelmointia (Van </w:t>
+      </w:r>
+      <w:proofErr w:type="spellStart"/>
+      <w:r>
+        <w:t>Rossum</w:t>
+      </w:r>
+      <w:proofErr w:type="spellEnd"/>
+      <w:r>
+        <w:t xml:space="preserve"> &amp; </w:t>
+      </w:r>
+      <w:proofErr w:type="spellStart"/>
+      <w:r>
+        <w:t>Drake</w:t>
+      </w:r>
+      <w:proofErr w:type="spellEnd"/>
+      <w:r>
+        <w:t>, 2009). Pythonin yhteisölähtöinen kehitys ja avoimen lähdekoodin filosofia ovat tehneet siitä keskeisen työkalun muun muassa data-analytiikan, tekoälyn ja verkkosovellusten kehityksessä (</w:t>
+      </w:r>
+      <w:proofErr w:type="spellStart"/>
+      <w:r>
+        <w:t>Downey</w:t>
+      </w:r>
+      <w:proofErr w:type="spellEnd"/>
+      <w:r>
+        <w:t>, 2015).</w:t>
+      </w:r>
+    </w:p>
+    <w:p>
+      <w:pPr>
+        <w:rPr>
+          <w:b/>
+          <w:bCs/>
+        </w:rPr>
+      </w:pPr>
+      <w:r>
+        <w:rPr>
+          <w:b/>
+          <w:bCs/>
+        </w:rPr>
+        <w:t>Djangon rooli verkkosovelluskehityksessä</w:t>
+      </w:r>
+    </w:p>
+    <w:p>
+      <w:r>
+        <w:t xml:space="preserve">Django on Pythonilla toteutettu korkean tason verkkokehys, joka noudattaa </w:t>
+      </w:r>
+      <w:proofErr w:type="spellStart"/>
+      <w:r>
+        <w:t>Model</w:t>
+      </w:r>
+      <w:proofErr w:type="spellEnd"/>
+      <w:r>
+        <w:t>–</w:t>
+      </w:r>
+      <w:proofErr w:type="spellStart"/>
+      <w:r>
+        <w:t>Template</w:t>
+      </w:r>
+      <w:proofErr w:type="spellEnd"/>
+      <w:r>
+        <w:t>–</w:t>
+      </w:r>
+      <w:proofErr w:type="spellStart"/>
+      <w:r>
+        <w:t>View</w:t>
+      </w:r>
+      <w:proofErr w:type="spellEnd"/>
+      <w:r>
+        <w:t xml:space="preserve"> (MTV) -arkkitehtuurimallia (</w:t>
+      </w:r>
+      <w:proofErr w:type="spellStart"/>
+      <w:r>
+        <w:t>Holovaty</w:t>
+      </w:r>
+      <w:proofErr w:type="spellEnd"/>
+      <w:r>
+        <w:t xml:space="preserve"> &amp; </w:t>
+      </w:r>
+      <w:proofErr w:type="spellStart"/>
+      <w:r>
+        <w:t>Kaplan</w:t>
+      </w:r>
+      <w:proofErr w:type="spellEnd"/>
+      <w:r>
+        <w:t xml:space="preserve">-Moss, 2009). Sen tavoitteena on nopeuttaa kehitysprosessia tarjoamalla valmiita </w:t>
+      </w:r>
+      <w:r>
         <w:lastRenderedPageBreak/>
-        <w:t>Python on yksi maailman laajimmin käytetyistä ohjelmointikielistä, ja sen suosio perustuu selkeään syntaksiin, monipuolisuuteen sekä laajaan kirjastotukeen (Lutz, 2021). Kieli on tulkattava ja korkean tason ohjelmointikieli, joka tukee useita ohjelmointiparadigmoja, kuten oliopohjaista ja funktionaalista ohjelmointia (Van Rossum &amp; Drake, 2009). Pythonin yhteisölähtöinen kehitys ja avoimen lähdekoodin filosofia ovat tehneet siitä keskeisen työkalun muun muassa data-analytiikan, tekoälyn ja verkkosovellusten kehityksessä (Downey, 2015).</w:t>
-      </w:r>
-    </w:p>
-    <w:p>
-      <w:pPr>
-        <w:rPr>
-          <w:b/>
-          <w:bCs/>
-        </w:rPr>
-      </w:pPr>
-      <w:r>
-        <w:rPr>
-          <w:b/>
-          <w:bCs/>
-        </w:rPr>
-        <w:t>Djangon rooli verkkosovelluskehityksessä</w:t>
-      </w:r>
-    </w:p>
-    <w:p>
-      <w:r>
-        <w:t>Django on Pythonilla toteutettu korkean tason verkkokehys, joka noudattaa Model–Template–View (MTV) -arkkitehtuurimallia (Holovaty &amp; Kaplan-Moss, 2009). Sen tavoitteena on nopeuttaa kehitysprosessia tarjoamalla valmiita ratkaisuja yleisiin verkkokehityksen tarpeisiin, kuten tietokantamigraatioihin, käyttäjähallintaan ja tietoturvaan (Redwine, 2022).</w:t>
-      </w:r>
-    </w:p>
-    <w:p>
-      <w:r>
-        <w:t>Django korostaa kehitysfilosofiaa “Don’t Repeat Yourself” (DRY), joka kannustaa koodin uudelleenkäyttöön ja modulaarisuuteen (Holovaty &amp; Kaplan-Moss, 2009). Se sisältää sisäänrakennetut suojaukset yleisimpiä verkkosovellusten haavoittuvuuksia, kuten SQL-injektioita, Cross-Site Scripting (XSS) -hyökkäyksiä ja Cross-Site Request Forgery (CSRF) -hyökkäyksiä vastaan (Wheeler, 2020).</w:t>
-      </w:r>
-    </w:p>
-    <w:p>
-      <w:r>
-        <w:t>Djangon vahvuus on myös sen skaalautuvuudessa: se soveltuu sekä pieniin että laajoihin, pilvipalveluissa toimiviin sovelluksiin. Useat kansainvälisesti tunnetut yritykset, kuten Instagram ja Spotify, ovat hyödyntäneet Djangoa palveluinfrastruktuurinsa perustana (Wheeler, 2020). Näin Django muodostaa keskeisen osan modernia Python-ekosysteemiä, joka yhdistää tehokkaan kehityksen, turvallisuuden ja ylläpidettävyyden.</w:t>
+        <w:t>ratkaisuja yleisiin verkkokehityksen tarpeisiin, kuten tietokantamigraatioihin, käyttäjähallintaan ja tietoturvaan (</w:t>
+      </w:r>
+      <w:proofErr w:type="spellStart"/>
+      <w:r>
+        <w:t>Redwine</w:t>
+      </w:r>
+      <w:proofErr w:type="spellEnd"/>
+      <w:r>
+        <w:t>, 2022).</w:t>
+      </w:r>
+    </w:p>
+    <w:p>
+      <w:r>
+        <w:t>Django korostaa kehitysfilosofiaa “</w:t>
+      </w:r>
+      <w:proofErr w:type="spellStart"/>
+      <w:r>
+        <w:t>Don’t</w:t>
+      </w:r>
+      <w:proofErr w:type="spellEnd"/>
+      <w:r>
+        <w:t xml:space="preserve"> </w:t>
+      </w:r>
+      <w:proofErr w:type="spellStart"/>
+      <w:r>
+        <w:t>Repeat</w:t>
+      </w:r>
+      <w:proofErr w:type="spellEnd"/>
+      <w:r>
+        <w:t xml:space="preserve"> </w:t>
+      </w:r>
+      <w:proofErr w:type="spellStart"/>
+      <w:r>
+        <w:t>Yourself</w:t>
+      </w:r>
+      <w:proofErr w:type="spellEnd"/>
+      <w:r>
+        <w:t>” (DRY), joka kannustaa koodin uudelleenkäyttöön ja modulaarisuuteen (</w:t>
+      </w:r>
+      <w:proofErr w:type="spellStart"/>
+      <w:r>
+        <w:t>Holovaty</w:t>
+      </w:r>
+      <w:proofErr w:type="spellEnd"/>
+      <w:r>
+        <w:t xml:space="preserve"> &amp; </w:t>
+      </w:r>
+      <w:proofErr w:type="spellStart"/>
+      <w:r>
+        <w:t>Kaplan</w:t>
+      </w:r>
+      <w:proofErr w:type="spellEnd"/>
+      <w:r>
+        <w:t>-Moss, 2009). Se sisältää sisäänrakennetut suojaukset yleisimpiä verkkosovellusten haavoittuvuuksia, kuten SQL-injektioita, Cross-</w:t>
+      </w:r>
+      <w:proofErr w:type="spellStart"/>
+      <w:r>
+        <w:t>Site</w:t>
+      </w:r>
+      <w:proofErr w:type="spellEnd"/>
+      <w:r>
+        <w:t xml:space="preserve"> Scripting (XSS) -hyökkäyksiä ja Cross-</w:t>
+      </w:r>
+      <w:proofErr w:type="spellStart"/>
+      <w:r>
+        <w:t>Site</w:t>
+      </w:r>
+      <w:proofErr w:type="spellEnd"/>
+      <w:r>
+        <w:t xml:space="preserve"> </w:t>
+      </w:r>
+      <w:proofErr w:type="spellStart"/>
+      <w:r>
+        <w:t>Request</w:t>
+      </w:r>
+      <w:proofErr w:type="spellEnd"/>
+      <w:r>
+        <w:t xml:space="preserve"> </w:t>
+      </w:r>
+      <w:proofErr w:type="spellStart"/>
+      <w:r>
+        <w:t>Forgery</w:t>
+      </w:r>
+      <w:proofErr w:type="spellEnd"/>
+      <w:r>
+        <w:t xml:space="preserve"> (CSRF) -hyökkäyksiä vastaan (</w:t>
+      </w:r>
+      <w:proofErr w:type="spellStart"/>
+      <w:r>
+        <w:t>Wheeler</w:t>
+      </w:r>
+      <w:proofErr w:type="spellEnd"/>
+      <w:r>
+        <w:t>, 2020).</w:t>
+      </w:r>
+    </w:p>
+    <w:p>
+      <w:r>
+        <w:t>Djangon vahvuus on myös sen skaalautuvuudessa: se soveltuu sekä pieniin että laajoihin, pilvipalveluissa toimiviin sovelluksiin. Useat kansainvälisesti tunnetut yritykset, kuten Instagram ja Spotify, ovat hyödyntäneet Djangoa palveluinfrastruktuurinsa perustana (</w:t>
+      </w:r>
+      <w:proofErr w:type="spellStart"/>
+      <w:r>
+        <w:t>Wheeler</w:t>
+      </w:r>
+      <w:proofErr w:type="spellEnd"/>
+      <w:r>
+        <w:t>, 2020). Näin Django muodostaa keskeisen osan modernia Python-ekosysteemiä, joka yhdistää tehokkaan kehityksen, turvallisuuden ja ylläpidettävyyden.</w:t>
       </w:r>
     </w:p>
     <w:p>
@@ -4180,16 +4833,167 @@
           <w:b/>
           <w:bCs/>
         </w:rPr>
-        <w:t>Tietokannat: PostgreSQL ja SQLite</w:t>
-      </w:r>
-    </w:p>
-    <w:p>
-      <w:r>
-        <w:t xml:space="preserve">Tietokannat ovat keskeinen osa lähes kaikkia verkkosovelluksia, sillä ne vastaavat tiedon tallentamisesta, käsittelystä ja hakemisesta. Djangon </w:t>
+        <w:t xml:space="preserve">Tietokannat: PostgreSQL ja </w:t>
+      </w:r>
+      <w:proofErr w:type="spellStart"/>
+      <w:r>
+        <w:rPr>
+          <w:b/>
+          <w:bCs/>
+        </w:rPr>
+        <w:t>SQLite</w:t>
+      </w:r>
+      <w:proofErr w:type="spellEnd"/>
+    </w:p>
+    <w:p>
+      <w:r>
+        <w:t xml:space="preserve">Tietokannat ovat keskeinen osa lähes kaikkia verkkosovelluksia, sillä ne vastaavat tiedon tallentamisesta, käsittelystä ja hakemisesta. Djangon arkkitehtuuri tukee useita tietokantajärjestelmiä, joista PostgreSQL ja </w:t>
+      </w:r>
+      <w:proofErr w:type="spellStart"/>
+      <w:r>
+        <w:t>SQLite</w:t>
+      </w:r>
+      <w:proofErr w:type="spellEnd"/>
+      <w:r>
+        <w:t xml:space="preserve"> ovat yleisimpiä. Ne edustavat kahta eri lähestymistapaa tietokantahallintaan: PostgreSQL on suunniteltu monikäyttäjä- ja tuotantoympäristöihin, kun taas </w:t>
+      </w:r>
+      <w:proofErr w:type="spellStart"/>
+      <w:r>
+        <w:t>SQLite</w:t>
+      </w:r>
+      <w:proofErr w:type="spellEnd"/>
+      <w:r>
+        <w:t xml:space="preserve"> soveltuu erityisesti pieniin tai kehitysvaiheen sovelluksiin (Douglas &amp; Douglas, 2021).</w:t>
+      </w:r>
+    </w:p>
+    <w:p>
+      <w:pPr>
+        <w:rPr>
+          <w:b/>
+          <w:bCs/>
+        </w:rPr>
+      </w:pPr>
+      <w:r>
+        <w:rPr>
+          <w:b/>
+          <w:bCs/>
+        </w:rPr>
+        <w:t>PostgreSQL</w:t>
+      </w:r>
+    </w:p>
+    <w:p>
+      <w:r>
+        <w:t xml:space="preserve">PostgreSQL on avoimen lähdekoodin objekti-relaatiotietokanta, joka tunnetaan vakaudestaan, suorituskyvystään ja standardienmukaisuudestaan (Douglas &amp; Douglas, 2021). Se tukee ACID-periaatetta (Atomicity, </w:t>
+      </w:r>
+      <w:proofErr w:type="spellStart"/>
+      <w:r>
+        <w:t>Consistency</w:t>
+      </w:r>
+      <w:proofErr w:type="spellEnd"/>
+      <w:r>
+        <w:t xml:space="preserve">, </w:t>
+      </w:r>
+      <w:proofErr w:type="spellStart"/>
+      <w:r>
+        <w:t>Isolation</w:t>
+      </w:r>
+      <w:proofErr w:type="spellEnd"/>
+      <w:r>
+        <w:t xml:space="preserve">, </w:t>
+      </w:r>
+      <w:proofErr w:type="spellStart"/>
+      <w:r>
+        <w:t>Durability</w:t>
+      </w:r>
+      <w:proofErr w:type="spellEnd"/>
+      <w:r>
+        <w:t>), mikä takaa tiedon eheyden ja turvallisuuden myös monimutkaisissa transaktioissa. PostgreSQL:n vahvuuksiin kuuluu laajennettavuus: käyttäjät voivat määritellä omia tietotyyppejä, funktioita ja laajennuksia, mikä mahdollistaa sovelluskohtaisten ratkaisujen rakentamisen (</w:t>
+      </w:r>
+      <w:proofErr w:type="spellStart"/>
+      <w:r>
+        <w:t>Fowler</w:t>
+      </w:r>
+      <w:proofErr w:type="spellEnd"/>
+      <w:r>
+        <w:t>, 2019).</w:t>
+      </w:r>
+    </w:p>
+    <w:p>
+      <w:r>
+        <w:t xml:space="preserve">PostgreSQL on suunniteltu skaalautumaan suurten tietomäärien ja monen samanaikaisen käyttäjän ympäristöihin. Djangossa sen käyttö mahdollistaa monipuoliset tietomallinnukset ja tehokkaat kyselyt Object </w:t>
+      </w:r>
+      <w:proofErr w:type="spellStart"/>
+      <w:r>
+        <w:t>Relational</w:t>
+      </w:r>
+      <w:proofErr w:type="spellEnd"/>
+      <w:r>
+        <w:t xml:space="preserve"> </w:t>
+      </w:r>
+      <w:proofErr w:type="spellStart"/>
+      <w:r>
+        <w:t>Mapping</w:t>
+      </w:r>
+      <w:proofErr w:type="spellEnd"/>
+      <w:r>
+        <w:t xml:space="preserve"> (ORM) -rajapinnan kautta, mikä helpottaa tietokantainteraktion hallintaa sovelluksen sisällä (</w:t>
+      </w:r>
+      <w:proofErr w:type="spellStart"/>
+      <w:r>
+        <w:t>Redwine</w:t>
+      </w:r>
+      <w:proofErr w:type="spellEnd"/>
+      <w:r>
+        <w:t>, 2022).</w:t>
+      </w:r>
+    </w:p>
+    <w:p>
+      <w:pPr>
+        <w:rPr>
+          <w:b/>
+          <w:bCs/>
+        </w:rPr>
+      </w:pPr>
+      <w:proofErr w:type="spellStart"/>
+      <w:r>
+        <w:rPr>
+          <w:b/>
+          <w:bCs/>
+        </w:rPr>
+        <w:t>SQLite</w:t>
+      </w:r>
+      <w:proofErr w:type="spellEnd"/>
+    </w:p>
+    <w:p>
+      <w:proofErr w:type="spellStart"/>
+      <w:r>
+        <w:t>SQLite</w:t>
+      </w:r>
+      <w:proofErr w:type="spellEnd"/>
+      <w:r>
+        <w:t xml:space="preserve"> eroaa PostgreSQL:stä ennen kaikkea arkkitehtuurinsa keveyden vuoksi. Se on tiedostopohjainen tietokanta, joka ei vaadi erillistä palvelinta, vaan tallentaa kaiken datan yhteen paikalliseen tiedostoon (Owens &amp; Allen, 2010). Tämä tekee siitä ihanteellisen valinnan sovelluksille, joissa tietokannan ylläpidon </w:t>
       </w:r>
       <w:r>
         <w:lastRenderedPageBreak/>
-        <w:t>arkkitehtuuri tukee useita tietokantajärjestelmiä, joista PostgreSQL ja SQLite ovat yleisimpiä. Ne edustavat kahta eri lähestymistapaa tietokantahallintaan: PostgreSQL on suunniteltu monikäyttäjä- ja tuotantoympäristöihin, kun taas SQLite soveltuu erityisesti pieniin tai kehitysvaiheen sovelluksiin (Douglas &amp; Douglas, 2021).</w:t>
+        <w:t>helppous ja nopea käyttöönotto ovat tärkeämpiä kuin monikäyttäjätuki tai skaalautuvuus.</w:t>
+      </w:r>
+    </w:p>
+    <w:p>
+      <w:proofErr w:type="spellStart"/>
+      <w:r>
+        <w:t>SQLite</w:t>
+      </w:r>
+      <w:proofErr w:type="spellEnd"/>
+      <w:r>
+        <w:t xml:space="preserve"> sisältyy Pythonin standardikirjastoon, ja Django käyttää sitä oletustietokantana uusissa projekteissa (</w:t>
+      </w:r>
+      <w:proofErr w:type="spellStart"/>
+      <w:r>
+        <w:t>Redwine</w:t>
+      </w:r>
+      <w:proofErr w:type="spellEnd"/>
+      <w:r>
+        <w:t>, 2022). Näin kehittäjä voi rakentaa ja testata sovelluksia nopeasti ilman erillistä tietokantapalvelinta. Tuotantovaiheessa sovellus voidaan kuitenkin siirtää PostgreSQL-ympäristöön, joka tarjoaa paremman suorituskyvyn ja luotettavuuden monen käyttäjän tilanteissa (Douglas &amp; Douglas, 2021).</w:t>
       </w:r>
     </w:p>
     <w:p>
@@ -4204,77 +5008,55 @@
           <w:b/>
           <w:bCs/>
         </w:rPr>
-        <w:t>PostgreSQL</w:t>
-      </w:r>
-    </w:p>
-    <w:p>
-      <w:r>
-        <w:t>PostgreSQL on avoimen lähdekoodin objekti-relaatiotietokanta, joka tunnetaan vakaudestaan, suorituskyvystään ja standardienmukaisuudestaan (Douglas &amp; Douglas, 2021). Se tukee ACID-periaatetta (Atomicity, Consistency, Isolation, Durability), mikä takaa tiedon eheyden ja turvallisuuden myös monimutkaisissa transaktioissa. PostgreSQL:n vahvuuksiin kuuluu laajennettavuus: käyttäjät voivat määritellä omia tietotyyppejä, funktioita ja laajennuksia, mikä mahdollistaa sovelluskohtaisten ratkaisujen rakentamisen (Fowler, 2019).</w:t>
-      </w:r>
-    </w:p>
-    <w:p>
-      <w:r>
-        <w:t>PostgreSQL on suunniteltu skaalautumaan suurten tietomäärien ja monen samanaikaisen käyttäjän ympäristöihin. Djangossa sen käyttö mahdollistaa monipuoliset tietomallinnukset ja tehokkaat kyselyt Object Relational Mapping (ORM) -rajapinnan kautta, mikä helpottaa tietokantainteraktion hallintaa sovelluksen sisällä (Redwine, 2022).</w:t>
-      </w:r>
-    </w:p>
-    <w:p>
-      <w:pPr>
-        <w:rPr>
-          <w:b/>
-          <w:bCs/>
-        </w:rPr>
-      </w:pPr>
-      <w:r>
-        <w:rPr>
-          <w:b/>
-          <w:bCs/>
-        </w:rPr>
+        <w:t>Vertailu ja käyttökonteksti</w:t>
+      </w:r>
+    </w:p>
+    <w:p>
+      <w:r>
+        <w:t xml:space="preserve">Sekä PostgreSQL että </w:t>
+      </w:r>
+      <w:proofErr w:type="spellStart"/>
+      <w:r>
         <w:t>SQLite</w:t>
       </w:r>
-    </w:p>
-    <w:p>
-      <w:r>
-        <w:t>SQLite eroaa PostgreSQL:stä ennen kaikkea arkkitehtuurinsa keveyden vuoksi. Se on tiedostopohjainen tietokanta, joka ei vaadi erillistä palvelinta, vaan tallentaa kaiken datan yhteen paikalliseen tiedostoon (Owens &amp; Allen, 2010). Tämä tekee siitä ihanteellisen valinnan sovelluksille, joissa tietokannan ylläpidon helppous ja nopea käyttöönotto ovat tärkeämpiä kuin monikäyttäjätuki tai skaalautuvuus.</w:t>
-      </w:r>
-    </w:p>
-    <w:p>
-      <w:r>
-        <w:t xml:space="preserve">SQLite sisältyy Pythonin standardikirjastoon, ja Django käyttää sitä oletustietokantana uusissa projekteissa (Redwine, 2022). Näin kehittäjä voi rakentaa ja testata sovelluksia nopeasti ilman erillistä tietokantapalvelinta. Tuotantovaiheessa sovellus voidaan kuitenkin siirtää PostgreSQL-ympäristöön, </w:t>
-      </w:r>
-      <w:r>
-        <w:lastRenderedPageBreak/>
-        <w:t>joka tarjoaa paremman suorituskyvyn ja luotettavuuden monen käyttäjän tilanteissa (Douglas &amp; Douglas, 2021).</w:t>
-      </w:r>
-    </w:p>
-    <w:p>
-      <w:pPr>
-        <w:rPr>
-          <w:b/>
-          <w:bCs/>
-        </w:rPr>
-      </w:pPr>
-      <w:r>
-        <w:rPr>
-          <w:b/>
-          <w:bCs/>
-        </w:rPr>
-        <w:t>Vertailu ja käyttökonteksti</w:t>
-      </w:r>
-    </w:p>
-    <w:p>
-      <w:r>
-        <w:t>Sekä PostgreSQL että SQLite tukevat SQL-standardia ja integroituvat hyvin Djangon ORM-kerrokseen. Näiden järjestelmien välinen valinta riippuu ensisijaisesti sovelluksen laajuudesta ja käyttötarkoituksesta. SQLite soveltuu erinomaisesti kehitys- ja testausvaiheeseen, kun taas PostgreSQL tarjoaa vakaan ja turvallisen ratkaisun tuotantoympäristöihin (Owens &amp; Allen, 2010; Douglas &amp; Douglas, 2021).</w:t>
-      </w:r>
-    </w:p>
-    <w:p>
-      <w:r>
-        <w:t>Yhdessä ne muodostavat kehitysympäristön, joka tukee ketterää ohjelmistokehitystä: SQLite mahdollistaa nopean prototypoinnin ja PostgreSQL takaa skaalautuvan, pitkäikäisen tietokantaratkaisun.</w:t>
+      <w:proofErr w:type="spellEnd"/>
+      <w:r>
+        <w:t xml:space="preserve"> tukevat SQL-standardia ja integroituvat hyvin Djangon ORM-kerrokseen. Näiden järjestelmien välinen valinta riippuu ensisijaisesti sovelluksen laajuudesta ja käyttötarkoituksesta. </w:t>
+      </w:r>
+      <w:proofErr w:type="spellStart"/>
+      <w:r>
+        <w:t>SQLite</w:t>
+      </w:r>
+      <w:proofErr w:type="spellEnd"/>
+      <w:r>
+        <w:t xml:space="preserve"> soveltuu erinomaisesti kehitys- ja testausvaiheeseen, kun taas PostgreSQL tarjoaa vakaan ja turvallisen ratkaisun tuotantoympäristöihin (Owens &amp; Allen, 2010; Douglas &amp; Douglas, 2021).</w:t>
+      </w:r>
+    </w:p>
+    <w:p>
+      <w:r>
+        <w:t xml:space="preserve">Yhdessä ne muodostavat kehitysympäristön, joka tukee ketterää ohjelmistokehitystä: </w:t>
+      </w:r>
+      <w:proofErr w:type="spellStart"/>
+      <w:r>
+        <w:t>SQLite</w:t>
+      </w:r>
+      <w:proofErr w:type="spellEnd"/>
+      <w:r>
+        <w:t xml:space="preserve"> mahdollistaa nopean </w:t>
+      </w:r>
+      <w:proofErr w:type="spellStart"/>
+      <w:r>
+        <w:t>prototypoinnin</w:t>
+      </w:r>
+      <w:proofErr w:type="spellEnd"/>
+      <w:r>
+        <w:t xml:space="preserve"> ja PostgreSQL takaa skaalautuvan, pitkäikäisen tietokantaratkaisun.</w:t>
       </w:r>
     </w:p>
     <w:p/>
     <w:p>
       <w:pPr>
-        <w:pStyle w:val="Heading1"/>
+        <w:pStyle w:val="Otsikko1"/>
       </w:pPr>
       <w:bookmarkStart w:id="35" w:name="_Toc213692354"/>
       <w:r>
@@ -4285,7 +5067,7 @@
     </w:p>
     <w:p>
       <w:pPr>
-        <w:pStyle w:val="Heading2"/>
+        <w:pStyle w:val="Otsikko2"/>
       </w:pPr>
       <w:bookmarkStart w:id="36" w:name="_Toc213692355"/>
       <w:r>
@@ -4295,7 +5077,7 @@
     </w:p>
     <w:p>
       <w:pPr>
-        <w:pStyle w:val="Heading2"/>
+        <w:pStyle w:val="Otsikko2"/>
       </w:pPr>
       <w:bookmarkStart w:id="37" w:name="_Toc213692356"/>
       <w:r>
@@ -4305,7 +5087,7 @@
     </w:p>
     <w:p>
       <w:pPr>
-        <w:pStyle w:val="Heading2"/>
+        <w:pStyle w:val="Otsikko2"/>
       </w:pPr>
       <w:bookmarkStart w:id="38" w:name="_Toc213692357"/>
       <w:r>
@@ -4315,7 +5097,7 @@
     </w:p>
     <w:p>
       <w:pPr>
-        <w:pStyle w:val="Heading1"/>
+        <w:pStyle w:val="Otsikko1"/>
         <w:numPr>
           <w:ilvl w:val="0"/>
           <w:numId w:val="10"/>
@@ -4373,7 +5155,7 @@
     </w:p>
     <w:p>
       <w:pPr>
-        <w:pStyle w:val="Heading1"/>
+        <w:pStyle w:val="Otsikko1"/>
       </w:pPr>
       <w:bookmarkStart w:id="40" w:name="_Toc213692359"/>
       <w:r>
@@ -4384,7 +5166,7 @@
     </w:p>
     <w:p>
       <w:pPr>
-        <w:pStyle w:val="Heading1"/>
+        <w:pStyle w:val="Otsikko1"/>
       </w:pPr>
       <w:bookmarkStart w:id="41" w:name="_Toc213692360"/>
       <w:r>
@@ -4418,53 +5200,10 @@
       <w:r>
         <w:t>ähteet</w:t>
       </w:r>
+      <w:bookmarkStart w:id="45" w:name="_Hlk64204481"/>
       <w:bookmarkEnd w:id="44"/>
-    </w:p>
-    <w:bookmarkEnd w:id="1"/>
-    <w:bookmarkEnd w:id="2"/>
-    <w:p>
-      <w:pPr>
-        <w:pStyle w:val="Sourcematerial"/>
-      </w:pPr>
-      <w:r>
-        <w:t xml:space="preserve">Lisää käyttämäsi lähteet tähän kohtaan </w:t>
-      </w:r>
-      <w:r>
-        <w:rPr>
-          <w:b/>
-        </w:rPr>
-        <w:t>Lähde</w:t>
-      </w:r>
-      <w:r>
-        <w:t>-tyylillä.</w:t>
-      </w:r>
-      <w:r>
-        <w:t xml:space="preserve"> </w:t>
-      </w:r>
-    </w:p>
-    <w:p>
-      <w:pPr>
-        <w:pStyle w:val="Sourcematerial"/>
-      </w:pPr>
-      <w:bookmarkStart w:id="45" w:name="_Hlk64204481"/>
-      <w:r>
-        <w:t xml:space="preserve">Huomioi käyttämäsi lähdeviittausjärjestelmän ohjeistukset tekstiviitteiden ja lähdeluettelon laatimisessa. Viitteiden ja lähteiden välillä tulee olla hakusanavastaavuus (sama sana viitteen alussa ja ko. lähdemerkinnän alussa lähdeluettelossa). Kaikki lähteet (myös kuvalähteet ja sähköiset lähteet) merkitään samaan luetteloon kirjoittajan tai tiedon tuottajan nimen mukaisessa </w:t>
-      </w:r>
-      <w:r>
-        <w:rPr>
-          <w:b/>
-          <w:bCs/>
-        </w:rPr>
-        <w:t>aakkosjärjestyksessä</w:t>
-      </w:r>
-      <w:r>
-        <w:t>.</w:t>
-      </w:r>
-    </w:p>
-    <w:p>
-      <w:pPr>
-        <w:pStyle w:val="Sourcematerial"/>
-      </w:pPr>
+      <w:bookmarkEnd w:id="1"/>
+      <w:bookmarkEnd w:id="2"/>
     </w:p>
     <w:p>
       <w:pPr>
@@ -4473,11 +5212,19 @@
           <w:lang w:val="en-FI"/>
         </w:rPr>
       </w:pPr>
+      <w:proofErr w:type="spellStart"/>
       <w:r>
         <w:rPr>
           <w:lang w:val="en-FI"/>
         </w:rPr>
-        <w:t xml:space="preserve">Bondarouk, T., &amp; Brewster, C. (2016). Conceptualising the future of HRM and technology research. </w:t>
+        <w:t>Bondarouk</w:t>
+      </w:r>
+      <w:proofErr w:type="spellEnd"/>
+      <w:r>
+        <w:rPr>
+          <w:lang w:val="en-FI"/>
+        </w:rPr>
+        <w:t xml:space="preserve">, T., &amp; Brewster, C. (2016). Conceptualising the future of HRM and technology research. </w:t>
       </w:r>
       <w:r>
         <w:rPr>
@@ -4496,7 +5243,7 @@
       <w:hyperlink r:id="rId13" w:tgtFrame="_new" w:history="1">
         <w:r>
           <w:rPr>
-            <w:rStyle w:val="Hyperlink"/>
+            <w:rStyle w:val="Hyperlinkki"/>
             <w:lang w:val="en-FI"/>
           </w:rPr>
           <w:t>https://doi.org/10.1080/09585192.2016.1232296</w:t>
@@ -4542,7 +5289,21 @@
         <w:rPr>
           <w:lang w:val="en-FI"/>
         </w:rPr>
-        <w:t xml:space="preserve">Kangas, J., &amp; Sarjakoski, T. (2019). The development of digital cartography in orienteering: From paper maps to mobile applications. </w:t>
+        <w:t xml:space="preserve">Kangas, J., &amp; </w:t>
+      </w:r>
+      <w:proofErr w:type="spellStart"/>
+      <w:r>
+        <w:rPr>
+          <w:lang w:val="en-FI"/>
+        </w:rPr>
+        <w:t>Sarjakoski</w:t>
+      </w:r>
+      <w:proofErr w:type="spellEnd"/>
+      <w:r>
+        <w:rPr>
+          <w:lang w:val="en-FI"/>
+        </w:rPr>
+        <w:t xml:space="preserve">, T. (2019). The development of digital cartography in orienteering: From paper maps to mobile applications. </w:t>
       </w:r>
       <w:r>
         <w:rPr>
@@ -4566,11 +5327,19 @@
           <w:lang w:val="en-FI"/>
         </w:rPr>
       </w:pPr>
+      <w:proofErr w:type="spellStart"/>
       <w:r>
         <w:rPr>
           <w:lang w:val="en-FI"/>
         </w:rPr>
-        <w:t xml:space="preserve">MapRun. (2023). </w:t>
+        <w:t>MapRun</w:t>
+      </w:r>
+      <w:proofErr w:type="spellEnd"/>
+      <w:r>
+        <w:rPr>
+          <w:lang w:val="en-FI"/>
+        </w:rPr>
+        <w:t xml:space="preserve">. (2023). </w:t>
       </w:r>
       <w:r>
         <w:rPr>
@@ -4578,69 +5347,31 @@
           <w:iCs/>
           <w:lang w:val="en-FI"/>
         </w:rPr>
-        <w:t>About MapRun: Virtual orienteering for everyone</w:t>
-      </w:r>
-      <w:r>
-        <w:rPr>
-          <w:lang w:val="en-FI"/>
-        </w:rPr>
-        <w:t>. https://maprunners.weebly.com/maprun.html</w:t>
-      </w:r>
-    </w:p>
-    <w:p>
-      <w:pPr>
-        <w:spacing w:after="160" w:line="279" w:lineRule="auto"/>
-        <w:rPr>
-          <w:lang w:val="en-FI"/>
-        </w:rPr>
-      </w:pPr>
-      <w:r>
-        <w:rPr>
-          <w:lang w:val="en-FI"/>
-        </w:rPr>
-        <w:t xml:space="preserve">Petersen, C. J., Pyne, D. B., Portus, M. R., &amp; Dawson, B. T. (2021). Analysis of performance data in elite sport: Advances and challenges. </w:t>
-      </w:r>
+        <w:t xml:space="preserve">About </w:t>
+      </w:r>
+      <w:proofErr w:type="spellStart"/>
       <w:r>
         <w:rPr>
           <w:i/>
           <w:iCs/>
           <w:lang w:val="en-FI"/>
         </w:rPr>
-        <w:t>Sports Medicine, 51</w:t>
-      </w:r>
-      <w:r>
-        <w:rPr>
-          <w:lang w:val="en-FI"/>
-        </w:rPr>
-        <w:t>(5), 981–995. https://doi.org/10.1007/s40279-020-01388-6</w:t>
-      </w:r>
-    </w:p>
-    <w:p>
-      <w:pPr>
-        <w:spacing w:after="160" w:line="279" w:lineRule="auto"/>
-        <w:rPr>
-          <w:lang w:val="en-FI"/>
-        </w:rPr>
-      </w:pPr>
-      <w:r>
-        <w:rPr>
-          <w:lang w:val="en-FI"/>
-        </w:rPr>
-        <w:t xml:space="preserve">Ratten, V. (2020). </w:t>
-      </w:r>
+        <w:t>MapRun</w:t>
+      </w:r>
+      <w:proofErr w:type="spellEnd"/>
       <w:r>
         <w:rPr>
           <w:i/>
           <w:iCs/>
           <w:lang w:val="en-FI"/>
         </w:rPr>
-        <w:t>Sport entrepreneurship and innovation</w:t>
+        <w:t>: Virtual orienteering for everyone</w:t>
       </w:r>
       <w:r>
         <w:rPr>
           <w:lang w:val="en-FI"/>
         </w:rPr>
-        <w:t xml:space="preserve"> (2nd ed.). Routledge.</w:t>
+        <w:t>. https://maprunners.weebly.com/maprun.html</w:t>
       </w:r>
     </w:p>
     <w:p>
@@ -4654,7 +5385,7 @@
         <w:rPr>
           <w:lang w:val="en-FI"/>
         </w:rPr>
-        <w:t xml:space="preserve">Schuster, T., Gilg, A., &amp; Klinghammer, M. (2018). GPS tracking in orienteering: Accuracy and implications for performance analysis. </w:t>
+        <w:t xml:space="preserve">Petersen, C. J., Pyne, D. B., Portus, M. R., &amp; Dawson, B. T. (2021). Analysis of performance data in elite sport: Advances and challenges. </w:t>
       </w:r>
       <w:r>
         <w:rPr>
@@ -4662,6 +5393,70 @@
           <w:iCs/>
           <w:lang w:val="en-FI"/>
         </w:rPr>
+        <w:t>Sports Medicine, 51</w:t>
+      </w:r>
+      <w:r>
+        <w:rPr>
+          <w:lang w:val="en-FI"/>
+        </w:rPr>
+        <w:t>(5), 981–995. https://doi.org/10.1007/s40279-020-01388-6</w:t>
+      </w:r>
+    </w:p>
+    <w:p>
+      <w:pPr>
+        <w:spacing w:after="160" w:line="279" w:lineRule="auto"/>
+        <w:rPr>
+          <w:lang w:val="en-FI"/>
+        </w:rPr>
+      </w:pPr>
+      <w:proofErr w:type="spellStart"/>
+      <w:r>
+        <w:rPr>
+          <w:lang w:val="en-FI"/>
+        </w:rPr>
+        <w:t>Ratten</w:t>
+      </w:r>
+      <w:proofErr w:type="spellEnd"/>
+      <w:r>
+        <w:rPr>
+          <w:lang w:val="en-FI"/>
+        </w:rPr>
+        <w:t xml:space="preserve">, V. (2020). </w:t>
+      </w:r>
+      <w:r>
+        <w:rPr>
+          <w:i/>
+          <w:iCs/>
+          <w:lang w:val="en-FI"/>
+        </w:rPr>
+        <w:t>Sport entrepreneurship and innovation</w:t>
+      </w:r>
+      <w:r>
+        <w:rPr>
+          <w:lang w:val="en-FI"/>
+        </w:rPr>
+        <w:t xml:space="preserve"> (2nd ed.). Routledge.</w:t>
+      </w:r>
+    </w:p>
+    <w:p>
+      <w:pPr>
+        <w:spacing w:after="160" w:line="279" w:lineRule="auto"/>
+        <w:rPr>
+          <w:lang w:val="en-FI"/>
+        </w:rPr>
+      </w:pPr>
+      <w:r>
+        <w:rPr>
+          <w:lang w:val="en-FI"/>
+        </w:rPr>
+        <w:t xml:space="preserve">Schuster, T., Gilg, A., &amp; Klinghammer, M. (2018). GPS tracking in orienteering: Accuracy and implications for performance analysis. </w:t>
+      </w:r>
+      <w:r>
+        <w:rPr>
+          <w:i/>
+          <w:iCs/>
+          <w:lang w:val="en-FI"/>
+        </w:rPr>
         <w:t>International Journal of Sports Science &amp; Coaching, 13</w:t>
       </w:r>
       <w:r>
@@ -4673,7 +5468,7 @@
       <w:hyperlink r:id="rId14" w:history="1">
         <w:r>
           <w:rPr>
-            <w:rStyle w:val="Hyperlink"/>
+            <w:rStyle w:val="Hyperlinkki"/>
             <w:lang w:val="en-FI"/>
           </w:rPr>
           <w:t>https://doi.org/10.1177/1747954118768237</w:t>
@@ -4711,9 +5506,6 @@
     <w:p>
       <w:pPr>
         <w:spacing w:after="160" w:line="279" w:lineRule="auto"/>
-        <w:rPr>
-          <w:lang w:val="en-FI"/>
-        </w:rPr>
       </w:pPr>
       <w:r>
         <w:rPr>
@@ -4740,12 +5532,6 @@
           <w:lang w:val="en-GB"/>
         </w:rPr>
         <w:br/>
-      </w:r>
-      <w:r>
-        <w:rPr>
-          <w:lang w:val="en-GB"/>
-        </w:rPr>
-        <w:lastRenderedPageBreak/>
         <w:t xml:space="preserve">Downey, A. (2015). </w:t>
       </w:r>
       <w:r>
@@ -4802,7 +5588,21 @@
         <w:rPr>
           <w:lang w:val="en-GB"/>
         </w:rPr>
-        <w:t>. Apress.</w:t>
+        <w:t xml:space="preserve">. </w:t>
+      </w:r>
+      <w:proofErr w:type="spellStart"/>
+      <w:r>
+        <w:rPr>
+          <w:lang w:val="en-GB"/>
+        </w:rPr>
+        <w:t>Apress</w:t>
+      </w:r>
+      <w:proofErr w:type="spellEnd"/>
+      <w:r>
+        <w:rPr>
+          <w:lang w:val="en-GB"/>
+        </w:rPr>
+        <w:t>.</w:t>
       </w:r>
       <w:r>
         <w:rPr>
@@ -4844,7 +5644,21 @@
         <w:rPr>
           <w:lang w:val="en-GB"/>
         </w:rPr>
-        <w:t xml:space="preserve"> (2nd ed.). Apress.</w:t>
+        <w:t xml:space="preserve"> (2nd ed.). </w:t>
+      </w:r>
+      <w:proofErr w:type="spellStart"/>
+      <w:r>
+        <w:rPr>
+          <w:lang w:val="en-GB"/>
+        </w:rPr>
+        <w:t>Apress</w:t>
+      </w:r>
+      <w:proofErr w:type="spellEnd"/>
+      <w:r>
+        <w:rPr>
+          <w:lang w:val="en-GB"/>
+        </w:rPr>
+        <w:t>.</w:t>
       </w:r>
       <w:r>
         <w:rPr>
@@ -4865,7 +5679,21 @@
         <w:rPr>
           <w:lang w:val="en-GB"/>
         </w:rPr>
-        <w:t>. Packt Publishing.</w:t>
+        <w:t xml:space="preserve">. </w:t>
+      </w:r>
+      <w:proofErr w:type="spellStart"/>
+      <w:r>
+        <w:rPr>
+          <w:lang w:val="en-GB"/>
+        </w:rPr>
+        <w:t>Packt</w:t>
+      </w:r>
+      <w:proofErr w:type="spellEnd"/>
+      <w:r>
+        <w:rPr>
+          <w:lang w:val="en-GB"/>
+        </w:rPr>
+        <w:t xml:space="preserve"> Publishing.</w:t>
       </w:r>
       <w:r>
         <w:rPr>
@@ -4909,53 +5737,520 @@
         </w:rPr>
         <w:t xml:space="preserve">. </w:t>
       </w:r>
-      <w:r>
-        <w:rPr>
-          <w:lang w:val="en-GB"/>
-        </w:rPr>
-        <w:t>Independently Published.</w:t>
+      <w:proofErr w:type="spellStart"/>
+      <w:r>
+        <w:t>Independently</w:t>
+      </w:r>
+      <w:proofErr w:type="spellEnd"/>
+      <w:r>
+        <w:t xml:space="preserve"> </w:t>
+      </w:r>
+      <w:proofErr w:type="spellStart"/>
+      <w:r>
+        <w:t>Published</w:t>
+      </w:r>
+      <w:proofErr w:type="spellEnd"/>
+      <w:r>
+        <w:t>.</w:t>
       </w:r>
     </w:p>
     <w:p>
       <w:pPr>
         <w:spacing w:after="160" w:line="279" w:lineRule="auto"/>
+      </w:pPr>
+    </w:p>
+    <w:p>
+      <w:pPr>
+        <w:spacing w:after="160" w:line="279" w:lineRule="auto"/>
         <w:rPr>
           <w:lang w:val="en-FI"/>
         </w:rPr>
       </w:pPr>
+      <w:r>
+        <w:rPr>
+          <w:lang w:val="en-FI"/>
+        </w:rPr>
+        <w:t xml:space="preserve">EU 2016/679. (2016). </w:t>
+      </w:r>
+      <w:proofErr w:type="spellStart"/>
+      <w:r>
+        <w:rPr>
+          <w:lang w:val="en-FI"/>
+        </w:rPr>
+        <w:t>Euroopan</w:t>
+      </w:r>
+      <w:proofErr w:type="spellEnd"/>
+      <w:r>
+        <w:rPr>
+          <w:lang w:val="en-FI"/>
+        </w:rPr>
+        <w:t xml:space="preserve"> </w:t>
+      </w:r>
+      <w:proofErr w:type="spellStart"/>
+      <w:r>
+        <w:rPr>
+          <w:lang w:val="en-FI"/>
+        </w:rPr>
+        <w:t>parlamentin</w:t>
+      </w:r>
+      <w:proofErr w:type="spellEnd"/>
+      <w:r>
+        <w:rPr>
+          <w:lang w:val="en-FI"/>
+        </w:rPr>
+        <w:t xml:space="preserve"> </w:t>
+      </w:r>
+      <w:proofErr w:type="spellStart"/>
+      <w:r>
+        <w:rPr>
+          <w:lang w:val="en-FI"/>
+        </w:rPr>
+        <w:t>ja</w:t>
+      </w:r>
+      <w:proofErr w:type="spellEnd"/>
+      <w:r>
+        <w:rPr>
+          <w:lang w:val="en-FI"/>
+        </w:rPr>
+        <w:t xml:space="preserve"> </w:t>
+      </w:r>
+      <w:proofErr w:type="spellStart"/>
+      <w:r>
+        <w:rPr>
+          <w:lang w:val="en-FI"/>
+        </w:rPr>
+        <w:t>neuvoston</w:t>
+      </w:r>
+      <w:proofErr w:type="spellEnd"/>
+      <w:r>
+        <w:rPr>
+          <w:lang w:val="en-FI"/>
+        </w:rPr>
+        <w:t xml:space="preserve"> </w:t>
+      </w:r>
+      <w:proofErr w:type="spellStart"/>
+      <w:r>
+        <w:rPr>
+          <w:lang w:val="en-FI"/>
+        </w:rPr>
+        <w:t>asetus</w:t>
+      </w:r>
+      <w:proofErr w:type="spellEnd"/>
+      <w:r>
+        <w:rPr>
+          <w:lang w:val="en-FI"/>
+        </w:rPr>
+        <w:t xml:space="preserve"> </w:t>
+      </w:r>
+      <w:proofErr w:type="spellStart"/>
+      <w:r>
+        <w:rPr>
+          <w:lang w:val="en-FI"/>
+        </w:rPr>
+        <w:t>luonnollisten</w:t>
+      </w:r>
+      <w:proofErr w:type="spellEnd"/>
+      <w:r>
+        <w:rPr>
+          <w:lang w:val="en-FI"/>
+        </w:rPr>
+        <w:t xml:space="preserve"> </w:t>
+      </w:r>
+      <w:proofErr w:type="spellStart"/>
+      <w:r>
+        <w:rPr>
+          <w:lang w:val="en-FI"/>
+        </w:rPr>
+        <w:t>henkilöiden</w:t>
+      </w:r>
+      <w:proofErr w:type="spellEnd"/>
+      <w:r>
+        <w:rPr>
+          <w:lang w:val="en-FI"/>
+        </w:rPr>
+        <w:t xml:space="preserve"> </w:t>
+      </w:r>
+      <w:proofErr w:type="spellStart"/>
+      <w:r>
+        <w:rPr>
+          <w:lang w:val="en-FI"/>
+        </w:rPr>
+        <w:t>suojelusta</w:t>
+      </w:r>
+      <w:proofErr w:type="spellEnd"/>
+      <w:r>
+        <w:rPr>
+          <w:lang w:val="en-FI"/>
+        </w:rPr>
+        <w:t xml:space="preserve"> </w:t>
+      </w:r>
+    </w:p>
+    <w:p>
+      <w:pPr>
+        <w:spacing w:after="160" w:line="279" w:lineRule="auto"/>
+        <w:rPr>
+          <w:lang w:val="en-FI"/>
+        </w:rPr>
+      </w:pPr>
+      <w:proofErr w:type="spellStart"/>
+      <w:r>
+        <w:rPr>
+          <w:lang w:val="en-FI"/>
+        </w:rPr>
+        <w:t>henkilötietojen</w:t>
+      </w:r>
+      <w:proofErr w:type="spellEnd"/>
+      <w:r>
+        <w:rPr>
+          <w:lang w:val="en-FI"/>
+        </w:rPr>
+        <w:t xml:space="preserve"> </w:t>
+      </w:r>
+      <w:proofErr w:type="spellStart"/>
+      <w:r>
+        <w:rPr>
+          <w:lang w:val="en-FI"/>
+        </w:rPr>
+        <w:t>käsittelyssä</w:t>
+      </w:r>
+      <w:proofErr w:type="spellEnd"/>
+      <w:r>
+        <w:rPr>
+          <w:lang w:val="en-FI"/>
+        </w:rPr>
+        <w:t xml:space="preserve"> </w:t>
+      </w:r>
+      <w:proofErr w:type="spellStart"/>
+      <w:r>
+        <w:rPr>
+          <w:lang w:val="en-FI"/>
+        </w:rPr>
+        <w:t>ja</w:t>
+      </w:r>
+      <w:proofErr w:type="spellEnd"/>
+      <w:r>
+        <w:rPr>
+          <w:lang w:val="en-FI"/>
+        </w:rPr>
+        <w:t xml:space="preserve"> </w:t>
+      </w:r>
+      <w:proofErr w:type="spellStart"/>
+      <w:r>
+        <w:rPr>
+          <w:lang w:val="en-FI"/>
+        </w:rPr>
+        <w:t>näiden</w:t>
+      </w:r>
+      <w:proofErr w:type="spellEnd"/>
+      <w:r>
+        <w:rPr>
+          <w:lang w:val="en-FI"/>
+        </w:rPr>
+        <w:t xml:space="preserve"> </w:t>
+      </w:r>
+      <w:proofErr w:type="spellStart"/>
+      <w:r>
+        <w:rPr>
+          <w:lang w:val="en-FI"/>
+        </w:rPr>
+        <w:t>tietojen</w:t>
+      </w:r>
+      <w:proofErr w:type="spellEnd"/>
+      <w:r>
+        <w:rPr>
+          <w:lang w:val="en-FI"/>
+        </w:rPr>
+        <w:t xml:space="preserve"> </w:t>
+      </w:r>
+      <w:proofErr w:type="spellStart"/>
+      <w:r>
+        <w:rPr>
+          <w:lang w:val="en-FI"/>
+        </w:rPr>
+        <w:t>vapaasta</w:t>
+      </w:r>
+      <w:proofErr w:type="spellEnd"/>
+      <w:r>
+        <w:rPr>
+          <w:lang w:val="en-FI"/>
+        </w:rPr>
+        <w:t xml:space="preserve"> </w:t>
+      </w:r>
+      <w:proofErr w:type="spellStart"/>
+      <w:r>
+        <w:rPr>
+          <w:lang w:val="en-FI"/>
+        </w:rPr>
+        <w:t>liikkuvuudesta</w:t>
+      </w:r>
+      <w:proofErr w:type="spellEnd"/>
+      <w:r>
+        <w:rPr>
+          <w:lang w:val="en-FI"/>
+        </w:rPr>
+        <w:t xml:space="preserve"> (</w:t>
+      </w:r>
+      <w:proofErr w:type="spellStart"/>
+      <w:r>
+        <w:rPr>
+          <w:lang w:val="en-FI"/>
+        </w:rPr>
+        <w:t>yleinen</w:t>
+      </w:r>
+      <w:proofErr w:type="spellEnd"/>
+      <w:r>
+        <w:rPr>
+          <w:lang w:val="en-FI"/>
+        </w:rPr>
+        <w:t xml:space="preserve"> </w:t>
+      </w:r>
+      <w:proofErr w:type="spellStart"/>
+      <w:r>
+        <w:rPr>
+          <w:lang w:val="en-FI"/>
+        </w:rPr>
+        <w:t>tietosuoja-asetus</w:t>
+      </w:r>
+      <w:proofErr w:type="spellEnd"/>
+      <w:r>
+        <w:rPr>
+          <w:lang w:val="en-FI"/>
+        </w:rPr>
+        <w:t xml:space="preserve">). </w:t>
+      </w:r>
+    </w:p>
+    <w:p>
+      <w:pPr>
+        <w:spacing w:after="160" w:line="279" w:lineRule="auto"/>
+        <w:rPr>
+          <w:lang w:val="en-FI"/>
+        </w:rPr>
+      </w:pPr>
+      <w:r>
+        <w:rPr>
+          <w:lang w:val="en-FI"/>
+        </w:rPr>
+        <w:t xml:space="preserve">EUR-Lex. </w:t>
+      </w:r>
+    </w:p>
+    <w:p>
+      <w:pPr>
+        <w:spacing w:after="160" w:line="279" w:lineRule="auto"/>
+        <w:rPr>
+          <w:lang w:val="en-FI"/>
+        </w:rPr>
+      </w:pPr>
+      <w:hyperlink r:id="rId15" w:history="1">
+        <w:r>
+          <w:rPr>
+            <w:rStyle w:val="Hyperlinkki"/>
+            <w:lang w:val="en-FI"/>
+          </w:rPr>
+          <w:t>https://eur-lex.europa.eu/</w:t>
+        </w:r>
+      </w:hyperlink>
+    </w:p>
+    <w:p>
+      <w:pPr>
+        <w:spacing w:after="160" w:line="279" w:lineRule="auto"/>
+        <w:rPr>
+          <w:lang w:val="en-FI"/>
+        </w:rPr>
+      </w:pPr>
+      <w:proofErr w:type="spellStart"/>
+      <w:r>
+        <w:rPr>
+          <w:lang w:val="en-FI"/>
+        </w:rPr>
+        <w:t>Tietosuojavaltuutetun</w:t>
+      </w:r>
+      <w:proofErr w:type="spellEnd"/>
+      <w:r>
+        <w:rPr>
+          <w:lang w:val="en-FI"/>
+        </w:rPr>
+        <w:t xml:space="preserve"> </w:t>
+      </w:r>
+      <w:proofErr w:type="spellStart"/>
+      <w:r>
+        <w:rPr>
+          <w:lang w:val="en-FI"/>
+        </w:rPr>
+        <w:t>toimisto</w:t>
+      </w:r>
+      <w:proofErr w:type="spellEnd"/>
+      <w:r>
+        <w:rPr>
+          <w:lang w:val="en-FI"/>
+        </w:rPr>
+        <w:t xml:space="preserve">. (2023). </w:t>
+      </w:r>
+      <w:proofErr w:type="spellStart"/>
+      <w:r>
+        <w:rPr>
+          <w:lang w:val="en-FI"/>
+        </w:rPr>
+        <w:t>Yleinen</w:t>
+      </w:r>
+      <w:proofErr w:type="spellEnd"/>
+      <w:r>
+        <w:rPr>
+          <w:lang w:val="en-FI"/>
+        </w:rPr>
+        <w:t xml:space="preserve"> </w:t>
+      </w:r>
+      <w:proofErr w:type="spellStart"/>
+      <w:r>
+        <w:rPr>
+          <w:lang w:val="en-FI"/>
+        </w:rPr>
+        <w:t>tietosuoja-asetus</w:t>
+      </w:r>
+      <w:proofErr w:type="spellEnd"/>
+      <w:r>
+        <w:rPr>
+          <w:lang w:val="en-FI"/>
+        </w:rPr>
+        <w:t xml:space="preserve"> (GDPR) </w:t>
+      </w:r>
+      <w:proofErr w:type="spellStart"/>
+      <w:r>
+        <w:rPr>
+          <w:lang w:val="en-FI"/>
+        </w:rPr>
+        <w:t>ja</w:t>
+      </w:r>
+      <w:proofErr w:type="spellEnd"/>
+      <w:r>
+        <w:rPr>
+          <w:lang w:val="en-FI"/>
+        </w:rPr>
+        <w:t xml:space="preserve"> </w:t>
+      </w:r>
+      <w:proofErr w:type="spellStart"/>
+      <w:r>
+        <w:rPr>
+          <w:lang w:val="en-FI"/>
+        </w:rPr>
+        <w:t>henkilötiedot</w:t>
+      </w:r>
+      <w:proofErr w:type="spellEnd"/>
+      <w:r>
+        <w:rPr>
+          <w:lang w:val="en-FI"/>
+        </w:rPr>
+        <w:t xml:space="preserve">. </w:t>
+      </w:r>
+    </w:p>
+    <w:p>
+      <w:pPr>
+        <w:spacing w:after="160" w:line="279" w:lineRule="auto"/>
+        <w:rPr>
+          <w:lang w:val="en-FI"/>
+        </w:rPr>
+      </w:pPr>
+      <w:hyperlink r:id="rId16" w:history="1">
+        <w:r>
+          <w:rPr>
+            <w:rStyle w:val="Hyperlinkki"/>
+            <w:lang w:val="en-FI"/>
+          </w:rPr>
+          <w:t>https://tietosuoja.fi/</w:t>
+        </w:r>
+      </w:hyperlink>
+    </w:p>
+    <w:p>
+      <w:pPr>
+        <w:spacing w:after="160" w:line="279" w:lineRule="auto"/>
+        <w:rPr>
+          <w:lang w:val="en-FI"/>
+        </w:rPr>
+      </w:pPr>
+      <w:proofErr w:type="spellStart"/>
+      <w:r>
+        <w:rPr>
+          <w:lang w:val="en-FI"/>
+        </w:rPr>
+        <w:t>Traficom</w:t>
+      </w:r>
+      <w:proofErr w:type="spellEnd"/>
+      <w:r>
+        <w:rPr>
+          <w:lang w:val="en-FI"/>
+        </w:rPr>
+        <w:t xml:space="preserve">. (2023). </w:t>
+      </w:r>
+      <w:proofErr w:type="spellStart"/>
+      <w:r>
+        <w:rPr>
+          <w:lang w:val="en-FI"/>
+        </w:rPr>
+        <w:t>Kyberturvallisuuskeskus</w:t>
+      </w:r>
+      <w:proofErr w:type="spellEnd"/>
+      <w:r>
+        <w:rPr>
+          <w:lang w:val="en-FI"/>
+        </w:rPr>
+        <w:t xml:space="preserve"> – </w:t>
+      </w:r>
+      <w:proofErr w:type="spellStart"/>
+      <w:r>
+        <w:rPr>
+          <w:lang w:val="en-FI"/>
+        </w:rPr>
+        <w:t>tietoturvaohjeet</w:t>
+      </w:r>
+      <w:proofErr w:type="spellEnd"/>
+      <w:r>
+        <w:rPr>
+          <w:lang w:val="en-FI"/>
+        </w:rPr>
+        <w:t xml:space="preserve">. </w:t>
+      </w:r>
+    </w:p>
+    <w:p>
+      <w:pPr>
+        <w:spacing w:after="160" w:line="279" w:lineRule="auto"/>
+        <w:rPr>
+          <w:lang w:val="en-FI"/>
+        </w:rPr>
+      </w:pPr>
+      <w:hyperlink r:id="rId17" w:history="1">
+        <w:r>
+          <w:rPr>
+            <w:rStyle w:val="Hyperlinkki"/>
+            <w:lang w:val="en-FI"/>
+          </w:rPr>
+          <w:t>https://www.kyberturvallisuuskeskus.fi/</w:t>
+        </w:r>
+      </w:hyperlink>
+    </w:p>
+    <w:p>
+      <w:pPr>
+        <w:spacing w:after="160" w:line="279" w:lineRule="auto"/>
+        <w:rPr>
+          <w:lang w:val="en-FI"/>
+        </w:rPr>
+      </w:pPr>
     </w:p>
     <w:p>
       <w:pPr>
         <w:pStyle w:val="Sourcematerial"/>
-        <w:rPr>
-          <w:lang w:val="en-GB"/>
-        </w:rPr>
       </w:pPr>
     </w:p>
     <w:bookmarkEnd w:id="45"/>
     <w:p>
       <w:pPr>
         <w:pStyle w:val="Sourcematerial"/>
-        <w:rPr>
-          <w:lang w:val="en-GB"/>
-        </w:rPr>
-      </w:pPr>
-    </w:p>
-    <w:p>
-      <w:pPr>
-        <w:rPr>
-          <w:lang w:val="en-GB"/>
-        </w:rPr>
-      </w:pPr>
-    </w:p>
-    <w:p>
-      <w:pPr>
-        <w:rPr>
-          <w:lang w:val="en-GB"/>
-        </w:rPr>
+      </w:pPr>
+    </w:p>
+    <w:p/>
+    <w:p>
+      <w:pPr>
         <w:sectPr>
-          <w:headerReference w:type="default" r:id="rId15"/>
-          <w:footerReference w:type="default" r:id="rId16"/>
+          <w:headerReference w:type="default" r:id="rId18"/>
+          <w:footerReference w:type="default" r:id="rId19"/>
           <w:pgSz w:w="11906" w:h="16838" w:code="9"/>
           <w:pgMar w:top="1701" w:right="1134" w:bottom="1701" w:left="2268" w:header="709" w:footer="709" w:gutter="0"/>
           <w:cols w:space="708"/>
@@ -5075,6 +6370,7 @@
         </w:rPr>
         <w:t>(</w:t>
       </w:r>
+      <w:proofErr w:type="spellStart"/>
       <w:r>
         <w:rPr>
           <w:b/>
@@ -5083,6 +6379,7 @@
         </w:rPr>
         <w:t>Header&amp;Footer</w:t>
       </w:r>
+      <w:proofErr w:type="spellEnd"/>
       <w:r>
         <w:rPr>
           <w:bCs/>
@@ -5152,7 +6449,7 @@
                     <pic:cNvPicPr/>
                   </pic:nvPicPr>
                   <pic:blipFill>
-                    <a:blip r:embed="rId17"/>
+                    <a:blip r:embed="rId20"/>
                     <a:stretch>
                       <a:fillRect/>
                     </a:stretch>
@@ -5185,13 +6482,31 @@
         </w:rPr>
         <w:t>(</w:t>
       </w:r>
+      <w:proofErr w:type="spellStart"/>
       <w:r>
         <w:rPr>
           <w:b/>
           <w:bCs/>
         </w:rPr>
-        <w:t>Link to Previous</w:t>
-      </w:r>
+        <w:t>Link</w:t>
+      </w:r>
+      <w:proofErr w:type="spellEnd"/>
+      <w:r>
+        <w:rPr>
+          <w:b/>
+          <w:bCs/>
+        </w:rPr>
+        <w:t xml:space="preserve"> to </w:t>
+      </w:r>
+      <w:proofErr w:type="spellStart"/>
+      <w:r>
+        <w:rPr>
+          <w:b/>
+          <w:bCs/>
+        </w:rPr>
+        <w:t>Previous</w:t>
+      </w:r>
+      <w:proofErr w:type="spellEnd"/>
       <w:r>
         <w:rPr>
           <w:bCs/>
@@ -5236,6 +6551,7 @@
         </w:rPr>
         <w:t>(</w:t>
       </w:r>
+      <w:proofErr w:type="spellStart"/>
       <w:r>
         <w:rPr>
           <w:b/>
@@ -5244,6 +6560,7 @@
         </w:rPr>
         <w:t>Yes</w:t>
       </w:r>
+      <w:proofErr w:type="spellEnd"/>
       <w:r>
         <w:rPr>
           <w:bCs/>
@@ -5287,7 +6604,7 @@
                     <pic:cNvPicPr/>
                   </pic:nvPicPr>
                   <pic:blipFill>
-                    <a:blip r:embed="rId18"/>
+                    <a:blip r:embed="rId21"/>
                     <a:stretch>
                       <a:fillRect/>
                     </a:stretch>
@@ -5310,7 +6627,7 @@
     </w:p>
     <w:p>
       <w:pPr>
-        <w:pStyle w:val="Caption"/>
+        <w:pStyle w:val="Kuvaotsikko"/>
         <w:ind w:firstLine="360"/>
       </w:pPr>
       <w:bookmarkStart w:id="46" w:name="_Toc137394105"/>
@@ -5356,7 +6673,6 @@
         <w:contextualSpacing/>
       </w:pPr>
       <w:r>
-        <w:lastRenderedPageBreak/>
         <w:t xml:space="preserve">Lopuksi poistetaan itse liitesivu (liiteosa) ja sivun tekstit. Tämä tarkoittaa </w:t>
       </w:r>
       <w:r>
@@ -5413,6 +6729,7 @@
         </w:rPr>
         <w:t>(</w:t>
       </w:r>
+      <w:proofErr w:type="spellStart"/>
       <w:r>
         <w:rPr>
           <w:b/>
@@ -5421,6 +6738,7 @@
         </w:rPr>
         <w:t>Paragraph</w:t>
       </w:r>
+      <w:proofErr w:type="spellEnd"/>
       <w:r>
         <w:rPr>
           <w:bCs/>
@@ -5464,7 +6782,7 @@
                     <pic:cNvPicPr/>
                   </pic:nvPicPr>
                   <pic:blipFill>
-                    <a:blip r:embed="rId19"/>
+                    <a:blip r:embed="rId22"/>
                     <a:stretch>
                       <a:fillRect/>
                     </a:stretch>
@@ -5493,6 +6811,7 @@
       <w:r>
         <w:t xml:space="preserve">) poistettavaa liitettä edeltävän sivun lopussa. Poista kyseinen osanvaihtokoodi napsauttamalla koodin kanssa samalle riville ja painamalla </w:t>
       </w:r>
+      <w:proofErr w:type="spellStart"/>
       <w:r>
         <w:rPr>
           <w:b/>
@@ -5501,8 +6820,17 @@
         </w:rPr>
         <w:t>Delete</w:t>
       </w:r>
-      <w:r>
-        <w:t>-painiketta näppäimistöltä (Delete poistaa kohdistimen oikealta puolelta).</w:t>
+      <w:proofErr w:type="spellEnd"/>
+      <w:r>
+        <w:t>-painiketta näppäimistöltä (</w:t>
+      </w:r>
+      <w:proofErr w:type="spellStart"/>
+      <w:r>
+        <w:t>Delete</w:t>
+      </w:r>
+      <w:proofErr w:type="spellEnd"/>
+      <w:r>
+        <w:t xml:space="preserve"> poistaa kohdistimen oikealta puolelta).</w:t>
       </w:r>
     </w:p>
     <w:p>
@@ -5537,7 +6865,7 @@
                     <pic:cNvPicPr/>
                   </pic:nvPicPr>
                   <pic:blipFill>
-                    <a:blip r:embed="rId20"/>
+                    <a:blip r:embed="rId23"/>
                     <a:stretch>
                       <a:fillRect/>
                     </a:stretch>
@@ -5560,7 +6888,7 @@
     </w:p>
     <w:p>
       <w:pPr>
-        <w:pStyle w:val="Caption"/>
+        <w:pStyle w:val="Kuvaotsikko"/>
         <w:ind w:firstLine="360"/>
       </w:pPr>
       <w:bookmarkStart w:id="47" w:name="_Toc137394106"/>
@@ -5590,6 +6918,7 @@
         <w:contextualSpacing/>
       </w:pPr>
       <w:r>
+        <w:lastRenderedPageBreak/>
         <w:t>Poista lopuksi poistettavan liitteen tekstit normaalisti (valitsemalla ja poistamalla).</w:t>
       </w:r>
     </w:p>
@@ -5611,7 +6940,7 @@
     <w:p>
       <w:pPr>
         <w:sectPr>
-          <w:headerReference w:type="default" r:id="rId21"/>
+          <w:headerReference w:type="default" r:id="rId24"/>
           <w:pgSz w:w="11907" w:h="16839" w:code="9"/>
           <w:pgMar w:top="1701" w:right="1134" w:bottom="1701" w:left="2268" w:header="709" w:footer="709" w:gutter="0"/>
           <w:cols w:space="708"/>
@@ -5755,7 +7084,17 @@
                       <w:rFonts w:ascii="Cambria Math" w:hAnsi="Cambria Math"/>
                       <w:vertAlign w:val="superscript"/>
                     </w:rPr>
-                    <m:t>-0,00012</m:t>
+                    <m:t>-</m:t>
+                  </m:r>
+                  <m:r>
+                    <m:rPr>
+                      <m:sty m:val="p"/>
+                    </m:rPr>
+                    <w:rPr>
+                      <w:rFonts w:ascii="Cambria Math" w:hAnsi="Cambria Math"/>
+                      <w:vertAlign w:val="superscript"/>
+                    </w:rPr>
+                    <m:t>0,00012</m:t>
                   </m:r>
                   <m:r>
                     <w:rPr>
@@ -5875,25 +7214,25 @@
     </w:p>
     <w:p>
       <w:r>
+        <w:t>EN 1991-1-4. 2019. Rakenteiden lujuus ja vakaus. Rakenteiden kuormat. Suomen rakentamismääräyskokoelma. Helsinki: Ympäristöministeriö.</w:t>
+      </w:r>
+    </w:p>
+    <w:p>
+      <w:pPr>
+        <w:pStyle w:val="UnnumberedHeading"/>
+      </w:pPr>
+      <w:r>
+        <w:t>Kuvat, kuviot ja taulukot osana tekstiä</w:t>
+      </w:r>
+    </w:p>
+    <w:p>
+      <w:r>
+        <w:t>Teksti- ja liitesivuilla oleva kuva, kuvio tai taulukko tulisi olla mahdollisuuksien mukaan esittää kokonaisena samalla sivulla. Kohdeobjekti erotetaan tekstistä yhdellä tyhjällä rivillä. Jos kuva, kuvio tai tauluko on kookas, edeltävän tekstin ja objektin väliin voi tarvittaessa jäädä tyhjä tila sivun alareunaan. Jos taulukko on tarpeen jakaa useammalle sivulle, tulisi se sijoittaa raportin liiteosioon.</w:t>
+      </w:r>
+    </w:p>
+    <w:p>
+      <w:r>
         <w:lastRenderedPageBreak/>
-        <w:t>EN 1991-1-4. 2019. Rakenteiden lujuus ja vakaus. Rakenteiden kuormat. Suomen rakentamismääräyskokoelma. Helsinki: Ympäristöministeriö.</w:t>
-      </w:r>
-    </w:p>
-    <w:p>
-      <w:pPr>
-        <w:pStyle w:val="UnnumberedHeading"/>
-      </w:pPr>
-      <w:r>
-        <w:t>Kuvat, kuviot ja taulukot osana tekstiä</w:t>
-      </w:r>
-    </w:p>
-    <w:p>
-      <w:r>
-        <w:t>Teksti- ja liitesivuilla oleva kuva, kuvio tai taulukko tulisi olla mahdollisuuksien mukaan esittää kokonaisena samalla sivulla. Kohdeobjekti erotetaan tekstistä yhdellä tyhjällä rivillä. Jos kuva, kuvio tai tauluko on kookas, edeltävän tekstin ja objektin väliin voi tarvittaessa jäädä tyhjä tila sivun alareunaan. Jos taulukko on tarpeen jakaa useammalle sivulle, tulisi se sijoittaa raportin liiteosioon.</w:t>
-      </w:r>
-    </w:p>
-    <w:p>
-      <w:r>
         <w:t>Kuva, kuvio tai taulukko ei saa koskaan aloittaa tai päättää tekstilukua. Sen oikea paikka on lähellä sitä tekstikappaletta, jossa siihen viitataan. Kuvia, kuvioita ja taulukoita ei myöskään pidä sijoittaa useampia peräkkäin, vaan väliin tulisi laittaa ainakin yksi tekstikappale selkiyttämään sisältöä.</w:t>
       </w:r>
     </w:p>
@@ -5920,7 +7259,7 @@
                     </pic:cNvPicPr>
                   </pic:nvPicPr>
                   <pic:blipFill>
-                    <a:blip r:embed="rId22" cstate="print"/>
+                    <a:blip r:embed="rId25" cstate="print"/>
                     <a:srcRect/>
                     <a:stretch>
                       <a:fillRect/>
@@ -5951,7 +7290,7 @@
     </w:p>
     <w:p>
       <w:pPr>
-        <w:pStyle w:val="Caption"/>
+        <w:pStyle w:val="Kuvaotsikko"/>
       </w:pPr>
       <w:bookmarkStart w:id="49" w:name="_Toc137394113"/>
       <w:r>
@@ -5985,160 +7324,181 @@
         <w:t>saavutettavuus</w:t>
       </w:r>
       <w:r>
-        <w:t xml:space="preserve">. Tämä tarkoittaa mm. sitä, että kaikille dokumentin kuville, kuvioille ja taulukoille on </w:t>
-      </w:r>
-      <w:r>
+        <w:t>. Tämä tarkoittaa mm. sitä, että kaikille dokumentin kuville, kuvioille ja taulukoille on lisättävä vaihtoehtoiset tekstit. Katso tarkemmat ohjeet opinnäytetyön raporttipohjan käyttöohjeesta.</w:t>
+      </w:r>
+    </w:p>
+    <w:p>
+      <w:r>
+        <w:t xml:space="preserve">Kuvat, kuviot ja taulukot on aina </w:t>
+      </w:r>
+      <w:r>
+        <w:rPr>
+          <w:b/>
+          <w:bCs/>
+        </w:rPr>
+        <w:t>numeroitava</w:t>
+      </w:r>
+      <w:r>
+        <w:t xml:space="preserve">, ja niihin on </w:t>
+      </w:r>
+      <w:r>
+        <w:rPr>
+          <w:b/>
+          <w:bCs/>
+        </w:rPr>
+        <w:t>viitattava</w:t>
+      </w:r>
+      <w:r>
+        <w:t xml:space="preserve"> varsinaisessa tekstissä. Kuvan ja kuvion otsikko numeroineen sijoitetaan kohteen alapuolelle, taulukon otsikko numeroineen taulukon yläpuolelle. Objektin otsikkoteksti päättyy pisteeseen. Mikäli kuva, kuvio tai taulukko ei ole kirjoittajan itsensä laatima, siihen merkitään lähdeviite. </w:t>
+      </w:r>
+    </w:p>
+    <w:p>
+      <w:r>
+        <w:t>Raporttipohjassa on yhteinen tekstityyli kuvan, kuvion ja taulukon otsikkoteksteille. Kun luot otsikkotekstit alla kuvatulla tavalla, saat luotua myös automaattiset objektiluettelot kuvista, kuvioista ja taulukoista sisällysluettelon alle.</w:t>
+      </w:r>
+    </w:p>
+    <w:p>
+      <w:pPr>
+        <w:pStyle w:val="UnnumberedHeading"/>
+      </w:pPr>
+      <w:r>
+        <w:t>Kuva- tai kuvio-otsikon lisääminen</w:t>
+      </w:r>
+    </w:p>
+    <w:p>
+      <w:r>
+        <w:t xml:space="preserve">Kuvan tai kuvion lisäämisen jälkeen siirrä kohdistin kohteen alapuolelle tyhjälle riville. Valitse </w:t>
+      </w:r>
+      <w:r>
+        <w:rPr>
+          <w:b/>
+          <w:bCs/>
+          <w:iCs/>
+        </w:rPr>
+        <w:t xml:space="preserve">Viittaukset </w:t>
+      </w:r>
+      <w:r>
+        <w:rPr>
+          <w:bCs/>
+          <w:iCs/>
+        </w:rPr>
+        <w:t>(</w:t>
+      </w:r>
+      <w:proofErr w:type="spellStart"/>
+      <w:r>
+        <w:rPr>
+          <w:b/>
+          <w:bCs/>
+          <w:iCs/>
+        </w:rPr>
+        <w:t>References</w:t>
+      </w:r>
+      <w:proofErr w:type="spellEnd"/>
+      <w:r>
+        <w:rPr>
+          <w:bCs/>
+          <w:iCs/>
+        </w:rPr>
+        <w:t>)</w:t>
+      </w:r>
+      <w:r>
+        <w:t xml:space="preserve"> -välilehdeltä </w:t>
+      </w:r>
+      <w:r>
+        <w:rPr>
+          <w:b/>
+          <w:bCs/>
+          <w:iCs/>
+        </w:rPr>
+        <w:t xml:space="preserve">Lisää otsikko </w:t>
+      </w:r>
+      <w:r>
+        <w:rPr>
+          <w:bCs/>
+          <w:iCs/>
+        </w:rPr>
+        <w:t>(</w:t>
+      </w:r>
+      <w:proofErr w:type="spellStart"/>
+      <w:r>
+        <w:rPr>
+          <w:b/>
+          <w:bCs/>
+          <w:iCs/>
+        </w:rPr>
+        <w:t>Insert</w:t>
+      </w:r>
+      <w:proofErr w:type="spellEnd"/>
+      <w:r>
+        <w:rPr>
+          <w:b/>
+          <w:bCs/>
+          <w:iCs/>
+        </w:rPr>
+        <w:t xml:space="preserve"> </w:t>
+      </w:r>
+      <w:proofErr w:type="spellStart"/>
+      <w:r>
+        <w:rPr>
+          <w:b/>
+          <w:bCs/>
+          <w:iCs/>
+        </w:rPr>
+        <w:t>Caption</w:t>
+      </w:r>
+      <w:proofErr w:type="spellEnd"/>
+      <w:r>
+        <w:rPr>
+          <w:bCs/>
+          <w:iCs/>
+        </w:rPr>
+        <w:t>)</w:t>
+      </w:r>
+      <w:r>
+        <w:t xml:space="preserve"> ja valitse </w:t>
+      </w:r>
+      <w:r>
+        <w:rPr>
+          <w:b/>
+          <w:bCs/>
+          <w:iCs/>
+        </w:rPr>
+        <w:t xml:space="preserve">Otsikko </w:t>
+      </w:r>
+      <w:r>
+        <w:rPr>
+          <w:bCs/>
+          <w:iCs/>
+        </w:rPr>
+        <w:t>(</w:t>
+      </w:r>
+      <w:proofErr w:type="spellStart"/>
+      <w:r>
+        <w:rPr>
+          <w:b/>
+          <w:bCs/>
+          <w:iCs/>
+        </w:rPr>
+        <w:t>Label</w:t>
+      </w:r>
+      <w:proofErr w:type="spellEnd"/>
+      <w:r>
+        <w:rPr>
+          <w:bCs/>
+          <w:iCs/>
+        </w:rPr>
+        <w:t>)</w:t>
+      </w:r>
+      <w:r>
+        <w:t xml:space="preserve"> -valikosta Kuva tai Kuvio. Kirjoita kuvan tai kuvion järjestysnumeron jälkeen piste. Kirjoita sitten kuvan tai kuvion otsikkoteksti ja päätä se pisteeseen. Napsauta OK.</w:t>
+      </w:r>
+    </w:p>
+    <w:p>
+      <w:r>
+        <w:rPr>
+          <w:noProof/>
+        </w:rPr>
         <w:lastRenderedPageBreak/>
-        <w:t>lisättävä vaihtoehtoiset tekstit. Katso tarkemmat ohjeet opinnäytetyön raporttipohjan käyttöohjeesta.</w:t>
-      </w:r>
-    </w:p>
-    <w:p>
-      <w:r>
-        <w:t xml:space="preserve">Kuvat, kuviot ja taulukot on aina </w:t>
-      </w:r>
-      <w:r>
-        <w:rPr>
-          <w:b/>
-          <w:bCs/>
-        </w:rPr>
-        <w:t>numeroitava</w:t>
-      </w:r>
-      <w:r>
-        <w:t xml:space="preserve">, ja niihin on </w:t>
-      </w:r>
-      <w:r>
-        <w:rPr>
-          <w:b/>
-          <w:bCs/>
-        </w:rPr>
-        <w:t>viitattava</w:t>
-      </w:r>
-      <w:r>
-        <w:t xml:space="preserve"> varsinaisessa tekstissä. Kuvan ja kuvion otsikko numeroineen sijoitetaan kohteen alapuolelle, taulukon otsikko numeroineen taulukon yläpuolelle. Objektin otsikkoteksti päättyy pisteeseen. Mikäli kuva, kuvio tai taulukko ei ole kirjoittajan itsensä laatima, siihen merkitään lähdeviite. </w:t>
-      </w:r>
-    </w:p>
-    <w:p>
-      <w:r>
-        <w:t>Raporttipohjassa on yhteinen tekstityyli kuvan, kuvion ja taulukon otsikkoteksteille. Kun luot otsikkotekstit alla kuvatulla tavalla, saat luotua myös automaattiset objektiluettelot kuvista, kuvioista ja taulukoista sisällysluettelon alle.</w:t>
-      </w:r>
-    </w:p>
-    <w:p>
-      <w:pPr>
-        <w:pStyle w:val="UnnumberedHeading"/>
-      </w:pPr>
-      <w:r>
-        <w:t>Kuva- tai kuvio-otsikon lisääminen</w:t>
-      </w:r>
-    </w:p>
-    <w:p>
-      <w:r>
-        <w:t xml:space="preserve">Kuvan tai kuvion lisäämisen jälkeen siirrä kohdistin kohteen alapuolelle tyhjälle riville. Valitse </w:t>
-      </w:r>
-      <w:r>
-        <w:rPr>
-          <w:b/>
-          <w:bCs/>
-          <w:iCs/>
-        </w:rPr>
-        <w:t xml:space="preserve">Viittaukset </w:t>
-      </w:r>
-      <w:r>
-        <w:rPr>
-          <w:bCs/>
-          <w:iCs/>
-        </w:rPr>
-        <w:t>(</w:t>
-      </w:r>
-      <w:r>
-        <w:rPr>
-          <w:b/>
-          <w:bCs/>
-          <w:iCs/>
-        </w:rPr>
-        <w:t>References</w:t>
-      </w:r>
-      <w:r>
-        <w:rPr>
-          <w:bCs/>
-          <w:iCs/>
-        </w:rPr>
-        <w:t>)</w:t>
-      </w:r>
-      <w:r>
-        <w:t xml:space="preserve"> -välilehdeltä </w:t>
-      </w:r>
-      <w:r>
-        <w:rPr>
-          <w:b/>
-          <w:bCs/>
-          <w:iCs/>
-        </w:rPr>
-        <w:t xml:space="preserve">Lisää otsikko </w:t>
-      </w:r>
-      <w:r>
-        <w:rPr>
-          <w:bCs/>
-          <w:iCs/>
-        </w:rPr>
-        <w:t>(</w:t>
-      </w:r>
-      <w:r>
-        <w:rPr>
-          <w:b/>
-          <w:bCs/>
-          <w:iCs/>
-        </w:rPr>
-        <w:t>Insert Caption</w:t>
-      </w:r>
-      <w:r>
-        <w:rPr>
-          <w:bCs/>
-          <w:iCs/>
-        </w:rPr>
-        <w:t>)</w:t>
-      </w:r>
-      <w:r>
-        <w:t xml:space="preserve"> ja valitse </w:t>
-      </w:r>
-      <w:r>
-        <w:rPr>
-          <w:b/>
-          <w:bCs/>
-          <w:iCs/>
-        </w:rPr>
-        <w:t xml:space="preserve">Otsikko </w:t>
-      </w:r>
-      <w:r>
-        <w:rPr>
-          <w:bCs/>
-          <w:iCs/>
-        </w:rPr>
-        <w:t>(</w:t>
-      </w:r>
-      <w:r>
-        <w:rPr>
-          <w:b/>
-          <w:bCs/>
-          <w:iCs/>
-        </w:rPr>
-        <w:t>Label</w:t>
-      </w:r>
-      <w:r>
-        <w:rPr>
-          <w:bCs/>
-          <w:iCs/>
-        </w:rPr>
-        <w:t>)</w:t>
-      </w:r>
-      <w:r>
-        <w:t xml:space="preserve"> -valikosta Kuva tai Kuvio. Kirjoita kuvan tai kuvion järjestysnumeron jälkeen piste. Kirjoita sitten kuvan tai kuvion otsikkoteksti ja päätä se pisteeseen. Napsauta OK.</w:t>
-      </w:r>
-    </w:p>
-    <w:p>
-      <w:r>
-        <w:rPr>
-          <w:noProof/>
-        </w:rPr>
         <w:drawing>
           <wp:inline distT="0" distB="0" distL="0" distR="0" wp14:anchorId="119867A2" wp14:editId="1ECC77B0">
             <wp:extent cx="2782570" cy="1835070"/>
@@ -6157,7 +7517,7 @@
                     </pic:cNvPicPr>
                   </pic:nvPicPr>
                   <pic:blipFill>
-                    <a:blip r:embed="rId23">
+                    <a:blip r:embed="rId26">
                       <a:extLst>
                         <a:ext uri="{28A0092B-C50C-407E-A947-70E740481C1C}">
                           <a14:useLocalDpi xmlns:a14="http://schemas.microsoft.com/office/drawing/2010/main" val="0"/>
@@ -6188,7 +7548,7 @@
     </w:p>
     <w:p>
       <w:pPr>
-        <w:pStyle w:val="Caption"/>
+        <w:pStyle w:val="Kuvaotsikko"/>
       </w:pPr>
       <w:bookmarkStart w:id="50" w:name="_Toc436943409"/>
       <w:bookmarkStart w:id="51" w:name="_Toc137394107"/>
@@ -6215,17 +7575,24 @@
     <w:p>
       <w:bookmarkStart w:id="52" w:name="_Hlk135822502"/>
       <w:r>
-        <w:lastRenderedPageBreak/>
         <w:t>Kun toimit edellä mainitulla tavalla, kuvat ja kuviot merkitään automaattisesti Kuvan otsikko -tyylillä ja saat ne osaksi Kuvat ja Kuviot -luetteloita, kun luettelot seuraavan kerran päivitetään.</w:t>
       </w:r>
     </w:p>
     <w:bookmarkEnd w:id="52"/>
     <w:p>
+      <w:proofErr w:type="spellStart"/>
       <w:r>
         <w:rPr>
           <w:b/>
         </w:rPr>
-        <w:t>Huom!</w:t>
+        <w:t>Huom</w:t>
+      </w:r>
+      <w:proofErr w:type="spellEnd"/>
+      <w:r>
+        <w:rPr>
+          <w:b/>
+        </w:rPr>
+        <w:t>!</w:t>
       </w:r>
       <w:r>
         <w:t xml:space="preserve"> Kuvan 3 mukaisesta </w:t>
@@ -6269,6 +7636,7 @@
         </w:rPr>
         <w:t>(</w:t>
       </w:r>
+      <w:proofErr w:type="spellStart"/>
       <w:r>
         <w:rPr>
           <w:b/>
@@ -6277,6 +7645,7 @@
         </w:rPr>
         <w:t>References</w:t>
       </w:r>
+      <w:proofErr w:type="spellEnd"/>
       <w:r>
         <w:rPr>
           <w:bCs/>
@@ -6302,19 +7671,39 @@
         </w:rPr>
         <w:t>(</w:t>
       </w:r>
+      <w:proofErr w:type="spellStart"/>
       <w:r>
         <w:rPr>
           <w:b/>
           <w:bCs/>
           <w:iCs/>
         </w:rPr>
-        <w:t>Insert Caption</w:t>
-      </w:r>
-      <w:r>
-        <w:rPr>
+        <w:t>Insert</w:t>
+      </w:r>
+      <w:proofErr w:type="spellEnd"/>
+      <w:r>
+        <w:rPr>
+          <w:b/>
           <w:bCs/>
           <w:iCs/>
         </w:rPr>
+        <w:t xml:space="preserve"> </w:t>
+      </w:r>
+      <w:proofErr w:type="spellStart"/>
+      <w:r>
+        <w:rPr>
+          <w:b/>
+          <w:bCs/>
+          <w:iCs/>
+        </w:rPr>
+        <w:t>Caption</w:t>
+      </w:r>
+      <w:proofErr w:type="spellEnd"/>
+      <w:r>
+        <w:rPr>
+          <w:bCs/>
+          <w:iCs/>
+        </w:rPr>
         <w:t>)</w:t>
       </w:r>
       <w:r>
@@ -6328,7 +7717,15 @@
         <w:t>Uusi otsikkolaji</w:t>
       </w:r>
       <w:r>
-        <w:t xml:space="preserve"> (Kuva 4). Kirjoita avautuvaan ikkunaan uuden otsikkolajin tyyppi (esimerkiksi Kuvio) ja hyväksy OK:lla. Nyt ohjelma ehdottaa kyseisen otsikkolajin otsikon lisäämistä ja otsikkolaji löytyy jatkossa suoraan käyttämäsi Word-ohjelman Otsikko-valikosta.</w:t>
+        <w:t xml:space="preserve"> (Kuva 4). Kirjoita avautuvaan ikkunaan uuden otsikkolajin tyyppi (esimerkiksi Kuvio) ja hyväksy </w:t>
+      </w:r>
+      <w:proofErr w:type="spellStart"/>
+      <w:r>
+        <w:t>OK:lla</w:t>
+      </w:r>
+      <w:proofErr w:type="spellEnd"/>
+      <w:r>
+        <w:t>. Nyt ohjelma ehdottaa kyseisen otsikkolajin otsikon lisäämistä ja otsikkolaji löytyy jatkossa suoraan käyttämäsi Word-ohjelman Otsikko-valikosta.</w:t>
       </w:r>
     </w:p>
     <w:p>
@@ -6368,7 +7765,7 @@
                           </pic:cNvPicPr>
                         </pic:nvPicPr>
                         <pic:blipFill rotWithShape="1">
-                          <a:blip r:embed="rId24" cstate="print">
+                          <a:blip r:embed="rId27" cstate="print">
                             <a:extLst>
                               <a:ext uri="{28A0092B-C50C-407E-A947-70E740481C1C}">
                                 <a14:useLocalDpi xmlns:a14="http://schemas.microsoft.com/office/drawing/2010/main" val="0"/>
@@ -6473,7 +7870,7 @@
                   <o:lock v:ext="edit" aspectratio="t"/>
                 </v:shapetype>
                 <v:shape id="Kuva 8" o:spid="_x0000_s1027" type="#_x0000_t75" alt="Kuvakaappaus: otsikkolajin lisääminen" style="position:absolute;width:37909;height:32607;visibility:visible;mso-wrap-style:square" o:gfxdata="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">
-                  <v:imagedata r:id="rId25" o:title=" otsikkolajin lisääminen"/>
+                  <v:imagedata r:id="rId28" o:title=" otsikkolajin lisääminen"/>
                 </v:shape>
                 <v:rect id="Suorakulmio 4" o:spid="_x0000_s1028" alt="&quot;&quot;" style="position:absolute;left:1380;top:16045;width:15182;height:2329;visibility:visible;mso-wrap-style:square;v-text-anchor:middle" o:gfxdata="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" filled="f" strokecolor="black [3213]" strokeweight="3pt"/>
                 <w10:anchorlock/>
@@ -6485,7 +7882,7 @@
     </w:p>
     <w:p>
       <w:pPr>
-        <w:pStyle w:val="Caption"/>
+        <w:pStyle w:val="Kuvaotsikko"/>
       </w:pPr>
       <w:bookmarkStart w:id="53" w:name="_Toc137394108"/>
       <w:r>
@@ -6509,119 +7906,143 @@
         <w:pStyle w:val="UnnumberedHeading"/>
       </w:pPr>
       <w:r>
+        <w:t>Taulukon otsikon lisääminen</w:t>
+      </w:r>
+    </w:p>
+    <w:p>
+      <w:r>
+        <w:t xml:space="preserve">Taulukon otsikko lisätään taulukon yläpuolelle. Siirrä kohdistin taulukon yläpuolelle tyhjälle riville. Valitse vastaavalla tavalla </w:t>
+      </w:r>
+      <w:r>
+        <w:rPr>
+          <w:b/>
+          <w:bCs/>
+          <w:iCs/>
+        </w:rPr>
+        <w:t xml:space="preserve">Viittaukset </w:t>
+      </w:r>
+      <w:r>
+        <w:rPr>
+          <w:bCs/>
+          <w:iCs/>
+        </w:rPr>
+        <w:t>(</w:t>
+      </w:r>
+      <w:proofErr w:type="spellStart"/>
+      <w:r>
+        <w:rPr>
+          <w:b/>
+          <w:bCs/>
+          <w:iCs/>
+        </w:rPr>
+        <w:t>References</w:t>
+      </w:r>
+      <w:proofErr w:type="spellEnd"/>
+      <w:r>
+        <w:rPr>
+          <w:bCs/>
+          <w:iCs/>
+        </w:rPr>
+        <w:t>)</w:t>
+      </w:r>
+      <w:r>
+        <w:t xml:space="preserve"> -välilehdeltä </w:t>
+      </w:r>
+      <w:r>
+        <w:rPr>
+          <w:b/>
+          <w:bCs/>
+          <w:iCs/>
+        </w:rPr>
+        <w:t xml:space="preserve">Lisää otsikko </w:t>
+      </w:r>
+      <w:r>
+        <w:rPr>
+          <w:bCs/>
+          <w:iCs/>
+        </w:rPr>
+        <w:t>(</w:t>
+      </w:r>
+      <w:proofErr w:type="spellStart"/>
+      <w:r>
+        <w:rPr>
+          <w:b/>
+          <w:bCs/>
+          <w:iCs/>
+        </w:rPr>
+        <w:t>Insert</w:t>
+      </w:r>
+      <w:proofErr w:type="spellEnd"/>
+      <w:r>
+        <w:rPr>
+          <w:b/>
+          <w:bCs/>
+          <w:iCs/>
+        </w:rPr>
+        <w:t xml:space="preserve"> </w:t>
+      </w:r>
+      <w:proofErr w:type="spellStart"/>
+      <w:r>
+        <w:rPr>
+          <w:b/>
+          <w:bCs/>
+          <w:iCs/>
+        </w:rPr>
+        <w:t>Caption</w:t>
+      </w:r>
+      <w:proofErr w:type="spellEnd"/>
+      <w:r>
+        <w:rPr>
+          <w:bCs/>
+          <w:iCs/>
+        </w:rPr>
+        <w:t>)</w:t>
+      </w:r>
+      <w:r>
+        <w:t xml:space="preserve"> ja valitse </w:t>
+      </w:r>
+      <w:r>
+        <w:rPr>
+          <w:b/>
+          <w:bCs/>
+          <w:iCs/>
+        </w:rPr>
+        <w:t>Otsikko</w:t>
+      </w:r>
+      <w:r>
+        <w:rPr>
+          <w:bCs/>
+          <w:iCs/>
+        </w:rPr>
+        <w:t xml:space="preserve"> (</w:t>
+      </w:r>
+      <w:proofErr w:type="spellStart"/>
+      <w:r>
+        <w:rPr>
+          <w:b/>
+          <w:bCs/>
+          <w:iCs/>
+        </w:rPr>
+        <w:t>Label</w:t>
+      </w:r>
+      <w:proofErr w:type="spellEnd"/>
+      <w:r>
+        <w:rPr>
+          <w:bCs/>
+          <w:iCs/>
+        </w:rPr>
+        <w:t>)</w:t>
+      </w:r>
+      <w:r>
+        <w:t xml:space="preserve"> -valikosta </w:t>
+      </w:r>
+      <w:r>
+        <w:rPr>
+          <w:b/>
+          <w:bCs/>
+          <w:iCs/>
+        </w:rPr>
         <w:lastRenderedPageBreak/>
-        <w:t>Taulukon otsikon lisääminen</w:t>
-      </w:r>
-    </w:p>
-    <w:p>
-      <w:r>
-        <w:t xml:space="preserve">Taulukon otsikko lisätään taulukon yläpuolelle. Siirrä kohdistin taulukon yläpuolelle tyhjälle riville. Valitse vastaavalla tavalla </w:t>
-      </w:r>
-      <w:r>
-        <w:rPr>
-          <w:b/>
-          <w:bCs/>
-          <w:iCs/>
-        </w:rPr>
-        <w:t xml:space="preserve">Viittaukset </w:t>
-      </w:r>
-      <w:r>
-        <w:rPr>
-          <w:bCs/>
-          <w:iCs/>
-        </w:rPr>
-        <w:t>(</w:t>
-      </w:r>
-      <w:r>
-        <w:rPr>
-          <w:b/>
-          <w:bCs/>
-          <w:iCs/>
-        </w:rPr>
-        <w:t>References</w:t>
-      </w:r>
-      <w:r>
-        <w:rPr>
-          <w:bCs/>
-          <w:iCs/>
-        </w:rPr>
-        <w:t>)</w:t>
-      </w:r>
-      <w:r>
-        <w:t xml:space="preserve"> -välilehdeltä </w:t>
-      </w:r>
-      <w:r>
-        <w:rPr>
-          <w:b/>
-          <w:bCs/>
-          <w:iCs/>
-        </w:rPr>
-        <w:t xml:space="preserve">Lisää otsikko </w:t>
-      </w:r>
-      <w:r>
-        <w:rPr>
-          <w:bCs/>
-          <w:iCs/>
-        </w:rPr>
-        <w:t>(</w:t>
-      </w:r>
-      <w:r>
-        <w:rPr>
-          <w:b/>
-          <w:bCs/>
-          <w:iCs/>
-        </w:rPr>
-        <w:t>Insert Caption</w:t>
-      </w:r>
-      <w:r>
-        <w:rPr>
-          <w:bCs/>
-          <w:iCs/>
-        </w:rPr>
-        <w:t>)</w:t>
-      </w:r>
-      <w:r>
-        <w:t xml:space="preserve"> ja valitse </w:t>
-      </w:r>
-      <w:r>
-        <w:rPr>
-          <w:b/>
-          <w:bCs/>
-          <w:iCs/>
-        </w:rPr>
-        <w:t>Otsikko</w:t>
-      </w:r>
-      <w:r>
-        <w:rPr>
-          <w:bCs/>
-          <w:iCs/>
-        </w:rPr>
-        <w:t xml:space="preserve"> (</w:t>
-      </w:r>
-      <w:r>
-        <w:rPr>
-          <w:b/>
-          <w:bCs/>
-          <w:iCs/>
-        </w:rPr>
-        <w:t>Label</w:t>
-      </w:r>
-      <w:r>
-        <w:rPr>
-          <w:bCs/>
-          <w:iCs/>
-        </w:rPr>
-        <w:t>)</w:t>
-      </w:r>
-      <w:r>
-        <w:t xml:space="preserve"> -valikosta </w:t>
-      </w:r>
-      <w:r>
-        <w:rPr>
-          <w:b/>
-          <w:bCs/>
-          <w:iCs/>
-        </w:rPr>
         <w:t>Taulukko</w:t>
       </w:r>
       <w:r>
@@ -6629,8 +8050,13 @@
       </w:r>
     </w:p>
     <w:p>
-      <w:r>
-        <w:t>Wordissä voi valita erilaisia taulukkotyylejä. Taulukkotyökalu ilmestyy näkyviin ohjelman yläpalkkiin, kun siirrät kohdistimen johonkin taulukon soluun. Taulukkotyylejä kannattaa kuitenkin käyttää harkiten, jotta lopputulos on saavutettava.</w:t>
+      <w:proofErr w:type="spellStart"/>
+      <w:r>
+        <w:t>Wordissä</w:t>
+      </w:r>
+      <w:proofErr w:type="spellEnd"/>
+      <w:r>
+        <w:t xml:space="preserve"> voi valita erilaisia taulukkotyylejä. Taulukkotyökalu ilmestyy näkyviin ohjelman yläpalkkiin, kun siirrät kohdistimen johonkin taulukon soluun. Taulukkotyylejä kannattaa kuitenkin käyttää harkiten, jotta lopputulos on saavutettava.</w:t>
       </w:r>
     </w:p>
     <w:p>
@@ -6640,7 +8066,7 @@
     </w:p>
     <w:p>
       <w:pPr>
-        <w:pStyle w:val="Caption"/>
+        <w:pStyle w:val="Kuvaotsikko"/>
       </w:pPr>
       <w:bookmarkStart w:id="54" w:name="_Toc436943418"/>
       <w:bookmarkStart w:id="55" w:name="_Toc137394114"/>
@@ -6663,7 +8089,7 @@
     </w:p>
     <w:tbl>
       <w:tblPr>
-        <w:tblStyle w:val="TableGridLight"/>
+        <w:tblStyle w:val="Vaaleataulukkoruudukko"/>
         <w:tblpPr w:leftFromText="141" w:rightFromText="141" w:vertAnchor="text" w:tblpY="1"/>
         <w:tblOverlap w:val="never"/>
         <w:tblW w:w="4875" w:type="dxa"/>
@@ -6998,12 +8424,14 @@
       <w:r>
         <w:t>(</w:t>
       </w:r>
+      <w:proofErr w:type="spellStart"/>
       <w:r>
         <w:rPr>
           <w:lang w:val="en-US"/>
         </w:rPr>
         <w:t>jatkuu</w:t>
       </w:r>
+      <w:proofErr w:type="spellEnd"/>
       <w:r>
         <w:t>)</w:t>
       </w:r>
@@ -7019,7 +8447,6 @@
           <w:rFonts w:eastAsia="Arial" w:cs="Arial"/>
           <w:bCs/>
         </w:rPr>
-        <w:lastRenderedPageBreak/>
         <w:t>T</w:t>
       </w:r>
       <w:r>
@@ -7053,7 +8480,7 @@
     </w:p>
     <w:tbl>
       <w:tblPr>
-        <w:tblStyle w:val="TableGridLight"/>
+        <w:tblStyle w:val="Vaaleataulukkoruudukko"/>
         <w:tblW w:w="0" w:type="auto"/>
         <w:tblLook w:val="04A0" w:firstRow="1" w:lastRow="0" w:firstColumn="1" w:lastColumn="0" w:noHBand="0" w:noVBand="1"/>
         <w:tblDescription w:val="Esimerkkitaulukon toinen osa"/>
@@ -7299,12 +8726,14 @@
                 <w:lang w:val="en-US"/>
               </w:rPr>
             </w:pPr>
+            <w:proofErr w:type="spellStart"/>
             <w:r>
               <w:rPr>
                 <w:lang w:val="en-US"/>
               </w:rPr>
               <w:t>Yhteensä</w:t>
             </w:r>
+            <w:proofErr w:type="spellEnd"/>
           </w:p>
         </w:tc>
         <w:tc>
@@ -7352,7 +8781,7 @@
     <w:p>
       <w:pPr>
         <w:sectPr>
-          <w:headerReference w:type="default" r:id="rId26"/>
+          <w:headerReference w:type="default" r:id="rId29"/>
           <w:pgSz w:w="11907" w:h="16839" w:code="9"/>
           <w:pgMar w:top="1701" w:right="1134" w:bottom="1701" w:left="2268" w:header="709" w:footer="709" w:gutter="0"/>
           <w:cols w:space="708"/>
@@ -7382,7 +8811,15 @@
     </w:p>
     <w:p>
       <w:r>
-        <w:t xml:space="preserve">Opinnäytetyö tehdään Wordillä, mutta se julkaistaan Theseuksessa </w:t>
+        <w:t xml:space="preserve">Opinnäytetyö tehdään </w:t>
+      </w:r>
+      <w:proofErr w:type="spellStart"/>
+      <w:r>
+        <w:t>Wordillä</w:t>
+      </w:r>
+      <w:proofErr w:type="spellEnd"/>
+      <w:r>
+        <w:t xml:space="preserve">, mutta se julkaistaan Theseuksessa </w:t>
       </w:r>
       <w:r>
         <w:t>saavutettavassa ja arkistokelpoisessa PDF/A-muodossa. Ennen saavutettavan ja arkistoitavan PDF/A-tiedoston luontia täytyy tarkistaa/täydentää myös dokumentin ns. metatiedot, koska tiedoston PDF/A-muoto käyttää myös näitä tietoja osana dokumenttia</w:t>
@@ -7473,6 +8910,7 @@
       <w:r>
         <w:t xml:space="preserve"> (</w:t>
       </w:r>
+      <w:proofErr w:type="spellStart"/>
       <w:r>
         <w:rPr>
           <w:b/>
@@ -7480,6 +8918,7 @@
         </w:rPr>
         <w:t>Keywords</w:t>
       </w:r>
+      <w:proofErr w:type="spellEnd"/>
       <w:r>
         <w:t xml:space="preserve">) halutessasi. Tarkista myös muiden </w:t>
       </w:r>
@@ -7527,7 +8966,7 @@
                           </pic:cNvPicPr>
                         </pic:nvPicPr>
                         <pic:blipFill>
-                          <a:blip r:embed="rId27">
+                          <a:blip r:embed="rId30">
                             <a:extLst>
                               <a:ext uri="{28A0092B-C50C-407E-A947-70E740481C1C}">
                                 <a14:useLocalDpi xmlns:a14="http://schemas.microsoft.com/office/drawing/2010/main" val="0"/>
@@ -7599,7 +9038,7 @@
             <w:pict>
               <v:group w14:anchorId="4C2BA785" id="Ryhmä 16" o:spid="_x0000_s1026" alt="Kuvakaappaus tiedoston ominaisuuksista Tiedosto &gt; Info -välilehdellä." style="width:281.25pt;height:311pt;mso-position-horizontal-relative:char;mso-position-vertical-relative:line" coordsize="35718,39497" o:gfxdata="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">
                 <v:shape id="Kuva 5" o:spid="_x0000_s1027" type="#_x0000_t75" alt="Kuva, joka sisältää kohteen teksti, kuvakaappaus, Fontti, numero&#10;&#10;Kuvaus luotu automaattisesti" style="position:absolute;width:35718;height:39497;visibility:visible;mso-wrap-style:square" o:gfxdata="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">
-                  <v:imagedata r:id="rId28" o:title="Kuva, joka sisältää kohteen teksti, kuvakaappaus, Fontti, numero&#10;&#10;Kuvaus luotu automaattisesti"/>
+                  <v:imagedata r:id="rId31" o:title="Kuva, joka sisältää kohteen teksti, kuvakaappaus, Fontti, numero&#10;&#10;Kuvaus luotu automaattisesti"/>
                 </v:shape>
                 <v:rect id="Suorakulmio 11" o:spid="_x0000_s1028" style="position:absolute;left:63;top:14668;width:34036;height:2413;visibility:visible;mso-wrap-style:square;v-text-anchor:middle" o:gfxdata="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" filled="f" strokecolor="black [3213]" strokeweight="3pt"/>
                 <w10:anchorlock/>
@@ -7611,7 +9050,7 @@
     </w:p>
     <w:p>
       <w:pPr>
-        <w:pStyle w:val="Caption"/>
+        <w:pStyle w:val="Kuvaotsikko"/>
       </w:pPr>
       <w:bookmarkStart w:id="57" w:name="_Toc137394109"/>
       <w:r>
@@ -7635,7 +9074,6 @@
         <w:pStyle w:val="UnnumberedHeading"/>
       </w:pPr>
       <w:r>
-        <w:lastRenderedPageBreak/>
         <w:t>Dokumentin tallennus saavutettavaksi ja arkistoitavaksi PDF/A-tiedostoksi</w:t>
       </w:r>
     </w:p>
@@ -7696,6 +9134,7 @@
         </w:rPr>
         <w:t>(</w:t>
       </w:r>
+      <w:proofErr w:type="spellStart"/>
       <w:r>
         <w:rPr>
           <w:b/>
@@ -7704,6 +9143,7 @@
         </w:rPr>
         <w:t>Export</w:t>
       </w:r>
+      <w:proofErr w:type="spellEnd"/>
       <w:r>
         <w:rPr>
           <w:bCs/>
@@ -7714,11 +9154,19 @@
       <w:r>
         <w:t xml:space="preserve">. </w:t>
       </w:r>
+      <w:proofErr w:type="spellStart"/>
       <w:r>
         <w:rPr>
           <w:lang w:val="en-GB"/>
         </w:rPr>
-        <w:t xml:space="preserve">Valitse </w:t>
+        <w:t>Valitse</w:t>
+      </w:r>
+      <w:proofErr w:type="spellEnd"/>
+      <w:r>
+        <w:rPr>
+          <w:lang w:val="en-GB"/>
+        </w:rPr>
+        <w:t xml:space="preserve"> </w:t>
       </w:r>
       <w:r>
         <w:rPr>
@@ -7726,8 +9174,18 @@
           <w:bCs/>
           <w:lang w:val="en-GB"/>
         </w:rPr>
-        <w:t>Luo PDF- tai XPS-tiedosto</w:t>
-      </w:r>
+        <w:t>Luo PDF- tai XPS-</w:t>
+      </w:r>
+      <w:proofErr w:type="spellStart"/>
+      <w:r>
+        <w:rPr>
+          <w:b/>
+          <w:bCs/>
+          <w:lang w:val="en-GB"/>
+        </w:rPr>
+        <w:t>tiedosto</w:t>
+      </w:r>
+      <w:proofErr w:type="spellEnd"/>
       <w:r>
         <w:rPr>
           <w:bCs/>
@@ -7768,6 +9226,7 @@
           <w:noProof/>
           <w:lang w:eastAsia="fi-FI"/>
         </w:rPr>
+        <w:lastRenderedPageBreak/>
         <w:drawing>
           <wp:inline distT="0" distB="0" distL="0" distR="0" wp14:anchorId="77F57BD8" wp14:editId="1F9D134B">
             <wp:extent cx="3619500" cy="3626653"/>
@@ -7784,7 +9243,7 @@
                     <pic:cNvPicPr/>
                   </pic:nvPicPr>
                   <pic:blipFill>
-                    <a:blip r:embed="rId29"/>
+                    <a:blip r:embed="rId32"/>
                     <a:stretch>
                       <a:fillRect/>
                     </a:stretch>
@@ -7807,7 +9266,7 @@
     </w:p>
     <w:p>
       <w:pPr>
-        <w:pStyle w:val="Caption"/>
+        <w:pStyle w:val="Kuvaotsikko"/>
       </w:pPr>
       <w:bookmarkStart w:id="58" w:name="_Toc59288897"/>
       <w:bookmarkStart w:id="59" w:name="_Toc137394110"/>
@@ -7886,7 +9345,7 @@
                     <pic:cNvPicPr/>
                   </pic:nvPicPr>
                   <pic:blipFill>
-                    <a:blip r:embed="rId30"/>
+                    <a:blip r:embed="rId33"/>
                     <a:stretch>
                       <a:fillRect/>
                     </a:stretch>
@@ -7909,7 +9368,7 @@
     </w:p>
     <w:p>
       <w:pPr>
-        <w:pStyle w:val="Caption"/>
+        <w:pStyle w:val="Kuvaotsikko"/>
       </w:pPr>
       <w:bookmarkStart w:id="60" w:name="_Toc59288898"/>
       <w:bookmarkStart w:id="61" w:name="_Toc137394111"/>
@@ -7941,7 +9400,6 @@
     </w:p>
     <w:p>
       <w:r>
-        <w:lastRenderedPageBreak/>
         <w:t xml:space="preserve">Napsauta tallennusikkunassa </w:t>
       </w:r>
       <w:r>
@@ -7957,6 +9415,7 @@
         </w:rPr>
         <w:t>(</w:t>
       </w:r>
+      <w:proofErr w:type="spellStart"/>
       <w:r>
         <w:rPr>
           <w:b/>
@@ -7964,6 +9423,7 @@
         </w:rPr>
         <w:t>Options</w:t>
       </w:r>
+      <w:proofErr w:type="spellEnd"/>
       <w:r>
         <w:rPr>
           <w:bCs/>
@@ -7997,6 +9457,7 @@
       <w:r>
         <w:t xml:space="preserve"> (</w:t>
       </w:r>
+      <w:proofErr w:type="spellStart"/>
       <w:r>
         <w:rPr>
           <w:b/>
@@ -8004,16 +9465,35 @@
         </w:rPr>
         <w:t>Document</w:t>
       </w:r>
+      <w:proofErr w:type="spellEnd"/>
       <w:r>
         <w:t>) kohdasta julkaistava kohde (</w:t>
       </w:r>
+      <w:proofErr w:type="spellStart"/>
       <w:r>
         <w:rPr>
           <w:b/>
           <w:bCs/>
         </w:rPr>
-        <w:t>Publish what</w:t>
-      </w:r>
+        <w:t>Publish</w:t>
+      </w:r>
+      <w:proofErr w:type="spellEnd"/>
+      <w:r>
+        <w:rPr>
+          <w:b/>
+          <w:bCs/>
+        </w:rPr>
+        <w:t xml:space="preserve"> </w:t>
+      </w:r>
+      <w:proofErr w:type="spellStart"/>
+      <w:r>
+        <w:rPr>
+          <w:b/>
+          <w:bCs/>
+        </w:rPr>
+        <w:t>what</w:t>
+      </w:r>
+      <w:proofErr w:type="spellEnd"/>
       <w:r>
         <w:t xml:space="preserve">). </w:t>
       </w:r>
@@ -8041,13 +9521,63 @@
       <w:r>
         <w:t>(</w:t>
       </w:r>
+      <w:proofErr w:type="spellStart"/>
       <w:r>
         <w:rPr>
           <w:b/>
           <w:bCs/>
         </w:rPr>
-        <w:t>Create Bookmarks using Headings</w:t>
-      </w:r>
+        <w:t>Create</w:t>
+      </w:r>
+      <w:proofErr w:type="spellEnd"/>
+      <w:r>
+        <w:rPr>
+          <w:b/>
+          <w:bCs/>
+        </w:rPr>
+        <w:t xml:space="preserve"> </w:t>
+      </w:r>
+      <w:proofErr w:type="spellStart"/>
+      <w:r>
+        <w:rPr>
+          <w:b/>
+          <w:bCs/>
+        </w:rPr>
+        <w:t>Bookmarks</w:t>
+      </w:r>
+      <w:proofErr w:type="spellEnd"/>
+      <w:r>
+        <w:rPr>
+          <w:b/>
+          <w:bCs/>
+        </w:rPr>
+        <w:t xml:space="preserve"> </w:t>
+      </w:r>
+      <w:proofErr w:type="spellStart"/>
+      <w:r>
+        <w:rPr>
+          <w:b/>
+          <w:bCs/>
+        </w:rPr>
+        <w:t>using</w:t>
+      </w:r>
+      <w:proofErr w:type="spellEnd"/>
+      <w:r>
+        <w:rPr>
+          <w:b/>
+          <w:bCs/>
+        </w:rPr>
+        <w:t xml:space="preserve"> </w:t>
+      </w:r>
+      <w:proofErr w:type="spellStart"/>
+      <w:r>
+        <w:rPr>
+          <w:b/>
+          <w:bCs/>
+        </w:rPr>
+        <w:t>Headings</w:t>
+      </w:r>
+      <w:proofErr w:type="spellEnd"/>
       <w:r>
         <w:t xml:space="preserve">) ja </w:t>
       </w:r>
@@ -8061,13 +9591,63 @@
       <w:r>
         <w:t>(</w:t>
       </w:r>
+      <w:proofErr w:type="spellStart"/>
       <w:r>
         <w:rPr>
           <w:b/>
           <w:bCs/>
         </w:rPr>
-        <w:t>Document Structure Tags for Accessiblity</w:t>
-      </w:r>
+        <w:t>Document</w:t>
+      </w:r>
+      <w:proofErr w:type="spellEnd"/>
+      <w:r>
+        <w:rPr>
+          <w:b/>
+          <w:bCs/>
+        </w:rPr>
+        <w:t xml:space="preserve"> </w:t>
+      </w:r>
+      <w:proofErr w:type="spellStart"/>
+      <w:r>
+        <w:rPr>
+          <w:b/>
+          <w:bCs/>
+        </w:rPr>
+        <w:t>Structure</w:t>
+      </w:r>
+      <w:proofErr w:type="spellEnd"/>
+      <w:r>
+        <w:rPr>
+          <w:b/>
+          <w:bCs/>
+        </w:rPr>
+        <w:t xml:space="preserve"> </w:t>
+      </w:r>
+      <w:proofErr w:type="spellStart"/>
+      <w:r>
+        <w:rPr>
+          <w:b/>
+          <w:bCs/>
+        </w:rPr>
+        <w:t>Tags</w:t>
+      </w:r>
+      <w:proofErr w:type="spellEnd"/>
+      <w:r>
+        <w:rPr>
+          <w:b/>
+          <w:bCs/>
+        </w:rPr>
+        <w:t xml:space="preserve"> for </w:t>
+      </w:r>
+      <w:proofErr w:type="spellStart"/>
+      <w:r>
+        <w:rPr>
+          <w:b/>
+          <w:bCs/>
+        </w:rPr>
+        <w:t>Accessiblity</w:t>
+      </w:r>
+      <w:proofErr w:type="spellEnd"/>
       <w:r>
         <w:t xml:space="preserve">) kohdasta </w:t>
       </w:r>
@@ -8081,13 +9661,47 @@
       <w:r>
         <w:t>(</w:t>
       </w:r>
+      <w:proofErr w:type="spellStart"/>
       <w:r>
         <w:rPr>
           <w:b/>
           <w:bCs/>
         </w:rPr>
-        <w:t>Include non-printing information</w:t>
-      </w:r>
+        <w:t>Include</w:t>
+      </w:r>
+      <w:proofErr w:type="spellEnd"/>
+      <w:r>
+        <w:rPr>
+          <w:b/>
+          <w:bCs/>
+        </w:rPr>
+        <w:t xml:space="preserve"> non-</w:t>
+      </w:r>
+      <w:proofErr w:type="spellStart"/>
+      <w:r>
+        <w:rPr>
+          <w:b/>
+          <w:bCs/>
+        </w:rPr>
+        <w:t>printing</w:t>
+      </w:r>
+      <w:proofErr w:type="spellEnd"/>
+      <w:r>
+        <w:rPr>
+          <w:b/>
+          <w:bCs/>
+        </w:rPr>
+        <w:t xml:space="preserve"> </w:t>
+      </w:r>
+      <w:proofErr w:type="spellStart"/>
+      <w:r>
+        <w:rPr>
+          <w:b/>
+          <w:bCs/>
+        </w:rPr>
+        <w:t>information</w:t>
+      </w:r>
+      <w:proofErr w:type="spellEnd"/>
       <w:r>
         <w:t>). Näin dokumentin rakenne merkitään kappaletyylien perusteella oikein PDF/A-tiedostoon.</w:t>
       </w:r>
@@ -8127,8 +9741,17 @@
           <w:b/>
           <w:bCs/>
         </w:rPr>
-        <w:t>PDF Options</w:t>
-      </w:r>
+        <w:t xml:space="preserve">PDF </w:t>
+      </w:r>
+      <w:proofErr w:type="spellStart"/>
+      <w:r>
+        <w:rPr>
+          <w:b/>
+          <w:bCs/>
+        </w:rPr>
+        <w:t>Options</w:t>
+      </w:r>
+      <w:proofErr w:type="spellEnd"/>
       <w:r>
         <w:t>)</w:t>
       </w:r>
@@ -8145,6 +9768,7 @@
           <w:noProof/>
           <w:lang w:eastAsia="fi-FI"/>
         </w:rPr>
+        <w:lastRenderedPageBreak/>
         <w:drawing>
           <wp:inline distT="0" distB="0" distL="0" distR="0" wp14:anchorId="4F9932F3" wp14:editId="43446546">
             <wp:extent cx="2397906" cy="3293070"/>
@@ -8161,7 +9785,7 @@
                     <pic:cNvPicPr/>
                   </pic:nvPicPr>
                   <pic:blipFill rotWithShape="1">
-                    <a:blip r:embed="rId31" cstate="print">
+                    <a:blip r:embed="rId34" cstate="print">
                       <a:extLst>
                         <a:ext uri="{28A0092B-C50C-407E-A947-70E740481C1C}">
                           <a14:useLocalDpi xmlns:a14="http://schemas.microsoft.com/office/drawing/2010/main" val="0"/>
@@ -8197,7 +9821,7 @@
     </w:p>
     <w:p>
       <w:pPr>
-        <w:pStyle w:val="Caption"/>
+        <w:pStyle w:val="Kuvaotsikko"/>
         <w:ind w:left="720"/>
       </w:pPr>
       <w:bookmarkStart w:id="63" w:name="_Toc59288899"/>
@@ -8240,26 +9864,42 @@
     </w:p>
     <w:p>
       <w:pPr>
-        <w:pStyle w:val="Heading1"/>
+        <w:pStyle w:val="Otsikko1"/>
       </w:pPr>
       <w:bookmarkStart w:id="65" w:name="_Toc213692362"/>
+      <w:proofErr w:type="spellStart"/>
       <w:r>
         <w:lastRenderedPageBreak/>
         <w:t>Abstract</w:t>
       </w:r>
       <w:bookmarkEnd w:id="65"/>
+      <w:proofErr w:type="spellEnd"/>
     </w:p>
     <w:p>
       <w:r>
         <w:rPr>
           <w:lang w:val="en-GB"/>
         </w:rPr>
-        <w:t>The objective of this thesis was to design and implement an application called ORAOwl, which consolidates scattered orienteering results into a single system. The application aims to facilitate the monitoring of athletes’ progress and the selection of relay teams while providing tools for data analysis and visualization. The topic is relevant, as the fragmentation of competition results across multiple websites makes it difficult to utilize data effectively in coaching and club activities.</w:t>
-      </w:r>
+        <w:t xml:space="preserve">The objective of this thesis was to design and implement an application called </w:t>
+      </w:r>
+      <w:proofErr w:type="spellStart"/>
       <w:r>
         <w:rPr>
           <w:lang w:val="en-GB"/>
         </w:rPr>
+        <w:t>ORAOwl</w:t>
+      </w:r>
+      <w:proofErr w:type="spellEnd"/>
+      <w:r>
+        <w:rPr>
+          <w:lang w:val="en-GB"/>
+        </w:rPr>
+        <w:t>, which consolidates scattered orienteering results into a single system. The application aims to facilitate the monitoring of athletes’ progress and the selection of relay teams while providing tools for data analysis and visualization. The topic is relevant, as the fragmentation of competition results across multiple websites makes it difficult to utilize data effectively in coaching and club activities.</w:t>
+      </w:r>
+      <w:r>
+        <w:rPr>
+          <w:lang w:val="en-GB"/>
+        </w:rPr>
         <w:br/>
       </w:r>
       <w:r>
@@ -8267,7 +9907,21 @@
           <w:lang w:val="en-GB"/>
         </w:rPr>
         <w:br/>
-        <w:t>The application was implemented using the Python programming language and the Django framework, with PostgreSQL as the database. Bootstrap and AdminLTE were used for the user interface, and the IOFXML standard was applied for processing the results data. Key functionalities include uploading XML files, storing and searching results, and visualizing performance data, such as pace development (min/km) over time. Data protection was ensured through anonymization features in accordance with GDPR requirements.</w:t>
+        <w:t xml:space="preserve">The application was implemented using the Python programming language and the Django framework, with PostgreSQL as the database. Bootstrap and </w:t>
+      </w:r>
+      <w:proofErr w:type="spellStart"/>
+      <w:r>
+        <w:rPr>
+          <w:lang w:val="en-GB"/>
+        </w:rPr>
+        <w:t>AdminLTE</w:t>
+      </w:r>
+      <w:proofErr w:type="spellEnd"/>
+      <w:r>
+        <w:rPr>
+          <w:lang w:val="en-GB"/>
+        </w:rPr>
+        <w:t xml:space="preserve"> were used for the user interface, and the IOFXML standard was applied for processing the results data. Key functionalities include uploading XML files, storing and searching results, and visualizing performance data, such as pace development (min/km) over time. Data protection was ensured through anonymization features in accordance with GDPR requirements.</w:t>
       </w:r>
       <w:r>
         <w:rPr>
@@ -8294,12 +9948,57 @@
         </w:rPr>
         <w:br/>
       </w:r>
-      <w:r>
-        <w:t>Keywords: orienteering, result analytics, information systems, Django, IOFXML, GDPR</w:t>
+      <w:proofErr w:type="spellStart"/>
+      <w:r>
+        <w:t>Keywords</w:t>
+      </w:r>
+      <w:proofErr w:type="spellEnd"/>
+      <w:r>
+        <w:t xml:space="preserve">: </w:t>
+      </w:r>
+      <w:proofErr w:type="spellStart"/>
+      <w:r>
+        <w:t>orienteering</w:t>
+      </w:r>
+      <w:proofErr w:type="spellEnd"/>
+      <w:r>
+        <w:t xml:space="preserve">, </w:t>
+      </w:r>
+      <w:proofErr w:type="spellStart"/>
+      <w:r>
+        <w:t>result</w:t>
+      </w:r>
+      <w:proofErr w:type="spellEnd"/>
+      <w:r>
+        <w:t xml:space="preserve"> </w:t>
+      </w:r>
+      <w:proofErr w:type="spellStart"/>
+      <w:r>
+        <w:t>analytics</w:t>
+      </w:r>
+      <w:proofErr w:type="spellEnd"/>
+      <w:r>
+        <w:t xml:space="preserve">, </w:t>
+      </w:r>
+      <w:proofErr w:type="spellStart"/>
+      <w:r>
+        <w:t>information</w:t>
+      </w:r>
+      <w:proofErr w:type="spellEnd"/>
+      <w:r>
+        <w:t xml:space="preserve"> </w:t>
+      </w:r>
+      <w:proofErr w:type="spellStart"/>
+      <w:r>
+        <w:t>systems</w:t>
+      </w:r>
+      <w:proofErr w:type="spellEnd"/>
+      <w:r>
+        <w:t>, Django, IOFXML, GDPR</w:t>
       </w:r>
     </w:p>
     <w:sectPr>
-      <w:headerReference w:type="default" r:id="rId32"/>
+      <w:headerReference w:type="default" r:id="rId35"/>
       <w:pgSz w:w="11907" w:h="16839" w:code="9"/>
       <w:pgMar w:top="1701" w:right="1134" w:bottom="1701" w:left="2268" w:header="709" w:footer="709" w:gutter="0"/>
       <w:cols w:space="708"/>
@@ -8338,7 +10037,7 @@
 <w:ftr xmlns:wpc="http://schemas.microsoft.com/office/word/2010/wordprocessingCanvas" xmlns:cx="http://schemas.microsoft.com/office/drawing/2014/chartex" xmlns:cx1="http://schemas.microsoft.com/office/drawing/2015/9/8/chartex" xmlns:cx2="http://schemas.microsoft.com/office/drawing/2015/10/21/chartex" xmlns:cx3="http://schemas.microsoft.com/office/drawing/2016/5/9/chartex" xmlns:cx4="http://schemas.microsoft.com/office/drawing/2016/5/10/chartex" xmlns:cx5="http://schemas.microsoft.com/office/drawing/2016/5/11/chartex" xmlns:cx6="http://schemas.microsoft.com/office/drawing/2016/5/12/chartex" xmlns:cx7="http://schemas.microsoft.com/office/drawing/2016/5/13/chartex" xmlns:cx8="http://schemas.microsoft.com/office/drawing/2016/5/14/chartex" xmlns:mc="http://schemas.openxmlformats.org/markup-compatibility/2006" xmlns:aink="http://schemas.microsoft.com/office/drawing/2016/ink" xmlns:am3d="http://schemas.microsoft.com/office/drawing/2017/model3d" xmlns:o="urn:schemas-microsoft-com:office:office" xmlns:oel="http://schemas.microsoft.com/office/2019/extlst" xmlns:r="http://schemas.openxmlformats.org/officeDocument/2006/relationships" xmlns:m="http://schemas.openxmlformats.org/officeDocument/2006/math" xmlns:v="urn:schemas-microsoft-com:vml" xmlns:wp14="http://schemas.microsoft.com/office/word/2010/wordprocessingDrawing" xmlns:wp="http://schemas.openxmlformats.org/drawingml/2006/wordprocessingDrawing" xmlns:w10="urn:schemas-microsoft-com:office:word" xmlns:w="http://schemas.openxmlformats.org/wordprocessingml/2006/main" xmlns:w14="http://schemas.microsoft.com/office/word/2010/wordml" xmlns:w15="http://schemas.microsoft.com/office/word/2012/wordml" xmlns:w16cex="http://schemas.microsoft.com/office/word/2018/wordml/cex" xmlns:w16cid="http://schemas.microsoft.com/office/word/2016/wordml/cid" xmlns:w16="http://schemas.microsoft.com/office/word/2018/wordml" xmlns:w16du="http://schemas.microsoft.com/office/word/2023/wordml/word16du" xmlns:w16sdtdh="http://schemas.microsoft.com/office/word/2020/wordml/sdtdatahash" xmlns:w16sdtfl="http://schemas.microsoft.com/office/word/2024/wordml/sdtformatlock" xmlns:w16se="http://schemas.microsoft.com/office/word/2015/wordml/symex" xmlns:wpg="http://schemas.microsoft.com/office/word/2010/wordprocessingGroup" xmlns:wpi="http://schemas.microsoft.com/office/word/2010/wordprocessingInk" xmlns:wne="http://schemas.microsoft.com/office/word/2006/wordml" xmlns:wps="http://schemas.microsoft.com/office/word/2010/wordprocessingShape" mc:Ignorable="w14 w15 w16se w16cid w16 w16cex w16sdtdh w16sdtfl w16du wp14">
   <w:p>
     <w:pPr>
-      <w:pStyle w:val="Footer"/>
+      <w:pStyle w:val="Alatunniste"/>
       <w:tabs>
         <w:tab w:val="left" w:pos="6804"/>
       </w:tabs>
@@ -8350,6 +10049,7 @@
         <w:lock w:val="contentLocked"/>
         <w:text/>
       </w:sdtPr>
+      <w:sdtEndPr/>
       <w:sdtContent>
         <w:r>
           <w:t>T</w:t>
@@ -8409,42 +10109,42 @@
     </w:sdtPr>
     <w:sdtEndPr>
       <w:rPr>
-        <w:rStyle w:val="PageNumber"/>
+        <w:rStyle w:val="Sivunumero"/>
       </w:rPr>
     </w:sdtEndPr>
     <w:sdtContent>
       <w:p>
         <w:pPr>
-          <w:pStyle w:val="Header"/>
+          <w:pStyle w:val="Yltunniste"/>
         </w:pPr>
         <w:r>
           <w:rPr>
-            <w:rStyle w:val="PageNumber"/>
+            <w:rStyle w:val="Sivunumero"/>
           </w:rPr>
           <w:fldChar w:fldCharType="begin"/>
         </w:r>
         <w:r>
           <w:rPr>
-            <w:rStyle w:val="PageNumber"/>
+            <w:rStyle w:val="Sivunumero"/>
           </w:rPr>
           <w:instrText>PAGE   \* MERGEFORMAT</w:instrText>
         </w:r>
         <w:r>
           <w:rPr>
-            <w:rStyle w:val="PageNumber"/>
+            <w:rStyle w:val="Sivunumero"/>
           </w:rPr>
           <w:fldChar w:fldCharType="separate"/>
         </w:r>
         <w:r>
           <w:rPr>
-            <w:rStyle w:val="PageNumber"/>
+            <w:rStyle w:val="Sivunumero"/>
             <w:noProof/>
           </w:rPr>
           <w:t>11</w:t>
         </w:r>
         <w:r>
           <w:rPr>
-            <w:rStyle w:val="PageNumber"/>
+            <w:rStyle w:val="Sivunumero"/>
           </w:rPr>
           <w:fldChar w:fldCharType="end"/>
         </w:r>
@@ -8458,7 +10158,7 @@
 <w:hdr xmlns:wpc="http://schemas.microsoft.com/office/word/2010/wordprocessingCanvas" xmlns:cx="http://schemas.microsoft.com/office/drawing/2014/chartex" xmlns:cx1="http://schemas.microsoft.com/office/drawing/2015/9/8/chartex" xmlns:cx2="http://schemas.microsoft.com/office/drawing/2015/10/21/chartex" xmlns:cx3="http://schemas.microsoft.com/office/drawing/2016/5/9/chartex" xmlns:cx4="http://schemas.microsoft.com/office/drawing/2016/5/10/chartex" xmlns:cx5="http://schemas.microsoft.com/office/drawing/2016/5/11/chartex" xmlns:cx6="http://schemas.microsoft.com/office/drawing/2016/5/12/chartex" xmlns:cx7="http://schemas.microsoft.com/office/drawing/2016/5/13/chartex" xmlns:cx8="http://schemas.microsoft.com/office/drawing/2016/5/14/chartex" xmlns:mc="http://schemas.openxmlformats.org/markup-compatibility/2006" xmlns:aink="http://schemas.microsoft.com/office/drawing/2016/ink" xmlns:am3d="http://schemas.microsoft.com/office/drawing/2017/model3d" xmlns:o="urn:schemas-microsoft-com:office:office" xmlns:oel="http://schemas.microsoft.com/office/2019/extlst" xmlns:r="http://schemas.openxmlformats.org/officeDocument/2006/relationships" xmlns:m="http://schemas.openxmlformats.org/officeDocument/2006/math" xmlns:v="urn:schemas-microsoft-com:vml" xmlns:wp14="http://schemas.microsoft.com/office/word/2010/wordprocessingDrawing" xmlns:wp="http://schemas.openxmlformats.org/drawingml/2006/wordprocessingDrawing" xmlns:w10="urn:schemas-microsoft-com:office:word" xmlns:w="http://schemas.openxmlformats.org/wordprocessingml/2006/main" xmlns:w14="http://schemas.microsoft.com/office/word/2010/wordml" xmlns:w15="http://schemas.microsoft.com/office/word/2012/wordml" xmlns:w16cex="http://schemas.microsoft.com/office/word/2018/wordml/cex" xmlns:w16cid="http://schemas.microsoft.com/office/word/2016/wordml/cid" xmlns:w16="http://schemas.microsoft.com/office/word/2018/wordml" xmlns:w16du="http://schemas.microsoft.com/office/word/2023/wordml/word16du" xmlns:w16sdtdh="http://schemas.microsoft.com/office/word/2020/wordml/sdtdatahash" xmlns:w16sdtfl="http://schemas.microsoft.com/office/word/2024/wordml/sdtformatlock" xmlns:w16se="http://schemas.microsoft.com/office/word/2015/wordml/symex" xmlns:wpg="http://schemas.microsoft.com/office/word/2010/wordprocessingGroup" xmlns:wpi="http://schemas.microsoft.com/office/word/2010/wordprocessingInk" xmlns:wne="http://schemas.microsoft.com/office/word/2006/wordml" xmlns:wps="http://schemas.microsoft.com/office/word/2010/wordprocessingShape" mc:Ignorable="w14 w15 w16se w16cid w16 w16cex w16sdtdh w16sdtfl w16du wp14">
   <w:p>
     <w:pPr>
-      <w:pStyle w:val="Header"/>
+      <w:pStyle w:val="Yltunniste"/>
       <w:tabs>
         <w:tab w:val="right" w:pos="8505"/>
       </w:tabs>
@@ -8474,13 +10174,13 @@
       </w:sdtPr>
       <w:sdtEndPr>
         <w:rPr>
-          <w:rStyle w:val="PageNumber"/>
+          <w:rStyle w:val="Sivunumero"/>
         </w:rPr>
       </w:sdtEndPr>
       <w:sdtContent>
         <w:r>
           <w:rPr>
-            <w:rStyle w:val="PageNumber"/>
+            <w:rStyle w:val="Sivunumero"/>
           </w:rPr>
           <w:t>Liite</w:t>
         </w:r>
@@ -8488,56 +10188,56 @@
     </w:sdt>
     <w:r>
       <w:rPr>
-        <w:rStyle w:val="PageNumber"/>
+        <w:rStyle w:val="Sivunumero"/>
       </w:rPr>
       <w:t xml:space="preserve"> </w:t>
     </w:r>
     <w:r>
       <w:rPr>
-        <w:rStyle w:val="PageNumber"/>
+        <w:rStyle w:val="Sivunumero"/>
       </w:rPr>
       <w:t>1</w:t>
     </w:r>
     <w:r>
       <w:rPr>
-        <w:rStyle w:val="PageNumber"/>
+        <w:rStyle w:val="Sivunumero"/>
       </w:rPr>
       <w:tab/>
     </w:r>
     <w:r>
       <w:rPr>
-        <w:rStyle w:val="PageNumber"/>
+        <w:rStyle w:val="Sivunumero"/>
       </w:rPr>
       <w:tab/>
     </w:r>
     <w:r>
       <w:rPr>
-        <w:rStyle w:val="PageNumber"/>
+        <w:rStyle w:val="Sivunumero"/>
       </w:rPr>
       <w:fldChar w:fldCharType="begin"/>
     </w:r>
     <w:r>
       <w:rPr>
-        <w:rStyle w:val="PageNumber"/>
+        <w:rStyle w:val="Sivunumero"/>
       </w:rPr>
       <w:instrText xml:space="preserve"> PAGE  \* Arabic  \* MERGEFORMAT </w:instrText>
     </w:r>
     <w:r>
       <w:rPr>
-        <w:rStyle w:val="PageNumber"/>
+        <w:rStyle w:val="Sivunumero"/>
       </w:rPr>
       <w:fldChar w:fldCharType="separate"/>
     </w:r>
     <w:r>
       <w:rPr>
-        <w:rStyle w:val="PageNumber"/>
+        <w:rStyle w:val="Sivunumero"/>
         <w:noProof/>
       </w:rPr>
       <w:t>13</w:t>
     </w:r>
     <w:r>
       <w:rPr>
-        <w:rStyle w:val="PageNumber"/>
+        <w:rStyle w:val="Sivunumero"/>
       </w:rPr>
       <w:fldChar w:fldCharType="end"/>
     </w:r>
@@ -8549,7 +10249,7 @@
 <w:hdr xmlns:wpc="http://schemas.microsoft.com/office/word/2010/wordprocessingCanvas" xmlns:cx="http://schemas.microsoft.com/office/drawing/2014/chartex" xmlns:cx1="http://schemas.microsoft.com/office/drawing/2015/9/8/chartex" xmlns:cx2="http://schemas.microsoft.com/office/drawing/2015/10/21/chartex" xmlns:cx3="http://schemas.microsoft.com/office/drawing/2016/5/9/chartex" xmlns:cx4="http://schemas.microsoft.com/office/drawing/2016/5/10/chartex" xmlns:cx5="http://schemas.microsoft.com/office/drawing/2016/5/11/chartex" xmlns:cx6="http://schemas.microsoft.com/office/drawing/2016/5/12/chartex" xmlns:cx7="http://schemas.microsoft.com/office/drawing/2016/5/13/chartex" xmlns:cx8="http://schemas.microsoft.com/office/drawing/2016/5/14/chartex" xmlns:mc="http://schemas.openxmlformats.org/markup-compatibility/2006" xmlns:aink="http://schemas.microsoft.com/office/drawing/2016/ink" xmlns:am3d="http://schemas.microsoft.com/office/drawing/2017/model3d" xmlns:o="urn:schemas-microsoft-com:office:office" xmlns:oel="http://schemas.microsoft.com/office/2019/extlst" xmlns:r="http://schemas.openxmlformats.org/officeDocument/2006/relationships" xmlns:m="http://schemas.openxmlformats.org/officeDocument/2006/math" xmlns:v="urn:schemas-microsoft-com:vml" xmlns:wp14="http://schemas.microsoft.com/office/word/2010/wordprocessingDrawing" xmlns:wp="http://schemas.openxmlformats.org/drawingml/2006/wordprocessingDrawing" xmlns:w10="urn:schemas-microsoft-com:office:word" xmlns:w="http://schemas.openxmlformats.org/wordprocessingml/2006/main" xmlns:w14="http://schemas.microsoft.com/office/word/2010/wordml" xmlns:w15="http://schemas.microsoft.com/office/word/2012/wordml" xmlns:w16cex="http://schemas.microsoft.com/office/word/2018/wordml/cex" xmlns:w16cid="http://schemas.microsoft.com/office/word/2016/wordml/cid" xmlns:w16="http://schemas.microsoft.com/office/word/2018/wordml" xmlns:w16du="http://schemas.microsoft.com/office/word/2023/wordml/word16du" xmlns:w16sdtdh="http://schemas.microsoft.com/office/word/2020/wordml/sdtdatahash" xmlns:w16sdtfl="http://schemas.microsoft.com/office/word/2024/wordml/sdtformatlock" xmlns:w16se="http://schemas.microsoft.com/office/word/2015/wordml/symex" xmlns:wpg="http://schemas.microsoft.com/office/word/2010/wordprocessingGroup" xmlns:wpi="http://schemas.microsoft.com/office/word/2010/wordprocessingInk" xmlns:wne="http://schemas.microsoft.com/office/word/2006/wordml" xmlns:wps="http://schemas.microsoft.com/office/word/2010/wordprocessingShape" mc:Ignorable="w14 w15 w16se w16cid w16 w16cex w16sdtdh w16sdtfl w16du wp14">
   <w:p>
     <w:pPr>
-      <w:pStyle w:val="Header"/>
+      <w:pStyle w:val="Yltunniste"/>
       <w:tabs>
         <w:tab w:val="right" w:pos="8505"/>
       </w:tabs>
@@ -8565,13 +10265,13 @@
       </w:sdtPr>
       <w:sdtEndPr>
         <w:rPr>
-          <w:rStyle w:val="PageNumber"/>
+          <w:rStyle w:val="Sivunumero"/>
         </w:rPr>
       </w:sdtEndPr>
       <w:sdtContent>
         <w:r>
           <w:rPr>
-            <w:rStyle w:val="PageNumber"/>
+            <w:rStyle w:val="Sivunumero"/>
           </w:rPr>
           <w:t>Liite</w:t>
         </w:r>
@@ -8579,50 +10279,50 @@
     </w:sdt>
     <w:r>
       <w:rPr>
-        <w:rStyle w:val="PageNumber"/>
+        <w:rStyle w:val="Sivunumero"/>
       </w:rPr>
       <w:t xml:space="preserve"> 2</w:t>
     </w:r>
     <w:r>
       <w:rPr>
-        <w:rStyle w:val="PageNumber"/>
+        <w:rStyle w:val="Sivunumero"/>
       </w:rPr>
       <w:tab/>
     </w:r>
     <w:r>
       <w:rPr>
-        <w:rStyle w:val="PageNumber"/>
+        <w:rStyle w:val="Sivunumero"/>
       </w:rPr>
       <w:tab/>
     </w:r>
     <w:r>
       <w:rPr>
-        <w:rStyle w:val="PageNumber"/>
+        <w:rStyle w:val="Sivunumero"/>
       </w:rPr>
       <w:fldChar w:fldCharType="begin"/>
     </w:r>
     <w:r>
       <w:rPr>
-        <w:rStyle w:val="PageNumber"/>
+        <w:rStyle w:val="Sivunumero"/>
       </w:rPr>
       <w:instrText xml:space="preserve"> PAGE  \* Arabic  \* MERGEFORMAT </w:instrText>
     </w:r>
     <w:r>
       <w:rPr>
-        <w:rStyle w:val="PageNumber"/>
+        <w:rStyle w:val="Sivunumero"/>
       </w:rPr>
       <w:fldChar w:fldCharType="separate"/>
     </w:r>
     <w:r>
       <w:rPr>
-        <w:rStyle w:val="PageNumber"/>
+        <w:rStyle w:val="Sivunumero"/>
         <w:noProof/>
       </w:rPr>
       <w:t>18</w:t>
     </w:r>
     <w:r>
       <w:rPr>
-        <w:rStyle w:val="PageNumber"/>
+        <w:rStyle w:val="Sivunumero"/>
       </w:rPr>
       <w:fldChar w:fldCharType="end"/>
     </w:r>
@@ -8634,7 +10334,7 @@
 <w:hdr xmlns:wpc="http://schemas.microsoft.com/office/word/2010/wordprocessingCanvas" xmlns:cx="http://schemas.microsoft.com/office/drawing/2014/chartex" xmlns:cx1="http://schemas.microsoft.com/office/drawing/2015/9/8/chartex" xmlns:cx2="http://schemas.microsoft.com/office/drawing/2015/10/21/chartex" xmlns:cx3="http://schemas.microsoft.com/office/drawing/2016/5/9/chartex" xmlns:cx4="http://schemas.microsoft.com/office/drawing/2016/5/10/chartex" xmlns:cx5="http://schemas.microsoft.com/office/drawing/2016/5/11/chartex" xmlns:cx6="http://schemas.microsoft.com/office/drawing/2016/5/12/chartex" xmlns:cx7="http://schemas.microsoft.com/office/drawing/2016/5/13/chartex" xmlns:cx8="http://schemas.microsoft.com/office/drawing/2016/5/14/chartex" xmlns:mc="http://schemas.openxmlformats.org/markup-compatibility/2006" xmlns:aink="http://schemas.microsoft.com/office/drawing/2016/ink" xmlns:am3d="http://schemas.microsoft.com/office/drawing/2017/model3d" xmlns:o="urn:schemas-microsoft-com:office:office" xmlns:oel="http://schemas.microsoft.com/office/2019/extlst" xmlns:r="http://schemas.openxmlformats.org/officeDocument/2006/relationships" xmlns:m="http://schemas.openxmlformats.org/officeDocument/2006/math" xmlns:v="urn:schemas-microsoft-com:vml" xmlns:wp14="http://schemas.microsoft.com/office/word/2010/wordprocessingDrawing" xmlns:wp="http://schemas.openxmlformats.org/drawingml/2006/wordprocessingDrawing" xmlns:w10="urn:schemas-microsoft-com:office:word" xmlns:w="http://schemas.openxmlformats.org/wordprocessingml/2006/main" xmlns:w14="http://schemas.microsoft.com/office/word/2010/wordml" xmlns:w15="http://schemas.microsoft.com/office/word/2012/wordml" xmlns:w16cex="http://schemas.microsoft.com/office/word/2018/wordml/cex" xmlns:w16cid="http://schemas.microsoft.com/office/word/2016/wordml/cid" xmlns:w16="http://schemas.microsoft.com/office/word/2018/wordml" xmlns:w16du="http://schemas.microsoft.com/office/word/2023/wordml/word16du" xmlns:w16sdtdh="http://schemas.microsoft.com/office/word/2020/wordml/sdtdatahash" xmlns:w16sdtfl="http://schemas.microsoft.com/office/word/2024/wordml/sdtformatlock" xmlns:w16se="http://schemas.microsoft.com/office/word/2015/wordml/symex" xmlns:wpg="http://schemas.microsoft.com/office/word/2010/wordprocessingGroup" xmlns:wpi="http://schemas.microsoft.com/office/word/2010/wordprocessingInk" xmlns:wne="http://schemas.microsoft.com/office/word/2006/wordml" xmlns:wps="http://schemas.microsoft.com/office/word/2010/wordprocessingShape" mc:Ignorable="w14 w15 w16se w16cid w16 w16cex w16sdtdh w16sdtfl w16du wp14">
   <w:p>
     <w:pPr>
-      <w:pStyle w:val="Header"/>
+      <w:pStyle w:val="Yltunniste"/>
       <w:tabs>
         <w:tab w:val="right" w:pos="8505"/>
       </w:tabs>
@@ -8650,13 +10350,13 @@
       </w:sdtPr>
       <w:sdtEndPr>
         <w:rPr>
-          <w:rStyle w:val="PageNumber"/>
+          <w:rStyle w:val="Sivunumero"/>
         </w:rPr>
       </w:sdtEndPr>
       <w:sdtContent>
         <w:r>
           <w:rPr>
-            <w:rStyle w:val="PageNumber"/>
+            <w:rStyle w:val="Sivunumero"/>
           </w:rPr>
           <w:t>Liite</w:t>
         </w:r>
@@ -8664,50 +10364,50 @@
     </w:sdt>
     <w:r>
       <w:rPr>
-        <w:rStyle w:val="PageNumber"/>
+        <w:rStyle w:val="Sivunumero"/>
       </w:rPr>
       <w:t xml:space="preserve"> 3</w:t>
     </w:r>
     <w:r>
       <w:rPr>
-        <w:rStyle w:val="PageNumber"/>
+        <w:rStyle w:val="Sivunumero"/>
       </w:rPr>
       <w:tab/>
     </w:r>
     <w:r>
       <w:rPr>
-        <w:rStyle w:val="PageNumber"/>
+        <w:rStyle w:val="Sivunumero"/>
       </w:rPr>
       <w:tab/>
     </w:r>
     <w:r>
       <w:rPr>
-        <w:rStyle w:val="PageNumber"/>
+        <w:rStyle w:val="Sivunumero"/>
       </w:rPr>
       <w:fldChar w:fldCharType="begin"/>
     </w:r>
     <w:r>
       <w:rPr>
-        <w:rStyle w:val="PageNumber"/>
+        <w:rStyle w:val="Sivunumero"/>
       </w:rPr>
       <w:instrText xml:space="preserve"> PAGE  \* Arabic  \* MERGEFORMAT </w:instrText>
     </w:r>
     <w:r>
       <w:rPr>
-        <w:rStyle w:val="PageNumber"/>
+        <w:rStyle w:val="Sivunumero"/>
       </w:rPr>
       <w:fldChar w:fldCharType="separate"/>
     </w:r>
     <w:r>
       <w:rPr>
-        <w:rStyle w:val="PageNumber"/>
+        <w:rStyle w:val="Sivunumero"/>
         <w:noProof/>
       </w:rPr>
       <w:t>20</w:t>
     </w:r>
     <w:r>
       <w:rPr>
-        <w:rStyle w:val="PageNumber"/>
+        <w:rStyle w:val="Sivunumero"/>
       </w:rPr>
       <w:fldChar w:fldCharType="end"/>
     </w:r>
@@ -8763,7 +10463,7 @@
     <w:lvl w:ilvl="3">
       <w:start w:val="1"/>
       <w:numFmt w:val="decimal"/>
-      <w:pStyle w:val="Heading4"/>
+      <w:pStyle w:val="Otsikko4"/>
       <w:lvlText w:val="%1.%2.%3.%4"/>
       <w:lvlJc w:val="left"/>
       <w:pPr>
@@ -8776,7 +10476,7 @@
     <w:lvl w:ilvl="4">
       <w:start w:val="1"/>
       <w:numFmt w:val="decimal"/>
-      <w:pStyle w:val="Heading5"/>
+      <w:pStyle w:val="Otsikko5"/>
       <w:lvlText w:val="%1.%2.%3.%4.%5"/>
       <w:lvlJc w:val="left"/>
       <w:pPr>
@@ -8789,7 +10489,7 @@
     <w:lvl w:ilvl="5">
       <w:start w:val="1"/>
       <w:numFmt w:val="decimal"/>
-      <w:pStyle w:val="Heading6"/>
+      <w:pStyle w:val="Otsikko6"/>
       <w:lvlText w:val="%1.%2.%3.%4.%5.%6"/>
       <w:lvlJc w:val="left"/>
       <w:pPr>
@@ -8802,7 +10502,7 @@
     <w:lvl w:ilvl="6">
       <w:start w:val="1"/>
       <w:numFmt w:val="decimal"/>
-      <w:pStyle w:val="Heading7"/>
+      <w:pStyle w:val="Otsikko7"/>
       <w:lvlText w:val="%1.%2.%3.%4.%5.%6.%7"/>
       <w:lvlJc w:val="left"/>
       <w:pPr>
@@ -8815,7 +10515,7 @@
     <w:lvl w:ilvl="7">
       <w:start w:val="1"/>
       <w:numFmt w:val="decimal"/>
-      <w:pStyle w:val="Heading8"/>
+      <w:pStyle w:val="Otsikko8"/>
       <w:lvlText w:val="%1.%2.%3.%4.%5.%6.%7.%8"/>
       <w:lvlJc w:val="left"/>
       <w:pPr>
@@ -8828,7 +10528,7 @@
     <w:lvl w:ilvl="8">
       <w:start w:val="1"/>
       <w:numFmt w:val="decimal"/>
-      <w:pStyle w:val="Heading9"/>
+      <w:pStyle w:val="Otsikko9"/>
       <w:lvlText w:val="%1.%2.%3.%4.%5.%6.%7.%8.%9"/>
       <w:lvlJc w:val="left"/>
       <w:pPr>
@@ -8960,7 +10660,7 @@
     <w:lvl w:ilvl="0">
       <w:start w:val="1"/>
       <w:numFmt w:val="decimal"/>
-      <w:pStyle w:val="Heading1"/>
+      <w:pStyle w:val="Otsikko1"/>
       <w:suff w:val="space"/>
       <w:lvlText w:val="%1"/>
       <w:lvlJc w:val="left"/>
@@ -8975,7 +10675,7 @@
     <w:lvl w:ilvl="1">
       <w:start w:val="1"/>
       <w:numFmt w:val="decimal"/>
-      <w:pStyle w:val="Heading2"/>
+      <w:pStyle w:val="Otsikko2"/>
       <w:suff w:val="space"/>
       <w:lvlText w:val="%1.%2"/>
       <w:lvlJc w:val="left"/>
@@ -8989,7 +10689,7 @@
     <w:lvl w:ilvl="2">
       <w:start w:val="1"/>
       <w:numFmt w:val="decimal"/>
-      <w:pStyle w:val="Heading3"/>
+      <w:pStyle w:val="Otsikko3"/>
       <w:suff w:val="space"/>
       <w:lvlText w:val="%1.%2.%3"/>
       <w:lvlJc w:val="left"/>
@@ -9639,7 +11339,7 @@
     <w:lvl w:ilvl="0" w:tplc="DEC23AE6">
       <w:start w:val="1"/>
       <w:numFmt w:val="bullet"/>
-      <w:pStyle w:val="ListParagraph"/>
+      <w:pStyle w:val="Luettelokappale"/>
       <w:lvlText w:val=""/>
       <w:lvlJc w:val="left"/>
       <w:pPr>
@@ -11612,7 +13312,7 @@
     <w:lsdException w:name="Unresolved Mention" w:semiHidden="1" w:unhideWhenUsed="1"/>
     <w:lsdException w:name="Smart Link" w:semiHidden="1" w:unhideWhenUsed="1"/>
   </w:latentStyles>
-  <w:style w:type="paragraph" w:default="1" w:styleId="Normal">
+  <w:style w:type="paragraph" w:default="1" w:styleId="Normaali">
     <w:name w:val="Normal"/>
     <w:qFormat/>
     <w:rsid w:val="00F66CF7"/>
@@ -11624,12 +13324,12 @@
       <w:sz w:val="24"/>
     </w:rPr>
   </w:style>
-  <w:style w:type="paragraph" w:styleId="Heading1">
+  <w:style w:type="paragraph" w:styleId="Otsikko1">
     <w:name w:val="heading 1"/>
     <w:aliases w:val="1 Otsikko"/>
-    <w:basedOn w:val="Normal"/>
-    <w:next w:val="Normal"/>
-    <w:link w:val="Heading1Char"/>
+    <w:basedOn w:val="Normaali"/>
+    <w:next w:val="Normaali"/>
+    <w:link w:val="Otsikko1Char"/>
     <w:uiPriority w:val="9"/>
     <w:qFormat/>
     <w:rsid w:val="00F66CF7"/>
@@ -11653,12 +13353,12 @@
       <w:szCs w:val="28"/>
     </w:rPr>
   </w:style>
-  <w:style w:type="paragraph" w:styleId="Heading2">
+  <w:style w:type="paragraph" w:styleId="Otsikko2">
     <w:name w:val="heading 2"/>
     <w:aliases w:val="1.1 Otsikko"/>
-    <w:basedOn w:val="Normal"/>
-    <w:next w:val="Normal"/>
-    <w:link w:val="Heading2Char"/>
+    <w:basedOn w:val="Normaali"/>
+    <w:next w:val="Normaali"/>
+    <w:link w:val="Otsikko2Char"/>
     <w:uiPriority w:val="9"/>
     <w:qFormat/>
     <w:rsid w:val="00F66CF7"/>
@@ -11680,12 +13380,12 @@
       <w:szCs w:val="26"/>
     </w:rPr>
   </w:style>
-  <w:style w:type="paragraph" w:styleId="Heading3">
+  <w:style w:type="paragraph" w:styleId="Otsikko3">
     <w:name w:val="heading 3"/>
     <w:aliases w:val="1.1.1 Otsikko"/>
-    <w:basedOn w:val="Heading2"/>
-    <w:next w:val="Normal"/>
-    <w:link w:val="Heading3Char"/>
+    <w:basedOn w:val="Otsikko2"/>
+    <w:next w:val="Normaali"/>
+    <w:link w:val="Otsikko3Char"/>
     <w:uiPriority w:val="9"/>
     <w:qFormat/>
     <w:rsid w:val="00625B95"/>
@@ -11700,12 +13400,12 @@
       <w:rFonts w:cstheme="majorHAnsi"/>
     </w:rPr>
   </w:style>
-  <w:style w:type="paragraph" w:styleId="Heading4">
+  <w:style w:type="paragraph" w:styleId="Otsikko4">
     <w:name w:val="heading 4"/>
     <w:aliases w:val="1.1.1.1 Otsikko"/>
-    <w:basedOn w:val="Normal"/>
-    <w:next w:val="Normal"/>
-    <w:link w:val="Heading4Char"/>
+    <w:basedOn w:val="Normaali"/>
+    <w:next w:val="Normaali"/>
+    <w:link w:val="Otsikko4Char"/>
     <w:uiPriority w:val="9"/>
     <w:semiHidden/>
     <w:rsid w:val="00625B95"/>
@@ -11725,12 +13425,12 @@
       <w:iCs/>
     </w:rPr>
   </w:style>
-  <w:style w:type="paragraph" w:styleId="Heading5">
+  <w:style w:type="paragraph" w:styleId="Otsikko5">
     <w:name w:val="heading 5"/>
     <w:aliases w:val="1.1.1.1.1 Otsikko"/>
-    <w:basedOn w:val="Heading4"/>
-    <w:next w:val="Normal"/>
-    <w:link w:val="Heading5Char"/>
+    <w:basedOn w:val="Otsikko4"/>
+    <w:next w:val="Normaali"/>
+    <w:link w:val="Otsikko5Char"/>
     <w:uiPriority w:val="9"/>
     <w:semiHidden/>
     <w:rsid w:val="00625B95"/>
@@ -11741,11 +13441,11 @@
       <w:outlineLvl w:val="4"/>
     </w:pPr>
   </w:style>
-  <w:style w:type="paragraph" w:styleId="Heading6">
+  <w:style w:type="paragraph" w:styleId="Otsikko6">
     <w:name w:val="heading 6"/>
-    <w:basedOn w:val="Normal"/>
-    <w:next w:val="Normal"/>
-    <w:link w:val="Heading6Char"/>
+    <w:basedOn w:val="Normaali"/>
+    <w:next w:val="Normaali"/>
+    <w:link w:val="Otsikko6Char"/>
     <w:uiPriority w:val="9"/>
     <w:semiHidden/>
     <w:rsid w:val="00625B95"/>
@@ -11766,11 +13466,11 @@
       <w:color w:val="243F60" w:themeColor="accent1" w:themeShade="7F"/>
     </w:rPr>
   </w:style>
-  <w:style w:type="paragraph" w:styleId="Heading7">
+  <w:style w:type="paragraph" w:styleId="Otsikko7">
     <w:name w:val="heading 7"/>
-    <w:basedOn w:val="Normal"/>
-    <w:next w:val="Normal"/>
-    <w:link w:val="Heading7Char"/>
+    <w:basedOn w:val="Normaali"/>
+    <w:next w:val="Normaali"/>
+    <w:link w:val="Otsikko7Char"/>
     <w:uiPriority w:val="9"/>
     <w:semiHidden/>
     <w:qFormat/>
@@ -11792,11 +13492,11 @@
       <w:color w:val="404040" w:themeColor="text1" w:themeTint="BF"/>
     </w:rPr>
   </w:style>
-  <w:style w:type="paragraph" w:styleId="Heading8">
+  <w:style w:type="paragraph" w:styleId="Otsikko8">
     <w:name w:val="heading 8"/>
-    <w:basedOn w:val="Normal"/>
-    <w:next w:val="Normal"/>
-    <w:link w:val="Heading8Char"/>
+    <w:basedOn w:val="Normaali"/>
+    <w:next w:val="Normaali"/>
+    <w:link w:val="Otsikko8Char"/>
     <w:uiPriority w:val="9"/>
     <w:semiHidden/>
     <w:qFormat/>
@@ -11818,11 +13518,11 @@
       <w:szCs w:val="20"/>
     </w:rPr>
   </w:style>
-  <w:style w:type="paragraph" w:styleId="Heading9">
+  <w:style w:type="paragraph" w:styleId="Otsikko9">
     <w:name w:val="heading 9"/>
-    <w:basedOn w:val="Normal"/>
-    <w:next w:val="Normal"/>
-    <w:link w:val="Heading9Char"/>
+    <w:basedOn w:val="Normaali"/>
+    <w:next w:val="Normaali"/>
+    <w:link w:val="Otsikko9Char"/>
     <w:uiPriority w:val="9"/>
     <w:semiHidden/>
     <w:qFormat/>
@@ -11846,13 +13546,13 @@
       <w:szCs w:val="20"/>
     </w:rPr>
   </w:style>
-  <w:style w:type="character" w:default="1" w:styleId="DefaultParagraphFont">
+  <w:style w:type="character" w:default="1" w:styleId="Kappaleenoletusfontti">
     <w:name w:val="Default Paragraph Font"/>
     <w:uiPriority w:val="1"/>
     <w:semiHidden/>
     <w:unhideWhenUsed/>
   </w:style>
-  <w:style w:type="table" w:default="1" w:styleId="TableNormal">
+  <w:style w:type="table" w:default="1" w:styleId="Normaalitaulukko">
     <w:name w:val="Normal Table"/>
     <w:uiPriority w:val="99"/>
     <w:semiHidden/>
@@ -11867,16 +13567,16 @@
       </w:tblCellMar>
     </w:tblPr>
   </w:style>
-  <w:style w:type="numbering" w:default="1" w:styleId="NoList">
+  <w:style w:type="numbering" w:default="1" w:styleId="Eiluetteloa">
     <w:name w:val="No List"/>
     <w:uiPriority w:val="99"/>
     <w:semiHidden/>
     <w:unhideWhenUsed/>
   </w:style>
-  <w:style w:type="paragraph" w:styleId="Header">
+  <w:style w:type="paragraph" w:styleId="Yltunniste">
     <w:name w:val="header"/>
-    <w:basedOn w:val="Normal"/>
-    <w:link w:val="HeaderChar"/>
+    <w:basedOn w:val="Normaali"/>
+    <w:link w:val="YltunnisteChar"/>
     <w:uiPriority w:val="99"/>
     <w:rsid w:val="00625B95"/>
     <w:pPr>
@@ -11888,21 +13588,21 @@
       <w:jc w:val="right"/>
     </w:pPr>
   </w:style>
-  <w:style w:type="character" w:customStyle="1" w:styleId="HeaderChar">
-    <w:name w:val="Header Char"/>
-    <w:basedOn w:val="DefaultParagraphFont"/>
-    <w:link w:val="Header"/>
+  <w:style w:type="character" w:customStyle="1" w:styleId="YltunnisteChar">
+    <w:name w:val="Ylätunniste Char"/>
+    <w:basedOn w:val="Kappaleenoletusfontti"/>
+    <w:link w:val="Yltunniste"/>
     <w:uiPriority w:val="99"/>
     <w:rsid w:val="00625B95"/>
     <w:rPr>
       <w:rFonts w:ascii="Arial" w:hAnsi="Arial"/>
     </w:rPr>
   </w:style>
-  <w:style w:type="character" w:customStyle="1" w:styleId="Heading1Char">
-    <w:name w:val="Heading 1 Char"/>
+  <w:style w:type="character" w:customStyle="1" w:styleId="Otsikko1Char">
+    <w:name w:val="Otsikko 1 Char"/>
     <w:aliases w:val="1 Otsikko Char"/>
-    <w:basedOn w:val="DefaultParagraphFont"/>
-    <w:link w:val="Heading1"/>
+    <w:basedOn w:val="Kappaleenoletusfontti"/>
+    <w:link w:val="Otsikko1"/>
     <w:uiPriority w:val="9"/>
     <w:rsid w:val="00F66CF7"/>
     <w:rPr>
@@ -11913,11 +13613,11 @@
       <w:szCs w:val="28"/>
     </w:rPr>
   </w:style>
-  <w:style w:type="character" w:customStyle="1" w:styleId="Heading2Char">
-    <w:name w:val="Heading 2 Char"/>
+  <w:style w:type="character" w:customStyle="1" w:styleId="Otsikko2Char">
+    <w:name w:val="Otsikko 2 Char"/>
     <w:aliases w:val="1.1 Otsikko Char"/>
-    <w:basedOn w:val="DefaultParagraphFont"/>
-    <w:link w:val="Heading2"/>
+    <w:basedOn w:val="Kappaleenoletusfontti"/>
+    <w:link w:val="Otsikko2"/>
     <w:uiPriority w:val="9"/>
     <w:rsid w:val="00F66CF7"/>
     <w:rPr>
@@ -11927,12 +13627,12 @@
       <w:szCs w:val="26"/>
     </w:rPr>
   </w:style>
-  <w:style w:type="paragraph" w:styleId="TOCHeading">
+  <w:style w:type="paragraph" w:styleId="Sisllysluettelonotsikko">
     <w:name w:val="TOC Heading"/>
     <w:aliases w:val="TOC heading"/>
-    <w:basedOn w:val="Heading1"/>
-    <w:next w:val="Normal"/>
-    <w:link w:val="TOCHeadingChar"/>
+    <w:basedOn w:val="Otsikko1"/>
+    <w:next w:val="Normaali"/>
+    <w:link w:val="SisllysluettelonotsikkoChar"/>
     <w:qFormat/>
     <w:rsid w:val="003150B3"/>
     <w:pPr>
@@ -11946,10 +13646,10 @@
       <w:rFonts w:cs="Arial"/>
     </w:rPr>
   </w:style>
-  <w:style w:type="paragraph" w:styleId="BalloonText">
+  <w:style w:type="paragraph" w:styleId="Seliteteksti">
     <w:name w:val="Balloon Text"/>
-    <w:basedOn w:val="Normal"/>
-    <w:link w:val="BalloonTextChar"/>
+    <w:basedOn w:val="Normaali"/>
+    <w:link w:val="SelitetekstiChar"/>
     <w:uiPriority w:val="99"/>
     <w:semiHidden/>
     <w:unhideWhenUsed/>
@@ -11963,10 +13663,10 @@
       <w:szCs w:val="16"/>
     </w:rPr>
   </w:style>
-  <w:style w:type="character" w:customStyle="1" w:styleId="BalloonTextChar">
-    <w:name w:val="Balloon Text Char"/>
-    <w:basedOn w:val="DefaultParagraphFont"/>
-    <w:link w:val="BalloonText"/>
+  <w:style w:type="character" w:customStyle="1" w:styleId="SelitetekstiChar">
+    <w:name w:val="Seliteteksti Char"/>
+    <w:basedOn w:val="Kappaleenoletusfontti"/>
+    <w:link w:val="Seliteteksti"/>
     <w:uiPriority w:val="99"/>
     <w:semiHidden/>
     <w:rsid w:val="00625B95"/>
@@ -11976,9 +13676,9 @@
       <w:szCs w:val="16"/>
     </w:rPr>
   </w:style>
-  <w:style w:type="paragraph" w:styleId="NormalWeb">
+  <w:style w:type="paragraph" w:styleId="NormaaliWWW">
     <w:name w:val="Normal (Web)"/>
-    <w:basedOn w:val="Normal"/>
+    <w:basedOn w:val="Normaali"/>
     <w:uiPriority w:val="99"/>
     <w:semiHidden/>
     <w:unhideWhenUsed/>
@@ -11992,9 +13692,9 @@
       <w:lang w:eastAsia="fi-FI"/>
     </w:rPr>
   </w:style>
-  <w:style w:type="paragraph" w:styleId="TOC1">
+  <w:style w:type="paragraph" w:styleId="Sisluet1">
     <w:name w:val="toc 1"/>
-    <w:next w:val="Normal"/>
+    <w:next w:val="Normaali"/>
     <w:uiPriority w:val="39"/>
     <w:unhideWhenUsed/>
     <w:rsid w:val="003150B3"/>
@@ -12014,9 +13714,9 @@
       <w:szCs w:val="20"/>
     </w:rPr>
   </w:style>
-  <w:style w:type="character" w:styleId="Hyperlink">
+  <w:style w:type="character" w:styleId="Hyperlinkki">
     <w:name w:val="Hyperlink"/>
-    <w:basedOn w:val="DefaultParagraphFont"/>
+    <w:basedOn w:val="Kappaleenoletusfontti"/>
     <w:uiPriority w:val="99"/>
     <w:unhideWhenUsed/>
     <w:rsid w:val="00625B95"/>
@@ -12025,9 +13725,9 @@
       <w:u w:val="single"/>
     </w:rPr>
   </w:style>
-  <w:style w:type="paragraph" w:styleId="TOC2">
+  <w:style w:type="paragraph" w:styleId="Sisluet2">
     <w:name w:val="toc 2"/>
-    <w:next w:val="Normal"/>
+    <w:next w:val="Normaali"/>
     <w:uiPriority w:val="39"/>
     <w:unhideWhenUsed/>
     <w:rsid w:val="003150B3"/>
@@ -12045,9 +13745,9 @@
       <w:szCs w:val="20"/>
     </w:rPr>
   </w:style>
-  <w:style w:type="paragraph" w:styleId="TOC3">
+  <w:style w:type="paragraph" w:styleId="Sisluet3">
     <w:name w:val="toc 3"/>
-    <w:next w:val="Normal"/>
+    <w:next w:val="Normaali"/>
     <w:uiPriority w:val="39"/>
     <w:unhideWhenUsed/>
     <w:rsid w:val="003150B3"/>
@@ -12066,10 +13766,10 @@
       <w:szCs w:val="20"/>
     </w:rPr>
   </w:style>
-  <w:style w:type="paragraph" w:styleId="TOC4">
+  <w:style w:type="paragraph" w:styleId="Sisluet4">
     <w:name w:val="toc 4"/>
-    <w:basedOn w:val="TOC3"/>
-    <w:next w:val="Normal"/>
+    <w:basedOn w:val="Sisluet3"/>
+    <w:next w:val="Normaali"/>
     <w:autoRedefine/>
     <w:uiPriority w:val="39"/>
     <w:semiHidden/>
@@ -12081,10 +13781,10 @@
       <w:szCs w:val="18"/>
     </w:rPr>
   </w:style>
-  <w:style w:type="paragraph" w:styleId="TOC5">
+  <w:style w:type="paragraph" w:styleId="Sisluet5">
     <w:name w:val="toc 5"/>
-    <w:basedOn w:val="TOC4"/>
-    <w:next w:val="Normal"/>
+    <w:basedOn w:val="Sisluet4"/>
+    <w:next w:val="Normaali"/>
     <w:autoRedefine/>
     <w:uiPriority w:val="39"/>
     <w:semiHidden/>
@@ -12093,10 +13793,10 @@
       <w:framePr w:wrap="around"/>
     </w:pPr>
   </w:style>
-  <w:style w:type="paragraph" w:styleId="TOC6">
+  <w:style w:type="paragraph" w:styleId="Sisluet6">
     <w:name w:val="toc 6"/>
-    <w:basedOn w:val="TOC5"/>
-    <w:next w:val="Normal"/>
+    <w:basedOn w:val="Sisluet5"/>
+    <w:next w:val="Normaali"/>
     <w:autoRedefine/>
     <w:uiPriority w:val="39"/>
     <w:semiHidden/>
@@ -12108,10 +13808,10 @@
       <w:sz w:val="20"/>
     </w:rPr>
   </w:style>
-  <w:style w:type="paragraph" w:styleId="TOC7">
+  <w:style w:type="paragraph" w:styleId="Sisluet7">
     <w:name w:val="toc 7"/>
-    <w:basedOn w:val="TOC6"/>
-    <w:next w:val="Normal"/>
+    <w:basedOn w:val="Sisluet6"/>
+    <w:next w:val="Normaali"/>
     <w:autoRedefine/>
     <w:uiPriority w:val="39"/>
     <w:semiHidden/>
@@ -12123,10 +13823,10 @@
       <w:sz w:val="18"/>
     </w:rPr>
   </w:style>
-  <w:style w:type="paragraph" w:styleId="TOC8">
+  <w:style w:type="paragraph" w:styleId="Sisluet8">
     <w:name w:val="toc 8"/>
-    <w:basedOn w:val="TOC7"/>
-    <w:next w:val="Normal"/>
+    <w:basedOn w:val="Sisluet7"/>
+    <w:next w:val="Normaali"/>
     <w:autoRedefine/>
     <w:uiPriority w:val="39"/>
     <w:semiHidden/>
@@ -12135,10 +13835,10 @@
       <w:framePr w:wrap="around"/>
     </w:pPr>
   </w:style>
-  <w:style w:type="paragraph" w:styleId="TOC9">
+  <w:style w:type="paragraph" w:styleId="Sisluet9">
     <w:name w:val="toc 9"/>
-    <w:basedOn w:val="TOC8"/>
-    <w:next w:val="Normal"/>
+    <w:basedOn w:val="Sisluet8"/>
+    <w:next w:val="Normaali"/>
     <w:autoRedefine/>
     <w:uiPriority w:val="39"/>
     <w:semiHidden/>
@@ -12147,11 +13847,11 @@
       <w:framePr w:wrap="around"/>
     </w:pPr>
   </w:style>
-  <w:style w:type="character" w:customStyle="1" w:styleId="Heading3Char">
-    <w:name w:val="Heading 3 Char"/>
+  <w:style w:type="character" w:customStyle="1" w:styleId="Otsikko3Char">
+    <w:name w:val="Otsikko 3 Char"/>
     <w:aliases w:val="1.1.1 Otsikko Char"/>
-    <w:basedOn w:val="DefaultParagraphFont"/>
-    <w:link w:val="Heading3"/>
+    <w:basedOn w:val="Kappaleenoletusfontti"/>
+    <w:link w:val="Otsikko3"/>
     <w:uiPriority w:val="9"/>
     <w:rsid w:val="00625B95"/>
     <w:rPr>
@@ -12161,10 +13861,10 @@
       <w:szCs w:val="26"/>
     </w:rPr>
   </w:style>
-  <w:style w:type="paragraph" w:styleId="Footer">
+  <w:style w:type="paragraph" w:styleId="Alatunniste">
     <w:name w:val="footer"/>
-    <w:basedOn w:val="Normal"/>
-    <w:link w:val="FooterChar"/>
+    <w:basedOn w:val="Normaali"/>
+    <w:link w:val="AlatunnisteChar"/>
     <w:uiPriority w:val="99"/>
     <w:qFormat/>
     <w:rsid w:val="00F66CF7"/>
@@ -12181,10 +13881,10 @@
       <w:szCs w:val="18"/>
     </w:rPr>
   </w:style>
-  <w:style w:type="character" w:customStyle="1" w:styleId="FooterChar">
-    <w:name w:val="Footer Char"/>
-    <w:basedOn w:val="DefaultParagraphFont"/>
-    <w:link w:val="Footer"/>
+  <w:style w:type="character" w:customStyle="1" w:styleId="AlatunnisteChar">
+    <w:name w:val="Alatunniste Char"/>
+    <w:basedOn w:val="Kappaleenoletusfontti"/>
+    <w:link w:val="Alatunniste"/>
     <w:uiPriority w:val="99"/>
     <w:rsid w:val="00F66CF7"/>
     <w:rPr>
@@ -12193,11 +13893,11 @@
       <w:szCs w:val="18"/>
     </w:rPr>
   </w:style>
-  <w:style w:type="character" w:customStyle="1" w:styleId="Heading4Char">
-    <w:name w:val="Heading 4 Char"/>
+  <w:style w:type="character" w:customStyle="1" w:styleId="Otsikko4Char">
+    <w:name w:val="Otsikko 4 Char"/>
     <w:aliases w:val="1.1.1.1 Otsikko Char"/>
-    <w:basedOn w:val="DefaultParagraphFont"/>
-    <w:link w:val="Heading4"/>
+    <w:basedOn w:val="Kappaleenoletusfontti"/>
+    <w:link w:val="Otsikko4"/>
     <w:uiPriority w:val="9"/>
     <w:semiHidden/>
     <w:rsid w:val="00625B95"/>
@@ -12210,16 +13910,16 @@
   </w:style>
   <w:style w:type="paragraph" w:customStyle="1" w:styleId="Kuvateksti">
     <w:name w:val="Kuvateksti"/>
-    <w:basedOn w:val="Normal"/>
+    <w:basedOn w:val="Normaali"/>
     <w:link w:val="KuvatekstiChar"/>
     <w:semiHidden/>
     <w:rsid w:val="00625B95"/>
   </w:style>
-  <w:style w:type="paragraph" w:styleId="Quote">
+  <w:style w:type="paragraph" w:styleId="Lainaus">
     <w:name w:val="Quote"/>
-    <w:basedOn w:val="Normal"/>
-    <w:next w:val="Normal"/>
-    <w:link w:val="QuoteChar"/>
+    <w:basedOn w:val="Normaali"/>
+    <w:next w:val="Normaali"/>
+    <w:link w:val="LainausChar"/>
     <w:uiPriority w:val="29"/>
     <w:qFormat/>
     <w:rsid w:val="00625B95"/>
@@ -12234,7 +13934,7 @@
   </w:style>
   <w:style w:type="character" w:customStyle="1" w:styleId="KuvatekstiChar">
     <w:name w:val="Kuvateksti Char"/>
-    <w:basedOn w:val="DefaultParagraphFont"/>
+    <w:basedOn w:val="Kappaleenoletusfontti"/>
     <w:link w:val="Kuvateksti"/>
     <w:semiHidden/>
     <w:rsid w:val="00625B95"/>
@@ -12243,10 +13943,10 @@
       <w:sz w:val="24"/>
     </w:rPr>
   </w:style>
-  <w:style w:type="character" w:customStyle="1" w:styleId="QuoteChar">
-    <w:name w:val="Quote Char"/>
-    <w:basedOn w:val="DefaultParagraphFont"/>
-    <w:link w:val="Quote"/>
+  <w:style w:type="character" w:customStyle="1" w:styleId="LainausChar">
+    <w:name w:val="Lainaus Char"/>
+    <w:basedOn w:val="Kappaleenoletusfontti"/>
+    <w:link w:val="Lainaus"/>
     <w:uiPriority w:val="29"/>
     <w:rsid w:val="00625B95"/>
     <w:rPr>
@@ -12255,11 +13955,11 @@
       <w:sz w:val="20"/>
     </w:rPr>
   </w:style>
-  <w:style w:type="paragraph" w:styleId="Caption">
+  <w:style w:type="paragraph" w:styleId="Kuvaotsikko">
     <w:name w:val="caption"/>
     <w:aliases w:val="caption"/>
-    <w:basedOn w:val="Normal"/>
-    <w:next w:val="Normal"/>
+    <w:basedOn w:val="Normaali"/>
+    <w:next w:val="Normaali"/>
     <w:uiPriority w:val="35"/>
     <w:qFormat/>
     <w:rsid w:val="00547A7D"/>
@@ -12271,7 +13971,7 @@
       <w:szCs w:val="18"/>
     </w:rPr>
   </w:style>
-  <w:style w:type="paragraph" w:styleId="TableofFigures">
+  <w:style w:type="paragraph" w:styleId="Kuvaotsikkoluettelo">
     <w:name w:val="table of figures"/>
     <w:aliases w:val="Table of figures"/>
     <w:uiPriority w:val="99"/>
@@ -12284,10 +13984,10 @@
       <w:sz w:val="24"/>
     </w:rPr>
   </w:style>
-  <w:style w:type="paragraph" w:styleId="ListParagraph">
+  <w:style w:type="paragraph" w:styleId="Luettelokappale">
     <w:name w:val="List Paragraph"/>
     <w:aliases w:val="list paragraph"/>
-    <w:basedOn w:val="Normal"/>
+    <w:basedOn w:val="Normaali"/>
     <w:uiPriority w:val="34"/>
     <w:rsid w:val="00625B95"/>
     <w:pPr>
@@ -12297,9 +13997,9 @@
       <w:contextualSpacing/>
     </w:pPr>
   </w:style>
-  <w:style w:type="table" w:styleId="TableGrid">
+  <w:style w:type="table" w:styleId="TaulukkoRuudukko">
     <w:name w:val="Table Grid"/>
-    <w:basedOn w:val="TableNormal"/>
+    <w:basedOn w:val="Normaalitaulukko"/>
     <w:uiPriority w:val="59"/>
     <w:rsid w:val="00625B95"/>
     <w:pPr>
@@ -12318,7 +14018,7 @@
   </w:style>
   <w:style w:type="paragraph" w:customStyle="1" w:styleId="Taulukkoteksti">
     <w:name w:val="Taulukkoteksti"/>
-    <w:basedOn w:val="Normal"/>
+    <w:basedOn w:val="Normaali"/>
     <w:link w:val="TaulukkotekstiChar"/>
     <w:semiHidden/>
     <w:rsid w:val="00625B95"/>
@@ -12326,11 +14026,11 @@
       <w:spacing w:after="120"/>
     </w:pPr>
   </w:style>
-  <w:style w:type="character" w:customStyle="1" w:styleId="Heading5Char">
-    <w:name w:val="Heading 5 Char"/>
+  <w:style w:type="character" w:customStyle="1" w:styleId="Otsikko5Char">
+    <w:name w:val="Otsikko 5 Char"/>
     <w:aliases w:val="1.1.1.1.1 Otsikko Char"/>
-    <w:basedOn w:val="DefaultParagraphFont"/>
-    <w:link w:val="Heading5"/>
+    <w:basedOn w:val="Kappaleenoletusfontti"/>
+    <w:link w:val="Otsikko5"/>
     <w:uiPriority w:val="9"/>
     <w:semiHidden/>
     <w:rsid w:val="00625B95"/>
@@ -12343,7 +14043,7 @@
   </w:style>
   <w:style w:type="character" w:customStyle="1" w:styleId="TaulukkotekstiChar">
     <w:name w:val="Taulukkoteksti Char"/>
-    <w:basedOn w:val="DefaultParagraphFont"/>
+    <w:basedOn w:val="Kappaleenoletusfontti"/>
     <w:link w:val="Taulukkoteksti"/>
     <w:semiHidden/>
     <w:rsid w:val="00625B95"/>
@@ -12355,7 +14055,7 @@
   <w:style w:type="paragraph" w:customStyle="1" w:styleId="Sourcematerial">
     <w:name w:val="Source material"/>
     <w:aliases w:val="Lähde"/>
-    <w:basedOn w:val="Normal"/>
+    <w:basedOn w:val="Normaali"/>
     <w:link w:val="SourcematerialChar"/>
     <w:qFormat/>
     <w:rsid w:val="00F414DA"/>
@@ -12363,10 +14063,10 @@
       <w:spacing w:line="312" w:lineRule="auto"/>
     </w:pPr>
   </w:style>
-  <w:style w:type="paragraph" w:styleId="EndnoteText">
+  <w:style w:type="paragraph" w:styleId="Loppuviitteenteksti">
     <w:name w:val="endnote text"/>
-    <w:basedOn w:val="Normal"/>
-    <w:link w:val="EndnoteTextChar"/>
+    <w:basedOn w:val="Normaali"/>
+    <w:link w:val="LoppuviitteentekstiChar"/>
     <w:uiPriority w:val="99"/>
     <w:semiHidden/>
     <w:unhideWhenUsed/>
@@ -12382,7 +14082,7 @@
   <w:style w:type="character" w:customStyle="1" w:styleId="SourcematerialChar">
     <w:name w:val="Source material Char"/>
     <w:aliases w:val="Lähde Char"/>
-    <w:basedOn w:val="DefaultParagraphFont"/>
+    <w:basedOn w:val="Kappaleenoletusfontti"/>
     <w:link w:val="Sourcematerial"/>
     <w:rsid w:val="00F414DA"/>
     <w:rPr>
@@ -12390,10 +14090,10 @@
       <w:sz w:val="24"/>
     </w:rPr>
   </w:style>
-  <w:style w:type="character" w:customStyle="1" w:styleId="EndnoteTextChar">
-    <w:name w:val="Endnote Text Char"/>
-    <w:basedOn w:val="DefaultParagraphFont"/>
-    <w:link w:val="EndnoteText"/>
+  <w:style w:type="character" w:customStyle="1" w:styleId="LoppuviitteentekstiChar">
+    <w:name w:val="Loppuviitteen teksti Char"/>
+    <w:basedOn w:val="Kappaleenoletusfontti"/>
+    <w:link w:val="Loppuviitteenteksti"/>
     <w:uiPriority w:val="99"/>
     <w:semiHidden/>
     <w:rsid w:val="00625B95"/>
@@ -12403,9 +14103,9 @@
       <w:szCs w:val="20"/>
     </w:rPr>
   </w:style>
-  <w:style w:type="character" w:styleId="EndnoteReference">
+  <w:style w:type="character" w:styleId="Loppuviitteenviite">
     <w:name w:val="endnote reference"/>
-    <w:basedOn w:val="DefaultParagraphFont"/>
+    <w:basedOn w:val="Kappaleenoletusfontti"/>
     <w:uiPriority w:val="99"/>
     <w:semiHidden/>
     <w:unhideWhenUsed/>
@@ -12416,7 +14116,7 @@
   </w:style>
   <w:style w:type="paragraph" w:customStyle="1" w:styleId="Tiivistelm">
     <w:name w:val="Tiivistelmä"/>
-    <w:basedOn w:val="Normal"/>
+    <w:basedOn w:val="Normaali"/>
     <w:qFormat/>
     <w:rsid w:val="006B55BA"/>
     <w:pPr>
@@ -12428,11 +14128,11 @@
       <w:szCs w:val="20"/>
     </w:rPr>
   </w:style>
-  <w:style w:type="paragraph" w:styleId="NoteHeading">
+  <w:style w:type="paragraph" w:styleId="Huomautuksenotsikko">
     <w:name w:val="Note Heading"/>
-    <w:basedOn w:val="Normal"/>
-    <w:next w:val="Normal"/>
-    <w:link w:val="NoteHeadingChar"/>
+    <w:basedOn w:val="Normaali"/>
+    <w:next w:val="Normaali"/>
+    <w:link w:val="HuomautuksenotsikkoChar"/>
     <w:uiPriority w:val="99"/>
     <w:semiHidden/>
     <w:unhideWhenUsed/>
@@ -12441,10 +14141,10 @@
       <w:spacing w:after="0" w:line="240" w:lineRule="auto"/>
     </w:pPr>
   </w:style>
-  <w:style w:type="character" w:customStyle="1" w:styleId="NoteHeadingChar">
-    <w:name w:val="Note Heading Char"/>
-    <w:basedOn w:val="DefaultParagraphFont"/>
-    <w:link w:val="NoteHeading"/>
+  <w:style w:type="character" w:customStyle="1" w:styleId="HuomautuksenotsikkoChar">
+    <w:name w:val="Huomautuksen otsikko Char"/>
+    <w:basedOn w:val="Kappaleenoletusfontti"/>
+    <w:link w:val="Huomautuksenotsikko"/>
     <w:uiPriority w:val="99"/>
     <w:semiHidden/>
     <w:rsid w:val="00625B95"/>
@@ -12453,9 +14153,9 @@
       <w:sz w:val="24"/>
     </w:rPr>
   </w:style>
-  <w:style w:type="character" w:styleId="PlaceholderText">
+  <w:style w:type="character" w:styleId="Paikkamerkkiteksti">
     <w:name w:val="Placeholder Text"/>
-    <w:basedOn w:val="DefaultParagraphFont"/>
+    <w:basedOn w:val="Kappaleenoletusfontti"/>
     <w:uiPriority w:val="99"/>
     <w:semiHidden/>
     <w:rsid w:val="00625B95"/>
@@ -12465,14 +14165,14 @@
   </w:style>
   <w:style w:type="paragraph" w:customStyle="1" w:styleId="Kuvioteksti">
     <w:name w:val="Kuvioteksti"/>
-    <w:basedOn w:val="Normal"/>
+    <w:basedOn w:val="Normaali"/>
     <w:link w:val="KuviotekstiChar"/>
     <w:semiHidden/>
     <w:rsid w:val="00625B95"/>
   </w:style>
   <w:style w:type="character" w:customStyle="1" w:styleId="KuviotekstiChar">
     <w:name w:val="Kuvioteksti Char"/>
-    <w:basedOn w:val="DefaultParagraphFont"/>
+    <w:basedOn w:val="Kappaleenoletusfontti"/>
     <w:link w:val="Kuvioteksti"/>
     <w:semiHidden/>
     <w:rsid w:val="00625B95"/>
@@ -12481,9 +14181,9 @@
       <w:sz w:val="24"/>
     </w:rPr>
   </w:style>
-  <w:style w:type="character" w:styleId="FollowedHyperlink">
+  <w:style w:type="character" w:styleId="AvattuHyperlinkki">
     <w:name w:val="FollowedHyperlink"/>
-    <w:basedOn w:val="DefaultParagraphFont"/>
+    <w:basedOn w:val="Kappaleenoletusfontti"/>
     <w:uiPriority w:val="99"/>
     <w:semiHidden/>
     <w:unhideWhenUsed/>
@@ -12493,9 +14193,9 @@
       <w:u w:val="single"/>
     </w:rPr>
   </w:style>
-  <w:style w:type="character" w:styleId="CommentReference">
+  <w:style w:type="character" w:styleId="Kommentinviite">
     <w:name w:val="annotation reference"/>
-    <w:basedOn w:val="DefaultParagraphFont"/>
+    <w:basedOn w:val="Kappaleenoletusfontti"/>
     <w:uiPriority w:val="99"/>
     <w:semiHidden/>
     <w:unhideWhenUsed/>
@@ -12505,10 +14205,10 @@
       <w:szCs w:val="16"/>
     </w:rPr>
   </w:style>
-  <w:style w:type="paragraph" w:styleId="CommentText">
+  <w:style w:type="paragraph" w:styleId="Kommentinteksti">
     <w:name w:val="annotation text"/>
-    <w:basedOn w:val="Normal"/>
-    <w:link w:val="CommentTextChar"/>
+    <w:basedOn w:val="Normaali"/>
+    <w:link w:val="KommentintekstiChar"/>
     <w:uiPriority w:val="99"/>
     <w:semiHidden/>
     <w:unhideWhenUsed/>
@@ -12521,10 +14221,10 @@
       <w:szCs w:val="20"/>
     </w:rPr>
   </w:style>
-  <w:style w:type="character" w:customStyle="1" w:styleId="CommentTextChar">
-    <w:name w:val="Comment Text Char"/>
-    <w:basedOn w:val="DefaultParagraphFont"/>
-    <w:link w:val="CommentText"/>
+  <w:style w:type="character" w:customStyle="1" w:styleId="KommentintekstiChar">
+    <w:name w:val="Kommentin teksti Char"/>
+    <w:basedOn w:val="Kappaleenoletusfontti"/>
+    <w:link w:val="Kommentinteksti"/>
     <w:uiPriority w:val="99"/>
     <w:semiHidden/>
     <w:rsid w:val="00625B95"/>
@@ -12534,11 +14234,11 @@
       <w:szCs w:val="20"/>
     </w:rPr>
   </w:style>
-  <w:style w:type="paragraph" w:styleId="CommentSubject">
+  <w:style w:type="paragraph" w:styleId="Kommentinotsikko">
     <w:name w:val="annotation subject"/>
-    <w:basedOn w:val="CommentText"/>
-    <w:next w:val="CommentText"/>
-    <w:link w:val="CommentSubjectChar"/>
+    <w:basedOn w:val="Kommentinteksti"/>
+    <w:next w:val="Kommentinteksti"/>
+    <w:link w:val="KommentinotsikkoChar"/>
     <w:uiPriority w:val="99"/>
     <w:semiHidden/>
     <w:unhideWhenUsed/>
@@ -12548,10 +14248,10 @@
       <w:bCs/>
     </w:rPr>
   </w:style>
-  <w:style w:type="character" w:customStyle="1" w:styleId="CommentSubjectChar">
-    <w:name w:val="Comment Subject Char"/>
-    <w:basedOn w:val="CommentTextChar"/>
-    <w:link w:val="CommentSubject"/>
+  <w:style w:type="character" w:customStyle="1" w:styleId="KommentinotsikkoChar">
+    <w:name w:val="Kommentin otsikko Char"/>
+    <w:basedOn w:val="KommentintekstiChar"/>
+    <w:link w:val="Kommentinotsikko"/>
     <w:uiPriority w:val="99"/>
     <w:semiHidden/>
     <w:rsid w:val="00625B95"/>
@@ -12563,9 +14263,9 @@
       <w:szCs w:val="20"/>
     </w:rPr>
   </w:style>
-  <w:style w:type="table" w:styleId="MediumGrid3-Accent1">
+  <w:style w:type="table" w:styleId="Normaaliruudukko3-korostus1">
     <w:name w:val="Medium Grid 3 Accent 1"/>
-    <w:basedOn w:val="TableNormal"/>
+    <w:basedOn w:val="Normaalitaulukko"/>
     <w:uiPriority w:val="69"/>
     <w:rsid w:val="00625B95"/>
     <w:pPr>
@@ -12699,7 +14399,7 @@
   </w:style>
   <w:style w:type="table" w:customStyle="1" w:styleId="MediumList1-Accent11">
     <w:name w:val="Medium List 1 - Accent 11"/>
-    <w:basedOn w:val="TableNormal"/>
+    <w:basedOn w:val="Normaalitaulukko"/>
     <w:uiPriority w:val="65"/>
     <w:rsid w:val="00625B95"/>
     <w:pPr>
@@ -12774,9 +14474,9 @@
       </w:tcPr>
     </w:tblStylePr>
   </w:style>
-  <w:style w:type="table" w:styleId="MediumList2-Accent1">
+  <w:style w:type="table" w:styleId="Normaaliluettelo2-korostus1">
     <w:name w:val="Medium List 2 Accent 1"/>
-    <w:basedOn w:val="TableNormal"/>
+    <w:basedOn w:val="Normaalitaulukko"/>
     <w:uiPriority w:val="66"/>
     <w:rsid w:val="00625B95"/>
     <w:pPr>
@@ -12895,9 +14595,9 @@
       </w:tcPr>
     </w:tblStylePr>
   </w:style>
-  <w:style w:type="table" w:styleId="ColorfulShading-Accent1">
+  <w:style w:type="table" w:styleId="Vriksvarjostus-korostus1">
     <w:name w:val="Colorful Shading Accent 1"/>
-    <w:basedOn w:val="TableNormal"/>
+    <w:basedOn w:val="Normaalitaulukko"/>
     <w:uiPriority w:val="71"/>
     <w:rsid w:val="00625B95"/>
     <w:pPr>
@@ -13010,10 +14710,10 @@
       </w:rPr>
     </w:tblStylePr>
   </w:style>
-  <w:style w:type="character" w:customStyle="1" w:styleId="Heading6Char">
-    <w:name w:val="Heading 6 Char"/>
-    <w:basedOn w:val="DefaultParagraphFont"/>
-    <w:link w:val="Heading6"/>
+  <w:style w:type="character" w:customStyle="1" w:styleId="Otsikko6Char">
+    <w:name w:val="Otsikko 6 Char"/>
+    <w:basedOn w:val="Kappaleenoletusfontti"/>
+    <w:link w:val="Otsikko6"/>
     <w:uiPriority w:val="9"/>
     <w:semiHidden/>
     <w:rsid w:val="00625B95"/>
@@ -13025,10 +14725,10 @@
       <w:sz w:val="24"/>
     </w:rPr>
   </w:style>
-  <w:style w:type="character" w:customStyle="1" w:styleId="Heading7Char">
-    <w:name w:val="Heading 7 Char"/>
-    <w:basedOn w:val="DefaultParagraphFont"/>
-    <w:link w:val="Heading7"/>
+  <w:style w:type="character" w:customStyle="1" w:styleId="Otsikko7Char">
+    <w:name w:val="Otsikko 7 Char"/>
+    <w:basedOn w:val="Kappaleenoletusfontti"/>
+    <w:link w:val="Otsikko7"/>
     <w:uiPriority w:val="9"/>
     <w:semiHidden/>
     <w:rsid w:val="00625B95"/>
@@ -13040,10 +14740,10 @@
       <w:sz w:val="24"/>
     </w:rPr>
   </w:style>
-  <w:style w:type="character" w:customStyle="1" w:styleId="Heading8Char">
-    <w:name w:val="Heading 8 Char"/>
-    <w:basedOn w:val="DefaultParagraphFont"/>
-    <w:link w:val="Heading8"/>
+  <w:style w:type="character" w:customStyle="1" w:styleId="Otsikko8Char">
+    <w:name w:val="Otsikko 8 Char"/>
+    <w:basedOn w:val="Kappaleenoletusfontti"/>
+    <w:link w:val="Otsikko8"/>
     <w:uiPriority w:val="9"/>
     <w:semiHidden/>
     <w:rsid w:val="00625B95"/>
@@ -13054,10 +14754,10 @@
       <w:szCs w:val="20"/>
     </w:rPr>
   </w:style>
-  <w:style w:type="character" w:customStyle="1" w:styleId="Heading9Char">
-    <w:name w:val="Heading 9 Char"/>
-    <w:basedOn w:val="DefaultParagraphFont"/>
-    <w:link w:val="Heading9"/>
+  <w:style w:type="character" w:customStyle="1" w:styleId="Otsikko9Char">
+    <w:name w:val="Otsikko 9 Char"/>
+    <w:basedOn w:val="Kappaleenoletusfontti"/>
+    <w:link w:val="Otsikko9"/>
     <w:uiPriority w:val="9"/>
     <w:semiHidden/>
     <w:rsid w:val="00625B95"/>
@@ -13073,7 +14773,7 @@
   <w:style w:type="paragraph" w:customStyle="1" w:styleId="TitleofThesis">
     <w:name w:val="Title of Thesis"/>
     <w:aliases w:val="Opinnäytetyön nimi"/>
-    <w:next w:val="Normal"/>
+    <w:next w:val="Normaali"/>
     <w:qFormat/>
     <w:rsid w:val="00AA2D7B"/>
     <w:pPr>
@@ -13087,12 +14787,12 @@
       <w:szCs w:val="48"/>
     </w:rPr>
   </w:style>
-  <w:style w:type="paragraph" w:styleId="Subtitle">
+  <w:style w:type="paragraph" w:styleId="Alaotsikko">
     <w:name w:val="Subtitle"/>
     <w:aliases w:val="subtitle"/>
-    <w:basedOn w:val="Normal"/>
-    <w:next w:val="Normal"/>
-    <w:link w:val="SubtitleChar"/>
+    <w:basedOn w:val="Normaali"/>
+    <w:next w:val="Normaali"/>
+    <w:link w:val="AlaotsikkoChar"/>
     <w:uiPriority w:val="11"/>
     <w:qFormat/>
     <w:rsid w:val="00333A4E"/>
@@ -13111,11 +14811,11 @@
       <w:szCs w:val="24"/>
     </w:rPr>
   </w:style>
-  <w:style w:type="character" w:customStyle="1" w:styleId="SubtitleChar">
-    <w:name w:val="Subtitle Char"/>
+  <w:style w:type="character" w:customStyle="1" w:styleId="AlaotsikkoChar">
+    <w:name w:val="Alaotsikko Char"/>
     <w:aliases w:val="subtitle Char"/>
-    <w:basedOn w:val="DefaultParagraphFont"/>
-    <w:link w:val="Subtitle"/>
+    <w:basedOn w:val="Kappaleenoletusfontti"/>
+    <w:link w:val="Alaotsikko"/>
     <w:uiPriority w:val="11"/>
     <w:rsid w:val="00333A4E"/>
     <w:rPr>
@@ -13128,7 +14828,7 @@
   <w:style w:type="paragraph" w:customStyle="1" w:styleId="Information">
     <w:name w:val="Information"/>
     <w:aliases w:val="Tiedot"/>
-    <w:next w:val="Normal"/>
+    <w:next w:val="Normaali"/>
     <w:qFormat/>
     <w:rsid w:val="00AA2D7B"/>
     <w:pPr>
@@ -13142,7 +14842,7 @@
   <w:style w:type="paragraph" w:customStyle="1" w:styleId="Name">
     <w:name w:val="Name"/>
     <w:aliases w:val="Nimi"/>
-    <w:next w:val="Normal"/>
+    <w:next w:val="Normaali"/>
     <w:qFormat/>
     <w:rsid w:val="00AA2D7B"/>
     <w:pPr>
@@ -13158,7 +14858,7 @@
   <w:style w:type="paragraph" w:customStyle="1" w:styleId="Information2">
     <w:name w:val="Information 2"/>
     <w:aliases w:val="Tiedot 2"/>
-    <w:next w:val="Normal"/>
+    <w:next w:val="Normaali"/>
     <w:qFormat/>
     <w:rsid w:val="00333A4E"/>
     <w:pPr>
@@ -13174,7 +14874,7 @@
   <w:style w:type="paragraph" w:customStyle="1" w:styleId="Authors">
     <w:name w:val="Author(s)"/>
     <w:aliases w:val="Tekijä(t)"/>
-    <w:next w:val="Normal"/>
+    <w:next w:val="Normaali"/>
     <w:qFormat/>
     <w:rsid w:val="00625B95"/>
     <w:pPr>
@@ -13190,7 +14890,7 @@
   <w:style w:type="paragraph" w:customStyle="1" w:styleId="Workname">
     <w:name w:val="Work name"/>
     <w:aliases w:val="Työn nimi"/>
-    <w:next w:val="Normal"/>
+    <w:next w:val="Normaali"/>
     <w:qFormat/>
     <w:rsid w:val="00333A4E"/>
     <w:pPr>
@@ -13205,7 +14905,7 @@
   </w:style>
   <w:style w:type="paragraph" w:customStyle="1" w:styleId="Abstract">
     <w:name w:val="Abstract"/>
-    <w:basedOn w:val="Normal"/>
+    <w:basedOn w:val="Normaali"/>
     <w:qFormat/>
     <w:rsid w:val="00C92997"/>
     <w:pPr>
@@ -13221,7 +14921,7 @@
   <w:style w:type="paragraph" w:customStyle="1" w:styleId="Abbreviationsorsymbols">
     <w:name w:val="Abbreviations or symbols"/>
     <w:aliases w:val="Lyhenteet ja symbolit"/>
-    <w:next w:val="Normal"/>
+    <w:next w:val="Normaali"/>
     <w:qFormat/>
     <w:rsid w:val="00F66CF7"/>
     <w:pPr>
@@ -13236,7 +14936,7 @@
   <w:style w:type="paragraph" w:customStyle="1" w:styleId="REFERENCES">
     <w:name w:val="REFERENCES"/>
     <w:aliases w:val="LÄHTEET"/>
-    <w:basedOn w:val="Heading1"/>
+    <w:basedOn w:val="Otsikko1"/>
     <w:next w:val="Sourcematerial"/>
     <w:link w:val="REFERENCESChar"/>
     <w:qFormat/>
@@ -13250,8 +14950,8 @@
   <w:style w:type="paragraph" w:customStyle="1" w:styleId="UnnumberedHeading">
     <w:name w:val="Unnumbered Heading"/>
     <w:aliases w:val="Numeroimaton väliotsikko"/>
-    <w:basedOn w:val="Normal"/>
-    <w:next w:val="Normal"/>
+    <w:basedOn w:val="Normaali"/>
+    <w:next w:val="Normaali"/>
     <w:link w:val="UnnumberedHeadingChar"/>
     <w:qFormat/>
     <w:rsid w:val="00547A7D"/>
@@ -13267,7 +14967,7 @@
   <w:style w:type="character" w:customStyle="1" w:styleId="REFERENCESChar">
     <w:name w:val="REFERENCES Char"/>
     <w:aliases w:val="LÄHTEET Char"/>
-    <w:basedOn w:val="Heading1Char"/>
+    <w:basedOn w:val="Otsikko1Char"/>
     <w:link w:val="REFERENCES"/>
     <w:rsid w:val="00547A7D"/>
     <w:rPr>
@@ -13281,7 +14981,7 @@
   <w:style w:type="paragraph" w:customStyle="1" w:styleId="HeadingofAppendix">
     <w:name w:val="Heading of Appendix"/>
     <w:aliases w:val="Liite otsikko"/>
-    <w:next w:val="Normal"/>
+    <w:next w:val="Normaali"/>
     <w:qFormat/>
     <w:rsid w:val="00547A7D"/>
     <w:pPr>
@@ -13294,7 +14994,7 @@
       <w:sz w:val="32"/>
     </w:rPr>
   </w:style>
-  <w:style w:type="paragraph" w:styleId="NoSpacing">
+  <w:style w:type="paragraph" w:styleId="Eivli">
     <w:name w:val="No Spacing"/>
     <w:uiPriority w:val="1"/>
     <w:semiHidden/>
@@ -13311,7 +15011,7 @@
   <w:style w:type="character" w:customStyle="1" w:styleId="UnnumberedHeadingChar">
     <w:name w:val="Unnumbered Heading Char"/>
     <w:aliases w:val="Numeroimaton väliotsikko Char"/>
-    <w:basedOn w:val="DefaultParagraphFont"/>
+    <w:basedOn w:val="Kappaleenoletusfontti"/>
     <w:link w:val="UnnumberedHeading"/>
     <w:rsid w:val="00547A7D"/>
     <w:rPr>
@@ -13330,9 +15030,9 @@
       </w:numPr>
     </w:pPr>
   </w:style>
-  <w:style w:type="table" w:styleId="LightShading">
+  <w:style w:type="table" w:styleId="Vaaleavarjostus">
     <w:name w:val="Light Shading"/>
-    <w:basedOn w:val="TableNormal"/>
+    <w:basedOn w:val="Normaalitaulukko"/>
     <w:uiPriority w:val="60"/>
     <w:rsid w:val="00625B95"/>
     <w:pPr>
@@ -13426,10 +15126,10 @@
       </w:tcPr>
     </w:tblStylePr>
   </w:style>
-  <w:style w:type="character" w:styleId="PageNumber">
+  <w:style w:type="character" w:styleId="Sivunumero">
     <w:name w:val="page number"/>
     <w:aliases w:val="Page number"/>
-    <w:basedOn w:val="DefaultParagraphFont"/>
+    <w:basedOn w:val="Kappaleenoletusfontti"/>
     <w:uiPriority w:val="99"/>
     <w:qFormat/>
     <w:rsid w:val="00880D27"/>
@@ -13438,10 +15138,10 @@
       <w:sz w:val="24"/>
     </w:rPr>
   </w:style>
-  <w:style w:type="paragraph" w:styleId="TableofAuthorities">
+  <w:style w:type="paragraph" w:styleId="Lhdeviiteluettelo">
     <w:name w:val="table of authorities"/>
-    <w:basedOn w:val="Normal"/>
-    <w:next w:val="Normal"/>
+    <w:basedOn w:val="Normaali"/>
+    <w:next w:val="Normaali"/>
     <w:uiPriority w:val="99"/>
     <w:semiHidden/>
     <w:unhideWhenUsed/>
@@ -13451,10 +15151,10 @@
       <w:ind w:left="240" w:hanging="240"/>
     </w:pPr>
   </w:style>
-  <w:style w:type="paragraph" w:styleId="TOAHeading">
+  <w:style w:type="paragraph" w:styleId="Lhdeluettelonotsikko">
     <w:name w:val="toa heading"/>
-    <w:basedOn w:val="Normal"/>
-    <w:next w:val="Normal"/>
+    <w:basedOn w:val="Normaali"/>
+    <w:next w:val="Normaali"/>
     <w:uiPriority w:val="99"/>
     <w:semiHidden/>
     <w:unhideWhenUsed/>
@@ -13480,7 +15180,7 @@
   <w:style w:type="paragraph" w:customStyle="1" w:styleId="Sisllysluettelonotsikko2">
     <w:name w:val="Sisällysluettelon otsikko2"/>
     <w:aliases w:val="TOC Heading 2"/>
-    <w:basedOn w:val="TOCHeading"/>
+    <w:basedOn w:val="Sisllysluettelonotsikko"/>
     <w:link w:val="Sisllysluettelonotsikko2Char"/>
     <w:qFormat/>
     <w:rsid w:val="00625B95"/>
@@ -13488,11 +15188,11 @@
       <w:spacing w:before="480"/>
     </w:pPr>
   </w:style>
-  <w:style w:type="character" w:customStyle="1" w:styleId="TOCHeadingChar">
-    <w:name w:val="TOC Heading Char"/>
+  <w:style w:type="character" w:customStyle="1" w:styleId="SisllysluettelonotsikkoChar">
+    <w:name w:val="Sisällysluettelon otsikko Char"/>
     <w:aliases w:val="TOC heading Char"/>
-    <w:basedOn w:val="Heading1Char"/>
-    <w:link w:val="TOCHeading"/>
+    <w:basedOn w:val="Otsikko1Char"/>
+    <w:link w:val="Sisllysluettelonotsikko"/>
     <w:rsid w:val="003150B3"/>
     <w:rPr>
       <w:rFonts w:ascii="Arial" w:eastAsiaTheme="majorEastAsia" w:hAnsi="Arial" w:cs="Arial"/>
@@ -13505,7 +15205,7 @@
   <w:style w:type="character" w:customStyle="1" w:styleId="Sisllysluettelonotsikko2Char">
     <w:name w:val="Sisällysluettelon otsikko2 Char"/>
     <w:aliases w:val="TOC Heading 2 Char"/>
-    <w:basedOn w:val="TOCHeadingChar"/>
+    <w:basedOn w:val="SisllysluettelonotsikkoChar"/>
     <w:link w:val="Sisllysluettelonotsikko2"/>
     <w:rsid w:val="00625B95"/>
     <w:rPr>
@@ -13528,9 +15228,9 @@
       <w:spacing w:after="480"/>
     </w:pPr>
   </w:style>
-  <w:style w:type="table" w:styleId="TableGridLight">
+  <w:style w:type="table" w:styleId="Vaaleataulukkoruudukko">
     <w:name w:val="Grid Table Light"/>
-    <w:basedOn w:val="TableNormal"/>
+    <w:basedOn w:val="Normaalitaulukko"/>
     <w:uiPriority w:val="40"/>
     <w:rsid w:val="00EB7F42"/>
     <w:pPr>
@@ -13547,9 +15247,9 @@
       </w:tblBorders>
     </w:tblPr>
   </w:style>
-  <w:style w:type="character" w:styleId="UnresolvedMention">
+  <w:style w:type="character" w:styleId="Ratkaisematonmaininta">
     <w:name w:val="Unresolved Mention"/>
-    <w:basedOn w:val="DefaultParagraphFont"/>
+    <w:basedOn w:val="Kappaleenoletusfontti"/>
     <w:uiPriority w:val="99"/>
     <w:semiHidden/>
     <w:unhideWhenUsed/>
@@ -13587,7 +15287,7 @@
           </w:pPr>
           <w:r>
             <w:rPr>
-              <w:rStyle w:val="PlaceholderText"/>
+              <w:rStyle w:val="Paikkamerkkiteksti"/>
             </w:rPr>
             <w:t>Click here to enter text.</w:t>
           </w:r>
@@ -13616,7 +15316,7 @@
           </w:pPr>
           <w:r>
             <w:rPr>
-              <w:rStyle w:val="PlaceholderText"/>
+              <w:rStyle w:val="Paikkamerkkiteksti"/>
             </w:rPr>
             <w:t>Click here to enter text.</w:t>
           </w:r>
@@ -13645,7 +15345,7 @@
           </w:pPr>
           <w:r>
             <w:rPr>
-              <w:rStyle w:val="PlaceholderText"/>
+              <w:rStyle w:val="Paikkamerkkiteksti"/>
             </w:rPr>
             <w:t>Kirjoita tekstiä napsauttamalla tätä.</w:t>
           </w:r>
@@ -13674,7 +15374,7 @@
           </w:pPr>
           <w:r>
             <w:rPr>
-              <w:rStyle w:val="PlaceholderText"/>
+              <w:rStyle w:val="Paikkamerkkiteksti"/>
             </w:rPr>
             <w:t>Click here to enter text.</w:t>
           </w:r>
@@ -13703,7 +15403,7 @@
           </w:pPr>
           <w:r>
             <w:rPr>
-              <w:rStyle w:val="PlaceholderText"/>
+              <w:rStyle w:val="Paikkamerkkiteksti"/>
             </w:rPr>
             <w:t>Kirjoita tekstiä napsauttamalla tätä.</w:t>
           </w:r>
@@ -13732,7 +15432,7 @@
           </w:pPr>
           <w:r>
             <w:rPr>
-              <w:rStyle w:val="PlaceholderText"/>
+              <w:rStyle w:val="Paikkamerkkiteksti"/>
             </w:rPr>
             <w:t>Click here to enter text.</w:t>
           </w:r>
@@ -13761,7 +15461,7 @@
           </w:pPr>
           <w:r>
             <w:rPr>
-              <w:rStyle w:val="PlaceholderText"/>
+              <w:rStyle w:val="Paikkamerkkiteksti"/>
             </w:rPr>
             <w:t>Kirjoita tekstiä napsauttamalla tätä.</w:t>
           </w:r>
@@ -13790,7 +15490,7 @@
           </w:pPr>
           <w:r>
             <w:rPr>
-              <w:rStyle w:val="PlaceholderText"/>
+              <w:rStyle w:val="Paikkamerkkiteksti"/>
             </w:rPr>
             <w:t>Click here to enter text.</w:t>
           </w:r>
@@ -13819,7 +15519,7 @@
           </w:pPr>
           <w:r>
             <w:rPr>
-              <w:rStyle w:val="PlaceholderText"/>
+              <w:rStyle w:val="Paikkamerkkiteksti"/>
             </w:rPr>
             <w:t>Click here to enter text.</w:t>
           </w:r>
@@ -13848,7 +15548,7 @@
           </w:pPr>
           <w:r>
             <w:rPr>
-              <w:rStyle w:val="PlaceholderText"/>
+              <w:rStyle w:val="Paikkamerkkiteksti"/>
             </w:rPr>
             <w:t>Click here to enter text.</w:t>
           </w:r>
@@ -13877,7 +15577,7 @@
           </w:pPr>
           <w:r>
             <w:rPr>
-              <w:rStyle w:val="PlaceholderText"/>
+              <w:rStyle w:val="Paikkamerkkiteksti"/>
             </w:rPr>
             <w:t>Click here to enter text.</w:t>
           </w:r>
@@ -13997,6 +15697,7 @@
     <w:rsid w:val="00A2653D"/>
     <w:rsid w:val="00A4638A"/>
     <w:rsid w:val="00A83F7C"/>
+    <w:rsid w:val="00BF2027"/>
     <w:rsid w:val="00D12800"/>
     <w:rsid w:val="00DB792C"/>
     <w:rsid w:val="00DD3F3A"/>
@@ -14016,7 +15717,7 @@
   </m:mathPr>
   <w:themeFontLang w:val="fi-FI"/>
   <w:clrSchemeMapping w:bg1="light1" w:t1="dark1" w:bg2="light2" w:t2="dark2" w:accent1="accent1" w:accent2="accent2" w:accent3="accent3" w:accent4="accent4" w:accent5="accent5" w:accent6="accent6" w:hyperlink="hyperlink" w:followedHyperlink="followedHyperlink"/>
-  <w:decimalSymbol w:val="."/>
+  <w:decimalSymbol w:val=","/>
   <w:listSeparator w:val=","/>
   <w15:chartTrackingRefBased/>
 </w:settings>
@@ -14419,17 +16120,17 @@
     <w:lsdException w:name="Unresolved Mention" w:semiHidden="1" w:unhideWhenUsed="1"/>
     <w:lsdException w:name="Smart Link" w:semiHidden="1" w:unhideWhenUsed="1"/>
   </w:latentStyles>
-  <w:style w:type="paragraph" w:default="1" w:styleId="Normal">
+  <w:style w:type="paragraph" w:default="1" w:styleId="Normaali">
     <w:name w:val="Normal"/>
     <w:qFormat/>
   </w:style>
-  <w:style w:type="character" w:default="1" w:styleId="DefaultParagraphFont">
+  <w:style w:type="character" w:default="1" w:styleId="Kappaleenoletusfontti">
     <w:name w:val="Default Paragraph Font"/>
     <w:uiPriority w:val="1"/>
     <w:semiHidden/>
     <w:unhideWhenUsed/>
   </w:style>
-  <w:style w:type="table" w:default="1" w:styleId="TableNormal">
+  <w:style w:type="table" w:default="1" w:styleId="Normaalitaulukko">
     <w:name w:val="Normal Table"/>
     <w:uiPriority w:val="99"/>
     <w:semiHidden/>
@@ -14444,15 +16145,15 @@
       </w:tblCellMar>
     </w:tblPr>
   </w:style>
-  <w:style w:type="numbering" w:default="1" w:styleId="NoList">
+  <w:style w:type="numbering" w:default="1" w:styleId="Eiluetteloa">
     <w:name w:val="No List"/>
     <w:uiPriority w:val="99"/>
     <w:semiHidden/>
     <w:unhideWhenUsed/>
   </w:style>
-  <w:style w:type="character" w:styleId="PlaceholderText">
+  <w:style w:type="character" w:styleId="Paikkamerkkiteksti">
     <w:name w:val="Placeholder Text"/>
-    <w:basedOn w:val="DefaultParagraphFont"/>
+    <w:basedOn w:val="Kappaleenoletusfontti"/>
     <w:uiPriority w:val="99"/>
     <w:semiHidden/>
     <w:rPr>
@@ -14788,15 +16489,6 @@
 </file>
 
 <file path=customXml/item1.xml><?xml version="1.0" encoding="utf-8"?>
-<?mso-contentType ?>
-<FormTemplates xmlns="http://schemas.microsoft.com/sharepoint/v3/contenttype/forms">
-  <Display>DocumentLibraryForm</Display>
-  <Edit>DocumentLibraryForm</Edit>
-  <New>DocumentLibraryForm</New>
-</FormTemplates>
-</file>
-
-<file path=customXml/item2.xml><?xml version="1.0" encoding="utf-8"?>
 <ct:contentTypeSchema xmlns:ct="http://schemas.microsoft.com/office/2006/metadata/contentType" xmlns:ma="http://schemas.microsoft.com/office/2006/metadata/properties/metaAttributes" ct:_="" ma:_="" ma:contentTypeName="Document" ma:contentTypeID="0x0101002475E0E10D54B84F937F817497528C71" ma:contentTypeVersion="31" ma:contentTypeDescription="Create a new document." ma:contentTypeScope="" ma:versionID="13da27f6c67572251a4248440d3ad1f6">
   <xsd:schema xmlns:xsd="http://www.w3.org/2001/XMLSchema" xmlns:xs="http://www.w3.org/2001/XMLSchema" xmlns:p="http://schemas.microsoft.com/office/2006/metadata/properties" xmlns:ns2="29d38182-2ba3-434b-9466-3aece3d3aa2e" xmlns:ns3="c2da8608-6b58-45ec-82e0-5098f9986dbf" xmlns:ns4="77b8d55e-a628-4725-ad2a-a2aab75e1dba" targetNamespace="http://schemas.microsoft.com/office/2006/metadata/properties" ma:root="true" ma:fieldsID="4e9409845ca9d9160f86c08f661ea0ad" ns2:_="" ns3:_="" ns4:_="">
     <xsd:import namespace="29d38182-2ba3-434b-9466-3aece3d3aa2e"/>
@@ -15123,7 +16815,20 @@
 </ct:contentTypeSchema>
 </file>
 
+<file path=customXml/item2.xml><?xml version="1.0" encoding="utf-8"?>
+<?mso-contentType ?>
+<FormTemplates xmlns="http://schemas.microsoft.com/sharepoint/v3/contenttype/forms">
+  <Display>DocumentLibraryForm</Display>
+  <Edit>DocumentLibraryForm</Edit>
+  <New>DocumentLibraryForm</New>
+</FormTemplates>
+</file>
+
 <file path=customXml/item3.xml><?xml version="1.0" encoding="utf-8"?>
+<b:Sources xmlns:b="http://schemas.openxmlformats.org/officeDocument/2006/bibliography" xmlns="http://schemas.openxmlformats.org/officeDocument/2006/bibliography" SelectedStyle="\GB.XSL" StyleName="GB7714"/>
+</file>
+
+<file path=customXml/item4.xml><?xml version="1.0" encoding="utf-8"?>
 <p:properties xmlns:p="http://schemas.microsoft.com/office/2006/metadata/properties" xmlns:xsi="http://www.w3.org/2001/XMLSchema-instance" xmlns:pc="http://schemas.microsoft.com/office/infopath/2007/PartnerControls">
   <documentManagement>
     <IntraUpdateFI xmlns="29d38182-2ba3-434b-9466-3aece3d3aa2e">2025-08-30T21:00:00+00:00</IntraUpdateFI>
@@ -15255,19 +16960,7 @@
 </p:properties>
 </file>
 
-<file path=customXml/item4.xml><?xml version="1.0" encoding="utf-8"?>
-<b:Sources xmlns:b="http://schemas.openxmlformats.org/officeDocument/2006/bibliography" xmlns="http://schemas.openxmlformats.org/officeDocument/2006/bibliography" SelectedStyle="\GB.XSL" StyleName="GB7714"/>
-</file>
-
 <file path=customXml/itemProps1.xml><?xml version="1.0" encoding="utf-8"?>
-<ds:datastoreItem xmlns:ds="http://schemas.openxmlformats.org/officeDocument/2006/customXml" ds:itemID="{198EC644-F7AF-456F-BC05-BD0D54E3DC7D}">
-  <ds:schemaRefs>
-    <ds:schemaRef ds:uri="http://schemas.microsoft.com/sharepoint/v3/contenttype/forms"/>
-  </ds:schemaRefs>
-</ds:datastoreItem>
-</file>
-
-<file path=customXml/itemProps2.xml><?xml version="1.0" encoding="utf-8"?>
 <ds:datastoreItem xmlns:ds="http://schemas.openxmlformats.org/officeDocument/2006/customXml" ds:itemID="{EE4B2239-A68B-4EA6-9BD3-4C6271D1C6AF}">
   <ds:schemaRefs>
     <ds:schemaRef ds:uri="http://schemas.microsoft.com/office/2006/metadata/contentType"/>
@@ -15287,7 +16980,23 @@
 </ds:datastoreItem>
 </file>
 
+<file path=customXml/itemProps2.xml><?xml version="1.0" encoding="utf-8"?>
+<ds:datastoreItem xmlns:ds="http://schemas.openxmlformats.org/officeDocument/2006/customXml" ds:itemID="{198EC644-F7AF-456F-BC05-BD0D54E3DC7D}">
+  <ds:schemaRefs>
+    <ds:schemaRef ds:uri="http://schemas.microsoft.com/sharepoint/v3/contenttype/forms"/>
+  </ds:schemaRefs>
+</ds:datastoreItem>
+</file>
+
 <file path=customXml/itemProps3.xml><?xml version="1.0" encoding="utf-8"?>
+<ds:datastoreItem xmlns:ds="http://schemas.openxmlformats.org/officeDocument/2006/customXml" ds:itemID="{AC98FC60-AA00-4516-A716-017F371296A7}">
+  <ds:schemaRefs>
+    <ds:schemaRef ds:uri="http://schemas.openxmlformats.org/officeDocument/2006/bibliography"/>
+  </ds:schemaRefs>
+</ds:datastoreItem>
+</file>
+
+<file path=customXml/itemProps4.xml><?xml version="1.0" encoding="utf-8"?>
 <ds:datastoreItem xmlns:ds="http://schemas.openxmlformats.org/officeDocument/2006/customXml" ds:itemID="{11AEAA72-A71C-4F59-B1F2-69D6C0A615FB}">
   <ds:schemaRefs>
     <ds:schemaRef ds:uri="http://schemas.microsoft.com/office/2006/metadata/properties"/>
@@ -15296,12 +17005,4 @@
     <ds:schemaRef ds:uri="c2da8608-6b58-45ec-82e0-5098f9986dbf"/>
   </ds:schemaRefs>
 </ds:datastoreItem>
-</file>
-
-<file path=customXml/itemProps4.xml><?xml version="1.0" encoding="utf-8"?>
-<ds:datastoreItem xmlns:ds="http://schemas.openxmlformats.org/officeDocument/2006/customXml" ds:itemID="{AC98FC60-AA00-4516-A716-017F371296A7}">
-  <ds:schemaRefs>
-    <ds:schemaRef ds:uri="http://schemas.openxmlformats.org/officeDocument/2006/bibliography"/>
-  </ds:schemaRefs>
-</ds:datastoreItem>
 </file>
--- a/ORAOwl_opinnaytetyö.docx
+++ b/ORAOwl_opinnaytetyö.docx
@@ -7,13 +7,7 @@
         <w:pStyle w:val="Information"/>
       </w:pPr>
       <w:r>
-        <w:t>Opinnäytetyö (AMK</w:t>
-      </w:r>
-      <w:r>
-        <w:t xml:space="preserve"> </w:t>
-      </w:r>
-      <w:r>
-        <w:t>)</w:t>
+        <w:t>Opinnäytetyö (AMK)</w:t>
       </w:r>
     </w:p>
     <w:sdt>
@@ -25,7 +19,6 @@
           <w:docPart w:val="AF0D35ADB2534787BEBF26D06BF3CCC4"/>
         </w:placeholder>
       </w:sdtPr>
-      <w:sdtEndPr/>
       <w:sdtContent>
         <w:p>
           <w:pPr>
@@ -38,7 +31,7 @@
             <w:t xml:space="preserve">: </w:t>
           </w:r>
           <w:r>
-            <w:t>Tietojenkäsittelyn koulutusohjelma</w:t>
+            <w:t>Tietojenkäsittelyn</w:t>
           </w:r>
         </w:p>
       </w:sdtContent>
@@ -52,7 +45,6 @@
           <w:docPart w:val="AF0D35ADB2534787BEBF26D06BF3CCC4"/>
         </w:placeholder>
       </w:sdtPr>
-      <w:sdtEndPr/>
       <w:sdtContent>
         <w:p>
           <w:pPr>
@@ -63,12 +55,6 @@
           </w:r>
           <w:r>
             <w:t>almistumisvuosi</w:t>
-          </w:r>
-          <w:r>
-            <w:t xml:space="preserve"> </w:t>
-          </w:r>
-          <w:r>
-            <w:t>joulukuu</w:t>
           </w:r>
           <w:r>
             <w:t xml:space="preserve"> 2025</w:t>
@@ -208,7 +194,6 @@
           <w:docPart w:val="0FEDB3AD84FA435D914C1B7E1831A07C"/>
         </w:placeholder>
       </w:sdtPr>
-      <w:sdtEndPr/>
       <w:sdtContent>
         <w:p>
           <w:pPr>
@@ -246,7 +231,6 @@
         </w:placeholder>
         <w:text w:multiLine="1"/>
       </w:sdtPr>
-      <w:sdtEndPr/>
       <w:sdtContent>
         <w:p>
           <w:pPr>
@@ -276,7 +260,6 @@
             <w:docPart w:val="0FEDB3AD84FA435D914C1B7E1831A07C"/>
           </w:placeholder>
         </w:sdtPr>
-        <w:sdtEndPr/>
         <w:sdtContent>
           <w:r>
             <w:t xml:space="preserve">Opinnäytetyön </w:t>
@@ -301,14 +284,13 @@
           <w:docPart w:val="88E2DE1C3D404E178C503CF2FE142304"/>
         </w:placeholder>
       </w:sdtPr>
-      <w:sdtEndPr/>
       <w:sdtContent>
         <w:p>
           <w:pPr>
             <w:pStyle w:val="Authors"/>
           </w:pPr>
           <w:r>
-            <w:t>Tekijä(t)</w:t>
+            <w:t>Tekijät</w:t>
           </w:r>
           <w:r>
             <w:t xml:space="preserve"> </w:t>
@@ -332,7 +314,6 @@
           </w:placeholder>
           <w:text w:multiLine="1"/>
         </w:sdtPr>
-        <w:sdtEndPr/>
         <w:sdtContent>
           <w:proofErr w:type="spellStart"/>
           <w:r>
@@ -345,28 +326,6 @@
         </w:sdtContent>
       </w:sdt>
     </w:p>
-    <w:sdt>
-      <w:sdtPr>
-        <w:id w:val="-2122368518"/>
-        <w:placeholder>
-          <w:docPart w:val="D6F83BB834644EB39B961B741894AD73"/>
-        </w:placeholder>
-      </w:sdtPr>
-      <w:sdtEndPr/>
-      <w:sdtContent>
-        <w:p>
-          <w:pPr>
-            <w:pStyle w:val="SubtitleofAbstract"/>
-          </w:pPr>
-          <w:r>
-            <w:t>­</w:t>
-          </w:r>
-          <w:r>
-            <w:t xml:space="preserve"> mahdollinen alaotsikko</w:t>
-          </w:r>
-        </w:p>
-      </w:sdtContent>
-    </w:sdt>
     <w:sdt>
       <w:sdtPr>
         <w:id w:val="682875798"/>
@@ -375,110 +334,2044 @@
           <w:docPart w:val="0FEDB3AD84FA435D914C1B7E1831A07C"/>
         </w:placeholder>
       </w:sdtPr>
-      <w:sdtEndPr/>
       <w:sdtContent>
         <w:p>
           <w:pPr>
             <w:pStyle w:val="Tiivistelm"/>
+            <w:rPr>
+              <w:lang w:val="en-FI"/>
+            </w:rPr>
           </w:pPr>
-          <w:r>
-            <w:t xml:space="preserve">Tämän opinnäytetyön tavoitteena oli suunnitella ja toteuttaa </w:t>
-          </w:r>
           <w:proofErr w:type="spellStart"/>
           <w:r>
-            <w:t>ORAOwl</w:t>
+            <w:rPr>
+              <w:lang w:val="en-FI"/>
+            </w:rPr>
+            <w:t>Tämän</w:t>
           </w:r>
           <w:proofErr w:type="spellEnd"/>
           <w:r>
-            <w:t>-niminen sovellus, joka kokoaa hajallaan olevia suunnistustuloksia yhteen järjestelmään. Sovelluksen avulla voidaan helpottaa suunnistajien kehityksen seurantaa ja viestijoukkueiden valintaa sekä tarjota työkaluja tulosten analysointiin ja visualisointiin. Aihe on ajankohtainen, sillä tulostietojen hajanaisuus eri verkkosivuilla vaikeuttaa tiedon hyödyntämistä valmennuksessa ja seuratoiminnassa.</w:t>
-          </w:r>
-          <w:r>
-            <w:br/>
-          </w:r>
-          <w:r>
-            <w:br/>
-            <w:t xml:space="preserve">Sovellus toteutettiin Python-ohjelmointikielellä ja Django-kehyksellä hyödyntäen PostgreSQL-tietokantaa. Käyttöliittymässä käytettiin </w:t>
+            <w:rPr>
+              <w:lang w:val="en-FI"/>
+            </w:rPr>
+            <w:t xml:space="preserve"> </w:t>
           </w:r>
           <w:proofErr w:type="spellStart"/>
           <w:r>
-            <w:t>Bootstrap</w:t>
+            <w:rPr>
+              <w:lang w:val="en-FI"/>
+            </w:rPr>
+            <w:t>opinnäytetyön</w:t>
           </w:r>
           <w:proofErr w:type="spellEnd"/>
           <w:r>
-            <w:t xml:space="preserve">- ja </w:t>
+            <w:rPr>
+              <w:lang w:val="en-FI"/>
+            </w:rPr>
+            <w:t xml:space="preserve"> </w:t>
           </w:r>
           <w:proofErr w:type="spellStart"/>
           <w:r>
-            <w:t>AdminLTE</w:t>
+            <w:rPr>
+              <w:lang w:val="en-FI"/>
+            </w:rPr>
+            <w:t>tavoitteena</w:t>
           </w:r>
           <w:proofErr w:type="spellEnd"/>
           <w:r>
-            <w:t xml:space="preserve">-teemoja, ja tulosten käsittelyssä sovellettiin IOFXML-standardia. Keskeisiä toiminnallisuuksia ovat tulostiedostojen lataaminen, tietojen tallentaminen ja hakeminen sekä suunnistajien tulosten visualisointi esimerkiksi km/min-kehityskäyrien avulla. Tietosuoja huomioitiin mahdollistamalla käyttäjätietojen </w:t>
+            <w:rPr>
+              <w:lang w:val="en-FI"/>
+            </w:rPr>
+            <w:t xml:space="preserve"> </w:t>
           </w:r>
           <w:proofErr w:type="spellStart"/>
           <w:r>
+            <w:rPr>
+              <w:lang w:val="en-FI"/>
+            </w:rPr>
+            <w:t>oli</w:t>
+          </w:r>
+          <w:proofErr w:type="spellEnd"/>
+          <w:r>
+            <w:rPr>
+              <w:lang w:val="en-FI"/>
+            </w:rPr>
+            <w:t xml:space="preserve"> </w:t>
+          </w:r>
+          <w:proofErr w:type="spellStart"/>
+          <w:r>
+            <w:rPr>
+              <w:lang w:val="en-FI"/>
+            </w:rPr>
+            <w:t>suunnitella</w:t>
+          </w:r>
+          <w:proofErr w:type="spellEnd"/>
+          <w:r>
+            <w:rPr>
+              <w:lang w:val="en-FI"/>
+            </w:rPr>
+            <w:t xml:space="preserve"> </w:t>
+          </w:r>
+          <w:proofErr w:type="spellStart"/>
+          <w:r>
+            <w:rPr>
+              <w:lang w:val="en-FI"/>
+            </w:rPr>
+            <w:t>ja</w:t>
+          </w:r>
+          <w:proofErr w:type="spellEnd"/>
+          <w:r>
+            <w:rPr>
+              <w:lang w:val="en-FI"/>
+            </w:rPr>
+            <w:t xml:space="preserve"> </w:t>
+          </w:r>
+          <w:proofErr w:type="spellStart"/>
+          <w:r>
+            <w:rPr>
+              <w:lang w:val="en-FI"/>
+            </w:rPr>
+            <w:t>toteuttaa</w:t>
+          </w:r>
+          <w:proofErr w:type="spellEnd"/>
+          <w:r>
+            <w:rPr>
+              <w:lang w:val="en-FI"/>
+            </w:rPr>
+            <w:t xml:space="preserve"> </w:t>
+          </w:r>
+          <w:proofErr w:type="spellStart"/>
+          <w:r>
+            <w:rPr>
+              <w:lang w:val="en-FI"/>
+            </w:rPr>
+            <w:t>ORAOwl-niminen</w:t>
+          </w:r>
+          <w:proofErr w:type="spellEnd"/>
+          <w:r>
+            <w:rPr>
+              <w:lang w:val="en-FI"/>
+            </w:rPr>
+            <w:t xml:space="preserve"> </w:t>
+          </w:r>
+          <w:proofErr w:type="spellStart"/>
+          <w:r>
+            <w:rPr>
+              <w:lang w:val="en-FI"/>
+            </w:rPr>
+            <w:t>sovellus</w:t>
+          </w:r>
+          <w:proofErr w:type="spellEnd"/>
+          <w:r>
+            <w:rPr>
+              <w:lang w:val="en-FI"/>
+            </w:rPr>
+            <w:t xml:space="preserve">, </w:t>
+          </w:r>
+          <w:proofErr w:type="spellStart"/>
+          <w:r>
+            <w:rPr>
+              <w:lang w:val="en-FI"/>
+            </w:rPr>
+            <w:t>joka</w:t>
+          </w:r>
+          <w:proofErr w:type="spellEnd"/>
+          <w:r>
+            <w:rPr>
+              <w:lang w:val="en-FI"/>
+            </w:rPr>
+            <w:t xml:space="preserve"> </w:t>
+          </w:r>
+          <w:proofErr w:type="spellStart"/>
+          <w:r>
+            <w:rPr>
+              <w:lang w:val="en-FI"/>
+            </w:rPr>
+            <w:t>kokoaa</w:t>
+          </w:r>
+          <w:proofErr w:type="spellEnd"/>
+          <w:r>
+            <w:rPr>
+              <w:lang w:val="en-FI"/>
+            </w:rPr>
+            <w:t xml:space="preserve"> </w:t>
+          </w:r>
+          <w:proofErr w:type="spellStart"/>
+          <w:r>
+            <w:rPr>
+              <w:lang w:val="en-FI"/>
+            </w:rPr>
+            <w:t>hajallaan</w:t>
+          </w:r>
+          <w:proofErr w:type="spellEnd"/>
+          <w:r>
+            <w:rPr>
+              <w:lang w:val="en-FI"/>
+            </w:rPr>
+            <w:t xml:space="preserve"> </w:t>
+          </w:r>
+          <w:proofErr w:type="spellStart"/>
+          <w:r>
+            <w:rPr>
+              <w:lang w:val="en-FI"/>
+            </w:rPr>
+            <w:t>olevia</w:t>
+          </w:r>
+          <w:proofErr w:type="spellEnd"/>
+          <w:r>
+            <w:rPr>
+              <w:lang w:val="en-FI"/>
+            </w:rPr>
+            <w:t xml:space="preserve"> </w:t>
+          </w:r>
+          <w:proofErr w:type="spellStart"/>
+          <w:r>
+            <w:rPr>
+              <w:lang w:val="en-FI"/>
+            </w:rPr>
+            <w:t>suunnistustuloksia</w:t>
+          </w:r>
+          <w:proofErr w:type="spellEnd"/>
+          <w:r>
+            <w:rPr>
+              <w:lang w:val="en-FI"/>
+            </w:rPr>
+            <w:t xml:space="preserve"> </w:t>
+          </w:r>
+          <w:proofErr w:type="spellStart"/>
+          <w:r>
+            <w:rPr>
+              <w:lang w:val="en-FI"/>
+            </w:rPr>
+            <w:t>yhteen</w:t>
+          </w:r>
+          <w:proofErr w:type="spellEnd"/>
+          <w:r>
+            <w:rPr>
+              <w:lang w:val="en-FI"/>
+            </w:rPr>
+            <w:t xml:space="preserve"> </w:t>
+          </w:r>
+          <w:proofErr w:type="spellStart"/>
+          <w:r>
+            <w:rPr>
+              <w:lang w:val="en-FI"/>
+            </w:rPr>
+            <w:t>järjestelmään</w:t>
+          </w:r>
+          <w:proofErr w:type="spellEnd"/>
+          <w:r>
+            <w:rPr>
+              <w:lang w:val="en-FI"/>
+            </w:rPr>
+            <w:t xml:space="preserve">. </w:t>
+          </w:r>
+          <w:proofErr w:type="spellStart"/>
+          <w:r>
+            <w:rPr>
+              <w:lang w:val="en-FI"/>
+            </w:rPr>
+            <w:t>Suunnistuksen</w:t>
+          </w:r>
+          <w:proofErr w:type="spellEnd"/>
+          <w:r>
+            <w:rPr>
+              <w:lang w:val="en-FI"/>
+            </w:rPr>
+            <w:t xml:space="preserve"> </w:t>
+          </w:r>
+          <w:proofErr w:type="spellStart"/>
+          <w:r>
+            <w:rPr>
+              <w:lang w:val="en-FI"/>
+            </w:rPr>
+            <w:t>tulostietoja</w:t>
+          </w:r>
+          <w:proofErr w:type="spellEnd"/>
+          <w:r>
+            <w:rPr>
+              <w:lang w:val="en-FI"/>
+            </w:rPr>
+            <w:t xml:space="preserve"> </w:t>
+          </w:r>
+          <w:proofErr w:type="spellStart"/>
+          <w:r>
+            <w:rPr>
+              <w:lang w:val="en-FI"/>
+            </w:rPr>
+            <w:t>julkaistaan</w:t>
+          </w:r>
+          <w:proofErr w:type="spellEnd"/>
+          <w:r>
+            <w:rPr>
+              <w:lang w:val="en-FI"/>
+            </w:rPr>
+            <w:t xml:space="preserve"> </w:t>
+          </w:r>
+          <w:proofErr w:type="spellStart"/>
+          <w:r>
+            <w:rPr>
+              <w:lang w:val="en-FI"/>
+            </w:rPr>
+            <w:t>useilla</w:t>
+          </w:r>
+          <w:proofErr w:type="spellEnd"/>
+          <w:r>
+            <w:rPr>
+              <w:lang w:val="en-FI"/>
+            </w:rPr>
+            <w:t xml:space="preserve"> </w:t>
+          </w:r>
+          <w:proofErr w:type="spellStart"/>
+          <w:r>
+            <w:rPr>
+              <w:lang w:val="en-FI"/>
+            </w:rPr>
+            <w:t>eri</w:t>
+          </w:r>
+          <w:proofErr w:type="spellEnd"/>
+          <w:r>
+            <w:rPr>
+              <w:lang w:val="en-FI"/>
+            </w:rPr>
+            <w:t xml:space="preserve"> </w:t>
+          </w:r>
+          <w:proofErr w:type="spellStart"/>
+          <w:r>
+            <w:rPr>
+              <w:lang w:val="en-FI"/>
+            </w:rPr>
+            <w:t>verkkosivuilla</w:t>
+          </w:r>
+          <w:proofErr w:type="spellEnd"/>
+          <w:r>
+            <w:rPr>
+              <w:lang w:val="en-FI"/>
+            </w:rPr>
+            <w:t xml:space="preserve">, </w:t>
+          </w:r>
+          <w:proofErr w:type="spellStart"/>
+          <w:r>
+            <w:rPr>
+              <w:lang w:val="en-FI"/>
+            </w:rPr>
+            <w:t>mikä</w:t>
+          </w:r>
+          <w:proofErr w:type="spellEnd"/>
+          <w:r>
+            <w:rPr>
+              <w:lang w:val="en-FI"/>
+            </w:rPr>
+            <w:t xml:space="preserve"> </w:t>
+          </w:r>
+          <w:proofErr w:type="spellStart"/>
+          <w:r>
+            <w:rPr>
+              <w:lang w:val="en-FI"/>
+            </w:rPr>
+            <w:t>vaikeuttaa</w:t>
+          </w:r>
+          <w:proofErr w:type="spellEnd"/>
+          <w:r>
+            <w:rPr>
+              <w:lang w:val="en-FI"/>
+            </w:rPr>
+            <w:t xml:space="preserve"> </w:t>
+          </w:r>
+          <w:proofErr w:type="spellStart"/>
+          <w:r>
+            <w:rPr>
+              <w:lang w:val="en-FI"/>
+            </w:rPr>
+            <w:t>urheilijoiden</w:t>
+          </w:r>
+          <w:proofErr w:type="spellEnd"/>
+          <w:r>
+            <w:rPr>
+              <w:lang w:val="en-FI"/>
+            </w:rPr>
+            <w:t xml:space="preserve"> </w:t>
+          </w:r>
+          <w:proofErr w:type="spellStart"/>
+          <w:r>
+            <w:rPr>
+              <w:lang w:val="en-FI"/>
+            </w:rPr>
+            <w:t>kehityksen</w:t>
+          </w:r>
+          <w:proofErr w:type="spellEnd"/>
+          <w:r>
+            <w:rPr>
+              <w:lang w:val="en-FI"/>
+            </w:rPr>
+            <w:t xml:space="preserve"> </w:t>
+          </w:r>
+          <w:proofErr w:type="spellStart"/>
+          <w:r>
+            <w:rPr>
+              <w:lang w:val="en-FI"/>
+            </w:rPr>
+            <w:t>seurantaa</w:t>
+          </w:r>
+          <w:proofErr w:type="spellEnd"/>
+          <w:r>
+            <w:rPr>
+              <w:lang w:val="en-FI"/>
+            </w:rPr>
+            <w:t xml:space="preserve">, </w:t>
+          </w:r>
+          <w:proofErr w:type="spellStart"/>
+          <w:r>
+            <w:rPr>
+              <w:lang w:val="en-FI"/>
+            </w:rPr>
+            <w:t>valmennuksen</w:t>
+          </w:r>
+          <w:proofErr w:type="spellEnd"/>
+          <w:r>
+            <w:rPr>
+              <w:lang w:val="en-FI"/>
+            </w:rPr>
+            <w:t xml:space="preserve"> </w:t>
+          </w:r>
+          <w:proofErr w:type="spellStart"/>
+          <w:r>
+            <w:rPr>
+              <w:lang w:val="en-FI"/>
+            </w:rPr>
+            <w:t>analysointia</w:t>
+          </w:r>
+          <w:proofErr w:type="spellEnd"/>
+          <w:r>
+            <w:rPr>
+              <w:lang w:val="en-FI"/>
+            </w:rPr>
+            <w:t xml:space="preserve"> </w:t>
+          </w:r>
+          <w:proofErr w:type="spellStart"/>
+          <w:r>
+            <w:rPr>
+              <w:lang w:val="en-FI"/>
+            </w:rPr>
+            <w:t>sekä</w:t>
+          </w:r>
+          <w:proofErr w:type="spellEnd"/>
+          <w:r>
+            <w:rPr>
+              <w:lang w:val="en-FI"/>
+            </w:rPr>
+            <w:t xml:space="preserve"> </w:t>
+          </w:r>
+          <w:proofErr w:type="spellStart"/>
+          <w:r>
+            <w:rPr>
+              <w:lang w:val="en-FI"/>
+            </w:rPr>
+            <w:t>seuratoimintaan</w:t>
+          </w:r>
+          <w:proofErr w:type="spellEnd"/>
+          <w:r>
+            <w:rPr>
+              <w:lang w:val="en-FI"/>
+            </w:rPr>
+            <w:t xml:space="preserve"> </w:t>
+          </w:r>
+          <w:proofErr w:type="spellStart"/>
+          <w:r>
+            <w:rPr>
+              <w:lang w:val="en-FI"/>
+            </w:rPr>
+            <w:t>liittyvää</w:t>
+          </w:r>
+          <w:proofErr w:type="spellEnd"/>
+          <w:r>
+            <w:rPr>
+              <w:lang w:val="en-FI"/>
+            </w:rPr>
+            <w:t xml:space="preserve"> </w:t>
+          </w:r>
+          <w:proofErr w:type="spellStart"/>
+          <w:r>
+            <w:rPr>
+              <w:lang w:val="en-FI"/>
+            </w:rPr>
+            <w:t>päätöksentekoa</w:t>
+          </w:r>
+          <w:proofErr w:type="spellEnd"/>
+          <w:r>
+            <w:rPr>
+              <w:lang w:val="en-FI"/>
+            </w:rPr>
+            <w:t xml:space="preserve">. </w:t>
+          </w:r>
+          <w:proofErr w:type="spellStart"/>
+          <w:r>
+            <w:rPr>
+              <w:lang w:val="en-FI"/>
+            </w:rPr>
+            <w:t>Keskitetyn</w:t>
+          </w:r>
+          <w:proofErr w:type="spellEnd"/>
+          <w:r>
+            <w:rPr>
+              <w:lang w:val="en-FI"/>
+            </w:rPr>
+            <w:t xml:space="preserve"> </w:t>
+          </w:r>
+          <w:proofErr w:type="spellStart"/>
+          <w:r>
+            <w:rPr>
+              <w:lang w:val="en-FI"/>
+            </w:rPr>
+            <w:t>tietojärjestelmän</w:t>
+          </w:r>
+          <w:proofErr w:type="spellEnd"/>
+          <w:r>
+            <w:rPr>
+              <w:lang w:val="en-FI"/>
+            </w:rPr>
+            <w:t xml:space="preserve"> </w:t>
+          </w:r>
+          <w:proofErr w:type="spellStart"/>
+          <w:r>
+            <w:rPr>
+              <w:lang w:val="en-FI"/>
+            </w:rPr>
+            <w:t>puuttuminen</w:t>
+          </w:r>
+          <w:proofErr w:type="spellEnd"/>
+          <w:r>
+            <w:rPr>
+              <w:lang w:val="en-FI"/>
+            </w:rPr>
+            <w:t xml:space="preserve"> </w:t>
+          </w:r>
+          <w:proofErr w:type="spellStart"/>
+          <w:r>
+            <w:rPr>
+              <w:lang w:val="en-FI"/>
+            </w:rPr>
+            <w:t>tekee</w:t>
+          </w:r>
+          <w:proofErr w:type="spellEnd"/>
+          <w:r>
+            <w:rPr>
+              <w:lang w:val="en-FI"/>
+            </w:rPr>
+            <w:t xml:space="preserve"> </w:t>
+          </w:r>
+          <w:proofErr w:type="spellStart"/>
+          <w:r>
+            <w:rPr>
+              <w:lang w:val="en-FI"/>
+            </w:rPr>
+            <w:t>tulosten</w:t>
+          </w:r>
+          <w:proofErr w:type="spellEnd"/>
+          <w:r>
+            <w:rPr>
+              <w:lang w:val="en-FI"/>
+            </w:rPr>
+            <w:t xml:space="preserve"> </w:t>
+          </w:r>
+          <w:proofErr w:type="spellStart"/>
+          <w:r>
+            <w:rPr>
+              <w:lang w:val="en-FI"/>
+            </w:rPr>
+            <w:t>vertailusta</w:t>
+          </w:r>
+          <w:proofErr w:type="spellEnd"/>
+          <w:r>
+            <w:rPr>
+              <w:lang w:val="en-FI"/>
+            </w:rPr>
+            <w:t xml:space="preserve"> </w:t>
+          </w:r>
+          <w:proofErr w:type="spellStart"/>
+          <w:r>
+            <w:rPr>
+              <w:lang w:val="en-FI"/>
+            </w:rPr>
+            <w:t>ja</w:t>
+          </w:r>
+          <w:proofErr w:type="spellEnd"/>
+          <w:r>
+            <w:rPr>
+              <w:lang w:val="en-FI"/>
+            </w:rPr>
+            <w:t xml:space="preserve"> </w:t>
+          </w:r>
+          <w:proofErr w:type="spellStart"/>
+          <w:r>
+            <w:rPr>
+              <w:lang w:val="en-FI"/>
+            </w:rPr>
+            <w:t>tuloksista</w:t>
+          </w:r>
+          <w:proofErr w:type="spellEnd"/>
+          <w:r>
+            <w:rPr>
+              <w:lang w:val="en-FI"/>
+            </w:rPr>
+            <w:t xml:space="preserve"> </w:t>
+          </w:r>
+          <w:proofErr w:type="spellStart"/>
+          <w:r>
+            <w:rPr>
+              <w:lang w:val="en-FI"/>
+            </w:rPr>
+            <w:t>oppimisesta</w:t>
+          </w:r>
+          <w:proofErr w:type="spellEnd"/>
+          <w:r>
+            <w:rPr>
+              <w:lang w:val="en-FI"/>
+            </w:rPr>
+            <w:t xml:space="preserve"> </w:t>
+          </w:r>
+          <w:proofErr w:type="spellStart"/>
+          <w:r>
+            <w:rPr>
+              <w:lang w:val="en-FI"/>
+            </w:rPr>
+            <w:t>työlästä</w:t>
+          </w:r>
+          <w:proofErr w:type="spellEnd"/>
+          <w:r>
+            <w:rPr>
+              <w:lang w:val="en-FI"/>
+            </w:rPr>
+            <w:t xml:space="preserve"> </w:t>
+          </w:r>
+          <w:proofErr w:type="spellStart"/>
+          <w:r>
+            <w:rPr>
+              <w:lang w:val="en-FI"/>
+            </w:rPr>
+            <w:t>sekä</w:t>
+          </w:r>
+          <w:proofErr w:type="spellEnd"/>
+          <w:r>
+            <w:rPr>
+              <w:lang w:val="en-FI"/>
+            </w:rPr>
+            <w:t xml:space="preserve"> </w:t>
+          </w:r>
+          <w:proofErr w:type="spellStart"/>
+          <w:r>
+            <w:rPr>
+              <w:lang w:val="en-FI"/>
+            </w:rPr>
+            <w:t>yksittäisille</w:t>
+          </w:r>
+          <w:proofErr w:type="spellEnd"/>
+          <w:r>
+            <w:rPr>
+              <w:lang w:val="en-FI"/>
+            </w:rPr>
+            <w:t xml:space="preserve"> </w:t>
+          </w:r>
+          <w:proofErr w:type="spellStart"/>
+          <w:r>
+            <w:rPr>
+              <w:lang w:val="en-FI"/>
+            </w:rPr>
+            <w:t>suunnistajille</w:t>
+          </w:r>
+          <w:proofErr w:type="spellEnd"/>
+          <w:r>
+            <w:rPr>
+              <w:lang w:val="en-FI"/>
+            </w:rPr>
+            <w:t xml:space="preserve"> </w:t>
+          </w:r>
+          <w:proofErr w:type="spellStart"/>
+          <w:r>
+            <w:rPr>
+              <w:lang w:val="en-FI"/>
+            </w:rPr>
+            <w:t>että</w:t>
+          </w:r>
+          <w:proofErr w:type="spellEnd"/>
+          <w:r>
+            <w:rPr>
+              <w:lang w:val="en-FI"/>
+            </w:rPr>
+            <w:t xml:space="preserve"> </w:t>
+          </w:r>
+          <w:proofErr w:type="spellStart"/>
+          <w:r>
+            <w:rPr>
+              <w:lang w:val="en-FI"/>
+            </w:rPr>
+            <w:t>seuroille</w:t>
+          </w:r>
+          <w:proofErr w:type="spellEnd"/>
+          <w:r>
+            <w:rPr>
+              <w:lang w:val="en-FI"/>
+            </w:rPr>
+            <w:t>.</w:t>
+          </w:r>
+        </w:p>
+        <w:p>
+          <w:pPr>
+            <w:pStyle w:val="Tiivistelm"/>
+            <w:rPr>
+              <w:lang w:val="en-FI"/>
+            </w:rPr>
+          </w:pPr>
+          <w:proofErr w:type="spellStart"/>
+          <w:r>
+            <w:rPr>
+              <w:lang w:val="en-FI"/>
+            </w:rPr>
+            <w:t>Sovellus</w:t>
+          </w:r>
+          <w:proofErr w:type="spellEnd"/>
+          <w:r>
+            <w:rPr>
+              <w:lang w:val="en-FI"/>
+            </w:rPr>
+            <w:t xml:space="preserve"> </w:t>
+          </w:r>
+          <w:proofErr w:type="spellStart"/>
+          <w:r>
+            <w:rPr>
+              <w:lang w:val="en-FI"/>
+            </w:rPr>
+            <w:t>toteutettiin</w:t>
+          </w:r>
+          <w:proofErr w:type="spellEnd"/>
+          <w:r>
+            <w:rPr>
+              <w:lang w:val="en-FI"/>
+            </w:rPr>
+            <w:t xml:space="preserve"> Python-</w:t>
+          </w:r>
+          <w:proofErr w:type="spellStart"/>
+          <w:r>
+            <w:rPr>
+              <w:lang w:val="en-FI"/>
+            </w:rPr>
+            <w:t>ohjelmointikielellä</w:t>
+          </w:r>
+          <w:proofErr w:type="spellEnd"/>
+          <w:r>
+            <w:rPr>
+              <w:lang w:val="en-FI"/>
+            </w:rPr>
+            <w:t xml:space="preserve"> </w:t>
+          </w:r>
+          <w:proofErr w:type="spellStart"/>
+          <w:r>
+            <w:rPr>
+              <w:lang w:val="en-FI"/>
+            </w:rPr>
+            <w:t>ja</w:t>
+          </w:r>
+          <w:proofErr w:type="spellEnd"/>
+          <w:r>
+            <w:rPr>
+              <w:lang w:val="en-FI"/>
+            </w:rPr>
+            <w:t xml:space="preserve"> Django-</w:t>
+          </w:r>
+          <w:proofErr w:type="spellStart"/>
+          <w:r>
+            <w:rPr>
+              <w:lang w:val="en-FI"/>
+            </w:rPr>
+            <w:t>kehyksellä</w:t>
+          </w:r>
+          <w:proofErr w:type="spellEnd"/>
+          <w:r>
+            <w:rPr>
+              <w:lang w:val="en-FI"/>
+            </w:rPr>
+            <w:t xml:space="preserve"> </w:t>
+          </w:r>
+          <w:proofErr w:type="spellStart"/>
+          <w:r>
+            <w:rPr>
+              <w:lang w:val="en-FI"/>
+            </w:rPr>
+            <w:t>hyödyntäen</w:t>
+          </w:r>
+          <w:proofErr w:type="spellEnd"/>
+          <w:r>
+            <w:rPr>
+              <w:lang w:val="en-FI"/>
+            </w:rPr>
+            <w:t xml:space="preserve"> PostgreSQL-</w:t>
+          </w:r>
+          <w:proofErr w:type="spellStart"/>
+          <w:r>
+            <w:rPr>
+              <w:lang w:val="en-FI"/>
+            </w:rPr>
+            <w:t>tietokantaa</w:t>
+          </w:r>
+          <w:proofErr w:type="spellEnd"/>
+          <w:r>
+            <w:rPr>
+              <w:lang w:val="en-FI"/>
+            </w:rPr>
+            <w:t xml:space="preserve">. </w:t>
+          </w:r>
+          <w:proofErr w:type="spellStart"/>
+          <w:r>
+            <w:rPr>
+              <w:lang w:val="en-FI"/>
+            </w:rPr>
+            <w:t>Tulosten</w:t>
+          </w:r>
+          <w:proofErr w:type="spellEnd"/>
+          <w:r>
+            <w:rPr>
+              <w:lang w:val="en-FI"/>
+            </w:rPr>
+            <w:t xml:space="preserve"> </w:t>
+          </w:r>
+          <w:proofErr w:type="spellStart"/>
+          <w:r>
+            <w:rPr>
+              <w:lang w:val="en-FI"/>
+            </w:rPr>
+            <w:t>käsittely</w:t>
+          </w:r>
+          <w:proofErr w:type="spellEnd"/>
+          <w:r>
+            <w:rPr>
+              <w:lang w:val="en-FI"/>
+            </w:rPr>
+            <w:t xml:space="preserve"> </w:t>
+          </w:r>
+          <w:proofErr w:type="spellStart"/>
+          <w:r>
+            <w:rPr>
+              <w:lang w:val="en-FI"/>
+            </w:rPr>
+            <w:t>perustui</w:t>
+          </w:r>
+          <w:proofErr w:type="spellEnd"/>
+          <w:r>
+            <w:rPr>
+              <w:lang w:val="en-FI"/>
+            </w:rPr>
+            <w:t xml:space="preserve"> IOFXML-</w:t>
+          </w:r>
+          <w:proofErr w:type="spellStart"/>
+          <w:r>
+            <w:rPr>
+              <w:lang w:val="en-FI"/>
+            </w:rPr>
+            <w:t>standardiin</w:t>
+          </w:r>
+          <w:proofErr w:type="spellEnd"/>
+          <w:r>
+            <w:rPr>
+              <w:lang w:val="en-FI"/>
+            </w:rPr>
+            <w:t xml:space="preserve">, </w:t>
+          </w:r>
+          <w:proofErr w:type="spellStart"/>
+          <w:r>
+            <w:rPr>
+              <w:lang w:val="en-FI"/>
+            </w:rPr>
+            <w:t>ja</w:t>
+          </w:r>
+          <w:proofErr w:type="spellEnd"/>
+          <w:r>
+            <w:rPr>
+              <w:lang w:val="en-FI"/>
+            </w:rPr>
+            <w:t xml:space="preserve"> </w:t>
+          </w:r>
+          <w:proofErr w:type="spellStart"/>
+          <w:r>
+            <w:rPr>
+              <w:lang w:val="en-FI"/>
+            </w:rPr>
+            <w:t>käyttöliittymä</w:t>
+          </w:r>
+          <w:proofErr w:type="spellEnd"/>
+          <w:r>
+            <w:rPr>
+              <w:lang w:val="en-FI"/>
+            </w:rPr>
+            <w:t xml:space="preserve"> </w:t>
+          </w:r>
+          <w:proofErr w:type="spellStart"/>
+          <w:r>
+            <w:rPr>
+              <w:lang w:val="en-FI"/>
+            </w:rPr>
+            <w:t>toteutettiin</w:t>
+          </w:r>
+          <w:proofErr w:type="spellEnd"/>
+          <w:r>
+            <w:rPr>
+              <w:lang w:val="en-FI"/>
+            </w:rPr>
+            <w:t xml:space="preserve"> Bootstrap- </w:t>
+          </w:r>
+          <w:proofErr w:type="spellStart"/>
+          <w:r>
+            <w:rPr>
+              <w:lang w:val="en-FI"/>
+            </w:rPr>
+            <w:t>ja</w:t>
+          </w:r>
+          <w:proofErr w:type="spellEnd"/>
+          <w:r>
+            <w:rPr>
+              <w:lang w:val="en-FI"/>
+            </w:rPr>
+            <w:t xml:space="preserve"> </w:t>
+          </w:r>
+          <w:proofErr w:type="spellStart"/>
+          <w:r>
+            <w:rPr>
+              <w:lang w:val="en-FI"/>
+            </w:rPr>
+            <w:t>AdminLTE-teemojen</w:t>
+          </w:r>
+          <w:proofErr w:type="spellEnd"/>
+          <w:r>
+            <w:rPr>
+              <w:lang w:val="en-FI"/>
+            </w:rPr>
+            <w:t xml:space="preserve"> </w:t>
+          </w:r>
+          <w:proofErr w:type="spellStart"/>
+          <w:r>
+            <w:rPr>
+              <w:lang w:val="en-FI"/>
+            </w:rPr>
+            <w:t>avulla</w:t>
+          </w:r>
+          <w:proofErr w:type="spellEnd"/>
+          <w:r>
+            <w:rPr>
+              <w:lang w:val="en-FI"/>
+            </w:rPr>
+            <w:t xml:space="preserve">. </w:t>
+          </w:r>
+          <w:proofErr w:type="spellStart"/>
+          <w:r>
+            <w:rPr>
+              <w:lang w:val="en-FI"/>
+            </w:rPr>
+            <w:t>Keskeisiä</w:t>
+          </w:r>
+          <w:proofErr w:type="spellEnd"/>
+          <w:r>
+            <w:rPr>
+              <w:lang w:val="en-FI"/>
+            </w:rPr>
+            <w:t xml:space="preserve"> </w:t>
+          </w:r>
+          <w:proofErr w:type="spellStart"/>
+          <w:r>
+            <w:rPr>
+              <w:lang w:val="en-FI"/>
+            </w:rPr>
+            <w:t>toiminnallisuuksia</w:t>
+          </w:r>
+          <w:proofErr w:type="spellEnd"/>
+          <w:r>
+            <w:rPr>
+              <w:lang w:val="en-FI"/>
+            </w:rPr>
+            <w:t xml:space="preserve"> </w:t>
+          </w:r>
+          <w:proofErr w:type="spellStart"/>
+          <w:r>
+            <w:rPr>
+              <w:lang w:val="en-FI"/>
+            </w:rPr>
+            <w:t>olivat</w:t>
+          </w:r>
+          <w:proofErr w:type="spellEnd"/>
+          <w:r>
+            <w:rPr>
+              <w:lang w:val="en-FI"/>
+            </w:rPr>
+            <w:t xml:space="preserve"> </w:t>
+          </w:r>
+          <w:proofErr w:type="spellStart"/>
+          <w:r>
+            <w:rPr>
+              <w:lang w:val="en-FI"/>
+            </w:rPr>
+            <w:t>tulostiedostojen</w:t>
+          </w:r>
+          <w:proofErr w:type="spellEnd"/>
+          <w:r>
+            <w:rPr>
+              <w:lang w:val="en-FI"/>
+            </w:rPr>
+            <w:t xml:space="preserve"> </w:t>
+          </w:r>
+          <w:proofErr w:type="spellStart"/>
+          <w:r>
+            <w:rPr>
+              <w:lang w:val="en-FI"/>
+            </w:rPr>
+            <w:t>lataaminen</w:t>
+          </w:r>
+          <w:proofErr w:type="spellEnd"/>
+          <w:r>
+            <w:rPr>
+              <w:lang w:val="en-FI"/>
+            </w:rPr>
+            <w:t xml:space="preserve">, </w:t>
+          </w:r>
+          <w:proofErr w:type="spellStart"/>
+          <w:r>
+            <w:rPr>
+              <w:lang w:val="en-FI"/>
+            </w:rPr>
+            <w:t>tietojen</w:t>
+          </w:r>
+          <w:proofErr w:type="spellEnd"/>
+          <w:r>
+            <w:rPr>
+              <w:lang w:val="en-FI"/>
+            </w:rPr>
+            <w:t xml:space="preserve"> </w:t>
+          </w:r>
+          <w:proofErr w:type="spellStart"/>
+          <w:r>
+            <w:rPr>
+              <w:lang w:val="en-FI"/>
+            </w:rPr>
+            <w:t>tallentaminen</w:t>
+          </w:r>
+          <w:proofErr w:type="spellEnd"/>
+          <w:r>
+            <w:rPr>
+              <w:lang w:val="en-FI"/>
+            </w:rPr>
+            <w:t xml:space="preserve"> </w:t>
+          </w:r>
+          <w:proofErr w:type="spellStart"/>
+          <w:r>
+            <w:rPr>
+              <w:lang w:val="en-FI"/>
+            </w:rPr>
+            <w:t>ja</w:t>
+          </w:r>
+          <w:proofErr w:type="spellEnd"/>
+          <w:r>
+            <w:rPr>
+              <w:lang w:val="en-FI"/>
+            </w:rPr>
+            <w:t xml:space="preserve"> </w:t>
+          </w:r>
+          <w:proofErr w:type="spellStart"/>
+          <w:r>
+            <w:rPr>
+              <w:lang w:val="en-FI"/>
+            </w:rPr>
+            <w:t>hakeminen</w:t>
+          </w:r>
+          <w:proofErr w:type="spellEnd"/>
+          <w:r>
+            <w:rPr>
+              <w:lang w:val="en-FI"/>
+            </w:rPr>
+            <w:t xml:space="preserve"> </w:t>
+          </w:r>
+          <w:proofErr w:type="spellStart"/>
+          <w:r>
+            <w:rPr>
+              <w:lang w:val="en-FI"/>
+            </w:rPr>
+            <w:t>sekä</w:t>
+          </w:r>
+          <w:proofErr w:type="spellEnd"/>
+          <w:r>
+            <w:rPr>
+              <w:lang w:val="en-FI"/>
+            </w:rPr>
+            <w:t xml:space="preserve"> </w:t>
+          </w:r>
+          <w:proofErr w:type="spellStart"/>
+          <w:r>
+            <w:rPr>
+              <w:lang w:val="en-FI"/>
+            </w:rPr>
+            <w:t>suunnistajien</w:t>
+          </w:r>
+          <w:proofErr w:type="spellEnd"/>
+          <w:r>
+            <w:rPr>
+              <w:lang w:val="en-FI"/>
+            </w:rPr>
+            <w:t xml:space="preserve"> </w:t>
+          </w:r>
+          <w:proofErr w:type="spellStart"/>
+          <w:r>
+            <w:rPr>
+              <w:lang w:val="en-FI"/>
+            </w:rPr>
+            <w:t>tulosten</w:t>
+          </w:r>
+          <w:proofErr w:type="spellEnd"/>
+          <w:r>
+            <w:rPr>
+              <w:lang w:val="en-FI"/>
+            </w:rPr>
+            <w:t xml:space="preserve"> </w:t>
+          </w:r>
+          <w:proofErr w:type="spellStart"/>
+          <w:r>
+            <w:rPr>
+              <w:lang w:val="en-FI"/>
+            </w:rPr>
+            <w:t>tarkastelu</w:t>
+          </w:r>
+          <w:proofErr w:type="spellEnd"/>
+          <w:r>
+            <w:rPr>
+              <w:lang w:val="en-FI"/>
+            </w:rPr>
+            <w:t xml:space="preserve"> </w:t>
+          </w:r>
+          <w:proofErr w:type="spellStart"/>
+          <w:r>
+            <w:rPr>
+              <w:lang w:val="en-FI"/>
+            </w:rPr>
+            <w:t>ja</w:t>
+          </w:r>
+          <w:proofErr w:type="spellEnd"/>
+          <w:r>
+            <w:rPr>
+              <w:lang w:val="en-FI"/>
+            </w:rPr>
+            <w:t xml:space="preserve"> </w:t>
+          </w:r>
+          <w:proofErr w:type="spellStart"/>
+          <w:r>
+            <w:rPr>
+              <w:lang w:val="en-FI"/>
+            </w:rPr>
+            <w:t>visualisointi</w:t>
+          </w:r>
+          <w:proofErr w:type="spellEnd"/>
+          <w:r>
+            <w:rPr>
+              <w:lang w:val="en-FI"/>
+            </w:rPr>
+            <w:t xml:space="preserve"> </w:t>
+          </w:r>
+          <w:proofErr w:type="spellStart"/>
+          <w:r>
+            <w:rPr>
+              <w:lang w:val="en-FI"/>
+            </w:rPr>
+            <w:t>esimerkiksi</w:t>
+          </w:r>
+          <w:proofErr w:type="spellEnd"/>
+          <w:r>
+            <w:rPr>
+              <w:lang w:val="en-FI"/>
+            </w:rPr>
+            <w:t xml:space="preserve"> km/min-</w:t>
+          </w:r>
+          <w:proofErr w:type="spellStart"/>
+          <w:r>
+            <w:rPr>
+              <w:lang w:val="en-FI"/>
+            </w:rPr>
+            <w:t>kehityskäyrien</w:t>
+          </w:r>
+          <w:proofErr w:type="spellEnd"/>
+          <w:r>
+            <w:rPr>
+              <w:lang w:val="en-FI"/>
+            </w:rPr>
+            <w:t xml:space="preserve"> </w:t>
+          </w:r>
+          <w:proofErr w:type="spellStart"/>
+          <w:r>
+            <w:rPr>
+              <w:lang w:val="en-FI"/>
+            </w:rPr>
+            <w:t>avulla</w:t>
+          </w:r>
+          <w:proofErr w:type="spellEnd"/>
+          <w:r>
+            <w:rPr>
+              <w:lang w:val="en-FI"/>
+            </w:rPr>
+            <w:t xml:space="preserve">. </w:t>
+          </w:r>
+          <w:proofErr w:type="spellStart"/>
+          <w:r>
+            <w:rPr>
+              <w:lang w:val="en-FI"/>
+            </w:rPr>
+            <w:t>Tietosuoja</w:t>
+          </w:r>
+          <w:proofErr w:type="spellEnd"/>
+          <w:r>
+            <w:rPr>
+              <w:lang w:val="en-FI"/>
+            </w:rPr>
+            <w:t xml:space="preserve"> </w:t>
+          </w:r>
+          <w:proofErr w:type="spellStart"/>
+          <w:r>
+            <w:rPr>
+              <w:lang w:val="en-FI"/>
+            </w:rPr>
+            <w:t>huomioitiin</w:t>
+          </w:r>
+          <w:proofErr w:type="spellEnd"/>
+          <w:r>
+            <w:rPr>
+              <w:lang w:val="en-FI"/>
+            </w:rPr>
+            <w:t xml:space="preserve"> </w:t>
+          </w:r>
+          <w:proofErr w:type="spellStart"/>
+          <w:r>
+            <w:rPr>
+              <w:lang w:val="en-FI"/>
+            </w:rPr>
+            <w:t>mahdollistamalla</w:t>
+          </w:r>
+          <w:proofErr w:type="spellEnd"/>
+          <w:r>
+            <w:rPr>
+              <w:lang w:val="en-FI"/>
+            </w:rPr>
+            <w:t xml:space="preserve"> </w:t>
+          </w:r>
+          <w:proofErr w:type="spellStart"/>
+          <w:r>
+            <w:rPr>
+              <w:lang w:val="en-FI"/>
+            </w:rPr>
+            <w:t>käyttäjätietojen</w:t>
+          </w:r>
+          <w:proofErr w:type="spellEnd"/>
+          <w:r>
+            <w:rPr>
+              <w:lang w:val="en-FI"/>
+            </w:rPr>
+            <w:t xml:space="preserve"> </w:t>
+          </w:r>
+          <w:proofErr w:type="spellStart"/>
+          <w:r>
+            <w:rPr>
+              <w:lang w:val="en-FI"/>
+            </w:rPr>
             <w:t>anonymisointi</w:t>
           </w:r>
           <w:proofErr w:type="spellEnd"/>
           <w:r>
-            <w:t xml:space="preserve"> GDPR-vaatimusten mukaisesti.</w:t>
-          </w:r>
-          <w:r>
-            <w:br/>
-          </w:r>
-          <w:r>
-            <w:br/>
-            <w:t>Tuloksena saatiin toimiva prototyyppi, jonka avulla voidaan lisätä ja selata suunnistustuloksia sekä tarkastella yksittäisten suunnistajien kehitystä. Sovellus tarjoaa pohjan jatkokehitykselle, kuten uusien tiedostomuotojen tuelle, analyysityökalujen laajentamiselle ja kaupallistamiselle SaaS-mallina. Työ osoitti, että keskitetty tulospalveluratkaisu voi tehostaa tiedon hyödyntämistä ja vähentää manuaalista työtä suunnistuksessa.</w:t>
+            <w:rPr>
+              <w:lang w:val="en-FI"/>
+            </w:rPr>
+            <w:t xml:space="preserve"> </w:t>
+          </w:r>
+          <w:proofErr w:type="spellStart"/>
+          <w:r>
+            <w:rPr>
+              <w:lang w:val="en-FI"/>
+            </w:rPr>
+            <w:t>EU:n</w:t>
+          </w:r>
+          <w:proofErr w:type="spellEnd"/>
+          <w:r>
+            <w:rPr>
+              <w:lang w:val="en-FI"/>
+            </w:rPr>
+            <w:t xml:space="preserve"> </w:t>
+          </w:r>
+          <w:proofErr w:type="spellStart"/>
+          <w:r>
+            <w:rPr>
+              <w:lang w:val="en-FI"/>
+            </w:rPr>
+            <w:t>yleisen</w:t>
+          </w:r>
+          <w:proofErr w:type="spellEnd"/>
+          <w:r>
+            <w:rPr>
+              <w:lang w:val="en-FI"/>
+            </w:rPr>
+            <w:t xml:space="preserve"> </w:t>
+          </w:r>
+          <w:proofErr w:type="spellStart"/>
+          <w:r>
+            <w:rPr>
+              <w:lang w:val="en-FI"/>
+            </w:rPr>
+            <w:t>tietosuoja-asetuksen</w:t>
+          </w:r>
+          <w:proofErr w:type="spellEnd"/>
+          <w:r>
+            <w:rPr>
+              <w:lang w:val="en-FI"/>
+            </w:rPr>
+            <w:t xml:space="preserve"> (GDPR) </w:t>
+          </w:r>
+          <w:proofErr w:type="spellStart"/>
+          <w:r>
+            <w:rPr>
+              <w:lang w:val="en-FI"/>
+            </w:rPr>
+            <w:t>mukaisesti</w:t>
+          </w:r>
+          <w:proofErr w:type="spellEnd"/>
+          <w:r>
+            <w:rPr>
+              <w:lang w:val="en-FI"/>
+            </w:rPr>
+            <w:t>.</w:t>
+          </w:r>
+        </w:p>
+        <w:p>
+          <w:pPr>
+            <w:pStyle w:val="Tiivistelm"/>
+            <w:rPr>
+              <w:lang w:val="en-FI"/>
+            </w:rPr>
+          </w:pPr>
+          <w:proofErr w:type="spellStart"/>
+          <w:r>
+            <w:rPr>
+              <w:lang w:val="en-FI"/>
+            </w:rPr>
+            <w:t>Työn</w:t>
+          </w:r>
+          <w:proofErr w:type="spellEnd"/>
+          <w:r>
+            <w:rPr>
+              <w:lang w:val="en-FI"/>
+            </w:rPr>
+            <w:t xml:space="preserve"> </w:t>
+          </w:r>
+          <w:proofErr w:type="spellStart"/>
+          <w:r>
+            <w:rPr>
+              <w:lang w:val="en-FI"/>
+            </w:rPr>
+            <w:t>tuloksena</w:t>
+          </w:r>
+          <w:proofErr w:type="spellEnd"/>
+          <w:r>
+            <w:rPr>
+              <w:lang w:val="en-FI"/>
+            </w:rPr>
+            <w:t xml:space="preserve"> </w:t>
+          </w:r>
+          <w:proofErr w:type="spellStart"/>
+          <w:r>
+            <w:rPr>
+              <w:lang w:val="en-FI"/>
+            </w:rPr>
+            <w:t>syntyi</w:t>
+          </w:r>
+          <w:proofErr w:type="spellEnd"/>
+          <w:r>
+            <w:rPr>
+              <w:lang w:val="en-FI"/>
+            </w:rPr>
+            <w:t xml:space="preserve"> </w:t>
+          </w:r>
+          <w:proofErr w:type="spellStart"/>
+          <w:r>
+            <w:rPr>
+              <w:lang w:val="en-FI"/>
+            </w:rPr>
+            <w:t>toimiva</w:t>
+          </w:r>
+          <w:proofErr w:type="spellEnd"/>
+          <w:r>
+            <w:rPr>
+              <w:lang w:val="en-FI"/>
+            </w:rPr>
+            <w:t xml:space="preserve"> </w:t>
+          </w:r>
+          <w:proofErr w:type="spellStart"/>
+          <w:r>
+            <w:rPr>
+              <w:lang w:val="en-FI"/>
+            </w:rPr>
+            <w:t>prototyyppi</w:t>
+          </w:r>
+          <w:proofErr w:type="spellEnd"/>
+          <w:r>
+            <w:rPr>
+              <w:lang w:val="en-FI"/>
+            </w:rPr>
+            <w:t xml:space="preserve">, </w:t>
+          </w:r>
+          <w:proofErr w:type="spellStart"/>
+          <w:r>
+            <w:rPr>
+              <w:lang w:val="en-FI"/>
+            </w:rPr>
+            <w:t>jonka</w:t>
+          </w:r>
+          <w:proofErr w:type="spellEnd"/>
+          <w:r>
+            <w:rPr>
+              <w:lang w:val="en-FI"/>
+            </w:rPr>
+            <w:t xml:space="preserve"> </w:t>
+          </w:r>
+          <w:proofErr w:type="spellStart"/>
+          <w:r>
+            <w:rPr>
+              <w:lang w:val="en-FI"/>
+            </w:rPr>
+            <w:t>avulla</w:t>
+          </w:r>
+          <w:proofErr w:type="spellEnd"/>
+          <w:r>
+            <w:rPr>
+              <w:lang w:val="en-FI"/>
+            </w:rPr>
+            <w:t xml:space="preserve"> </w:t>
+          </w:r>
+          <w:proofErr w:type="spellStart"/>
+          <w:r>
+            <w:rPr>
+              <w:lang w:val="en-FI"/>
+            </w:rPr>
+            <w:t>voidaan</w:t>
+          </w:r>
+          <w:proofErr w:type="spellEnd"/>
+          <w:r>
+            <w:rPr>
+              <w:lang w:val="en-FI"/>
+            </w:rPr>
+            <w:t xml:space="preserve"> </w:t>
+          </w:r>
+          <w:proofErr w:type="spellStart"/>
+          <w:r>
+            <w:rPr>
+              <w:lang w:val="en-FI"/>
+            </w:rPr>
+            <w:t>lisätä</w:t>
+          </w:r>
+          <w:proofErr w:type="spellEnd"/>
+          <w:r>
+            <w:rPr>
+              <w:lang w:val="en-FI"/>
+            </w:rPr>
+            <w:t xml:space="preserve"> </w:t>
+          </w:r>
+          <w:proofErr w:type="spellStart"/>
+          <w:r>
+            <w:rPr>
+              <w:lang w:val="en-FI"/>
+            </w:rPr>
+            <w:t>ja</w:t>
+          </w:r>
+          <w:proofErr w:type="spellEnd"/>
+          <w:r>
+            <w:rPr>
+              <w:lang w:val="en-FI"/>
+            </w:rPr>
+            <w:t xml:space="preserve"> </w:t>
+          </w:r>
+          <w:proofErr w:type="spellStart"/>
+          <w:r>
+            <w:rPr>
+              <w:lang w:val="en-FI"/>
+            </w:rPr>
+            <w:t>selata</w:t>
+          </w:r>
+          <w:proofErr w:type="spellEnd"/>
+          <w:r>
+            <w:rPr>
+              <w:lang w:val="en-FI"/>
+            </w:rPr>
+            <w:t xml:space="preserve"> </w:t>
+          </w:r>
+          <w:proofErr w:type="spellStart"/>
+          <w:r>
+            <w:rPr>
+              <w:lang w:val="en-FI"/>
+            </w:rPr>
+            <w:t>suunnistustuloksia</w:t>
+          </w:r>
+          <w:proofErr w:type="spellEnd"/>
+          <w:r>
+            <w:rPr>
+              <w:lang w:val="en-FI"/>
+            </w:rPr>
+            <w:t xml:space="preserve"> </w:t>
+          </w:r>
+          <w:proofErr w:type="spellStart"/>
+          <w:r>
+            <w:rPr>
+              <w:lang w:val="en-FI"/>
+            </w:rPr>
+            <w:t>sekä</w:t>
+          </w:r>
+          <w:proofErr w:type="spellEnd"/>
+          <w:r>
+            <w:rPr>
+              <w:lang w:val="en-FI"/>
+            </w:rPr>
+            <w:t xml:space="preserve"> </w:t>
+          </w:r>
+          <w:proofErr w:type="spellStart"/>
+          <w:r>
+            <w:rPr>
+              <w:lang w:val="en-FI"/>
+            </w:rPr>
+            <w:t>tarkastella</w:t>
+          </w:r>
+          <w:proofErr w:type="spellEnd"/>
+          <w:r>
+            <w:rPr>
+              <w:lang w:val="en-FI"/>
+            </w:rPr>
+            <w:t xml:space="preserve"> </w:t>
+          </w:r>
+          <w:proofErr w:type="spellStart"/>
+          <w:r>
+            <w:rPr>
+              <w:lang w:val="en-FI"/>
+            </w:rPr>
+            <w:t>yksittäisten</w:t>
+          </w:r>
+          <w:proofErr w:type="spellEnd"/>
+          <w:r>
+            <w:rPr>
+              <w:lang w:val="en-FI"/>
+            </w:rPr>
+            <w:t xml:space="preserve"> </w:t>
+          </w:r>
+          <w:proofErr w:type="spellStart"/>
+          <w:r>
+            <w:rPr>
+              <w:lang w:val="en-FI"/>
+            </w:rPr>
+            <w:t>suunnistajien</w:t>
+          </w:r>
+          <w:proofErr w:type="spellEnd"/>
+          <w:r>
+            <w:rPr>
+              <w:lang w:val="en-FI"/>
+            </w:rPr>
+            <w:t xml:space="preserve"> </w:t>
+          </w:r>
+          <w:proofErr w:type="spellStart"/>
+          <w:r>
+            <w:rPr>
+              <w:lang w:val="en-FI"/>
+            </w:rPr>
+            <w:t>kehitystä</w:t>
+          </w:r>
+          <w:proofErr w:type="spellEnd"/>
+          <w:r>
+            <w:rPr>
+              <w:lang w:val="en-FI"/>
+            </w:rPr>
+            <w:t xml:space="preserve">. </w:t>
+          </w:r>
+          <w:proofErr w:type="spellStart"/>
+          <w:r>
+            <w:rPr>
+              <w:lang w:val="en-FI"/>
+            </w:rPr>
+            <w:t>Toteutettu</w:t>
+          </w:r>
+          <w:proofErr w:type="spellEnd"/>
+          <w:r>
+            <w:rPr>
+              <w:lang w:val="en-FI"/>
+            </w:rPr>
+            <w:t xml:space="preserve"> </w:t>
+          </w:r>
+          <w:proofErr w:type="spellStart"/>
+          <w:r>
+            <w:rPr>
+              <w:lang w:val="en-FI"/>
+            </w:rPr>
+            <w:t>sovellus</w:t>
+          </w:r>
+          <w:proofErr w:type="spellEnd"/>
+          <w:r>
+            <w:rPr>
+              <w:lang w:val="en-FI"/>
+            </w:rPr>
+            <w:t xml:space="preserve"> </w:t>
+          </w:r>
+          <w:proofErr w:type="spellStart"/>
+          <w:r>
+            <w:rPr>
+              <w:lang w:val="en-FI"/>
+            </w:rPr>
+            <w:t>muodostaa</w:t>
+          </w:r>
+          <w:proofErr w:type="spellEnd"/>
+          <w:r>
+            <w:rPr>
+              <w:lang w:val="en-FI"/>
+            </w:rPr>
+            <w:t xml:space="preserve"> </w:t>
+          </w:r>
+          <w:proofErr w:type="spellStart"/>
+          <w:r>
+            <w:rPr>
+              <w:lang w:val="en-FI"/>
+            </w:rPr>
+            <w:t>pohjan</w:t>
+          </w:r>
+          <w:proofErr w:type="spellEnd"/>
+          <w:r>
+            <w:rPr>
+              <w:lang w:val="en-FI"/>
+            </w:rPr>
+            <w:t xml:space="preserve"> </w:t>
+          </w:r>
+          <w:proofErr w:type="spellStart"/>
+          <w:r>
+            <w:rPr>
+              <w:lang w:val="en-FI"/>
+            </w:rPr>
+            <w:t>jatkokehitykselle</w:t>
+          </w:r>
+          <w:proofErr w:type="spellEnd"/>
+          <w:r>
+            <w:rPr>
+              <w:lang w:val="en-FI"/>
+            </w:rPr>
+            <w:t xml:space="preserve">, </w:t>
+          </w:r>
+          <w:proofErr w:type="spellStart"/>
+          <w:r>
+            <w:rPr>
+              <w:lang w:val="en-FI"/>
+            </w:rPr>
+            <w:t>kuten</w:t>
+          </w:r>
+          <w:proofErr w:type="spellEnd"/>
+          <w:r>
+            <w:rPr>
+              <w:lang w:val="en-FI"/>
+            </w:rPr>
+            <w:t xml:space="preserve"> </w:t>
+          </w:r>
+          <w:proofErr w:type="spellStart"/>
+          <w:r>
+            <w:rPr>
+              <w:lang w:val="en-FI"/>
+            </w:rPr>
+            <w:t>uusien</w:t>
+          </w:r>
+          <w:proofErr w:type="spellEnd"/>
+          <w:r>
+            <w:rPr>
+              <w:lang w:val="en-FI"/>
+            </w:rPr>
+            <w:t xml:space="preserve"> </w:t>
+          </w:r>
+          <w:proofErr w:type="spellStart"/>
+          <w:r>
+            <w:rPr>
+              <w:lang w:val="en-FI"/>
+            </w:rPr>
+            <w:t>tiedostomuotojen</w:t>
+          </w:r>
+          <w:proofErr w:type="spellEnd"/>
+          <w:r>
+            <w:rPr>
+              <w:lang w:val="en-FI"/>
+            </w:rPr>
+            <w:t xml:space="preserve"> </w:t>
+          </w:r>
+          <w:proofErr w:type="spellStart"/>
+          <w:r>
+            <w:rPr>
+              <w:lang w:val="en-FI"/>
+            </w:rPr>
+            <w:t>tuelle</w:t>
+          </w:r>
+          <w:proofErr w:type="spellEnd"/>
+          <w:r>
+            <w:rPr>
+              <w:lang w:val="en-FI"/>
+            </w:rPr>
+            <w:t xml:space="preserve">, </w:t>
+          </w:r>
+          <w:proofErr w:type="spellStart"/>
+          <w:r>
+            <w:rPr>
+              <w:lang w:val="en-FI"/>
+            </w:rPr>
+            <w:t>analyysityökalujen</w:t>
+          </w:r>
+          <w:proofErr w:type="spellEnd"/>
+          <w:r>
+            <w:rPr>
+              <w:lang w:val="en-FI"/>
+            </w:rPr>
+            <w:t xml:space="preserve"> </w:t>
+          </w:r>
+          <w:proofErr w:type="spellStart"/>
+          <w:r>
+            <w:rPr>
+              <w:lang w:val="en-FI"/>
+            </w:rPr>
+            <w:t>laajentamiselle</w:t>
+          </w:r>
+          <w:proofErr w:type="spellEnd"/>
+          <w:r>
+            <w:rPr>
+              <w:lang w:val="en-FI"/>
+            </w:rPr>
+            <w:t xml:space="preserve"> </w:t>
+          </w:r>
+          <w:proofErr w:type="spellStart"/>
+          <w:r>
+            <w:rPr>
+              <w:lang w:val="en-FI"/>
+            </w:rPr>
+            <w:t>sekä</w:t>
+          </w:r>
+          <w:proofErr w:type="spellEnd"/>
+          <w:r>
+            <w:rPr>
+              <w:lang w:val="en-FI"/>
+            </w:rPr>
+            <w:t xml:space="preserve"> </w:t>
+          </w:r>
+          <w:proofErr w:type="spellStart"/>
+          <w:r>
+            <w:rPr>
+              <w:lang w:val="en-FI"/>
+            </w:rPr>
+            <w:t>mahdolliselle</w:t>
+          </w:r>
+          <w:proofErr w:type="spellEnd"/>
+          <w:r>
+            <w:rPr>
+              <w:lang w:val="en-FI"/>
+            </w:rPr>
+            <w:t xml:space="preserve"> </w:t>
+          </w:r>
+          <w:proofErr w:type="spellStart"/>
+          <w:r>
+            <w:rPr>
+              <w:lang w:val="en-FI"/>
+            </w:rPr>
+            <w:t>palvelun</w:t>
+          </w:r>
+          <w:proofErr w:type="spellEnd"/>
+          <w:r>
+            <w:rPr>
+              <w:lang w:val="en-FI"/>
+            </w:rPr>
+            <w:t xml:space="preserve"> </w:t>
+          </w:r>
+          <w:proofErr w:type="spellStart"/>
+          <w:r>
+            <w:rPr>
+              <w:lang w:val="en-FI"/>
+            </w:rPr>
+            <w:t>kaupallistamiselle</w:t>
+          </w:r>
+          <w:proofErr w:type="spellEnd"/>
+          <w:r>
+            <w:rPr>
+              <w:lang w:val="en-FI"/>
+            </w:rPr>
+            <w:t xml:space="preserve">. </w:t>
+          </w:r>
+          <w:proofErr w:type="spellStart"/>
+          <w:r>
+            <w:rPr>
+              <w:lang w:val="en-FI"/>
+            </w:rPr>
+            <w:t>Tulokset</w:t>
+          </w:r>
+          <w:proofErr w:type="spellEnd"/>
+          <w:r>
+            <w:rPr>
+              <w:lang w:val="en-FI"/>
+            </w:rPr>
+            <w:t xml:space="preserve"> </w:t>
+          </w:r>
+          <w:proofErr w:type="spellStart"/>
+          <w:r>
+            <w:rPr>
+              <w:lang w:val="en-FI"/>
+            </w:rPr>
+            <w:t>osoittavat</w:t>
+          </w:r>
+          <w:proofErr w:type="spellEnd"/>
+          <w:r>
+            <w:rPr>
+              <w:lang w:val="en-FI"/>
+            </w:rPr>
+            <w:t xml:space="preserve">, </w:t>
+          </w:r>
+          <w:proofErr w:type="spellStart"/>
+          <w:r>
+            <w:rPr>
+              <w:lang w:val="en-FI"/>
+            </w:rPr>
+            <w:t>että</w:t>
+          </w:r>
+          <w:proofErr w:type="spellEnd"/>
+          <w:r>
+            <w:rPr>
+              <w:lang w:val="en-FI"/>
+            </w:rPr>
+            <w:t xml:space="preserve"> </w:t>
+          </w:r>
+          <w:proofErr w:type="spellStart"/>
+          <w:r>
+            <w:rPr>
+              <w:lang w:val="en-FI"/>
+            </w:rPr>
+            <w:t>keskitetty</w:t>
+          </w:r>
+          <w:proofErr w:type="spellEnd"/>
+          <w:r>
+            <w:rPr>
+              <w:lang w:val="en-FI"/>
+            </w:rPr>
+            <w:t xml:space="preserve"> </w:t>
+          </w:r>
+          <w:proofErr w:type="spellStart"/>
+          <w:r>
+            <w:rPr>
+              <w:lang w:val="en-FI"/>
+            </w:rPr>
+            <w:t>tulosarkistointijärjestelmä</w:t>
+          </w:r>
+          <w:proofErr w:type="spellEnd"/>
+          <w:r>
+            <w:rPr>
+              <w:lang w:val="en-FI"/>
+            </w:rPr>
+            <w:t xml:space="preserve"> </w:t>
+          </w:r>
+          <w:proofErr w:type="spellStart"/>
+          <w:r>
+            <w:rPr>
+              <w:lang w:val="en-FI"/>
+            </w:rPr>
+            <w:t>voi</w:t>
+          </w:r>
+          <w:proofErr w:type="spellEnd"/>
+          <w:r>
+            <w:rPr>
+              <w:lang w:val="en-FI"/>
+            </w:rPr>
+            <w:t xml:space="preserve"> </w:t>
+          </w:r>
+          <w:proofErr w:type="spellStart"/>
+          <w:r>
+            <w:rPr>
+              <w:lang w:val="en-FI"/>
+            </w:rPr>
+            <w:t>tehostaa</w:t>
+          </w:r>
+          <w:proofErr w:type="spellEnd"/>
+          <w:r>
+            <w:rPr>
+              <w:lang w:val="en-FI"/>
+            </w:rPr>
+            <w:t xml:space="preserve"> </w:t>
+          </w:r>
+          <w:proofErr w:type="spellStart"/>
+          <w:r>
+            <w:rPr>
+              <w:lang w:val="en-FI"/>
+            </w:rPr>
+            <w:t>tiedon</w:t>
+          </w:r>
+          <w:proofErr w:type="spellEnd"/>
+          <w:r>
+            <w:rPr>
+              <w:lang w:val="en-FI"/>
+            </w:rPr>
+            <w:t xml:space="preserve"> </w:t>
+          </w:r>
+          <w:proofErr w:type="spellStart"/>
+          <w:r>
+            <w:rPr>
+              <w:lang w:val="en-FI"/>
+            </w:rPr>
+            <w:t>hyödyntämistä</w:t>
+          </w:r>
+          <w:proofErr w:type="spellEnd"/>
+          <w:r>
+            <w:rPr>
+              <w:lang w:val="en-FI"/>
+            </w:rPr>
+            <w:t xml:space="preserve"> </w:t>
+          </w:r>
+          <w:proofErr w:type="spellStart"/>
+          <w:r>
+            <w:rPr>
+              <w:lang w:val="en-FI"/>
+            </w:rPr>
+            <w:t>ja</w:t>
+          </w:r>
+          <w:proofErr w:type="spellEnd"/>
+          <w:r>
+            <w:rPr>
+              <w:lang w:val="en-FI"/>
+            </w:rPr>
+            <w:t xml:space="preserve"> </w:t>
+          </w:r>
+          <w:proofErr w:type="spellStart"/>
+          <w:r>
+            <w:rPr>
+              <w:lang w:val="en-FI"/>
+            </w:rPr>
+            <w:t>vähentää</w:t>
+          </w:r>
+          <w:proofErr w:type="spellEnd"/>
+          <w:r>
+            <w:rPr>
+              <w:lang w:val="en-FI"/>
+            </w:rPr>
+            <w:t xml:space="preserve"> </w:t>
+          </w:r>
+          <w:proofErr w:type="spellStart"/>
+          <w:r>
+            <w:rPr>
+              <w:lang w:val="en-FI"/>
+            </w:rPr>
+            <w:t>manuaalista</w:t>
+          </w:r>
+          <w:proofErr w:type="spellEnd"/>
+          <w:r>
+            <w:rPr>
+              <w:lang w:val="en-FI"/>
+            </w:rPr>
+            <w:t xml:space="preserve"> </w:t>
+          </w:r>
+          <w:proofErr w:type="spellStart"/>
+          <w:r>
+            <w:rPr>
+              <w:lang w:val="en-FI"/>
+            </w:rPr>
+            <w:t>työtä</w:t>
+          </w:r>
+          <w:proofErr w:type="spellEnd"/>
+          <w:r>
+            <w:rPr>
+              <w:lang w:val="en-FI"/>
+            </w:rPr>
+            <w:t xml:space="preserve"> </w:t>
+          </w:r>
+          <w:proofErr w:type="spellStart"/>
+          <w:r>
+            <w:rPr>
+              <w:lang w:val="en-FI"/>
+            </w:rPr>
+            <w:t>suunnistuksessa</w:t>
+          </w:r>
+          <w:proofErr w:type="spellEnd"/>
+          <w:r>
+            <w:rPr>
+              <w:lang w:val="en-FI"/>
+            </w:rPr>
+            <w:t>.</w:t>
+          </w:r>
+        </w:p>
+        <w:p>
+          <w:pPr>
+            <w:pStyle w:val="Tiivistelm"/>
+            <w:rPr>
+              <w:lang w:val="en-FI"/>
+            </w:rPr>
+          </w:pPr>
+          <w:proofErr w:type="spellStart"/>
+          <w:r>
+            <w:rPr>
+              <w:b/>
+              <w:bCs/>
+              <w:lang w:val="en-FI"/>
+            </w:rPr>
+            <w:lastRenderedPageBreak/>
+            <w:t>Asiasanat</w:t>
+          </w:r>
+          <w:proofErr w:type="spellEnd"/>
+          <w:r>
+            <w:rPr>
+              <w:b/>
+              <w:bCs/>
+              <w:lang w:val="en-FI"/>
+            </w:rPr>
+            <w:t>:</w:t>
+          </w:r>
+          <w:r>
+            <w:rPr>
+              <w:lang w:val="en-FI"/>
+            </w:rPr>
+            <w:t xml:space="preserve"> </w:t>
+          </w:r>
+          <w:proofErr w:type="spellStart"/>
+          <w:r>
+            <w:rPr>
+              <w:lang w:val="en-FI"/>
+            </w:rPr>
+            <w:t>suunnistus</w:t>
+          </w:r>
+          <w:proofErr w:type="spellEnd"/>
+          <w:r>
+            <w:rPr>
+              <w:lang w:val="en-FI"/>
+            </w:rPr>
+            <w:t xml:space="preserve">, </w:t>
+          </w:r>
+          <w:proofErr w:type="spellStart"/>
+          <w:r>
+            <w:rPr>
+              <w:lang w:val="en-FI"/>
+            </w:rPr>
+            <w:t>tulosanalytiikka</w:t>
+          </w:r>
+          <w:proofErr w:type="spellEnd"/>
+          <w:r>
+            <w:rPr>
+              <w:lang w:val="en-FI"/>
+            </w:rPr>
+            <w:t xml:space="preserve">, </w:t>
+          </w:r>
+          <w:proofErr w:type="spellStart"/>
+          <w:r>
+            <w:rPr>
+              <w:lang w:val="en-FI"/>
+            </w:rPr>
+            <w:t>tietojärjestelmät</w:t>
+          </w:r>
+          <w:proofErr w:type="spellEnd"/>
+          <w:r>
+            <w:rPr>
+              <w:lang w:val="en-FI"/>
+            </w:rPr>
+            <w:t>, Django, IOFXML, GDPR</w:t>
           </w:r>
         </w:p>
       </w:sdtContent>
     </w:sdt>
-    <w:sdt>
-      <w:sdtPr>
-        <w:tag w:val="Asiasanat"/>
-        <w:id w:val="682875815"/>
-        <w:lock w:val="contentLocked"/>
-        <w:placeholder>
-          <w:docPart w:val="0FEDB3AD84FA435D914C1B7E1831A07C"/>
-        </w:placeholder>
-      </w:sdtPr>
-      <w:sdtEndPr/>
-      <w:sdtContent>
-        <w:p>
-          <w:pPr>
-            <w:pStyle w:val="Tiivistelm"/>
-          </w:pPr>
-          <w:r>
-            <w:t>A</w:t>
-          </w:r>
-          <w:r>
-            <w:t>siasanat</w:t>
-          </w:r>
-          <w:r>
-            <w:t>:</w:t>
-          </w:r>
-        </w:p>
-      </w:sdtContent>
-    </w:sdt>
     <w:p>
       <w:pPr>
         <w:pStyle w:val="Tiivistelm"/>
       </w:pPr>
-      <w:sdt>
-        <w:sdtPr>
-          <w:id w:val="682399667"/>
-          <w:placeholder>
-            <w:docPart w:val="3137739CD10C41828749ABB8A2049356"/>
-          </w:placeholder>
-          <w:text w:multiLine="1"/>
-        </w:sdtPr>
-        <w:sdtEndPr/>
-        <w:sdtContent>
-          <w:r>
-            <w:t>suunnistus, tulosanalytiikka, tietojärjestelmät, Django, IOFXML, GDPR.</w:t>
-          </w:r>
-        </w:sdtContent>
-      </w:sdt>
       <w:r>
         <w:br w:type="page"/>
       </w:r>
@@ -490,7 +2383,6 @@
           <w:docPart w:val="F525552A1E5B4FD9AD11AAD6DB477B91"/>
         </w:placeholder>
       </w:sdtPr>
-      <w:sdtEndPr/>
       <w:sdtContent>
         <w:p>
           <w:pPr>
@@ -594,7 +2486,6 @@
           </w:placeholder>
           <w:text w:multiLine="1"/>
         </w:sdtPr>
-        <w:sdtEndPr/>
         <w:sdtContent>
           <w:r>
             <w:rPr>
@@ -629,7 +2520,6 @@
             <w:docPart w:val="CA8D196C753C4183A8516962715E5E7D"/>
           </w:placeholder>
         </w:sdtPr>
-        <w:sdtEndPr/>
         <w:sdtContent>
           <w:r>
             <w:rPr>
@@ -690,7 +2580,6 @@
           <w:docPart w:val="CA8D196C753C4183A8516962715E5E7D"/>
         </w:placeholder>
       </w:sdtPr>
-      <w:sdtEndPr/>
       <w:sdtContent>
         <w:p>
           <w:pPr>
@@ -727,7 +2616,6 @@
           </w:placeholder>
           <w:text w:multiLine="1"/>
         </w:sdtPr>
-        <w:sdtEndPr/>
         <w:sdtContent>
           <w:proofErr w:type="spellStart"/>
           <w:r>
@@ -771,7 +2659,6 @@
           <w:docPart w:val="16E7B8DCCA6247BB9497F0045FA976F9"/>
         </w:placeholder>
       </w:sdtPr>
-      <w:sdtEndPr/>
       <w:sdtContent>
         <w:p>
           <w:pPr>
@@ -796,7 +2683,6 @@
           <w:docPart w:val="CA8D196C753C4183A8516962715E5E7D"/>
         </w:placeholder>
       </w:sdtPr>
-      <w:sdtEndPr/>
       <w:sdtContent>
         <w:p>
           <w:pPr>
@@ -863,7 +2749,6 @@
           <w:docPart w:val="CA8D196C753C4183A8516962715E5E7D"/>
         </w:placeholder>
       </w:sdtPr>
-      <w:sdtEndPr/>
       <w:sdtContent>
         <w:p>
           <w:pPr>
@@ -898,7 +2783,6 @@
           </w:placeholder>
           <w:text w:multiLine="1"/>
         </w:sdtPr>
-        <w:sdtEndPr/>
         <w:sdtContent>
           <w:r>
             <w:t>orienteering, result analytics, information systems, Django, IOFXML, GDPR</w:t>
@@ -1431,7 +3315,7 @@
             <w:noProof/>
             <w:webHidden/>
           </w:rPr>
-          <w:t>15</w:t>
+          <w:t>16</w:t>
         </w:r>
         <w:r>
           <w:rPr>
@@ -1511,7 +3395,7 @@
             <w:noProof/>
             <w:webHidden/>
           </w:rPr>
-          <w:t>16</w:t>
+          <w:t>18</w:t>
         </w:r>
         <w:r>
           <w:rPr>
@@ -1581,7 +3465,7 @@
             <w:noProof/>
             <w:webHidden/>
           </w:rPr>
-          <w:t>16</w:t>
+          <w:t>18</w:t>
         </w:r>
         <w:r>
           <w:rPr>
@@ -1651,7 +3535,7 @@
             <w:noProof/>
             <w:webHidden/>
           </w:rPr>
-          <w:t>16</w:t>
+          <w:t>18</w:t>
         </w:r>
         <w:r>
           <w:rPr>
@@ -1731,7 +3615,7 @@
             <w:noProof/>
             <w:webHidden/>
           </w:rPr>
-          <w:t>17</w:t>
+          <w:t>22</w:t>
         </w:r>
         <w:r>
           <w:rPr>
@@ -1801,7 +3685,7 @@
             <w:noProof/>
             <w:webHidden/>
           </w:rPr>
-          <w:t>17</w:t>
+          <w:t>22</w:t>
         </w:r>
         <w:r>
           <w:rPr>
@@ -1871,7 +3755,7 @@
             <w:noProof/>
             <w:webHidden/>
           </w:rPr>
-          <w:t>17</w:t>
+          <w:t>22</w:t>
         </w:r>
         <w:r>
           <w:rPr>
@@ -1941,7 +3825,7 @@
             <w:noProof/>
             <w:webHidden/>
           </w:rPr>
-          <w:t>17</w:t>
+          <w:t>22</w:t>
         </w:r>
         <w:r>
           <w:rPr>
@@ -2021,7 +3905,7 @@
             <w:noProof/>
             <w:webHidden/>
           </w:rPr>
-          <w:t>18</w:t>
+          <w:t>23</w:t>
         </w:r>
         <w:r>
           <w:rPr>
@@ -2101,7 +3985,7 @@
             <w:noProof/>
             <w:webHidden/>
           </w:rPr>
-          <w:t>19</w:t>
+          <w:t>24</w:t>
         </w:r>
         <w:r>
           <w:rPr>
@@ -2181,7 +4065,7 @@
             <w:noProof/>
             <w:webHidden/>
           </w:rPr>
-          <w:t>20</w:t>
+          <w:t>25</w:t>
         </w:r>
         <w:r>
           <w:rPr>
@@ -2253,7 +4137,7 @@
             <w:noProof/>
             <w:webHidden/>
           </w:rPr>
-          <w:t>21</w:t>
+          <w:t>26</w:t>
         </w:r>
         <w:r>
           <w:rPr>
@@ -2333,7 +4217,7 @@
             <w:noProof/>
             <w:webHidden/>
           </w:rPr>
-          <w:t>34</w:t>
+          <w:t>39</w:t>
         </w:r>
         <w:r>
           <w:rPr>
@@ -2420,6 +4304,7 @@
         <w:pStyle w:val="Sisllysluettelonotsikko2"/>
       </w:pPr>
       <w:r>
+        <w:lastRenderedPageBreak/>
         <w:t>Kuvat</w:t>
       </w:r>
     </w:p>
@@ -2507,7 +4392,7 @@
             <w:noProof/>
             <w:webHidden/>
           </w:rPr>
-          <w:t>12</w:t>
+          <w:t>28</w:t>
         </w:r>
         <w:r>
           <w:rPr>
@@ -2578,7 +4463,7 @@
             <w:noProof/>
             <w:webHidden/>
           </w:rPr>
-          <w:t>13</w:t>
+          <w:t>29</w:t>
         </w:r>
         <w:r>
           <w:rPr>
@@ -2649,7 +4534,7 @@
             <w:noProof/>
             <w:webHidden/>
           </w:rPr>
-          <w:t>16</w:t>
+          <w:t>32</w:t>
         </w:r>
         <w:r>
           <w:rPr>
@@ -2720,7 +4605,7 @@
             <w:noProof/>
             <w:webHidden/>
           </w:rPr>
-          <w:t>17</w:t>
+          <w:t>33</w:t>
         </w:r>
         <w:r>
           <w:rPr>
@@ -2791,7 +4676,7 @@
             <w:noProof/>
             <w:webHidden/>
           </w:rPr>
-          <w:t>20</w:t>
+          <w:t>36</w:t>
         </w:r>
         <w:r>
           <w:rPr>
@@ -2862,7 +4747,7 @@
             <w:noProof/>
             <w:webHidden/>
           </w:rPr>
-          <w:t>21</w:t>
+          <w:t>37</w:t>
         </w:r>
         <w:r>
           <w:rPr>
@@ -2933,7 +4818,7 @@
             <w:noProof/>
             <w:webHidden/>
           </w:rPr>
-          <w:t>21</w:t>
+          <w:t>37</w:t>
         </w:r>
         <w:r>
           <w:rPr>
@@ -3004,7 +4889,7 @@
             <w:noProof/>
             <w:webHidden/>
           </w:rPr>
-          <w:t>22</w:t>
+          <w:t>38</w:t>
         </w:r>
         <w:r>
           <w:rPr>
@@ -3025,7 +4910,6 @@
           <w:sz w:val="22"/>
           <w:szCs w:val="22"/>
         </w:rPr>
-        <w:lastRenderedPageBreak/>
         <w:fldChar w:fldCharType="end"/>
       </w:r>
       <w:r>
@@ -3110,7 +4994,7 @@
             <w:noProof/>
             <w:webHidden/>
           </w:rPr>
-          <w:t>15</w:t>
+          <w:t>31</w:t>
         </w:r>
         <w:r>
           <w:rPr>
@@ -3219,7 +5103,7 @@
             <w:noProof/>
             <w:webHidden/>
           </w:rPr>
-          <w:t>18</w:t>
+          <w:t>34</w:t>
         </w:r>
         <w:r>
           <w:rPr>
@@ -3260,7 +5144,6 @@
           <w:docPart w:val="EBCC153CAB1B469AB0F8C53A2D61753B"/>
         </w:placeholder>
       </w:sdtPr>
-      <w:sdtEndPr/>
       <w:sdtContent>
         <w:p>
           <w:pPr>
@@ -3647,6 +5530,7 @@
       </w:pPr>
       <w:bookmarkStart w:id="18" w:name="_Toc213692346"/>
       <w:r>
+        <w:lastRenderedPageBreak/>
         <w:t>Tausta ja motivaatio</w:t>
       </w:r>
       <w:bookmarkEnd w:id="18"/>
@@ -3708,7 +5592,6 @@
         <w:pStyle w:val="UnnumberedHeading"/>
       </w:pPr>
       <w:r>
-        <w:lastRenderedPageBreak/>
         <w:t>Numeroimaton alaotsikko</w:t>
       </w:r>
     </w:p>
@@ -3825,7 +5708,11 @@
       </w:r>
       <w:proofErr w:type="spellEnd"/>
       <w:r>
-        <w:t>, 2020). Lisäksi urheilun digitalisaatio on lisännyt harrastajien mahdollisuuksia osallistua virtuaalisiin tapahtumiin ja seurata urheilua digitaalisilla alustoilla. Tällä on ollut positiivinen vaikutus urheilun saavutettavuuteen ja yhteisöllisyyteen (</w:t>
+        <w:t xml:space="preserve">, 2020). Lisäksi urheilun digitalisaatio on lisännyt harrastajien mahdollisuuksia osallistua virtuaalisiin tapahtumiin ja </w:t>
+      </w:r>
+      <w:r>
+        <w:lastRenderedPageBreak/>
+        <w:t>seurata urheilua digitaalisilla alustoilla. Tällä on ollut positiivinen vaikutus urheilun saavutettavuuteen ja yhteisöllisyyteen (</w:t>
       </w:r>
       <w:proofErr w:type="spellStart"/>
       <w:r>
@@ -3904,78 +5791,75 @@
     </w:p>
     <w:p>
       <w:r>
-        <w:t xml:space="preserve">Merkittävin muutos suunnistuksessa on GPS-teknologian käyttöönotto. Sen avulla urheilijoiden suorituksia voidaan seurata reaaliaikaisesti, ja kilpailujen </w:t>
-      </w:r>
+        <w:t>Merkittävin muutos suunnistuksessa on GPS-teknologian käyttöönotto. Sen avulla urheilijoiden suorituksia voidaan seurata reaaliaikaisesti, ja kilpailujen jälkeen reitit voidaan analysoida yksityiskohtaisesti (</w:t>
+      </w:r>
+      <w:proofErr w:type="spellStart"/>
+      <w:r>
+        <w:t>Schuster</w:t>
+      </w:r>
+      <w:proofErr w:type="spellEnd"/>
+      <w:r>
+        <w:t xml:space="preserve"> et al., 2018). Tämä mahdollistaa suorituksen vahvuuksien ja kehityskohteiden tunnistamisen. GPS-seuranta on myös lisännyt suunnistuksen läpinäkyvyyttä ja yleisöystävällisyyttä, sillä suorituksia voidaan seurata visuaalisesti kilpailujen aikana.</w:t>
+      </w:r>
+    </w:p>
+    <w:p>
+      <w:r>
+        <w:t>Toinen keskeinen digitalisaation vaikutus on karttojen tuotannon ja ylläpidon muutos. Digitaalinen kartoitus ja paikkatietojärjestelmät (GIS) mahdollistavat tarkempien ja ajantasaisempien karttojen luomisen (Kangas &amp; Sarjakoski, 2019). Tämä parantaa kilpailujen laatua ja vähentää virheiden mahdollisuutta.</w:t>
+      </w:r>
+    </w:p>
+    <w:p>
+      <w:pPr>
+        <w:rPr>
+          <w:b/>
+          <w:bCs/>
+        </w:rPr>
+      </w:pPr>
+      <w:r>
+        <w:rPr>
+          <w:b/>
+          <w:bCs/>
+        </w:rPr>
+        <w:t>Harjoittelun digitalisoituminen</w:t>
+      </w:r>
+    </w:p>
+    <w:p>
+      <w:r>
+        <w:t xml:space="preserve">Digitalisaatio on vaikuttanut myös suunnistuksen harjoittelumenetelmiin. Sovellukset, kuten </w:t>
+      </w:r>
+      <w:proofErr w:type="spellStart"/>
+      <w:r>
+        <w:rPr>
+          <w:b/>
+          <w:bCs/>
+        </w:rPr>
+        <w:t>MapRun</w:t>
+      </w:r>
+      <w:proofErr w:type="spellEnd"/>
+      <w:r>
+        <w:t xml:space="preserve"> ja </w:t>
+      </w:r>
+      <w:r>
+        <w:rPr>
+          <w:b/>
+          <w:bCs/>
+        </w:rPr>
+        <w:t>OCAD</w:t>
+      </w:r>
+      <w:r>
+        <w:t>, tarjoavat mahdollisuuden virtuaalisiin harjoituksiin ilman fyysisiä rasteja (</w:t>
+      </w:r>
+      <w:proofErr w:type="spellStart"/>
+      <w:r>
+        <w:t>MapRun</w:t>
+      </w:r>
+      <w:proofErr w:type="spellEnd"/>
+      <w:r>
+        <w:t>, 2023). Näiden ohjelmistojen avulla urheilijat voivat harjoitella reitinvalintaa, ajankäyttöä ja päätöksentekoa myös kaupunki- tai koulutusympäristöissä.</w:t>
+      </w:r>
+    </w:p>
+    <w:p>
       <w:r>
         <w:lastRenderedPageBreak/>
-        <w:t>jälkeen reitit voidaan analysoida yksityiskohtaisesti (</w:t>
-      </w:r>
-      <w:proofErr w:type="spellStart"/>
-      <w:r>
-        <w:t>Schuster</w:t>
-      </w:r>
-      <w:proofErr w:type="spellEnd"/>
-      <w:r>
-        <w:t xml:space="preserve"> et al., 2018). Tämä mahdollistaa suorituksen vahvuuksien ja kehityskohteiden tunnistamisen. GPS-seuranta on myös lisännyt suunnistuksen läpinäkyvyyttä ja yleisöystävällisyyttä, sillä suorituksia voidaan seurata visuaalisesti kilpailujen aikana.</w:t>
-      </w:r>
-    </w:p>
-    <w:p>
-      <w:r>
-        <w:t>Toinen keskeinen digitalisaation vaikutus on karttojen tuotannon ja ylläpidon muutos. Digitaalinen kartoitus ja paikkatietojärjestelmät (GIS) mahdollistavat tarkempien ja ajantasaisempien karttojen luomisen (Kangas &amp; Sarjakoski, 2019). Tämä parantaa kilpailujen laatua ja vähentää virheiden mahdollisuutta.</w:t>
-      </w:r>
-    </w:p>
-    <w:p>
-      <w:pPr>
-        <w:rPr>
-          <w:b/>
-          <w:bCs/>
-        </w:rPr>
-      </w:pPr>
-      <w:r>
-        <w:rPr>
-          <w:b/>
-          <w:bCs/>
-        </w:rPr>
-        <w:t>Harjoittelun digitalisoituminen</w:t>
-      </w:r>
-    </w:p>
-    <w:p>
-      <w:r>
-        <w:t xml:space="preserve">Digitalisaatio on vaikuttanut myös suunnistuksen harjoittelumenetelmiin. Sovellukset, kuten </w:t>
-      </w:r>
-      <w:proofErr w:type="spellStart"/>
-      <w:r>
-        <w:rPr>
-          <w:b/>
-          <w:bCs/>
-        </w:rPr>
-        <w:t>MapRun</w:t>
-      </w:r>
-      <w:proofErr w:type="spellEnd"/>
-      <w:r>
-        <w:t xml:space="preserve"> ja </w:t>
-      </w:r>
-      <w:r>
-        <w:rPr>
-          <w:b/>
-          <w:bCs/>
-        </w:rPr>
-        <w:t>OCAD</w:t>
-      </w:r>
-      <w:r>
-        <w:t>, tarjoavat mahdollisuuden virtuaalisiin harjoituksiin ilman fyysisiä rasteja (</w:t>
-      </w:r>
-      <w:proofErr w:type="spellStart"/>
-      <w:r>
-        <w:t>MapRun</w:t>
-      </w:r>
-      <w:proofErr w:type="spellEnd"/>
-      <w:r>
-        <w:t>, 2023). Näiden ohjelmistojen avulla urheilijat voivat harjoitella reitinvalintaa, ajankäyttöä ja päätöksentekoa myös kaupunki- tai koulutusympäristöissä.</w:t>
-      </w:r>
-    </w:p>
-    <w:p>
-      <w:r>
         <w:t>Virtuaalisuunnistuksen kasvu on tuonut lajiin uusia harrastajia, sillä osallistuminen ei vaadi välttämättä maastoon menemistä. Tämä kehitys tukee suunnistuksen leviämistä ja sen roolia nykyaikaisena, teknologiaa hyödyntävänä urheilulajina.</w:t>
       </w:r>
     </w:p>
@@ -4049,15 +5933,12 @@
     </w:p>
     <w:p>
       <w:r>
-        <w:t xml:space="preserve">Urheilun tulosanalytiikka perustuu suoritusdatan systemaattiseen keräämiseen, käsittelyyn ja tulkintaan. Tämä data voi sisältää esimerkiksi liikenopeutta, sykettä, karttakoordinaatteja, virherasteja ja aikoja eri väleillä (Petersen et al., </w:t>
-      </w:r>
+        <w:t>Urheilun tulosanalytiikka perustuu suoritusdatan systemaattiseen keräämiseen, käsittelyyn ja tulkintaan. Tämä data voi sisältää esimerkiksi liikenopeutta, sykettä, karttakoordinaatteja, virherasteja ja aikoja eri väleillä (Petersen et al., 2021). Datan analysointi auttaa urheilijoita ja valmentajia tekemään tietoon perustuvia päätöksiä harjoittelusta ja kilpailustrategioista.</w:t>
+      </w:r>
+    </w:p>
+    <w:p>
       <w:r>
         <w:lastRenderedPageBreak/>
-        <w:t>2021). Datan analysointi auttaa urheilijoita ja valmentajia tekemään tietoon perustuvia päätöksiä harjoittelusta ja kilpailustrategioista.</w:t>
-      </w:r>
-    </w:p>
-    <w:p>
-      <w:r>
         <w:t>Moderni urheiluanalytiikka hyödyntää koneoppimista ja tekoälyä ennustamaan suorituksia sekä tunnistamaan poikkeavuuksia tai suoritusmalleja (</w:t>
       </w:r>
       <w:proofErr w:type="spellStart"/>
@@ -4328,7 +6209,11 @@
       </w:r>
       <w:proofErr w:type="spellEnd"/>
       <w:r>
-        <w:t xml:space="preserve"> et al., 2022). Tämä automatisoitu lähestymistapa mahdollistaa entistä syvällisemmän ymmärryksen suorituksen dynamiikasta ja auttaa urheilijoita kehittämään strategista ajatteluaan.</w:t>
+        <w:t xml:space="preserve"> et al., 2022). </w:t>
+      </w:r>
+      <w:r>
+        <w:lastRenderedPageBreak/>
+        <w:t>Tämä automatisoitu lähestymistapa mahdollistaa entistä syvällisemmän ymmärryksen suorituksen dynamiikasta ja auttaa urheilijoita kehittämään strategista ajatteluaan.</w:t>
       </w:r>
     </w:p>
     <w:p>
@@ -4356,11 +6241,7 @@
       </w:r>
       <w:proofErr w:type="spellEnd"/>
       <w:r>
-        <w:t xml:space="preserve"> et al., 2018). Samalla järjestäjät voivat hyödyntää dataa </w:t>
-      </w:r>
-      <w:r>
-        <w:lastRenderedPageBreak/>
-        <w:t xml:space="preserve">turvallisuuden varmistamiseen ja kilpailulogistiikan kehittämiseen (International </w:t>
+        <w:t xml:space="preserve"> et al., 2018). Samalla järjestäjät voivat hyödyntää dataa turvallisuuden varmistamiseen ja kilpailulogistiikan kehittämiseen (International </w:t>
       </w:r>
       <w:proofErr w:type="spellStart"/>
       <w:r>
@@ -4446,6 +6327,7 @@
       </w:pPr>
       <w:bookmarkStart w:id="31" w:name="_Toc213692350"/>
       <w:r>
+        <w:lastRenderedPageBreak/>
         <w:t>Tietosuoja ja GDPR</w:t>
       </w:r>
       <w:bookmarkEnd w:id="31"/>
@@ -4499,6 +6381,7 @@
     <w:p/>
     <w:p>
       <w:r>
+        <w:lastRenderedPageBreak/>
         <w:t>GDPR:n huomioiminen jo sovelluksen suunnitteluvaiheessa lisää käyttäjien luottamusta järjestelmään ja tukee vastuullista ohjelmistokehitystä. Tietosuojaa koskevien vaatimusten integroiminen osaksi kehitysprosessia edistää sovelluksen toimivuutta, oikeellisuutta ja pitkäaikaista ylläpidettävyyttä.</w:t>
       </w:r>
     </w:p>
@@ -4601,6 +6484,7 @@
     </w:p>
     <w:p>
       <w:r>
+        <w:lastRenderedPageBreak/>
         <w:t>Python on yksi maailman laajimmin käytetyistä ohjelmointikielistä, ja sen suosio perustuu selkeään syntaksiin, monipuolisuuteen sekä laajaan kirjastotukeen (</w:t>
       </w:r>
       <w:proofErr w:type="spellStart"/>
@@ -4693,11 +6577,7 @@
       </w:r>
       <w:proofErr w:type="spellEnd"/>
       <w:r>
-        <w:t xml:space="preserve">-Moss, 2009). Sen tavoitteena on nopeuttaa kehitysprosessia tarjoamalla valmiita </w:t>
-      </w:r>
-      <w:r>
-        <w:lastRenderedPageBreak/>
-        <w:t>ratkaisuja yleisiin verkkokehityksen tarpeisiin, kuten tietokantamigraatioihin, käyttäjähallintaan ja tietoturvaan (</w:t>
+        <w:t>-Moss, 2009). Sen tavoitteena on nopeuttaa kehitysprosessia tarjoamalla valmiita ratkaisuja yleisiin verkkokehityksen tarpeisiin, kuten tietokantamigraatioihin, käyttäjähallintaan ja tietoturvaan (</w:t>
       </w:r>
       <w:proofErr w:type="spellStart"/>
       <w:r>
@@ -4847,7 +6727,11 @@
     </w:p>
     <w:p>
       <w:r>
-        <w:t xml:space="preserve">Tietokannat ovat keskeinen osa lähes kaikkia verkkosovelluksia, sillä ne vastaavat tiedon tallentamisesta, käsittelystä ja hakemisesta. Djangon arkkitehtuuri tukee useita tietokantajärjestelmiä, joista PostgreSQL ja </w:t>
+        <w:t xml:space="preserve">Tietokannat ovat keskeinen osa lähes kaikkia verkkosovelluksia, sillä ne vastaavat tiedon tallentamisesta, käsittelystä ja hakemisesta. Djangon </w:t>
+      </w:r>
+      <w:r>
+        <w:lastRenderedPageBreak/>
+        <w:t xml:space="preserve">arkkitehtuuri tukee useita tietokantajärjestelmiä, joista PostgreSQL ja </w:t>
       </w:r>
       <w:proofErr w:type="spellStart"/>
       <w:r>
@@ -4971,29 +6855,29 @@
       </w:r>
       <w:proofErr w:type="spellEnd"/>
       <w:r>
-        <w:t xml:space="preserve"> eroaa PostgreSQL:stä ennen kaikkea arkkitehtuurinsa keveyden vuoksi. Se on tiedostopohjainen tietokanta, joka ei vaadi erillistä palvelinta, vaan tallentaa kaiken datan yhteen paikalliseen tiedostoon (Owens &amp; Allen, 2010). Tämä tekee siitä ihanteellisen valinnan sovelluksille, joissa tietokannan ylläpidon </w:t>
+        <w:t xml:space="preserve"> eroaa PostgreSQL:stä ennen kaikkea arkkitehtuurinsa keveyden vuoksi. Se on tiedostopohjainen tietokanta, joka ei vaadi erillistä palvelinta, vaan tallentaa kaiken datan yhteen paikalliseen tiedostoon (Owens &amp; Allen, 2010). Tämä tekee siitä ihanteellisen valinnan sovelluksille, joissa tietokannan ylläpidon helppous ja nopea käyttöönotto ovat tärkeämpiä kuin monikäyttäjätuki tai skaalautuvuus.</w:t>
+      </w:r>
+    </w:p>
+    <w:p>
+      <w:proofErr w:type="spellStart"/>
+      <w:r>
+        <w:t>SQLite</w:t>
+      </w:r>
+      <w:proofErr w:type="spellEnd"/>
+      <w:r>
+        <w:t xml:space="preserve"> sisältyy Pythonin standardikirjastoon, ja Django käyttää sitä oletustietokantana uusissa projekteissa (</w:t>
+      </w:r>
+      <w:proofErr w:type="spellStart"/>
+      <w:r>
+        <w:t>Redwine</w:t>
+      </w:r>
+      <w:proofErr w:type="spellEnd"/>
+      <w:r>
+        <w:t xml:space="preserve">, 2022). Näin kehittäjä voi rakentaa ja testata sovelluksia nopeasti ilman erillistä tietokantapalvelinta. Tuotantovaiheessa sovellus voidaan kuitenkin siirtää PostgreSQL-ympäristöön, </w:t>
       </w:r>
       <w:r>
         <w:lastRenderedPageBreak/>
-        <w:t>helppous ja nopea käyttöönotto ovat tärkeämpiä kuin monikäyttäjätuki tai skaalautuvuus.</w:t>
-      </w:r>
-    </w:p>
-    <w:p>
-      <w:proofErr w:type="spellStart"/>
-      <w:r>
-        <w:t>SQLite</w:t>
-      </w:r>
-      <w:proofErr w:type="spellEnd"/>
-      <w:r>
-        <w:t xml:space="preserve"> sisältyy Pythonin standardikirjastoon, ja Django käyttää sitä oletustietokantana uusissa projekteissa (</w:t>
-      </w:r>
-      <w:proofErr w:type="spellStart"/>
-      <w:r>
-        <w:t>Redwine</w:t>
-      </w:r>
-      <w:proofErr w:type="spellEnd"/>
-      <w:r>
-        <w:t>, 2022). Näin kehittäjä voi rakentaa ja testata sovelluksia nopeasti ilman erillistä tietokantapalvelinta. Tuotantovaiheessa sovellus voidaan kuitenkin siirtää PostgreSQL-ympäristöön, joka tarjoaa paremman suorituskyvyn ja luotettavuuden monen käyttäjän tilanteissa (Douglas &amp; Douglas, 2021).</w:t>
+        <w:t>joka tarjoaa paremman suorituskyvyn ja luotettavuuden monen käyttäjän tilanteissa (Douglas &amp; Douglas, 2021).</w:t>
       </w:r>
     </w:p>
     <w:p>
@@ -5201,9 +7085,9 @@
         <w:t>ähteet</w:t>
       </w:r>
       <w:bookmarkStart w:id="45" w:name="_Hlk64204481"/>
-      <w:bookmarkEnd w:id="44"/>
       <w:bookmarkEnd w:id="1"/>
       <w:bookmarkEnd w:id="2"/>
+      <w:bookmarkEnd w:id="44"/>
     </w:p>
     <w:p>
       <w:pPr>
@@ -5506,6 +7390,9 @@
     <w:p>
       <w:pPr>
         <w:spacing w:after="160" w:line="279" w:lineRule="auto"/>
+        <w:rPr>
+          <w:lang w:val="en-GB"/>
+        </w:rPr>
       </w:pPr>
       <w:r>
         <w:rPr>
@@ -5700,6 +7587,12 @@
           <w:lang w:val="en-GB"/>
         </w:rPr>
         <w:br/>
+      </w:r>
+      <w:r>
+        <w:rPr>
+          <w:lang w:val="en-GB"/>
+        </w:rPr>
+        <w:lastRenderedPageBreak/>
         <w:t xml:space="preserve">Van Rossum, G., &amp; Drake, F. L. (2009). </w:t>
       </w:r>
       <w:r>
@@ -5737,26 +7630,19 @@
         </w:rPr>
         <w:t xml:space="preserve">. </w:t>
       </w:r>
-      <w:proofErr w:type="spellStart"/>
-      <w:r>
-        <w:t>Independently</w:t>
-      </w:r>
-      <w:proofErr w:type="spellEnd"/>
-      <w:r>
-        <w:t xml:space="preserve"> </w:t>
-      </w:r>
-      <w:proofErr w:type="spellStart"/>
-      <w:r>
-        <w:t>Published</w:t>
-      </w:r>
-      <w:proofErr w:type="spellEnd"/>
-      <w:r>
-        <w:t>.</w:t>
+      <w:r>
+        <w:rPr>
+          <w:lang w:val="en-GB"/>
+        </w:rPr>
+        <w:t>Independently Published.</w:t>
       </w:r>
     </w:p>
     <w:p>
       <w:pPr>
         <w:spacing w:after="160" w:line="279" w:lineRule="auto"/>
+        <w:rPr>
+          <w:lang w:val="en-GB"/>
+        </w:rPr>
       </w:pPr>
     </w:p>
     <w:p>
@@ -6634,14 +8520,27 @@
       <w:r>
         <w:t xml:space="preserve">Kuva </w:t>
       </w:r>
-      <w:fldSimple w:instr=" SEQ Kuva \* ARABIC ">
-        <w:r>
-          <w:rPr>
-            <w:noProof/>
-          </w:rPr>
-          <w:t>1</w:t>
-        </w:r>
-      </w:fldSimple>
+      <w:r>
+        <w:fldChar w:fldCharType="begin"/>
+      </w:r>
+      <w:r>
+        <w:instrText xml:space="preserve"> SEQ Kuva \* ARABIC </w:instrText>
+      </w:r>
+      <w:r>
+        <w:fldChar w:fldCharType="separate"/>
+      </w:r>
+      <w:r>
+        <w:rPr>
+          <w:noProof/>
+        </w:rPr>
+        <w:t>1</w:t>
+      </w:r>
+      <w:r>
+        <w:rPr>
+          <w:noProof/>
+        </w:rPr>
+        <w:fldChar w:fldCharType="end"/>
+      </w:r>
       <w:r>
         <w:t xml:space="preserve">. </w:t>
       </w:r>
@@ -6673,6 +8572,7 @@
         <w:contextualSpacing/>
       </w:pPr>
       <w:r>
+        <w:lastRenderedPageBreak/>
         <w:t xml:space="preserve">Lopuksi poistetaan itse liitesivu (liiteosa) ja sivun tekstit. Tämä tarkoittaa </w:t>
       </w:r>
       <w:r>
@@ -6895,14 +8795,27 @@
       <w:r>
         <w:t xml:space="preserve">Kuva </w:t>
       </w:r>
-      <w:fldSimple w:instr=" SEQ Kuva \* ARABIC ">
-        <w:r>
-          <w:rPr>
-            <w:noProof/>
-          </w:rPr>
-          <w:t>2</w:t>
-        </w:r>
-      </w:fldSimple>
+      <w:r>
+        <w:fldChar w:fldCharType="begin"/>
+      </w:r>
+      <w:r>
+        <w:instrText xml:space="preserve"> SEQ Kuva \* ARABIC </w:instrText>
+      </w:r>
+      <w:r>
+        <w:fldChar w:fldCharType="separate"/>
+      </w:r>
+      <w:r>
+        <w:rPr>
+          <w:noProof/>
+        </w:rPr>
+        <w:t>2</w:t>
+      </w:r>
+      <w:r>
+        <w:rPr>
+          <w:noProof/>
+        </w:rPr>
+        <w:fldChar w:fldCharType="end"/>
+      </w:r>
       <w:r>
         <w:t>. Osanvaihtokoodi.</w:t>
       </w:r>
@@ -6918,7 +8831,6 @@
         <w:contextualSpacing/>
       </w:pPr>
       <w:r>
-        <w:lastRenderedPageBreak/>
         <w:t>Poista lopuksi poistettavan liitteen tekstit normaalisti (valitsemalla ja poistamalla).</w:t>
       </w:r>
     </w:p>
@@ -7084,17 +8996,7 @@
                       <w:rFonts w:ascii="Cambria Math" w:hAnsi="Cambria Math"/>
                       <w:vertAlign w:val="superscript"/>
                     </w:rPr>
-                    <m:t>-</m:t>
-                  </m:r>
-                  <m:r>
-                    <m:rPr>
-                      <m:sty m:val="p"/>
-                    </m:rPr>
-                    <w:rPr>
-                      <w:rFonts w:ascii="Cambria Math" w:hAnsi="Cambria Math"/>
-                      <w:vertAlign w:val="superscript"/>
-                    </w:rPr>
-                    <m:t>0,00012</m:t>
+                    <m:t>-0,00012</m:t>
                   </m:r>
                   <m:r>
                     <w:rPr>
@@ -7214,6 +9116,7 @@
     </w:p>
     <w:p>
       <w:r>
+        <w:lastRenderedPageBreak/>
         <w:t>EN 1991-1-4. 2019. Rakenteiden lujuus ja vakaus. Rakenteiden kuormat. Suomen rakentamismääräyskokoelma. Helsinki: Ympäristöministeriö.</w:t>
       </w:r>
     </w:p>
@@ -7232,7 +9135,6 @@
     </w:p>
     <w:p>
       <w:r>
-        <w:lastRenderedPageBreak/>
         <w:t>Kuva, kuvio tai taulukko ei saa koskaan aloittaa tai päättää tekstilukua. Sen oikea paikka on lähellä sitä tekstikappaletta, jossa siihen viitataan. Kuvia, kuvioita ja taulukoita ei myöskään pidä sijoittaa useampia peräkkäin, vaan väliin tulisi laittaa ainakin yksi tekstikappale selkiyttämään sisältöä.</w:t>
       </w:r>
     </w:p>
@@ -7296,14 +9198,27 @@
       <w:r>
         <w:t xml:space="preserve">Kuvio </w:t>
       </w:r>
-      <w:fldSimple w:instr=" SEQ Kuvio \* ARABIC ">
-        <w:r>
-          <w:rPr>
-            <w:noProof/>
-          </w:rPr>
-          <w:t>1</w:t>
-        </w:r>
-      </w:fldSimple>
+      <w:r>
+        <w:fldChar w:fldCharType="begin"/>
+      </w:r>
+      <w:r>
+        <w:instrText xml:space="preserve"> SEQ Kuvio \* ARABIC </w:instrText>
+      </w:r>
+      <w:r>
+        <w:fldChar w:fldCharType="separate"/>
+      </w:r>
+      <w:r>
+        <w:rPr>
+          <w:noProof/>
+        </w:rPr>
+        <w:t>1</w:t>
+      </w:r>
+      <w:r>
+        <w:rPr>
+          <w:noProof/>
+        </w:rPr>
+        <w:fldChar w:fldCharType="end"/>
+      </w:r>
       <w:r>
         <w:t>.</w:t>
       </w:r>
@@ -7324,7 +9239,11 @@
         <w:t>saavutettavuus</w:t>
       </w:r>
       <w:r>
-        <w:t>. Tämä tarkoittaa mm. sitä, että kaikille dokumentin kuville, kuvioille ja taulukoille on lisättävä vaihtoehtoiset tekstit. Katso tarkemmat ohjeet opinnäytetyön raporttipohjan käyttöohjeesta.</w:t>
+        <w:t xml:space="preserve">. Tämä tarkoittaa mm. sitä, että kaikille dokumentin kuville, kuvioille ja taulukoille on </w:t>
+      </w:r>
+      <w:r>
+        <w:lastRenderedPageBreak/>
+        <w:t>lisättävä vaihtoehtoiset tekstit. Katso tarkemmat ohjeet opinnäytetyön raporttipohjan käyttöohjeesta.</w:t>
       </w:r>
     </w:p>
     <w:p>
@@ -7498,7 +9417,6 @@
         <w:rPr>
           <w:noProof/>
         </w:rPr>
-        <w:lastRenderedPageBreak/>
         <w:drawing>
           <wp:inline distT="0" distB="0" distL="0" distR="0" wp14:anchorId="119867A2" wp14:editId="1ECC77B0">
             <wp:extent cx="2782570" cy="1835070"/>
@@ -7555,14 +9473,27 @@
       <w:r>
         <w:t xml:space="preserve">Kuva </w:t>
       </w:r>
-      <w:fldSimple w:instr=" SEQ Kuva \* ARABIC ">
-        <w:r>
-          <w:rPr>
-            <w:noProof/>
-          </w:rPr>
-          <w:t>3</w:t>
-        </w:r>
-      </w:fldSimple>
+      <w:r>
+        <w:fldChar w:fldCharType="begin"/>
+      </w:r>
+      <w:r>
+        <w:instrText xml:space="preserve"> SEQ Kuva \* ARABIC </w:instrText>
+      </w:r>
+      <w:r>
+        <w:fldChar w:fldCharType="separate"/>
+      </w:r>
+      <w:r>
+        <w:rPr>
+          <w:noProof/>
+        </w:rPr>
+        <w:t>3</w:t>
+      </w:r>
+      <w:r>
+        <w:rPr>
+          <w:noProof/>
+        </w:rPr>
+        <w:fldChar w:fldCharType="end"/>
+      </w:r>
       <w:r>
         <w:t>.</w:t>
       </w:r>
@@ -7575,6 +9506,7 @@
     <w:p>
       <w:bookmarkStart w:id="52" w:name="_Hlk135822502"/>
       <w:r>
+        <w:lastRenderedPageBreak/>
         <w:t>Kun toimit edellä mainitulla tavalla, kuvat ja kuviot merkitään automaattisesti Kuvan otsikko -tyylillä ja saat ne osaksi Kuvat ja Kuviot -luetteloita, kun luettelot seuraavan kerran päivitetään.</w:t>
       </w:r>
     </w:p>
@@ -7888,14 +9820,27 @@
       <w:r>
         <w:t xml:space="preserve">Kuva </w:t>
       </w:r>
-      <w:fldSimple w:instr=" SEQ Kuva \* ARABIC ">
-        <w:r>
-          <w:rPr>
-            <w:noProof/>
-          </w:rPr>
-          <w:t>4</w:t>
-        </w:r>
-      </w:fldSimple>
+      <w:r>
+        <w:fldChar w:fldCharType="begin"/>
+      </w:r>
+      <w:r>
+        <w:instrText xml:space="preserve"> SEQ Kuva \* ARABIC </w:instrText>
+      </w:r>
+      <w:r>
+        <w:fldChar w:fldCharType="separate"/>
+      </w:r>
+      <w:r>
+        <w:rPr>
+          <w:noProof/>
+        </w:rPr>
+        <w:t>4</w:t>
+      </w:r>
+      <w:r>
+        <w:rPr>
+          <w:noProof/>
+        </w:rPr>
+        <w:fldChar w:fldCharType="end"/>
+      </w:r>
       <w:r>
         <w:t>. Uuden otsikkolajin lisääminen.</w:t>
       </w:r>
@@ -7906,6 +9851,7 @@
         <w:pStyle w:val="UnnumberedHeading"/>
       </w:pPr>
       <w:r>
+        <w:lastRenderedPageBreak/>
         <w:t>Taulukon otsikon lisääminen</w:t>
       </w:r>
     </w:p>
@@ -8042,7 +9988,6 @@
           <w:bCs/>
           <w:iCs/>
         </w:rPr>
-        <w:lastRenderedPageBreak/>
         <w:t>Taulukko</w:t>
       </w:r>
       <w:r>
@@ -8073,14 +10018,27 @@
       <w:r>
         <w:t xml:space="preserve">Taulukko </w:t>
       </w:r>
-      <w:fldSimple w:instr=" SEQ Taulukko \* ARABIC ">
-        <w:r>
-          <w:rPr>
-            <w:noProof/>
-          </w:rPr>
-          <w:t>1</w:t>
-        </w:r>
-      </w:fldSimple>
+      <w:r>
+        <w:fldChar w:fldCharType="begin"/>
+      </w:r>
+      <w:r>
+        <w:instrText xml:space="preserve"> SEQ Taulukko \* ARABIC </w:instrText>
+      </w:r>
+      <w:r>
+        <w:fldChar w:fldCharType="separate"/>
+      </w:r>
+      <w:r>
+        <w:rPr>
+          <w:noProof/>
+        </w:rPr>
+        <w:t>1</w:t>
+      </w:r>
+      <w:r>
+        <w:rPr>
+          <w:noProof/>
+        </w:rPr>
+        <w:fldChar w:fldCharType="end"/>
+      </w:r>
       <w:r>
         <w:t>. Esimerkki taulukosta.</w:t>
       </w:r>
@@ -8447,6 +10405,7 @@
           <w:rFonts w:eastAsia="Arial" w:cs="Arial"/>
           <w:bCs/>
         </w:rPr>
+        <w:lastRenderedPageBreak/>
         <w:t>T</w:t>
       </w:r>
       <w:r>
@@ -9056,14 +11015,27 @@
       <w:r>
         <w:t xml:space="preserve">Kuva </w:t>
       </w:r>
-      <w:fldSimple w:instr=" SEQ Kuva \* ARABIC ">
-        <w:r>
-          <w:rPr>
-            <w:noProof/>
-          </w:rPr>
-          <w:t>5</w:t>
-        </w:r>
-      </w:fldSimple>
+      <w:r>
+        <w:fldChar w:fldCharType="begin"/>
+      </w:r>
+      <w:r>
+        <w:instrText xml:space="preserve"> SEQ Kuva \* ARABIC </w:instrText>
+      </w:r>
+      <w:r>
+        <w:fldChar w:fldCharType="separate"/>
+      </w:r>
+      <w:r>
+        <w:rPr>
+          <w:noProof/>
+        </w:rPr>
+        <w:t>5</w:t>
+      </w:r>
+      <w:r>
+        <w:rPr>
+          <w:noProof/>
+        </w:rPr>
+        <w:fldChar w:fldCharType="end"/>
+      </w:r>
       <w:r>
         <w:t>. Dokumentin tietojen muokkaus.</w:t>
       </w:r>
@@ -9074,6 +11046,7 @@
         <w:pStyle w:val="UnnumberedHeading"/>
       </w:pPr>
       <w:r>
+        <w:lastRenderedPageBreak/>
         <w:t>Dokumentin tallennus saavutettavaksi ja arkistoitavaksi PDF/A-tiedostoksi</w:t>
       </w:r>
     </w:p>
@@ -9226,7 +11199,6 @@
           <w:noProof/>
           <w:lang w:eastAsia="fi-FI"/>
         </w:rPr>
-        <w:lastRenderedPageBreak/>
         <w:drawing>
           <wp:inline distT="0" distB="0" distL="0" distR="0" wp14:anchorId="77F57BD8" wp14:editId="1F9D134B">
             <wp:extent cx="3619500" cy="3626653"/>
@@ -9273,14 +11245,27 @@
       <w:r>
         <w:t xml:space="preserve">Kuva </w:t>
       </w:r>
-      <w:fldSimple w:instr=" SEQ Kuva \* ARABIC ">
-        <w:r>
-          <w:rPr>
-            <w:noProof/>
-          </w:rPr>
-          <w:t>6</w:t>
-        </w:r>
-      </w:fldSimple>
+      <w:r>
+        <w:fldChar w:fldCharType="begin"/>
+      </w:r>
+      <w:r>
+        <w:instrText xml:space="preserve"> SEQ Kuva \* ARABIC </w:instrText>
+      </w:r>
+      <w:r>
+        <w:fldChar w:fldCharType="separate"/>
+      </w:r>
+      <w:r>
+        <w:rPr>
+          <w:noProof/>
+        </w:rPr>
+        <w:t>6</w:t>
+      </w:r>
+      <w:r>
+        <w:rPr>
+          <w:noProof/>
+        </w:rPr>
+        <w:fldChar w:fldCharType="end"/>
+      </w:r>
       <w:r>
         <w:t>. Vienti PDF-</w:t>
       </w:r>
@@ -9375,14 +11360,27 @@
       <w:r>
         <w:t xml:space="preserve">Kuva </w:t>
       </w:r>
-      <w:fldSimple w:instr=" SEQ Kuva \* ARABIC ">
-        <w:r>
-          <w:rPr>
-            <w:noProof/>
-          </w:rPr>
-          <w:t>7</w:t>
-        </w:r>
-      </w:fldSimple>
+      <w:r>
+        <w:fldChar w:fldCharType="begin"/>
+      </w:r>
+      <w:r>
+        <w:instrText xml:space="preserve"> SEQ Kuva \* ARABIC </w:instrText>
+      </w:r>
+      <w:r>
+        <w:fldChar w:fldCharType="separate"/>
+      </w:r>
+      <w:r>
+        <w:rPr>
+          <w:noProof/>
+        </w:rPr>
+        <w:t>7</w:t>
+      </w:r>
+      <w:r>
+        <w:rPr>
+          <w:noProof/>
+        </w:rPr>
+        <w:fldChar w:fldCharType="end"/>
+      </w:r>
       <w:r>
         <w:t xml:space="preserve">. </w:t>
       </w:r>
@@ -9400,6 +11398,7 @@
     </w:p>
     <w:p>
       <w:r>
+        <w:lastRenderedPageBreak/>
         <w:t xml:space="preserve">Napsauta tallennusikkunassa </w:t>
       </w:r>
       <w:r>
@@ -9768,7 +11767,6 @@
           <w:noProof/>
           <w:lang w:eastAsia="fi-FI"/>
         </w:rPr>
-        <w:lastRenderedPageBreak/>
         <w:drawing>
           <wp:inline distT="0" distB="0" distL="0" distR="0" wp14:anchorId="4F9932F3" wp14:editId="43446546">
             <wp:extent cx="2397906" cy="3293070"/>
@@ -9829,14 +11827,27 @@
       <w:r>
         <w:t xml:space="preserve">Kuva </w:t>
       </w:r>
-      <w:fldSimple w:instr=" SEQ Kuva \* ARABIC ">
-        <w:r>
-          <w:rPr>
-            <w:noProof/>
-          </w:rPr>
-          <w:t>8</w:t>
-        </w:r>
-      </w:fldSimple>
+      <w:r>
+        <w:fldChar w:fldCharType="begin"/>
+      </w:r>
+      <w:r>
+        <w:instrText xml:space="preserve"> SEQ Kuva \* ARABIC </w:instrText>
+      </w:r>
+      <w:r>
+        <w:fldChar w:fldCharType="separate"/>
+      </w:r>
+      <w:r>
+        <w:rPr>
+          <w:noProof/>
+        </w:rPr>
+        <w:t>8</w:t>
+      </w:r>
+      <w:r>
+        <w:rPr>
+          <w:noProof/>
+        </w:rPr>
+        <w:fldChar w:fldCharType="end"/>
+      </w:r>
       <w:r>
         <w:t>. PDF/A-tiedoston asetukset.</w:t>
       </w:r>
@@ -10049,7 +12060,6 @@
         <w:lock w:val="contentLocked"/>
         <w:text/>
       </w:sdtPr>
-      <w:sdtEndPr/>
       <w:sdtContent>
         <w:r>
           <w:t>T</w:t>
@@ -13549,7 +15559,6 @@
   <w:style w:type="character" w:default="1" w:styleId="Kappaleenoletusfontti">
     <w:name w:val="Default Paragraph Font"/>
     <w:uiPriority w:val="1"/>
-    <w:semiHidden/>
     <w:unhideWhenUsed/>
   </w:style>
   <w:style w:type="table" w:default="1" w:styleId="Normaalitaulukko">
@@ -15412,64 +17421,6 @@
     </w:docPart>
     <w:docPart>
       <w:docPartPr>
-        <w:name w:val="D6F83BB834644EB39B961B741894AD73"/>
-        <w:category>
-          <w:name w:val="Yleiset"/>
-          <w:gallery w:val="placeholder"/>
-        </w:category>
-        <w:types>
-          <w:type w:val="bbPlcHdr"/>
-        </w:types>
-        <w:behaviors>
-          <w:behavior w:val="content"/>
-        </w:behaviors>
-        <w:guid w:val="{BFD737ED-8C1A-4AD9-A707-917031F5AE13}"/>
-      </w:docPartPr>
-      <w:docPartBody>
-        <w:p>
-          <w:pPr>
-            <w:pStyle w:val="D6F83BB834644EB39B961B741894AD73"/>
-          </w:pPr>
-          <w:r>
-            <w:rPr>
-              <w:rStyle w:val="Paikkamerkkiteksti"/>
-            </w:rPr>
-            <w:t>Click here to enter text.</w:t>
-          </w:r>
-        </w:p>
-      </w:docPartBody>
-    </w:docPart>
-    <w:docPart>
-      <w:docPartPr>
-        <w:name w:val="3137739CD10C41828749ABB8A2049356"/>
-        <w:category>
-          <w:name w:val="Yleiset"/>
-          <w:gallery w:val="placeholder"/>
-        </w:category>
-        <w:types>
-          <w:type w:val="bbPlcHdr"/>
-        </w:types>
-        <w:behaviors>
-          <w:behavior w:val="content"/>
-        </w:behaviors>
-        <w:guid w:val="{28AE2279-7332-41BD-AAC8-ADEF7AC73319}"/>
-      </w:docPartPr>
-      <w:docPartBody>
-        <w:p>
-          <w:pPr>
-            <w:pStyle w:val="3137739CD10C41828749ABB8A2049356"/>
-          </w:pPr>
-          <w:r>
-            <w:rPr>
-              <w:rStyle w:val="Paikkamerkkiteksti"/>
-            </w:rPr>
-            <w:t>Kirjoita tekstiä napsauttamalla tätä.</w:t>
-          </w:r>
-        </w:p>
-      </w:docPartBody>
-    </w:docPart>
-    <w:docPart>
-      <w:docPartPr>
         <w:name w:val="F525552A1E5B4FD9AD11AAD6DB477B91"/>
         <w:category>
           <w:name w:val="Yleiset"/>
@@ -15687,12 +17638,14 @@
     <w:rsid w:val="002436B8"/>
     <w:rsid w:val="00274102"/>
     <w:rsid w:val="003516E2"/>
+    <w:rsid w:val="00374573"/>
     <w:rsid w:val="005212B7"/>
     <w:rsid w:val="00533F3D"/>
     <w:rsid w:val="0058365B"/>
     <w:rsid w:val="005C4478"/>
     <w:rsid w:val="005D19B5"/>
     <w:rsid w:val="00723093"/>
+    <w:rsid w:val="008A3008"/>
     <w:rsid w:val="00920ADA"/>
     <w:rsid w:val="00A2653D"/>
     <w:rsid w:val="00A4638A"/>
@@ -16489,6 +18442,15 @@
 </file>
 
 <file path=customXml/item1.xml><?xml version="1.0" encoding="utf-8"?>
+<?mso-contentType ?>
+<FormTemplates xmlns="http://schemas.microsoft.com/sharepoint/v3/contenttype/forms">
+  <Display>DocumentLibraryForm</Display>
+  <Edit>DocumentLibraryForm</Edit>
+  <New>DocumentLibraryForm</New>
+</FormTemplates>
+</file>
+
+<file path=customXml/item2.xml><?xml version="1.0" encoding="utf-8"?>
 <ct:contentTypeSchema xmlns:ct="http://schemas.microsoft.com/office/2006/metadata/contentType" xmlns:ma="http://schemas.microsoft.com/office/2006/metadata/properties/metaAttributes" ct:_="" ma:_="" ma:contentTypeName="Document" ma:contentTypeID="0x0101002475E0E10D54B84F937F817497528C71" ma:contentTypeVersion="31" ma:contentTypeDescription="Create a new document." ma:contentTypeScope="" ma:versionID="13da27f6c67572251a4248440d3ad1f6">
   <xsd:schema xmlns:xsd="http://www.w3.org/2001/XMLSchema" xmlns:xs="http://www.w3.org/2001/XMLSchema" xmlns:p="http://schemas.microsoft.com/office/2006/metadata/properties" xmlns:ns2="29d38182-2ba3-434b-9466-3aece3d3aa2e" xmlns:ns3="c2da8608-6b58-45ec-82e0-5098f9986dbf" xmlns:ns4="77b8d55e-a628-4725-ad2a-a2aab75e1dba" targetNamespace="http://schemas.microsoft.com/office/2006/metadata/properties" ma:root="true" ma:fieldsID="4e9409845ca9d9160f86c08f661ea0ad" ns2:_="" ns3:_="" ns4:_="">
     <xsd:import namespace="29d38182-2ba3-434b-9466-3aece3d3aa2e"/>
@@ -16815,20 +18777,7 @@
 </ct:contentTypeSchema>
 </file>
 
-<file path=customXml/item2.xml><?xml version="1.0" encoding="utf-8"?>
-<?mso-contentType ?>
-<FormTemplates xmlns="http://schemas.microsoft.com/sharepoint/v3/contenttype/forms">
-  <Display>DocumentLibraryForm</Display>
-  <Edit>DocumentLibraryForm</Edit>
-  <New>DocumentLibraryForm</New>
-</FormTemplates>
-</file>
-
 <file path=customXml/item3.xml><?xml version="1.0" encoding="utf-8"?>
-<b:Sources xmlns:b="http://schemas.openxmlformats.org/officeDocument/2006/bibliography" xmlns="http://schemas.openxmlformats.org/officeDocument/2006/bibliography" SelectedStyle="\GB.XSL" StyleName="GB7714"/>
-</file>
-
-<file path=customXml/item4.xml><?xml version="1.0" encoding="utf-8"?>
 <p:properties xmlns:p="http://schemas.microsoft.com/office/2006/metadata/properties" xmlns:xsi="http://www.w3.org/2001/XMLSchema-instance" xmlns:pc="http://schemas.microsoft.com/office/infopath/2007/PartnerControls">
   <documentManagement>
     <IntraUpdateFI xmlns="29d38182-2ba3-434b-9466-3aece3d3aa2e">2025-08-30T21:00:00+00:00</IntraUpdateFI>
@@ -16960,7 +18909,19 @@
 </p:properties>
 </file>
 
+<file path=customXml/item4.xml><?xml version="1.0" encoding="utf-8"?>
+<b:Sources xmlns:b="http://schemas.openxmlformats.org/officeDocument/2006/bibliography" xmlns="http://schemas.openxmlformats.org/officeDocument/2006/bibliography" SelectedStyle="\GB.XSL" StyleName="GB7714"/>
+</file>
+
 <file path=customXml/itemProps1.xml><?xml version="1.0" encoding="utf-8"?>
+<ds:datastoreItem xmlns:ds="http://schemas.openxmlformats.org/officeDocument/2006/customXml" ds:itemID="{198EC644-F7AF-456F-BC05-BD0D54E3DC7D}">
+  <ds:schemaRefs>
+    <ds:schemaRef ds:uri="http://schemas.microsoft.com/sharepoint/v3/contenttype/forms"/>
+  </ds:schemaRefs>
+</ds:datastoreItem>
+</file>
+
+<file path=customXml/itemProps2.xml><?xml version="1.0" encoding="utf-8"?>
 <ds:datastoreItem xmlns:ds="http://schemas.openxmlformats.org/officeDocument/2006/customXml" ds:itemID="{EE4B2239-A68B-4EA6-9BD3-4C6271D1C6AF}">
   <ds:schemaRefs>
     <ds:schemaRef ds:uri="http://schemas.microsoft.com/office/2006/metadata/contentType"/>
@@ -16980,23 +18941,7 @@
 </ds:datastoreItem>
 </file>
 
-<file path=customXml/itemProps2.xml><?xml version="1.0" encoding="utf-8"?>
-<ds:datastoreItem xmlns:ds="http://schemas.openxmlformats.org/officeDocument/2006/customXml" ds:itemID="{198EC644-F7AF-456F-BC05-BD0D54E3DC7D}">
-  <ds:schemaRefs>
-    <ds:schemaRef ds:uri="http://schemas.microsoft.com/sharepoint/v3/contenttype/forms"/>
-  </ds:schemaRefs>
-</ds:datastoreItem>
-</file>
-
 <file path=customXml/itemProps3.xml><?xml version="1.0" encoding="utf-8"?>
-<ds:datastoreItem xmlns:ds="http://schemas.openxmlformats.org/officeDocument/2006/customXml" ds:itemID="{AC98FC60-AA00-4516-A716-017F371296A7}">
-  <ds:schemaRefs>
-    <ds:schemaRef ds:uri="http://schemas.openxmlformats.org/officeDocument/2006/bibliography"/>
-  </ds:schemaRefs>
-</ds:datastoreItem>
-</file>
-
-<file path=customXml/itemProps4.xml><?xml version="1.0" encoding="utf-8"?>
 <ds:datastoreItem xmlns:ds="http://schemas.openxmlformats.org/officeDocument/2006/customXml" ds:itemID="{11AEAA72-A71C-4F59-B1F2-69D6C0A615FB}">
   <ds:schemaRefs>
     <ds:schemaRef ds:uri="http://schemas.microsoft.com/office/2006/metadata/properties"/>
@@ -17005,4 +18950,12 @@
     <ds:schemaRef ds:uri="c2da8608-6b58-45ec-82e0-5098f9986dbf"/>
   </ds:schemaRefs>
 </ds:datastoreItem>
+</file>
+
+<file path=customXml/itemProps4.xml><?xml version="1.0" encoding="utf-8"?>
+<ds:datastoreItem xmlns:ds="http://schemas.openxmlformats.org/officeDocument/2006/customXml" ds:itemID="{AC98FC60-AA00-4516-A716-017F371296A7}">
+  <ds:schemaRefs>
+    <ds:schemaRef ds:uri="http://schemas.openxmlformats.org/officeDocument/2006/bibliography"/>
+  </ds:schemaRefs>
+</ds:datastoreItem>
 </file>
--- a/ORAOwl_opinnaytetyö.docx
+++ b/ORAOwl_opinnaytetyö.docx
@@ -19,6 +19,7 @@
           <w:docPart w:val="AF0D35ADB2534787BEBF26D06BF3CCC4"/>
         </w:placeholder>
       </w:sdtPr>
+      <w:sdtEndPr/>
       <w:sdtContent>
         <w:p>
           <w:pPr>
@@ -45,6 +46,7 @@
           <w:docPart w:val="AF0D35ADB2534787BEBF26D06BF3CCC4"/>
         </w:placeholder>
       </w:sdtPr>
+      <w:sdtEndPr/>
       <w:sdtContent>
         <w:p>
           <w:pPr>
@@ -194,6 +196,7 @@
           <w:docPart w:val="0FEDB3AD84FA435D914C1B7E1831A07C"/>
         </w:placeholder>
       </w:sdtPr>
+      <w:sdtEndPr/>
       <w:sdtContent>
         <w:p>
           <w:pPr>
@@ -206,7 +209,13 @@
             <w:t>pinnäytetyö</w:t>
           </w:r>
           <w:r>
-            <w:t xml:space="preserve"> (AMK| T</w:t>
+            <w:t xml:space="preserve"> (AMK</w:t>
+          </w:r>
+          <w:r>
+            <w:t>)</w:t>
+          </w:r>
+          <w:r>
+            <w:t xml:space="preserve"> T</w:t>
           </w:r>
           <w:r>
             <w:t>iivistelmä</w:t>
@@ -231,6 +240,7 @@
         </w:placeholder>
         <w:text w:multiLine="1"/>
       </w:sdtPr>
+      <w:sdtEndPr/>
       <w:sdtContent>
         <w:p>
           <w:pPr>
@@ -260,6 +270,7 @@
             <w:docPart w:val="0FEDB3AD84FA435D914C1B7E1831A07C"/>
           </w:placeholder>
         </w:sdtPr>
+        <w:sdtEndPr/>
         <w:sdtContent>
           <w:r>
             <w:t xml:space="preserve">Opinnäytetyön </w:t>
@@ -284,6 +295,7 @@
           <w:docPart w:val="88E2DE1C3D404E178C503CF2FE142304"/>
         </w:placeholder>
       </w:sdtPr>
+      <w:sdtEndPr/>
       <w:sdtContent>
         <w:p>
           <w:pPr>
@@ -298,15 +310,24 @@
           <w:r>
             <w:t>Jouni Kiviperä, Atte Stenroo</w:t>
           </w:r>
+          <w:r>
+            <w:t>s</w:t>
+          </w:r>
         </w:p>
       </w:sdtContent>
     </w:sdt>
     <w:p>
       <w:pPr>
-        <w:pStyle w:val="Workname"/>
+        <w:pStyle w:val="Opinnytetynotsikko"/>
+        <w:rPr>
+          <w:rStyle w:val="Otsikko1Char"/>
+        </w:rPr>
       </w:pPr>
       <w:sdt>
         <w:sdtPr>
+          <w:rPr>
+            <w:rStyle w:val="Otsikko1Char"/>
+          </w:rPr>
           <w:id w:val="1709828843"/>
           <w:lock w:val="sdtLocked"/>
           <w:placeholder>
@@ -314,13 +335,24 @@
           </w:placeholder>
           <w:text w:multiLine="1"/>
         </w:sdtPr>
+        <w:sdtEndPr>
+          <w:rPr>
+            <w:rStyle w:val="Otsikko1Char"/>
+          </w:rPr>
+        </w:sdtEndPr>
         <w:sdtContent>
           <w:proofErr w:type="spellStart"/>
           <w:r>
+            <w:rPr>
+              <w:rStyle w:val="Otsikko1Char"/>
+            </w:rPr>
             <w:t>ORAOwl</w:t>
           </w:r>
           <w:proofErr w:type="spellEnd"/>
           <w:r>
+            <w:rPr>
+              <w:rStyle w:val="Otsikko1Char"/>
+            </w:rPr>
             <w:t xml:space="preserve"> – Suunnistustulosten arkistointi- ja analysointijärjestelmä</w:t>
           </w:r>
         </w:sdtContent>
@@ -334,2047 +366,198 @@
           <w:docPart w:val="0FEDB3AD84FA435D914C1B7E1831A07C"/>
         </w:placeholder>
       </w:sdtPr>
+      <w:sdtEndPr/>
       <w:sdtContent>
         <w:p>
           <w:pPr>
             <w:pStyle w:val="Tiivistelm"/>
             <w:rPr>
-              <w:lang w:val="en-FI"/>
+              <w:sz w:val="22"/>
+              <w:szCs w:val="22"/>
             </w:rPr>
           </w:pPr>
+          <w:r>
+            <w:rPr>
+              <w:sz w:val="22"/>
+              <w:szCs w:val="22"/>
+            </w:rPr>
+            <w:t xml:space="preserve">Tämän opinnäytetyön tavoitteena oli suunnitella ja toteuttaa </w:t>
+          </w:r>
           <w:proofErr w:type="spellStart"/>
           <w:r>
             <w:rPr>
-              <w:lang w:val="en-FI"/>
+              <w:sz w:val="22"/>
+              <w:szCs w:val="22"/>
             </w:rPr>
-            <w:t>Tämän</w:t>
+            <w:t>ORAOwl</w:t>
           </w:r>
           <w:proofErr w:type="spellEnd"/>
           <w:r>
             <w:rPr>
-              <w:lang w:val="en-FI"/>
+              <w:sz w:val="22"/>
+              <w:szCs w:val="22"/>
             </w:rPr>
-            <w:t xml:space="preserve"> </w:t>
-          </w:r>
-          <w:proofErr w:type="spellStart"/>
-          <w:r>
-            <w:rPr>
-              <w:lang w:val="en-FI"/>
-            </w:rPr>
-            <w:t>opinnäytetyön</w:t>
-          </w:r>
-          <w:proofErr w:type="spellEnd"/>
-          <w:r>
-            <w:rPr>
-              <w:lang w:val="en-FI"/>
-            </w:rPr>
-            <w:t xml:space="preserve"> </w:t>
-          </w:r>
-          <w:proofErr w:type="spellStart"/>
-          <w:r>
-            <w:rPr>
-              <w:lang w:val="en-FI"/>
-            </w:rPr>
-            <w:t>tavoitteena</w:t>
-          </w:r>
-          <w:proofErr w:type="spellEnd"/>
-          <w:r>
-            <w:rPr>
-              <w:lang w:val="en-FI"/>
-            </w:rPr>
-            <w:t xml:space="preserve"> </w:t>
-          </w:r>
-          <w:proofErr w:type="spellStart"/>
-          <w:r>
-            <w:rPr>
-              <w:lang w:val="en-FI"/>
-            </w:rPr>
-            <w:t>oli</w:t>
-          </w:r>
-          <w:proofErr w:type="spellEnd"/>
-          <w:r>
-            <w:rPr>
-              <w:lang w:val="en-FI"/>
-            </w:rPr>
-            <w:t xml:space="preserve"> </w:t>
-          </w:r>
-          <w:proofErr w:type="spellStart"/>
-          <w:r>
-            <w:rPr>
-              <w:lang w:val="en-FI"/>
-            </w:rPr>
-            <w:t>suunnitella</w:t>
-          </w:r>
-          <w:proofErr w:type="spellEnd"/>
-          <w:r>
-            <w:rPr>
-              <w:lang w:val="en-FI"/>
-            </w:rPr>
-            <w:t xml:space="preserve"> </w:t>
-          </w:r>
-          <w:proofErr w:type="spellStart"/>
-          <w:r>
-            <w:rPr>
-              <w:lang w:val="en-FI"/>
-            </w:rPr>
-            <w:t>ja</w:t>
-          </w:r>
-          <w:proofErr w:type="spellEnd"/>
-          <w:r>
-            <w:rPr>
-              <w:lang w:val="en-FI"/>
-            </w:rPr>
-            <w:t xml:space="preserve"> </w:t>
-          </w:r>
-          <w:proofErr w:type="spellStart"/>
-          <w:r>
-            <w:rPr>
-              <w:lang w:val="en-FI"/>
-            </w:rPr>
-            <w:t>toteuttaa</w:t>
-          </w:r>
-          <w:proofErr w:type="spellEnd"/>
-          <w:r>
-            <w:rPr>
-              <w:lang w:val="en-FI"/>
-            </w:rPr>
-            <w:t xml:space="preserve"> </w:t>
-          </w:r>
-          <w:proofErr w:type="spellStart"/>
-          <w:r>
-            <w:rPr>
-              <w:lang w:val="en-FI"/>
-            </w:rPr>
-            <w:t>ORAOwl-niminen</w:t>
-          </w:r>
-          <w:proofErr w:type="spellEnd"/>
-          <w:r>
-            <w:rPr>
-              <w:lang w:val="en-FI"/>
-            </w:rPr>
-            <w:t xml:space="preserve"> </w:t>
-          </w:r>
-          <w:proofErr w:type="spellStart"/>
-          <w:r>
-            <w:rPr>
-              <w:lang w:val="en-FI"/>
-            </w:rPr>
-            <w:t>sovellus</w:t>
-          </w:r>
-          <w:proofErr w:type="spellEnd"/>
-          <w:r>
-            <w:rPr>
-              <w:lang w:val="en-FI"/>
-            </w:rPr>
-            <w:t xml:space="preserve">, </w:t>
-          </w:r>
-          <w:proofErr w:type="spellStart"/>
-          <w:r>
-            <w:rPr>
-              <w:lang w:val="en-FI"/>
-            </w:rPr>
-            <w:t>joka</w:t>
-          </w:r>
-          <w:proofErr w:type="spellEnd"/>
-          <w:r>
-            <w:rPr>
-              <w:lang w:val="en-FI"/>
-            </w:rPr>
-            <w:t xml:space="preserve"> </w:t>
-          </w:r>
-          <w:proofErr w:type="spellStart"/>
-          <w:r>
-            <w:rPr>
-              <w:lang w:val="en-FI"/>
-            </w:rPr>
-            <w:t>kokoaa</w:t>
-          </w:r>
-          <w:proofErr w:type="spellEnd"/>
-          <w:r>
-            <w:rPr>
-              <w:lang w:val="en-FI"/>
-            </w:rPr>
-            <w:t xml:space="preserve"> </w:t>
-          </w:r>
-          <w:proofErr w:type="spellStart"/>
-          <w:r>
-            <w:rPr>
-              <w:lang w:val="en-FI"/>
-            </w:rPr>
-            <w:t>hajallaan</w:t>
-          </w:r>
-          <w:proofErr w:type="spellEnd"/>
-          <w:r>
-            <w:rPr>
-              <w:lang w:val="en-FI"/>
-            </w:rPr>
-            <w:t xml:space="preserve"> </w:t>
-          </w:r>
-          <w:proofErr w:type="spellStart"/>
-          <w:r>
-            <w:rPr>
-              <w:lang w:val="en-FI"/>
-            </w:rPr>
-            <w:t>olevia</w:t>
-          </w:r>
-          <w:proofErr w:type="spellEnd"/>
-          <w:r>
-            <w:rPr>
-              <w:lang w:val="en-FI"/>
-            </w:rPr>
-            <w:t xml:space="preserve"> </w:t>
-          </w:r>
-          <w:proofErr w:type="spellStart"/>
-          <w:r>
-            <w:rPr>
-              <w:lang w:val="en-FI"/>
-            </w:rPr>
-            <w:t>suunnistustuloksia</w:t>
-          </w:r>
-          <w:proofErr w:type="spellEnd"/>
-          <w:r>
-            <w:rPr>
-              <w:lang w:val="en-FI"/>
-            </w:rPr>
-            <w:t xml:space="preserve"> </w:t>
-          </w:r>
-          <w:proofErr w:type="spellStart"/>
-          <w:r>
-            <w:rPr>
-              <w:lang w:val="en-FI"/>
-            </w:rPr>
-            <w:t>yhteen</w:t>
-          </w:r>
-          <w:proofErr w:type="spellEnd"/>
-          <w:r>
-            <w:rPr>
-              <w:lang w:val="en-FI"/>
-            </w:rPr>
-            <w:t xml:space="preserve"> </w:t>
-          </w:r>
-          <w:proofErr w:type="spellStart"/>
-          <w:r>
-            <w:rPr>
-              <w:lang w:val="en-FI"/>
-            </w:rPr>
-            <w:t>järjestelmään</w:t>
-          </w:r>
-          <w:proofErr w:type="spellEnd"/>
-          <w:r>
-            <w:rPr>
-              <w:lang w:val="en-FI"/>
-            </w:rPr>
-            <w:t xml:space="preserve">. </w:t>
-          </w:r>
-          <w:proofErr w:type="spellStart"/>
-          <w:r>
-            <w:rPr>
-              <w:lang w:val="en-FI"/>
-            </w:rPr>
-            <w:t>Suunnistuksen</w:t>
-          </w:r>
-          <w:proofErr w:type="spellEnd"/>
-          <w:r>
-            <w:rPr>
-              <w:lang w:val="en-FI"/>
-            </w:rPr>
-            <w:t xml:space="preserve"> </w:t>
-          </w:r>
-          <w:proofErr w:type="spellStart"/>
-          <w:r>
-            <w:rPr>
-              <w:lang w:val="en-FI"/>
-            </w:rPr>
-            <w:t>tulostietoja</w:t>
-          </w:r>
-          <w:proofErr w:type="spellEnd"/>
-          <w:r>
-            <w:rPr>
-              <w:lang w:val="en-FI"/>
-            </w:rPr>
-            <w:t xml:space="preserve"> </w:t>
-          </w:r>
-          <w:proofErr w:type="spellStart"/>
-          <w:r>
-            <w:rPr>
-              <w:lang w:val="en-FI"/>
-            </w:rPr>
-            <w:t>julkaistaan</w:t>
-          </w:r>
-          <w:proofErr w:type="spellEnd"/>
-          <w:r>
-            <w:rPr>
-              <w:lang w:val="en-FI"/>
-            </w:rPr>
-            <w:t xml:space="preserve"> </w:t>
-          </w:r>
-          <w:proofErr w:type="spellStart"/>
-          <w:r>
-            <w:rPr>
-              <w:lang w:val="en-FI"/>
-            </w:rPr>
-            <w:t>useilla</w:t>
-          </w:r>
-          <w:proofErr w:type="spellEnd"/>
-          <w:r>
-            <w:rPr>
-              <w:lang w:val="en-FI"/>
-            </w:rPr>
-            <w:t xml:space="preserve"> </w:t>
-          </w:r>
-          <w:proofErr w:type="spellStart"/>
-          <w:r>
-            <w:rPr>
-              <w:lang w:val="en-FI"/>
-            </w:rPr>
-            <w:t>eri</w:t>
-          </w:r>
-          <w:proofErr w:type="spellEnd"/>
-          <w:r>
-            <w:rPr>
-              <w:lang w:val="en-FI"/>
-            </w:rPr>
-            <w:t xml:space="preserve"> </w:t>
-          </w:r>
-          <w:proofErr w:type="spellStart"/>
-          <w:r>
-            <w:rPr>
-              <w:lang w:val="en-FI"/>
-            </w:rPr>
-            <w:t>verkkosivuilla</w:t>
-          </w:r>
-          <w:proofErr w:type="spellEnd"/>
-          <w:r>
-            <w:rPr>
-              <w:lang w:val="en-FI"/>
-            </w:rPr>
-            <w:t xml:space="preserve">, </w:t>
-          </w:r>
-          <w:proofErr w:type="spellStart"/>
-          <w:r>
-            <w:rPr>
-              <w:lang w:val="en-FI"/>
-            </w:rPr>
-            <w:t>mikä</w:t>
-          </w:r>
-          <w:proofErr w:type="spellEnd"/>
-          <w:r>
-            <w:rPr>
-              <w:lang w:val="en-FI"/>
-            </w:rPr>
-            <w:t xml:space="preserve"> </w:t>
-          </w:r>
-          <w:proofErr w:type="spellStart"/>
-          <w:r>
-            <w:rPr>
-              <w:lang w:val="en-FI"/>
-            </w:rPr>
-            <w:t>vaikeuttaa</w:t>
-          </w:r>
-          <w:proofErr w:type="spellEnd"/>
-          <w:r>
-            <w:rPr>
-              <w:lang w:val="en-FI"/>
-            </w:rPr>
-            <w:t xml:space="preserve"> </w:t>
-          </w:r>
-          <w:proofErr w:type="spellStart"/>
-          <w:r>
-            <w:rPr>
-              <w:lang w:val="en-FI"/>
-            </w:rPr>
-            <w:t>urheilijoiden</w:t>
-          </w:r>
-          <w:proofErr w:type="spellEnd"/>
-          <w:r>
-            <w:rPr>
-              <w:lang w:val="en-FI"/>
-            </w:rPr>
-            <w:t xml:space="preserve"> </w:t>
-          </w:r>
-          <w:proofErr w:type="spellStart"/>
-          <w:r>
-            <w:rPr>
-              <w:lang w:val="en-FI"/>
-            </w:rPr>
-            <w:t>kehityksen</w:t>
-          </w:r>
-          <w:proofErr w:type="spellEnd"/>
-          <w:r>
-            <w:rPr>
-              <w:lang w:val="en-FI"/>
-            </w:rPr>
-            <w:t xml:space="preserve"> </w:t>
-          </w:r>
-          <w:proofErr w:type="spellStart"/>
-          <w:r>
-            <w:rPr>
-              <w:lang w:val="en-FI"/>
-            </w:rPr>
-            <w:t>seurantaa</w:t>
-          </w:r>
-          <w:proofErr w:type="spellEnd"/>
-          <w:r>
-            <w:rPr>
-              <w:lang w:val="en-FI"/>
-            </w:rPr>
-            <w:t xml:space="preserve">, </w:t>
-          </w:r>
-          <w:proofErr w:type="spellStart"/>
-          <w:r>
-            <w:rPr>
-              <w:lang w:val="en-FI"/>
-            </w:rPr>
-            <w:t>valmennuksen</w:t>
-          </w:r>
-          <w:proofErr w:type="spellEnd"/>
-          <w:r>
-            <w:rPr>
-              <w:lang w:val="en-FI"/>
-            </w:rPr>
-            <w:t xml:space="preserve"> </w:t>
-          </w:r>
-          <w:proofErr w:type="spellStart"/>
-          <w:r>
-            <w:rPr>
-              <w:lang w:val="en-FI"/>
-            </w:rPr>
-            <w:t>analysointia</w:t>
-          </w:r>
-          <w:proofErr w:type="spellEnd"/>
-          <w:r>
-            <w:rPr>
-              <w:lang w:val="en-FI"/>
-            </w:rPr>
-            <w:t xml:space="preserve"> </w:t>
-          </w:r>
-          <w:proofErr w:type="spellStart"/>
-          <w:r>
-            <w:rPr>
-              <w:lang w:val="en-FI"/>
-            </w:rPr>
-            <w:t>sekä</w:t>
-          </w:r>
-          <w:proofErr w:type="spellEnd"/>
-          <w:r>
-            <w:rPr>
-              <w:lang w:val="en-FI"/>
-            </w:rPr>
-            <w:t xml:space="preserve"> </w:t>
-          </w:r>
-          <w:proofErr w:type="spellStart"/>
-          <w:r>
-            <w:rPr>
-              <w:lang w:val="en-FI"/>
-            </w:rPr>
-            <w:t>seuratoimintaan</w:t>
-          </w:r>
-          <w:proofErr w:type="spellEnd"/>
-          <w:r>
-            <w:rPr>
-              <w:lang w:val="en-FI"/>
-            </w:rPr>
-            <w:t xml:space="preserve"> </w:t>
-          </w:r>
-          <w:proofErr w:type="spellStart"/>
-          <w:r>
-            <w:rPr>
-              <w:lang w:val="en-FI"/>
-            </w:rPr>
-            <w:t>liittyvää</w:t>
-          </w:r>
-          <w:proofErr w:type="spellEnd"/>
-          <w:r>
-            <w:rPr>
-              <w:lang w:val="en-FI"/>
-            </w:rPr>
-            <w:t xml:space="preserve"> </w:t>
-          </w:r>
-          <w:proofErr w:type="spellStart"/>
-          <w:r>
-            <w:rPr>
-              <w:lang w:val="en-FI"/>
-            </w:rPr>
-            <w:t>päätöksentekoa</w:t>
-          </w:r>
-          <w:proofErr w:type="spellEnd"/>
-          <w:r>
-            <w:rPr>
-              <w:lang w:val="en-FI"/>
-            </w:rPr>
-            <w:t xml:space="preserve">. </w:t>
-          </w:r>
-          <w:proofErr w:type="spellStart"/>
-          <w:r>
-            <w:rPr>
-              <w:lang w:val="en-FI"/>
-            </w:rPr>
-            <w:t>Keskitetyn</w:t>
-          </w:r>
-          <w:proofErr w:type="spellEnd"/>
-          <w:r>
-            <w:rPr>
-              <w:lang w:val="en-FI"/>
-            </w:rPr>
-            <w:t xml:space="preserve"> </w:t>
-          </w:r>
-          <w:proofErr w:type="spellStart"/>
-          <w:r>
-            <w:rPr>
-              <w:lang w:val="en-FI"/>
-            </w:rPr>
-            <w:t>tietojärjestelmän</w:t>
-          </w:r>
-          <w:proofErr w:type="spellEnd"/>
-          <w:r>
-            <w:rPr>
-              <w:lang w:val="en-FI"/>
-            </w:rPr>
-            <w:t xml:space="preserve"> </w:t>
-          </w:r>
-          <w:proofErr w:type="spellStart"/>
-          <w:r>
-            <w:rPr>
-              <w:lang w:val="en-FI"/>
-            </w:rPr>
-            <w:t>puuttuminen</w:t>
-          </w:r>
-          <w:proofErr w:type="spellEnd"/>
-          <w:r>
-            <w:rPr>
-              <w:lang w:val="en-FI"/>
-            </w:rPr>
-            <w:t xml:space="preserve"> </w:t>
-          </w:r>
-          <w:proofErr w:type="spellStart"/>
-          <w:r>
-            <w:rPr>
-              <w:lang w:val="en-FI"/>
-            </w:rPr>
-            <w:t>tekee</w:t>
-          </w:r>
-          <w:proofErr w:type="spellEnd"/>
-          <w:r>
-            <w:rPr>
-              <w:lang w:val="en-FI"/>
-            </w:rPr>
-            <w:t xml:space="preserve"> </w:t>
-          </w:r>
-          <w:proofErr w:type="spellStart"/>
-          <w:r>
-            <w:rPr>
-              <w:lang w:val="en-FI"/>
-            </w:rPr>
-            <w:t>tulosten</w:t>
-          </w:r>
-          <w:proofErr w:type="spellEnd"/>
-          <w:r>
-            <w:rPr>
-              <w:lang w:val="en-FI"/>
-            </w:rPr>
-            <w:t xml:space="preserve"> </w:t>
-          </w:r>
-          <w:proofErr w:type="spellStart"/>
-          <w:r>
-            <w:rPr>
-              <w:lang w:val="en-FI"/>
-            </w:rPr>
-            <w:t>vertailusta</w:t>
-          </w:r>
-          <w:proofErr w:type="spellEnd"/>
-          <w:r>
-            <w:rPr>
-              <w:lang w:val="en-FI"/>
-            </w:rPr>
-            <w:t xml:space="preserve"> </w:t>
-          </w:r>
-          <w:proofErr w:type="spellStart"/>
-          <w:r>
-            <w:rPr>
-              <w:lang w:val="en-FI"/>
-            </w:rPr>
-            <w:t>ja</w:t>
-          </w:r>
-          <w:proofErr w:type="spellEnd"/>
-          <w:r>
-            <w:rPr>
-              <w:lang w:val="en-FI"/>
-            </w:rPr>
-            <w:t xml:space="preserve"> </w:t>
-          </w:r>
-          <w:proofErr w:type="spellStart"/>
-          <w:r>
-            <w:rPr>
-              <w:lang w:val="en-FI"/>
-            </w:rPr>
-            <w:t>tuloksista</w:t>
-          </w:r>
-          <w:proofErr w:type="spellEnd"/>
-          <w:r>
-            <w:rPr>
-              <w:lang w:val="en-FI"/>
-            </w:rPr>
-            <w:t xml:space="preserve"> </w:t>
-          </w:r>
-          <w:proofErr w:type="spellStart"/>
-          <w:r>
-            <w:rPr>
-              <w:lang w:val="en-FI"/>
-            </w:rPr>
-            <w:t>oppimisesta</w:t>
-          </w:r>
-          <w:proofErr w:type="spellEnd"/>
-          <w:r>
-            <w:rPr>
-              <w:lang w:val="en-FI"/>
-            </w:rPr>
-            <w:t xml:space="preserve"> </w:t>
-          </w:r>
-          <w:proofErr w:type="spellStart"/>
-          <w:r>
-            <w:rPr>
-              <w:lang w:val="en-FI"/>
-            </w:rPr>
-            <w:t>työlästä</w:t>
-          </w:r>
-          <w:proofErr w:type="spellEnd"/>
-          <w:r>
-            <w:rPr>
-              <w:lang w:val="en-FI"/>
-            </w:rPr>
-            <w:t xml:space="preserve"> </w:t>
-          </w:r>
-          <w:proofErr w:type="spellStart"/>
-          <w:r>
-            <w:rPr>
-              <w:lang w:val="en-FI"/>
-            </w:rPr>
-            <w:t>sekä</w:t>
-          </w:r>
-          <w:proofErr w:type="spellEnd"/>
-          <w:r>
-            <w:rPr>
-              <w:lang w:val="en-FI"/>
-            </w:rPr>
-            <w:t xml:space="preserve"> </w:t>
-          </w:r>
-          <w:proofErr w:type="spellStart"/>
-          <w:r>
-            <w:rPr>
-              <w:lang w:val="en-FI"/>
-            </w:rPr>
-            <w:t>yksittäisille</w:t>
-          </w:r>
-          <w:proofErr w:type="spellEnd"/>
-          <w:r>
-            <w:rPr>
-              <w:lang w:val="en-FI"/>
-            </w:rPr>
-            <w:t xml:space="preserve"> </w:t>
-          </w:r>
-          <w:proofErr w:type="spellStart"/>
-          <w:r>
-            <w:rPr>
-              <w:lang w:val="en-FI"/>
-            </w:rPr>
-            <w:t>suunnistajille</w:t>
-          </w:r>
-          <w:proofErr w:type="spellEnd"/>
-          <w:r>
-            <w:rPr>
-              <w:lang w:val="en-FI"/>
-            </w:rPr>
-            <w:t xml:space="preserve"> </w:t>
-          </w:r>
-          <w:proofErr w:type="spellStart"/>
-          <w:r>
-            <w:rPr>
-              <w:lang w:val="en-FI"/>
-            </w:rPr>
-            <w:t>että</w:t>
-          </w:r>
-          <w:proofErr w:type="spellEnd"/>
-          <w:r>
-            <w:rPr>
-              <w:lang w:val="en-FI"/>
-            </w:rPr>
-            <w:t xml:space="preserve"> </w:t>
-          </w:r>
-          <w:proofErr w:type="spellStart"/>
-          <w:r>
-            <w:rPr>
-              <w:lang w:val="en-FI"/>
-            </w:rPr>
-            <w:t>seuroille</w:t>
-          </w:r>
-          <w:proofErr w:type="spellEnd"/>
-          <w:r>
-            <w:rPr>
-              <w:lang w:val="en-FI"/>
-            </w:rPr>
-            <w:t>.</w:t>
+            <w:t>-niminen sovellus, joka kokoaa hajallaan olevia suunnistustuloksia yhteen järjestelmään. Suunnistuksen tulostietoja julkaistaan useilla eri verkkosivuilla, mikä vaikeuttaa urheilijoiden kehityksen seurantaa, valmennuksen analysointia sekä seuratoimintaan liittyvää päätöksentekoa. Keskitetyn tietojärjestelmän puuttuminen tekee tulosten vertailusta ja tuloksista oppimisesta työlästä sekä yksittäisille suunnistajille että seuroille.</w:t>
           </w:r>
         </w:p>
         <w:p>
           <w:pPr>
             <w:pStyle w:val="Tiivistelm"/>
             <w:rPr>
-              <w:lang w:val="en-FI"/>
+              <w:sz w:val="22"/>
+              <w:szCs w:val="22"/>
             </w:rPr>
           </w:pPr>
+          <w:r>
+            <w:rPr>
+              <w:sz w:val="22"/>
+              <w:szCs w:val="22"/>
+            </w:rPr>
+            <w:t xml:space="preserve">Sovellus toteutettiin Python-ohjelmointikielellä ja Django-kehyksellä hyödyntäen PostgreSQL-tietokantaa. Tulosten käsittely perustui IOFXML-standardiin, ja käyttöliittymä toteutettiin </w:t>
+          </w:r>
           <w:proofErr w:type="spellStart"/>
           <w:r>
             <w:rPr>
-              <w:lang w:val="en-FI"/>
+              <w:sz w:val="22"/>
+              <w:szCs w:val="22"/>
             </w:rPr>
-            <w:t>Sovellus</w:t>
+            <w:t>Bootstrap</w:t>
           </w:r>
           <w:proofErr w:type="spellEnd"/>
           <w:r>
             <w:rPr>
-              <w:lang w:val="en-FI"/>
+              <w:sz w:val="22"/>
+              <w:szCs w:val="22"/>
             </w:rPr>
-            <w:t xml:space="preserve"> </w:t>
+            <w:t xml:space="preserve">- ja </w:t>
           </w:r>
           <w:proofErr w:type="spellStart"/>
           <w:r>
             <w:rPr>
-              <w:lang w:val="en-FI"/>
+              <w:sz w:val="22"/>
+              <w:szCs w:val="22"/>
             </w:rPr>
-            <w:t>toteutettiin</w:t>
+            <w:t>AdminLTE</w:t>
           </w:r>
           <w:proofErr w:type="spellEnd"/>
           <w:r>
             <w:rPr>
-              <w:lang w:val="en-FI"/>
+              <w:sz w:val="22"/>
+              <w:szCs w:val="22"/>
             </w:rPr>
-            <w:t xml:space="preserve"> Python-</w:t>
+            <w:t xml:space="preserve">-teemojen avulla. Keskeisiä toiminnallisuuksia olivat tulostiedostojen lataaminen, tietojen tallentaminen ja hakeminen sekä suunnistajien tulosten tarkastelu ja visualisointi esimerkiksi km/min-kehityskäyrien avulla. Tietosuoja huomioitiin mahdollistamalla käyttäjätietojen </w:t>
           </w:r>
           <w:proofErr w:type="spellStart"/>
           <w:r>
             <w:rPr>
-              <w:lang w:val="en-FI"/>
-            </w:rPr>
-            <w:t>ohjelmointikielellä</w:t>
-          </w:r>
-          <w:proofErr w:type="spellEnd"/>
-          <w:r>
-            <w:rPr>
-              <w:lang w:val="en-FI"/>
-            </w:rPr>
-            <w:t xml:space="preserve"> </w:t>
-          </w:r>
-          <w:proofErr w:type="spellStart"/>
-          <w:r>
-            <w:rPr>
-              <w:lang w:val="en-FI"/>
-            </w:rPr>
-            <w:t>ja</w:t>
-          </w:r>
-          <w:proofErr w:type="spellEnd"/>
-          <w:r>
-            <w:rPr>
-              <w:lang w:val="en-FI"/>
-            </w:rPr>
-            <w:t xml:space="preserve"> Django-</w:t>
-          </w:r>
-          <w:proofErr w:type="spellStart"/>
-          <w:r>
-            <w:rPr>
-              <w:lang w:val="en-FI"/>
-            </w:rPr>
-            <w:t>kehyksellä</w:t>
-          </w:r>
-          <w:proofErr w:type="spellEnd"/>
-          <w:r>
-            <w:rPr>
-              <w:lang w:val="en-FI"/>
-            </w:rPr>
-            <w:t xml:space="preserve"> </w:t>
-          </w:r>
-          <w:proofErr w:type="spellStart"/>
-          <w:r>
-            <w:rPr>
-              <w:lang w:val="en-FI"/>
-            </w:rPr>
-            <w:t>hyödyntäen</w:t>
-          </w:r>
-          <w:proofErr w:type="spellEnd"/>
-          <w:r>
-            <w:rPr>
-              <w:lang w:val="en-FI"/>
-            </w:rPr>
-            <w:t xml:space="preserve"> PostgreSQL-</w:t>
-          </w:r>
-          <w:proofErr w:type="spellStart"/>
-          <w:r>
-            <w:rPr>
-              <w:lang w:val="en-FI"/>
-            </w:rPr>
-            <w:t>tietokantaa</w:t>
-          </w:r>
-          <w:proofErr w:type="spellEnd"/>
-          <w:r>
-            <w:rPr>
-              <w:lang w:val="en-FI"/>
-            </w:rPr>
-            <w:t xml:space="preserve">. </w:t>
-          </w:r>
-          <w:proofErr w:type="spellStart"/>
-          <w:r>
-            <w:rPr>
-              <w:lang w:val="en-FI"/>
-            </w:rPr>
-            <w:t>Tulosten</w:t>
-          </w:r>
-          <w:proofErr w:type="spellEnd"/>
-          <w:r>
-            <w:rPr>
-              <w:lang w:val="en-FI"/>
-            </w:rPr>
-            <w:t xml:space="preserve"> </w:t>
-          </w:r>
-          <w:proofErr w:type="spellStart"/>
-          <w:r>
-            <w:rPr>
-              <w:lang w:val="en-FI"/>
-            </w:rPr>
-            <w:t>käsittely</w:t>
-          </w:r>
-          <w:proofErr w:type="spellEnd"/>
-          <w:r>
-            <w:rPr>
-              <w:lang w:val="en-FI"/>
-            </w:rPr>
-            <w:t xml:space="preserve"> </w:t>
-          </w:r>
-          <w:proofErr w:type="spellStart"/>
-          <w:r>
-            <w:rPr>
-              <w:lang w:val="en-FI"/>
-            </w:rPr>
-            <w:t>perustui</w:t>
-          </w:r>
-          <w:proofErr w:type="spellEnd"/>
-          <w:r>
-            <w:rPr>
-              <w:lang w:val="en-FI"/>
-            </w:rPr>
-            <w:t xml:space="preserve"> IOFXML-</w:t>
-          </w:r>
-          <w:proofErr w:type="spellStart"/>
-          <w:r>
-            <w:rPr>
-              <w:lang w:val="en-FI"/>
-            </w:rPr>
-            <w:t>standardiin</w:t>
-          </w:r>
-          <w:proofErr w:type="spellEnd"/>
-          <w:r>
-            <w:rPr>
-              <w:lang w:val="en-FI"/>
-            </w:rPr>
-            <w:t xml:space="preserve">, </w:t>
-          </w:r>
-          <w:proofErr w:type="spellStart"/>
-          <w:r>
-            <w:rPr>
-              <w:lang w:val="en-FI"/>
-            </w:rPr>
-            <w:t>ja</w:t>
-          </w:r>
-          <w:proofErr w:type="spellEnd"/>
-          <w:r>
-            <w:rPr>
-              <w:lang w:val="en-FI"/>
-            </w:rPr>
-            <w:t xml:space="preserve"> </w:t>
-          </w:r>
-          <w:proofErr w:type="spellStart"/>
-          <w:r>
-            <w:rPr>
-              <w:lang w:val="en-FI"/>
-            </w:rPr>
-            <w:t>käyttöliittymä</w:t>
-          </w:r>
-          <w:proofErr w:type="spellEnd"/>
-          <w:r>
-            <w:rPr>
-              <w:lang w:val="en-FI"/>
-            </w:rPr>
-            <w:t xml:space="preserve"> </w:t>
-          </w:r>
-          <w:proofErr w:type="spellStart"/>
-          <w:r>
-            <w:rPr>
-              <w:lang w:val="en-FI"/>
-            </w:rPr>
-            <w:t>toteutettiin</w:t>
-          </w:r>
-          <w:proofErr w:type="spellEnd"/>
-          <w:r>
-            <w:rPr>
-              <w:lang w:val="en-FI"/>
-            </w:rPr>
-            <w:t xml:space="preserve"> Bootstrap- </w:t>
-          </w:r>
-          <w:proofErr w:type="spellStart"/>
-          <w:r>
-            <w:rPr>
-              <w:lang w:val="en-FI"/>
-            </w:rPr>
-            <w:t>ja</w:t>
-          </w:r>
-          <w:proofErr w:type="spellEnd"/>
-          <w:r>
-            <w:rPr>
-              <w:lang w:val="en-FI"/>
-            </w:rPr>
-            <w:t xml:space="preserve"> </w:t>
-          </w:r>
-          <w:proofErr w:type="spellStart"/>
-          <w:r>
-            <w:rPr>
-              <w:lang w:val="en-FI"/>
-            </w:rPr>
-            <w:t>AdminLTE-teemojen</w:t>
-          </w:r>
-          <w:proofErr w:type="spellEnd"/>
-          <w:r>
-            <w:rPr>
-              <w:lang w:val="en-FI"/>
-            </w:rPr>
-            <w:t xml:space="preserve"> </w:t>
-          </w:r>
-          <w:proofErr w:type="spellStart"/>
-          <w:r>
-            <w:rPr>
-              <w:lang w:val="en-FI"/>
-            </w:rPr>
-            <w:t>avulla</w:t>
-          </w:r>
-          <w:proofErr w:type="spellEnd"/>
-          <w:r>
-            <w:rPr>
-              <w:lang w:val="en-FI"/>
-            </w:rPr>
-            <w:t xml:space="preserve">. </w:t>
-          </w:r>
-          <w:proofErr w:type="spellStart"/>
-          <w:r>
-            <w:rPr>
-              <w:lang w:val="en-FI"/>
-            </w:rPr>
-            <w:t>Keskeisiä</w:t>
-          </w:r>
-          <w:proofErr w:type="spellEnd"/>
-          <w:r>
-            <w:rPr>
-              <w:lang w:val="en-FI"/>
-            </w:rPr>
-            <w:t xml:space="preserve"> </w:t>
-          </w:r>
-          <w:proofErr w:type="spellStart"/>
-          <w:r>
-            <w:rPr>
-              <w:lang w:val="en-FI"/>
-            </w:rPr>
-            <w:t>toiminnallisuuksia</w:t>
-          </w:r>
-          <w:proofErr w:type="spellEnd"/>
-          <w:r>
-            <w:rPr>
-              <w:lang w:val="en-FI"/>
-            </w:rPr>
-            <w:t xml:space="preserve"> </w:t>
-          </w:r>
-          <w:proofErr w:type="spellStart"/>
-          <w:r>
-            <w:rPr>
-              <w:lang w:val="en-FI"/>
-            </w:rPr>
-            <w:t>olivat</w:t>
-          </w:r>
-          <w:proofErr w:type="spellEnd"/>
-          <w:r>
-            <w:rPr>
-              <w:lang w:val="en-FI"/>
-            </w:rPr>
-            <w:t xml:space="preserve"> </w:t>
-          </w:r>
-          <w:proofErr w:type="spellStart"/>
-          <w:r>
-            <w:rPr>
-              <w:lang w:val="en-FI"/>
-            </w:rPr>
-            <w:t>tulostiedostojen</w:t>
-          </w:r>
-          <w:proofErr w:type="spellEnd"/>
-          <w:r>
-            <w:rPr>
-              <w:lang w:val="en-FI"/>
-            </w:rPr>
-            <w:t xml:space="preserve"> </w:t>
-          </w:r>
-          <w:proofErr w:type="spellStart"/>
-          <w:r>
-            <w:rPr>
-              <w:lang w:val="en-FI"/>
-            </w:rPr>
-            <w:t>lataaminen</w:t>
-          </w:r>
-          <w:proofErr w:type="spellEnd"/>
-          <w:r>
-            <w:rPr>
-              <w:lang w:val="en-FI"/>
-            </w:rPr>
-            <w:t xml:space="preserve">, </w:t>
-          </w:r>
-          <w:proofErr w:type="spellStart"/>
-          <w:r>
-            <w:rPr>
-              <w:lang w:val="en-FI"/>
-            </w:rPr>
-            <w:t>tietojen</w:t>
-          </w:r>
-          <w:proofErr w:type="spellEnd"/>
-          <w:r>
-            <w:rPr>
-              <w:lang w:val="en-FI"/>
-            </w:rPr>
-            <w:t xml:space="preserve"> </w:t>
-          </w:r>
-          <w:proofErr w:type="spellStart"/>
-          <w:r>
-            <w:rPr>
-              <w:lang w:val="en-FI"/>
-            </w:rPr>
-            <w:t>tallentaminen</w:t>
-          </w:r>
-          <w:proofErr w:type="spellEnd"/>
-          <w:r>
-            <w:rPr>
-              <w:lang w:val="en-FI"/>
-            </w:rPr>
-            <w:t xml:space="preserve"> </w:t>
-          </w:r>
-          <w:proofErr w:type="spellStart"/>
-          <w:r>
-            <w:rPr>
-              <w:lang w:val="en-FI"/>
-            </w:rPr>
-            <w:t>ja</w:t>
-          </w:r>
-          <w:proofErr w:type="spellEnd"/>
-          <w:r>
-            <w:rPr>
-              <w:lang w:val="en-FI"/>
-            </w:rPr>
-            <w:t xml:space="preserve"> </w:t>
-          </w:r>
-          <w:proofErr w:type="spellStart"/>
-          <w:r>
-            <w:rPr>
-              <w:lang w:val="en-FI"/>
-            </w:rPr>
-            <w:t>hakeminen</w:t>
-          </w:r>
-          <w:proofErr w:type="spellEnd"/>
-          <w:r>
-            <w:rPr>
-              <w:lang w:val="en-FI"/>
-            </w:rPr>
-            <w:t xml:space="preserve"> </w:t>
-          </w:r>
-          <w:proofErr w:type="spellStart"/>
-          <w:r>
-            <w:rPr>
-              <w:lang w:val="en-FI"/>
-            </w:rPr>
-            <w:t>sekä</w:t>
-          </w:r>
-          <w:proofErr w:type="spellEnd"/>
-          <w:r>
-            <w:rPr>
-              <w:lang w:val="en-FI"/>
-            </w:rPr>
-            <w:t xml:space="preserve"> </w:t>
-          </w:r>
-          <w:proofErr w:type="spellStart"/>
-          <w:r>
-            <w:rPr>
-              <w:lang w:val="en-FI"/>
-            </w:rPr>
-            <w:t>suunnistajien</w:t>
-          </w:r>
-          <w:proofErr w:type="spellEnd"/>
-          <w:r>
-            <w:rPr>
-              <w:lang w:val="en-FI"/>
-            </w:rPr>
-            <w:t xml:space="preserve"> </w:t>
-          </w:r>
-          <w:proofErr w:type="spellStart"/>
-          <w:r>
-            <w:rPr>
-              <w:lang w:val="en-FI"/>
-            </w:rPr>
-            <w:t>tulosten</w:t>
-          </w:r>
-          <w:proofErr w:type="spellEnd"/>
-          <w:r>
-            <w:rPr>
-              <w:lang w:val="en-FI"/>
-            </w:rPr>
-            <w:t xml:space="preserve"> </w:t>
-          </w:r>
-          <w:proofErr w:type="spellStart"/>
-          <w:r>
-            <w:rPr>
-              <w:lang w:val="en-FI"/>
-            </w:rPr>
-            <w:t>tarkastelu</w:t>
-          </w:r>
-          <w:proofErr w:type="spellEnd"/>
-          <w:r>
-            <w:rPr>
-              <w:lang w:val="en-FI"/>
-            </w:rPr>
-            <w:t xml:space="preserve"> </w:t>
-          </w:r>
-          <w:proofErr w:type="spellStart"/>
-          <w:r>
-            <w:rPr>
-              <w:lang w:val="en-FI"/>
-            </w:rPr>
-            <w:t>ja</w:t>
-          </w:r>
-          <w:proofErr w:type="spellEnd"/>
-          <w:r>
-            <w:rPr>
-              <w:lang w:val="en-FI"/>
-            </w:rPr>
-            <w:t xml:space="preserve"> </w:t>
-          </w:r>
-          <w:proofErr w:type="spellStart"/>
-          <w:r>
-            <w:rPr>
-              <w:lang w:val="en-FI"/>
-            </w:rPr>
-            <w:t>visualisointi</w:t>
-          </w:r>
-          <w:proofErr w:type="spellEnd"/>
-          <w:r>
-            <w:rPr>
-              <w:lang w:val="en-FI"/>
-            </w:rPr>
-            <w:t xml:space="preserve"> </w:t>
-          </w:r>
-          <w:proofErr w:type="spellStart"/>
-          <w:r>
-            <w:rPr>
-              <w:lang w:val="en-FI"/>
-            </w:rPr>
-            <w:t>esimerkiksi</w:t>
-          </w:r>
-          <w:proofErr w:type="spellEnd"/>
-          <w:r>
-            <w:rPr>
-              <w:lang w:val="en-FI"/>
-            </w:rPr>
-            <w:t xml:space="preserve"> km/min-</w:t>
-          </w:r>
-          <w:proofErr w:type="spellStart"/>
-          <w:r>
-            <w:rPr>
-              <w:lang w:val="en-FI"/>
-            </w:rPr>
-            <w:t>kehityskäyrien</w:t>
-          </w:r>
-          <w:proofErr w:type="spellEnd"/>
-          <w:r>
-            <w:rPr>
-              <w:lang w:val="en-FI"/>
-            </w:rPr>
-            <w:t xml:space="preserve"> </w:t>
-          </w:r>
-          <w:proofErr w:type="spellStart"/>
-          <w:r>
-            <w:rPr>
-              <w:lang w:val="en-FI"/>
-            </w:rPr>
-            <w:t>avulla</w:t>
-          </w:r>
-          <w:proofErr w:type="spellEnd"/>
-          <w:r>
-            <w:rPr>
-              <w:lang w:val="en-FI"/>
-            </w:rPr>
-            <w:t xml:space="preserve">. </w:t>
-          </w:r>
-          <w:proofErr w:type="spellStart"/>
-          <w:r>
-            <w:rPr>
-              <w:lang w:val="en-FI"/>
-            </w:rPr>
-            <w:t>Tietosuoja</w:t>
-          </w:r>
-          <w:proofErr w:type="spellEnd"/>
-          <w:r>
-            <w:rPr>
-              <w:lang w:val="en-FI"/>
-            </w:rPr>
-            <w:t xml:space="preserve"> </w:t>
-          </w:r>
-          <w:proofErr w:type="spellStart"/>
-          <w:r>
-            <w:rPr>
-              <w:lang w:val="en-FI"/>
-            </w:rPr>
-            <w:t>huomioitiin</w:t>
-          </w:r>
-          <w:proofErr w:type="spellEnd"/>
-          <w:r>
-            <w:rPr>
-              <w:lang w:val="en-FI"/>
-            </w:rPr>
-            <w:t xml:space="preserve"> </w:t>
-          </w:r>
-          <w:proofErr w:type="spellStart"/>
-          <w:r>
-            <w:rPr>
-              <w:lang w:val="en-FI"/>
-            </w:rPr>
-            <w:t>mahdollistamalla</w:t>
-          </w:r>
-          <w:proofErr w:type="spellEnd"/>
-          <w:r>
-            <w:rPr>
-              <w:lang w:val="en-FI"/>
-            </w:rPr>
-            <w:t xml:space="preserve"> </w:t>
-          </w:r>
-          <w:proofErr w:type="spellStart"/>
-          <w:r>
-            <w:rPr>
-              <w:lang w:val="en-FI"/>
-            </w:rPr>
-            <w:t>käyttäjätietojen</w:t>
-          </w:r>
-          <w:proofErr w:type="spellEnd"/>
-          <w:r>
-            <w:rPr>
-              <w:lang w:val="en-FI"/>
-            </w:rPr>
-            <w:t xml:space="preserve"> </w:t>
-          </w:r>
-          <w:proofErr w:type="spellStart"/>
-          <w:r>
-            <w:rPr>
-              <w:lang w:val="en-FI"/>
+              <w:sz w:val="22"/>
+              <w:szCs w:val="22"/>
             </w:rPr>
             <w:t>anonymisointi</w:t>
           </w:r>
           <w:proofErr w:type="spellEnd"/>
           <w:r>
             <w:rPr>
-              <w:lang w:val="en-FI"/>
+              <w:sz w:val="22"/>
+              <w:szCs w:val="22"/>
             </w:rPr>
-            <w:t xml:space="preserve"> </w:t>
-          </w:r>
-          <w:proofErr w:type="spellStart"/>
-          <w:r>
-            <w:rPr>
-              <w:lang w:val="en-FI"/>
-            </w:rPr>
-            <w:t>EU:n</w:t>
-          </w:r>
-          <w:proofErr w:type="spellEnd"/>
-          <w:r>
-            <w:rPr>
-              <w:lang w:val="en-FI"/>
-            </w:rPr>
-            <w:t xml:space="preserve"> </w:t>
-          </w:r>
-          <w:proofErr w:type="spellStart"/>
-          <w:r>
-            <w:rPr>
-              <w:lang w:val="en-FI"/>
-            </w:rPr>
-            <w:t>yleisen</w:t>
-          </w:r>
-          <w:proofErr w:type="spellEnd"/>
-          <w:r>
-            <w:rPr>
-              <w:lang w:val="en-FI"/>
-            </w:rPr>
-            <w:t xml:space="preserve"> </w:t>
-          </w:r>
-          <w:proofErr w:type="spellStart"/>
-          <w:r>
-            <w:rPr>
-              <w:lang w:val="en-FI"/>
-            </w:rPr>
-            <w:t>tietosuoja-asetuksen</w:t>
-          </w:r>
-          <w:proofErr w:type="spellEnd"/>
-          <w:r>
-            <w:rPr>
-              <w:lang w:val="en-FI"/>
-            </w:rPr>
-            <w:t xml:space="preserve"> (GDPR) </w:t>
-          </w:r>
-          <w:proofErr w:type="spellStart"/>
-          <w:r>
-            <w:rPr>
-              <w:lang w:val="en-FI"/>
-            </w:rPr>
-            <w:t>mukaisesti</w:t>
-          </w:r>
-          <w:proofErr w:type="spellEnd"/>
-          <w:r>
-            <w:rPr>
-              <w:lang w:val="en-FI"/>
-            </w:rPr>
-            <w:t>.</w:t>
+            <w:t xml:space="preserve"> EU:n yleisen tietosuoja-asetuksen (GDPR) mukaisesti.</w:t>
           </w:r>
         </w:p>
         <w:p>
           <w:pPr>
             <w:pStyle w:val="Tiivistelm"/>
             <w:rPr>
-              <w:lang w:val="en-FI"/>
+              <w:sz w:val="22"/>
+              <w:szCs w:val="22"/>
             </w:rPr>
           </w:pPr>
-          <w:proofErr w:type="spellStart"/>
           <w:r>
             <w:rPr>
-              <w:lang w:val="en-FI"/>
+              <w:sz w:val="22"/>
+              <w:szCs w:val="22"/>
             </w:rPr>
-            <w:t>Työn</w:t>
-          </w:r>
-          <w:proofErr w:type="spellEnd"/>
-          <w:r>
-            <w:rPr>
-              <w:lang w:val="en-FI"/>
-            </w:rPr>
-            <w:t xml:space="preserve"> </w:t>
-          </w:r>
-          <w:proofErr w:type="spellStart"/>
-          <w:r>
-            <w:rPr>
-              <w:lang w:val="en-FI"/>
-            </w:rPr>
-            <w:t>tuloksena</w:t>
-          </w:r>
-          <w:proofErr w:type="spellEnd"/>
-          <w:r>
-            <w:rPr>
-              <w:lang w:val="en-FI"/>
-            </w:rPr>
-            <w:t xml:space="preserve"> </w:t>
-          </w:r>
-          <w:proofErr w:type="spellStart"/>
-          <w:r>
-            <w:rPr>
-              <w:lang w:val="en-FI"/>
-            </w:rPr>
-            <w:t>syntyi</w:t>
-          </w:r>
-          <w:proofErr w:type="spellEnd"/>
-          <w:r>
-            <w:rPr>
-              <w:lang w:val="en-FI"/>
-            </w:rPr>
-            <w:t xml:space="preserve"> </w:t>
-          </w:r>
-          <w:proofErr w:type="spellStart"/>
-          <w:r>
-            <w:rPr>
-              <w:lang w:val="en-FI"/>
-            </w:rPr>
-            <w:t>toimiva</w:t>
-          </w:r>
-          <w:proofErr w:type="spellEnd"/>
-          <w:r>
-            <w:rPr>
-              <w:lang w:val="en-FI"/>
-            </w:rPr>
-            <w:t xml:space="preserve"> </w:t>
-          </w:r>
-          <w:proofErr w:type="spellStart"/>
-          <w:r>
-            <w:rPr>
-              <w:lang w:val="en-FI"/>
-            </w:rPr>
-            <w:t>prototyyppi</w:t>
-          </w:r>
-          <w:proofErr w:type="spellEnd"/>
-          <w:r>
-            <w:rPr>
-              <w:lang w:val="en-FI"/>
-            </w:rPr>
-            <w:t xml:space="preserve">, </w:t>
-          </w:r>
-          <w:proofErr w:type="spellStart"/>
-          <w:r>
-            <w:rPr>
-              <w:lang w:val="en-FI"/>
-            </w:rPr>
-            <w:t>jonka</w:t>
-          </w:r>
-          <w:proofErr w:type="spellEnd"/>
-          <w:r>
-            <w:rPr>
-              <w:lang w:val="en-FI"/>
-            </w:rPr>
-            <w:t xml:space="preserve"> </w:t>
-          </w:r>
-          <w:proofErr w:type="spellStart"/>
-          <w:r>
-            <w:rPr>
-              <w:lang w:val="en-FI"/>
-            </w:rPr>
-            <w:t>avulla</w:t>
-          </w:r>
-          <w:proofErr w:type="spellEnd"/>
-          <w:r>
-            <w:rPr>
-              <w:lang w:val="en-FI"/>
-            </w:rPr>
-            <w:t xml:space="preserve"> </w:t>
-          </w:r>
-          <w:proofErr w:type="spellStart"/>
-          <w:r>
-            <w:rPr>
-              <w:lang w:val="en-FI"/>
-            </w:rPr>
-            <w:t>voidaan</w:t>
-          </w:r>
-          <w:proofErr w:type="spellEnd"/>
-          <w:r>
-            <w:rPr>
-              <w:lang w:val="en-FI"/>
-            </w:rPr>
-            <w:t xml:space="preserve"> </w:t>
-          </w:r>
-          <w:proofErr w:type="spellStart"/>
-          <w:r>
-            <w:rPr>
-              <w:lang w:val="en-FI"/>
-            </w:rPr>
-            <w:t>lisätä</w:t>
-          </w:r>
-          <w:proofErr w:type="spellEnd"/>
-          <w:r>
-            <w:rPr>
-              <w:lang w:val="en-FI"/>
-            </w:rPr>
-            <w:t xml:space="preserve"> </w:t>
-          </w:r>
-          <w:proofErr w:type="spellStart"/>
-          <w:r>
-            <w:rPr>
-              <w:lang w:val="en-FI"/>
-            </w:rPr>
-            <w:t>ja</w:t>
-          </w:r>
-          <w:proofErr w:type="spellEnd"/>
-          <w:r>
-            <w:rPr>
-              <w:lang w:val="en-FI"/>
-            </w:rPr>
-            <w:t xml:space="preserve"> </w:t>
-          </w:r>
-          <w:proofErr w:type="spellStart"/>
-          <w:r>
-            <w:rPr>
-              <w:lang w:val="en-FI"/>
-            </w:rPr>
-            <w:t>selata</w:t>
-          </w:r>
-          <w:proofErr w:type="spellEnd"/>
-          <w:r>
-            <w:rPr>
-              <w:lang w:val="en-FI"/>
-            </w:rPr>
-            <w:t xml:space="preserve"> </w:t>
-          </w:r>
-          <w:proofErr w:type="spellStart"/>
-          <w:r>
-            <w:rPr>
-              <w:lang w:val="en-FI"/>
-            </w:rPr>
-            <w:t>suunnistustuloksia</w:t>
-          </w:r>
-          <w:proofErr w:type="spellEnd"/>
-          <w:r>
-            <w:rPr>
-              <w:lang w:val="en-FI"/>
-            </w:rPr>
-            <w:t xml:space="preserve"> </w:t>
-          </w:r>
-          <w:proofErr w:type="spellStart"/>
-          <w:r>
-            <w:rPr>
-              <w:lang w:val="en-FI"/>
-            </w:rPr>
-            <w:t>sekä</w:t>
-          </w:r>
-          <w:proofErr w:type="spellEnd"/>
-          <w:r>
-            <w:rPr>
-              <w:lang w:val="en-FI"/>
-            </w:rPr>
-            <w:t xml:space="preserve"> </w:t>
-          </w:r>
-          <w:proofErr w:type="spellStart"/>
-          <w:r>
-            <w:rPr>
-              <w:lang w:val="en-FI"/>
-            </w:rPr>
-            <w:t>tarkastella</w:t>
-          </w:r>
-          <w:proofErr w:type="spellEnd"/>
-          <w:r>
-            <w:rPr>
-              <w:lang w:val="en-FI"/>
-            </w:rPr>
-            <w:t xml:space="preserve"> </w:t>
-          </w:r>
-          <w:proofErr w:type="spellStart"/>
-          <w:r>
-            <w:rPr>
-              <w:lang w:val="en-FI"/>
-            </w:rPr>
-            <w:t>yksittäisten</w:t>
-          </w:r>
-          <w:proofErr w:type="spellEnd"/>
-          <w:r>
-            <w:rPr>
-              <w:lang w:val="en-FI"/>
-            </w:rPr>
-            <w:t xml:space="preserve"> </w:t>
-          </w:r>
-          <w:proofErr w:type="spellStart"/>
-          <w:r>
-            <w:rPr>
-              <w:lang w:val="en-FI"/>
-            </w:rPr>
-            <w:t>suunnistajien</w:t>
-          </w:r>
-          <w:proofErr w:type="spellEnd"/>
-          <w:r>
-            <w:rPr>
-              <w:lang w:val="en-FI"/>
-            </w:rPr>
-            <w:t xml:space="preserve"> </w:t>
-          </w:r>
-          <w:proofErr w:type="spellStart"/>
-          <w:r>
-            <w:rPr>
-              <w:lang w:val="en-FI"/>
-            </w:rPr>
-            <w:t>kehitystä</w:t>
-          </w:r>
-          <w:proofErr w:type="spellEnd"/>
-          <w:r>
-            <w:rPr>
-              <w:lang w:val="en-FI"/>
-            </w:rPr>
-            <w:t xml:space="preserve">. </w:t>
-          </w:r>
-          <w:proofErr w:type="spellStart"/>
-          <w:r>
-            <w:rPr>
-              <w:lang w:val="en-FI"/>
-            </w:rPr>
-            <w:t>Toteutettu</w:t>
-          </w:r>
-          <w:proofErr w:type="spellEnd"/>
-          <w:r>
-            <w:rPr>
-              <w:lang w:val="en-FI"/>
-            </w:rPr>
-            <w:t xml:space="preserve"> </w:t>
-          </w:r>
-          <w:proofErr w:type="spellStart"/>
-          <w:r>
-            <w:rPr>
-              <w:lang w:val="en-FI"/>
-            </w:rPr>
-            <w:t>sovellus</w:t>
-          </w:r>
-          <w:proofErr w:type="spellEnd"/>
-          <w:r>
-            <w:rPr>
-              <w:lang w:val="en-FI"/>
-            </w:rPr>
-            <w:t xml:space="preserve"> </w:t>
-          </w:r>
-          <w:proofErr w:type="spellStart"/>
-          <w:r>
-            <w:rPr>
-              <w:lang w:val="en-FI"/>
-            </w:rPr>
-            <w:t>muodostaa</w:t>
-          </w:r>
-          <w:proofErr w:type="spellEnd"/>
-          <w:r>
-            <w:rPr>
-              <w:lang w:val="en-FI"/>
-            </w:rPr>
-            <w:t xml:space="preserve"> </w:t>
-          </w:r>
-          <w:proofErr w:type="spellStart"/>
-          <w:r>
-            <w:rPr>
-              <w:lang w:val="en-FI"/>
-            </w:rPr>
-            <w:t>pohjan</w:t>
-          </w:r>
-          <w:proofErr w:type="spellEnd"/>
-          <w:r>
-            <w:rPr>
-              <w:lang w:val="en-FI"/>
-            </w:rPr>
-            <w:t xml:space="preserve"> </w:t>
-          </w:r>
-          <w:proofErr w:type="spellStart"/>
-          <w:r>
-            <w:rPr>
-              <w:lang w:val="en-FI"/>
-            </w:rPr>
-            <w:t>jatkokehitykselle</w:t>
-          </w:r>
-          <w:proofErr w:type="spellEnd"/>
-          <w:r>
-            <w:rPr>
-              <w:lang w:val="en-FI"/>
-            </w:rPr>
-            <w:t xml:space="preserve">, </w:t>
-          </w:r>
-          <w:proofErr w:type="spellStart"/>
-          <w:r>
-            <w:rPr>
-              <w:lang w:val="en-FI"/>
-            </w:rPr>
-            <w:t>kuten</w:t>
-          </w:r>
-          <w:proofErr w:type="spellEnd"/>
-          <w:r>
-            <w:rPr>
-              <w:lang w:val="en-FI"/>
-            </w:rPr>
-            <w:t xml:space="preserve"> </w:t>
-          </w:r>
-          <w:proofErr w:type="spellStart"/>
-          <w:r>
-            <w:rPr>
-              <w:lang w:val="en-FI"/>
-            </w:rPr>
-            <w:t>uusien</w:t>
-          </w:r>
-          <w:proofErr w:type="spellEnd"/>
-          <w:r>
-            <w:rPr>
-              <w:lang w:val="en-FI"/>
-            </w:rPr>
-            <w:t xml:space="preserve"> </w:t>
-          </w:r>
-          <w:proofErr w:type="spellStart"/>
-          <w:r>
-            <w:rPr>
-              <w:lang w:val="en-FI"/>
-            </w:rPr>
-            <w:t>tiedostomuotojen</w:t>
-          </w:r>
-          <w:proofErr w:type="spellEnd"/>
-          <w:r>
-            <w:rPr>
-              <w:lang w:val="en-FI"/>
-            </w:rPr>
-            <w:t xml:space="preserve"> </w:t>
-          </w:r>
-          <w:proofErr w:type="spellStart"/>
-          <w:r>
-            <w:rPr>
-              <w:lang w:val="en-FI"/>
-            </w:rPr>
-            <w:t>tuelle</w:t>
-          </w:r>
-          <w:proofErr w:type="spellEnd"/>
-          <w:r>
-            <w:rPr>
-              <w:lang w:val="en-FI"/>
-            </w:rPr>
-            <w:t xml:space="preserve">, </w:t>
-          </w:r>
-          <w:proofErr w:type="spellStart"/>
-          <w:r>
-            <w:rPr>
-              <w:lang w:val="en-FI"/>
-            </w:rPr>
-            <w:t>analyysityökalujen</w:t>
-          </w:r>
-          <w:proofErr w:type="spellEnd"/>
-          <w:r>
-            <w:rPr>
-              <w:lang w:val="en-FI"/>
-            </w:rPr>
-            <w:t xml:space="preserve"> </w:t>
-          </w:r>
-          <w:proofErr w:type="spellStart"/>
-          <w:r>
-            <w:rPr>
-              <w:lang w:val="en-FI"/>
-            </w:rPr>
-            <w:t>laajentamiselle</w:t>
-          </w:r>
-          <w:proofErr w:type="spellEnd"/>
-          <w:r>
-            <w:rPr>
-              <w:lang w:val="en-FI"/>
-            </w:rPr>
-            <w:t xml:space="preserve"> </w:t>
-          </w:r>
-          <w:proofErr w:type="spellStart"/>
-          <w:r>
-            <w:rPr>
-              <w:lang w:val="en-FI"/>
-            </w:rPr>
-            <w:t>sekä</w:t>
-          </w:r>
-          <w:proofErr w:type="spellEnd"/>
-          <w:r>
-            <w:rPr>
-              <w:lang w:val="en-FI"/>
-            </w:rPr>
-            <w:t xml:space="preserve"> </w:t>
-          </w:r>
-          <w:proofErr w:type="spellStart"/>
-          <w:r>
-            <w:rPr>
-              <w:lang w:val="en-FI"/>
-            </w:rPr>
-            <w:t>mahdolliselle</w:t>
-          </w:r>
-          <w:proofErr w:type="spellEnd"/>
-          <w:r>
-            <w:rPr>
-              <w:lang w:val="en-FI"/>
-            </w:rPr>
-            <w:t xml:space="preserve"> </w:t>
-          </w:r>
-          <w:proofErr w:type="spellStart"/>
-          <w:r>
-            <w:rPr>
-              <w:lang w:val="en-FI"/>
-            </w:rPr>
-            <w:t>palvelun</w:t>
-          </w:r>
-          <w:proofErr w:type="spellEnd"/>
-          <w:r>
-            <w:rPr>
-              <w:lang w:val="en-FI"/>
-            </w:rPr>
-            <w:t xml:space="preserve"> </w:t>
-          </w:r>
-          <w:proofErr w:type="spellStart"/>
-          <w:r>
-            <w:rPr>
-              <w:lang w:val="en-FI"/>
-            </w:rPr>
-            <w:t>kaupallistamiselle</w:t>
-          </w:r>
-          <w:proofErr w:type="spellEnd"/>
-          <w:r>
-            <w:rPr>
-              <w:lang w:val="en-FI"/>
-            </w:rPr>
-            <w:t xml:space="preserve">. </w:t>
-          </w:r>
-          <w:proofErr w:type="spellStart"/>
-          <w:r>
-            <w:rPr>
-              <w:lang w:val="en-FI"/>
-            </w:rPr>
-            <w:t>Tulokset</w:t>
-          </w:r>
-          <w:proofErr w:type="spellEnd"/>
-          <w:r>
-            <w:rPr>
-              <w:lang w:val="en-FI"/>
-            </w:rPr>
-            <w:t xml:space="preserve"> </w:t>
-          </w:r>
-          <w:proofErr w:type="spellStart"/>
-          <w:r>
-            <w:rPr>
-              <w:lang w:val="en-FI"/>
-            </w:rPr>
-            <w:t>osoittavat</w:t>
-          </w:r>
-          <w:proofErr w:type="spellEnd"/>
-          <w:r>
-            <w:rPr>
-              <w:lang w:val="en-FI"/>
-            </w:rPr>
-            <w:t xml:space="preserve">, </w:t>
-          </w:r>
-          <w:proofErr w:type="spellStart"/>
-          <w:r>
-            <w:rPr>
-              <w:lang w:val="en-FI"/>
-            </w:rPr>
-            <w:t>että</w:t>
-          </w:r>
-          <w:proofErr w:type="spellEnd"/>
-          <w:r>
-            <w:rPr>
-              <w:lang w:val="en-FI"/>
-            </w:rPr>
-            <w:t xml:space="preserve"> </w:t>
-          </w:r>
-          <w:proofErr w:type="spellStart"/>
-          <w:r>
-            <w:rPr>
-              <w:lang w:val="en-FI"/>
-            </w:rPr>
-            <w:t>keskitetty</w:t>
-          </w:r>
-          <w:proofErr w:type="spellEnd"/>
-          <w:r>
-            <w:rPr>
-              <w:lang w:val="en-FI"/>
-            </w:rPr>
-            <w:t xml:space="preserve"> </w:t>
-          </w:r>
-          <w:proofErr w:type="spellStart"/>
-          <w:r>
-            <w:rPr>
-              <w:lang w:val="en-FI"/>
-            </w:rPr>
-            <w:t>tulosarkistointijärjestelmä</w:t>
-          </w:r>
-          <w:proofErr w:type="spellEnd"/>
-          <w:r>
-            <w:rPr>
-              <w:lang w:val="en-FI"/>
-            </w:rPr>
-            <w:t xml:space="preserve"> </w:t>
-          </w:r>
-          <w:proofErr w:type="spellStart"/>
-          <w:r>
-            <w:rPr>
-              <w:lang w:val="en-FI"/>
-            </w:rPr>
-            <w:t>voi</w:t>
-          </w:r>
-          <w:proofErr w:type="spellEnd"/>
-          <w:r>
-            <w:rPr>
-              <w:lang w:val="en-FI"/>
-            </w:rPr>
-            <w:t xml:space="preserve"> </w:t>
-          </w:r>
-          <w:proofErr w:type="spellStart"/>
-          <w:r>
-            <w:rPr>
-              <w:lang w:val="en-FI"/>
-            </w:rPr>
-            <w:t>tehostaa</w:t>
-          </w:r>
-          <w:proofErr w:type="spellEnd"/>
-          <w:r>
-            <w:rPr>
-              <w:lang w:val="en-FI"/>
-            </w:rPr>
-            <w:t xml:space="preserve"> </w:t>
-          </w:r>
-          <w:proofErr w:type="spellStart"/>
-          <w:r>
-            <w:rPr>
-              <w:lang w:val="en-FI"/>
-            </w:rPr>
-            <w:t>tiedon</w:t>
-          </w:r>
-          <w:proofErr w:type="spellEnd"/>
-          <w:r>
-            <w:rPr>
-              <w:lang w:val="en-FI"/>
-            </w:rPr>
-            <w:t xml:space="preserve"> </w:t>
-          </w:r>
-          <w:proofErr w:type="spellStart"/>
-          <w:r>
-            <w:rPr>
-              <w:lang w:val="en-FI"/>
-            </w:rPr>
-            <w:t>hyödyntämistä</w:t>
-          </w:r>
-          <w:proofErr w:type="spellEnd"/>
-          <w:r>
-            <w:rPr>
-              <w:lang w:val="en-FI"/>
-            </w:rPr>
-            <w:t xml:space="preserve"> </w:t>
-          </w:r>
-          <w:proofErr w:type="spellStart"/>
-          <w:r>
-            <w:rPr>
-              <w:lang w:val="en-FI"/>
-            </w:rPr>
-            <w:t>ja</w:t>
-          </w:r>
-          <w:proofErr w:type="spellEnd"/>
-          <w:r>
-            <w:rPr>
-              <w:lang w:val="en-FI"/>
-            </w:rPr>
-            <w:t xml:space="preserve"> </w:t>
-          </w:r>
-          <w:proofErr w:type="spellStart"/>
-          <w:r>
-            <w:rPr>
-              <w:lang w:val="en-FI"/>
-            </w:rPr>
-            <w:t>vähentää</w:t>
-          </w:r>
-          <w:proofErr w:type="spellEnd"/>
-          <w:r>
-            <w:rPr>
-              <w:lang w:val="en-FI"/>
-            </w:rPr>
-            <w:t xml:space="preserve"> </w:t>
-          </w:r>
-          <w:proofErr w:type="spellStart"/>
-          <w:r>
-            <w:rPr>
-              <w:lang w:val="en-FI"/>
-            </w:rPr>
-            <w:t>manuaalista</w:t>
-          </w:r>
-          <w:proofErr w:type="spellEnd"/>
-          <w:r>
-            <w:rPr>
-              <w:lang w:val="en-FI"/>
-            </w:rPr>
-            <w:t xml:space="preserve"> </w:t>
-          </w:r>
-          <w:proofErr w:type="spellStart"/>
-          <w:r>
-            <w:rPr>
-              <w:lang w:val="en-FI"/>
-            </w:rPr>
-            <w:t>työtä</w:t>
-          </w:r>
-          <w:proofErr w:type="spellEnd"/>
-          <w:r>
-            <w:rPr>
-              <w:lang w:val="en-FI"/>
-            </w:rPr>
-            <w:t xml:space="preserve"> </w:t>
-          </w:r>
-          <w:proofErr w:type="spellStart"/>
-          <w:r>
-            <w:rPr>
-              <w:lang w:val="en-FI"/>
-            </w:rPr>
-            <w:t>suunnistuksessa</w:t>
-          </w:r>
-          <w:proofErr w:type="spellEnd"/>
-          <w:r>
-            <w:rPr>
-              <w:lang w:val="en-FI"/>
-            </w:rPr>
-            <w:t>.</w:t>
-          </w:r>
-        </w:p>
-        <w:p>
-          <w:pPr>
-            <w:pStyle w:val="Tiivistelm"/>
-            <w:rPr>
-              <w:lang w:val="en-FI"/>
-            </w:rPr>
-          </w:pPr>
-          <w:proofErr w:type="spellStart"/>
-          <w:r>
-            <w:rPr>
-              <w:b/>
-              <w:bCs/>
-              <w:lang w:val="en-FI"/>
-            </w:rPr>
-            <w:lastRenderedPageBreak/>
-            <w:t>Asiasanat</w:t>
-          </w:r>
-          <w:proofErr w:type="spellEnd"/>
-          <w:r>
-            <w:rPr>
-              <w:b/>
-              <w:bCs/>
-              <w:lang w:val="en-FI"/>
-            </w:rPr>
-            <w:t>:</w:t>
-          </w:r>
-          <w:r>
-            <w:rPr>
-              <w:lang w:val="en-FI"/>
-            </w:rPr>
-            <w:t xml:space="preserve"> </w:t>
-          </w:r>
-          <w:proofErr w:type="spellStart"/>
-          <w:r>
-            <w:rPr>
-              <w:lang w:val="en-FI"/>
-            </w:rPr>
-            <w:t>suunnistus</w:t>
-          </w:r>
-          <w:proofErr w:type="spellEnd"/>
-          <w:r>
-            <w:rPr>
-              <w:lang w:val="en-FI"/>
-            </w:rPr>
-            <w:t xml:space="preserve">, </w:t>
-          </w:r>
-          <w:proofErr w:type="spellStart"/>
-          <w:r>
-            <w:rPr>
-              <w:lang w:val="en-FI"/>
-            </w:rPr>
-            <w:t>tulosanalytiikka</w:t>
-          </w:r>
-          <w:proofErr w:type="spellEnd"/>
-          <w:r>
-            <w:rPr>
-              <w:lang w:val="en-FI"/>
-            </w:rPr>
-            <w:t xml:space="preserve">, </w:t>
-          </w:r>
-          <w:proofErr w:type="spellStart"/>
-          <w:r>
-            <w:rPr>
-              <w:lang w:val="en-FI"/>
-            </w:rPr>
-            <w:t>tietojärjestelmät</w:t>
-          </w:r>
-          <w:proofErr w:type="spellEnd"/>
-          <w:r>
-            <w:rPr>
-              <w:lang w:val="en-FI"/>
-            </w:rPr>
-            <w:t>, Django, IOFXML, GDPR</w:t>
+            <w:t>Työn tuloksena syntyi toimiva prototyyppi, jonka avulla voidaan lisätä ja selata suunnistustuloksia sekä tarkastella yksittäisten suunnistajien kehitystä. Toteutettu sovellus muodostaa pohjan jatkokehitykselle, kuten uusien tiedostomuotojen tuelle, analyysityökalujen laajentamiselle sekä mahdolliselle palvelun kaupallistamiselle. Tulokset osoittavat, että keskitetty tulosarkistointijärjestelmä voi tehostaa tiedon hyödyntämistä ja vähentää manuaalista työtä suunnistuksessa.</w:t>
           </w:r>
         </w:p>
       </w:sdtContent>
     </w:sdt>
+    <w:sdt>
+      <w:sdtPr>
+        <w:rPr>
+          <w:rFonts w:asciiTheme="minorHAnsi" w:hAnsiTheme="minorHAnsi" w:cs="Arial"/>
+          <w:kern w:val="2"/>
+          <w:szCs w:val="20"/>
+          <w14:ligatures w14:val="standardContextual"/>
+        </w:rPr>
+        <w:tag w:val="Asiasanat"/>
+        <w:id w:val="682875815"/>
+        <w:lock w:val="contentLocked"/>
+        <w:placeholder>
+          <w:docPart w:val="60C7CBA17B3F463BA39FA5388A19E7EB"/>
+        </w:placeholder>
+      </w:sdtPr>
+      <w:sdtContent>
+        <w:p>
+          <w:pPr>
+            <w:spacing w:after="160" w:line="312" w:lineRule="auto"/>
+            <w:rPr>
+              <w:rFonts w:cs="Arial"/>
+              <w:szCs w:val="20"/>
+            </w:rPr>
+          </w:pPr>
+          <w:r>
+            <w:rPr>
+              <w:rFonts w:asciiTheme="minorHAnsi" w:hAnsiTheme="minorHAnsi" w:cs="Arial"/>
+              <w:kern w:val="2"/>
+              <w:szCs w:val="20"/>
+              <w14:ligatures w14:val="standardContextual"/>
+            </w:rPr>
+            <w:t>Asiasanat:</w:t>
+          </w:r>
+        </w:p>
+      </w:sdtContent>
+    </w:sdt>
     <w:p>
       <w:pPr>
         <w:pStyle w:val="Tiivistelm"/>
       </w:pPr>
-      <w:r>
-        <w:br w:type="page"/>
-      </w:r>
+      <w:sdt>
+        <w:sdtPr>
+          <w:rPr>
+            <w:sz w:val="22"/>
+          </w:rPr>
+          <w:id w:val="682399667"/>
+          <w:placeholder>
+            <w:docPart w:val="DD49CE1AE1F94CCDAD9216CDEE04E628"/>
+          </w:placeholder>
+          <w:text w:multiLine="1"/>
+        </w:sdtPr>
+        <w:sdtContent>
+          <w:r>
+            <w:rPr>
+              <w:sz w:val="22"/>
+            </w:rPr>
+            <w:t>suunnistus, tulosanalytiikka, tietojärjestelmät, Django, IOFXML, GDPR.</w:t>
+          </w:r>
+          <w:r>
+            <w:rPr>
+              <w:sz w:val="22"/>
+            </w:rPr>
+            <w:br/>
+          </w:r>
+        </w:sdtContent>
+      </w:sdt>
+    </w:p>
+    <w:p>
+      <w:pPr>
+        <w:pStyle w:val="Tiivistelm"/>
+      </w:pPr>
+    </w:p>
+    <w:p>
+      <w:pPr>
+        <w:pStyle w:val="Tiivistelm"/>
+      </w:pPr>
     </w:p>
     <w:sdt>
       <w:sdtPr>
@@ -2383,6 +566,7 @@
           <w:docPart w:val="F525552A1E5B4FD9AD11AAD6DB477B91"/>
         </w:placeholder>
       </w:sdtPr>
+      <w:sdtEndPr/>
       <w:sdtContent>
         <w:p>
           <w:pPr>
@@ -2486,6 +670,7 @@
           </w:placeholder>
           <w:text w:multiLine="1"/>
         </w:sdtPr>
+        <w:sdtEndPr/>
         <w:sdtContent>
           <w:r>
             <w:rPr>
@@ -2520,6 +705,7 @@
             <w:docPart w:val="CA8D196C753C4183A8516962715E5E7D"/>
           </w:placeholder>
         </w:sdtPr>
+        <w:sdtEndPr/>
         <w:sdtContent>
           <w:r>
             <w:rPr>
@@ -2580,6 +766,7 @@
           <w:docPart w:val="CA8D196C753C4183A8516962715E5E7D"/>
         </w:placeholder>
       </w:sdtPr>
+      <w:sdtEndPr/>
       <w:sdtContent>
         <w:p>
           <w:pPr>
@@ -2616,6 +803,7 @@
           </w:placeholder>
           <w:text w:multiLine="1"/>
         </w:sdtPr>
+        <w:sdtEndPr/>
         <w:sdtContent>
           <w:proofErr w:type="spellStart"/>
           <w:r>
@@ -2659,6 +847,7 @@
           <w:docPart w:val="16E7B8DCCA6247BB9497F0045FA976F9"/>
         </w:placeholder>
       </w:sdtPr>
+      <w:sdtEndPr/>
       <w:sdtContent>
         <w:p>
           <w:pPr>
@@ -2683,6 +872,7 @@
           <w:docPart w:val="CA8D196C753C4183A8516962715E5E7D"/>
         </w:placeholder>
       </w:sdtPr>
+      <w:sdtEndPr/>
       <w:sdtContent>
         <w:p>
           <w:pPr>
@@ -2736,7 +926,11 @@
           </w:r>
           <w:r>
             <w:tab/>
-            <w:t>SaaS product. The work demonstrated that a centralized result management solution can enhance data utilization and reduce manual work in orienteering.</w:t>
+            <w:t xml:space="preserve">SaaS </w:t>
+          </w:r>
+          <w:r>
+            <w:lastRenderedPageBreak/>
+            <w:t>product. The work demonstrated that a centralized result management solution can enhance data utilization and reduce manual work in orienteering.</w:t>
           </w:r>
         </w:p>
       </w:sdtContent>
@@ -2749,6 +943,7 @@
           <w:docPart w:val="CA8D196C753C4183A8516962715E5E7D"/>
         </w:placeholder>
       </w:sdtPr>
+      <w:sdtEndPr/>
       <w:sdtContent>
         <w:p>
           <w:pPr>
@@ -2783,6 +978,7 @@
           </w:placeholder>
           <w:text w:multiLine="1"/>
         </w:sdtPr>
+        <w:sdtEndPr/>
         <w:sdtContent>
           <w:r>
             <w:t>orienteering, result analytics, information systems, Django, IOFXML, GDPR</w:t>
@@ -5144,6 +3340,7 @@
           <w:docPart w:val="EBCC153CAB1B469AB0F8C53A2D61753B"/>
         </w:placeholder>
       </w:sdtPr>
+      <w:sdtEndPr/>
       <w:sdtContent>
         <w:p>
           <w:pPr>
@@ -8393,6 +6590,7 @@
         <w:t>Previous</w:t>
       </w:r>
       <w:proofErr w:type="spellEnd"/>
+      <w:proofErr w:type="gramStart"/>
       <w:r>
         <w:rPr>
           <w:bCs/>
@@ -8413,6 +6611,7 @@
         </w:rPr>
         <w:t>.</w:t>
       </w:r>
+      <w:proofErr w:type="gramEnd"/>
       <w:r>
         <w:t xml:space="preserve"> Ohjelma varmistaa sinulta, haluatko käyttää edellisen osan</w:t>
       </w:r>
@@ -8559,7 +6758,15 @@
         <w:contextualSpacing/>
       </w:pPr>
       <w:r>
-        <w:t>Jos haluat poistaa kerralla useamman liite-sivun, muuta tässä kohtaa kaikkien liitteiden ylätunnisteet kohdissa 1 ja 2 neuvotulla tavalla.</w:t>
+        <w:t xml:space="preserve">Jos haluat poistaa kerralla useamman </w:t>
+      </w:r>
+      <w:proofErr w:type="gramStart"/>
+      <w:r>
+        <w:t>liite-sivun</w:t>
+      </w:r>
+      <w:proofErr w:type="gramEnd"/>
+      <w:r>
+        <w:t>, muuta tässä kohtaa kaikkien liitteiden ylätunnisteet kohdissa 1 ja 2 neuvotulla tavalla.</w:t>
       </w:r>
     </w:p>
     <w:p>
@@ -8844,7 +7051,31 @@
         <w:contextualSpacing/>
       </w:pPr>
       <w:r>
-        <w:t>Jos haluat poistaa kerralla useamman liite-sivun, poista tässä kohtaa kaikkia näitä liitteitä edeltävät osanvaihtokoodit ja liite-sivujen tekstit kohdissa 4-5 neuvotulla tavalla.</w:t>
+        <w:t xml:space="preserve">Jos haluat poistaa kerralla useamman </w:t>
+      </w:r>
+      <w:proofErr w:type="gramStart"/>
+      <w:r>
+        <w:t>liite-sivun</w:t>
+      </w:r>
+      <w:proofErr w:type="gramEnd"/>
+      <w:r>
+        <w:t xml:space="preserve">, poista tässä kohtaa kaikkia näitä liitteitä edeltävät osanvaihtokoodit ja </w:t>
+      </w:r>
+      <w:proofErr w:type="gramStart"/>
+      <w:r>
+        <w:t>liite-sivujen</w:t>
+      </w:r>
+      <w:proofErr w:type="gramEnd"/>
+      <w:r>
+        <w:t xml:space="preserve"> tekstit kohdissa </w:t>
+      </w:r>
+      <w:proofErr w:type="gramStart"/>
+      <w:r>
+        <w:t>4-5</w:t>
+      </w:r>
+      <w:proofErr w:type="gramEnd"/>
+      <w:r>
+        <w:t xml:space="preserve"> neuvotulla tavalla.</w:t>
       </w:r>
     </w:p>
     <w:p/>
@@ -11510,12 +9741,21 @@
       <w:r>
         <w:t xml:space="preserve">Ruksaa valinnat </w:t>
       </w:r>
+      <w:proofErr w:type="gramStart"/>
       <w:r>
         <w:rPr>
           <w:b/>
           <w:bCs/>
         </w:rPr>
-        <w:t xml:space="preserve">Luo kirjanmerkit käyttämällä Otsikoita </w:t>
+        <w:t>Luo</w:t>
+      </w:r>
+      <w:proofErr w:type="gramEnd"/>
+      <w:r>
+        <w:rPr>
+          <w:b/>
+          <w:bCs/>
+        </w:rPr>
+        <w:t xml:space="preserve"> kirjanmerkit käyttämällä Otsikoita </w:t>
       </w:r>
       <w:r>
         <w:t>(</w:t>
@@ -12060,6 +10300,7 @@
         <w:lock w:val="contentLocked"/>
         <w:text/>
       </w:sdtPr>
+      <w:sdtEndPr/>
       <w:sdtContent>
         <w:r>
           <w:t>T</w:t>
@@ -17268,6 +15509,11 @@
       <w:shd w:val="clear" w:color="auto" w:fill="E1DFDD"/>
     </w:rPr>
   </w:style>
+  <w:style w:type="paragraph" w:customStyle="1" w:styleId="Opinnytetynotsikko">
+    <w:name w:val="Opinnäytetyön otsikko"/>
+    <w:basedOn w:val="Workname"/>
+    <w:rsid w:val="001A6E35"/>
+  </w:style>
 </w:styles>
 </file>
 
@@ -17535,6 +15781,64 @@
         </w:p>
       </w:docPartBody>
     </w:docPart>
+    <w:docPart>
+      <w:docPartPr>
+        <w:name w:val="60C7CBA17B3F463BA39FA5388A19E7EB"/>
+        <w:category>
+          <w:name w:val="Yleiset"/>
+          <w:gallery w:val="placeholder"/>
+        </w:category>
+        <w:types>
+          <w:type w:val="bbPlcHdr"/>
+        </w:types>
+        <w:behaviors>
+          <w:behavior w:val="content"/>
+        </w:behaviors>
+        <w:guid w:val="{73E92D22-FE5F-40B2-BEFF-CA0653C6BE85}"/>
+      </w:docPartPr>
+      <w:docPartBody>
+        <w:p>
+          <w:pPr>
+            <w:pStyle w:val="60C7CBA17B3F463BA39FA5388A19E7EB"/>
+          </w:pPr>
+          <w:r>
+            <w:rPr>
+              <w:rStyle w:val="Paikkamerkkiteksti"/>
+            </w:rPr>
+            <w:t>Click here to enter text.</w:t>
+          </w:r>
+        </w:p>
+      </w:docPartBody>
+    </w:docPart>
+    <w:docPart>
+      <w:docPartPr>
+        <w:name w:val="DD49CE1AE1F94CCDAD9216CDEE04E628"/>
+        <w:category>
+          <w:name w:val="Yleiset"/>
+          <w:gallery w:val="placeholder"/>
+        </w:category>
+        <w:types>
+          <w:type w:val="bbPlcHdr"/>
+        </w:types>
+        <w:behaviors>
+          <w:behavior w:val="content"/>
+        </w:behaviors>
+        <w:guid w:val="{06A7BEED-3BA0-423C-B8D7-ACAAC210A6A9}"/>
+      </w:docPartPr>
+      <w:docPartBody>
+        <w:p>
+          <w:pPr>
+            <w:pStyle w:val="DD49CE1AE1F94CCDAD9216CDEE04E628"/>
+          </w:pPr>
+          <w:r>
+            <w:rPr>
+              <w:rStyle w:val="Paikkamerkkiteksti"/>
+            </w:rPr>
+            <w:t>Kirjoita tekstiä napsauttamalla tätä.</w:t>
+          </w:r>
+        </w:p>
+      </w:docPartBody>
+    </w:docPart>
   </w:docParts>
 </w:glossaryDocument>
 </file>
@@ -17588,7 +15892,7 @@
     <w:charset w:val="00"/>
     <w:family w:val="swiss"/>
     <w:pitch w:val="variable"/>
-    <w:sig w:usb0="E4002EFF" w:usb1="C200247B" w:usb2="00000009" w:usb3="00000000" w:csb0="000001FF" w:csb1="00000000"/>
+    <w:sig w:usb0="E4002EFF" w:usb1="C000247B" w:usb2="00000009" w:usb3="00000000" w:csb0="000001FF" w:csb1="00000000"/>
   </w:font>
   <w:font w:name="Cambria Math">
     <w:panose1 w:val="02040503050406030204"/>
@@ -17636,7 +15940,9 @@
     <w:rsid w:val="002058AC"/>
     <w:rsid w:val="00234C76"/>
     <w:rsid w:val="002436B8"/>
+    <w:rsid w:val="00266B1E"/>
     <w:rsid w:val="00274102"/>
+    <w:rsid w:val="00340431"/>
     <w:rsid w:val="003516E2"/>
     <w:rsid w:val="00374573"/>
     <w:rsid w:val="005212B7"/>
@@ -17652,6 +15958,7 @@
     <w:rsid w:val="00A83F7C"/>
     <w:rsid w:val="00BF2027"/>
     <w:rsid w:val="00D12800"/>
+    <w:rsid w:val="00DA77B4"/>
     <w:rsid w:val="00DB792C"/>
     <w:rsid w:val="00DD3F3A"/>
   </w:rsids>
@@ -18109,6 +16416,7 @@
     <w:basedOn w:val="Kappaleenoletusfontti"/>
     <w:uiPriority w:val="99"/>
     <w:semiHidden/>
+    <w:rsid w:val="00266B1E"/>
     <w:rPr>
       <w:color w:val="808080"/>
     </w:rPr>
@@ -18128,12 +16436,6 @@
   <w:style w:type="paragraph" w:customStyle="1" w:styleId="7E388E7C7CA8468EBA4C30D4AC08F523">
     <w:name w:val="7E388E7C7CA8468EBA4C30D4AC08F523"/>
   </w:style>
-  <w:style w:type="paragraph" w:customStyle="1" w:styleId="D6F83BB834644EB39B961B741894AD73">
-    <w:name w:val="D6F83BB834644EB39B961B741894AD73"/>
-  </w:style>
-  <w:style w:type="paragraph" w:customStyle="1" w:styleId="3137739CD10C41828749ABB8A2049356">
-    <w:name w:val="3137739CD10C41828749ABB8A2049356"/>
-  </w:style>
   <w:style w:type="paragraph" w:customStyle="1" w:styleId="F525552A1E5B4FD9AD11AAD6DB477B91">
     <w:name w:val="F525552A1E5B4FD9AD11AAD6DB477B91"/>
   </w:style>
@@ -18145,6 +16447,41 @@
   </w:style>
   <w:style w:type="paragraph" w:customStyle="1" w:styleId="EBCC153CAB1B469AB0F8C53A2D61753B">
     <w:name w:val="EBCC153CAB1B469AB0F8C53A2D61753B"/>
+  </w:style>
+  <w:style w:type="paragraph" w:customStyle="1" w:styleId="B18E34C3817042D7992F9B498E4BE58A">
+    <w:name w:val="B18E34C3817042D7992F9B498E4BE58A"/>
+    <w:rsid w:val="00266B1E"/>
+    <w:rPr>
+      <w:lang w:val="en-FI" w:eastAsia="en-FI"/>
+    </w:rPr>
+  </w:style>
+  <w:style w:type="paragraph" w:customStyle="1" w:styleId="892AFBB58F274C21B3D2A6F6CEFF91EE">
+    <w:name w:val="892AFBB58F274C21B3D2A6F6CEFF91EE"/>
+    <w:rsid w:val="00266B1E"/>
+    <w:rPr>
+      <w:lang w:val="en-FI" w:eastAsia="en-FI"/>
+    </w:rPr>
+  </w:style>
+  <w:style w:type="paragraph" w:customStyle="1" w:styleId="43165A32DF5041AABEAA7BAB2E141BC8">
+    <w:name w:val="43165A32DF5041AABEAA7BAB2E141BC8"/>
+    <w:rsid w:val="00266B1E"/>
+    <w:rPr>
+      <w:lang w:val="en-FI" w:eastAsia="en-FI"/>
+    </w:rPr>
+  </w:style>
+  <w:style w:type="paragraph" w:customStyle="1" w:styleId="60C7CBA17B3F463BA39FA5388A19E7EB">
+    <w:name w:val="60C7CBA17B3F463BA39FA5388A19E7EB"/>
+    <w:rsid w:val="00266B1E"/>
+    <w:rPr>
+      <w:lang w:val="en-FI" w:eastAsia="en-FI"/>
+    </w:rPr>
+  </w:style>
+  <w:style w:type="paragraph" w:customStyle="1" w:styleId="DD49CE1AE1F94CCDAD9216CDEE04E628">
+    <w:name w:val="DD49CE1AE1F94CCDAD9216CDEE04E628"/>
+    <w:rsid w:val="00266B1E"/>
+    <w:rPr>
+      <w:lang w:val="en-FI" w:eastAsia="en-FI"/>
+    </w:rPr>
   </w:style>
 </w:styles>
 </file>
@@ -18442,15 +16779,6 @@
 </file>
 
 <file path=customXml/item1.xml><?xml version="1.0" encoding="utf-8"?>
-<?mso-contentType ?>
-<FormTemplates xmlns="http://schemas.microsoft.com/sharepoint/v3/contenttype/forms">
-  <Display>DocumentLibraryForm</Display>
-  <Edit>DocumentLibraryForm</Edit>
-  <New>DocumentLibraryForm</New>
-</FormTemplates>
-</file>
-
-<file path=customXml/item2.xml><?xml version="1.0" encoding="utf-8"?>
 <ct:contentTypeSchema xmlns:ct="http://schemas.microsoft.com/office/2006/metadata/contentType" xmlns:ma="http://schemas.microsoft.com/office/2006/metadata/properties/metaAttributes" ct:_="" ma:_="" ma:contentTypeName="Document" ma:contentTypeID="0x0101002475E0E10D54B84F937F817497528C71" ma:contentTypeVersion="31" ma:contentTypeDescription="Create a new document." ma:contentTypeScope="" ma:versionID="13da27f6c67572251a4248440d3ad1f6">
   <xsd:schema xmlns:xsd="http://www.w3.org/2001/XMLSchema" xmlns:xs="http://www.w3.org/2001/XMLSchema" xmlns:p="http://schemas.microsoft.com/office/2006/metadata/properties" xmlns:ns2="29d38182-2ba3-434b-9466-3aece3d3aa2e" xmlns:ns3="c2da8608-6b58-45ec-82e0-5098f9986dbf" xmlns:ns4="77b8d55e-a628-4725-ad2a-a2aab75e1dba" targetNamespace="http://schemas.microsoft.com/office/2006/metadata/properties" ma:root="true" ma:fieldsID="4e9409845ca9d9160f86c08f661ea0ad" ns2:_="" ns3:_="" ns4:_="">
     <xsd:import namespace="29d38182-2ba3-434b-9466-3aece3d3aa2e"/>
@@ -18777,7 +17105,7 @@
 </ct:contentTypeSchema>
 </file>
 
-<file path=customXml/item3.xml><?xml version="1.0" encoding="utf-8"?>
+<file path=customXml/item2.xml><?xml version="1.0" encoding="utf-8"?>
 <p:properties xmlns:p="http://schemas.microsoft.com/office/2006/metadata/properties" xmlns:xsi="http://www.w3.org/2001/XMLSchema-instance" xmlns:pc="http://schemas.microsoft.com/office/infopath/2007/PartnerControls">
   <documentManagement>
     <IntraUpdateFI xmlns="29d38182-2ba3-434b-9466-3aece3d3aa2e">2025-08-30T21:00:00+00:00</IntraUpdateFI>
@@ -18909,19 +17237,20 @@
 </p:properties>
 </file>
 
-<file path=customXml/item4.xml><?xml version="1.0" encoding="utf-8"?>
+<file path=customXml/item3.xml><?xml version="1.0" encoding="utf-8"?>
 <b:Sources xmlns:b="http://schemas.openxmlformats.org/officeDocument/2006/bibliography" xmlns="http://schemas.openxmlformats.org/officeDocument/2006/bibliography" SelectedStyle="\GB.XSL" StyleName="GB7714"/>
 </file>
 
-<file path=customXml/itemProps1.xml><?xml version="1.0" encoding="utf-8"?>
-<ds:datastoreItem xmlns:ds="http://schemas.openxmlformats.org/officeDocument/2006/customXml" ds:itemID="{198EC644-F7AF-456F-BC05-BD0D54E3DC7D}">
-  <ds:schemaRefs>
-    <ds:schemaRef ds:uri="http://schemas.microsoft.com/sharepoint/v3/contenttype/forms"/>
-  </ds:schemaRefs>
-</ds:datastoreItem>
+<file path=customXml/item4.xml><?xml version="1.0" encoding="utf-8"?>
+<?mso-contentType ?>
+<FormTemplates xmlns="http://schemas.microsoft.com/sharepoint/v3/contenttype/forms">
+  <Display>DocumentLibraryForm</Display>
+  <Edit>DocumentLibraryForm</Edit>
+  <New>DocumentLibraryForm</New>
+</FormTemplates>
 </file>
 
-<file path=customXml/itemProps2.xml><?xml version="1.0" encoding="utf-8"?>
+<file path=customXml/itemProps1.xml><?xml version="1.0" encoding="utf-8"?>
 <ds:datastoreItem xmlns:ds="http://schemas.openxmlformats.org/officeDocument/2006/customXml" ds:itemID="{EE4B2239-A68B-4EA6-9BD3-4C6271D1C6AF}">
   <ds:schemaRefs>
     <ds:schemaRef ds:uri="http://schemas.microsoft.com/office/2006/metadata/contentType"/>
@@ -18941,7 +17270,7 @@
 </ds:datastoreItem>
 </file>
 
-<file path=customXml/itemProps3.xml><?xml version="1.0" encoding="utf-8"?>
+<file path=customXml/itemProps2.xml><?xml version="1.0" encoding="utf-8"?>
 <ds:datastoreItem xmlns:ds="http://schemas.openxmlformats.org/officeDocument/2006/customXml" ds:itemID="{11AEAA72-A71C-4F59-B1F2-69D6C0A615FB}">
   <ds:schemaRefs>
     <ds:schemaRef ds:uri="http://schemas.microsoft.com/office/2006/metadata/properties"/>
@@ -18952,10 +17281,18 @@
 </ds:datastoreItem>
 </file>
 
-<file path=customXml/itemProps4.xml><?xml version="1.0" encoding="utf-8"?>
+<file path=customXml/itemProps3.xml><?xml version="1.0" encoding="utf-8"?>
 <ds:datastoreItem xmlns:ds="http://schemas.openxmlformats.org/officeDocument/2006/customXml" ds:itemID="{AC98FC60-AA00-4516-A716-017F371296A7}">
   <ds:schemaRefs>
     <ds:schemaRef ds:uri="http://schemas.openxmlformats.org/officeDocument/2006/bibliography"/>
   </ds:schemaRefs>
 </ds:datastoreItem>
+</file>
+
+<file path=customXml/itemProps4.xml><?xml version="1.0" encoding="utf-8"?>
+<ds:datastoreItem xmlns:ds="http://schemas.openxmlformats.org/officeDocument/2006/customXml" ds:itemID="{198EC644-F7AF-456F-BC05-BD0D54E3DC7D}">
+  <ds:schemaRefs>
+    <ds:schemaRef ds:uri="http://schemas.microsoft.com/sharepoint/v3/contenttype/forms"/>
+  </ds:schemaRefs>
+</ds:datastoreItem>
 </file>
--- a/ORAOwl_opinnaytetyö.docx
+++ b/ORAOwl_opinnaytetyö.docx
@@ -19,7 +19,6 @@
           <w:docPart w:val="AF0D35ADB2534787BEBF26D06BF3CCC4"/>
         </w:placeholder>
       </w:sdtPr>
-      <w:sdtEndPr/>
       <w:sdtContent>
         <w:p>
           <w:pPr>
@@ -46,7 +45,6 @@
           <w:docPart w:val="AF0D35ADB2534787BEBF26D06BF3CCC4"/>
         </w:placeholder>
       </w:sdtPr>
-      <w:sdtEndPr/>
       <w:sdtContent>
         <w:p>
           <w:pPr>
@@ -196,7 +194,6 @@
           <w:docPart w:val="0FEDB3AD84FA435D914C1B7E1831A07C"/>
         </w:placeholder>
       </w:sdtPr>
-      <w:sdtEndPr/>
       <w:sdtContent>
         <w:p>
           <w:pPr>
@@ -215,7 +212,10 @@
             <w:t>)</w:t>
           </w:r>
           <w:r>
-            <w:t xml:space="preserve"> T</w:t>
+            <w:t xml:space="preserve"> | </w:t>
+          </w:r>
+          <w:r>
+            <w:t>T</w:t>
           </w:r>
           <w:r>
             <w:t>iivistelmä</w:t>
@@ -240,7 +240,6 @@
         </w:placeholder>
         <w:text w:multiLine="1"/>
       </w:sdtPr>
-      <w:sdtEndPr/>
       <w:sdtContent>
         <w:p>
           <w:pPr>
@@ -270,7 +269,6 @@
             <w:docPart w:val="0FEDB3AD84FA435D914C1B7E1831A07C"/>
           </w:placeholder>
         </w:sdtPr>
-        <w:sdtEndPr/>
         <w:sdtContent>
           <w:r>
             <w:t xml:space="preserve">Opinnäytetyön </w:t>
@@ -295,7 +293,6 @@
           <w:docPart w:val="88E2DE1C3D404E178C503CF2FE142304"/>
         </w:placeholder>
       </w:sdtPr>
-      <w:sdtEndPr/>
       <w:sdtContent>
         <w:p>
           <w:pPr>
@@ -321,12 +318,20 @@
         <w:pStyle w:val="Opinnytetynotsikko"/>
         <w:rPr>
           <w:rStyle w:val="Otsikko1Char"/>
+          <w:b w:val="0"/>
+          <w:bCs w:val="0"/>
+          <w:sz w:val="36"/>
+          <w:szCs w:val="36"/>
         </w:rPr>
       </w:pPr>
       <w:sdt>
         <w:sdtPr>
           <w:rPr>
             <w:rStyle w:val="Otsikko1Char"/>
+            <w:b w:val="0"/>
+            <w:bCs w:val="0"/>
+            <w:sz w:val="36"/>
+            <w:szCs w:val="36"/>
           </w:rPr>
           <w:id w:val="1709828843"/>
           <w:lock w:val="sdtLocked"/>
@@ -335,16 +340,15 @@
           </w:placeholder>
           <w:text w:multiLine="1"/>
         </w:sdtPr>
-        <w:sdtEndPr>
-          <w:rPr>
-            <w:rStyle w:val="Otsikko1Char"/>
-          </w:rPr>
-        </w:sdtEndPr>
         <w:sdtContent>
           <w:proofErr w:type="spellStart"/>
           <w:r>
             <w:rPr>
               <w:rStyle w:val="Otsikko1Char"/>
+              <w:b w:val="0"/>
+              <w:bCs w:val="0"/>
+              <w:sz w:val="36"/>
+              <w:szCs w:val="36"/>
             </w:rPr>
             <w:t>ORAOwl</w:t>
           </w:r>
@@ -352,6 +356,10 @@
           <w:r>
             <w:rPr>
               <w:rStyle w:val="Otsikko1Char"/>
+              <w:b w:val="0"/>
+              <w:bCs w:val="0"/>
+              <w:sz w:val="36"/>
+              <w:szCs w:val="36"/>
             </w:rPr>
             <w:t xml:space="preserve"> – Suunnistustulosten arkistointi- ja analysointijärjestelmä</w:t>
           </w:r>
@@ -366,38 +374,27 @@
           <w:docPart w:val="0FEDB3AD84FA435D914C1B7E1831A07C"/>
         </w:placeholder>
       </w:sdtPr>
-      <w:sdtEndPr/>
       <w:sdtContent>
         <w:p>
           <w:pPr>
             <w:pStyle w:val="Tiivistelm"/>
-            <w:rPr>
-              <w:sz w:val="22"/>
-              <w:szCs w:val="22"/>
-            </w:rPr>
           </w:pPr>
           <w:r>
-            <w:rPr>
-              <w:sz w:val="22"/>
-              <w:szCs w:val="22"/>
-            </w:rPr>
             <w:t xml:space="preserve">Tämän opinnäytetyön tavoitteena oli suunnitella ja toteuttaa </w:t>
           </w:r>
           <w:proofErr w:type="spellStart"/>
           <w:r>
-            <w:rPr>
-              <w:sz w:val="22"/>
-              <w:szCs w:val="22"/>
-            </w:rPr>
             <w:t>ORAOwl</w:t>
           </w:r>
           <w:proofErr w:type="spellEnd"/>
           <w:r>
-            <w:rPr>
-              <w:sz w:val="22"/>
-              <w:szCs w:val="22"/>
-            </w:rPr>
-            <w:t>-niminen sovellus, joka kokoaa hajallaan olevia suunnistustuloksia yhteen järjestelmään. Suunnistuksen tulostietoja julkaistaan useilla eri verkkosivuilla, mikä vaikeuttaa urheilijoiden kehityksen seurantaa, valmennuksen analysointia sekä seuratoimintaan liittyvää päätöksentekoa. Keskitetyn tietojärjestelmän puuttuminen tekee tulosten vertailusta ja tuloksista oppimisesta työlästä sekä yksittäisille suunnistajille että seuroille.</w:t>
+            <w:t xml:space="preserve">-niminen sovellus, joka kokoaa hajallaan olevia suunnistustuloksia yhteen järjestelmään. Suunnistuksen tulostietoja julkaistaan useilla eri verkkosivuilla, mikä vaikeuttaa urheilijoiden kehityksen seurantaa, valmennuksen analysointia sekä seuratoimintaan liittyvää päätöksentekoa. Keskitetyn </w:t>
+          </w:r>
+          <w:r>
+            <w:t>tietojärjestelmän</w:t>
+          </w:r>
+          <w:r>
+            <w:t xml:space="preserve"> puuttuminen tekee tulosten vertailusta ja tuloksista oppimisesta työlästä sekä yksittäisille suunnistajille että seuroille.</w:t>
           </w:r>
         </w:p>
         <w:p>
@@ -566,7 +563,6 @@
           <w:docPart w:val="F525552A1E5B4FD9AD11AAD6DB477B91"/>
         </w:placeholder>
       </w:sdtPr>
-      <w:sdtEndPr/>
       <w:sdtContent>
         <w:p>
           <w:pPr>
@@ -670,7 +666,6 @@
           </w:placeholder>
           <w:text w:multiLine="1"/>
         </w:sdtPr>
-        <w:sdtEndPr/>
         <w:sdtContent>
           <w:r>
             <w:rPr>
@@ -705,7 +700,6 @@
             <w:docPart w:val="CA8D196C753C4183A8516962715E5E7D"/>
           </w:placeholder>
         </w:sdtPr>
-        <w:sdtEndPr/>
         <w:sdtContent>
           <w:r>
             <w:rPr>
@@ -766,7 +760,6 @@
           <w:docPart w:val="CA8D196C753C4183A8516962715E5E7D"/>
         </w:placeholder>
       </w:sdtPr>
-      <w:sdtEndPr/>
       <w:sdtContent>
         <w:p>
           <w:pPr>
@@ -803,7 +796,6 @@
           </w:placeholder>
           <w:text w:multiLine="1"/>
         </w:sdtPr>
-        <w:sdtEndPr/>
         <w:sdtContent>
           <w:proofErr w:type="spellStart"/>
           <w:r>
@@ -847,7 +839,6 @@
           <w:docPart w:val="16E7B8DCCA6247BB9497F0045FA976F9"/>
         </w:placeholder>
       </w:sdtPr>
-      <w:sdtEndPr/>
       <w:sdtContent>
         <w:p>
           <w:pPr>
@@ -872,7 +863,6 @@
           <w:docPart w:val="CA8D196C753C4183A8516962715E5E7D"/>
         </w:placeholder>
       </w:sdtPr>
-      <w:sdtEndPr/>
       <w:sdtContent>
         <w:p>
           <w:pPr>
@@ -943,7 +933,6 @@
           <w:docPart w:val="CA8D196C753C4183A8516962715E5E7D"/>
         </w:placeholder>
       </w:sdtPr>
-      <w:sdtEndPr/>
       <w:sdtContent>
         <w:p>
           <w:pPr>
@@ -978,7 +967,6 @@
           </w:placeholder>
           <w:text w:multiLine="1"/>
         </w:sdtPr>
-        <w:sdtEndPr/>
         <w:sdtContent>
           <w:r>
             <w:t>orienteering, result analytics, information systems, Django, IOFXML, GDPR</w:t>
@@ -3340,7 +3328,6 @@
           <w:docPart w:val="EBCC153CAB1B469AB0F8C53A2D61753B"/>
         </w:placeholder>
       </w:sdtPr>
-      <w:sdtEndPr/>
       <w:sdtContent>
         <w:p>
           <w:pPr>
@@ -5587,9 +5574,6 @@
     <w:p>
       <w:pPr>
         <w:spacing w:after="160" w:line="279" w:lineRule="auto"/>
-        <w:rPr>
-          <w:lang w:val="en-GB"/>
-        </w:rPr>
       </w:pPr>
       <w:r>
         <w:rPr>
@@ -5827,19 +5811,26 @@
         </w:rPr>
         <w:t xml:space="preserve">. </w:t>
       </w:r>
-      <w:r>
-        <w:rPr>
-          <w:lang w:val="en-GB"/>
-        </w:rPr>
-        <w:t>Independently Published.</w:t>
+      <w:proofErr w:type="spellStart"/>
+      <w:r>
+        <w:t>Independently</w:t>
+      </w:r>
+      <w:proofErr w:type="spellEnd"/>
+      <w:r>
+        <w:t xml:space="preserve"> </w:t>
+      </w:r>
+      <w:proofErr w:type="spellStart"/>
+      <w:r>
+        <w:t>Published</w:t>
+      </w:r>
+      <w:proofErr w:type="spellEnd"/>
+      <w:r>
+        <w:t>.</w:t>
       </w:r>
     </w:p>
     <w:p>
       <w:pPr>
         <w:spacing w:after="160" w:line="279" w:lineRule="auto"/>
-        <w:rPr>
-          <w:lang w:val="en-GB"/>
-        </w:rPr>
       </w:pPr>
     </w:p>
     <w:p>
@@ -6719,27 +6710,14 @@
       <w:r>
         <w:t xml:space="preserve">Kuva </w:t>
       </w:r>
-      <w:r>
-        <w:fldChar w:fldCharType="begin"/>
-      </w:r>
-      <w:r>
-        <w:instrText xml:space="preserve"> SEQ Kuva \* ARABIC </w:instrText>
-      </w:r>
-      <w:r>
-        <w:fldChar w:fldCharType="separate"/>
-      </w:r>
-      <w:r>
-        <w:rPr>
-          <w:noProof/>
-        </w:rPr>
-        <w:t>1</w:t>
-      </w:r>
-      <w:r>
-        <w:rPr>
-          <w:noProof/>
-        </w:rPr>
-        <w:fldChar w:fldCharType="end"/>
-      </w:r>
+      <w:fldSimple w:instr=" SEQ Kuva \* ARABIC ">
+        <w:r>
+          <w:rPr>
+            <w:noProof/>
+          </w:rPr>
+          <w:t>1</w:t>
+        </w:r>
+      </w:fldSimple>
       <w:r>
         <w:t xml:space="preserve">. </w:t>
       </w:r>
@@ -7002,27 +6980,14 @@
       <w:r>
         <w:t xml:space="preserve">Kuva </w:t>
       </w:r>
-      <w:r>
-        <w:fldChar w:fldCharType="begin"/>
-      </w:r>
-      <w:r>
-        <w:instrText xml:space="preserve"> SEQ Kuva \* ARABIC </w:instrText>
-      </w:r>
-      <w:r>
-        <w:fldChar w:fldCharType="separate"/>
-      </w:r>
-      <w:r>
-        <w:rPr>
-          <w:noProof/>
-        </w:rPr>
-        <w:t>2</w:t>
-      </w:r>
-      <w:r>
-        <w:rPr>
-          <w:noProof/>
-        </w:rPr>
-        <w:fldChar w:fldCharType="end"/>
-      </w:r>
+      <w:fldSimple w:instr=" SEQ Kuva \* ARABIC ">
+        <w:r>
+          <w:rPr>
+            <w:noProof/>
+          </w:rPr>
+          <w:t>2</w:t>
+        </w:r>
+      </w:fldSimple>
       <w:r>
         <w:t>. Osanvaihtokoodi.</w:t>
       </w:r>
@@ -7429,27 +7394,14 @@
       <w:r>
         <w:t xml:space="preserve">Kuvio </w:t>
       </w:r>
-      <w:r>
-        <w:fldChar w:fldCharType="begin"/>
-      </w:r>
-      <w:r>
-        <w:instrText xml:space="preserve"> SEQ Kuvio \* ARABIC </w:instrText>
-      </w:r>
-      <w:r>
-        <w:fldChar w:fldCharType="separate"/>
-      </w:r>
-      <w:r>
-        <w:rPr>
-          <w:noProof/>
-        </w:rPr>
-        <w:t>1</w:t>
-      </w:r>
-      <w:r>
-        <w:rPr>
-          <w:noProof/>
-        </w:rPr>
-        <w:fldChar w:fldCharType="end"/>
-      </w:r>
+      <w:fldSimple w:instr=" SEQ Kuvio \* ARABIC ">
+        <w:r>
+          <w:rPr>
+            <w:noProof/>
+          </w:rPr>
+          <w:t>1</w:t>
+        </w:r>
+      </w:fldSimple>
       <w:r>
         <w:t>.</w:t>
       </w:r>
@@ -7704,27 +7656,14 @@
       <w:r>
         <w:t xml:space="preserve">Kuva </w:t>
       </w:r>
-      <w:r>
-        <w:fldChar w:fldCharType="begin"/>
-      </w:r>
-      <w:r>
-        <w:instrText xml:space="preserve"> SEQ Kuva \* ARABIC </w:instrText>
-      </w:r>
-      <w:r>
-        <w:fldChar w:fldCharType="separate"/>
-      </w:r>
-      <w:r>
-        <w:rPr>
-          <w:noProof/>
-        </w:rPr>
-        <w:t>3</w:t>
-      </w:r>
-      <w:r>
-        <w:rPr>
-          <w:noProof/>
-        </w:rPr>
-        <w:fldChar w:fldCharType="end"/>
-      </w:r>
+      <w:fldSimple w:instr=" SEQ Kuva \* ARABIC ">
+        <w:r>
+          <w:rPr>
+            <w:noProof/>
+          </w:rPr>
+          <w:t>3</w:t>
+        </w:r>
+      </w:fldSimple>
       <w:r>
         <w:t>.</w:t>
       </w:r>
@@ -8051,27 +7990,14 @@
       <w:r>
         <w:t xml:space="preserve">Kuva </w:t>
       </w:r>
-      <w:r>
-        <w:fldChar w:fldCharType="begin"/>
-      </w:r>
-      <w:r>
-        <w:instrText xml:space="preserve"> SEQ Kuva \* ARABIC </w:instrText>
-      </w:r>
-      <w:r>
-        <w:fldChar w:fldCharType="separate"/>
-      </w:r>
-      <w:r>
-        <w:rPr>
-          <w:noProof/>
-        </w:rPr>
-        <w:t>4</w:t>
-      </w:r>
-      <w:r>
-        <w:rPr>
-          <w:noProof/>
-        </w:rPr>
-        <w:fldChar w:fldCharType="end"/>
-      </w:r>
+      <w:fldSimple w:instr=" SEQ Kuva \* ARABIC ">
+        <w:r>
+          <w:rPr>
+            <w:noProof/>
+          </w:rPr>
+          <w:t>4</w:t>
+        </w:r>
+      </w:fldSimple>
       <w:r>
         <w:t>. Uuden otsikkolajin lisääminen.</w:t>
       </w:r>
@@ -8249,27 +8175,14 @@
       <w:r>
         <w:t xml:space="preserve">Taulukko </w:t>
       </w:r>
-      <w:r>
-        <w:fldChar w:fldCharType="begin"/>
-      </w:r>
-      <w:r>
-        <w:instrText xml:space="preserve"> SEQ Taulukko \* ARABIC </w:instrText>
-      </w:r>
-      <w:r>
-        <w:fldChar w:fldCharType="separate"/>
-      </w:r>
-      <w:r>
-        <w:rPr>
-          <w:noProof/>
-        </w:rPr>
-        <w:t>1</w:t>
-      </w:r>
-      <w:r>
-        <w:rPr>
-          <w:noProof/>
-        </w:rPr>
-        <w:fldChar w:fldCharType="end"/>
-      </w:r>
+      <w:fldSimple w:instr=" SEQ Taulukko \* ARABIC ">
+        <w:r>
+          <w:rPr>
+            <w:noProof/>
+          </w:rPr>
+          <w:t>1</w:t>
+        </w:r>
+      </w:fldSimple>
       <w:r>
         <w:t>. Esimerkki taulukosta.</w:t>
       </w:r>
@@ -9246,27 +9159,14 @@
       <w:r>
         <w:t xml:space="preserve">Kuva </w:t>
       </w:r>
-      <w:r>
-        <w:fldChar w:fldCharType="begin"/>
-      </w:r>
-      <w:r>
-        <w:instrText xml:space="preserve"> SEQ Kuva \* ARABIC </w:instrText>
-      </w:r>
-      <w:r>
-        <w:fldChar w:fldCharType="separate"/>
-      </w:r>
-      <w:r>
-        <w:rPr>
-          <w:noProof/>
-        </w:rPr>
-        <w:t>5</w:t>
-      </w:r>
-      <w:r>
-        <w:rPr>
-          <w:noProof/>
-        </w:rPr>
-        <w:fldChar w:fldCharType="end"/>
-      </w:r>
+      <w:fldSimple w:instr=" SEQ Kuva \* ARABIC ">
+        <w:r>
+          <w:rPr>
+            <w:noProof/>
+          </w:rPr>
+          <w:t>5</w:t>
+        </w:r>
+      </w:fldSimple>
       <w:r>
         <w:t>. Dokumentin tietojen muokkaus.</w:t>
       </w:r>
@@ -9476,27 +9376,14 @@
       <w:r>
         <w:t xml:space="preserve">Kuva </w:t>
       </w:r>
-      <w:r>
-        <w:fldChar w:fldCharType="begin"/>
-      </w:r>
-      <w:r>
-        <w:instrText xml:space="preserve"> SEQ Kuva \* ARABIC </w:instrText>
-      </w:r>
-      <w:r>
-        <w:fldChar w:fldCharType="separate"/>
-      </w:r>
-      <w:r>
-        <w:rPr>
-          <w:noProof/>
-        </w:rPr>
-        <w:t>6</w:t>
-      </w:r>
-      <w:r>
-        <w:rPr>
-          <w:noProof/>
-        </w:rPr>
-        <w:fldChar w:fldCharType="end"/>
-      </w:r>
+      <w:fldSimple w:instr=" SEQ Kuva \* ARABIC ">
+        <w:r>
+          <w:rPr>
+            <w:noProof/>
+          </w:rPr>
+          <w:t>6</w:t>
+        </w:r>
+      </w:fldSimple>
       <w:r>
         <w:t>. Vienti PDF-</w:t>
       </w:r>
@@ -9591,27 +9478,14 @@
       <w:r>
         <w:t xml:space="preserve">Kuva </w:t>
       </w:r>
-      <w:r>
-        <w:fldChar w:fldCharType="begin"/>
-      </w:r>
-      <w:r>
-        <w:instrText xml:space="preserve"> SEQ Kuva \* ARABIC </w:instrText>
-      </w:r>
-      <w:r>
-        <w:fldChar w:fldCharType="separate"/>
-      </w:r>
-      <w:r>
-        <w:rPr>
-          <w:noProof/>
-        </w:rPr>
-        <w:t>7</w:t>
-      </w:r>
-      <w:r>
-        <w:rPr>
-          <w:noProof/>
-        </w:rPr>
-        <w:fldChar w:fldCharType="end"/>
-      </w:r>
+      <w:fldSimple w:instr=" SEQ Kuva \* ARABIC ">
+        <w:r>
+          <w:rPr>
+            <w:noProof/>
+          </w:rPr>
+          <w:t>7</w:t>
+        </w:r>
+      </w:fldSimple>
       <w:r>
         <w:t xml:space="preserve">. </w:t>
       </w:r>
@@ -10067,27 +9941,14 @@
       <w:r>
         <w:t xml:space="preserve">Kuva </w:t>
       </w:r>
-      <w:r>
-        <w:fldChar w:fldCharType="begin"/>
-      </w:r>
-      <w:r>
-        <w:instrText xml:space="preserve"> SEQ Kuva \* ARABIC </w:instrText>
-      </w:r>
-      <w:r>
-        <w:fldChar w:fldCharType="separate"/>
-      </w:r>
-      <w:r>
-        <w:rPr>
-          <w:noProof/>
-        </w:rPr>
-        <w:t>8</w:t>
-      </w:r>
-      <w:r>
-        <w:rPr>
-          <w:noProof/>
-        </w:rPr>
-        <w:fldChar w:fldCharType="end"/>
-      </w:r>
+      <w:fldSimple w:instr=" SEQ Kuva \* ARABIC ">
+        <w:r>
+          <w:rPr>
+            <w:noProof/>
+          </w:rPr>
+          <w:t>8</w:t>
+        </w:r>
+      </w:fldSimple>
       <w:r>
         <w:t>. PDF/A-tiedoston asetukset.</w:t>
       </w:r>
@@ -10300,7 +10161,6 @@
         <w:lock w:val="contentLocked"/>
         <w:text/>
       </w:sdtPr>
-      <w:sdtEndPr/>
       <w:sdtContent>
         <w:r>
           <w:t>T</w:t>
@@ -13800,6 +13660,7 @@
   <w:style w:type="character" w:default="1" w:styleId="Kappaleenoletusfontti">
     <w:name w:val="Default Paragraph Font"/>
     <w:uiPriority w:val="1"/>
+    <w:semiHidden/>
     <w:unhideWhenUsed/>
   </w:style>
   <w:style w:type="table" w:default="1" w:styleId="Normaalitaulukko">
@@ -15951,6 +15812,7 @@
     <w:rsid w:val="005C4478"/>
     <w:rsid w:val="005D19B5"/>
     <w:rsid w:val="00723093"/>
+    <w:rsid w:val="00831B39"/>
     <w:rsid w:val="008A3008"/>
     <w:rsid w:val="00920ADA"/>
     <w:rsid w:val="00A2653D"/>
@@ -16448,27 +16310,6 @@
   <w:style w:type="paragraph" w:customStyle="1" w:styleId="EBCC153CAB1B469AB0F8C53A2D61753B">
     <w:name w:val="EBCC153CAB1B469AB0F8C53A2D61753B"/>
   </w:style>
-  <w:style w:type="paragraph" w:customStyle="1" w:styleId="B18E34C3817042D7992F9B498E4BE58A">
-    <w:name w:val="B18E34C3817042D7992F9B498E4BE58A"/>
-    <w:rsid w:val="00266B1E"/>
-    <w:rPr>
-      <w:lang w:val="en-FI" w:eastAsia="en-FI"/>
-    </w:rPr>
-  </w:style>
-  <w:style w:type="paragraph" w:customStyle="1" w:styleId="892AFBB58F274C21B3D2A6F6CEFF91EE">
-    <w:name w:val="892AFBB58F274C21B3D2A6F6CEFF91EE"/>
-    <w:rsid w:val="00266B1E"/>
-    <w:rPr>
-      <w:lang w:val="en-FI" w:eastAsia="en-FI"/>
-    </w:rPr>
-  </w:style>
-  <w:style w:type="paragraph" w:customStyle="1" w:styleId="43165A32DF5041AABEAA7BAB2E141BC8">
-    <w:name w:val="43165A32DF5041AABEAA7BAB2E141BC8"/>
-    <w:rsid w:val="00266B1E"/>
-    <w:rPr>
-      <w:lang w:val="en-FI" w:eastAsia="en-FI"/>
-    </w:rPr>
-  </w:style>
   <w:style w:type="paragraph" w:customStyle="1" w:styleId="60C7CBA17B3F463BA39FA5388A19E7EB">
     <w:name w:val="60C7CBA17B3F463BA39FA5388A19E7EB"/>
     <w:rsid w:val="00266B1E"/>
@@ -16779,6 +16620,138 @@
 </file>
 
 <file path=customXml/item1.xml><?xml version="1.0" encoding="utf-8"?>
+<p:properties xmlns:p="http://schemas.microsoft.com/office/2006/metadata/properties" xmlns:xsi="http://www.w3.org/2001/XMLSchema-instance" xmlns:pc="http://schemas.microsoft.com/office/infopath/2007/PartnerControls">
+  <documentManagement>
+    <IntraUpdateFI xmlns="29d38182-2ba3-434b-9466-3aece3d3aa2e">2025-08-30T21:00:00+00:00</IntraUpdateFI>
+    <IntraLanguageversionFI xmlns="29d38182-2ba3-434b-9466-3aece3d3aa2e">
+      <Url xsi:nil="true"/>
+      <Description xsi:nil="true"/>
+    </IntraLanguageversionFI>
+    <ib301ec3e9644efb8c8471003c19236e xmlns="29d38182-2ba3-434b-9466-3aece3d3aa2e">
+      <Terms xmlns="http://schemas.microsoft.com/office/infopath/2007/PartnerControls">
+        <TermInfo xmlns="http://schemas.microsoft.com/office/infopath/2007/PartnerControls">
+          <TermName xmlns="http://schemas.microsoft.com/office/infopath/2007/PartnerControls">Mallipohja</TermName>
+          <TermId xmlns="http://schemas.microsoft.com/office/infopath/2007/PartnerControls">018869ec-73bf-4e71-a6a9-62de2383ae78</TermId>
+        </TermInfo>
+      </Terms>
+    </ib301ec3e9644efb8c8471003c19236e>
+    <caf97a467bb94522bf6c109cc6ea1b2f xmlns="29d38182-2ba3-434b-9466-3aece3d3aa2e">
+      <Terms xmlns="http://schemas.microsoft.com/office/infopath/2007/PartnerControls">
+        <TermInfo xmlns="http://schemas.microsoft.com/office/infopath/2007/PartnerControls">
+          <TermName xmlns="http://schemas.microsoft.com/office/infopath/2007/PartnerControls">Yhteiset palvelut</TermName>
+          <TermId xmlns="http://schemas.microsoft.com/office/infopath/2007/PartnerControls">6fbd11bc-3334-4762-bc75-406427997d41</TermId>
+        </TermInfo>
+        <TermInfo xmlns="http://schemas.microsoft.com/office/infopath/2007/PartnerControls">
+          <TermName xmlns="http://schemas.microsoft.com/office/infopath/2007/PartnerControls">Koulutuksen palvelut</TermName>
+          <TermId xmlns="http://schemas.microsoft.com/office/infopath/2007/PartnerControls">b1d28787-f08e-427f-9781-4a26a171873a</TermId>
+        </TermInfo>
+      </Terms>
+    </caf97a467bb94522bf6c109cc6ea1b2f>
+    <TaxCatchAll xmlns="29d38182-2ba3-434b-9466-3aece3d3aa2e">
+      <Value>220</Value>
+      <Value>65</Value>
+      <Value>31</Value>
+      <Value>370</Value>
+      <Value>180</Value>
+      <Value>145</Value>
+      <Value>54</Value>
+      <Value>52</Value>
+    </TaxCatchAll>
+    <d517136b92564d9886fefa3eb935c454 xmlns="29d38182-2ba3-434b-9466-3aece3d3aa2e">
+      <Terms xmlns="http://schemas.microsoft.com/office/infopath/2007/PartnerControls">
+        <TermInfo xmlns="http://schemas.microsoft.com/office/infopath/2007/PartnerControls">
+          <TermName xmlns="http://schemas.microsoft.com/office/infopath/2007/PartnerControls">Ei prosessia</TermName>
+          <TermId xmlns="http://schemas.microsoft.com/office/infopath/2007/PartnerControls">97a57f41-fff7-469d-ac8a-3b5c65f5653e</TermId>
+        </TermInfo>
+      </Terms>
+    </d517136b92564d9886fefa3eb935c454>
+    <TaxKeywordTaxHTField xmlns="c2da8608-6b58-45ec-82e0-5098f9986dbf">
+      <Terms xmlns="http://schemas.microsoft.com/office/infopath/2007/PartnerControls">
+        <TermInfo xmlns="http://schemas.microsoft.com/office/infopath/2007/PartnerControls">
+          <TermName xmlns="http://schemas.microsoft.com/office/infopath/2007/PartnerControls">Opinnäytetyön lomakkeet ja mallipohjat</TermName>
+          <TermId xmlns="http://schemas.microsoft.com/office/infopath/2007/PartnerControls">24a04aa2-3d3f-4318-947d-dcaa9240650c</TermId>
+        </TermInfo>
+      </Terms>
+    </TaxKeywordTaxHTField>
+    <IntraResponsibleFI xmlns="29d38182-2ba3-434b-9466-3aece3d3aa2e">
+      <UserInfo>
+        <DisplayName>i:0#.f|membership|maria.valivirtahavia@turkuamk.fi</DisplayName>
+        <AccountId>4115</AccountId>
+        <AccountType/>
+      </UserInfo>
+      <UserInfo>
+        <DisplayName>i:0#.f|membership|anne.antero@turkuamk.fi</DisplayName>
+        <AccountId>1752</AccountId>
+        <AccountType/>
+      </UserInfo>
+    </IntraResponsibleFI>
+    <d5e5c4b2108343b5a7c63b2c45e02bb4 xmlns="29d38182-2ba3-434b-9466-3aece3d3aa2e">
+      <Terms xmlns="http://schemas.microsoft.com/office/infopath/2007/PartnerControls">
+        <TermInfo xmlns="http://schemas.microsoft.com/office/infopath/2007/PartnerControls">
+          <TermName xmlns="http://schemas.microsoft.com/office/infopath/2007/PartnerControls">Opinnäytetyö</TermName>
+          <TermId xmlns="http://schemas.microsoft.com/office/infopath/2007/PartnerControls">764ae95c-3e3e-4b8d-96a3-adf7c36171ff</TermId>
+        </TermInfo>
+        <TermInfo xmlns="http://schemas.microsoft.com/office/infopath/2007/PartnerControls">
+          <TermName xmlns="http://schemas.microsoft.com/office/infopath/2007/PartnerControls">Opinnäytetyön lomakkeet ja mallipohjat</TermName>
+          <TermId xmlns="http://schemas.microsoft.com/office/infopath/2007/PartnerControls">24a04aa2-3d3f-4318-947d-dcaa9240650c</TermId>
+        </TermInfo>
+      </Terms>
+    </d5e5c4b2108343b5a7c63b2c45e02bb4>
+    <m6e0ec6a239748e59d497cbd7a7abecb xmlns="29d38182-2ba3-434b-9466-3aece3d3aa2e">
+      <Terms xmlns="http://schemas.microsoft.com/office/infopath/2007/PartnerControls">
+        <TermInfo xmlns="http://schemas.microsoft.com/office/infopath/2007/PartnerControls">
+          <TermName xmlns="http://schemas.microsoft.com/office/infopath/2007/PartnerControls">Ei palvelua</TermName>
+          <TermId xmlns="http://schemas.microsoft.com/office/infopath/2007/PartnerControls">fda82063-688d-4b03-bd66-777c086b0675</TermId>
+        </TermInfo>
+      </Terms>
+    </m6e0ec6a239748e59d497cbd7a7abecb>
+    <SharedWithUsers xmlns="c2da8608-6b58-45ec-82e0-5098f9986dbf">
+      <UserInfo>
+        <DisplayName>Mäki Eerika</DisplayName>
+        <AccountId>9089</AccountId>
+        <AccountType/>
+      </UserInfo>
+      <UserInfo>
+        <DisplayName>Tiainen Jannika</DisplayName>
+        <AccountId>10356</AccountId>
+        <AccountType/>
+      </UserInfo>
+      <UserInfo>
+        <DisplayName>Kajokallio Kamilla</DisplayName>
+        <AccountId>738</AccountId>
+        <AccountType/>
+      </UserInfo>
+      <UserInfo>
+        <DisplayName>Rothovius Henna</DisplayName>
+        <AccountId>1530</AccountId>
+        <AccountType/>
+      </UserInfo>
+      <UserInfo>
+        <DisplayName>Ruotanen Vilma</DisplayName>
+        <AccountId>2676</AccountId>
+        <AccountType/>
+      </UserInfo>
+      <UserInfo>
+        <DisplayName>Abtidon Sagal</DisplayName>
+        <AccountId>20313</AccountId>
+        <AccountType/>
+      </UserInfo>
+      <UserInfo>
+        <DisplayName>Chamani Forough</DisplayName>
+        <AccountId>18347</AccountId>
+        <AccountType/>
+      </UserInfo>
+      <UserInfo>
+        <DisplayName>Koskenrouta Elina</DisplayName>
+        <AccountId>18465</AccountId>
+        <AccountType/>
+      </UserInfo>
+    </SharedWithUsers>
+  </documentManagement>
+</p:properties>
+</file>
+
+<file path=customXml/item2.xml><?xml version="1.0" encoding="utf-8"?>
 <ct:contentTypeSchema xmlns:ct="http://schemas.microsoft.com/office/2006/metadata/contentType" xmlns:ma="http://schemas.microsoft.com/office/2006/metadata/properties/metaAttributes" ct:_="" ma:_="" ma:contentTypeName="Document" ma:contentTypeID="0x0101002475E0E10D54B84F937F817497528C71" ma:contentTypeVersion="31" ma:contentTypeDescription="Create a new document." ma:contentTypeScope="" ma:versionID="13da27f6c67572251a4248440d3ad1f6">
   <xsd:schema xmlns:xsd="http://www.w3.org/2001/XMLSchema" xmlns:xs="http://www.w3.org/2001/XMLSchema" xmlns:p="http://schemas.microsoft.com/office/2006/metadata/properties" xmlns:ns2="29d38182-2ba3-434b-9466-3aece3d3aa2e" xmlns:ns3="c2da8608-6b58-45ec-82e0-5098f9986dbf" xmlns:ns4="77b8d55e-a628-4725-ad2a-a2aab75e1dba" targetNamespace="http://schemas.microsoft.com/office/2006/metadata/properties" ma:root="true" ma:fieldsID="4e9409845ca9d9160f86c08f661ea0ad" ns2:_="" ns3:_="" ns4:_="">
     <xsd:import namespace="29d38182-2ba3-434b-9466-3aece3d3aa2e"/>
@@ -17105,143 +17078,7 @@
 </ct:contentTypeSchema>
 </file>
 
-<file path=customXml/item2.xml><?xml version="1.0" encoding="utf-8"?>
-<p:properties xmlns:p="http://schemas.microsoft.com/office/2006/metadata/properties" xmlns:xsi="http://www.w3.org/2001/XMLSchema-instance" xmlns:pc="http://schemas.microsoft.com/office/infopath/2007/PartnerControls">
-  <documentManagement>
-    <IntraUpdateFI xmlns="29d38182-2ba3-434b-9466-3aece3d3aa2e">2025-08-30T21:00:00+00:00</IntraUpdateFI>
-    <IntraLanguageversionFI xmlns="29d38182-2ba3-434b-9466-3aece3d3aa2e">
-      <Url xsi:nil="true"/>
-      <Description xsi:nil="true"/>
-    </IntraLanguageversionFI>
-    <ib301ec3e9644efb8c8471003c19236e xmlns="29d38182-2ba3-434b-9466-3aece3d3aa2e">
-      <Terms xmlns="http://schemas.microsoft.com/office/infopath/2007/PartnerControls">
-        <TermInfo xmlns="http://schemas.microsoft.com/office/infopath/2007/PartnerControls">
-          <TermName xmlns="http://schemas.microsoft.com/office/infopath/2007/PartnerControls">Mallipohja</TermName>
-          <TermId xmlns="http://schemas.microsoft.com/office/infopath/2007/PartnerControls">018869ec-73bf-4e71-a6a9-62de2383ae78</TermId>
-        </TermInfo>
-      </Terms>
-    </ib301ec3e9644efb8c8471003c19236e>
-    <caf97a467bb94522bf6c109cc6ea1b2f xmlns="29d38182-2ba3-434b-9466-3aece3d3aa2e">
-      <Terms xmlns="http://schemas.microsoft.com/office/infopath/2007/PartnerControls">
-        <TermInfo xmlns="http://schemas.microsoft.com/office/infopath/2007/PartnerControls">
-          <TermName xmlns="http://schemas.microsoft.com/office/infopath/2007/PartnerControls">Yhteiset palvelut</TermName>
-          <TermId xmlns="http://schemas.microsoft.com/office/infopath/2007/PartnerControls">6fbd11bc-3334-4762-bc75-406427997d41</TermId>
-        </TermInfo>
-        <TermInfo xmlns="http://schemas.microsoft.com/office/infopath/2007/PartnerControls">
-          <TermName xmlns="http://schemas.microsoft.com/office/infopath/2007/PartnerControls">Koulutuksen palvelut</TermName>
-          <TermId xmlns="http://schemas.microsoft.com/office/infopath/2007/PartnerControls">b1d28787-f08e-427f-9781-4a26a171873a</TermId>
-        </TermInfo>
-      </Terms>
-    </caf97a467bb94522bf6c109cc6ea1b2f>
-    <TaxCatchAll xmlns="29d38182-2ba3-434b-9466-3aece3d3aa2e">
-      <Value>220</Value>
-      <Value>65</Value>
-      <Value>31</Value>
-      <Value>370</Value>
-      <Value>180</Value>
-      <Value>145</Value>
-      <Value>54</Value>
-      <Value>52</Value>
-    </TaxCatchAll>
-    <d517136b92564d9886fefa3eb935c454 xmlns="29d38182-2ba3-434b-9466-3aece3d3aa2e">
-      <Terms xmlns="http://schemas.microsoft.com/office/infopath/2007/PartnerControls">
-        <TermInfo xmlns="http://schemas.microsoft.com/office/infopath/2007/PartnerControls">
-          <TermName xmlns="http://schemas.microsoft.com/office/infopath/2007/PartnerControls">Ei prosessia</TermName>
-          <TermId xmlns="http://schemas.microsoft.com/office/infopath/2007/PartnerControls">97a57f41-fff7-469d-ac8a-3b5c65f5653e</TermId>
-        </TermInfo>
-      </Terms>
-    </d517136b92564d9886fefa3eb935c454>
-    <TaxKeywordTaxHTField xmlns="c2da8608-6b58-45ec-82e0-5098f9986dbf">
-      <Terms xmlns="http://schemas.microsoft.com/office/infopath/2007/PartnerControls">
-        <TermInfo xmlns="http://schemas.microsoft.com/office/infopath/2007/PartnerControls">
-          <TermName xmlns="http://schemas.microsoft.com/office/infopath/2007/PartnerControls">Opinnäytetyön lomakkeet ja mallipohjat</TermName>
-          <TermId xmlns="http://schemas.microsoft.com/office/infopath/2007/PartnerControls">24a04aa2-3d3f-4318-947d-dcaa9240650c</TermId>
-        </TermInfo>
-      </Terms>
-    </TaxKeywordTaxHTField>
-    <IntraResponsibleFI xmlns="29d38182-2ba3-434b-9466-3aece3d3aa2e">
-      <UserInfo>
-        <DisplayName>i:0#.f|membership|maria.valivirtahavia@turkuamk.fi</DisplayName>
-        <AccountId>4115</AccountId>
-        <AccountType/>
-      </UserInfo>
-      <UserInfo>
-        <DisplayName>i:0#.f|membership|anne.antero@turkuamk.fi</DisplayName>
-        <AccountId>1752</AccountId>
-        <AccountType/>
-      </UserInfo>
-    </IntraResponsibleFI>
-    <d5e5c4b2108343b5a7c63b2c45e02bb4 xmlns="29d38182-2ba3-434b-9466-3aece3d3aa2e">
-      <Terms xmlns="http://schemas.microsoft.com/office/infopath/2007/PartnerControls">
-        <TermInfo xmlns="http://schemas.microsoft.com/office/infopath/2007/PartnerControls">
-          <TermName xmlns="http://schemas.microsoft.com/office/infopath/2007/PartnerControls">Opinnäytetyö</TermName>
-          <TermId xmlns="http://schemas.microsoft.com/office/infopath/2007/PartnerControls">764ae95c-3e3e-4b8d-96a3-adf7c36171ff</TermId>
-        </TermInfo>
-        <TermInfo xmlns="http://schemas.microsoft.com/office/infopath/2007/PartnerControls">
-          <TermName xmlns="http://schemas.microsoft.com/office/infopath/2007/PartnerControls">Opinnäytetyön lomakkeet ja mallipohjat</TermName>
-          <TermId xmlns="http://schemas.microsoft.com/office/infopath/2007/PartnerControls">24a04aa2-3d3f-4318-947d-dcaa9240650c</TermId>
-        </TermInfo>
-      </Terms>
-    </d5e5c4b2108343b5a7c63b2c45e02bb4>
-    <m6e0ec6a239748e59d497cbd7a7abecb xmlns="29d38182-2ba3-434b-9466-3aece3d3aa2e">
-      <Terms xmlns="http://schemas.microsoft.com/office/infopath/2007/PartnerControls">
-        <TermInfo xmlns="http://schemas.microsoft.com/office/infopath/2007/PartnerControls">
-          <TermName xmlns="http://schemas.microsoft.com/office/infopath/2007/PartnerControls">Ei palvelua</TermName>
-          <TermId xmlns="http://schemas.microsoft.com/office/infopath/2007/PartnerControls">fda82063-688d-4b03-bd66-777c086b0675</TermId>
-        </TermInfo>
-      </Terms>
-    </m6e0ec6a239748e59d497cbd7a7abecb>
-    <SharedWithUsers xmlns="c2da8608-6b58-45ec-82e0-5098f9986dbf">
-      <UserInfo>
-        <DisplayName>Mäki Eerika</DisplayName>
-        <AccountId>9089</AccountId>
-        <AccountType/>
-      </UserInfo>
-      <UserInfo>
-        <DisplayName>Tiainen Jannika</DisplayName>
-        <AccountId>10356</AccountId>
-        <AccountType/>
-      </UserInfo>
-      <UserInfo>
-        <DisplayName>Kajokallio Kamilla</DisplayName>
-        <AccountId>738</AccountId>
-        <AccountType/>
-      </UserInfo>
-      <UserInfo>
-        <DisplayName>Rothovius Henna</DisplayName>
-        <AccountId>1530</AccountId>
-        <AccountType/>
-      </UserInfo>
-      <UserInfo>
-        <DisplayName>Ruotanen Vilma</DisplayName>
-        <AccountId>2676</AccountId>
-        <AccountType/>
-      </UserInfo>
-      <UserInfo>
-        <DisplayName>Abtidon Sagal</DisplayName>
-        <AccountId>20313</AccountId>
-        <AccountType/>
-      </UserInfo>
-      <UserInfo>
-        <DisplayName>Chamani Forough</DisplayName>
-        <AccountId>18347</AccountId>
-        <AccountType/>
-      </UserInfo>
-      <UserInfo>
-        <DisplayName>Koskenrouta Elina</DisplayName>
-        <AccountId>18465</AccountId>
-        <AccountType/>
-      </UserInfo>
-    </SharedWithUsers>
-  </documentManagement>
-</p:properties>
-</file>
-
 <file path=customXml/item3.xml><?xml version="1.0" encoding="utf-8"?>
-<b:Sources xmlns:b="http://schemas.openxmlformats.org/officeDocument/2006/bibliography" xmlns="http://schemas.openxmlformats.org/officeDocument/2006/bibliography" SelectedStyle="\GB.XSL" StyleName="GB7714"/>
-</file>
-
-<file path=customXml/item4.xml><?xml version="1.0" encoding="utf-8"?>
 <?mso-contentType ?>
 <FormTemplates xmlns="http://schemas.microsoft.com/sharepoint/v3/contenttype/forms">
   <Display>DocumentLibraryForm</Display>
@@ -17250,7 +17087,22 @@
 </FormTemplates>
 </file>
 
+<file path=customXml/item4.xml><?xml version="1.0" encoding="utf-8"?>
+<b:Sources xmlns:b="http://schemas.openxmlformats.org/officeDocument/2006/bibliography" xmlns="http://schemas.openxmlformats.org/officeDocument/2006/bibliography" SelectedStyle="\GB.XSL" StyleName="GB7714"/>
+</file>
+
 <file path=customXml/itemProps1.xml><?xml version="1.0" encoding="utf-8"?>
+<ds:datastoreItem xmlns:ds="http://schemas.openxmlformats.org/officeDocument/2006/customXml" ds:itemID="{11AEAA72-A71C-4F59-B1F2-69D6C0A615FB}">
+  <ds:schemaRefs>
+    <ds:schemaRef ds:uri="http://schemas.microsoft.com/office/2006/metadata/properties"/>
+    <ds:schemaRef ds:uri="http://schemas.microsoft.com/office/infopath/2007/PartnerControls"/>
+    <ds:schemaRef ds:uri="29d38182-2ba3-434b-9466-3aece3d3aa2e"/>
+    <ds:schemaRef ds:uri="c2da8608-6b58-45ec-82e0-5098f9986dbf"/>
+  </ds:schemaRefs>
+</ds:datastoreItem>
+</file>
+
+<file path=customXml/itemProps2.xml><?xml version="1.0" encoding="utf-8"?>
 <ds:datastoreItem xmlns:ds="http://schemas.openxmlformats.org/officeDocument/2006/customXml" ds:itemID="{EE4B2239-A68B-4EA6-9BD3-4C6271D1C6AF}">
   <ds:schemaRefs>
     <ds:schemaRef ds:uri="http://schemas.microsoft.com/office/2006/metadata/contentType"/>
@@ -17270,29 +17122,18 @@
 </ds:datastoreItem>
 </file>
 
-<file path=customXml/itemProps2.xml><?xml version="1.0" encoding="utf-8"?>
-<ds:datastoreItem xmlns:ds="http://schemas.openxmlformats.org/officeDocument/2006/customXml" ds:itemID="{11AEAA72-A71C-4F59-B1F2-69D6C0A615FB}">
+<file path=customXml/itemProps3.xml><?xml version="1.0" encoding="utf-8"?>
+<ds:datastoreItem xmlns:ds="http://schemas.openxmlformats.org/officeDocument/2006/customXml" ds:itemID="{198EC644-F7AF-456F-BC05-BD0D54E3DC7D}">
   <ds:schemaRefs>
-    <ds:schemaRef ds:uri="http://schemas.microsoft.com/office/2006/metadata/properties"/>
-    <ds:schemaRef ds:uri="http://schemas.microsoft.com/office/infopath/2007/PartnerControls"/>
-    <ds:schemaRef ds:uri="29d38182-2ba3-434b-9466-3aece3d3aa2e"/>
-    <ds:schemaRef ds:uri="c2da8608-6b58-45ec-82e0-5098f9986dbf"/>
+    <ds:schemaRef ds:uri="http://schemas.microsoft.com/sharepoint/v3/contenttype/forms"/>
   </ds:schemaRefs>
 </ds:datastoreItem>
 </file>
 
-<file path=customXml/itemProps3.xml><?xml version="1.0" encoding="utf-8"?>
+<file path=customXml/itemProps4.xml><?xml version="1.0" encoding="utf-8"?>
 <ds:datastoreItem xmlns:ds="http://schemas.openxmlformats.org/officeDocument/2006/customXml" ds:itemID="{AC98FC60-AA00-4516-A716-017F371296A7}">
   <ds:schemaRefs>
     <ds:schemaRef ds:uri="http://schemas.openxmlformats.org/officeDocument/2006/bibliography"/>
   </ds:schemaRefs>
 </ds:datastoreItem>
-</file>
-
-<file path=customXml/itemProps4.xml><?xml version="1.0" encoding="utf-8"?>
-<ds:datastoreItem xmlns:ds="http://schemas.openxmlformats.org/officeDocument/2006/customXml" ds:itemID="{198EC644-F7AF-456F-BC05-BD0D54E3DC7D}">
-  <ds:schemaRefs>
-    <ds:schemaRef ds:uri="http://schemas.microsoft.com/sharepoint/v3/contenttype/forms"/>
-  </ds:schemaRefs>
-</ds:datastoreItem>
 </file>
--- a/ORAOwl_opinnaytetyö.docx
+++ b/ORAOwl_opinnaytetyö.docx
@@ -19,6 +19,7 @@
           <w:docPart w:val="AF0D35ADB2534787BEBF26D06BF3CCC4"/>
         </w:placeholder>
       </w:sdtPr>
+      <w:sdtEndPr/>
       <w:sdtContent>
         <w:p>
           <w:pPr>
@@ -45,6 +46,7 @@
           <w:docPart w:val="AF0D35ADB2534787BEBF26D06BF3CCC4"/>
         </w:placeholder>
       </w:sdtPr>
+      <w:sdtEndPr/>
       <w:sdtContent>
         <w:p>
           <w:pPr>
@@ -194,6 +196,7 @@
           <w:docPart w:val="0FEDB3AD84FA435D914C1B7E1831A07C"/>
         </w:placeholder>
       </w:sdtPr>
+      <w:sdtEndPr/>
       <w:sdtContent>
         <w:p>
           <w:pPr>
@@ -240,6 +243,7 @@
         </w:placeholder>
         <w:text w:multiLine="1"/>
       </w:sdtPr>
+      <w:sdtEndPr/>
       <w:sdtContent>
         <w:p>
           <w:pPr>
@@ -269,6 +273,7 @@
             <w:docPart w:val="0FEDB3AD84FA435D914C1B7E1831A07C"/>
           </w:placeholder>
         </w:sdtPr>
+        <w:sdtEndPr/>
         <w:sdtContent>
           <w:r>
             <w:t xml:space="preserve">Opinnäytetyön </w:t>
@@ -293,6 +298,7 @@
           <w:docPart w:val="88E2DE1C3D404E178C503CF2FE142304"/>
         </w:placeholder>
       </w:sdtPr>
+      <w:sdtEndPr/>
       <w:sdtContent>
         <w:p>
           <w:pPr>
@@ -340,6 +346,11 @@
           </w:placeholder>
           <w:text w:multiLine="1"/>
         </w:sdtPr>
+        <w:sdtEndPr>
+          <w:rPr>
+            <w:rStyle w:val="Otsikko1Char"/>
+          </w:rPr>
+        </w:sdtEndPr>
         <w:sdtContent>
           <w:proofErr w:type="spellStart"/>
           <w:r>
@@ -374,183 +385,1866 @@
           <w:docPart w:val="0FEDB3AD84FA435D914C1B7E1831A07C"/>
         </w:placeholder>
       </w:sdtPr>
+      <w:sdtEndPr/>
       <w:sdtContent>
         <w:p>
           <w:pPr>
             <w:pStyle w:val="Tiivistelm"/>
+            <w:rPr>
+              <w:lang w:val="en-FI"/>
+            </w:rPr>
           </w:pPr>
-          <w:r>
-            <w:t xml:space="preserve">Tämän opinnäytetyön tavoitteena oli suunnitella ja toteuttaa </w:t>
-          </w:r>
           <w:proofErr w:type="spellStart"/>
           <w:r>
-            <w:t>ORAOwl</w:t>
+            <w:rPr>
+              <w:lang w:val="en-FI"/>
+            </w:rPr>
+            <w:t>Suunnistuksen</w:t>
           </w:r>
           <w:proofErr w:type="spellEnd"/>
           <w:r>
-            <w:t xml:space="preserve">-niminen sovellus, joka kokoaa hajallaan olevia suunnistustuloksia yhteen järjestelmään. Suunnistuksen tulostietoja julkaistaan useilla eri verkkosivuilla, mikä vaikeuttaa urheilijoiden kehityksen seurantaa, valmennuksen analysointia sekä seuratoimintaan liittyvää päätöksentekoa. Keskitetyn </w:t>
-          </w:r>
-          <w:r>
-            <w:t>tietojärjestelmän</w:t>
-          </w:r>
-          <w:r>
-            <w:t xml:space="preserve"> puuttuminen tekee tulosten vertailusta ja tuloksista oppimisesta työlästä sekä yksittäisille suunnistajille että seuroille.</w:t>
+            <w:rPr>
+              <w:lang w:val="en-FI"/>
+            </w:rPr>
+            <w:t xml:space="preserve"> </w:t>
+          </w:r>
+          <w:proofErr w:type="spellStart"/>
+          <w:r>
+            <w:rPr>
+              <w:lang w:val="en-FI"/>
+            </w:rPr>
+            <w:t>tulostiedot</w:t>
+          </w:r>
+          <w:proofErr w:type="spellEnd"/>
+          <w:r>
+            <w:rPr>
+              <w:lang w:val="en-FI"/>
+            </w:rPr>
+            <w:t xml:space="preserve"> </w:t>
+          </w:r>
+          <w:proofErr w:type="spellStart"/>
+          <w:r>
+            <w:rPr>
+              <w:lang w:val="en-FI"/>
+            </w:rPr>
+            <w:t>ovat</w:t>
+          </w:r>
+          <w:proofErr w:type="spellEnd"/>
+          <w:r>
+            <w:rPr>
+              <w:lang w:val="en-FI"/>
+            </w:rPr>
+            <w:t xml:space="preserve"> </w:t>
+          </w:r>
+          <w:proofErr w:type="spellStart"/>
+          <w:r>
+            <w:rPr>
+              <w:lang w:val="en-FI"/>
+            </w:rPr>
+            <w:t>hajallaan</w:t>
+          </w:r>
+          <w:proofErr w:type="spellEnd"/>
+          <w:r>
+            <w:rPr>
+              <w:lang w:val="en-FI"/>
+            </w:rPr>
+            <w:t xml:space="preserve"> </w:t>
+          </w:r>
+          <w:proofErr w:type="spellStart"/>
+          <w:r>
+            <w:rPr>
+              <w:lang w:val="en-FI"/>
+            </w:rPr>
+            <w:t>useilla</w:t>
+          </w:r>
+          <w:proofErr w:type="spellEnd"/>
+          <w:r>
+            <w:rPr>
+              <w:lang w:val="en-FI"/>
+            </w:rPr>
+            <w:t xml:space="preserve"> </w:t>
+          </w:r>
+          <w:proofErr w:type="spellStart"/>
+          <w:r>
+            <w:rPr>
+              <w:lang w:val="en-FI"/>
+            </w:rPr>
+            <w:t>verkkosivuilla</w:t>
+          </w:r>
+          <w:proofErr w:type="spellEnd"/>
+          <w:r>
+            <w:rPr>
+              <w:lang w:val="en-FI"/>
+            </w:rPr>
+            <w:t xml:space="preserve"> </w:t>
+          </w:r>
+          <w:proofErr w:type="spellStart"/>
+          <w:r>
+            <w:rPr>
+              <w:lang w:val="en-FI"/>
+            </w:rPr>
+            <w:t>ja</w:t>
+          </w:r>
+          <w:proofErr w:type="spellEnd"/>
+          <w:r>
+            <w:rPr>
+              <w:lang w:val="en-FI"/>
+            </w:rPr>
+            <w:t xml:space="preserve"> </w:t>
+          </w:r>
+          <w:proofErr w:type="spellStart"/>
+          <w:r>
+            <w:rPr>
+              <w:lang w:val="en-FI"/>
+            </w:rPr>
+            <w:t>eri</w:t>
+          </w:r>
+          <w:proofErr w:type="spellEnd"/>
+          <w:r>
+            <w:rPr>
+              <w:lang w:val="en-FI"/>
+            </w:rPr>
+            <w:t xml:space="preserve"> </w:t>
+          </w:r>
+          <w:proofErr w:type="spellStart"/>
+          <w:r>
+            <w:rPr>
+              <w:lang w:val="en-FI"/>
+            </w:rPr>
+            <w:t>järjestelmissä</w:t>
+          </w:r>
+          <w:proofErr w:type="spellEnd"/>
+          <w:r>
+            <w:rPr>
+              <w:lang w:val="en-FI"/>
+            </w:rPr>
+            <w:t xml:space="preserve">, </w:t>
+          </w:r>
+          <w:proofErr w:type="spellStart"/>
+          <w:r>
+            <w:rPr>
+              <w:lang w:val="en-FI"/>
+            </w:rPr>
+            <w:t>mikä</w:t>
+          </w:r>
+          <w:proofErr w:type="spellEnd"/>
+          <w:r>
+            <w:rPr>
+              <w:lang w:val="en-FI"/>
+            </w:rPr>
+            <w:t xml:space="preserve"> </w:t>
+          </w:r>
+          <w:proofErr w:type="spellStart"/>
+          <w:r>
+            <w:rPr>
+              <w:lang w:val="en-FI"/>
+            </w:rPr>
+            <w:t>vaikeuttaa</w:t>
+          </w:r>
+          <w:proofErr w:type="spellEnd"/>
+          <w:r>
+            <w:rPr>
+              <w:lang w:val="en-FI"/>
+            </w:rPr>
+            <w:t xml:space="preserve"> </w:t>
+          </w:r>
+          <w:proofErr w:type="spellStart"/>
+          <w:r>
+            <w:rPr>
+              <w:lang w:val="en-FI"/>
+            </w:rPr>
+            <w:t>urheilijoiden</w:t>
+          </w:r>
+          <w:proofErr w:type="spellEnd"/>
+          <w:r>
+            <w:rPr>
+              <w:lang w:val="en-FI"/>
+            </w:rPr>
+            <w:t xml:space="preserve"> </w:t>
+          </w:r>
+          <w:proofErr w:type="spellStart"/>
+          <w:r>
+            <w:rPr>
+              <w:lang w:val="en-FI"/>
+            </w:rPr>
+            <w:t>kehityksen</w:t>
+          </w:r>
+          <w:proofErr w:type="spellEnd"/>
+          <w:r>
+            <w:rPr>
+              <w:lang w:val="en-FI"/>
+            </w:rPr>
+            <w:t xml:space="preserve"> </w:t>
+          </w:r>
+          <w:proofErr w:type="spellStart"/>
+          <w:r>
+            <w:rPr>
+              <w:lang w:val="en-FI"/>
+            </w:rPr>
+            <w:t>seurantaa</w:t>
+          </w:r>
+          <w:proofErr w:type="spellEnd"/>
+          <w:r>
+            <w:rPr>
+              <w:lang w:val="en-FI"/>
+            </w:rPr>
+            <w:t xml:space="preserve">, </w:t>
+          </w:r>
+          <w:proofErr w:type="spellStart"/>
+          <w:r>
+            <w:rPr>
+              <w:lang w:val="en-FI"/>
+            </w:rPr>
+            <w:t>valmennuksen</w:t>
+          </w:r>
+          <w:proofErr w:type="spellEnd"/>
+          <w:r>
+            <w:rPr>
+              <w:lang w:val="en-FI"/>
+            </w:rPr>
+            <w:t xml:space="preserve"> </w:t>
+          </w:r>
+          <w:proofErr w:type="spellStart"/>
+          <w:r>
+            <w:rPr>
+              <w:lang w:val="en-FI"/>
+            </w:rPr>
+            <w:t>analysointia</w:t>
+          </w:r>
+          <w:proofErr w:type="spellEnd"/>
+          <w:r>
+            <w:rPr>
+              <w:lang w:val="en-FI"/>
+            </w:rPr>
+            <w:t xml:space="preserve"> </w:t>
+          </w:r>
+          <w:proofErr w:type="spellStart"/>
+          <w:r>
+            <w:rPr>
+              <w:lang w:val="en-FI"/>
+            </w:rPr>
+            <w:t>sekä</w:t>
+          </w:r>
+          <w:proofErr w:type="spellEnd"/>
+          <w:r>
+            <w:rPr>
+              <w:lang w:val="en-FI"/>
+            </w:rPr>
+            <w:t xml:space="preserve"> </w:t>
+          </w:r>
+          <w:proofErr w:type="spellStart"/>
+          <w:r>
+            <w:rPr>
+              <w:lang w:val="en-FI"/>
+            </w:rPr>
+            <w:t>seuratoiminnan</w:t>
+          </w:r>
+          <w:proofErr w:type="spellEnd"/>
+          <w:r>
+            <w:rPr>
+              <w:lang w:val="en-FI"/>
+            </w:rPr>
+            <w:t xml:space="preserve"> </w:t>
+          </w:r>
+          <w:proofErr w:type="spellStart"/>
+          <w:r>
+            <w:rPr>
+              <w:lang w:val="en-FI"/>
+            </w:rPr>
+            <w:t>päätöksentekoa</w:t>
+          </w:r>
+          <w:proofErr w:type="spellEnd"/>
+          <w:r>
+            <w:rPr>
+              <w:lang w:val="en-FI"/>
+            </w:rPr>
+            <w:t xml:space="preserve">. </w:t>
+          </w:r>
+          <w:proofErr w:type="spellStart"/>
+          <w:r>
+            <w:rPr>
+              <w:lang w:val="en-FI"/>
+            </w:rPr>
+            <w:t>Hajautettu</w:t>
+          </w:r>
+          <w:proofErr w:type="spellEnd"/>
+          <w:r>
+            <w:rPr>
+              <w:lang w:val="en-FI"/>
+            </w:rPr>
+            <w:t xml:space="preserve"> </w:t>
+          </w:r>
+          <w:proofErr w:type="spellStart"/>
+          <w:r>
+            <w:rPr>
+              <w:lang w:val="en-FI"/>
+            </w:rPr>
+            <w:t>tulosaineisto</w:t>
+          </w:r>
+          <w:proofErr w:type="spellEnd"/>
+          <w:r>
+            <w:rPr>
+              <w:lang w:val="en-FI"/>
+            </w:rPr>
+            <w:t xml:space="preserve"> </w:t>
+          </w:r>
+          <w:proofErr w:type="spellStart"/>
+          <w:r>
+            <w:rPr>
+              <w:lang w:val="en-FI"/>
+            </w:rPr>
+            <w:t>aiheuttaa</w:t>
+          </w:r>
+          <w:proofErr w:type="spellEnd"/>
+          <w:r>
+            <w:rPr>
+              <w:lang w:val="en-FI"/>
+            </w:rPr>
+            <w:t xml:space="preserve"> </w:t>
+          </w:r>
+          <w:proofErr w:type="spellStart"/>
+          <w:r>
+            <w:rPr>
+              <w:lang w:val="en-FI"/>
+            </w:rPr>
+            <w:t>manuaalista</w:t>
+          </w:r>
+          <w:proofErr w:type="spellEnd"/>
+          <w:r>
+            <w:rPr>
+              <w:lang w:val="en-FI"/>
+            </w:rPr>
+            <w:t xml:space="preserve"> </w:t>
+          </w:r>
+          <w:proofErr w:type="spellStart"/>
+          <w:r>
+            <w:rPr>
+              <w:lang w:val="en-FI"/>
+            </w:rPr>
+            <w:t>työtä</w:t>
+          </w:r>
+          <w:proofErr w:type="spellEnd"/>
+          <w:r>
+            <w:rPr>
+              <w:lang w:val="en-FI"/>
+            </w:rPr>
+            <w:t xml:space="preserve">, </w:t>
+          </w:r>
+          <w:proofErr w:type="spellStart"/>
+          <w:r>
+            <w:rPr>
+              <w:lang w:val="en-FI"/>
+            </w:rPr>
+            <w:t>virhealttiutta</w:t>
+          </w:r>
+          <w:proofErr w:type="spellEnd"/>
+          <w:r>
+            <w:rPr>
+              <w:lang w:val="en-FI"/>
+            </w:rPr>
+            <w:t xml:space="preserve"> </w:t>
+          </w:r>
+          <w:proofErr w:type="spellStart"/>
+          <w:r>
+            <w:rPr>
+              <w:lang w:val="en-FI"/>
+            </w:rPr>
+            <w:t>ja</w:t>
+          </w:r>
+          <w:proofErr w:type="spellEnd"/>
+          <w:r>
+            <w:rPr>
+              <w:lang w:val="en-FI"/>
+            </w:rPr>
+            <w:t xml:space="preserve"> </w:t>
+          </w:r>
+          <w:proofErr w:type="spellStart"/>
+          <w:r>
+            <w:rPr>
+              <w:lang w:val="en-FI"/>
+            </w:rPr>
+            <w:t>estää</w:t>
+          </w:r>
+          <w:proofErr w:type="spellEnd"/>
+          <w:r>
+            <w:rPr>
+              <w:lang w:val="en-FI"/>
+            </w:rPr>
+            <w:t xml:space="preserve"> </w:t>
+          </w:r>
+          <w:proofErr w:type="spellStart"/>
+          <w:r>
+            <w:rPr>
+              <w:lang w:val="en-FI"/>
+            </w:rPr>
+            <w:t>tulosten</w:t>
+          </w:r>
+          <w:proofErr w:type="spellEnd"/>
+          <w:r>
+            <w:rPr>
+              <w:lang w:val="en-FI"/>
+            </w:rPr>
+            <w:t xml:space="preserve"> </w:t>
+          </w:r>
+          <w:proofErr w:type="spellStart"/>
+          <w:r>
+            <w:rPr>
+              <w:lang w:val="en-FI"/>
+            </w:rPr>
+            <w:t>tehokkaan</w:t>
+          </w:r>
+          <w:proofErr w:type="spellEnd"/>
+          <w:r>
+            <w:rPr>
+              <w:lang w:val="en-FI"/>
+            </w:rPr>
+            <w:t xml:space="preserve"> </w:t>
+          </w:r>
+          <w:proofErr w:type="spellStart"/>
+          <w:r>
+            <w:rPr>
+              <w:lang w:val="en-FI"/>
+            </w:rPr>
+            <w:t>vertailun</w:t>
+          </w:r>
+          <w:proofErr w:type="spellEnd"/>
+          <w:r>
+            <w:rPr>
+              <w:lang w:val="en-FI"/>
+            </w:rPr>
+            <w:t>.</w:t>
           </w:r>
         </w:p>
         <w:p>
           <w:pPr>
             <w:pStyle w:val="Tiivistelm"/>
             <w:rPr>
-              <w:sz w:val="22"/>
-              <w:szCs w:val="22"/>
+              <w:lang w:val="en-FI"/>
             </w:rPr>
           </w:pPr>
-          <w:r>
-            <w:rPr>
-              <w:sz w:val="22"/>
-              <w:szCs w:val="22"/>
-            </w:rPr>
-            <w:t xml:space="preserve">Sovellus toteutettiin Python-ohjelmointikielellä ja Django-kehyksellä hyödyntäen PostgreSQL-tietokantaa. Tulosten käsittely perustui IOFXML-standardiin, ja käyttöliittymä toteutettiin </w:t>
-          </w:r>
           <w:proofErr w:type="spellStart"/>
           <w:r>
             <w:rPr>
-              <w:sz w:val="22"/>
-              <w:szCs w:val="22"/>
-            </w:rPr>
-            <w:t>Bootstrap</w:t>
+              <w:lang w:val="en-FI"/>
+            </w:rPr>
+            <w:t>Tämän</w:t>
           </w:r>
           <w:proofErr w:type="spellEnd"/>
           <w:r>
             <w:rPr>
-              <w:sz w:val="22"/>
-              <w:szCs w:val="22"/>
-            </w:rPr>
-            <w:t xml:space="preserve">- ja </w:t>
+              <w:lang w:val="en-FI"/>
+            </w:rPr>
+            <w:t xml:space="preserve"> </w:t>
           </w:r>
           <w:proofErr w:type="spellStart"/>
           <w:r>
             <w:rPr>
-              <w:sz w:val="22"/>
-              <w:szCs w:val="22"/>
-            </w:rPr>
-            <w:t>AdminLTE</w:t>
+              <w:lang w:val="en-FI"/>
+            </w:rPr>
+            <w:t>opinnäytetyön</w:t>
           </w:r>
           <w:proofErr w:type="spellEnd"/>
           <w:r>
             <w:rPr>
-              <w:sz w:val="22"/>
-              <w:szCs w:val="22"/>
-            </w:rPr>
-            <w:t xml:space="preserve">-teemojen avulla. Keskeisiä toiminnallisuuksia olivat tulostiedostojen lataaminen, tietojen tallentaminen ja hakeminen sekä suunnistajien tulosten tarkastelu ja visualisointi esimerkiksi km/min-kehityskäyrien avulla. Tietosuoja huomioitiin mahdollistamalla käyttäjätietojen </w:t>
+              <w:lang w:val="en-FI"/>
+            </w:rPr>
+            <w:t xml:space="preserve"> </w:t>
           </w:r>
           <w:proofErr w:type="spellStart"/>
           <w:r>
             <w:rPr>
-              <w:sz w:val="22"/>
-              <w:szCs w:val="22"/>
-            </w:rPr>
-            <w:t>anonymisointi</w:t>
+              <w:lang w:val="en-FI"/>
+            </w:rPr>
+            <w:t>tavoitteena</w:t>
           </w:r>
           <w:proofErr w:type="spellEnd"/>
           <w:r>
             <w:rPr>
-              <w:sz w:val="22"/>
-              <w:szCs w:val="22"/>
-            </w:rPr>
-            <w:t xml:space="preserve"> EU:n yleisen tietosuoja-asetuksen (GDPR) mukaisesti.</w:t>
+              <w:lang w:val="en-FI"/>
+            </w:rPr>
+            <w:t xml:space="preserve"> </w:t>
+          </w:r>
+          <w:proofErr w:type="spellStart"/>
+          <w:r>
+            <w:rPr>
+              <w:lang w:val="en-FI"/>
+            </w:rPr>
+            <w:t>oli</w:t>
+          </w:r>
+          <w:proofErr w:type="spellEnd"/>
+          <w:r>
+            <w:rPr>
+              <w:lang w:val="en-FI"/>
+            </w:rPr>
+            <w:t xml:space="preserve"> </w:t>
+          </w:r>
+          <w:proofErr w:type="spellStart"/>
+          <w:r>
+            <w:rPr>
+              <w:lang w:val="en-FI"/>
+            </w:rPr>
+            <w:t>kehittää</w:t>
+          </w:r>
+          <w:proofErr w:type="spellEnd"/>
+          <w:r>
+            <w:rPr>
+              <w:lang w:val="en-FI"/>
+            </w:rPr>
+            <w:t xml:space="preserve"> </w:t>
+          </w:r>
+          <w:proofErr w:type="spellStart"/>
+          <w:r>
+            <w:rPr>
+              <w:lang w:val="en-FI"/>
+            </w:rPr>
+            <w:t>ratkaisu</w:t>
+          </w:r>
+          <w:proofErr w:type="spellEnd"/>
+          <w:r>
+            <w:rPr>
+              <w:lang w:val="en-FI"/>
+            </w:rPr>
+            <w:t xml:space="preserve"> </w:t>
+          </w:r>
+          <w:proofErr w:type="spellStart"/>
+          <w:r>
+            <w:rPr>
+              <w:lang w:val="en-FI"/>
+            </w:rPr>
+            <w:t>tähän</w:t>
+          </w:r>
+          <w:proofErr w:type="spellEnd"/>
+          <w:r>
+            <w:rPr>
+              <w:lang w:val="en-FI"/>
+            </w:rPr>
+            <w:t xml:space="preserve"> </w:t>
+          </w:r>
+          <w:proofErr w:type="spellStart"/>
+          <w:r>
+            <w:rPr>
+              <w:lang w:val="en-FI"/>
+            </w:rPr>
+            <w:t>ongelmaan</w:t>
+          </w:r>
+          <w:proofErr w:type="spellEnd"/>
+          <w:r>
+            <w:rPr>
+              <w:lang w:val="en-FI"/>
+            </w:rPr>
+            <w:t xml:space="preserve"> </w:t>
+          </w:r>
+          <w:proofErr w:type="spellStart"/>
+          <w:r>
+            <w:rPr>
+              <w:lang w:val="en-FI"/>
+            </w:rPr>
+            <w:t>suunnittelemalla</w:t>
+          </w:r>
+          <w:proofErr w:type="spellEnd"/>
+          <w:r>
+            <w:rPr>
+              <w:lang w:val="en-FI"/>
+            </w:rPr>
+            <w:t xml:space="preserve"> </w:t>
+          </w:r>
+          <w:proofErr w:type="spellStart"/>
+          <w:r>
+            <w:rPr>
+              <w:lang w:val="en-FI"/>
+            </w:rPr>
+            <w:t>ja</w:t>
+          </w:r>
+          <w:proofErr w:type="spellEnd"/>
+          <w:r>
+            <w:rPr>
+              <w:lang w:val="en-FI"/>
+            </w:rPr>
+            <w:t xml:space="preserve"> </w:t>
+          </w:r>
+          <w:proofErr w:type="spellStart"/>
+          <w:r>
+            <w:rPr>
+              <w:lang w:val="en-FI"/>
+            </w:rPr>
+            <w:t>toteuttamalla</w:t>
+          </w:r>
+          <w:proofErr w:type="spellEnd"/>
+          <w:r>
+            <w:rPr>
+              <w:lang w:val="en-FI"/>
+            </w:rPr>
+            <w:t xml:space="preserve"> </w:t>
+          </w:r>
+          <w:proofErr w:type="spellStart"/>
+          <w:r>
+            <w:rPr>
+              <w:lang w:val="en-FI"/>
+            </w:rPr>
+            <w:t>ORAOwl-niminen</w:t>
+          </w:r>
+          <w:proofErr w:type="spellEnd"/>
+          <w:r>
+            <w:rPr>
+              <w:lang w:val="en-FI"/>
+            </w:rPr>
+            <w:t xml:space="preserve"> </w:t>
+          </w:r>
+          <w:proofErr w:type="spellStart"/>
+          <w:r>
+            <w:rPr>
+              <w:lang w:val="en-FI"/>
+            </w:rPr>
+            <w:t>sovellus</w:t>
+          </w:r>
+          <w:proofErr w:type="spellEnd"/>
+          <w:r>
+            <w:rPr>
+              <w:lang w:val="en-FI"/>
+            </w:rPr>
+            <w:t xml:space="preserve">, </w:t>
+          </w:r>
+          <w:proofErr w:type="spellStart"/>
+          <w:r>
+            <w:rPr>
+              <w:lang w:val="en-FI"/>
+            </w:rPr>
+            <w:t>joka</w:t>
+          </w:r>
+          <w:proofErr w:type="spellEnd"/>
+          <w:r>
+            <w:rPr>
+              <w:lang w:val="en-FI"/>
+            </w:rPr>
+            <w:t xml:space="preserve"> </w:t>
+          </w:r>
+          <w:proofErr w:type="spellStart"/>
+          <w:r>
+            <w:rPr>
+              <w:lang w:val="en-FI"/>
+            </w:rPr>
+            <w:t>kokoaa</w:t>
+          </w:r>
+          <w:proofErr w:type="spellEnd"/>
+          <w:r>
+            <w:rPr>
+              <w:lang w:val="en-FI"/>
+            </w:rPr>
+            <w:t xml:space="preserve"> </w:t>
+          </w:r>
+          <w:proofErr w:type="spellStart"/>
+          <w:r>
+            <w:rPr>
+              <w:lang w:val="en-FI"/>
+            </w:rPr>
+            <w:t>suunnistustulokset</w:t>
+          </w:r>
+          <w:proofErr w:type="spellEnd"/>
+          <w:r>
+            <w:rPr>
+              <w:lang w:val="en-FI"/>
+            </w:rPr>
+            <w:t xml:space="preserve"> </w:t>
+          </w:r>
+          <w:proofErr w:type="spellStart"/>
+          <w:r>
+            <w:rPr>
+              <w:lang w:val="en-FI"/>
+            </w:rPr>
+            <w:t>yhteen</w:t>
+          </w:r>
+          <w:proofErr w:type="spellEnd"/>
+          <w:r>
+            <w:rPr>
+              <w:lang w:val="en-FI"/>
+            </w:rPr>
+            <w:t xml:space="preserve"> </w:t>
+          </w:r>
+          <w:proofErr w:type="spellStart"/>
+          <w:r>
+            <w:rPr>
+              <w:lang w:val="en-FI"/>
+            </w:rPr>
+            <w:t>järjestelmään</w:t>
+          </w:r>
+          <w:proofErr w:type="spellEnd"/>
+          <w:r>
+            <w:rPr>
+              <w:lang w:val="en-FI"/>
+            </w:rPr>
+            <w:t xml:space="preserve">. </w:t>
+          </w:r>
+          <w:proofErr w:type="spellStart"/>
+          <w:r>
+            <w:rPr>
+              <w:lang w:val="en-FI"/>
+            </w:rPr>
+            <w:t>Työ</w:t>
+          </w:r>
+          <w:proofErr w:type="spellEnd"/>
+          <w:r>
+            <w:rPr>
+              <w:lang w:val="en-FI"/>
+            </w:rPr>
+            <w:t xml:space="preserve"> </w:t>
+          </w:r>
+          <w:proofErr w:type="spellStart"/>
+          <w:r>
+            <w:rPr>
+              <w:lang w:val="en-FI"/>
+            </w:rPr>
+            <w:t>toteutettiin</w:t>
+          </w:r>
+          <w:proofErr w:type="spellEnd"/>
+          <w:r>
+            <w:rPr>
+              <w:lang w:val="en-FI"/>
+            </w:rPr>
+            <w:t xml:space="preserve"> </w:t>
+          </w:r>
+          <w:proofErr w:type="spellStart"/>
+          <w:r>
+            <w:rPr>
+              <w:lang w:val="en-FI"/>
+            </w:rPr>
+            <w:t>yksityiselle</w:t>
+          </w:r>
+          <w:proofErr w:type="spellEnd"/>
+          <w:r>
+            <w:rPr>
+              <w:lang w:val="en-FI"/>
+            </w:rPr>
+            <w:t xml:space="preserve"> </w:t>
+          </w:r>
+          <w:proofErr w:type="spellStart"/>
+          <w:r>
+            <w:rPr>
+              <w:lang w:val="en-FI"/>
+            </w:rPr>
+            <w:t>toimeksiantajalle</w:t>
+          </w:r>
+          <w:proofErr w:type="spellEnd"/>
+          <w:r>
+            <w:rPr>
+              <w:lang w:val="en-FI"/>
+            </w:rPr>
+            <w:t xml:space="preserve">, </w:t>
+          </w:r>
+          <w:proofErr w:type="spellStart"/>
+          <w:r>
+            <w:rPr>
+              <w:lang w:val="en-FI"/>
+            </w:rPr>
+            <w:t>joka</w:t>
+          </w:r>
+          <w:proofErr w:type="spellEnd"/>
+          <w:r>
+            <w:rPr>
+              <w:lang w:val="en-FI"/>
+            </w:rPr>
+            <w:t xml:space="preserve"> </w:t>
+          </w:r>
+          <w:proofErr w:type="spellStart"/>
+          <w:r>
+            <w:rPr>
+              <w:lang w:val="en-FI"/>
+            </w:rPr>
+            <w:t>toimii</w:t>
+          </w:r>
+          <w:proofErr w:type="spellEnd"/>
+          <w:r>
+            <w:rPr>
+              <w:lang w:val="en-FI"/>
+            </w:rPr>
+            <w:t xml:space="preserve"> </w:t>
+          </w:r>
+          <w:proofErr w:type="spellStart"/>
+          <w:r>
+            <w:rPr>
+              <w:lang w:val="en-FI"/>
+            </w:rPr>
+            <w:t>suunnistuksen</w:t>
+          </w:r>
+          <w:proofErr w:type="spellEnd"/>
+          <w:r>
+            <w:rPr>
+              <w:lang w:val="en-FI"/>
+            </w:rPr>
+            <w:t xml:space="preserve"> </w:t>
+          </w:r>
+          <w:proofErr w:type="spellStart"/>
+          <w:r>
+            <w:rPr>
+              <w:lang w:val="en-FI"/>
+            </w:rPr>
+            <w:t>ja</w:t>
+          </w:r>
+          <w:proofErr w:type="spellEnd"/>
+          <w:r>
+            <w:rPr>
+              <w:lang w:val="en-FI"/>
+            </w:rPr>
+            <w:t xml:space="preserve"> </w:t>
+          </w:r>
+          <w:proofErr w:type="spellStart"/>
+          <w:r>
+            <w:rPr>
+              <w:lang w:val="en-FI"/>
+            </w:rPr>
+            <w:t>ohjelmistokehityksen</w:t>
+          </w:r>
+          <w:proofErr w:type="spellEnd"/>
+          <w:r>
+            <w:rPr>
+              <w:lang w:val="en-FI"/>
+            </w:rPr>
+            <w:t xml:space="preserve"> </w:t>
+          </w:r>
+          <w:proofErr w:type="spellStart"/>
+          <w:r>
+            <w:rPr>
+              <w:lang w:val="en-FI"/>
+            </w:rPr>
+            <w:t>parissa</w:t>
+          </w:r>
+          <w:proofErr w:type="spellEnd"/>
+          <w:r>
+            <w:rPr>
+              <w:lang w:val="en-FI"/>
+            </w:rPr>
+            <w:t>.</w:t>
           </w:r>
         </w:p>
         <w:p>
           <w:pPr>
             <w:pStyle w:val="Tiivistelm"/>
             <w:rPr>
-              <w:sz w:val="22"/>
-              <w:szCs w:val="22"/>
+              <w:lang w:val="en-FI"/>
             </w:rPr>
           </w:pPr>
-          <w:r>
-            <w:rPr>
-              <w:sz w:val="22"/>
-              <w:szCs w:val="22"/>
-            </w:rPr>
-            <w:t>Työn tuloksena syntyi toimiva prototyyppi, jonka avulla voidaan lisätä ja selata suunnistustuloksia sekä tarkastella yksittäisten suunnistajien kehitystä. Toteutettu sovellus muodostaa pohjan jatkokehitykselle, kuten uusien tiedostomuotojen tuelle, analyysityökalujen laajentamiselle sekä mahdolliselle palvelun kaupallistamiselle. Tulokset osoittavat, että keskitetty tulosarkistointijärjestelmä voi tehostaa tiedon hyödyntämistä ja vähentää manuaalista työtä suunnistuksessa.</w:t>
+          <w:proofErr w:type="spellStart"/>
+          <w:r>
+            <w:rPr>
+              <w:lang w:val="en-FI"/>
+            </w:rPr>
+            <w:t>Sovellus</w:t>
+          </w:r>
+          <w:proofErr w:type="spellEnd"/>
+          <w:r>
+            <w:rPr>
+              <w:lang w:val="en-FI"/>
+            </w:rPr>
+            <w:t xml:space="preserve"> </w:t>
+          </w:r>
+          <w:proofErr w:type="spellStart"/>
+          <w:r>
+            <w:rPr>
+              <w:lang w:val="en-FI"/>
+            </w:rPr>
+            <w:t>toteutettiin</w:t>
+          </w:r>
+          <w:proofErr w:type="spellEnd"/>
+          <w:r>
+            <w:rPr>
+              <w:lang w:val="en-FI"/>
+            </w:rPr>
+            <w:t xml:space="preserve"> </w:t>
+          </w:r>
+          <w:proofErr w:type="spellStart"/>
+          <w:r>
+            <w:rPr>
+              <w:lang w:val="en-FI"/>
+            </w:rPr>
+            <w:t>Pythonilla</w:t>
+          </w:r>
+          <w:proofErr w:type="spellEnd"/>
+          <w:r>
+            <w:rPr>
+              <w:lang w:val="en-FI"/>
+            </w:rPr>
+            <w:t xml:space="preserve"> </w:t>
+          </w:r>
+          <w:proofErr w:type="spellStart"/>
+          <w:r>
+            <w:rPr>
+              <w:lang w:val="en-FI"/>
+            </w:rPr>
+            <w:t>ja</w:t>
+          </w:r>
+          <w:proofErr w:type="spellEnd"/>
+          <w:r>
+            <w:rPr>
+              <w:lang w:val="en-FI"/>
+            </w:rPr>
+            <w:t xml:space="preserve"> Django-</w:t>
+          </w:r>
+          <w:proofErr w:type="spellStart"/>
+          <w:r>
+            <w:rPr>
+              <w:lang w:val="en-FI"/>
+            </w:rPr>
+            <w:t>kehyksellä</w:t>
+          </w:r>
+          <w:proofErr w:type="spellEnd"/>
+          <w:r>
+            <w:rPr>
+              <w:lang w:val="en-FI"/>
+            </w:rPr>
+            <w:t xml:space="preserve">, </w:t>
+          </w:r>
+          <w:proofErr w:type="spellStart"/>
+          <w:r>
+            <w:rPr>
+              <w:lang w:val="en-FI"/>
+            </w:rPr>
+            <w:t>ja</w:t>
+          </w:r>
+          <w:proofErr w:type="spellEnd"/>
+          <w:r>
+            <w:rPr>
+              <w:lang w:val="en-FI"/>
+            </w:rPr>
+            <w:t xml:space="preserve"> </w:t>
+          </w:r>
+          <w:proofErr w:type="spellStart"/>
+          <w:r>
+            <w:rPr>
+              <w:lang w:val="en-FI"/>
+            </w:rPr>
+            <w:t>tietojen</w:t>
+          </w:r>
+          <w:proofErr w:type="spellEnd"/>
+          <w:r>
+            <w:rPr>
+              <w:lang w:val="en-FI"/>
+            </w:rPr>
+            <w:t xml:space="preserve"> </w:t>
+          </w:r>
+          <w:proofErr w:type="spellStart"/>
+          <w:r>
+            <w:rPr>
+              <w:lang w:val="en-FI"/>
+            </w:rPr>
+            <w:t>tallennuksessa</w:t>
+          </w:r>
+          <w:proofErr w:type="spellEnd"/>
+          <w:r>
+            <w:rPr>
+              <w:lang w:val="en-FI"/>
+            </w:rPr>
+            <w:t xml:space="preserve"> </w:t>
+          </w:r>
+          <w:proofErr w:type="spellStart"/>
+          <w:r>
+            <w:rPr>
+              <w:lang w:val="en-FI"/>
+            </w:rPr>
+            <w:t>hyödynnettiin</w:t>
+          </w:r>
+          <w:proofErr w:type="spellEnd"/>
+          <w:r>
+            <w:rPr>
+              <w:lang w:val="en-FI"/>
+            </w:rPr>
+            <w:t xml:space="preserve"> PostgreSQL-</w:t>
+          </w:r>
+          <w:proofErr w:type="spellStart"/>
+          <w:r>
+            <w:rPr>
+              <w:lang w:val="en-FI"/>
+            </w:rPr>
+            <w:t>tietokantaa</w:t>
+          </w:r>
+          <w:proofErr w:type="spellEnd"/>
+          <w:r>
+            <w:rPr>
+              <w:lang w:val="en-FI"/>
+            </w:rPr>
+            <w:t xml:space="preserve">. </w:t>
+          </w:r>
+          <w:proofErr w:type="spellStart"/>
+          <w:r>
+            <w:rPr>
+              <w:lang w:val="en-FI"/>
+            </w:rPr>
+            <w:t>Tulostietojen</w:t>
+          </w:r>
+          <w:proofErr w:type="spellEnd"/>
+          <w:r>
+            <w:rPr>
+              <w:lang w:val="en-FI"/>
+            </w:rPr>
+            <w:t xml:space="preserve"> </w:t>
+          </w:r>
+          <w:proofErr w:type="spellStart"/>
+          <w:r>
+            <w:rPr>
+              <w:lang w:val="en-FI"/>
+            </w:rPr>
+            <w:t>käsittely</w:t>
+          </w:r>
+          <w:proofErr w:type="spellEnd"/>
+          <w:r>
+            <w:rPr>
+              <w:lang w:val="en-FI"/>
+            </w:rPr>
+            <w:t xml:space="preserve"> </w:t>
+          </w:r>
+          <w:proofErr w:type="spellStart"/>
+          <w:r>
+            <w:rPr>
+              <w:lang w:val="en-FI"/>
+            </w:rPr>
+            <w:t>perustui</w:t>
+          </w:r>
+          <w:proofErr w:type="spellEnd"/>
+          <w:r>
+            <w:rPr>
+              <w:lang w:val="en-FI"/>
+            </w:rPr>
+            <w:t xml:space="preserve"> IOFXML-</w:t>
+          </w:r>
+          <w:proofErr w:type="spellStart"/>
+          <w:r>
+            <w:rPr>
+              <w:lang w:val="en-FI"/>
+            </w:rPr>
+            <w:t>standardiin</w:t>
+          </w:r>
+          <w:proofErr w:type="spellEnd"/>
+          <w:r>
+            <w:rPr>
+              <w:lang w:val="en-FI"/>
+            </w:rPr>
+            <w:t xml:space="preserve">, </w:t>
+          </w:r>
+          <w:proofErr w:type="spellStart"/>
+          <w:r>
+            <w:rPr>
+              <w:lang w:val="en-FI"/>
+            </w:rPr>
+            <w:t>ja</w:t>
+          </w:r>
+          <w:proofErr w:type="spellEnd"/>
+          <w:r>
+            <w:rPr>
+              <w:lang w:val="en-FI"/>
+            </w:rPr>
+            <w:t xml:space="preserve"> </w:t>
+          </w:r>
+          <w:proofErr w:type="spellStart"/>
+          <w:r>
+            <w:rPr>
+              <w:lang w:val="en-FI"/>
+            </w:rPr>
+            <w:t>käyttöliittymä</w:t>
+          </w:r>
+          <w:proofErr w:type="spellEnd"/>
+          <w:r>
+            <w:rPr>
+              <w:lang w:val="en-FI"/>
+            </w:rPr>
+            <w:t xml:space="preserve"> </w:t>
+          </w:r>
+          <w:proofErr w:type="spellStart"/>
+          <w:r>
+            <w:rPr>
+              <w:lang w:val="en-FI"/>
+            </w:rPr>
+            <w:t>rakennettiin</w:t>
+          </w:r>
+          <w:proofErr w:type="spellEnd"/>
+          <w:r>
+            <w:rPr>
+              <w:lang w:val="en-FI"/>
+            </w:rPr>
+            <w:t xml:space="preserve"> Bootstrap- </w:t>
+          </w:r>
+          <w:proofErr w:type="spellStart"/>
+          <w:r>
+            <w:rPr>
+              <w:lang w:val="en-FI"/>
+            </w:rPr>
+            <w:t>ja</w:t>
+          </w:r>
+          <w:proofErr w:type="spellEnd"/>
+          <w:r>
+            <w:rPr>
+              <w:lang w:val="en-FI"/>
+            </w:rPr>
+            <w:t xml:space="preserve"> </w:t>
+          </w:r>
+          <w:proofErr w:type="spellStart"/>
+          <w:r>
+            <w:rPr>
+              <w:lang w:val="en-FI"/>
+            </w:rPr>
+            <w:t>AdminLTE-teemojen</w:t>
+          </w:r>
+          <w:proofErr w:type="spellEnd"/>
+          <w:r>
+            <w:rPr>
+              <w:lang w:val="en-FI"/>
+            </w:rPr>
+            <w:t xml:space="preserve"> </w:t>
+          </w:r>
+          <w:proofErr w:type="spellStart"/>
+          <w:r>
+            <w:rPr>
+              <w:lang w:val="en-FI"/>
+            </w:rPr>
+            <w:t>avulla</w:t>
+          </w:r>
+          <w:proofErr w:type="spellEnd"/>
+          <w:r>
+            <w:rPr>
+              <w:lang w:val="en-FI"/>
+            </w:rPr>
+            <w:t xml:space="preserve">. </w:t>
+          </w:r>
+          <w:proofErr w:type="spellStart"/>
+          <w:r>
+            <w:rPr>
+              <w:lang w:val="en-FI"/>
+            </w:rPr>
+            <w:t>Keskeisiä</w:t>
+          </w:r>
+          <w:proofErr w:type="spellEnd"/>
+          <w:r>
+            <w:rPr>
+              <w:lang w:val="en-FI"/>
+            </w:rPr>
+            <w:t xml:space="preserve"> </w:t>
+          </w:r>
+          <w:proofErr w:type="spellStart"/>
+          <w:r>
+            <w:rPr>
+              <w:lang w:val="en-FI"/>
+            </w:rPr>
+            <w:t>toiminnallisuuksia</w:t>
+          </w:r>
+          <w:proofErr w:type="spellEnd"/>
+          <w:r>
+            <w:rPr>
+              <w:lang w:val="en-FI"/>
+            </w:rPr>
+            <w:t xml:space="preserve"> </w:t>
+          </w:r>
+          <w:proofErr w:type="spellStart"/>
+          <w:r>
+            <w:rPr>
+              <w:lang w:val="en-FI"/>
+            </w:rPr>
+            <w:t>ovat</w:t>
+          </w:r>
+          <w:proofErr w:type="spellEnd"/>
+          <w:r>
+            <w:rPr>
+              <w:lang w:val="en-FI"/>
+            </w:rPr>
+            <w:t xml:space="preserve"> </w:t>
+          </w:r>
+          <w:proofErr w:type="spellStart"/>
+          <w:r>
+            <w:rPr>
+              <w:lang w:val="en-FI"/>
+            </w:rPr>
+            <w:t>tulostiedostojen</w:t>
+          </w:r>
+          <w:proofErr w:type="spellEnd"/>
+          <w:r>
+            <w:rPr>
+              <w:lang w:val="en-FI"/>
+            </w:rPr>
+            <w:t xml:space="preserve"> </w:t>
+          </w:r>
+          <w:proofErr w:type="spellStart"/>
+          <w:r>
+            <w:rPr>
+              <w:lang w:val="en-FI"/>
+            </w:rPr>
+            <w:t>lataaminen</w:t>
+          </w:r>
+          <w:proofErr w:type="spellEnd"/>
+          <w:r>
+            <w:rPr>
+              <w:lang w:val="en-FI"/>
+            </w:rPr>
+            <w:t xml:space="preserve">, </w:t>
+          </w:r>
+          <w:proofErr w:type="spellStart"/>
+          <w:r>
+            <w:rPr>
+              <w:lang w:val="en-FI"/>
+            </w:rPr>
+            <w:t>tietojen</w:t>
+          </w:r>
+          <w:proofErr w:type="spellEnd"/>
+          <w:r>
+            <w:rPr>
+              <w:lang w:val="en-FI"/>
+            </w:rPr>
+            <w:t xml:space="preserve"> </w:t>
+          </w:r>
+          <w:proofErr w:type="spellStart"/>
+          <w:r>
+            <w:rPr>
+              <w:lang w:val="en-FI"/>
+            </w:rPr>
+            <w:t>tallentaminen</w:t>
+          </w:r>
+          <w:proofErr w:type="spellEnd"/>
+          <w:r>
+            <w:rPr>
+              <w:lang w:val="en-FI"/>
+            </w:rPr>
+            <w:t xml:space="preserve"> </w:t>
+          </w:r>
+          <w:proofErr w:type="spellStart"/>
+          <w:r>
+            <w:rPr>
+              <w:lang w:val="en-FI"/>
+            </w:rPr>
+            <w:t>ja</w:t>
+          </w:r>
+          <w:proofErr w:type="spellEnd"/>
+          <w:r>
+            <w:rPr>
+              <w:lang w:val="en-FI"/>
+            </w:rPr>
+            <w:t xml:space="preserve"> </w:t>
+          </w:r>
+          <w:proofErr w:type="spellStart"/>
+          <w:r>
+            <w:rPr>
+              <w:lang w:val="en-FI"/>
+            </w:rPr>
+            <w:t>hakeminen</w:t>
+          </w:r>
+          <w:proofErr w:type="spellEnd"/>
+          <w:r>
+            <w:rPr>
+              <w:lang w:val="en-FI"/>
+            </w:rPr>
+            <w:t xml:space="preserve"> </w:t>
+          </w:r>
+          <w:proofErr w:type="spellStart"/>
+          <w:r>
+            <w:rPr>
+              <w:lang w:val="en-FI"/>
+            </w:rPr>
+            <w:t>sekä</w:t>
+          </w:r>
+          <w:proofErr w:type="spellEnd"/>
+          <w:r>
+            <w:rPr>
+              <w:lang w:val="en-FI"/>
+            </w:rPr>
+            <w:t xml:space="preserve"> </w:t>
+          </w:r>
+          <w:proofErr w:type="spellStart"/>
+          <w:r>
+            <w:rPr>
+              <w:lang w:val="en-FI"/>
+            </w:rPr>
+            <w:t>suunnistajien</w:t>
+          </w:r>
+          <w:proofErr w:type="spellEnd"/>
+          <w:r>
+            <w:rPr>
+              <w:lang w:val="en-FI"/>
+            </w:rPr>
+            <w:t xml:space="preserve"> </w:t>
+          </w:r>
+          <w:proofErr w:type="spellStart"/>
+          <w:r>
+            <w:rPr>
+              <w:lang w:val="en-FI"/>
+            </w:rPr>
+            <w:t>tulosten</w:t>
+          </w:r>
+          <w:proofErr w:type="spellEnd"/>
+          <w:r>
+            <w:rPr>
+              <w:lang w:val="en-FI"/>
+            </w:rPr>
+            <w:t xml:space="preserve"> </w:t>
+          </w:r>
+          <w:proofErr w:type="spellStart"/>
+          <w:r>
+            <w:rPr>
+              <w:lang w:val="en-FI"/>
+            </w:rPr>
+            <w:t>tarkastelu</w:t>
+          </w:r>
+          <w:proofErr w:type="spellEnd"/>
+          <w:r>
+            <w:rPr>
+              <w:lang w:val="en-FI"/>
+            </w:rPr>
+            <w:t xml:space="preserve"> </w:t>
+          </w:r>
+          <w:proofErr w:type="spellStart"/>
+          <w:r>
+            <w:rPr>
+              <w:lang w:val="en-FI"/>
+            </w:rPr>
+            <w:t>ja</w:t>
+          </w:r>
+          <w:proofErr w:type="spellEnd"/>
+          <w:r>
+            <w:rPr>
+              <w:lang w:val="en-FI"/>
+            </w:rPr>
+            <w:t xml:space="preserve"> </w:t>
+          </w:r>
+          <w:proofErr w:type="spellStart"/>
+          <w:r>
+            <w:rPr>
+              <w:lang w:val="en-FI"/>
+            </w:rPr>
+            <w:t>visualisointi</w:t>
+          </w:r>
+          <w:proofErr w:type="spellEnd"/>
+          <w:r>
+            <w:rPr>
+              <w:lang w:val="en-FI"/>
+            </w:rPr>
+            <w:t xml:space="preserve">. </w:t>
+          </w:r>
+          <w:proofErr w:type="spellStart"/>
+          <w:r>
+            <w:rPr>
+              <w:lang w:val="en-FI"/>
+            </w:rPr>
+            <w:t>Tietosuoja</w:t>
+          </w:r>
+          <w:proofErr w:type="spellEnd"/>
+          <w:r>
+            <w:rPr>
+              <w:lang w:val="en-FI"/>
+            </w:rPr>
+            <w:t xml:space="preserve"> </w:t>
+          </w:r>
+          <w:proofErr w:type="spellStart"/>
+          <w:r>
+            <w:rPr>
+              <w:lang w:val="en-FI"/>
+            </w:rPr>
+            <w:t>huomioitiin</w:t>
+          </w:r>
+          <w:proofErr w:type="spellEnd"/>
+          <w:r>
+            <w:rPr>
+              <w:lang w:val="en-FI"/>
+            </w:rPr>
+            <w:t xml:space="preserve"> </w:t>
+          </w:r>
+          <w:proofErr w:type="spellStart"/>
+          <w:r>
+            <w:rPr>
+              <w:lang w:val="en-FI"/>
+            </w:rPr>
+            <w:t>mahdollistamalla</w:t>
+          </w:r>
+          <w:proofErr w:type="spellEnd"/>
+          <w:r>
+            <w:rPr>
+              <w:lang w:val="en-FI"/>
+            </w:rPr>
+            <w:t xml:space="preserve"> </w:t>
+          </w:r>
+          <w:proofErr w:type="spellStart"/>
+          <w:r>
+            <w:rPr>
+              <w:lang w:val="en-FI"/>
+            </w:rPr>
+            <w:t>henkilötietojen</w:t>
+          </w:r>
+          <w:proofErr w:type="spellEnd"/>
+          <w:r>
+            <w:rPr>
+              <w:lang w:val="en-FI"/>
+            </w:rPr>
+            <w:t xml:space="preserve"> </w:t>
+          </w:r>
+          <w:proofErr w:type="spellStart"/>
+          <w:r>
+            <w:rPr>
+              <w:lang w:val="en-FI"/>
+            </w:rPr>
+            <w:t>anonymisointi</w:t>
+          </w:r>
+          <w:proofErr w:type="spellEnd"/>
+          <w:r>
+            <w:rPr>
+              <w:lang w:val="en-FI"/>
+            </w:rPr>
+            <w:t xml:space="preserve"> GDPR-</w:t>
+          </w:r>
+          <w:proofErr w:type="spellStart"/>
+          <w:r>
+            <w:rPr>
+              <w:lang w:val="en-FI"/>
+            </w:rPr>
+            <w:t>vaatimusten</w:t>
+          </w:r>
+          <w:proofErr w:type="spellEnd"/>
+          <w:r>
+            <w:rPr>
+              <w:lang w:val="en-FI"/>
+            </w:rPr>
+            <w:t xml:space="preserve"> </w:t>
+          </w:r>
+          <w:proofErr w:type="spellStart"/>
+          <w:r>
+            <w:rPr>
+              <w:lang w:val="en-FI"/>
+            </w:rPr>
+            <w:t>mukaisesti</w:t>
+          </w:r>
+          <w:proofErr w:type="spellEnd"/>
+          <w:r>
+            <w:rPr>
+              <w:lang w:val="en-FI"/>
+            </w:rPr>
+            <w:t>.</w:t>
+          </w:r>
+        </w:p>
+        <w:p>
+          <w:pPr>
+            <w:pStyle w:val="Tiivistelm"/>
+            <w:rPr>
+              <w:lang w:val="en-FI"/>
+            </w:rPr>
+          </w:pPr>
+          <w:proofErr w:type="spellStart"/>
+          <w:r>
+            <w:rPr>
+              <w:lang w:val="en-FI"/>
+            </w:rPr>
+            <w:t>Työn</w:t>
+          </w:r>
+          <w:proofErr w:type="spellEnd"/>
+          <w:r>
+            <w:rPr>
+              <w:lang w:val="en-FI"/>
+            </w:rPr>
+            <w:t xml:space="preserve"> </w:t>
+          </w:r>
+          <w:proofErr w:type="spellStart"/>
+          <w:r>
+            <w:rPr>
+              <w:lang w:val="en-FI"/>
+            </w:rPr>
+            <w:t>tuloksena</w:t>
+          </w:r>
+          <w:proofErr w:type="spellEnd"/>
+          <w:r>
+            <w:rPr>
+              <w:lang w:val="en-FI"/>
+            </w:rPr>
+            <w:t xml:space="preserve"> </w:t>
+          </w:r>
+          <w:proofErr w:type="spellStart"/>
+          <w:r>
+            <w:rPr>
+              <w:lang w:val="en-FI"/>
+            </w:rPr>
+            <w:t>syntyi</w:t>
+          </w:r>
+          <w:proofErr w:type="spellEnd"/>
+          <w:r>
+            <w:rPr>
+              <w:lang w:val="en-FI"/>
+            </w:rPr>
+            <w:t xml:space="preserve"> </w:t>
+          </w:r>
+          <w:proofErr w:type="spellStart"/>
+          <w:r>
+            <w:rPr>
+              <w:lang w:val="en-FI"/>
+            </w:rPr>
+            <w:t>toimiva</w:t>
+          </w:r>
+          <w:proofErr w:type="spellEnd"/>
+          <w:r>
+            <w:rPr>
+              <w:lang w:val="en-FI"/>
+            </w:rPr>
+            <w:t xml:space="preserve"> </w:t>
+          </w:r>
+          <w:proofErr w:type="spellStart"/>
+          <w:r>
+            <w:rPr>
+              <w:lang w:val="en-FI"/>
+            </w:rPr>
+            <w:t>ORAOwl-prototyyppi</w:t>
+          </w:r>
+          <w:proofErr w:type="spellEnd"/>
+          <w:r>
+            <w:rPr>
+              <w:lang w:val="en-FI"/>
+            </w:rPr>
+            <w:t xml:space="preserve">, </w:t>
+          </w:r>
+          <w:proofErr w:type="spellStart"/>
+          <w:r>
+            <w:rPr>
+              <w:lang w:val="en-FI"/>
+            </w:rPr>
+            <w:t>jonka</w:t>
+          </w:r>
+          <w:proofErr w:type="spellEnd"/>
+          <w:r>
+            <w:rPr>
+              <w:lang w:val="en-FI"/>
+            </w:rPr>
+            <w:t xml:space="preserve"> </w:t>
+          </w:r>
+          <w:proofErr w:type="spellStart"/>
+          <w:r>
+            <w:rPr>
+              <w:lang w:val="en-FI"/>
+            </w:rPr>
+            <w:t>avulla</w:t>
+          </w:r>
+          <w:proofErr w:type="spellEnd"/>
+          <w:r>
+            <w:rPr>
+              <w:lang w:val="en-FI"/>
+            </w:rPr>
+            <w:t xml:space="preserve"> </w:t>
+          </w:r>
+          <w:proofErr w:type="spellStart"/>
+          <w:r>
+            <w:rPr>
+              <w:lang w:val="en-FI"/>
+            </w:rPr>
+            <w:t>voidaan</w:t>
+          </w:r>
+          <w:proofErr w:type="spellEnd"/>
+          <w:r>
+            <w:rPr>
+              <w:lang w:val="en-FI"/>
+            </w:rPr>
+            <w:t xml:space="preserve"> </w:t>
+          </w:r>
+          <w:proofErr w:type="spellStart"/>
+          <w:r>
+            <w:rPr>
+              <w:lang w:val="en-FI"/>
+            </w:rPr>
+            <w:t>lisätä</w:t>
+          </w:r>
+          <w:proofErr w:type="spellEnd"/>
+          <w:r>
+            <w:rPr>
+              <w:lang w:val="en-FI"/>
+            </w:rPr>
+            <w:t xml:space="preserve"> </w:t>
+          </w:r>
+          <w:proofErr w:type="spellStart"/>
+          <w:r>
+            <w:rPr>
+              <w:lang w:val="en-FI"/>
+            </w:rPr>
+            <w:t>ja</w:t>
+          </w:r>
+          <w:proofErr w:type="spellEnd"/>
+          <w:r>
+            <w:rPr>
+              <w:lang w:val="en-FI"/>
+            </w:rPr>
+            <w:t xml:space="preserve"> </w:t>
+          </w:r>
+          <w:proofErr w:type="spellStart"/>
+          <w:r>
+            <w:rPr>
+              <w:lang w:val="en-FI"/>
+            </w:rPr>
+            <w:t>selata</w:t>
+          </w:r>
+          <w:proofErr w:type="spellEnd"/>
+          <w:r>
+            <w:rPr>
+              <w:lang w:val="en-FI"/>
+            </w:rPr>
+            <w:t xml:space="preserve"> </w:t>
+          </w:r>
+          <w:proofErr w:type="spellStart"/>
+          <w:r>
+            <w:rPr>
+              <w:lang w:val="en-FI"/>
+            </w:rPr>
+            <w:t>suunnistustuloksia</w:t>
+          </w:r>
+          <w:proofErr w:type="spellEnd"/>
+          <w:r>
+            <w:rPr>
+              <w:lang w:val="en-FI"/>
+            </w:rPr>
+            <w:t xml:space="preserve"> </w:t>
+          </w:r>
+          <w:proofErr w:type="spellStart"/>
+          <w:r>
+            <w:rPr>
+              <w:lang w:val="en-FI"/>
+            </w:rPr>
+            <w:t>sekä</w:t>
+          </w:r>
+          <w:proofErr w:type="spellEnd"/>
+          <w:r>
+            <w:rPr>
+              <w:lang w:val="en-FI"/>
+            </w:rPr>
+            <w:t xml:space="preserve"> </w:t>
+          </w:r>
+          <w:proofErr w:type="spellStart"/>
+          <w:r>
+            <w:rPr>
+              <w:lang w:val="en-FI"/>
+            </w:rPr>
+            <w:t>tarkastella</w:t>
+          </w:r>
+          <w:proofErr w:type="spellEnd"/>
+          <w:r>
+            <w:rPr>
+              <w:lang w:val="en-FI"/>
+            </w:rPr>
+            <w:t xml:space="preserve"> </w:t>
+          </w:r>
+          <w:proofErr w:type="spellStart"/>
+          <w:r>
+            <w:rPr>
+              <w:lang w:val="en-FI"/>
+            </w:rPr>
+            <w:t>yksittäisten</w:t>
+          </w:r>
+          <w:proofErr w:type="spellEnd"/>
+          <w:r>
+            <w:rPr>
+              <w:lang w:val="en-FI"/>
+            </w:rPr>
+            <w:t xml:space="preserve"> </w:t>
+          </w:r>
+          <w:proofErr w:type="spellStart"/>
+          <w:r>
+            <w:rPr>
+              <w:lang w:val="en-FI"/>
+            </w:rPr>
+            <w:t>suunnistajien</w:t>
+          </w:r>
+          <w:proofErr w:type="spellEnd"/>
+          <w:r>
+            <w:rPr>
+              <w:lang w:val="en-FI"/>
+            </w:rPr>
+            <w:t xml:space="preserve"> </w:t>
+          </w:r>
+          <w:proofErr w:type="spellStart"/>
+          <w:r>
+            <w:rPr>
+              <w:lang w:val="en-FI"/>
+            </w:rPr>
+            <w:t>kehitystä</w:t>
+          </w:r>
+          <w:proofErr w:type="spellEnd"/>
+          <w:r>
+            <w:rPr>
+              <w:lang w:val="en-FI"/>
+            </w:rPr>
+            <w:t xml:space="preserve">. </w:t>
+          </w:r>
+          <w:proofErr w:type="spellStart"/>
+          <w:r>
+            <w:rPr>
+              <w:lang w:val="en-FI"/>
+            </w:rPr>
+            <w:t>Toteutus</w:t>
+          </w:r>
+          <w:proofErr w:type="spellEnd"/>
+          <w:r>
+            <w:rPr>
+              <w:lang w:val="en-FI"/>
+            </w:rPr>
+            <w:t xml:space="preserve"> </w:t>
+          </w:r>
+          <w:proofErr w:type="spellStart"/>
+          <w:r>
+            <w:rPr>
+              <w:lang w:val="en-FI"/>
+            </w:rPr>
+            <w:t>muodostaa</w:t>
+          </w:r>
+          <w:proofErr w:type="spellEnd"/>
+          <w:r>
+            <w:rPr>
+              <w:lang w:val="en-FI"/>
+            </w:rPr>
+            <w:t xml:space="preserve"> </w:t>
+          </w:r>
+          <w:proofErr w:type="spellStart"/>
+          <w:r>
+            <w:rPr>
+              <w:lang w:val="en-FI"/>
+            </w:rPr>
+            <w:t>pohjan</w:t>
+          </w:r>
+          <w:proofErr w:type="spellEnd"/>
+          <w:r>
+            <w:rPr>
+              <w:lang w:val="en-FI"/>
+            </w:rPr>
+            <w:t xml:space="preserve"> </w:t>
+          </w:r>
+          <w:proofErr w:type="spellStart"/>
+          <w:r>
+            <w:rPr>
+              <w:lang w:val="en-FI"/>
+            </w:rPr>
+            <w:t>järjestelmän</w:t>
+          </w:r>
+          <w:proofErr w:type="spellEnd"/>
+          <w:r>
+            <w:rPr>
+              <w:lang w:val="en-FI"/>
+            </w:rPr>
+            <w:t xml:space="preserve"> </w:t>
+          </w:r>
+          <w:proofErr w:type="spellStart"/>
+          <w:r>
+            <w:rPr>
+              <w:lang w:val="en-FI"/>
+            </w:rPr>
+            <w:t>jatkokehitykselle</w:t>
+          </w:r>
+          <w:proofErr w:type="spellEnd"/>
+          <w:r>
+            <w:rPr>
+              <w:lang w:val="en-FI"/>
+            </w:rPr>
+            <w:t xml:space="preserve"> </w:t>
+          </w:r>
+          <w:proofErr w:type="spellStart"/>
+          <w:r>
+            <w:rPr>
+              <w:lang w:val="en-FI"/>
+            </w:rPr>
+            <w:t>ja</w:t>
+          </w:r>
+          <w:proofErr w:type="spellEnd"/>
+          <w:r>
+            <w:rPr>
+              <w:lang w:val="en-FI"/>
+            </w:rPr>
+            <w:t xml:space="preserve"> </w:t>
+          </w:r>
+          <w:proofErr w:type="spellStart"/>
+          <w:r>
+            <w:rPr>
+              <w:lang w:val="en-FI"/>
+            </w:rPr>
+            <w:t>mahdolliselle</w:t>
+          </w:r>
+          <w:proofErr w:type="spellEnd"/>
+          <w:r>
+            <w:rPr>
+              <w:lang w:val="en-FI"/>
+            </w:rPr>
+            <w:t xml:space="preserve"> </w:t>
+          </w:r>
+          <w:proofErr w:type="spellStart"/>
+          <w:r>
+            <w:rPr>
+              <w:lang w:val="en-FI"/>
+            </w:rPr>
+            <w:t>kaupallistamiselle</w:t>
+          </w:r>
+          <w:proofErr w:type="spellEnd"/>
+          <w:r>
+            <w:rPr>
+              <w:lang w:val="en-FI"/>
+            </w:rPr>
+            <w:t>.</w:t>
+          </w:r>
+        </w:p>
+        <w:p>
+          <w:pPr>
+            <w:pStyle w:val="Tiivistelm"/>
+            <w:rPr>
+              <w:lang w:val="en-FI"/>
+            </w:rPr>
+          </w:pPr>
+          <w:proofErr w:type="spellStart"/>
+          <w:r>
+            <w:rPr>
+              <w:b/>
+              <w:bCs/>
+              <w:lang w:val="en-FI"/>
+            </w:rPr>
+            <w:t>Asiasanat</w:t>
+          </w:r>
+          <w:proofErr w:type="spellEnd"/>
+          <w:r>
+            <w:rPr>
+              <w:b/>
+              <w:bCs/>
+              <w:lang w:val="en-FI"/>
+            </w:rPr>
+            <w:t>:</w:t>
+          </w:r>
+          <w:r>
+            <w:rPr>
+              <w:lang w:val="en-FI"/>
+            </w:rPr>
+            <w:t xml:space="preserve"> </w:t>
+          </w:r>
+          <w:proofErr w:type="spellStart"/>
+          <w:r>
+            <w:rPr>
+              <w:lang w:val="en-FI"/>
+            </w:rPr>
+            <w:t>suunnistus</w:t>
+          </w:r>
+          <w:proofErr w:type="spellEnd"/>
+          <w:r>
+            <w:rPr>
+              <w:lang w:val="en-FI"/>
+            </w:rPr>
+            <w:t xml:space="preserve">, </w:t>
+          </w:r>
+          <w:proofErr w:type="spellStart"/>
+          <w:r>
+            <w:rPr>
+              <w:lang w:val="en-FI"/>
+            </w:rPr>
+            <w:t>tulosanalytiikka</w:t>
+          </w:r>
+          <w:proofErr w:type="spellEnd"/>
+          <w:r>
+            <w:rPr>
+              <w:lang w:val="en-FI"/>
+            </w:rPr>
+            <w:t xml:space="preserve">, </w:t>
+          </w:r>
+          <w:proofErr w:type="spellStart"/>
+          <w:r>
+            <w:rPr>
+              <w:lang w:val="en-FI"/>
+            </w:rPr>
+            <w:t>tietojärjestelmät</w:t>
+          </w:r>
+          <w:proofErr w:type="spellEnd"/>
+          <w:r>
+            <w:rPr>
+              <w:lang w:val="en-FI"/>
+            </w:rPr>
+            <w:t>, Django, IOFXML, GDPR.</w:t>
           </w:r>
         </w:p>
       </w:sdtContent>
     </w:sdt>
-    <w:sdt>
-      <w:sdtPr>
-        <w:rPr>
-          <w:rFonts w:asciiTheme="minorHAnsi" w:hAnsiTheme="minorHAnsi" w:cs="Arial"/>
-          <w:kern w:val="2"/>
-          <w:szCs w:val="20"/>
-          <w14:ligatures w14:val="standardContextual"/>
-        </w:rPr>
-        <w:tag w:val="Asiasanat"/>
-        <w:id w:val="682875815"/>
-        <w:lock w:val="contentLocked"/>
-        <w:placeholder>
-          <w:docPart w:val="60C7CBA17B3F463BA39FA5388A19E7EB"/>
-        </w:placeholder>
-      </w:sdtPr>
-      <w:sdtContent>
-        <w:p>
-          <w:pPr>
-            <w:spacing w:after="160" w:line="312" w:lineRule="auto"/>
-            <w:rPr>
-              <w:rFonts w:cs="Arial"/>
-              <w:szCs w:val="20"/>
-            </w:rPr>
-          </w:pPr>
-          <w:r>
-            <w:rPr>
-              <w:rFonts w:asciiTheme="minorHAnsi" w:hAnsiTheme="minorHAnsi" w:cs="Arial"/>
-              <w:kern w:val="2"/>
-              <w:szCs w:val="20"/>
-              <w14:ligatures w14:val="standardContextual"/>
-            </w:rPr>
-            <w:t>Asiasanat:</w:t>
-          </w:r>
-        </w:p>
-      </w:sdtContent>
-    </w:sdt>
-    <w:p>
-      <w:pPr>
-        <w:pStyle w:val="Tiivistelm"/>
-      </w:pPr>
-      <w:sdt>
-        <w:sdtPr>
-          <w:rPr>
-            <w:sz w:val="22"/>
-          </w:rPr>
-          <w:id w:val="682399667"/>
-          <w:placeholder>
-            <w:docPart w:val="DD49CE1AE1F94CCDAD9216CDEE04E628"/>
-          </w:placeholder>
-          <w:text w:multiLine="1"/>
-        </w:sdtPr>
-        <w:sdtContent>
-          <w:r>
-            <w:rPr>
-              <w:sz w:val="22"/>
-            </w:rPr>
-            <w:t>suunnistus, tulosanalytiikka, tietojärjestelmät, Django, IOFXML, GDPR.</w:t>
-          </w:r>
-          <w:r>
-            <w:rPr>
-              <w:sz w:val="22"/>
-            </w:rPr>
-            <w:br/>
-          </w:r>
-        </w:sdtContent>
-      </w:sdt>
-    </w:p>
-    <w:p>
-      <w:pPr>
-        <w:pStyle w:val="Tiivistelm"/>
-      </w:pPr>
-    </w:p>
     <w:p>
       <w:pPr>
         <w:pStyle w:val="Tiivistelm"/>
@@ -563,6 +2257,7 @@
           <w:docPart w:val="F525552A1E5B4FD9AD11AAD6DB477B91"/>
         </w:placeholder>
       </w:sdtPr>
+      <w:sdtEndPr/>
       <w:sdtContent>
         <w:p>
           <w:pPr>
@@ -666,6 +2361,7 @@
           </w:placeholder>
           <w:text w:multiLine="1"/>
         </w:sdtPr>
+        <w:sdtEndPr/>
         <w:sdtContent>
           <w:r>
             <w:rPr>
@@ -700,6 +2396,7 @@
             <w:docPart w:val="CA8D196C753C4183A8516962715E5E7D"/>
           </w:placeholder>
         </w:sdtPr>
+        <w:sdtEndPr/>
         <w:sdtContent>
           <w:r>
             <w:rPr>
@@ -760,6 +2457,7 @@
           <w:docPart w:val="CA8D196C753C4183A8516962715E5E7D"/>
         </w:placeholder>
       </w:sdtPr>
+      <w:sdtEndPr/>
       <w:sdtContent>
         <w:p>
           <w:pPr>
@@ -796,6 +2494,7 @@
           </w:placeholder>
           <w:text w:multiLine="1"/>
         </w:sdtPr>
+        <w:sdtEndPr/>
         <w:sdtContent>
           <w:proofErr w:type="spellStart"/>
           <w:r>
@@ -839,6 +2538,7 @@
           <w:docPart w:val="16E7B8DCCA6247BB9497F0045FA976F9"/>
         </w:placeholder>
       </w:sdtPr>
+      <w:sdtEndPr/>
       <w:sdtContent>
         <w:p>
           <w:pPr>
@@ -863,6 +2563,7 @@
           <w:docPart w:val="CA8D196C753C4183A8516962715E5E7D"/>
         </w:placeholder>
       </w:sdtPr>
+      <w:sdtEndPr/>
       <w:sdtContent>
         <w:p>
           <w:pPr>
@@ -933,6 +2634,7 @@
           <w:docPart w:val="CA8D196C753C4183A8516962715E5E7D"/>
         </w:placeholder>
       </w:sdtPr>
+      <w:sdtEndPr/>
       <w:sdtContent>
         <w:p>
           <w:pPr>
@@ -967,6 +2669,7 @@
           </w:placeholder>
           <w:text w:multiLine="1"/>
         </w:sdtPr>
+        <w:sdtEndPr/>
         <w:sdtContent>
           <w:r>
             <w:t>orienteering, result analytics, information systems, Django, IOFXML, GDPR</w:t>
@@ -3328,6 +5031,7 @@
           <w:docPart w:val="EBCC153CAB1B469AB0F8C53A2D61753B"/>
         </w:placeholder>
       </w:sdtPr>
+      <w:sdtEndPr/>
       <w:sdtContent>
         <w:p>
           <w:pPr>
@@ -6581,7 +8285,6 @@
         <w:t>Previous</w:t>
       </w:r>
       <w:proofErr w:type="spellEnd"/>
-      <w:proofErr w:type="gramStart"/>
       <w:r>
         <w:rPr>
           <w:bCs/>
@@ -6602,7 +8305,6 @@
         </w:rPr>
         <w:t>.</w:t>
       </w:r>
-      <w:proofErr w:type="gramEnd"/>
       <w:r>
         <w:t xml:space="preserve"> Ohjelma varmistaa sinulta, haluatko käyttää edellisen osan</w:t>
       </w:r>
@@ -6710,14 +8412,27 @@
       <w:r>
         <w:t xml:space="preserve">Kuva </w:t>
       </w:r>
-      <w:fldSimple w:instr=" SEQ Kuva \* ARABIC ">
-        <w:r>
-          <w:rPr>
-            <w:noProof/>
-          </w:rPr>
-          <w:t>1</w:t>
-        </w:r>
-      </w:fldSimple>
+      <w:r>
+        <w:fldChar w:fldCharType="begin"/>
+      </w:r>
+      <w:r>
+        <w:instrText xml:space="preserve"> SEQ Kuva \* ARABIC </w:instrText>
+      </w:r>
+      <w:r>
+        <w:fldChar w:fldCharType="separate"/>
+      </w:r>
+      <w:r>
+        <w:rPr>
+          <w:noProof/>
+        </w:rPr>
+        <w:t>1</w:t>
+      </w:r>
+      <w:r>
+        <w:rPr>
+          <w:noProof/>
+        </w:rPr>
+        <w:fldChar w:fldCharType="end"/>
+      </w:r>
       <w:r>
         <w:t xml:space="preserve">. </w:t>
       </w:r>
@@ -6736,15 +8451,7 @@
         <w:contextualSpacing/>
       </w:pPr>
       <w:r>
-        <w:t xml:space="preserve">Jos haluat poistaa kerralla useamman </w:t>
-      </w:r>
-      <w:proofErr w:type="gramStart"/>
-      <w:r>
-        <w:t>liite-sivun</w:t>
-      </w:r>
-      <w:proofErr w:type="gramEnd"/>
-      <w:r>
-        <w:t>, muuta tässä kohtaa kaikkien liitteiden ylätunnisteet kohdissa 1 ja 2 neuvotulla tavalla.</w:t>
+        <w:t>Jos haluat poistaa kerralla useamman liite-sivun, muuta tässä kohtaa kaikkien liitteiden ylätunnisteet kohdissa 1 ja 2 neuvotulla tavalla.</w:t>
       </w:r>
     </w:p>
     <w:p>
@@ -6980,14 +8687,27 @@
       <w:r>
         <w:t xml:space="preserve">Kuva </w:t>
       </w:r>
-      <w:fldSimple w:instr=" SEQ Kuva \* ARABIC ">
-        <w:r>
-          <w:rPr>
-            <w:noProof/>
-          </w:rPr>
-          <w:t>2</w:t>
-        </w:r>
-      </w:fldSimple>
+      <w:r>
+        <w:fldChar w:fldCharType="begin"/>
+      </w:r>
+      <w:r>
+        <w:instrText xml:space="preserve"> SEQ Kuva \* ARABIC </w:instrText>
+      </w:r>
+      <w:r>
+        <w:fldChar w:fldCharType="separate"/>
+      </w:r>
+      <w:r>
+        <w:rPr>
+          <w:noProof/>
+        </w:rPr>
+        <w:t>2</w:t>
+      </w:r>
+      <w:r>
+        <w:rPr>
+          <w:noProof/>
+        </w:rPr>
+        <w:fldChar w:fldCharType="end"/>
+      </w:r>
       <w:r>
         <w:t>. Osanvaihtokoodi.</w:t>
       </w:r>
@@ -7016,31 +8736,7 @@
         <w:contextualSpacing/>
       </w:pPr>
       <w:r>
-        <w:t xml:space="preserve">Jos haluat poistaa kerralla useamman </w:t>
-      </w:r>
-      <w:proofErr w:type="gramStart"/>
-      <w:r>
-        <w:t>liite-sivun</w:t>
-      </w:r>
-      <w:proofErr w:type="gramEnd"/>
-      <w:r>
-        <w:t xml:space="preserve">, poista tässä kohtaa kaikkia näitä liitteitä edeltävät osanvaihtokoodit ja </w:t>
-      </w:r>
-      <w:proofErr w:type="gramStart"/>
-      <w:r>
-        <w:t>liite-sivujen</w:t>
-      </w:r>
-      <w:proofErr w:type="gramEnd"/>
-      <w:r>
-        <w:t xml:space="preserve"> tekstit kohdissa </w:t>
-      </w:r>
-      <w:proofErr w:type="gramStart"/>
-      <w:r>
-        <w:t>4-5</w:t>
-      </w:r>
-      <w:proofErr w:type="gramEnd"/>
-      <w:r>
-        <w:t xml:space="preserve"> neuvotulla tavalla.</w:t>
+        <w:t>Jos haluat poistaa kerralla useamman liite-sivun, poista tässä kohtaa kaikkia näitä liitteitä edeltävät osanvaihtokoodit ja liite-sivujen tekstit kohdissa 4-5 neuvotulla tavalla.</w:t>
       </w:r>
     </w:p>
     <w:p/>
@@ -7192,7 +8888,17 @@
                       <w:rFonts w:ascii="Cambria Math" w:hAnsi="Cambria Math"/>
                       <w:vertAlign w:val="superscript"/>
                     </w:rPr>
-                    <m:t>-0,00012</m:t>
+                    <m:t>-</m:t>
+                  </m:r>
+                  <m:r>
+                    <m:rPr>
+                      <m:sty m:val="p"/>
+                    </m:rPr>
+                    <w:rPr>
+                      <w:rFonts w:ascii="Cambria Math" w:hAnsi="Cambria Math"/>
+                      <w:vertAlign w:val="superscript"/>
+                    </w:rPr>
+                    <m:t>0,00012</m:t>
                   </m:r>
                   <m:r>
                     <w:rPr>
@@ -7394,14 +9100,27 @@
       <w:r>
         <w:t xml:space="preserve">Kuvio </w:t>
       </w:r>
-      <w:fldSimple w:instr=" SEQ Kuvio \* ARABIC ">
-        <w:r>
-          <w:rPr>
-            <w:noProof/>
-          </w:rPr>
-          <w:t>1</w:t>
-        </w:r>
-      </w:fldSimple>
+      <w:r>
+        <w:fldChar w:fldCharType="begin"/>
+      </w:r>
+      <w:r>
+        <w:instrText xml:space="preserve"> SEQ Kuvio \* ARABIC </w:instrText>
+      </w:r>
+      <w:r>
+        <w:fldChar w:fldCharType="separate"/>
+      </w:r>
+      <w:r>
+        <w:rPr>
+          <w:noProof/>
+        </w:rPr>
+        <w:t>1</w:t>
+      </w:r>
+      <w:r>
+        <w:rPr>
+          <w:noProof/>
+        </w:rPr>
+        <w:fldChar w:fldCharType="end"/>
+      </w:r>
       <w:r>
         <w:t>.</w:t>
       </w:r>
@@ -7656,14 +9375,27 @@
       <w:r>
         <w:t xml:space="preserve">Kuva </w:t>
       </w:r>
-      <w:fldSimple w:instr=" SEQ Kuva \* ARABIC ">
-        <w:r>
-          <w:rPr>
-            <w:noProof/>
-          </w:rPr>
-          <w:t>3</w:t>
-        </w:r>
-      </w:fldSimple>
+      <w:r>
+        <w:fldChar w:fldCharType="begin"/>
+      </w:r>
+      <w:r>
+        <w:instrText xml:space="preserve"> SEQ Kuva \* ARABIC </w:instrText>
+      </w:r>
+      <w:r>
+        <w:fldChar w:fldCharType="separate"/>
+      </w:r>
+      <w:r>
+        <w:rPr>
+          <w:noProof/>
+        </w:rPr>
+        <w:t>3</w:t>
+      </w:r>
+      <w:r>
+        <w:rPr>
+          <w:noProof/>
+        </w:rPr>
+        <w:fldChar w:fldCharType="end"/>
+      </w:r>
       <w:r>
         <w:t>.</w:t>
       </w:r>
@@ -7990,14 +9722,27 @@
       <w:r>
         <w:t xml:space="preserve">Kuva </w:t>
       </w:r>
-      <w:fldSimple w:instr=" SEQ Kuva \* ARABIC ">
-        <w:r>
-          <w:rPr>
-            <w:noProof/>
-          </w:rPr>
-          <w:t>4</w:t>
-        </w:r>
-      </w:fldSimple>
+      <w:r>
+        <w:fldChar w:fldCharType="begin"/>
+      </w:r>
+      <w:r>
+        <w:instrText xml:space="preserve"> SEQ Kuva \* ARABIC </w:instrText>
+      </w:r>
+      <w:r>
+        <w:fldChar w:fldCharType="separate"/>
+      </w:r>
+      <w:r>
+        <w:rPr>
+          <w:noProof/>
+        </w:rPr>
+        <w:t>4</w:t>
+      </w:r>
+      <w:r>
+        <w:rPr>
+          <w:noProof/>
+        </w:rPr>
+        <w:fldChar w:fldCharType="end"/>
+      </w:r>
       <w:r>
         <w:t>. Uuden otsikkolajin lisääminen.</w:t>
       </w:r>
@@ -8175,14 +9920,27 @@
       <w:r>
         <w:t xml:space="preserve">Taulukko </w:t>
       </w:r>
-      <w:fldSimple w:instr=" SEQ Taulukko \* ARABIC ">
-        <w:r>
-          <w:rPr>
-            <w:noProof/>
-          </w:rPr>
-          <w:t>1</w:t>
-        </w:r>
-      </w:fldSimple>
+      <w:r>
+        <w:fldChar w:fldCharType="begin"/>
+      </w:r>
+      <w:r>
+        <w:instrText xml:space="preserve"> SEQ Taulukko \* ARABIC </w:instrText>
+      </w:r>
+      <w:r>
+        <w:fldChar w:fldCharType="separate"/>
+      </w:r>
+      <w:r>
+        <w:rPr>
+          <w:noProof/>
+        </w:rPr>
+        <w:t>1</w:t>
+      </w:r>
+      <w:r>
+        <w:rPr>
+          <w:noProof/>
+        </w:rPr>
+        <w:fldChar w:fldCharType="end"/>
+      </w:r>
       <w:r>
         <w:t>. Esimerkki taulukosta.</w:t>
       </w:r>
@@ -9159,14 +10917,27 @@
       <w:r>
         <w:t xml:space="preserve">Kuva </w:t>
       </w:r>
-      <w:fldSimple w:instr=" SEQ Kuva \* ARABIC ">
-        <w:r>
-          <w:rPr>
-            <w:noProof/>
-          </w:rPr>
-          <w:t>5</w:t>
-        </w:r>
-      </w:fldSimple>
+      <w:r>
+        <w:fldChar w:fldCharType="begin"/>
+      </w:r>
+      <w:r>
+        <w:instrText xml:space="preserve"> SEQ Kuva \* ARABIC </w:instrText>
+      </w:r>
+      <w:r>
+        <w:fldChar w:fldCharType="separate"/>
+      </w:r>
+      <w:r>
+        <w:rPr>
+          <w:noProof/>
+        </w:rPr>
+        <w:t>5</w:t>
+      </w:r>
+      <w:r>
+        <w:rPr>
+          <w:noProof/>
+        </w:rPr>
+        <w:fldChar w:fldCharType="end"/>
+      </w:r>
       <w:r>
         <w:t>. Dokumentin tietojen muokkaus.</w:t>
       </w:r>
@@ -9376,14 +11147,27 @@
       <w:r>
         <w:t xml:space="preserve">Kuva </w:t>
       </w:r>
-      <w:fldSimple w:instr=" SEQ Kuva \* ARABIC ">
-        <w:r>
-          <w:rPr>
-            <w:noProof/>
-          </w:rPr>
-          <w:t>6</w:t>
-        </w:r>
-      </w:fldSimple>
+      <w:r>
+        <w:fldChar w:fldCharType="begin"/>
+      </w:r>
+      <w:r>
+        <w:instrText xml:space="preserve"> SEQ Kuva \* ARABIC </w:instrText>
+      </w:r>
+      <w:r>
+        <w:fldChar w:fldCharType="separate"/>
+      </w:r>
+      <w:r>
+        <w:rPr>
+          <w:noProof/>
+        </w:rPr>
+        <w:t>6</w:t>
+      </w:r>
+      <w:r>
+        <w:rPr>
+          <w:noProof/>
+        </w:rPr>
+        <w:fldChar w:fldCharType="end"/>
+      </w:r>
       <w:r>
         <w:t>. Vienti PDF-</w:t>
       </w:r>
@@ -9478,14 +11262,27 @@
       <w:r>
         <w:t xml:space="preserve">Kuva </w:t>
       </w:r>
-      <w:fldSimple w:instr=" SEQ Kuva \* ARABIC ">
-        <w:r>
-          <w:rPr>
-            <w:noProof/>
-          </w:rPr>
-          <w:t>7</w:t>
-        </w:r>
-      </w:fldSimple>
+      <w:r>
+        <w:fldChar w:fldCharType="begin"/>
+      </w:r>
+      <w:r>
+        <w:instrText xml:space="preserve"> SEQ Kuva \* ARABIC </w:instrText>
+      </w:r>
+      <w:r>
+        <w:fldChar w:fldCharType="separate"/>
+      </w:r>
+      <w:r>
+        <w:rPr>
+          <w:noProof/>
+        </w:rPr>
+        <w:t>7</w:t>
+      </w:r>
+      <w:r>
+        <w:rPr>
+          <w:noProof/>
+        </w:rPr>
+        <w:fldChar w:fldCharType="end"/>
+      </w:r>
       <w:r>
         <w:t xml:space="preserve">. </w:t>
       </w:r>
@@ -9615,21 +11412,12 @@
       <w:r>
         <w:t xml:space="preserve">Ruksaa valinnat </w:t>
       </w:r>
-      <w:proofErr w:type="gramStart"/>
       <w:r>
         <w:rPr>
           <w:b/>
           <w:bCs/>
         </w:rPr>
-        <w:t>Luo</w:t>
-      </w:r>
-      <w:proofErr w:type="gramEnd"/>
-      <w:r>
-        <w:rPr>
-          <w:b/>
-          <w:bCs/>
-        </w:rPr>
-        <w:t xml:space="preserve"> kirjanmerkit käyttämällä Otsikoita </w:t>
+        <w:t xml:space="preserve">Luo kirjanmerkit käyttämällä Otsikoita </w:t>
       </w:r>
       <w:r>
         <w:t>(</w:t>
@@ -9941,14 +11729,27 @@
       <w:r>
         <w:t xml:space="preserve">Kuva </w:t>
       </w:r>
-      <w:fldSimple w:instr=" SEQ Kuva \* ARABIC ">
-        <w:r>
-          <w:rPr>
-            <w:noProof/>
-          </w:rPr>
-          <w:t>8</w:t>
-        </w:r>
-      </w:fldSimple>
+      <w:r>
+        <w:fldChar w:fldCharType="begin"/>
+      </w:r>
+      <w:r>
+        <w:instrText xml:space="preserve"> SEQ Kuva \* ARABIC </w:instrText>
+      </w:r>
+      <w:r>
+        <w:fldChar w:fldCharType="separate"/>
+      </w:r>
+      <w:r>
+        <w:rPr>
+          <w:noProof/>
+        </w:rPr>
+        <w:t>8</w:t>
+      </w:r>
+      <w:r>
+        <w:rPr>
+          <w:noProof/>
+        </w:rPr>
+        <w:fldChar w:fldCharType="end"/>
+      </w:r>
       <w:r>
         <w:t>. PDF/A-tiedoston asetukset.</w:t>
       </w:r>
@@ -10161,6 +11962,7 @@
         <w:lock w:val="contentLocked"/>
         <w:text/>
       </w:sdtPr>
+      <w:sdtEndPr/>
       <w:sdtContent>
         <w:r>
           <w:t>T</w:t>
@@ -13660,7 +15462,6 @@
   <w:style w:type="character" w:default="1" w:styleId="Kappaleenoletusfontti">
     <w:name w:val="Default Paragraph Font"/>
     <w:uiPriority w:val="1"/>
-    <w:semiHidden/>
     <w:unhideWhenUsed/>
   </w:style>
   <w:style w:type="table" w:default="1" w:styleId="Normaalitaulukko">
@@ -15642,64 +17443,6 @@
         </w:p>
       </w:docPartBody>
     </w:docPart>
-    <w:docPart>
-      <w:docPartPr>
-        <w:name w:val="60C7CBA17B3F463BA39FA5388A19E7EB"/>
-        <w:category>
-          <w:name w:val="Yleiset"/>
-          <w:gallery w:val="placeholder"/>
-        </w:category>
-        <w:types>
-          <w:type w:val="bbPlcHdr"/>
-        </w:types>
-        <w:behaviors>
-          <w:behavior w:val="content"/>
-        </w:behaviors>
-        <w:guid w:val="{73E92D22-FE5F-40B2-BEFF-CA0653C6BE85}"/>
-      </w:docPartPr>
-      <w:docPartBody>
-        <w:p>
-          <w:pPr>
-            <w:pStyle w:val="60C7CBA17B3F463BA39FA5388A19E7EB"/>
-          </w:pPr>
-          <w:r>
-            <w:rPr>
-              <w:rStyle w:val="Paikkamerkkiteksti"/>
-            </w:rPr>
-            <w:t>Click here to enter text.</w:t>
-          </w:r>
-        </w:p>
-      </w:docPartBody>
-    </w:docPart>
-    <w:docPart>
-      <w:docPartPr>
-        <w:name w:val="DD49CE1AE1F94CCDAD9216CDEE04E628"/>
-        <w:category>
-          <w:name w:val="Yleiset"/>
-          <w:gallery w:val="placeholder"/>
-        </w:category>
-        <w:types>
-          <w:type w:val="bbPlcHdr"/>
-        </w:types>
-        <w:behaviors>
-          <w:behavior w:val="content"/>
-        </w:behaviors>
-        <w:guid w:val="{06A7BEED-3BA0-423C-B8D7-ACAAC210A6A9}"/>
-      </w:docPartPr>
-      <w:docPartBody>
-        <w:p>
-          <w:pPr>
-            <w:pStyle w:val="DD49CE1AE1F94CCDAD9216CDEE04E628"/>
-          </w:pPr>
-          <w:r>
-            <w:rPr>
-              <w:rStyle w:val="Paikkamerkkiteksti"/>
-            </w:rPr>
-            <w:t>Kirjoita tekstiä napsauttamalla tätä.</w:t>
-          </w:r>
-        </w:p>
-      </w:docPartBody>
-    </w:docPart>
   </w:docParts>
 </w:glossaryDocument>
 </file>
@@ -15811,6 +17554,7 @@
     <w:rsid w:val="0058365B"/>
     <w:rsid w:val="005C4478"/>
     <w:rsid w:val="005D19B5"/>
+    <w:rsid w:val="006D5980"/>
     <w:rsid w:val="00723093"/>
     <w:rsid w:val="00831B39"/>
     <w:rsid w:val="008A3008"/>
@@ -16620,138 +18364,6 @@
 </file>
 
 <file path=customXml/item1.xml><?xml version="1.0" encoding="utf-8"?>
-<p:properties xmlns:p="http://schemas.microsoft.com/office/2006/metadata/properties" xmlns:xsi="http://www.w3.org/2001/XMLSchema-instance" xmlns:pc="http://schemas.microsoft.com/office/infopath/2007/PartnerControls">
-  <documentManagement>
-    <IntraUpdateFI xmlns="29d38182-2ba3-434b-9466-3aece3d3aa2e">2025-08-30T21:00:00+00:00</IntraUpdateFI>
-    <IntraLanguageversionFI xmlns="29d38182-2ba3-434b-9466-3aece3d3aa2e">
-      <Url xsi:nil="true"/>
-      <Description xsi:nil="true"/>
-    </IntraLanguageversionFI>
-    <ib301ec3e9644efb8c8471003c19236e xmlns="29d38182-2ba3-434b-9466-3aece3d3aa2e">
-      <Terms xmlns="http://schemas.microsoft.com/office/infopath/2007/PartnerControls">
-        <TermInfo xmlns="http://schemas.microsoft.com/office/infopath/2007/PartnerControls">
-          <TermName xmlns="http://schemas.microsoft.com/office/infopath/2007/PartnerControls">Mallipohja</TermName>
-          <TermId xmlns="http://schemas.microsoft.com/office/infopath/2007/PartnerControls">018869ec-73bf-4e71-a6a9-62de2383ae78</TermId>
-        </TermInfo>
-      </Terms>
-    </ib301ec3e9644efb8c8471003c19236e>
-    <caf97a467bb94522bf6c109cc6ea1b2f xmlns="29d38182-2ba3-434b-9466-3aece3d3aa2e">
-      <Terms xmlns="http://schemas.microsoft.com/office/infopath/2007/PartnerControls">
-        <TermInfo xmlns="http://schemas.microsoft.com/office/infopath/2007/PartnerControls">
-          <TermName xmlns="http://schemas.microsoft.com/office/infopath/2007/PartnerControls">Yhteiset palvelut</TermName>
-          <TermId xmlns="http://schemas.microsoft.com/office/infopath/2007/PartnerControls">6fbd11bc-3334-4762-bc75-406427997d41</TermId>
-        </TermInfo>
-        <TermInfo xmlns="http://schemas.microsoft.com/office/infopath/2007/PartnerControls">
-          <TermName xmlns="http://schemas.microsoft.com/office/infopath/2007/PartnerControls">Koulutuksen palvelut</TermName>
-          <TermId xmlns="http://schemas.microsoft.com/office/infopath/2007/PartnerControls">b1d28787-f08e-427f-9781-4a26a171873a</TermId>
-        </TermInfo>
-      </Terms>
-    </caf97a467bb94522bf6c109cc6ea1b2f>
-    <TaxCatchAll xmlns="29d38182-2ba3-434b-9466-3aece3d3aa2e">
-      <Value>220</Value>
-      <Value>65</Value>
-      <Value>31</Value>
-      <Value>370</Value>
-      <Value>180</Value>
-      <Value>145</Value>
-      <Value>54</Value>
-      <Value>52</Value>
-    </TaxCatchAll>
-    <d517136b92564d9886fefa3eb935c454 xmlns="29d38182-2ba3-434b-9466-3aece3d3aa2e">
-      <Terms xmlns="http://schemas.microsoft.com/office/infopath/2007/PartnerControls">
-        <TermInfo xmlns="http://schemas.microsoft.com/office/infopath/2007/PartnerControls">
-          <TermName xmlns="http://schemas.microsoft.com/office/infopath/2007/PartnerControls">Ei prosessia</TermName>
-          <TermId xmlns="http://schemas.microsoft.com/office/infopath/2007/PartnerControls">97a57f41-fff7-469d-ac8a-3b5c65f5653e</TermId>
-        </TermInfo>
-      </Terms>
-    </d517136b92564d9886fefa3eb935c454>
-    <TaxKeywordTaxHTField xmlns="c2da8608-6b58-45ec-82e0-5098f9986dbf">
-      <Terms xmlns="http://schemas.microsoft.com/office/infopath/2007/PartnerControls">
-        <TermInfo xmlns="http://schemas.microsoft.com/office/infopath/2007/PartnerControls">
-          <TermName xmlns="http://schemas.microsoft.com/office/infopath/2007/PartnerControls">Opinnäytetyön lomakkeet ja mallipohjat</TermName>
-          <TermId xmlns="http://schemas.microsoft.com/office/infopath/2007/PartnerControls">24a04aa2-3d3f-4318-947d-dcaa9240650c</TermId>
-        </TermInfo>
-      </Terms>
-    </TaxKeywordTaxHTField>
-    <IntraResponsibleFI xmlns="29d38182-2ba3-434b-9466-3aece3d3aa2e">
-      <UserInfo>
-        <DisplayName>i:0#.f|membership|maria.valivirtahavia@turkuamk.fi</DisplayName>
-        <AccountId>4115</AccountId>
-        <AccountType/>
-      </UserInfo>
-      <UserInfo>
-        <DisplayName>i:0#.f|membership|anne.antero@turkuamk.fi</DisplayName>
-        <AccountId>1752</AccountId>
-        <AccountType/>
-      </UserInfo>
-    </IntraResponsibleFI>
-    <d5e5c4b2108343b5a7c63b2c45e02bb4 xmlns="29d38182-2ba3-434b-9466-3aece3d3aa2e">
-      <Terms xmlns="http://schemas.microsoft.com/office/infopath/2007/PartnerControls">
-        <TermInfo xmlns="http://schemas.microsoft.com/office/infopath/2007/PartnerControls">
-          <TermName xmlns="http://schemas.microsoft.com/office/infopath/2007/PartnerControls">Opinnäytetyö</TermName>
-          <TermId xmlns="http://schemas.microsoft.com/office/infopath/2007/PartnerControls">764ae95c-3e3e-4b8d-96a3-adf7c36171ff</TermId>
-        </TermInfo>
-        <TermInfo xmlns="http://schemas.microsoft.com/office/infopath/2007/PartnerControls">
-          <TermName xmlns="http://schemas.microsoft.com/office/infopath/2007/PartnerControls">Opinnäytetyön lomakkeet ja mallipohjat</TermName>
-          <TermId xmlns="http://schemas.microsoft.com/office/infopath/2007/PartnerControls">24a04aa2-3d3f-4318-947d-dcaa9240650c</TermId>
-        </TermInfo>
-      </Terms>
-    </d5e5c4b2108343b5a7c63b2c45e02bb4>
-    <m6e0ec6a239748e59d497cbd7a7abecb xmlns="29d38182-2ba3-434b-9466-3aece3d3aa2e">
-      <Terms xmlns="http://schemas.microsoft.com/office/infopath/2007/PartnerControls">
-        <TermInfo xmlns="http://schemas.microsoft.com/office/infopath/2007/PartnerControls">
-          <TermName xmlns="http://schemas.microsoft.com/office/infopath/2007/PartnerControls">Ei palvelua</TermName>
-          <TermId xmlns="http://schemas.microsoft.com/office/infopath/2007/PartnerControls">fda82063-688d-4b03-bd66-777c086b0675</TermId>
-        </TermInfo>
-      </Terms>
-    </m6e0ec6a239748e59d497cbd7a7abecb>
-    <SharedWithUsers xmlns="c2da8608-6b58-45ec-82e0-5098f9986dbf">
-      <UserInfo>
-        <DisplayName>Mäki Eerika</DisplayName>
-        <AccountId>9089</AccountId>
-        <AccountType/>
-      </UserInfo>
-      <UserInfo>
-        <DisplayName>Tiainen Jannika</DisplayName>
-        <AccountId>10356</AccountId>
-        <AccountType/>
-      </UserInfo>
-      <UserInfo>
-        <DisplayName>Kajokallio Kamilla</DisplayName>
-        <AccountId>738</AccountId>
-        <AccountType/>
-      </UserInfo>
-      <UserInfo>
-        <DisplayName>Rothovius Henna</DisplayName>
-        <AccountId>1530</AccountId>
-        <AccountType/>
-      </UserInfo>
-      <UserInfo>
-        <DisplayName>Ruotanen Vilma</DisplayName>
-        <AccountId>2676</AccountId>
-        <AccountType/>
-      </UserInfo>
-      <UserInfo>
-        <DisplayName>Abtidon Sagal</DisplayName>
-        <AccountId>20313</AccountId>
-        <AccountType/>
-      </UserInfo>
-      <UserInfo>
-        <DisplayName>Chamani Forough</DisplayName>
-        <AccountId>18347</AccountId>
-        <AccountType/>
-      </UserInfo>
-      <UserInfo>
-        <DisplayName>Koskenrouta Elina</DisplayName>
-        <AccountId>18465</AccountId>
-        <AccountType/>
-      </UserInfo>
-    </SharedWithUsers>
-  </documentManagement>
-</p:properties>
-</file>
-
-<file path=customXml/item2.xml><?xml version="1.0" encoding="utf-8"?>
 <ct:contentTypeSchema xmlns:ct="http://schemas.microsoft.com/office/2006/metadata/contentType" xmlns:ma="http://schemas.microsoft.com/office/2006/metadata/properties/metaAttributes" ct:_="" ma:_="" ma:contentTypeName="Document" ma:contentTypeID="0x0101002475E0E10D54B84F937F817497528C71" ma:contentTypeVersion="31" ma:contentTypeDescription="Create a new document." ma:contentTypeScope="" ma:versionID="13da27f6c67572251a4248440d3ad1f6">
   <xsd:schema xmlns:xsd="http://www.w3.org/2001/XMLSchema" xmlns:xs="http://www.w3.org/2001/XMLSchema" xmlns:p="http://schemas.microsoft.com/office/2006/metadata/properties" xmlns:ns2="29d38182-2ba3-434b-9466-3aece3d3aa2e" xmlns:ns3="c2da8608-6b58-45ec-82e0-5098f9986dbf" xmlns:ns4="77b8d55e-a628-4725-ad2a-a2aab75e1dba" targetNamespace="http://schemas.microsoft.com/office/2006/metadata/properties" ma:root="true" ma:fieldsID="4e9409845ca9d9160f86c08f661ea0ad" ns2:_="" ns3:_="" ns4:_="">
     <xsd:import namespace="29d38182-2ba3-434b-9466-3aece3d3aa2e"/>
@@ -17078,7 +18690,143 @@
 </ct:contentTypeSchema>
 </file>
 
+<file path=customXml/item2.xml><?xml version="1.0" encoding="utf-8"?>
+<p:properties xmlns:p="http://schemas.microsoft.com/office/2006/metadata/properties" xmlns:xsi="http://www.w3.org/2001/XMLSchema-instance" xmlns:pc="http://schemas.microsoft.com/office/infopath/2007/PartnerControls">
+  <documentManagement>
+    <IntraUpdateFI xmlns="29d38182-2ba3-434b-9466-3aece3d3aa2e">2025-08-30T21:00:00+00:00</IntraUpdateFI>
+    <IntraLanguageversionFI xmlns="29d38182-2ba3-434b-9466-3aece3d3aa2e">
+      <Url xsi:nil="true"/>
+      <Description xsi:nil="true"/>
+    </IntraLanguageversionFI>
+    <ib301ec3e9644efb8c8471003c19236e xmlns="29d38182-2ba3-434b-9466-3aece3d3aa2e">
+      <Terms xmlns="http://schemas.microsoft.com/office/infopath/2007/PartnerControls">
+        <TermInfo xmlns="http://schemas.microsoft.com/office/infopath/2007/PartnerControls">
+          <TermName xmlns="http://schemas.microsoft.com/office/infopath/2007/PartnerControls">Mallipohja</TermName>
+          <TermId xmlns="http://schemas.microsoft.com/office/infopath/2007/PartnerControls">018869ec-73bf-4e71-a6a9-62de2383ae78</TermId>
+        </TermInfo>
+      </Terms>
+    </ib301ec3e9644efb8c8471003c19236e>
+    <caf97a467bb94522bf6c109cc6ea1b2f xmlns="29d38182-2ba3-434b-9466-3aece3d3aa2e">
+      <Terms xmlns="http://schemas.microsoft.com/office/infopath/2007/PartnerControls">
+        <TermInfo xmlns="http://schemas.microsoft.com/office/infopath/2007/PartnerControls">
+          <TermName xmlns="http://schemas.microsoft.com/office/infopath/2007/PartnerControls">Yhteiset palvelut</TermName>
+          <TermId xmlns="http://schemas.microsoft.com/office/infopath/2007/PartnerControls">6fbd11bc-3334-4762-bc75-406427997d41</TermId>
+        </TermInfo>
+        <TermInfo xmlns="http://schemas.microsoft.com/office/infopath/2007/PartnerControls">
+          <TermName xmlns="http://schemas.microsoft.com/office/infopath/2007/PartnerControls">Koulutuksen palvelut</TermName>
+          <TermId xmlns="http://schemas.microsoft.com/office/infopath/2007/PartnerControls">b1d28787-f08e-427f-9781-4a26a171873a</TermId>
+        </TermInfo>
+      </Terms>
+    </caf97a467bb94522bf6c109cc6ea1b2f>
+    <TaxCatchAll xmlns="29d38182-2ba3-434b-9466-3aece3d3aa2e">
+      <Value>220</Value>
+      <Value>65</Value>
+      <Value>31</Value>
+      <Value>370</Value>
+      <Value>180</Value>
+      <Value>145</Value>
+      <Value>54</Value>
+      <Value>52</Value>
+    </TaxCatchAll>
+    <d517136b92564d9886fefa3eb935c454 xmlns="29d38182-2ba3-434b-9466-3aece3d3aa2e">
+      <Terms xmlns="http://schemas.microsoft.com/office/infopath/2007/PartnerControls">
+        <TermInfo xmlns="http://schemas.microsoft.com/office/infopath/2007/PartnerControls">
+          <TermName xmlns="http://schemas.microsoft.com/office/infopath/2007/PartnerControls">Ei prosessia</TermName>
+          <TermId xmlns="http://schemas.microsoft.com/office/infopath/2007/PartnerControls">97a57f41-fff7-469d-ac8a-3b5c65f5653e</TermId>
+        </TermInfo>
+      </Terms>
+    </d517136b92564d9886fefa3eb935c454>
+    <TaxKeywordTaxHTField xmlns="c2da8608-6b58-45ec-82e0-5098f9986dbf">
+      <Terms xmlns="http://schemas.microsoft.com/office/infopath/2007/PartnerControls">
+        <TermInfo xmlns="http://schemas.microsoft.com/office/infopath/2007/PartnerControls">
+          <TermName xmlns="http://schemas.microsoft.com/office/infopath/2007/PartnerControls">Opinnäytetyön lomakkeet ja mallipohjat</TermName>
+          <TermId xmlns="http://schemas.microsoft.com/office/infopath/2007/PartnerControls">24a04aa2-3d3f-4318-947d-dcaa9240650c</TermId>
+        </TermInfo>
+      </Terms>
+    </TaxKeywordTaxHTField>
+    <IntraResponsibleFI xmlns="29d38182-2ba3-434b-9466-3aece3d3aa2e">
+      <UserInfo>
+        <DisplayName>i:0#.f|membership|maria.valivirtahavia@turkuamk.fi</DisplayName>
+        <AccountId>4115</AccountId>
+        <AccountType/>
+      </UserInfo>
+      <UserInfo>
+        <DisplayName>i:0#.f|membership|anne.antero@turkuamk.fi</DisplayName>
+        <AccountId>1752</AccountId>
+        <AccountType/>
+      </UserInfo>
+    </IntraResponsibleFI>
+    <d5e5c4b2108343b5a7c63b2c45e02bb4 xmlns="29d38182-2ba3-434b-9466-3aece3d3aa2e">
+      <Terms xmlns="http://schemas.microsoft.com/office/infopath/2007/PartnerControls">
+        <TermInfo xmlns="http://schemas.microsoft.com/office/infopath/2007/PartnerControls">
+          <TermName xmlns="http://schemas.microsoft.com/office/infopath/2007/PartnerControls">Opinnäytetyö</TermName>
+          <TermId xmlns="http://schemas.microsoft.com/office/infopath/2007/PartnerControls">764ae95c-3e3e-4b8d-96a3-adf7c36171ff</TermId>
+        </TermInfo>
+        <TermInfo xmlns="http://schemas.microsoft.com/office/infopath/2007/PartnerControls">
+          <TermName xmlns="http://schemas.microsoft.com/office/infopath/2007/PartnerControls">Opinnäytetyön lomakkeet ja mallipohjat</TermName>
+          <TermId xmlns="http://schemas.microsoft.com/office/infopath/2007/PartnerControls">24a04aa2-3d3f-4318-947d-dcaa9240650c</TermId>
+        </TermInfo>
+      </Terms>
+    </d5e5c4b2108343b5a7c63b2c45e02bb4>
+    <m6e0ec6a239748e59d497cbd7a7abecb xmlns="29d38182-2ba3-434b-9466-3aece3d3aa2e">
+      <Terms xmlns="http://schemas.microsoft.com/office/infopath/2007/PartnerControls">
+        <TermInfo xmlns="http://schemas.microsoft.com/office/infopath/2007/PartnerControls">
+          <TermName xmlns="http://schemas.microsoft.com/office/infopath/2007/PartnerControls">Ei palvelua</TermName>
+          <TermId xmlns="http://schemas.microsoft.com/office/infopath/2007/PartnerControls">fda82063-688d-4b03-bd66-777c086b0675</TermId>
+        </TermInfo>
+      </Terms>
+    </m6e0ec6a239748e59d497cbd7a7abecb>
+    <SharedWithUsers xmlns="c2da8608-6b58-45ec-82e0-5098f9986dbf">
+      <UserInfo>
+        <DisplayName>Mäki Eerika</DisplayName>
+        <AccountId>9089</AccountId>
+        <AccountType/>
+      </UserInfo>
+      <UserInfo>
+        <DisplayName>Tiainen Jannika</DisplayName>
+        <AccountId>10356</AccountId>
+        <AccountType/>
+      </UserInfo>
+      <UserInfo>
+        <DisplayName>Kajokallio Kamilla</DisplayName>
+        <AccountId>738</AccountId>
+        <AccountType/>
+      </UserInfo>
+      <UserInfo>
+        <DisplayName>Rothovius Henna</DisplayName>
+        <AccountId>1530</AccountId>
+        <AccountType/>
+      </UserInfo>
+      <UserInfo>
+        <DisplayName>Ruotanen Vilma</DisplayName>
+        <AccountId>2676</AccountId>
+        <AccountType/>
+      </UserInfo>
+      <UserInfo>
+        <DisplayName>Abtidon Sagal</DisplayName>
+        <AccountId>20313</AccountId>
+        <AccountType/>
+      </UserInfo>
+      <UserInfo>
+        <DisplayName>Chamani Forough</DisplayName>
+        <AccountId>18347</AccountId>
+        <AccountType/>
+      </UserInfo>
+      <UserInfo>
+        <DisplayName>Koskenrouta Elina</DisplayName>
+        <AccountId>18465</AccountId>
+        <AccountType/>
+      </UserInfo>
+    </SharedWithUsers>
+  </documentManagement>
+</p:properties>
+</file>
+
 <file path=customXml/item3.xml><?xml version="1.0" encoding="utf-8"?>
+<b:Sources xmlns:b="http://schemas.openxmlformats.org/officeDocument/2006/bibliography" xmlns="http://schemas.openxmlformats.org/officeDocument/2006/bibliography" SelectedStyle="\GB.XSL" StyleName="GB7714"/>
+</file>
+
+<file path=customXml/item4.xml><?xml version="1.0" encoding="utf-8"?>
 <?mso-contentType ?>
 <FormTemplates xmlns="http://schemas.microsoft.com/sharepoint/v3/contenttype/forms">
   <Display>DocumentLibraryForm</Display>
@@ -17087,22 +18835,7 @@
 </FormTemplates>
 </file>
 
-<file path=customXml/item4.xml><?xml version="1.0" encoding="utf-8"?>
-<b:Sources xmlns:b="http://schemas.openxmlformats.org/officeDocument/2006/bibliography" xmlns="http://schemas.openxmlformats.org/officeDocument/2006/bibliography" SelectedStyle="\GB.XSL" StyleName="GB7714"/>
-</file>
-
 <file path=customXml/itemProps1.xml><?xml version="1.0" encoding="utf-8"?>
-<ds:datastoreItem xmlns:ds="http://schemas.openxmlformats.org/officeDocument/2006/customXml" ds:itemID="{11AEAA72-A71C-4F59-B1F2-69D6C0A615FB}">
-  <ds:schemaRefs>
-    <ds:schemaRef ds:uri="http://schemas.microsoft.com/office/2006/metadata/properties"/>
-    <ds:schemaRef ds:uri="http://schemas.microsoft.com/office/infopath/2007/PartnerControls"/>
-    <ds:schemaRef ds:uri="29d38182-2ba3-434b-9466-3aece3d3aa2e"/>
-    <ds:schemaRef ds:uri="c2da8608-6b58-45ec-82e0-5098f9986dbf"/>
-  </ds:schemaRefs>
-</ds:datastoreItem>
-</file>
-
-<file path=customXml/itemProps2.xml><?xml version="1.0" encoding="utf-8"?>
 <ds:datastoreItem xmlns:ds="http://schemas.openxmlformats.org/officeDocument/2006/customXml" ds:itemID="{EE4B2239-A68B-4EA6-9BD3-4C6271D1C6AF}">
   <ds:schemaRefs>
     <ds:schemaRef ds:uri="http://schemas.microsoft.com/office/2006/metadata/contentType"/>
@@ -17122,18 +18855,29 @@
 </ds:datastoreItem>
 </file>
 
+<file path=customXml/itemProps2.xml><?xml version="1.0" encoding="utf-8"?>
+<ds:datastoreItem xmlns:ds="http://schemas.openxmlformats.org/officeDocument/2006/customXml" ds:itemID="{11AEAA72-A71C-4F59-B1F2-69D6C0A615FB}">
+  <ds:schemaRefs>
+    <ds:schemaRef ds:uri="http://schemas.microsoft.com/office/2006/metadata/properties"/>
+    <ds:schemaRef ds:uri="http://schemas.microsoft.com/office/infopath/2007/PartnerControls"/>
+    <ds:schemaRef ds:uri="29d38182-2ba3-434b-9466-3aece3d3aa2e"/>
+    <ds:schemaRef ds:uri="c2da8608-6b58-45ec-82e0-5098f9986dbf"/>
+  </ds:schemaRefs>
+</ds:datastoreItem>
+</file>
+
 <file path=customXml/itemProps3.xml><?xml version="1.0" encoding="utf-8"?>
+<ds:datastoreItem xmlns:ds="http://schemas.openxmlformats.org/officeDocument/2006/customXml" ds:itemID="{AC98FC60-AA00-4516-A716-017F371296A7}">
+  <ds:schemaRefs>
+    <ds:schemaRef ds:uri="http://schemas.openxmlformats.org/officeDocument/2006/bibliography"/>
+  </ds:schemaRefs>
+</ds:datastoreItem>
+</file>
+
+<file path=customXml/itemProps4.xml><?xml version="1.0" encoding="utf-8"?>
 <ds:datastoreItem xmlns:ds="http://schemas.openxmlformats.org/officeDocument/2006/customXml" ds:itemID="{198EC644-F7AF-456F-BC05-BD0D54E3DC7D}">
   <ds:schemaRefs>
     <ds:schemaRef ds:uri="http://schemas.microsoft.com/sharepoint/v3/contenttype/forms"/>
   </ds:schemaRefs>
 </ds:datastoreItem>
-</file>
-
-<file path=customXml/itemProps4.xml><?xml version="1.0" encoding="utf-8"?>
-<ds:datastoreItem xmlns:ds="http://schemas.openxmlformats.org/officeDocument/2006/customXml" ds:itemID="{AC98FC60-AA00-4516-A716-017F371296A7}">
-  <ds:schemaRefs>
-    <ds:schemaRef ds:uri="http://schemas.openxmlformats.org/officeDocument/2006/bibliography"/>
-  </ds:schemaRefs>
-</ds:datastoreItem>
 </file>
--- a/ORAOwl_opinnaytetyö.docx
+++ b/ORAOwl_opinnaytetyö.docx
@@ -19,7 +19,6 @@
           <w:docPart w:val="AF0D35ADB2534787BEBF26D06BF3CCC4"/>
         </w:placeholder>
       </w:sdtPr>
-      <w:sdtEndPr/>
       <w:sdtContent>
         <w:p>
           <w:pPr>
@@ -46,7 +45,6 @@
           <w:docPart w:val="AF0D35ADB2534787BEBF26D06BF3CCC4"/>
         </w:placeholder>
       </w:sdtPr>
-      <w:sdtEndPr/>
       <w:sdtContent>
         <w:p>
           <w:pPr>
@@ -196,7 +194,6 @@
           <w:docPart w:val="0FEDB3AD84FA435D914C1B7E1831A07C"/>
         </w:placeholder>
       </w:sdtPr>
-      <w:sdtEndPr/>
       <w:sdtContent>
         <w:p>
           <w:pPr>
@@ -243,7 +240,6 @@
         </w:placeholder>
         <w:text w:multiLine="1"/>
       </w:sdtPr>
-      <w:sdtEndPr/>
       <w:sdtContent>
         <w:p>
           <w:pPr>
@@ -273,7 +269,6 @@
             <w:docPart w:val="0FEDB3AD84FA435D914C1B7E1831A07C"/>
           </w:placeholder>
         </w:sdtPr>
-        <w:sdtEndPr/>
         <w:sdtContent>
           <w:r>
             <w:t xml:space="preserve">Opinnäytetyön </w:t>
@@ -298,7 +293,6 @@
           <w:docPart w:val="88E2DE1C3D404E178C503CF2FE142304"/>
         </w:placeholder>
       </w:sdtPr>
-      <w:sdtEndPr/>
       <w:sdtContent>
         <w:p>
           <w:pPr>
@@ -319,6 +313,7 @@
         </w:p>
       </w:sdtContent>
     </w:sdt>
+    <w:bookmarkStart w:id="3" w:name="_Toc216100192"/>
     <w:p>
       <w:pPr>
         <w:pStyle w:val="Opinnytetynotsikko"/>
@@ -346,11 +341,6 @@
           </w:placeholder>
           <w:text w:multiLine="1"/>
         </w:sdtPr>
-        <w:sdtEndPr>
-          <w:rPr>
-            <w:rStyle w:val="Otsikko1Char"/>
-          </w:rPr>
-        </w:sdtEndPr>
         <w:sdtContent>
           <w:proofErr w:type="spellStart"/>
           <w:r>
@@ -376,6 +366,7 @@
           </w:r>
         </w:sdtContent>
       </w:sdt>
+      <w:bookmarkEnd w:id="3"/>
     </w:p>
     <w:sdt>
       <w:sdtPr>
@@ -385,18 +376,21 @@
           <w:docPart w:val="0FEDB3AD84FA435D914C1B7E1831A07C"/>
         </w:placeholder>
       </w:sdtPr>
-      <w:sdtEndPr/>
       <w:sdtContent>
         <w:p>
           <w:pPr>
             <w:pStyle w:val="Tiivistelm"/>
             <w:rPr>
+              <w:sz w:val="22"/>
+              <w:szCs w:val="22"/>
               <w:lang w:val="en-FI"/>
             </w:rPr>
           </w:pPr>
           <w:proofErr w:type="spellStart"/>
           <w:r>
             <w:rPr>
+              <w:sz w:val="22"/>
+              <w:szCs w:val="22"/>
               <w:lang w:val="en-FI"/>
             </w:rPr>
             <w:t>Suunnistuksen</w:t>
@@ -404,6 +398,8 @@
           <w:proofErr w:type="spellEnd"/>
           <w:r>
             <w:rPr>
+              <w:sz w:val="22"/>
+              <w:szCs w:val="22"/>
               <w:lang w:val="en-FI"/>
             </w:rPr>
             <w:t xml:space="preserve"> </w:t>
@@ -411,6 +407,8 @@
           <w:proofErr w:type="spellStart"/>
           <w:r>
             <w:rPr>
+              <w:sz w:val="22"/>
+              <w:szCs w:val="22"/>
               <w:lang w:val="en-FI"/>
             </w:rPr>
             <w:t>tulostiedot</w:t>
@@ -418,6 +416,8 @@
           <w:proofErr w:type="spellEnd"/>
           <w:r>
             <w:rPr>
+              <w:sz w:val="22"/>
+              <w:szCs w:val="22"/>
               <w:lang w:val="en-FI"/>
             </w:rPr>
             <w:t xml:space="preserve"> </w:t>
@@ -425,6 +425,8 @@
           <w:proofErr w:type="spellStart"/>
           <w:r>
             <w:rPr>
+              <w:sz w:val="22"/>
+              <w:szCs w:val="22"/>
               <w:lang w:val="en-FI"/>
             </w:rPr>
             <w:t>ovat</w:t>
@@ -432,6 +434,8 @@
           <w:proofErr w:type="spellEnd"/>
           <w:r>
             <w:rPr>
+              <w:sz w:val="22"/>
+              <w:szCs w:val="22"/>
               <w:lang w:val="en-FI"/>
             </w:rPr>
             <w:t xml:space="preserve"> </w:t>
@@ -439,6 +443,8 @@
           <w:proofErr w:type="spellStart"/>
           <w:r>
             <w:rPr>
+              <w:sz w:val="22"/>
+              <w:szCs w:val="22"/>
               <w:lang w:val="en-FI"/>
             </w:rPr>
             <w:t>hajallaan</w:t>
@@ -446,6 +452,8 @@
           <w:proofErr w:type="spellEnd"/>
           <w:r>
             <w:rPr>
+              <w:sz w:val="22"/>
+              <w:szCs w:val="22"/>
               <w:lang w:val="en-FI"/>
             </w:rPr>
             <w:t xml:space="preserve"> </w:t>
@@ -453,6 +461,8 @@
           <w:proofErr w:type="spellStart"/>
           <w:r>
             <w:rPr>
+              <w:sz w:val="22"/>
+              <w:szCs w:val="22"/>
               <w:lang w:val="en-FI"/>
             </w:rPr>
             <w:t>useilla</w:t>
@@ -460,6 +470,8 @@
           <w:proofErr w:type="spellEnd"/>
           <w:r>
             <w:rPr>
+              <w:sz w:val="22"/>
+              <w:szCs w:val="22"/>
               <w:lang w:val="en-FI"/>
             </w:rPr>
             <w:t xml:space="preserve"> </w:t>
@@ -467,6 +479,8 @@
           <w:proofErr w:type="spellStart"/>
           <w:r>
             <w:rPr>
+              <w:sz w:val="22"/>
+              <w:szCs w:val="22"/>
               <w:lang w:val="en-FI"/>
             </w:rPr>
             <w:t>verkkosivuilla</w:t>
@@ -474,6 +488,8 @@
           <w:proofErr w:type="spellEnd"/>
           <w:r>
             <w:rPr>
+              <w:sz w:val="22"/>
+              <w:szCs w:val="22"/>
               <w:lang w:val="en-FI"/>
             </w:rPr>
             <w:t xml:space="preserve"> </w:t>
@@ -481,6 +497,8 @@
           <w:proofErr w:type="spellStart"/>
           <w:r>
             <w:rPr>
+              <w:sz w:val="22"/>
+              <w:szCs w:val="22"/>
               <w:lang w:val="en-FI"/>
             </w:rPr>
             <w:t>ja</w:t>
@@ -488,6 +506,8 @@
           <w:proofErr w:type="spellEnd"/>
           <w:r>
             <w:rPr>
+              <w:sz w:val="22"/>
+              <w:szCs w:val="22"/>
               <w:lang w:val="en-FI"/>
             </w:rPr>
             <w:t xml:space="preserve"> </w:t>
@@ -495,6 +515,8 @@
           <w:proofErr w:type="spellStart"/>
           <w:r>
             <w:rPr>
+              <w:sz w:val="22"/>
+              <w:szCs w:val="22"/>
               <w:lang w:val="en-FI"/>
             </w:rPr>
             <w:t>eri</w:t>
@@ -502,6 +524,8 @@
           <w:proofErr w:type="spellEnd"/>
           <w:r>
             <w:rPr>
+              <w:sz w:val="22"/>
+              <w:szCs w:val="22"/>
               <w:lang w:val="en-FI"/>
             </w:rPr>
             <w:t xml:space="preserve"> </w:t>
@@ -509,6 +533,8 @@
           <w:proofErr w:type="spellStart"/>
           <w:r>
             <w:rPr>
+              <w:sz w:val="22"/>
+              <w:szCs w:val="22"/>
               <w:lang w:val="en-FI"/>
             </w:rPr>
             <w:t>järjestelmissä</w:t>
@@ -516,6 +542,8 @@
           <w:proofErr w:type="spellEnd"/>
           <w:r>
             <w:rPr>
+              <w:sz w:val="22"/>
+              <w:szCs w:val="22"/>
               <w:lang w:val="en-FI"/>
             </w:rPr>
             <w:t xml:space="preserve">, </w:t>
@@ -523,6 +551,8 @@
           <w:proofErr w:type="spellStart"/>
           <w:r>
             <w:rPr>
+              <w:sz w:val="22"/>
+              <w:szCs w:val="22"/>
               <w:lang w:val="en-FI"/>
             </w:rPr>
             <w:t>mikä</w:t>
@@ -530,6 +560,8 @@
           <w:proofErr w:type="spellEnd"/>
           <w:r>
             <w:rPr>
+              <w:sz w:val="22"/>
+              <w:szCs w:val="22"/>
               <w:lang w:val="en-FI"/>
             </w:rPr>
             <w:t xml:space="preserve"> </w:t>
@@ -537,6 +569,8 @@
           <w:proofErr w:type="spellStart"/>
           <w:r>
             <w:rPr>
+              <w:sz w:val="22"/>
+              <w:szCs w:val="22"/>
               <w:lang w:val="en-FI"/>
             </w:rPr>
             <w:t>vaikeuttaa</w:t>
@@ -544,6 +578,8 @@
           <w:proofErr w:type="spellEnd"/>
           <w:r>
             <w:rPr>
+              <w:sz w:val="22"/>
+              <w:szCs w:val="22"/>
               <w:lang w:val="en-FI"/>
             </w:rPr>
             <w:t xml:space="preserve"> </w:t>
@@ -551,6 +587,8 @@
           <w:proofErr w:type="spellStart"/>
           <w:r>
             <w:rPr>
+              <w:sz w:val="22"/>
+              <w:szCs w:val="22"/>
               <w:lang w:val="en-FI"/>
             </w:rPr>
             <w:t>urheilijoiden</w:t>
@@ -558,6 +596,8 @@
           <w:proofErr w:type="spellEnd"/>
           <w:r>
             <w:rPr>
+              <w:sz w:val="22"/>
+              <w:szCs w:val="22"/>
               <w:lang w:val="en-FI"/>
             </w:rPr>
             <w:t xml:space="preserve"> </w:t>
@@ -565,6 +605,8 @@
           <w:proofErr w:type="spellStart"/>
           <w:r>
             <w:rPr>
+              <w:sz w:val="22"/>
+              <w:szCs w:val="22"/>
               <w:lang w:val="en-FI"/>
             </w:rPr>
             <w:t>kehityksen</w:t>
@@ -572,6 +614,8 @@
           <w:proofErr w:type="spellEnd"/>
           <w:r>
             <w:rPr>
+              <w:sz w:val="22"/>
+              <w:szCs w:val="22"/>
               <w:lang w:val="en-FI"/>
             </w:rPr>
             <w:t xml:space="preserve"> </w:t>
@@ -579,6 +623,8 @@
           <w:proofErr w:type="spellStart"/>
           <w:r>
             <w:rPr>
+              <w:sz w:val="22"/>
+              <w:szCs w:val="22"/>
               <w:lang w:val="en-FI"/>
             </w:rPr>
             <w:t>seurantaa</w:t>
@@ -586,6 +632,8 @@
           <w:proofErr w:type="spellEnd"/>
           <w:r>
             <w:rPr>
+              <w:sz w:val="22"/>
+              <w:szCs w:val="22"/>
               <w:lang w:val="en-FI"/>
             </w:rPr>
             <w:t xml:space="preserve">, </w:t>
@@ -593,6 +641,8 @@
           <w:proofErr w:type="spellStart"/>
           <w:r>
             <w:rPr>
+              <w:sz w:val="22"/>
+              <w:szCs w:val="22"/>
               <w:lang w:val="en-FI"/>
             </w:rPr>
             <w:t>valmennuksen</w:t>
@@ -600,6 +650,8 @@
           <w:proofErr w:type="spellEnd"/>
           <w:r>
             <w:rPr>
+              <w:sz w:val="22"/>
+              <w:szCs w:val="22"/>
               <w:lang w:val="en-FI"/>
             </w:rPr>
             <w:t xml:space="preserve"> </w:t>
@@ -607,6 +659,8 @@
           <w:proofErr w:type="spellStart"/>
           <w:r>
             <w:rPr>
+              <w:sz w:val="22"/>
+              <w:szCs w:val="22"/>
               <w:lang w:val="en-FI"/>
             </w:rPr>
             <w:t>analysointia</w:t>
@@ -614,6 +668,8 @@
           <w:proofErr w:type="spellEnd"/>
           <w:r>
             <w:rPr>
+              <w:sz w:val="22"/>
+              <w:szCs w:val="22"/>
               <w:lang w:val="en-FI"/>
             </w:rPr>
             <w:t xml:space="preserve"> </w:t>
@@ -621,13 +677,17 @@
           <w:proofErr w:type="spellStart"/>
           <w:r>
             <w:rPr>
-              <w:lang w:val="en-FI"/>
-            </w:rPr>
-            <w:t>sekä</w:t>
+              <w:sz w:val="22"/>
+              <w:szCs w:val="22"/>
+              <w:lang w:val="en-FI"/>
+            </w:rPr>
+            <w:t>ja</w:t>
           </w:r>
           <w:proofErr w:type="spellEnd"/>
           <w:r>
             <w:rPr>
+              <w:sz w:val="22"/>
+              <w:szCs w:val="22"/>
               <w:lang w:val="en-FI"/>
             </w:rPr>
             <w:t xml:space="preserve"> </w:t>
@@ -635,13 +695,17 @@
           <w:proofErr w:type="spellStart"/>
           <w:r>
             <w:rPr>
-              <w:lang w:val="en-FI"/>
-            </w:rPr>
-            <w:t>seuratoiminnan</w:t>
+              <w:sz w:val="22"/>
+              <w:szCs w:val="22"/>
+              <w:lang w:val="en-FI"/>
+            </w:rPr>
+            <w:t>viestijoukkueiden</w:t>
           </w:r>
           <w:proofErr w:type="spellEnd"/>
           <w:r>
             <w:rPr>
+              <w:sz w:val="22"/>
+              <w:szCs w:val="22"/>
               <w:lang w:val="en-FI"/>
             </w:rPr>
             <w:t xml:space="preserve"> </w:t>
@@ -649,13 +713,17 @@
           <w:proofErr w:type="spellStart"/>
           <w:r>
             <w:rPr>
-              <w:lang w:val="en-FI"/>
-            </w:rPr>
-            <w:t>päätöksentekoa</w:t>
+              <w:sz w:val="22"/>
+              <w:szCs w:val="22"/>
+              <w:lang w:val="en-FI"/>
+            </w:rPr>
+            <w:t>valintaa</w:t>
           </w:r>
           <w:proofErr w:type="spellEnd"/>
           <w:r>
             <w:rPr>
+              <w:sz w:val="22"/>
+              <w:szCs w:val="22"/>
               <w:lang w:val="en-FI"/>
             </w:rPr>
             <w:t xml:space="preserve">. </w:t>
@@ -663,6 +731,8 @@
           <w:proofErr w:type="spellStart"/>
           <w:r>
             <w:rPr>
+              <w:sz w:val="22"/>
+              <w:szCs w:val="22"/>
               <w:lang w:val="en-FI"/>
             </w:rPr>
             <w:t>Hajautettu</w:t>
@@ -670,6 +740,8 @@
           <w:proofErr w:type="spellEnd"/>
           <w:r>
             <w:rPr>
+              <w:sz w:val="22"/>
+              <w:szCs w:val="22"/>
               <w:lang w:val="en-FI"/>
             </w:rPr>
             <w:t xml:space="preserve"> </w:t>
@@ -677,6 +749,8 @@
           <w:proofErr w:type="spellStart"/>
           <w:r>
             <w:rPr>
+              <w:sz w:val="22"/>
+              <w:szCs w:val="22"/>
               <w:lang w:val="en-FI"/>
             </w:rPr>
             <w:t>tulosaineisto</w:t>
@@ -684,6 +758,8 @@
           <w:proofErr w:type="spellEnd"/>
           <w:r>
             <w:rPr>
+              <w:sz w:val="22"/>
+              <w:szCs w:val="22"/>
               <w:lang w:val="en-FI"/>
             </w:rPr>
             <w:t xml:space="preserve"> </w:t>
@@ -691,6 +767,8 @@
           <w:proofErr w:type="spellStart"/>
           <w:r>
             <w:rPr>
+              <w:sz w:val="22"/>
+              <w:szCs w:val="22"/>
               <w:lang w:val="en-FI"/>
             </w:rPr>
             <w:t>aiheuttaa</w:t>
@@ -698,6 +776,8 @@
           <w:proofErr w:type="spellEnd"/>
           <w:r>
             <w:rPr>
+              <w:sz w:val="22"/>
+              <w:szCs w:val="22"/>
               <w:lang w:val="en-FI"/>
             </w:rPr>
             <w:t xml:space="preserve"> </w:t>
@@ -705,6 +785,98 @@
           <w:proofErr w:type="spellStart"/>
           <w:r>
             <w:rPr>
+              <w:sz w:val="22"/>
+              <w:szCs w:val="22"/>
+              <w:lang w:val="en-FI"/>
+            </w:rPr>
+            <w:t>virheiden</w:t>
+          </w:r>
+          <w:proofErr w:type="spellEnd"/>
+          <w:r>
+            <w:rPr>
+              <w:sz w:val="22"/>
+              <w:szCs w:val="22"/>
+              <w:lang w:val="en-FI"/>
+            </w:rPr>
+            <w:t xml:space="preserve"> </w:t>
+          </w:r>
+          <w:proofErr w:type="spellStart"/>
+          <w:r>
+            <w:rPr>
+              <w:sz w:val="22"/>
+              <w:szCs w:val="22"/>
+              <w:lang w:val="en-FI"/>
+            </w:rPr>
+            <w:t>riskiä</w:t>
+          </w:r>
+          <w:proofErr w:type="spellEnd"/>
+          <w:r>
+            <w:rPr>
+              <w:sz w:val="22"/>
+              <w:szCs w:val="22"/>
+              <w:lang w:val="en-FI"/>
+            </w:rPr>
+            <w:t xml:space="preserve"> </w:t>
+          </w:r>
+          <w:proofErr w:type="spellStart"/>
+          <w:r>
+            <w:rPr>
+              <w:sz w:val="22"/>
+              <w:szCs w:val="22"/>
+              <w:lang w:val="en-FI"/>
+            </w:rPr>
+            <w:t>ja</w:t>
+          </w:r>
+          <w:proofErr w:type="spellEnd"/>
+          <w:r>
+            <w:rPr>
+              <w:sz w:val="22"/>
+              <w:szCs w:val="22"/>
+              <w:lang w:val="en-FI"/>
+            </w:rPr>
+            <w:t xml:space="preserve"> </w:t>
+          </w:r>
+          <w:proofErr w:type="spellStart"/>
+          <w:r>
+            <w:rPr>
+              <w:sz w:val="22"/>
+              <w:szCs w:val="22"/>
+              <w:lang w:val="en-FI"/>
+            </w:rPr>
+            <w:t>edellyttää</w:t>
+          </w:r>
+          <w:proofErr w:type="spellEnd"/>
+          <w:r>
+            <w:rPr>
+              <w:sz w:val="22"/>
+              <w:szCs w:val="22"/>
+              <w:lang w:val="en-FI"/>
+            </w:rPr>
+            <w:t xml:space="preserve"> </w:t>
+          </w:r>
+          <w:proofErr w:type="spellStart"/>
+          <w:r>
+            <w:rPr>
+              <w:sz w:val="22"/>
+              <w:szCs w:val="22"/>
+              <w:lang w:val="en-FI"/>
+            </w:rPr>
+            <w:t>paljon</w:t>
+          </w:r>
+          <w:proofErr w:type="spellEnd"/>
+          <w:r>
+            <w:rPr>
+              <w:sz w:val="22"/>
+              <w:szCs w:val="22"/>
+              <w:lang w:val="en-FI"/>
+            </w:rPr>
+            <w:t xml:space="preserve"> </w:t>
+          </w:r>
+          <w:proofErr w:type="spellStart"/>
+          <w:r>
+            <w:rPr>
+              <w:sz w:val="22"/>
+              <w:szCs w:val="22"/>
               <w:lang w:val="en-FI"/>
             </w:rPr>
             <w:t>manuaalista</w:t>
@@ -712,6 +884,8 @@
           <w:proofErr w:type="spellEnd"/>
           <w:r>
             <w:rPr>
+              <w:sz w:val="22"/>
+              <w:szCs w:val="22"/>
               <w:lang w:val="en-FI"/>
             </w:rPr>
             <w:t xml:space="preserve"> </w:t>
@@ -719,6 +893,8 @@
           <w:proofErr w:type="spellStart"/>
           <w:r>
             <w:rPr>
+              <w:sz w:val="22"/>
+              <w:szCs w:val="22"/>
               <w:lang w:val="en-FI"/>
             </w:rPr>
             <w:t>työtä</w:t>
@@ -726,90 +902,8 @@
           <w:proofErr w:type="spellEnd"/>
           <w:r>
             <w:rPr>
-              <w:lang w:val="en-FI"/>
-            </w:rPr>
-            <w:t xml:space="preserve">, </w:t>
-          </w:r>
-          <w:proofErr w:type="spellStart"/>
-          <w:r>
-            <w:rPr>
-              <w:lang w:val="en-FI"/>
-            </w:rPr>
-            <w:t>virhealttiutta</w:t>
-          </w:r>
-          <w:proofErr w:type="spellEnd"/>
-          <w:r>
-            <w:rPr>
-              <w:lang w:val="en-FI"/>
-            </w:rPr>
-            <w:t xml:space="preserve"> </w:t>
-          </w:r>
-          <w:proofErr w:type="spellStart"/>
-          <w:r>
-            <w:rPr>
-              <w:lang w:val="en-FI"/>
-            </w:rPr>
-            <w:t>ja</w:t>
-          </w:r>
-          <w:proofErr w:type="spellEnd"/>
-          <w:r>
-            <w:rPr>
-              <w:lang w:val="en-FI"/>
-            </w:rPr>
-            <w:t xml:space="preserve"> </w:t>
-          </w:r>
-          <w:proofErr w:type="spellStart"/>
-          <w:r>
-            <w:rPr>
-              <w:lang w:val="en-FI"/>
-            </w:rPr>
-            <w:t>estää</w:t>
-          </w:r>
-          <w:proofErr w:type="spellEnd"/>
-          <w:r>
-            <w:rPr>
-              <w:lang w:val="en-FI"/>
-            </w:rPr>
-            <w:t xml:space="preserve"> </w:t>
-          </w:r>
-          <w:proofErr w:type="spellStart"/>
-          <w:r>
-            <w:rPr>
-              <w:lang w:val="en-FI"/>
-            </w:rPr>
-            <w:t>tulosten</w:t>
-          </w:r>
-          <w:proofErr w:type="spellEnd"/>
-          <w:r>
-            <w:rPr>
-              <w:lang w:val="en-FI"/>
-            </w:rPr>
-            <w:t xml:space="preserve"> </w:t>
-          </w:r>
-          <w:proofErr w:type="spellStart"/>
-          <w:r>
-            <w:rPr>
-              <w:lang w:val="en-FI"/>
-            </w:rPr>
-            <w:t>tehokkaan</w:t>
-          </w:r>
-          <w:proofErr w:type="spellEnd"/>
-          <w:r>
-            <w:rPr>
-              <w:lang w:val="en-FI"/>
-            </w:rPr>
-            <w:t xml:space="preserve"> </w:t>
-          </w:r>
-          <w:proofErr w:type="spellStart"/>
-          <w:r>
-            <w:rPr>
-              <w:lang w:val="en-FI"/>
-            </w:rPr>
-            <w:t>vertailun</w:t>
-          </w:r>
-          <w:proofErr w:type="spellEnd"/>
-          <w:r>
-            <w:rPr>
+              <w:sz w:val="22"/>
+              <w:szCs w:val="22"/>
               <w:lang w:val="en-FI"/>
             </w:rPr>
             <w:t>.</w:t>
@@ -819,12 +913,16 @@
           <w:pPr>
             <w:pStyle w:val="Tiivistelm"/>
             <w:rPr>
+              <w:sz w:val="22"/>
+              <w:szCs w:val="22"/>
               <w:lang w:val="en-FI"/>
             </w:rPr>
           </w:pPr>
           <w:proofErr w:type="spellStart"/>
           <w:r>
             <w:rPr>
+              <w:sz w:val="22"/>
+              <w:szCs w:val="22"/>
               <w:lang w:val="en-FI"/>
             </w:rPr>
             <w:t>Tämän</w:t>
@@ -832,6 +930,8 @@
           <w:proofErr w:type="spellEnd"/>
           <w:r>
             <w:rPr>
+              <w:sz w:val="22"/>
+              <w:szCs w:val="22"/>
               <w:lang w:val="en-FI"/>
             </w:rPr>
             <w:t xml:space="preserve"> </w:t>
@@ -839,6 +939,8 @@
           <w:proofErr w:type="spellStart"/>
           <w:r>
             <w:rPr>
+              <w:sz w:val="22"/>
+              <w:szCs w:val="22"/>
               <w:lang w:val="en-FI"/>
             </w:rPr>
             <w:t>opinnäytetyön</w:t>
@@ -846,6 +948,8 @@
           <w:proofErr w:type="spellEnd"/>
           <w:r>
             <w:rPr>
+              <w:sz w:val="22"/>
+              <w:szCs w:val="22"/>
               <w:lang w:val="en-FI"/>
             </w:rPr>
             <w:t xml:space="preserve"> </w:t>
@@ -853,6 +957,8 @@
           <w:proofErr w:type="spellStart"/>
           <w:r>
             <w:rPr>
+              <w:sz w:val="22"/>
+              <w:szCs w:val="22"/>
               <w:lang w:val="en-FI"/>
             </w:rPr>
             <w:t>tavoitteena</w:t>
@@ -860,6 +966,8 @@
           <w:proofErr w:type="spellEnd"/>
           <w:r>
             <w:rPr>
+              <w:sz w:val="22"/>
+              <w:szCs w:val="22"/>
               <w:lang w:val="en-FI"/>
             </w:rPr>
             <w:t xml:space="preserve"> </w:t>
@@ -867,6 +975,8 @@
           <w:proofErr w:type="spellStart"/>
           <w:r>
             <w:rPr>
+              <w:sz w:val="22"/>
+              <w:szCs w:val="22"/>
               <w:lang w:val="en-FI"/>
             </w:rPr>
             <w:t>oli</w:t>
@@ -874,6 +984,8 @@
           <w:proofErr w:type="spellEnd"/>
           <w:r>
             <w:rPr>
+              <w:sz w:val="22"/>
+              <w:szCs w:val="22"/>
               <w:lang w:val="en-FI"/>
             </w:rPr>
             <w:t xml:space="preserve"> </w:t>
@@ -881,6 +993,8 @@
           <w:proofErr w:type="spellStart"/>
           <w:r>
             <w:rPr>
+              <w:sz w:val="22"/>
+              <w:szCs w:val="22"/>
               <w:lang w:val="en-FI"/>
             </w:rPr>
             <w:t>kehittää</w:t>
@@ -888,6 +1002,8 @@
           <w:proofErr w:type="spellEnd"/>
           <w:r>
             <w:rPr>
+              <w:sz w:val="22"/>
+              <w:szCs w:val="22"/>
               <w:lang w:val="en-FI"/>
             </w:rPr>
             <w:t xml:space="preserve"> </w:t>
@@ -895,6 +1011,8 @@
           <w:proofErr w:type="spellStart"/>
           <w:r>
             <w:rPr>
+              <w:sz w:val="22"/>
+              <w:szCs w:val="22"/>
               <w:lang w:val="en-FI"/>
             </w:rPr>
             <w:t>ratkaisu</w:t>
@@ -902,6 +1020,8 @@
           <w:proofErr w:type="spellEnd"/>
           <w:r>
             <w:rPr>
+              <w:sz w:val="22"/>
+              <w:szCs w:val="22"/>
               <w:lang w:val="en-FI"/>
             </w:rPr>
             <w:t xml:space="preserve"> </w:t>
@@ -909,6 +1029,8 @@
           <w:proofErr w:type="spellStart"/>
           <w:r>
             <w:rPr>
+              <w:sz w:val="22"/>
+              <w:szCs w:val="22"/>
               <w:lang w:val="en-FI"/>
             </w:rPr>
             <w:t>tähän</w:t>
@@ -916,6 +1038,8 @@
           <w:proofErr w:type="spellEnd"/>
           <w:r>
             <w:rPr>
+              <w:sz w:val="22"/>
+              <w:szCs w:val="22"/>
               <w:lang w:val="en-FI"/>
             </w:rPr>
             <w:t xml:space="preserve"> </w:t>
@@ -923,6 +1047,8 @@
           <w:proofErr w:type="spellStart"/>
           <w:r>
             <w:rPr>
+              <w:sz w:val="22"/>
+              <w:szCs w:val="22"/>
               <w:lang w:val="en-FI"/>
             </w:rPr>
             <w:t>ongelmaan</w:t>
@@ -930,6 +1056,8 @@
           <w:proofErr w:type="spellEnd"/>
           <w:r>
             <w:rPr>
+              <w:sz w:val="22"/>
+              <w:szCs w:val="22"/>
               <w:lang w:val="en-FI"/>
             </w:rPr>
             <w:t xml:space="preserve"> </w:t>
@@ -937,6 +1065,8 @@
           <w:proofErr w:type="spellStart"/>
           <w:r>
             <w:rPr>
+              <w:sz w:val="22"/>
+              <w:szCs w:val="22"/>
               <w:lang w:val="en-FI"/>
             </w:rPr>
             <w:t>suunnittelemalla</w:t>
@@ -944,6 +1074,8 @@
           <w:proofErr w:type="spellEnd"/>
           <w:r>
             <w:rPr>
+              <w:sz w:val="22"/>
+              <w:szCs w:val="22"/>
               <w:lang w:val="en-FI"/>
             </w:rPr>
             <w:t xml:space="preserve"> </w:t>
@@ -951,6 +1083,8 @@
           <w:proofErr w:type="spellStart"/>
           <w:r>
             <w:rPr>
+              <w:sz w:val="22"/>
+              <w:szCs w:val="22"/>
               <w:lang w:val="en-FI"/>
             </w:rPr>
             <w:t>ja</w:t>
@@ -958,6 +1092,8 @@
           <w:proofErr w:type="spellEnd"/>
           <w:r>
             <w:rPr>
+              <w:sz w:val="22"/>
+              <w:szCs w:val="22"/>
               <w:lang w:val="en-FI"/>
             </w:rPr>
             <w:t xml:space="preserve"> </w:t>
@@ -965,6 +1101,8 @@
           <w:proofErr w:type="spellStart"/>
           <w:r>
             <w:rPr>
+              <w:sz w:val="22"/>
+              <w:szCs w:val="22"/>
               <w:lang w:val="en-FI"/>
             </w:rPr>
             <w:t>toteuttamalla</w:t>
@@ -972,6 +1110,8 @@
           <w:proofErr w:type="spellEnd"/>
           <w:r>
             <w:rPr>
+              <w:sz w:val="22"/>
+              <w:szCs w:val="22"/>
               <w:lang w:val="en-FI"/>
             </w:rPr>
             <w:t xml:space="preserve"> </w:t>
@@ -979,6 +1119,8 @@
           <w:proofErr w:type="spellStart"/>
           <w:r>
             <w:rPr>
+              <w:sz w:val="22"/>
+              <w:szCs w:val="22"/>
               <w:lang w:val="en-FI"/>
             </w:rPr>
             <w:t>ORAOwl-niminen</w:t>
@@ -986,6 +1128,8 @@
           <w:proofErr w:type="spellEnd"/>
           <w:r>
             <w:rPr>
+              <w:sz w:val="22"/>
+              <w:szCs w:val="22"/>
               <w:lang w:val="en-FI"/>
             </w:rPr>
             <w:t xml:space="preserve"> </w:t>
@@ -993,6 +1137,8 @@
           <w:proofErr w:type="spellStart"/>
           <w:r>
             <w:rPr>
+              <w:sz w:val="22"/>
+              <w:szCs w:val="22"/>
               <w:lang w:val="en-FI"/>
             </w:rPr>
             <w:t>sovellus</w:t>
@@ -1000,6 +1146,8 @@
           <w:proofErr w:type="spellEnd"/>
           <w:r>
             <w:rPr>
+              <w:sz w:val="22"/>
+              <w:szCs w:val="22"/>
               <w:lang w:val="en-FI"/>
             </w:rPr>
             <w:t xml:space="preserve">, </w:t>
@@ -1007,6 +1155,8 @@
           <w:proofErr w:type="spellStart"/>
           <w:r>
             <w:rPr>
+              <w:sz w:val="22"/>
+              <w:szCs w:val="22"/>
               <w:lang w:val="en-FI"/>
             </w:rPr>
             <w:t>joka</w:t>
@@ -1014,6 +1164,8 @@
           <w:proofErr w:type="spellEnd"/>
           <w:r>
             <w:rPr>
+              <w:sz w:val="22"/>
+              <w:szCs w:val="22"/>
               <w:lang w:val="en-FI"/>
             </w:rPr>
             <w:t xml:space="preserve"> </w:t>
@@ -1021,6 +1173,8 @@
           <w:proofErr w:type="spellStart"/>
           <w:r>
             <w:rPr>
+              <w:sz w:val="22"/>
+              <w:szCs w:val="22"/>
               <w:lang w:val="en-FI"/>
             </w:rPr>
             <w:t>kokoaa</w:t>
@@ -1028,6 +1182,8 @@
           <w:proofErr w:type="spellEnd"/>
           <w:r>
             <w:rPr>
+              <w:sz w:val="22"/>
+              <w:szCs w:val="22"/>
               <w:lang w:val="en-FI"/>
             </w:rPr>
             <w:t xml:space="preserve"> </w:t>
@@ -1035,13 +1191,17 @@
           <w:proofErr w:type="spellStart"/>
           <w:r>
             <w:rPr>
-              <w:lang w:val="en-FI"/>
-            </w:rPr>
-            <w:t>suunnistustulokset</w:t>
+              <w:sz w:val="22"/>
+              <w:szCs w:val="22"/>
+              <w:lang w:val="en-FI"/>
+            </w:rPr>
+            <w:t>suunnistustuloksia</w:t>
           </w:r>
           <w:proofErr w:type="spellEnd"/>
           <w:r>
             <w:rPr>
+              <w:sz w:val="22"/>
+              <w:szCs w:val="22"/>
               <w:lang w:val="en-FI"/>
             </w:rPr>
             <w:t xml:space="preserve"> </w:t>
@@ -1049,6 +1209,8 @@
           <w:proofErr w:type="spellStart"/>
           <w:r>
             <w:rPr>
+              <w:sz w:val="22"/>
+              <w:szCs w:val="22"/>
               <w:lang w:val="en-FI"/>
             </w:rPr>
             <w:t>yhteen</w:t>
@@ -1056,6 +1218,8 @@
           <w:proofErr w:type="spellEnd"/>
           <w:r>
             <w:rPr>
+              <w:sz w:val="22"/>
+              <w:szCs w:val="22"/>
               <w:lang w:val="en-FI"/>
             </w:rPr>
             <w:t xml:space="preserve"> </w:t>
@@ -1063,6 +1227,8 @@
           <w:proofErr w:type="spellStart"/>
           <w:r>
             <w:rPr>
+              <w:sz w:val="22"/>
+              <w:szCs w:val="22"/>
               <w:lang w:val="en-FI"/>
             </w:rPr>
             <w:t>järjestelmään</w:t>
@@ -1070,6 +1236,98 @@
           <w:proofErr w:type="spellEnd"/>
           <w:r>
             <w:rPr>
+              <w:sz w:val="22"/>
+              <w:szCs w:val="22"/>
+              <w:lang w:val="en-FI"/>
+            </w:rPr>
+            <w:t xml:space="preserve"> </w:t>
+          </w:r>
+          <w:proofErr w:type="spellStart"/>
+          <w:r>
+            <w:rPr>
+              <w:sz w:val="22"/>
+              <w:szCs w:val="22"/>
+              <w:lang w:val="en-FI"/>
+            </w:rPr>
+            <w:t>ja</w:t>
+          </w:r>
+          <w:proofErr w:type="spellEnd"/>
+          <w:r>
+            <w:rPr>
+              <w:sz w:val="22"/>
+              <w:szCs w:val="22"/>
+              <w:lang w:val="en-FI"/>
+            </w:rPr>
+            <w:t xml:space="preserve"> </w:t>
+          </w:r>
+          <w:proofErr w:type="spellStart"/>
+          <w:r>
+            <w:rPr>
+              <w:sz w:val="22"/>
+              <w:szCs w:val="22"/>
+              <w:lang w:val="en-FI"/>
+            </w:rPr>
+            <w:t>mahdollistaa</w:t>
+          </w:r>
+          <w:proofErr w:type="spellEnd"/>
+          <w:r>
+            <w:rPr>
+              <w:sz w:val="22"/>
+              <w:szCs w:val="22"/>
+              <w:lang w:val="en-FI"/>
+            </w:rPr>
+            <w:t xml:space="preserve"> </w:t>
+          </w:r>
+          <w:proofErr w:type="spellStart"/>
+          <w:r>
+            <w:rPr>
+              <w:sz w:val="22"/>
+              <w:szCs w:val="22"/>
+              <w:lang w:val="en-FI"/>
+            </w:rPr>
+            <w:t>niiden</w:t>
+          </w:r>
+          <w:proofErr w:type="spellEnd"/>
+          <w:r>
+            <w:rPr>
+              <w:sz w:val="22"/>
+              <w:szCs w:val="22"/>
+              <w:lang w:val="en-FI"/>
+            </w:rPr>
+            <w:t xml:space="preserve"> </w:t>
+          </w:r>
+          <w:proofErr w:type="spellStart"/>
+          <w:r>
+            <w:rPr>
+              <w:sz w:val="22"/>
+              <w:szCs w:val="22"/>
+              <w:lang w:val="en-FI"/>
+            </w:rPr>
+            <w:t>tehokkaamman</w:t>
+          </w:r>
+          <w:proofErr w:type="spellEnd"/>
+          <w:r>
+            <w:rPr>
+              <w:sz w:val="22"/>
+              <w:szCs w:val="22"/>
+              <w:lang w:val="en-FI"/>
+            </w:rPr>
+            <w:t xml:space="preserve"> </w:t>
+          </w:r>
+          <w:proofErr w:type="spellStart"/>
+          <w:r>
+            <w:rPr>
+              <w:sz w:val="22"/>
+              <w:szCs w:val="22"/>
+              <w:lang w:val="en-FI"/>
+            </w:rPr>
+            <w:t>hyödyntämisen</w:t>
+          </w:r>
+          <w:proofErr w:type="spellEnd"/>
+          <w:r>
+            <w:rPr>
+              <w:sz w:val="22"/>
+              <w:szCs w:val="22"/>
               <w:lang w:val="en-FI"/>
             </w:rPr>
             <w:t xml:space="preserve">. </w:t>
@@ -1077,6 +1335,8 @@
           <w:proofErr w:type="spellStart"/>
           <w:r>
             <w:rPr>
+              <w:sz w:val="22"/>
+              <w:szCs w:val="22"/>
               <w:lang w:val="en-FI"/>
             </w:rPr>
             <w:t>Työ</w:t>
@@ -1084,6 +1344,8 @@
           <w:proofErr w:type="spellEnd"/>
           <w:r>
             <w:rPr>
+              <w:sz w:val="22"/>
+              <w:szCs w:val="22"/>
               <w:lang w:val="en-FI"/>
             </w:rPr>
             <w:t xml:space="preserve"> </w:t>
@@ -1091,6 +1353,8 @@
           <w:proofErr w:type="spellStart"/>
           <w:r>
             <w:rPr>
+              <w:sz w:val="22"/>
+              <w:szCs w:val="22"/>
               <w:lang w:val="en-FI"/>
             </w:rPr>
             <w:t>toteutettiin</w:t>
@@ -1098,6 +1362,8 @@
           <w:proofErr w:type="spellEnd"/>
           <w:r>
             <w:rPr>
+              <w:sz w:val="22"/>
+              <w:szCs w:val="22"/>
               <w:lang w:val="en-FI"/>
             </w:rPr>
             <w:t xml:space="preserve"> </w:t>
@@ -1105,6 +1371,8 @@
           <w:proofErr w:type="spellStart"/>
           <w:r>
             <w:rPr>
+              <w:sz w:val="22"/>
+              <w:szCs w:val="22"/>
               <w:lang w:val="en-FI"/>
             </w:rPr>
             <w:t>yksityiselle</w:t>
@@ -1112,6 +1380,8 @@
           <w:proofErr w:type="spellEnd"/>
           <w:r>
             <w:rPr>
+              <w:sz w:val="22"/>
+              <w:szCs w:val="22"/>
               <w:lang w:val="en-FI"/>
             </w:rPr>
             <w:t xml:space="preserve"> </w:t>
@@ -1119,6 +1389,8 @@
           <w:proofErr w:type="spellStart"/>
           <w:r>
             <w:rPr>
+              <w:sz w:val="22"/>
+              <w:szCs w:val="22"/>
               <w:lang w:val="en-FI"/>
             </w:rPr>
             <w:t>toimeksiantajalle</w:t>
@@ -1126,6 +1398,8 @@
           <w:proofErr w:type="spellEnd"/>
           <w:r>
             <w:rPr>
+              <w:sz w:val="22"/>
+              <w:szCs w:val="22"/>
               <w:lang w:val="en-FI"/>
             </w:rPr>
             <w:t xml:space="preserve">, </w:t>
@@ -1133,6 +1407,8 @@
           <w:proofErr w:type="spellStart"/>
           <w:r>
             <w:rPr>
+              <w:sz w:val="22"/>
+              <w:szCs w:val="22"/>
               <w:lang w:val="en-FI"/>
             </w:rPr>
             <w:t>joka</w:t>
@@ -1140,6 +1416,8 @@
           <w:proofErr w:type="spellEnd"/>
           <w:r>
             <w:rPr>
+              <w:sz w:val="22"/>
+              <w:szCs w:val="22"/>
               <w:lang w:val="en-FI"/>
             </w:rPr>
             <w:t xml:space="preserve"> </w:t>
@@ -1147,6 +1425,8 @@
           <w:proofErr w:type="spellStart"/>
           <w:r>
             <w:rPr>
+              <w:sz w:val="22"/>
+              <w:szCs w:val="22"/>
               <w:lang w:val="en-FI"/>
             </w:rPr>
             <w:t>toimii</w:t>
@@ -1154,6 +1434,8 @@
           <w:proofErr w:type="spellEnd"/>
           <w:r>
             <w:rPr>
+              <w:sz w:val="22"/>
+              <w:szCs w:val="22"/>
               <w:lang w:val="en-FI"/>
             </w:rPr>
             <w:t xml:space="preserve"> </w:t>
@@ -1161,6 +1443,8 @@
           <w:proofErr w:type="spellStart"/>
           <w:r>
             <w:rPr>
+              <w:sz w:val="22"/>
+              <w:szCs w:val="22"/>
               <w:lang w:val="en-FI"/>
             </w:rPr>
             <w:t>suunnistuksen</w:t>
@@ -1168,6 +1452,8 @@
           <w:proofErr w:type="spellEnd"/>
           <w:r>
             <w:rPr>
+              <w:sz w:val="22"/>
+              <w:szCs w:val="22"/>
               <w:lang w:val="en-FI"/>
             </w:rPr>
             <w:t xml:space="preserve"> </w:t>
@@ -1175,6 +1461,8 @@
           <w:proofErr w:type="spellStart"/>
           <w:r>
             <w:rPr>
+              <w:sz w:val="22"/>
+              <w:szCs w:val="22"/>
               <w:lang w:val="en-FI"/>
             </w:rPr>
             <w:t>ja</w:t>
@@ -1182,6 +1470,8 @@
           <w:proofErr w:type="spellEnd"/>
           <w:r>
             <w:rPr>
+              <w:sz w:val="22"/>
+              <w:szCs w:val="22"/>
               <w:lang w:val="en-FI"/>
             </w:rPr>
             <w:t xml:space="preserve"> </w:t>
@@ -1189,6 +1479,8 @@
           <w:proofErr w:type="spellStart"/>
           <w:r>
             <w:rPr>
+              <w:sz w:val="22"/>
+              <w:szCs w:val="22"/>
               <w:lang w:val="en-FI"/>
             </w:rPr>
             <w:t>ohjelmistokehityksen</w:t>
@@ -1196,6 +1488,8 @@
           <w:proofErr w:type="spellEnd"/>
           <w:r>
             <w:rPr>
+              <w:sz w:val="22"/>
+              <w:szCs w:val="22"/>
               <w:lang w:val="en-FI"/>
             </w:rPr>
             <w:t xml:space="preserve"> </w:t>
@@ -1203,6 +1497,8 @@
           <w:proofErr w:type="spellStart"/>
           <w:r>
             <w:rPr>
+              <w:sz w:val="22"/>
+              <w:szCs w:val="22"/>
               <w:lang w:val="en-FI"/>
             </w:rPr>
             <w:t>parissa</w:t>
@@ -1210,6 +1506,8 @@
           <w:proofErr w:type="spellEnd"/>
           <w:r>
             <w:rPr>
+              <w:sz w:val="22"/>
+              <w:szCs w:val="22"/>
               <w:lang w:val="en-FI"/>
             </w:rPr>
             <w:t>.</w:t>
@@ -1219,12 +1517,16 @@
           <w:pPr>
             <w:pStyle w:val="Tiivistelm"/>
             <w:rPr>
+              <w:sz w:val="22"/>
+              <w:szCs w:val="22"/>
               <w:lang w:val="en-FI"/>
             </w:rPr>
           </w:pPr>
           <w:proofErr w:type="spellStart"/>
           <w:r>
             <w:rPr>
+              <w:sz w:val="22"/>
+              <w:szCs w:val="22"/>
               <w:lang w:val="en-FI"/>
             </w:rPr>
             <w:t>Sovellus</w:t>
@@ -1232,6 +1534,8 @@
           <w:proofErr w:type="spellEnd"/>
           <w:r>
             <w:rPr>
+              <w:sz w:val="22"/>
+              <w:szCs w:val="22"/>
               <w:lang w:val="en-FI"/>
             </w:rPr>
             <w:t xml:space="preserve"> </w:t>
@@ -1239,13 +1543,17 @@
           <w:proofErr w:type="spellStart"/>
           <w:r>
             <w:rPr>
-              <w:lang w:val="en-FI"/>
-            </w:rPr>
-            <w:t>toteutettiin</w:t>
+              <w:sz w:val="22"/>
+              <w:szCs w:val="22"/>
+              <w:lang w:val="en-FI"/>
+            </w:rPr>
+            <w:t>kehitettiin</w:t>
           </w:r>
           <w:proofErr w:type="spellEnd"/>
           <w:r>
             <w:rPr>
+              <w:sz w:val="22"/>
+              <w:szCs w:val="22"/>
               <w:lang w:val="en-FI"/>
             </w:rPr>
             <w:t xml:space="preserve"> </w:t>
@@ -1253,6 +1561,8 @@
           <w:proofErr w:type="spellStart"/>
           <w:r>
             <w:rPr>
+              <w:sz w:val="22"/>
+              <w:szCs w:val="22"/>
               <w:lang w:val="en-FI"/>
             </w:rPr>
             <w:t>Pythonilla</w:t>
@@ -1260,6 +1570,8 @@
           <w:proofErr w:type="spellEnd"/>
           <w:r>
             <w:rPr>
+              <w:sz w:val="22"/>
+              <w:szCs w:val="22"/>
               <w:lang w:val="en-FI"/>
             </w:rPr>
             <w:t xml:space="preserve"> </w:t>
@@ -1267,6 +1579,8 @@
           <w:proofErr w:type="spellStart"/>
           <w:r>
             <w:rPr>
+              <w:sz w:val="22"/>
+              <w:szCs w:val="22"/>
               <w:lang w:val="en-FI"/>
             </w:rPr>
             <w:t>ja</w:t>
@@ -1274,6 +1588,8 @@
           <w:proofErr w:type="spellEnd"/>
           <w:r>
             <w:rPr>
+              <w:sz w:val="22"/>
+              <w:szCs w:val="22"/>
               <w:lang w:val="en-FI"/>
             </w:rPr>
             <w:t xml:space="preserve"> Django-</w:t>
@@ -1281,6 +1597,8 @@
           <w:proofErr w:type="spellStart"/>
           <w:r>
             <w:rPr>
+              <w:sz w:val="22"/>
+              <w:szCs w:val="22"/>
               <w:lang w:val="en-FI"/>
             </w:rPr>
             <w:t>kehyksellä</w:t>
@@ -1288,6 +1606,8 @@
           <w:proofErr w:type="spellEnd"/>
           <w:r>
             <w:rPr>
+              <w:sz w:val="22"/>
+              <w:szCs w:val="22"/>
               <w:lang w:val="en-FI"/>
             </w:rPr>
             <w:t xml:space="preserve">, </w:t>
@@ -1295,6 +1615,8 @@
           <w:proofErr w:type="spellStart"/>
           <w:r>
             <w:rPr>
+              <w:sz w:val="22"/>
+              <w:szCs w:val="22"/>
               <w:lang w:val="en-FI"/>
             </w:rPr>
             <w:t>ja</w:t>
@@ -1302,6 +1624,8 @@
           <w:proofErr w:type="spellEnd"/>
           <w:r>
             <w:rPr>
+              <w:sz w:val="22"/>
+              <w:szCs w:val="22"/>
               <w:lang w:val="en-FI"/>
             </w:rPr>
             <w:t xml:space="preserve"> </w:t>
@@ -1309,6 +1633,8 @@
           <w:proofErr w:type="spellStart"/>
           <w:r>
             <w:rPr>
+              <w:sz w:val="22"/>
+              <w:szCs w:val="22"/>
               <w:lang w:val="en-FI"/>
             </w:rPr>
             <w:t>tietojen</w:t>
@@ -1316,6 +1642,8 @@
           <w:proofErr w:type="spellEnd"/>
           <w:r>
             <w:rPr>
+              <w:sz w:val="22"/>
+              <w:szCs w:val="22"/>
               <w:lang w:val="en-FI"/>
             </w:rPr>
             <w:t xml:space="preserve"> </w:t>
@@ -1323,6 +1651,8 @@
           <w:proofErr w:type="spellStart"/>
           <w:r>
             <w:rPr>
+              <w:sz w:val="22"/>
+              <w:szCs w:val="22"/>
               <w:lang w:val="en-FI"/>
             </w:rPr>
             <w:t>tallennuksessa</w:t>
@@ -1330,6 +1660,8 @@
           <w:proofErr w:type="spellEnd"/>
           <w:r>
             <w:rPr>
+              <w:sz w:val="22"/>
+              <w:szCs w:val="22"/>
               <w:lang w:val="en-FI"/>
             </w:rPr>
             <w:t xml:space="preserve"> </w:t>
@@ -1337,13 +1669,17 @@
           <w:proofErr w:type="spellStart"/>
           <w:r>
             <w:rPr>
-              <w:lang w:val="en-FI"/>
-            </w:rPr>
-            <w:t>hyödynnettiin</w:t>
+              <w:sz w:val="22"/>
+              <w:szCs w:val="22"/>
+              <w:lang w:val="en-FI"/>
+            </w:rPr>
+            <w:t>käytettiin</w:t>
           </w:r>
           <w:proofErr w:type="spellEnd"/>
           <w:r>
             <w:rPr>
+              <w:sz w:val="22"/>
+              <w:szCs w:val="22"/>
               <w:lang w:val="en-FI"/>
             </w:rPr>
             <w:t xml:space="preserve"> PostgreSQL-</w:t>
@@ -1351,6 +1687,8 @@
           <w:proofErr w:type="spellStart"/>
           <w:r>
             <w:rPr>
+              <w:sz w:val="22"/>
+              <w:szCs w:val="22"/>
               <w:lang w:val="en-FI"/>
             </w:rPr>
             <w:t>tietokantaa</w:t>
@@ -1358,6 +1696,8 @@
           <w:proofErr w:type="spellEnd"/>
           <w:r>
             <w:rPr>
+              <w:sz w:val="22"/>
+              <w:szCs w:val="22"/>
               <w:lang w:val="en-FI"/>
             </w:rPr>
             <w:t xml:space="preserve">. </w:t>
@@ -1365,13 +1705,17 @@
           <w:proofErr w:type="spellStart"/>
           <w:r>
             <w:rPr>
-              <w:lang w:val="en-FI"/>
-            </w:rPr>
-            <w:t>Tulostietojen</w:t>
+              <w:sz w:val="22"/>
+              <w:szCs w:val="22"/>
+              <w:lang w:val="en-FI"/>
+            </w:rPr>
+            <w:t>Ensimmäinen</w:t>
           </w:r>
           <w:proofErr w:type="spellEnd"/>
           <w:r>
             <w:rPr>
+              <w:sz w:val="22"/>
+              <w:szCs w:val="22"/>
               <w:lang w:val="en-FI"/>
             </w:rPr>
             <w:t xml:space="preserve"> </w:t>
@@ -1379,13 +1723,17 @@
           <w:proofErr w:type="spellStart"/>
           <w:r>
             <w:rPr>
-              <w:lang w:val="en-FI"/>
-            </w:rPr>
-            <w:t>käsittely</w:t>
+              <w:sz w:val="22"/>
+              <w:szCs w:val="22"/>
+              <w:lang w:val="en-FI"/>
+            </w:rPr>
+            <w:t>prototyyppiversio</w:t>
           </w:r>
           <w:proofErr w:type="spellEnd"/>
           <w:r>
             <w:rPr>
+              <w:sz w:val="22"/>
+              <w:szCs w:val="22"/>
               <w:lang w:val="en-FI"/>
             </w:rPr>
             <w:t xml:space="preserve"> </w:t>
@@ -1393,13 +1741,17 @@
           <w:proofErr w:type="spellStart"/>
           <w:r>
             <w:rPr>
-              <w:lang w:val="en-FI"/>
-            </w:rPr>
-            <w:t>perustui</w:t>
+              <w:sz w:val="22"/>
+              <w:szCs w:val="22"/>
+              <w:lang w:val="en-FI"/>
+            </w:rPr>
+            <w:t>keskittyy</w:t>
           </w:r>
           <w:proofErr w:type="spellEnd"/>
           <w:r>
             <w:rPr>
+              <w:sz w:val="22"/>
+              <w:szCs w:val="22"/>
               <w:lang w:val="en-FI"/>
             </w:rPr>
             <w:t xml:space="preserve"> IOFXML-</w:t>
@@ -1407,13 +1759,71 @@
           <w:proofErr w:type="spellStart"/>
           <w:r>
             <w:rPr>
-              <w:lang w:val="en-FI"/>
-            </w:rPr>
-            <w:t>standardiin</w:t>
+              <w:sz w:val="22"/>
+              <w:szCs w:val="22"/>
+              <w:lang w:val="en-FI"/>
+            </w:rPr>
+            <w:t>standardin</w:t>
           </w:r>
           <w:proofErr w:type="spellEnd"/>
           <w:r>
             <w:rPr>
+              <w:sz w:val="22"/>
+              <w:szCs w:val="22"/>
+              <w:lang w:val="en-FI"/>
+            </w:rPr>
+            <w:t xml:space="preserve"> </w:t>
+          </w:r>
+          <w:proofErr w:type="spellStart"/>
+          <w:r>
+            <w:rPr>
+              <w:sz w:val="22"/>
+              <w:szCs w:val="22"/>
+              <w:lang w:val="en-FI"/>
+            </w:rPr>
+            <w:t>mukaisten</w:t>
+          </w:r>
+          <w:proofErr w:type="spellEnd"/>
+          <w:r>
+            <w:rPr>
+              <w:sz w:val="22"/>
+              <w:szCs w:val="22"/>
+              <w:lang w:val="en-FI"/>
+            </w:rPr>
+            <w:t xml:space="preserve"> </w:t>
+          </w:r>
+          <w:proofErr w:type="spellStart"/>
+          <w:r>
+            <w:rPr>
+              <w:sz w:val="22"/>
+              <w:szCs w:val="22"/>
+              <w:lang w:val="en-FI"/>
+            </w:rPr>
+            <w:t>tulostiedostojen</w:t>
+          </w:r>
+          <w:proofErr w:type="spellEnd"/>
+          <w:r>
+            <w:rPr>
+              <w:sz w:val="22"/>
+              <w:szCs w:val="22"/>
+              <w:lang w:val="en-FI"/>
+            </w:rPr>
+            <w:t xml:space="preserve"> </w:t>
+          </w:r>
+          <w:proofErr w:type="spellStart"/>
+          <w:r>
+            <w:rPr>
+              <w:sz w:val="22"/>
+              <w:szCs w:val="22"/>
+              <w:lang w:val="en-FI"/>
+            </w:rPr>
+            <w:t>käsittelyyn</w:t>
+          </w:r>
+          <w:proofErr w:type="spellEnd"/>
+          <w:r>
+            <w:rPr>
+              <w:sz w:val="22"/>
+              <w:szCs w:val="22"/>
               <w:lang w:val="en-FI"/>
             </w:rPr>
             <w:t xml:space="preserve">, </w:t>
@@ -1421,6 +1831,44 @@
           <w:proofErr w:type="spellStart"/>
           <w:r>
             <w:rPr>
+              <w:sz w:val="22"/>
+              <w:szCs w:val="22"/>
+              <w:lang w:val="en-FI"/>
+            </w:rPr>
+            <w:t>tulosten</w:t>
+          </w:r>
+          <w:proofErr w:type="spellEnd"/>
+          <w:r>
+            <w:rPr>
+              <w:sz w:val="22"/>
+              <w:szCs w:val="22"/>
+              <w:lang w:val="en-FI"/>
+            </w:rPr>
+            <w:t xml:space="preserve"> </w:t>
+          </w:r>
+          <w:proofErr w:type="spellStart"/>
+          <w:r>
+            <w:rPr>
+              <w:sz w:val="22"/>
+              <w:szCs w:val="22"/>
+              <w:lang w:val="en-FI"/>
+            </w:rPr>
+            <w:t>tallentamiseen</w:t>
+          </w:r>
+          <w:proofErr w:type="spellEnd"/>
+          <w:r>
+            <w:rPr>
+              <w:sz w:val="22"/>
+              <w:szCs w:val="22"/>
+              <w:lang w:val="en-FI"/>
+            </w:rPr>
+            <w:t xml:space="preserve"> </w:t>
+          </w:r>
+          <w:proofErr w:type="spellStart"/>
+          <w:r>
+            <w:rPr>
+              <w:sz w:val="22"/>
+              <w:szCs w:val="22"/>
               <w:lang w:val="en-FI"/>
             </w:rPr>
             <w:t>ja</w:t>
@@ -1428,6 +1876,8 @@
           <w:proofErr w:type="spellEnd"/>
           <w:r>
             <w:rPr>
+              <w:sz w:val="22"/>
+              <w:szCs w:val="22"/>
               <w:lang w:val="en-FI"/>
             </w:rPr>
             <w:t xml:space="preserve"> </w:t>
@@ -1435,13 +1885,17 @@
           <w:proofErr w:type="spellStart"/>
           <w:r>
             <w:rPr>
-              <w:lang w:val="en-FI"/>
-            </w:rPr>
-            <w:t>käyttöliittymä</w:t>
+              <w:sz w:val="22"/>
+              <w:szCs w:val="22"/>
+              <w:lang w:val="en-FI"/>
+            </w:rPr>
+            <w:t>selaamiseen</w:t>
           </w:r>
           <w:proofErr w:type="spellEnd"/>
           <w:r>
             <w:rPr>
+              <w:sz w:val="22"/>
+              <w:szCs w:val="22"/>
               <w:lang w:val="en-FI"/>
             </w:rPr>
             <w:t xml:space="preserve"> </w:t>
@@ -1449,20 +1903,80 @@
           <w:proofErr w:type="spellStart"/>
           <w:r>
             <w:rPr>
-              <w:lang w:val="en-FI"/>
-            </w:rPr>
-            <w:t>rakennettiin</w:t>
+              <w:sz w:val="22"/>
+              <w:szCs w:val="22"/>
+              <w:lang w:val="en-FI"/>
+            </w:rPr>
+            <w:t>sekä</w:t>
           </w:r>
           <w:proofErr w:type="spellEnd"/>
           <w:r>
             <w:rPr>
-              <w:lang w:val="en-FI"/>
-            </w:rPr>
-            <w:t xml:space="preserve"> Bootstrap- </w:t>
+              <w:sz w:val="22"/>
+              <w:szCs w:val="22"/>
+              <w:lang w:val="en-FI"/>
+            </w:rPr>
+            <w:t xml:space="preserve"> </w:t>
           </w:r>
           <w:proofErr w:type="spellStart"/>
           <w:r>
             <w:rPr>
+              <w:sz w:val="22"/>
+              <w:szCs w:val="22"/>
+              <w:lang w:val="en-FI"/>
+            </w:rPr>
+            <w:t>perustoimintoihin</w:t>
+          </w:r>
+          <w:proofErr w:type="spellEnd"/>
+          <w:r>
+            <w:rPr>
+              <w:sz w:val="22"/>
+              <w:szCs w:val="22"/>
+              <w:lang w:val="en-FI"/>
+            </w:rPr>
+            <w:t xml:space="preserve">, </w:t>
+          </w:r>
+          <w:proofErr w:type="spellStart"/>
+          <w:r>
+            <w:rPr>
+              <w:sz w:val="22"/>
+              <w:szCs w:val="22"/>
+              <w:lang w:val="en-FI"/>
+            </w:rPr>
+            <w:t>kuten</w:t>
+          </w:r>
+          <w:proofErr w:type="spellEnd"/>
+          <w:r>
+            <w:rPr>
+              <w:sz w:val="22"/>
+              <w:szCs w:val="22"/>
+              <w:lang w:val="en-FI"/>
+            </w:rPr>
+            <w:t xml:space="preserve"> </w:t>
+          </w:r>
+          <w:proofErr w:type="spellStart"/>
+          <w:r>
+            <w:rPr>
+              <w:sz w:val="22"/>
+              <w:szCs w:val="22"/>
+              <w:lang w:val="en-FI"/>
+            </w:rPr>
+            <w:t>hakuihin</w:t>
+          </w:r>
+          <w:proofErr w:type="spellEnd"/>
+          <w:r>
+            <w:rPr>
+              <w:sz w:val="22"/>
+              <w:szCs w:val="22"/>
+              <w:lang w:val="en-FI"/>
+            </w:rPr>
+            <w:t xml:space="preserve"> </w:t>
+          </w:r>
+          <w:proofErr w:type="spellStart"/>
+          <w:r>
+            <w:rPr>
+              <w:sz w:val="22"/>
+              <w:szCs w:val="22"/>
               <w:lang w:val="en-FI"/>
             </w:rPr>
             <w:t>ja</w:t>
@@ -1470,6 +1984,8 @@
           <w:proofErr w:type="spellEnd"/>
           <w:r>
             <w:rPr>
+              <w:sz w:val="22"/>
+              <w:szCs w:val="22"/>
               <w:lang w:val="en-FI"/>
             </w:rPr>
             <w:t xml:space="preserve"> </w:t>
@@ -1477,13 +1993,35 @@
           <w:proofErr w:type="spellStart"/>
           <w:r>
             <w:rPr>
-              <w:lang w:val="en-FI"/>
-            </w:rPr>
-            <w:t>AdminLTE-teemojen</w:t>
+              <w:sz w:val="22"/>
+              <w:szCs w:val="22"/>
+              <w:lang w:val="en-FI"/>
+            </w:rPr>
+            <w:t>vertailuun</w:t>
           </w:r>
           <w:proofErr w:type="spellEnd"/>
           <w:r>
             <w:rPr>
+              <w:sz w:val="22"/>
+              <w:szCs w:val="22"/>
+              <w:lang w:val="en-FI"/>
+            </w:rPr>
+            <w:t xml:space="preserve">. </w:t>
+          </w:r>
+          <w:proofErr w:type="spellStart"/>
+          <w:r>
+            <w:rPr>
+              <w:sz w:val="22"/>
+              <w:szCs w:val="22"/>
+              <w:lang w:val="en-FI"/>
+            </w:rPr>
+            <w:t>Prototyyppi</w:t>
+          </w:r>
+          <w:proofErr w:type="spellEnd"/>
+          <w:r>
+            <w:rPr>
+              <w:sz w:val="22"/>
+              <w:szCs w:val="22"/>
               <w:lang w:val="en-FI"/>
             </w:rPr>
             <w:t xml:space="preserve"> </w:t>
@@ -1491,13 +2029,73 @@
           <w:proofErr w:type="spellStart"/>
           <w:r>
             <w:rPr>
-              <w:lang w:val="en-FI"/>
-            </w:rPr>
-            <w:t>avulla</w:t>
+              <w:sz w:val="22"/>
+              <w:szCs w:val="22"/>
+              <w:lang w:val="en-FI"/>
+            </w:rPr>
+            <w:t>huomioi</w:t>
           </w:r>
           <w:proofErr w:type="spellEnd"/>
           <w:r>
             <w:rPr>
+              <w:sz w:val="22"/>
+              <w:szCs w:val="22"/>
+              <w:lang w:val="en-FI"/>
+            </w:rPr>
+            <w:t xml:space="preserve"> </w:t>
+          </w:r>
+          <w:proofErr w:type="spellStart"/>
+          <w:r>
+            <w:rPr>
+              <w:sz w:val="22"/>
+              <w:szCs w:val="22"/>
+              <w:lang w:val="en-FI"/>
+            </w:rPr>
+            <w:t>tietosuojavaatimukset</w:t>
+          </w:r>
+          <w:proofErr w:type="spellEnd"/>
+          <w:r>
+            <w:rPr>
+              <w:sz w:val="22"/>
+              <w:szCs w:val="22"/>
+              <w:lang w:val="en-FI"/>
+            </w:rPr>
+            <w:t xml:space="preserve"> </w:t>
+          </w:r>
+          <w:proofErr w:type="spellStart"/>
+          <w:proofErr w:type="gramStart"/>
+          <w:r>
+            <w:rPr>
+              <w:sz w:val="22"/>
+              <w:szCs w:val="22"/>
+              <w:lang w:val="en-FI"/>
+            </w:rPr>
+            <w:t>GDPR:n</w:t>
+          </w:r>
+          <w:proofErr w:type="spellEnd"/>
+          <w:proofErr w:type="gramEnd"/>
+          <w:r>
+            <w:rPr>
+              <w:sz w:val="22"/>
+              <w:szCs w:val="22"/>
+              <w:lang w:val="en-FI"/>
+            </w:rPr>
+            <w:t xml:space="preserve"> </w:t>
+          </w:r>
+          <w:proofErr w:type="spellStart"/>
+          <w:r>
+            <w:rPr>
+              <w:sz w:val="22"/>
+              <w:szCs w:val="22"/>
+              <w:lang w:val="en-FI"/>
+            </w:rPr>
+            <w:t>mukaisesti</w:t>
+          </w:r>
+          <w:proofErr w:type="spellEnd"/>
+          <w:r>
+            <w:rPr>
+              <w:sz w:val="22"/>
+              <w:szCs w:val="22"/>
               <w:lang w:val="en-FI"/>
             </w:rPr>
             <w:t xml:space="preserve">. </w:t>
@@ -1505,13 +2103,17 @@
           <w:proofErr w:type="spellStart"/>
           <w:r>
             <w:rPr>
-              <w:lang w:val="en-FI"/>
-            </w:rPr>
-            <w:t>Keskeisiä</w:t>
+              <w:sz w:val="22"/>
+              <w:szCs w:val="22"/>
+              <w:lang w:val="en-FI"/>
+            </w:rPr>
+            <w:t>Visualisointiominaisuudet</w:t>
           </w:r>
           <w:proofErr w:type="spellEnd"/>
           <w:r>
             <w:rPr>
+              <w:sz w:val="22"/>
+              <w:szCs w:val="22"/>
               <w:lang w:val="en-FI"/>
             </w:rPr>
             <w:t xml:space="preserve"> </w:t>
@@ -1519,13 +2121,17 @@
           <w:proofErr w:type="spellStart"/>
           <w:r>
             <w:rPr>
-              <w:lang w:val="en-FI"/>
-            </w:rPr>
-            <w:t>toiminnallisuuksia</w:t>
+              <w:sz w:val="22"/>
+              <w:szCs w:val="22"/>
+              <w:lang w:val="en-FI"/>
+            </w:rPr>
+            <w:t>eivät</w:t>
           </w:r>
           <w:proofErr w:type="spellEnd"/>
           <w:r>
             <w:rPr>
+              <w:sz w:val="22"/>
+              <w:szCs w:val="22"/>
               <w:lang w:val="en-FI"/>
             </w:rPr>
             <w:t xml:space="preserve"> </w:t>
@@ -1533,13 +2139,17 @@
           <w:proofErr w:type="spellStart"/>
           <w:r>
             <w:rPr>
-              <w:lang w:val="en-FI"/>
-            </w:rPr>
-            <w:t>ovat</w:t>
+              <w:sz w:val="22"/>
+              <w:szCs w:val="22"/>
+              <w:lang w:val="en-FI"/>
+            </w:rPr>
+            <w:t>vielä</w:t>
           </w:r>
           <w:proofErr w:type="spellEnd"/>
           <w:r>
             <w:rPr>
+              <w:sz w:val="22"/>
+              <w:szCs w:val="22"/>
               <w:lang w:val="en-FI"/>
             </w:rPr>
             <w:t xml:space="preserve"> </w:t>
@@ -1547,13 +2157,17 @@
           <w:proofErr w:type="spellStart"/>
           <w:r>
             <w:rPr>
-              <w:lang w:val="en-FI"/>
-            </w:rPr>
-            <w:t>tulostiedostojen</w:t>
+              <w:sz w:val="22"/>
+              <w:szCs w:val="22"/>
+              <w:lang w:val="en-FI"/>
+            </w:rPr>
+            <w:t>sisälly</w:t>
           </w:r>
           <w:proofErr w:type="spellEnd"/>
           <w:r>
             <w:rPr>
+              <w:sz w:val="22"/>
+              <w:szCs w:val="22"/>
               <w:lang w:val="en-FI"/>
             </w:rPr>
             <w:t xml:space="preserve"> </w:t>
@@ -1561,13 +2175,35 @@
           <w:proofErr w:type="spellStart"/>
           <w:r>
             <w:rPr>
-              <w:lang w:val="en-FI"/>
-            </w:rPr>
-            <w:t>lataaminen</w:t>
+              <w:sz w:val="22"/>
+              <w:szCs w:val="22"/>
+              <w:lang w:val="en-FI"/>
+            </w:rPr>
+            <w:t>ensimmäiseen</w:t>
           </w:r>
           <w:proofErr w:type="spellEnd"/>
           <w:r>
             <w:rPr>
+              <w:sz w:val="22"/>
+              <w:szCs w:val="22"/>
+              <w:lang w:val="en-FI"/>
+            </w:rPr>
+            <w:t xml:space="preserve"> </w:t>
+          </w:r>
+          <w:proofErr w:type="spellStart"/>
+          <w:r>
+            <w:rPr>
+              <w:sz w:val="22"/>
+              <w:szCs w:val="22"/>
+              <w:lang w:val="en-FI"/>
+            </w:rPr>
+            <w:t>versioon</w:t>
+          </w:r>
+          <w:proofErr w:type="spellEnd"/>
+          <w:r>
+            <w:rPr>
+              <w:sz w:val="22"/>
+              <w:szCs w:val="22"/>
               <w:lang w:val="en-FI"/>
             </w:rPr>
             <w:t xml:space="preserve">, </w:t>
@@ -1575,13 +2211,17 @@
           <w:proofErr w:type="spellStart"/>
           <w:r>
             <w:rPr>
-              <w:lang w:val="en-FI"/>
-            </w:rPr>
-            <w:t>tietojen</w:t>
+              <w:sz w:val="22"/>
+              <w:szCs w:val="22"/>
+              <w:lang w:val="en-FI"/>
+            </w:rPr>
+            <w:t>mutta</w:t>
           </w:r>
           <w:proofErr w:type="spellEnd"/>
           <w:r>
             <w:rPr>
+              <w:sz w:val="22"/>
+              <w:szCs w:val="22"/>
               <w:lang w:val="en-FI"/>
             </w:rPr>
             <w:t xml:space="preserve"> </w:t>
@@ -1589,13 +2229,17 @@
           <w:proofErr w:type="spellStart"/>
           <w:r>
             <w:rPr>
-              <w:lang w:val="en-FI"/>
-            </w:rPr>
-            <w:t>tallentaminen</w:t>
+              <w:sz w:val="22"/>
+              <w:szCs w:val="22"/>
+              <w:lang w:val="en-FI"/>
+            </w:rPr>
+            <w:t>niitä</w:t>
           </w:r>
           <w:proofErr w:type="spellEnd"/>
           <w:r>
             <w:rPr>
+              <w:sz w:val="22"/>
+              <w:szCs w:val="22"/>
               <w:lang w:val="en-FI"/>
             </w:rPr>
             <w:t xml:space="preserve"> </w:t>
@@ -1603,13 +2247,17 @@
           <w:proofErr w:type="spellStart"/>
           <w:r>
             <w:rPr>
-              <w:lang w:val="en-FI"/>
-            </w:rPr>
-            <w:t>ja</w:t>
+              <w:sz w:val="22"/>
+              <w:szCs w:val="22"/>
+              <w:lang w:val="en-FI"/>
+            </w:rPr>
+            <w:t>voidaan</w:t>
           </w:r>
           <w:proofErr w:type="spellEnd"/>
           <w:r>
             <w:rPr>
+              <w:sz w:val="22"/>
+              <w:szCs w:val="22"/>
               <w:lang w:val="en-FI"/>
             </w:rPr>
             <w:t xml:space="preserve"> </w:t>
@@ -1617,13 +2265,17 @@
           <w:proofErr w:type="spellStart"/>
           <w:r>
             <w:rPr>
-              <w:lang w:val="en-FI"/>
-            </w:rPr>
-            <w:t>hakeminen</w:t>
+              <w:sz w:val="22"/>
+              <w:szCs w:val="22"/>
+              <w:lang w:val="en-FI"/>
+            </w:rPr>
+            <w:t>toteuttaa</w:t>
           </w:r>
           <w:proofErr w:type="spellEnd"/>
           <w:r>
             <w:rPr>
+              <w:sz w:val="22"/>
+              <w:szCs w:val="22"/>
               <w:lang w:val="en-FI"/>
             </w:rPr>
             <w:t xml:space="preserve"> </w:t>
@@ -1631,13 +2283,17 @@
           <w:proofErr w:type="spellStart"/>
           <w:r>
             <w:rPr>
-              <w:lang w:val="en-FI"/>
-            </w:rPr>
-            <w:t>sekä</w:t>
+              <w:sz w:val="22"/>
+              <w:szCs w:val="22"/>
+              <w:lang w:val="en-FI"/>
+            </w:rPr>
+            <w:t>jatkokehityksessä</w:t>
           </w:r>
           <w:proofErr w:type="spellEnd"/>
           <w:r>
             <w:rPr>
+              <w:sz w:val="22"/>
+              <w:szCs w:val="22"/>
               <w:lang w:val="en-FI"/>
             </w:rPr>
             <w:t xml:space="preserve"> </w:t>
@@ -1645,13 +2301,35 @@
           <w:proofErr w:type="spellStart"/>
           <w:r>
             <w:rPr>
-              <w:lang w:val="en-FI"/>
-            </w:rPr>
-            <w:t>suunnistajien</w:t>
+              <w:sz w:val="22"/>
+              <w:szCs w:val="22"/>
+              <w:lang w:val="en-FI"/>
+            </w:rPr>
+            <w:t>esimerkiksi</w:t>
           </w:r>
           <w:proofErr w:type="spellEnd"/>
           <w:r>
             <w:rPr>
+              <w:sz w:val="22"/>
+              <w:szCs w:val="22"/>
+              <w:lang w:val="en-FI"/>
+            </w:rPr>
+            <w:t xml:space="preserve"> Matplotlib- tai </w:t>
+          </w:r>
+          <w:proofErr w:type="spellStart"/>
+          <w:r>
+            <w:rPr>
+              <w:sz w:val="22"/>
+              <w:szCs w:val="22"/>
+              <w:lang w:val="en-FI"/>
+            </w:rPr>
+            <w:t>Plotly-kirjastoja</w:t>
+          </w:r>
+          <w:proofErr w:type="spellEnd"/>
+          <w:r>
+            <w:rPr>
+              <w:sz w:val="22"/>
+              <w:szCs w:val="22"/>
               <w:lang w:val="en-FI"/>
             </w:rPr>
             <w:t xml:space="preserve"> </w:t>
@@ -1659,153 +2337,17 @@
           <w:proofErr w:type="spellStart"/>
           <w:r>
             <w:rPr>
-              <w:lang w:val="en-FI"/>
-            </w:rPr>
-            <w:t>tulosten</w:t>
+              <w:sz w:val="22"/>
+              <w:szCs w:val="22"/>
+              <w:lang w:val="en-FI"/>
+            </w:rPr>
+            <w:t>hyödyntäen</w:t>
           </w:r>
           <w:proofErr w:type="spellEnd"/>
           <w:r>
             <w:rPr>
-              <w:lang w:val="en-FI"/>
-            </w:rPr>
-            <w:t xml:space="preserve"> </w:t>
-          </w:r>
-          <w:proofErr w:type="spellStart"/>
-          <w:r>
-            <w:rPr>
-              <w:lang w:val="en-FI"/>
-            </w:rPr>
-            <w:t>tarkastelu</w:t>
-          </w:r>
-          <w:proofErr w:type="spellEnd"/>
-          <w:r>
-            <w:rPr>
-              <w:lang w:val="en-FI"/>
-            </w:rPr>
-            <w:t xml:space="preserve"> </w:t>
-          </w:r>
-          <w:proofErr w:type="spellStart"/>
-          <w:r>
-            <w:rPr>
-              <w:lang w:val="en-FI"/>
-            </w:rPr>
-            <w:t>ja</w:t>
-          </w:r>
-          <w:proofErr w:type="spellEnd"/>
-          <w:r>
-            <w:rPr>
-              <w:lang w:val="en-FI"/>
-            </w:rPr>
-            <w:t xml:space="preserve"> </w:t>
-          </w:r>
-          <w:proofErr w:type="spellStart"/>
-          <w:r>
-            <w:rPr>
-              <w:lang w:val="en-FI"/>
-            </w:rPr>
-            <w:t>visualisointi</w:t>
-          </w:r>
-          <w:proofErr w:type="spellEnd"/>
-          <w:r>
-            <w:rPr>
-              <w:lang w:val="en-FI"/>
-            </w:rPr>
-            <w:t xml:space="preserve">. </w:t>
-          </w:r>
-          <w:proofErr w:type="spellStart"/>
-          <w:r>
-            <w:rPr>
-              <w:lang w:val="en-FI"/>
-            </w:rPr>
-            <w:t>Tietosuoja</w:t>
-          </w:r>
-          <w:proofErr w:type="spellEnd"/>
-          <w:r>
-            <w:rPr>
-              <w:lang w:val="en-FI"/>
-            </w:rPr>
-            <w:t xml:space="preserve"> </w:t>
-          </w:r>
-          <w:proofErr w:type="spellStart"/>
-          <w:r>
-            <w:rPr>
-              <w:lang w:val="en-FI"/>
-            </w:rPr>
-            <w:t>huomioitiin</w:t>
-          </w:r>
-          <w:proofErr w:type="spellEnd"/>
-          <w:r>
-            <w:rPr>
-              <w:lang w:val="en-FI"/>
-            </w:rPr>
-            <w:t xml:space="preserve"> </w:t>
-          </w:r>
-          <w:proofErr w:type="spellStart"/>
-          <w:r>
-            <w:rPr>
-              <w:lang w:val="en-FI"/>
-            </w:rPr>
-            <w:t>mahdollistamalla</w:t>
-          </w:r>
-          <w:proofErr w:type="spellEnd"/>
-          <w:r>
-            <w:rPr>
-              <w:lang w:val="en-FI"/>
-            </w:rPr>
-            <w:t xml:space="preserve"> </w:t>
-          </w:r>
-          <w:proofErr w:type="spellStart"/>
-          <w:r>
-            <w:rPr>
-              <w:lang w:val="en-FI"/>
-            </w:rPr>
-            <w:t>henkilötietojen</w:t>
-          </w:r>
-          <w:proofErr w:type="spellEnd"/>
-          <w:r>
-            <w:rPr>
-              <w:lang w:val="en-FI"/>
-            </w:rPr>
-            <w:t xml:space="preserve"> </w:t>
-          </w:r>
-          <w:proofErr w:type="spellStart"/>
-          <w:r>
-            <w:rPr>
-              <w:lang w:val="en-FI"/>
-            </w:rPr>
-            <w:t>anonymisointi</w:t>
-          </w:r>
-          <w:proofErr w:type="spellEnd"/>
-          <w:r>
-            <w:rPr>
-              <w:lang w:val="en-FI"/>
-            </w:rPr>
-            <w:t xml:space="preserve"> GDPR-</w:t>
-          </w:r>
-          <w:proofErr w:type="spellStart"/>
-          <w:r>
-            <w:rPr>
-              <w:lang w:val="en-FI"/>
-            </w:rPr>
-            <w:t>vaatimusten</w:t>
-          </w:r>
-          <w:proofErr w:type="spellEnd"/>
-          <w:r>
-            <w:rPr>
-              <w:lang w:val="en-FI"/>
-            </w:rPr>
-            <w:t xml:space="preserve"> </w:t>
-          </w:r>
-          <w:proofErr w:type="spellStart"/>
-          <w:r>
-            <w:rPr>
-              <w:lang w:val="en-FI"/>
-            </w:rPr>
-            <w:t>mukaisesti</w:t>
-          </w:r>
-          <w:proofErr w:type="spellEnd"/>
-          <w:r>
-            <w:rPr>
+              <w:sz w:val="22"/>
+              <w:szCs w:val="22"/>
               <w:lang w:val="en-FI"/>
             </w:rPr>
             <w:t>.</w:t>
@@ -1815,12 +2357,16 @@
           <w:pPr>
             <w:pStyle w:val="Tiivistelm"/>
             <w:rPr>
+              <w:sz w:val="22"/>
+              <w:szCs w:val="22"/>
               <w:lang w:val="en-FI"/>
             </w:rPr>
           </w:pPr>
           <w:proofErr w:type="spellStart"/>
           <w:r>
             <w:rPr>
+              <w:sz w:val="22"/>
+              <w:szCs w:val="22"/>
               <w:lang w:val="en-FI"/>
             </w:rPr>
             <w:t>Työn</w:t>
@@ -1828,6 +2374,8 @@
           <w:proofErr w:type="spellEnd"/>
           <w:r>
             <w:rPr>
+              <w:sz w:val="22"/>
+              <w:szCs w:val="22"/>
               <w:lang w:val="en-FI"/>
             </w:rPr>
             <w:t xml:space="preserve"> </w:t>
@@ -1835,6 +2383,8 @@
           <w:proofErr w:type="spellStart"/>
           <w:r>
             <w:rPr>
+              <w:sz w:val="22"/>
+              <w:szCs w:val="22"/>
               <w:lang w:val="en-FI"/>
             </w:rPr>
             <w:t>tuloksena</w:t>
@@ -1842,6 +2392,8 @@
           <w:proofErr w:type="spellEnd"/>
           <w:r>
             <w:rPr>
+              <w:sz w:val="22"/>
+              <w:szCs w:val="22"/>
               <w:lang w:val="en-FI"/>
             </w:rPr>
             <w:t xml:space="preserve"> </w:t>
@@ -1849,6 +2401,8 @@
           <w:proofErr w:type="spellStart"/>
           <w:r>
             <w:rPr>
+              <w:sz w:val="22"/>
+              <w:szCs w:val="22"/>
               <w:lang w:val="en-FI"/>
             </w:rPr>
             <w:t>syntyi</w:t>
@@ -1856,6 +2410,8 @@
           <w:proofErr w:type="spellEnd"/>
           <w:r>
             <w:rPr>
+              <w:sz w:val="22"/>
+              <w:szCs w:val="22"/>
               <w:lang w:val="en-FI"/>
             </w:rPr>
             <w:t xml:space="preserve"> </w:t>
@@ -1863,6 +2419,8 @@
           <w:proofErr w:type="spellStart"/>
           <w:r>
             <w:rPr>
+              <w:sz w:val="22"/>
+              <w:szCs w:val="22"/>
               <w:lang w:val="en-FI"/>
             </w:rPr>
             <w:t>toimiva</w:t>
@@ -1870,6 +2428,8 @@
           <w:proofErr w:type="spellEnd"/>
           <w:r>
             <w:rPr>
+              <w:sz w:val="22"/>
+              <w:szCs w:val="22"/>
               <w:lang w:val="en-FI"/>
             </w:rPr>
             <w:t xml:space="preserve"> </w:t>
@@ -1877,6 +2437,8 @@
           <w:proofErr w:type="spellStart"/>
           <w:r>
             <w:rPr>
+              <w:sz w:val="22"/>
+              <w:szCs w:val="22"/>
               <w:lang w:val="en-FI"/>
             </w:rPr>
             <w:t>ORAOwl-prototyyppi</w:t>
@@ -1884,6 +2446,8 @@
           <w:proofErr w:type="spellEnd"/>
           <w:r>
             <w:rPr>
+              <w:sz w:val="22"/>
+              <w:szCs w:val="22"/>
               <w:lang w:val="en-FI"/>
             </w:rPr>
             <w:t xml:space="preserve">, </w:t>
@@ -1891,13 +2455,17 @@
           <w:proofErr w:type="spellStart"/>
           <w:r>
             <w:rPr>
-              <w:lang w:val="en-FI"/>
-            </w:rPr>
-            <w:t>jonka</w:t>
+              <w:sz w:val="22"/>
+              <w:szCs w:val="22"/>
+              <w:lang w:val="en-FI"/>
+            </w:rPr>
+            <w:t>joka</w:t>
           </w:r>
           <w:proofErr w:type="spellEnd"/>
           <w:r>
             <w:rPr>
+              <w:sz w:val="22"/>
+              <w:szCs w:val="22"/>
               <w:lang w:val="en-FI"/>
             </w:rPr>
             <w:t xml:space="preserve"> </w:t>
@@ -1905,13 +2473,17 @@
           <w:proofErr w:type="spellStart"/>
           <w:r>
             <w:rPr>
-              <w:lang w:val="en-FI"/>
-            </w:rPr>
-            <w:t>avulla</w:t>
+              <w:sz w:val="22"/>
+              <w:szCs w:val="22"/>
+              <w:lang w:val="en-FI"/>
+            </w:rPr>
+            <w:t>tarjoaa</w:t>
           </w:r>
           <w:proofErr w:type="spellEnd"/>
           <w:r>
             <w:rPr>
+              <w:sz w:val="22"/>
+              <w:szCs w:val="22"/>
               <w:lang w:val="en-FI"/>
             </w:rPr>
             <w:t xml:space="preserve"> </w:t>
@@ -1919,13 +2491,17 @@
           <w:proofErr w:type="spellStart"/>
           <w:r>
             <w:rPr>
-              <w:lang w:val="en-FI"/>
-            </w:rPr>
-            <w:t>voidaan</w:t>
+              <w:sz w:val="22"/>
+              <w:szCs w:val="22"/>
+              <w:lang w:val="en-FI"/>
+            </w:rPr>
+            <w:t>keskitetyn</w:t>
           </w:r>
           <w:proofErr w:type="spellEnd"/>
           <w:r>
             <w:rPr>
+              <w:sz w:val="22"/>
+              <w:szCs w:val="22"/>
               <w:lang w:val="en-FI"/>
             </w:rPr>
             <w:t xml:space="preserve"> </w:t>
@@ -1933,13 +2509,17 @@
           <w:proofErr w:type="spellStart"/>
           <w:r>
             <w:rPr>
-              <w:lang w:val="en-FI"/>
-            </w:rPr>
-            <w:t>lisätä</w:t>
+              <w:sz w:val="22"/>
+              <w:szCs w:val="22"/>
+              <w:lang w:val="en-FI"/>
+            </w:rPr>
+            <w:t>tavan</w:t>
           </w:r>
           <w:proofErr w:type="spellEnd"/>
           <w:r>
             <w:rPr>
+              <w:sz w:val="22"/>
+              <w:szCs w:val="22"/>
               <w:lang w:val="en-FI"/>
             </w:rPr>
             <w:t xml:space="preserve"> </w:t>
@@ -1947,6 +2527,44 @@
           <w:proofErr w:type="spellStart"/>
           <w:r>
             <w:rPr>
+              <w:sz w:val="22"/>
+              <w:szCs w:val="22"/>
+              <w:lang w:val="en-FI"/>
+            </w:rPr>
+            <w:t>käsitellä</w:t>
+          </w:r>
+          <w:proofErr w:type="spellEnd"/>
+          <w:r>
+            <w:rPr>
+              <w:sz w:val="22"/>
+              <w:szCs w:val="22"/>
+              <w:lang w:val="en-FI"/>
+            </w:rPr>
+            <w:t xml:space="preserve"> </w:t>
+          </w:r>
+          <w:proofErr w:type="spellStart"/>
+          <w:r>
+            <w:rPr>
+              <w:sz w:val="22"/>
+              <w:szCs w:val="22"/>
+              <w:lang w:val="en-FI"/>
+            </w:rPr>
+            <w:t>suunnistustuloksia</w:t>
+          </w:r>
+          <w:proofErr w:type="spellEnd"/>
+          <w:r>
+            <w:rPr>
+              <w:sz w:val="22"/>
+              <w:szCs w:val="22"/>
+              <w:lang w:val="en-FI"/>
+            </w:rPr>
+            <w:t xml:space="preserve"> </w:t>
+          </w:r>
+          <w:proofErr w:type="spellStart"/>
+          <w:r>
+            <w:rPr>
+              <w:sz w:val="22"/>
+              <w:szCs w:val="22"/>
               <w:lang w:val="en-FI"/>
             </w:rPr>
             <w:t>ja</w:t>
@@ -1954,6 +2572,8 @@
           <w:proofErr w:type="spellEnd"/>
           <w:r>
             <w:rPr>
+              <w:sz w:val="22"/>
+              <w:szCs w:val="22"/>
               <w:lang w:val="en-FI"/>
             </w:rPr>
             <w:t xml:space="preserve"> </w:t>
@@ -1961,13 +2581,17 @@
           <w:proofErr w:type="spellStart"/>
           <w:r>
             <w:rPr>
-              <w:lang w:val="en-FI"/>
-            </w:rPr>
-            <w:t>selata</w:t>
+              <w:sz w:val="22"/>
+              <w:szCs w:val="22"/>
+              <w:lang w:val="en-FI"/>
+            </w:rPr>
+            <w:t>muodostaa</w:t>
           </w:r>
           <w:proofErr w:type="spellEnd"/>
           <w:r>
             <w:rPr>
+              <w:sz w:val="22"/>
+              <w:szCs w:val="22"/>
               <w:lang w:val="en-FI"/>
             </w:rPr>
             <w:t xml:space="preserve"> </w:t>
@@ -1975,13 +2599,17 @@
           <w:proofErr w:type="spellStart"/>
           <w:r>
             <w:rPr>
-              <w:lang w:val="en-FI"/>
-            </w:rPr>
-            <w:t>suunnistustuloksia</w:t>
+              <w:sz w:val="22"/>
+              <w:szCs w:val="22"/>
+              <w:lang w:val="en-FI"/>
+            </w:rPr>
+            <w:t>pohjan</w:t>
           </w:r>
           <w:proofErr w:type="spellEnd"/>
           <w:r>
             <w:rPr>
+              <w:sz w:val="22"/>
+              <w:szCs w:val="22"/>
               <w:lang w:val="en-FI"/>
             </w:rPr>
             <w:t xml:space="preserve"> </w:t>
@@ -1989,13 +2617,17 @@
           <w:proofErr w:type="spellStart"/>
           <w:r>
             <w:rPr>
-              <w:lang w:val="en-FI"/>
-            </w:rPr>
-            <w:t>sekä</w:t>
+              <w:sz w:val="22"/>
+              <w:szCs w:val="22"/>
+              <w:lang w:val="en-FI"/>
+            </w:rPr>
+            <w:t>järjestelmän</w:t>
           </w:r>
           <w:proofErr w:type="spellEnd"/>
           <w:r>
             <w:rPr>
+              <w:sz w:val="22"/>
+              <w:szCs w:val="22"/>
               <w:lang w:val="en-FI"/>
             </w:rPr>
             <w:t xml:space="preserve"> </w:t>
@@ -2003,13 +2635,35 @@
           <w:proofErr w:type="spellStart"/>
           <w:r>
             <w:rPr>
-              <w:lang w:val="en-FI"/>
-            </w:rPr>
-            <w:t>tarkastella</w:t>
+              <w:sz w:val="22"/>
+              <w:szCs w:val="22"/>
+              <w:lang w:val="en-FI"/>
+            </w:rPr>
+            <w:t>laajentamiselle</w:t>
           </w:r>
           <w:proofErr w:type="spellEnd"/>
           <w:r>
             <w:rPr>
+              <w:sz w:val="22"/>
+              <w:szCs w:val="22"/>
+              <w:lang w:val="en-FI"/>
+            </w:rPr>
+            <w:t xml:space="preserve">, </w:t>
+          </w:r>
+          <w:proofErr w:type="spellStart"/>
+          <w:r>
+            <w:rPr>
+              <w:sz w:val="22"/>
+              <w:szCs w:val="22"/>
+              <w:lang w:val="en-FI"/>
+            </w:rPr>
+            <w:t>analytiikan</w:t>
+          </w:r>
+          <w:proofErr w:type="spellEnd"/>
+          <w:r>
+            <w:rPr>
+              <w:sz w:val="22"/>
+              <w:szCs w:val="22"/>
               <w:lang w:val="en-FI"/>
             </w:rPr>
             <w:t xml:space="preserve"> </w:t>
@@ -2017,13 +2671,17 @@
           <w:proofErr w:type="spellStart"/>
           <w:r>
             <w:rPr>
-              <w:lang w:val="en-FI"/>
-            </w:rPr>
-            <w:t>yksittäisten</w:t>
+              <w:sz w:val="22"/>
+              <w:szCs w:val="22"/>
+              <w:lang w:val="en-FI"/>
+            </w:rPr>
+            <w:t>kehittämiselle</w:t>
           </w:r>
           <w:proofErr w:type="spellEnd"/>
           <w:r>
             <w:rPr>
+              <w:sz w:val="22"/>
+              <w:szCs w:val="22"/>
               <w:lang w:val="en-FI"/>
             </w:rPr>
             <w:t xml:space="preserve"> </w:t>
@@ -2031,13 +2689,17 @@
           <w:proofErr w:type="spellStart"/>
           <w:r>
             <w:rPr>
-              <w:lang w:val="en-FI"/>
-            </w:rPr>
-            <w:t>suunnistajien</w:t>
+              <w:sz w:val="22"/>
+              <w:szCs w:val="22"/>
+              <w:lang w:val="en-FI"/>
+            </w:rPr>
+            <w:t>ja</w:t>
           </w:r>
           <w:proofErr w:type="spellEnd"/>
           <w:r>
             <w:rPr>
+              <w:sz w:val="22"/>
+              <w:szCs w:val="22"/>
               <w:lang w:val="en-FI"/>
             </w:rPr>
             <w:t xml:space="preserve"> </w:t>
@@ -2045,125 +2707,35 @@
           <w:proofErr w:type="spellStart"/>
           <w:r>
             <w:rPr>
-              <w:lang w:val="en-FI"/>
-            </w:rPr>
-            <w:t>kehitystä</w:t>
+              <w:sz w:val="22"/>
+              <w:szCs w:val="22"/>
+              <w:lang w:val="en-FI"/>
+            </w:rPr>
+            <w:t>mahdolliselle</w:t>
           </w:r>
           <w:proofErr w:type="spellEnd"/>
           <w:r>
             <w:rPr>
-              <w:lang w:val="en-FI"/>
-            </w:rPr>
-            <w:t xml:space="preserve">. </w:t>
+              <w:sz w:val="22"/>
+              <w:szCs w:val="22"/>
+              <w:lang w:val="en-FI"/>
+            </w:rPr>
+            <w:t xml:space="preserve"> </w:t>
           </w:r>
           <w:proofErr w:type="spellStart"/>
           <w:r>
             <w:rPr>
-              <w:lang w:val="en-FI"/>
-            </w:rPr>
-            <w:t>Toteutus</w:t>
+              <w:sz w:val="22"/>
+              <w:szCs w:val="22"/>
+              <w:lang w:val="en-FI"/>
+            </w:rPr>
+            <w:t>kaupallistamiselle</w:t>
           </w:r>
           <w:proofErr w:type="spellEnd"/>
           <w:r>
             <w:rPr>
-              <w:lang w:val="en-FI"/>
-            </w:rPr>
-            <w:t xml:space="preserve"> </w:t>
-          </w:r>
-          <w:proofErr w:type="spellStart"/>
-          <w:r>
-            <w:rPr>
-              <w:lang w:val="en-FI"/>
-            </w:rPr>
-            <w:t>muodostaa</w:t>
-          </w:r>
-          <w:proofErr w:type="spellEnd"/>
-          <w:r>
-            <w:rPr>
-              <w:lang w:val="en-FI"/>
-            </w:rPr>
-            <w:t xml:space="preserve"> </w:t>
-          </w:r>
-          <w:proofErr w:type="spellStart"/>
-          <w:r>
-            <w:rPr>
-              <w:lang w:val="en-FI"/>
-            </w:rPr>
-            <w:t>pohjan</w:t>
-          </w:r>
-          <w:proofErr w:type="spellEnd"/>
-          <w:r>
-            <w:rPr>
-              <w:lang w:val="en-FI"/>
-            </w:rPr>
-            <w:t xml:space="preserve"> </w:t>
-          </w:r>
-          <w:proofErr w:type="spellStart"/>
-          <w:r>
-            <w:rPr>
-              <w:lang w:val="en-FI"/>
-            </w:rPr>
-            <w:t>järjestelmän</w:t>
-          </w:r>
-          <w:proofErr w:type="spellEnd"/>
-          <w:r>
-            <w:rPr>
-              <w:lang w:val="en-FI"/>
-            </w:rPr>
-            <w:t xml:space="preserve"> </w:t>
-          </w:r>
-          <w:proofErr w:type="spellStart"/>
-          <w:r>
-            <w:rPr>
-              <w:lang w:val="en-FI"/>
-            </w:rPr>
-            <w:t>jatkokehitykselle</w:t>
-          </w:r>
-          <w:proofErr w:type="spellEnd"/>
-          <w:r>
-            <w:rPr>
-              <w:lang w:val="en-FI"/>
-            </w:rPr>
-            <w:t xml:space="preserve"> </w:t>
-          </w:r>
-          <w:proofErr w:type="spellStart"/>
-          <w:r>
-            <w:rPr>
-              <w:lang w:val="en-FI"/>
-            </w:rPr>
-            <w:t>ja</w:t>
-          </w:r>
-          <w:proofErr w:type="spellEnd"/>
-          <w:r>
-            <w:rPr>
-              <w:lang w:val="en-FI"/>
-            </w:rPr>
-            <w:t xml:space="preserve"> </w:t>
-          </w:r>
-          <w:proofErr w:type="spellStart"/>
-          <w:r>
-            <w:rPr>
-              <w:lang w:val="en-FI"/>
-            </w:rPr>
-            <w:t>mahdolliselle</w:t>
-          </w:r>
-          <w:proofErr w:type="spellEnd"/>
-          <w:r>
-            <w:rPr>
-              <w:lang w:val="en-FI"/>
-            </w:rPr>
-            <w:t xml:space="preserve"> </w:t>
-          </w:r>
-          <w:proofErr w:type="spellStart"/>
-          <w:r>
-            <w:rPr>
-              <w:lang w:val="en-FI"/>
-            </w:rPr>
-            <w:t>kaupallistamiselle</w:t>
-          </w:r>
-          <w:proofErr w:type="spellEnd"/>
-          <w:r>
-            <w:rPr>
+              <w:sz w:val="22"/>
+              <w:szCs w:val="22"/>
               <w:lang w:val="en-FI"/>
             </w:rPr>
             <w:t>.</w:t>
@@ -2173,6 +2745,8 @@
           <w:pPr>
             <w:pStyle w:val="Tiivistelm"/>
             <w:rPr>
+              <w:sz w:val="22"/>
+              <w:szCs w:val="22"/>
               <w:lang w:val="en-FI"/>
             </w:rPr>
           </w:pPr>
@@ -2181,6 +2755,8 @@
             <w:rPr>
               <w:b/>
               <w:bCs/>
+              <w:sz w:val="22"/>
+              <w:szCs w:val="22"/>
               <w:lang w:val="en-FI"/>
             </w:rPr>
             <w:t>Asiasanat</w:t>
@@ -2190,12 +2766,16 @@
             <w:rPr>
               <w:b/>
               <w:bCs/>
+              <w:sz w:val="22"/>
+              <w:szCs w:val="22"/>
               <w:lang w:val="en-FI"/>
             </w:rPr>
             <w:t>:</w:t>
           </w:r>
           <w:r>
             <w:rPr>
+              <w:sz w:val="22"/>
+              <w:szCs w:val="22"/>
               <w:lang w:val="en-FI"/>
             </w:rPr>
             <w:t xml:space="preserve"> </w:t>
@@ -2203,6 +2783,8 @@
           <w:proofErr w:type="spellStart"/>
           <w:r>
             <w:rPr>
+              <w:sz w:val="22"/>
+              <w:szCs w:val="22"/>
               <w:lang w:val="en-FI"/>
             </w:rPr>
             <w:t>suunnistus</w:t>
@@ -2210,6 +2792,8 @@
           <w:proofErr w:type="spellEnd"/>
           <w:r>
             <w:rPr>
+              <w:sz w:val="22"/>
+              <w:szCs w:val="22"/>
               <w:lang w:val="en-FI"/>
             </w:rPr>
             <w:t xml:space="preserve">, </w:t>
@@ -2217,6 +2801,8 @@
           <w:proofErr w:type="spellStart"/>
           <w:r>
             <w:rPr>
+              <w:sz w:val="22"/>
+              <w:szCs w:val="22"/>
               <w:lang w:val="en-FI"/>
             </w:rPr>
             <w:t>tulosanalytiikka</w:t>
@@ -2224,6 +2810,8 @@
           <w:proofErr w:type="spellEnd"/>
           <w:r>
             <w:rPr>
+              <w:sz w:val="22"/>
+              <w:szCs w:val="22"/>
               <w:lang w:val="en-FI"/>
             </w:rPr>
             <w:t xml:space="preserve">, </w:t>
@@ -2231,6 +2819,8 @@
           <w:proofErr w:type="spellStart"/>
           <w:r>
             <w:rPr>
+              <w:sz w:val="22"/>
+              <w:szCs w:val="22"/>
               <w:lang w:val="en-FI"/>
             </w:rPr>
             <w:t>tietojärjestelmät</w:t>
@@ -2238,10 +2828,20 @@
           <w:proofErr w:type="spellEnd"/>
           <w:r>
             <w:rPr>
+              <w:sz w:val="22"/>
+              <w:szCs w:val="22"/>
               <w:lang w:val="en-FI"/>
             </w:rPr>
             <w:t>, Django, IOFXML, GDPR.</w:t>
           </w:r>
+        </w:p>
+        <w:p>
+          <w:pPr>
+            <w:pStyle w:val="Tiivistelm"/>
+            <w:rPr>
+              <w:lang w:val="en-FI"/>
+            </w:rPr>
+          </w:pPr>
         </w:p>
       </w:sdtContent>
     </w:sdt>
@@ -2257,7 +2857,6 @@
           <w:docPart w:val="F525552A1E5B4FD9AD11AAD6DB477B91"/>
         </w:placeholder>
       </w:sdtPr>
-      <w:sdtEndPr/>
       <w:sdtContent>
         <w:p>
           <w:pPr>
@@ -2361,7 +2960,6 @@
           </w:placeholder>
           <w:text w:multiLine="1"/>
         </w:sdtPr>
-        <w:sdtEndPr/>
         <w:sdtContent>
           <w:r>
             <w:rPr>
@@ -2396,7 +2994,6 @@
             <w:docPart w:val="CA8D196C753C4183A8516962715E5E7D"/>
           </w:placeholder>
         </w:sdtPr>
-        <w:sdtEndPr/>
         <w:sdtContent>
           <w:r>
             <w:rPr>
@@ -2457,7 +3054,6 @@
           <w:docPart w:val="CA8D196C753C4183A8516962715E5E7D"/>
         </w:placeholder>
       </w:sdtPr>
-      <w:sdtEndPr/>
       <w:sdtContent>
         <w:p>
           <w:pPr>
@@ -2494,7 +3090,6 @@
           </w:placeholder>
           <w:text w:multiLine="1"/>
         </w:sdtPr>
-        <w:sdtEndPr/>
         <w:sdtContent>
           <w:proofErr w:type="spellStart"/>
           <w:r>
@@ -2538,7 +3133,6 @@
           <w:docPart w:val="16E7B8DCCA6247BB9497F0045FA976F9"/>
         </w:placeholder>
       </w:sdtPr>
-      <w:sdtEndPr/>
       <w:sdtContent>
         <w:p>
           <w:pPr>
@@ -2563,7 +3157,6 @@
           <w:docPart w:val="CA8D196C753C4183A8516962715E5E7D"/>
         </w:placeholder>
       </w:sdtPr>
-      <w:sdtEndPr/>
       <w:sdtContent>
         <w:p>
           <w:pPr>
@@ -2617,11 +3210,7 @@
           </w:r>
           <w:r>
             <w:tab/>
-            <w:t xml:space="preserve">SaaS </w:t>
-          </w:r>
-          <w:r>
-            <w:lastRenderedPageBreak/>
-            <w:t>product. The work demonstrated that a centralized result management solution can enhance data utilization and reduce manual work in orienteering.</w:t>
+            <w:t>SaaS product. The work demonstrated that a centralized result management solution can enhance data utilization and reduce manual work in orienteering.</w:t>
           </w:r>
         </w:p>
       </w:sdtContent>
@@ -2634,7 +3223,6 @@
           <w:docPart w:val="CA8D196C753C4183A8516962715E5E7D"/>
         </w:placeholder>
       </w:sdtPr>
-      <w:sdtEndPr/>
       <w:sdtContent>
         <w:p>
           <w:pPr>
@@ -2669,7 +3257,6 @@
           </w:placeholder>
           <w:text w:multiLine="1"/>
         </w:sdtPr>
-        <w:sdtEndPr/>
         <w:sdtContent>
           <w:r>
             <w:t>orienteering, result analytics, information systems, Django, IOFXML, GDPR</w:t>
@@ -2715,13 +3302,13 @@
       <w:r>
         <w:fldChar w:fldCharType="separate"/>
       </w:r>
-      <w:hyperlink w:anchor="_Toc213692344" w:history="1">
+      <w:hyperlink w:anchor="_Toc216100192" w:history="1">
         <w:r>
           <w:rPr>
             <w:rStyle w:val="Hyperlinkki"/>
             <w:noProof/>
           </w:rPr>
-          <w:t>Käytetyt lyhenteet tai sanasto</w:t>
+          <w:t>ORAOwl – Suunnistustulosten arkistointi- ja analysointijärjestelmä</w:t>
         </w:r>
         <w:r>
           <w:rPr>
@@ -2742,7 +3329,7 @@
             <w:noProof/>
             <w:webHidden/>
           </w:rPr>
-          <w:instrText xml:space="preserve"> PAGEREF _Toc213692344 \h </w:instrText>
+          <w:instrText xml:space="preserve"> PAGEREF _Toc216100192 \h </w:instrText>
         </w:r>
         <w:r>
           <w:rPr>
@@ -2762,7 +3349,7 @@
             <w:noProof/>
             <w:webHidden/>
           </w:rPr>
-          <w:t>8</w:t>
+          <w:t>2</w:t>
         </w:r>
         <w:r>
           <w:rPr>
@@ -2787,21 +3374,13 @@
           <w14:ligatures w14:val="standardContextual"/>
         </w:rPr>
       </w:pPr>
-      <w:hyperlink w:anchor="_Toc213692345" w:history="1">
+      <w:hyperlink w:anchor="_Toc216100193" w:history="1">
         <w:r>
           <w:rPr>
             <w:rStyle w:val="Hyperlinkki"/>
-            <w:rFonts w:asciiTheme="majorHAnsi" w:hAnsiTheme="majorHAnsi"/>
-            <w:noProof/>
-          </w:rPr>
-          <w:t>1</w:t>
-        </w:r>
-        <w:r>
-          <w:rPr>
-            <w:rStyle w:val="Hyperlinkki"/>
-            <w:noProof/>
-          </w:rPr>
-          <w:t xml:space="preserve"> Johdanto</w:t>
+            <w:noProof/>
+          </w:rPr>
+          <w:t>Käytetyt lyhenteet tai sanasto</w:t>
         </w:r>
         <w:r>
           <w:rPr>
@@ -2822,7 +3401,7 @@
             <w:noProof/>
             <w:webHidden/>
           </w:rPr>
-          <w:instrText xml:space="preserve"> PAGEREF _Toc213692345 \h </w:instrText>
+          <w:instrText xml:space="preserve"> PAGEREF _Toc216100193 \h </w:instrText>
         </w:r>
         <w:r>
           <w:rPr>
@@ -2842,147 +3421,7 @@
             <w:noProof/>
             <w:webHidden/>
           </w:rPr>
-          <w:t>9</w:t>
-        </w:r>
-        <w:r>
-          <w:rPr>
-            <w:noProof/>
-            <w:webHidden/>
-          </w:rPr>
-          <w:fldChar w:fldCharType="end"/>
-        </w:r>
-      </w:hyperlink>
-    </w:p>
-    <w:p>
-      <w:pPr>
-        <w:pStyle w:val="Sisluet2"/>
-        <w:rPr>
-          <w:rFonts w:asciiTheme="minorHAnsi" w:eastAsiaTheme="minorEastAsia" w:hAnsiTheme="minorHAnsi" w:cstheme="minorBidi"/>
-          <w:noProof/>
-          <w:kern w:val="2"/>
-          <w:szCs w:val="24"/>
-          <w:lang w:val="en-FI" w:eastAsia="en-FI"/>
-          <w14:ligatures w14:val="standardContextual"/>
-        </w:rPr>
-      </w:pPr>
-      <w:hyperlink w:anchor="_Toc213692346" w:history="1">
-        <w:r>
-          <w:rPr>
-            <w:rStyle w:val="Hyperlinkki"/>
-            <w:noProof/>
-          </w:rPr>
-          <w:t>1.1 Tausta ja motivaatio</w:t>
-        </w:r>
-        <w:r>
-          <w:rPr>
-            <w:noProof/>
-            <w:webHidden/>
-          </w:rPr>
-          <w:tab/>
-        </w:r>
-        <w:r>
-          <w:rPr>
-            <w:noProof/>
-            <w:webHidden/>
-          </w:rPr>
-          <w:fldChar w:fldCharType="begin"/>
-        </w:r>
-        <w:r>
-          <w:rPr>
-            <w:noProof/>
-            <w:webHidden/>
-          </w:rPr>
-          <w:instrText xml:space="preserve"> PAGEREF _Toc213692346 \h </w:instrText>
-        </w:r>
-        <w:r>
-          <w:rPr>
-            <w:noProof/>
-            <w:webHidden/>
-          </w:rPr>
-        </w:r>
-        <w:r>
-          <w:rPr>
-            <w:noProof/>
-            <w:webHidden/>
-          </w:rPr>
-          <w:fldChar w:fldCharType="separate"/>
-        </w:r>
-        <w:r>
-          <w:rPr>
-            <w:noProof/>
-            <w:webHidden/>
-          </w:rPr>
-          <w:t>10</w:t>
-        </w:r>
-        <w:r>
-          <w:rPr>
-            <w:noProof/>
-            <w:webHidden/>
-          </w:rPr>
-          <w:fldChar w:fldCharType="end"/>
-        </w:r>
-      </w:hyperlink>
-    </w:p>
-    <w:p>
-      <w:pPr>
-        <w:pStyle w:val="Sisluet2"/>
-        <w:rPr>
-          <w:rFonts w:asciiTheme="minorHAnsi" w:eastAsiaTheme="minorEastAsia" w:hAnsiTheme="minorHAnsi" w:cstheme="minorBidi"/>
-          <w:noProof/>
-          <w:kern w:val="2"/>
-          <w:szCs w:val="24"/>
-          <w:lang w:val="en-FI" w:eastAsia="en-FI"/>
-          <w14:ligatures w14:val="standardContextual"/>
-        </w:rPr>
-      </w:pPr>
-      <w:hyperlink w:anchor="_Toc213692347" w:history="1">
-        <w:r>
-          <w:rPr>
-            <w:rStyle w:val="Hyperlinkki"/>
-            <w:noProof/>
-          </w:rPr>
-          <w:t>1.2 Tavoitteet, rajaukset ja tutkimuskysymykset</w:t>
-        </w:r>
-        <w:r>
-          <w:rPr>
-            <w:noProof/>
-            <w:webHidden/>
-          </w:rPr>
-          <w:tab/>
-        </w:r>
-        <w:r>
-          <w:rPr>
-            <w:noProof/>
-            <w:webHidden/>
-          </w:rPr>
-          <w:fldChar w:fldCharType="begin"/>
-        </w:r>
-        <w:r>
-          <w:rPr>
-            <w:noProof/>
-            <w:webHidden/>
-          </w:rPr>
-          <w:instrText xml:space="preserve"> PAGEREF _Toc213692347 \h </w:instrText>
-        </w:r>
-        <w:r>
-          <w:rPr>
-            <w:noProof/>
-            <w:webHidden/>
-          </w:rPr>
-        </w:r>
-        <w:r>
-          <w:rPr>
-            <w:noProof/>
-            <w:webHidden/>
-          </w:rPr>
-          <w:fldChar w:fldCharType="separate"/>
-        </w:r>
-        <w:r>
-          <w:rPr>
-            <w:noProof/>
-            <w:webHidden/>
-          </w:rPr>
-          <w:t>10</w:t>
+          <w:t>7</w:t>
         </w:r>
         <w:r>
           <w:rPr>
@@ -3007,21 +3446,21 @@
           <w14:ligatures w14:val="standardContextual"/>
         </w:rPr>
       </w:pPr>
-      <w:hyperlink w:anchor="_Toc213692348" w:history="1">
+      <w:hyperlink w:anchor="_Toc216100194" w:history="1">
         <w:r>
           <w:rPr>
             <w:rStyle w:val="Hyperlinkki"/>
             <w:rFonts w:asciiTheme="majorHAnsi" w:hAnsiTheme="majorHAnsi"/>
             <w:noProof/>
           </w:rPr>
-          <w:t>2</w:t>
+          <w:t>1</w:t>
         </w:r>
         <w:r>
           <w:rPr>
             <w:rStyle w:val="Hyperlinkki"/>
             <w:noProof/>
           </w:rPr>
-          <w:t xml:space="preserve"> Urheilun Digitaalisuus</w:t>
+          <w:t xml:space="preserve"> Johdanto</w:t>
         </w:r>
         <w:r>
           <w:rPr>
@@ -3042,7 +3481,7 @@
             <w:noProof/>
             <w:webHidden/>
           </w:rPr>
-          <w:instrText xml:space="preserve"> PAGEREF _Toc213692348 \h </w:instrText>
+          <w:instrText xml:space="preserve"> PAGEREF _Toc216100194 \h </w:instrText>
         </w:r>
         <w:r>
           <w:rPr>
@@ -3062,7 +3501,7 @@
             <w:noProof/>
             <w:webHidden/>
           </w:rPr>
-          <w:t>11</w:t>
+          <w:t>8</w:t>
         </w:r>
         <w:r>
           <w:rPr>
@@ -3085,13 +3524,13 @@
           <w14:ligatures w14:val="standardContextual"/>
         </w:rPr>
       </w:pPr>
-      <w:hyperlink w:anchor="_Toc213692349" w:history="1">
+      <w:hyperlink w:anchor="_Toc216100195" w:history="1">
         <w:r>
           <w:rPr>
             <w:rStyle w:val="Hyperlinkki"/>
             <w:noProof/>
           </w:rPr>
-          <w:t>2.1 Digitalisaatio urheilussa Tulosanalytiikka suunnistuksessa</w:t>
+          <w:t>1.1 Tausta ja motivaatio</w:t>
         </w:r>
         <w:r>
           <w:rPr>
@@ -3112,7 +3551,7 @@
             <w:noProof/>
             <w:webHidden/>
           </w:rPr>
-          <w:instrText xml:space="preserve"> PAGEREF _Toc213692349 \h </w:instrText>
+          <w:instrText xml:space="preserve"> PAGEREF _Toc216100195 \h </w:instrText>
         </w:r>
         <w:r>
           <w:rPr>
@@ -3132,7 +3571,7 @@
             <w:noProof/>
             <w:webHidden/>
           </w:rPr>
-          <w:t>11</w:t>
+          <w:t>9</w:t>
         </w:r>
         <w:r>
           <w:rPr>
@@ -3155,13 +3594,13 @@
           <w14:ligatures w14:val="standardContextual"/>
         </w:rPr>
       </w:pPr>
-      <w:hyperlink w:anchor="_Toc213692350" w:history="1">
+      <w:hyperlink w:anchor="_Toc216100196" w:history="1">
         <w:r>
           <w:rPr>
             <w:rStyle w:val="Hyperlinkki"/>
             <w:noProof/>
           </w:rPr>
-          <w:t>2.2 Tietosuoja ja GDPR</w:t>
+          <w:t>1.2 Tavoitteet, rajaukset ja tutkimuskysymykset</w:t>
         </w:r>
         <w:r>
           <w:rPr>
@@ -3182,7 +3621,7 @@
             <w:noProof/>
             <w:webHidden/>
           </w:rPr>
-          <w:instrText xml:space="preserve"> PAGEREF _Toc213692350 \h </w:instrText>
+          <w:instrText xml:space="preserve"> PAGEREF _Toc216100196 \h </w:instrText>
         </w:r>
         <w:r>
           <w:rPr>
@@ -3202,7 +3641,7 @@
             <w:noProof/>
             <w:webHidden/>
           </w:rPr>
-          <w:t>16</w:t>
+          <w:t>9</w:t>
         </w:r>
         <w:r>
           <w:rPr>
@@ -3227,21 +3666,21 @@
           <w14:ligatures w14:val="standardContextual"/>
         </w:rPr>
       </w:pPr>
-      <w:hyperlink w:anchor="_Toc213692351" w:history="1">
+      <w:hyperlink w:anchor="_Toc216100197" w:history="1">
         <w:r>
           <w:rPr>
             <w:rStyle w:val="Hyperlinkki"/>
             <w:rFonts w:asciiTheme="majorHAnsi" w:hAnsiTheme="majorHAnsi"/>
             <w:noProof/>
           </w:rPr>
-          <w:t>3</w:t>
+          <w:t>2</w:t>
         </w:r>
         <w:r>
           <w:rPr>
             <w:rStyle w:val="Hyperlinkki"/>
             <w:noProof/>
           </w:rPr>
-          <w:t xml:space="preserve"> Kehitysmenetelmät ja teknologiat</w:t>
+          <w:t xml:space="preserve"> Urheilun Digitaalisuus</w:t>
         </w:r>
         <w:r>
           <w:rPr>
@@ -3262,7 +3701,7 @@
             <w:noProof/>
             <w:webHidden/>
           </w:rPr>
-          <w:instrText xml:space="preserve"> PAGEREF _Toc213692351 \h </w:instrText>
+          <w:instrText xml:space="preserve"> PAGEREF _Toc216100197 \h </w:instrText>
         </w:r>
         <w:r>
           <w:rPr>
@@ -3282,7 +3721,7 @@
             <w:noProof/>
             <w:webHidden/>
           </w:rPr>
-          <w:t>18</w:t>
+          <w:t>10</w:t>
         </w:r>
         <w:r>
           <w:rPr>
@@ -3305,13 +3744,13 @@
           <w14:ligatures w14:val="standardContextual"/>
         </w:rPr>
       </w:pPr>
-      <w:hyperlink w:anchor="_Toc213692352" w:history="1">
+      <w:hyperlink w:anchor="_Toc216100198" w:history="1">
         <w:r>
           <w:rPr>
             <w:rStyle w:val="Hyperlinkki"/>
             <w:noProof/>
           </w:rPr>
-          <w:t>3.1 Ketterät menetelmät</w:t>
+          <w:t>2.1 Digitalisaatio urheilussa Tulosanalytiikka suunnistuksessa</w:t>
         </w:r>
         <w:r>
           <w:rPr>
@@ -3332,7 +3771,7 @@
             <w:noProof/>
             <w:webHidden/>
           </w:rPr>
-          <w:instrText xml:space="preserve"> PAGEREF _Toc213692352 \h </w:instrText>
+          <w:instrText xml:space="preserve"> PAGEREF _Toc216100198 \h </w:instrText>
         </w:r>
         <w:r>
           <w:rPr>
@@ -3352,7 +3791,7 @@
             <w:noProof/>
             <w:webHidden/>
           </w:rPr>
-          <w:t>18</w:t>
+          <w:t>10</w:t>
         </w:r>
         <w:r>
           <w:rPr>
@@ -3375,13 +3814,13 @@
           <w14:ligatures w14:val="standardContextual"/>
         </w:rPr>
       </w:pPr>
-      <w:hyperlink w:anchor="_Toc213692353" w:history="1">
+      <w:hyperlink w:anchor="_Toc216100199" w:history="1">
         <w:r>
           <w:rPr>
             <w:rStyle w:val="Hyperlinkki"/>
             <w:noProof/>
           </w:rPr>
-          <w:t>3.2 Käytetyt teknologiat ja tiedostomuodot</w:t>
+          <w:t>2.2 Tietosuoja ja GDPR</w:t>
         </w:r>
         <w:r>
           <w:rPr>
@@ -3402,7 +3841,7 @@
             <w:noProof/>
             <w:webHidden/>
           </w:rPr>
-          <w:instrText xml:space="preserve"> PAGEREF _Toc213692353 \h </w:instrText>
+          <w:instrText xml:space="preserve"> PAGEREF _Toc216100199 \h </w:instrText>
         </w:r>
         <w:r>
           <w:rPr>
@@ -3422,7 +3861,7 @@
             <w:noProof/>
             <w:webHidden/>
           </w:rPr>
-          <w:t>18</w:t>
+          <w:t>15</w:t>
         </w:r>
         <w:r>
           <w:rPr>
@@ -3447,21 +3886,21 @@
           <w14:ligatures w14:val="standardContextual"/>
         </w:rPr>
       </w:pPr>
-      <w:hyperlink w:anchor="_Toc213692354" w:history="1">
+      <w:hyperlink w:anchor="_Toc216100200" w:history="1">
         <w:r>
           <w:rPr>
             <w:rStyle w:val="Hyperlinkki"/>
             <w:rFonts w:asciiTheme="majorHAnsi" w:hAnsiTheme="majorHAnsi"/>
             <w:noProof/>
           </w:rPr>
-          <w:t>4</w:t>
+          <w:t>3</w:t>
         </w:r>
         <w:r>
           <w:rPr>
             <w:rStyle w:val="Hyperlinkki"/>
             <w:noProof/>
           </w:rPr>
-          <w:t xml:space="preserve"> Sovelluksen suunnittelu ja toteutus</w:t>
+          <w:t xml:space="preserve"> Kehitysmenetelmät ja teknologiat</w:t>
         </w:r>
         <w:r>
           <w:rPr>
@@ -3482,7 +3921,7 @@
             <w:noProof/>
             <w:webHidden/>
           </w:rPr>
-          <w:instrText xml:space="preserve"> PAGEREF _Toc213692354 \h </w:instrText>
+          <w:instrText xml:space="preserve"> PAGEREF _Toc216100200 \h </w:instrText>
         </w:r>
         <w:r>
           <w:rPr>
@@ -3502,7 +3941,7 @@
             <w:noProof/>
             <w:webHidden/>
           </w:rPr>
-          <w:t>22</w:t>
+          <w:t>17</w:t>
         </w:r>
         <w:r>
           <w:rPr>
@@ -3525,13 +3964,13 @@
           <w14:ligatures w14:val="standardContextual"/>
         </w:rPr>
       </w:pPr>
-      <w:hyperlink w:anchor="_Toc213692355" w:history="1">
+      <w:hyperlink w:anchor="_Toc216100201" w:history="1">
         <w:r>
           <w:rPr>
             <w:rStyle w:val="Hyperlinkki"/>
             <w:noProof/>
           </w:rPr>
-          <w:t>4.1 Sovelluksen suunnittelu ja toteutus</w:t>
+          <w:t>3.1 Ketterät menetelmät</w:t>
         </w:r>
         <w:r>
           <w:rPr>
@@ -3552,7 +3991,7 @@
             <w:noProof/>
             <w:webHidden/>
           </w:rPr>
-          <w:instrText xml:space="preserve"> PAGEREF _Toc213692355 \h </w:instrText>
+          <w:instrText xml:space="preserve"> PAGEREF _Toc216100201 \h </w:instrText>
         </w:r>
         <w:r>
           <w:rPr>
@@ -3572,7 +4011,7 @@
             <w:noProof/>
             <w:webHidden/>
           </w:rPr>
-          <w:t>22</w:t>
+          <w:t>17</w:t>
         </w:r>
         <w:r>
           <w:rPr>
@@ -3595,13 +4034,13 @@
           <w14:ligatures w14:val="standardContextual"/>
         </w:rPr>
       </w:pPr>
-      <w:hyperlink w:anchor="_Toc213692356" w:history="1">
+      <w:hyperlink w:anchor="_Toc216100202" w:history="1">
         <w:r>
           <w:rPr>
             <w:rStyle w:val="Hyperlinkki"/>
             <w:noProof/>
           </w:rPr>
-          <w:t>4.2 Tietomallit ja tiedon käsittely</w:t>
+          <w:t>3.2 Käytetyt teknologiat ja tiedostomuodot</w:t>
         </w:r>
         <w:r>
           <w:rPr>
@@ -3622,7 +4061,7 @@
             <w:noProof/>
             <w:webHidden/>
           </w:rPr>
-          <w:instrText xml:space="preserve"> PAGEREF _Toc213692356 \h </w:instrText>
+          <w:instrText xml:space="preserve"> PAGEREF _Toc216100202 \h </w:instrText>
         </w:r>
         <w:r>
           <w:rPr>
@@ -3642,77 +4081,7 @@
             <w:noProof/>
             <w:webHidden/>
           </w:rPr>
-          <w:t>22</w:t>
-        </w:r>
-        <w:r>
-          <w:rPr>
-            <w:noProof/>
-            <w:webHidden/>
-          </w:rPr>
-          <w:fldChar w:fldCharType="end"/>
-        </w:r>
-      </w:hyperlink>
-    </w:p>
-    <w:p>
-      <w:pPr>
-        <w:pStyle w:val="Sisluet2"/>
-        <w:rPr>
-          <w:rFonts w:asciiTheme="minorHAnsi" w:eastAsiaTheme="minorEastAsia" w:hAnsiTheme="minorHAnsi" w:cstheme="minorBidi"/>
-          <w:noProof/>
-          <w:kern w:val="2"/>
-          <w:szCs w:val="24"/>
-          <w:lang w:val="en-FI" w:eastAsia="en-FI"/>
-          <w14:ligatures w14:val="standardContextual"/>
-        </w:rPr>
-      </w:pPr>
-      <w:hyperlink w:anchor="_Toc213692357" w:history="1">
-        <w:r>
-          <w:rPr>
-            <w:rStyle w:val="Hyperlinkki"/>
-            <w:noProof/>
-          </w:rPr>
-          <w:t>4.3 Tietomallit ja tiedon käsittely</w:t>
-        </w:r>
-        <w:r>
-          <w:rPr>
-            <w:noProof/>
-            <w:webHidden/>
-          </w:rPr>
-          <w:tab/>
-        </w:r>
-        <w:r>
-          <w:rPr>
-            <w:noProof/>
-            <w:webHidden/>
-          </w:rPr>
-          <w:fldChar w:fldCharType="begin"/>
-        </w:r>
-        <w:r>
-          <w:rPr>
-            <w:noProof/>
-            <w:webHidden/>
-          </w:rPr>
-          <w:instrText xml:space="preserve"> PAGEREF _Toc213692357 \h </w:instrText>
-        </w:r>
-        <w:r>
-          <w:rPr>
-            <w:noProof/>
-            <w:webHidden/>
-          </w:rPr>
-        </w:r>
-        <w:r>
-          <w:rPr>
-            <w:noProof/>
-            <w:webHidden/>
-          </w:rPr>
-          <w:fldChar w:fldCharType="separate"/>
-        </w:r>
-        <w:r>
-          <w:rPr>
-            <w:noProof/>
-            <w:webHidden/>
-          </w:rPr>
-          <w:t>22</w:t>
+          <w:t>17</w:t>
         </w:r>
         <w:r>
           <w:rPr>
@@ -3737,21 +4106,21 @@
           <w14:ligatures w14:val="standardContextual"/>
         </w:rPr>
       </w:pPr>
-      <w:hyperlink w:anchor="_Toc213692358" w:history="1">
+      <w:hyperlink w:anchor="_Toc216100203" w:history="1">
         <w:r>
           <w:rPr>
             <w:rStyle w:val="Hyperlinkki"/>
             <w:rFonts w:asciiTheme="majorHAnsi" w:hAnsiTheme="majorHAnsi"/>
             <w:noProof/>
           </w:rPr>
-          <w:t>5</w:t>
+          <w:t>4</w:t>
         </w:r>
         <w:r>
           <w:rPr>
             <w:rStyle w:val="Hyperlinkki"/>
             <w:noProof/>
           </w:rPr>
-          <w:t xml:space="preserve"> Käyttäjätestaus ja arviointi</w:t>
+          <w:t xml:space="preserve"> Sovelluksen suunnittelu ja toteutus</w:t>
         </w:r>
         <w:r>
           <w:rPr>
@@ -3772,7 +4141,7 @@
             <w:noProof/>
             <w:webHidden/>
           </w:rPr>
-          <w:instrText xml:space="preserve"> PAGEREF _Toc213692358 \h </w:instrText>
+          <w:instrText xml:space="preserve"> PAGEREF _Toc216100203 \h </w:instrText>
         </w:r>
         <w:r>
           <w:rPr>
@@ -3792,7 +4161,147 @@
             <w:noProof/>
             <w:webHidden/>
           </w:rPr>
-          <w:t>23</w:t>
+          <w:t>21</w:t>
+        </w:r>
+        <w:r>
+          <w:rPr>
+            <w:noProof/>
+            <w:webHidden/>
+          </w:rPr>
+          <w:fldChar w:fldCharType="end"/>
+        </w:r>
+      </w:hyperlink>
+    </w:p>
+    <w:p>
+      <w:pPr>
+        <w:pStyle w:val="Sisluet2"/>
+        <w:rPr>
+          <w:rFonts w:asciiTheme="minorHAnsi" w:eastAsiaTheme="minorEastAsia" w:hAnsiTheme="minorHAnsi" w:cstheme="minorBidi"/>
+          <w:noProof/>
+          <w:kern w:val="2"/>
+          <w:szCs w:val="24"/>
+          <w:lang w:val="en-FI" w:eastAsia="en-FI"/>
+          <w14:ligatures w14:val="standardContextual"/>
+        </w:rPr>
+      </w:pPr>
+      <w:hyperlink w:anchor="_Toc216100204" w:history="1">
+        <w:r>
+          <w:rPr>
+            <w:rStyle w:val="Hyperlinkki"/>
+            <w:noProof/>
+          </w:rPr>
+          <w:t>4.1 Sovelluksen suunnittelu ja toteutus</w:t>
+        </w:r>
+        <w:r>
+          <w:rPr>
+            <w:noProof/>
+            <w:webHidden/>
+          </w:rPr>
+          <w:tab/>
+        </w:r>
+        <w:r>
+          <w:rPr>
+            <w:noProof/>
+            <w:webHidden/>
+          </w:rPr>
+          <w:fldChar w:fldCharType="begin"/>
+        </w:r>
+        <w:r>
+          <w:rPr>
+            <w:noProof/>
+            <w:webHidden/>
+          </w:rPr>
+          <w:instrText xml:space="preserve"> PAGEREF _Toc216100204 \h </w:instrText>
+        </w:r>
+        <w:r>
+          <w:rPr>
+            <w:noProof/>
+            <w:webHidden/>
+          </w:rPr>
+        </w:r>
+        <w:r>
+          <w:rPr>
+            <w:noProof/>
+            <w:webHidden/>
+          </w:rPr>
+          <w:fldChar w:fldCharType="separate"/>
+        </w:r>
+        <w:r>
+          <w:rPr>
+            <w:noProof/>
+            <w:webHidden/>
+          </w:rPr>
+          <w:t>21</w:t>
+        </w:r>
+        <w:r>
+          <w:rPr>
+            <w:noProof/>
+            <w:webHidden/>
+          </w:rPr>
+          <w:fldChar w:fldCharType="end"/>
+        </w:r>
+      </w:hyperlink>
+    </w:p>
+    <w:p>
+      <w:pPr>
+        <w:pStyle w:val="Sisluet2"/>
+        <w:rPr>
+          <w:rFonts w:asciiTheme="minorHAnsi" w:eastAsiaTheme="minorEastAsia" w:hAnsiTheme="minorHAnsi" w:cstheme="minorBidi"/>
+          <w:noProof/>
+          <w:kern w:val="2"/>
+          <w:szCs w:val="24"/>
+          <w:lang w:val="en-FI" w:eastAsia="en-FI"/>
+          <w14:ligatures w14:val="standardContextual"/>
+        </w:rPr>
+      </w:pPr>
+      <w:hyperlink w:anchor="_Toc216100205" w:history="1">
+        <w:r>
+          <w:rPr>
+            <w:rStyle w:val="Hyperlinkki"/>
+            <w:noProof/>
+          </w:rPr>
+          <w:t>4.2 Tietomallit ja tiedon käsittely</w:t>
+        </w:r>
+        <w:r>
+          <w:rPr>
+            <w:noProof/>
+            <w:webHidden/>
+          </w:rPr>
+          <w:tab/>
+        </w:r>
+        <w:r>
+          <w:rPr>
+            <w:noProof/>
+            <w:webHidden/>
+          </w:rPr>
+          <w:fldChar w:fldCharType="begin"/>
+        </w:r>
+        <w:r>
+          <w:rPr>
+            <w:noProof/>
+            <w:webHidden/>
+          </w:rPr>
+          <w:instrText xml:space="preserve"> PAGEREF _Toc216100205 \h </w:instrText>
+        </w:r>
+        <w:r>
+          <w:rPr>
+            <w:noProof/>
+            <w:webHidden/>
+          </w:rPr>
+        </w:r>
+        <w:r>
+          <w:rPr>
+            <w:noProof/>
+            <w:webHidden/>
+          </w:rPr>
+          <w:fldChar w:fldCharType="separate"/>
+        </w:r>
+        <w:r>
+          <w:rPr>
+            <w:noProof/>
+            <w:webHidden/>
+          </w:rPr>
+          <w:t>21</w:t>
         </w:r>
         <w:r>
           <w:rPr>
@@ -3817,21 +4326,21 @@
           <w14:ligatures w14:val="standardContextual"/>
         </w:rPr>
       </w:pPr>
-      <w:hyperlink w:anchor="_Toc213692359" w:history="1">
+      <w:hyperlink w:anchor="_Toc216100206" w:history="1">
         <w:r>
           <w:rPr>
             <w:rStyle w:val="Hyperlinkki"/>
             <w:rFonts w:asciiTheme="majorHAnsi" w:hAnsiTheme="majorHAnsi"/>
             <w:noProof/>
           </w:rPr>
-          <w:t>6</w:t>
+          <w:t>5</w:t>
         </w:r>
         <w:r>
           <w:rPr>
             <w:rStyle w:val="Hyperlinkki"/>
             <w:noProof/>
           </w:rPr>
-          <w:t xml:space="preserve"> Jatkokehitys ja kaupallistaminen</w:t>
+          <w:t xml:space="preserve"> Käyttäjätestaus ja arviointi</w:t>
         </w:r>
         <w:r>
           <w:rPr>
@@ -3852,7 +4361,7 @@
             <w:noProof/>
             <w:webHidden/>
           </w:rPr>
-          <w:instrText xml:space="preserve"> PAGEREF _Toc213692359 \h </w:instrText>
+          <w:instrText xml:space="preserve"> PAGEREF _Toc216100206 \h </w:instrText>
         </w:r>
         <w:r>
           <w:rPr>
@@ -3872,7 +4381,7 @@
             <w:noProof/>
             <w:webHidden/>
           </w:rPr>
-          <w:t>24</w:t>
+          <w:t>22</w:t>
         </w:r>
         <w:r>
           <w:rPr>
@@ -3897,21 +4406,21 @@
           <w14:ligatures w14:val="standardContextual"/>
         </w:rPr>
       </w:pPr>
-      <w:hyperlink w:anchor="_Toc213692360" w:history="1">
+      <w:hyperlink w:anchor="_Toc216100207" w:history="1">
         <w:r>
           <w:rPr>
             <w:rStyle w:val="Hyperlinkki"/>
             <w:rFonts w:asciiTheme="majorHAnsi" w:hAnsiTheme="majorHAnsi"/>
             <w:noProof/>
           </w:rPr>
-          <w:t>7</w:t>
+          <w:t>6</w:t>
         </w:r>
         <w:r>
           <w:rPr>
             <w:rStyle w:val="Hyperlinkki"/>
             <w:noProof/>
           </w:rPr>
-          <w:t xml:space="preserve"> Yhteenveto ja johtopäätökset</w:t>
+          <w:t xml:space="preserve"> Jatkokehitys ja kaupallistaminen</w:t>
         </w:r>
         <w:r>
           <w:rPr>
@@ -3932,7 +4441,7 @@
             <w:noProof/>
             <w:webHidden/>
           </w:rPr>
-          <w:instrText xml:space="preserve"> PAGEREF _Toc213692360 \h </w:instrText>
+          <w:instrText xml:space="preserve"> PAGEREF _Toc216100207 \h </w:instrText>
         </w:r>
         <w:r>
           <w:rPr>
@@ -3952,7 +4461,7 @@
             <w:noProof/>
             <w:webHidden/>
           </w:rPr>
-          <w:t>25</w:t>
+          <w:t>23</w:t>
         </w:r>
         <w:r>
           <w:rPr>
@@ -3977,13 +4486,21 @@
           <w14:ligatures w14:val="standardContextual"/>
         </w:rPr>
       </w:pPr>
-      <w:hyperlink w:anchor="_Toc213692361" w:history="1">
+      <w:hyperlink w:anchor="_Toc216100208" w:history="1">
         <w:r>
           <w:rPr>
             <w:rStyle w:val="Hyperlinkki"/>
-            <w:noProof/>
-          </w:rPr>
-          <w:t>Lähteet</w:t>
+            <w:rFonts w:asciiTheme="majorHAnsi" w:hAnsiTheme="majorHAnsi"/>
+            <w:noProof/>
+          </w:rPr>
+          <w:t>7</w:t>
+        </w:r>
+        <w:r>
+          <w:rPr>
+            <w:rStyle w:val="Hyperlinkki"/>
+            <w:noProof/>
+          </w:rPr>
+          <w:t xml:space="preserve"> Yhteenveto ja johtopäätökset</w:t>
         </w:r>
         <w:r>
           <w:rPr>
@@ -4004,7 +4521,7 @@
             <w:noProof/>
             <w:webHidden/>
           </w:rPr>
-          <w:instrText xml:space="preserve"> PAGEREF _Toc213692361 \h </w:instrText>
+          <w:instrText xml:space="preserve"> PAGEREF _Toc216100208 \h </w:instrText>
         </w:r>
         <w:r>
           <w:rPr>
@@ -4024,7 +4541,7 @@
             <w:noProof/>
             <w:webHidden/>
           </w:rPr>
-          <w:t>26</w:t>
+          <w:t>24</w:t>
         </w:r>
         <w:r>
           <w:rPr>
@@ -4049,7 +4566,79 @@
           <w14:ligatures w14:val="standardContextual"/>
         </w:rPr>
       </w:pPr>
-      <w:hyperlink w:anchor="_Toc213692362" w:history="1">
+      <w:hyperlink w:anchor="_Toc216100209" w:history="1">
+        <w:r>
+          <w:rPr>
+            <w:rStyle w:val="Hyperlinkki"/>
+            <w:noProof/>
+          </w:rPr>
+          <w:t>Lähteet</w:t>
+        </w:r>
+        <w:r>
+          <w:rPr>
+            <w:noProof/>
+            <w:webHidden/>
+          </w:rPr>
+          <w:tab/>
+        </w:r>
+        <w:r>
+          <w:rPr>
+            <w:noProof/>
+            <w:webHidden/>
+          </w:rPr>
+          <w:fldChar w:fldCharType="begin"/>
+        </w:r>
+        <w:r>
+          <w:rPr>
+            <w:noProof/>
+            <w:webHidden/>
+          </w:rPr>
+          <w:instrText xml:space="preserve"> PAGEREF _Toc216100209 \h </w:instrText>
+        </w:r>
+        <w:r>
+          <w:rPr>
+            <w:noProof/>
+            <w:webHidden/>
+          </w:rPr>
+        </w:r>
+        <w:r>
+          <w:rPr>
+            <w:noProof/>
+            <w:webHidden/>
+          </w:rPr>
+          <w:fldChar w:fldCharType="separate"/>
+        </w:r>
+        <w:r>
+          <w:rPr>
+            <w:noProof/>
+            <w:webHidden/>
+          </w:rPr>
+          <w:t>25</w:t>
+        </w:r>
+        <w:r>
+          <w:rPr>
+            <w:noProof/>
+            <w:webHidden/>
+          </w:rPr>
+          <w:fldChar w:fldCharType="end"/>
+        </w:r>
+      </w:hyperlink>
+    </w:p>
+    <w:p>
+      <w:pPr>
+        <w:pStyle w:val="Sisluet1"/>
+        <w:rPr>
+          <w:rFonts w:asciiTheme="minorHAnsi" w:eastAsiaTheme="minorEastAsia" w:hAnsiTheme="minorHAnsi" w:cstheme="minorBidi"/>
+          <w:b w:val="0"/>
+          <w:bCs w:val="0"/>
+          <w:noProof/>
+          <w:kern w:val="2"/>
+          <w:szCs w:val="24"/>
+          <w:lang w:val="en-FI" w:eastAsia="en-FI"/>
+          <w14:ligatures w14:val="standardContextual"/>
+        </w:rPr>
+      </w:pPr>
+      <w:hyperlink w:anchor="_Toc216100210" w:history="1">
         <w:r>
           <w:rPr>
             <w:rStyle w:val="Hyperlinkki"/>
@@ -4084,7 +4673,7 @@
             <w:noProof/>
             <w:webHidden/>
           </w:rPr>
-          <w:instrText xml:space="preserve"> PAGEREF _Toc213692362 \h </w:instrText>
+          <w:instrText xml:space="preserve"> PAGEREF _Toc216100210 \h </w:instrText>
         </w:r>
         <w:r>
           <w:rPr>
@@ -4104,7 +4693,7 @@
             <w:noProof/>
             <w:webHidden/>
           </w:rPr>
-          <w:t>39</w:t>
+          <w:t>38</w:t>
         </w:r>
         <w:r>
           <w:rPr>
@@ -4174,6 +4763,7 @@
         <w:pStyle w:val="Kuvaotsikkoluettelo"/>
       </w:pPr>
       <w:r>
+        <w:lastRenderedPageBreak/>
         <w:t>Liite</w:t>
       </w:r>
       <w:r>
@@ -4191,7 +4781,6 @@
         <w:pStyle w:val="Sisllysluettelonotsikko2"/>
       </w:pPr>
       <w:r>
-        <w:lastRenderedPageBreak/>
         <w:t>Kuvat</w:t>
       </w:r>
     </w:p>
@@ -5022,8 +5611,8 @@
         <w:fldChar w:fldCharType="end"/>
       </w:r>
     </w:p>
-    <w:bookmarkStart w:id="3" w:name="_Toc213692344" w:displacedByCustomXml="next"/>
-    <w:bookmarkStart w:id="4" w:name="_Toc310677412" w:displacedByCustomXml="next"/>
+    <w:bookmarkStart w:id="4" w:name="_Toc216100193" w:displacedByCustomXml="next"/>
+    <w:bookmarkStart w:id="5" w:name="_Toc310677412" w:displacedByCustomXml="next"/>
     <w:sdt>
       <w:sdtPr>
         <w:id w:val="3008589"/>
@@ -5031,7 +5620,6 @@
           <w:docPart w:val="EBCC153CAB1B469AB0F8C53A2D61753B"/>
         </w:placeholder>
       </w:sdtPr>
-      <w:sdtEndPr/>
       <w:sdtContent>
         <w:p>
           <w:pPr>
@@ -5046,8 +5634,8 @@
         </w:p>
       </w:sdtContent>
     </w:sdt>
-    <w:bookmarkEnd w:id="3" w:displacedByCustomXml="prev"/>
     <w:bookmarkEnd w:id="4" w:displacedByCustomXml="prev"/>
+    <w:bookmarkEnd w:id="5" w:displacedByCustomXml="prev"/>
     <w:p>
       <w:r>
         <w:t xml:space="preserve">Kirjoita mahdollinen symboli- ja lyhenneluettelo tälle sivulle ohjeen alapuolelle </w:t>
@@ -5091,7 +5679,7 @@
       <w:r>
         <w:t xml:space="preserve"> </w:t>
       </w:r>
-      <w:bookmarkStart w:id="5" w:name="_Hlk64204429"/>
+      <w:bookmarkStart w:id="6" w:name="_Hlk64204429"/>
       <w:r>
         <w:t>Ellei luetteloa tarvita, poista siv</w:t>
       </w:r>
@@ -5104,7 +5692,7 @@
       <w:r>
         <w:t>.</w:t>
       </w:r>
-      <w:bookmarkEnd w:id="5"/>
+      <w:bookmarkEnd w:id="6"/>
       <w:r>
         <w:rPr>
           <w:b/>
@@ -5307,24 +5895,23 @@
           <w:docGrid w:linePitch="360"/>
         </w:sectPr>
       </w:pPr>
-      <w:bookmarkStart w:id="6" w:name="_Toc237330441"/>
-      <w:bookmarkStart w:id="7" w:name="_Toc237401245"/>
-      <w:bookmarkStart w:id="8" w:name="_Toc237401809"/>
-      <w:bookmarkStart w:id="9" w:name="_Toc237402703"/>
-      <w:bookmarkStart w:id="10" w:name="_Toc237404611"/>
-      <w:bookmarkStart w:id="11" w:name="_Toc237404941"/>
-      <w:bookmarkStart w:id="12" w:name="_Toc237405478"/>
-      <w:bookmarkStart w:id="13" w:name="_Toc237405699"/>
-      <w:bookmarkStart w:id="14" w:name="_Toc237405893"/>
-      <w:bookmarkStart w:id="15" w:name="_Toc257354348"/>
-      <w:bookmarkStart w:id="16" w:name="_Toc257355740"/>
+      <w:bookmarkStart w:id="7" w:name="_Toc237330441"/>
+      <w:bookmarkStart w:id="8" w:name="_Toc237401245"/>
+      <w:bookmarkStart w:id="9" w:name="_Toc237401809"/>
+      <w:bookmarkStart w:id="10" w:name="_Toc237402703"/>
+      <w:bookmarkStart w:id="11" w:name="_Toc237404611"/>
+      <w:bookmarkStart w:id="12" w:name="_Toc237404941"/>
+      <w:bookmarkStart w:id="13" w:name="_Toc237405478"/>
+      <w:bookmarkStart w:id="14" w:name="_Toc237405699"/>
+      <w:bookmarkStart w:id="15" w:name="_Toc237405893"/>
+      <w:bookmarkStart w:id="16" w:name="_Toc257354348"/>
+      <w:bookmarkStart w:id="17" w:name="_Toc257355740"/>
     </w:p>
     <w:p>
       <w:pPr>
         <w:pStyle w:val="Otsikko1"/>
       </w:pPr>
-      <w:bookmarkStart w:id="17" w:name="_Toc213692345"/>
-      <w:bookmarkEnd w:id="6"/>
+      <w:bookmarkStart w:id="18" w:name="_Toc216100194"/>
       <w:bookmarkEnd w:id="7"/>
       <w:bookmarkEnd w:id="8"/>
       <w:bookmarkEnd w:id="9"/>
@@ -5335,76 +5922,199 @@
       <w:bookmarkEnd w:id="14"/>
       <w:bookmarkEnd w:id="15"/>
       <w:bookmarkEnd w:id="16"/>
+      <w:bookmarkEnd w:id="17"/>
       <w:r>
         <w:lastRenderedPageBreak/>
         <w:t>Johdanto</w:t>
       </w:r>
-      <w:bookmarkEnd w:id="17"/>
-    </w:p>
-    <w:p>
-      <w:r>
-        <w:t>Suunnistuskilpailujen tulokset julkaistaan usein kilpailunjärjestäjien verkkosivuilla, mutta käytössä on useita erilaisia järjestelmiä ja tiedostomuotoja. Tämän seurauksena tulokset ovat hajallaan ja niiden hyödyntäminen esimerkiksi suunnistajien kehityksen seurantaan tai viestijoukkueiden valintaan on työlästä. Eri lähteistä haettavat tulokset altistavat virheille ja vaativat paljon manuaalista työtä.</w:t>
-      </w:r>
-      <w:r>
+      <w:bookmarkEnd w:id="18"/>
+    </w:p>
+    <w:p>
+      <w:pPr>
+        <w:rPr>
+          <w:szCs w:val="24"/>
+        </w:rPr>
+      </w:pPr>
+      <w:r>
+        <w:rPr>
+          <w:szCs w:val="24"/>
+        </w:rPr>
+        <w:t>Suunnistus on datarikas urheilulaji, jossa tuloksia hyödynnetään urheilijoiden kehityksen seurannassa, valmennuksen tukena ja viestijoukkueiden valinnassa. Tulostietoja syntyy runsaasti jokaisesta kilpailusta, mutta ne ovat usein hajallaan useilla eri verkkosivuilla, tiedostomuodoissa ja tulospalveluissa. Tämä hajautuminen vaikeuttaa tulosten löytämistä, vertailua ja analysointia sekä lisää manuaalisen työn määrää ja virheiden riskiä.</w:t>
+      </w:r>
+    </w:p>
+    <w:p>
+      <w:pPr>
+        <w:rPr>
+          <w:szCs w:val="24"/>
+        </w:rPr>
+      </w:pPr>
+      <w:r>
+        <w:rPr>
+          <w:szCs w:val="24"/>
+        </w:rPr>
         <w:br/>
       </w:r>
       <w:r>
+        <w:rPr>
+          <w:szCs w:val="24"/>
+        </w:rPr>
+        <w:t xml:space="preserve">Tämän opinnäytetyön aiheena on </w:t>
+      </w:r>
+      <w:proofErr w:type="spellStart"/>
+      <w:r>
+        <w:rPr>
+          <w:szCs w:val="24"/>
+        </w:rPr>
+        <w:t>ORAOwl</w:t>
+      </w:r>
+      <w:proofErr w:type="spellEnd"/>
+      <w:r>
+        <w:rPr>
+          <w:szCs w:val="24"/>
+        </w:rPr>
+        <w:t>-sovellus, joka suunniteltiin ja toteutettiin alusta alkaen opinnäytetyötä varten. Sovellus kokoaa hajallaan olevia suunnistustuloksia yhteen järjestelmään, mahdollistaa tietojen hakemisen ja suodattamisen sekä tarjoaa perustoimintoja tulosten tarkasteluun ja vertailuun. Ensimmäinen versio keskittyy IOFXML-standardin mukaisten tulostiedostojen käsittelyyn ja tulosten tallentamiseen tietokantaan, mutta sovelluksen rakenne on suunniteltu laajennettavaksi myöhemmissä kehitysvaiheissa esimerkiksi visualisointien avulla. Projektilla on yksityinen toimeksiantaja, joka toimii suunnistuksen ja ohjelmistokehityksen parissa.</w:t>
+      </w:r>
+    </w:p>
+    <w:p>
+      <w:pPr>
+        <w:rPr>
+          <w:szCs w:val="24"/>
+        </w:rPr>
+      </w:pPr>
+      <w:r>
+        <w:rPr>
+          <w:szCs w:val="24"/>
+        </w:rPr>
         <w:br/>
-        <w:t xml:space="preserve">Tämän opinnäytetyön aiheena on </w:t>
-      </w:r>
-      <w:proofErr w:type="spellStart"/>
-      <w:r>
-        <w:t>ORAOwl</w:t>
-      </w:r>
-      <w:proofErr w:type="spellEnd"/>
-      <w:r>
-        <w:t>-sovellus, joka kokoaa hajallaan olevia suunnistustuloksia yhteen paikkaan, mahdollistaa tulosten hakemisen ja suodattamisen sekä tarjoaa työkaluja tulosten analysointiin ja visualisointiin. Sovellus keskittyy IOFXML-standardin mukaisten tulostiedostojen käsittelyyn, mutta sen rakenne on laajennettavissa myös muihin tiedostomuotoihin. Projektilla on yksityinen toimeksiantaja, joka toimii suunnistuksen ja ohjelmistokehityksen parissa.</w:t>
-      </w:r>
-      <w:r>
+      </w:r>
+      <w:r>
+        <w:rPr>
+          <w:szCs w:val="24"/>
+        </w:rPr>
+        <w:t xml:space="preserve">Työn tavoitteena on kehittää toimiva prototyyppi, joka vastaa erityisesti pienempien suunnistusseurojen ja valmentajien tarpeisiin. Prototyyppi tukee tulosten syöttämistä, selaamista ja vertailua sekä huomioi tietosuojavaatimukset GDPR:n mukaisesti. Toteutus perustuu Python-ohjelmointikieleen ja Django-kehykseen, ja käyttöliittymä rakentuu </w:t>
+      </w:r>
+      <w:proofErr w:type="spellStart"/>
+      <w:r>
+        <w:rPr>
+          <w:szCs w:val="24"/>
+        </w:rPr>
+        <w:t>Bootstrap</w:t>
+      </w:r>
+      <w:proofErr w:type="spellEnd"/>
+      <w:r>
+        <w:rPr>
+          <w:szCs w:val="24"/>
+        </w:rPr>
+        <w:t xml:space="preserve">- ja </w:t>
+      </w:r>
+      <w:proofErr w:type="spellStart"/>
+      <w:r>
+        <w:rPr>
+          <w:szCs w:val="24"/>
+        </w:rPr>
+        <w:t>AdminLTE</w:t>
+      </w:r>
+      <w:proofErr w:type="spellEnd"/>
+      <w:r>
+        <w:rPr>
+          <w:szCs w:val="24"/>
+        </w:rPr>
+        <w:t xml:space="preserve">-komponenttien varaan. Visualisointiominaisuudet eivät sisälly ensimmäiseen versioon, mutta ne voidaan toteuttaa jatkokehityksessä esimerkiksi </w:t>
+      </w:r>
+      <w:proofErr w:type="spellStart"/>
+      <w:r>
+        <w:rPr>
+          <w:szCs w:val="24"/>
+        </w:rPr>
+        <w:t>Matplotlib</w:t>
+      </w:r>
+      <w:proofErr w:type="spellEnd"/>
+      <w:r>
+        <w:rPr>
+          <w:szCs w:val="24"/>
+        </w:rPr>
+        <w:t xml:space="preserve">- tai </w:t>
+      </w:r>
+      <w:proofErr w:type="spellStart"/>
+      <w:r>
+        <w:rPr>
+          <w:szCs w:val="24"/>
+        </w:rPr>
+        <w:t>Plotly</w:t>
+      </w:r>
+      <w:proofErr w:type="spellEnd"/>
+      <w:r>
+        <w:rPr>
+          <w:szCs w:val="24"/>
+        </w:rPr>
+        <w:t>-kirjastoja hyödyntäen.</w:t>
+      </w:r>
+      <w:r>
+        <w:rPr>
+          <w:szCs w:val="24"/>
+        </w:rPr>
         <w:br/>
       </w:r>
       <w:r>
+        <w:rPr>
+          <w:szCs w:val="24"/>
+        </w:rPr>
         <w:br/>
-        <w:t xml:space="preserve">Työn tavoitteena on kehittää toimiva prototyyppi, joka vastaa pienempien suunnistusseurojen ja valmentajien tarpeisiin. Sovellus tukee tulosten syöttämistä, selaamista ja vertailua, ja se huomioi tietosuojavaatimukset GDPR:n mukaisesti. Työ toteutetaan Pythonilla ja Django-kehyksellä, ja sen käyttöliittymässä hyödynnetään </w:t>
-      </w:r>
-      <w:proofErr w:type="spellStart"/>
-      <w:r>
-        <w:t>Bootstrap</w:t>
-      </w:r>
-      <w:proofErr w:type="spellEnd"/>
-      <w:r>
-        <w:t xml:space="preserve">- ja </w:t>
-      </w:r>
-      <w:proofErr w:type="spellStart"/>
-      <w:r>
-        <w:t>AdminLTE</w:t>
-      </w:r>
-      <w:proofErr w:type="spellEnd"/>
-      <w:r>
-        <w:t xml:space="preserve">-komponentteja. Tulosten visualisointiin käytetään </w:t>
-      </w:r>
-      <w:proofErr w:type="spellStart"/>
-      <w:r>
-        <w:t>Matplotlib</w:t>
-      </w:r>
-      <w:proofErr w:type="spellEnd"/>
-      <w:r>
-        <w:t xml:space="preserve">- tai </w:t>
-      </w:r>
-      <w:proofErr w:type="spellStart"/>
-      <w:r>
-        <w:t>Plotly</w:t>
-      </w:r>
-      <w:proofErr w:type="spellEnd"/>
-      <w:r>
-        <w:t>-kirjastoja.</w:t>
-      </w:r>
-      <w:r>
-        <w:br/>
-      </w:r>
-      <w:r>
-        <w:br/>
-        <w:t>Työn rakenne on seuraava: luku kaksi esittelee työn taustan ja tavoitteet. Luvuissa kolme ja neljä kuvataan teoreettinen viitekehys ja kehitysmenetelmät. Luvut viisi ja kuusi käsittelevät sovelluksen suunnittelua, toteutusta ja arviointia. Lopuksi esitetään työn tulokset, johtopäätökset ja jatkokehitysmahdollisuudet.</w:t>
+      </w:r>
+      <w:r>
+        <w:rPr>
+          <w:szCs w:val="24"/>
+        </w:rPr>
+        <w:t xml:space="preserve">Työn rakenne on seuraava: </w:t>
+      </w:r>
+      <w:r>
+        <w:rPr>
+          <w:b/>
+          <w:bCs/>
+          <w:szCs w:val="24"/>
+        </w:rPr>
+        <w:t>Luku 2</w:t>
+      </w:r>
+      <w:r>
+        <w:rPr>
+          <w:szCs w:val="24"/>
+        </w:rPr>
+        <w:t xml:space="preserve"> esittelee työn taustan ja tavoitteet. </w:t>
+      </w:r>
+      <w:r>
+        <w:rPr>
+          <w:b/>
+          <w:bCs/>
+          <w:szCs w:val="24"/>
+        </w:rPr>
+        <w:t>Luvuissa 3 ja 4</w:t>
+      </w:r>
+      <w:r>
+        <w:rPr>
+          <w:szCs w:val="24"/>
+        </w:rPr>
+        <w:t xml:space="preserve"> käsitellään teoreettinen viitekehys ja käytetyt kehitysmenetelmät. </w:t>
+      </w:r>
+      <w:r>
+        <w:rPr>
+          <w:b/>
+          <w:bCs/>
+          <w:szCs w:val="24"/>
+        </w:rPr>
+        <w:t>Luvuissa 5 ja 6</w:t>
+      </w:r>
+      <w:r>
+        <w:rPr>
+          <w:szCs w:val="24"/>
+        </w:rPr>
+        <w:t xml:space="preserve"> kuvataan sovelluksen suunnittelu, toteutus </w:t>
+      </w:r>
+      <w:r>
+        <w:rPr>
+          <w:szCs w:val="24"/>
+        </w:rPr>
+        <w:lastRenderedPageBreak/>
+        <w:t>ja arviointi. Lopuksi esitetään työn tulokset, johtopäätökset ja jatkokehitysmahdollisuudet.</w:t>
       </w:r>
     </w:p>
     <w:p>
@@ -5416,43 +6126,23 @@
         </w:numPr>
         <w:ind w:left="397" w:hanging="397"/>
       </w:pPr>
-      <w:bookmarkStart w:id="18" w:name="_Toc213692346"/>
-      <w:r>
-        <w:lastRenderedPageBreak/>
+      <w:bookmarkStart w:id="19" w:name="_Toc216100195"/>
+      <w:r>
         <w:t>Tausta ja motivaatio</w:t>
       </w:r>
-      <w:bookmarkEnd w:id="18"/>
-    </w:p>
-    <w:p>
-      <w:r>
-        <w:t xml:space="preserve">Käytä ensimmäisen tason (yksinumeroisissa) otsikoissa tyyliä </w:t>
-      </w:r>
-      <w:r>
-        <w:rPr>
-          <w:b/>
-        </w:rPr>
-        <w:t>1 Otsikko</w:t>
-      </w:r>
-      <w:r>
-        <w:t xml:space="preserve">, toisen tason (kaksinumeroisissa) otsikoissa tyyliä </w:t>
-      </w:r>
-      <w:r>
-        <w:rPr>
-          <w:b/>
-        </w:rPr>
-        <w:t>1.1 Otsikko</w:t>
-      </w:r>
-      <w:r>
-        <w:t xml:space="preserve"> ja kolmannen tason otsikoissa tyyliä </w:t>
-      </w:r>
-      <w:r>
-        <w:rPr>
-          <w:b/>
-        </w:rPr>
-        <w:t>1.1.1 Otsikko</w:t>
-      </w:r>
-      <w:r>
-        <w:t>. Käyttämällä otsikkotyylejä kaikissa työsi otsikoissa voit hyödyntää asiakirjan automaattista sisällysluetteloa.</w:t>
+      <w:bookmarkEnd w:id="19"/>
+    </w:p>
+    <w:p>
+      <w:r>
+        <w:t>Suunnistus on urheilulaji, jonka kilpailuista syntyy runsaasti yksityiskohtaista dataa, kuten aikoja, väliaikoja, reitinvalintoja ja sijoituksia. Tämä tieto on merkityksellistä urheilijoiden kehittymisen seurannassa, valmennuksen suunnittelussa sekä viestijoukkueiden valinnassa. Nykyinen tulospalvelukenttä on kuitenkin hajautunut: kilpailujen tulokset julkaistaan useilla eri verkkosivuilla ja eri järjestelmien tuottamissa tiedostomuodoissa. Tämä hajanaisuus vaikeuttaa tulosten tehokasta hyödyntämistä, lisää manuaalisen työn määrää ja altistaa virheille</w:t>
+      </w:r>
+      <w:r>
+        <w:t>.</w:t>
+      </w:r>
+    </w:p>
+    <w:p>
+      <w:r>
+        <w:t>Suunnistus on urheilulaji, jonka kilpailuista syntyy runsaasti yksityiskohtaista dataa, kuten aikoja, väliaikoja, reitinvalintoja ja sijoituksia. Tämä tieto on merkityksellistä urheilijoiden kehittymisen seurannassa, valmennuksen suunnittelussa sekä viestijoukkueiden valinnassa. Nykyinen tulospalvelukenttä on kuitenkin hajautunut: kilpailujen tulokset julkaistaan useilla eri verkkosivuilla ja eri järjestelmien tuottamissa tiedostomuodoissa. Tämä hajanaisuus vaikeuttaa tulosten tehokasta hyödyntämistä, lisää manuaalisen työn määrää ja altistaa virheille</w:t>
       </w:r>
     </w:p>
     <w:p>
@@ -5464,45 +6154,1473 @@
         </w:numPr>
         <w:ind w:left="397" w:hanging="397"/>
       </w:pPr>
-      <w:bookmarkStart w:id="19" w:name="_Toc213692347"/>
+      <w:bookmarkStart w:id="20" w:name="_Toc216100196"/>
       <w:r>
         <w:t>Tavoitteet, rajaukset ja tutkimuskysymykset</w:t>
       </w:r>
-      <w:bookmarkEnd w:id="19"/>
-    </w:p>
-    <w:p>
-      <w:r>
-        <w:t>Pääluvun alla ei voi olla vain yhtä alalukua. Jos koet alalukujen käytön tarpeelliseksi, tulee niitä olla pääluvun alla vähintään kaksi kappaletta.</w:t>
-      </w:r>
-    </w:p>
-    <w:p>
-      <w:pPr>
-        <w:pStyle w:val="UnnumberedHeading"/>
-      </w:pPr>
-      <w:r>
-        <w:t>Numeroimaton alaotsikko</w:t>
-      </w:r>
-    </w:p>
-    <w:p>
-      <w:r>
-        <w:t xml:space="preserve">Vain kolmen ensimmäisen tason otsikot numeroidaan. Jos otsikon alle tulee numeroimattomia alaotsikoita, ne erotetaan normaalitekstistä käyttämällä lihavointia tai valmista tyyliä </w:t>
-      </w:r>
-      <w:r>
-        <w:rPr>
-          <w:b/>
-          <w:bCs/>
-        </w:rPr>
-        <w:t>Numeroimaton väliotsikko</w:t>
-      </w:r>
-      <w:r>
+      <w:bookmarkEnd w:id="20"/>
+    </w:p>
+    <w:p>
+      <w:r>
+        <w:t xml:space="preserve">Tämän opinnäytetyön tavoitteena on kehittää toimiva </w:t>
+      </w:r>
+      <w:proofErr w:type="spellStart"/>
+      <w:r>
+        <w:t>ORAOwl</w:t>
+      </w:r>
+      <w:proofErr w:type="spellEnd"/>
+      <w:r>
+        <w:t xml:space="preserve">-prototyyppi, joka kokoaa suunnistustuloksia yhteen järjestelmään ja mahdollistaa niiden tehokkaamman hyödyntämisen. Ensimmäinen versio keskittyy IOFXML-standardin mukaisten tulostiedostojen käsittelyyn, tietojen tallentamiseen tietokantaan sekä perustoimintoihin, kuten tulosten selaamiseen ja vertailuun. Sovelluksen suunnittelussa korostettiin laajennettavuutta, jotta myöhemmät toiminnallisuudet – kuten visualisoinnit, analytiikka ja API-rajapinnat – voidaan </w:t>
+      </w:r>
+      <w:r>
+        <w:lastRenderedPageBreak/>
+        <w:t xml:space="preserve">toteuttaa joustavasti. Tietosuojavaatimukset huomioitiin mahdollistamalla henkilötietojen </w:t>
+      </w:r>
+      <w:proofErr w:type="spellStart"/>
+      <w:r>
+        <w:t>anonymisointi</w:t>
+      </w:r>
+      <w:proofErr w:type="spellEnd"/>
+      <w:r>
+        <w:t xml:space="preserve"> GDPR:n mukaisesti.</w:t>
+      </w:r>
+    </w:p>
+    <w:p>
+      <w:pPr>
+        <w:rPr>
+          <w:lang w:val="en-FI"/>
+        </w:rPr>
+      </w:pPr>
+      <w:proofErr w:type="spellStart"/>
+      <w:r>
+        <w:rPr>
+          <w:lang w:val="en-FI"/>
+        </w:rPr>
+        <w:t>Työssä</w:t>
+      </w:r>
+      <w:proofErr w:type="spellEnd"/>
+      <w:r>
+        <w:rPr>
+          <w:lang w:val="en-FI"/>
+        </w:rPr>
+        <w:t xml:space="preserve"> </w:t>
+      </w:r>
+      <w:proofErr w:type="spellStart"/>
+      <w:r>
+        <w:rPr>
+          <w:lang w:val="en-FI"/>
+        </w:rPr>
+        <w:t>tarkastellaan</w:t>
+      </w:r>
+      <w:proofErr w:type="spellEnd"/>
+      <w:r>
+        <w:rPr>
+          <w:lang w:val="en-FI"/>
+        </w:rPr>
+        <w:t xml:space="preserve"> </w:t>
+      </w:r>
+      <w:proofErr w:type="spellStart"/>
+      <w:r>
+        <w:rPr>
+          <w:lang w:val="en-FI"/>
+        </w:rPr>
+        <w:t>erityisesti</w:t>
+      </w:r>
+      <w:proofErr w:type="spellEnd"/>
+      <w:r>
+        <w:rPr>
+          <w:lang w:val="en-FI"/>
+        </w:rPr>
+        <w:t xml:space="preserve"> </w:t>
+      </w:r>
+      <w:proofErr w:type="spellStart"/>
+      <w:r>
+        <w:rPr>
+          <w:lang w:val="en-FI"/>
+        </w:rPr>
+        <w:t>seuraavia</w:t>
+      </w:r>
+      <w:proofErr w:type="spellEnd"/>
+      <w:r>
+        <w:rPr>
+          <w:lang w:val="en-FI"/>
+        </w:rPr>
+        <w:t xml:space="preserve"> </w:t>
+      </w:r>
+      <w:proofErr w:type="spellStart"/>
+      <w:r>
+        <w:rPr>
+          <w:lang w:val="en-FI"/>
+        </w:rPr>
+        <w:t>kehitystehtäviä</w:t>
+      </w:r>
+      <w:proofErr w:type="spellEnd"/>
+      <w:r>
+        <w:rPr>
+          <w:lang w:val="en-FI"/>
+        </w:rPr>
+        <w:t xml:space="preserve"> </w:t>
+      </w:r>
+      <w:proofErr w:type="spellStart"/>
+      <w:r>
+        <w:rPr>
+          <w:lang w:val="en-FI"/>
+        </w:rPr>
+        <w:t>ja</w:t>
+      </w:r>
+      <w:proofErr w:type="spellEnd"/>
+      <w:r>
+        <w:rPr>
+          <w:lang w:val="en-FI"/>
+        </w:rPr>
+        <w:t xml:space="preserve"> </w:t>
+      </w:r>
+      <w:proofErr w:type="spellStart"/>
+      <w:r>
+        <w:rPr>
+          <w:lang w:val="en-FI"/>
+        </w:rPr>
+        <w:t>tutkimuskysymyksiä</w:t>
+      </w:r>
+      <w:proofErr w:type="spellEnd"/>
+      <w:r>
+        <w:rPr>
+          <w:lang w:val="en-FI"/>
+        </w:rPr>
+        <w:t>:</w:t>
+      </w:r>
+    </w:p>
+    <w:p>
+      <w:pPr>
+        <w:numPr>
+          <w:ilvl w:val="0"/>
+          <w:numId w:val="24"/>
+        </w:numPr>
+        <w:rPr>
+          <w:lang w:val="en-FI"/>
+        </w:rPr>
+      </w:pPr>
+      <w:r>
+        <w:rPr>
+          <w:b/>
+          <w:bCs/>
+          <w:lang w:val="en-FI"/>
+        </w:rPr>
+        <w:t xml:space="preserve">Miten </w:t>
+      </w:r>
+      <w:proofErr w:type="spellStart"/>
+      <w:r>
+        <w:rPr>
+          <w:b/>
+          <w:bCs/>
+          <w:lang w:val="en-FI"/>
+        </w:rPr>
+        <w:t>hajallaan</w:t>
+      </w:r>
+      <w:proofErr w:type="spellEnd"/>
+      <w:r>
+        <w:rPr>
+          <w:b/>
+          <w:bCs/>
+          <w:lang w:val="en-FI"/>
+        </w:rPr>
+        <w:t xml:space="preserve"> </w:t>
+      </w:r>
+      <w:proofErr w:type="spellStart"/>
+      <w:r>
+        <w:rPr>
+          <w:b/>
+          <w:bCs/>
+          <w:lang w:val="en-FI"/>
+        </w:rPr>
+        <w:t>oleva</w:t>
+      </w:r>
+      <w:proofErr w:type="spellEnd"/>
+      <w:r>
+        <w:rPr>
+          <w:b/>
+          <w:bCs/>
+          <w:lang w:val="en-FI"/>
+        </w:rPr>
+        <w:t xml:space="preserve"> </w:t>
+      </w:r>
+      <w:proofErr w:type="spellStart"/>
+      <w:r>
+        <w:rPr>
+          <w:b/>
+          <w:bCs/>
+          <w:lang w:val="en-FI"/>
+        </w:rPr>
+        <w:t>suunnistusaineisto</w:t>
+      </w:r>
+      <w:proofErr w:type="spellEnd"/>
+      <w:r>
+        <w:rPr>
+          <w:b/>
+          <w:bCs/>
+          <w:lang w:val="en-FI"/>
+        </w:rPr>
+        <w:t xml:space="preserve"> </w:t>
+      </w:r>
+      <w:proofErr w:type="spellStart"/>
+      <w:r>
+        <w:rPr>
+          <w:b/>
+          <w:bCs/>
+          <w:lang w:val="en-FI"/>
+        </w:rPr>
+        <w:t>voidaan</w:t>
+      </w:r>
+      <w:proofErr w:type="spellEnd"/>
+      <w:r>
+        <w:rPr>
+          <w:b/>
+          <w:bCs/>
+          <w:lang w:val="en-FI"/>
+        </w:rPr>
+        <w:t xml:space="preserve"> </w:t>
+      </w:r>
+      <w:proofErr w:type="spellStart"/>
+      <w:r>
+        <w:rPr>
+          <w:b/>
+          <w:bCs/>
+          <w:lang w:val="en-FI"/>
+        </w:rPr>
+        <w:t>yhdistää</w:t>
+      </w:r>
+      <w:proofErr w:type="spellEnd"/>
+      <w:r>
+        <w:rPr>
+          <w:b/>
+          <w:bCs/>
+          <w:lang w:val="en-FI"/>
+        </w:rPr>
+        <w:t xml:space="preserve"> </w:t>
+      </w:r>
+      <w:proofErr w:type="spellStart"/>
+      <w:r>
+        <w:rPr>
+          <w:b/>
+          <w:bCs/>
+          <w:lang w:val="en-FI"/>
+        </w:rPr>
+        <w:t>yhteen</w:t>
+      </w:r>
+      <w:proofErr w:type="spellEnd"/>
+      <w:r>
+        <w:rPr>
+          <w:b/>
+          <w:bCs/>
+          <w:lang w:val="en-FI"/>
+        </w:rPr>
+        <w:t xml:space="preserve"> </w:t>
+      </w:r>
+      <w:proofErr w:type="spellStart"/>
+      <w:r>
+        <w:rPr>
+          <w:b/>
+          <w:bCs/>
+          <w:lang w:val="en-FI"/>
+        </w:rPr>
+        <w:t>keskitettyyn</w:t>
+      </w:r>
+      <w:proofErr w:type="spellEnd"/>
+      <w:r>
+        <w:rPr>
+          <w:b/>
+          <w:bCs/>
+          <w:lang w:val="en-FI"/>
+        </w:rPr>
+        <w:t xml:space="preserve"> </w:t>
+      </w:r>
+      <w:proofErr w:type="spellStart"/>
+      <w:r>
+        <w:rPr>
+          <w:b/>
+          <w:bCs/>
+          <w:lang w:val="en-FI"/>
+        </w:rPr>
+        <w:t>tietokantaan</w:t>
+      </w:r>
+      <w:proofErr w:type="spellEnd"/>
+      <w:r>
+        <w:rPr>
+          <w:b/>
+          <w:bCs/>
+          <w:lang w:val="en-FI"/>
+        </w:rPr>
+        <w:t>?</w:t>
+      </w:r>
+    </w:p>
+    <w:p>
+      <w:pPr>
+        <w:numPr>
+          <w:ilvl w:val="0"/>
+          <w:numId w:val="24"/>
+        </w:numPr>
+        <w:rPr>
+          <w:lang w:val="en-FI"/>
+        </w:rPr>
+      </w:pPr>
+      <w:r>
+        <w:rPr>
+          <w:b/>
+          <w:bCs/>
+          <w:lang w:val="en-FI"/>
+        </w:rPr>
+        <w:t xml:space="preserve">Miten </w:t>
+      </w:r>
+      <w:r>
+        <w:rPr>
+          <w:lang w:val="en-FI"/>
+        </w:rPr>
+        <w:t>IOFXML</w:t>
+      </w:r>
+      <w:r>
+        <w:rPr>
+          <w:b/>
+          <w:bCs/>
+          <w:lang w:val="en-FI"/>
+        </w:rPr>
+        <w:t>-</w:t>
+      </w:r>
+      <w:proofErr w:type="spellStart"/>
+      <w:r>
+        <w:rPr>
+          <w:b/>
+          <w:bCs/>
+          <w:lang w:val="en-FI"/>
+        </w:rPr>
+        <w:t>tulostiedostot</w:t>
+      </w:r>
+      <w:proofErr w:type="spellEnd"/>
+      <w:r>
+        <w:rPr>
+          <w:b/>
+          <w:bCs/>
+          <w:lang w:val="en-FI"/>
+        </w:rPr>
+        <w:t xml:space="preserve"> </w:t>
+      </w:r>
+      <w:proofErr w:type="spellStart"/>
+      <w:r>
+        <w:rPr>
+          <w:b/>
+          <w:bCs/>
+          <w:lang w:val="en-FI"/>
+        </w:rPr>
+        <w:t>voidaan</w:t>
+      </w:r>
+      <w:proofErr w:type="spellEnd"/>
+      <w:r>
+        <w:rPr>
+          <w:b/>
+          <w:bCs/>
+          <w:lang w:val="en-FI"/>
+        </w:rPr>
+        <w:t xml:space="preserve"> </w:t>
+      </w:r>
+      <w:proofErr w:type="spellStart"/>
+      <w:r>
+        <w:rPr>
+          <w:b/>
+          <w:bCs/>
+          <w:lang w:val="en-FI"/>
+        </w:rPr>
+        <w:t>jäsentää</w:t>
+      </w:r>
+      <w:proofErr w:type="spellEnd"/>
+      <w:r>
+        <w:rPr>
+          <w:b/>
+          <w:bCs/>
+          <w:lang w:val="en-FI"/>
+        </w:rPr>
+        <w:t xml:space="preserve"> </w:t>
+      </w:r>
+      <w:proofErr w:type="spellStart"/>
+      <w:r>
+        <w:rPr>
+          <w:b/>
+          <w:bCs/>
+          <w:lang w:val="en-FI"/>
+        </w:rPr>
+        <w:t>luotettavasti</w:t>
+      </w:r>
+      <w:proofErr w:type="spellEnd"/>
+      <w:r>
+        <w:rPr>
+          <w:b/>
+          <w:bCs/>
+          <w:lang w:val="en-FI"/>
+        </w:rPr>
+        <w:t xml:space="preserve"> </w:t>
+      </w:r>
+      <w:proofErr w:type="spellStart"/>
+      <w:r>
+        <w:rPr>
+          <w:b/>
+          <w:bCs/>
+          <w:lang w:val="en-FI"/>
+        </w:rPr>
+        <w:t>ja</w:t>
+      </w:r>
+      <w:proofErr w:type="spellEnd"/>
+      <w:r>
+        <w:rPr>
+          <w:b/>
+          <w:bCs/>
+          <w:lang w:val="en-FI"/>
+        </w:rPr>
+        <w:t xml:space="preserve"> </w:t>
+      </w:r>
+      <w:proofErr w:type="spellStart"/>
+      <w:r>
+        <w:rPr>
+          <w:b/>
+          <w:bCs/>
+          <w:lang w:val="en-FI"/>
+        </w:rPr>
+        <w:t>rakenteellisesti</w:t>
+      </w:r>
+      <w:proofErr w:type="spellEnd"/>
+      <w:r>
+        <w:rPr>
+          <w:b/>
+          <w:bCs/>
+          <w:lang w:val="en-FI"/>
+        </w:rPr>
+        <w:t xml:space="preserve"> </w:t>
+      </w:r>
+      <w:proofErr w:type="spellStart"/>
+      <w:r>
+        <w:rPr>
+          <w:b/>
+          <w:bCs/>
+          <w:lang w:val="en-FI"/>
+        </w:rPr>
+        <w:t>Pythonin</w:t>
+      </w:r>
+      <w:proofErr w:type="spellEnd"/>
+      <w:r>
+        <w:rPr>
+          <w:b/>
+          <w:bCs/>
+          <w:lang w:val="en-FI"/>
+        </w:rPr>
+        <w:t xml:space="preserve"> </w:t>
+      </w:r>
+      <w:proofErr w:type="spellStart"/>
+      <w:r>
+        <w:rPr>
+          <w:b/>
+          <w:bCs/>
+          <w:lang w:val="en-FI"/>
+        </w:rPr>
+        <w:t>ja</w:t>
+      </w:r>
+      <w:proofErr w:type="spellEnd"/>
+      <w:r>
+        <w:rPr>
+          <w:b/>
+          <w:bCs/>
+          <w:lang w:val="en-FI"/>
+        </w:rPr>
+        <w:t xml:space="preserve"> </w:t>
+      </w:r>
+      <w:proofErr w:type="spellStart"/>
+      <w:r>
+        <w:rPr>
+          <w:b/>
+          <w:bCs/>
+          <w:lang w:val="en-FI"/>
+        </w:rPr>
+        <w:t>Djangon</w:t>
+      </w:r>
+      <w:proofErr w:type="spellEnd"/>
+      <w:r>
+        <w:rPr>
+          <w:b/>
+          <w:bCs/>
+          <w:lang w:val="en-FI"/>
+        </w:rPr>
+        <w:t xml:space="preserve"> </w:t>
+      </w:r>
+      <w:proofErr w:type="spellStart"/>
+      <w:r>
+        <w:rPr>
+          <w:b/>
+          <w:bCs/>
+          <w:lang w:val="en-FI"/>
+        </w:rPr>
+        <w:t>avulla</w:t>
+      </w:r>
+      <w:proofErr w:type="spellEnd"/>
+      <w:r>
+        <w:rPr>
+          <w:b/>
+          <w:bCs/>
+          <w:lang w:val="en-FI"/>
+        </w:rPr>
+        <w:t>?</w:t>
+      </w:r>
+    </w:p>
+    <w:p>
+      <w:pPr>
+        <w:numPr>
+          <w:ilvl w:val="0"/>
+          <w:numId w:val="24"/>
+        </w:numPr>
+        <w:rPr>
+          <w:lang w:val="en-FI"/>
+        </w:rPr>
+      </w:pPr>
+      <w:r>
+        <w:rPr>
+          <w:b/>
+          <w:bCs/>
+          <w:lang w:val="en-FI"/>
+        </w:rPr>
+        <w:t xml:space="preserve">Miten </w:t>
+      </w:r>
+      <w:proofErr w:type="spellStart"/>
+      <w:r>
+        <w:rPr>
+          <w:b/>
+          <w:bCs/>
+          <w:lang w:val="en-FI"/>
+        </w:rPr>
+        <w:t>tulosten</w:t>
+      </w:r>
+      <w:proofErr w:type="spellEnd"/>
+      <w:r>
+        <w:rPr>
+          <w:b/>
+          <w:bCs/>
+          <w:lang w:val="en-FI"/>
+        </w:rPr>
+        <w:t xml:space="preserve"> </w:t>
+      </w:r>
+      <w:proofErr w:type="spellStart"/>
+      <w:r>
+        <w:rPr>
+          <w:b/>
+          <w:bCs/>
+          <w:lang w:val="en-FI"/>
+        </w:rPr>
+        <w:t>hakua</w:t>
+      </w:r>
+      <w:proofErr w:type="spellEnd"/>
+      <w:r>
+        <w:rPr>
+          <w:b/>
+          <w:bCs/>
+          <w:lang w:val="en-FI"/>
+        </w:rPr>
+        <w:t xml:space="preserve"> </w:t>
+      </w:r>
+      <w:proofErr w:type="spellStart"/>
+      <w:r>
+        <w:rPr>
+          <w:b/>
+          <w:bCs/>
+          <w:lang w:val="en-FI"/>
+        </w:rPr>
+        <w:t>ja</w:t>
+      </w:r>
+      <w:proofErr w:type="spellEnd"/>
+      <w:r>
+        <w:rPr>
+          <w:b/>
+          <w:bCs/>
+          <w:lang w:val="en-FI"/>
+        </w:rPr>
+        <w:t xml:space="preserve"> </w:t>
+      </w:r>
+      <w:proofErr w:type="spellStart"/>
+      <w:r>
+        <w:rPr>
+          <w:b/>
+          <w:bCs/>
+          <w:lang w:val="en-FI"/>
+        </w:rPr>
+        <w:t>vertailua</w:t>
+      </w:r>
+      <w:proofErr w:type="spellEnd"/>
+      <w:r>
+        <w:rPr>
+          <w:b/>
+          <w:bCs/>
+          <w:lang w:val="en-FI"/>
+        </w:rPr>
+        <w:t xml:space="preserve"> </w:t>
+      </w:r>
+      <w:proofErr w:type="spellStart"/>
+      <w:r>
+        <w:rPr>
+          <w:b/>
+          <w:bCs/>
+          <w:lang w:val="en-FI"/>
+        </w:rPr>
+        <w:t>tukevat</w:t>
+      </w:r>
+      <w:proofErr w:type="spellEnd"/>
+      <w:r>
+        <w:rPr>
+          <w:b/>
+          <w:bCs/>
+          <w:lang w:val="en-FI"/>
+        </w:rPr>
+        <w:t xml:space="preserve"> </w:t>
+      </w:r>
+      <w:proofErr w:type="spellStart"/>
+      <w:r>
+        <w:rPr>
+          <w:b/>
+          <w:bCs/>
+          <w:lang w:val="en-FI"/>
+        </w:rPr>
+        <w:t>tietomallit</w:t>
+      </w:r>
+      <w:proofErr w:type="spellEnd"/>
+      <w:r>
+        <w:rPr>
+          <w:b/>
+          <w:bCs/>
+          <w:lang w:val="en-FI"/>
+        </w:rPr>
+        <w:t xml:space="preserve"> </w:t>
+      </w:r>
+      <w:proofErr w:type="spellStart"/>
+      <w:r>
+        <w:rPr>
+          <w:b/>
+          <w:bCs/>
+          <w:lang w:val="en-FI"/>
+        </w:rPr>
+        <w:t>ja</w:t>
+      </w:r>
+      <w:proofErr w:type="spellEnd"/>
+      <w:r>
+        <w:rPr>
+          <w:b/>
+          <w:bCs/>
+          <w:lang w:val="en-FI"/>
+        </w:rPr>
+        <w:t xml:space="preserve"> </w:t>
+      </w:r>
+      <w:proofErr w:type="spellStart"/>
+      <w:r>
+        <w:rPr>
+          <w:b/>
+          <w:bCs/>
+          <w:lang w:val="en-FI"/>
+        </w:rPr>
+        <w:t>käyttöliittymä</w:t>
+      </w:r>
+      <w:proofErr w:type="spellEnd"/>
+      <w:r>
+        <w:rPr>
+          <w:b/>
+          <w:bCs/>
+          <w:lang w:val="en-FI"/>
+        </w:rPr>
+        <w:t xml:space="preserve"> </w:t>
+      </w:r>
+      <w:proofErr w:type="spellStart"/>
+      <w:r>
+        <w:rPr>
+          <w:b/>
+          <w:bCs/>
+          <w:lang w:val="en-FI"/>
+        </w:rPr>
+        <w:t>voidaan</w:t>
+      </w:r>
+      <w:proofErr w:type="spellEnd"/>
+      <w:r>
+        <w:rPr>
+          <w:b/>
+          <w:bCs/>
+          <w:lang w:val="en-FI"/>
+        </w:rPr>
+        <w:t xml:space="preserve"> </w:t>
+      </w:r>
+      <w:proofErr w:type="spellStart"/>
+      <w:r>
+        <w:rPr>
+          <w:b/>
+          <w:bCs/>
+          <w:lang w:val="en-FI"/>
+        </w:rPr>
+        <w:t>suunnitella</w:t>
+      </w:r>
+      <w:proofErr w:type="spellEnd"/>
+      <w:r>
+        <w:rPr>
+          <w:b/>
+          <w:bCs/>
+          <w:lang w:val="en-FI"/>
+        </w:rPr>
+        <w:t xml:space="preserve"> </w:t>
+      </w:r>
+      <w:proofErr w:type="spellStart"/>
+      <w:r>
+        <w:rPr>
+          <w:b/>
+          <w:bCs/>
+          <w:lang w:val="en-FI"/>
+        </w:rPr>
+        <w:t>mahdollisimman</w:t>
+      </w:r>
+      <w:proofErr w:type="spellEnd"/>
+      <w:r>
+        <w:rPr>
+          <w:b/>
+          <w:bCs/>
+          <w:lang w:val="en-FI"/>
+        </w:rPr>
+        <w:t xml:space="preserve"> </w:t>
+      </w:r>
+      <w:proofErr w:type="spellStart"/>
+      <w:r>
+        <w:rPr>
+          <w:b/>
+          <w:bCs/>
+          <w:lang w:val="en-FI"/>
+        </w:rPr>
+        <w:t>selkeiksi</w:t>
+      </w:r>
+      <w:proofErr w:type="spellEnd"/>
+      <w:r>
+        <w:rPr>
+          <w:b/>
+          <w:bCs/>
+          <w:lang w:val="en-FI"/>
+        </w:rPr>
+        <w:t xml:space="preserve"> </w:t>
+      </w:r>
+      <w:proofErr w:type="spellStart"/>
+      <w:r>
+        <w:rPr>
+          <w:b/>
+          <w:bCs/>
+          <w:lang w:val="en-FI"/>
+        </w:rPr>
+        <w:t>ja</w:t>
+      </w:r>
+      <w:proofErr w:type="spellEnd"/>
+      <w:r>
+        <w:rPr>
+          <w:b/>
+          <w:bCs/>
+          <w:lang w:val="en-FI"/>
+        </w:rPr>
+        <w:t xml:space="preserve"> </w:t>
+      </w:r>
+      <w:proofErr w:type="spellStart"/>
+      <w:r>
+        <w:rPr>
+          <w:b/>
+          <w:bCs/>
+          <w:lang w:val="en-FI"/>
+        </w:rPr>
+        <w:t>laajennettaviksi</w:t>
+      </w:r>
+      <w:proofErr w:type="spellEnd"/>
+      <w:r>
+        <w:rPr>
+          <w:b/>
+          <w:bCs/>
+          <w:lang w:val="en-FI"/>
+        </w:rPr>
+        <w:t>?</w:t>
+      </w:r>
+    </w:p>
+    <w:p>
+      <w:pPr>
+        <w:numPr>
+          <w:ilvl w:val="0"/>
+          <w:numId w:val="24"/>
+        </w:numPr>
+        <w:rPr>
+          <w:lang w:val="en-FI"/>
+        </w:rPr>
+      </w:pPr>
+      <w:r>
+        <w:rPr>
+          <w:b/>
+          <w:bCs/>
+          <w:lang w:val="en-FI"/>
+        </w:rPr>
+        <w:t xml:space="preserve">Miten </w:t>
+      </w:r>
+      <w:proofErr w:type="spellStart"/>
+      <w:r>
+        <w:rPr>
+          <w:b/>
+          <w:bCs/>
+          <w:lang w:val="en-FI"/>
+        </w:rPr>
+        <w:t>sovelluksen</w:t>
+      </w:r>
+      <w:proofErr w:type="spellEnd"/>
+      <w:r>
+        <w:rPr>
+          <w:b/>
+          <w:bCs/>
+          <w:lang w:val="en-FI"/>
+        </w:rPr>
+        <w:t xml:space="preserve"> </w:t>
+      </w:r>
+      <w:proofErr w:type="spellStart"/>
+      <w:r>
+        <w:rPr>
+          <w:b/>
+          <w:bCs/>
+          <w:lang w:val="en-FI"/>
+        </w:rPr>
+        <w:t>arkkitehtuuri</w:t>
+      </w:r>
+      <w:proofErr w:type="spellEnd"/>
+      <w:r>
+        <w:rPr>
+          <w:b/>
+          <w:bCs/>
+          <w:lang w:val="en-FI"/>
+        </w:rPr>
+        <w:t xml:space="preserve"> </w:t>
+      </w:r>
+      <w:proofErr w:type="spellStart"/>
+      <w:r>
+        <w:rPr>
+          <w:b/>
+          <w:bCs/>
+          <w:lang w:val="en-FI"/>
+        </w:rPr>
+        <w:t>voidaan</w:t>
+      </w:r>
+      <w:proofErr w:type="spellEnd"/>
+      <w:r>
+        <w:rPr>
+          <w:b/>
+          <w:bCs/>
+          <w:lang w:val="en-FI"/>
+        </w:rPr>
+        <w:t xml:space="preserve"> </w:t>
+      </w:r>
+      <w:proofErr w:type="spellStart"/>
+      <w:r>
+        <w:rPr>
+          <w:b/>
+          <w:bCs/>
+          <w:lang w:val="en-FI"/>
+        </w:rPr>
+        <w:t>toteuttaa</w:t>
+      </w:r>
+      <w:proofErr w:type="spellEnd"/>
+      <w:r>
+        <w:rPr>
+          <w:b/>
+          <w:bCs/>
+          <w:lang w:val="en-FI"/>
+        </w:rPr>
+        <w:t xml:space="preserve"> </w:t>
+      </w:r>
+      <w:proofErr w:type="spellStart"/>
+      <w:r>
+        <w:rPr>
+          <w:b/>
+          <w:bCs/>
+          <w:lang w:val="en-FI"/>
+        </w:rPr>
+        <w:t>siten</w:t>
+      </w:r>
+      <w:proofErr w:type="spellEnd"/>
+      <w:r>
+        <w:rPr>
+          <w:b/>
+          <w:bCs/>
+          <w:lang w:val="en-FI"/>
+        </w:rPr>
+        <w:t xml:space="preserve">, </w:t>
+      </w:r>
+      <w:proofErr w:type="spellStart"/>
+      <w:r>
+        <w:rPr>
+          <w:b/>
+          <w:bCs/>
+          <w:lang w:val="en-FI"/>
+        </w:rPr>
+        <w:t>että</w:t>
+      </w:r>
+      <w:proofErr w:type="spellEnd"/>
+      <w:r>
+        <w:rPr>
+          <w:b/>
+          <w:bCs/>
+          <w:lang w:val="en-FI"/>
+        </w:rPr>
+        <w:t xml:space="preserve"> se </w:t>
+      </w:r>
+      <w:proofErr w:type="spellStart"/>
+      <w:r>
+        <w:rPr>
+          <w:b/>
+          <w:bCs/>
+          <w:lang w:val="en-FI"/>
+        </w:rPr>
+        <w:t>tukee</w:t>
+      </w:r>
+      <w:proofErr w:type="spellEnd"/>
+      <w:r>
+        <w:rPr>
+          <w:b/>
+          <w:bCs/>
+          <w:lang w:val="en-FI"/>
+        </w:rPr>
+        <w:t xml:space="preserve"> </w:t>
+      </w:r>
+      <w:proofErr w:type="spellStart"/>
+      <w:r>
+        <w:rPr>
+          <w:b/>
+          <w:bCs/>
+          <w:lang w:val="en-FI"/>
+        </w:rPr>
+        <w:t>myöhempiä</w:t>
+      </w:r>
+      <w:proofErr w:type="spellEnd"/>
+      <w:r>
+        <w:rPr>
+          <w:b/>
+          <w:bCs/>
+          <w:lang w:val="en-FI"/>
+        </w:rPr>
+        <w:t xml:space="preserve"> </w:t>
+      </w:r>
+      <w:proofErr w:type="spellStart"/>
+      <w:r>
+        <w:rPr>
+          <w:b/>
+          <w:bCs/>
+          <w:lang w:val="en-FI"/>
+        </w:rPr>
+        <w:t>ominaisuuksia</w:t>
+      </w:r>
+      <w:proofErr w:type="spellEnd"/>
+      <w:r>
+        <w:rPr>
+          <w:b/>
+          <w:bCs/>
+          <w:lang w:val="en-FI"/>
+        </w:rPr>
+        <w:t xml:space="preserve">, </w:t>
+      </w:r>
+      <w:proofErr w:type="spellStart"/>
+      <w:r>
+        <w:rPr>
+          <w:b/>
+          <w:bCs/>
+          <w:lang w:val="en-FI"/>
+        </w:rPr>
+        <w:t>kuten</w:t>
+      </w:r>
+      <w:proofErr w:type="spellEnd"/>
+      <w:r>
+        <w:rPr>
+          <w:b/>
+          <w:bCs/>
+          <w:lang w:val="en-FI"/>
+        </w:rPr>
+        <w:t xml:space="preserve"> </w:t>
+      </w:r>
+      <w:proofErr w:type="spellStart"/>
+      <w:r>
+        <w:rPr>
+          <w:b/>
+          <w:bCs/>
+          <w:lang w:val="en-FI"/>
+        </w:rPr>
+        <w:t>visualisointia</w:t>
+      </w:r>
+      <w:proofErr w:type="spellEnd"/>
+      <w:r>
+        <w:rPr>
+          <w:b/>
+          <w:bCs/>
+          <w:lang w:val="en-FI"/>
+        </w:rPr>
+        <w:t xml:space="preserve"> </w:t>
+      </w:r>
+      <w:proofErr w:type="spellStart"/>
+      <w:r>
+        <w:rPr>
+          <w:b/>
+          <w:bCs/>
+          <w:lang w:val="en-FI"/>
+        </w:rPr>
+        <w:t>ja</w:t>
+      </w:r>
+      <w:proofErr w:type="spellEnd"/>
+      <w:r>
+        <w:rPr>
+          <w:b/>
+          <w:bCs/>
+          <w:lang w:val="en-FI"/>
+        </w:rPr>
+        <w:t xml:space="preserve"> </w:t>
+      </w:r>
+      <w:proofErr w:type="spellStart"/>
+      <w:r>
+        <w:rPr>
+          <w:b/>
+          <w:bCs/>
+          <w:lang w:val="en-FI"/>
+        </w:rPr>
+        <w:t>muiden</w:t>
+      </w:r>
+      <w:proofErr w:type="spellEnd"/>
+      <w:r>
+        <w:rPr>
+          <w:b/>
+          <w:bCs/>
+          <w:lang w:val="en-FI"/>
+        </w:rPr>
+        <w:t xml:space="preserve"> </w:t>
+      </w:r>
+      <w:proofErr w:type="spellStart"/>
+      <w:r>
+        <w:rPr>
+          <w:b/>
+          <w:bCs/>
+          <w:lang w:val="en-FI"/>
+        </w:rPr>
+        <w:t>tiedostomuotojen</w:t>
+      </w:r>
+      <w:proofErr w:type="spellEnd"/>
+      <w:r>
+        <w:rPr>
+          <w:b/>
+          <w:bCs/>
+          <w:lang w:val="en-FI"/>
+        </w:rPr>
+        <w:t xml:space="preserve"> </w:t>
+      </w:r>
+      <w:proofErr w:type="spellStart"/>
+      <w:r>
+        <w:rPr>
+          <w:b/>
+          <w:bCs/>
+          <w:lang w:val="en-FI"/>
+        </w:rPr>
+        <w:t>tukea</w:t>
+      </w:r>
+      <w:proofErr w:type="spellEnd"/>
+      <w:r>
+        <w:rPr>
+          <w:b/>
+          <w:bCs/>
+          <w:lang w:val="en-FI"/>
+        </w:rPr>
+        <w:t>?</w:t>
+      </w:r>
+    </w:p>
+    <w:p>
+      <w:pPr>
+        <w:numPr>
+          <w:ilvl w:val="0"/>
+          <w:numId w:val="24"/>
+        </w:numPr>
+        <w:rPr>
+          <w:lang w:val="en-FI"/>
+        </w:rPr>
+      </w:pPr>
+      <w:r>
+        <w:rPr>
+          <w:b/>
+          <w:bCs/>
+          <w:lang w:val="en-FI"/>
+        </w:rPr>
+        <w:t>Miten GDPR-</w:t>
+      </w:r>
+      <w:proofErr w:type="spellStart"/>
+      <w:r>
+        <w:rPr>
+          <w:b/>
+          <w:bCs/>
+          <w:lang w:val="en-FI"/>
+        </w:rPr>
+        <w:t>vaatimukset</w:t>
+      </w:r>
+      <w:proofErr w:type="spellEnd"/>
+      <w:r>
+        <w:rPr>
+          <w:b/>
+          <w:bCs/>
+          <w:lang w:val="en-FI"/>
+        </w:rPr>
+        <w:t xml:space="preserve"> </w:t>
+      </w:r>
+      <w:proofErr w:type="spellStart"/>
+      <w:r>
+        <w:rPr>
+          <w:b/>
+          <w:bCs/>
+          <w:lang w:val="en-FI"/>
+        </w:rPr>
+        <w:t>tulee</w:t>
+      </w:r>
+      <w:proofErr w:type="spellEnd"/>
+      <w:r>
+        <w:rPr>
+          <w:b/>
+          <w:bCs/>
+          <w:lang w:val="en-FI"/>
+        </w:rPr>
+        <w:t xml:space="preserve"> </w:t>
+      </w:r>
+      <w:proofErr w:type="spellStart"/>
+      <w:r>
+        <w:rPr>
+          <w:b/>
+          <w:bCs/>
+          <w:lang w:val="en-FI"/>
+        </w:rPr>
+        <w:t>huomioida</w:t>
+      </w:r>
+      <w:proofErr w:type="spellEnd"/>
+      <w:r>
+        <w:rPr>
+          <w:b/>
+          <w:bCs/>
+          <w:lang w:val="en-FI"/>
+        </w:rPr>
+        <w:t xml:space="preserve"> </w:t>
+      </w:r>
+      <w:proofErr w:type="spellStart"/>
+      <w:r>
+        <w:rPr>
+          <w:b/>
+          <w:bCs/>
+          <w:lang w:val="en-FI"/>
+        </w:rPr>
+        <w:t>suunnistustulosten</w:t>
+      </w:r>
+      <w:proofErr w:type="spellEnd"/>
+      <w:r>
+        <w:rPr>
+          <w:b/>
+          <w:bCs/>
+          <w:lang w:val="en-FI"/>
+        </w:rPr>
+        <w:t xml:space="preserve"> </w:t>
+      </w:r>
+      <w:proofErr w:type="spellStart"/>
+      <w:r>
+        <w:rPr>
+          <w:b/>
+          <w:bCs/>
+          <w:lang w:val="en-FI"/>
+        </w:rPr>
+        <w:t>käsittelyssä</w:t>
+      </w:r>
+      <w:proofErr w:type="spellEnd"/>
+      <w:r>
+        <w:rPr>
+          <w:b/>
+          <w:bCs/>
+          <w:lang w:val="en-FI"/>
+        </w:rPr>
+        <w:t xml:space="preserve"> </w:t>
+      </w:r>
+      <w:proofErr w:type="spellStart"/>
+      <w:r>
+        <w:rPr>
+          <w:b/>
+          <w:bCs/>
+          <w:lang w:val="en-FI"/>
+        </w:rPr>
+        <w:t>ja</w:t>
+      </w:r>
+      <w:proofErr w:type="spellEnd"/>
+      <w:r>
+        <w:rPr>
+          <w:b/>
+          <w:bCs/>
+          <w:lang w:val="en-FI"/>
+        </w:rPr>
+        <w:t xml:space="preserve"> </w:t>
+      </w:r>
+      <w:proofErr w:type="spellStart"/>
+      <w:r>
+        <w:rPr>
+          <w:b/>
+          <w:bCs/>
+          <w:lang w:val="en-FI"/>
+        </w:rPr>
+        <w:t>anonymisoinnissa</w:t>
+      </w:r>
+      <w:proofErr w:type="spellEnd"/>
+      <w:r>
+        <w:rPr>
+          <w:b/>
+          <w:bCs/>
+          <w:lang w:val="en-FI"/>
+        </w:rPr>
+        <w:t>?</w:t>
+      </w:r>
+    </w:p>
+    <w:p>
+      <w:pPr>
+        <w:rPr>
+          <w:lang w:val="en-FI"/>
+        </w:rPr>
+      </w:pPr>
+      <w:proofErr w:type="spellStart"/>
+      <w:r>
+        <w:rPr>
+          <w:lang w:val="en-FI"/>
+        </w:rPr>
+        <w:t>Työn</w:t>
+      </w:r>
+      <w:proofErr w:type="spellEnd"/>
+      <w:r>
+        <w:rPr>
+          <w:lang w:val="en-FI"/>
+        </w:rPr>
+        <w:t xml:space="preserve"> </w:t>
+      </w:r>
+      <w:proofErr w:type="spellStart"/>
+      <w:r>
+        <w:rPr>
+          <w:lang w:val="en-FI"/>
+        </w:rPr>
+        <w:t>rajauksena</w:t>
+      </w:r>
+      <w:proofErr w:type="spellEnd"/>
+      <w:r>
+        <w:rPr>
+          <w:lang w:val="en-FI"/>
+        </w:rPr>
+        <w:t xml:space="preserve"> </w:t>
+      </w:r>
+      <w:proofErr w:type="spellStart"/>
+      <w:r>
+        <w:rPr>
+          <w:lang w:val="en-FI"/>
+        </w:rPr>
+        <w:t>prototyyppiin</w:t>
+      </w:r>
+      <w:proofErr w:type="spellEnd"/>
+      <w:r>
+        <w:rPr>
+          <w:lang w:val="en-FI"/>
+        </w:rPr>
+        <w:t xml:space="preserve"> </w:t>
+      </w:r>
+      <w:proofErr w:type="spellStart"/>
+      <w:r>
+        <w:rPr>
+          <w:lang w:val="en-FI"/>
+        </w:rPr>
+        <w:t>ei</w:t>
+      </w:r>
+      <w:proofErr w:type="spellEnd"/>
+      <w:r>
+        <w:rPr>
+          <w:lang w:val="en-FI"/>
+        </w:rPr>
+        <w:t xml:space="preserve"> </w:t>
+      </w:r>
+      <w:proofErr w:type="spellStart"/>
+      <w:r>
+        <w:rPr>
+          <w:lang w:val="en-FI"/>
+        </w:rPr>
+        <w:t>sisällytetty</w:t>
+      </w:r>
+      <w:proofErr w:type="spellEnd"/>
+      <w:r>
+        <w:rPr>
+          <w:lang w:val="en-FI"/>
+        </w:rPr>
+        <w:t xml:space="preserve"> </w:t>
+      </w:r>
+      <w:proofErr w:type="spellStart"/>
+      <w:r>
+        <w:rPr>
+          <w:lang w:val="en-FI"/>
+        </w:rPr>
+        <w:t>visualisointiominaisuuksia</w:t>
+      </w:r>
+      <w:proofErr w:type="spellEnd"/>
+      <w:r>
+        <w:rPr>
+          <w:lang w:val="en-FI"/>
+        </w:rPr>
+        <w:t>, API-</w:t>
+      </w:r>
+      <w:proofErr w:type="spellStart"/>
+      <w:r>
+        <w:rPr>
+          <w:lang w:val="en-FI"/>
+        </w:rPr>
+        <w:t>rajapintaa</w:t>
+      </w:r>
+      <w:proofErr w:type="spellEnd"/>
+      <w:r>
+        <w:rPr>
+          <w:lang w:val="en-FI"/>
+        </w:rPr>
+        <w:t xml:space="preserve"> </w:t>
+      </w:r>
+      <w:proofErr w:type="spellStart"/>
+      <w:r>
+        <w:rPr>
+          <w:lang w:val="en-FI"/>
+        </w:rPr>
+        <w:t>eikä</w:t>
+      </w:r>
+      <w:proofErr w:type="spellEnd"/>
+      <w:r>
+        <w:rPr>
+          <w:lang w:val="en-FI"/>
+        </w:rPr>
+        <w:t xml:space="preserve"> </w:t>
+      </w:r>
+      <w:proofErr w:type="spellStart"/>
+      <w:r>
+        <w:rPr>
+          <w:lang w:val="en-FI"/>
+        </w:rPr>
+        <w:t>automaattisia</w:t>
+      </w:r>
+      <w:proofErr w:type="spellEnd"/>
+      <w:r>
+        <w:rPr>
+          <w:lang w:val="en-FI"/>
+        </w:rPr>
+        <w:t xml:space="preserve"> </w:t>
+      </w:r>
+      <w:proofErr w:type="spellStart"/>
+      <w:r>
+        <w:rPr>
+          <w:lang w:val="en-FI"/>
+        </w:rPr>
+        <w:t>tulospalveluyhteyksiä</w:t>
+      </w:r>
+      <w:proofErr w:type="spellEnd"/>
+      <w:r>
+        <w:rPr>
+          <w:lang w:val="en-FI"/>
+        </w:rPr>
+        <w:t xml:space="preserve">. </w:t>
+      </w:r>
+      <w:proofErr w:type="spellStart"/>
+      <w:r>
+        <w:rPr>
+          <w:lang w:val="en-FI"/>
+        </w:rPr>
+        <w:t>Näitä</w:t>
+      </w:r>
+      <w:proofErr w:type="spellEnd"/>
+      <w:r>
+        <w:rPr>
+          <w:lang w:val="en-FI"/>
+        </w:rPr>
+        <w:t xml:space="preserve"> </w:t>
+      </w:r>
+      <w:proofErr w:type="spellStart"/>
+      <w:r>
+        <w:rPr>
+          <w:lang w:val="en-FI"/>
+        </w:rPr>
+        <w:t>kehityskohteita</w:t>
+      </w:r>
+      <w:proofErr w:type="spellEnd"/>
+      <w:r>
+        <w:rPr>
+          <w:lang w:val="en-FI"/>
+        </w:rPr>
+        <w:t xml:space="preserve"> </w:t>
+      </w:r>
+      <w:proofErr w:type="spellStart"/>
+      <w:r>
+        <w:rPr>
+          <w:lang w:val="en-FI"/>
+        </w:rPr>
+        <w:t>tarkastellaan</w:t>
+      </w:r>
+      <w:proofErr w:type="spellEnd"/>
+      <w:r>
+        <w:rPr>
+          <w:lang w:val="en-FI"/>
+        </w:rPr>
+        <w:t xml:space="preserve"> </w:t>
+      </w:r>
+      <w:proofErr w:type="spellStart"/>
+      <w:r>
+        <w:rPr>
+          <w:lang w:val="en-FI"/>
+        </w:rPr>
+        <w:t>jatkokehitysmahdollisuuksina</w:t>
+      </w:r>
+      <w:proofErr w:type="spellEnd"/>
+      <w:r>
+        <w:rPr>
+          <w:lang w:val="en-FI"/>
+        </w:rPr>
+        <w:t xml:space="preserve"> </w:t>
+      </w:r>
+      <w:proofErr w:type="spellStart"/>
+      <w:r>
+        <w:rPr>
+          <w:lang w:val="en-FI"/>
+        </w:rPr>
+        <w:t>työn</w:t>
+      </w:r>
+      <w:proofErr w:type="spellEnd"/>
+      <w:r>
+        <w:rPr>
+          <w:lang w:val="en-FI"/>
+        </w:rPr>
+        <w:t xml:space="preserve"> </w:t>
+      </w:r>
+      <w:proofErr w:type="spellStart"/>
+      <w:r>
+        <w:rPr>
+          <w:lang w:val="en-FI"/>
+        </w:rPr>
+        <w:t>myöhemmissä</w:t>
+      </w:r>
+      <w:proofErr w:type="spellEnd"/>
+      <w:r>
+        <w:rPr>
+          <w:lang w:val="en-FI"/>
+        </w:rPr>
+        <w:t xml:space="preserve"> </w:t>
+      </w:r>
+      <w:proofErr w:type="spellStart"/>
+      <w:r>
+        <w:rPr>
+          <w:lang w:val="en-FI"/>
+        </w:rPr>
+        <w:t>vaiheissa</w:t>
+      </w:r>
+      <w:proofErr w:type="spellEnd"/>
+      <w:r>
+        <w:rPr>
+          <w:lang w:val="en-FI"/>
+        </w:rPr>
         <w:t>.</w:t>
       </w:r>
     </w:p>
+    <w:p/>
     <w:p>
       <w:pPr>
         <w:pStyle w:val="Otsikko1"/>
       </w:pPr>
-      <w:bookmarkStart w:id="20" w:name="_Toc213692348"/>
       <w:bookmarkStart w:id="21" w:name="_Toc237330449"/>
       <w:bookmarkStart w:id="22" w:name="_Toc237401252"/>
       <w:bookmarkStart w:id="23" w:name="_Toc237401817"/>
@@ -5512,11 +7630,12 @@
       <w:bookmarkStart w:id="27" w:name="_Toc237405487"/>
       <w:bookmarkStart w:id="28" w:name="_Toc237405708"/>
       <w:bookmarkStart w:id="29" w:name="_Toc237405902"/>
+      <w:bookmarkStart w:id="30" w:name="_Toc216100197"/>
       <w:r>
         <w:lastRenderedPageBreak/>
         <w:t>Urheilun Digitaalisuus</w:t>
       </w:r>
-      <w:bookmarkEnd w:id="20"/>
+      <w:bookmarkEnd w:id="30"/>
     </w:p>
     <w:p>
       <w:r>
@@ -5557,11 +7676,11 @@
       <w:pPr>
         <w:pStyle w:val="Otsikko2"/>
       </w:pPr>
-      <w:bookmarkStart w:id="30" w:name="_Toc213692349"/>
+      <w:bookmarkStart w:id="31" w:name="_Toc216100198"/>
       <w:r>
         <w:t>Digitalisaatio urheilussa Tulosanalytiikka suunnistuksessa</w:t>
       </w:r>
-      <w:bookmarkEnd w:id="30"/>
+      <w:bookmarkEnd w:id="31"/>
     </w:p>
     <w:p>
       <w:pPr>
@@ -6213,12 +8332,12 @@
       <w:pPr>
         <w:pStyle w:val="Otsikko2"/>
       </w:pPr>
-      <w:bookmarkStart w:id="31" w:name="_Toc213692350"/>
+      <w:bookmarkStart w:id="32" w:name="_Toc216100199"/>
       <w:r>
         <w:lastRenderedPageBreak/>
         <w:t>Tietosuoja ja GDPR</w:t>
       </w:r>
-      <w:bookmarkEnd w:id="31"/>
+      <w:bookmarkEnd w:id="32"/>
     </w:p>
     <w:p>
       <w:proofErr w:type="spellStart"/>
@@ -6277,23 +8396,23 @@
       <w:pPr>
         <w:pStyle w:val="Otsikko1"/>
       </w:pPr>
-      <w:bookmarkStart w:id="32" w:name="_Toc213692351"/>
+      <w:bookmarkStart w:id="33" w:name="_Toc216100200"/>
       <w:r>
         <w:lastRenderedPageBreak/>
         <w:t>Kehitysmenetelmät ja teknologiat</w:t>
       </w:r>
-      <w:bookmarkEnd w:id="32"/>
+      <w:bookmarkEnd w:id="33"/>
     </w:p>
     <w:p>
       <w:pPr>
         <w:pStyle w:val="Otsikko2"/>
         <w:ind w:left="357" w:hanging="357"/>
       </w:pPr>
-      <w:bookmarkStart w:id="33" w:name="_Toc213692352"/>
+      <w:bookmarkStart w:id="34" w:name="_Toc216100201"/>
       <w:r>
         <w:t>Ketterät menetelmät</w:t>
       </w:r>
-      <w:bookmarkEnd w:id="33"/>
+      <w:bookmarkEnd w:id="34"/>
     </w:p>
     <w:p>
       <w:proofErr w:type="spellStart"/>
@@ -6349,11 +8468,11 @@
       <w:pPr>
         <w:pStyle w:val="Otsikko2"/>
       </w:pPr>
-      <w:bookmarkStart w:id="34" w:name="_Toc213692353"/>
+      <w:bookmarkStart w:id="35" w:name="_Toc216100202"/>
       <w:r>
         <w:t>Käytetyt teknologiat ja tiedostomuodot</w:t>
       </w:r>
-      <w:bookmarkEnd w:id="34"/>
+      <w:bookmarkEnd w:id="35"/>
     </w:p>
     <w:p>
       <w:pPr>
@@ -6830,38 +8949,28 @@
       <w:pPr>
         <w:pStyle w:val="Otsikko1"/>
       </w:pPr>
-      <w:bookmarkStart w:id="35" w:name="_Toc213692354"/>
+      <w:bookmarkStart w:id="36" w:name="_Toc216100203"/>
       <w:r>
         <w:lastRenderedPageBreak/>
         <w:t>Sovelluksen suunnittelu ja toteutus</w:t>
       </w:r>
-      <w:bookmarkEnd w:id="35"/>
+      <w:bookmarkEnd w:id="36"/>
     </w:p>
     <w:p>
       <w:pPr>
         <w:pStyle w:val="Otsikko2"/>
       </w:pPr>
-      <w:bookmarkStart w:id="36" w:name="_Toc213692355"/>
+      <w:bookmarkStart w:id="37" w:name="_Toc216100204"/>
       <w:r>
         <w:t>Sovelluksen suunnittelu ja toteutus</w:t>
       </w:r>
-      <w:bookmarkEnd w:id="36"/>
+      <w:bookmarkEnd w:id="37"/>
     </w:p>
     <w:p>
       <w:pPr>
         <w:pStyle w:val="Otsikko2"/>
       </w:pPr>
-      <w:bookmarkStart w:id="37" w:name="_Toc213692356"/>
-      <w:r>
-        <w:t>Tietomallit ja tiedon käsittely</w:t>
-      </w:r>
-      <w:bookmarkEnd w:id="37"/>
-    </w:p>
-    <w:p>
-      <w:pPr>
-        <w:pStyle w:val="Otsikko2"/>
-      </w:pPr>
-      <w:bookmarkStart w:id="38" w:name="_Toc213692357"/>
+      <w:bookmarkStart w:id="38" w:name="_Toc216100205"/>
       <w:r>
         <w:t>Tietomallit ja tiedon käsittely</w:t>
       </w:r>
@@ -6876,7 +8985,7 @@
         </w:numPr>
         <w:ind w:left="255" w:hanging="255"/>
       </w:pPr>
-      <w:bookmarkStart w:id="39" w:name="_Toc213692358"/>
+      <w:bookmarkStart w:id="39" w:name="_Toc216100206"/>
       <w:r>
         <w:lastRenderedPageBreak/>
         <w:t>Käyttäjätestaus ja arviointi</w:t>
@@ -6929,7 +9038,7 @@
       <w:pPr>
         <w:pStyle w:val="Otsikko1"/>
       </w:pPr>
-      <w:bookmarkStart w:id="40" w:name="_Toc213692359"/>
+      <w:bookmarkStart w:id="40" w:name="_Toc216100207"/>
       <w:r>
         <w:lastRenderedPageBreak/>
         <w:t>Jatkokehitys ja kaupallistaminen</w:t>
@@ -6940,7 +9049,7 @@
       <w:pPr>
         <w:pStyle w:val="Otsikko1"/>
       </w:pPr>
-      <w:bookmarkStart w:id="41" w:name="_Toc213692360"/>
+      <w:bookmarkStart w:id="41" w:name="_Toc216100208"/>
       <w:r>
         <w:lastRenderedPageBreak/>
         <w:t>Yhteenveto ja johtopäätökset</w:t>
@@ -6953,7 +9062,7 @@
       </w:pPr>
       <w:bookmarkStart w:id="42" w:name="_Toc257354355"/>
       <w:bookmarkStart w:id="43" w:name="_Toc257355747"/>
-      <w:bookmarkStart w:id="44" w:name="_Toc213692361"/>
+      <w:bookmarkStart w:id="44" w:name="_Toc216100209"/>
       <w:r>
         <w:lastRenderedPageBreak/>
         <w:t>L</w:t>
@@ -7278,6 +9387,9 @@
     <w:p>
       <w:pPr>
         <w:spacing w:after="160" w:line="279" w:lineRule="auto"/>
+        <w:rPr>
+          <w:lang w:val="en-GB"/>
+        </w:rPr>
       </w:pPr>
       <w:r>
         <w:rPr>
@@ -7515,26 +9627,19 @@
         </w:rPr>
         <w:t xml:space="preserve">. </w:t>
       </w:r>
-      <w:proofErr w:type="spellStart"/>
-      <w:r>
-        <w:t>Independently</w:t>
-      </w:r>
-      <w:proofErr w:type="spellEnd"/>
-      <w:r>
-        <w:t xml:space="preserve"> </w:t>
-      </w:r>
-      <w:proofErr w:type="spellStart"/>
-      <w:r>
-        <w:t>Published</w:t>
-      </w:r>
-      <w:proofErr w:type="spellEnd"/>
-      <w:r>
-        <w:t>.</w:t>
+      <w:r>
+        <w:rPr>
+          <w:lang w:val="en-GB"/>
+        </w:rPr>
+        <w:t>Independently Published.</w:t>
       </w:r>
     </w:p>
     <w:p>
       <w:pPr>
         <w:spacing w:after="160" w:line="279" w:lineRule="auto"/>
+        <w:rPr>
+          <w:lang w:val="en-GB"/>
+        </w:rPr>
       </w:pPr>
     </w:p>
     <w:p>
@@ -8285,6 +10390,7 @@
         <w:t>Previous</w:t>
       </w:r>
       <w:proofErr w:type="spellEnd"/>
+      <w:proofErr w:type="gramStart"/>
       <w:r>
         <w:rPr>
           <w:bCs/>
@@ -8305,6 +10411,7 @@
         </w:rPr>
         <w:t>.</w:t>
       </w:r>
+      <w:proofErr w:type="gramEnd"/>
       <w:r>
         <w:t xml:space="preserve"> Ohjelma varmistaa sinulta, haluatko käyttää edellisen osan</w:t>
       </w:r>
@@ -8451,7 +10558,15 @@
         <w:contextualSpacing/>
       </w:pPr>
       <w:r>
-        <w:t>Jos haluat poistaa kerralla useamman liite-sivun, muuta tässä kohtaa kaikkien liitteiden ylätunnisteet kohdissa 1 ja 2 neuvotulla tavalla.</w:t>
+        <w:t xml:space="preserve">Jos haluat poistaa kerralla useamman </w:t>
+      </w:r>
+      <w:proofErr w:type="gramStart"/>
+      <w:r>
+        <w:t>liite-sivun</w:t>
+      </w:r>
+      <w:proofErr w:type="gramEnd"/>
+      <w:r>
+        <w:t>, muuta tässä kohtaa kaikkien liitteiden ylätunnisteet kohdissa 1 ja 2 neuvotulla tavalla.</w:t>
       </w:r>
     </w:p>
     <w:p>
@@ -8736,7 +10851,31 @@
         <w:contextualSpacing/>
       </w:pPr>
       <w:r>
-        <w:t>Jos haluat poistaa kerralla useamman liite-sivun, poista tässä kohtaa kaikkia näitä liitteitä edeltävät osanvaihtokoodit ja liite-sivujen tekstit kohdissa 4-5 neuvotulla tavalla.</w:t>
+        <w:t xml:space="preserve">Jos haluat poistaa kerralla useamman </w:t>
+      </w:r>
+      <w:proofErr w:type="gramStart"/>
+      <w:r>
+        <w:t>liite-sivun</w:t>
+      </w:r>
+      <w:proofErr w:type="gramEnd"/>
+      <w:r>
+        <w:t xml:space="preserve">, poista tässä kohtaa kaikkia näitä liitteitä edeltävät osanvaihtokoodit ja </w:t>
+      </w:r>
+      <w:proofErr w:type="gramStart"/>
+      <w:r>
+        <w:t>liite-sivujen</w:t>
+      </w:r>
+      <w:proofErr w:type="gramEnd"/>
+      <w:r>
+        <w:t xml:space="preserve"> tekstit kohdissa </w:t>
+      </w:r>
+      <w:proofErr w:type="gramStart"/>
+      <w:r>
+        <w:t>4-5</w:t>
+      </w:r>
+      <w:proofErr w:type="gramEnd"/>
+      <w:r>
+        <w:t xml:space="preserve"> neuvotulla tavalla.</w:t>
       </w:r>
     </w:p>
     <w:p/>
@@ -8888,17 +11027,7 @@
                       <w:rFonts w:ascii="Cambria Math" w:hAnsi="Cambria Math"/>
                       <w:vertAlign w:val="superscript"/>
                     </w:rPr>
-                    <m:t>-</m:t>
-                  </m:r>
-                  <m:r>
-                    <m:rPr>
-                      <m:sty m:val="p"/>
-                    </m:rPr>
-                    <w:rPr>
-                      <w:rFonts w:ascii="Cambria Math" w:hAnsi="Cambria Math"/>
-                      <w:vertAlign w:val="superscript"/>
-                    </w:rPr>
-                    <m:t>0,00012</m:t>
+                    <m:t>-0,00012</m:t>
                   </m:r>
                   <m:r>
                     <w:rPr>
@@ -11412,12 +13541,21 @@
       <w:r>
         <w:t xml:space="preserve">Ruksaa valinnat </w:t>
       </w:r>
-      <w:r>
-        <w:rPr>
-          <w:b/>
-          <w:bCs/>
-        </w:rPr>
-        <w:t xml:space="preserve">Luo kirjanmerkit käyttämällä Otsikoita </w:t>
+      <w:proofErr w:type="gramStart"/>
+      <w:r>
+        <w:rPr>
+          <w:b/>
+          <w:bCs/>
+        </w:rPr>
+        <w:t>Luo</w:t>
+      </w:r>
+      <w:proofErr w:type="gramEnd"/>
+      <w:r>
+        <w:rPr>
+          <w:b/>
+          <w:bCs/>
+        </w:rPr>
+        <w:t xml:space="preserve"> kirjanmerkit käyttämällä Otsikoita </w:t>
       </w:r>
       <w:r>
         <w:t>(</w:t>
@@ -11779,7 +13917,7 @@
       <w:pPr>
         <w:pStyle w:val="Otsikko1"/>
       </w:pPr>
-      <w:bookmarkStart w:id="65" w:name="_Toc213692362"/>
+      <w:bookmarkStart w:id="65" w:name="_Toc216100210"/>
       <w:proofErr w:type="spellStart"/>
       <w:r>
         <w:lastRenderedPageBreak/>
@@ -11962,7 +14100,6 @@
         <w:lock w:val="contentLocked"/>
         <w:text/>
       </w:sdtPr>
-      <w:sdtEndPr/>
       <w:sdtContent>
         <w:r>
           <w:t>T</w:t>
@@ -14374,6 +16511,119 @@
     </w:lvl>
   </w:abstractNum>
   <w:abstractNum w:abstractNumId="18" w15:restartNumberingAfterBreak="0">
+    <w:nsid w:val="64990EBB"/>
+    <w:multiLevelType w:val="multilevel"/>
+    <w:tmpl w:val="BD26E2BC"/>
+    <w:lvl w:ilvl="0">
+      <w:start w:val="1"/>
+      <w:numFmt w:val="decimal"/>
+      <w:lvlText w:val="%1."/>
+      <w:lvlJc w:val="left"/>
+      <w:pPr>
+        <w:tabs>
+          <w:tab w:val="num" w:pos="720"/>
+        </w:tabs>
+        <w:ind w:left="720" w:hanging="360"/>
+      </w:pPr>
+    </w:lvl>
+    <w:lvl w:ilvl="1" w:tentative="1">
+      <w:start w:val="1"/>
+      <w:numFmt w:val="decimal"/>
+      <w:lvlText w:val="%2."/>
+      <w:lvlJc w:val="left"/>
+      <w:pPr>
+        <w:tabs>
+          <w:tab w:val="num" w:pos="1440"/>
+        </w:tabs>
+        <w:ind w:left="1440" w:hanging="360"/>
+      </w:pPr>
+    </w:lvl>
+    <w:lvl w:ilvl="2" w:tentative="1">
+      <w:start w:val="1"/>
+      <w:numFmt w:val="decimal"/>
+      <w:lvlText w:val="%3."/>
+      <w:lvlJc w:val="left"/>
+      <w:pPr>
+        <w:tabs>
+          <w:tab w:val="num" w:pos="2160"/>
+        </w:tabs>
+        <w:ind w:left="2160" w:hanging="360"/>
+      </w:pPr>
+    </w:lvl>
+    <w:lvl w:ilvl="3" w:tentative="1">
+      <w:start w:val="1"/>
+      <w:numFmt w:val="decimal"/>
+      <w:lvlText w:val="%4."/>
+      <w:lvlJc w:val="left"/>
+      <w:pPr>
+        <w:tabs>
+          <w:tab w:val="num" w:pos="2880"/>
+        </w:tabs>
+        <w:ind w:left="2880" w:hanging="360"/>
+      </w:pPr>
+    </w:lvl>
+    <w:lvl w:ilvl="4" w:tentative="1">
+      <w:start w:val="1"/>
+      <w:numFmt w:val="decimal"/>
+      <w:lvlText w:val="%5."/>
+      <w:lvlJc w:val="left"/>
+      <w:pPr>
+        <w:tabs>
+          <w:tab w:val="num" w:pos="3600"/>
+        </w:tabs>
+        <w:ind w:left="3600" w:hanging="360"/>
+      </w:pPr>
+    </w:lvl>
+    <w:lvl w:ilvl="5" w:tentative="1">
+      <w:start w:val="1"/>
+      <w:numFmt w:val="decimal"/>
+      <w:lvlText w:val="%6."/>
+      <w:lvlJc w:val="left"/>
+      <w:pPr>
+        <w:tabs>
+          <w:tab w:val="num" w:pos="4320"/>
+        </w:tabs>
+        <w:ind w:left="4320" w:hanging="360"/>
+      </w:pPr>
+    </w:lvl>
+    <w:lvl w:ilvl="6" w:tentative="1">
+      <w:start w:val="1"/>
+      <w:numFmt w:val="decimal"/>
+      <w:lvlText w:val="%7."/>
+      <w:lvlJc w:val="left"/>
+      <w:pPr>
+        <w:tabs>
+          <w:tab w:val="num" w:pos="5040"/>
+        </w:tabs>
+        <w:ind w:left="5040" w:hanging="360"/>
+      </w:pPr>
+    </w:lvl>
+    <w:lvl w:ilvl="7" w:tentative="1">
+      <w:start w:val="1"/>
+      <w:numFmt w:val="decimal"/>
+      <w:lvlText w:val="%8."/>
+      <w:lvlJc w:val="left"/>
+      <w:pPr>
+        <w:tabs>
+          <w:tab w:val="num" w:pos="5760"/>
+        </w:tabs>
+        <w:ind w:left="5760" w:hanging="360"/>
+      </w:pPr>
+    </w:lvl>
+    <w:lvl w:ilvl="8" w:tentative="1">
+      <w:start w:val="1"/>
+      <w:numFmt w:val="decimal"/>
+      <w:lvlText w:val="%9."/>
+      <w:lvlJc w:val="left"/>
+      <w:pPr>
+        <w:tabs>
+          <w:tab w:val="num" w:pos="6480"/>
+        </w:tabs>
+        <w:ind w:left="6480" w:hanging="360"/>
+      </w:pPr>
+    </w:lvl>
+  </w:abstractNum>
+  <w:abstractNum w:abstractNumId="19" w15:restartNumberingAfterBreak="0">
     <w:nsid w:val="6D2E398E"/>
     <w:multiLevelType w:val="hybridMultilevel"/>
     <w:tmpl w:val="75FA7DDA"/>
@@ -14486,7 +16736,7 @@
       </w:rPr>
     </w:lvl>
   </w:abstractNum>
-  <w:abstractNum w:abstractNumId="19" w15:restartNumberingAfterBreak="0">
+  <w:abstractNum w:abstractNumId="20" w15:restartNumberingAfterBreak="0">
     <w:nsid w:val="72C54813"/>
     <w:multiLevelType w:val="multilevel"/>
     <w:tmpl w:val="82DE1222"/>
@@ -14599,7 +16849,7 @@
       </w:rPr>
     </w:lvl>
   </w:abstractNum>
-  <w:abstractNum w:abstractNumId="20" w15:restartNumberingAfterBreak="0">
+  <w:abstractNum w:abstractNumId="21" w15:restartNumberingAfterBreak="0">
     <w:nsid w:val="730A1E1C"/>
     <w:multiLevelType w:val="hybridMultilevel"/>
     <w:tmpl w:val="85A6C680"/>
@@ -14713,7 +16963,7 @@
     </w:lvl>
   </w:abstractNum>
   <w:num w:numId="1" w16cid:durableId="945116565">
-    <w:abstractNumId w:val="19"/>
+    <w:abstractNumId w:val="20"/>
   </w:num>
   <w:num w:numId="2" w16cid:durableId="334889569">
     <w:abstractNumId w:val="14"/>
@@ -14722,7 +16972,7 @@
     <w:abstractNumId w:val="10"/>
   </w:num>
   <w:num w:numId="4" w16cid:durableId="1338119537">
-    <w:abstractNumId w:val="18"/>
+    <w:abstractNumId w:val="19"/>
   </w:num>
   <w:num w:numId="5" w16cid:durableId="204218871">
     <w:abstractNumId w:val="0"/>
@@ -14806,7 +17056,7 @@
     <w:abstractNumId w:val="3"/>
   </w:num>
   <w:num w:numId="14" w16cid:durableId="1874077186">
-    <w:abstractNumId w:val="20"/>
+    <w:abstractNumId w:val="21"/>
   </w:num>
   <w:num w:numId="15" w16cid:durableId="1648127668">
     <w:abstractNumId w:val="15"/>
@@ -14834,6 +17084,9 @@
   </w:num>
   <w:num w:numId="23" w16cid:durableId="110171567">
     <w:abstractNumId w:val="13"/>
+  </w:num>
+  <w:num w:numId="24" w16cid:durableId="1725331346">
+    <w:abstractNumId w:val="18"/>
   </w:num>
 </w:numbering>
 </file>
@@ -17549,6 +19802,7 @@
     <w:rsid w:val="00340431"/>
     <w:rsid w:val="003516E2"/>
     <w:rsid w:val="00374573"/>
+    <w:rsid w:val="004D7390"/>
     <w:rsid w:val="005212B7"/>
     <w:rsid w:val="00533F3D"/>
     <w:rsid w:val="0058365B"/>
@@ -17567,6 +19821,7 @@
     <w:rsid w:val="00DA77B4"/>
     <w:rsid w:val="00DB792C"/>
     <w:rsid w:val="00DD3F3A"/>
+    <w:rsid w:val="00E05934"/>
   </w:rsids>
   <m:mathPr>
     <m:mathFont m:val="Cambria Math"/>
@@ -18054,20 +20309,6 @@
   <w:style w:type="paragraph" w:customStyle="1" w:styleId="EBCC153CAB1B469AB0F8C53A2D61753B">
     <w:name w:val="EBCC153CAB1B469AB0F8C53A2D61753B"/>
   </w:style>
-  <w:style w:type="paragraph" w:customStyle="1" w:styleId="60C7CBA17B3F463BA39FA5388A19E7EB">
-    <w:name w:val="60C7CBA17B3F463BA39FA5388A19E7EB"/>
-    <w:rsid w:val="00266B1E"/>
-    <w:rPr>
-      <w:lang w:val="en-FI" w:eastAsia="en-FI"/>
-    </w:rPr>
-  </w:style>
-  <w:style w:type="paragraph" w:customStyle="1" w:styleId="DD49CE1AE1F94CCDAD9216CDEE04E628">
-    <w:name w:val="DD49CE1AE1F94CCDAD9216CDEE04E628"/>
-    <w:rsid w:val="00266B1E"/>
-    <w:rPr>
-      <w:lang w:val="en-FI" w:eastAsia="en-FI"/>
-    </w:rPr>
-  </w:style>
 </w:styles>
 </file>
 
@@ -18364,6 +20605,138 @@
 </file>
 
 <file path=customXml/item1.xml><?xml version="1.0" encoding="utf-8"?>
+<p:properties xmlns:p="http://schemas.microsoft.com/office/2006/metadata/properties" xmlns:xsi="http://www.w3.org/2001/XMLSchema-instance" xmlns:pc="http://schemas.microsoft.com/office/infopath/2007/PartnerControls">
+  <documentManagement>
+    <IntraUpdateFI xmlns="29d38182-2ba3-434b-9466-3aece3d3aa2e">2025-08-30T21:00:00+00:00</IntraUpdateFI>
+    <IntraLanguageversionFI xmlns="29d38182-2ba3-434b-9466-3aece3d3aa2e">
+      <Url xsi:nil="true"/>
+      <Description xsi:nil="true"/>
+    </IntraLanguageversionFI>
+    <ib301ec3e9644efb8c8471003c19236e xmlns="29d38182-2ba3-434b-9466-3aece3d3aa2e">
+      <Terms xmlns="http://schemas.microsoft.com/office/infopath/2007/PartnerControls">
+        <TermInfo xmlns="http://schemas.microsoft.com/office/infopath/2007/PartnerControls">
+          <TermName xmlns="http://schemas.microsoft.com/office/infopath/2007/PartnerControls">Mallipohja</TermName>
+          <TermId xmlns="http://schemas.microsoft.com/office/infopath/2007/PartnerControls">018869ec-73bf-4e71-a6a9-62de2383ae78</TermId>
+        </TermInfo>
+      </Terms>
+    </ib301ec3e9644efb8c8471003c19236e>
+    <caf97a467bb94522bf6c109cc6ea1b2f xmlns="29d38182-2ba3-434b-9466-3aece3d3aa2e">
+      <Terms xmlns="http://schemas.microsoft.com/office/infopath/2007/PartnerControls">
+        <TermInfo xmlns="http://schemas.microsoft.com/office/infopath/2007/PartnerControls">
+          <TermName xmlns="http://schemas.microsoft.com/office/infopath/2007/PartnerControls">Yhteiset palvelut</TermName>
+          <TermId xmlns="http://schemas.microsoft.com/office/infopath/2007/PartnerControls">6fbd11bc-3334-4762-bc75-406427997d41</TermId>
+        </TermInfo>
+        <TermInfo xmlns="http://schemas.microsoft.com/office/infopath/2007/PartnerControls">
+          <TermName xmlns="http://schemas.microsoft.com/office/infopath/2007/PartnerControls">Koulutuksen palvelut</TermName>
+          <TermId xmlns="http://schemas.microsoft.com/office/infopath/2007/PartnerControls">b1d28787-f08e-427f-9781-4a26a171873a</TermId>
+        </TermInfo>
+      </Terms>
+    </caf97a467bb94522bf6c109cc6ea1b2f>
+    <TaxCatchAll xmlns="29d38182-2ba3-434b-9466-3aece3d3aa2e">
+      <Value>220</Value>
+      <Value>65</Value>
+      <Value>31</Value>
+      <Value>370</Value>
+      <Value>180</Value>
+      <Value>145</Value>
+      <Value>54</Value>
+      <Value>52</Value>
+    </TaxCatchAll>
+    <d517136b92564d9886fefa3eb935c454 xmlns="29d38182-2ba3-434b-9466-3aece3d3aa2e">
+      <Terms xmlns="http://schemas.microsoft.com/office/infopath/2007/PartnerControls">
+        <TermInfo xmlns="http://schemas.microsoft.com/office/infopath/2007/PartnerControls">
+          <TermName xmlns="http://schemas.microsoft.com/office/infopath/2007/PartnerControls">Ei prosessia</TermName>
+          <TermId xmlns="http://schemas.microsoft.com/office/infopath/2007/PartnerControls">97a57f41-fff7-469d-ac8a-3b5c65f5653e</TermId>
+        </TermInfo>
+      </Terms>
+    </d517136b92564d9886fefa3eb935c454>
+    <TaxKeywordTaxHTField xmlns="c2da8608-6b58-45ec-82e0-5098f9986dbf">
+      <Terms xmlns="http://schemas.microsoft.com/office/infopath/2007/PartnerControls">
+        <TermInfo xmlns="http://schemas.microsoft.com/office/infopath/2007/PartnerControls">
+          <TermName xmlns="http://schemas.microsoft.com/office/infopath/2007/PartnerControls">Opinnäytetyön lomakkeet ja mallipohjat</TermName>
+          <TermId xmlns="http://schemas.microsoft.com/office/infopath/2007/PartnerControls">24a04aa2-3d3f-4318-947d-dcaa9240650c</TermId>
+        </TermInfo>
+      </Terms>
+    </TaxKeywordTaxHTField>
+    <IntraResponsibleFI xmlns="29d38182-2ba3-434b-9466-3aece3d3aa2e">
+      <UserInfo>
+        <DisplayName>i:0#.f|membership|maria.valivirtahavia@turkuamk.fi</DisplayName>
+        <AccountId>4115</AccountId>
+        <AccountType/>
+      </UserInfo>
+      <UserInfo>
+        <DisplayName>i:0#.f|membership|anne.antero@turkuamk.fi</DisplayName>
+        <AccountId>1752</AccountId>
+        <AccountType/>
+      </UserInfo>
+    </IntraResponsibleFI>
+    <d5e5c4b2108343b5a7c63b2c45e02bb4 xmlns="29d38182-2ba3-434b-9466-3aece3d3aa2e">
+      <Terms xmlns="http://schemas.microsoft.com/office/infopath/2007/PartnerControls">
+        <TermInfo xmlns="http://schemas.microsoft.com/office/infopath/2007/PartnerControls">
+          <TermName xmlns="http://schemas.microsoft.com/office/infopath/2007/PartnerControls">Opinnäytetyö</TermName>
+          <TermId xmlns="http://schemas.microsoft.com/office/infopath/2007/PartnerControls">764ae95c-3e3e-4b8d-96a3-adf7c36171ff</TermId>
+        </TermInfo>
+        <TermInfo xmlns="http://schemas.microsoft.com/office/infopath/2007/PartnerControls">
+          <TermName xmlns="http://schemas.microsoft.com/office/infopath/2007/PartnerControls">Opinnäytetyön lomakkeet ja mallipohjat</TermName>
+          <TermId xmlns="http://schemas.microsoft.com/office/infopath/2007/PartnerControls">24a04aa2-3d3f-4318-947d-dcaa9240650c</TermId>
+        </TermInfo>
+      </Terms>
+    </d5e5c4b2108343b5a7c63b2c45e02bb4>
+    <m6e0ec6a239748e59d497cbd7a7abecb xmlns="29d38182-2ba3-434b-9466-3aece3d3aa2e">
+      <Terms xmlns="http://schemas.microsoft.com/office/infopath/2007/PartnerControls">
+        <TermInfo xmlns="http://schemas.microsoft.com/office/infopath/2007/PartnerControls">
+          <TermName xmlns="http://schemas.microsoft.com/office/infopath/2007/PartnerControls">Ei palvelua</TermName>
+          <TermId xmlns="http://schemas.microsoft.com/office/infopath/2007/PartnerControls">fda82063-688d-4b03-bd66-777c086b0675</TermId>
+        </TermInfo>
+      </Terms>
+    </m6e0ec6a239748e59d497cbd7a7abecb>
+    <SharedWithUsers xmlns="c2da8608-6b58-45ec-82e0-5098f9986dbf">
+      <UserInfo>
+        <DisplayName>Mäki Eerika</DisplayName>
+        <AccountId>9089</AccountId>
+        <AccountType/>
+      </UserInfo>
+      <UserInfo>
+        <DisplayName>Tiainen Jannika</DisplayName>
+        <AccountId>10356</AccountId>
+        <AccountType/>
+      </UserInfo>
+      <UserInfo>
+        <DisplayName>Kajokallio Kamilla</DisplayName>
+        <AccountId>738</AccountId>
+        <AccountType/>
+      </UserInfo>
+      <UserInfo>
+        <DisplayName>Rothovius Henna</DisplayName>
+        <AccountId>1530</AccountId>
+        <AccountType/>
+      </UserInfo>
+      <UserInfo>
+        <DisplayName>Ruotanen Vilma</DisplayName>
+        <AccountId>2676</AccountId>
+        <AccountType/>
+      </UserInfo>
+      <UserInfo>
+        <DisplayName>Abtidon Sagal</DisplayName>
+        <AccountId>20313</AccountId>
+        <AccountType/>
+      </UserInfo>
+      <UserInfo>
+        <DisplayName>Chamani Forough</DisplayName>
+        <AccountId>18347</AccountId>
+        <AccountType/>
+      </UserInfo>
+      <UserInfo>
+        <DisplayName>Koskenrouta Elina</DisplayName>
+        <AccountId>18465</AccountId>
+        <AccountType/>
+      </UserInfo>
+    </SharedWithUsers>
+  </documentManagement>
+</p:properties>
+</file>
+
+<file path=customXml/item2.xml><?xml version="1.0" encoding="utf-8"?>
 <ct:contentTypeSchema xmlns:ct="http://schemas.microsoft.com/office/2006/metadata/contentType" xmlns:ma="http://schemas.microsoft.com/office/2006/metadata/properties/metaAttributes" ct:_="" ma:_="" ma:contentTypeName="Document" ma:contentTypeID="0x0101002475E0E10D54B84F937F817497528C71" ma:contentTypeVersion="31" ma:contentTypeDescription="Create a new document." ma:contentTypeScope="" ma:versionID="13da27f6c67572251a4248440d3ad1f6">
   <xsd:schema xmlns:xsd="http://www.w3.org/2001/XMLSchema" xmlns:xs="http://www.w3.org/2001/XMLSchema" xmlns:p="http://schemas.microsoft.com/office/2006/metadata/properties" xmlns:ns2="29d38182-2ba3-434b-9466-3aece3d3aa2e" xmlns:ns3="c2da8608-6b58-45ec-82e0-5098f9986dbf" xmlns:ns4="77b8d55e-a628-4725-ad2a-a2aab75e1dba" targetNamespace="http://schemas.microsoft.com/office/2006/metadata/properties" ma:root="true" ma:fieldsID="4e9409845ca9d9160f86c08f661ea0ad" ns2:_="" ns3:_="" ns4:_="">
     <xsd:import namespace="29d38182-2ba3-434b-9466-3aece3d3aa2e"/>
@@ -18690,143 +21063,7 @@
 </ct:contentTypeSchema>
 </file>
 
-<file path=customXml/item2.xml><?xml version="1.0" encoding="utf-8"?>
-<p:properties xmlns:p="http://schemas.microsoft.com/office/2006/metadata/properties" xmlns:xsi="http://www.w3.org/2001/XMLSchema-instance" xmlns:pc="http://schemas.microsoft.com/office/infopath/2007/PartnerControls">
-  <documentManagement>
-    <IntraUpdateFI xmlns="29d38182-2ba3-434b-9466-3aece3d3aa2e">2025-08-30T21:00:00+00:00</IntraUpdateFI>
-    <IntraLanguageversionFI xmlns="29d38182-2ba3-434b-9466-3aece3d3aa2e">
-      <Url xsi:nil="true"/>
-      <Description xsi:nil="true"/>
-    </IntraLanguageversionFI>
-    <ib301ec3e9644efb8c8471003c19236e xmlns="29d38182-2ba3-434b-9466-3aece3d3aa2e">
-      <Terms xmlns="http://schemas.microsoft.com/office/infopath/2007/PartnerControls">
-        <TermInfo xmlns="http://schemas.microsoft.com/office/infopath/2007/PartnerControls">
-          <TermName xmlns="http://schemas.microsoft.com/office/infopath/2007/PartnerControls">Mallipohja</TermName>
-          <TermId xmlns="http://schemas.microsoft.com/office/infopath/2007/PartnerControls">018869ec-73bf-4e71-a6a9-62de2383ae78</TermId>
-        </TermInfo>
-      </Terms>
-    </ib301ec3e9644efb8c8471003c19236e>
-    <caf97a467bb94522bf6c109cc6ea1b2f xmlns="29d38182-2ba3-434b-9466-3aece3d3aa2e">
-      <Terms xmlns="http://schemas.microsoft.com/office/infopath/2007/PartnerControls">
-        <TermInfo xmlns="http://schemas.microsoft.com/office/infopath/2007/PartnerControls">
-          <TermName xmlns="http://schemas.microsoft.com/office/infopath/2007/PartnerControls">Yhteiset palvelut</TermName>
-          <TermId xmlns="http://schemas.microsoft.com/office/infopath/2007/PartnerControls">6fbd11bc-3334-4762-bc75-406427997d41</TermId>
-        </TermInfo>
-        <TermInfo xmlns="http://schemas.microsoft.com/office/infopath/2007/PartnerControls">
-          <TermName xmlns="http://schemas.microsoft.com/office/infopath/2007/PartnerControls">Koulutuksen palvelut</TermName>
-          <TermId xmlns="http://schemas.microsoft.com/office/infopath/2007/PartnerControls">b1d28787-f08e-427f-9781-4a26a171873a</TermId>
-        </TermInfo>
-      </Terms>
-    </caf97a467bb94522bf6c109cc6ea1b2f>
-    <TaxCatchAll xmlns="29d38182-2ba3-434b-9466-3aece3d3aa2e">
-      <Value>220</Value>
-      <Value>65</Value>
-      <Value>31</Value>
-      <Value>370</Value>
-      <Value>180</Value>
-      <Value>145</Value>
-      <Value>54</Value>
-      <Value>52</Value>
-    </TaxCatchAll>
-    <d517136b92564d9886fefa3eb935c454 xmlns="29d38182-2ba3-434b-9466-3aece3d3aa2e">
-      <Terms xmlns="http://schemas.microsoft.com/office/infopath/2007/PartnerControls">
-        <TermInfo xmlns="http://schemas.microsoft.com/office/infopath/2007/PartnerControls">
-          <TermName xmlns="http://schemas.microsoft.com/office/infopath/2007/PartnerControls">Ei prosessia</TermName>
-          <TermId xmlns="http://schemas.microsoft.com/office/infopath/2007/PartnerControls">97a57f41-fff7-469d-ac8a-3b5c65f5653e</TermId>
-        </TermInfo>
-      </Terms>
-    </d517136b92564d9886fefa3eb935c454>
-    <TaxKeywordTaxHTField xmlns="c2da8608-6b58-45ec-82e0-5098f9986dbf">
-      <Terms xmlns="http://schemas.microsoft.com/office/infopath/2007/PartnerControls">
-        <TermInfo xmlns="http://schemas.microsoft.com/office/infopath/2007/PartnerControls">
-          <TermName xmlns="http://schemas.microsoft.com/office/infopath/2007/PartnerControls">Opinnäytetyön lomakkeet ja mallipohjat</TermName>
-          <TermId xmlns="http://schemas.microsoft.com/office/infopath/2007/PartnerControls">24a04aa2-3d3f-4318-947d-dcaa9240650c</TermId>
-        </TermInfo>
-      </Terms>
-    </TaxKeywordTaxHTField>
-    <IntraResponsibleFI xmlns="29d38182-2ba3-434b-9466-3aece3d3aa2e">
-      <UserInfo>
-        <DisplayName>i:0#.f|membership|maria.valivirtahavia@turkuamk.fi</DisplayName>
-        <AccountId>4115</AccountId>
-        <AccountType/>
-      </UserInfo>
-      <UserInfo>
-        <DisplayName>i:0#.f|membership|anne.antero@turkuamk.fi</DisplayName>
-        <AccountId>1752</AccountId>
-        <AccountType/>
-      </UserInfo>
-    </IntraResponsibleFI>
-    <d5e5c4b2108343b5a7c63b2c45e02bb4 xmlns="29d38182-2ba3-434b-9466-3aece3d3aa2e">
-      <Terms xmlns="http://schemas.microsoft.com/office/infopath/2007/PartnerControls">
-        <TermInfo xmlns="http://schemas.microsoft.com/office/infopath/2007/PartnerControls">
-          <TermName xmlns="http://schemas.microsoft.com/office/infopath/2007/PartnerControls">Opinnäytetyö</TermName>
-          <TermId xmlns="http://schemas.microsoft.com/office/infopath/2007/PartnerControls">764ae95c-3e3e-4b8d-96a3-adf7c36171ff</TermId>
-        </TermInfo>
-        <TermInfo xmlns="http://schemas.microsoft.com/office/infopath/2007/PartnerControls">
-          <TermName xmlns="http://schemas.microsoft.com/office/infopath/2007/PartnerControls">Opinnäytetyön lomakkeet ja mallipohjat</TermName>
-          <TermId xmlns="http://schemas.microsoft.com/office/infopath/2007/PartnerControls">24a04aa2-3d3f-4318-947d-dcaa9240650c</TermId>
-        </TermInfo>
-      </Terms>
-    </d5e5c4b2108343b5a7c63b2c45e02bb4>
-    <m6e0ec6a239748e59d497cbd7a7abecb xmlns="29d38182-2ba3-434b-9466-3aece3d3aa2e">
-      <Terms xmlns="http://schemas.microsoft.com/office/infopath/2007/PartnerControls">
-        <TermInfo xmlns="http://schemas.microsoft.com/office/infopath/2007/PartnerControls">
-          <TermName xmlns="http://schemas.microsoft.com/office/infopath/2007/PartnerControls">Ei palvelua</TermName>
-          <TermId xmlns="http://schemas.microsoft.com/office/infopath/2007/PartnerControls">fda82063-688d-4b03-bd66-777c086b0675</TermId>
-        </TermInfo>
-      </Terms>
-    </m6e0ec6a239748e59d497cbd7a7abecb>
-    <SharedWithUsers xmlns="c2da8608-6b58-45ec-82e0-5098f9986dbf">
-      <UserInfo>
-        <DisplayName>Mäki Eerika</DisplayName>
-        <AccountId>9089</AccountId>
-        <AccountType/>
-      </UserInfo>
-      <UserInfo>
-        <DisplayName>Tiainen Jannika</DisplayName>
-        <AccountId>10356</AccountId>
-        <AccountType/>
-      </UserInfo>
-      <UserInfo>
-        <DisplayName>Kajokallio Kamilla</DisplayName>
-        <AccountId>738</AccountId>
-        <AccountType/>
-      </UserInfo>
-      <UserInfo>
-        <DisplayName>Rothovius Henna</DisplayName>
-        <AccountId>1530</AccountId>
-        <AccountType/>
-      </UserInfo>
-      <UserInfo>
-        <DisplayName>Ruotanen Vilma</DisplayName>
-        <AccountId>2676</AccountId>
-        <AccountType/>
-      </UserInfo>
-      <UserInfo>
-        <DisplayName>Abtidon Sagal</DisplayName>
-        <AccountId>20313</AccountId>
-        <AccountType/>
-      </UserInfo>
-      <UserInfo>
-        <DisplayName>Chamani Forough</DisplayName>
-        <AccountId>18347</AccountId>
-        <AccountType/>
-      </UserInfo>
-      <UserInfo>
-        <DisplayName>Koskenrouta Elina</DisplayName>
-        <AccountId>18465</AccountId>
-        <AccountType/>
-      </UserInfo>
-    </SharedWithUsers>
-  </documentManagement>
-</p:properties>
-</file>
-
 <file path=customXml/item3.xml><?xml version="1.0" encoding="utf-8"?>
-<b:Sources xmlns:b="http://schemas.openxmlformats.org/officeDocument/2006/bibliography" xmlns="http://schemas.openxmlformats.org/officeDocument/2006/bibliography" SelectedStyle="\GB.XSL" StyleName="GB7714"/>
-</file>
-
-<file path=customXml/item4.xml><?xml version="1.0" encoding="utf-8"?>
 <?mso-contentType ?>
 <FormTemplates xmlns="http://schemas.microsoft.com/sharepoint/v3/contenttype/forms">
   <Display>DocumentLibraryForm</Display>
@@ -18835,7 +21072,22 @@
 </FormTemplates>
 </file>
 
+<file path=customXml/item4.xml><?xml version="1.0" encoding="utf-8"?>
+<b:Sources xmlns:b="http://schemas.openxmlformats.org/officeDocument/2006/bibliography" xmlns="http://schemas.openxmlformats.org/officeDocument/2006/bibliography" SelectedStyle="\GB.XSL" StyleName="GB7714"/>
+</file>
+
 <file path=customXml/itemProps1.xml><?xml version="1.0" encoding="utf-8"?>
+<ds:datastoreItem xmlns:ds="http://schemas.openxmlformats.org/officeDocument/2006/customXml" ds:itemID="{11AEAA72-A71C-4F59-B1F2-69D6C0A615FB}">
+  <ds:schemaRefs>
+    <ds:schemaRef ds:uri="http://schemas.microsoft.com/office/2006/metadata/properties"/>
+    <ds:schemaRef ds:uri="http://schemas.microsoft.com/office/infopath/2007/PartnerControls"/>
+    <ds:schemaRef ds:uri="29d38182-2ba3-434b-9466-3aece3d3aa2e"/>
+    <ds:schemaRef ds:uri="c2da8608-6b58-45ec-82e0-5098f9986dbf"/>
+  </ds:schemaRefs>
+</ds:datastoreItem>
+</file>
+
+<file path=customXml/itemProps2.xml><?xml version="1.0" encoding="utf-8"?>
 <ds:datastoreItem xmlns:ds="http://schemas.openxmlformats.org/officeDocument/2006/customXml" ds:itemID="{EE4B2239-A68B-4EA6-9BD3-4C6271D1C6AF}">
   <ds:schemaRefs>
     <ds:schemaRef ds:uri="http://schemas.microsoft.com/office/2006/metadata/contentType"/>
@@ -18855,29 +21107,18 @@
 </ds:datastoreItem>
 </file>
 
-<file path=customXml/itemProps2.xml><?xml version="1.0" encoding="utf-8"?>
-<ds:datastoreItem xmlns:ds="http://schemas.openxmlformats.org/officeDocument/2006/customXml" ds:itemID="{11AEAA72-A71C-4F59-B1F2-69D6C0A615FB}">
+<file path=customXml/itemProps3.xml><?xml version="1.0" encoding="utf-8"?>
+<ds:datastoreItem xmlns:ds="http://schemas.openxmlformats.org/officeDocument/2006/customXml" ds:itemID="{198EC644-F7AF-456F-BC05-BD0D54E3DC7D}">
   <ds:schemaRefs>
-    <ds:schemaRef ds:uri="http://schemas.microsoft.com/office/2006/metadata/properties"/>
-    <ds:schemaRef ds:uri="http://schemas.microsoft.com/office/infopath/2007/PartnerControls"/>
-    <ds:schemaRef ds:uri="29d38182-2ba3-434b-9466-3aece3d3aa2e"/>
-    <ds:schemaRef ds:uri="c2da8608-6b58-45ec-82e0-5098f9986dbf"/>
+    <ds:schemaRef ds:uri="http://schemas.microsoft.com/sharepoint/v3/contenttype/forms"/>
   </ds:schemaRefs>
 </ds:datastoreItem>
 </file>
 
-<file path=customXml/itemProps3.xml><?xml version="1.0" encoding="utf-8"?>
+<file path=customXml/itemProps4.xml><?xml version="1.0" encoding="utf-8"?>
 <ds:datastoreItem xmlns:ds="http://schemas.openxmlformats.org/officeDocument/2006/customXml" ds:itemID="{AC98FC60-AA00-4516-A716-017F371296A7}">
   <ds:schemaRefs>
     <ds:schemaRef ds:uri="http://schemas.openxmlformats.org/officeDocument/2006/bibliography"/>
   </ds:schemaRefs>
 </ds:datastoreItem>
-</file>
-
-<file path=customXml/itemProps4.xml><?xml version="1.0" encoding="utf-8"?>
-<ds:datastoreItem xmlns:ds="http://schemas.openxmlformats.org/officeDocument/2006/customXml" ds:itemID="{198EC644-F7AF-456F-BC05-BD0D54E3DC7D}">
-  <ds:schemaRefs>
-    <ds:schemaRef ds:uri="http://schemas.microsoft.com/sharepoint/v3/contenttype/forms"/>
-  </ds:schemaRefs>
-</ds:datastoreItem>
 </file>
--- a/ORAOwl_opinnaytetyö.docx
+++ b/ORAOwl_opinnaytetyö.docx
@@ -313,7 +313,7 @@
         </w:p>
       </w:sdtContent>
     </w:sdt>
-    <w:bookmarkStart w:id="3" w:name="_Toc216100192"/>
+    <w:bookmarkStart w:id="3" w:name="_Toc216104010"/>
     <w:p>
       <w:pPr>
         <w:pStyle w:val="Opinnytetynotsikko"/>
@@ -3302,7 +3302,7 @@
       <w:r>
         <w:fldChar w:fldCharType="separate"/>
       </w:r>
-      <w:hyperlink w:anchor="_Toc216100192" w:history="1">
+      <w:hyperlink w:anchor="_Toc216104010" w:history="1">
         <w:r>
           <w:rPr>
             <w:rStyle w:val="Hyperlinkki"/>
@@ -3329,7 +3329,7 @@
             <w:noProof/>
             <w:webHidden/>
           </w:rPr>
-          <w:instrText xml:space="preserve"> PAGEREF _Toc216100192 \h </w:instrText>
+          <w:instrText xml:space="preserve"> PAGEREF _Toc216104010 \h </w:instrText>
         </w:r>
         <w:r>
           <w:rPr>
@@ -3374,7 +3374,7 @@
           <w14:ligatures w14:val="standardContextual"/>
         </w:rPr>
       </w:pPr>
-      <w:hyperlink w:anchor="_Toc216100193" w:history="1">
+      <w:hyperlink w:anchor="_Toc216104011" w:history="1">
         <w:r>
           <w:rPr>
             <w:rStyle w:val="Hyperlinkki"/>
@@ -3401,7 +3401,7 @@
             <w:noProof/>
             <w:webHidden/>
           </w:rPr>
-          <w:instrText xml:space="preserve"> PAGEREF _Toc216100193 \h </w:instrText>
+          <w:instrText xml:space="preserve"> PAGEREF _Toc216104011 \h </w:instrText>
         </w:r>
         <w:r>
           <w:rPr>
@@ -3446,7 +3446,7 @@
           <w14:ligatures w14:val="standardContextual"/>
         </w:rPr>
       </w:pPr>
-      <w:hyperlink w:anchor="_Toc216100194" w:history="1">
+      <w:hyperlink w:anchor="_Toc216104012" w:history="1">
         <w:r>
           <w:rPr>
             <w:rStyle w:val="Hyperlinkki"/>
@@ -3481,7 +3481,7 @@
             <w:noProof/>
             <w:webHidden/>
           </w:rPr>
-          <w:instrText xml:space="preserve"> PAGEREF _Toc216100194 \h </w:instrText>
+          <w:instrText xml:space="preserve"> PAGEREF _Toc216104012 \h </w:instrText>
         </w:r>
         <w:r>
           <w:rPr>
@@ -3524,7 +3524,7 @@
           <w14:ligatures w14:val="standardContextual"/>
         </w:rPr>
       </w:pPr>
-      <w:hyperlink w:anchor="_Toc216100195" w:history="1">
+      <w:hyperlink w:anchor="_Toc216104013" w:history="1">
         <w:r>
           <w:rPr>
             <w:rStyle w:val="Hyperlinkki"/>
@@ -3551,7 +3551,7 @@
             <w:noProof/>
             <w:webHidden/>
           </w:rPr>
-          <w:instrText xml:space="preserve"> PAGEREF _Toc216100195 \h </w:instrText>
+          <w:instrText xml:space="preserve"> PAGEREF _Toc216104013 \h </w:instrText>
         </w:r>
         <w:r>
           <w:rPr>
@@ -3594,7 +3594,7 @@
           <w14:ligatures w14:val="standardContextual"/>
         </w:rPr>
       </w:pPr>
-      <w:hyperlink w:anchor="_Toc216100196" w:history="1">
+      <w:hyperlink w:anchor="_Toc216104014" w:history="1">
         <w:r>
           <w:rPr>
             <w:rStyle w:val="Hyperlinkki"/>
@@ -3621,7 +3621,7 @@
             <w:noProof/>
             <w:webHidden/>
           </w:rPr>
-          <w:instrText xml:space="preserve"> PAGEREF _Toc216100196 \h </w:instrText>
+          <w:instrText xml:space="preserve"> PAGEREF _Toc216104014 \h </w:instrText>
         </w:r>
         <w:r>
           <w:rPr>
@@ -3666,7 +3666,7 @@
           <w14:ligatures w14:val="standardContextual"/>
         </w:rPr>
       </w:pPr>
-      <w:hyperlink w:anchor="_Toc216100197" w:history="1">
+      <w:hyperlink w:anchor="_Toc216104015" w:history="1">
         <w:r>
           <w:rPr>
             <w:rStyle w:val="Hyperlinkki"/>
@@ -3701,7 +3701,7 @@
             <w:noProof/>
             <w:webHidden/>
           </w:rPr>
-          <w:instrText xml:space="preserve"> PAGEREF _Toc216100197 \h </w:instrText>
+          <w:instrText xml:space="preserve"> PAGEREF _Toc216104015 \h </w:instrText>
         </w:r>
         <w:r>
           <w:rPr>
@@ -3721,7 +3721,7 @@
             <w:noProof/>
             <w:webHidden/>
           </w:rPr>
-          <w:t>10</w:t>
+          <w:t>11</w:t>
         </w:r>
         <w:r>
           <w:rPr>
@@ -3744,7 +3744,7 @@
           <w14:ligatures w14:val="standardContextual"/>
         </w:rPr>
       </w:pPr>
-      <w:hyperlink w:anchor="_Toc216100198" w:history="1">
+      <w:hyperlink w:anchor="_Toc216104016" w:history="1">
         <w:r>
           <w:rPr>
             <w:rStyle w:val="Hyperlinkki"/>
@@ -3771,7 +3771,7 @@
             <w:noProof/>
             <w:webHidden/>
           </w:rPr>
-          <w:instrText xml:space="preserve"> PAGEREF _Toc216100198 \h </w:instrText>
+          <w:instrText xml:space="preserve"> PAGEREF _Toc216104016 \h </w:instrText>
         </w:r>
         <w:r>
           <w:rPr>
@@ -3791,7 +3791,362 @@
             <w:noProof/>
             <w:webHidden/>
           </w:rPr>
-          <w:t>10</w:t>
+          <w:t>11</w:t>
+        </w:r>
+        <w:r>
+          <w:rPr>
+            <w:noProof/>
+            <w:webHidden/>
+          </w:rPr>
+          <w:fldChar w:fldCharType="end"/>
+        </w:r>
+      </w:hyperlink>
+    </w:p>
+    <w:p>
+      <w:pPr>
+        <w:pStyle w:val="Sisluet3"/>
+        <w:rPr>
+          <w:rFonts w:asciiTheme="minorHAnsi" w:eastAsiaTheme="minorEastAsia" w:hAnsiTheme="minorHAnsi" w:cstheme="minorBidi"/>
+          <w:iCs w:val="0"/>
+          <w:noProof/>
+          <w:kern w:val="2"/>
+          <w:szCs w:val="24"/>
+          <w:lang w:val="en-FI" w:eastAsia="en-FI"/>
+          <w14:ligatures w14:val="standardContextual"/>
+        </w:rPr>
+      </w:pPr>
+      <w:hyperlink w:anchor="_Toc216104017" w:history="1">
+        <w:r>
+          <w:rPr>
+            <w:rStyle w:val="Hyperlinkki"/>
+            <w:noProof/>
+          </w:rPr>
+          <w:t>2.1.1 Digitalisaation merkitys urheilun kehityksessä</w:t>
+        </w:r>
+        <w:r>
+          <w:rPr>
+            <w:noProof/>
+            <w:webHidden/>
+          </w:rPr>
+          <w:tab/>
+        </w:r>
+        <w:r>
+          <w:rPr>
+            <w:noProof/>
+            <w:webHidden/>
+          </w:rPr>
+          <w:fldChar w:fldCharType="begin"/>
+        </w:r>
+        <w:r>
+          <w:rPr>
+            <w:noProof/>
+            <w:webHidden/>
+          </w:rPr>
+          <w:instrText xml:space="preserve"> PAGEREF _Toc216104017 \h </w:instrText>
+        </w:r>
+        <w:r>
+          <w:rPr>
+            <w:noProof/>
+            <w:webHidden/>
+          </w:rPr>
+        </w:r>
+        <w:r>
+          <w:rPr>
+            <w:noProof/>
+            <w:webHidden/>
+          </w:rPr>
+          <w:fldChar w:fldCharType="separate"/>
+        </w:r>
+        <w:r>
+          <w:rPr>
+            <w:noProof/>
+            <w:webHidden/>
+          </w:rPr>
+          <w:t>11</w:t>
+        </w:r>
+        <w:r>
+          <w:rPr>
+            <w:noProof/>
+            <w:webHidden/>
+          </w:rPr>
+          <w:fldChar w:fldCharType="end"/>
+        </w:r>
+      </w:hyperlink>
+    </w:p>
+    <w:p>
+      <w:pPr>
+        <w:pStyle w:val="Sisluet3"/>
+        <w:rPr>
+          <w:rFonts w:asciiTheme="minorHAnsi" w:eastAsiaTheme="minorEastAsia" w:hAnsiTheme="minorHAnsi" w:cstheme="minorBidi"/>
+          <w:iCs w:val="0"/>
+          <w:noProof/>
+          <w:kern w:val="2"/>
+          <w:szCs w:val="24"/>
+          <w:lang w:val="en-FI" w:eastAsia="en-FI"/>
+          <w14:ligatures w14:val="standardContextual"/>
+        </w:rPr>
+      </w:pPr>
+      <w:hyperlink w:anchor="_Toc216104018" w:history="1">
+        <w:r>
+          <w:rPr>
+            <w:rStyle w:val="Hyperlinkki"/>
+            <w:noProof/>
+          </w:rPr>
+          <w:t>2.1.2 Digitalisaation rooli suunnistuksessa</w:t>
+        </w:r>
+        <w:r>
+          <w:rPr>
+            <w:noProof/>
+            <w:webHidden/>
+          </w:rPr>
+          <w:tab/>
+        </w:r>
+        <w:r>
+          <w:rPr>
+            <w:noProof/>
+            <w:webHidden/>
+          </w:rPr>
+          <w:fldChar w:fldCharType="begin"/>
+        </w:r>
+        <w:r>
+          <w:rPr>
+            <w:noProof/>
+            <w:webHidden/>
+          </w:rPr>
+          <w:instrText xml:space="preserve"> PAGEREF _Toc216104018 \h </w:instrText>
+        </w:r>
+        <w:r>
+          <w:rPr>
+            <w:noProof/>
+            <w:webHidden/>
+          </w:rPr>
+        </w:r>
+        <w:r>
+          <w:rPr>
+            <w:noProof/>
+            <w:webHidden/>
+          </w:rPr>
+          <w:fldChar w:fldCharType="separate"/>
+        </w:r>
+        <w:r>
+          <w:rPr>
+            <w:noProof/>
+            <w:webHidden/>
+          </w:rPr>
+          <w:t>12</w:t>
+        </w:r>
+        <w:r>
+          <w:rPr>
+            <w:noProof/>
+            <w:webHidden/>
+          </w:rPr>
+          <w:fldChar w:fldCharType="end"/>
+        </w:r>
+      </w:hyperlink>
+    </w:p>
+    <w:p>
+      <w:pPr>
+        <w:pStyle w:val="Sisluet3"/>
+        <w:rPr>
+          <w:rFonts w:asciiTheme="minorHAnsi" w:eastAsiaTheme="minorEastAsia" w:hAnsiTheme="minorHAnsi" w:cstheme="minorBidi"/>
+          <w:iCs w:val="0"/>
+          <w:noProof/>
+          <w:kern w:val="2"/>
+          <w:szCs w:val="24"/>
+          <w:lang w:val="en-FI" w:eastAsia="en-FI"/>
+          <w14:ligatures w14:val="standardContextual"/>
+        </w:rPr>
+      </w:pPr>
+      <w:hyperlink w:anchor="_Toc216104019" w:history="1">
+        <w:r>
+          <w:rPr>
+            <w:rStyle w:val="Hyperlinkki"/>
+            <w:noProof/>
+          </w:rPr>
+          <w:t>2.1.3 Harjoittelun digitalisoituminen</w:t>
+        </w:r>
+        <w:r>
+          <w:rPr>
+            <w:noProof/>
+            <w:webHidden/>
+          </w:rPr>
+          <w:tab/>
+        </w:r>
+        <w:r>
+          <w:rPr>
+            <w:noProof/>
+            <w:webHidden/>
+          </w:rPr>
+          <w:fldChar w:fldCharType="begin"/>
+        </w:r>
+        <w:r>
+          <w:rPr>
+            <w:noProof/>
+            <w:webHidden/>
+          </w:rPr>
+          <w:instrText xml:space="preserve"> PAGEREF _Toc216104019 \h </w:instrText>
+        </w:r>
+        <w:r>
+          <w:rPr>
+            <w:noProof/>
+            <w:webHidden/>
+          </w:rPr>
+        </w:r>
+        <w:r>
+          <w:rPr>
+            <w:noProof/>
+            <w:webHidden/>
+          </w:rPr>
+          <w:fldChar w:fldCharType="separate"/>
+        </w:r>
+        <w:r>
+          <w:rPr>
+            <w:noProof/>
+            <w:webHidden/>
+          </w:rPr>
+          <w:t>12</w:t>
+        </w:r>
+        <w:r>
+          <w:rPr>
+            <w:noProof/>
+            <w:webHidden/>
+          </w:rPr>
+          <w:fldChar w:fldCharType="end"/>
+        </w:r>
+      </w:hyperlink>
+    </w:p>
+    <w:p>
+      <w:pPr>
+        <w:pStyle w:val="Sisluet3"/>
+        <w:rPr>
+          <w:rFonts w:asciiTheme="minorHAnsi" w:eastAsiaTheme="minorEastAsia" w:hAnsiTheme="minorHAnsi" w:cstheme="minorBidi"/>
+          <w:iCs w:val="0"/>
+          <w:noProof/>
+          <w:kern w:val="2"/>
+          <w:szCs w:val="24"/>
+          <w:lang w:val="en-FI" w:eastAsia="en-FI"/>
+          <w14:ligatures w14:val="standardContextual"/>
+        </w:rPr>
+      </w:pPr>
+      <w:hyperlink w:anchor="_Toc216104020" w:history="1">
+        <w:r>
+          <w:rPr>
+            <w:rStyle w:val="Hyperlinkki"/>
+            <w:noProof/>
+          </w:rPr>
+          <w:t>2.1.4 Haasteet ja mahdollisuudet</w:t>
+        </w:r>
+        <w:r>
+          <w:rPr>
+            <w:noProof/>
+            <w:webHidden/>
+          </w:rPr>
+          <w:tab/>
+        </w:r>
+        <w:r>
+          <w:rPr>
+            <w:noProof/>
+            <w:webHidden/>
+          </w:rPr>
+          <w:fldChar w:fldCharType="begin"/>
+        </w:r>
+        <w:r>
+          <w:rPr>
+            <w:noProof/>
+            <w:webHidden/>
+          </w:rPr>
+          <w:instrText xml:space="preserve"> PAGEREF _Toc216104020 \h </w:instrText>
+        </w:r>
+        <w:r>
+          <w:rPr>
+            <w:noProof/>
+            <w:webHidden/>
+          </w:rPr>
+        </w:r>
+        <w:r>
+          <w:rPr>
+            <w:noProof/>
+            <w:webHidden/>
+          </w:rPr>
+          <w:fldChar w:fldCharType="separate"/>
+        </w:r>
+        <w:r>
+          <w:rPr>
+            <w:noProof/>
+            <w:webHidden/>
+          </w:rPr>
+          <w:t>13</w:t>
+        </w:r>
+        <w:r>
+          <w:rPr>
+            <w:noProof/>
+            <w:webHidden/>
+          </w:rPr>
+          <w:fldChar w:fldCharType="end"/>
+        </w:r>
+      </w:hyperlink>
+    </w:p>
+    <w:p>
+      <w:pPr>
+        <w:pStyle w:val="Sisluet3"/>
+        <w:rPr>
+          <w:rFonts w:asciiTheme="minorHAnsi" w:eastAsiaTheme="minorEastAsia" w:hAnsiTheme="minorHAnsi" w:cstheme="minorBidi"/>
+          <w:iCs w:val="0"/>
+          <w:noProof/>
+          <w:kern w:val="2"/>
+          <w:szCs w:val="24"/>
+          <w:lang w:val="en-FI" w:eastAsia="en-FI"/>
+          <w14:ligatures w14:val="standardContextual"/>
+        </w:rPr>
+      </w:pPr>
+      <w:hyperlink w:anchor="_Toc216104021" w:history="1">
+        <w:r>
+          <w:rPr>
+            <w:rStyle w:val="Hyperlinkki"/>
+            <w:noProof/>
+          </w:rPr>
+          <w:t>2.1.5 Tulosanalytiikan rooli urheilussa</w:t>
+        </w:r>
+        <w:r>
+          <w:rPr>
+            <w:noProof/>
+            <w:webHidden/>
+          </w:rPr>
+          <w:tab/>
+        </w:r>
+        <w:r>
+          <w:rPr>
+            <w:noProof/>
+            <w:webHidden/>
+          </w:rPr>
+          <w:fldChar w:fldCharType="begin"/>
+        </w:r>
+        <w:r>
+          <w:rPr>
+            <w:noProof/>
+            <w:webHidden/>
+          </w:rPr>
+          <w:instrText xml:space="preserve"> PAGEREF _Toc216104021 \h </w:instrText>
+        </w:r>
+        <w:r>
+          <w:rPr>
+            <w:noProof/>
+            <w:webHidden/>
+          </w:rPr>
+        </w:r>
+        <w:r>
+          <w:rPr>
+            <w:noProof/>
+            <w:webHidden/>
+          </w:rPr>
+          <w:fldChar w:fldCharType="separate"/>
+        </w:r>
+        <w:r>
+          <w:rPr>
+            <w:noProof/>
+            <w:webHidden/>
+          </w:rPr>
+          <w:t>13</w:t>
         </w:r>
         <w:r>
           <w:rPr>
@@ -3814,7 +4169,7 @@
           <w14:ligatures w14:val="standardContextual"/>
         </w:rPr>
       </w:pPr>
-      <w:hyperlink w:anchor="_Toc216100199" w:history="1">
+      <w:hyperlink w:anchor="_Toc216104022" w:history="1">
         <w:r>
           <w:rPr>
             <w:rStyle w:val="Hyperlinkki"/>
@@ -3841,7 +4196,7 @@
             <w:noProof/>
             <w:webHidden/>
           </w:rPr>
-          <w:instrText xml:space="preserve"> PAGEREF _Toc216100199 \h </w:instrText>
+          <w:instrText xml:space="preserve"> PAGEREF _Toc216104022 \h </w:instrText>
         </w:r>
         <w:r>
           <w:rPr>
@@ -3861,7 +4216,7 @@
             <w:noProof/>
             <w:webHidden/>
           </w:rPr>
-          <w:t>15</w:t>
+          <w:t>16</w:t>
         </w:r>
         <w:r>
           <w:rPr>
@@ -3886,7 +4241,7 @@
           <w14:ligatures w14:val="standardContextual"/>
         </w:rPr>
       </w:pPr>
-      <w:hyperlink w:anchor="_Toc216100200" w:history="1">
+      <w:hyperlink w:anchor="_Toc216104023" w:history="1">
         <w:r>
           <w:rPr>
             <w:rStyle w:val="Hyperlinkki"/>
@@ -3921,7 +4276,7 @@
             <w:noProof/>
             <w:webHidden/>
           </w:rPr>
-          <w:instrText xml:space="preserve"> PAGEREF _Toc216100200 \h </w:instrText>
+          <w:instrText xml:space="preserve"> PAGEREF _Toc216104023 \h </w:instrText>
         </w:r>
         <w:r>
           <w:rPr>
@@ -3941,7 +4296,7 @@
             <w:noProof/>
             <w:webHidden/>
           </w:rPr>
-          <w:t>17</w:t>
+          <w:t>18</w:t>
         </w:r>
         <w:r>
           <w:rPr>
@@ -3964,7 +4319,7 @@
           <w14:ligatures w14:val="standardContextual"/>
         </w:rPr>
       </w:pPr>
-      <w:hyperlink w:anchor="_Toc216100201" w:history="1">
+      <w:hyperlink w:anchor="_Toc216104024" w:history="1">
         <w:r>
           <w:rPr>
             <w:rStyle w:val="Hyperlinkki"/>
@@ -3991,7 +4346,7 @@
             <w:noProof/>
             <w:webHidden/>
           </w:rPr>
-          <w:instrText xml:space="preserve"> PAGEREF _Toc216100201 \h </w:instrText>
+          <w:instrText xml:space="preserve"> PAGEREF _Toc216104024 \h </w:instrText>
         </w:r>
         <w:r>
           <w:rPr>
@@ -4011,7 +4366,7 @@
             <w:noProof/>
             <w:webHidden/>
           </w:rPr>
-          <w:t>17</w:t>
+          <w:t>18</w:t>
         </w:r>
         <w:r>
           <w:rPr>
@@ -4034,7 +4389,7 @@
           <w14:ligatures w14:val="standardContextual"/>
         </w:rPr>
       </w:pPr>
-      <w:hyperlink w:anchor="_Toc216100202" w:history="1">
+      <w:hyperlink w:anchor="_Toc216104025" w:history="1">
         <w:r>
           <w:rPr>
             <w:rStyle w:val="Hyperlinkki"/>
@@ -4061,7 +4416,7 @@
             <w:noProof/>
             <w:webHidden/>
           </w:rPr>
-          <w:instrText xml:space="preserve"> PAGEREF _Toc216100202 \h </w:instrText>
+          <w:instrText xml:space="preserve"> PAGEREF _Toc216104025 \h </w:instrText>
         </w:r>
         <w:r>
           <w:rPr>
@@ -4081,7 +4436,7 @@
             <w:noProof/>
             <w:webHidden/>
           </w:rPr>
-          <w:t>17</w:t>
+          <w:t>18</w:t>
         </w:r>
         <w:r>
           <w:rPr>
@@ -4106,7 +4461,7 @@
           <w14:ligatures w14:val="standardContextual"/>
         </w:rPr>
       </w:pPr>
-      <w:hyperlink w:anchor="_Toc216100203" w:history="1">
+      <w:hyperlink w:anchor="_Toc216104026" w:history="1">
         <w:r>
           <w:rPr>
             <w:rStyle w:val="Hyperlinkki"/>
@@ -4141,7 +4496,7 @@
             <w:noProof/>
             <w:webHidden/>
           </w:rPr>
-          <w:instrText xml:space="preserve"> PAGEREF _Toc216100203 \h </w:instrText>
+          <w:instrText xml:space="preserve"> PAGEREF _Toc216104026 \h </w:instrText>
         </w:r>
         <w:r>
           <w:rPr>
@@ -4161,7 +4516,7 @@
             <w:noProof/>
             <w:webHidden/>
           </w:rPr>
-          <w:t>21</w:t>
+          <w:t>22</w:t>
         </w:r>
         <w:r>
           <w:rPr>
@@ -4184,7 +4539,7 @@
           <w14:ligatures w14:val="standardContextual"/>
         </w:rPr>
       </w:pPr>
-      <w:hyperlink w:anchor="_Toc216100204" w:history="1">
+      <w:hyperlink w:anchor="_Toc216104027" w:history="1">
         <w:r>
           <w:rPr>
             <w:rStyle w:val="Hyperlinkki"/>
@@ -4211,7 +4566,7 @@
             <w:noProof/>
             <w:webHidden/>
           </w:rPr>
-          <w:instrText xml:space="preserve"> PAGEREF _Toc216100204 \h </w:instrText>
+          <w:instrText xml:space="preserve"> PAGEREF _Toc216104027 \h </w:instrText>
         </w:r>
         <w:r>
           <w:rPr>
@@ -4231,7 +4586,7 @@
             <w:noProof/>
             <w:webHidden/>
           </w:rPr>
-          <w:t>21</w:t>
+          <w:t>22</w:t>
         </w:r>
         <w:r>
           <w:rPr>
@@ -4254,7 +4609,7 @@
           <w14:ligatures w14:val="standardContextual"/>
         </w:rPr>
       </w:pPr>
-      <w:hyperlink w:anchor="_Toc216100205" w:history="1">
+      <w:hyperlink w:anchor="_Toc216104028" w:history="1">
         <w:r>
           <w:rPr>
             <w:rStyle w:val="Hyperlinkki"/>
@@ -4281,7 +4636,7 @@
             <w:noProof/>
             <w:webHidden/>
           </w:rPr>
-          <w:instrText xml:space="preserve"> PAGEREF _Toc216100205 \h </w:instrText>
+          <w:instrText xml:space="preserve"> PAGEREF _Toc216104028 \h </w:instrText>
         </w:r>
         <w:r>
           <w:rPr>
@@ -4301,7 +4656,7 @@
             <w:noProof/>
             <w:webHidden/>
           </w:rPr>
-          <w:t>21</w:t>
+          <w:t>22</w:t>
         </w:r>
         <w:r>
           <w:rPr>
@@ -4326,7 +4681,7 @@
           <w14:ligatures w14:val="standardContextual"/>
         </w:rPr>
       </w:pPr>
-      <w:hyperlink w:anchor="_Toc216100206" w:history="1">
+      <w:hyperlink w:anchor="_Toc216104029" w:history="1">
         <w:r>
           <w:rPr>
             <w:rStyle w:val="Hyperlinkki"/>
@@ -4361,7 +4716,7 @@
             <w:noProof/>
             <w:webHidden/>
           </w:rPr>
-          <w:instrText xml:space="preserve"> PAGEREF _Toc216100206 \h </w:instrText>
+          <w:instrText xml:space="preserve"> PAGEREF _Toc216104029 \h </w:instrText>
         </w:r>
         <w:r>
           <w:rPr>
@@ -4381,7 +4736,7 @@
             <w:noProof/>
             <w:webHidden/>
           </w:rPr>
-          <w:t>22</w:t>
+          <w:t>23</w:t>
         </w:r>
         <w:r>
           <w:rPr>
@@ -4406,7 +4761,7 @@
           <w14:ligatures w14:val="standardContextual"/>
         </w:rPr>
       </w:pPr>
-      <w:hyperlink w:anchor="_Toc216100207" w:history="1">
+      <w:hyperlink w:anchor="_Toc216104030" w:history="1">
         <w:r>
           <w:rPr>
             <w:rStyle w:val="Hyperlinkki"/>
@@ -4441,7 +4796,7 @@
             <w:noProof/>
             <w:webHidden/>
           </w:rPr>
-          <w:instrText xml:space="preserve"> PAGEREF _Toc216100207 \h </w:instrText>
+          <w:instrText xml:space="preserve"> PAGEREF _Toc216104030 \h </w:instrText>
         </w:r>
         <w:r>
           <w:rPr>
@@ -4461,7 +4816,7 @@
             <w:noProof/>
             <w:webHidden/>
           </w:rPr>
-          <w:t>23</w:t>
+          <w:t>24</w:t>
         </w:r>
         <w:r>
           <w:rPr>
@@ -4486,7 +4841,7 @@
           <w14:ligatures w14:val="standardContextual"/>
         </w:rPr>
       </w:pPr>
-      <w:hyperlink w:anchor="_Toc216100208" w:history="1">
+      <w:hyperlink w:anchor="_Toc216104031" w:history="1">
         <w:r>
           <w:rPr>
             <w:rStyle w:val="Hyperlinkki"/>
@@ -4521,7 +4876,7 @@
             <w:noProof/>
             <w:webHidden/>
           </w:rPr>
-          <w:instrText xml:space="preserve"> PAGEREF _Toc216100208 \h </w:instrText>
+          <w:instrText xml:space="preserve"> PAGEREF _Toc216104031 \h </w:instrText>
         </w:r>
         <w:r>
           <w:rPr>
@@ -4541,7 +4896,7 @@
             <w:noProof/>
             <w:webHidden/>
           </w:rPr>
-          <w:t>24</w:t>
+          <w:t>25</w:t>
         </w:r>
         <w:r>
           <w:rPr>
@@ -4566,7 +4921,7 @@
           <w14:ligatures w14:val="standardContextual"/>
         </w:rPr>
       </w:pPr>
-      <w:hyperlink w:anchor="_Toc216100209" w:history="1">
+      <w:hyperlink w:anchor="_Toc216104032" w:history="1">
         <w:r>
           <w:rPr>
             <w:rStyle w:val="Hyperlinkki"/>
@@ -4593,7 +4948,7 @@
             <w:noProof/>
             <w:webHidden/>
           </w:rPr>
-          <w:instrText xml:space="preserve"> PAGEREF _Toc216100209 \h </w:instrText>
+          <w:instrText xml:space="preserve"> PAGEREF _Toc216104032 \h </w:instrText>
         </w:r>
         <w:r>
           <w:rPr>
@@ -4613,7 +4968,7 @@
             <w:noProof/>
             <w:webHidden/>
           </w:rPr>
-          <w:t>25</w:t>
+          <w:t>26</w:t>
         </w:r>
         <w:r>
           <w:rPr>
@@ -4638,7 +4993,7 @@
           <w14:ligatures w14:val="standardContextual"/>
         </w:rPr>
       </w:pPr>
-      <w:hyperlink w:anchor="_Toc216100210" w:history="1">
+      <w:hyperlink w:anchor="_Toc216104033" w:history="1">
         <w:r>
           <w:rPr>
             <w:rStyle w:val="Hyperlinkki"/>
@@ -4673,7 +5028,7 @@
             <w:noProof/>
             <w:webHidden/>
           </w:rPr>
-          <w:instrText xml:space="preserve"> PAGEREF _Toc216100210 \h </w:instrText>
+          <w:instrText xml:space="preserve"> PAGEREF _Toc216104033 \h </w:instrText>
         </w:r>
         <w:r>
           <w:rPr>
@@ -4693,7 +5048,7 @@
             <w:noProof/>
             <w:webHidden/>
           </w:rPr>
-          <w:t>38</w:t>
+          <w:t>39</w:t>
         </w:r>
         <w:r>
           <w:rPr>
@@ -4718,6 +5073,7 @@
           <w:sz w:val="24"/>
           <w:szCs w:val="20"/>
         </w:rPr>
+        <w:lastRenderedPageBreak/>
         <w:fldChar w:fldCharType="end"/>
       </w:r>
       <w:r>
@@ -4763,7 +5119,6 @@
         <w:pStyle w:val="Kuvaotsikkoluettelo"/>
       </w:pPr>
       <w:r>
-        <w:lastRenderedPageBreak/>
         <w:t>Liite</w:t>
       </w:r>
       <w:r>
@@ -5611,7 +5966,7 @@
         <w:fldChar w:fldCharType="end"/>
       </w:r>
     </w:p>
-    <w:bookmarkStart w:id="4" w:name="_Toc216100193" w:displacedByCustomXml="next"/>
+    <w:bookmarkStart w:id="4" w:name="_Toc216104011" w:displacedByCustomXml="next"/>
     <w:bookmarkStart w:id="5" w:name="_Toc310677412" w:displacedByCustomXml="next"/>
     <w:sdt>
       <w:sdtPr>
@@ -5911,7 +6266,7 @@
       <w:pPr>
         <w:pStyle w:val="Otsikko1"/>
       </w:pPr>
-      <w:bookmarkStart w:id="18" w:name="_Toc216100194"/>
+      <w:bookmarkStart w:id="18" w:name="_Toc216104012"/>
       <w:bookmarkEnd w:id="7"/>
       <w:bookmarkEnd w:id="8"/>
       <w:bookmarkEnd w:id="9"/>
@@ -6126,7 +6481,7 @@
         </w:numPr>
         <w:ind w:left="397" w:hanging="397"/>
       </w:pPr>
-      <w:bookmarkStart w:id="19" w:name="_Toc216100195"/>
+      <w:bookmarkStart w:id="19" w:name="_Toc216104013"/>
       <w:r>
         <w:t>Tausta ja motivaatio</w:t>
       </w:r>
@@ -6154,7 +6509,7 @@
         </w:numPr>
         <w:ind w:left="397" w:hanging="397"/>
       </w:pPr>
-      <w:bookmarkStart w:id="20" w:name="_Toc216100196"/>
+      <w:bookmarkStart w:id="20" w:name="_Toc216104014"/>
       <w:r>
         <w:t>Tavoitteet, rajaukset ja tutkimuskysymykset</w:t>
       </w:r>
@@ -7630,7 +7985,7 @@
       <w:bookmarkStart w:id="27" w:name="_Toc237405487"/>
       <w:bookmarkStart w:id="28" w:name="_Toc237405708"/>
       <w:bookmarkStart w:id="29" w:name="_Toc237405902"/>
-      <w:bookmarkStart w:id="30" w:name="_Toc216100197"/>
+      <w:bookmarkStart w:id="30" w:name="_Toc216104015"/>
       <w:r>
         <w:lastRenderedPageBreak/>
         <w:t>Urheilun Digitaalisuus</w:t>
@@ -7676,7 +8031,7 @@
       <w:pPr>
         <w:pStyle w:val="Otsikko2"/>
       </w:pPr>
-      <w:bookmarkStart w:id="31" w:name="_Toc216100198"/>
+      <w:bookmarkStart w:id="31" w:name="_Toc216104016"/>
       <w:r>
         <w:t>Digitalisaatio urheilussa Tulosanalytiikka suunnistuksessa</w:t>
       </w:r>
@@ -7684,21 +8039,16 @@
     </w:p>
     <w:p>
       <w:pPr>
-        <w:rPr>
-          <w:b/>
-          <w:bCs/>
-        </w:rPr>
+        <w:pStyle w:val="Otsikko3"/>
       </w:pPr>
       <w:r>
         <w:t xml:space="preserve"> </w:t>
       </w:r>
-      <w:r>
-        <w:rPr>
-          <w:b/>
-          <w:bCs/>
-        </w:rPr>
+      <w:bookmarkStart w:id="32" w:name="_Toc216104017"/>
+      <w:r>
         <w:t>Digitalisaation merkitys urheilun kehityksessä</w:t>
       </w:r>
+      <w:bookmarkEnd w:id="32"/>
     </w:p>
     <w:p>
       <w:r>
@@ -7715,11 +8065,11 @@
       </w:r>
       <w:proofErr w:type="spellEnd"/>
       <w:r>
-        <w:t xml:space="preserve">, 2020). Lisäksi urheilun digitalisaatio on lisännyt harrastajien mahdollisuuksia osallistua virtuaalisiin tapahtumiin ja </w:t>
+        <w:t xml:space="preserve">, 2020). Lisäksi urheilun digitalisaatio on </w:t>
       </w:r>
       <w:r>
         <w:lastRenderedPageBreak/>
-        <w:t>seurata urheilua digitaalisilla alustoilla. Tällä on ollut positiivinen vaikutus urheilun saavutettavuuteen ja yhteisöllisyyteen (</w:t>
+        <w:t>lisännyt harrastajien mahdollisuuksia osallistua virtuaalisiin tapahtumiin ja seurata urheilua digitaalisilla alustoilla. Tällä on ollut positiivinen vaikutus urheilun saavutettavuuteen ja yhteisöllisyyteen (</w:t>
       </w:r>
       <w:proofErr w:type="spellStart"/>
       <w:r>
@@ -7755,18 +8105,13 @@
     </w:p>
     <w:p>
       <w:pPr>
-        <w:rPr>
-          <w:b/>
-          <w:bCs/>
-        </w:rPr>
-      </w:pPr>
-      <w:r>
-        <w:rPr>
-          <w:b/>
-          <w:bCs/>
-        </w:rPr>
+        <w:pStyle w:val="Otsikko3"/>
+      </w:pPr>
+      <w:bookmarkStart w:id="33" w:name="_Toc216104018"/>
+      <w:r>
         <w:t>Digitalisaation rooli suunnistuksessa</w:t>
       </w:r>
+      <w:bookmarkEnd w:id="33"/>
     </w:p>
     <w:p>
       <w:r>
@@ -7816,18 +8161,13 @@
     </w:p>
     <w:p>
       <w:pPr>
-        <w:rPr>
-          <w:b/>
-          <w:bCs/>
-        </w:rPr>
-      </w:pPr>
-      <w:r>
-        <w:rPr>
-          <w:b/>
-          <w:bCs/>
-        </w:rPr>
+        <w:pStyle w:val="Otsikko3"/>
+      </w:pPr>
+      <w:bookmarkStart w:id="34" w:name="_Toc216104019"/>
+      <w:r>
         <w:t>Harjoittelun digitalisoituminen</w:t>
       </w:r>
+      <w:bookmarkEnd w:id="34"/>
     </w:p>
     <w:p>
       <w:r>
@@ -7861,12 +8201,15 @@
       </w:r>
       <w:proofErr w:type="spellEnd"/>
       <w:r>
-        <w:t>, 2023). Näiden ohjelmistojen avulla urheilijat voivat harjoitella reitinvalintaa, ajankäyttöä ja päätöksentekoa myös kaupunki- tai koulutusympäristöissä.</w:t>
-      </w:r>
-    </w:p>
-    <w:p>
+        <w:t xml:space="preserve">, 2023). Näiden ohjelmistojen avulla </w:t>
+      </w:r>
       <w:r>
         <w:lastRenderedPageBreak/>
+        <w:t>urheilijat voivat harjoitella reitinvalintaa, ajankäyttöä ja päätöksentekoa myös kaupunki- tai koulutusympäristöissä.</w:t>
+      </w:r>
+    </w:p>
+    <w:p>
+      <w:r>
         <w:t>Virtuaalisuunnistuksen kasvu on tuonut lajiin uusia harrastajia, sillä osallistuminen ei vaadi välttämättä maastoon menemistä. Tämä kehitys tukee suunnistuksen leviämistä ja sen roolia nykyaikaisena, teknologiaa hyödyntävänä urheilulajina.</w:t>
       </w:r>
     </w:p>
@@ -7887,18 +8230,13 @@
     </w:p>
     <w:p>
       <w:pPr>
-        <w:rPr>
-          <w:b/>
-          <w:bCs/>
-        </w:rPr>
-      </w:pPr>
-      <w:r>
-        <w:rPr>
-          <w:b/>
-          <w:bCs/>
-        </w:rPr>
+        <w:pStyle w:val="Otsikko3"/>
+      </w:pPr>
+      <w:bookmarkStart w:id="35" w:name="_Toc216104020"/>
+      <w:r>
         <w:t>Haasteet ja mahdollisuudet</w:t>
       </w:r>
+      <w:bookmarkEnd w:id="35"/>
     </w:p>
     <w:p>
       <w:r>
@@ -7925,27 +8263,25 @@
     </w:p>
     <w:p>
       <w:pPr>
-        <w:rPr>
-          <w:b/>
-          <w:bCs/>
-        </w:rPr>
-      </w:pPr>
-      <w:r>
-        <w:rPr>
-          <w:b/>
-          <w:bCs/>
-        </w:rPr>
+        <w:pStyle w:val="Otsikko3"/>
+      </w:pPr>
+      <w:bookmarkStart w:id="36" w:name="_Toc216104021"/>
+      <w:r>
         <w:t>Tulosanalytiikan rooli urheilussa</w:t>
       </w:r>
-    </w:p>
-    <w:p>
-      <w:r>
-        <w:t>Urheilun tulosanalytiikka perustuu suoritusdatan systemaattiseen keräämiseen, käsittelyyn ja tulkintaan. Tämä data voi sisältää esimerkiksi liikenopeutta, sykettä, karttakoordinaatteja, virherasteja ja aikoja eri väleillä (Petersen et al., 2021). Datan analysointi auttaa urheilijoita ja valmentajia tekemään tietoon perustuvia päätöksiä harjoittelusta ja kilpailustrategioista.</w:t>
-      </w:r>
-    </w:p>
-    <w:p>
+      <w:bookmarkEnd w:id="36"/>
+    </w:p>
+    <w:p>
+      <w:r>
+        <w:t xml:space="preserve">Urheilun tulosanalytiikka perustuu suoritusdatan systemaattiseen keräämiseen, käsittelyyn ja tulkintaan. Tämä data voi sisältää esimerkiksi liikenopeutta, </w:t>
+      </w:r>
       <w:r>
         <w:lastRenderedPageBreak/>
+        <w:t>sykettä, karttakoordinaatteja, virherasteja ja aikoja eri väleillä (Petersen et al., 2021). Datan analysointi auttaa urheilijoita ja valmentajia tekemään tietoon perustuvia päätöksiä harjoittelusta ja kilpailustrategioista.</w:t>
+      </w:r>
+    </w:p>
+    <w:p>
+      <w:r>
         <w:t>Moderni urheiluanalytiikka hyödyntää koneoppimista ja tekoälyä ennustamaan suorituksia sekä tunnistamaan poikkeavuuksia tai suoritusmalleja (</w:t>
       </w:r>
       <w:proofErr w:type="spellStart"/>
@@ -8203,7 +8539,11 @@
       </w:r>
       <w:proofErr w:type="spellEnd"/>
       <w:r>
-        <w:t>, 2023). Näiden ohjelmien avulla urheilija voi tarkastella omaa reittiään suhteessa muihin kilpailijoihin sekä analysoida päätöksentekonsa tehokkuutta eri maastotyypeissä.</w:t>
+        <w:t xml:space="preserve">, 2023). Näiden ohjelmien avulla </w:t>
+      </w:r>
+      <w:r>
+        <w:lastRenderedPageBreak/>
+        <w:t>urheilija voi tarkastella omaa reittiään suhteessa muihin kilpailijoihin sekä analysoida päätöksentekonsa tehokkuutta eri maastotyypeissä.</w:t>
       </w:r>
     </w:p>
     <w:p>
@@ -8216,11 +8556,7 @@
       </w:r>
       <w:proofErr w:type="spellEnd"/>
       <w:r>
-        <w:t xml:space="preserve"> et al., 2022). </w:t>
-      </w:r>
-      <w:r>
-        <w:lastRenderedPageBreak/>
-        <w:t>Tämä automatisoitu lähestymistapa mahdollistaa entistä syvällisemmän ymmärryksen suorituksen dynamiikasta ja auttaa urheilijoita kehittämään strategista ajatteluaan.</w:t>
+        <w:t xml:space="preserve"> et al., 2022). Tämä automatisoitu lähestymistapa mahdollistaa entistä syvällisemmän ymmärryksen suorituksen dynamiikasta ja auttaa urheilijoita kehittämään strategista ajatteluaan.</w:t>
       </w:r>
     </w:p>
     <w:p>
@@ -8317,6 +8653,7 @@
     </w:p>
     <w:p>
       <w:r>
+        <w:lastRenderedPageBreak/>
         <w:t>Eettisestä näkökulmasta on huomioitava myös urheilijoiden tietosuoja. Datan kerääminen ja jakaminen edellyttävät vastuullista käsittelyä, jotta yksilön oikeudet eivät vaarannu (</w:t>
       </w:r>
       <w:proofErr w:type="spellStart"/>
@@ -8332,63 +8669,65 @@
       <w:pPr>
         <w:pStyle w:val="Otsikko2"/>
       </w:pPr>
-      <w:bookmarkStart w:id="32" w:name="_Toc216100199"/>
+      <w:bookmarkStart w:id="37" w:name="_Toc216104022"/>
+      <w:r>
+        <w:t>Tietosuoja ja GDPR</w:t>
+      </w:r>
+      <w:bookmarkEnd w:id="37"/>
+    </w:p>
+    <w:p>
+      <w:proofErr w:type="spellStart"/>
+      <w:r>
+        <w:t>ORAOwl</w:t>
+      </w:r>
+      <w:proofErr w:type="spellEnd"/>
+      <w:r>
+        <w:t xml:space="preserve">-projektin toteutuksessa tietosuoja ja henkilötietojen käsittely muodostivat keskeisen osa-alueen, sillä sovelluksessa käsitellään suunnistajien nimiin ja kilpailusuorituksiin liittyvää dataa. EU:n yleisen tietosuoja-asetuksen (EU 2016/679, 2016) mukaan henkilötietojen käsittelyn tulee olla lainmukaista, läpinäkyvää ja rajoittua ennalta määriteltyyn tarkoitukseen. </w:t>
+      </w:r>
+      <w:proofErr w:type="spellStart"/>
+      <w:r>
+        <w:t>ORAOwl</w:t>
+      </w:r>
+      <w:proofErr w:type="spellEnd"/>
+      <w:r>
+        <w:t>-sovelluksen käyttötarkoituksena on kilpailutulosten tallentaminen, esittäminen ja analysointi, eikä henkilötietoja käytetä muihin tarkoituksiin tai luovuteta ulkopuolisille toimijoille.</w:t>
+      </w:r>
+    </w:p>
+    <w:p/>
+    <w:p>
+      <w:r>
+        <w:t xml:space="preserve">Tietosuojavaltuutetun toimiston (2023) mukaan rekisteröidyllä on useita oikeuksia henkilötietojensa suhteen, kuten oikeus tarkastaa itseään koskevat tiedot, pyytää virheellisten tietojen korjaamista sekä vaatia tietojensa poistamista. </w:t>
+      </w:r>
+      <w:proofErr w:type="spellStart"/>
+      <w:r>
+        <w:t>ORAOwl</w:t>
+      </w:r>
+      <w:proofErr w:type="spellEnd"/>
+      <w:r>
+        <w:t xml:space="preserve">-sovelluksen suunnittelussa nämä oikeudet huomioitiin siten, että käyttäjälle voidaan tarjota mahdollisuus </w:t>
+      </w:r>
+      <w:proofErr w:type="spellStart"/>
+      <w:r>
+        <w:t>anonymisoida</w:t>
+      </w:r>
+      <w:proofErr w:type="spellEnd"/>
+      <w:r>
+        <w:t xml:space="preserve"> tai poistaa hänen tietonsa järjestelmästä.</w:t>
+      </w:r>
+    </w:p>
+    <w:p/>
+    <w:p>
+      <w:r>
+        <w:t xml:space="preserve">Tietosuoja huomioitiin myös teknisellä tasolla. Sovelluksen tietomalli erottaa henkilötiedot kilpailu- ja tulosaineistosta, mikä mahdollistaa esimerkiksi nimitietojen korvaamisen anonyymeillä tunnisteilla tilanteissa, joissa rekisteröity ei halua nimeään näkyviin. Lisäksi sovellus voidaan toteuttaa käyttämään salattua HTTPS-yhteyttä sekä roolipohjaista käyttöoikeuksien hallintaa. Traficomin Kyberturvallisuuskeskuksen (2023) ohjeistuksen mukaan salatun tietoliikenteen ja käyttäjäroolien rajauksen hyödyntäminen kuuluvat keskeisiin </w:t>
+      </w:r>
       <w:r>
         <w:lastRenderedPageBreak/>
-        <w:t>Tietosuoja ja GDPR</w:t>
-      </w:r>
-      <w:bookmarkEnd w:id="32"/>
-    </w:p>
-    <w:p>
-      <w:proofErr w:type="spellStart"/>
-      <w:r>
-        <w:t>ORAOwl</w:t>
-      </w:r>
-      <w:proofErr w:type="spellEnd"/>
-      <w:r>
-        <w:t xml:space="preserve">-projektin toteutuksessa tietosuoja ja henkilötietojen käsittely muodostivat keskeisen osa-alueen, sillä sovelluksessa käsitellään suunnistajien nimiin ja kilpailusuorituksiin liittyvää dataa. EU:n yleisen tietosuoja-asetuksen (EU 2016/679, 2016) mukaan henkilötietojen käsittelyn tulee olla lainmukaista, läpinäkyvää ja rajoittua ennalta määriteltyyn tarkoitukseen. </w:t>
-      </w:r>
-      <w:proofErr w:type="spellStart"/>
-      <w:r>
-        <w:t>ORAOwl</w:t>
-      </w:r>
-      <w:proofErr w:type="spellEnd"/>
-      <w:r>
-        <w:t>-sovelluksen käyttötarkoituksena on kilpailutulosten tallentaminen, esittäminen ja analysointi, eikä henkilötietoja käytetä muihin tarkoituksiin tai luovuteta ulkopuolisille toimijoille.</w:t>
+        <w:t>tietoturvan perusperiaatteisiin, kun toteutetaan henkilötietoja käsitteleviä verkkopalveluja.</w:t>
       </w:r>
     </w:p>
     <w:p/>
     <w:p>
       <w:r>
-        <w:t xml:space="preserve">Tietosuojavaltuutetun toimiston (2023) mukaan rekisteröidyllä on useita oikeuksia henkilötietojensa suhteen, kuten oikeus tarkastaa itseään koskevat tiedot, pyytää virheellisten tietojen korjaamista sekä vaatia tietojensa poistamista. </w:t>
-      </w:r>
-      <w:proofErr w:type="spellStart"/>
-      <w:r>
-        <w:t>ORAOwl</w:t>
-      </w:r>
-      <w:proofErr w:type="spellEnd"/>
-      <w:r>
-        <w:t xml:space="preserve">-sovelluksen suunnittelussa nämä oikeudet huomioitiin siten, että käyttäjälle voidaan tarjota mahdollisuus </w:t>
-      </w:r>
-      <w:proofErr w:type="spellStart"/>
-      <w:r>
-        <w:t>anonymisoida</w:t>
-      </w:r>
-      <w:proofErr w:type="spellEnd"/>
-      <w:r>
-        <w:t xml:space="preserve"> tai poistaa hänen tietonsa järjestelmästä.</w:t>
-      </w:r>
-    </w:p>
-    <w:p/>
-    <w:p>
-      <w:r>
-        <w:t>Tietosuoja huomioitiin myös teknisellä tasolla. Sovelluksen tietomalli erottaa henkilötiedot kilpailu- ja tulosaineistosta, mikä mahdollistaa esimerkiksi nimitietojen korvaamisen anonyymeillä tunnisteilla tilanteissa, joissa rekisteröity ei halua nimeään näkyviin. Lisäksi sovellus voidaan toteuttaa käyttämään salattua HTTPS-yhteyttä sekä roolipohjaista käyttöoikeuksien hallintaa. Traficomin Kyberturvallisuuskeskuksen (2023) ohjeistuksen mukaan salatun tietoliikenteen ja käyttäjäroolien rajauksen hyödyntäminen kuuluvat keskeisiin tietoturvan perusperiaatteisiin, kun toteutetaan henkilötietoja käsitteleviä verkkopalveluja.</w:t>
-      </w:r>
-    </w:p>
-    <w:p/>
-    <w:p>
-      <w:r>
-        <w:lastRenderedPageBreak/>
         <w:t>GDPR:n huomioiminen jo sovelluksen suunnitteluvaiheessa lisää käyttäjien luottamusta järjestelmään ja tukee vastuullista ohjelmistokehitystä. Tietosuojaa koskevien vaatimusten integroiminen osaksi kehitysprosessia edistää sovelluksen toimivuutta, oikeellisuutta ja pitkäaikaista ylläpidettävyyttä.</w:t>
       </w:r>
     </w:p>
@@ -8396,23 +8735,23 @@
       <w:pPr>
         <w:pStyle w:val="Otsikko1"/>
       </w:pPr>
-      <w:bookmarkStart w:id="33" w:name="_Toc216100200"/>
+      <w:bookmarkStart w:id="38" w:name="_Toc216104023"/>
       <w:r>
         <w:lastRenderedPageBreak/>
         <w:t>Kehitysmenetelmät ja teknologiat</w:t>
       </w:r>
-      <w:bookmarkEnd w:id="33"/>
+      <w:bookmarkEnd w:id="38"/>
     </w:p>
     <w:p>
       <w:pPr>
         <w:pStyle w:val="Otsikko2"/>
         <w:ind w:left="357" w:hanging="357"/>
       </w:pPr>
-      <w:bookmarkStart w:id="34" w:name="_Toc216100201"/>
+      <w:bookmarkStart w:id="39" w:name="_Toc216104024"/>
       <w:r>
         <w:t>Ketterät menetelmät</w:t>
       </w:r>
-      <w:bookmarkEnd w:id="34"/>
+      <w:bookmarkEnd w:id="39"/>
     </w:p>
     <w:p>
       <w:proofErr w:type="spellStart"/>
@@ -8468,11 +8807,11 @@
       <w:pPr>
         <w:pStyle w:val="Otsikko2"/>
       </w:pPr>
-      <w:bookmarkStart w:id="35" w:name="_Toc216100202"/>
+      <w:bookmarkStart w:id="40" w:name="_Toc216104025"/>
       <w:r>
         <w:t>Käytetyt teknologiat ja tiedostomuodot</w:t>
       </w:r>
-      <w:bookmarkEnd w:id="35"/>
+      <w:bookmarkEnd w:id="40"/>
     </w:p>
     <w:p>
       <w:pPr>
@@ -8949,32 +9288,32 @@
       <w:pPr>
         <w:pStyle w:val="Otsikko1"/>
       </w:pPr>
-      <w:bookmarkStart w:id="36" w:name="_Toc216100203"/>
+      <w:bookmarkStart w:id="41" w:name="_Toc216104026"/>
       <w:r>
         <w:lastRenderedPageBreak/>
         <w:t>Sovelluksen suunnittelu ja toteutus</w:t>
       </w:r>
-      <w:bookmarkEnd w:id="36"/>
+      <w:bookmarkEnd w:id="41"/>
     </w:p>
     <w:p>
       <w:pPr>
         <w:pStyle w:val="Otsikko2"/>
       </w:pPr>
-      <w:bookmarkStart w:id="37" w:name="_Toc216100204"/>
+      <w:bookmarkStart w:id="42" w:name="_Toc216104027"/>
       <w:r>
         <w:t>Sovelluksen suunnittelu ja toteutus</w:t>
       </w:r>
-      <w:bookmarkEnd w:id="37"/>
+      <w:bookmarkEnd w:id="42"/>
     </w:p>
     <w:p>
       <w:pPr>
         <w:pStyle w:val="Otsikko2"/>
       </w:pPr>
-      <w:bookmarkStart w:id="38" w:name="_Toc216100205"/>
+      <w:bookmarkStart w:id="43" w:name="_Toc216104028"/>
       <w:r>
         <w:t>Tietomallit ja tiedon käsittely</w:t>
       </w:r>
-      <w:bookmarkEnd w:id="38"/>
+      <w:bookmarkEnd w:id="43"/>
     </w:p>
     <w:p>
       <w:pPr>
@@ -8985,12 +9324,12 @@
         </w:numPr>
         <w:ind w:left="255" w:hanging="255"/>
       </w:pPr>
-      <w:bookmarkStart w:id="39" w:name="_Toc216100206"/>
+      <w:bookmarkStart w:id="44" w:name="_Toc216104029"/>
       <w:r>
         <w:lastRenderedPageBreak/>
         <w:t>Käyttäjätestaus ja arviointi</w:t>
       </w:r>
-      <w:bookmarkEnd w:id="39"/>
+      <w:bookmarkEnd w:id="44"/>
     </w:p>
     <w:p>
       <w:r>
@@ -9038,31 +9377,31 @@
       <w:pPr>
         <w:pStyle w:val="Otsikko1"/>
       </w:pPr>
-      <w:bookmarkStart w:id="40" w:name="_Toc216100207"/>
+      <w:bookmarkStart w:id="45" w:name="_Toc216104030"/>
       <w:r>
         <w:lastRenderedPageBreak/>
         <w:t>Jatkokehitys ja kaupallistaminen</w:t>
       </w:r>
-      <w:bookmarkEnd w:id="40"/>
+      <w:bookmarkEnd w:id="45"/>
     </w:p>
     <w:p>
       <w:pPr>
         <w:pStyle w:val="Otsikko1"/>
       </w:pPr>
-      <w:bookmarkStart w:id="41" w:name="_Toc216100208"/>
+      <w:bookmarkStart w:id="46" w:name="_Toc216104031"/>
       <w:r>
         <w:lastRenderedPageBreak/>
         <w:t>Yhteenveto ja johtopäätökset</w:t>
       </w:r>
-      <w:bookmarkEnd w:id="41"/>
+      <w:bookmarkEnd w:id="46"/>
     </w:p>
     <w:p>
       <w:pPr>
         <w:pStyle w:val="REFERENCES"/>
       </w:pPr>
-      <w:bookmarkStart w:id="42" w:name="_Toc257354355"/>
-      <w:bookmarkStart w:id="43" w:name="_Toc257355747"/>
-      <w:bookmarkStart w:id="44" w:name="_Toc216100209"/>
+      <w:bookmarkStart w:id="47" w:name="_Toc257354355"/>
+      <w:bookmarkStart w:id="48" w:name="_Toc257355747"/>
+      <w:bookmarkStart w:id="49" w:name="_Toc216104032"/>
       <w:r>
         <w:lastRenderedPageBreak/>
         <w:t>L</w:t>
@@ -9076,15 +9415,15 @@
       <w:bookmarkEnd w:id="27"/>
       <w:bookmarkEnd w:id="28"/>
       <w:bookmarkEnd w:id="29"/>
-      <w:bookmarkEnd w:id="42"/>
-      <w:bookmarkEnd w:id="43"/>
+      <w:bookmarkEnd w:id="47"/>
+      <w:bookmarkEnd w:id="48"/>
       <w:r>
         <w:t>ähteet</w:t>
       </w:r>
-      <w:bookmarkStart w:id="45" w:name="_Hlk64204481"/>
+      <w:bookmarkStart w:id="50" w:name="_Hlk64204481"/>
       <w:bookmarkEnd w:id="1"/>
       <w:bookmarkEnd w:id="2"/>
-      <w:bookmarkEnd w:id="44"/>
+      <w:bookmarkEnd w:id="49"/>
     </w:p>
     <w:p>
       <w:pPr>
@@ -9387,9 +9726,6 @@
     <w:p>
       <w:pPr>
         <w:spacing w:after="160" w:line="279" w:lineRule="auto"/>
-        <w:rPr>
-          <w:lang w:val="en-GB"/>
-        </w:rPr>
       </w:pPr>
       <w:r>
         <w:rPr>
@@ -9627,19 +9963,26 @@
         </w:rPr>
         <w:t xml:space="preserve">. </w:t>
       </w:r>
-      <w:r>
-        <w:rPr>
-          <w:lang w:val="en-GB"/>
-        </w:rPr>
-        <w:t>Independently Published.</w:t>
+      <w:proofErr w:type="spellStart"/>
+      <w:r>
+        <w:t>Independently</w:t>
+      </w:r>
+      <w:proofErr w:type="spellEnd"/>
+      <w:r>
+        <w:t xml:space="preserve"> </w:t>
+      </w:r>
+      <w:proofErr w:type="spellStart"/>
+      <w:r>
+        <w:t>Published</w:t>
+      </w:r>
+      <w:proofErr w:type="spellEnd"/>
+      <w:r>
+        <w:t>.</w:t>
       </w:r>
     </w:p>
     <w:p>
       <w:pPr>
         <w:spacing w:after="160" w:line="279" w:lineRule="auto"/>
-        <w:rPr>
-          <w:lang w:val="en-GB"/>
-        </w:rPr>
       </w:pPr>
     </w:p>
     <w:p>
@@ -10122,7 +10465,7 @@
         <w:pStyle w:val="Sourcematerial"/>
       </w:pPr>
     </w:p>
-    <w:bookmarkEnd w:id="45"/>
+    <w:bookmarkEnd w:id="50"/>
     <w:p>
       <w:pPr>
         <w:pStyle w:val="Sourcematerial"/>
@@ -10515,38 +10858,25 @@
         <w:pStyle w:val="Kuvaotsikko"/>
         <w:ind w:firstLine="360"/>
       </w:pPr>
-      <w:bookmarkStart w:id="46" w:name="_Toc137394105"/>
+      <w:bookmarkStart w:id="51" w:name="_Toc137394105"/>
       <w:r>
         <w:t xml:space="preserve">Kuva </w:t>
       </w:r>
-      <w:r>
-        <w:fldChar w:fldCharType="begin"/>
-      </w:r>
-      <w:r>
-        <w:instrText xml:space="preserve"> SEQ Kuva \* ARABIC </w:instrText>
-      </w:r>
-      <w:r>
-        <w:fldChar w:fldCharType="separate"/>
-      </w:r>
-      <w:r>
-        <w:rPr>
-          <w:noProof/>
-        </w:rPr>
-        <w:t>1</w:t>
-      </w:r>
-      <w:r>
-        <w:rPr>
-          <w:noProof/>
-        </w:rPr>
-        <w:fldChar w:fldCharType="end"/>
-      </w:r>
+      <w:fldSimple w:instr=" SEQ Kuva \* ARABIC ">
+        <w:r>
+          <w:rPr>
+            <w:noProof/>
+          </w:rPr>
+          <w:t>1</w:t>
+        </w:r>
+      </w:fldSimple>
       <w:r>
         <w:t xml:space="preserve">. </w:t>
       </w:r>
       <w:r>
         <w:t>Liitteen ylätunnisteen muuttaminen.</w:t>
       </w:r>
-      <w:bookmarkEnd w:id="46"/>
+      <w:bookmarkEnd w:id="51"/>
     </w:p>
     <w:p>
       <w:pPr>
@@ -10798,35 +11128,22 @@
         <w:pStyle w:val="Kuvaotsikko"/>
         <w:ind w:firstLine="360"/>
       </w:pPr>
-      <w:bookmarkStart w:id="47" w:name="_Toc137394106"/>
+      <w:bookmarkStart w:id="52" w:name="_Toc137394106"/>
       <w:r>
         <w:t xml:space="preserve">Kuva </w:t>
       </w:r>
-      <w:r>
-        <w:fldChar w:fldCharType="begin"/>
-      </w:r>
-      <w:r>
-        <w:instrText xml:space="preserve"> SEQ Kuva \* ARABIC </w:instrText>
-      </w:r>
-      <w:r>
-        <w:fldChar w:fldCharType="separate"/>
-      </w:r>
-      <w:r>
-        <w:rPr>
-          <w:noProof/>
-        </w:rPr>
-        <w:t>2</w:t>
-      </w:r>
-      <w:r>
-        <w:rPr>
-          <w:noProof/>
-        </w:rPr>
-        <w:fldChar w:fldCharType="end"/>
-      </w:r>
+      <w:fldSimple w:instr=" SEQ Kuva \* ARABIC ">
+        <w:r>
+          <w:rPr>
+            <w:noProof/>
+          </w:rPr>
+          <w:t>2</w:t>
+        </w:r>
+      </w:fldSimple>
       <w:r>
         <w:t>. Osanvaihtokoodi.</w:t>
       </w:r>
-      <w:bookmarkEnd w:id="47"/>
+      <w:bookmarkEnd w:id="52"/>
     </w:p>
     <w:p>
       <w:pPr>
@@ -10904,7 +11221,7 @@
       <w:pPr>
         <w:pStyle w:val="UnnumberedHeading"/>
       </w:pPr>
-      <w:bookmarkStart w:id="48" w:name="_Hlk64204603"/>
+      <w:bookmarkStart w:id="53" w:name="_Hlk64204603"/>
       <w:r>
         <w:t>Kaavat osana tekstiä</w:t>
       </w:r>
@@ -11225,38 +11542,25 @@
       <w:pPr>
         <w:pStyle w:val="Kuvaotsikko"/>
       </w:pPr>
-      <w:bookmarkStart w:id="49" w:name="_Toc137394113"/>
+      <w:bookmarkStart w:id="54" w:name="_Toc137394113"/>
       <w:r>
         <w:t xml:space="preserve">Kuvio </w:t>
       </w:r>
-      <w:r>
-        <w:fldChar w:fldCharType="begin"/>
-      </w:r>
-      <w:r>
-        <w:instrText xml:space="preserve"> SEQ Kuvio \* ARABIC </w:instrText>
-      </w:r>
-      <w:r>
-        <w:fldChar w:fldCharType="separate"/>
-      </w:r>
-      <w:r>
-        <w:rPr>
-          <w:noProof/>
-        </w:rPr>
-        <w:t>1</w:t>
-      </w:r>
-      <w:r>
-        <w:rPr>
-          <w:noProof/>
-        </w:rPr>
-        <w:fldChar w:fldCharType="end"/>
-      </w:r>
+      <w:fldSimple w:instr=" SEQ Kuvio \* ARABIC ">
+        <w:r>
+          <w:rPr>
+            <w:noProof/>
+          </w:rPr>
+          <w:t>1</w:t>
+        </w:r>
+      </w:fldSimple>
       <w:r>
         <w:t>.</w:t>
       </w:r>
       <w:r>
         <w:t xml:space="preserve"> Esimerkki kuviosta (Lähdeviite).</w:t>
       </w:r>
-      <w:bookmarkEnd w:id="49"/>
+      <w:bookmarkEnd w:id="54"/>
     </w:p>
     <w:p>
       <w:r>
@@ -11499,49 +11803,36 @@
       <w:pPr>
         <w:pStyle w:val="Kuvaotsikko"/>
       </w:pPr>
-      <w:bookmarkStart w:id="50" w:name="_Toc436943409"/>
-      <w:bookmarkStart w:id="51" w:name="_Toc137394107"/>
+      <w:bookmarkStart w:id="55" w:name="_Toc436943409"/>
+      <w:bookmarkStart w:id="56" w:name="_Toc137394107"/>
       <w:r>
         <w:t xml:space="preserve">Kuva </w:t>
       </w:r>
-      <w:r>
-        <w:fldChar w:fldCharType="begin"/>
-      </w:r>
-      <w:r>
-        <w:instrText xml:space="preserve"> SEQ Kuva \* ARABIC </w:instrText>
-      </w:r>
-      <w:r>
-        <w:fldChar w:fldCharType="separate"/>
-      </w:r>
-      <w:r>
-        <w:rPr>
-          <w:noProof/>
-        </w:rPr>
-        <w:t>3</w:t>
-      </w:r>
-      <w:r>
-        <w:rPr>
-          <w:noProof/>
-        </w:rPr>
-        <w:fldChar w:fldCharType="end"/>
-      </w:r>
+      <w:fldSimple w:instr=" SEQ Kuva \* ARABIC ">
+        <w:r>
+          <w:rPr>
+            <w:noProof/>
+          </w:rPr>
+          <w:t>3</w:t>
+        </w:r>
+      </w:fldSimple>
       <w:r>
         <w:t>.</w:t>
       </w:r>
       <w:r>
         <w:t xml:space="preserve"> Esimerkki kuvaotsikon lisäämisestä.</w:t>
       </w:r>
-      <w:bookmarkEnd w:id="50"/>
-      <w:bookmarkEnd w:id="51"/>
-    </w:p>
-    <w:p>
-      <w:bookmarkStart w:id="52" w:name="_Hlk135822502"/>
+      <w:bookmarkEnd w:id="55"/>
+      <w:bookmarkEnd w:id="56"/>
+    </w:p>
+    <w:p>
+      <w:bookmarkStart w:id="57" w:name="_Hlk135822502"/>
       <w:r>
         <w:lastRenderedPageBreak/>
         <w:t>Kun toimit edellä mainitulla tavalla, kuvat ja kuviot merkitään automaattisesti Kuvan otsikko -tyylillä ja saat ne osaksi Kuvat ja Kuviot -luetteloita, kun luettelot seuraavan kerran päivitetään.</w:t>
       </w:r>
     </w:p>
-    <w:bookmarkEnd w:id="52"/>
+    <w:bookmarkEnd w:id="57"/>
     <w:p>
       <w:proofErr w:type="spellStart"/>
       <w:r>
@@ -11847,35 +12138,22 @@
       <w:pPr>
         <w:pStyle w:val="Kuvaotsikko"/>
       </w:pPr>
-      <w:bookmarkStart w:id="53" w:name="_Toc137394108"/>
+      <w:bookmarkStart w:id="58" w:name="_Toc137394108"/>
       <w:r>
         <w:t xml:space="preserve">Kuva </w:t>
       </w:r>
-      <w:r>
-        <w:fldChar w:fldCharType="begin"/>
-      </w:r>
-      <w:r>
-        <w:instrText xml:space="preserve"> SEQ Kuva \* ARABIC </w:instrText>
-      </w:r>
-      <w:r>
-        <w:fldChar w:fldCharType="separate"/>
-      </w:r>
-      <w:r>
-        <w:rPr>
-          <w:noProof/>
-        </w:rPr>
-        <w:t>4</w:t>
-      </w:r>
-      <w:r>
-        <w:rPr>
-          <w:noProof/>
-        </w:rPr>
-        <w:fldChar w:fldCharType="end"/>
-      </w:r>
+      <w:fldSimple w:instr=" SEQ Kuva \* ARABIC ">
+        <w:r>
+          <w:rPr>
+            <w:noProof/>
+          </w:rPr>
+          <w:t>4</w:t>
+        </w:r>
+      </w:fldSimple>
       <w:r>
         <w:t>. Uuden otsikkolajin lisääminen.</w:t>
       </w:r>
-      <w:bookmarkEnd w:id="53"/>
+      <w:bookmarkEnd w:id="58"/>
     </w:p>
     <w:p>
       <w:pPr>
@@ -12044,37 +12322,24 @@
       <w:pPr>
         <w:pStyle w:val="Kuvaotsikko"/>
       </w:pPr>
-      <w:bookmarkStart w:id="54" w:name="_Toc436943418"/>
-      <w:bookmarkStart w:id="55" w:name="_Toc137394114"/>
+      <w:bookmarkStart w:id="59" w:name="_Toc436943418"/>
+      <w:bookmarkStart w:id="60" w:name="_Toc137394114"/>
       <w:r>
         <w:t xml:space="preserve">Taulukko </w:t>
       </w:r>
-      <w:r>
-        <w:fldChar w:fldCharType="begin"/>
-      </w:r>
-      <w:r>
-        <w:instrText xml:space="preserve"> SEQ Taulukko \* ARABIC </w:instrText>
-      </w:r>
-      <w:r>
-        <w:fldChar w:fldCharType="separate"/>
-      </w:r>
-      <w:r>
-        <w:rPr>
-          <w:noProof/>
-        </w:rPr>
-        <w:t>1</w:t>
-      </w:r>
-      <w:r>
-        <w:rPr>
-          <w:noProof/>
-        </w:rPr>
-        <w:fldChar w:fldCharType="end"/>
-      </w:r>
+      <w:fldSimple w:instr=" SEQ Taulukko \* ARABIC ">
+        <w:r>
+          <w:rPr>
+            <w:noProof/>
+          </w:rPr>
+          <w:t>1</w:t>
+        </w:r>
+      </w:fldSimple>
       <w:r>
         <w:t>. Esimerkki taulukosta.</w:t>
       </w:r>
-      <w:bookmarkEnd w:id="54"/>
-      <w:bookmarkEnd w:id="55"/>
+      <w:bookmarkEnd w:id="59"/>
+      <w:bookmarkEnd w:id="60"/>
     </w:p>
     <w:tbl>
       <w:tblPr>
@@ -12765,7 +13030,7 @@
       </w:tr>
     </w:tbl>
     <w:p/>
-    <w:bookmarkEnd w:id="48"/>
+    <w:bookmarkEnd w:id="53"/>
     <w:p/>
     <w:p/>
     <w:p>
@@ -12783,7 +13048,7 @@
       <w:pPr>
         <w:pStyle w:val="HeadingofAppendix"/>
       </w:pPr>
-      <w:bookmarkStart w:id="56" w:name="_Toc61546150"/>
+      <w:bookmarkStart w:id="61" w:name="_Toc61546150"/>
       <w:r>
         <w:lastRenderedPageBreak/>
         <w:t xml:space="preserve">Tiedoston </w:t>
@@ -12797,7 +13062,7 @@
       <w:r>
         <w:t>-muotoon</w:t>
       </w:r>
-      <w:bookmarkEnd w:id="56"/>
+      <w:bookmarkEnd w:id="61"/>
     </w:p>
     <w:p>
       <w:r>
@@ -13042,35 +13307,22 @@
       <w:pPr>
         <w:pStyle w:val="Kuvaotsikko"/>
       </w:pPr>
-      <w:bookmarkStart w:id="57" w:name="_Toc137394109"/>
+      <w:bookmarkStart w:id="62" w:name="_Toc137394109"/>
       <w:r>
         <w:t xml:space="preserve">Kuva </w:t>
       </w:r>
-      <w:r>
-        <w:fldChar w:fldCharType="begin"/>
-      </w:r>
-      <w:r>
-        <w:instrText xml:space="preserve"> SEQ Kuva \* ARABIC </w:instrText>
-      </w:r>
-      <w:r>
-        <w:fldChar w:fldCharType="separate"/>
-      </w:r>
-      <w:r>
-        <w:rPr>
-          <w:noProof/>
-        </w:rPr>
-        <w:t>5</w:t>
-      </w:r>
-      <w:r>
-        <w:rPr>
-          <w:noProof/>
-        </w:rPr>
-        <w:fldChar w:fldCharType="end"/>
-      </w:r>
+      <w:fldSimple w:instr=" SEQ Kuva \* ARABIC ">
+        <w:r>
+          <w:rPr>
+            <w:noProof/>
+          </w:rPr>
+          <w:t>5</w:t>
+        </w:r>
+      </w:fldSimple>
       <w:r>
         <w:t>. Dokumentin tietojen muokkaus.</w:t>
       </w:r>
-      <w:bookmarkEnd w:id="57"/>
+      <w:bookmarkEnd w:id="62"/>
     </w:p>
     <w:p>
       <w:pPr>
@@ -13271,32 +13523,19 @@
       <w:pPr>
         <w:pStyle w:val="Kuvaotsikko"/>
       </w:pPr>
-      <w:bookmarkStart w:id="58" w:name="_Toc59288897"/>
-      <w:bookmarkStart w:id="59" w:name="_Toc137394110"/>
+      <w:bookmarkStart w:id="63" w:name="_Toc59288897"/>
+      <w:bookmarkStart w:id="64" w:name="_Toc137394110"/>
       <w:r>
         <w:t xml:space="preserve">Kuva </w:t>
       </w:r>
-      <w:r>
-        <w:fldChar w:fldCharType="begin"/>
-      </w:r>
-      <w:r>
-        <w:instrText xml:space="preserve"> SEQ Kuva \* ARABIC </w:instrText>
-      </w:r>
-      <w:r>
-        <w:fldChar w:fldCharType="separate"/>
-      </w:r>
-      <w:r>
-        <w:rPr>
-          <w:noProof/>
-        </w:rPr>
-        <w:t>6</w:t>
-      </w:r>
-      <w:r>
-        <w:rPr>
-          <w:noProof/>
-        </w:rPr>
-        <w:fldChar w:fldCharType="end"/>
-      </w:r>
+      <w:fldSimple w:instr=" SEQ Kuva \* ARABIC ">
+        <w:r>
+          <w:rPr>
+            <w:noProof/>
+          </w:rPr>
+          <w:t>6</w:t>
+        </w:r>
+      </w:fldSimple>
       <w:r>
         <w:t>. Vienti PDF-</w:t>
       </w:r>
@@ -13306,8 +13545,8 @@
       <w:r>
         <w:t>.</w:t>
       </w:r>
-      <w:bookmarkEnd w:id="58"/>
-      <w:bookmarkEnd w:id="59"/>
+      <w:bookmarkEnd w:id="63"/>
+      <w:bookmarkEnd w:id="64"/>
     </w:p>
     <w:p>
       <w:r>
@@ -13386,32 +13625,19 @@
       <w:pPr>
         <w:pStyle w:val="Kuvaotsikko"/>
       </w:pPr>
-      <w:bookmarkStart w:id="60" w:name="_Toc59288898"/>
-      <w:bookmarkStart w:id="61" w:name="_Toc137394111"/>
+      <w:bookmarkStart w:id="65" w:name="_Toc59288898"/>
+      <w:bookmarkStart w:id="66" w:name="_Toc137394111"/>
       <w:r>
         <w:t xml:space="preserve">Kuva </w:t>
       </w:r>
-      <w:r>
-        <w:fldChar w:fldCharType="begin"/>
-      </w:r>
-      <w:r>
-        <w:instrText xml:space="preserve"> SEQ Kuva \* ARABIC </w:instrText>
-      </w:r>
-      <w:r>
-        <w:fldChar w:fldCharType="separate"/>
-      </w:r>
-      <w:r>
-        <w:rPr>
-          <w:noProof/>
-        </w:rPr>
-        <w:t>7</w:t>
-      </w:r>
-      <w:r>
-        <w:rPr>
-          <w:noProof/>
-        </w:rPr>
-        <w:fldChar w:fldCharType="end"/>
-      </w:r>
+      <w:fldSimple w:instr=" SEQ Kuva \* ARABIC ">
+        <w:r>
+          <w:rPr>
+            <w:noProof/>
+          </w:rPr>
+          <w:t>7</w:t>
+        </w:r>
+      </w:fldSimple>
       <w:r>
         <w:t xml:space="preserve">. </w:t>
       </w:r>
@@ -13424,8 +13650,8 @@
       <w:r>
         <w:t>.</w:t>
       </w:r>
-      <w:bookmarkEnd w:id="60"/>
-      <w:bookmarkEnd w:id="61"/>
+      <w:bookmarkEnd w:id="65"/>
+      <w:bookmarkEnd w:id="66"/>
     </w:p>
     <w:p>
       <w:r>
@@ -13473,7 +13699,7 @@
         <w:ind w:left="714" w:hanging="357"/>
         <w:contextualSpacing/>
       </w:pPr>
-      <w:bookmarkStart w:id="62" w:name="_Hlk135841590"/>
+      <w:bookmarkStart w:id="67" w:name="_Hlk135841590"/>
       <w:r>
         <w:t xml:space="preserve">Valitse </w:t>
       </w:r>
@@ -13528,7 +13754,7 @@
         <w:t xml:space="preserve">). </w:t>
       </w:r>
     </w:p>
-    <w:bookmarkEnd w:id="62"/>
+    <w:bookmarkEnd w:id="67"/>
     <w:p>
       <w:pPr>
         <w:numPr>
@@ -13862,37 +14088,24 @@
         <w:pStyle w:val="Kuvaotsikko"/>
         <w:ind w:left="720"/>
       </w:pPr>
-      <w:bookmarkStart w:id="63" w:name="_Toc59288899"/>
-      <w:bookmarkStart w:id="64" w:name="_Toc137394112"/>
+      <w:bookmarkStart w:id="68" w:name="_Toc59288899"/>
+      <w:bookmarkStart w:id="69" w:name="_Toc137394112"/>
       <w:r>
         <w:t xml:space="preserve">Kuva </w:t>
       </w:r>
-      <w:r>
-        <w:fldChar w:fldCharType="begin"/>
-      </w:r>
-      <w:r>
-        <w:instrText xml:space="preserve"> SEQ Kuva \* ARABIC </w:instrText>
-      </w:r>
-      <w:r>
-        <w:fldChar w:fldCharType="separate"/>
-      </w:r>
-      <w:r>
-        <w:rPr>
-          <w:noProof/>
-        </w:rPr>
-        <w:t>8</w:t>
-      </w:r>
-      <w:r>
-        <w:rPr>
-          <w:noProof/>
-        </w:rPr>
-        <w:fldChar w:fldCharType="end"/>
-      </w:r>
+      <w:fldSimple w:instr=" SEQ Kuva \* ARABIC ">
+        <w:r>
+          <w:rPr>
+            <w:noProof/>
+          </w:rPr>
+          <w:t>8</w:t>
+        </w:r>
+      </w:fldSimple>
       <w:r>
         <w:t>. PDF/A-tiedoston asetukset.</w:t>
       </w:r>
-      <w:bookmarkEnd w:id="63"/>
-      <w:bookmarkEnd w:id="64"/>
+      <w:bookmarkEnd w:id="68"/>
+      <w:bookmarkEnd w:id="69"/>
     </w:p>
     <w:p>
       <w:r>
@@ -13917,13 +14130,13 @@
       <w:pPr>
         <w:pStyle w:val="Otsikko1"/>
       </w:pPr>
-      <w:bookmarkStart w:id="65" w:name="_Toc216100210"/>
+      <w:bookmarkStart w:id="70" w:name="_Toc216104033"/>
       <w:proofErr w:type="spellStart"/>
       <w:r>
         <w:lastRenderedPageBreak/>
         <w:t>Abstract</w:t>
       </w:r>
-      <w:bookmarkEnd w:id="65"/>
+      <w:bookmarkEnd w:id="70"/>
       <w:proofErr w:type="spellEnd"/>
     </w:p>
     <w:p>
@@ -17715,6 +17928,7 @@
   <w:style w:type="character" w:default="1" w:styleId="Kappaleenoletusfontti">
     <w:name w:val="Default Paragraph Font"/>
     <w:uiPriority w:val="1"/>
+    <w:semiHidden/>
     <w:unhideWhenUsed/>
   </w:style>
   <w:style w:type="table" w:default="1" w:styleId="Normaalitaulukko">
@@ -19822,6 +20036,7 @@
     <w:rsid w:val="00DB792C"/>
     <w:rsid w:val="00DD3F3A"/>
     <w:rsid w:val="00E05934"/>
+    <w:rsid w:val="00F67C6E"/>
   </w:rsids>
   <m:mathPr>
     <m:mathFont m:val="Cambria Math"/>
@@ -20605,138 +20820,6 @@
 </file>
 
 <file path=customXml/item1.xml><?xml version="1.0" encoding="utf-8"?>
-<p:properties xmlns:p="http://schemas.microsoft.com/office/2006/metadata/properties" xmlns:xsi="http://www.w3.org/2001/XMLSchema-instance" xmlns:pc="http://schemas.microsoft.com/office/infopath/2007/PartnerControls">
-  <documentManagement>
-    <IntraUpdateFI xmlns="29d38182-2ba3-434b-9466-3aece3d3aa2e">2025-08-30T21:00:00+00:00</IntraUpdateFI>
-    <IntraLanguageversionFI xmlns="29d38182-2ba3-434b-9466-3aece3d3aa2e">
-      <Url xsi:nil="true"/>
-      <Description xsi:nil="true"/>
-    </IntraLanguageversionFI>
-    <ib301ec3e9644efb8c8471003c19236e xmlns="29d38182-2ba3-434b-9466-3aece3d3aa2e">
-      <Terms xmlns="http://schemas.microsoft.com/office/infopath/2007/PartnerControls">
-        <TermInfo xmlns="http://schemas.microsoft.com/office/infopath/2007/PartnerControls">
-          <TermName xmlns="http://schemas.microsoft.com/office/infopath/2007/PartnerControls">Mallipohja</TermName>
-          <TermId xmlns="http://schemas.microsoft.com/office/infopath/2007/PartnerControls">018869ec-73bf-4e71-a6a9-62de2383ae78</TermId>
-        </TermInfo>
-      </Terms>
-    </ib301ec3e9644efb8c8471003c19236e>
-    <caf97a467bb94522bf6c109cc6ea1b2f xmlns="29d38182-2ba3-434b-9466-3aece3d3aa2e">
-      <Terms xmlns="http://schemas.microsoft.com/office/infopath/2007/PartnerControls">
-        <TermInfo xmlns="http://schemas.microsoft.com/office/infopath/2007/PartnerControls">
-          <TermName xmlns="http://schemas.microsoft.com/office/infopath/2007/PartnerControls">Yhteiset palvelut</TermName>
-          <TermId xmlns="http://schemas.microsoft.com/office/infopath/2007/PartnerControls">6fbd11bc-3334-4762-bc75-406427997d41</TermId>
-        </TermInfo>
-        <TermInfo xmlns="http://schemas.microsoft.com/office/infopath/2007/PartnerControls">
-          <TermName xmlns="http://schemas.microsoft.com/office/infopath/2007/PartnerControls">Koulutuksen palvelut</TermName>
-          <TermId xmlns="http://schemas.microsoft.com/office/infopath/2007/PartnerControls">b1d28787-f08e-427f-9781-4a26a171873a</TermId>
-        </TermInfo>
-      </Terms>
-    </caf97a467bb94522bf6c109cc6ea1b2f>
-    <TaxCatchAll xmlns="29d38182-2ba3-434b-9466-3aece3d3aa2e">
-      <Value>220</Value>
-      <Value>65</Value>
-      <Value>31</Value>
-      <Value>370</Value>
-      <Value>180</Value>
-      <Value>145</Value>
-      <Value>54</Value>
-      <Value>52</Value>
-    </TaxCatchAll>
-    <d517136b92564d9886fefa3eb935c454 xmlns="29d38182-2ba3-434b-9466-3aece3d3aa2e">
-      <Terms xmlns="http://schemas.microsoft.com/office/infopath/2007/PartnerControls">
-        <TermInfo xmlns="http://schemas.microsoft.com/office/infopath/2007/PartnerControls">
-          <TermName xmlns="http://schemas.microsoft.com/office/infopath/2007/PartnerControls">Ei prosessia</TermName>
-          <TermId xmlns="http://schemas.microsoft.com/office/infopath/2007/PartnerControls">97a57f41-fff7-469d-ac8a-3b5c65f5653e</TermId>
-        </TermInfo>
-      </Terms>
-    </d517136b92564d9886fefa3eb935c454>
-    <TaxKeywordTaxHTField xmlns="c2da8608-6b58-45ec-82e0-5098f9986dbf">
-      <Terms xmlns="http://schemas.microsoft.com/office/infopath/2007/PartnerControls">
-        <TermInfo xmlns="http://schemas.microsoft.com/office/infopath/2007/PartnerControls">
-          <TermName xmlns="http://schemas.microsoft.com/office/infopath/2007/PartnerControls">Opinnäytetyön lomakkeet ja mallipohjat</TermName>
-          <TermId xmlns="http://schemas.microsoft.com/office/infopath/2007/PartnerControls">24a04aa2-3d3f-4318-947d-dcaa9240650c</TermId>
-        </TermInfo>
-      </Terms>
-    </TaxKeywordTaxHTField>
-    <IntraResponsibleFI xmlns="29d38182-2ba3-434b-9466-3aece3d3aa2e">
-      <UserInfo>
-        <DisplayName>i:0#.f|membership|maria.valivirtahavia@turkuamk.fi</DisplayName>
-        <AccountId>4115</AccountId>
-        <AccountType/>
-      </UserInfo>
-      <UserInfo>
-        <DisplayName>i:0#.f|membership|anne.antero@turkuamk.fi</DisplayName>
-        <AccountId>1752</AccountId>
-        <AccountType/>
-      </UserInfo>
-    </IntraResponsibleFI>
-    <d5e5c4b2108343b5a7c63b2c45e02bb4 xmlns="29d38182-2ba3-434b-9466-3aece3d3aa2e">
-      <Terms xmlns="http://schemas.microsoft.com/office/infopath/2007/PartnerControls">
-        <TermInfo xmlns="http://schemas.microsoft.com/office/infopath/2007/PartnerControls">
-          <TermName xmlns="http://schemas.microsoft.com/office/infopath/2007/PartnerControls">Opinnäytetyö</TermName>
-          <TermId xmlns="http://schemas.microsoft.com/office/infopath/2007/PartnerControls">764ae95c-3e3e-4b8d-96a3-adf7c36171ff</TermId>
-        </TermInfo>
-        <TermInfo xmlns="http://schemas.microsoft.com/office/infopath/2007/PartnerControls">
-          <TermName xmlns="http://schemas.microsoft.com/office/infopath/2007/PartnerControls">Opinnäytetyön lomakkeet ja mallipohjat</TermName>
-          <TermId xmlns="http://schemas.microsoft.com/office/infopath/2007/PartnerControls">24a04aa2-3d3f-4318-947d-dcaa9240650c</TermId>
-        </TermInfo>
-      </Terms>
-    </d5e5c4b2108343b5a7c63b2c45e02bb4>
-    <m6e0ec6a239748e59d497cbd7a7abecb xmlns="29d38182-2ba3-434b-9466-3aece3d3aa2e">
-      <Terms xmlns="http://schemas.microsoft.com/office/infopath/2007/PartnerControls">
-        <TermInfo xmlns="http://schemas.microsoft.com/office/infopath/2007/PartnerControls">
-          <TermName xmlns="http://schemas.microsoft.com/office/infopath/2007/PartnerControls">Ei palvelua</TermName>
-          <TermId xmlns="http://schemas.microsoft.com/office/infopath/2007/PartnerControls">fda82063-688d-4b03-bd66-777c086b0675</TermId>
-        </TermInfo>
-      </Terms>
-    </m6e0ec6a239748e59d497cbd7a7abecb>
-    <SharedWithUsers xmlns="c2da8608-6b58-45ec-82e0-5098f9986dbf">
-      <UserInfo>
-        <DisplayName>Mäki Eerika</DisplayName>
-        <AccountId>9089</AccountId>
-        <AccountType/>
-      </UserInfo>
-      <UserInfo>
-        <DisplayName>Tiainen Jannika</DisplayName>
-        <AccountId>10356</AccountId>
-        <AccountType/>
-      </UserInfo>
-      <UserInfo>
-        <DisplayName>Kajokallio Kamilla</DisplayName>
-        <AccountId>738</AccountId>
-        <AccountType/>
-      </UserInfo>
-      <UserInfo>
-        <DisplayName>Rothovius Henna</DisplayName>
-        <AccountId>1530</AccountId>
-        <AccountType/>
-      </UserInfo>
-      <UserInfo>
-        <DisplayName>Ruotanen Vilma</DisplayName>
-        <AccountId>2676</AccountId>
-        <AccountType/>
-      </UserInfo>
-      <UserInfo>
-        <DisplayName>Abtidon Sagal</DisplayName>
-        <AccountId>20313</AccountId>
-        <AccountType/>
-      </UserInfo>
-      <UserInfo>
-        <DisplayName>Chamani Forough</DisplayName>
-        <AccountId>18347</AccountId>
-        <AccountType/>
-      </UserInfo>
-      <UserInfo>
-        <DisplayName>Koskenrouta Elina</DisplayName>
-        <AccountId>18465</AccountId>
-        <AccountType/>
-      </UserInfo>
-    </SharedWithUsers>
-  </documentManagement>
-</p:properties>
-</file>
-
-<file path=customXml/item2.xml><?xml version="1.0" encoding="utf-8"?>
 <ct:contentTypeSchema xmlns:ct="http://schemas.microsoft.com/office/2006/metadata/contentType" xmlns:ma="http://schemas.microsoft.com/office/2006/metadata/properties/metaAttributes" ct:_="" ma:_="" ma:contentTypeName="Document" ma:contentTypeID="0x0101002475E0E10D54B84F937F817497528C71" ma:contentTypeVersion="31" ma:contentTypeDescription="Create a new document." ma:contentTypeScope="" ma:versionID="13da27f6c67572251a4248440d3ad1f6">
   <xsd:schema xmlns:xsd="http://www.w3.org/2001/XMLSchema" xmlns:xs="http://www.w3.org/2001/XMLSchema" xmlns:p="http://schemas.microsoft.com/office/2006/metadata/properties" xmlns:ns2="29d38182-2ba3-434b-9466-3aece3d3aa2e" xmlns:ns3="c2da8608-6b58-45ec-82e0-5098f9986dbf" xmlns:ns4="77b8d55e-a628-4725-ad2a-a2aab75e1dba" targetNamespace="http://schemas.microsoft.com/office/2006/metadata/properties" ma:root="true" ma:fieldsID="4e9409845ca9d9160f86c08f661ea0ad" ns2:_="" ns3:_="" ns4:_="">
     <xsd:import namespace="29d38182-2ba3-434b-9466-3aece3d3aa2e"/>
@@ -21063,7 +21146,143 @@
 </ct:contentTypeSchema>
 </file>
 
+<file path=customXml/item2.xml><?xml version="1.0" encoding="utf-8"?>
+<p:properties xmlns:p="http://schemas.microsoft.com/office/2006/metadata/properties" xmlns:xsi="http://www.w3.org/2001/XMLSchema-instance" xmlns:pc="http://schemas.microsoft.com/office/infopath/2007/PartnerControls">
+  <documentManagement>
+    <IntraUpdateFI xmlns="29d38182-2ba3-434b-9466-3aece3d3aa2e">2025-08-30T21:00:00+00:00</IntraUpdateFI>
+    <IntraLanguageversionFI xmlns="29d38182-2ba3-434b-9466-3aece3d3aa2e">
+      <Url xsi:nil="true"/>
+      <Description xsi:nil="true"/>
+    </IntraLanguageversionFI>
+    <ib301ec3e9644efb8c8471003c19236e xmlns="29d38182-2ba3-434b-9466-3aece3d3aa2e">
+      <Terms xmlns="http://schemas.microsoft.com/office/infopath/2007/PartnerControls">
+        <TermInfo xmlns="http://schemas.microsoft.com/office/infopath/2007/PartnerControls">
+          <TermName xmlns="http://schemas.microsoft.com/office/infopath/2007/PartnerControls">Mallipohja</TermName>
+          <TermId xmlns="http://schemas.microsoft.com/office/infopath/2007/PartnerControls">018869ec-73bf-4e71-a6a9-62de2383ae78</TermId>
+        </TermInfo>
+      </Terms>
+    </ib301ec3e9644efb8c8471003c19236e>
+    <caf97a467bb94522bf6c109cc6ea1b2f xmlns="29d38182-2ba3-434b-9466-3aece3d3aa2e">
+      <Terms xmlns="http://schemas.microsoft.com/office/infopath/2007/PartnerControls">
+        <TermInfo xmlns="http://schemas.microsoft.com/office/infopath/2007/PartnerControls">
+          <TermName xmlns="http://schemas.microsoft.com/office/infopath/2007/PartnerControls">Yhteiset palvelut</TermName>
+          <TermId xmlns="http://schemas.microsoft.com/office/infopath/2007/PartnerControls">6fbd11bc-3334-4762-bc75-406427997d41</TermId>
+        </TermInfo>
+        <TermInfo xmlns="http://schemas.microsoft.com/office/infopath/2007/PartnerControls">
+          <TermName xmlns="http://schemas.microsoft.com/office/infopath/2007/PartnerControls">Koulutuksen palvelut</TermName>
+          <TermId xmlns="http://schemas.microsoft.com/office/infopath/2007/PartnerControls">b1d28787-f08e-427f-9781-4a26a171873a</TermId>
+        </TermInfo>
+      </Terms>
+    </caf97a467bb94522bf6c109cc6ea1b2f>
+    <TaxCatchAll xmlns="29d38182-2ba3-434b-9466-3aece3d3aa2e">
+      <Value>220</Value>
+      <Value>65</Value>
+      <Value>31</Value>
+      <Value>370</Value>
+      <Value>180</Value>
+      <Value>145</Value>
+      <Value>54</Value>
+      <Value>52</Value>
+    </TaxCatchAll>
+    <d517136b92564d9886fefa3eb935c454 xmlns="29d38182-2ba3-434b-9466-3aece3d3aa2e">
+      <Terms xmlns="http://schemas.microsoft.com/office/infopath/2007/PartnerControls">
+        <TermInfo xmlns="http://schemas.microsoft.com/office/infopath/2007/PartnerControls">
+          <TermName xmlns="http://schemas.microsoft.com/office/infopath/2007/PartnerControls">Ei prosessia</TermName>
+          <TermId xmlns="http://schemas.microsoft.com/office/infopath/2007/PartnerControls">97a57f41-fff7-469d-ac8a-3b5c65f5653e</TermId>
+        </TermInfo>
+      </Terms>
+    </d517136b92564d9886fefa3eb935c454>
+    <TaxKeywordTaxHTField xmlns="c2da8608-6b58-45ec-82e0-5098f9986dbf">
+      <Terms xmlns="http://schemas.microsoft.com/office/infopath/2007/PartnerControls">
+        <TermInfo xmlns="http://schemas.microsoft.com/office/infopath/2007/PartnerControls">
+          <TermName xmlns="http://schemas.microsoft.com/office/infopath/2007/PartnerControls">Opinnäytetyön lomakkeet ja mallipohjat</TermName>
+          <TermId xmlns="http://schemas.microsoft.com/office/infopath/2007/PartnerControls">24a04aa2-3d3f-4318-947d-dcaa9240650c</TermId>
+        </TermInfo>
+      </Terms>
+    </TaxKeywordTaxHTField>
+    <IntraResponsibleFI xmlns="29d38182-2ba3-434b-9466-3aece3d3aa2e">
+      <UserInfo>
+        <DisplayName>i:0#.f|membership|maria.valivirtahavia@turkuamk.fi</DisplayName>
+        <AccountId>4115</AccountId>
+        <AccountType/>
+      </UserInfo>
+      <UserInfo>
+        <DisplayName>i:0#.f|membership|anne.antero@turkuamk.fi</DisplayName>
+        <AccountId>1752</AccountId>
+        <AccountType/>
+      </UserInfo>
+    </IntraResponsibleFI>
+    <d5e5c4b2108343b5a7c63b2c45e02bb4 xmlns="29d38182-2ba3-434b-9466-3aece3d3aa2e">
+      <Terms xmlns="http://schemas.microsoft.com/office/infopath/2007/PartnerControls">
+        <TermInfo xmlns="http://schemas.microsoft.com/office/infopath/2007/PartnerControls">
+          <TermName xmlns="http://schemas.microsoft.com/office/infopath/2007/PartnerControls">Opinnäytetyö</TermName>
+          <TermId xmlns="http://schemas.microsoft.com/office/infopath/2007/PartnerControls">764ae95c-3e3e-4b8d-96a3-adf7c36171ff</TermId>
+        </TermInfo>
+        <TermInfo xmlns="http://schemas.microsoft.com/office/infopath/2007/PartnerControls">
+          <TermName xmlns="http://schemas.microsoft.com/office/infopath/2007/PartnerControls">Opinnäytetyön lomakkeet ja mallipohjat</TermName>
+          <TermId xmlns="http://schemas.microsoft.com/office/infopath/2007/PartnerControls">24a04aa2-3d3f-4318-947d-dcaa9240650c</TermId>
+        </TermInfo>
+      </Terms>
+    </d5e5c4b2108343b5a7c63b2c45e02bb4>
+    <m6e0ec6a239748e59d497cbd7a7abecb xmlns="29d38182-2ba3-434b-9466-3aece3d3aa2e">
+      <Terms xmlns="http://schemas.microsoft.com/office/infopath/2007/PartnerControls">
+        <TermInfo xmlns="http://schemas.microsoft.com/office/infopath/2007/PartnerControls">
+          <TermName xmlns="http://schemas.microsoft.com/office/infopath/2007/PartnerControls">Ei palvelua</TermName>
+          <TermId xmlns="http://schemas.microsoft.com/office/infopath/2007/PartnerControls">fda82063-688d-4b03-bd66-777c086b0675</TermId>
+        </TermInfo>
+      </Terms>
+    </m6e0ec6a239748e59d497cbd7a7abecb>
+    <SharedWithUsers xmlns="c2da8608-6b58-45ec-82e0-5098f9986dbf">
+      <UserInfo>
+        <DisplayName>Mäki Eerika</DisplayName>
+        <AccountId>9089</AccountId>
+        <AccountType/>
+      </UserInfo>
+      <UserInfo>
+        <DisplayName>Tiainen Jannika</DisplayName>
+        <AccountId>10356</AccountId>
+        <AccountType/>
+      </UserInfo>
+      <UserInfo>
+        <DisplayName>Kajokallio Kamilla</DisplayName>
+        <AccountId>738</AccountId>
+        <AccountType/>
+      </UserInfo>
+      <UserInfo>
+        <DisplayName>Rothovius Henna</DisplayName>
+        <AccountId>1530</AccountId>
+        <AccountType/>
+      </UserInfo>
+      <UserInfo>
+        <DisplayName>Ruotanen Vilma</DisplayName>
+        <AccountId>2676</AccountId>
+        <AccountType/>
+      </UserInfo>
+      <UserInfo>
+        <DisplayName>Abtidon Sagal</DisplayName>
+        <AccountId>20313</AccountId>
+        <AccountType/>
+      </UserInfo>
+      <UserInfo>
+        <DisplayName>Chamani Forough</DisplayName>
+        <AccountId>18347</AccountId>
+        <AccountType/>
+      </UserInfo>
+      <UserInfo>
+        <DisplayName>Koskenrouta Elina</DisplayName>
+        <AccountId>18465</AccountId>
+        <AccountType/>
+      </UserInfo>
+    </SharedWithUsers>
+  </documentManagement>
+</p:properties>
+</file>
+
 <file path=customXml/item3.xml><?xml version="1.0" encoding="utf-8"?>
+<b:Sources xmlns:b="http://schemas.openxmlformats.org/officeDocument/2006/bibliography" xmlns="http://schemas.openxmlformats.org/officeDocument/2006/bibliography" SelectedStyle="\GB.XSL" StyleName="GB7714"/>
+</file>
+
+<file path=customXml/item4.xml><?xml version="1.0" encoding="utf-8"?>
 <?mso-contentType ?>
 <FormTemplates xmlns="http://schemas.microsoft.com/sharepoint/v3/contenttype/forms">
   <Display>DocumentLibraryForm</Display>
@@ -21072,22 +21291,7 @@
 </FormTemplates>
 </file>
 
-<file path=customXml/item4.xml><?xml version="1.0" encoding="utf-8"?>
-<b:Sources xmlns:b="http://schemas.openxmlformats.org/officeDocument/2006/bibliography" xmlns="http://schemas.openxmlformats.org/officeDocument/2006/bibliography" SelectedStyle="\GB.XSL" StyleName="GB7714"/>
-</file>
-
 <file path=customXml/itemProps1.xml><?xml version="1.0" encoding="utf-8"?>
-<ds:datastoreItem xmlns:ds="http://schemas.openxmlformats.org/officeDocument/2006/customXml" ds:itemID="{11AEAA72-A71C-4F59-B1F2-69D6C0A615FB}">
-  <ds:schemaRefs>
-    <ds:schemaRef ds:uri="http://schemas.microsoft.com/office/2006/metadata/properties"/>
-    <ds:schemaRef ds:uri="http://schemas.microsoft.com/office/infopath/2007/PartnerControls"/>
-    <ds:schemaRef ds:uri="29d38182-2ba3-434b-9466-3aece3d3aa2e"/>
-    <ds:schemaRef ds:uri="c2da8608-6b58-45ec-82e0-5098f9986dbf"/>
-  </ds:schemaRefs>
-</ds:datastoreItem>
-</file>
-
-<file path=customXml/itemProps2.xml><?xml version="1.0" encoding="utf-8"?>
 <ds:datastoreItem xmlns:ds="http://schemas.openxmlformats.org/officeDocument/2006/customXml" ds:itemID="{EE4B2239-A68B-4EA6-9BD3-4C6271D1C6AF}">
   <ds:schemaRefs>
     <ds:schemaRef ds:uri="http://schemas.microsoft.com/office/2006/metadata/contentType"/>
@@ -21107,18 +21311,29 @@
 </ds:datastoreItem>
 </file>
 
+<file path=customXml/itemProps2.xml><?xml version="1.0" encoding="utf-8"?>
+<ds:datastoreItem xmlns:ds="http://schemas.openxmlformats.org/officeDocument/2006/customXml" ds:itemID="{11AEAA72-A71C-4F59-B1F2-69D6C0A615FB}">
+  <ds:schemaRefs>
+    <ds:schemaRef ds:uri="http://schemas.microsoft.com/office/2006/metadata/properties"/>
+    <ds:schemaRef ds:uri="http://schemas.microsoft.com/office/infopath/2007/PartnerControls"/>
+    <ds:schemaRef ds:uri="29d38182-2ba3-434b-9466-3aece3d3aa2e"/>
+    <ds:schemaRef ds:uri="c2da8608-6b58-45ec-82e0-5098f9986dbf"/>
+  </ds:schemaRefs>
+</ds:datastoreItem>
+</file>
+
 <file path=customXml/itemProps3.xml><?xml version="1.0" encoding="utf-8"?>
+<ds:datastoreItem xmlns:ds="http://schemas.openxmlformats.org/officeDocument/2006/customXml" ds:itemID="{AC98FC60-AA00-4516-A716-017F371296A7}">
+  <ds:schemaRefs>
+    <ds:schemaRef ds:uri="http://schemas.openxmlformats.org/officeDocument/2006/bibliography"/>
+  </ds:schemaRefs>
+</ds:datastoreItem>
+</file>
+
+<file path=customXml/itemProps4.xml><?xml version="1.0" encoding="utf-8"?>
 <ds:datastoreItem xmlns:ds="http://schemas.openxmlformats.org/officeDocument/2006/customXml" ds:itemID="{198EC644-F7AF-456F-BC05-BD0D54E3DC7D}">
   <ds:schemaRefs>
     <ds:schemaRef ds:uri="http://schemas.microsoft.com/sharepoint/v3/contenttype/forms"/>
   </ds:schemaRefs>
 </ds:datastoreItem>
-</file>
-
-<file path=customXml/itemProps4.xml><?xml version="1.0" encoding="utf-8"?>
-<ds:datastoreItem xmlns:ds="http://schemas.openxmlformats.org/officeDocument/2006/customXml" ds:itemID="{AC98FC60-AA00-4516-A716-017F371296A7}">
-  <ds:schemaRefs>
-    <ds:schemaRef ds:uri="http://schemas.openxmlformats.org/officeDocument/2006/bibliography"/>
-  </ds:schemaRefs>
-</ds:datastoreItem>
 </file>
--- a/ORAOwl_opinnaytetyö.docx
+++ b/ORAOwl_opinnaytetyö.docx
@@ -313,7 +313,7 @@
         </w:p>
       </w:sdtContent>
     </w:sdt>
-    <w:bookmarkStart w:id="3" w:name="_Toc216104010"/>
+    <w:bookmarkStart w:id="3" w:name="_Toc216104689"/>
     <w:p>
       <w:pPr>
         <w:pStyle w:val="Opinnytetynotsikko"/>
@@ -2063,7 +2063,6 @@
             <w:t xml:space="preserve"> </w:t>
           </w:r>
           <w:proofErr w:type="spellStart"/>
-          <w:proofErr w:type="gramStart"/>
           <w:r>
             <w:rPr>
               <w:sz w:val="22"/>
@@ -2073,7 +2072,6 @@
             <w:t>GDPR:n</w:t>
           </w:r>
           <w:proofErr w:type="spellEnd"/>
-          <w:proofErr w:type="gramEnd"/>
           <w:r>
             <w:rPr>
               <w:sz w:val="22"/>
@@ -3302,7 +3300,7 @@
       <w:r>
         <w:fldChar w:fldCharType="separate"/>
       </w:r>
-      <w:hyperlink w:anchor="_Toc216104010" w:history="1">
+      <w:hyperlink w:anchor="_Toc216104689" w:history="1">
         <w:r>
           <w:rPr>
             <w:rStyle w:val="Hyperlinkki"/>
@@ -3329,7 +3327,7 @@
             <w:noProof/>
             <w:webHidden/>
           </w:rPr>
-          <w:instrText xml:space="preserve"> PAGEREF _Toc216104010 \h </w:instrText>
+          <w:instrText xml:space="preserve"> PAGEREF _Toc216104689 \h </w:instrText>
         </w:r>
         <w:r>
           <w:rPr>
@@ -3374,7 +3372,7 @@
           <w14:ligatures w14:val="standardContextual"/>
         </w:rPr>
       </w:pPr>
-      <w:hyperlink w:anchor="_Toc216104011" w:history="1">
+      <w:hyperlink w:anchor="_Toc216104690" w:history="1">
         <w:r>
           <w:rPr>
             <w:rStyle w:val="Hyperlinkki"/>
@@ -3401,7 +3399,7 @@
             <w:noProof/>
             <w:webHidden/>
           </w:rPr>
-          <w:instrText xml:space="preserve"> PAGEREF _Toc216104011 \h </w:instrText>
+          <w:instrText xml:space="preserve"> PAGEREF _Toc216104690 \h </w:instrText>
         </w:r>
         <w:r>
           <w:rPr>
@@ -3446,7 +3444,7 @@
           <w14:ligatures w14:val="standardContextual"/>
         </w:rPr>
       </w:pPr>
-      <w:hyperlink w:anchor="_Toc216104012" w:history="1">
+      <w:hyperlink w:anchor="_Toc216104691" w:history="1">
         <w:r>
           <w:rPr>
             <w:rStyle w:val="Hyperlinkki"/>
@@ -3481,7 +3479,7 @@
             <w:noProof/>
             <w:webHidden/>
           </w:rPr>
-          <w:instrText xml:space="preserve"> PAGEREF _Toc216104012 \h </w:instrText>
+          <w:instrText xml:space="preserve"> PAGEREF _Toc216104691 \h </w:instrText>
         </w:r>
         <w:r>
           <w:rPr>
@@ -3524,7 +3522,7 @@
           <w14:ligatures w14:val="standardContextual"/>
         </w:rPr>
       </w:pPr>
-      <w:hyperlink w:anchor="_Toc216104013" w:history="1">
+      <w:hyperlink w:anchor="_Toc216104692" w:history="1">
         <w:r>
           <w:rPr>
             <w:rStyle w:val="Hyperlinkki"/>
@@ -3551,7 +3549,7 @@
             <w:noProof/>
             <w:webHidden/>
           </w:rPr>
-          <w:instrText xml:space="preserve"> PAGEREF _Toc216104013 \h </w:instrText>
+          <w:instrText xml:space="preserve"> PAGEREF _Toc216104692 \h </w:instrText>
         </w:r>
         <w:r>
           <w:rPr>
@@ -3594,7 +3592,7 @@
           <w14:ligatures w14:val="standardContextual"/>
         </w:rPr>
       </w:pPr>
-      <w:hyperlink w:anchor="_Toc216104014" w:history="1">
+      <w:hyperlink w:anchor="_Toc216104693" w:history="1">
         <w:r>
           <w:rPr>
             <w:rStyle w:val="Hyperlinkki"/>
@@ -3621,7 +3619,7 @@
             <w:noProof/>
             <w:webHidden/>
           </w:rPr>
-          <w:instrText xml:space="preserve"> PAGEREF _Toc216104014 \h </w:instrText>
+          <w:instrText xml:space="preserve"> PAGEREF _Toc216104693 \h </w:instrText>
         </w:r>
         <w:r>
           <w:rPr>
@@ -3666,7 +3664,7 @@
           <w14:ligatures w14:val="standardContextual"/>
         </w:rPr>
       </w:pPr>
-      <w:hyperlink w:anchor="_Toc216104015" w:history="1">
+      <w:hyperlink w:anchor="_Toc216104694" w:history="1">
         <w:r>
           <w:rPr>
             <w:rStyle w:val="Hyperlinkki"/>
@@ -3701,7 +3699,7 @@
             <w:noProof/>
             <w:webHidden/>
           </w:rPr>
-          <w:instrText xml:space="preserve"> PAGEREF _Toc216104015 \h </w:instrText>
+          <w:instrText xml:space="preserve"> PAGEREF _Toc216104694 \h </w:instrText>
         </w:r>
         <w:r>
           <w:rPr>
@@ -3744,13 +3742,13 @@
           <w14:ligatures w14:val="standardContextual"/>
         </w:rPr>
       </w:pPr>
-      <w:hyperlink w:anchor="_Toc216104016" w:history="1">
+      <w:hyperlink w:anchor="_Toc216104695" w:history="1">
         <w:r>
           <w:rPr>
             <w:rStyle w:val="Hyperlinkki"/>
             <w:noProof/>
           </w:rPr>
-          <w:t>2.1 Digitalisaatio urheilussa Tulosanalytiikka suunnistuksessa</w:t>
+          <w:t>2.1 Digitalisaatio urheilussa</w:t>
         </w:r>
         <w:r>
           <w:rPr>
@@ -3771,7 +3769,7 @@
             <w:noProof/>
             <w:webHidden/>
           </w:rPr>
-          <w:instrText xml:space="preserve"> PAGEREF _Toc216104016 \h </w:instrText>
+          <w:instrText xml:space="preserve"> PAGEREF _Toc216104695 \h </w:instrText>
         </w:r>
         <w:r>
           <w:rPr>
@@ -3792,6 +3790,84 @@
             <w:webHidden/>
           </w:rPr>
           <w:t>11</w:t>
+        </w:r>
+        <w:r>
+          <w:rPr>
+            <w:noProof/>
+            <w:webHidden/>
+          </w:rPr>
+          <w:fldChar w:fldCharType="end"/>
+        </w:r>
+      </w:hyperlink>
+    </w:p>
+    <w:p>
+      <w:pPr>
+        <w:pStyle w:val="Sisluet2"/>
+        <w:rPr>
+          <w:rFonts w:asciiTheme="minorHAnsi" w:eastAsiaTheme="minorEastAsia" w:hAnsiTheme="minorHAnsi" w:cstheme="minorBidi"/>
+          <w:noProof/>
+          <w:kern w:val="2"/>
+          <w:szCs w:val="24"/>
+          <w:lang w:val="en-FI" w:eastAsia="en-FI"/>
+          <w14:ligatures w14:val="standardContextual"/>
+        </w:rPr>
+      </w:pPr>
+      <w:hyperlink w:anchor="_Toc216104696" w:history="1">
+        <w:r>
+          <w:rPr>
+            <w:rStyle w:val="Hyperlinkki"/>
+            <w:noProof/>
+            <w:lang w:val="en-FI"/>
+          </w:rPr>
+          <w:t>2.2</w:t>
+        </w:r>
+        <w:r>
+          <w:rPr>
+            <w:rStyle w:val="Hyperlinkki"/>
+            <w:noProof/>
+          </w:rPr>
+          <w:t xml:space="preserve"> Digitalisaation rooli suunnistuksessa</w:t>
+        </w:r>
+        <w:r>
+          <w:rPr>
+            <w:noProof/>
+            <w:webHidden/>
+          </w:rPr>
+          <w:tab/>
+        </w:r>
+        <w:r>
+          <w:rPr>
+            <w:noProof/>
+            <w:webHidden/>
+          </w:rPr>
+          <w:fldChar w:fldCharType="begin"/>
+        </w:r>
+        <w:r>
+          <w:rPr>
+            <w:noProof/>
+            <w:webHidden/>
+          </w:rPr>
+          <w:instrText xml:space="preserve"> PAGEREF _Toc216104696 \h </w:instrText>
+        </w:r>
+        <w:r>
+          <w:rPr>
+            <w:noProof/>
+            <w:webHidden/>
+          </w:rPr>
+        </w:r>
+        <w:r>
+          <w:rPr>
+            <w:noProof/>
+            <w:webHidden/>
+          </w:rPr>
+          <w:fldChar w:fldCharType="separate"/>
+        </w:r>
+        <w:r>
+          <w:rPr>
+            <w:noProof/>
+            <w:webHidden/>
+          </w:rPr>
+          <w:t>12</w:t>
         </w:r>
         <w:r>
           <w:rPr>
@@ -3815,13 +3891,13 @@
           <w14:ligatures w14:val="standardContextual"/>
         </w:rPr>
       </w:pPr>
-      <w:hyperlink w:anchor="_Toc216104017" w:history="1">
+      <w:hyperlink w:anchor="_Toc216104697" w:history="1">
         <w:r>
           <w:rPr>
             <w:rStyle w:val="Hyperlinkki"/>
             <w:noProof/>
           </w:rPr>
-          <w:t>2.1.1 Digitalisaation merkitys urheilun kehityksessä</w:t>
+          <w:t>Harjoittelun digitalisoituminen</w:t>
         </w:r>
         <w:r>
           <w:rPr>
@@ -3842,7 +3918,7 @@
             <w:noProof/>
             <w:webHidden/>
           </w:rPr>
-          <w:instrText xml:space="preserve"> PAGEREF _Toc216104017 \h </w:instrText>
+          <w:instrText xml:space="preserve"> PAGEREF _Toc216104697 \h </w:instrText>
         </w:r>
         <w:r>
           <w:rPr>
@@ -3862,7 +3938,7 @@
             <w:noProof/>
             <w:webHidden/>
           </w:rPr>
-          <w:t>11</w:t>
+          <w:t>12</w:t>
         </w:r>
         <w:r>
           <w:rPr>
@@ -3886,13 +3962,13 @@
           <w14:ligatures w14:val="standardContextual"/>
         </w:rPr>
       </w:pPr>
-      <w:hyperlink w:anchor="_Toc216104018" w:history="1">
+      <w:hyperlink w:anchor="_Toc216104698" w:history="1">
         <w:r>
           <w:rPr>
             <w:rStyle w:val="Hyperlinkki"/>
             <w:noProof/>
           </w:rPr>
-          <w:t>2.1.2 Digitalisaation rooli suunnistuksessa</w:t>
+          <w:t>Haasteet ja mahdollisuudet</w:t>
         </w:r>
         <w:r>
           <w:rPr>
@@ -3913,220 +3989,7 @@
             <w:noProof/>
             <w:webHidden/>
           </w:rPr>
-          <w:instrText xml:space="preserve"> PAGEREF _Toc216104018 \h </w:instrText>
-        </w:r>
-        <w:r>
-          <w:rPr>
-            <w:noProof/>
-            <w:webHidden/>
-          </w:rPr>
-        </w:r>
-        <w:r>
-          <w:rPr>
-            <w:noProof/>
-            <w:webHidden/>
-          </w:rPr>
-          <w:fldChar w:fldCharType="separate"/>
-        </w:r>
-        <w:r>
-          <w:rPr>
-            <w:noProof/>
-            <w:webHidden/>
-          </w:rPr>
-          <w:t>12</w:t>
-        </w:r>
-        <w:r>
-          <w:rPr>
-            <w:noProof/>
-            <w:webHidden/>
-          </w:rPr>
-          <w:fldChar w:fldCharType="end"/>
-        </w:r>
-      </w:hyperlink>
-    </w:p>
-    <w:p>
-      <w:pPr>
-        <w:pStyle w:val="Sisluet3"/>
-        <w:rPr>
-          <w:rFonts w:asciiTheme="minorHAnsi" w:eastAsiaTheme="minorEastAsia" w:hAnsiTheme="minorHAnsi" w:cstheme="minorBidi"/>
-          <w:iCs w:val="0"/>
-          <w:noProof/>
-          <w:kern w:val="2"/>
-          <w:szCs w:val="24"/>
-          <w:lang w:val="en-FI" w:eastAsia="en-FI"/>
-          <w14:ligatures w14:val="standardContextual"/>
-        </w:rPr>
-      </w:pPr>
-      <w:hyperlink w:anchor="_Toc216104019" w:history="1">
-        <w:r>
-          <w:rPr>
-            <w:rStyle w:val="Hyperlinkki"/>
-            <w:noProof/>
-          </w:rPr>
-          <w:t>2.1.3 Harjoittelun digitalisoituminen</w:t>
-        </w:r>
-        <w:r>
-          <w:rPr>
-            <w:noProof/>
-            <w:webHidden/>
-          </w:rPr>
-          <w:tab/>
-        </w:r>
-        <w:r>
-          <w:rPr>
-            <w:noProof/>
-            <w:webHidden/>
-          </w:rPr>
-          <w:fldChar w:fldCharType="begin"/>
-        </w:r>
-        <w:r>
-          <w:rPr>
-            <w:noProof/>
-            <w:webHidden/>
-          </w:rPr>
-          <w:instrText xml:space="preserve"> PAGEREF _Toc216104019 \h </w:instrText>
-        </w:r>
-        <w:r>
-          <w:rPr>
-            <w:noProof/>
-            <w:webHidden/>
-          </w:rPr>
-        </w:r>
-        <w:r>
-          <w:rPr>
-            <w:noProof/>
-            <w:webHidden/>
-          </w:rPr>
-          <w:fldChar w:fldCharType="separate"/>
-        </w:r>
-        <w:r>
-          <w:rPr>
-            <w:noProof/>
-            <w:webHidden/>
-          </w:rPr>
-          <w:t>12</w:t>
-        </w:r>
-        <w:r>
-          <w:rPr>
-            <w:noProof/>
-            <w:webHidden/>
-          </w:rPr>
-          <w:fldChar w:fldCharType="end"/>
-        </w:r>
-      </w:hyperlink>
-    </w:p>
-    <w:p>
-      <w:pPr>
-        <w:pStyle w:val="Sisluet3"/>
-        <w:rPr>
-          <w:rFonts w:asciiTheme="minorHAnsi" w:eastAsiaTheme="minorEastAsia" w:hAnsiTheme="minorHAnsi" w:cstheme="minorBidi"/>
-          <w:iCs w:val="0"/>
-          <w:noProof/>
-          <w:kern w:val="2"/>
-          <w:szCs w:val="24"/>
-          <w:lang w:val="en-FI" w:eastAsia="en-FI"/>
-          <w14:ligatures w14:val="standardContextual"/>
-        </w:rPr>
-      </w:pPr>
-      <w:hyperlink w:anchor="_Toc216104020" w:history="1">
-        <w:r>
-          <w:rPr>
-            <w:rStyle w:val="Hyperlinkki"/>
-            <w:noProof/>
-          </w:rPr>
-          <w:t>2.1.4 Haasteet ja mahdollisuudet</w:t>
-        </w:r>
-        <w:r>
-          <w:rPr>
-            <w:noProof/>
-            <w:webHidden/>
-          </w:rPr>
-          <w:tab/>
-        </w:r>
-        <w:r>
-          <w:rPr>
-            <w:noProof/>
-            <w:webHidden/>
-          </w:rPr>
-          <w:fldChar w:fldCharType="begin"/>
-        </w:r>
-        <w:r>
-          <w:rPr>
-            <w:noProof/>
-            <w:webHidden/>
-          </w:rPr>
-          <w:instrText xml:space="preserve"> PAGEREF _Toc216104020 \h </w:instrText>
-        </w:r>
-        <w:r>
-          <w:rPr>
-            <w:noProof/>
-            <w:webHidden/>
-          </w:rPr>
-        </w:r>
-        <w:r>
-          <w:rPr>
-            <w:noProof/>
-            <w:webHidden/>
-          </w:rPr>
-          <w:fldChar w:fldCharType="separate"/>
-        </w:r>
-        <w:r>
-          <w:rPr>
-            <w:noProof/>
-            <w:webHidden/>
-          </w:rPr>
-          <w:t>13</w:t>
-        </w:r>
-        <w:r>
-          <w:rPr>
-            <w:noProof/>
-            <w:webHidden/>
-          </w:rPr>
-          <w:fldChar w:fldCharType="end"/>
-        </w:r>
-      </w:hyperlink>
-    </w:p>
-    <w:p>
-      <w:pPr>
-        <w:pStyle w:val="Sisluet3"/>
-        <w:rPr>
-          <w:rFonts w:asciiTheme="minorHAnsi" w:eastAsiaTheme="minorEastAsia" w:hAnsiTheme="minorHAnsi" w:cstheme="minorBidi"/>
-          <w:iCs w:val="0"/>
-          <w:noProof/>
-          <w:kern w:val="2"/>
-          <w:szCs w:val="24"/>
-          <w:lang w:val="en-FI" w:eastAsia="en-FI"/>
-          <w14:ligatures w14:val="standardContextual"/>
-        </w:rPr>
-      </w:pPr>
-      <w:hyperlink w:anchor="_Toc216104021" w:history="1">
-        <w:r>
-          <w:rPr>
-            <w:rStyle w:val="Hyperlinkki"/>
-            <w:noProof/>
-          </w:rPr>
-          <w:t>2.1.5 Tulosanalytiikan rooli urheilussa</w:t>
-        </w:r>
-        <w:r>
-          <w:rPr>
-            <w:noProof/>
-            <w:webHidden/>
-          </w:rPr>
-          <w:tab/>
-        </w:r>
-        <w:r>
-          <w:rPr>
-            <w:noProof/>
-            <w:webHidden/>
-          </w:rPr>
-          <w:fldChar w:fldCharType="begin"/>
-        </w:r>
-        <w:r>
-          <w:rPr>
-            <w:noProof/>
-            <w:webHidden/>
-          </w:rPr>
-          <w:instrText xml:space="preserve"> PAGEREF _Toc216104021 \h </w:instrText>
+          <w:instrText xml:space="preserve"> PAGEREF _Toc216104698 \h </w:instrText>
         </w:r>
         <w:r>
           <w:rPr>
@@ -4169,13 +4032,13 @@
           <w14:ligatures w14:val="standardContextual"/>
         </w:rPr>
       </w:pPr>
-      <w:hyperlink w:anchor="_Toc216104022" w:history="1">
+      <w:hyperlink w:anchor="_Toc216104699" w:history="1">
         <w:r>
           <w:rPr>
             <w:rStyle w:val="Hyperlinkki"/>
             <w:noProof/>
           </w:rPr>
-          <w:t>2.2 Tietosuoja ja GDPR</w:t>
+          <w:t>2.3 Tulosanalytiikan rooli urheilussa</w:t>
         </w:r>
         <w:r>
           <w:rPr>
@@ -4196,7 +4059,77 @@
             <w:noProof/>
             <w:webHidden/>
           </w:rPr>
-          <w:instrText xml:space="preserve"> PAGEREF _Toc216104022 \h </w:instrText>
+          <w:instrText xml:space="preserve"> PAGEREF _Toc216104699 \h </w:instrText>
+        </w:r>
+        <w:r>
+          <w:rPr>
+            <w:noProof/>
+            <w:webHidden/>
+          </w:rPr>
+        </w:r>
+        <w:r>
+          <w:rPr>
+            <w:noProof/>
+            <w:webHidden/>
+          </w:rPr>
+          <w:fldChar w:fldCharType="separate"/>
+        </w:r>
+        <w:r>
+          <w:rPr>
+            <w:noProof/>
+            <w:webHidden/>
+          </w:rPr>
+          <w:t>13</w:t>
+        </w:r>
+        <w:r>
+          <w:rPr>
+            <w:noProof/>
+            <w:webHidden/>
+          </w:rPr>
+          <w:fldChar w:fldCharType="end"/>
+        </w:r>
+      </w:hyperlink>
+    </w:p>
+    <w:p>
+      <w:pPr>
+        <w:pStyle w:val="Sisluet2"/>
+        <w:rPr>
+          <w:rFonts w:asciiTheme="minorHAnsi" w:eastAsiaTheme="minorEastAsia" w:hAnsiTheme="minorHAnsi" w:cstheme="minorBidi"/>
+          <w:noProof/>
+          <w:kern w:val="2"/>
+          <w:szCs w:val="24"/>
+          <w:lang w:val="en-FI" w:eastAsia="en-FI"/>
+          <w14:ligatures w14:val="standardContextual"/>
+        </w:rPr>
+      </w:pPr>
+      <w:hyperlink w:anchor="_Toc216104700" w:history="1">
+        <w:r>
+          <w:rPr>
+            <w:rStyle w:val="Hyperlinkki"/>
+            <w:noProof/>
+          </w:rPr>
+          <w:t>2.4 Tietosuoja ja GDPR</w:t>
+        </w:r>
+        <w:r>
+          <w:rPr>
+            <w:noProof/>
+            <w:webHidden/>
+          </w:rPr>
+          <w:tab/>
+        </w:r>
+        <w:r>
+          <w:rPr>
+            <w:noProof/>
+            <w:webHidden/>
+          </w:rPr>
+          <w:fldChar w:fldCharType="begin"/>
+        </w:r>
+        <w:r>
+          <w:rPr>
+            <w:noProof/>
+            <w:webHidden/>
+          </w:rPr>
+          <w:instrText xml:space="preserve"> PAGEREF _Toc216104700 \h </w:instrText>
         </w:r>
         <w:r>
           <w:rPr>
@@ -4241,7 +4174,7 @@
           <w14:ligatures w14:val="standardContextual"/>
         </w:rPr>
       </w:pPr>
-      <w:hyperlink w:anchor="_Toc216104023" w:history="1">
+      <w:hyperlink w:anchor="_Toc216104701" w:history="1">
         <w:r>
           <w:rPr>
             <w:rStyle w:val="Hyperlinkki"/>
@@ -4276,7 +4209,7 @@
             <w:noProof/>
             <w:webHidden/>
           </w:rPr>
-          <w:instrText xml:space="preserve"> PAGEREF _Toc216104023 \h </w:instrText>
+          <w:instrText xml:space="preserve"> PAGEREF _Toc216104701 \h </w:instrText>
         </w:r>
         <w:r>
           <w:rPr>
@@ -4319,7 +4252,7 @@
           <w14:ligatures w14:val="standardContextual"/>
         </w:rPr>
       </w:pPr>
-      <w:hyperlink w:anchor="_Toc216104024" w:history="1">
+      <w:hyperlink w:anchor="_Toc216104702" w:history="1">
         <w:r>
           <w:rPr>
             <w:rStyle w:val="Hyperlinkki"/>
@@ -4346,7 +4279,7 @@
             <w:noProof/>
             <w:webHidden/>
           </w:rPr>
-          <w:instrText xml:space="preserve"> PAGEREF _Toc216104024 \h </w:instrText>
+          <w:instrText xml:space="preserve"> PAGEREF _Toc216104702 \h </w:instrText>
         </w:r>
         <w:r>
           <w:rPr>
@@ -4389,7 +4322,7 @@
           <w14:ligatures w14:val="standardContextual"/>
         </w:rPr>
       </w:pPr>
-      <w:hyperlink w:anchor="_Toc216104025" w:history="1">
+      <w:hyperlink w:anchor="_Toc216104703" w:history="1">
         <w:r>
           <w:rPr>
             <w:rStyle w:val="Hyperlinkki"/>
@@ -4416,7 +4349,7 @@
             <w:noProof/>
             <w:webHidden/>
           </w:rPr>
-          <w:instrText xml:space="preserve"> PAGEREF _Toc216104025 \h </w:instrText>
+          <w:instrText xml:space="preserve"> PAGEREF _Toc216104703 \h </w:instrText>
         </w:r>
         <w:r>
           <w:rPr>
@@ -4461,7 +4394,7 @@
           <w14:ligatures w14:val="standardContextual"/>
         </w:rPr>
       </w:pPr>
-      <w:hyperlink w:anchor="_Toc216104026" w:history="1">
+      <w:hyperlink w:anchor="_Toc216104704" w:history="1">
         <w:r>
           <w:rPr>
             <w:rStyle w:val="Hyperlinkki"/>
@@ -4496,7 +4429,7 @@
             <w:noProof/>
             <w:webHidden/>
           </w:rPr>
-          <w:instrText xml:space="preserve"> PAGEREF _Toc216104026 \h </w:instrText>
+          <w:instrText xml:space="preserve"> PAGEREF _Toc216104704 \h </w:instrText>
         </w:r>
         <w:r>
           <w:rPr>
@@ -4539,7 +4472,7 @@
           <w14:ligatures w14:val="standardContextual"/>
         </w:rPr>
       </w:pPr>
-      <w:hyperlink w:anchor="_Toc216104027" w:history="1">
+      <w:hyperlink w:anchor="_Toc216104705" w:history="1">
         <w:r>
           <w:rPr>
             <w:rStyle w:val="Hyperlinkki"/>
@@ -4566,7 +4499,7 @@
             <w:noProof/>
             <w:webHidden/>
           </w:rPr>
-          <w:instrText xml:space="preserve"> PAGEREF _Toc216104027 \h </w:instrText>
+          <w:instrText xml:space="preserve"> PAGEREF _Toc216104705 \h </w:instrText>
         </w:r>
         <w:r>
           <w:rPr>
@@ -4609,7 +4542,7 @@
           <w14:ligatures w14:val="standardContextual"/>
         </w:rPr>
       </w:pPr>
-      <w:hyperlink w:anchor="_Toc216104028" w:history="1">
+      <w:hyperlink w:anchor="_Toc216104706" w:history="1">
         <w:r>
           <w:rPr>
             <w:rStyle w:val="Hyperlinkki"/>
@@ -4636,7 +4569,7 @@
             <w:noProof/>
             <w:webHidden/>
           </w:rPr>
-          <w:instrText xml:space="preserve"> PAGEREF _Toc216104028 \h </w:instrText>
+          <w:instrText xml:space="preserve"> PAGEREF _Toc216104706 \h </w:instrText>
         </w:r>
         <w:r>
           <w:rPr>
@@ -4681,7 +4614,7 @@
           <w14:ligatures w14:val="standardContextual"/>
         </w:rPr>
       </w:pPr>
-      <w:hyperlink w:anchor="_Toc216104029" w:history="1">
+      <w:hyperlink w:anchor="_Toc216104707" w:history="1">
         <w:r>
           <w:rPr>
             <w:rStyle w:val="Hyperlinkki"/>
@@ -4716,7 +4649,7 @@
             <w:noProof/>
             <w:webHidden/>
           </w:rPr>
-          <w:instrText xml:space="preserve"> PAGEREF _Toc216104029 \h </w:instrText>
+          <w:instrText xml:space="preserve"> PAGEREF _Toc216104707 \h </w:instrText>
         </w:r>
         <w:r>
           <w:rPr>
@@ -4761,7 +4694,7 @@
           <w14:ligatures w14:val="standardContextual"/>
         </w:rPr>
       </w:pPr>
-      <w:hyperlink w:anchor="_Toc216104030" w:history="1">
+      <w:hyperlink w:anchor="_Toc216104708" w:history="1">
         <w:r>
           <w:rPr>
             <w:rStyle w:val="Hyperlinkki"/>
@@ -4796,7 +4729,7 @@
             <w:noProof/>
             <w:webHidden/>
           </w:rPr>
-          <w:instrText xml:space="preserve"> PAGEREF _Toc216104030 \h </w:instrText>
+          <w:instrText xml:space="preserve"> PAGEREF _Toc216104708 \h </w:instrText>
         </w:r>
         <w:r>
           <w:rPr>
@@ -4841,7 +4774,7 @@
           <w14:ligatures w14:val="standardContextual"/>
         </w:rPr>
       </w:pPr>
-      <w:hyperlink w:anchor="_Toc216104031" w:history="1">
+      <w:hyperlink w:anchor="_Toc216104709" w:history="1">
         <w:r>
           <w:rPr>
             <w:rStyle w:val="Hyperlinkki"/>
@@ -4876,7 +4809,7 @@
             <w:noProof/>
             <w:webHidden/>
           </w:rPr>
-          <w:instrText xml:space="preserve"> PAGEREF _Toc216104031 \h </w:instrText>
+          <w:instrText xml:space="preserve"> PAGEREF _Toc216104709 \h </w:instrText>
         </w:r>
         <w:r>
           <w:rPr>
@@ -4921,7 +4854,7 @@
           <w14:ligatures w14:val="standardContextual"/>
         </w:rPr>
       </w:pPr>
-      <w:hyperlink w:anchor="_Toc216104032" w:history="1">
+      <w:hyperlink w:anchor="_Toc216104710" w:history="1">
         <w:r>
           <w:rPr>
             <w:rStyle w:val="Hyperlinkki"/>
@@ -4948,7 +4881,7 @@
             <w:noProof/>
             <w:webHidden/>
           </w:rPr>
-          <w:instrText xml:space="preserve"> PAGEREF _Toc216104032 \h </w:instrText>
+          <w:instrText xml:space="preserve"> PAGEREF _Toc216104710 \h </w:instrText>
         </w:r>
         <w:r>
           <w:rPr>
@@ -4993,7 +4926,7 @@
           <w14:ligatures w14:val="standardContextual"/>
         </w:rPr>
       </w:pPr>
-      <w:hyperlink w:anchor="_Toc216104033" w:history="1">
+      <w:hyperlink w:anchor="_Toc216104711" w:history="1">
         <w:r>
           <w:rPr>
             <w:rStyle w:val="Hyperlinkki"/>
@@ -5028,7 +4961,7 @@
             <w:noProof/>
             <w:webHidden/>
           </w:rPr>
-          <w:instrText xml:space="preserve"> PAGEREF _Toc216104033 \h </w:instrText>
+          <w:instrText xml:space="preserve"> PAGEREF _Toc216104711 \h </w:instrText>
         </w:r>
         <w:r>
           <w:rPr>
@@ -5966,7 +5899,7 @@
         <w:fldChar w:fldCharType="end"/>
       </w:r>
     </w:p>
-    <w:bookmarkStart w:id="4" w:name="_Toc216104011" w:displacedByCustomXml="next"/>
+    <w:bookmarkStart w:id="4" w:name="_Toc216104690" w:displacedByCustomXml="next"/>
     <w:bookmarkStart w:id="5" w:name="_Toc310677412" w:displacedByCustomXml="next"/>
     <w:sdt>
       <w:sdtPr>
@@ -6266,7 +6199,7 @@
       <w:pPr>
         <w:pStyle w:val="Otsikko1"/>
       </w:pPr>
-      <w:bookmarkStart w:id="18" w:name="_Toc216104012"/>
+      <w:bookmarkStart w:id="18" w:name="_Toc216104691"/>
       <w:bookmarkEnd w:id="7"/>
       <w:bookmarkEnd w:id="8"/>
       <w:bookmarkEnd w:id="9"/>
@@ -6481,7 +6414,7 @@
         </w:numPr>
         <w:ind w:left="397" w:hanging="397"/>
       </w:pPr>
-      <w:bookmarkStart w:id="19" w:name="_Toc216104013"/>
+      <w:bookmarkStart w:id="19" w:name="_Toc216104692"/>
       <w:r>
         <w:t>Tausta ja motivaatio</w:t>
       </w:r>
@@ -6509,7 +6442,7 @@
         </w:numPr>
         <w:ind w:left="397" w:hanging="397"/>
       </w:pPr>
-      <w:bookmarkStart w:id="20" w:name="_Toc216104014"/>
+      <w:bookmarkStart w:id="20" w:name="_Toc216104693"/>
       <w:r>
         <w:t>Tavoitteet, rajaukset ja tutkimuskysymykset</w:t>
       </w:r>
@@ -7985,7 +7918,7 @@
       <w:bookmarkStart w:id="27" w:name="_Toc237405487"/>
       <w:bookmarkStart w:id="28" w:name="_Toc237405708"/>
       <w:bookmarkStart w:id="29" w:name="_Toc237405902"/>
-      <w:bookmarkStart w:id="30" w:name="_Toc216104015"/>
+      <w:bookmarkStart w:id="30" w:name="_Toc216104694"/>
       <w:r>
         <w:lastRenderedPageBreak/>
         <w:t>Urheilun Digitaalisuus</w:t>
@@ -8031,185 +7964,152 @@
       <w:pPr>
         <w:pStyle w:val="Otsikko2"/>
       </w:pPr>
-      <w:bookmarkStart w:id="31" w:name="_Toc216104016"/>
-      <w:r>
-        <w:t>Digitalisaatio urheilussa Tulosanalytiikka suunnistuksessa</w:t>
+      <w:bookmarkStart w:id="31" w:name="_Toc216104695"/>
+      <w:r>
+        <w:t>Digitalisaatio urheilussa</w:t>
       </w:r>
       <w:bookmarkEnd w:id="31"/>
     </w:p>
     <w:p>
+      <w:r>
+        <w:t>Digitalisaation myötä urheilu on muuttunut yhä enemmän datalähtöiseksi toiminnaksi. Modernit teknologiat, kuten GPS-seuranta, liikesensorit ja tekoälypohjaiset analyysijärjestelmät, mahdollistavat reaaliaikaisen tiedonkeruun urheilijoiden suorituksista (Petersen et al., 2021). Tämä data tukee päätöksentekoa niin valmennuksessa kuin kilpailusuoritusten kehittämisessä.</w:t>
+      </w:r>
+    </w:p>
+    <w:p>
+      <w:r>
+        <w:t>Digitaalisten ratkaisujen avulla urheilijat ja valmentajat voivat analysoida yksittäisiä suorituksia tarkasti, arvioida harjoittelun tehokkuutta ja suunnitella yksilöllisiä kehitysohjelmia (</w:t>
+      </w:r>
+      <w:proofErr w:type="spellStart"/>
+      <w:r>
+        <w:t>Ratten</w:t>
+      </w:r>
+      <w:proofErr w:type="spellEnd"/>
+      <w:r>
+        <w:t xml:space="preserve">, 2020). Lisäksi urheilun digitalisaatio on lisännyt harrastajien mahdollisuuksia osallistua virtuaalisiin tapahtumiin ja </w:t>
+      </w:r>
+      <w:r>
+        <w:lastRenderedPageBreak/>
+        <w:t>seurata urheilua digitaalisilla alustoilla. Tällä on ollut positiivinen vaikutus urheilun saavutettavuuteen ja yhteisöllisyyteen (</w:t>
+      </w:r>
+      <w:proofErr w:type="spellStart"/>
+      <w:r>
+        <w:t>Bondarouk</w:t>
+      </w:r>
+      <w:proofErr w:type="spellEnd"/>
+      <w:r>
+        <w:t xml:space="preserve"> &amp; </w:t>
+      </w:r>
+      <w:proofErr w:type="spellStart"/>
+      <w:r>
+        <w:t>Brewster</w:t>
+      </w:r>
+      <w:proofErr w:type="spellEnd"/>
+      <w:r>
+        <w:t>, 2016).</w:t>
+      </w:r>
+    </w:p>
+    <w:p>
+      <w:pPr>
+        <w:pStyle w:val="Otsikko2"/>
+        <w:rPr>
+          <w:lang w:val="en-FI"/>
+        </w:rPr>
+      </w:pPr>
+      <w:bookmarkStart w:id="32" w:name="_Toc216104696"/>
+      <w:r>
+        <w:t>Digitalisaation rooli suunnistuksessa</w:t>
+      </w:r>
+      <w:bookmarkEnd w:id="32"/>
+    </w:p>
+    <w:p>
+      <w:r>
+        <w:t xml:space="preserve">Suunnistus on yksi niistä urheilulajeista, joissa digitalisaatio on muuttanut toimintaympäristöä perusteellisesti. Perinteisesti suunnistus on perustunut paperikarttoihin ja manuaalisiin leimausjärjestelmiin, mutta nykyään kilpailut ja harjoittelu nojaavat vahvasti digitaalisiin teknologioihin (International </w:t>
+      </w:r>
+      <w:proofErr w:type="spellStart"/>
+      <w:r>
+        <w:t>Orienteering</w:t>
+      </w:r>
+      <w:proofErr w:type="spellEnd"/>
+      <w:r>
+        <w:t xml:space="preserve"> Federation [IOF], 2022).</w:t>
+      </w:r>
+    </w:p>
+    <w:p>
+      <w:r>
+        <w:t>Teknologiset innovaatiot</w:t>
+      </w:r>
+    </w:p>
+    <w:p>
+      <w:r>
+        <w:t>Merkittävin muutos suunnistuksessa on GPS-teknologian käyttöönotto. Sen avulla urheilijoiden suorituksia voidaan seurata reaaliaikaisesti, ja kilpailujen jälkeen reitit voidaan analysoida yksityiskohtaisesti (</w:t>
+      </w:r>
+      <w:proofErr w:type="spellStart"/>
+      <w:r>
+        <w:t>Schuster</w:t>
+      </w:r>
+      <w:proofErr w:type="spellEnd"/>
+      <w:r>
+        <w:t xml:space="preserve"> et al., 2018). Tämä mahdollistaa suorituksen vahvuuksien ja kehityskohteiden tunnistamisen. GPS-seuranta on myös lisännyt suunnistuksen läpinäkyvyyttä ja yleisöystävällisyyttä, sillä suorituksia voidaan seurata visuaalisesti kilpailujen aikana.</w:t>
+      </w:r>
+    </w:p>
+    <w:p>
+      <w:r>
+        <w:t>Toinen keskeinen digitalisaation vaikutus on karttojen tuotannon ja ylläpidon muutos. Digitaalinen kartoitus ja paikkatietojärjestelmät (GIS) mahdollistavat tarkempien ja ajantasaisempien karttojen luomisen (Kangas &amp; Sarjakoski, 2019). Tämä parantaa kilpailujen laatua ja vähentää virheiden mahdollisuutta.</w:t>
+      </w:r>
+    </w:p>
+    <w:p>
       <w:pPr>
         <w:pStyle w:val="Otsikko3"/>
-      </w:pPr>
-      <w:r>
-        <w:t xml:space="preserve"> </w:t>
-      </w:r>
-      <w:bookmarkStart w:id="32" w:name="_Toc216104017"/>
-      <w:r>
-        <w:t>Digitalisaation merkitys urheilun kehityksessä</w:t>
-      </w:r>
-      <w:bookmarkEnd w:id="32"/>
-    </w:p>
-    <w:p>
-      <w:r>
-        <w:t>Digitalisaation myötä urheilu on muuttunut yhä enemmän datalähtöiseksi toiminnaksi. Modernit teknologiat, kuten GPS-seuranta, liikesensorit ja tekoälypohjaiset analyysijärjestelmät, mahdollistavat reaaliaikaisen tiedonkeruun urheilijoiden suorituksista (Petersen et al., 2021). Tämä data tukee päätöksentekoa niin valmennuksessa kuin kilpailusuoritusten kehittämisessä.</w:t>
-      </w:r>
-    </w:p>
-    <w:p>
-      <w:r>
-        <w:t>Digitaalisten ratkaisujen avulla urheilijat ja valmentajat voivat analysoida yksittäisiä suorituksia tarkasti, arvioida harjoittelun tehokkuutta ja suunnitella yksilöllisiä kehitysohjelmia (</w:t>
-      </w:r>
-      <w:proofErr w:type="spellStart"/>
-      <w:r>
-        <w:t>Ratten</w:t>
-      </w:r>
-      <w:proofErr w:type="spellEnd"/>
-      <w:r>
-        <w:t xml:space="preserve">, 2020). Lisäksi urheilun digitalisaatio on </w:t>
-      </w:r>
+        <w:numPr>
+          <w:ilvl w:val="0"/>
+          <w:numId w:val="0"/>
+        </w:numPr>
+        <w:ind w:left="567" w:hanging="567"/>
+      </w:pPr>
+      <w:bookmarkStart w:id="33" w:name="_Toc216104697"/>
+      <w:r>
+        <w:t>Harjoittelun digitalisoituminen</w:t>
+      </w:r>
+      <w:bookmarkEnd w:id="33"/>
+    </w:p>
+    <w:p>
+      <w:r>
+        <w:t xml:space="preserve">Digitalisaatio on vaikuttanut myös suunnistuksen harjoittelumenetelmiin. Sovellukset, kuten </w:t>
+      </w:r>
+      <w:proofErr w:type="spellStart"/>
+      <w:r>
+        <w:rPr>
+          <w:b/>
+          <w:bCs/>
+        </w:rPr>
+        <w:t>MapRun</w:t>
+      </w:r>
+      <w:proofErr w:type="spellEnd"/>
+      <w:r>
+        <w:t xml:space="preserve"> ja </w:t>
+      </w:r>
+      <w:r>
+        <w:rPr>
+          <w:b/>
+          <w:bCs/>
+        </w:rPr>
+        <w:t>OCAD</w:t>
+      </w:r>
+      <w:r>
+        <w:t>, tarjoavat mahdollisuuden virtuaalisiin harjoituksiin ilman fyysisiä rasteja (</w:t>
+      </w:r>
+      <w:proofErr w:type="spellStart"/>
+      <w:r>
+        <w:t>MapRun</w:t>
+      </w:r>
+      <w:proofErr w:type="spellEnd"/>
+      <w:r>
+        <w:t>, 2023). Näiden ohjelmistojen avulla urheilijat voivat harjoitella reitinvalintaa, ajankäyttöä ja päätöksentekoa myös kaupunki- tai koulutusympäristöissä.</w:t>
+      </w:r>
+    </w:p>
+    <w:p>
       <w:r>
         <w:lastRenderedPageBreak/>
-        <w:t>lisännyt harrastajien mahdollisuuksia osallistua virtuaalisiin tapahtumiin ja seurata urheilua digitaalisilla alustoilla. Tällä on ollut positiivinen vaikutus urheilun saavutettavuuteen ja yhteisöllisyyteen (</w:t>
-      </w:r>
-      <w:proofErr w:type="spellStart"/>
-      <w:r>
-        <w:t>Bondarouk</w:t>
-      </w:r>
-      <w:proofErr w:type="spellEnd"/>
-      <w:r>
-        <w:t xml:space="preserve"> &amp; </w:t>
-      </w:r>
-      <w:proofErr w:type="spellStart"/>
-      <w:r>
-        <w:t>Brewster</w:t>
-      </w:r>
-      <w:proofErr w:type="spellEnd"/>
-      <w:r>
-        <w:t>, 2016).</w:t>
-      </w:r>
-    </w:p>
-    <w:p>
-      <w:pPr>
-        <w:rPr>
-          <w:lang w:val="en-FI"/>
-        </w:rPr>
-      </w:pPr>
-      <w:r>
-        <w:rPr>
-          <w:lang w:val="en-FI"/>
-        </w:rPr>
-        <w:pict w14:anchorId="51281C68">
-          <v:rect id="_x0000_i1025" style="width:0;height:1.5pt" o:hralign="center" o:hrstd="t" o:hr="t" fillcolor="#a0a0a0" stroked="f"/>
-        </w:pict>
-      </w:r>
-    </w:p>
-    <w:p>
-      <w:pPr>
-        <w:pStyle w:val="Otsikko3"/>
-      </w:pPr>
-      <w:bookmarkStart w:id="33" w:name="_Toc216104018"/>
-      <w:r>
-        <w:t>Digitalisaation rooli suunnistuksessa</w:t>
-      </w:r>
-      <w:bookmarkEnd w:id="33"/>
-    </w:p>
-    <w:p>
-      <w:r>
-        <w:t xml:space="preserve">Suunnistus on yksi niistä urheilulajeista, joissa digitalisaatio on muuttanut toimintaympäristöä perusteellisesti. Perinteisesti suunnistus on perustunut paperikarttoihin ja manuaalisiin leimausjärjestelmiin, mutta nykyään kilpailut ja harjoittelu nojaavat vahvasti digitaalisiin teknologioihin (International </w:t>
-      </w:r>
-      <w:proofErr w:type="spellStart"/>
-      <w:r>
-        <w:t>Orienteering</w:t>
-      </w:r>
-      <w:proofErr w:type="spellEnd"/>
-      <w:r>
-        <w:t xml:space="preserve"> Federation [IOF], 2022).</w:t>
-      </w:r>
-    </w:p>
-    <w:p>
-      <w:pPr>
-        <w:rPr>
-          <w:b/>
-          <w:bCs/>
-        </w:rPr>
-      </w:pPr>
-      <w:r>
-        <w:rPr>
-          <w:b/>
-          <w:bCs/>
-        </w:rPr>
-        <w:t>Teknologiset innovaatiot</w:t>
-      </w:r>
-    </w:p>
-    <w:p>
-      <w:r>
-        <w:t>Merkittävin muutos suunnistuksessa on GPS-teknologian käyttöönotto. Sen avulla urheilijoiden suorituksia voidaan seurata reaaliaikaisesti, ja kilpailujen jälkeen reitit voidaan analysoida yksityiskohtaisesti (</w:t>
-      </w:r>
-      <w:proofErr w:type="spellStart"/>
-      <w:r>
-        <w:t>Schuster</w:t>
-      </w:r>
-      <w:proofErr w:type="spellEnd"/>
-      <w:r>
-        <w:t xml:space="preserve"> et al., 2018). Tämä mahdollistaa suorituksen vahvuuksien ja kehityskohteiden tunnistamisen. GPS-seuranta on myös lisännyt suunnistuksen läpinäkyvyyttä ja yleisöystävällisyyttä, sillä suorituksia voidaan seurata visuaalisesti kilpailujen aikana.</w:t>
-      </w:r>
-    </w:p>
-    <w:p>
-      <w:r>
-        <w:t>Toinen keskeinen digitalisaation vaikutus on karttojen tuotannon ja ylläpidon muutos. Digitaalinen kartoitus ja paikkatietojärjestelmät (GIS) mahdollistavat tarkempien ja ajantasaisempien karttojen luomisen (Kangas &amp; Sarjakoski, 2019). Tämä parantaa kilpailujen laatua ja vähentää virheiden mahdollisuutta.</w:t>
-      </w:r>
-    </w:p>
-    <w:p>
-      <w:pPr>
-        <w:pStyle w:val="Otsikko3"/>
-      </w:pPr>
-      <w:bookmarkStart w:id="34" w:name="_Toc216104019"/>
-      <w:r>
-        <w:t>Harjoittelun digitalisoituminen</w:t>
-      </w:r>
-      <w:bookmarkEnd w:id="34"/>
-    </w:p>
-    <w:p>
-      <w:r>
-        <w:t xml:space="preserve">Digitalisaatio on vaikuttanut myös suunnistuksen harjoittelumenetelmiin. Sovellukset, kuten </w:t>
-      </w:r>
-      <w:proofErr w:type="spellStart"/>
-      <w:r>
-        <w:rPr>
-          <w:b/>
-          <w:bCs/>
-        </w:rPr>
-        <w:t>MapRun</w:t>
-      </w:r>
-      <w:proofErr w:type="spellEnd"/>
-      <w:r>
-        <w:t xml:space="preserve"> ja </w:t>
-      </w:r>
-      <w:r>
-        <w:rPr>
-          <w:b/>
-          <w:bCs/>
-        </w:rPr>
-        <w:t>OCAD</w:t>
-      </w:r>
-      <w:r>
-        <w:t>, tarjoavat mahdollisuuden virtuaalisiin harjoituksiin ilman fyysisiä rasteja (</w:t>
-      </w:r>
-      <w:proofErr w:type="spellStart"/>
-      <w:r>
-        <w:t>MapRun</w:t>
-      </w:r>
-      <w:proofErr w:type="spellEnd"/>
-      <w:r>
-        <w:t xml:space="preserve">, 2023). Näiden ohjelmistojen avulla </w:t>
-      </w:r>
-      <w:r>
-        <w:lastRenderedPageBreak/>
-        <w:t>urheilijat voivat harjoitella reitinvalintaa, ajankäyttöä ja päätöksentekoa myös kaupunki- tai koulutusympäristöissä.</w:t>
-      </w:r>
-    </w:p>
-    <w:p>
-      <w:r>
         <w:t>Virtuaalisuunnistuksen kasvu on tuonut lajiin uusia harrastajia, sillä osallistuminen ei vaadi välttämättä maastoon menemistä. Tämä kehitys tukee suunnistuksen leviämistä ja sen roolia nykyaikaisena, teknologiaa hyödyntävänä urheilulajina.</w:t>
       </w:r>
     </w:p>
@@ -8231,503 +8131,446 @@
     <w:p>
       <w:pPr>
         <w:pStyle w:val="Otsikko3"/>
-      </w:pPr>
-      <w:bookmarkStart w:id="35" w:name="_Toc216104020"/>
+        <w:numPr>
+          <w:ilvl w:val="0"/>
+          <w:numId w:val="0"/>
+        </w:numPr>
+        <w:ind w:left="567" w:hanging="567"/>
+      </w:pPr>
+      <w:bookmarkStart w:id="34" w:name="_Toc216104698"/>
       <w:r>
         <w:t>Haasteet ja mahdollisuudet</w:t>
       </w:r>
+      <w:bookmarkEnd w:id="34"/>
+    </w:p>
+    <w:p>
+      <w:r>
+        <w:t>Digitalisaation tuomat mahdollisuudet eivät ole täysin ongelmattomia. Teknologian luotettavuus, tietoturva ja urheilijoiden yksityisyyden suoja ovat nousseet keskeisiksi keskustelunaiheiksi (</w:t>
+      </w:r>
+      <w:proofErr w:type="spellStart"/>
+      <w:r>
+        <w:t>Ratten</w:t>
+      </w:r>
+      <w:proofErr w:type="spellEnd"/>
+      <w:r>
+        <w:t>, 2020). Esimerkiksi GPS-seurannan ja datankeruun yhteydessä on tärkeää varmistaa, että urheilijoiden henkilökohtaisia tietoja käsitellään asianmukaisesti.</w:t>
+      </w:r>
+    </w:p>
+    <w:p>
+      <w:r>
+        <w:t>Lisäksi on esitetty huolia siitä, että teknologian ylikorostuminen voi vähentää perinteisten suunnistustaitojen, kuten kartanlukutaidon ja maaston havainnoinnin, merkitystä (Kangas &amp; Sarjakoski, 2019). Lajin tulevaisuuden kannalta on olennaista löytää tasapaino perinteisten taitojen ja teknologisten innovaatioiden välillä.</w:t>
+      </w:r>
+    </w:p>
+    <w:p>
+      <w:r>
+        <w:t>Digitalisaatio tarjoaa kuitenkin myös uusia mahdollisuuksia valmennuksen, kilpailutoiminnan ja saavutettavuuden kehittämiseen. Reaaliaikainen analytiikka, tekoälyyn perustuvat suoritusmallit ja virtuaaliset harjoitusympäristöt voivat tulevaisuudessa viedä suunnistuksen kehitystä entistä pidemmälle (Petersen et al., 2021).</w:t>
+      </w:r>
+    </w:p>
+    <w:p>
+      <w:pPr>
+        <w:pStyle w:val="Otsikko2"/>
+      </w:pPr>
+      <w:bookmarkStart w:id="35" w:name="_Toc216104699"/>
+      <w:r>
+        <w:t>Tulosanalytiikan rooli urheilussa</w:t>
+      </w:r>
       <w:bookmarkEnd w:id="35"/>
     </w:p>
     <w:p>
       <w:r>
-        <w:t>Digitalisaation tuomat mahdollisuudet eivät ole täysin ongelmattomia. Teknologian luotettavuus, tietoturva ja urheilijoiden yksityisyyden suoja ovat nousseet keskeisiksi keskustelunaiheiksi (</w:t>
-      </w:r>
-      <w:proofErr w:type="spellStart"/>
-      <w:r>
+        <w:t xml:space="preserve">Urheilun tulosanalytiikka perustuu suoritusdatan systemaattiseen keräämiseen, käsittelyyn ja tulkintaan. Tämä data voi sisältää esimerkiksi liikenopeutta, sykettä, karttakoordinaatteja, virherasteja ja aikoja eri väleillä (Petersen et al., </w:t>
+      </w:r>
+      <w:r>
+        <w:lastRenderedPageBreak/>
+        <w:t>2021). Datan analysointi auttaa urheilijoita ja valmentajia tekemään tietoon perustuvia päätöksiä harjoittelusta ja kilpailustrategioista.</w:t>
+      </w:r>
+    </w:p>
+    <w:p>
+      <w:r>
+        <w:t>Moderni urheiluanalytiikka hyödyntää koneoppimista ja tekoälyä ennustamaan suorituksia sekä tunnistamaan poikkeavuuksia tai suoritusmalleja (</w:t>
+      </w:r>
+      <w:proofErr w:type="spellStart"/>
+      <w:r>
+        <w:t>Garg</w:t>
+      </w:r>
+      <w:proofErr w:type="spellEnd"/>
+      <w:r>
+        <w:t xml:space="preserve"> et al., 2022). Näiden työkalujen avulla voidaan optimoida harjoitusten sisältöä ja ajoitusta sekä arvioida palautumisen tehokkuutta.</w:t>
+      </w:r>
+    </w:p>
+    <w:p>
+      <w:pPr>
+        <w:rPr>
+          <w:lang w:val="en-FI"/>
+        </w:rPr>
+      </w:pPr>
+      <w:r>
+        <w:t xml:space="preserve">Tulosanalytiikka ei ole enää vain huippu-urheilun osa-alue, vaan se on yhä useammin käytössä myös harrastajatasolla, esimerkiksi mobiilisovellusten ja GPS-seurantalaitteiden avulla. </w:t>
+      </w:r>
+      <w:proofErr w:type="spellStart"/>
+      <w:r>
+        <w:rPr>
+          <w:lang w:val="en-FI"/>
+        </w:rPr>
+        <w:t>Tämä</w:t>
+      </w:r>
+      <w:proofErr w:type="spellEnd"/>
+      <w:r>
+        <w:rPr>
+          <w:lang w:val="en-FI"/>
+        </w:rPr>
+        <w:t xml:space="preserve"> on </w:t>
+      </w:r>
+      <w:proofErr w:type="spellStart"/>
+      <w:r>
+        <w:rPr>
+          <w:lang w:val="en-FI"/>
+        </w:rPr>
+        <w:t>lisännyt</w:t>
+      </w:r>
+      <w:proofErr w:type="spellEnd"/>
+      <w:r>
+        <w:rPr>
+          <w:lang w:val="en-FI"/>
+        </w:rPr>
+        <w:t xml:space="preserve"> </w:t>
+      </w:r>
+      <w:proofErr w:type="spellStart"/>
+      <w:r>
+        <w:rPr>
+          <w:lang w:val="en-FI"/>
+        </w:rPr>
+        <w:t>urheilun</w:t>
+      </w:r>
+      <w:proofErr w:type="spellEnd"/>
+      <w:r>
+        <w:rPr>
+          <w:lang w:val="en-FI"/>
+        </w:rPr>
+        <w:t xml:space="preserve"> </w:t>
+      </w:r>
+      <w:proofErr w:type="spellStart"/>
+      <w:r>
+        <w:rPr>
+          <w:lang w:val="en-FI"/>
+        </w:rPr>
+        <w:t>itsearviointia</w:t>
+      </w:r>
+      <w:proofErr w:type="spellEnd"/>
+      <w:r>
+        <w:rPr>
+          <w:lang w:val="en-FI"/>
+        </w:rPr>
+        <w:t xml:space="preserve"> </w:t>
+      </w:r>
+      <w:proofErr w:type="spellStart"/>
+      <w:r>
+        <w:rPr>
+          <w:lang w:val="en-FI"/>
+        </w:rPr>
+        <w:t>ja</w:t>
+      </w:r>
+      <w:proofErr w:type="spellEnd"/>
+      <w:r>
+        <w:rPr>
+          <w:lang w:val="en-FI"/>
+        </w:rPr>
+        <w:t xml:space="preserve"> </w:t>
+      </w:r>
+      <w:proofErr w:type="spellStart"/>
+      <w:r>
+        <w:rPr>
+          <w:lang w:val="en-FI"/>
+        </w:rPr>
+        <w:t>yksilöllistä</w:t>
+      </w:r>
+      <w:proofErr w:type="spellEnd"/>
+      <w:r>
+        <w:rPr>
+          <w:lang w:val="en-FI"/>
+        </w:rPr>
+        <w:t xml:space="preserve"> </w:t>
+      </w:r>
+      <w:proofErr w:type="spellStart"/>
+      <w:r>
+        <w:rPr>
+          <w:lang w:val="en-FI"/>
+        </w:rPr>
+        <w:t>kehittämistä</w:t>
+      </w:r>
+      <w:proofErr w:type="spellEnd"/>
+      <w:r>
+        <w:rPr>
+          <w:lang w:val="en-FI"/>
+        </w:rPr>
+        <w:t xml:space="preserve"> (</w:t>
+      </w:r>
+      <w:proofErr w:type="spellStart"/>
+      <w:r>
+        <w:rPr>
+          <w:lang w:val="en-FI"/>
+        </w:rPr>
         <w:t>Ratten</w:t>
       </w:r>
       <w:proofErr w:type="spellEnd"/>
       <w:r>
-        <w:t>, 2020). Esimerkiksi GPS-seurannan ja datankeruun yhteydessä on tärkeää varmistaa, että urheilijoiden henkilökohtaisia tietoja käsitellään asianmukaisesti.</w:t>
-      </w:r>
-    </w:p>
-    <w:p>
-      <w:r>
-        <w:t>Lisäksi on esitetty huolia siitä, että teknologian ylikorostuminen voi vähentää perinteisten suunnistustaitojen, kuten kartanlukutaidon ja maaston havainnoinnin, merkitystä (Kangas &amp; Sarjakoski, 2019). Lajin tulevaisuuden kannalta on olennaista löytää tasapaino perinteisten taitojen ja teknologisten innovaatioiden välillä.</w:t>
-      </w:r>
-    </w:p>
-    <w:p>
-      <w:r>
-        <w:t>Digitalisaatio tarjoaa kuitenkin myös uusia mahdollisuuksia valmennuksen, kilpailutoiminnan ja saavutettavuuden kehittämiseen. Reaaliaikainen analytiikka, tekoälyyn perustuvat suoritusmallit ja virtuaaliset harjoitusympäristöt voivat tulevaisuudessa viedä suunnistuksen kehitystä entistä pidemmälle (Petersen et al., 2021).</w:t>
-      </w:r>
-    </w:p>
-    <w:p>
-      <w:pPr>
-        <w:pStyle w:val="Otsikko3"/>
-      </w:pPr>
-      <w:bookmarkStart w:id="36" w:name="_Toc216104021"/>
-      <w:r>
-        <w:t>Tulosanalytiikan rooli urheilussa</w:t>
+        <w:rPr>
+          <w:lang w:val="en-FI"/>
+        </w:rPr>
+        <w:t>, 2020).</w:t>
+      </w:r>
+    </w:p>
+    <w:p>
+      <w:pPr>
+        <w:rPr>
+          <w:lang w:val="en-FI"/>
+        </w:rPr>
+      </w:pPr>
+    </w:p>
+    <w:p>
+      <w:r>
+        <w:t>Tulosanalytiikka suunnistuksessa</w:t>
+      </w:r>
+    </w:p>
+    <w:p>
+      <w:r>
+        <w:t>Suoritusdatan kerääminen ja hyödyntäminen</w:t>
+      </w:r>
+    </w:p>
+    <w:p>
+      <w:r>
+        <w:t>Suunnistuksessa tulosanalytiikka perustuu ennen kaikkea GPS-jälkien, aikavälien ja reittivalintojen tarkasteluun (</w:t>
+      </w:r>
+      <w:proofErr w:type="spellStart"/>
+      <w:r>
+        <w:t>Schuster</w:t>
+      </w:r>
+      <w:proofErr w:type="spellEnd"/>
+      <w:r>
+        <w:t xml:space="preserve"> et al., 2018). Urheilijoiden liikkumista seurataan tarkasti, ja kerätty data mahdollistaa yksityiskohtaisen analyysin reitinvalinnoista, vauhdinjaosta ja virheiden vaikutuksesta kokonaissuoritukseen.</w:t>
+      </w:r>
+    </w:p>
+    <w:p>
+      <w:r>
+        <w:t>Tämä tieto on arvokasta sekä yksilö- että joukkuetasolla. Valmentajat voivat tunnistaa suoritusvaiheita, joissa urheilijan päätöksenteko hidastuu tai virheiden määrä kasvaa. Näin analytiikka tukee kognitiivisen suorituskyvyn kehittämistä ja reittisuunnittelun optimointia (Kangas &amp; Sarjakoski, 2019).</w:t>
+      </w:r>
+    </w:p>
+    <w:p>
+      <w:pPr>
+        <w:rPr>
+          <w:b/>
+          <w:bCs/>
+        </w:rPr>
+      </w:pPr>
+      <w:r>
+        <w:rPr>
+          <w:b/>
+          <w:bCs/>
+        </w:rPr>
+        <w:t>Teknologiset välineet ja ohjelmistot</w:t>
+      </w:r>
+    </w:p>
+    <w:p>
+      <w:r>
+        <w:t xml:space="preserve">Tulosanalytiikkaa tukevat nykyään useat digitaaliset työkalut, kuten </w:t>
+      </w:r>
+      <w:proofErr w:type="spellStart"/>
+      <w:r>
+        <w:rPr>
+          <w:b/>
+          <w:bCs/>
+        </w:rPr>
+        <w:t>QuickRoute</w:t>
+      </w:r>
+      <w:proofErr w:type="spellEnd"/>
+      <w:r>
+        <w:t xml:space="preserve">, </w:t>
+      </w:r>
+      <w:proofErr w:type="spellStart"/>
+      <w:r>
+        <w:rPr>
+          <w:b/>
+          <w:bCs/>
+        </w:rPr>
+        <w:t>Livelox</w:t>
+      </w:r>
+      <w:proofErr w:type="spellEnd"/>
+      <w:r>
+        <w:t xml:space="preserve"> ja </w:t>
+      </w:r>
+      <w:proofErr w:type="spellStart"/>
+      <w:r>
+        <w:rPr>
+          <w:b/>
+          <w:bCs/>
+        </w:rPr>
+        <w:t>MapRun</w:t>
+      </w:r>
+      <w:proofErr w:type="spellEnd"/>
+      <w:r>
+        <w:t>, jotka mahdollistavat GPS-jälkien vertailun ja reaaliaikaisen datan visualisoinnin (</w:t>
+      </w:r>
+      <w:proofErr w:type="spellStart"/>
+      <w:r>
+        <w:t>MapRun</w:t>
+      </w:r>
+      <w:proofErr w:type="spellEnd"/>
+      <w:r>
+        <w:t>, 2023). Näiden ohjelmien avulla urheilija voi tarkastella omaa reittiään suhteessa muihin kilpailijoihin sekä analysoida päätöksentekonsa tehokkuutta eri maastotyypeissä.</w:t>
+      </w:r>
+    </w:p>
+    <w:p>
+      <w:r>
+        <w:lastRenderedPageBreak/>
+        <w:t>Lisäksi tekoälypohjaiset sovellukset kykenevät tunnistamaan toistuvia virhemalleja ja suosittelemaan parannuksia harjoitteluun (</w:t>
+      </w:r>
+      <w:proofErr w:type="spellStart"/>
+      <w:r>
+        <w:t>Garg</w:t>
+      </w:r>
+      <w:proofErr w:type="spellEnd"/>
+      <w:r>
+        <w:t xml:space="preserve"> et al., 2022). Tämä automatisoitu lähestymistapa mahdollistaa entistä syvällisemmän ymmärryksen suorituksen dynamiikasta ja auttaa urheilijoita kehittämään strategista ajatteluaan.</w:t>
+      </w:r>
+    </w:p>
+    <w:p>
+      <w:r>
+        <w:t>Reaaliaikainen seuranta ja kilpailuanalyysi</w:t>
+      </w:r>
+    </w:p>
+    <w:p>
+      <w:r>
+        <w:t>Reaaliaikainen tulosanalytiikka on lisännyt myös kilpailuiden läpinäkyvyyttä ja yleisön sitoutumista. Katsojat voivat seurata kilpailijoiden liikkeitä suorana GPS-seurannan avulla, mikä tekee lajista visuaalisesti kiinnostavamman ja helpommin seurattavan (</w:t>
+      </w:r>
+      <w:proofErr w:type="spellStart"/>
+      <w:r>
+        <w:t>Schuster</w:t>
+      </w:r>
+      <w:proofErr w:type="spellEnd"/>
+      <w:r>
+        <w:t xml:space="preserve"> et al., 2018). Samalla järjestäjät voivat hyödyntää dataa turvallisuuden varmistamiseen ja kilpailulogistiikan kehittämiseen (International </w:t>
+      </w:r>
+      <w:proofErr w:type="spellStart"/>
+      <w:r>
+        <w:t>Orienteering</w:t>
+      </w:r>
+      <w:proofErr w:type="spellEnd"/>
+      <w:r>
+        <w:t xml:space="preserve"> Federation [IOF], 2022).</w:t>
+      </w:r>
+    </w:p>
+    <w:p>
+      <w:pPr>
+        <w:rPr>
+          <w:lang w:val="en-FI"/>
+        </w:rPr>
+      </w:pPr>
+    </w:p>
+    <w:p>
+      <w:r>
+        <w:t>Tulosanalytiikan hyödyt ja haasteet</w:t>
+      </w:r>
+    </w:p>
+    <w:p>
+      <w:r>
+        <w:t>Tulosanalytiikka tarjoaa monia etuja suunnistuksen kehittämiselle. Sen avulla voidaan parantaa urheilijoiden suorituskykyä, tukea valmennuksen suunnittelua ja kehittää lajin saavutettavuutta. Reaaliaikainen data ja jälkianalyysi mahdollistavat objektiivisen arvioinnin, joka tukee oppimista ja suoritusten jatkuvaa kehittämistä (Petersen et al., 2021).</w:t>
+      </w:r>
+    </w:p>
+    <w:p>
+      <w:r>
+        <w:t>Haasteina voidaan pitää datan tulkinnan monimutkaisuutta sekä teknologisten välineiden luotettavuutta maasto-olosuhteissa. GPS-seuranta ei aina toimi tarkasti vaikeissa maastoissa tai tiheän puuston alueilla (</w:t>
+      </w:r>
+      <w:proofErr w:type="spellStart"/>
+      <w:r>
+        <w:t>Schuster</w:t>
+      </w:r>
+      <w:proofErr w:type="spellEnd"/>
+      <w:r>
+        <w:t xml:space="preserve"> et al., 2018). Lisäksi suurten datamäärien hallinta edellyttää osaamista ja välineitä, jotta analyysistä saadaan luotettavia johtopäätöksiä (</w:t>
+      </w:r>
+      <w:proofErr w:type="spellStart"/>
+      <w:r>
+        <w:t>Garg</w:t>
+      </w:r>
+      <w:proofErr w:type="spellEnd"/>
+      <w:r>
+        <w:t xml:space="preserve"> et al., 2022).</w:t>
+      </w:r>
+    </w:p>
+    <w:p>
+      <w:r>
+        <w:t>Eettisestä näkökulmasta on huomioitava myös urheilijoiden tietosuoja. Datan kerääminen ja jakaminen edellyttävät vastuullista käsittelyä, jotta yksilön oikeudet eivät vaarannu (</w:t>
+      </w:r>
+      <w:proofErr w:type="spellStart"/>
+      <w:r>
+        <w:t>Ratten</w:t>
+      </w:r>
+      <w:proofErr w:type="spellEnd"/>
+      <w:r>
+        <w:t>, 2020).</w:t>
+      </w:r>
+    </w:p>
+    <w:p>
+      <w:pPr>
+        <w:pStyle w:val="Otsikko2"/>
+      </w:pPr>
+      <w:bookmarkStart w:id="36" w:name="_Toc216104700"/>
+      <w:r>
+        <w:lastRenderedPageBreak/>
+        <w:t>Tietosuoja ja GDPR</w:t>
       </w:r>
       <w:bookmarkEnd w:id="36"/>
     </w:p>
     <w:p>
-      <w:r>
-        <w:t xml:space="preserve">Urheilun tulosanalytiikka perustuu suoritusdatan systemaattiseen keräämiseen, käsittelyyn ja tulkintaan. Tämä data voi sisältää esimerkiksi liikenopeutta, </w:t>
-      </w:r>
+      <w:proofErr w:type="spellStart"/>
+      <w:r>
+        <w:t>ORAOwl</w:t>
+      </w:r>
+      <w:proofErr w:type="spellEnd"/>
+      <w:r>
+        <w:t xml:space="preserve">-projektin toteutuksessa tietosuoja ja henkilötietojen käsittely muodostivat keskeisen osa-alueen, sillä sovelluksessa käsitellään suunnistajien nimiin ja kilpailusuorituksiin liittyvää dataa. EU:n yleisen tietosuoja-asetuksen (EU 2016/679, 2016) mukaan henkilötietojen käsittelyn tulee olla lainmukaista, läpinäkyvää ja rajoittua ennalta määriteltyyn tarkoitukseen. </w:t>
+      </w:r>
+      <w:proofErr w:type="spellStart"/>
+      <w:r>
+        <w:t>ORAOwl</w:t>
+      </w:r>
+      <w:proofErr w:type="spellEnd"/>
+      <w:r>
+        <w:t>-sovelluksen käyttötarkoituksena on kilpailutulosten tallentaminen, esittäminen ja analysointi, eikä henkilötietoja käytetä muihin tarkoituksiin tai luovuteta ulkopuolisille toimijoille.</w:t>
+      </w:r>
+    </w:p>
+    <w:p/>
+    <w:p>
+      <w:r>
+        <w:t xml:space="preserve">Tietosuojavaltuutetun toimiston (2023) mukaan rekisteröidyllä on useita oikeuksia henkilötietojensa suhteen, kuten oikeus tarkastaa itseään koskevat tiedot, pyytää virheellisten tietojen korjaamista sekä vaatia tietojensa poistamista. </w:t>
+      </w:r>
+      <w:proofErr w:type="spellStart"/>
+      <w:r>
+        <w:t>ORAOwl</w:t>
+      </w:r>
+      <w:proofErr w:type="spellEnd"/>
+      <w:r>
+        <w:t xml:space="preserve">-sovelluksen suunnittelussa nämä oikeudet huomioitiin siten, että käyttäjälle voidaan tarjota mahdollisuus </w:t>
+      </w:r>
+      <w:proofErr w:type="spellStart"/>
+      <w:r>
+        <w:t>anonymisoida</w:t>
+      </w:r>
+      <w:proofErr w:type="spellEnd"/>
+      <w:r>
+        <w:t xml:space="preserve"> tai poistaa hänen tietonsa järjestelmästä.</w:t>
+      </w:r>
+    </w:p>
+    <w:p/>
+    <w:p>
+      <w:r>
+        <w:t>Tietosuoja huomioitiin myös teknisellä tasolla. Sovelluksen tietomalli erottaa henkilötiedot kilpailu- ja tulosaineistosta, mikä mahdollistaa esimerkiksi nimitietojen korvaamisen anonyymeillä tunnisteilla tilanteissa, joissa rekisteröity ei halua nimeään näkyviin. Lisäksi sovellus voidaan toteuttaa käyttämään salattua HTTPS-yhteyttä sekä roolipohjaista käyttöoikeuksien hallintaa. Traficomin Kyberturvallisuuskeskuksen (2023) ohjeistuksen mukaan salatun tietoliikenteen ja käyttäjäroolien rajauksen hyödyntäminen kuuluvat keskeisiin tietoturvan perusperiaatteisiin, kun toteutetaan henkilötietoja käsitteleviä verkkopalveluja.</w:t>
+      </w:r>
+    </w:p>
+    <w:p/>
+    <w:p>
       <w:r>
         <w:lastRenderedPageBreak/>
-        <w:t>sykettä, karttakoordinaatteja, virherasteja ja aikoja eri väleillä (Petersen et al., 2021). Datan analysointi auttaa urheilijoita ja valmentajia tekemään tietoon perustuvia päätöksiä harjoittelusta ja kilpailustrategioista.</w:t>
-      </w:r>
-    </w:p>
-    <w:p>
-      <w:r>
-        <w:t>Moderni urheiluanalytiikka hyödyntää koneoppimista ja tekoälyä ennustamaan suorituksia sekä tunnistamaan poikkeavuuksia tai suoritusmalleja (</w:t>
-      </w:r>
-      <w:proofErr w:type="spellStart"/>
-      <w:r>
-        <w:t>Garg</w:t>
-      </w:r>
-      <w:proofErr w:type="spellEnd"/>
-      <w:r>
-        <w:t xml:space="preserve"> et al., 2022). Näiden työkalujen avulla voidaan optimoida harjoitusten sisältöä ja ajoitusta sekä arvioida palautumisen tehokkuutta.</w:t>
-      </w:r>
-    </w:p>
-    <w:p>
-      <w:pPr>
-        <w:rPr>
-          <w:lang w:val="en-FI"/>
-        </w:rPr>
-      </w:pPr>
-      <w:r>
-        <w:t xml:space="preserve">Tulosanalytiikka ei ole enää vain huippu-urheilun osa-alue, vaan se on yhä useammin käytössä myös harrastajatasolla, esimerkiksi mobiilisovellusten ja GPS-seurantalaitteiden avulla. </w:t>
-      </w:r>
-      <w:proofErr w:type="spellStart"/>
-      <w:r>
-        <w:rPr>
-          <w:lang w:val="en-FI"/>
-        </w:rPr>
-        <w:t>Tämä</w:t>
-      </w:r>
-      <w:proofErr w:type="spellEnd"/>
-      <w:r>
-        <w:rPr>
-          <w:lang w:val="en-FI"/>
-        </w:rPr>
-        <w:t xml:space="preserve"> on </w:t>
-      </w:r>
-      <w:proofErr w:type="spellStart"/>
-      <w:r>
-        <w:rPr>
-          <w:lang w:val="en-FI"/>
-        </w:rPr>
-        <w:t>lisännyt</w:t>
-      </w:r>
-      <w:proofErr w:type="spellEnd"/>
-      <w:r>
-        <w:rPr>
-          <w:lang w:val="en-FI"/>
-        </w:rPr>
-        <w:t xml:space="preserve"> </w:t>
-      </w:r>
-      <w:proofErr w:type="spellStart"/>
-      <w:r>
-        <w:rPr>
-          <w:lang w:val="en-FI"/>
-        </w:rPr>
-        <w:t>urheilun</w:t>
-      </w:r>
-      <w:proofErr w:type="spellEnd"/>
-      <w:r>
-        <w:rPr>
-          <w:lang w:val="en-FI"/>
-        </w:rPr>
-        <w:t xml:space="preserve"> </w:t>
-      </w:r>
-      <w:proofErr w:type="spellStart"/>
-      <w:r>
-        <w:rPr>
-          <w:lang w:val="en-FI"/>
-        </w:rPr>
-        <w:t>itsearviointia</w:t>
-      </w:r>
-      <w:proofErr w:type="spellEnd"/>
-      <w:r>
-        <w:rPr>
-          <w:lang w:val="en-FI"/>
-        </w:rPr>
-        <w:t xml:space="preserve"> </w:t>
-      </w:r>
-      <w:proofErr w:type="spellStart"/>
-      <w:r>
-        <w:rPr>
-          <w:lang w:val="en-FI"/>
-        </w:rPr>
-        <w:t>ja</w:t>
-      </w:r>
-      <w:proofErr w:type="spellEnd"/>
-      <w:r>
-        <w:rPr>
-          <w:lang w:val="en-FI"/>
-        </w:rPr>
-        <w:t xml:space="preserve"> </w:t>
-      </w:r>
-      <w:proofErr w:type="spellStart"/>
-      <w:r>
-        <w:rPr>
-          <w:lang w:val="en-FI"/>
-        </w:rPr>
-        <w:t>yksilöllistä</w:t>
-      </w:r>
-      <w:proofErr w:type="spellEnd"/>
-      <w:r>
-        <w:rPr>
-          <w:lang w:val="en-FI"/>
-        </w:rPr>
-        <w:t xml:space="preserve"> </w:t>
-      </w:r>
-      <w:proofErr w:type="spellStart"/>
-      <w:r>
-        <w:rPr>
-          <w:lang w:val="en-FI"/>
-        </w:rPr>
-        <w:t>kehittämistä</w:t>
-      </w:r>
-      <w:proofErr w:type="spellEnd"/>
-      <w:r>
-        <w:rPr>
-          <w:lang w:val="en-FI"/>
-        </w:rPr>
-        <w:t xml:space="preserve"> (</w:t>
-      </w:r>
-      <w:proofErr w:type="spellStart"/>
-      <w:r>
-        <w:rPr>
-          <w:lang w:val="en-FI"/>
-        </w:rPr>
-        <w:t>Ratten</w:t>
-      </w:r>
-      <w:proofErr w:type="spellEnd"/>
-      <w:r>
-        <w:rPr>
-          <w:lang w:val="en-FI"/>
-        </w:rPr>
-        <w:t>, 2020).</w:t>
-      </w:r>
-    </w:p>
-    <w:p>
-      <w:pPr>
-        <w:rPr>
-          <w:lang w:val="en-FI"/>
-        </w:rPr>
-      </w:pPr>
-      <w:r>
-        <w:rPr>
-          <w:lang w:val="en-FI"/>
-        </w:rPr>
-        <w:pict w14:anchorId="5BDE83C5">
-          <v:rect id="_x0000_i1027" style="width:0;height:1.5pt" o:hralign="center" o:hrstd="t" o:hr="t" fillcolor="#a0a0a0" stroked="f"/>
-        </w:pict>
-      </w:r>
-    </w:p>
-    <w:p>
-      <w:pPr>
-        <w:rPr>
-          <w:b/>
-          <w:bCs/>
-        </w:rPr>
-      </w:pPr>
-      <w:r>
-        <w:rPr>
-          <w:b/>
-          <w:bCs/>
-        </w:rPr>
-        <w:t>Tulosanalytiikka suunnistuksessa</w:t>
-      </w:r>
-    </w:p>
-    <w:p>
-      <w:pPr>
-        <w:rPr>
-          <w:b/>
-          <w:bCs/>
-        </w:rPr>
-      </w:pPr>
-      <w:r>
-        <w:rPr>
-          <w:b/>
-          <w:bCs/>
-        </w:rPr>
-        <w:t>Suoritusdatan kerääminen ja hyödyntäminen</w:t>
-      </w:r>
-    </w:p>
-    <w:p>
-      <w:r>
-        <w:t>Suunnistuksessa tulosanalytiikka perustuu ennen kaikkea GPS-jälkien, aikavälien ja reittivalintojen tarkasteluun (</w:t>
-      </w:r>
-      <w:proofErr w:type="spellStart"/>
-      <w:r>
-        <w:t>Schuster</w:t>
-      </w:r>
-      <w:proofErr w:type="spellEnd"/>
-      <w:r>
-        <w:t xml:space="preserve"> et al., 2018). Urheilijoiden liikkumista seurataan tarkasti, ja kerätty data mahdollistaa yksityiskohtaisen analyysin reitinvalinnoista, vauhdinjaosta ja virheiden vaikutuksesta kokonaissuoritukseen.</w:t>
-      </w:r>
-    </w:p>
-    <w:p>
-      <w:r>
-        <w:t>Tämä tieto on arvokasta sekä yksilö- että joukkuetasolla. Valmentajat voivat tunnistaa suoritusvaiheita, joissa urheilijan päätöksenteko hidastuu tai virheiden määrä kasvaa. Näin analytiikka tukee kognitiivisen suorituskyvyn kehittämistä ja reittisuunnittelun optimointia (Kangas &amp; Sarjakoski, 2019).</w:t>
-      </w:r>
-    </w:p>
-    <w:p>
-      <w:pPr>
-        <w:rPr>
-          <w:b/>
-          <w:bCs/>
-        </w:rPr>
-      </w:pPr>
-      <w:r>
-        <w:rPr>
-          <w:b/>
-          <w:bCs/>
-        </w:rPr>
-        <w:t>Teknologiset välineet ja ohjelmistot</w:t>
-      </w:r>
-    </w:p>
-    <w:p>
-      <w:r>
-        <w:t xml:space="preserve">Tulosanalytiikkaa tukevat nykyään useat digitaaliset työkalut, kuten </w:t>
-      </w:r>
-      <w:proofErr w:type="spellStart"/>
-      <w:r>
-        <w:rPr>
-          <w:b/>
-          <w:bCs/>
-        </w:rPr>
-        <w:t>QuickRoute</w:t>
-      </w:r>
-      <w:proofErr w:type="spellEnd"/>
-      <w:r>
-        <w:t xml:space="preserve">, </w:t>
-      </w:r>
-      <w:proofErr w:type="spellStart"/>
-      <w:r>
-        <w:rPr>
-          <w:b/>
-          <w:bCs/>
-        </w:rPr>
-        <w:t>Livelox</w:t>
-      </w:r>
-      <w:proofErr w:type="spellEnd"/>
-      <w:r>
-        <w:t xml:space="preserve"> ja </w:t>
-      </w:r>
-      <w:proofErr w:type="spellStart"/>
-      <w:r>
-        <w:rPr>
-          <w:b/>
-          <w:bCs/>
-        </w:rPr>
-        <w:t>MapRun</w:t>
-      </w:r>
-      <w:proofErr w:type="spellEnd"/>
-      <w:r>
-        <w:t>, jotka mahdollistavat GPS-jälkien vertailun ja reaaliaikaisen datan visualisoinnin (</w:t>
-      </w:r>
-      <w:proofErr w:type="spellStart"/>
-      <w:r>
-        <w:t>MapRun</w:t>
-      </w:r>
-      <w:proofErr w:type="spellEnd"/>
-      <w:r>
-        <w:t xml:space="preserve">, 2023). Näiden ohjelmien avulla </w:t>
-      </w:r>
-      <w:r>
-        <w:lastRenderedPageBreak/>
-        <w:t>urheilija voi tarkastella omaa reittiään suhteessa muihin kilpailijoihin sekä analysoida päätöksentekonsa tehokkuutta eri maastotyypeissä.</w:t>
-      </w:r>
-    </w:p>
-    <w:p>
-      <w:r>
-        <w:t>Lisäksi tekoälypohjaiset sovellukset kykenevät tunnistamaan toistuvia virhemalleja ja suosittelemaan parannuksia harjoitteluun (</w:t>
-      </w:r>
-      <w:proofErr w:type="spellStart"/>
-      <w:r>
-        <w:t>Garg</w:t>
-      </w:r>
-      <w:proofErr w:type="spellEnd"/>
-      <w:r>
-        <w:t xml:space="preserve"> et al., 2022). Tämä automatisoitu lähestymistapa mahdollistaa entistä syvällisemmän ymmärryksen suorituksen dynamiikasta ja auttaa urheilijoita kehittämään strategista ajatteluaan.</w:t>
-      </w:r>
-    </w:p>
-    <w:p>
-      <w:pPr>
-        <w:rPr>
-          <w:b/>
-          <w:bCs/>
-        </w:rPr>
-      </w:pPr>
-      <w:r>
-        <w:rPr>
-          <w:b/>
-          <w:bCs/>
-        </w:rPr>
-        <w:t>Reaaliaikainen seuranta ja kilpailuanalyysi</w:t>
-      </w:r>
-    </w:p>
-    <w:p>
-      <w:r>
-        <w:t>Reaaliaikainen tulosanalytiikka on lisännyt myös kilpailuiden läpinäkyvyyttä ja yleisön sitoutumista. Katsojat voivat seurata kilpailijoiden liikkeitä suorana GPS-seurannan avulla, mikä tekee lajista visuaalisesti kiinnostavamman ja helpommin seurattavan (</w:t>
-      </w:r>
-      <w:proofErr w:type="spellStart"/>
-      <w:r>
-        <w:t>Schuster</w:t>
-      </w:r>
-      <w:proofErr w:type="spellEnd"/>
-      <w:r>
-        <w:t xml:space="preserve"> et al., 2018). Samalla järjestäjät voivat hyödyntää dataa turvallisuuden varmistamiseen ja kilpailulogistiikan kehittämiseen (International </w:t>
-      </w:r>
-      <w:proofErr w:type="spellStart"/>
-      <w:r>
-        <w:t>Orienteering</w:t>
-      </w:r>
-      <w:proofErr w:type="spellEnd"/>
-      <w:r>
-        <w:t xml:space="preserve"> Federation [IOF], 2022).</w:t>
-      </w:r>
-    </w:p>
-    <w:p>
-      <w:pPr>
-        <w:rPr>
-          <w:lang w:val="en-FI"/>
-        </w:rPr>
-      </w:pPr>
-      <w:r>
-        <w:rPr>
-          <w:lang w:val="en-FI"/>
-        </w:rPr>
-        <w:pict w14:anchorId="02721189">
-          <v:rect id="_x0000_i1028" style="width:0;height:1.5pt" o:hralign="center" o:hrstd="t" o:hr="t" fillcolor="#a0a0a0" stroked="f"/>
-        </w:pict>
-      </w:r>
-    </w:p>
-    <w:p>
-      <w:pPr>
-        <w:rPr>
-          <w:b/>
-          <w:bCs/>
-        </w:rPr>
-      </w:pPr>
-      <w:r>
-        <w:rPr>
-          <w:b/>
-          <w:bCs/>
-        </w:rPr>
-        <w:t>Tulosanalytiikan hyödyt ja haasteet</w:t>
-      </w:r>
-    </w:p>
-    <w:p>
-      <w:r>
-        <w:t>Tulosanalytiikka tarjoaa monia etuja suunnistuksen kehittämiselle. Sen avulla voidaan parantaa urheilijoiden suorituskykyä, tukea valmennuksen suunnittelua ja kehittää lajin saavutettavuutta. Reaaliaikainen data ja jälkianalyysi mahdollistavat objektiivisen arvioinnin, joka tukee oppimista ja suoritusten jatkuvaa kehittämistä (Petersen et al., 2021).</w:t>
-      </w:r>
-    </w:p>
-    <w:p>
-      <w:r>
-        <w:t>Haasteina voidaan pitää datan tulkinnan monimutkaisuutta sekä teknologisten välineiden luotettavuutta maasto-olosuhteissa. GPS-seuranta ei aina toimi tarkasti vaikeissa maastoissa tai tiheän puuston alueilla (</w:t>
-      </w:r>
-      <w:proofErr w:type="spellStart"/>
-      <w:r>
-        <w:t>Schuster</w:t>
-      </w:r>
-      <w:proofErr w:type="spellEnd"/>
-      <w:r>
-        <w:t xml:space="preserve"> et al., 2018). Lisäksi suurten datamäärien hallinta edellyttää osaamista ja välineitä, jotta analyysistä saadaan luotettavia johtopäätöksiä (</w:t>
-      </w:r>
-      <w:proofErr w:type="spellStart"/>
-      <w:r>
-        <w:t>Garg</w:t>
-      </w:r>
-      <w:proofErr w:type="spellEnd"/>
-      <w:r>
-        <w:t xml:space="preserve"> et al., 2022).</w:t>
-      </w:r>
-    </w:p>
-    <w:p>
-      <w:r>
-        <w:lastRenderedPageBreak/>
-        <w:t>Eettisestä näkökulmasta on huomioitava myös urheilijoiden tietosuoja. Datan kerääminen ja jakaminen edellyttävät vastuullista käsittelyä, jotta yksilön oikeudet eivät vaarannu (</w:t>
-      </w:r>
-      <w:proofErr w:type="spellStart"/>
-      <w:r>
-        <w:t>Ratten</w:t>
-      </w:r>
-      <w:proofErr w:type="spellEnd"/>
-      <w:r>
-        <w:t>, 2020).</w:t>
-      </w:r>
-    </w:p>
-    <w:p>
-      <w:pPr>
-        <w:pStyle w:val="Otsikko2"/>
-      </w:pPr>
-      <w:bookmarkStart w:id="37" w:name="_Toc216104022"/>
-      <w:r>
-        <w:t>Tietosuoja ja GDPR</w:t>
-      </w:r>
-      <w:bookmarkEnd w:id="37"/>
-    </w:p>
-    <w:p>
-      <w:proofErr w:type="spellStart"/>
-      <w:r>
-        <w:t>ORAOwl</w:t>
-      </w:r>
-      <w:proofErr w:type="spellEnd"/>
-      <w:r>
-        <w:t xml:space="preserve">-projektin toteutuksessa tietosuoja ja henkilötietojen käsittely muodostivat keskeisen osa-alueen, sillä sovelluksessa käsitellään suunnistajien nimiin ja kilpailusuorituksiin liittyvää dataa. EU:n yleisen tietosuoja-asetuksen (EU 2016/679, 2016) mukaan henkilötietojen käsittelyn tulee olla lainmukaista, läpinäkyvää ja rajoittua ennalta määriteltyyn tarkoitukseen. </w:t>
-      </w:r>
-      <w:proofErr w:type="spellStart"/>
-      <w:r>
-        <w:t>ORAOwl</w:t>
-      </w:r>
-      <w:proofErr w:type="spellEnd"/>
-      <w:r>
-        <w:t>-sovelluksen käyttötarkoituksena on kilpailutulosten tallentaminen, esittäminen ja analysointi, eikä henkilötietoja käytetä muihin tarkoituksiin tai luovuteta ulkopuolisille toimijoille.</w:t>
-      </w:r>
-    </w:p>
-    <w:p/>
-    <w:p>
-      <w:r>
-        <w:t xml:space="preserve">Tietosuojavaltuutetun toimiston (2023) mukaan rekisteröidyllä on useita oikeuksia henkilötietojensa suhteen, kuten oikeus tarkastaa itseään koskevat tiedot, pyytää virheellisten tietojen korjaamista sekä vaatia tietojensa poistamista. </w:t>
-      </w:r>
-      <w:proofErr w:type="spellStart"/>
-      <w:r>
-        <w:t>ORAOwl</w:t>
-      </w:r>
-      <w:proofErr w:type="spellEnd"/>
-      <w:r>
-        <w:t xml:space="preserve">-sovelluksen suunnittelussa nämä oikeudet huomioitiin siten, että käyttäjälle voidaan tarjota mahdollisuus </w:t>
-      </w:r>
-      <w:proofErr w:type="spellStart"/>
-      <w:r>
-        <w:t>anonymisoida</w:t>
-      </w:r>
-      <w:proofErr w:type="spellEnd"/>
-      <w:r>
-        <w:t xml:space="preserve"> tai poistaa hänen tietonsa järjestelmästä.</w:t>
-      </w:r>
-    </w:p>
-    <w:p/>
-    <w:p>
-      <w:r>
-        <w:t xml:space="preserve">Tietosuoja huomioitiin myös teknisellä tasolla. Sovelluksen tietomalli erottaa henkilötiedot kilpailu- ja tulosaineistosta, mikä mahdollistaa esimerkiksi nimitietojen korvaamisen anonyymeillä tunnisteilla tilanteissa, joissa rekisteröity ei halua nimeään näkyviin. Lisäksi sovellus voidaan toteuttaa käyttämään salattua HTTPS-yhteyttä sekä roolipohjaista käyttöoikeuksien hallintaa. Traficomin Kyberturvallisuuskeskuksen (2023) ohjeistuksen mukaan salatun tietoliikenteen ja käyttäjäroolien rajauksen hyödyntäminen kuuluvat keskeisiin </w:t>
-      </w:r>
-      <w:r>
-        <w:lastRenderedPageBreak/>
-        <w:t>tietoturvan perusperiaatteisiin, kun toteutetaan henkilötietoja käsitteleviä verkkopalveluja.</w:t>
-      </w:r>
-    </w:p>
-    <w:p/>
-    <w:p>
-      <w:r>
         <w:t>GDPR:n huomioiminen jo sovelluksen suunnitteluvaiheessa lisää käyttäjien luottamusta järjestelmään ja tukee vastuullista ohjelmistokehitystä. Tietosuojaa koskevien vaatimusten integroiminen osaksi kehitysprosessia edistää sovelluksen toimivuutta, oikeellisuutta ja pitkäaikaista ylläpidettävyyttä.</w:t>
       </w:r>
     </w:p>
@@ -8735,83 +8578,83 @@
       <w:pPr>
         <w:pStyle w:val="Otsikko1"/>
       </w:pPr>
-      <w:bookmarkStart w:id="38" w:name="_Toc216104023"/>
+      <w:bookmarkStart w:id="37" w:name="_Toc216104701"/>
       <w:r>
         <w:lastRenderedPageBreak/>
         <w:t>Kehitysmenetelmät ja teknologiat</w:t>
       </w:r>
-      <w:bookmarkEnd w:id="38"/>
+      <w:bookmarkEnd w:id="37"/>
     </w:p>
     <w:p>
       <w:pPr>
         <w:pStyle w:val="Otsikko2"/>
         <w:ind w:left="357" w:hanging="357"/>
       </w:pPr>
-      <w:bookmarkStart w:id="39" w:name="_Toc216104024"/>
+      <w:bookmarkStart w:id="38" w:name="_Toc216104702"/>
       <w:r>
         <w:t>Ketterät menetelmät</w:t>
       </w:r>
+      <w:bookmarkEnd w:id="38"/>
+    </w:p>
+    <w:p>
+      <w:proofErr w:type="spellStart"/>
+      <w:r>
+        <w:t>ORAOwl</w:t>
+      </w:r>
+      <w:proofErr w:type="spellEnd"/>
+      <w:r>
+        <w:t>-projektin kehityksessä hyödynnettiin ketteriä ohjelmistokehitysmenetelmiä, jotka tukevat iteratiivista ja joustavaa työskentelytapaa. Ketterien menetelmien perusperiaatteena on ohjelmiston kehittäminen vaiheittain siten, että käyttäjien ja sidosryhmien palautetta voidaan hyödyntää jo varhaisessa vaiheessa kehitysprosessia.</w:t>
+      </w:r>
+    </w:p>
+    <w:p>
+      <w:r>
+        <w:t xml:space="preserve">Projektissa ei sovellettu yhtä tiettyä menetelmää, kuten </w:t>
+      </w:r>
+      <w:proofErr w:type="spellStart"/>
+      <w:r>
+        <w:t>Scrumia</w:t>
+      </w:r>
+      <w:proofErr w:type="spellEnd"/>
+      <w:r>
+        <w:t xml:space="preserve"> tai </w:t>
+      </w:r>
+      <w:proofErr w:type="spellStart"/>
+      <w:r>
+        <w:t>Kanbania</w:t>
+      </w:r>
+      <w:proofErr w:type="spellEnd"/>
+      <w:r>
+        <w:t>, vaan niiden periaatteita mukautettiin projektin kokoon ja tavoitteisiin sopiviksi. Työn eteneminen jaettiin pienempiin osiin, joissa jokaisessa keskityttiin tiettyyn toiminnallisuuteen, kuten tulostiedoston käsittelyyn, tietokantarakenteen suunnitteluun tai käyttöliittymän toteutukseen. Tämä mahdollisti nopean testaamisen ja virheiden korjaamisen ennen seuraavaa kehitysvaihetta.</w:t>
+      </w:r>
+    </w:p>
+    <w:p>
+      <w:r>
+        <w:t>Kehitysmenetelmä painotti jatkuvaa kommunikaatiota ja yhteistyötä. Työn ohjaajien ja toimeksiantajan palautteet otettiin huomioon jokaisen kehitysvaiheen jälkeen, mikä auttoi priorisoimaan tehtäviä ja parantamaan sovelluksen laatua. Ketterän kehitystavan ansiosta projektin suunnitelmaa voitiin muokata tarpeen mukaan ilman, että koko prosessi piti aloittaa alusta.</w:t>
+      </w:r>
+    </w:p>
+    <w:p>
+      <w:r>
+        <w:t xml:space="preserve">Ketterät menetelmät osoittautuivat toimiviksi erityisesti opiskelijaprojektissa, jossa resurssit ja aikataulut voivat vaihdella. Ne tukivat tavoitteellista mutta joustavaa työskentelyä ja mahdollistivat sen, että </w:t>
+      </w:r>
+      <w:proofErr w:type="spellStart"/>
+      <w:r>
+        <w:t>ORAOwl</w:t>
+      </w:r>
+      <w:proofErr w:type="spellEnd"/>
+      <w:r>
+        <w:t>-projektin tuloksena syntyi toimiva ja testattavissa oleva sovellusprototyyppi.</w:t>
+      </w:r>
+    </w:p>
+    <w:p/>
+    <w:p>
+      <w:pPr>
+        <w:pStyle w:val="Otsikko2"/>
+      </w:pPr>
+      <w:bookmarkStart w:id="39" w:name="_Toc216104703"/>
+      <w:r>
+        <w:t>Käytetyt teknologiat ja tiedostomuodot</w:t>
+      </w:r>
       <w:bookmarkEnd w:id="39"/>
-    </w:p>
-    <w:p>
-      <w:proofErr w:type="spellStart"/>
-      <w:r>
-        <w:t>ORAOwl</w:t>
-      </w:r>
-      <w:proofErr w:type="spellEnd"/>
-      <w:r>
-        <w:t>-projektin kehityksessä hyödynnettiin ketteriä ohjelmistokehitysmenetelmiä, jotka tukevat iteratiivista ja joustavaa työskentelytapaa. Ketterien menetelmien perusperiaatteena on ohjelmiston kehittäminen vaiheittain siten, että käyttäjien ja sidosryhmien palautetta voidaan hyödyntää jo varhaisessa vaiheessa kehitysprosessia.</w:t>
-      </w:r>
-    </w:p>
-    <w:p>
-      <w:r>
-        <w:t xml:space="preserve">Projektissa ei sovellettu yhtä tiettyä menetelmää, kuten </w:t>
-      </w:r>
-      <w:proofErr w:type="spellStart"/>
-      <w:r>
-        <w:t>Scrumia</w:t>
-      </w:r>
-      <w:proofErr w:type="spellEnd"/>
-      <w:r>
-        <w:t xml:space="preserve"> tai </w:t>
-      </w:r>
-      <w:proofErr w:type="spellStart"/>
-      <w:r>
-        <w:t>Kanbania</w:t>
-      </w:r>
-      <w:proofErr w:type="spellEnd"/>
-      <w:r>
-        <w:t>, vaan niiden periaatteita mukautettiin projektin kokoon ja tavoitteisiin sopiviksi. Työn eteneminen jaettiin pienempiin osiin, joissa jokaisessa keskityttiin tiettyyn toiminnallisuuteen, kuten tulostiedoston käsittelyyn, tietokantarakenteen suunnitteluun tai käyttöliittymän toteutukseen. Tämä mahdollisti nopean testaamisen ja virheiden korjaamisen ennen seuraavaa kehitysvaihetta.</w:t>
-      </w:r>
-    </w:p>
-    <w:p>
-      <w:r>
-        <w:t>Kehitysmenetelmä painotti jatkuvaa kommunikaatiota ja yhteistyötä. Työn ohjaajien ja toimeksiantajan palautteet otettiin huomioon jokaisen kehitysvaiheen jälkeen, mikä auttoi priorisoimaan tehtäviä ja parantamaan sovelluksen laatua. Ketterän kehitystavan ansiosta projektin suunnitelmaa voitiin muokata tarpeen mukaan ilman, että koko prosessi piti aloittaa alusta.</w:t>
-      </w:r>
-    </w:p>
-    <w:p>
-      <w:r>
-        <w:t xml:space="preserve">Ketterät menetelmät osoittautuivat toimiviksi erityisesti opiskelijaprojektissa, jossa resurssit ja aikataulut voivat vaihdella. Ne tukivat tavoitteellista mutta joustavaa työskentelyä ja mahdollistivat sen, että </w:t>
-      </w:r>
-      <w:proofErr w:type="spellStart"/>
-      <w:r>
-        <w:t>ORAOwl</w:t>
-      </w:r>
-      <w:proofErr w:type="spellEnd"/>
-      <w:r>
-        <w:t>-projektin tuloksena syntyi toimiva ja testattavissa oleva sovellusprototyyppi.</w:t>
-      </w:r>
-    </w:p>
-    <w:p/>
-    <w:p>
-      <w:pPr>
-        <w:pStyle w:val="Otsikko2"/>
-      </w:pPr>
-      <w:bookmarkStart w:id="40" w:name="_Toc216104025"/>
-      <w:r>
-        <w:t>Käytetyt teknologiat ja tiedostomuodot</w:t>
-      </w:r>
-      <w:bookmarkEnd w:id="40"/>
     </w:p>
     <w:p>
       <w:pPr>
@@ -9288,32 +9131,32 @@
       <w:pPr>
         <w:pStyle w:val="Otsikko1"/>
       </w:pPr>
-      <w:bookmarkStart w:id="41" w:name="_Toc216104026"/>
+      <w:bookmarkStart w:id="40" w:name="_Toc216104704"/>
       <w:r>
         <w:lastRenderedPageBreak/>
         <w:t>Sovelluksen suunnittelu ja toteutus</w:t>
       </w:r>
+      <w:bookmarkEnd w:id="40"/>
+    </w:p>
+    <w:p>
+      <w:pPr>
+        <w:pStyle w:val="Otsikko2"/>
+      </w:pPr>
+      <w:bookmarkStart w:id="41" w:name="_Toc216104705"/>
+      <w:r>
+        <w:t>Sovelluksen suunnittelu ja toteutus</w:t>
+      </w:r>
       <w:bookmarkEnd w:id="41"/>
     </w:p>
     <w:p>
       <w:pPr>
         <w:pStyle w:val="Otsikko2"/>
       </w:pPr>
-      <w:bookmarkStart w:id="42" w:name="_Toc216104027"/>
-      <w:r>
-        <w:t>Sovelluksen suunnittelu ja toteutus</w:t>
+      <w:bookmarkStart w:id="42" w:name="_Toc216104706"/>
+      <w:r>
+        <w:t>Tietomallit ja tiedon käsittely</w:t>
       </w:r>
       <w:bookmarkEnd w:id="42"/>
-    </w:p>
-    <w:p>
-      <w:pPr>
-        <w:pStyle w:val="Otsikko2"/>
-      </w:pPr>
-      <w:bookmarkStart w:id="43" w:name="_Toc216104028"/>
-      <w:r>
-        <w:t>Tietomallit ja tiedon käsittely</w:t>
-      </w:r>
-      <w:bookmarkEnd w:id="43"/>
     </w:p>
     <w:p>
       <w:pPr>
@@ -9324,12 +9167,12 @@
         </w:numPr>
         <w:ind w:left="255" w:hanging="255"/>
       </w:pPr>
-      <w:bookmarkStart w:id="44" w:name="_Toc216104029"/>
+      <w:bookmarkStart w:id="43" w:name="_Toc216104707"/>
       <w:r>
         <w:lastRenderedPageBreak/>
         <w:t>Käyttäjätestaus ja arviointi</w:t>
       </w:r>
-      <w:bookmarkEnd w:id="44"/>
+      <w:bookmarkEnd w:id="43"/>
     </w:p>
     <w:p>
       <w:r>
@@ -9377,31 +9220,31 @@
       <w:pPr>
         <w:pStyle w:val="Otsikko1"/>
       </w:pPr>
-      <w:bookmarkStart w:id="45" w:name="_Toc216104030"/>
+      <w:bookmarkStart w:id="44" w:name="_Toc216104708"/>
       <w:r>
         <w:lastRenderedPageBreak/>
         <w:t>Jatkokehitys ja kaupallistaminen</w:t>
       </w:r>
-      <w:bookmarkEnd w:id="45"/>
+      <w:bookmarkEnd w:id="44"/>
     </w:p>
     <w:p>
       <w:pPr>
         <w:pStyle w:val="Otsikko1"/>
       </w:pPr>
-      <w:bookmarkStart w:id="46" w:name="_Toc216104031"/>
+      <w:bookmarkStart w:id="45" w:name="_Toc216104709"/>
       <w:r>
         <w:lastRenderedPageBreak/>
         <w:t>Yhteenveto ja johtopäätökset</w:t>
       </w:r>
-      <w:bookmarkEnd w:id="46"/>
+      <w:bookmarkEnd w:id="45"/>
     </w:p>
     <w:p>
       <w:pPr>
         <w:pStyle w:val="REFERENCES"/>
       </w:pPr>
-      <w:bookmarkStart w:id="47" w:name="_Toc257354355"/>
-      <w:bookmarkStart w:id="48" w:name="_Toc257355747"/>
-      <w:bookmarkStart w:id="49" w:name="_Toc216104032"/>
+      <w:bookmarkStart w:id="46" w:name="_Toc257354355"/>
+      <w:bookmarkStart w:id="47" w:name="_Toc257355747"/>
+      <w:bookmarkStart w:id="48" w:name="_Toc216104710"/>
       <w:r>
         <w:lastRenderedPageBreak/>
         <w:t>L</w:t>
@@ -9415,15 +9258,15 @@
       <w:bookmarkEnd w:id="27"/>
       <w:bookmarkEnd w:id="28"/>
       <w:bookmarkEnd w:id="29"/>
+      <w:bookmarkEnd w:id="46"/>
       <w:bookmarkEnd w:id="47"/>
-      <w:bookmarkEnd w:id="48"/>
       <w:r>
         <w:t>ähteet</w:t>
       </w:r>
-      <w:bookmarkStart w:id="50" w:name="_Hlk64204481"/>
+      <w:bookmarkStart w:id="49" w:name="_Hlk64204481"/>
       <w:bookmarkEnd w:id="1"/>
       <w:bookmarkEnd w:id="2"/>
-      <w:bookmarkEnd w:id="49"/>
+      <w:bookmarkEnd w:id="48"/>
     </w:p>
     <w:p>
       <w:pPr>
@@ -9726,6 +9569,9 @@
     <w:p>
       <w:pPr>
         <w:spacing w:after="160" w:line="279" w:lineRule="auto"/>
+        <w:rPr>
+          <w:lang w:val="en-GB"/>
+        </w:rPr>
       </w:pPr>
       <w:r>
         <w:rPr>
@@ -9963,26 +9809,19 @@
         </w:rPr>
         <w:t xml:space="preserve">. </w:t>
       </w:r>
-      <w:proofErr w:type="spellStart"/>
-      <w:r>
-        <w:t>Independently</w:t>
-      </w:r>
-      <w:proofErr w:type="spellEnd"/>
-      <w:r>
-        <w:t xml:space="preserve"> </w:t>
-      </w:r>
-      <w:proofErr w:type="spellStart"/>
-      <w:r>
-        <w:t>Published</w:t>
-      </w:r>
-      <w:proofErr w:type="spellEnd"/>
-      <w:r>
-        <w:t>.</w:t>
+      <w:r>
+        <w:rPr>
+          <w:lang w:val="en-GB"/>
+        </w:rPr>
+        <w:t>Independently Published.</w:t>
       </w:r>
     </w:p>
     <w:p>
       <w:pPr>
         <w:spacing w:after="160" w:line="279" w:lineRule="auto"/>
+        <w:rPr>
+          <w:lang w:val="en-GB"/>
+        </w:rPr>
       </w:pPr>
     </w:p>
     <w:p>
@@ -10465,7 +10304,7 @@
         <w:pStyle w:val="Sourcematerial"/>
       </w:pPr>
     </w:p>
-    <w:bookmarkEnd w:id="50"/>
+    <w:bookmarkEnd w:id="49"/>
     <w:p>
       <w:pPr>
         <w:pStyle w:val="Sourcematerial"/>
@@ -10733,7 +10572,6 @@
         <w:t>Previous</w:t>
       </w:r>
       <w:proofErr w:type="spellEnd"/>
-      <w:proofErr w:type="gramStart"/>
       <w:r>
         <w:rPr>
           <w:bCs/>
@@ -10754,7 +10592,6 @@
         </w:rPr>
         <w:t>.</w:t>
       </w:r>
-      <w:proofErr w:type="gramEnd"/>
       <w:r>
         <w:t xml:space="preserve"> Ohjelma varmistaa sinulta, haluatko käyttää edellisen osan</w:t>
       </w:r>
@@ -10858,7 +10695,7 @@
         <w:pStyle w:val="Kuvaotsikko"/>
         <w:ind w:firstLine="360"/>
       </w:pPr>
-      <w:bookmarkStart w:id="51" w:name="_Toc137394105"/>
+      <w:bookmarkStart w:id="50" w:name="_Toc137394105"/>
       <w:r>
         <w:t xml:space="preserve">Kuva </w:t>
       </w:r>
@@ -10876,7 +10713,7 @@
       <w:r>
         <w:t>Liitteen ylätunnisteen muuttaminen.</w:t>
       </w:r>
-      <w:bookmarkEnd w:id="51"/>
+      <w:bookmarkEnd w:id="50"/>
     </w:p>
     <w:p>
       <w:pPr>
@@ -10888,15 +10725,7 @@
         <w:contextualSpacing/>
       </w:pPr>
       <w:r>
-        <w:t xml:space="preserve">Jos haluat poistaa kerralla useamman </w:t>
-      </w:r>
-      <w:proofErr w:type="gramStart"/>
-      <w:r>
-        <w:t>liite-sivun</w:t>
-      </w:r>
-      <w:proofErr w:type="gramEnd"/>
-      <w:r>
-        <w:t>, muuta tässä kohtaa kaikkien liitteiden ylätunnisteet kohdissa 1 ja 2 neuvotulla tavalla.</w:t>
+        <w:t>Jos haluat poistaa kerralla useamman liite-sivun, muuta tässä kohtaa kaikkien liitteiden ylätunnisteet kohdissa 1 ja 2 neuvotulla tavalla.</w:t>
       </w:r>
     </w:p>
     <w:p>
@@ -11128,7 +10957,7 @@
         <w:pStyle w:val="Kuvaotsikko"/>
         <w:ind w:firstLine="360"/>
       </w:pPr>
-      <w:bookmarkStart w:id="52" w:name="_Toc137394106"/>
+      <w:bookmarkStart w:id="51" w:name="_Toc137394106"/>
       <w:r>
         <w:t xml:space="preserve">Kuva </w:t>
       </w:r>
@@ -11143,7 +10972,7 @@
       <w:r>
         <w:t>. Osanvaihtokoodi.</w:t>
       </w:r>
-      <w:bookmarkEnd w:id="52"/>
+      <w:bookmarkEnd w:id="51"/>
     </w:p>
     <w:p>
       <w:pPr>
@@ -11168,31 +10997,7 @@
         <w:contextualSpacing/>
       </w:pPr>
       <w:r>
-        <w:t xml:space="preserve">Jos haluat poistaa kerralla useamman </w:t>
-      </w:r>
-      <w:proofErr w:type="gramStart"/>
-      <w:r>
-        <w:t>liite-sivun</w:t>
-      </w:r>
-      <w:proofErr w:type="gramEnd"/>
-      <w:r>
-        <w:t xml:space="preserve">, poista tässä kohtaa kaikkia näitä liitteitä edeltävät osanvaihtokoodit ja </w:t>
-      </w:r>
-      <w:proofErr w:type="gramStart"/>
-      <w:r>
-        <w:t>liite-sivujen</w:t>
-      </w:r>
-      <w:proofErr w:type="gramEnd"/>
-      <w:r>
-        <w:t xml:space="preserve"> tekstit kohdissa </w:t>
-      </w:r>
-      <w:proofErr w:type="gramStart"/>
-      <w:r>
-        <w:t>4-5</w:t>
-      </w:r>
-      <w:proofErr w:type="gramEnd"/>
-      <w:r>
-        <w:t xml:space="preserve"> neuvotulla tavalla.</w:t>
+        <w:t>Jos haluat poistaa kerralla useamman liite-sivun, poista tässä kohtaa kaikkia näitä liitteitä edeltävät osanvaihtokoodit ja liite-sivujen tekstit kohdissa 4-5 neuvotulla tavalla.</w:t>
       </w:r>
     </w:p>
     <w:p/>
@@ -11221,7 +11026,7 @@
       <w:pPr>
         <w:pStyle w:val="UnnumberedHeading"/>
       </w:pPr>
-      <w:bookmarkStart w:id="53" w:name="_Hlk64204603"/>
+      <w:bookmarkStart w:id="52" w:name="_Hlk64204603"/>
       <w:r>
         <w:t>Kaavat osana tekstiä</w:t>
       </w:r>
@@ -11542,7 +11347,7 @@
       <w:pPr>
         <w:pStyle w:val="Kuvaotsikko"/>
       </w:pPr>
-      <w:bookmarkStart w:id="54" w:name="_Toc137394113"/>
+      <w:bookmarkStart w:id="53" w:name="_Toc137394113"/>
       <w:r>
         <w:t xml:space="preserve">Kuvio </w:t>
       </w:r>
@@ -11560,7 +11365,7 @@
       <w:r>
         <w:t xml:space="preserve"> Esimerkki kuviosta (Lähdeviite).</w:t>
       </w:r>
-      <w:bookmarkEnd w:id="54"/>
+      <w:bookmarkEnd w:id="53"/>
     </w:p>
     <w:p>
       <w:r>
@@ -11803,8 +11608,8 @@
       <w:pPr>
         <w:pStyle w:val="Kuvaotsikko"/>
       </w:pPr>
-      <w:bookmarkStart w:id="55" w:name="_Toc436943409"/>
-      <w:bookmarkStart w:id="56" w:name="_Toc137394107"/>
+      <w:bookmarkStart w:id="54" w:name="_Toc436943409"/>
+      <w:bookmarkStart w:id="55" w:name="_Toc137394107"/>
       <w:r>
         <w:t xml:space="preserve">Kuva </w:t>
       </w:r>
@@ -11822,17 +11627,17 @@
       <w:r>
         <w:t xml:space="preserve"> Esimerkki kuvaotsikon lisäämisestä.</w:t>
       </w:r>
+      <w:bookmarkEnd w:id="54"/>
       <w:bookmarkEnd w:id="55"/>
-      <w:bookmarkEnd w:id="56"/>
-    </w:p>
-    <w:p>
-      <w:bookmarkStart w:id="57" w:name="_Hlk135822502"/>
+    </w:p>
+    <w:p>
+      <w:bookmarkStart w:id="56" w:name="_Hlk135822502"/>
       <w:r>
         <w:lastRenderedPageBreak/>
         <w:t>Kun toimit edellä mainitulla tavalla, kuvat ja kuviot merkitään automaattisesti Kuvan otsikko -tyylillä ja saat ne osaksi Kuvat ja Kuviot -luetteloita, kun luettelot seuraavan kerran päivitetään.</w:t>
       </w:r>
     </w:p>
-    <w:bookmarkEnd w:id="57"/>
+    <w:bookmarkEnd w:id="56"/>
     <w:p>
       <w:proofErr w:type="spellStart"/>
       <w:r>
@@ -12138,7 +11943,7 @@
       <w:pPr>
         <w:pStyle w:val="Kuvaotsikko"/>
       </w:pPr>
-      <w:bookmarkStart w:id="58" w:name="_Toc137394108"/>
+      <w:bookmarkStart w:id="57" w:name="_Toc137394108"/>
       <w:r>
         <w:t xml:space="preserve">Kuva </w:t>
       </w:r>
@@ -12153,7 +11958,7 @@
       <w:r>
         <w:t>. Uuden otsikkolajin lisääminen.</w:t>
       </w:r>
-      <w:bookmarkEnd w:id="58"/>
+      <w:bookmarkEnd w:id="57"/>
     </w:p>
     <w:p>
       <w:pPr>
@@ -12322,8 +12127,8 @@
       <w:pPr>
         <w:pStyle w:val="Kuvaotsikko"/>
       </w:pPr>
-      <w:bookmarkStart w:id="59" w:name="_Toc436943418"/>
-      <w:bookmarkStart w:id="60" w:name="_Toc137394114"/>
+      <w:bookmarkStart w:id="58" w:name="_Toc436943418"/>
+      <w:bookmarkStart w:id="59" w:name="_Toc137394114"/>
       <w:r>
         <w:t xml:space="preserve">Taulukko </w:t>
       </w:r>
@@ -12338,8 +12143,8 @@
       <w:r>
         <w:t>. Esimerkki taulukosta.</w:t>
       </w:r>
+      <w:bookmarkEnd w:id="58"/>
       <w:bookmarkEnd w:id="59"/>
-      <w:bookmarkEnd w:id="60"/>
     </w:p>
     <w:tbl>
       <w:tblPr>
@@ -13030,7 +12835,7 @@
       </w:tr>
     </w:tbl>
     <w:p/>
-    <w:bookmarkEnd w:id="53"/>
+    <w:bookmarkEnd w:id="52"/>
     <w:p/>
     <w:p/>
     <w:p>
@@ -13048,7 +12853,7 @@
       <w:pPr>
         <w:pStyle w:val="HeadingofAppendix"/>
       </w:pPr>
-      <w:bookmarkStart w:id="61" w:name="_Toc61546150"/>
+      <w:bookmarkStart w:id="60" w:name="_Toc61546150"/>
       <w:r>
         <w:lastRenderedPageBreak/>
         <w:t xml:space="preserve">Tiedoston </w:t>
@@ -13062,7 +12867,7 @@
       <w:r>
         <w:t>-muotoon</w:t>
       </w:r>
-      <w:bookmarkEnd w:id="61"/>
+      <w:bookmarkEnd w:id="60"/>
     </w:p>
     <w:p>
       <w:r>
@@ -13307,7 +13112,7 @@
       <w:pPr>
         <w:pStyle w:val="Kuvaotsikko"/>
       </w:pPr>
-      <w:bookmarkStart w:id="62" w:name="_Toc137394109"/>
+      <w:bookmarkStart w:id="61" w:name="_Toc137394109"/>
       <w:r>
         <w:t xml:space="preserve">Kuva </w:t>
       </w:r>
@@ -13322,7 +13127,7 @@
       <w:r>
         <w:t>. Dokumentin tietojen muokkaus.</w:t>
       </w:r>
-      <w:bookmarkEnd w:id="62"/>
+      <w:bookmarkEnd w:id="61"/>
     </w:p>
     <w:p>
       <w:pPr>
@@ -13523,8 +13328,8 @@
       <w:pPr>
         <w:pStyle w:val="Kuvaotsikko"/>
       </w:pPr>
-      <w:bookmarkStart w:id="63" w:name="_Toc59288897"/>
-      <w:bookmarkStart w:id="64" w:name="_Toc137394110"/>
+      <w:bookmarkStart w:id="62" w:name="_Toc59288897"/>
+      <w:bookmarkStart w:id="63" w:name="_Toc137394110"/>
       <w:r>
         <w:t xml:space="preserve">Kuva </w:t>
       </w:r>
@@ -13545,8 +13350,8 @@
       <w:r>
         <w:t>.</w:t>
       </w:r>
+      <w:bookmarkEnd w:id="62"/>
       <w:bookmarkEnd w:id="63"/>
-      <w:bookmarkEnd w:id="64"/>
     </w:p>
     <w:p>
       <w:r>
@@ -13625,8 +13430,8 @@
       <w:pPr>
         <w:pStyle w:val="Kuvaotsikko"/>
       </w:pPr>
-      <w:bookmarkStart w:id="65" w:name="_Toc59288898"/>
-      <w:bookmarkStart w:id="66" w:name="_Toc137394111"/>
+      <w:bookmarkStart w:id="64" w:name="_Toc59288898"/>
+      <w:bookmarkStart w:id="65" w:name="_Toc137394111"/>
       <w:r>
         <w:t xml:space="preserve">Kuva </w:t>
       </w:r>
@@ -13650,8 +13455,8 @@
       <w:r>
         <w:t>.</w:t>
       </w:r>
+      <w:bookmarkEnd w:id="64"/>
       <w:bookmarkEnd w:id="65"/>
-      <w:bookmarkEnd w:id="66"/>
     </w:p>
     <w:p>
       <w:r>
@@ -13699,7 +13504,7 @@
         <w:ind w:left="714" w:hanging="357"/>
         <w:contextualSpacing/>
       </w:pPr>
-      <w:bookmarkStart w:id="67" w:name="_Hlk135841590"/>
+      <w:bookmarkStart w:id="66" w:name="_Hlk135841590"/>
       <w:r>
         <w:t xml:space="preserve">Valitse </w:t>
       </w:r>
@@ -13754,7 +13559,7 @@
         <w:t xml:space="preserve">). </w:t>
       </w:r>
     </w:p>
-    <w:bookmarkEnd w:id="67"/>
+    <w:bookmarkEnd w:id="66"/>
     <w:p>
       <w:pPr>
         <w:numPr>
@@ -13767,21 +13572,12 @@
       <w:r>
         <w:t xml:space="preserve">Ruksaa valinnat </w:t>
       </w:r>
-      <w:proofErr w:type="gramStart"/>
-      <w:r>
-        <w:rPr>
-          <w:b/>
-          <w:bCs/>
-        </w:rPr>
-        <w:t>Luo</w:t>
-      </w:r>
-      <w:proofErr w:type="gramEnd"/>
-      <w:r>
-        <w:rPr>
-          <w:b/>
-          <w:bCs/>
-        </w:rPr>
-        <w:t xml:space="preserve"> kirjanmerkit käyttämällä Otsikoita </w:t>
+      <w:r>
+        <w:rPr>
+          <w:b/>
+          <w:bCs/>
+        </w:rPr>
+        <w:t xml:space="preserve">Luo kirjanmerkit käyttämällä Otsikoita </w:t>
       </w:r>
       <w:r>
         <w:t>(</w:t>
@@ -14088,8 +13884,8 @@
         <w:pStyle w:val="Kuvaotsikko"/>
         <w:ind w:left="720"/>
       </w:pPr>
-      <w:bookmarkStart w:id="68" w:name="_Toc59288899"/>
-      <w:bookmarkStart w:id="69" w:name="_Toc137394112"/>
+      <w:bookmarkStart w:id="67" w:name="_Toc59288899"/>
+      <w:bookmarkStart w:id="68" w:name="_Toc137394112"/>
       <w:r>
         <w:t xml:space="preserve">Kuva </w:t>
       </w:r>
@@ -14104,8 +13900,8 @@
       <w:r>
         <w:t>. PDF/A-tiedoston asetukset.</w:t>
       </w:r>
+      <w:bookmarkEnd w:id="67"/>
       <w:bookmarkEnd w:id="68"/>
-      <w:bookmarkEnd w:id="69"/>
     </w:p>
     <w:p>
       <w:r>
@@ -14130,13 +13926,13 @@
       <w:pPr>
         <w:pStyle w:val="Otsikko1"/>
       </w:pPr>
-      <w:bookmarkStart w:id="70" w:name="_Toc216104033"/>
+      <w:bookmarkStart w:id="69" w:name="_Toc216104711"/>
       <w:proofErr w:type="spellStart"/>
       <w:r>
         <w:lastRenderedPageBreak/>
         <w:t>Abstract</w:t>
       </w:r>
-      <w:bookmarkEnd w:id="70"/>
+      <w:bookmarkEnd w:id="69"/>
       <w:proofErr w:type="spellEnd"/>
     </w:p>
     <w:p>
@@ -17928,7 +17724,6 @@
   <w:style w:type="character" w:default="1" w:styleId="Kappaleenoletusfontti">
     <w:name w:val="Default Paragraph Font"/>
     <w:uiPriority w:val="1"/>
-    <w:semiHidden/>
     <w:unhideWhenUsed/>
   </w:style>
   <w:style w:type="table" w:default="1" w:styleId="Normaalitaulukko">
@@ -20013,6 +19808,7 @@
     <w:rsid w:val="002436B8"/>
     <w:rsid w:val="00266B1E"/>
     <w:rsid w:val="00274102"/>
+    <w:rsid w:val="002B52FC"/>
     <w:rsid w:val="00340431"/>
     <w:rsid w:val="003516E2"/>
     <w:rsid w:val="00374573"/>
@@ -20031,6 +19827,7 @@
     <w:rsid w:val="00A4638A"/>
     <w:rsid w:val="00A83F7C"/>
     <w:rsid w:val="00BF2027"/>
+    <w:rsid w:val="00C52730"/>
     <w:rsid w:val="00D12800"/>
     <w:rsid w:val="00DA77B4"/>
     <w:rsid w:val="00DB792C"/>
@@ -20820,6 +20617,151 @@
 </file>
 
 <file path=customXml/item1.xml><?xml version="1.0" encoding="utf-8"?>
+<p:properties xmlns:p="http://schemas.microsoft.com/office/2006/metadata/properties" xmlns:xsi="http://www.w3.org/2001/XMLSchema-instance" xmlns:pc="http://schemas.microsoft.com/office/infopath/2007/PartnerControls">
+  <documentManagement>
+    <IntraUpdateFI xmlns="29d38182-2ba3-434b-9466-3aece3d3aa2e">2025-08-30T21:00:00+00:00</IntraUpdateFI>
+    <IntraLanguageversionFI xmlns="29d38182-2ba3-434b-9466-3aece3d3aa2e">
+      <Url xsi:nil="true"/>
+      <Description xsi:nil="true"/>
+    </IntraLanguageversionFI>
+    <ib301ec3e9644efb8c8471003c19236e xmlns="29d38182-2ba3-434b-9466-3aece3d3aa2e">
+      <Terms xmlns="http://schemas.microsoft.com/office/infopath/2007/PartnerControls">
+        <TermInfo xmlns="http://schemas.microsoft.com/office/infopath/2007/PartnerControls">
+          <TermName xmlns="http://schemas.microsoft.com/office/infopath/2007/PartnerControls">Mallipohja</TermName>
+          <TermId xmlns="http://schemas.microsoft.com/office/infopath/2007/PartnerControls">018869ec-73bf-4e71-a6a9-62de2383ae78</TermId>
+        </TermInfo>
+      </Terms>
+    </ib301ec3e9644efb8c8471003c19236e>
+    <caf97a467bb94522bf6c109cc6ea1b2f xmlns="29d38182-2ba3-434b-9466-3aece3d3aa2e">
+      <Terms xmlns="http://schemas.microsoft.com/office/infopath/2007/PartnerControls">
+        <TermInfo xmlns="http://schemas.microsoft.com/office/infopath/2007/PartnerControls">
+          <TermName xmlns="http://schemas.microsoft.com/office/infopath/2007/PartnerControls">Yhteiset palvelut</TermName>
+          <TermId xmlns="http://schemas.microsoft.com/office/infopath/2007/PartnerControls">6fbd11bc-3334-4762-bc75-406427997d41</TermId>
+        </TermInfo>
+        <TermInfo xmlns="http://schemas.microsoft.com/office/infopath/2007/PartnerControls">
+          <TermName xmlns="http://schemas.microsoft.com/office/infopath/2007/PartnerControls">Koulutuksen palvelut</TermName>
+          <TermId xmlns="http://schemas.microsoft.com/office/infopath/2007/PartnerControls">b1d28787-f08e-427f-9781-4a26a171873a</TermId>
+        </TermInfo>
+      </Terms>
+    </caf97a467bb94522bf6c109cc6ea1b2f>
+    <TaxCatchAll xmlns="29d38182-2ba3-434b-9466-3aece3d3aa2e">
+      <Value>220</Value>
+      <Value>65</Value>
+      <Value>31</Value>
+      <Value>370</Value>
+      <Value>180</Value>
+      <Value>145</Value>
+      <Value>54</Value>
+      <Value>52</Value>
+    </TaxCatchAll>
+    <d517136b92564d9886fefa3eb935c454 xmlns="29d38182-2ba3-434b-9466-3aece3d3aa2e">
+      <Terms xmlns="http://schemas.microsoft.com/office/infopath/2007/PartnerControls">
+        <TermInfo xmlns="http://schemas.microsoft.com/office/infopath/2007/PartnerControls">
+          <TermName xmlns="http://schemas.microsoft.com/office/infopath/2007/PartnerControls">Ei prosessia</TermName>
+          <TermId xmlns="http://schemas.microsoft.com/office/infopath/2007/PartnerControls">97a57f41-fff7-469d-ac8a-3b5c65f5653e</TermId>
+        </TermInfo>
+      </Terms>
+    </d517136b92564d9886fefa3eb935c454>
+    <TaxKeywordTaxHTField xmlns="c2da8608-6b58-45ec-82e0-5098f9986dbf">
+      <Terms xmlns="http://schemas.microsoft.com/office/infopath/2007/PartnerControls">
+        <TermInfo xmlns="http://schemas.microsoft.com/office/infopath/2007/PartnerControls">
+          <TermName xmlns="http://schemas.microsoft.com/office/infopath/2007/PartnerControls">Opinnäytetyön lomakkeet ja mallipohjat</TermName>
+          <TermId xmlns="http://schemas.microsoft.com/office/infopath/2007/PartnerControls">24a04aa2-3d3f-4318-947d-dcaa9240650c</TermId>
+        </TermInfo>
+      </Terms>
+    </TaxKeywordTaxHTField>
+    <IntraResponsibleFI xmlns="29d38182-2ba3-434b-9466-3aece3d3aa2e">
+      <UserInfo>
+        <DisplayName>i:0#.f|membership|maria.valivirtahavia@turkuamk.fi</DisplayName>
+        <AccountId>4115</AccountId>
+        <AccountType/>
+      </UserInfo>
+      <UserInfo>
+        <DisplayName>i:0#.f|membership|anne.antero@turkuamk.fi</DisplayName>
+        <AccountId>1752</AccountId>
+        <AccountType/>
+      </UserInfo>
+    </IntraResponsibleFI>
+    <d5e5c4b2108343b5a7c63b2c45e02bb4 xmlns="29d38182-2ba3-434b-9466-3aece3d3aa2e">
+      <Terms xmlns="http://schemas.microsoft.com/office/infopath/2007/PartnerControls">
+        <TermInfo xmlns="http://schemas.microsoft.com/office/infopath/2007/PartnerControls">
+          <TermName xmlns="http://schemas.microsoft.com/office/infopath/2007/PartnerControls">Opinnäytetyö</TermName>
+          <TermId xmlns="http://schemas.microsoft.com/office/infopath/2007/PartnerControls">764ae95c-3e3e-4b8d-96a3-adf7c36171ff</TermId>
+        </TermInfo>
+        <TermInfo xmlns="http://schemas.microsoft.com/office/infopath/2007/PartnerControls">
+          <TermName xmlns="http://schemas.microsoft.com/office/infopath/2007/PartnerControls">Opinnäytetyön lomakkeet ja mallipohjat</TermName>
+          <TermId xmlns="http://schemas.microsoft.com/office/infopath/2007/PartnerControls">24a04aa2-3d3f-4318-947d-dcaa9240650c</TermId>
+        </TermInfo>
+      </Terms>
+    </d5e5c4b2108343b5a7c63b2c45e02bb4>
+    <m6e0ec6a239748e59d497cbd7a7abecb xmlns="29d38182-2ba3-434b-9466-3aece3d3aa2e">
+      <Terms xmlns="http://schemas.microsoft.com/office/infopath/2007/PartnerControls">
+        <TermInfo xmlns="http://schemas.microsoft.com/office/infopath/2007/PartnerControls">
+          <TermName xmlns="http://schemas.microsoft.com/office/infopath/2007/PartnerControls">Ei palvelua</TermName>
+          <TermId xmlns="http://schemas.microsoft.com/office/infopath/2007/PartnerControls">fda82063-688d-4b03-bd66-777c086b0675</TermId>
+        </TermInfo>
+      </Terms>
+    </m6e0ec6a239748e59d497cbd7a7abecb>
+    <SharedWithUsers xmlns="c2da8608-6b58-45ec-82e0-5098f9986dbf">
+      <UserInfo>
+        <DisplayName>Mäki Eerika</DisplayName>
+        <AccountId>9089</AccountId>
+        <AccountType/>
+      </UserInfo>
+      <UserInfo>
+        <DisplayName>Tiainen Jannika</DisplayName>
+        <AccountId>10356</AccountId>
+        <AccountType/>
+      </UserInfo>
+      <UserInfo>
+        <DisplayName>Kajokallio Kamilla</DisplayName>
+        <AccountId>738</AccountId>
+        <AccountType/>
+      </UserInfo>
+      <UserInfo>
+        <DisplayName>Rothovius Henna</DisplayName>
+        <AccountId>1530</AccountId>
+        <AccountType/>
+      </UserInfo>
+      <UserInfo>
+        <DisplayName>Ruotanen Vilma</DisplayName>
+        <AccountId>2676</AccountId>
+        <AccountType/>
+      </UserInfo>
+      <UserInfo>
+        <DisplayName>Abtidon Sagal</DisplayName>
+        <AccountId>20313</AccountId>
+        <AccountType/>
+      </UserInfo>
+      <UserInfo>
+        <DisplayName>Chamani Forough</DisplayName>
+        <AccountId>18347</AccountId>
+        <AccountType/>
+      </UserInfo>
+      <UserInfo>
+        <DisplayName>Koskenrouta Elina</DisplayName>
+        <AccountId>18465</AccountId>
+        <AccountType/>
+      </UserInfo>
+    </SharedWithUsers>
+  </documentManagement>
+</p:properties>
+</file>
+
+<file path=customXml/item2.xml><?xml version="1.0" encoding="utf-8"?>
+<b:Sources xmlns:b="http://schemas.openxmlformats.org/officeDocument/2006/bibliography" xmlns="http://schemas.openxmlformats.org/officeDocument/2006/bibliography" SelectedStyle="\GB.XSL" StyleName="GB7714"/>
+</file>
+
+<file path=customXml/item3.xml><?xml version="1.0" encoding="utf-8"?>
+<?mso-contentType ?>
+<FormTemplates xmlns="http://schemas.microsoft.com/sharepoint/v3/contenttype/forms">
+  <Display>DocumentLibraryForm</Display>
+  <Edit>DocumentLibraryForm</Edit>
+  <New>DocumentLibraryForm</New>
+</FormTemplates>
+</file>
+
+<file path=customXml/item4.xml><?xml version="1.0" encoding="utf-8"?>
 <ct:contentTypeSchema xmlns:ct="http://schemas.microsoft.com/office/2006/metadata/contentType" xmlns:ma="http://schemas.microsoft.com/office/2006/metadata/properties/metaAttributes" ct:_="" ma:_="" ma:contentTypeName="Document" ma:contentTypeID="0x0101002475E0E10D54B84F937F817497528C71" ma:contentTypeVersion="31" ma:contentTypeDescription="Create a new document." ma:contentTypeScope="" ma:versionID="13da27f6c67572251a4248440d3ad1f6">
   <xsd:schema xmlns:xsd="http://www.w3.org/2001/XMLSchema" xmlns:xs="http://www.w3.org/2001/XMLSchema" xmlns:p="http://schemas.microsoft.com/office/2006/metadata/properties" xmlns:ns2="29d38182-2ba3-434b-9466-3aece3d3aa2e" xmlns:ns3="c2da8608-6b58-45ec-82e0-5098f9986dbf" xmlns:ns4="77b8d55e-a628-4725-ad2a-a2aab75e1dba" targetNamespace="http://schemas.microsoft.com/office/2006/metadata/properties" ma:root="true" ma:fieldsID="4e9409845ca9d9160f86c08f661ea0ad" ns2:_="" ns3:_="" ns4:_="">
     <xsd:import namespace="29d38182-2ba3-434b-9466-3aece3d3aa2e"/>
@@ -21146,152 +21088,34 @@
 </ct:contentTypeSchema>
 </file>
 
-<file path=customXml/item2.xml><?xml version="1.0" encoding="utf-8"?>
-<p:properties xmlns:p="http://schemas.microsoft.com/office/2006/metadata/properties" xmlns:xsi="http://www.w3.org/2001/XMLSchema-instance" xmlns:pc="http://schemas.microsoft.com/office/infopath/2007/PartnerControls">
-  <documentManagement>
-    <IntraUpdateFI xmlns="29d38182-2ba3-434b-9466-3aece3d3aa2e">2025-08-30T21:00:00+00:00</IntraUpdateFI>
-    <IntraLanguageversionFI xmlns="29d38182-2ba3-434b-9466-3aece3d3aa2e">
-      <Url xsi:nil="true"/>
-      <Description xsi:nil="true"/>
-    </IntraLanguageversionFI>
-    <ib301ec3e9644efb8c8471003c19236e xmlns="29d38182-2ba3-434b-9466-3aece3d3aa2e">
-      <Terms xmlns="http://schemas.microsoft.com/office/infopath/2007/PartnerControls">
-        <TermInfo xmlns="http://schemas.microsoft.com/office/infopath/2007/PartnerControls">
-          <TermName xmlns="http://schemas.microsoft.com/office/infopath/2007/PartnerControls">Mallipohja</TermName>
-          <TermId xmlns="http://schemas.microsoft.com/office/infopath/2007/PartnerControls">018869ec-73bf-4e71-a6a9-62de2383ae78</TermId>
-        </TermInfo>
-      </Terms>
-    </ib301ec3e9644efb8c8471003c19236e>
-    <caf97a467bb94522bf6c109cc6ea1b2f xmlns="29d38182-2ba3-434b-9466-3aece3d3aa2e">
-      <Terms xmlns="http://schemas.microsoft.com/office/infopath/2007/PartnerControls">
-        <TermInfo xmlns="http://schemas.microsoft.com/office/infopath/2007/PartnerControls">
-          <TermName xmlns="http://schemas.microsoft.com/office/infopath/2007/PartnerControls">Yhteiset palvelut</TermName>
-          <TermId xmlns="http://schemas.microsoft.com/office/infopath/2007/PartnerControls">6fbd11bc-3334-4762-bc75-406427997d41</TermId>
-        </TermInfo>
-        <TermInfo xmlns="http://schemas.microsoft.com/office/infopath/2007/PartnerControls">
-          <TermName xmlns="http://schemas.microsoft.com/office/infopath/2007/PartnerControls">Koulutuksen palvelut</TermName>
-          <TermId xmlns="http://schemas.microsoft.com/office/infopath/2007/PartnerControls">b1d28787-f08e-427f-9781-4a26a171873a</TermId>
-        </TermInfo>
-      </Terms>
-    </caf97a467bb94522bf6c109cc6ea1b2f>
-    <TaxCatchAll xmlns="29d38182-2ba3-434b-9466-3aece3d3aa2e">
-      <Value>220</Value>
-      <Value>65</Value>
-      <Value>31</Value>
-      <Value>370</Value>
-      <Value>180</Value>
-      <Value>145</Value>
-      <Value>54</Value>
-      <Value>52</Value>
-    </TaxCatchAll>
-    <d517136b92564d9886fefa3eb935c454 xmlns="29d38182-2ba3-434b-9466-3aece3d3aa2e">
-      <Terms xmlns="http://schemas.microsoft.com/office/infopath/2007/PartnerControls">
-        <TermInfo xmlns="http://schemas.microsoft.com/office/infopath/2007/PartnerControls">
-          <TermName xmlns="http://schemas.microsoft.com/office/infopath/2007/PartnerControls">Ei prosessia</TermName>
-          <TermId xmlns="http://schemas.microsoft.com/office/infopath/2007/PartnerControls">97a57f41-fff7-469d-ac8a-3b5c65f5653e</TermId>
-        </TermInfo>
-      </Terms>
-    </d517136b92564d9886fefa3eb935c454>
-    <TaxKeywordTaxHTField xmlns="c2da8608-6b58-45ec-82e0-5098f9986dbf">
-      <Terms xmlns="http://schemas.microsoft.com/office/infopath/2007/PartnerControls">
-        <TermInfo xmlns="http://schemas.microsoft.com/office/infopath/2007/PartnerControls">
-          <TermName xmlns="http://schemas.microsoft.com/office/infopath/2007/PartnerControls">Opinnäytetyön lomakkeet ja mallipohjat</TermName>
-          <TermId xmlns="http://schemas.microsoft.com/office/infopath/2007/PartnerControls">24a04aa2-3d3f-4318-947d-dcaa9240650c</TermId>
-        </TermInfo>
-      </Terms>
-    </TaxKeywordTaxHTField>
-    <IntraResponsibleFI xmlns="29d38182-2ba3-434b-9466-3aece3d3aa2e">
-      <UserInfo>
-        <DisplayName>i:0#.f|membership|maria.valivirtahavia@turkuamk.fi</DisplayName>
-        <AccountId>4115</AccountId>
-        <AccountType/>
-      </UserInfo>
-      <UserInfo>
-        <DisplayName>i:0#.f|membership|anne.antero@turkuamk.fi</DisplayName>
-        <AccountId>1752</AccountId>
-        <AccountType/>
-      </UserInfo>
-    </IntraResponsibleFI>
-    <d5e5c4b2108343b5a7c63b2c45e02bb4 xmlns="29d38182-2ba3-434b-9466-3aece3d3aa2e">
-      <Terms xmlns="http://schemas.microsoft.com/office/infopath/2007/PartnerControls">
-        <TermInfo xmlns="http://schemas.microsoft.com/office/infopath/2007/PartnerControls">
-          <TermName xmlns="http://schemas.microsoft.com/office/infopath/2007/PartnerControls">Opinnäytetyö</TermName>
-          <TermId xmlns="http://schemas.microsoft.com/office/infopath/2007/PartnerControls">764ae95c-3e3e-4b8d-96a3-adf7c36171ff</TermId>
-        </TermInfo>
-        <TermInfo xmlns="http://schemas.microsoft.com/office/infopath/2007/PartnerControls">
-          <TermName xmlns="http://schemas.microsoft.com/office/infopath/2007/PartnerControls">Opinnäytetyön lomakkeet ja mallipohjat</TermName>
-          <TermId xmlns="http://schemas.microsoft.com/office/infopath/2007/PartnerControls">24a04aa2-3d3f-4318-947d-dcaa9240650c</TermId>
-        </TermInfo>
-      </Terms>
-    </d5e5c4b2108343b5a7c63b2c45e02bb4>
-    <m6e0ec6a239748e59d497cbd7a7abecb xmlns="29d38182-2ba3-434b-9466-3aece3d3aa2e">
-      <Terms xmlns="http://schemas.microsoft.com/office/infopath/2007/PartnerControls">
-        <TermInfo xmlns="http://schemas.microsoft.com/office/infopath/2007/PartnerControls">
-          <TermName xmlns="http://schemas.microsoft.com/office/infopath/2007/PartnerControls">Ei palvelua</TermName>
-          <TermId xmlns="http://schemas.microsoft.com/office/infopath/2007/PartnerControls">fda82063-688d-4b03-bd66-777c086b0675</TermId>
-        </TermInfo>
-      </Terms>
-    </m6e0ec6a239748e59d497cbd7a7abecb>
-    <SharedWithUsers xmlns="c2da8608-6b58-45ec-82e0-5098f9986dbf">
-      <UserInfo>
-        <DisplayName>Mäki Eerika</DisplayName>
-        <AccountId>9089</AccountId>
-        <AccountType/>
-      </UserInfo>
-      <UserInfo>
-        <DisplayName>Tiainen Jannika</DisplayName>
-        <AccountId>10356</AccountId>
-        <AccountType/>
-      </UserInfo>
-      <UserInfo>
-        <DisplayName>Kajokallio Kamilla</DisplayName>
-        <AccountId>738</AccountId>
-        <AccountType/>
-      </UserInfo>
-      <UserInfo>
-        <DisplayName>Rothovius Henna</DisplayName>
-        <AccountId>1530</AccountId>
-        <AccountType/>
-      </UserInfo>
-      <UserInfo>
-        <DisplayName>Ruotanen Vilma</DisplayName>
-        <AccountId>2676</AccountId>
-        <AccountType/>
-      </UserInfo>
-      <UserInfo>
-        <DisplayName>Abtidon Sagal</DisplayName>
-        <AccountId>20313</AccountId>
-        <AccountType/>
-      </UserInfo>
-      <UserInfo>
-        <DisplayName>Chamani Forough</DisplayName>
-        <AccountId>18347</AccountId>
-        <AccountType/>
-      </UserInfo>
-      <UserInfo>
-        <DisplayName>Koskenrouta Elina</DisplayName>
-        <AccountId>18465</AccountId>
-        <AccountType/>
-      </UserInfo>
-    </SharedWithUsers>
-  </documentManagement>
-</p:properties>
+<file path=customXml/itemProps1.xml><?xml version="1.0" encoding="utf-8"?>
+<ds:datastoreItem xmlns:ds="http://schemas.openxmlformats.org/officeDocument/2006/customXml" ds:itemID="{11AEAA72-A71C-4F59-B1F2-69D6C0A615FB}">
+  <ds:schemaRefs>
+    <ds:schemaRef ds:uri="http://schemas.microsoft.com/office/2006/metadata/properties"/>
+    <ds:schemaRef ds:uri="http://schemas.microsoft.com/office/infopath/2007/PartnerControls"/>
+    <ds:schemaRef ds:uri="29d38182-2ba3-434b-9466-3aece3d3aa2e"/>
+    <ds:schemaRef ds:uri="c2da8608-6b58-45ec-82e0-5098f9986dbf"/>
+  </ds:schemaRefs>
+</ds:datastoreItem>
 </file>
 
-<file path=customXml/item3.xml><?xml version="1.0" encoding="utf-8"?>
-<b:Sources xmlns:b="http://schemas.openxmlformats.org/officeDocument/2006/bibliography" xmlns="http://schemas.openxmlformats.org/officeDocument/2006/bibliography" SelectedStyle="\GB.XSL" StyleName="GB7714"/>
+<file path=customXml/itemProps2.xml><?xml version="1.0" encoding="utf-8"?>
+<ds:datastoreItem xmlns:ds="http://schemas.openxmlformats.org/officeDocument/2006/customXml" ds:itemID="{AC98FC60-AA00-4516-A716-017F371296A7}">
+  <ds:schemaRefs>
+    <ds:schemaRef ds:uri="http://schemas.openxmlformats.org/officeDocument/2006/bibliography"/>
+  </ds:schemaRefs>
+</ds:datastoreItem>
 </file>
 
-<file path=customXml/item4.xml><?xml version="1.0" encoding="utf-8"?>
-<?mso-contentType ?>
-<FormTemplates xmlns="http://schemas.microsoft.com/sharepoint/v3/contenttype/forms">
-  <Display>DocumentLibraryForm</Display>
-  <Edit>DocumentLibraryForm</Edit>
-  <New>DocumentLibraryForm</New>
-</FormTemplates>
+<file path=customXml/itemProps3.xml><?xml version="1.0" encoding="utf-8"?>
+<ds:datastoreItem xmlns:ds="http://schemas.openxmlformats.org/officeDocument/2006/customXml" ds:itemID="{198EC644-F7AF-456F-BC05-BD0D54E3DC7D}">
+  <ds:schemaRefs>
+    <ds:schemaRef ds:uri="http://schemas.microsoft.com/sharepoint/v3/contenttype/forms"/>
+  </ds:schemaRefs>
+</ds:datastoreItem>
 </file>
 
-<file path=customXml/itemProps1.xml><?xml version="1.0" encoding="utf-8"?>
+<file path=customXml/itemProps4.xml><?xml version="1.0" encoding="utf-8"?>
 <ds:datastoreItem xmlns:ds="http://schemas.openxmlformats.org/officeDocument/2006/customXml" ds:itemID="{EE4B2239-A68B-4EA6-9BD3-4C6271D1C6AF}">
   <ds:schemaRefs>
     <ds:schemaRef ds:uri="http://schemas.microsoft.com/office/2006/metadata/contentType"/>
@@ -21309,31 +21133,4 @@
     <ds:schemaRef ds:uri="http://schemas.microsoft.com/internal/obd"/>
   </ds:schemaRefs>
 </ds:datastoreItem>
-</file>
-
-<file path=customXml/itemProps2.xml><?xml version="1.0" encoding="utf-8"?>
-<ds:datastoreItem xmlns:ds="http://schemas.openxmlformats.org/officeDocument/2006/customXml" ds:itemID="{11AEAA72-A71C-4F59-B1F2-69D6C0A615FB}">
-  <ds:schemaRefs>
-    <ds:schemaRef ds:uri="http://schemas.microsoft.com/office/2006/metadata/properties"/>
-    <ds:schemaRef ds:uri="http://schemas.microsoft.com/office/infopath/2007/PartnerControls"/>
-    <ds:schemaRef ds:uri="29d38182-2ba3-434b-9466-3aece3d3aa2e"/>
-    <ds:schemaRef ds:uri="c2da8608-6b58-45ec-82e0-5098f9986dbf"/>
-  </ds:schemaRefs>
-</ds:datastoreItem>
-</file>
-
-<file path=customXml/itemProps3.xml><?xml version="1.0" encoding="utf-8"?>
-<ds:datastoreItem xmlns:ds="http://schemas.openxmlformats.org/officeDocument/2006/customXml" ds:itemID="{AC98FC60-AA00-4516-A716-017F371296A7}">
-  <ds:schemaRefs>
-    <ds:schemaRef ds:uri="http://schemas.openxmlformats.org/officeDocument/2006/bibliography"/>
-  </ds:schemaRefs>
-</ds:datastoreItem>
-</file>
-
-<file path=customXml/itemProps4.xml><?xml version="1.0" encoding="utf-8"?>
-<ds:datastoreItem xmlns:ds="http://schemas.openxmlformats.org/officeDocument/2006/customXml" ds:itemID="{198EC644-F7AF-456F-BC05-BD0D54E3DC7D}">
-  <ds:schemaRefs>
-    <ds:schemaRef ds:uri="http://schemas.microsoft.com/sharepoint/v3/contenttype/forms"/>
-  </ds:schemaRefs>
-</ds:datastoreItem>
 </file>
--- a/ORAOwl_opinnaytetyö.docx
+++ b/ORAOwl_opinnaytetyö.docx
@@ -78,7 +78,6 @@
         </w:rPr>
       </w:pPr>
       <w:bookmarkStart w:id="0" w:name="_Hlk213165853"/>
-      <w:proofErr w:type="spellStart"/>
       <w:r>
         <w:rPr>
           <w:rFonts w:eastAsiaTheme="minorHAnsi" w:cs="Arial"/>
@@ -86,17 +85,7 @@
           <w:sz w:val="48"/>
           <w:szCs w:val="48"/>
         </w:rPr>
-        <w:t>ORAOwl</w:t>
-      </w:r>
-      <w:proofErr w:type="spellEnd"/>
-      <w:r>
-        <w:rPr>
-          <w:rFonts w:eastAsiaTheme="minorHAnsi" w:cs="Arial"/>
-          <w:iCs w:val="0"/>
-          <w:sz w:val="48"/>
-          <w:szCs w:val="48"/>
-        </w:rPr>
-        <w:t xml:space="preserve"> – Suunnistustulosten arkistointi- ja analysointijärjestelmä</w:t>
+        <w:t>ORAOwl – Suunnistustulosten arkistointi- ja analysointijärjestelmä</w:t>
       </w:r>
     </w:p>
     <w:bookmarkEnd w:id="0"/>
@@ -342,7 +331,6 @@
           <w:text w:multiLine="1"/>
         </w:sdtPr>
         <w:sdtContent>
-          <w:proofErr w:type="spellStart"/>
           <w:r>
             <w:rPr>
               <w:rStyle w:val="Otsikko1Char"/>
@@ -351,18 +339,7 @@
               <w:sz w:val="36"/>
               <w:szCs w:val="36"/>
             </w:rPr>
-            <w:t>ORAOwl</w:t>
-          </w:r>
-          <w:proofErr w:type="spellEnd"/>
-          <w:r>
-            <w:rPr>
-              <w:rStyle w:val="Otsikko1Char"/>
-              <w:b w:val="0"/>
-              <w:bCs w:val="0"/>
-              <w:sz w:val="36"/>
-              <w:szCs w:val="36"/>
-            </w:rPr>
-            <w:t xml:space="preserve"> – Suunnistustulosten arkistointi- ja analysointijärjestelmä</w:t>
+            <w:t>ORAOwl – Suunnistustulosten arkistointi- ja analysointijärjestelmä</w:t>
           </w:r>
         </w:sdtContent>
       </w:sdt>
@@ -386,527 +363,13 @@
               <w:lang w:val="en-FI"/>
             </w:rPr>
           </w:pPr>
-          <w:proofErr w:type="spellStart"/>
           <w:r>
             <w:rPr>
               <w:sz w:val="22"/>
               <w:szCs w:val="22"/>
               <w:lang w:val="en-FI"/>
             </w:rPr>
-            <w:t>Suunnistuksen</w:t>
-          </w:r>
-          <w:proofErr w:type="spellEnd"/>
-          <w:r>
-            <w:rPr>
-              <w:sz w:val="22"/>
-              <w:szCs w:val="22"/>
-              <w:lang w:val="en-FI"/>
-            </w:rPr>
-            <w:t xml:space="preserve"> </w:t>
-          </w:r>
-          <w:proofErr w:type="spellStart"/>
-          <w:r>
-            <w:rPr>
-              <w:sz w:val="22"/>
-              <w:szCs w:val="22"/>
-              <w:lang w:val="en-FI"/>
-            </w:rPr>
-            <w:t>tulostiedot</w:t>
-          </w:r>
-          <w:proofErr w:type="spellEnd"/>
-          <w:r>
-            <w:rPr>
-              <w:sz w:val="22"/>
-              <w:szCs w:val="22"/>
-              <w:lang w:val="en-FI"/>
-            </w:rPr>
-            <w:t xml:space="preserve"> </w:t>
-          </w:r>
-          <w:proofErr w:type="spellStart"/>
-          <w:r>
-            <w:rPr>
-              <w:sz w:val="22"/>
-              <w:szCs w:val="22"/>
-              <w:lang w:val="en-FI"/>
-            </w:rPr>
-            <w:t>ovat</w:t>
-          </w:r>
-          <w:proofErr w:type="spellEnd"/>
-          <w:r>
-            <w:rPr>
-              <w:sz w:val="22"/>
-              <w:szCs w:val="22"/>
-              <w:lang w:val="en-FI"/>
-            </w:rPr>
-            <w:t xml:space="preserve"> </w:t>
-          </w:r>
-          <w:proofErr w:type="spellStart"/>
-          <w:r>
-            <w:rPr>
-              <w:sz w:val="22"/>
-              <w:szCs w:val="22"/>
-              <w:lang w:val="en-FI"/>
-            </w:rPr>
-            <w:t>hajallaan</w:t>
-          </w:r>
-          <w:proofErr w:type="spellEnd"/>
-          <w:r>
-            <w:rPr>
-              <w:sz w:val="22"/>
-              <w:szCs w:val="22"/>
-              <w:lang w:val="en-FI"/>
-            </w:rPr>
-            <w:t xml:space="preserve"> </w:t>
-          </w:r>
-          <w:proofErr w:type="spellStart"/>
-          <w:r>
-            <w:rPr>
-              <w:sz w:val="22"/>
-              <w:szCs w:val="22"/>
-              <w:lang w:val="en-FI"/>
-            </w:rPr>
-            <w:t>useilla</w:t>
-          </w:r>
-          <w:proofErr w:type="spellEnd"/>
-          <w:r>
-            <w:rPr>
-              <w:sz w:val="22"/>
-              <w:szCs w:val="22"/>
-              <w:lang w:val="en-FI"/>
-            </w:rPr>
-            <w:t xml:space="preserve"> </w:t>
-          </w:r>
-          <w:proofErr w:type="spellStart"/>
-          <w:r>
-            <w:rPr>
-              <w:sz w:val="22"/>
-              <w:szCs w:val="22"/>
-              <w:lang w:val="en-FI"/>
-            </w:rPr>
-            <w:t>verkkosivuilla</w:t>
-          </w:r>
-          <w:proofErr w:type="spellEnd"/>
-          <w:r>
-            <w:rPr>
-              <w:sz w:val="22"/>
-              <w:szCs w:val="22"/>
-              <w:lang w:val="en-FI"/>
-            </w:rPr>
-            <w:t xml:space="preserve"> </w:t>
-          </w:r>
-          <w:proofErr w:type="spellStart"/>
-          <w:r>
-            <w:rPr>
-              <w:sz w:val="22"/>
-              <w:szCs w:val="22"/>
-              <w:lang w:val="en-FI"/>
-            </w:rPr>
-            <w:t>ja</w:t>
-          </w:r>
-          <w:proofErr w:type="spellEnd"/>
-          <w:r>
-            <w:rPr>
-              <w:sz w:val="22"/>
-              <w:szCs w:val="22"/>
-              <w:lang w:val="en-FI"/>
-            </w:rPr>
-            <w:t xml:space="preserve"> </w:t>
-          </w:r>
-          <w:proofErr w:type="spellStart"/>
-          <w:r>
-            <w:rPr>
-              <w:sz w:val="22"/>
-              <w:szCs w:val="22"/>
-              <w:lang w:val="en-FI"/>
-            </w:rPr>
-            <w:t>eri</w:t>
-          </w:r>
-          <w:proofErr w:type="spellEnd"/>
-          <w:r>
-            <w:rPr>
-              <w:sz w:val="22"/>
-              <w:szCs w:val="22"/>
-              <w:lang w:val="en-FI"/>
-            </w:rPr>
-            <w:t xml:space="preserve"> </w:t>
-          </w:r>
-          <w:proofErr w:type="spellStart"/>
-          <w:r>
-            <w:rPr>
-              <w:sz w:val="22"/>
-              <w:szCs w:val="22"/>
-              <w:lang w:val="en-FI"/>
-            </w:rPr>
-            <w:t>järjestelmissä</w:t>
-          </w:r>
-          <w:proofErr w:type="spellEnd"/>
-          <w:r>
-            <w:rPr>
-              <w:sz w:val="22"/>
-              <w:szCs w:val="22"/>
-              <w:lang w:val="en-FI"/>
-            </w:rPr>
-            <w:t xml:space="preserve">, </w:t>
-          </w:r>
-          <w:proofErr w:type="spellStart"/>
-          <w:r>
-            <w:rPr>
-              <w:sz w:val="22"/>
-              <w:szCs w:val="22"/>
-              <w:lang w:val="en-FI"/>
-            </w:rPr>
-            <w:t>mikä</w:t>
-          </w:r>
-          <w:proofErr w:type="spellEnd"/>
-          <w:r>
-            <w:rPr>
-              <w:sz w:val="22"/>
-              <w:szCs w:val="22"/>
-              <w:lang w:val="en-FI"/>
-            </w:rPr>
-            <w:t xml:space="preserve"> </w:t>
-          </w:r>
-          <w:proofErr w:type="spellStart"/>
-          <w:r>
-            <w:rPr>
-              <w:sz w:val="22"/>
-              <w:szCs w:val="22"/>
-              <w:lang w:val="en-FI"/>
-            </w:rPr>
-            <w:t>vaikeuttaa</w:t>
-          </w:r>
-          <w:proofErr w:type="spellEnd"/>
-          <w:r>
-            <w:rPr>
-              <w:sz w:val="22"/>
-              <w:szCs w:val="22"/>
-              <w:lang w:val="en-FI"/>
-            </w:rPr>
-            <w:t xml:space="preserve"> </w:t>
-          </w:r>
-          <w:proofErr w:type="spellStart"/>
-          <w:r>
-            <w:rPr>
-              <w:sz w:val="22"/>
-              <w:szCs w:val="22"/>
-              <w:lang w:val="en-FI"/>
-            </w:rPr>
-            <w:t>urheilijoiden</w:t>
-          </w:r>
-          <w:proofErr w:type="spellEnd"/>
-          <w:r>
-            <w:rPr>
-              <w:sz w:val="22"/>
-              <w:szCs w:val="22"/>
-              <w:lang w:val="en-FI"/>
-            </w:rPr>
-            <w:t xml:space="preserve"> </w:t>
-          </w:r>
-          <w:proofErr w:type="spellStart"/>
-          <w:r>
-            <w:rPr>
-              <w:sz w:val="22"/>
-              <w:szCs w:val="22"/>
-              <w:lang w:val="en-FI"/>
-            </w:rPr>
-            <w:t>kehityksen</w:t>
-          </w:r>
-          <w:proofErr w:type="spellEnd"/>
-          <w:r>
-            <w:rPr>
-              <w:sz w:val="22"/>
-              <w:szCs w:val="22"/>
-              <w:lang w:val="en-FI"/>
-            </w:rPr>
-            <w:t xml:space="preserve"> </w:t>
-          </w:r>
-          <w:proofErr w:type="spellStart"/>
-          <w:r>
-            <w:rPr>
-              <w:sz w:val="22"/>
-              <w:szCs w:val="22"/>
-              <w:lang w:val="en-FI"/>
-            </w:rPr>
-            <w:t>seurantaa</w:t>
-          </w:r>
-          <w:proofErr w:type="spellEnd"/>
-          <w:r>
-            <w:rPr>
-              <w:sz w:val="22"/>
-              <w:szCs w:val="22"/>
-              <w:lang w:val="en-FI"/>
-            </w:rPr>
-            <w:t xml:space="preserve">, </w:t>
-          </w:r>
-          <w:proofErr w:type="spellStart"/>
-          <w:r>
-            <w:rPr>
-              <w:sz w:val="22"/>
-              <w:szCs w:val="22"/>
-              <w:lang w:val="en-FI"/>
-            </w:rPr>
-            <w:t>valmennuksen</w:t>
-          </w:r>
-          <w:proofErr w:type="spellEnd"/>
-          <w:r>
-            <w:rPr>
-              <w:sz w:val="22"/>
-              <w:szCs w:val="22"/>
-              <w:lang w:val="en-FI"/>
-            </w:rPr>
-            <w:t xml:space="preserve"> </w:t>
-          </w:r>
-          <w:proofErr w:type="spellStart"/>
-          <w:r>
-            <w:rPr>
-              <w:sz w:val="22"/>
-              <w:szCs w:val="22"/>
-              <w:lang w:val="en-FI"/>
-            </w:rPr>
-            <w:t>analysointia</w:t>
-          </w:r>
-          <w:proofErr w:type="spellEnd"/>
-          <w:r>
-            <w:rPr>
-              <w:sz w:val="22"/>
-              <w:szCs w:val="22"/>
-              <w:lang w:val="en-FI"/>
-            </w:rPr>
-            <w:t xml:space="preserve"> </w:t>
-          </w:r>
-          <w:proofErr w:type="spellStart"/>
-          <w:r>
-            <w:rPr>
-              <w:sz w:val="22"/>
-              <w:szCs w:val="22"/>
-              <w:lang w:val="en-FI"/>
-            </w:rPr>
-            <w:t>ja</w:t>
-          </w:r>
-          <w:proofErr w:type="spellEnd"/>
-          <w:r>
-            <w:rPr>
-              <w:sz w:val="22"/>
-              <w:szCs w:val="22"/>
-              <w:lang w:val="en-FI"/>
-            </w:rPr>
-            <w:t xml:space="preserve"> </w:t>
-          </w:r>
-          <w:proofErr w:type="spellStart"/>
-          <w:r>
-            <w:rPr>
-              <w:sz w:val="22"/>
-              <w:szCs w:val="22"/>
-              <w:lang w:val="en-FI"/>
-            </w:rPr>
-            <w:t>viestijoukkueiden</w:t>
-          </w:r>
-          <w:proofErr w:type="spellEnd"/>
-          <w:r>
-            <w:rPr>
-              <w:sz w:val="22"/>
-              <w:szCs w:val="22"/>
-              <w:lang w:val="en-FI"/>
-            </w:rPr>
-            <w:t xml:space="preserve"> </w:t>
-          </w:r>
-          <w:proofErr w:type="spellStart"/>
-          <w:r>
-            <w:rPr>
-              <w:sz w:val="22"/>
-              <w:szCs w:val="22"/>
-              <w:lang w:val="en-FI"/>
-            </w:rPr>
-            <w:t>valintaa</w:t>
-          </w:r>
-          <w:proofErr w:type="spellEnd"/>
-          <w:r>
-            <w:rPr>
-              <w:sz w:val="22"/>
-              <w:szCs w:val="22"/>
-              <w:lang w:val="en-FI"/>
-            </w:rPr>
-            <w:t xml:space="preserve">. </w:t>
-          </w:r>
-          <w:proofErr w:type="spellStart"/>
-          <w:r>
-            <w:rPr>
-              <w:sz w:val="22"/>
-              <w:szCs w:val="22"/>
-              <w:lang w:val="en-FI"/>
-            </w:rPr>
-            <w:t>Hajautettu</w:t>
-          </w:r>
-          <w:proofErr w:type="spellEnd"/>
-          <w:r>
-            <w:rPr>
-              <w:sz w:val="22"/>
-              <w:szCs w:val="22"/>
-              <w:lang w:val="en-FI"/>
-            </w:rPr>
-            <w:t xml:space="preserve"> </w:t>
-          </w:r>
-          <w:proofErr w:type="spellStart"/>
-          <w:r>
-            <w:rPr>
-              <w:sz w:val="22"/>
-              <w:szCs w:val="22"/>
-              <w:lang w:val="en-FI"/>
-            </w:rPr>
-            <w:t>tulosaineisto</w:t>
-          </w:r>
-          <w:proofErr w:type="spellEnd"/>
-          <w:r>
-            <w:rPr>
-              <w:sz w:val="22"/>
-              <w:szCs w:val="22"/>
-              <w:lang w:val="en-FI"/>
-            </w:rPr>
-            <w:t xml:space="preserve"> </w:t>
-          </w:r>
-          <w:proofErr w:type="spellStart"/>
-          <w:r>
-            <w:rPr>
-              <w:sz w:val="22"/>
-              <w:szCs w:val="22"/>
-              <w:lang w:val="en-FI"/>
-            </w:rPr>
-            <w:t>aiheuttaa</w:t>
-          </w:r>
-          <w:proofErr w:type="spellEnd"/>
-          <w:r>
-            <w:rPr>
-              <w:sz w:val="22"/>
-              <w:szCs w:val="22"/>
-              <w:lang w:val="en-FI"/>
-            </w:rPr>
-            <w:t xml:space="preserve"> </w:t>
-          </w:r>
-          <w:proofErr w:type="spellStart"/>
-          <w:r>
-            <w:rPr>
-              <w:sz w:val="22"/>
-              <w:szCs w:val="22"/>
-              <w:lang w:val="en-FI"/>
-            </w:rPr>
-            <w:t>virheiden</w:t>
-          </w:r>
-          <w:proofErr w:type="spellEnd"/>
-          <w:r>
-            <w:rPr>
-              <w:sz w:val="22"/>
-              <w:szCs w:val="22"/>
-              <w:lang w:val="en-FI"/>
-            </w:rPr>
-            <w:t xml:space="preserve"> </w:t>
-          </w:r>
-          <w:proofErr w:type="spellStart"/>
-          <w:r>
-            <w:rPr>
-              <w:sz w:val="22"/>
-              <w:szCs w:val="22"/>
-              <w:lang w:val="en-FI"/>
-            </w:rPr>
-            <w:t>riskiä</w:t>
-          </w:r>
-          <w:proofErr w:type="spellEnd"/>
-          <w:r>
-            <w:rPr>
-              <w:sz w:val="22"/>
-              <w:szCs w:val="22"/>
-              <w:lang w:val="en-FI"/>
-            </w:rPr>
-            <w:t xml:space="preserve"> </w:t>
-          </w:r>
-          <w:proofErr w:type="spellStart"/>
-          <w:r>
-            <w:rPr>
-              <w:sz w:val="22"/>
-              <w:szCs w:val="22"/>
-              <w:lang w:val="en-FI"/>
-            </w:rPr>
-            <w:t>ja</w:t>
-          </w:r>
-          <w:proofErr w:type="spellEnd"/>
-          <w:r>
-            <w:rPr>
-              <w:sz w:val="22"/>
-              <w:szCs w:val="22"/>
-              <w:lang w:val="en-FI"/>
-            </w:rPr>
-            <w:t xml:space="preserve"> </w:t>
-          </w:r>
-          <w:proofErr w:type="spellStart"/>
-          <w:r>
-            <w:rPr>
-              <w:sz w:val="22"/>
-              <w:szCs w:val="22"/>
-              <w:lang w:val="en-FI"/>
-            </w:rPr>
-            <w:t>edellyttää</w:t>
-          </w:r>
-          <w:proofErr w:type="spellEnd"/>
-          <w:r>
-            <w:rPr>
-              <w:sz w:val="22"/>
-              <w:szCs w:val="22"/>
-              <w:lang w:val="en-FI"/>
-            </w:rPr>
-            <w:t xml:space="preserve"> </w:t>
-          </w:r>
-          <w:proofErr w:type="spellStart"/>
-          <w:r>
-            <w:rPr>
-              <w:sz w:val="22"/>
-              <w:szCs w:val="22"/>
-              <w:lang w:val="en-FI"/>
-            </w:rPr>
-            <w:t>paljon</w:t>
-          </w:r>
-          <w:proofErr w:type="spellEnd"/>
-          <w:r>
-            <w:rPr>
-              <w:sz w:val="22"/>
-              <w:szCs w:val="22"/>
-              <w:lang w:val="en-FI"/>
-            </w:rPr>
-            <w:t xml:space="preserve"> </w:t>
-          </w:r>
-          <w:proofErr w:type="spellStart"/>
-          <w:r>
-            <w:rPr>
-              <w:sz w:val="22"/>
-              <w:szCs w:val="22"/>
-              <w:lang w:val="en-FI"/>
-            </w:rPr>
-            <w:t>manuaalista</w:t>
-          </w:r>
-          <w:proofErr w:type="spellEnd"/>
-          <w:r>
-            <w:rPr>
-              <w:sz w:val="22"/>
-              <w:szCs w:val="22"/>
-              <w:lang w:val="en-FI"/>
-            </w:rPr>
-            <w:t xml:space="preserve"> </w:t>
-          </w:r>
-          <w:proofErr w:type="spellStart"/>
-          <w:r>
-            <w:rPr>
-              <w:sz w:val="22"/>
-              <w:szCs w:val="22"/>
-              <w:lang w:val="en-FI"/>
-            </w:rPr>
-            <w:t>työtä</w:t>
-          </w:r>
-          <w:proofErr w:type="spellEnd"/>
-          <w:r>
-            <w:rPr>
-              <w:sz w:val="22"/>
-              <w:szCs w:val="22"/>
-              <w:lang w:val="en-FI"/>
-            </w:rPr>
-            <w:t>.</w:t>
+            <w:t>Suunnistuksen tulostiedot ovat hajallaan useilla verkkosivuilla ja eri järjestelmissä, mikä vaikeuttaa urheilijoiden kehityksen seurantaa, valmennuksen analysointia ja viestijoukkueiden valintaa. Hajautettu tulosaineisto aiheuttaa virheiden riskiä ja edellyttää paljon manuaalista työtä.</w:t>
           </w:r>
         </w:p>
         <w:p>
@@ -918,599 +381,13 @@
               <w:lang w:val="en-FI"/>
             </w:rPr>
           </w:pPr>
-          <w:proofErr w:type="spellStart"/>
           <w:r>
             <w:rPr>
               <w:sz w:val="22"/>
               <w:szCs w:val="22"/>
               <w:lang w:val="en-FI"/>
             </w:rPr>
-            <w:t>Tämän</w:t>
-          </w:r>
-          <w:proofErr w:type="spellEnd"/>
-          <w:r>
-            <w:rPr>
-              <w:sz w:val="22"/>
-              <w:szCs w:val="22"/>
-              <w:lang w:val="en-FI"/>
-            </w:rPr>
-            <w:t xml:space="preserve"> </w:t>
-          </w:r>
-          <w:proofErr w:type="spellStart"/>
-          <w:r>
-            <w:rPr>
-              <w:sz w:val="22"/>
-              <w:szCs w:val="22"/>
-              <w:lang w:val="en-FI"/>
-            </w:rPr>
-            <w:t>opinnäytetyön</w:t>
-          </w:r>
-          <w:proofErr w:type="spellEnd"/>
-          <w:r>
-            <w:rPr>
-              <w:sz w:val="22"/>
-              <w:szCs w:val="22"/>
-              <w:lang w:val="en-FI"/>
-            </w:rPr>
-            <w:t xml:space="preserve"> </w:t>
-          </w:r>
-          <w:proofErr w:type="spellStart"/>
-          <w:r>
-            <w:rPr>
-              <w:sz w:val="22"/>
-              <w:szCs w:val="22"/>
-              <w:lang w:val="en-FI"/>
-            </w:rPr>
-            <w:t>tavoitteena</w:t>
-          </w:r>
-          <w:proofErr w:type="spellEnd"/>
-          <w:r>
-            <w:rPr>
-              <w:sz w:val="22"/>
-              <w:szCs w:val="22"/>
-              <w:lang w:val="en-FI"/>
-            </w:rPr>
-            <w:t xml:space="preserve"> </w:t>
-          </w:r>
-          <w:proofErr w:type="spellStart"/>
-          <w:r>
-            <w:rPr>
-              <w:sz w:val="22"/>
-              <w:szCs w:val="22"/>
-              <w:lang w:val="en-FI"/>
-            </w:rPr>
-            <w:t>oli</w:t>
-          </w:r>
-          <w:proofErr w:type="spellEnd"/>
-          <w:r>
-            <w:rPr>
-              <w:sz w:val="22"/>
-              <w:szCs w:val="22"/>
-              <w:lang w:val="en-FI"/>
-            </w:rPr>
-            <w:t xml:space="preserve"> </w:t>
-          </w:r>
-          <w:proofErr w:type="spellStart"/>
-          <w:r>
-            <w:rPr>
-              <w:sz w:val="22"/>
-              <w:szCs w:val="22"/>
-              <w:lang w:val="en-FI"/>
-            </w:rPr>
-            <w:t>kehittää</w:t>
-          </w:r>
-          <w:proofErr w:type="spellEnd"/>
-          <w:r>
-            <w:rPr>
-              <w:sz w:val="22"/>
-              <w:szCs w:val="22"/>
-              <w:lang w:val="en-FI"/>
-            </w:rPr>
-            <w:t xml:space="preserve"> </w:t>
-          </w:r>
-          <w:proofErr w:type="spellStart"/>
-          <w:r>
-            <w:rPr>
-              <w:sz w:val="22"/>
-              <w:szCs w:val="22"/>
-              <w:lang w:val="en-FI"/>
-            </w:rPr>
-            <w:t>ratkaisu</w:t>
-          </w:r>
-          <w:proofErr w:type="spellEnd"/>
-          <w:r>
-            <w:rPr>
-              <w:sz w:val="22"/>
-              <w:szCs w:val="22"/>
-              <w:lang w:val="en-FI"/>
-            </w:rPr>
-            <w:t xml:space="preserve"> </w:t>
-          </w:r>
-          <w:proofErr w:type="spellStart"/>
-          <w:r>
-            <w:rPr>
-              <w:sz w:val="22"/>
-              <w:szCs w:val="22"/>
-              <w:lang w:val="en-FI"/>
-            </w:rPr>
-            <w:t>tähän</w:t>
-          </w:r>
-          <w:proofErr w:type="spellEnd"/>
-          <w:r>
-            <w:rPr>
-              <w:sz w:val="22"/>
-              <w:szCs w:val="22"/>
-              <w:lang w:val="en-FI"/>
-            </w:rPr>
-            <w:t xml:space="preserve"> </w:t>
-          </w:r>
-          <w:proofErr w:type="spellStart"/>
-          <w:r>
-            <w:rPr>
-              <w:sz w:val="22"/>
-              <w:szCs w:val="22"/>
-              <w:lang w:val="en-FI"/>
-            </w:rPr>
-            <w:t>ongelmaan</w:t>
-          </w:r>
-          <w:proofErr w:type="spellEnd"/>
-          <w:r>
-            <w:rPr>
-              <w:sz w:val="22"/>
-              <w:szCs w:val="22"/>
-              <w:lang w:val="en-FI"/>
-            </w:rPr>
-            <w:t xml:space="preserve"> </w:t>
-          </w:r>
-          <w:proofErr w:type="spellStart"/>
-          <w:r>
-            <w:rPr>
-              <w:sz w:val="22"/>
-              <w:szCs w:val="22"/>
-              <w:lang w:val="en-FI"/>
-            </w:rPr>
-            <w:t>suunnittelemalla</w:t>
-          </w:r>
-          <w:proofErr w:type="spellEnd"/>
-          <w:r>
-            <w:rPr>
-              <w:sz w:val="22"/>
-              <w:szCs w:val="22"/>
-              <w:lang w:val="en-FI"/>
-            </w:rPr>
-            <w:t xml:space="preserve"> </w:t>
-          </w:r>
-          <w:proofErr w:type="spellStart"/>
-          <w:r>
-            <w:rPr>
-              <w:sz w:val="22"/>
-              <w:szCs w:val="22"/>
-              <w:lang w:val="en-FI"/>
-            </w:rPr>
-            <w:t>ja</w:t>
-          </w:r>
-          <w:proofErr w:type="spellEnd"/>
-          <w:r>
-            <w:rPr>
-              <w:sz w:val="22"/>
-              <w:szCs w:val="22"/>
-              <w:lang w:val="en-FI"/>
-            </w:rPr>
-            <w:t xml:space="preserve"> </w:t>
-          </w:r>
-          <w:proofErr w:type="spellStart"/>
-          <w:r>
-            <w:rPr>
-              <w:sz w:val="22"/>
-              <w:szCs w:val="22"/>
-              <w:lang w:val="en-FI"/>
-            </w:rPr>
-            <w:t>toteuttamalla</w:t>
-          </w:r>
-          <w:proofErr w:type="spellEnd"/>
-          <w:r>
-            <w:rPr>
-              <w:sz w:val="22"/>
-              <w:szCs w:val="22"/>
-              <w:lang w:val="en-FI"/>
-            </w:rPr>
-            <w:t xml:space="preserve"> </w:t>
-          </w:r>
-          <w:proofErr w:type="spellStart"/>
-          <w:r>
-            <w:rPr>
-              <w:sz w:val="22"/>
-              <w:szCs w:val="22"/>
-              <w:lang w:val="en-FI"/>
-            </w:rPr>
-            <w:t>ORAOwl-niminen</w:t>
-          </w:r>
-          <w:proofErr w:type="spellEnd"/>
-          <w:r>
-            <w:rPr>
-              <w:sz w:val="22"/>
-              <w:szCs w:val="22"/>
-              <w:lang w:val="en-FI"/>
-            </w:rPr>
-            <w:t xml:space="preserve"> </w:t>
-          </w:r>
-          <w:proofErr w:type="spellStart"/>
-          <w:r>
-            <w:rPr>
-              <w:sz w:val="22"/>
-              <w:szCs w:val="22"/>
-              <w:lang w:val="en-FI"/>
-            </w:rPr>
-            <w:t>sovellus</w:t>
-          </w:r>
-          <w:proofErr w:type="spellEnd"/>
-          <w:r>
-            <w:rPr>
-              <w:sz w:val="22"/>
-              <w:szCs w:val="22"/>
-              <w:lang w:val="en-FI"/>
-            </w:rPr>
-            <w:t xml:space="preserve">, </w:t>
-          </w:r>
-          <w:proofErr w:type="spellStart"/>
-          <w:r>
-            <w:rPr>
-              <w:sz w:val="22"/>
-              <w:szCs w:val="22"/>
-              <w:lang w:val="en-FI"/>
-            </w:rPr>
-            <w:t>joka</w:t>
-          </w:r>
-          <w:proofErr w:type="spellEnd"/>
-          <w:r>
-            <w:rPr>
-              <w:sz w:val="22"/>
-              <w:szCs w:val="22"/>
-              <w:lang w:val="en-FI"/>
-            </w:rPr>
-            <w:t xml:space="preserve"> </w:t>
-          </w:r>
-          <w:proofErr w:type="spellStart"/>
-          <w:r>
-            <w:rPr>
-              <w:sz w:val="22"/>
-              <w:szCs w:val="22"/>
-              <w:lang w:val="en-FI"/>
-            </w:rPr>
-            <w:t>kokoaa</w:t>
-          </w:r>
-          <w:proofErr w:type="spellEnd"/>
-          <w:r>
-            <w:rPr>
-              <w:sz w:val="22"/>
-              <w:szCs w:val="22"/>
-              <w:lang w:val="en-FI"/>
-            </w:rPr>
-            <w:t xml:space="preserve"> </w:t>
-          </w:r>
-          <w:proofErr w:type="spellStart"/>
-          <w:r>
-            <w:rPr>
-              <w:sz w:val="22"/>
-              <w:szCs w:val="22"/>
-              <w:lang w:val="en-FI"/>
-            </w:rPr>
-            <w:t>suunnistustuloksia</w:t>
-          </w:r>
-          <w:proofErr w:type="spellEnd"/>
-          <w:r>
-            <w:rPr>
-              <w:sz w:val="22"/>
-              <w:szCs w:val="22"/>
-              <w:lang w:val="en-FI"/>
-            </w:rPr>
-            <w:t xml:space="preserve"> </w:t>
-          </w:r>
-          <w:proofErr w:type="spellStart"/>
-          <w:r>
-            <w:rPr>
-              <w:sz w:val="22"/>
-              <w:szCs w:val="22"/>
-              <w:lang w:val="en-FI"/>
-            </w:rPr>
-            <w:t>yhteen</w:t>
-          </w:r>
-          <w:proofErr w:type="spellEnd"/>
-          <w:r>
-            <w:rPr>
-              <w:sz w:val="22"/>
-              <w:szCs w:val="22"/>
-              <w:lang w:val="en-FI"/>
-            </w:rPr>
-            <w:t xml:space="preserve"> </w:t>
-          </w:r>
-          <w:proofErr w:type="spellStart"/>
-          <w:r>
-            <w:rPr>
-              <w:sz w:val="22"/>
-              <w:szCs w:val="22"/>
-              <w:lang w:val="en-FI"/>
-            </w:rPr>
-            <w:t>järjestelmään</w:t>
-          </w:r>
-          <w:proofErr w:type="spellEnd"/>
-          <w:r>
-            <w:rPr>
-              <w:sz w:val="22"/>
-              <w:szCs w:val="22"/>
-              <w:lang w:val="en-FI"/>
-            </w:rPr>
-            <w:t xml:space="preserve"> </w:t>
-          </w:r>
-          <w:proofErr w:type="spellStart"/>
-          <w:r>
-            <w:rPr>
-              <w:sz w:val="22"/>
-              <w:szCs w:val="22"/>
-              <w:lang w:val="en-FI"/>
-            </w:rPr>
-            <w:t>ja</w:t>
-          </w:r>
-          <w:proofErr w:type="spellEnd"/>
-          <w:r>
-            <w:rPr>
-              <w:sz w:val="22"/>
-              <w:szCs w:val="22"/>
-              <w:lang w:val="en-FI"/>
-            </w:rPr>
-            <w:t xml:space="preserve"> </w:t>
-          </w:r>
-          <w:proofErr w:type="spellStart"/>
-          <w:r>
-            <w:rPr>
-              <w:sz w:val="22"/>
-              <w:szCs w:val="22"/>
-              <w:lang w:val="en-FI"/>
-            </w:rPr>
-            <w:t>mahdollistaa</w:t>
-          </w:r>
-          <w:proofErr w:type="spellEnd"/>
-          <w:r>
-            <w:rPr>
-              <w:sz w:val="22"/>
-              <w:szCs w:val="22"/>
-              <w:lang w:val="en-FI"/>
-            </w:rPr>
-            <w:t xml:space="preserve"> </w:t>
-          </w:r>
-          <w:proofErr w:type="spellStart"/>
-          <w:r>
-            <w:rPr>
-              <w:sz w:val="22"/>
-              <w:szCs w:val="22"/>
-              <w:lang w:val="en-FI"/>
-            </w:rPr>
-            <w:t>niiden</w:t>
-          </w:r>
-          <w:proofErr w:type="spellEnd"/>
-          <w:r>
-            <w:rPr>
-              <w:sz w:val="22"/>
-              <w:szCs w:val="22"/>
-              <w:lang w:val="en-FI"/>
-            </w:rPr>
-            <w:t xml:space="preserve"> </w:t>
-          </w:r>
-          <w:proofErr w:type="spellStart"/>
-          <w:r>
-            <w:rPr>
-              <w:sz w:val="22"/>
-              <w:szCs w:val="22"/>
-              <w:lang w:val="en-FI"/>
-            </w:rPr>
-            <w:t>tehokkaamman</w:t>
-          </w:r>
-          <w:proofErr w:type="spellEnd"/>
-          <w:r>
-            <w:rPr>
-              <w:sz w:val="22"/>
-              <w:szCs w:val="22"/>
-              <w:lang w:val="en-FI"/>
-            </w:rPr>
-            <w:t xml:space="preserve"> </w:t>
-          </w:r>
-          <w:proofErr w:type="spellStart"/>
-          <w:r>
-            <w:rPr>
-              <w:sz w:val="22"/>
-              <w:szCs w:val="22"/>
-              <w:lang w:val="en-FI"/>
-            </w:rPr>
-            <w:t>hyödyntämisen</w:t>
-          </w:r>
-          <w:proofErr w:type="spellEnd"/>
-          <w:r>
-            <w:rPr>
-              <w:sz w:val="22"/>
-              <w:szCs w:val="22"/>
-              <w:lang w:val="en-FI"/>
-            </w:rPr>
-            <w:t xml:space="preserve">. </w:t>
-          </w:r>
-          <w:proofErr w:type="spellStart"/>
-          <w:r>
-            <w:rPr>
-              <w:sz w:val="22"/>
-              <w:szCs w:val="22"/>
-              <w:lang w:val="en-FI"/>
-            </w:rPr>
-            <w:t>Työ</w:t>
-          </w:r>
-          <w:proofErr w:type="spellEnd"/>
-          <w:r>
-            <w:rPr>
-              <w:sz w:val="22"/>
-              <w:szCs w:val="22"/>
-              <w:lang w:val="en-FI"/>
-            </w:rPr>
-            <w:t xml:space="preserve"> </w:t>
-          </w:r>
-          <w:proofErr w:type="spellStart"/>
-          <w:r>
-            <w:rPr>
-              <w:sz w:val="22"/>
-              <w:szCs w:val="22"/>
-              <w:lang w:val="en-FI"/>
-            </w:rPr>
-            <w:t>toteutettiin</w:t>
-          </w:r>
-          <w:proofErr w:type="spellEnd"/>
-          <w:r>
-            <w:rPr>
-              <w:sz w:val="22"/>
-              <w:szCs w:val="22"/>
-              <w:lang w:val="en-FI"/>
-            </w:rPr>
-            <w:t xml:space="preserve"> </w:t>
-          </w:r>
-          <w:proofErr w:type="spellStart"/>
-          <w:r>
-            <w:rPr>
-              <w:sz w:val="22"/>
-              <w:szCs w:val="22"/>
-              <w:lang w:val="en-FI"/>
-            </w:rPr>
-            <w:t>yksityiselle</w:t>
-          </w:r>
-          <w:proofErr w:type="spellEnd"/>
-          <w:r>
-            <w:rPr>
-              <w:sz w:val="22"/>
-              <w:szCs w:val="22"/>
-              <w:lang w:val="en-FI"/>
-            </w:rPr>
-            <w:t xml:space="preserve"> </w:t>
-          </w:r>
-          <w:proofErr w:type="spellStart"/>
-          <w:r>
-            <w:rPr>
-              <w:sz w:val="22"/>
-              <w:szCs w:val="22"/>
-              <w:lang w:val="en-FI"/>
-            </w:rPr>
-            <w:t>toimeksiantajalle</w:t>
-          </w:r>
-          <w:proofErr w:type="spellEnd"/>
-          <w:r>
-            <w:rPr>
-              <w:sz w:val="22"/>
-              <w:szCs w:val="22"/>
-              <w:lang w:val="en-FI"/>
-            </w:rPr>
-            <w:t xml:space="preserve">, </w:t>
-          </w:r>
-          <w:proofErr w:type="spellStart"/>
-          <w:r>
-            <w:rPr>
-              <w:sz w:val="22"/>
-              <w:szCs w:val="22"/>
-              <w:lang w:val="en-FI"/>
-            </w:rPr>
-            <w:t>joka</w:t>
-          </w:r>
-          <w:proofErr w:type="spellEnd"/>
-          <w:r>
-            <w:rPr>
-              <w:sz w:val="22"/>
-              <w:szCs w:val="22"/>
-              <w:lang w:val="en-FI"/>
-            </w:rPr>
-            <w:t xml:space="preserve"> </w:t>
-          </w:r>
-          <w:proofErr w:type="spellStart"/>
-          <w:r>
-            <w:rPr>
-              <w:sz w:val="22"/>
-              <w:szCs w:val="22"/>
-              <w:lang w:val="en-FI"/>
-            </w:rPr>
-            <w:t>toimii</w:t>
-          </w:r>
-          <w:proofErr w:type="spellEnd"/>
-          <w:r>
-            <w:rPr>
-              <w:sz w:val="22"/>
-              <w:szCs w:val="22"/>
-              <w:lang w:val="en-FI"/>
-            </w:rPr>
-            <w:t xml:space="preserve"> </w:t>
-          </w:r>
-          <w:proofErr w:type="spellStart"/>
-          <w:r>
-            <w:rPr>
-              <w:sz w:val="22"/>
-              <w:szCs w:val="22"/>
-              <w:lang w:val="en-FI"/>
-            </w:rPr>
-            <w:t>suunnistuksen</w:t>
-          </w:r>
-          <w:proofErr w:type="spellEnd"/>
-          <w:r>
-            <w:rPr>
-              <w:sz w:val="22"/>
-              <w:szCs w:val="22"/>
-              <w:lang w:val="en-FI"/>
-            </w:rPr>
-            <w:t xml:space="preserve"> </w:t>
-          </w:r>
-          <w:proofErr w:type="spellStart"/>
-          <w:r>
-            <w:rPr>
-              <w:sz w:val="22"/>
-              <w:szCs w:val="22"/>
-              <w:lang w:val="en-FI"/>
-            </w:rPr>
-            <w:t>ja</w:t>
-          </w:r>
-          <w:proofErr w:type="spellEnd"/>
-          <w:r>
-            <w:rPr>
-              <w:sz w:val="22"/>
-              <w:szCs w:val="22"/>
-              <w:lang w:val="en-FI"/>
-            </w:rPr>
-            <w:t xml:space="preserve"> </w:t>
-          </w:r>
-          <w:proofErr w:type="spellStart"/>
-          <w:r>
-            <w:rPr>
-              <w:sz w:val="22"/>
-              <w:szCs w:val="22"/>
-              <w:lang w:val="en-FI"/>
-            </w:rPr>
-            <w:t>ohjelmistokehityksen</w:t>
-          </w:r>
-          <w:proofErr w:type="spellEnd"/>
-          <w:r>
-            <w:rPr>
-              <w:sz w:val="22"/>
-              <w:szCs w:val="22"/>
-              <w:lang w:val="en-FI"/>
-            </w:rPr>
-            <w:t xml:space="preserve"> </w:t>
-          </w:r>
-          <w:proofErr w:type="spellStart"/>
-          <w:r>
-            <w:rPr>
-              <w:sz w:val="22"/>
-              <w:szCs w:val="22"/>
-              <w:lang w:val="en-FI"/>
-            </w:rPr>
-            <w:t>parissa</w:t>
-          </w:r>
-          <w:proofErr w:type="spellEnd"/>
-          <w:r>
-            <w:rPr>
-              <w:sz w:val="22"/>
-              <w:szCs w:val="22"/>
-              <w:lang w:val="en-FI"/>
-            </w:rPr>
-            <w:t>.</w:t>
+            <w:t>Tämän opinnäytetyön tavoitteena oli kehittää ratkaisu tähän ongelmaan suunnittelemalla ja toteuttamalla ORAOwl-niminen sovellus, joka kokoaa suunnistustuloksia yhteen järjestelmään ja mahdollistaa niiden tehokkaamman hyödyntämisen. Työ toteutettiin yksityiselle toimeksiantajalle, joka toimii suunnistuksen ja ohjelmistokehityksen parissa.</w:t>
           </w:r>
         </w:p>
         <w:p>
@@ -1522,833 +399,13 @@
               <w:lang w:val="en-FI"/>
             </w:rPr>
           </w:pPr>
-          <w:proofErr w:type="spellStart"/>
           <w:r>
             <w:rPr>
               <w:sz w:val="22"/>
               <w:szCs w:val="22"/>
               <w:lang w:val="en-FI"/>
             </w:rPr>
-            <w:t>Sovellus</w:t>
-          </w:r>
-          <w:proofErr w:type="spellEnd"/>
-          <w:r>
-            <w:rPr>
-              <w:sz w:val="22"/>
-              <w:szCs w:val="22"/>
-              <w:lang w:val="en-FI"/>
-            </w:rPr>
-            <w:t xml:space="preserve"> </w:t>
-          </w:r>
-          <w:proofErr w:type="spellStart"/>
-          <w:r>
-            <w:rPr>
-              <w:sz w:val="22"/>
-              <w:szCs w:val="22"/>
-              <w:lang w:val="en-FI"/>
-            </w:rPr>
-            <w:t>kehitettiin</w:t>
-          </w:r>
-          <w:proofErr w:type="spellEnd"/>
-          <w:r>
-            <w:rPr>
-              <w:sz w:val="22"/>
-              <w:szCs w:val="22"/>
-              <w:lang w:val="en-FI"/>
-            </w:rPr>
-            <w:t xml:space="preserve"> </w:t>
-          </w:r>
-          <w:proofErr w:type="spellStart"/>
-          <w:r>
-            <w:rPr>
-              <w:sz w:val="22"/>
-              <w:szCs w:val="22"/>
-              <w:lang w:val="en-FI"/>
-            </w:rPr>
-            <w:t>Pythonilla</w:t>
-          </w:r>
-          <w:proofErr w:type="spellEnd"/>
-          <w:r>
-            <w:rPr>
-              <w:sz w:val="22"/>
-              <w:szCs w:val="22"/>
-              <w:lang w:val="en-FI"/>
-            </w:rPr>
-            <w:t xml:space="preserve"> </w:t>
-          </w:r>
-          <w:proofErr w:type="spellStart"/>
-          <w:r>
-            <w:rPr>
-              <w:sz w:val="22"/>
-              <w:szCs w:val="22"/>
-              <w:lang w:val="en-FI"/>
-            </w:rPr>
-            <w:t>ja</w:t>
-          </w:r>
-          <w:proofErr w:type="spellEnd"/>
-          <w:r>
-            <w:rPr>
-              <w:sz w:val="22"/>
-              <w:szCs w:val="22"/>
-              <w:lang w:val="en-FI"/>
-            </w:rPr>
-            <w:t xml:space="preserve"> Django-</w:t>
-          </w:r>
-          <w:proofErr w:type="spellStart"/>
-          <w:r>
-            <w:rPr>
-              <w:sz w:val="22"/>
-              <w:szCs w:val="22"/>
-              <w:lang w:val="en-FI"/>
-            </w:rPr>
-            <w:t>kehyksellä</w:t>
-          </w:r>
-          <w:proofErr w:type="spellEnd"/>
-          <w:r>
-            <w:rPr>
-              <w:sz w:val="22"/>
-              <w:szCs w:val="22"/>
-              <w:lang w:val="en-FI"/>
-            </w:rPr>
-            <w:t xml:space="preserve">, </w:t>
-          </w:r>
-          <w:proofErr w:type="spellStart"/>
-          <w:r>
-            <w:rPr>
-              <w:sz w:val="22"/>
-              <w:szCs w:val="22"/>
-              <w:lang w:val="en-FI"/>
-            </w:rPr>
-            <w:t>ja</w:t>
-          </w:r>
-          <w:proofErr w:type="spellEnd"/>
-          <w:r>
-            <w:rPr>
-              <w:sz w:val="22"/>
-              <w:szCs w:val="22"/>
-              <w:lang w:val="en-FI"/>
-            </w:rPr>
-            <w:t xml:space="preserve"> </w:t>
-          </w:r>
-          <w:proofErr w:type="spellStart"/>
-          <w:r>
-            <w:rPr>
-              <w:sz w:val="22"/>
-              <w:szCs w:val="22"/>
-              <w:lang w:val="en-FI"/>
-            </w:rPr>
-            <w:t>tietojen</w:t>
-          </w:r>
-          <w:proofErr w:type="spellEnd"/>
-          <w:r>
-            <w:rPr>
-              <w:sz w:val="22"/>
-              <w:szCs w:val="22"/>
-              <w:lang w:val="en-FI"/>
-            </w:rPr>
-            <w:t xml:space="preserve"> </w:t>
-          </w:r>
-          <w:proofErr w:type="spellStart"/>
-          <w:r>
-            <w:rPr>
-              <w:sz w:val="22"/>
-              <w:szCs w:val="22"/>
-              <w:lang w:val="en-FI"/>
-            </w:rPr>
-            <w:t>tallennuksessa</w:t>
-          </w:r>
-          <w:proofErr w:type="spellEnd"/>
-          <w:r>
-            <w:rPr>
-              <w:sz w:val="22"/>
-              <w:szCs w:val="22"/>
-              <w:lang w:val="en-FI"/>
-            </w:rPr>
-            <w:t xml:space="preserve"> </w:t>
-          </w:r>
-          <w:proofErr w:type="spellStart"/>
-          <w:r>
-            <w:rPr>
-              <w:sz w:val="22"/>
-              <w:szCs w:val="22"/>
-              <w:lang w:val="en-FI"/>
-            </w:rPr>
-            <w:t>käytettiin</w:t>
-          </w:r>
-          <w:proofErr w:type="spellEnd"/>
-          <w:r>
-            <w:rPr>
-              <w:sz w:val="22"/>
-              <w:szCs w:val="22"/>
-              <w:lang w:val="en-FI"/>
-            </w:rPr>
-            <w:t xml:space="preserve"> PostgreSQL-</w:t>
-          </w:r>
-          <w:proofErr w:type="spellStart"/>
-          <w:r>
-            <w:rPr>
-              <w:sz w:val="22"/>
-              <w:szCs w:val="22"/>
-              <w:lang w:val="en-FI"/>
-            </w:rPr>
-            <w:t>tietokantaa</w:t>
-          </w:r>
-          <w:proofErr w:type="spellEnd"/>
-          <w:r>
-            <w:rPr>
-              <w:sz w:val="22"/>
-              <w:szCs w:val="22"/>
-              <w:lang w:val="en-FI"/>
-            </w:rPr>
-            <w:t xml:space="preserve">. </w:t>
-          </w:r>
-          <w:proofErr w:type="spellStart"/>
-          <w:r>
-            <w:rPr>
-              <w:sz w:val="22"/>
-              <w:szCs w:val="22"/>
-              <w:lang w:val="en-FI"/>
-            </w:rPr>
-            <w:t>Ensimmäinen</w:t>
-          </w:r>
-          <w:proofErr w:type="spellEnd"/>
-          <w:r>
-            <w:rPr>
-              <w:sz w:val="22"/>
-              <w:szCs w:val="22"/>
-              <w:lang w:val="en-FI"/>
-            </w:rPr>
-            <w:t xml:space="preserve"> </w:t>
-          </w:r>
-          <w:proofErr w:type="spellStart"/>
-          <w:r>
-            <w:rPr>
-              <w:sz w:val="22"/>
-              <w:szCs w:val="22"/>
-              <w:lang w:val="en-FI"/>
-            </w:rPr>
-            <w:t>prototyyppiversio</w:t>
-          </w:r>
-          <w:proofErr w:type="spellEnd"/>
-          <w:r>
-            <w:rPr>
-              <w:sz w:val="22"/>
-              <w:szCs w:val="22"/>
-              <w:lang w:val="en-FI"/>
-            </w:rPr>
-            <w:t xml:space="preserve"> </w:t>
-          </w:r>
-          <w:proofErr w:type="spellStart"/>
-          <w:r>
-            <w:rPr>
-              <w:sz w:val="22"/>
-              <w:szCs w:val="22"/>
-              <w:lang w:val="en-FI"/>
-            </w:rPr>
-            <w:t>keskittyy</w:t>
-          </w:r>
-          <w:proofErr w:type="spellEnd"/>
-          <w:r>
-            <w:rPr>
-              <w:sz w:val="22"/>
-              <w:szCs w:val="22"/>
-              <w:lang w:val="en-FI"/>
-            </w:rPr>
-            <w:t xml:space="preserve"> IOFXML-</w:t>
-          </w:r>
-          <w:proofErr w:type="spellStart"/>
-          <w:r>
-            <w:rPr>
-              <w:sz w:val="22"/>
-              <w:szCs w:val="22"/>
-              <w:lang w:val="en-FI"/>
-            </w:rPr>
-            <w:t>standardin</w:t>
-          </w:r>
-          <w:proofErr w:type="spellEnd"/>
-          <w:r>
-            <w:rPr>
-              <w:sz w:val="22"/>
-              <w:szCs w:val="22"/>
-              <w:lang w:val="en-FI"/>
-            </w:rPr>
-            <w:t xml:space="preserve"> </w:t>
-          </w:r>
-          <w:proofErr w:type="spellStart"/>
-          <w:r>
-            <w:rPr>
-              <w:sz w:val="22"/>
-              <w:szCs w:val="22"/>
-              <w:lang w:val="en-FI"/>
-            </w:rPr>
-            <w:t>mukaisten</w:t>
-          </w:r>
-          <w:proofErr w:type="spellEnd"/>
-          <w:r>
-            <w:rPr>
-              <w:sz w:val="22"/>
-              <w:szCs w:val="22"/>
-              <w:lang w:val="en-FI"/>
-            </w:rPr>
-            <w:t xml:space="preserve"> </w:t>
-          </w:r>
-          <w:proofErr w:type="spellStart"/>
-          <w:r>
-            <w:rPr>
-              <w:sz w:val="22"/>
-              <w:szCs w:val="22"/>
-              <w:lang w:val="en-FI"/>
-            </w:rPr>
-            <w:t>tulostiedostojen</w:t>
-          </w:r>
-          <w:proofErr w:type="spellEnd"/>
-          <w:r>
-            <w:rPr>
-              <w:sz w:val="22"/>
-              <w:szCs w:val="22"/>
-              <w:lang w:val="en-FI"/>
-            </w:rPr>
-            <w:t xml:space="preserve"> </w:t>
-          </w:r>
-          <w:proofErr w:type="spellStart"/>
-          <w:r>
-            <w:rPr>
-              <w:sz w:val="22"/>
-              <w:szCs w:val="22"/>
-              <w:lang w:val="en-FI"/>
-            </w:rPr>
-            <w:t>käsittelyyn</w:t>
-          </w:r>
-          <w:proofErr w:type="spellEnd"/>
-          <w:r>
-            <w:rPr>
-              <w:sz w:val="22"/>
-              <w:szCs w:val="22"/>
-              <w:lang w:val="en-FI"/>
-            </w:rPr>
-            <w:t xml:space="preserve">, </w:t>
-          </w:r>
-          <w:proofErr w:type="spellStart"/>
-          <w:r>
-            <w:rPr>
-              <w:sz w:val="22"/>
-              <w:szCs w:val="22"/>
-              <w:lang w:val="en-FI"/>
-            </w:rPr>
-            <w:t>tulosten</w:t>
-          </w:r>
-          <w:proofErr w:type="spellEnd"/>
-          <w:r>
-            <w:rPr>
-              <w:sz w:val="22"/>
-              <w:szCs w:val="22"/>
-              <w:lang w:val="en-FI"/>
-            </w:rPr>
-            <w:t xml:space="preserve"> </w:t>
-          </w:r>
-          <w:proofErr w:type="spellStart"/>
-          <w:r>
-            <w:rPr>
-              <w:sz w:val="22"/>
-              <w:szCs w:val="22"/>
-              <w:lang w:val="en-FI"/>
-            </w:rPr>
-            <w:t>tallentamiseen</w:t>
-          </w:r>
-          <w:proofErr w:type="spellEnd"/>
-          <w:r>
-            <w:rPr>
-              <w:sz w:val="22"/>
-              <w:szCs w:val="22"/>
-              <w:lang w:val="en-FI"/>
-            </w:rPr>
-            <w:t xml:space="preserve"> </w:t>
-          </w:r>
-          <w:proofErr w:type="spellStart"/>
-          <w:r>
-            <w:rPr>
-              <w:sz w:val="22"/>
-              <w:szCs w:val="22"/>
-              <w:lang w:val="en-FI"/>
-            </w:rPr>
-            <w:t>ja</w:t>
-          </w:r>
-          <w:proofErr w:type="spellEnd"/>
-          <w:r>
-            <w:rPr>
-              <w:sz w:val="22"/>
-              <w:szCs w:val="22"/>
-              <w:lang w:val="en-FI"/>
-            </w:rPr>
-            <w:t xml:space="preserve"> </w:t>
-          </w:r>
-          <w:proofErr w:type="spellStart"/>
-          <w:r>
-            <w:rPr>
-              <w:sz w:val="22"/>
-              <w:szCs w:val="22"/>
-              <w:lang w:val="en-FI"/>
-            </w:rPr>
-            <w:t>selaamiseen</w:t>
-          </w:r>
-          <w:proofErr w:type="spellEnd"/>
-          <w:r>
-            <w:rPr>
-              <w:sz w:val="22"/>
-              <w:szCs w:val="22"/>
-              <w:lang w:val="en-FI"/>
-            </w:rPr>
-            <w:t xml:space="preserve"> </w:t>
-          </w:r>
-          <w:proofErr w:type="spellStart"/>
-          <w:r>
-            <w:rPr>
-              <w:sz w:val="22"/>
-              <w:szCs w:val="22"/>
-              <w:lang w:val="en-FI"/>
-            </w:rPr>
-            <w:t>sekä</w:t>
-          </w:r>
-          <w:proofErr w:type="spellEnd"/>
-          <w:r>
-            <w:rPr>
-              <w:sz w:val="22"/>
-              <w:szCs w:val="22"/>
-              <w:lang w:val="en-FI"/>
-            </w:rPr>
-            <w:t xml:space="preserve"> </w:t>
-          </w:r>
-          <w:proofErr w:type="spellStart"/>
-          <w:r>
-            <w:rPr>
-              <w:sz w:val="22"/>
-              <w:szCs w:val="22"/>
-              <w:lang w:val="en-FI"/>
-            </w:rPr>
-            <w:t>perustoimintoihin</w:t>
-          </w:r>
-          <w:proofErr w:type="spellEnd"/>
-          <w:r>
-            <w:rPr>
-              <w:sz w:val="22"/>
-              <w:szCs w:val="22"/>
-              <w:lang w:val="en-FI"/>
-            </w:rPr>
-            <w:t xml:space="preserve">, </w:t>
-          </w:r>
-          <w:proofErr w:type="spellStart"/>
-          <w:r>
-            <w:rPr>
-              <w:sz w:val="22"/>
-              <w:szCs w:val="22"/>
-              <w:lang w:val="en-FI"/>
-            </w:rPr>
-            <w:t>kuten</w:t>
-          </w:r>
-          <w:proofErr w:type="spellEnd"/>
-          <w:r>
-            <w:rPr>
-              <w:sz w:val="22"/>
-              <w:szCs w:val="22"/>
-              <w:lang w:val="en-FI"/>
-            </w:rPr>
-            <w:t xml:space="preserve"> </w:t>
-          </w:r>
-          <w:proofErr w:type="spellStart"/>
-          <w:r>
-            <w:rPr>
-              <w:sz w:val="22"/>
-              <w:szCs w:val="22"/>
-              <w:lang w:val="en-FI"/>
-            </w:rPr>
-            <w:t>hakuihin</w:t>
-          </w:r>
-          <w:proofErr w:type="spellEnd"/>
-          <w:r>
-            <w:rPr>
-              <w:sz w:val="22"/>
-              <w:szCs w:val="22"/>
-              <w:lang w:val="en-FI"/>
-            </w:rPr>
-            <w:t xml:space="preserve"> </w:t>
-          </w:r>
-          <w:proofErr w:type="spellStart"/>
-          <w:r>
-            <w:rPr>
-              <w:sz w:val="22"/>
-              <w:szCs w:val="22"/>
-              <w:lang w:val="en-FI"/>
-            </w:rPr>
-            <w:t>ja</w:t>
-          </w:r>
-          <w:proofErr w:type="spellEnd"/>
-          <w:r>
-            <w:rPr>
-              <w:sz w:val="22"/>
-              <w:szCs w:val="22"/>
-              <w:lang w:val="en-FI"/>
-            </w:rPr>
-            <w:t xml:space="preserve"> </w:t>
-          </w:r>
-          <w:proofErr w:type="spellStart"/>
-          <w:r>
-            <w:rPr>
-              <w:sz w:val="22"/>
-              <w:szCs w:val="22"/>
-              <w:lang w:val="en-FI"/>
-            </w:rPr>
-            <w:t>vertailuun</w:t>
-          </w:r>
-          <w:proofErr w:type="spellEnd"/>
-          <w:r>
-            <w:rPr>
-              <w:sz w:val="22"/>
-              <w:szCs w:val="22"/>
-              <w:lang w:val="en-FI"/>
-            </w:rPr>
-            <w:t xml:space="preserve">. </w:t>
-          </w:r>
-          <w:proofErr w:type="spellStart"/>
-          <w:r>
-            <w:rPr>
-              <w:sz w:val="22"/>
-              <w:szCs w:val="22"/>
-              <w:lang w:val="en-FI"/>
-            </w:rPr>
-            <w:t>Prototyyppi</w:t>
-          </w:r>
-          <w:proofErr w:type="spellEnd"/>
-          <w:r>
-            <w:rPr>
-              <w:sz w:val="22"/>
-              <w:szCs w:val="22"/>
-              <w:lang w:val="en-FI"/>
-            </w:rPr>
-            <w:t xml:space="preserve"> </w:t>
-          </w:r>
-          <w:proofErr w:type="spellStart"/>
-          <w:r>
-            <w:rPr>
-              <w:sz w:val="22"/>
-              <w:szCs w:val="22"/>
-              <w:lang w:val="en-FI"/>
-            </w:rPr>
-            <w:t>huomioi</w:t>
-          </w:r>
-          <w:proofErr w:type="spellEnd"/>
-          <w:r>
-            <w:rPr>
-              <w:sz w:val="22"/>
-              <w:szCs w:val="22"/>
-              <w:lang w:val="en-FI"/>
-            </w:rPr>
-            <w:t xml:space="preserve"> </w:t>
-          </w:r>
-          <w:proofErr w:type="spellStart"/>
-          <w:r>
-            <w:rPr>
-              <w:sz w:val="22"/>
-              <w:szCs w:val="22"/>
-              <w:lang w:val="en-FI"/>
-            </w:rPr>
-            <w:t>tietosuojavaatimukset</w:t>
-          </w:r>
-          <w:proofErr w:type="spellEnd"/>
-          <w:r>
-            <w:rPr>
-              <w:sz w:val="22"/>
-              <w:szCs w:val="22"/>
-              <w:lang w:val="en-FI"/>
-            </w:rPr>
-            <w:t xml:space="preserve"> </w:t>
-          </w:r>
-          <w:proofErr w:type="spellStart"/>
-          <w:r>
-            <w:rPr>
-              <w:sz w:val="22"/>
-              <w:szCs w:val="22"/>
-              <w:lang w:val="en-FI"/>
-            </w:rPr>
-            <w:t>GDPR:n</w:t>
-          </w:r>
-          <w:proofErr w:type="spellEnd"/>
-          <w:r>
-            <w:rPr>
-              <w:sz w:val="22"/>
-              <w:szCs w:val="22"/>
-              <w:lang w:val="en-FI"/>
-            </w:rPr>
-            <w:t xml:space="preserve"> </w:t>
-          </w:r>
-          <w:proofErr w:type="spellStart"/>
-          <w:r>
-            <w:rPr>
-              <w:sz w:val="22"/>
-              <w:szCs w:val="22"/>
-              <w:lang w:val="en-FI"/>
-            </w:rPr>
-            <w:t>mukaisesti</w:t>
-          </w:r>
-          <w:proofErr w:type="spellEnd"/>
-          <w:r>
-            <w:rPr>
-              <w:sz w:val="22"/>
-              <w:szCs w:val="22"/>
-              <w:lang w:val="en-FI"/>
-            </w:rPr>
-            <w:t xml:space="preserve">. </w:t>
-          </w:r>
-          <w:proofErr w:type="spellStart"/>
-          <w:r>
-            <w:rPr>
-              <w:sz w:val="22"/>
-              <w:szCs w:val="22"/>
-              <w:lang w:val="en-FI"/>
-            </w:rPr>
-            <w:t>Visualisointiominaisuudet</w:t>
-          </w:r>
-          <w:proofErr w:type="spellEnd"/>
-          <w:r>
-            <w:rPr>
-              <w:sz w:val="22"/>
-              <w:szCs w:val="22"/>
-              <w:lang w:val="en-FI"/>
-            </w:rPr>
-            <w:t xml:space="preserve"> </w:t>
-          </w:r>
-          <w:proofErr w:type="spellStart"/>
-          <w:r>
-            <w:rPr>
-              <w:sz w:val="22"/>
-              <w:szCs w:val="22"/>
-              <w:lang w:val="en-FI"/>
-            </w:rPr>
-            <w:t>eivät</w:t>
-          </w:r>
-          <w:proofErr w:type="spellEnd"/>
-          <w:r>
-            <w:rPr>
-              <w:sz w:val="22"/>
-              <w:szCs w:val="22"/>
-              <w:lang w:val="en-FI"/>
-            </w:rPr>
-            <w:t xml:space="preserve"> </w:t>
-          </w:r>
-          <w:proofErr w:type="spellStart"/>
-          <w:r>
-            <w:rPr>
-              <w:sz w:val="22"/>
-              <w:szCs w:val="22"/>
-              <w:lang w:val="en-FI"/>
-            </w:rPr>
-            <w:t>vielä</w:t>
-          </w:r>
-          <w:proofErr w:type="spellEnd"/>
-          <w:r>
-            <w:rPr>
-              <w:sz w:val="22"/>
-              <w:szCs w:val="22"/>
-              <w:lang w:val="en-FI"/>
-            </w:rPr>
-            <w:t xml:space="preserve"> </w:t>
-          </w:r>
-          <w:proofErr w:type="spellStart"/>
-          <w:r>
-            <w:rPr>
-              <w:sz w:val="22"/>
-              <w:szCs w:val="22"/>
-              <w:lang w:val="en-FI"/>
-            </w:rPr>
-            <w:t>sisälly</w:t>
-          </w:r>
-          <w:proofErr w:type="spellEnd"/>
-          <w:r>
-            <w:rPr>
-              <w:sz w:val="22"/>
-              <w:szCs w:val="22"/>
-              <w:lang w:val="en-FI"/>
-            </w:rPr>
-            <w:t xml:space="preserve"> </w:t>
-          </w:r>
-          <w:proofErr w:type="spellStart"/>
-          <w:r>
-            <w:rPr>
-              <w:sz w:val="22"/>
-              <w:szCs w:val="22"/>
-              <w:lang w:val="en-FI"/>
-            </w:rPr>
-            <w:t>ensimmäiseen</w:t>
-          </w:r>
-          <w:proofErr w:type="spellEnd"/>
-          <w:r>
-            <w:rPr>
-              <w:sz w:val="22"/>
-              <w:szCs w:val="22"/>
-              <w:lang w:val="en-FI"/>
-            </w:rPr>
-            <w:t xml:space="preserve"> </w:t>
-          </w:r>
-          <w:proofErr w:type="spellStart"/>
-          <w:r>
-            <w:rPr>
-              <w:sz w:val="22"/>
-              <w:szCs w:val="22"/>
-              <w:lang w:val="en-FI"/>
-            </w:rPr>
-            <w:t>versioon</w:t>
-          </w:r>
-          <w:proofErr w:type="spellEnd"/>
-          <w:r>
-            <w:rPr>
-              <w:sz w:val="22"/>
-              <w:szCs w:val="22"/>
-              <w:lang w:val="en-FI"/>
-            </w:rPr>
-            <w:t xml:space="preserve">, </w:t>
-          </w:r>
-          <w:proofErr w:type="spellStart"/>
-          <w:r>
-            <w:rPr>
-              <w:sz w:val="22"/>
-              <w:szCs w:val="22"/>
-              <w:lang w:val="en-FI"/>
-            </w:rPr>
-            <w:t>mutta</w:t>
-          </w:r>
-          <w:proofErr w:type="spellEnd"/>
-          <w:r>
-            <w:rPr>
-              <w:sz w:val="22"/>
-              <w:szCs w:val="22"/>
-              <w:lang w:val="en-FI"/>
-            </w:rPr>
-            <w:t xml:space="preserve"> </w:t>
-          </w:r>
-          <w:proofErr w:type="spellStart"/>
-          <w:r>
-            <w:rPr>
-              <w:sz w:val="22"/>
-              <w:szCs w:val="22"/>
-              <w:lang w:val="en-FI"/>
-            </w:rPr>
-            <w:t>niitä</w:t>
-          </w:r>
-          <w:proofErr w:type="spellEnd"/>
-          <w:r>
-            <w:rPr>
-              <w:sz w:val="22"/>
-              <w:szCs w:val="22"/>
-              <w:lang w:val="en-FI"/>
-            </w:rPr>
-            <w:t xml:space="preserve"> </w:t>
-          </w:r>
-          <w:proofErr w:type="spellStart"/>
-          <w:r>
-            <w:rPr>
-              <w:sz w:val="22"/>
-              <w:szCs w:val="22"/>
-              <w:lang w:val="en-FI"/>
-            </w:rPr>
-            <w:t>voidaan</w:t>
-          </w:r>
-          <w:proofErr w:type="spellEnd"/>
-          <w:r>
-            <w:rPr>
-              <w:sz w:val="22"/>
-              <w:szCs w:val="22"/>
-              <w:lang w:val="en-FI"/>
-            </w:rPr>
-            <w:t xml:space="preserve"> </w:t>
-          </w:r>
-          <w:proofErr w:type="spellStart"/>
-          <w:r>
-            <w:rPr>
-              <w:sz w:val="22"/>
-              <w:szCs w:val="22"/>
-              <w:lang w:val="en-FI"/>
-            </w:rPr>
-            <w:t>toteuttaa</w:t>
-          </w:r>
-          <w:proofErr w:type="spellEnd"/>
-          <w:r>
-            <w:rPr>
-              <w:sz w:val="22"/>
-              <w:szCs w:val="22"/>
-              <w:lang w:val="en-FI"/>
-            </w:rPr>
-            <w:t xml:space="preserve"> </w:t>
-          </w:r>
-          <w:proofErr w:type="spellStart"/>
-          <w:r>
-            <w:rPr>
-              <w:sz w:val="22"/>
-              <w:szCs w:val="22"/>
-              <w:lang w:val="en-FI"/>
-            </w:rPr>
-            <w:t>jatkokehityksessä</w:t>
-          </w:r>
-          <w:proofErr w:type="spellEnd"/>
-          <w:r>
-            <w:rPr>
-              <w:sz w:val="22"/>
-              <w:szCs w:val="22"/>
-              <w:lang w:val="en-FI"/>
-            </w:rPr>
-            <w:t xml:space="preserve"> </w:t>
-          </w:r>
-          <w:proofErr w:type="spellStart"/>
-          <w:r>
-            <w:rPr>
-              <w:sz w:val="22"/>
-              <w:szCs w:val="22"/>
-              <w:lang w:val="en-FI"/>
-            </w:rPr>
-            <w:t>esimerkiksi</w:t>
-          </w:r>
-          <w:proofErr w:type="spellEnd"/>
-          <w:r>
-            <w:rPr>
-              <w:sz w:val="22"/>
-              <w:szCs w:val="22"/>
-              <w:lang w:val="en-FI"/>
-            </w:rPr>
-            <w:t xml:space="preserve"> Matplotlib- tai </w:t>
-          </w:r>
-          <w:proofErr w:type="spellStart"/>
-          <w:r>
-            <w:rPr>
-              <w:sz w:val="22"/>
-              <w:szCs w:val="22"/>
-              <w:lang w:val="en-FI"/>
-            </w:rPr>
-            <w:t>Plotly-kirjastoja</w:t>
-          </w:r>
-          <w:proofErr w:type="spellEnd"/>
-          <w:r>
-            <w:rPr>
-              <w:sz w:val="22"/>
-              <w:szCs w:val="22"/>
-              <w:lang w:val="en-FI"/>
-            </w:rPr>
-            <w:t xml:space="preserve"> </w:t>
-          </w:r>
-          <w:proofErr w:type="spellStart"/>
-          <w:r>
-            <w:rPr>
-              <w:sz w:val="22"/>
-              <w:szCs w:val="22"/>
-              <w:lang w:val="en-FI"/>
-            </w:rPr>
-            <w:t>hyödyntäen</w:t>
-          </w:r>
-          <w:proofErr w:type="spellEnd"/>
-          <w:r>
-            <w:rPr>
-              <w:sz w:val="22"/>
-              <w:szCs w:val="22"/>
-              <w:lang w:val="en-FI"/>
-            </w:rPr>
-            <w:t>.</w:t>
+            <w:t>Sovellus kehitettiin Pythonilla ja Django-kehyksellä, ja tietojen tallennuksessa käytettiin PostgreSQL-tietokantaa. Ensimmäinen prototyyppiversio keskittyy IOFXML-standardin mukaisten tulostiedostojen käsittelyyn, tulosten tallentamiseen ja selaamiseen sekä perustoimintoihin, kuten hakuihin ja vertailuun. Prototyyppi huomioi tietosuojavaatimukset GDPR:n mukaisesti. Visualisointiominaisuudet eivät vielä sisälly ensimmäiseen versioon, mutta niitä voidaan toteuttaa jatkokehityksessä esimerkiksi Matplotlib- tai Plotly-kirjastoja hyödyntäen.</w:t>
           </w:r>
         </w:p>
         <w:p>
@@ -2360,383 +417,13 @@
               <w:lang w:val="en-FI"/>
             </w:rPr>
           </w:pPr>
-          <w:proofErr w:type="spellStart"/>
           <w:r>
             <w:rPr>
               <w:sz w:val="22"/>
               <w:szCs w:val="22"/>
               <w:lang w:val="en-FI"/>
             </w:rPr>
-            <w:t>Työn</w:t>
-          </w:r>
-          <w:proofErr w:type="spellEnd"/>
-          <w:r>
-            <w:rPr>
-              <w:sz w:val="22"/>
-              <w:szCs w:val="22"/>
-              <w:lang w:val="en-FI"/>
-            </w:rPr>
-            <w:t xml:space="preserve"> </w:t>
-          </w:r>
-          <w:proofErr w:type="spellStart"/>
-          <w:r>
-            <w:rPr>
-              <w:sz w:val="22"/>
-              <w:szCs w:val="22"/>
-              <w:lang w:val="en-FI"/>
-            </w:rPr>
-            <w:t>tuloksena</w:t>
-          </w:r>
-          <w:proofErr w:type="spellEnd"/>
-          <w:r>
-            <w:rPr>
-              <w:sz w:val="22"/>
-              <w:szCs w:val="22"/>
-              <w:lang w:val="en-FI"/>
-            </w:rPr>
-            <w:t xml:space="preserve"> </w:t>
-          </w:r>
-          <w:proofErr w:type="spellStart"/>
-          <w:r>
-            <w:rPr>
-              <w:sz w:val="22"/>
-              <w:szCs w:val="22"/>
-              <w:lang w:val="en-FI"/>
-            </w:rPr>
-            <w:t>syntyi</w:t>
-          </w:r>
-          <w:proofErr w:type="spellEnd"/>
-          <w:r>
-            <w:rPr>
-              <w:sz w:val="22"/>
-              <w:szCs w:val="22"/>
-              <w:lang w:val="en-FI"/>
-            </w:rPr>
-            <w:t xml:space="preserve"> </w:t>
-          </w:r>
-          <w:proofErr w:type="spellStart"/>
-          <w:r>
-            <w:rPr>
-              <w:sz w:val="22"/>
-              <w:szCs w:val="22"/>
-              <w:lang w:val="en-FI"/>
-            </w:rPr>
-            <w:t>toimiva</w:t>
-          </w:r>
-          <w:proofErr w:type="spellEnd"/>
-          <w:r>
-            <w:rPr>
-              <w:sz w:val="22"/>
-              <w:szCs w:val="22"/>
-              <w:lang w:val="en-FI"/>
-            </w:rPr>
-            <w:t xml:space="preserve"> </w:t>
-          </w:r>
-          <w:proofErr w:type="spellStart"/>
-          <w:r>
-            <w:rPr>
-              <w:sz w:val="22"/>
-              <w:szCs w:val="22"/>
-              <w:lang w:val="en-FI"/>
-            </w:rPr>
-            <w:t>ORAOwl-prototyyppi</w:t>
-          </w:r>
-          <w:proofErr w:type="spellEnd"/>
-          <w:r>
-            <w:rPr>
-              <w:sz w:val="22"/>
-              <w:szCs w:val="22"/>
-              <w:lang w:val="en-FI"/>
-            </w:rPr>
-            <w:t xml:space="preserve">, </w:t>
-          </w:r>
-          <w:proofErr w:type="spellStart"/>
-          <w:r>
-            <w:rPr>
-              <w:sz w:val="22"/>
-              <w:szCs w:val="22"/>
-              <w:lang w:val="en-FI"/>
-            </w:rPr>
-            <w:t>joka</w:t>
-          </w:r>
-          <w:proofErr w:type="spellEnd"/>
-          <w:r>
-            <w:rPr>
-              <w:sz w:val="22"/>
-              <w:szCs w:val="22"/>
-              <w:lang w:val="en-FI"/>
-            </w:rPr>
-            <w:t xml:space="preserve"> </w:t>
-          </w:r>
-          <w:proofErr w:type="spellStart"/>
-          <w:r>
-            <w:rPr>
-              <w:sz w:val="22"/>
-              <w:szCs w:val="22"/>
-              <w:lang w:val="en-FI"/>
-            </w:rPr>
-            <w:t>tarjoaa</w:t>
-          </w:r>
-          <w:proofErr w:type="spellEnd"/>
-          <w:r>
-            <w:rPr>
-              <w:sz w:val="22"/>
-              <w:szCs w:val="22"/>
-              <w:lang w:val="en-FI"/>
-            </w:rPr>
-            <w:t xml:space="preserve"> </w:t>
-          </w:r>
-          <w:proofErr w:type="spellStart"/>
-          <w:r>
-            <w:rPr>
-              <w:sz w:val="22"/>
-              <w:szCs w:val="22"/>
-              <w:lang w:val="en-FI"/>
-            </w:rPr>
-            <w:t>keskitetyn</w:t>
-          </w:r>
-          <w:proofErr w:type="spellEnd"/>
-          <w:r>
-            <w:rPr>
-              <w:sz w:val="22"/>
-              <w:szCs w:val="22"/>
-              <w:lang w:val="en-FI"/>
-            </w:rPr>
-            <w:t xml:space="preserve"> </w:t>
-          </w:r>
-          <w:proofErr w:type="spellStart"/>
-          <w:r>
-            <w:rPr>
-              <w:sz w:val="22"/>
-              <w:szCs w:val="22"/>
-              <w:lang w:val="en-FI"/>
-            </w:rPr>
-            <w:t>tavan</w:t>
-          </w:r>
-          <w:proofErr w:type="spellEnd"/>
-          <w:r>
-            <w:rPr>
-              <w:sz w:val="22"/>
-              <w:szCs w:val="22"/>
-              <w:lang w:val="en-FI"/>
-            </w:rPr>
-            <w:t xml:space="preserve"> </w:t>
-          </w:r>
-          <w:proofErr w:type="spellStart"/>
-          <w:r>
-            <w:rPr>
-              <w:sz w:val="22"/>
-              <w:szCs w:val="22"/>
-              <w:lang w:val="en-FI"/>
-            </w:rPr>
-            <w:t>käsitellä</w:t>
-          </w:r>
-          <w:proofErr w:type="spellEnd"/>
-          <w:r>
-            <w:rPr>
-              <w:sz w:val="22"/>
-              <w:szCs w:val="22"/>
-              <w:lang w:val="en-FI"/>
-            </w:rPr>
-            <w:t xml:space="preserve"> </w:t>
-          </w:r>
-          <w:proofErr w:type="spellStart"/>
-          <w:r>
-            <w:rPr>
-              <w:sz w:val="22"/>
-              <w:szCs w:val="22"/>
-              <w:lang w:val="en-FI"/>
-            </w:rPr>
-            <w:t>suunnistustuloksia</w:t>
-          </w:r>
-          <w:proofErr w:type="spellEnd"/>
-          <w:r>
-            <w:rPr>
-              <w:sz w:val="22"/>
-              <w:szCs w:val="22"/>
-              <w:lang w:val="en-FI"/>
-            </w:rPr>
-            <w:t xml:space="preserve"> </w:t>
-          </w:r>
-          <w:proofErr w:type="spellStart"/>
-          <w:r>
-            <w:rPr>
-              <w:sz w:val="22"/>
-              <w:szCs w:val="22"/>
-              <w:lang w:val="en-FI"/>
-            </w:rPr>
-            <w:t>ja</w:t>
-          </w:r>
-          <w:proofErr w:type="spellEnd"/>
-          <w:r>
-            <w:rPr>
-              <w:sz w:val="22"/>
-              <w:szCs w:val="22"/>
-              <w:lang w:val="en-FI"/>
-            </w:rPr>
-            <w:t xml:space="preserve"> </w:t>
-          </w:r>
-          <w:proofErr w:type="spellStart"/>
-          <w:r>
-            <w:rPr>
-              <w:sz w:val="22"/>
-              <w:szCs w:val="22"/>
-              <w:lang w:val="en-FI"/>
-            </w:rPr>
-            <w:t>muodostaa</w:t>
-          </w:r>
-          <w:proofErr w:type="spellEnd"/>
-          <w:r>
-            <w:rPr>
-              <w:sz w:val="22"/>
-              <w:szCs w:val="22"/>
-              <w:lang w:val="en-FI"/>
-            </w:rPr>
-            <w:t xml:space="preserve"> </w:t>
-          </w:r>
-          <w:proofErr w:type="spellStart"/>
-          <w:r>
-            <w:rPr>
-              <w:sz w:val="22"/>
-              <w:szCs w:val="22"/>
-              <w:lang w:val="en-FI"/>
-            </w:rPr>
-            <w:t>pohjan</w:t>
-          </w:r>
-          <w:proofErr w:type="spellEnd"/>
-          <w:r>
-            <w:rPr>
-              <w:sz w:val="22"/>
-              <w:szCs w:val="22"/>
-              <w:lang w:val="en-FI"/>
-            </w:rPr>
-            <w:t xml:space="preserve"> </w:t>
-          </w:r>
-          <w:proofErr w:type="spellStart"/>
-          <w:r>
-            <w:rPr>
-              <w:sz w:val="22"/>
-              <w:szCs w:val="22"/>
-              <w:lang w:val="en-FI"/>
-            </w:rPr>
-            <w:t>järjestelmän</w:t>
-          </w:r>
-          <w:proofErr w:type="spellEnd"/>
-          <w:r>
-            <w:rPr>
-              <w:sz w:val="22"/>
-              <w:szCs w:val="22"/>
-              <w:lang w:val="en-FI"/>
-            </w:rPr>
-            <w:t xml:space="preserve"> </w:t>
-          </w:r>
-          <w:proofErr w:type="spellStart"/>
-          <w:r>
-            <w:rPr>
-              <w:sz w:val="22"/>
-              <w:szCs w:val="22"/>
-              <w:lang w:val="en-FI"/>
-            </w:rPr>
-            <w:t>laajentamiselle</w:t>
-          </w:r>
-          <w:proofErr w:type="spellEnd"/>
-          <w:r>
-            <w:rPr>
-              <w:sz w:val="22"/>
-              <w:szCs w:val="22"/>
-              <w:lang w:val="en-FI"/>
-            </w:rPr>
-            <w:t xml:space="preserve">, </w:t>
-          </w:r>
-          <w:proofErr w:type="spellStart"/>
-          <w:r>
-            <w:rPr>
-              <w:sz w:val="22"/>
-              <w:szCs w:val="22"/>
-              <w:lang w:val="en-FI"/>
-            </w:rPr>
-            <w:t>analytiikan</w:t>
-          </w:r>
-          <w:proofErr w:type="spellEnd"/>
-          <w:r>
-            <w:rPr>
-              <w:sz w:val="22"/>
-              <w:szCs w:val="22"/>
-              <w:lang w:val="en-FI"/>
-            </w:rPr>
-            <w:t xml:space="preserve"> </w:t>
-          </w:r>
-          <w:proofErr w:type="spellStart"/>
-          <w:r>
-            <w:rPr>
-              <w:sz w:val="22"/>
-              <w:szCs w:val="22"/>
-              <w:lang w:val="en-FI"/>
-            </w:rPr>
-            <w:t>kehittämiselle</w:t>
-          </w:r>
-          <w:proofErr w:type="spellEnd"/>
-          <w:r>
-            <w:rPr>
-              <w:sz w:val="22"/>
-              <w:szCs w:val="22"/>
-              <w:lang w:val="en-FI"/>
-            </w:rPr>
-            <w:t xml:space="preserve"> </w:t>
-          </w:r>
-          <w:proofErr w:type="spellStart"/>
-          <w:r>
-            <w:rPr>
-              <w:sz w:val="22"/>
-              <w:szCs w:val="22"/>
-              <w:lang w:val="en-FI"/>
-            </w:rPr>
-            <w:t>ja</w:t>
-          </w:r>
-          <w:proofErr w:type="spellEnd"/>
-          <w:r>
-            <w:rPr>
-              <w:sz w:val="22"/>
-              <w:szCs w:val="22"/>
-              <w:lang w:val="en-FI"/>
-            </w:rPr>
-            <w:t xml:space="preserve"> </w:t>
-          </w:r>
-          <w:proofErr w:type="spellStart"/>
-          <w:r>
-            <w:rPr>
-              <w:sz w:val="22"/>
-              <w:szCs w:val="22"/>
-              <w:lang w:val="en-FI"/>
-            </w:rPr>
-            <w:t>mahdolliselle</w:t>
-          </w:r>
-          <w:proofErr w:type="spellEnd"/>
-          <w:r>
-            <w:rPr>
-              <w:sz w:val="22"/>
-              <w:szCs w:val="22"/>
-              <w:lang w:val="en-FI"/>
-            </w:rPr>
-            <w:t xml:space="preserve"> </w:t>
-          </w:r>
-          <w:proofErr w:type="spellStart"/>
-          <w:r>
-            <w:rPr>
-              <w:sz w:val="22"/>
-              <w:szCs w:val="22"/>
-              <w:lang w:val="en-FI"/>
-            </w:rPr>
-            <w:t>kaupallistamiselle</w:t>
-          </w:r>
-          <w:proofErr w:type="spellEnd"/>
-          <w:r>
-            <w:rPr>
-              <w:sz w:val="22"/>
-              <w:szCs w:val="22"/>
-              <w:lang w:val="en-FI"/>
-            </w:rPr>
-            <w:t>.</w:t>
+            <w:t>Työn tuloksena syntyi toimiva ORAOwl-prototyyppi, joka tarjoaa keskitetyn tavan käsitellä suunnistustuloksia ja muodostaa pohjan järjestelmän laajentamiselle, analytiikan kehittämiselle ja mahdolliselle kaupallistamiselle.</w:t>
           </w:r>
         </w:p>
         <w:p>
@@ -2748,7 +435,6 @@
               <w:lang w:val="en-FI"/>
             </w:rPr>
           </w:pPr>
-          <w:proofErr w:type="spellStart"/>
           <w:r>
             <w:rPr>
               <w:b/>
@@ -2757,18 +443,7 @@
               <w:szCs w:val="22"/>
               <w:lang w:val="en-FI"/>
             </w:rPr>
-            <w:t>Asiasanat</w:t>
-          </w:r>
-          <w:proofErr w:type="spellEnd"/>
-          <w:r>
-            <w:rPr>
-              <w:b/>
-              <w:bCs/>
-              <w:sz w:val="22"/>
-              <w:szCs w:val="22"/>
-              <w:lang w:val="en-FI"/>
-            </w:rPr>
-            <w:t>:</w:t>
+            <w:t>Asiasanat:</w:t>
           </w:r>
           <w:r>
             <w:rPr>
@@ -2776,61 +451,7 @@
               <w:szCs w:val="22"/>
               <w:lang w:val="en-FI"/>
             </w:rPr>
-            <w:t xml:space="preserve"> </w:t>
-          </w:r>
-          <w:proofErr w:type="spellStart"/>
-          <w:r>
-            <w:rPr>
-              <w:sz w:val="22"/>
-              <w:szCs w:val="22"/>
-              <w:lang w:val="en-FI"/>
-            </w:rPr>
-            <w:t>suunnistus</w:t>
-          </w:r>
-          <w:proofErr w:type="spellEnd"/>
-          <w:r>
-            <w:rPr>
-              <w:sz w:val="22"/>
-              <w:szCs w:val="22"/>
-              <w:lang w:val="en-FI"/>
-            </w:rPr>
-            <w:t xml:space="preserve">, </w:t>
-          </w:r>
-          <w:proofErr w:type="spellStart"/>
-          <w:r>
-            <w:rPr>
-              <w:sz w:val="22"/>
-              <w:szCs w:val="22"/>
-              <w:lang w:val="en-FI"/>
-            </w:rPr>
-            <w:t>tulosanalytiikka</w:t>
-          </w:r>
-          <w:proofErr w:type="spellEnd"/>
-          <w:r>
-            <w:rPr>
-              <w:sz w:val="22"/>
-              <w:szCs w:val="22"/>
-              <w:lang w:val="en-FI"/>
-            </w:rPr>
-            <w:t xml:space="preserve">, </w:t>
-          </w:r>
-          <w:proofErr w:type="spellStart"/>
-          <w:r>
-            <w:rPr>
-              <w:sz w:val="22"/>
-              <w:szCs w:val="22"/>
-              <w:lang w:val="en-FI"/>
-            </w:rPr>
-            <w:t>tietojärjestelmät</w:t>
-          </w:r>
-          <w:proofErr w:type="spellEnd"/>
-          <w:r>
-            <w:rPr>
-              <w:sz w:val="22"/>
-              <w:szCs w:val="22"/>
-              <w:lang w:val="en-FI"/>
-            </w:rPr>
-            <w:t>, Django, IOFXML, GDPR.</w:t>
+            <w:t xml:space="preserve"> suunnistus, tulosanalytiikka, tietojärjestelmät, Django, IOFXML, GDPR.</w:t>
           </w:r>
         </w:p>
         <w:p>
@@ -3089,19 +710,11 @@
           <w:text w:multiLine="1"/>
         </w:sdtPr>
         <w:sdtContent>
-          <w:proofErr w:type="spellStart"/>
           <w:r>
             <w:rPr>
               <w:lang w:val="en-GB"/>
             </w:rPr>
-            <w:t>ORAOwl</w:t>
-          </w:r>
-          <w:proofErr w:type="spellEnd"/>
-          <w:r>
-            <w:rPr>
-              <w:lang w:val="en-GB"/>
-            </w:rPr>
-            <w:t xml:space="preserve"> – An </w:t>
+            <w:t xml:space="preserve">ORAOwl – An </w:t>
           </w:r>
           <w:r>
             <w:rPr>
@@ -3161,23 +774,7 @@
             <w:pStyle w:val="Abstract"/>
           </w:pPr>
           <w:r>
-            <w:t xml:space="preserve">The objective of this thesis was to design and implement an application called </w:t>
-          </w:r>
-          <w:proofErr w:type="spellStart"/>
-          <w:r>
-            <w:t>ORAOwl</w:t>
-          </w:r>
-          <w:proofErr w:type="spellEnd"/>
-          <w:r>
-            <w:t xml:space="preserve">, which consolidates scattered orienteering results into single system. The application aims to facilitate the monitoring of athletes’ development, assist in the selection of relay teams, and provide tools for analyzing and visualizing results. The topic is relevant, as the dispersion of result data across various websites makes it difficult to utilize the </w:t>
-          </w:r>
-          <w:proofErr w:type="spellStart"/>
-          <w:r>
-            <w:t>infoemation</w:t>
-          </w:r>
-          <w:proofErr w:type="spellEnd"/>
-          <w:r>
-            <w:t xml:space="preserve"> effectively in coaching and club activities.</w:t>
+            <w:t>The objective of this thesis was to design and implement an application called ORAOwl, which consolidates scattered orienteering results into single system. The application aims to facilitate the monitoring of athletes’ development, assist in the selection of relay teams, and provide tools for analyzing and visualizing results. The topic is relevant, as the dispersion of result data across various websites makes it difficult to utilize the infoemation effectively in coaching and club activities.</w:t>
           </w:r>
         </w:p>
         <w:p>
@@ -3185,15 +782,7 @@
             <w:pStyle w:val="Abstract"/>
           </w:pPr>
           <w:r>
-            <w:t xml:space="preserve">The application was developed using the Python Programming language and the Django framework, with a PostgreSQL database. The user interface was built using Bootstrap and </w:t>
-          </w:r>
-          <w:proofErr w:type="spellStart"/>
-          <w:r>
-            <w:t>AdminLTE</w:t>
-          </w:r>
-          <w:proofErr w:type="spellEnd"/>
-          <w:r>
-            <w:t xml:space="preserve"> themes, and results processing utilized the IOFXML standard</w:t>
+            <w:t>The application was developed using the Python Programming language and the Django framework, with a PostgreSQL database. The user interface was built using Bootstrap and AdminLTE themes, and results processing utilized the IOFXML standard</w:t>
           </w:r>
           <w:r>
             <w:t>. Key features include uploading result files, storing and retrieving data, and visualizing athletes’ performance, for example trough pace (min/km) development graphs. Data protection was addressed by enabling anonymization of user data in accordance with GDPR requirements.</w:t>
@@ -5950,14 +3539,12 @@
       </w:r>
     </w:p>
     <w:p>
-      <w:proofErr w:type="spellStart"/>
       <w:r>
         <w:rPr>
           <w:b/>
         </w:rPr>
         <w:t>Huom</w:t>
       </w:r>
-      <w:proofErr w:type="spellEnd"/>
       <w:r>
         <w:rPr>
           <w:b/>
@@ -6071,7 +3658,6 @@
         </w:rPr>
         <w:t>(</w:t>
       </w:r>
-      <w:proofErr w:type="spellStart"/>
       <w:r>
         <w:rPr>
           <w:b/>
@@ -6080,7 +3666,6 @@
         </w:rPr>
         <w:t>Paragraph</w:t>
       </w:r>
-      <w:proofErr w:type="spellEnd"/>
       <w:r>
         <w:rPr>
           <w:bCs/>
@@ -6246,96 +3831,26 @@
         <w:rPr>
           <w:szCs w:val="24"/>
         </w:rPr>
-        <w:t xml:space="preserve">Tämän opinnäytetyön aiheena on </w:t>
-      </w:r>
-      <w:proofErr w:type="spellStart"/>
-      <w:r>
+        <w:t>Tämän opinnäytetyön aiheena on ORAOwl-sovellus, joka suunniteltiin ja toteutettiin alusta alkaen opinnäytetyötä varten. Sovellus kokoaa hajallaan olevia suunnistustuloksia yhteen järjestelmään, mahdollistaa tietojen hakemisen ja suodattamisen sekä tarjoaa perustoimintoja tulosten tarkasteluun ja vertailuun. Ensimmäinen versio keskittyy IOFXML-standardin mukaisten tulostiedostojen käsittelyyn ja tulosten tallentamiseen tietokantaan, mutta sovelluksen rakenne on suunniteltu laajennettavaksi myöhemmissä kehitysvaiheissa esimerkiksi visualisointien avulla. Projektilla on yksityinen toimeksiantaja, joka toimii suunnistuksen ja ohjelmistokehityksen parissa.</w:t>
+      </w:r>
+    </w:p>
+    <w:p>
+      <w:pPr>
         <w:rPr>
           <w:szCs w:val="24"/>
         </w:rPr>
-        <w:t>ORAOwl</w:t>
-      </w:r>
-      <w:proofErr w:type="spellEnd"/>
+      </w:pPr>
       <w:r>
         <w:rPr>
           <w:szCs w:val="24"/>
         </w:rPr>
-        <w:t>-sovellus, joka suunniteltiin ja toteutettiin alusta alkaen opinnäytetyötä varten. Sovellus kokoaa hajallaan olevia suunnistustuloksia yhteen järjestelmään, mahdollistaa tietojen hakemisen ja suodattamisen sekä tarjoaa perustoimintoja tulosten tarkasteluun ja vertailuun. Ensimmäinen versio keskittyy IOFXML-standardin mukaisten tulostiedostojen käsittelyyn ja tulosten tallentamiseen tietokantaan, mutta sovelluksen rakenne on suunniteltu laajennettavaksi myöhemmissä kehitysvaiheissa esimerkiksi visualisointien avulla. Projektilla on yksityinen toimeksiantaja, joka toimii suunnistuksen ja ohjelmistokehityksen parissa.</w:t>
-      </w:r>
-    </w:p>
-    <w:p>
-      <w:pPr>
+        <w:br/>
+      </w:r>
+      <w:r>
         <w:rPr>
           <w:szCs w:val="24"/>
         </w:rPr>
-      </w:pPr>
-      <w:r>
-        <w:rPr>
-          <w:szCs w:val="24"/>
-        </w:rPr>
-        <w:br/>
-      </w:r>
-      <w:r>
-        <w:rPr>
-          <w:szCs w:val="24"/>
-        </w:rPr>
-        <w:t xml:space="preserve">Työn tavoitteena on kehittää toimiva prototyyppi, joka vastaa erityisesti pienempien suunnistusseurojen ja valmentajien tarpeisiin. Prototyyppi tukee tulosten syöttämistä, selaamista ja vertailua sekä huomioi tietosuojavaatimukset GDPR:n mukaisesti. Toteutus perustuu Python-ohjelmointikieleen ja Django-kehykseen, ja käyttöliittymä rakentuu </w:t>
-      </w:r>
-      <w:proofErr w:type="spellStart"/>
-      <w:r>
-        <w:rPr>
-          <w:szCs w:val="24"/>
-        </w:rPr>
-        <w:t>Bootstrap</w:t>
-      </w:r>
-      <w:proofErr w:type="spellEnd"/>
-      <w:r>
-        <w:rPr>
-          <w:szCs w:val="24"/>
-        </w:rPr>
-        <w:t xml:space="preserve">- ja </w:t>
-      </w:r>
-      <w:proofErr w:type="spellStart"/>
-      <w:r>
-        <w:rPr>
-          <w:szCs w:val="24"/>
-        </w:rPr>
-        <w:t>AdminLTE</w:t>
-      </w:r>
-      <w:proofErr w:type="spellEnd"/>
-      <w:r>
-        <w:rPr>
-          <w:szCs w:val="24"/>
-        </w:rPr>
-        <w:t xml:space="preserve">-komponenttien varaan. Visualisointiominaisuudet eivät sisälly ensimmäiseen versioon, mutta ne voidaan toteuttaa jatkokehityksessä esimerkiksi </w:t>
-      </w:r>
-      <w:proofErr w:type="spellStart"/>
-      <w:r>
-        <w:rPr>
-          <w:szCs w:val="24"/>
-        </w:rPr>
-        <w:t>Matplotlib</w:t>
-      </w:r>
-      <w:proofErr w:type="spellEnd"/>
-      <w:r>
-        <w:rPr>
-          <w:szCs w:val="24"/>
-        </w:rPr>
-        <w:t xml:space="preserve">- tai </w:t>
-      </w:r>
-      <w:proofErr w:type="spellStart"/>
-      <w:r>
-        <w:rPr>
-          <w:szCs w:val="24"/>
-        </w:rPr>
-        <w:t>Plotly</w:t>
-      </w:r>
-      <w:proofErr w:type="spellEnd"/>
-      <w:r>
-        <w:rPr>
-          <w:szCs w:val="24"/>
-        </w:rPr>
-        <w:t>-kirjastoja hyödyntäen.</w:t>
+        <w:t>Työn tavoitteena on kehittää toimiva prototyyppi, joka vastaa erityisesti pienempien suunnistusseurojen ja valmentajien tarpeisiin. Prototyyppi tukee tulosten syöttämistä, selaamista ja vertailua sekä huomioi tietosuojavaatimukset GDPR:n mukaisesti. Toteutus perustuu Python-ohjelmointikieleen ja Django-kehykseen, ja käyttöliittymä rakentuu Bootstrap- ja AdminLTE-komponenttien varaan. Visualisointiominaisuudet eivät sisälly ensimmäiseen versioon, mutta ne voidaan toteuttaa jatkokehityksessä esimerkiksi Matplotlib- tai Plotly-kirjastoja hyödyntäen.</w:t>
       </w:r>
       <w:r>
         <w:rPr>
@@ -6450,27 +3965,11 @@
     </w:p>
     <w:p>
       <w:r>
-        <w:t xml:space="preserve">Tämän opinnäytetyön tavoitteena on kehittää toimiva </w:t>
-      </w:r>
-      <w:proofErr w:type="spellStart"/>
-      <w:r>
-        <w:t>ORAOwl</w:t>
-      </w:r>
-      <w:proofErr w:type="spellEnd"/>
-      <w:r>
-        <w:t xml:space="preserve">-prototyyppi, joka kokoaa suunnistustuloksia yhteen järjestelmään ja mahdollistaa niiden tehokkaamman hyödyntämisen. Ensimmäinen versio keskittyy IOFXML-standardin mukaisten tulostiedostojen käsittelyyn, tietojen tallentamiseen tietokantaan sekä perustoimintoihin, kuten tulosten selaamiseen ja vertailuun. Sovelluksen suunnittelussa korostettiin laajennettavuutta, jotta myöhemmät toiminnallisuudet – kuten visualisoinnit, analytiikka ja API-rajapinnat – voidaan </w:t>
+        <w:t xml:space="preserve">Tämän opinnäytetyön tavoitteena on kehittää toimiva ORAOwl-prototyyppi, joka kokoaa suunnistustuloksia yhteen järjestelmään ja mahdollistaa niiden tehokkaamman hyödyntämisen. Ensimmäinen versio keskittyy IOFXML-standardin mukaisten tulostiedostojen käsittelyyn, tietojen tallentamiseen tietokantaan sekä perustoimintoihin, kuten tulosten selaamiseen ja vertailuun. Sovelluksen suunnittelussa korostettiin laajennettavuutta, jotta myöhemmät toiminnallisuudet – kuten visualisoinnit, analytiikka ja API-rajapinnat – voidaan </w:t>
       </w:r>
       <w:r>
         <w:lastRenderedPageBreak/>
-        <w:t xml:space="preserve">toteuttaa joustavasti. Tietosuojavaatimukset huomioitiin mahdollistamalla henkilötietojen </w:t>
-      </w:r>
-      <w:proofErr w:type="spellStart"/>
-      <w:r>
-        <w:t>anonymisointi</w:t>
-      </w:r>
-      <w:proofErr w:type="spellEnd"/>
-      <w:r>
-        <w:t xml:space="preserve"> GDPR:n mukaisesti.</w:t>
+        <w:t>toteuttaa joustavasti. Tietosuojavaatimukset huomioitiin mahdollistamalla henkilötietojen anonymisointi GDPR:n mukaisesti.</w:t>
       </w:r>
     </w:p>
     <w:p>
@@ -6479,103 +3978,11 @@
           <w:lang w:val="en-FI"/>
         </w:rPr>
       </w:pPr>
-      <w:proofErr w:type="spellStart"/>
       <w:r>
         <w:rPr>
           <w:lang w:val="en-FI"/>
         </w:rPr>
-        <w:t>Työssä</w:t>
-      </w:r>
-      <w:proofErr w:type="spellEnd"/>
-      <w:r>
-        <w:rPr>
-          <w:lang w:val="en-FI"/>
-        </w:rPr>
-        <w:t xml:space="preserve"> </w:t>
-      </w:r>
-      <w:proofErr w:type="spellStart"/>
-      <w:r>
-        <w:rPr>
-          <w:lang w:val="en-FI"/>
-        </w:rPr>
-        <w:t>tarkastellaan</w:t>
-      </w:r>
-      <w:proofErr w:type="spellEnd"/>
-      <w:r>
-        <w:rPr>
-          <w:lang w:val="en-FI"/>
-        </w:rPr>
-        <w:t xml:space="preserve"> </w:t>
-      </w:r>
-      <w:proofErr w:type="spellStart"/>
-      <w:r>
-        <w:rPr>
-          <w:lang w:val="en-FI"/>
-        </w:rPr>
-        <w:t>erityisesti</w:t>
-      </w:r>
-      <w:proofErr w:type="spellEnd"/>
-      <w:r>
-        <w:rPr>
-          <w:lang w:val="en-FI"/>
-        </w:rPr>
-        <w:t xml:space="preserve"> </w:t>
-      </w:r>
-      <w:proofErr w:type="spellStart"/>
-      <w:r>
-        <w:rPr>
-          <w:lang w:val="en-FI"/>
-        </w:rPr>
-        <w:t>seuraavia</w:t>
-      </w:r>
-      <w:proofErr w:type="spellEnd"/>
-      <w:r>
-        <w:rPr>
-          <w:lang w:val="en-FI"/>
-        </w:rPr>
-        <w:t xml:space="preserve"> </w:t>
-      </w:r>
-      <w:proofErr w:type="spellStart"/>
-      <w:r>
-        <w:rPr>
-          <w:lang w:val="en-FI"/>
-        </w:rPr>
-        <w:t>kehitystehtäviä</w:t>
-      </w:r>
-      <w:proofErr w:type="spellEnd"/>
-      <w:r>
-        <w:rPr>
-          <w:lang w:val="en-FI"/>
-        </w:rPr>
-        <w:t xml:space="preserve"> </w:t>
-      </w:r>
-      <w:proofErr w:type="spellStart"/>
-      <w:r>
-        <w:rPr>
-          <w:lang w:val="en-FI"/>
-        </w:rPr>
-        <w:t>ja</w:t>
-      </w:r>
-      <w:proofErr w:type="spellEnd"/>
-      <w:r>
-        <w:rPr>
-          <w:lang w:val="en-FI"/>
-        </w:rPr>
-        <w:t xml:space="preserve"> </w:t>
-      </w:r>
-      <w:proofErr w:type="spellStart"/>
-      <w:r>
-        <w:rPr>
-          <w:lang w:val="en-FI"/>
-        </w:rPr>
-        <w:t>tutkimuskysymyksiä</w:t>
-      </w:r>
-      <w:proofErr w:type="spellEnd"/>
-      <w:r>
-        <w:rPr>
-          <w:lang w:val="en-FI"/>
-        </w:rPr>
-        <w:t>:</w:t>
+        <w:t>Työssä tarkastellaan erityisesti seuraavia kehitystehtäviä ja tutkimuskysymyksiä:</w:t>
       </w:r>
     </w:p>
     <w:p>
@@ -6594,151 +4001,7 @@
           <w:bCs/>
           <w:lang w:val="en-FI"/>
         </w:rPr>
-        <w:t xml:space="preserve">Miten </w:t>
-      </w:r>
-      <w:proofErr w:type="spellStart"/>
-      <w:r>
-        <w:rPr>
-          <w:b/>
-          <w:bCs/>
-          <w:lang w:val="en-FI"/>
-        </w:rPr>
-        <w:t>hajallaan</w:t>
-      </w:r>
-      <w:proofErr w:type="spellEnd"/>
-      <w:r>
-        <w:rPr>
-          <w:b/>
-          <w:bCs/>
-          <w:lang w:val="en-FI"/>
-        </w:rPr>
-        <w:t xml:space="preserve"> </w:t>
-      </w:r>
-      <w:proofErr w:type="spellStart"/>
-      <w:r>
-        <w:rPr>
-          <w:b/>
-          <w:bCs/>
-          <w:lang w:val="en-FI"/>
-        </w:rPr>
-        <w:t>oleva</w:t>
-      </w:r>
-      <w:proofErr w:type="spellEnd"/>
-      <w:r>
-        <w:rPr>
-          <w:b/>
-          <w:bCs/>
-          <w:lang w:val="en-FI"/>
-        </w:rPr>
-        <w:t xml:space="preserve"> </w:t>
-      </w:r>
-      <w:proofErr w:type="spellStart"/>
-      <w:r>
-        <w:rPr>
-          <w:b/>
-          <w:bCs/>
-          <w:lang w:val="en-FI"/>
-        </w:rPr>
-        <w:t>suunnistusaineisto</w:t>
-      </w:r>
-      <w:proofErr w:type="spellEnd"/>
-      <w:r>
-        <w:rPr>
-          <w:b/>
-          <w:bCs/>
-          <w:lang w:val="en-FI"/>
-        </w:rPr>
-        <w:t xml:space="preserve"> </w:t>
-      </w:r>
-      <w:proofErr w:type="spellStart"/>
-      <w:r>
-        <w:rPr>
-          <w:b/>
-          <w:bCs/>
-          <w:lang w:val="en-FI"/>
-        </w:rPr>
-        <w:t>voidaan</w:t>
-      </w:r>
-      <w:proofErr w:type="spellEnd"/>
-      <w:r>
-        <w:rPr>
-          <w:b/>
-          <w:bCs/>
-          <w:lang w:val="en-FI"/>
-        </w:rPr>
-        <w:t xml:space="preserve"> </w:t>
-      </w:r>
-      <w:proofErr w:type="spellStart"/>
-      <w:r>
-        <w:rPr>
-          <w:b/>
-          <w:bCs/>
-          <w:lang w:val="en-FI"/>
-        </w:rPr>
-        <w:t>yhdistää</w:t>
-      </w:r>
-      <w:proofErr w:type="spellEnd"/>
-      <w:r>
-        <w:rPr>
-          <w:b/>
-          <w:bCs/>
-          <w:lang w:val="en-FI"/>
-        </w:rPr>
-        <w:t xml:space="preserve"> </w:t>
-      </w:r>
-      <w:proofErr w:type="spellStart"/>
-      <w:r>
-        <w:rPr>
-          <w:b/>
-          <w:bCs/>
-          <w:lang w:val="en-FI"/>
-        </w:rPr>
-        <w:t>yhteen</w:t>
-      </w:r>
-      <w:proofErr w:type="spellEnd"/>
-      <w:r>
-        <w:rPr>
-          <w:b/>
-          <w:bCs/>
-          <w:lang w:val="en-FI"/>
-        </w:rPr>
-        <w:t xml:space="preserve"> </w:t>
-      </w:r>
-      <w:proofErr w:type="spellStart"/>
-      <w:r>
-        <w:rPr>
-          <w:b/>
-          <w:bCs/>
-          <w:lang w:val="en-FI"/>
-        </w:rPr>
-        <w:t>keskitettyyn</w:t>
-      </w:r>
-      <w:proofErr w:type="spellEnd"/>
-      <w:r>
-        <w:rPr>
-          <w:b/>
-          <w:bCs/>
-          <w:lang w:val="en-FI"/>
-        </w:rPr>
-        <w:t xml:space="preserve"> </w:t>
-      </w:r>
-      <w:proofErr w:type="spellStart"/>
-      <w:r>
-        <w:rPr>
-          <w:b/>
-          <w:bCs/>
-          <w:lang w:val="en-FI"/>
-        </w:rPr>
-        <w:t>tietokantaan</w:t>
-      </w:r>
-      <w:proofErr w:type="spellEnd"/>
-      <w:r>
-        <w:rPr>
-          <w:b/>
-          <w:bCs/>
-          <w:lang w:val="en-FI"/>
-        </w:rPr>
-        <w:t>?</w:t>
+        <w:t>Miten hajallaan oleva suunnistusaineisto voidaan yhdistää yhteen keskitettyyn tietokantaan?</w:t>
       </w:r>
     </w:p>
     <w:p>
@@ -6771,187 +4034,7 @@
           <w:bCs/>
           <w:lang w:val="en-FI"/>
         </w:rPr>
-        <w:t>-</w:t>
-      </w:r>
-      <w:proofErr w:type="spellStart"/>
-      <w:r>
-        <w:rPr>
-          <w:b/>
-          <w:bCs/>
-          <w:lang w:val="en-FI"/>
-        </w:rPr>
-        <w:t>tulostiedostot</w:t>
-      </w:r>
-      <w:proofErr w:type="spellEnd"/>
-      <w:r>
-        <w:rPr>
-          <w:b/>
-          <w:bCs/>
-          <w:lang w:val="en-FI"/>
-        </w:rPr>
-        <w:t xml:space="preserve"> </w:t>
-      </w:r>
-      <w:proofErr w:type="spellStart"/>
-      <w:r>
-        <w:rPr>
-          <w:b/>
-          <w:bCs/>
-          <w:lang w:val="en-FI"/>
-        </w:rPr>
-        <w:t>voidaan</w:t>
-      </w:r>
-      <w:proofErr w:type="spellEnd"/>
-      <w:r>
-        <w:rPr>
-          <w:b/>
-          <w:bCs/>
-          <w:lang w:val="en-FI"/>
-        </w:rPr>
-        <w:t xml:space="preserve"> </w:t>
-      </w:r>
-      <w:proofErr w:type="spellStart"/>
-      <w:r>
-        <w:rPr>
-          <w:b/>
-          <w:bCs/>
-          <w:lang w:val="en-FI"/>
-        </w:rPr>
-        <w:t>jäsentää</w:t>
-      </w:r>
-      <w:proofErr w:type="spellEnd"/>
-      <w:r>
-        <w:rPr>
-          <w:b/>
-          <w:bCs/>
-          <w:lang w:val="en-FI"/>
-        </w:rPr>
-        <w:t xml:space="preserve"> </w:t>
-      </w:r>
-      <w:proofErr w:type="spellStart"/>
-      <w:r>
-        <w:rPr>
-          <w:b/>
-          <w:bCs/>
-          <w:lang w:val="en-FI"/>
-        </w:rPr>
-        <w:t>luotettavasti</w:t>
-      </w:r>
-      <w:proofErr w:type="spellEnd"/>
-      <w:r>
-        <w:rPr>
-          <w:b/>
-          <w:bCs/>
-          <w:lang w:val="en-FI"/>
-        </w:rPr>
-        <w:t xml:space="preserve"> </w:t>
-      </w:r>
-      <w:proofErr w:type="spellStart"/>
-      <w:r>
-        <w:rPr>
-          <w:b/>
-          <w:bCs/>
-          <w:lang w:val="en-FI"/>
-        </w:rPr>
-        <w:t>ja</w:t>
-      </w:r>
-      <w:proofErr w:type="spellEnd"/>
-      <w:r>
-        <w:rPr>
-          <w:b/>
-          <w:bCs/>
-          <w:lang w:val="en-FI"/>
-        </w:rPr>
-        <w:t xml:space="preserve"> </w:t>
-      </w:r>
-      <w:proofErr w:type="spellStart"/>
-      <w:r>
-        <w:rPr>
-          <w:b/>
-          <w:bCs/>
-          <w:lang w:val="en-FI"/>
-        </w:rPr>
-        <w:t>rakenteellisesti</w:t>
-      </w:r>
-      <w:proofErr w:type="spellEnd"/>
-      <w:r>
-        <w:rPr>
-          <w:b/>
-          <w:bCs/>
-          <w:lang w:val="en-FI"/>
-        </w:rPr>
-        <w:t xml:space="preserve"> </w:t>
-      </w:r>
-      <w:proofErr w:type="spellStart"/>
-      <w:r>
-        <w:rPr>
-          <w:b/>
-          <w:bCs/>
-          <w:lang w:val="en-FI"/>
-        </w:rPr>
-        <w:t>Pythonin</w:t>
-      </w:r>
-      <w:proofErr w:type="spellEnd"/>
-      <w:r>
-        <w:rPr>
-          <w:b/>
-          <w:bCs/>
-          <w:lang w:val="en-FI"/>
-        </w:rPr>
-        <w:t xml:space="preserve"> </w:t>
-      </w:r>
-      <w:proofErr w:type="spellStart"/>
-      <w:r>
-        <w:rPr>
-          <w:b/>
-          <w:bCs/>
-          <w:lang w:val="en-FI"/>
-        </w:rPr>
-        <w:t>ja</w:t>
-      </w:r>
-      <w:proofErr w:type="spellEnd"/>
-      <w:r>
-        <w:rPr>
-          <w:b/>
-          <w:bCs/>
-          <w:lang w:val="en-FI"/>
-        </w:rPr>
-        <w:t xml:space="preserve"> </w:t>
-      </w:r>
-      <w:proofErr w:type="spellStart"/>
-      <w:r>
-        <w:rPr>
-          <w:b/>
-          <w:bCs/>
-          <w:lang w:val="en-FI"/>
-        </w:rPr>
-        <w:t>Djangon</w:t>
-      </w:r>
-      <w:proofErr w:type="spellEnd"/>
-      <w:r>
-        <w:rPr>
-          <w:b/>
-          <w:bCs/>
-          <w:lang w:val="en-FI"/>
-        </w:rPr>
-        <w:t xml:space="preserve"> </w:t>
-      </w:r>
-      <w:proofErr w:type="spellStart"/>
-      <w:r>
-        <w:rPr>
-          <w:b/>
-          <w:bCs/>
-          <w:lang w:val="en-FI"/>
-        </w:rPr>
-        <w:t>avulla</w:t>
-      </w:r>
-      <w:proofErr w:type="spellEnd"/>
-      <w:r>
-        <w:rPr>
-          <w:b/>
-          <w:bCs/>
-          <w:lang w:val="en-FI"/>
-        </w:rPr>
-        <w:t>?</w:t>
+        <w:t>-tulostiedostot voidaan jäsentää luotettavasti ja rakenteellisesti Pythonin ja Djangon avulla?</w:t>
       </w:r>
     </w:p>
     <w:p>
@@ -6970,259 +4053,7 @@
           <w:bCs/>
           <w:lang w:val="en-FI"/>
         </w:rPr>
-        <w:t xml:space="preserve">Miten </w:t>
-      </w:r>
-      <w:proofErr w:type="spellStart"/>
-      <w:r>
-        <w:rPr>
-          <w:b/>
-          <w:bCs/>
-          <w:lang w:val="en-FI"/>
-        </w:rPr>
-        <w:t>tulosten</w:t>
-      </w:r>
-      <w:proofErr w:type="spellEnd"/>
-      <w:r>
-        <w:rPr>
-          <w:b/>
-          <w:bCs/>
-          <w:lang w:val="en-FI"/>
-        </w:rPr>
-        <w:t xml:space="preserve"> </w:t>
-      </w:r>
-      <w:proofErr w:type="spellStart"/>
-      <w:r>
-        <w:rPr>
-          <w:b/>
-          <w:bCs/>
-          <w:lang w:val="en-FI"/>
-        </w:rPr>
-        <w:t>hakua</w:t>
-      </w:r>
-      <w:proofErr w:type="spellEnd"/>
-      <w:r>
-        <w:rPr>
-          <w:b/>
-          <w:bCs/>
-          <w:lang w:val="en-FI"/>
-        </w:rPr>
-        <w:t xml:space="preserve"> </w:t>
-      </w:r>
-      <w:proofErr w:type="spellStart"/>
-      <w:r>
-        <w:rPr>
-          <w:b/>
-          <w:bCs/>
-          <w:lang w:val="en-FI"/>
-        </w:rPr>
-        <w:t>ja</w:t>
-      </w:r>
-      <w:proofErr w:type="spellEnd"/>
-      <w:r>
-        <w:rPr>
-          <w:b/>
-          <w:bCs/>
-          <w:lang w:val="en-FI"/>
-        </w:rPr>
-        <w:t xml:space="preserve"> </w:t>
-      </w:r>
-      <w:proofErr w:type="spellStart"/>
-      <w:r>
-        <w:rPr>
-          <w:b/>
-          <w:bCs/>
-          <w:lang w:val="en-FI"/>
-        </w:rPr>
-        <w:t>vertailua</w:t>
-      </w:r>
-      <w:proofErr w:type="spellEnd"/>
-      <w:r>
-        <w:rPr>
-          <w:b/>
-          <w:bCs/>
-          <w:lang w:val="en-FI"/>
-        </w:rPr>
-        <w:t xml:space="preserve"> </w:t>
-      </w:r>
-      <w:proofErr w:type="spellStart"/>
-      <w:r>
-        <w:rPr>
-          <w:b/>
-          <w:bCs/>
-          <w:lang w:val="en-FI"/>
-        </w:rPr>
-        <w:t>tukevat</w:t>
-      </w:r>
-      <w:proofErr w:type="spellEnd"/>
-      <w:r>
-        <w:rPr>
-          <w:b/>
-          <w:bCs/>
-          <w:lang w:val="en-FI"/>
-        </w:rPr>
-        <w:t xml:space="preserve"> </w:t>
-      </w:r>
-      <w:proofErr w:type="spellStart"/>
-      <w:r>
-        <w:rPr>
-          <w:b/>
-          <w:bCs/>
-          <w:lang w:val="en-FI"/>
-        </w:rPr>
-        <w:t>tietomallit</w:t>
-      </w:r>
-      <w:proofErr w:type="spellEnd"/>
-      <w:r>
-        <w:rPr>
-          <w:b/>
-          <w:bCs/>
-          <w:lang w:val="en-FI"/>
-        </w:rPr>
-        <w:t xml:space="preserve"> </w:t>
-      </w:r>
-      <w:proofErr w:type="spellStart"/>
-      <w:r>
-        <w:rPr>
-          <w:b/>
-          <w:bCs/>
-          <w:lang w:val="en-FI"/>
-        </w:rPr>
-        <w:t>ja</w:t>
-      </w:r>
-      <w:proofErr w:type="spellEnd"/>
-      <w:r>
-        <w:rPr>
-          <w:b/>
-          <w:bCs/>
-          <w:lang w:val="en-FI"/>
-        </w:rPr>
-        <w:t xml:space="preserve"> </w:t>
-      </w:r>
-      <w:proofErr w:type="spellStart"/>
-      <w:r>
-        <w:rPr>
-          <w:b/>
-          <w:bCs/>
-          <w:lang w:val="en-FI"/>
-        </w:rPr>
-        <w:t>käyttöliittymä</w:t>
-      </w:r>
-      <w:proofErr w:type="spellEnd"/>
-      <w:r>
-        <w:rPr>
-          <w:b/>
-          <w:bCs/>
-          <w:lang w:val="en-FI"/>
-        </w:rPr>
-        <w:t xml:space="preserve"> </w:t>
-      </w:r>
-      <w:proofErr w:type="spellStart"/>
-      <w:r>
-        <w:rPr>
-          <w:b/>
-          <w:bCs/>
-          <w:lang w:val="en-FI"/>
-        </w:rPr>
-        <w:t>voidaan</w:t>
-      </w:r>
-      <w:proofErr w:type="spellEnd"/>
-      <w:r>
-        <w:rPr>
-          <w:b/>
-          <w:bCs/>
-          <w:lang w:val="en-FI"/>
-        </w:rPr>
-        <w:t xml:space="preserve"> </w:t>
-      </w:r>
-      <w:proofErr w:type="spellStart"/>
-      <w:r>
-        <w:rPr>
-          <w:b/>
-          <w:bCs/>
-          <w:lang w:val="en-FI"/>
-        </w:rPr>
-        <w:t>suunnitella</w:t>
-      </w:r>
-      <w:proofErr w:type="spellEnd"/>
-      <w:r>
-        <w:rPr>
-          <w:b/>
-          <w:bCs/>
-          <w:lang w:val="en-FI"/>
-        </w:rPr>
-        <w:t xml:space="preserve"> </w:t>
-      </w:r>
-      <w:proofErr w:type="spellStart"/>
-      <w:r>
-        <w:rPr>
-          <w:b/>
-          <w:bCs/>
-          <w:lang w:val="en-FI"/>
-        </w:rPr>
-        <w:t>mahdollisimman</w:t>
-      </w:r>
-      <w:proofErr w:type="spellEnd"/>
-      <w:r>
-        <w:rPr>
-          <w:b/>
-          <w:bCs/>
-          <w:lang w:val="en-FI"/>
-        </w:rPr>
-        <w:t xml:space="preserve"> </w:t>
-      </w:r>
-      <w:proofErr w:type="spellStart"/>
-      <w:r>
-        <w:rPr>
-          <w:b/>
-          <w:bCs/>
-          <w:lang w:val="en-FI"/>
-        </w:rPr>
-        <w:t>selkeiksi</w:t>
-      </w:r>
-      <w:proofErr w:type="spellEnd"/>
-      <w:r>
-        <w:rPr>
-          <w:b/>
-          <w:bCs/>
-          <w:lang w:val="en-FI"/>
-        </w:rPr>
-        <w:t xml:space="preserve"> </w:t>
-      </w:r>
-      <w:proofErr w:type="spellStart"/>
-      <w:r>
-        <w:rPr>
-          <w:b/>
-          <w:bCs/>
-          <w:lang w:val="en-FI"/>
-        </w:rPr>
-        <w:t>ja</w:t>
-      </w:r>
-      <w:proofErr w:type="spellEnd"/>
-      <w:r>
-        <w:rPr>
-          <w:b/>
-          <w:bCs/>
-          <w:lang w:val="en-FI"/>
-        </w:rPr>
-        <w:t xml:space="preserve"> </w:t>
-      </w:r>
-      <w:proofErr w:type="spellStart"/>
-      <w:r>
-        <w:rPr>
-          <w:b/>
-          <w:bCs/>
-          <w:lang w:val="en-FI"/>
-        </w:rPr>
-        <w:t>laajennettaviksi</w:t>
-      </w:r>
-      <w:proofErr w:type="spellEnd"/>
-      <w:r>
-        <w:rPr>
-          <w:b/>
-          <w:bCs/>
-          <w:lang w:val="en-FI"/>
-        </w:rPr>
-        <w:t>?</w:t>
+        <w:t>Miten tulosten hakua ja vertailua tukevat tietomallit ja käyttöliittymä voidaan suunnitella mahdollisimman selkeiksi ja laajennettaviksi?</w:t>
       </w:r>
     </w:p>
     <w:p>
@@ -7241,277 +4072,7 @@
           <w:bCs/>
           <w:lang w:val="en-FI"/>
         </w:rPr>
-        <w:t xml:space="preserve">Miten </w:t>
-      </w:r>
-      <w:proofErr w:type="spellStart"/>
-      <w:r>
-        <w:rPr>
-          <w:b/>
-          <w:bCs/>
-          <w:lang w:val="en-FI"/>
-        </w:rPr>
-        <w:t>sovelluksen</w:t>
-      </w:r>
-      <w:proofErr w:type="spellEnd"/>
-      <w:r>
-        <w:rPr>
-          <w:b/>
-          <w:bCs/>
-          <w:lang w:val="en-FI"/>
-        </w:rPr>
-        <w:t xml:space="preserve"> </w:t>
-      </w:r>
-      <w:proofErr w:type="spellStart"/>
-      <w:r>
-        <w:rPr>
-          <w:b/>
-          <w:bCs/>
-          <w:lang w:val="en-FI"/>
-        </w:rPr>
-        <w:t>arkkitehtuuri</w:t>
-      </w:r>
-      <w:proofErr w:type="spellEnd"/>
-      <w:r>
-        <w:rPr>
-          <w:b/>
-          <w:bCs/>
-          <w:lang w:val="en-FI"/>
-        </w:rPr>
-        <w:t xml:space="preserve"> </w:t>
-      </w:r>
-      <w:proofErr w:type="spellStart"/>
-      <w:r>
-        <w:rPr>
-          <w:b/>
-          <w:bCs/>
-          <w:lang w:val="en-FI"/>
-        </w:rPr>
-        <w:t>voidaan</w:t>
-      </w:r>
-      <w:proofErr w:type="spellEnd"/>
-      <w:r>
-        <w:rPr>
-          <w:b/>
-          <w:bCs/>
-          <w:lang w:val="en-FI"/>
-        </w:rPr>
-        <w:t xml:space="preserve"> </w:t>
-      </w:r>
-      <w:proofErr w:type="spellStart"/>
-      <w:r>
-        <w:rPr>
-          <w:b/>
-          <w:bCs/>
-          <w:lang w:val="en-FI"/>
-        </w:rPr>
-        <w:t>toteuttaa</w:t>
-      </w:r>
-      <w:proofErr w:type="spellEnd"/>
-      <w:r>
-        <w:rPr>
-          <w:b/>
-          <w:bCs/>
-          <w:lang w:val="en-FI"/>
-        </w:rPr>
-        <w:t xml:space="preserve"> </w:t>
-      </w:r>
-      <w:proofErr w:type="spellStart"/>
-      <w:r>
-        <w:rPr>
-          <w:b/>
-          <w:bCs/>
-          <w:lang w:val="en-FI"/>
-        </w:rPr>
-        <w:t>siten</w:t>
-      </w:r>
-      <w:proofErr w:type="spellEnd"/>
-      <w:r>
-        <w:rPr>
-          <w:b/>
-          <w:bCs/>
-          <w:lang w:val="en-FI"/>
-        </w:rPr>
-        <w:t xml:space="preserve">, </w:t>
-      </w:r>
-      <w:proofErr w:type="spellStart"/>
-      <w:r>
-        <w:rPr>
-          <w:b/>
-          <w:bCs/>
-          <w:lang w:val="en-FI"/>
-        </w:rPr>
-        <w:t>että</w:t>
-      </w:r>
-      <w:proofErr w:type="spellEnd"/>
-      <w:r>
-        <w:rPr>
-          <w:b/>
-          <w:bCs/>
-          <w:lang w:val="en-FI"/>
-        </w:rPr>
-        <w:t xml:space="preserve"> se </w:t>
-      </w:r>
-      <w:proofErr w:type="spellStart"/>
-      <w:r>
-        <w:rPr>
-          <w:b/>
-          <w:bCs/>
-          <w:lang w:val="en-FI"/>
-        </w:rPr>
-        <w:t>tukee</w:t>
-      </w:r>
-      <w:proofErr w:type="spellEnd"/>
-      <w:r>
-        <w:rPr>
-          <w:b/>
-          <w:bCs/>
-          <w:lang w:val="en-FI"/>
-        </w:rPr>
-        <w:t xml:space="preserve"> </w:t>
-      </w:r>
-      <w:proofErr w:type="spellStart"/>
-      <w:r>
-        <w:rPr>
-          <w:b/>
-          <w:bCs/>
-          <w:lang w:val="en-FI"/>
-        </w:rPr>
-        <w:t>myöhempiä</w:t>
-      </w:r>
-      <w:proofErr w:type="spellEnd"/>
-      <w:r>
-        <w:rPr>
-          <w:b/>
-          <w:bCs/>
-          <w:lang w:val="en-FI"/>
-        </w:rPr>
-        <w:t xml:space="preserve"> </w:t>
-      </w:r>
-      <w:proofErr w:type="spellStart"/>
-      <w:r>
-        <w:rPr>
-          <w:b/>
-          <w:bCs/>
-          <w:lang w:val="en-FI"/>
-        </w:rPr>
-        <w:t>ominaisuuksia</w:t>
-      </w:r>
-      <w:proofErr w:type="spellEnd"/>
-      <w:r>
-        <w:rPr>
-          <w:b/>
-          <w:bCs/>
-          <w:lang w:val="en-FI"/>
-        </w:rPr>
-        <w:t xml:space="preserve">, </w:t>
-      </w:r>
-      <w:proofErr w:type="spellStart"/>
-      <w:r>
-        <w:rPr>
-          <w:b/>
-          <w:bCs/>
-          <w:lang w:val="en-FI"/>
-        </w:rPr>
-        <w:t>kuten</w:t>
-      </w:r>
-      <w:proofErr w:type="spellEnd"/>
-      <w:r>
-        <w:rPr>
-          <w:b/>
-          <w:bCs/>
-          <w:lang w:val="en-FI"/>
-        </w:rPr>
-        <w:t xml:space="preserve"> </w:t>
-      </w:r>
-      <w:proofErr w:type="spellStart"/>
-      <w:r>
-        <w:rPr>
-          <w:b/>
-          <w:bCs/>
-          <w:lang w:val="en-FI"/>
-        </w:rPr>
-        <w:t>visualisointia</w:t>
-      </w:r>
-      <w:proofErr w:type="spellEnd"/>
-      <w:r>
-        <w:rPr>
-          <w:b/>
-          <w:bCs/>
-          <w:lang w:val="en-FI"/>
-        </w:rPr>
-        <w:t xml:space="preserve"> </w:t>
-      </w:r>
-      <w:proofErr w:type="spellStart"/>
-      <w:r>
-        <w:rPr>
-          <w:b/>
-          <w:bCs/>
-          <w:lang w:val="en-FI"/>
-        </w:rPr>
-        <w:t>ja</w:t>
-      </w:r>
-      <w:proofErr w:type="spellEnd"/>
-      <w:r>
-        <w:rPr>
-          <w:b/>
-          <w:bCs/>
-          <w:lang w:val="en-FI"/>
-        </w:rPr>
-        <w:t xml:space="preserve"> </w:t>
-      </w:r>
-      <w:proofErr w:type="spellStart"/>
-      <w:r>
-        <w:rPr>
-          <w:b/>
-          <w:bCs/>
-          <w:lang w:val="en-FI"/>
-        </w:rPr>
-        <w:t>muiden</w:t>
-      </w:r>
-      <w:proofErr w:type="spellEnd"/>
-      <w:r>
-        <w:rPr>
-          <w:b/>
-          <w:bCs/>
-          <w:lang w:val="en-FI"/>
-        </w:rPr>
-        <w:t xml:space="preserve"> </w:t>
-      </w:r>
-      <w:proofErr w:type="spellStart"/>
-      <w:r>
-        <w:rPr>
-          <w:b/>
-          <w:bCs/>
-          <w:lang w:val="en-FI"/>
-        </w:rPr>
-        <w:t>tiedostomuotojen</w:t>
-      </w:r>
-      <w:proofErr w:type="spellEnd"/>
-      <w:r>
-        <w:rPr>
-          <w:b/>
-          <w:bCs/>
-          <w:lang w:val="en-FI"/>
-        </w:rPr>
-        <w:t xml:space="preserve"> </w:t>
-      </w:r>
-      <w:proofErr w:type="spellStart"/>
-      <w:r>
-        <w:rPr>
-          <w:b/>
-          <w:bCs/>
-          <w:lang w:val="en-FI"/>
-        </w:rPr>
-        <w:t>tukea</w:t>
-      </w:r>
-      <w:proofErr w:type="spellEnd"/>
-      <w:r>
-        <w:rPr>
-          <w:b/>
-          <w:bCs/>
-          <w:lang w:val="en-FI"/>
-        </w:rPr>
-        <w:t>?</w:t>
+        <w:t>Miten sovelluksen arkkitehtuuri voidaan toteuttaa siten, että se tukee myöhempiä ominaisuuksia, kuten visualisointia ja muiden tiedostomuotojen tukea?</w:t>
       </w:r>
     </w:p>
     <w:p>
@@ -7530,1600 +4091,594 @@
           <w:bCs/>
           <w:lang w:val="en-FI"/>
         </w:rPr>
-        <w:t>Miten GDPR-</w:t>
-      </w:r>
-      <w:proofErr w:type="spellStart"/>
+        <w:t>Miten GDPR-vaatimukset tulee huomioida suunnistustulosten käsittelyssä ja anonymisoinnissa?</w:t>
+      </w:r>
+    </w:p>
+    <w:p>
+      <w:pPr>
+        <w:rPr>
+          <w:lang w:val="en-FI"/>
+        </w:rPr>
+      </w:pPr>
+      <w:r>
+        <w:rPr>
+          <w:lang w:val="en-FI"/>
+        </w:rPr>
+        <w:t>Työn rajauksena prototyyppiin ei sisällytetty visualisointiominaisuuksia, API-rajapintaa eikä automaattisia tulospalveluyhteyksiä. Näitä kehityskohteita tarkastellaan jatkokehitysmahdollisuuksina työn myöhemmissä vaiheissa.</w:t>
+      </w:r>
+    </w:p>
+    <w:p/>
+    <w:p>
+      <w:pPr>
+        <w:pStyle w:val="Otsikko1"/>
+      </w:pPr>
+      <w:bookmarkStart w:id="21" w:name="_Toc216104694"/>
+      <w:bookmarkStart w:id="22" w:name="_Toc237330449"/>
+      <w:bookmarkStart w:id="23" w:name="_Toc237401252"/>
+      <w:bookmarkStart w:id="24" w:name="_Toc237401817"/>
+      <w:bookmarkStart w:id="25" w:name="_Toc237402711"/>
+      <w:bookmarkStart w:id="26" w:name="_Toc237404619"/>
+      <w:bookmarkStart w:id="27" w:name="_Toc237404949"/>
+      <w:bookmarkStart w:id="28" w:name="_Toc237405487"/>
+      <w:bookmarkStart w:id="29" w:name="_Toc237405708"/>
+      <w:bookmarkStart w:id="30" w:name="_Toc237405902"/>
+      <w:r>
+        <w:lastRenderedPageBreak/>
+        <w:t>Urheilun Digitaalisuus</w:t>
+      </w:r>
+      <w:bookmarkEnd w:id="21"/>
+    </w:p>
+    <w:p>
+      <w:r>
+        <w:t>Digitalisaatio on yksi merkittävimmistä yhteiskunnallisista muutostrendeistä 2000-luvulla, ja sen vaikutukset ulottuvat myös urheilun maailmaan. Teknologinen kehitys, kuten sensorien, tekoälyn ja paikkatietoteknologioiden hyödyntäminen, on mullistanut sekä urheilun suorituskyvyn analysoinnin että harrastamisen tavat (Ratten, 2020). Urheilun digitalisaatio tarkoittaa digitaalisten teknologioiden käyttöönottoa ja hyödyntämistä tiedonkeruussa, viestinnässä, analytiikassa ja päätöksenteossa (Bondarouk &amp; Brewster, 2016).</w:t>
+      </w:r>
+    </w:p>
+    <w:p>
+      <w:r>
+        <w:t>Tässä luvussa tarkastellaan digitalisaation yleisiä vaikutuksia urheiluun sekä syvennytään erityisesti suunnistuksen näkökulmaan. Suunnistus on laji, jossa fyysinen suoritus, päätöksenteko ja kartanlukutaito yhdistyvät ainutlaatuisella tavalla. Digitalisaatio on tuonut lajiin merkittäviä uudistuksia niin kilpailujen järjestämiseen, harjoittelun seurantaan kuin lajikokemuksen saavutettavuuteenkin.</w:t>
+      </w:r>
+    </w:p>
+    <w:p/>
+    <w:p>
+      <w:pPr>
+        <w:pStyle w:val="Otsikko2"/>
+      </w:pPr>
+      <w:bookmarkStart w:id="31" w:name="_Toc216104695"/>
+      <w:r>
+        <w:t>Digitalisaatio urheilussa</w:t>
+      </w:r>
+      <w:bookmarkEnd w:id="31"/>
+    </w:p>
+    <w:p>
+      <w:r>
+        <w:t>Digitalisaation myötä urheilu on muuttunut yhä enemmän datalähtöiseksi toiminnaksi. Modernit teknologiat, kuten GPS-seuranta, liikesensorit ja tekoälypohjaiset analyysijärjestelmät, mahdollistavat reaaliaikaisen tiedonkeruun urheilijoiden suorituksista (Petersen et al., 2021). Tämä data tukee päätöksentekoa niin valmennuksessa kuin kilpailusuoritusten kehittämisessä.</w:t>
+      </w:r>
+    </w:p>
+    <w:p>
+      <w:r>
+        <w:t xml:space="preserve">Digitaalisten ratkaisujen avulla urheilijat ja valmentajat voivat analysoida yksittäisiä suorituksia tarkasti, arvioida harjoittelun tehokkuutta ja suunnitella yksilöllisiä kehitysohjelmia (Ratten, 2020). Lisäksi urheilun digitalisaatio on lisännyt harrastajien mahdollisuuksia osallistua virtuaalisiin tapahtumiin ja </w:t>
+      </w:r>
+      <w:r>
+        <w:lastRenderedPageBreak/>
+        <w:t>seurata urheilua digitaalisilla alustoilla. Tällä on ollut positiivinen vaikutus urheilun saavutettavuuteen ja yhteisöllisyyteen (Bondarouk &amp; Brewster, 2016).</w:t>
+      </w:r>
+    </w:p>
+    <w:p>
+      <w:pPr>
+        <w:pStyle w:val="Otsikko2"/>
+        <w:rPr>
+          <w:lang w:val="en-FI"/>
+        </w:rPr>
+      </w:pPr>
+      <w:bookmarkStart w:id="32" w:name="_Toc216104696"/>
+      <w:r>
+        <w:t>Digitalisaation rooli suunnistuksessa</w:t>
+      </w:r>
+      <w:bookmarkEnd w:id="32"/>
+    </w:p>
+    <w:p>
+      <w:r>
+        <w:t>Suunnistus on yksi niistä urheilulajeista, joissa digitalisaatio on muuttanut toimintaympäristöä perusteellisesti. Perinteisesti suunnistus on perustunut paperikarttoihin ja manuaalisiin leimausjärjestelmiin, mutta nykyään kilpailut ja harjoittelu nojaavat vahvasti digitaalisiin teknologioihin (International Orienteering Federation [IOF], 2022).</w:t>
+      </w:r>
+    </w:p>
+    <w:p>
+      <w:r>
+        <w:t>Teknologiset innovaatiot</w:t>
+      </w:r>
+    </w:p>
+    <w:p>
+      <w:r>
+        <w:t>Merkittävin muutos suunnistuksessa on GPS-teknologian käyttöönotto. Sen avulla urheilijoiden suorituksia voidaan seurata reaaliaikaisesti, ja kilpailujen jälkeen reitit voidaan analysoida yksityiskohtaisesti (Schuster et al., 2018). Tämä mahdollistaa suorituksen vahvuuksien ja kehityskohteiden tunnistamisen. GPS-seuranta on myös lisännyt suunnistuksen läpinäkyvyyttä ja yleisöystävällisyyttä, sillä suorituksia voidaan seurata visuaalisesti kilpailujen aikana.</w:t>
+      </w:r>
+    </w:p>
+    <w:p>
+      <w:r>
+        <w:t>Toinen keskeinen digitalisaation vaikutus on karttojen tuotannon ja ylläpidon muutos. Digitaalinen kartoitus ja paikkatietojärjestelmät (GIS) mahdollistavat tarkempien ja ajantasaisempien karttojen luomisen (Kangas &amp; Sarjakoski, 2019). Tämä parantaa kilpailujen laatua ja vähentää virheiden mahdollisuutta.</w:t>
+      </w:r>
+      <w:bookmarkStart w:id="33" w:name="_Toc216104697"/>
+    </w:p>
+    <w:p>
+      <w:r>
+        <w:t>H</w:t>
+      </w:r>
+      <w:r>
+        <w:t>arjoittelun digitalisoituminen</w:t>
+      </w:r>
+      <w:bookmarkEnd w:id="33"/>
+    </w:p>
+    <w:p>
+      <w:r>
+        <w:t xml:space="preserve">Digitalisaatio on vaikuttanut myös suunnistuksen harjoittelumenetelmiin. Sovellukset, kuten </w:t>
+      </w:r>
       <w:r>
         <w:rPr>
           <w:b/>
           <w:bCs/>
-          <w:lang w:val="en-FI"/>
-        </w:rPr>
-        <w:t>vaatimukset</w:t>
-      </w:r>
-      <w:proofErr w:type="spellEnd"/>
+        </w:rPr>
+        <w:t>MapRun</w:t>
+      </w:r>
+      <w:r>
+        <w:t xml:space="preserve"> ja </w:t>
+      </w:r>
       <w:r>
         <w:rPr>
           <w:b/>
           <w:bCs/>
+        </w:rPr>
+        <w:t>OCAD</w:t>
+      </w:r>
+      <w:r>
+        <w:t>, tarjoavat mahdollisuuden virtuaalisiin harjoituksiin ilman fyysisiä rasteja (MapRun, 2023). Näiden ohjelmistojen avulla urheilijat voivat harjoitella reitinvalintaa, ajankäyttöä ja päätöksentekoa myös kaupunki- tai koulutusympäristöissä.</w:t>
+      </w:r>
+    </w:p>
+    <w:p>
+      <w:r>
+        <w:lastRenderedPageBreak/>
+        <w:t>Virtuaalisuunnistuksen kasvu on tuonut lajiin uusia harrastajia, sillä osallistuminen ei vaadi välttämättä maastoon menemistä. Tämä kehitys tukee suunnistuksen leviämistä ja sen roolia nykyaikaisena, teknologiaa hyödyntävänä urheilulajina.</w:t>
+      </w:r>
+      <w:bookmarkStart w:id="34" w:name="_Toc216104698"/>
+    </w:p>
+    <w:p>
+      <w:r>
+        <w:t>Haasteet ja mahdollisuudet</w:t>
+      </w:r>
+      <w:bookmarkEnd w:id="34"/>
+    </w:p>
+    <w:p>
+      <w:r>
+        <w:t>Digitalisaation tuomat mahdollisuudet eivät ole täysin ongelmattomia. Teknologian luotettavuus, tietoturva ja urheilijoiden yksityisyyden suoja ovat nousseet keskeisiksi keskustelunaiheiksi (Ratten, 2020). Esimerkiksi GPS-seurannan ja datankeruun yhteydessä on tärkeää varmistaa, että urheilijoiden henkilökohtaisia tietoja käsitellään asianmukaisesti.</w:t>
+      </w:r>
+    </w:p>
+    <w:p>
+      <w:r>
+        <w:t>Lisäksi on esitetty huolia siitä, että teknologian ylikorostuminen voi vähentää perinteisten suunnistustaitojen, kuten kartanlukutaidon ja maaston havainnoinnin, merkitystä (Kangas &amp; Sarjakoski, 2019). Lajin tulevaisuuden kannalta on olennaista löytää tasapaino perinteisten taitojen ja teknologisten innovaatioiden välillä.</w:t>
+      </w:r>
+    </w:p>
+    <w:p>
+      <w:r>
+        <w:t>Digitalisaatio tarjoaa kuitenkin myös uusia mahdollisuuksia valmennuksen, kilpailutoiminnan ja saavutettavuuden kehittämiseen. Reaaliaikainen analytiikka, tekoälyyn perustuvat suoritusmallit ja virtuaaliset harjoitusympäristöt voivat tulevaisuudessa viedä suunnistuksen kehitystä entistä pidemmälle (Petersen et al., 2021).</w:t>
+      </w:r>
+    </w:p>
+    <w:p>
+      <w:pPr>
+        <w:pStyle w:val="Otsikko2"/>
+      </w:pPr>
+      <w:bookmarkStart w:id="35" w:name="_Toc216104699"/>
+      <w:r>
+        <w:t>Tulosanalytiikan rooli urheilussa</w:t>
+      </w:r>
+      <w:bookmarkEnd w:id="35"/>
+    </w:p>
+    <w:p>
+      <w:r>
+        <w:t>Urheilun tulosanalytiikka perustuu suoritusdatan systemaattiseen keräämiseen, käsittelyyn ja tulkintaan. Tämä data voi sisältää esimerkiksi liikenopeutta, sykettä, karttakoordinaatteja, virherasteja ja aikoja eri väleillä (Petersen et al., 2021). Datan analysointi auttaa urheilijoita ja valmentajia tekemään tietoon perustuvia päätöksiä harjoittelusta ja kilpailustrategioista.</w:t>
+      </w:r>
+    </w:p>
+    <w:p>
+      <w:r>
+        <w:t xml:space="preserve">Moderni urheiluanalytiikka hyödyntää koneoppimista ja tekoälyä ennustamaan suorituksia sekä tunnistamaan poikkeavuuksia tai suoritusmalleja (Garg et al., </w:t>
+      </w:r>
+      <w:r>
+        <w:lastRenderedPageBreak/>
+        <w:t>2022). Näiden työkalujen avulla voidaan optimoida harjoitusten sisältöä ja ajoitusta sekä arvioida palautumisen tehokkuutta.</w:t>
+      </w:r>
+    </w:p>
+    <w:p>
+      <w:pPr>
+        <w:rPr>
           <w:lang w:val="en-FI"/>
         </w:rPr>
-        <w:t xml:space="preserve"> </w:t>
-      </w:r>
-      <w:proofErr w:type="spellStart"/>
-      <w:r>
+      </w:pPr>
+      <w:r>
+        <w:t xml:space="preserve">Tulosanalytiikka ei ole enää vain huippu-urheilun osa-alue, vaan se on yhä useammin käytössä myös harrastajatasolla, esimerkiksi mobiilisovellusten ja GPS-seurantalaitteiden avulla. </w:t>
+      </w:r>
+      <w:r>
+        <w:rPr>
+          <w:lang w:val="en-FI"/>
+        </w:rPr>
+        <w:t>Tämä on lisännyt urheilun itsearviointia ja yksilöllistä kehittämistä (Ratten, 2020).</w:t>
+      </w:r>
+    </w:p>
+    <w:p>
+      <w:pPr>
+        <w:rPr>
+          <w:lang w:val="en-FI"/>
+        </w:rPr>
+      </w:pPr>
+    </w:p>
+    <w:p>
+      <w:r>
+        <w:t>Tulosanalytiikka suunnistuksessa</w:t>
+      </w:r>
+    </w:p>
+    <w:p>
+      <w:r>
+        <w:t>Suoritusdatan kerääminen ja hyödyntäminen</w:t>
+      </w:r>
+    </w:p>
+    <w:p>
+      <w:r>
+        <w:t>Suunnistuksessa tulosanalytiikka perustuu ennen kaikkea GPS-jälkien, aikavälien ja reittivalintojen tarkasteluun (Schuster et al., 2018). Urheilijoiden liikkumista seurataan tarkasti, ja kerätty data mahdollistaa yksityiskohtaisen analyysin reitinvalinnoista, vauhdinjaosta ja virheiden vaikutuksesta kokonaissuoritukseen.</w:t>
+      </w:r>
+    </w:p>
+    <w:p>
+      <w:r>
+        <w:t>Tämä tieto on arvokasta sekä yksilö- että joukkuetasolla. Valmentajat voivat tunnistaa suoritusvaiheita, joissa urheilijan päätöksenteko hidastuu tai virheiden määrä kasvaa. Näin analytiikka tukee kognitiivisen suorituskyvyn kehittämistä ja reittisuunnittelun optimointia (Kangas &amp; Sarjakoski, 2019).</w:t>
+      </w:r>
+    </w:p>
+    <w:p>
+      <w:pPr>
         <w:rPr>
           <w:b/>
           <w:bCs/>
-          <w:lang w:val="en-FI"/>
-        </w:rPr>
-        <w:t>tulee</w:t>
-      </w:r>
-      <w:proofErr w:type="spellEnd"/>
+        </w:rPr>
+      </w:pPr>
       <w:r>
         <w:rPr>
           <w:b/>
           <w:bCs/>
-          <w:lang w:val="en-FI"/>
-        </w:rPr>
-        <w:t xml:space="preserve"> </w:t>
-      </w:r>
-      <w:proofErr w:type="spellStart"/>
+        </w:rPr>
+        <w:t>Teknologiset välineet ja ohjelmistot</w:t>
+      </w:r>
+    </w:p>
+    <w:p>
+      <w:r>
+        <w:t xml:space="preserve">Tulosanalytiikkaa tukevat nykyään useat digitaaliset työkalut, kuten </w:t>
+      </w:r>
       <w:r>
         <w:rPr>
           <w:b/>
           <w:bCs/>
-          <w:lang w:val="en-FI"/>
-        </w:rPr>
-        <w:t>huomioida</w:t>
-      </w:r>
-      <w:proofErr w:type="spellEnd"/>
+        </w:rPr>
+        <w:t>QuickRoute</w:t>
+      </w:r>
+      <w:r>
+        <w:t xml:space="preserve">, </w:t>
+      </w:r>
       <w:r>
         <w:rPr>
           <w:b/>
           <w:bCs/>
-          <w:lang w:val="en-FI"/>
-        </w:rPr>
-        <w:t xml:space="preserve"> </w:t>
-      </w:r>
-      <w:proofErr w:type="spellStart"/>
+        </w:rPr>
+        <w:t>Livelox</w:t>
+      </w:r>
+      <w:r>
+        <w:t xml:space="preserve"> ja </w:t>
+      </w:r>
       <w:r>
         <w:rPr>
           <w:b/>
           <w:bCs/>
+        </w:rPr>
+        <w:t>MapRun</w:t>
+      </w:r>
+      <w:r>
+        <w:t>, jotka mahdollistavat GPS-jälkien vertailun ja reaaliaikaisen datan visualisoinnin (MapRun, 2023). Näiden ohjelmien avulla urheilija voi tarkastella omaa reittiään suhteessa muihin kilpailijoihin sekä analysoida päätöksentekonsa tehokkuutta eri maastotyypeissä.</w:t>
+      </w:r>
+    </w:p>
+    <w:p>
+      <w:r>
+        <w:t xml:space="preserve">Lisäksi tekoälypohjaiset sovellukset kykenevät tunnistamaan toistuvia virhemalleja ja suosittelemaan parannuksia harjoitteluun (Garg et al., 2022). Tämä automatisoitu lähestymistapa mahdollistaa entistä syvällisemmän </w:t>
+      </w:r>
+      <w:r>
+        <w:lastRenderedPageBreak/>
+        <w:t>ymmärryksen suorituksen dynamiikasta ja auttaa urheilijoita kehittämään strategista ajatteluaan.</w:t>
+      </w:r>
+    </w:p>
+    <w:p>
+      <w:r>
+        <w:t>Reaaliaikainen seuranta ja kilpailuanalyysi</w:t>
+      </w:r>
+    </w:p>
+    <w:p>
+      <w:r>
+        <w:t>Reaaliaikainen tulosanalytiikka on lisännyt myös kilpailuiden läpinäkyvyyttä ja yleisön sitoutumista. Katsojat voivat seurata kilpailijoiden liikkeitä suorana GPS-seurannan avulla, mikä tekee lajista visuaalisesti kiinnostavamman ja helpommin seurattavan (Schuster et al., 2018). Samalla järjestäjät voivat hyödyntää dataa turvallisuuden varmistamiseen ja kilpailulogistiikan kehittämiseen (International Orienteering Federation [IOF], 2022).</w:t>
+      </w:r>
+    </w:p>
+    <w:p>
+      <w:pPr>
+        <w:rPr>
           <w:lang w:val="en-FI"/>
         </w:rPr>
-        <w:t>suunnistustulosten</w:t>
-      </w:r>
-      <w:proofErr w:type="spellEnd"/>
-      <w:r>
+      </w:pPr>
+    </w:p>
+    <w:p>
+      <w:r>
+        <w:t>Tulosanalytiikan hyödyt ja haasteet</w:t>
+      </w:r>
+    </w:p>
+    <w:p>
+      <w:r>
+        <w:t>Tulosanalytiikka tarjoaa monia etuja suunnistuksen kehittämiselle. Sen avulla voidaan parantaa urheilijoiden suorituskykyä, tukea valmennuksen suunnittelua ja kehittää lajin saavutettavuutta. Reaaliaikainen data ja jälkianalyysi mahdollistavat objektiivisen arvioinnin, joka tukee oppimista ja suoritusten jatkuvaa kehittämistä (Petersen et al., 2021).</w:t>
+      </w:r>
+    </w:p>
+    <w:p>
+      <w:r>
+        <w:t>Haasteina voidaan pitää datan tulkinnan monimutkaisuutta sekä teknologisten välineiden luotettavuutta maasto-olosuhteissa. GPS-seuranta ei aina toimi tarkasti vaikeissa maastoissa tai tiheän puuston alueilla (Schuster et al., 2018). Lisäksi suurten datamäärien hallinta edellyttää osaamista ja välineitä, jotta analyysistä saadaan luotettavia johtopäätöksiä (Garg et al., 2022).</w:t>
+      </w:r>
+    </w:p>
+    <w:p>
+      <w:r>
+        <w:t>Eettisestä näkökulmasta on huomioitava myös urheilijoiden tietosuoja. Datan kerääminen ja jakaminen edellyttävät vastuullista käsittelyä, jotta yksilön oikeudet eivät vaarannu (Ratten, 2020).</w:t>
+      </w:r>
+    </w:p>
+    <w:p>
+      <w:pPr>
+        <w:pStyle w:val="Otsikko2"/>
+      </w:pPr>
+      <w:bookmarkStart w:id="36" w:name="_Toc216104700"/>
+      <w:r>
+        <w:t>Tietosuoja ja GDPR</w:t>
+      </w:r>
+      <w:bookmarkEnd w:id="36"/>
+    </w:p>
+    <w:p>
+      <w:r>
+        <w:t xml:space="preserve">ORAOwl-projektin toteutuksessa tietosuoja ja henkilötietojen käsittely muodostivat keskeisen osa-alueen, sillä sovelluksessa käsitellään suunnistajien </w:t>
+      </w:r>
+      <w:r>
+        <w:lastRenderedPageBreak/>
+        <w:t>nimiin ja kilpailusuorituksiin liittyvää dataa. EU:n yleisen tietosuoja-asetuksen (EU 2016/679, 2016) mukaan henkilötietojen käsittelyn tulee olla lainmukaista, läpinäkyvää ja rajoittua ennalta määriteltyyn tarkoitukseen. ORAOwl-sovelluksen käyttötarkoituksena on kilpailutulosten tallentaminen, esittäminen ja analysointi, eikä henkilötietoja käytetä muihin tarkoituksiin tai luovuteta ulkopuolisille toimijoille.</w:t>
+      </w:r>
+    </w:p>
+    <w:p/>
+    <w:p>
+      <w:r>
+        <w:t>Tietosuojavaltuutetun toimiston (2023) mukaan rekisteröidyllä on useita oikeuksia henkilötietojensa suhteen, kuten oikeus tarkastaa itseään koskevat tiedot, pyytää virheellisten tietojen korjaamista sekä vaatia tietojensa poistamista. ORAOwl-sovelluksen suunnittelussa nämä oikeudet huomioitiin siten, että käyttäjälle voidaan tarjota mahdollisuus anonymisoida tai poistaa hänen tietonsa järjestelmästä.</w:t>
+      </w:r>
+    </w:p>
+    <w:p/>
+    <w:p>
+      <w:r>
+        <w:t>Tietosuoja huomioitiin myös teknisellä tasolla. Sovelluksen tietomalli erottaa henkilötiedot kilpailu- ja tulosaineistosta, mikä mahdollistaa esimerkiksi nimitietojen korvaamisen anonyymeillä tunnisteilla tilanteissa, joissa rekisteröity ei halua nimeään näkyviin. Lisäksi sovellus voidaan toteuttaa käyttämään salattua HTTPS-yhteyttä sekä roolipohjaista käyttöoikeuksien hallintaa. Traficomin Kyberturvallisuuskeskuksen (2023) ohjeistuksen mukaan salatun tietoliikenteen ja käyttäjäroolien rajauksen hyödyntäminen kuuluvat keskeisiin tietoturvan perusperiaatteisiin, kun toteutetaan henkilötietoja käsitteleviä verkkopalveluja.</w:t>
+      </w:r>
+    </w:p>
+    <w:p/>
+    <w:p>
+      <w:r>
+        <w:t>GDPR:n huomioiminen jo sovelluksen suunnitteluvaiheessa lisää käyttäjien luottamusta järjestelmään ja tukee vastuullista ohjelmistokehitystä. Tietosuojaa koskevien vaatimusten integroiminen osaksi kehitysprosessia edistää sovelluksen toimivuutta, oikeellisuutta ja pitkäaikaista ylläpidettävyyttä.</w:t>
+      </w:r>
+    </w:p>
+    <w:p>
+      <w:pPr>
+        <w:pStyle w:val="Otsikko1"/>
+      </w:pPr>
+      <w:bookmarkStart w:id="37" w:name="_Toc216104701"/>
+      <w:r>
+        <w:lastRenderedPageBreak/>
+        <w:t>Kehitysmenetelmät ja teknologiat</w:t>
+      </w:r>
+      <w:bookmarkEnd w:id="37"/>
+    </w:p>
+    <w:p>
+      <w:pPr>
+        <w:pStyle w:val="Otsikko2"/>
+        <w:ind w:left="357" w:hanging="357"/>
+      </w:pPr>
+      <w:bookmarkStart w:id="38" w:name="_Toc216104702"/>
+      <w:r>
+        <w:t>Ketterät menetelmät</w:t>
+      </w:r>
+      <w:bookmarkEnd w:id="38"/>
+    </w:p>
+    <w:p>
+      <w:r>
+        <w:t>ORAOwl-projektin kehityksessä hyödynnettiin ketteriä ohjelmistokehitysmenetelmiä, jotka tukevat iteratiivista ja joustavaa työskentelytapaa. Ketterien menetelmien perusperiaatteena on ohjelmiston kehittäminen vaiheittain siten, että käyttäjien ja sidosryhmien palautetta voidaan hyödyntää jo varhaisessa vaiheessa kehitysprosessia.</w:t>
+      </w:r>
+    </w:p>
+    <w:p>
+      <w:r>
+        <w:t>Projektissa ei sovellettu yhtä tiettyä menetelmää, kuten Scrumia tai Kanbania, vaan niiden periaatteita mukautettiin projektin kokoon ja tavoitteisiin sopiviksi. Työn eteneminen jaettiin pienempiin osiin, joissa jokaisessa keskityttiin tiettyyn toiminnallisuuteen, kuten tulostiedoston käsittelyyn, tietokantarakenteen suunnitteluun tai käyttöliittymän toteutukseen. Tämä mahdollisti nopean testaamisen ja virheiden korjaamisen ennen seuraavaa kehitysvaihetta.</w:t>
+      </w:r>
+    </w:p>
+    <w:p>
+      <w:r>
+        <w:t>Kehitysmenetelmä painotti jatkuvaa kommunikaatiota ja yhteistyötä. Työn ohjaajien ja toimeksiantajan palautteet otettiin huomioon jokaisen kehitysvaiheen jälkeen, mikä auttoi priorisoimaan tehtäviä ja parantamaan sovelluksen laatua. Ketterän kehitystavan ansiosta projektin suunnitelmaa voitiin muokata tarpeen mukaan ilman, että koko prosessi piti aloittaa alusta.</w:t>
+      </w:r>
+    </w:p>
+    <w:p>
+      <w:r>
+        <w:t>Ketterät menetelmät osoittautuivat toimiviksi erityisesti opiskelijaprojektissa, jossa resurssit ja aikataulut voivat vaihdella. Ne tukivat tavoitteellista mutta joustavaa työskentelyä ja mahdollistivat sen, että ORAOwl-projektin tuloksena syntyi toimiva ja testattavissa oleva sovellusprototyyppi.</w:t>
+      </w:r>
+    </w:p>
+    <w:p/>
+    <w:p>
+      <w:pPr>
+        <w:pStyle w:val="Otsikko2"/>
+      </w:pPr>
+      <w:bookmarkStart w:id="39" w:name="_Toc216104703"/>
+      <w:r>
+        <w:t>Käytetyt teknologiat ja tiedostomuodot</w:t>
+      </w:r>
+      <w:bookmarkEnd w:id="39"/>
+    </w:p>
+    <w:p>
+      <w:pPr>
         <w:rPr>
           <w:b/>
           <w:bCs/>
-          <w:lang w:val="en-FI"/>
-        </w:rPr>
-        <w:t xml:space="preserve"> </w:t>
-      </w:r>
-      <w:proofErr w:type="spellStart"/>
+        </w:rPr>
+      </w:pPr>
       <w:r>
         <w:rPr>
           <w:b/>
           <w:bCs/>
-          <w:lang w:val="en-FI"/>
-        </w:rPr>
-        <w:t>käsittelyssä</w:t>
-      </w:r>
-      <w:proofErr w:type="spellEnd"/>
-      <w:r>
+        </w:rPr>
+        <w:t>Python ja Django</w:t>
+      </w:r>
+    </w:p>
+    <w:p>
+      <w:r>
+        <w:lastRenderedPageBreak/>
+        <w:t>Python on yksi maailman laajimmin käytetyistä ohjelmointikielistä, ja sen suosio perustuu selkeään syntaksiin, monipuolisuuteen sekä laajaan kirjastotukeen (Lutz, 2021). Kieli on tulkattava ja korkean tason ohjelmointikieli, joka tukee useita ohjelmointiparadigmoja, kuten oliopohjaista ja funktionaalista ohjelmointia (Van Rossum &amp; Drake, 2009). Pythonin yhteisölähtöinen kehitys ja avoimen lähdekoodin filosofia ovat tehneet siitä keskeisen työkalun muun muassa data-analytiikan, tekoälyn ja verkkosovellusten kehityksessä (Downey, 2015).</w:t>
+      </w:r>
+    </w:p>
+    <w:p>
+      <w:pPr>
         <w:rPr>
           <w:b/>
           <w:bCs/>
-          <w:lang w:val="en-FI"/>
-        </w:rPr>
-        <w:t xml:space="preserve"> </w:t>
-      </w:r>
-      <w:proofErr w:type="spellStart"/>
+        </w:rPr>
+      </w:pPr>
       <w:r>
         <w:rPr>
           <w:b/>
           <w:bCs/>
+        </w:rPr>
+        <w:t>Djangon rooli verkkosovelluskehityksessä</w:t>
+      </w:r>
+    </w:p>
+    <w:p>
+      <w:r>
+        <w:t>Django on Pythonilla toteutettu korkean tason verkkokehys, joka noudattaa Model–Template–View (MTV) -arkkitehtuurimallia (Holovaty &amp; Kaplan-Moss, 2009). Sen tavoitteena on nopeuttaa kehitysprosessia tarjoamalla valmiita ratkaisuja yleisiin verkkokehityksen tarpeisiin, kuten tietokantamigraatioihin, käyttäjähallintaan ja tietoturvaan (Redwine, 2022).</w:t>
+      </w:r>
+    </w:p>
+    <w:p>
+      <w:r>
+        <w:t>Django korostaa kehitysfilosofiaa “Don’t Repeat Yourself” (DRY), joka kannustaa koodin uudelleenkäyttöön ja modulaarisuuteen (Holovaty &amp; Kaplan-Moss, 2009). Se sisältää sisäänrakennetut suojaukset yleisimpiä verkkosovellusten haavoittuvuuksia, kuten SQL-injektioita, Cross-Site Scripting (XSS) -hyökkäyksiä ja Cross-Site Request Forgery (CSRF) -hyökkäyksiä vastaan (Wheeler, 2020).</w:t>
+      </w:r>
+    </w:p>
+    <w:p>
+      <w:r>
+        <w:t>Djangon vahvuus on myös sen skaalautuvuudessa: se soveltuu sekä pieniin että laajoihin, pilvipalveluissa toimiviin sovelluksiin. Useat kansainvälisesti tunnetut yritykset, kuten Instagram ja Spotify, ovat hyödyntäneet Djangoa palveluinfrastruktuurinsa perustana (Wheeler, 2020). Näin Django muodostaa keskeisen osan modernia Python-ekosysteemiä, joka yhdistää tehokkaan kehityksen, turvallisuuden ja ylläpidettävyyden.</w:t>
+      </w:r>
+    </w:p>
+    <w:p>
+      <w:pPr>
+        <w:rPr>
           <w:lang w:val="en-FI"/>
         </w:rPr>
-        <w:t>ja</w:t>
-      </w:r>
-      <w:proofErr w:type="spellEnd"/>
-      <w:r>
+      </w:pPr>
+      <w:r>
+        <w:rPr>
+          <w:lang w:val="en-FI"/>
+        </w:rPr>
+        <w:pict w14:anchorId="6ECF05CF">
+          <v:rect id="_x0000_i1026" style="width:0;height:1.5pt" o:hralign="center" o:hrstd="t" o:hr="t" fillcolor="#a0a0a0" stroked="f"/>
+        </w:pict>
+      </w:r>
+    </w:p>
+    <w:p>
+      <w:pPr>
         <w:rPr>
           <w:b/>
           <w:bCs/>
-          <w:lang w:val="en-FI"/>
-        </w:rPr>
-        <w:t xml:space="preserve"> </w:t>
-      </w:r>
-      <w:proofErr w:type="spellStart"/>
+        </w:rPr>
+      </w:pPr>
       <w:r>
         <w:rPr>
           <w:b/>
           <w:bCs/>
-          <w:lang w:val="en-FI"/>
-        </w:rPr>
-        <w:t>anonymisoinnissa</w:t>
-      </w:r>
-      <w:proofErr w:type="spellEnd"/>
-      <w:r>
+        </w:rPr>
+        <w:t>Tietokannat: PostgreSQL ja SQLite</w:t>
+      </w:r>
+    </w:p>
+    <w:p>
+      <w:r>
+        <w:t xml:space="preserve">Tietokannat ovat keskeinen osa lähes kaikkia verkkosovelluksia, sillä ne vastaavat tiedon tallentamisesta, käsittelystä ja hakemisesta. Djangon </w:t>
+      </w:r>
+      <w:r>
+        <w:lastRenderedPageBreak/>
+        <w:t>arkkitehtuuri tukee useita tietokantajärjestelmiä, joista PostgreSQL ja SQLite ovat yleisimpiä. Ne edustavat kahta eri lähestymistapaa tietokantahallintaan: PostgreSQL on suunniteltu monikäyttäjä- ja tuotantoympäristöihin, kun taas SQLite soveltuu erityisesti pieniin tai kehitysvaiheen sovelluksiin (Douglas &amp; Douglas, 2021).</w:t>
+      </w:r>
+    </w:p>
+    <w:p>
+      <w:pPr>
         <w:rPr>
           <w:b/>
           <w:bCs/>
-          <w:lang w:val="en-FI"/>
-        </w:rPr>
-        <w:t>?</w:t>
-      </w:r>
-    </w:p>
-    <w:p>
-      <w:pPr>
-        <w:rPr>
-          <w:lang w:val="en-FI"/>
-        </w:rPr>
-      </w:pPr>
-      <w:proofErr w:type="spellStart"/>
-      <w:r>
-        <w:rPr>
-          <w:lang w:val="en-FI"/>
-        </w:rPr>
-        <w:t>Työn</w:t>
-      </w:r>
-      <w:proofErr w:type="spellEnd"/>
-      <w:r>
-        <w:rPr>
-          <w:lang w:val="en-FI"/>
-        </w:rPr>
-        <w:t xml:space="preserve"> </w:t>
-      </w:r>
-      <w:proofErr w:type="spellStart"/>
-      <w:r>
-        <w:rPr>
-          <w:lang w:val="en-FI"/>
-        </w:rPr>
-        <w:t>rajauksena</w:t>
-      </w:r>
-      <w:proofErr w:type="spellEnd"/>
-      <w:r>
-        <w:rPr>
-          <w:lang w:val="en-FI"/>
-        </w:rPr>
-        <w:t xml:space="preserve"> </w:t>
-      </w:r>
-      <w:proofErr w:type="spellStart"/>
-      <w:r>
-        <w:rPr>
-          <w:lang w:val="en-FI"/>
-        </w:rPr>
-        <w:t>prototyyppiin</w:t>
-      </w:r>
-      <w:proofErr w:type="spellEnd"/>
-      <w:r>
-        <w:rPr>
-          <w:lang w:val="en-FI"/>
-        </w:rPr>
-        <w:t xml:space="preserve"> </w:t>
-      </w:r>
-      <w:proofErr w:type="spellStart"/>
-      <w:r>
-        <w:rPr>
-          <w:lang w:val="en-FI"/>
-        </w:rPr>
-        <w:t>ei</w:t>
-      </w:r>
-      <w:proofErr w:type="spellEnd"/>
-      <w:r>
-        <w:rPr>
-          <w:lang w:val="en-FI"/>
-        </w:rPr>
-        <w:t xml:space="preserve"> </w:t>
-      </w:r>
-      <w:proofErr w:type="spellStart"/>
-      <w:r>
-        <w:rPr>
-          <w:lang w:val="en-FI"/>
-        </w:rPr>
-        <w:t>sisällytetty</w:t>
-      </w:r>
-      <w:proofErr w:type="spellEnd"/>
-      <w:r>
-        <w:rPr>
-          <w:lang w:val="en-FI"/>
-        </w:rPr>
-        <w:t xml:space="preserve"> </w:t>
-      </w:r>
-      <w:proofErr w:type="spellStart"/>
-      <w:r>
-        <w:rPr>
-          <w:lang w:val="en-FI"/>
-        </w:rPr>
-        <w:t>visualisointiominaisuuksia</w:t>
-      </w:r>
-      <w:proofErr w:type="spellEnd"/>
-      <w:r>
-        <w:rPr>
-          <w:lang w:val="en-FI"/>
-        </w:rPr>
-        <w:t>, API-</w:t>
-      </w:r>
-      <w:proofErr w:type="spellStart"/>
-      <w:r>
-        <w:rPr>
-          <w:lang w:val="en-FI"/>
-        </w:rPr>
-        <w:t>rajapintaa</w:t>
-      </w:r>
-      <w:proofErr w:type="spellEnd"/>
-      <w:r>
-        <w:rPr>
-          <w:lang w:val="en-FI"/>
-        </w:rPr>
-        <w:t xml:space="preserve"> </w:t>
-      </w:r>
-      <w:proofErr w:type="spellStart"/>
-      <w:r>
-        <w:rPr>
-          <w:lang w:val="en-FI"/>
-        </w:rPr>
-        <w:t>eikä</w:t>
-      </w:r>
-      <w:proofErr w:type="spellEnd"/>
-      <w:r>
-        <w:rPr>
-          <w:lang w:val="en-FI"/>
-        </w:rPr>
-        <w:t xml:space="preserve"> </w:t>
-      </w:r>
-      <w:proofErr w:type="spellStart"/>
-      <w:r>
-        <w:rPr>
-          <w:lang w:val="en-FI"/>
-        </w:rPr>
-        <w:t>automaattisia</w:t>
-      </w:r>
-      <w:proofErr w:type="spellEnd"/>
-      <w:r>
-        <w:rPr>
-          <w:lang w:val="en-FI"/>
-        </w:rPr>
-        <w:t xml:space="preserve"> </w:t>
-      </w:r>
-      <w:proofErr w:type="spellStart"/>
-      <w:r>
-        <w:rPr>
-          <w:lang w:val="en-FI"/>
-        </w:rPr>
-        <w:t>tulospalveluyhteyksiä</w:t>
-      </w:r>
-      <w:proofErr w:type="spellEnd"/>
-      <w:r>
-        <w:rPr>
-          <w:lang w:val="en-FI"/>
-        </w:rPr>
-        <w:t xml:space="preserve">. </w:t>
-      </w:r>
-      <w:proofErr w:type="spellStart"/>
-      <w:r>
-        <w:rPr>
-          <w:lang w:val="en-FI"/>
-        </w:rPr>
-        <w:t>Näitä</w:t>
-      </w:r>
-      <w:proofErr w:type="spellEnd"/>
-      <w:r>
-        <w:rPr>
-          <w:lang w:val="en-FI"/>
-        </w:rPr>
-        <w:t xml:space="preserve"> </w:t>
-      </w:r>
-      <w:proofErr w:type="spellStart"/>
-      <w:r>
-        <w:rPr>
-          <w:lang w:val="en-FI"/>
-        </w:rPr>
-        <w:t>kehityskohteita</w:t>
-      </w:r>
-      <w:proofErr w:type="spellEnd"/>
-      <w:r>
-        <w:rPr>
-          <w:lang w:val="en-FI"/>
-        </w:rPr>
-        <w:t xml:space="preserve"> </w:t>
-      </w:r>
-      <w:proofErr w:type="spellStart"/>
-      <w:r>
-        <w:rPr>
-          <w:lang w:val="en-FI"/>
-        </w:rPr>
-        <w:t>tarkastellaan</w:t>
-      </w:r>
-      <w:proofErr w:type="spellEnd"/>
-      <w:r>
-        <w:rPr>
-          <w:lang w:val="en-FI"/>
-        </w:rPr>
-        <w:t xml:space="preserve"> </w:t>
-      </w:r>
-      <w:proofErr w:type="spellStart"/>
-      <w:r>
-        <w:rPr>
-          <w:lang w:val="en-FI"/>
-        </w:rPr>
-        <w:t>jatkokehitysmahdollisuuksina</w:t>
-      </w:r>
-      <w:proofErr w:type="spellEnd"/>
-      <w:r>
-        <w:rPr>
-          <w:lang w:val="en-FI"/>
-        </w:rPr>
-        <w:t xml:space="preserve"> </w:t>
-      </w:r>
-      <w:proofErr w:type="spellStart"/>
-      <w:r>
-        <w:rPr>
-          <w:lang w:val="en-FI"/>
-        </w:rPr>
-        <w:t>työn</w:t>
-      </w:r>
-      <w:proofErr w:type="spellEnd"/>
-      <w:r>
-        <w:rPr>
-          <w:lang w:val="en-FI"/>
-        </w:rPr>
-        <w:t xml:space="preserve"> </w:t>
-      </w:r>
-      <w:proofErr w:type="spellStart"/>
-      <w:r>
-        <w:rPr>
-          <w:lang w:val="en-FI"/>
-        </w:rPr>
-        <w:t>myöhemmissä</w:t>
-      </w:r>
-      <w:proofErr w:type="spellEnd"/>
-      <w:r>
-        <w:rPr>
-          <w:lang w:val="en-FI"/>
-        </w:rPr>
-        <w:t xml:space="preserve"> </w:t>
-      </w:r>
-      <w:proofErr w:type="spellStart"/>
-      <w:r>
-        <w:rPr>
-          <w:lang w:val="en-FI"/>
-        </w:rPr>
-        <w:t>vaiheissa</w:t>
-      </w:r>
-      <w:proofErr w:type="spellEnd"/>
-      <w:r>
-        <w:rPr>
-          <w:lang w:val="en-FI"/>
-        </w:rPr>
-        <w:t>.</w:t>
-      </w:r>
-    </w:p>
-    <w:p/>
-    <w:p>
-      <w:pPr>
-        <w:pStyle w:val="Otsikko1"/>
-      </w:pPr>
-      <w:bookmarkStart w:id="21" w:name="_Toc237330449"/>
-      <w:bookmarkStart w:id="22" w:name="_Toc237401252"/>
-      <w:bookmarkStart w:id="23" w:name="_Toc237401817"/>
-      <w:bookmarkStart w:id="24" w:name="_Toc237402711"/>
-      <w:bookmarkStart w:id="25" w:name="_Toc237404619"/>
-      <w:bookmarkStart w:id="26" w:name="_Toc237404949"/>
-      <w:bookmarkStart w:id="27" w:name="_Toc237405487"/>
-      <w:bookmarkStart w:id="28" w:name="_Toc237405708"/>
-      <w:bookmarkStart w:id="29" w:name="_Toc237405902"/>
-      <w:bookmarkStart w:id="30" w:name="_Toc216104694"/>
-      <w:r>
-        <w:lastRenderedPageBreak/>
-        <w:t>Urheilun Digitaalisuus</w:t>
-      </w:r>
-      <w:bookmarkEnd w:id="30"/>
-    </w:p>
-    <w:p>
-      <w:r>
-        <w:t>Digitalisaatio on yksi merkittävimmistä yhteiskunnallisista muutostrendeistä 2000-luvulla, ja sen vaikutukset ulottuvat myös urheilun maailmaan. Teknologinen kehitys, kuten sensorien, tekoälyn ja paikkatietoteknologioiden hyödyntäminen, on mullistanut sekä urheilun suorituskyvyn analysoinnin että harrastamisen tavat (</w:t>
-      </w:r>
-      <w:proofErr w:type="spellStart"/>
-      <w:r>
-        <w:t>Ratten</w:t>
-      </w:r>
-      <w:proofErr w:type="spellEnd"/>
-      <w:r>
-        <w:t>, 2020). Urheilun digitalisaatio tarkoittaa digitaalisten teknologioiden käyttöönottoa ja hyödyntämistä tiedonkeruussa, viestinnässä, analytiikassa ja päätöksenteossa (</w:t>
-      </w:r>
-      <w:proofErr w:type="spellStart"/>
-      <w:r>
-        <w:t>Bondarouk</w:t>
-      </w:r>
-      <w:proofErr w:type="spellEnd"/>
-      <w:r>
-        <w:t xml:space="preserve"> &amp; </w:t>
-      </w:r>
-      <w:proofErr w:type="spellStart"/>
-      <w:r>
-        <w:t>Brewster</w:t>
-      </w:r>
-      <w:proofErr w:type="spellEnd"/>
-      <w:r>
-        <w:t>, 2016).</w:t>
-      </w:r>
-    </w:p>
-    <w:p>
-      <w:r>
-        <w:t>Tässä luvussa tarkastellaan digitalisaation yleisiä vaikutuksia urheiluun sekä syvennytään erityisesti suunnistuksen näkökulmaan. Suunnistus on laji, jossa fyysinen suoritus, päätöksenteko ja kartanlukutaito yhdistyvät ainutlaatuisella tavalla. Digitalisaatio on tuonut lajiin merkittäviä uudistuksia niin kilpailujen järjestämiseen, harjoittelun seurantaan kuin lajikokemuksen saavutettavuuteenkin.</w:t>
-      </w:r>
-    </w:p>
-    <w:p/>
-    <w:p>
-      <w:pPr>
-        <w:pStyle w:val="Otsikko2"/>
-      </w:pPr>
-      <w:bookmarkStart w:id="31" w:name="_Toc216104695"/>
-      <w:r>
-        <w:t>Digitalisaatio urheilussa</w:t>
-      </w:r>
-      <w:bookmarkEnd w:id="31"/>
-    </w:p>
-    <w:p>
-      <w:r>
-        <w:t>Digitalisaation myötä urheilu on muuttunut yhä enemmän datalähtöiseksi toiminnaksi. Modernit teknologiat, kuten GPS-seuranta, liikesensorit ja tekoälypohjaiset analyysijärjestelmät, mahdollistavat reaaliaikaisen tiedonkeruun urheilijoiden suorituksista (Petersen et al., 2021). Tämä data tukee päätöksentekoa niin valmennuksessa kuin kilpailusuoritusten kehittämisessä.</w:t>
-      </w:r>
-    </w:p>
-    <w:p>
-      <w:r>
-        <w:t>Digitaalisten ratkaisujen avulla urheilijat ja valmentajat voivat analysoida yksittäisiä suorituksia tarkasti, arvioida harjoittelun tehokkuutta ja suunnitella yksilöllisiä kehitysohjelmia (</w:t>
-      </w:r>
-      <w:proofErr w:type="spellStart"/>
-      <w:r>
-        <w:t>Ratten</w:t>
-      </w:r>
-      <w:proofErr w:type="spellEnd"/>
-      <w:r>
-        <w:t xml:space="preserve">, 2020). Lisäksi urheilun digitalisaatio on lisännyt harrastajien mahdollisuuksia osallistua virtuaalisiin tapahtumiin ja </w:t>
-      </w:r>
-      <w:r>
-        <w:lastRenderedPageBreak/>
-        <w:t>seurata urheilua digitaalisilla alustoilla. Tällä on ollut positiivinen vaikutus urheilun saavutettavuuteen ja yhteisöllisyyteen (</w:t>
-      </w:r>
-      <w:proofErr w:type="spellStart"/>
-      <w:r>
-        <w:t>Bondarouk</w:t>
-      </w:r>
-      <w:proofErr w:type="spellEnd"/>
-      <w:r>
-        <w:t xml:space="preserve"> &amp; </w:t>
-      </w:r>
-      <w:proofErr w:type="spellStart"/>
-      <w:r>
-        <w:t>Brewster</w:t>
-      </w:r>
-      <w:proofErr w:type="spellEnd"/>
-      <w:r>
-        <w:t>, 2016).</w:t>
-      </w:r>
-    </w:p>
-    <w:p>
-      <w:pPr>
-        <w:pStyle w:val="Otsikko2"/>
-        <w:rPr>
-          <w:lang w:val="en-FI"/>
-        </w:rPr>
-      </w:pPr>
-      <w:bookmarkStart w:id="32" w:name="_Toc216104696"/>
-      <w:r>
-        <w:t>Digitalisaation rooli suunnistuksessa</w:t>
-      </w:r>
-      <w:bookmarkEnd w:id="32"/>
-    </w:p>
-    <w:p>
-      <w:r>
-        <w:t xml:space="preserve">Suunnistus on yksi niistä urheilulajeista, joissa digitalisaatio on muuttanut toimintaympäristöä perusteellisesti. Perinteisesti suunnistus on perustunut paperikarttoihin ja manuaalisiin leimausjärjestelmiin, mutta nykyään kilpailut ja harjoittelu nojaavat vahvasti digitaalisiin teknologioihin (International </w:t>
-      </w:r>
-      <w:proofErr w:type="spellStart"/>
-      <w:r>
-        <w:t>Orienteering</w:t>
-      </w:r>
-      <w:proofErr w:type="spellEnd"/>
-      <w:r>
-        <w:t xml:space="preserve"> Federation [IOF], 2022).</w:t>
-      </w:r>
-    </w:p>
-    <w:p>
-      <w:r>
-        <w:t>Teknologiset innovaatiot</w:t>
-      </w:r>
-    </w:p>
-    <w:p>
-      <w:r>
-        <w:t>Merkittävin muutos suunnistuksessa on GPS-teknologian käyttöönotto. Sen avulla urheilijoiden suorituksia voidaan seurata reaaliaikaisesti, ja kilpailujen jälkeen reitit voidaan analysoida yksityiskohtaisesti (</w:t>
-      </w:r>
-      <w:proofErr w:type="spellStart"/>
-      <w:r>
-        <w:t>Schuster</w:t>
-      </w:r>
-      <w:proofErr w:type="spellEnd"/>
-      <w:r>
-        <w:t xml:space="preserve"> et al., 2018). Tämä mahdollistaa suorituksen vahvuuksien ja kehityskohteiden tunnistamisen. GPS-seuranta on myös lisännyt suunnistuksen läpinäkyvyyttä ja yleisöystävällisyyttä, sillä suorituksia voidaan seurata visuaalisesti kilpailujen aikana.</w:t>
-      </w:r>
-    </w:p>
-    <w:p>
-      <w:r>
-        <w:t>Toinen keskeinen digitalisaation vaikutus on karttojen tuotannon ja ylläpidon muutos. Digitaalinen kartoitus ja paikkatietojärjestelmät (GIS) mahdollistavat tarkempien ja ajantasaisempien karttojen luomisen (Kangas &amp; Sarjakoski, 2019). Tämä parantaa kilpailujen laatua ja vähentää virheiden mahdollisuutta.</w:t>
-      </w:r>
-    </w:p>
-    <w:p>
-      <w:pPr>
-        <w:pStyle w:val="Otsikko3"/>
-        <w:numPr>
-          <w:ilvl w:val="0"/>
-          <w:numId w:val="0"/>
-        </w:numPr>
-        <w:ind w:left="567" w:hanging="567"/>
-      </w:pPr>
-      <w:bookmarkStart w:id="33" w:name="_Toc216104697"/>
-      <w:r>
-        <w:t>Harjoittelun digitalisoituminen</w:t>
-      </w:r>
-      <w:bookmarkEnd w:id="33"/>
-    </w:p>
-    <w:p>
-      <w:r>
-        <w:t xml:space="preserve">Digitalisaatio on vaikuttanut myös suunnistuksen harjoittelumenetelmiin. Sovellukset, kuten </w:t>
-      </w:r>
-      <w:proofErr w:type="spellStart"/>
+        </w:rPr>
+      </w:pPr>
       <w:r>
         <w:rPr>
           <w:b/>
           <w:bCs/>
         </w:rPr>
-        <w:t>MapRun</w:t>
-      </w:r>
-      <w:proofErr w:type="spellEnd"/>
-      <w:r>
-        <w:t xml:space="preserve"> ja </w:t>
-      </w:r>
-      <w:r>
+        <w:t>PostgreSQL</w:t>
+      </w:r>
+    </w:p>
+    <w:p>
+      <w:r>
+        <w:t>PostgreSQL on avoimen lähdekoodin objekti-relaatiotietokanta, joka tunnetaan vakaudestaan, suorituskyvystään ja standardienmukaisuudestaan (Douglas &amp; Douglas, 2021). Se tukee ACID-periaatetta (Atomicity, Consistency, Isolation, Durability), mikä takaa tiedon eheyden ja turvallisuuden myös monimutkaisissa transaktioissa. PostgreSQL:n vahvuuksiin kuuluu laajennettavuus: käyttäjät voivat määritellä omia tietotyyppejä, funktioita ja laajennuksia, mikä mahdollistaa sovelluskohtaisten ratkaisujen rakentamisen (Fowler, 2019).</w:t>
+      </w:r>
+    </w:p>
+    <w:p>
+      <w:r>
+        <w:t>PostgreSQL on suunniteltu skaalautumaan suurten tietomäärien ja monen samanaikaisen käyttäjän ympäristöihin. Djangossa sen käyttö mahdollistaa monipuoliset tietomallinnukset ja tehokkaat kyselyt Object Relational Mapping (ORM) -rajapinnan kautta, mikä helpottaa tietokantainteraktion hallintaa sovelluksen sisällä (Redwine, 2022).</w:t>
+      </w:r>
+    </w:p>
+    <w:p>
+      <w:pPr>
         <w:rPr>
           <w:b/>
           <w:bCs/>
         </w:rPr>
-        <w:t>OCAD</w:t>
-      </w:r>
-      <w:r>
-        <w:t>, tarjoavat mahdollisuuden virtuaalisiin harjoituksiin ilman fyysisiä rasteja (</w:t>
-      </w:r>
-      <w:proofErr w:type="spellStart"/>
-      <w:r>
-        <w:t>MapRun</w:t>
-      </w:r>
-      <w:proofErr w:type="spellEnd"/>
-      <w:r>
-        <w:t>, 2023). Näiden ohjelmistojen avulla urheilijat voivat harjoitella reitinvalintaa, ajankäyttöä ja päätöksentekoa myös kaupunki- tai koulutusympäristöissä.</w:t>
-      </w:r>
-    </w:p>
-    <w:p>
-      <w:r>
-        <w:lastRenderedPageBreak/>
-        <w:t>Virtuaalisuunnistuksen kasvu on tuonut lajiin uusia harrastajia, sillä osallistuminen ei vaadi välttämättä maastoon menemistä. Tämä kehitys tukee suunnistuksen leviämistä ja sen roolia nykyaikaisena, teknologiaa hyödyntävänä urheilulajina.</w:t>
-      </w:r>
-    </w:p>
-    <w:p>
-      <w:pPr>
-        <w:rPr>
-          <w:lang w:val="en-FI"/>
-        </w:rPr>
-      </w:pPr>
-      <w:r>
-        <w:rPr>
-          <w:lang w:val="en-FI"/>
-        </w:rPr>
-        <w:pict w14:anchorId="0AD69601">
-          <v:rect id="_x0000_i1026" style="width:0;height:1.5pt" o:hralign="center" o:hrstd="t" o:hr="t" fillcolor="#a0a0a0" stroked="f"/>
-        </w:pict>
-      </w:r>
-    </w:p>
-    <w:p>
-      <w:pPr>
-        <w:pStyle w:val="Otsikko3"/>
-        <w:numPr>
-          <w:ilvl w:val="0"/>
-          <w:numId w:val="0"/>
-        </w:numPr>
-        <w:ind w:left="567" w:hanging="567"/>
-      </w:pPr>
-      <w:bookmarkStart w:id="34" w:name="_Toc216104698"/>
-      <w:r>
-        <w:t>Haasteet ja mahdollisuudet</w:t>
-      </w:r>
-      <w:bookmarkEnd w:id="34"/>
-    </w:p>
-    <w:p>
-      <w:r>
-        <w:t>Digitalisaation tuomat mahdollisuudet eivät ole täysin ongelmattomia. Teknologian luotettavuus, tietoturva ja urheilijoiden yksityisyyden suoja ovat nousseet keskeisiksi keskustelunaiheiksi (</w:t>
-      </w:r>
-      <w:proofErr w:type="spellStart"/>
-      <w:r>
-        <w:t>Ratten</w:t>
-      </w:r>
-      <w:proofErr w:type="spellEnd"/>
-      <w:r>
-        <w:t>, 2020). Esimerkiksi GPS-seurannan ja datankeruun yhteydessä on tärkeää varmistaa, että urheilijoiden henkilökohtaisia tietoja käsitellään asianmukaisesti.</w:t>
-      </w:r>
-    </w:p>
-    <w:p>
-      <w:r>
-        <w:t>Lisäksi on esitetty huolia siitä, että teknologian ylikorostuminen voi vähentää perinteisten suunnistustaitojen, kuten kartanlukutaidon ja maaston havainnoinnin, merkitystä (Kangas &amp; Sarjakoski, 2019). Lajin tulevaisuuden kannalta on olennaista löytää tasapaino perinteisten taitojen ja teknologisten innovaatioiden välillä.</w:t>
-      </w:r>
-    </w:p>
-    <w:p>
-      <w:r>
-        <w:t>Digitalisaatio tarjoaa kuitenkin myös uusia mahdollisuuksia valmennuksen, kilpailutoiminnan ja saavutettavuuden kehittämiseen. Reaaliaikainen analytiikka, tekoälyyn perustuvat suoritusmallit ja virtuaaliset harjoitusympäristöt voivat tulevaisuudessa viedä suunnistuksen kehitystä entistä pidemmälle (Petersen et al., 2021).</w:t>
-      </w:r>
-    </w:p>
-    <w:p>
-      <w:pPr>
-        <w:pStyle w:val="Otsikko2"/>
-      </w:pPr>
-      <w:bookmarkStart w:id="35" w:name="_Toc216104699"/>
-      <w:r>
-        <w:t>Tulosanalytiikan rooli urheilussa</w:t>
-      </w:r>
-      <w:bookmarkEnd w:id="35"/>
-    </w:p>
-    <w:p>
-      <w:r>
-        <w:t xml:space="preserve">Urheilun tulosanalytiikka perustuu suoritusdatan systemaattiseen keräämiseen, käsittelyyn ja tulkintaan. Tämä data voi sisältää esimerkiksi liikenopeutta, sykettä, karttakoordinaatteja, virherasteja ja aikoja eri väleillä (Petersen et al., </w:t>
-      </w:r>
-      <w:r>
-        <w:lastRenderedPageBreak/>
-        <w:t>2021). Datan analysointi auttaa urheilijoita ja valmentajia tekemään tietoon perustuvia päätöksiä harjoittelusta ja kilpailustrategioista.</w:t>
-      </w:r>
-    </w:p>
-    <w:p>
-      <w:r>
-        <w:t>Moderni urheiluanalytiikka hyödyntää koneoppimista ja tekoälyä ennustamaan suorituksia sekä tunnistamaan poikkeavuuksia tai suoritusmalleja (</w:t>
-      </w:r>
-      <w:proofErr w:type="spellStart"/>
-      <w:r>
-        <w:t>Garg</w:t>
-      </w:r>
-      <w:proofErr w:type="spellEnd"/>
-      <w:r>
-        <w:t xml:space="preserve"> et al., 2022). Näiden työkalujen avulla voidaan optimoida harjoitusten sisältöä ja ajoitusta sekä arvioida palautumisen tehokkuutta.</w:t>
-      </w:r>
-    </w:p>
-    <w:p>
-      <w:pPr>
-        <w:rPr>
-          <w:lang w:val="en-FI"/>
-        </w:rPr>
-      </w:pPr>
-      <w:r>
-        <w:t xml:space="preserve">Tulosanalytiikka ei ole enää vain huippu-urheilun osa-alue, vaan se on yhä useammin käytössä myös harrastajatasolla, esimerkiksi mobiilisovellusten ja GPS-seurantalaitteiden avulla. </w:t>
-      </w:r>
-      <w:proofErr w:type="spellStart"/>
-      <w:r>
-        <w:rPr>
-          <w:lang w:val="en-FI"/>
-        </w:rPr>
-        <w:t>Tämä</w:t>
-      </w:r>
-      <w:proofErr w:type="spellEnd"/>
-      <w:r>
-        <w:rPr>
-          <w:lang w:val="en-FI"/>
-        </w:rPr>
-        <w:t xml:space="preserve"> on </w:t>
-      </w:r>
-      <w:proofErr w:type="spellStart"/>
-      <w:r>
-        <w:rPr>
-          <w:lang w:val="en-FI"/>
-        </w:rPr>
-        <w:t>lisännyt</w:t>
-      </w:r>
-      <w:proofErr w:type="spellEnd"/>
-      <w:r>
-        <w:rPr>
-          <w:lang w:val="en-FI"/>
-        </w:rPr>
-        <w:t xml:space="preserve"> </w:t>
-      </w:r>
-      <w:proofErr w:type="spellStart"/>
-      <w:r>
-        <w:rPr>
-          <w:lang w:val="en-FI"/>
-        </w:rPr>
-        <w:t>urheilun</w:t>
-      </w:r>
-      <w:proofErr w:type="spellEnd"/>
-      <w:r>
-        <w:rPr>
-          <w:lang w:val="en-FI"/>
-        </w:rPr>
-        <w:t xml:space="preserve"> </w:t>
-      </w:r>
-      <w:proofErr w:type="spellStart"/>
-      <w:r>
-        <w:rPr>
-          <w:lang w:val="en-FI"/>
-        </w:rPr>
-        <w:t>itsearviointia</w:t>
-      </w:r>
-      <w:proofErr w:type="spellEnd"/>
-      <w:r>
-        <w:rPr>
-          <w:lang w:val="en-FI"/>
-        </w:rPr>
-        <w:t xml:space="preserve"> </w:t>
-      </w:r>
-      <w:proofErr w:type="spellStart"/>
-      <w:r>
-        <w:rPr>
-          <w:lang w:val="en-FI"/>
-        </w:rPr>
-        <w:t>ja</w:t>
-      </w:r>
-      <w:proofErr w:type="spellEnd"/>
-      <w:r>
-        <w:rPr>
-          <w:lang w:val="en-FI"/>
-        </w:rPr>
-        <w:t xml:space="preserve"> </w:t>
-      </w:r>
-      <w:proofErr w:type="spellStart"/>
-      <w:r>
-        <w:rPr>
-          <w:lang w:val="en-FI"/>
-        </w:rPr>
-        <w:t>yksilöllistä</w:t>
-      </w:r>
-      <w:proofErr w:type="spellEnd"/>
-      <w:r>
-        <w:rPr>
-          <w:lang w:val="en-FI"/>
-        </w:rPr>
-        <w:t xml:space="preserve"> </w:t>
-      </w:r>
-      <w:proofErr w:type="spellStart"/>
-      <w:r>
-        <w:rPr>
-          <w:lang w:val="en-FI"/>
-        </w:rPr>
-        <w:t>kehittämistä</w:t>
-      </w:r>
-      <w:proofErr w:type="spellEnd"/>
-      <w:r>
-        <w:rPr>
-          <w:lang w:val="en-FI"/>
-        </w:rPr>
-        <w:t xml:space="preserve"> (</w:t>
-      </w:r>
-      <w:proofErr w:type="spellStart"/>
-      <w:r>
-        <w:rPr>
-          <w:lang w:val="en-FI"/>
-        </w:rPr>
-        <w:t>Ratten</w:t>
-      </w:r>
-      <w:proofErr w:type="spellEnd"/>
-      <w:r>
-        <w:rPr>
-          <w:lang w:val="en-FI"/>
-        </w:rPr>
-        <w:t>, 2020).</w:t>
-      </w:r>
-    </w:p>
-    <w:p>
-      <w:pPr>
-        <w:rPr>
-          <w:lang w:val="en-FI"/>
-        </w:rPr>
-      </w:pPr>
-    </w:p>
-    <w:p>
-      <w:r>
-        <w:t>Tulosanalytiikka suunnistuksessa</w:t>
-      </w:r>
-    </w:p>
-    <w:p>
-      <w:r>
-        <w:t>Suoritusdatan kerääminen ja hyödyntäminen</w:t>
-      </w:r>
-    </w:p>
-    <w:p>
-      <w:r>
-        <w:t>Suunnistuksessa tulosanalytiikka perustuu ennen kaikkea GPS-jälkien, aikavälien ja reittivalintojen tarkasteluun (</w:t>
-      </w:r>
-      <w:proofErr w:type="spellStart"/>
-      <w:r>
-        <w:t>Schuster</w:t>
-      </w:r>
-      <w:proofErr w:type="spellEnd"/>
-      <w:r>
-        <w:t xml:space="preserve"> et al., 2018). Urheilijoiden liikkumista seurataan tarkasti, ja kerätty data mahdollistaa yksityiskohtaisen analyysin reitinvalinnoista, vauhdinjaosta ja virheiden vaikutuksesta kokonaissuoritukseen.</w:t>
-      </w:r>
-    </w:p>
-    <w:p>
-      <w:r>
-        <w:t>Tämä tieto on arvokasta sekä yksilö- että joukkuetasolla. Valmentajat voivat tunnistaa suoritusvaiheita, joissa urheilijan päätöksenteko hidastuu tai virheiden määrä kasvaa. Näin analytiikka tukee kognitiivisen suorituskyvyn kehittämistä ja reittisuunnittelun optimointia (Kangas &amp; Sarjakoski, 2019).</w:t>
-      </w:r>
-    </w:p>
-    <w:p>
-      <w:pPr>
+      </w:pPr>
+      <w:r>
         <w:rPr>
           <w:b/>
           <w:bCs/>
         </w:rPr>
-      </w:pPr>
-      <w:r>
+        <w:t>SQLite</w:t>
+      </w:r>
+    </w:p>
+    <w:p>
+      <w:r>
+        <w:t>SQLite eroaa PostgreSQL:stä ennen kaikkea arkkitehtuurinsa keveyden vuoksi. Se on tiedostopohjainen tietokanta, joka ei vaadi erillistä palvelinta, vaan tallentaa kaiken datan yhteen paikalliseen tiedostoon (Owens &amp; Allen, 2010). Tämä tekee siitä ihanteellisen valinnan sovelluksille, joissa tietokannan ylläpidon helppous ja nopea käyttöönotto ovat tärkeämpiä kuin monikäyttäjätuki tai skaalautuvuus.</w:t>
+      </w:r>
+    </w:p>
+    <w:p>
+      <w:r>
+        <w:t xml:space="preserve">SQLite sisältyy Pythonin standardikirjastoon, ja Django käyttää sitä oletustietokantana uusissa projekteissa (Redwine, 2022). Näin kehittäjä voi rakentaa ja testata sovelluksia nopeasti ilman erillistä tietokantapalvelinta. Tuotantovaiheessa sovellus voidaan kuitenkin siirtää PostgreSQL-ympäristöön, </w:t>
+      </w:r>
+      <w:r>
+        <w:lastRenderedPageBreak/>
+        <w:t>joka tarjoaa paremman suorituskyvyn ja luotettavuuden monen käyttäjän tilanteissa (Douglas &amp; Douglas, 2021).</w:t>
+      </w:r>
+    </w:p>
+    <w:p>
+      <w:pPr>
         <w:rPr>
           <w:b/>
           <w:bCs/>
         </w:rPr>
-        <w:t>Teknologiset välineet ja ohjelmistot</w:t>
-      </w:r>
-    </w:p>
-    <w:p>
-      <w:r>
-        <w:t xml:space="preserve">Tulosanalytiikkaa tukevat nykyään useat digitaaliset työkalut, kuten </w:t>
-      </w:r>
-      <w:proofErr w:type="spellStart"/>
+      </w:pPr>
       <w:r>
         <w:rPr>
           <w:b/>
           <w:bCs/>
         </w:rPr>
-        <w:t>QuickRoute</w:t>
-      </w:r>
-      <w:proofErr w:type="spellEnd"/>
-      <w:r>
-        <w:t xml:space="preserve">, </w:t>
-      </w:r>
-      <w:proofErr w:type="spellStart"/>
-      <w:r>
-        <w:rPr>
-          <w:b/>
-          <w:bCs/>
-        </w:rPr>
-        <w:t>Livelox</w:t>
-      </w:r>
-      <w:proofErr w:type="spellEnd"/>
-      <w:r>
-        <w:t xml:space="preserve"> ja </w:t>
-      </w:r>
-      <w:proofErr w:type="spellStart"/>
-      <w:r>
-        <w:rPr>
-          <w:b/>
-          <w:bCs/>
-        </w:rPr>
-        <w:t>MapRun</w:t>
-      </w:r>
-      <w:proofErr w:type="spellEnd"/>
-      <w:r>
-        <w:t>, jotka mahdollistavat GPS-jälkien vertailun ja reaaliaikaisen datan visualisoinnin (</w:t>
-      </w:r>
-      <w:proofErr w:type="spellStart"/>
-      <w:r>
-        <w:t>MapRun</w:t>
-      </w:r>
-      <w:proofErr w:type="spellEnd"/>
-      <w:r>
-        <w:t>, 2023). Näiden ohjelmien avulla urheilija voi tarkastella omaa reittiään suhteessa muihin kilpailijoihin sekä analysoida päätöksentekonsa tehokkuutta eri maastotyypeissä.</w:t>
-      </w:r>
-    </w:p>
-    <w:p>
-      <w:r>
-        <w:lastRenderedPageBreak/>
-        <w:t>Lisäksi tekoälypohjaiset sovellukset kykenevät tunnistamaan toistuvia virhemalleja ja suosittelemaan parannuksia harjoitteluun (</w:t>
-      </w:r>
-      <w:proofErr w:type="spellStart"/>
-      <w:r>
-        <w:t>Garg</w:t>
-      </w:r>
-      <w:proofErr w:type="spellEnd"/>
-      <w:r>
-        <w:t xml:space="preserve"> et al., 2022). Tämä automatisoitu lähestymistapa mahdollistaa entistä syvällisemmän ymmärryksen suorituksen dynamiikasta ja auttaa urheilijoita kehittämään strategista ajatteluaan.</w:t>
-      </w:r>
-    </w:p>
-    <w:p>
-      <w:r>
-        <w:t>Reaaliaikainen seuranta ja kilpailuanalyysi</w:t>
-      </w:r>
-    </w:p>
-    <w:p>
-      <w:r>
-        <w:t>Reaaliaikainen tulosanalytiikka on lisännyt myös kilpailuiden läpinäkyvyyttä ja yleisön sitoutumista. Katsojat voivat seurata kilpailijoiden liikkeitä suorana GPS-seurannan avulla, mikä tekee lajista visuaalisesti kiinnostavamman ja helpommin seurattavan (</w:t>
-      </w:r>
-      <w:proofErr w:type="spellStart"/>
-      <w:r>
-        <w:t>Schuster</w:t>
-      </w:r>
-      <w:proofErr w:type="spellEnd"/>
-      <w:r>
-        <w:t xml:space="preserve"> et al., 2018). Samalla järjestäjät voivat hyödyntää dataa turvallisuuden varmistamiseen ja kilpailulogistiikan kehittämiseen (International </w:t>
-      </w:r>
-      <w:proofErr w:type="spellStart"/>
-      <w:r>
-        <w:t>Orienteering</w:t>
-      </w:r>
-      <w:proofErr w:type="spellEnd"/>
-      <w:r>
-        <w:t xml:space="preserve"> Federation [IOF], 2022).</w:t>
-      </w:r>
-    </w:p>
-    <w:p>
-      <w:pPr>
-        <w:rPr>
-          <w:lang w:val="en-FI"/>
-        </w:rPr>
-      </w:pPr>
-    </w:p>
-    <w:p>
-      <w:r>
-        <w:t>Tulosanalytiikan hyödyt ja haasteet</w:t>
-      </w:r>
-    </w:p>
-    <w:p>
-      <w:r>
-        <w:t>Tulosanalytiikka tarjoaa monia etuja suunnistuksen kehittämiselle. Sen avulla voidaan parantaa urheilijoiden suorituskykyä, tukea valmennuksen suunnittelua ja kehittää lajin saavutettavuutta. Reaaliaikainen data ja jälkianalyysi mahdollistavat objektiivisen arvioinnin, joka tukee oppimista ja suoritusten jatkuvaa kehittämistä (Petersen et al., 2021).</w:t>
-      </w:r>
-    </w:p>
-    <w:p>
-      <w:r>
-        <w:t>Haasteina voidaan pitää datan tulkinnan monimutkaisuutta sekä teknologisten välineiden luotettavuutta maasto-olosuhteissa. GPS-seuranta ei aina toimi tarkasti vaikeissa maastoissa tai tiheän puuston alueilla (</w:t>
-      </w:r>
-      <w:proofErr w:type="spellStart"/>
-      <w:r>
-        <w:t>Schuster</w:t>
-      </w:r>
-      <w:proofErr w:type="spellEnd"/>
-      <w:r>
-        <w:t xml:space="preserve"> et al., 2018). Lisäksi suurten datamäärien hallinta edellyttää osaamista ja välineitä, jotta analyysistä saadaan luotettavia johtopäätöksiä (</w:t>
-      </w:r>
-      <w:proofErr w:type="spellStart"/>
-      <w:r>
-        <w:t>Garg</w:t>
-      </w:r>
-      <w:proofErr w:type="spellEnd"/>
-      <w:r>
-        <w:t xml:space="preserve"> et al., 2022).</w:t>
-      </w:r>
-    </w:p>
-    <w:p>
-      <w:r>
-        <w:t>Eettisestä näkökulmasta on huomioitava myös urheilijoiden tietosuoja. Datan kerääminen ja jakaminen edellyttävät vastuullista käsittelyä, jotta yksilön oikeudet eivät vaarannu (</w:t>
-      </w:r>
-      <w:proofErr w:type="spellStart"/>
-      <w:r>
-        <w:t>Ratten</w:t>
-      </w:r>
-      <w:proofErr w:type="spellEnd"/>
-      <w:r>
-        <w:t>, 2020).</w:t>
-      </w:r>
-    </w:p>
-    <w:p>
-      <w:pPr>
-        <w:pStyle w:val="Otsikko2"/>
-      </w:pPr>
-      <w:bookmarkStart w:id="36" w:name="_Toc216104700"/>
-      <w:r>
-        <w:lastRenderedPageBreak/>
-        <w:t>Tietosuoja ja GDPR</w:t>
-      </w:r>
-      <w:bookmarkEnd w:id="36"/>
-    </w:p>
-    <w:p>
-      <w:proofErr w:type="spellStart"/>
-      <w:r>
-        <w:t>ORAOwl</w:t>
-      </w:r>
-      <w:proofErr w:type="spellEnd"/>
-      <w:r>
-        <w:t xml:space="preserve">-projektin toteutuksessa tietosuoja ja henkilötietojen käsittely muodostivat keskeisen osa-alueen, sillä sovelluksessa käsitellään suunnistajien nimiin ja kilpailusuorituksiin liittyvää dataa. EU:n yleisen tietosuoja-asetuksen (EU 2016/679, 2016) mukaan henkilötietojen käsittelyn tulee olla lainmukaista, läpinäkyvää ja rajoittua ennalta määriteltyyn tarkoitukseen. </w:t>
-      </w:r>
-      <w:proofErr w:type="spellStart"/>
-      <w:r>
-        <w:t>ORAOwl</w:t>
-      </w:r>
-      <w:proofErr w:type="spellEnd"/>
-      <w:r>
-        <w:t>-sovelluksen käyttötarkoituksena on kilpailutulosten tallentaminen, esittäminen ja analysointi, eikä henkilötietoja käytetä muihin tarkoituksiin tai luovuteta ulkopuolisille toimijoille.</w:t>
-      </w:r>
-    </w:p>
-    <w:p/>
-    <w:p>
-      <w:r>
-        <w:t xml:space="preserve">Tietosuojavaltuutetun toimiston (2023) mukaan rekisteröidyllä on useita oikeuksia henkilötietojensa suhteen, kuten oikeus tarkastaa itseään koskevat tiedot, pyytää virheellisten tietojen korjaamista sekä vaatia tietojensa poistamista. </w:t>
-      </w:r>
-      <w:proofErr w:type="spellStart"/>
-      <w:r>
-        <w:t>ORAOwl</w:t>
-      </w:r>
-      <w:proofErr w:type="spellEnd"/>
-      <w:r>
-        <w:t xml:space="preserve">-sovelluksen suunnittelussa nämä oikeudet huomioitiin siten, että käyttäjälle voidaan tarjota mahdollisuus </w:t>
-      </w:r>
-      <w:proofErr w:type="spellStart"/>
-      <w:r>
-        <w:t>anonymisoida</w:t>
-      </w:r>
-      <w:proofErr w:type="spellEnd"/>
-      <w:r>
-        <w:t xml:space="preserve"> tai poistaa hänen tietonsa järjestelmästä.</w:t>
-      </w:r>
-    </w:p>
-    <w:p/>
-    <w:p>
-      <w:r>
-        <w:t>Tietosuoja huomioitiin myös teknisellä tasolla. Sovelluksen tietomalli erottaa henkilötiedot kilpailu- ja tulosaineistosta, mikä mahdollistaa esimerkiksi nimitietojen korvaamisen anonyymeillä tunnisteilla tilanteissa, joissa rekisteröity ei halua nimeään näkyviin. Lisäksi sovellus voidaan toteuttaa käyttämään salattua HTTPS-yhteyttä sekä roolipohjaista käyttöoikeuksien hallintaa. Traficomin Kyberturvallisuuskeskuksen (2023) ohjeistuksen mukaan salatun tietoliikenteen ja käyttäjäroolien rajauksen hyödyntäminen kuuluvat keskeisiin tietoturvan perusperiaatteisiin, kun toteutetaan henkilötietoja käsitteleviä verkkopalveluja.</w:t>
-      </w:r>
-    </w:p>
-    <w:p/>
-    <w:p>
-      <w:r>
-        <w:lastRenderedPageBreak/>
-        <w:t>GDPR:n huomioiminen jo sovelluksen suunnitteluvaiheessa lisää käyttäjien luottamusta järjestelmään ja tukee vastuullista ohjelmistokehitystä. Tietosuojaa koskevien vaatimusten integroiminen osaksi kehitysprosessia edistää sovelluksen toimivuutta, oikeellisuutta ja pitkäaikaista ylläpidettävyyttä.</w:t>
-      </w:r>
-    </w:p>
-    <w:p>
-      <w:pPr>
-        <w:pStyle w:val="Otsikko1"/>
-      </w:pPr>
-      <w:bookmarkStart w:id="37" w:name="_Toc216104701"/>
-      <w:r>
-        <w:lastRenderedPageBreak/>
-        <w:t>Kehitysmenetelmät ja teknologiat</w:t>
-      </w:r>
-      <w:bookmarkEnd w:id="37"/>
-    </w:p>
-    <w:p>
-      <w:pPr>
-        <w:pStyle w:val="Otsikko2"/>
-        <w:ind w:left="357" w:hanging="357"/>
-      </w:pPr>
-      <w:bookmarkStart w:id="38" w:name="_Toc216104702"/>
-      <w:r>
-        <w:t>Ketterät menetelmät</w:t>
-      </w:r>
-      <w:bookmarkEnd w:id="38"/>
-    </w:p>
-    <w:p>
-      <w:proofErr w:type="spellStart"/>
-      <w:r>
-        <w:t>ORAOwl</w:t>
-      </w:r>
-      <w:proofErr w:type="spellEnd"/>
-      <w:r>
-        <w:t>-projektin kehityksessä hyödynnettiin ketteriä ohjelmistokehitysmenetelmiä, jotka tukevat iteratiivista ja joustavaa työskentelytapaa. Ketterien menetelmien perusperiaatteena on ohjelmiston kehittäminen vaiheittain siten, että käyttäjien ja sidosryhmien palautetta voidaan hyödyntää jo varhaisessa vaiheessa kehitysprosessia.</w:t>
-      </w:r>
-    </w:p>
-    <w:p>
-      <w:r>
-        <w:t xml:space="preserve">Projektissa ei sovellettu yhtä tiettyä menetelmää, kuten </w:t>
-      </w:r>
-      <w:proofErr w:type="spellStart"/>
-      <w:r>
-        <w:t>Scrumia</w:t>
-      </w:r>
-      <w:proofErr w:type="spellEnd"/>
-      <w:r>
-        <w:t xml:space="preserve"> tai </w:t>
-      </w:r>
-      <w:proofErr w:type="spellStart"/>
-      <w:r>
-        <w:t>Kanbania</w:t>
-      </w:r>
-      <w:proofErr w:type="spellEnd"/>
-      <w:r>
-        <w:t>, vaan niiden periaatteita mukautettiin projektin kokoon ja tavoitteisiin sopiviksi. Työn eteneminen jaettiin pienempiin osiin, joissa jokaisessa keskityttiin tiettyyn toiminnallisuuteen, kuten tulostiedoston käsittelyyn, tietokantarakenteen suunnitteluun tai käyttöliittymän toteutukseen. Tämä mahdollisti nopean testaamisen ja virheiden korjaamisen ennen seuraavaa kehitysvaihetta.</w:t>
-      </w:r>
-    </w:p>
-    <w:p>
-      <w:r>
-        <w:t>Kehitysmenetelmä painotti jatkuvaa kommunikaatiota ja yhteistyötä. Työn ohjaajien ja toimeksiantajan palautteet otettiin huomioon jokaisen kehitysvaiheen jälkeen, mikä auttoi priorisoimaan tehtäviä ja parantamaan sovelluksen laatua. Ketterän kehitystavan ansiosta projektin suunnitelmaa voitiin muokata tarpeen mukaan ilman, että koko prosessi piti aloittaa alusta.</w:t>
-      </w:r>
-    </w:p>
-    <w:p>
-      <w:r>
-        <w:t xml:space="preserve">Ketterät menetelmät osoittautuivat toimiviksi erityisesti opiskelijaprojektissa, jossa resurssit ja aikataulut voivat vaihdella. Ne tukivat tavoitteellista mutta joustavaa työskentelyä ja mahdollistivat sen, että </w:t>
-      </w:r>
-      <w:proofErr w:type="spellStart"/>
-      <w:r>
-        <w:t>ORAOwl</w:t>
-      </w:r>
-      <w:proofErr w:type="spellEnd"/>
-      <w:r>
-        <w:t>-projektin tuloksena syntyi toimiva ja testattavissa oleva sovellusprototyyppi.</w:t>
-      </w:r>
-    </w:p>
-    <w:p/>
-    <w:p>
-      <w:pPr>
-        <w:pStyle w:val="Otsikko2"/>
-      </w:pPr>
-      <w:bookmarkStart w:id="39" w:name="_Toc216104703"/>
-      <w:r>
-        <w:t>Käytetyt teknologiat ja tiedostomuodot</w:t>
-      </w:r>
-      <w:bookmarkEnd w:id="39"/>
-    </w:p>
-    <w:p>
-      <w:pPr>
-        <w:rPr>
-          <w:b/>
-          <w:bCs/>
-        </w:rPr>
-      </w:pPr>
-      <w:r>
-        <w:rPr>
-          <w:b/>
-          <w:bCs/>
-        </w:rPr>
-        <w:t>Python ja Django</w:t>
-      </w:r>
-    </w:p>
-    <w:p>
-      <w:r>
-        <w:lastRenderedPageBreak/>
-        <w:t>Python on yksi maailman laajimmin käytetyistä ohjelmointikielistä, ja sen suosio perustuu selkeään syntaksiin, monipuolisuuteen sekä laajaan kirjastotukeen (</w:t>
-      </w:r>
-      <w:proofErr w:type="spellStart"/>
-      <w:r>
-        <w:t>Lutz</w:t>
-      </w:r>
-      <w:proofErr w:type="spellEnd"/>
-      <w:r>
-        <w:t xml:space="preserve">, 2021). Kieli on tulkattava ja korkean tason ohjelmointikieli, joka tukee useita ohjelmointiparadigmoja, kuten oliopohjaista ja funktionaalista ohjelmointia (Van </w:t>
-      </w:r>
-      <w:proofErr w:type="spellStart"/>
-      <w:r>
-        <w:t>Rossum</w:t>
-      </w:r>
-      <w:proofErr w:type="spellEnd"/>
-      <w:r>
-        <w:t xml:space="preserve"> &amp; </w:t>
-      </w:r>
-      <w:proofErr w:type="spellStart"/>
-      <w:r>
-        <w:t>Drake</w:t>
-      </w:r>
-      <w:proofErr w:type="spellEnd"/>
-      <w:r>
-        <w:t>, 2009). Pythonin yhteisölähtöinen kehitys ja avoimen lähdekoodin filosofia ovat tehneet siitä keskeisen työkalun muun muassa data-analytiikan, tekoälyn ja verkkosovellusten kehityksessä (</w:t>
-      </w:r>
-      <w:proofErr w:type="spellStart"/>
-      <w:r>
-        <w:t>Downey</w:t>
-      </w:r>
-      <w:proofErr w:type="spellEnd"/>
-      <w:r>
-        <w:t>, 2015).</w:t>
-      </w:r>
-    </w:p>
-    <w:p>
-      <w:pPr>
-        <w:rPr>
-          <w:b/>
-          <w:bCs/>
-        </w:rPr>
-      </w:pPr>
-      <w:r>
-        <w:rPr>
-          <w:b/>
-          <w:bCs/>
-        </w:rPr>
-        <w:t>Djangon rooli verkkosovelluskehityksessä</w:t>
-      </w:r>
-    </w:p>
-    <w:p>
-      <w:r>
-        <w:t xml:space="preserve">Django on Pythonilla toteutettu korkean tason verkkokehys, joka noudattaa </w:t>
-      </w:r>
-      <w:proofErr w:type="spellStart"/>
-      <w:r>
-        <w:t>Model</w:t>
-      </w:r>
-      <w:proofErr w:type="spellEnd"/>
-      <w:r>
-        <w:t>–</w:t>
-      </w:r>
-      <w:proofErr w:type="spellStart"/>
-      <w:r>
-        <w:t>Template</w:t>
-      </w:r>
-      <w:proofErr w:type="spellEnd"/>
-      <w:r>
-        <w:t>–</w:t>
-      </w:r>
-      <w:proofErr w:type="spellStart"/>
-      <w:r>
-        <w:t>View</w:t>
-      </w:r>
-      <w:proofErr w:type="spellEnd"/>
-      <w:r>
-        <w:t xml:space="preserve"> (MTV) -arkkitehtuurimallia (</w:t>
-      </w:r>
-      <w:proofErr w:type="spellStart"/>
-      <w:r>
-        <w:t>Holovaty</w:t>
-      </w:r>
-      <w:proofErr w:type="spellEnd"/>
-      <w:r>
-        <w:t xml:space="preserve"> &amp; </w:t>
-      </w:r>
-      <w:proofErr w:type="spellStart"/>
-      <w:r>
-        <w:t>Kaplan</w:t>
-      </w:r>
-      <w:proofErr w:type="spellEnd"/>
-      <w:r>
-        <w:t>-Moss, 2009). Sen tavoitteena on nopeuttaa kehitysprosessia tarjoamalla valmiita ratkaisuja yleisiin verkkokehityksen tarpeisiin, kuten tietokantamigraatioihin, käyttäjähallintaan ja tietoturvaan (</w:t>
-      </w:r>
-      <w:proofErr w:type="spellStart"/>
-      <w:r>
-        <w:t>Redwine</w:t>
-      </w:r>
-      <w:proofErr w:type="spellEnd"/>
-      <w:r>
-        <w:t>, 2022).</w:t>
-      </w:r>
-    </w:p>
-    <w:p>
-      <w:r>
-        <w:t>Django korostaa kehitysfilosofiaa “</w:t>
-      </w:r>
-      <w:proofErr w:type="spellStart"/>
-      <w:r>
-        <w:t>Don’t</w:t>
-      </w:r>
-      <w:proofErr w:type="spellEnd"/>
-      <w:r>
-        <w:t xml:space="preserve"> </w:t>
-      </w:r>
-      <w:proofErr w:type="spellStart"/>
-      <w:r>
-        <w:t>Repeat</w:t>
-      </w:r>
-      <w:proofErr w:type="spellEnd"/>
-      <w:r>
-        <w:t xml:space="preserve"> </w:t>
-      </w:r>
-      <w:proofErr w:type="spellStart"/>
-      <w:r>
-        <w:t>Yourself</w:t>
-      </w:r>
-      <w:proofErr w:type="spellEnd"/>
-      <w:r>
-        <w:t>” (DRY), joka kannustaa koodin uudelleenkäyttöön ja modulaarisuuteen (</w:t>
-      </w:r>
-      <w:proofErr w:type="spellStart"/>
-      <w:r>
-        <w:t>Holovaty</w:t>
-      </w:r>
-      <w:proofErr w:type="spellEnd"/>
-      <w:r>
-        <w:t xml:space="preserve"> &amp; </w:t>
-      </w:r>
-      <w:proofErr w:type="spellStart"/>
-      <w:r>
-        <w:t>Kaplan</w:t>
-      </w:r>
-      <w:proofErr w:type="spellEnd"/>
-      <w:r>
-        <w:t>-Moss, 2009). Se sisältää sisäänrakennetut suojaukset yleisimpiä verkkosovellusten haavoittuvuuksia, kuten SQL-injektioita, Cross-</w:t>
-      </w:r>
-      <w:proofErr w:type="spellStart"/>
-      <w:r>
-        <w:t>Site</w:t>
-      </w:r>
-      <w:proofErr w:type="spellEnd"/>
-      <w:r>
-        <w:t xml:space="preserve"> Scripting (XSS) -hyökkäyksiä ja Cross-</w:t>
-      </w:r>
-      <w:proofErr w:type="spellStart"/>
-      <w:r>
-        <w:t>Site</w:t>
-      </w:r>
-      <w:proofErr w:type="spellEnd"/>
-      <w:r>
-        <w:t xml:space="preserve"> </w:t>
-      </w:r>
-      <w:proofErr w:type="spellStart"/>
-      <w:r>
-        <w:t>Request</w:t>
-      </w:r>
-      <w:proofErr w:type="spellEnd"/>
-      <w:r>
-        <w:t xml:space="preserve"> </w:t>
-      </w:r>
-      <w:proofErr w:type="spellStart"/>
-      <w:r>
-        <w:t>Forgery</w:t>
-      </w:r>
-      <w:proofErr w:type="spellEnd"/>
-      <w:r>
-        <w:t xml:space="preserve"> (CSRF) -hyökkäyksiä vastaan (</w:t>
-      </w:r>
-      <w:proofErr w:type="spellStart"/>
-      <w:r>
-        <w:t>Wheeler</w:t>
-      </w:r>
-      <w:proofErr w:type="spellEnd"/>
-      <w:r>
-        <w:t>, 2020).</w:t>
-      </w:r>
-    </w:p>
-    <w:p>
-      <w:r>
-        <w:t>Djangon vahvuus on myös sen skaalautuvuudessa: se soveltuu sekä pieniin että laajoihin, pilvipalveluissa toimiviin sovelluksiin. Useat kansainvälisesti tunnetut yritykset, kuten Instagram ja Spotify, ovat hyödyntäneet Djangoa palveluinfrastruktuurinsa perustana (</w:t>
-      </w:r>
-      <w:proofErr w:type="spellStart"/>
-      <w:r>
-        <w:t>Wheeler</w:t>
-      </w:r>
-      <w:proofErr w:type="spellEnd"/>
-      <w:r>
-        <w:t>, 2020). Näin Django muodostaa keskeisen osan modernia Python-ekosysteemiä, joka yhdistää tehokkaan kehityksen, turvallisuuden ja ylläpidettävyyden.</w:t>
-      </w:r>
-    </w:p>
-    <w:p>
-      <w:pPr>
-        <w:rPr>
-          <w:lang w:val="en-FI"/>
-        </w:rPr>
-      </w:pPr>
-      <w:r>
-        <w:rPr>
-          <w:lang w:val="en-FI"/>
-        </w:rPr>
-        <w:pict w14:anchorId="6ECF05CF">
-          <v:rect id="_x0000_i1029" style="width:0;height:1.5pt" o:hralign="center" o:hrstd="t" o:hr="t" fillcolor="#a0a0a0" stroked="f"/>
-        </w:pict>
-      </w:r>
-    </w:p>
-    <w:p>
-      <w:pPr>
-        <w:rPr>
-          <w:b/>
-          <w:bCs/>
-        </w:rPr>
-      </w:pPr>
-      <w:r>
-        <w:rPr>
-          <w:b/>
-          <w:bCs/>
-        </w:rPr>
-        <w:t xml:space="preserve">Tietokannat: PostgreSQL ja </w:t>
-      </w:r>
-      <w:proofErr w:type="spellStart"/>
-      <w:r>
-        <w:rPr>
-          <w:b/>
-          <w:bCs/>
-        </w:rPr>
-        <w:t>SQLite</w:t>
-      </w:r>
-      <w:proofErr w:type="spellEnd"/>
-    </w:p>
-    <w:p>
-      <w:r>
-        <w:t xml:space="preserve">Tietokannat ovat keskeinen osa lähes kaikkia verkkosovelluksia, sillä ne vastaavat tiedon tallentamisesta, käsittelystä ja hakemisesta. Djangon </w:t>
-      </w:r>
-      <w:r>
-        <w:lastRenderedPageBreak/>
-        <w:t xml:space="preserve">arkkitehtuuri tukee useita tietokantajärjestelmiä, joista PostgreSQL ja </w:t>
-      </w:r>
-      <w:proofErr w:type="spellStart"/>
-      <w:r>
-        <w:t>SQLite</w:t>
-      </w:r>
-      <w:proofErr w:type="spellEnd"/>
-      <w:r>
-        <w:t xml:space="preserve"> ovat yleisimpiä. Ne edustavat kahta eri lähestymistapaa tietokantahallintaan: PostgreSQL on suunniteltu monikäyttäjä- ja tuotantoympäristöihin, kun taas </w:t>
-      </w:r>
-      <w:proofErr w:type="spellStart"/>
-      <w:r>
-        <w:t>SQLite</w:t>
-      </w:r>
-      <w:proofErr w:type="spellEnd"/>
-      <w:r>
-        <w:t xml:space="preserve"> soveltuu erityisesti pieniin tai kehitysvaiheen sovelluksiin (Douglas &amp; Douglas, 2021).</w:t>
-      </w:r>
-    </w:p>
-    <w:p>
-      <w:pPr>
-        <w:rPr>
-          <w:b/>
-          <w:bCs/>
-        </w:rPr>
-      </w:pPr>
-      <w:r>
-        <w:rPr>
-          <w:b/>
-          <w:bCs/>
-        </w:rPr>
-        <w:t>PostgreSQL</w:t>
-      </w:r>
-    </w:p>
-    <w:p>
-      <w:r>
-        <w:t xml:space="preserve">PostgreSQL on avoimen lähdekoodin objekti-relaatiotietokanta, joka tunnetaan vakaudestaan, suorituskyvystään ja standardienmukaisuudestaan (Douglas &amp; Douglas, 2021). Se tukee ACID-periaatetta (Atomicity, </w:t>
-      </w:r>
-      <w:proofErr w:type="spellStart"/>
-      <w:r>
-        <w:t>Consistency</w:t>
-      </w:r>
-      <w:proofErr w:type="spellEnd"/>
-      <w:r>
-        <w:t xml:space="preserve">, </w:t>
-      </w:r>
-      <w:proofErr w:type="spellStart"/>
-      <w:r>
-        <w:t>Isolation</w:t>
-      </w:r>
-      <w:proofErr w:type="spellEnd"/>
-      <w:r>
-        <w:t xml:space="preserve">, </w:t>
-      </w:r>
-      <w:proofErr w:type="spellStart"/>
-      <w:r>
-        <w:t>Durability</w:t>
-      </w:r>
-      <w:proofErr w:type="spellEnd"/>
-      <w:r>
-        <w:t>), mikä takaa tiedon eheyden ja turvallisuuden myös monimutkaisissa transaktioissa. PostgreSQL:n vahvuuksiin kuuluu laajennettavuus: käyttäjät voivat määritellä omia tietotyyppejä, funktioita ja laajennuksia, mikä mahdollistaa sovelluskohtaisten ratkaisujen rakentamisen (</w:t>
-      </w:r>
-      <w:proofErr w:type="spellStart"/>
-      <w:r>
-        <w:t>Fowler</w:t>
-      </w:r>
-      <w:proofErr w:type="spellEnd"/>
-      <w:r>
-        <w:t>, 2019).</w:t>
-      </w:r>
-    </w:p>
-    <w:p>
-      <w:r>
-        <w:t xml:space="preserve">PostgreSQL on suunniteltu skaalautumaan suurten tietomäärien ja monen samanaikaisen käyttäjän ympäristöihin. Djangossa sen käyttö mahdollistaa monipuoliset tietomallinnukset ja tehokkaat kyselyt Object </w:t>
-      </w:r>
-      <w:proofErr w:type="spellStart"/>
-      <w:r>
-        <w:t>Relational</w:t>
-      </w:r>
-      <w:proofErr w:type="spellEnd"/>
-      <w:r>
-        <w:t xml:space="preserve"> </w:t>
-      </w:r>
-      <w:proofErr w:type="spellStart"/>
-      <w:r>
-        <w:t>Mapping</w:t>
-      </w:r>
-      <w:proofErr w:type="spellEnd"/>
-      <w:r>
-        <w:t xml:space="preserve"> (ORM) -rajapinnan kautta, mikä helpottaa tietokantainteraktion hallintaa sovelluksen sisällä (</w:t>
-      </w:r>
-      <w:proofErr w:type="spellStart"/>
-      <w:r>
-        <w:t>Redwine</w:t>
-      </w:r>
-      <w:proofErr w:type="spellEnd"/>
-      <w:r>
-        <w:t>, 2022).</w:t>
-      </w:r>
-    </w:p>
-    <w:p>
-      <w:pPr>
-        <w:rPr>
-          <w:b/>
-          <w:bCs/>
-        </w:rPr>
-      </w:pPr>
-      <w:proofErr w:type="spellStart"/>
-      <w:r>
-        <w:rPr>
-          <w:b/>
-          <w:bCs/>
-        </w:rPr>
-        <w:t>SQLite</w:t>
-      </w:r>
-      <w:proofErr w:type="spellEnd"/>
-    </w:p>
-    <w:p>
-      <w:proofErr w:type="spellStart"/>
-      <w:r>
-        <w:t>SQLite</w:t>
-      </w:r>
-      <w:proofErr w:type="spellEnd"/>
-      <w:r>
-        <w:t xml:space="preserve"> eroaa PostgreSQL:stä ennen kaikkea arkkitehtuurinsa keveyden vuoksi. Se on tiedostopohjainen tietokanta, joka ei vaadi erillistä palvelinta, vaan tallentaa kaiken datan yhteen paikalliseen tiedostoon (Owens &amp; Allen, 2010). Tämä tekee siitä ihanteellisen valinnan sovelluksille, joissa tietokannan ylläpidon helppous ja nopea käyttöönotto ovat tärkeämpiä kuin monikäyttäjätuki tai skaalautuvuus.</w:t>
-      </w:r>
-    </w:p>
-    <w:p>
-      <w:proofErr w:type="spellStart"/>
-      <w:r>
-        <w:t>SQLite</w:t>
-      </w:r>
-      <w:proofErr w:type="spellEnd"/>
-      <w:r>
-        <w:t xml:space="preserve"> sisältyy Pythonin standardikirjastoon, ja Django käyttää sitä oletustietokantana uusissa projekteissa (</w:t>
-      </w:r>
-      <w:proofErr w:type="spellStart"/>
-      <w:r>
-        <w:t>Redwine</w:t>
-      </w:r>
-      <w:proofErr w:type="spellEnd"/>
-      <w:r>
-        <w:t xml:space="preserve">, 2022). Näin kehittäjä voi rakentaa ja testata sovelluksia nopeasti ilman erillistä tietokantapalvelinta. Tuotantovaiheessa sovellus voidaan kuitenkin siirtää PostgreSQL-ympäristöön, </w:t>
-      </w:r>
-      <w:r>
-        <w:lastRenderedPageBreak/>
-        <w:t>joka tarjoaa paremman suorituskyvyn ja luotettavuuden monen käyttäjän tilanteissa (Douglas &amp; Douglas, 2021).</w:t>
-      </w:r>
-    </w:p>
-    <w:p>
-      <w:pPr>
-        <w:rPr>
-          <w:b/>
-          <w:bCs/>
-        </w:rPr>
-      </w:pPr>
-      <w:r>
-        <w:rPr>
-          <w:b/>
-          <w:bCs/>
-        </w:rPr>
         <w:t>Vertailu ja käyttökonteksti</w:t>
       </w:r>
     </w:p>
     <w:p>
       <w:r>
-        <w:t xml:space="preserve">Sekä PostgreSQL että </w:t>
-      </w:r>
-      <w:proofErr w:type="spellStart"/>
-      <w:r>
-        <w:t>SQLite</w:t>
-      </w:r>
-      <w:proofErr w:type="spellEnd"/>
-      <w:r>
-        <w:t xml:space="preserve"> tukevat SQL-standardia ja integroituvat hyvin Djangon ORM-kerrokseen. Näiden järjestelmien välinen valinta riippuu ensisijaisesti sovelluksen laajuudesta ja käyttötarkoituksesta. </w:t>
-      </w:r>
-      <w:proofErr w:type="spellStart"/>
-      <w:r>
-        <w:t>SQLite</w:t>
-      </w:r>
-      <w:proofErr w:type="spellEnd"/>
-      <w:r>
-        <w:t xml:space="preserve"> soveltuu erinomaisesti kehitys- ja testausvaiheeseen, kun taas PostgreSQL tarjoaa vakaan ja turvallisen ratkaisun tuotantoympäristöihin (Owens &amp; Allen, 2010; Douglas &amp; Douglas, 2021).</w:t>
-      </w:r>
-    </w:p>
-    <w:p>
-      <w:r>
-        <w:t xml:space="preserve">Yhdessä ne muodostavat kehitysympäristön, joka tukee ketterää ohjelmistokehitystä: </w:t>
-      </w:r>
-      <w:proofErr w:type="spellStart"/>
-      <w:r>
-        <w:t>SQLite</w:t>
-      </w:r>
-      <w:proofErr w:type="spellEnd"/>
-      <w:r>
-        <w:t xml:space="preserve"> mahdollistaa nopean </w:t>
-      </w:r>
-      <w:proofErr w:type="spellStart"/>
-      <w:r>
-        <w:t>prototypoinnin</w:t>
-      </w:r>
-      <w:proofErr w:type="spellEnd"/>
-      <w:r>
-        <w:t xml:space="preserve"> ja PostgreSQL takaa skaalautuvan, pitkäikäisen tietokantaratkaisun.</w:t>
+        <w:t>Sekä PostgreSQL että SQLite tukevat SQL-standardia ja integroituvat hyvin Djangon ORM-kerrokseen. Näiden järjestelmien välinen valinta riippuu ensisijaisesti sovelluksen laajuudesta ja käyttötarkoituksesta. SQLite soveltuu erinomaisesti kehitys- ja testausvaiheeseen, kun taas PostgreSQL tarjoaa vakaan ja turvallisen ratkaisun tuotantoympäristöihin (Owens &amp; Allen, 2010; Douglas &amp; Douglas, 2021).</w:t>
+      </w:r>
+    </w:p>
+    <w:p>
+      <w:r>
+        <w:t>Yhdessä ne muodostavat kehitysympäristön, joka tukee ketterää ohjelmistokehitystä: SQLite mahdollistaa nopean prototypoinnin ja PostgreSQL takaa skaalautuvan, pitkäikäisen tietokantaratkaisun.</w:t>
       </w:r>
     </w:p>
     <w:p/>
@@ -9249,7 +4804,6 @@
         <w:lastRenderedPageBreak/>
         <w:t>L</w:t>
       </w:r>
-      <w:bookmarkEnd w:id="21"/>
       <w:bookmarkEnd w:id="22"/>
       <w:bookmarkEnd w:id="23"/>
       <w:bookmarkEnd w:id="24"/>
@@ -9258,6 +4812,7 @@
       <w:bookmarkEnd w:id="27"/>
       <w:bookmarkEnd w:id="28"/>
       <w:bookmarkEnd w:id="29"/>
+      <w:bookmarkEnd w:id="30"/>
       <w:bookmarkEnd w:id="46"/>
       <w:bookmarkEnd w:id="47"/>
       <w:r>
@@ -9275,19 +4830,11 @@
           <w:lang w:val="en-FI"/>
         </w:rPr>
       </w:pPr>
-      <w:proofErr w:type="spellStart"/>
       <w:r>
         <w:rPr>
           <w:lang w:val="en-FI"/>
         </w:rPr>
-        <w:t>Bondarouk</w:t>
-      </w:r>
-      <w:proofErr w:type="spellEnd"/>
-      <w:r>
-        <w:rPr>
-          <w:lang w:val="en-FI"/>
-        </w:rPr>
-        <w:t xml:space="preserve">, T., &amp; Brewster, C. (2016). Conceptualising the future of HRM and technology research. </w:t>
+        <w:t xml:space="preserve">Bondarouk, T., &amp; Brewster, C. (2016). Conceptualising the future of HRM and technology research. </w:t>
       </w:r>
       <w:r>
         <w:rPr>
@@ -9352,21 +4899,7 @@
         <w:rPr>
           <w:lang w:val="en-FI"/>
         </w:rPr>
-        <w:t xml:space="preserve">Kangas, J., &amp; </w:t>
-      </w:r>
-      <w:proofErr w:type="spellStart"/>
-      <w:r>
-        <w:rPr>
-          <w:lang w:val="en-FI"/>
-        </w:rPr>
-        <w:t>Sarjakoski</w:t>
-      </w:r>
-      <w:proofErr w:type="spellEnd"/>
-      <w:r>
-        <w:rPr>
-          <w:lang w:val="en-FI"/>
-        </w:rPr>
-        <w:t xml:space="preserve">, T. (2019). The development of digital cartography in orienteering: From paper maps to mobile applications. </w:t>
+        <w:t xml:space="preserve">Kangas, J., &amp; Sarjakoski, T. (2019). The development of digital cartography in orienteering: From paper maps to mobile applications. </w:t>
       </w:r>
       <w:r>
         <w:rPr>
@@ -9390,19 +4923,11 @@
           <w:lang w:val="en-FI"/>
         </w:rPr>
       </w:pPr>
-      <w:proofErr w:type="spellStart"/>
       <w:r>
         <w:rPr>
           <w:lang w:val="en-FI"/>
         </w:rPr>
-        <w:t>MapRun</w:t>
-      </w:r>
-      <w:proofErr w:type="spellEnd"/>
-      <w:r>
-        <w:rPr>
-          <w:lang w:val="en-FI"/>
-        </w:rPr>
-        <w:t xml:space="preserve">. (2023). </w:t>
+        <w:t xml:space="preserve">MapRun. (2023). </w:t>
       </w:r>
       <w:r>
         <w:rPr>
@@ -9410,31 +4935,69 @@
           <w:iCs/>
           <w:lang w:val="en-FI"/>
         </w:rPr>
-        <w:t xml:space="preserve">About </w:t>
-      </w:r>
-      <w:proofErr w:type="spellStart"/>
+        <w:t>About MapRun: Virtual orienteering for everyone</w:t>
+      </w:r>
+      <w:r>
+        <w:rPr>
+          <w:lang w:val="en-FI"/>
+        </w:rPr>
+        <w:t>. https://maprunners.weebly.com/maprun.html</w:t>
+      </w:r>
+    </w:p>
+    <w:p>
+      <w:pPr>
+        <w:spacing w:after="160" w:line="279" w:lineRule="auto"/>
+        <w:rPr>
+          <w:lang w:val="en-FI"/>
+        </w:rPr>
+      </w:pPr>
+      <w:r>
+        <w:rPr>
+          <w:lang w:val="en-FI"/>
+        </w:rPr>
+        <w:t xml:space="preserve">Petersen, C. J., Pyne, D. B., Portus, M. R., &amp; Dawson, B. T. (2021). Analysis of performance data in elite sport: Advances and challenges. </w:t>
+      </w:r>
       <w:r>
         <w:rPr>
           <w:i/>
           <w:iCs/>
           <w:lang w:val="en-FI"/>
         </w:rPr>
-        <w:t>MapRun</w:t>
-      </w:r>
-      <w:proofErr w:type="spellEnd"/>
+        <w:t>Sports Medicine, 51</w:t>
+      </w:r>
+      <w:r>
+        <w:rPr>
+          <w:lang w:val="en-FI"/>
+        </w:rPr>
+        <w:t>(5), 981–995. https://doi.org/10.1007/s40279-020-01388-6</w:t>
+      </w:r>
+    </w:p>
+    <w:p>
+      <w:pPr>
+        <w:spacing w:after="160" w:line="279" w:lineRule="auto"/>
+        <w:rPr>
+          <w:lang w:val="en-FI"/>
+        </w:rPr>
+      </w:pPr>
+      <w:r>
+        <w:rPr>
+          <w:lang w:val="en-FI"/>
+        </w:rPr>
+        <w:t xml:space="preserve">Ratten, V. (2020). </w:t>
+      </w:r>
       <w:r>
         <w:rPr>
           <w:i/>
           <w:iCs/>
           <w:lang w:val="en-FI"/>
         </w:rPr>
-        <w:t>: Virtual orienteering for everyone</w:t>
+        <w:t>Sport entrepreneurship and innovation</w:t>
       </w:r>
       <w:r>
         <w:rPr>
           <w:lang w:val="en-FI"/>
         </w:rPr>
-        <w:t>. https://maprunners.weebly.com/maprun.html</w:t>
+        <w:t xml:space="preserve"> (2nd ed.). Routledge.</w:t>
       </w:r>
     </w:p>
     <w:p>
@@ -9448,7 +5011,7 @@
         <w:rPr>
           <w:lang w:val="en-FI"/>
         </w:rPr>
-        <w:t xml:space="preserve">Petersen, C. J., Pyne, D. B., Portus, M. R., &amp; Dawson, B. T. (2021). Analysis of performance data in elite sport: Advances and challenges. </w:t>
+        <w:t xml:space="preserve">Schuster, T., Gilg, A., &amp; Klinghammer, M. (2018). GPS tracking in orienteering: Accuracy and implications for performance analysis. </w:t>
       </w:r>
       <w:r>
         <w:rPr>
@@ -9456,70 +5019,6 @@
           <w:iCs/>
           <w:lang w:val="en-FI"/>
         </w:rPr>
-        <w:t>Sports Medicine, 51</w:t>
-      </w:r>
-      <w:r>
-        <w:rPr>
-          <w:lang w:val="en-FI"/>
-        </w:rPr>
-        <w:t>(5), 981–995. https://doi.org/10.1007/s40279-020-01388-6</w:t>
-      </w:r>
-    </w:p>
-    <w:p>
-      <w:pPr>
-        <w:spacing w:after="160" w:line="279" w:lineRule="auto"/>
-        <w:rPr>
-          <w:lang w:val="en-FI"/>
-        </w:rPr>
-      </w:pPr>
-      <w:proofErr w:type="spellStart"/>
-      <w:r>
-        <w:rPr>
-          <w:lang w:val="en-FI"/>
-        </w:rPr>
-        <w:t>Ratten</w:t>
-      </w:r>
-      <w:proofErr w:type="spellEnd"/>
-      <w:r>
-        <w:rPr>
-          <w:lang w:val="en-FI"/>
-        </w:rPr>
-        <w:t xml:space="preserve">, V. (2020). </w:t>
-      </w:r>
-      <w:r>
-        <w:rPr>
-          <w:i/>
-          <w:iCs/>
-          <w:lang w:val="en-FI"/>
-        </w:rPr>
-        <w:t>Sport entrepreneurship and innovation</w:t>
-      </w:r>
-      <w:r>
-        <w:rPr>
-          <w:lang w:val="en-FI"/>
-        </w:rPr>
-        <w:t xml:space="preserve"> (2nd ed.). Routledge.</w:t>
-      </w:r>
-    </w:p>
-    <w:p>
-      <w:pPr>
-        <w:spacing w:after="160" w:line="279" w:lineRule="auto"/>
-        <w:rPr>
-          <w:lang w:val="en-FI"/>
-        </w:rPr>
-      </w:pPr>
-      <w:r>
-        <w:rPr>
-          <w:lang w:val="en-FI"/>
-        </w:rPr>
-        <w:t xml:space="preserve">Schuster, T., Gilg, A., &amp; Klinghammer, M. (2018). GPS tracking in orienteering: Accuracy and implications for performance analysis. </w:t>
-      </w:r>
-      <w:r>
-        <w:rPr>
-          <w:i/>
-          <w:iCs/>
-          <w:lang w:val="en-FI"/>
-        </w:rPr>
         <w:t>International Journal of Sports Science &amp; Coaching, 13</w:t>
       </w:r>
       <w:r>
@@ -9654,21 +5153,7 @@
         <w:rPr>
           <w:lang w:val="en-GB"/>
         </w:rPr>
-        <w:t xml:space="preserve">. </w:t>
-      </w:r>
-      <w:proofErr w:type="spellStart"/>
-      <w:r>
-        <w:rPr>
-          <w:lang w:val="en-GB"/>
-        </w:rPr>
-        <w:t>Apress</w:t>
-      </w:r>
-      <w:proofErr w:type="spellEnd"/>
-      <w:r>
-        <w:rPr>
-          <w:lang w:val="en-GB"/>
-        </w:rPr>
-        <w:t>.</w:t>
+        <w:t>. Apress.</w:t>
       </w:r>
       <w:r>
         <w:rPr>
@@ -9710,21 +5195,7 @@
         <w:rPr>
           <w:lang w:val="en-GB"/>
         </w:rPr>
-        <w:t xml:space="preserve"> (2nd ed.). </w:t>
-      </w:r>
-      <w:proofErr w:type="spellStart"/>
-      <w:r>
-        <w:rPr>
-          <w:lang w:val="en-GB"/>
-        </w:rPr>
-        <w:t>Apress</w:t>
-      </w:r>
-      <w:proofErr w:type="spellEnd"/>
-      <w:r>
-        <w:rPr>
-          <w:lang w:val="en-GB"/>
-        </w:rPr>
-        <w:t>.</w:t>
+        <w:t xml:space="preserve"> (2nd ed.). Apress.</w:t>
       </w:r>
       <w:r>
         <w:rPr>
@@ -9745,21 +5216,7 @@
         <w:rPr>
           <w:lang w:val="en-GB"/>
         </w:rPr>
-        <w:t xml:space="preserve">. </w:t>
-      </w:r>
-      <w:proofErr w:type="spellStart"/>
-      <w:r>
-        <w:rPr>
-          <w:lang w:val="en-GB"/>
-        </w:rPr>
-        <w:t>Packt</w:t>
-      </w:r>
-      <w:proofErr w:type="spellEnd"/>
-      <w:r>
-        <w:rPr>
-          <w:lang w:val="en-GB"/>
-        </w:rPr>
-        <w:t xml:space="preserve"> Publishing.</w:t>
+        <w:t>. Packt Publishing.</w:t>
       </w:r>
       <w:r>
         <w:rPr>
@@ -9835,253 +5292,21 @@
         <w:rPr>
           <w:lang w:val="en-FI"/>
         </w:rPr>
-        <w:t xml:space="preserve">EU 2016/679. (2016). </w:t>
-      </w:r>
-      <w:proofErr w:type="spellStart"/>
-      <w:r>
+        <w:t xml:space="preserve">EU 2016/679. (2016). Euroopan parlamentin ja neuvoston asetus luonnollisten henkilöiden suojelusta </w:t>
+      </w:r>
+    </w:p>
+    <w:p>
+      <w:pPr>
+        <w:spacing w:after="160" w:line="279" w:lineRule="auto"/>
         <w:rPr>
           <w:lang w:val="en-FI"/>
         </w:rPr>
-        <w:t>Euroopan</w:t>
-      </w:r>
-      <w:proofErr w:type="spellEnd"/>
+      </w:pPr>
       <w:r>
         <w:rPr>
           <w:lang w:val="en-FI"/>
         </w:rPr>
-        <w:t xml:space="preserve"> </w:t>
-      </w:r>
-      <w:proofErr w:type="spellStart"/>
-      <w:r>
-        <w:rPr>
-          <w:lang w:val="en-FI"/>
-        </w:rPr>
-        <w:t>parlamentin</w:t>
-      </w:r>
-      <w:proofErr w:type="spellEnd"/>
-      <w:r>
-        <w:rPr>
-          <w:lang w:val="en-FI"/>
-        </w:rPr>
-        <w:t xml:space="preserve"> </w:t>
-      </w:r>
-      <w:proofErr w:type="spellStart"/>
-      <w:r>
-        <w:rPr>
-          <w:lang w:val="en-FI"/>
-        </w:rPr>
-        <w:t>ja</w:t>
-      </w:r>
-      <w:proofErr w:type="spellEnd"/>
-      <w:r>
-        <w:rPr>
-          <w:lang w:val="en-FI"/>
-        </w:rPr>
-        <w:t xml:space="preserve"> </w:t>
-      </w:r>
-      <w:proofErr w:type="spellStart"/>
-      <w:r>
-        <w:rPr>
-          <w:lang w:val="en-FI"/>
-        </w:rPr>
-        <w:t>neuvoston</w:t>
-      </w:r>
-      <w:proofErr w:type="spellEnd"/>
-      <w:r>
-        <w:rPr>
-          <w:lang w:val="en-FI"/>
-        </w:rPr>
-        <w:t xml:space="preserve"> </w:t>
-      </w:r>
-      <w:proofErr w:type="spellStart"/>
-      <w:r>
-        <w:rPr>
-          <w:lang w:val="en-FI"/>
-        </w:rPr>
-        <w:t>asetus</w:t>
-      </w:r>
-      <w:proofErr w:type="spellEnd"/>
-      <w:r>
-        <w:rPr>
-          <w:lang w:val="en-FI"/>
-        </w:rPr>
-        <w:t xml:space="preserve"> </w:t>
-      </w:r>
-      <w:proofErr w:type="spellStart"/>
-      <w:r>
-        <w:rPr>
-          <w:lang w:val="en-FI"/>
-        </w:rPr>
-        <w:t>luonnollisten</w:t>
-      </w:r>
-      <w:proofErr w:type="spellEnd"/>
-      <w:r>
-        <w:rPr>
-          <w:lang w:val="en-FI"/>
-        </w:rPr>
-        <w:t xml:space="preserve"> </w:t>
-      </w:r>
-      <w:proofErr w:type="spellStart"/>
-      <w:r>
-        <w:rPr>
-          <w:lang w:val="en-FI"/>
-        </w:rPr>
-        <w:t>henkilöiden</w:t>
-      </w:r>
-      <w:proofErr w:type="spellEnd"/>
-      <w:r>
-        <w:rPr>
-          <w:lang w:val="en-FI"/>
-        </w:rPr>
-        <w:t xml:space="preserve"> </w:t>
-      </w:r>
-      <w:proofErr w:type="spellStart"/>
-      <w:r>
-        <w:rPr>
-          <w:lang w:val="en-FI"/>
-        </w:rPr>
-        <w:t>suojelusta</w:t>
-      </w:r>
-      <w:proofErr w:type="spellEnd"/>
-      <w:r>
-        <w:rPr>
-          <w:lang w:val="en-FI"/>
-        </w:rPr>
-        <w:t xml:space="preserve"> </w:t>
-      </w:r>
-    </w:p>
-    <w:p>
-      <w:pPr>
-        <w:spacing w:after="160" w:line="279" w:lineRule="auto"/>
-        <w:rPr>
-          <w:lang w:val="en-FI"/>
-        </w:rPr>
-      </w:pPr>
-      <w:proofErr w:type="spellStart"/>
-      <w:r>
-        <w:rPr>
-          <w:lang w:val="en-FI"/>
-        </w:rPr>
-        <w:t>henkilötietojen</w:t>
-      </w:r>
-      <w:proofErr w:type="spellEnd"/>
-      <w:r>
-        <w:rPr>
-          <w:lang w:val="en-FI"/>
-        </w:rPr>
-        <w:t xml:space="preserve"> </w:t>
-      </w:r>
-      <w:proofErr w:type="spellStart"/>
-      <w:r>
-        <w:rPr>
-          <w:lang w:val="en-FI"/>
-        </w:rPr>
-        <w:t>käsittelyssä</w:t>
-      </w:r>
-      <w:proofErr w:type="spellEnd"/>
-      <w:r>
-        <w:rPr>
-          <w:lang w:val="en-FI"/>
-        </w:rPr>
-        <w:t xml:space="preserve"> </w:t>
-      </w:r>
-      <w:proofErr w:type="spellStart"/>
-      <w:r>
-        <w:rPr>
-          <w:lang w:val="en-FI"/>
-        </w:rPr>
-        <w:t>ja</w:t>
-      </w:r>
-      <w:proofErr w:type="spellEnd"/>
-      <w:r>
-        <w:rPr>
-          <w:lang w:val="en-FI"/>
-        </w:rPr>
-        <w:t xml:space="preserve"> </w:t>
-      </w:r>
-      <w:proofErr w:type="spellStart"/>
-      <w:r>
-        <w:rPr>
-          <w:lang w:val="en-FI"/>
-        </w:rPr>
-        <w:t>näiden</w:t>
-      </w:r>
-      <w:proofErr w:type="spellEnd"/>
-      <w:r>
-        <w:rPr>
-          <w:lang w:val="en-FI"/>
-        </w:rPr>
-        <w:t xml:space="preserve"> </w:t>
-      </w:r>
-      <w:proofErr w:type="spellStart"/>
-      <w:r>
-        <w:rPr>
-          <w:lang w:val="en-FI"/>
-        </w:rPr>
-        <w:t>tietojen</w:t>
-      </w:r>
-      <w:proofErr w:type="spellEnd"/>
-      <w:r>
-        <w:rPr>
-          <w:lang w:val="en-FI"/>
-        </w:rPr>
-        <w:t xml:space="preserve"> </w:t>
-      </w:r>
-      <w:proofErr w:type="spellStart"/>
-      <w:r>
-        <w:rPr>
-          <w:lang w:val="en-FI"/>
-        </w:rPr>
-        <w:t>vapaasta</w:t>
-      </w:r>
-      <w:proofErr w:type="spellEnd"/>
-      <w:r>
-        <w:rPr>
-          <w:lang w:val="en-FI"/>
-        </w:rPr>
-        <w:t xml:space="preserve"> </w:t>
-      </w:r>
-      <w:proofErr w:type="spellStart"/>
-      <w:r>
-        <w:rPr>
-          <w:lang w:val="en-FI"/>
-        </w:rPr>
-        <w:t>liikkuvuudesta</w:t>
-      </w:r>
-      <w:proofErr w:type="spellEnd"/>
-      <w:r>
-        <w:rPr>
-          <w:lang w:val="en-FI"/>
-        </w:rPr>
-        <w:t xml:space="preserve"> (</w:t>
-      </w:r>
-      <w:proofErr w:type="spellStart"/>
-      <w:r>
-        <w:rPr>
-          <w:lang w:val="en-FI"/>
-        </w:rPr>
-        <w:t>yleinen</w:t>
-      </w:r>
-      <w:proofErr w:type="spellEnd"/>
-      <w:r>
-        <w:rPr>
-          <w:lang w:val="en-FI"/>
-        </w:rPr>
-        <w:t xml:space="preserve"> </w:t>
-      </w:r>
-      <w:proofErr w:type="spellStart"/>
-      <w:r>
-        <w:rPr>
-          <w:lang w:val="en-FI"/>
-        </w:rPr>
-        <w:t>tietosuoja-asetus</w:t>
-      </w:r>
-      <w:proofErr w:type="spellEnd"/>
-      <w:r>
-        <w:rPr>
-          <w:lang w:val="en-FI"/>
-        </w:rPr>
-        <w:t xml:space="preserve">). </w:t>
+        <w:t xml:space="preserve">henkilötietojen käsittelyssä ja näiden tietojen vapaasta liikkuvuudesta (yleinen tietosuoja-asetus). </w:t>
       </w:r>
     </w:p>
     <w:p>
@@ -10122,89 +5347,11 @@
           <w:lang w:val="en-FI"/>
         </w:rPr>
       </w:pPr>
-      <w:proofErr w:type="spellStart"/>
       <w:r>
         <w:rPr>
           <w:lang w:val="en-FI"/>
         </w:rPr>
-        <w:t>Tietosuojavaltuutetun</w:t>
-      </w:r>
-      <w:proofErr w:type="spellEnd"/>
-      <w:r>
-        <w:rPr>
-          <w:lang w:val="en-FI"/>
-        </w:rPr>
-        <w:t xml:space="preserve"> </w:t>
-      </w:r>
-      <w:proofErr w:type="spellStart"/>
-      <w:r>
-        <w:rPr>
-          <w:lang w:val="en-FI"/>
-        </w:rPr>
-        <w:t>toimisto</w:t>
-      </w:r>
-      <w:proofErr w:type="spellEnd"/>
-      <w:r>
-        <w:rPr>
-          <w:lang w:val="en-FI"/>
-        </w:rPr>
-        <w:t xml:space="preserve">. (2023). </w:t>
-      </w:r>
-      <w:proofErr w:type="spellStart"/>
-      <w:r>
-        <w:rPr>
-          <w:lang w:val="en-FI"/>
-        </w:rPr>
-        <w:t>Yleinen</w:t>
-      </w:r>
-      <w:proofErr w:type="spellEnd"/>
-      <w:r>
-        <w:rPr>
-          <w:lang w:val="en-FI"/>
-        </w:rPr>
-        <w:t xml:space="preserve"> </w:t>
-      </w:r>
-      <w:proofErr w:type="spellStart"/>
-      <w:r>
-        <w:rPr>
-          <w:lang w:val="en-FI"/>
-        </w:rPr>
-        <w:t>tietosuoja-asetus</w:t>
-      </w:r>
-      <w:proofErr w:type="spellEnd"/>
-      <w:r>
-        <w:rPr>
-          <w:lang w:val="en-FI"/>
-        </w:rPr>
-        <w:t xml:space="preserve"> (GDPR) </w:t>
-      </w:r>
-      <w:proofErr w:type="spellStart"/>
-      <w:r>
-        <w:rPr>
-          <w:lang w:val="en-FI"/>
-        </w:rPr>
-        <w:t>ja</w:t>
-      </w:r>
-      <w:proofErr w:type="spellEnd"/>
-      <w:r>
-        <w:rPr>
-          <w:lang w:val="en-FI"/>
-        </w:rPr>
-        <w:t xml:space="preserve"> </w:t>
-      </w:r>
-      <w:proofErr w:type="spellStart"/>
-      <w:r>
-        <w:rPr>
-          <w:lang w:val="en-FI"/>
-        </w:rPr>
-        <w:t>henkilötiedot</w:t>
-      </w:r>
-      <w:proofErr w:type="spellEnd"/>
-      <w:r>
-        <w:rPr>
-          <w:lang w:val="en-FI"/>
-        </w:rPr>
-        <w:t xml:space="preserve">. </w:t>
+        <w:t xml:space="preserve">Tietosuojavaltuutetun toimisto. (2023). Yleinen tietosuoja-asetus (GDPR) ja henkilötiedot. </w:t>
       </w:r>
     </w:p>
     <w:p>
@@ -10231,47 +5378,11 @@
           <w:lang w:val="en-FI"/>
         </w:rPr>
       </w:pPr>
-      <w:proofErr w:type="spellStart"/>
       <w:r>
         <w:rPr>
           <w:lang w:val="en-FI"/>
         </w:rPr>
-        <w:t>Traficom</w:t>
-      </w:r>
-      <w:proofErr w:type="spellEnd"/>
-      <w:r>
-        <w:rPr>
-          <w:lang w:val="en-FI"/>
-        </w:rPr>
-        <w:t xml:space="preserve">. (2023). </w:t>
-      </w:r>
-      <w:proofErr w:type="spellStart"/>
-      <w:r>
-        <w:rPr>
-          <w:lang w:val="en-FI"/>
-        </w:rPr>
-        <w:t>Kyberturvallisuuskeskus</w:t>
-      </w:r>
-      <w:proofErr w:type="spellEnd"/>
-      <w:r>
-        <w:rPr>
-          <w:lang w:val="en-FI"/>
-        </w:rPr>
-        <w:t xml:space="preserve"> – </w:t>
-      </w:r>
-      <w:proofErr w:type="spellStart"/>
-      <w:r>
-        <w:rPr>
-          <w:lang w:val="en-FI"/>
-        </w:rPr>
-        <w:t>tietoturvaohjeet</w:t>
-      </w:r>
-      <w:proofErr w:type="spellEnd"/>
-      <w:r>
-        <w:rPr>
-          <w:lang w:val="en-FI"/>
-        </w:rPr>
-        <w:t xml:space="preserve">. </w:t>
+        <w:t xml:space="preserve">Traficom. (2023). Kyberturvallisuuskeskus – tietoturvaohjeet. </w:t>
       </w:r>
     </w:p>
     <w:p>
@@ -10435,7 +5546,6 @@
         </w:rPr>
         <w:t>(</w:t>
       </w:r>
-      <w:proofErr w:type="spellStart"/>
       <w:r>
         <w:rPr>
           <w:b/>
@@ -10444,7 +5554,6 @@
         </w:rPr>
         <w:t>Header&amp;Footer</w:t>
       </w:r>
-      <w:proofErr w:type="spellEnd"/>
       <w:r>
         <w:rPr>
           <w:bCs/>
@@ -10547,31 +5656,13 @@
         </w:rPr>
         <w:t>(</w:t>
       </w:r>
-      <w:proofErr w:type="spellStart"/>
       <w:r>
         <w:rPr>
           <w:b/>
           <w:bCs/>
         </w:rPr>
-        <w:t>Link</w:t>
-      </w:r>
-      <w:proofErr w:type="spellEnd"/>
-      <w:r>
-        <w:rPr>
-          <w:b/>
-          <w:bCs/>
-        </w:rPr>
-        <w:t xml:space="preserve"> to </w:t>
-      </w:r>
-      <w:proofErr w:type="spellStart"/>
-      <w:r>
-        <w:rPr>
-          <w:b/>
-          <w:bCs/>
-        </w:rPr>
-        <w:t>Previous</w:t>
-      </w:r>
-      <w:proofErr w:type="spellEnd"/>
+        <w:t>Link to Previous</w:t>
+      </w:r>
       <w:r>
         <w:rPr>
           <w:bCs/>
@@ -10616,7 +5707,6 @@
         </w:rPr>
         <w:t>(</w:t>
       </w:r>
-      <w:proofErr w:type="spellStart"/>
       <w:r>
         <w:rPr>
           <w:b/>
@@ -10625,7 +5715,6 @@
         </w:rPr>
         <w:t>Yes</w:t>
       </w:r>
-      <w:proofErr w:type="spellEnd"/>
       <w:r>
         <w:rPr>
           <w:bCs/>
@@ -10795,7 +5884,6 @@
         </w:rPr>
         <w:t>(</w:t>
       </w:r>
-      <w:proofErr w:type="spellStart"/>
       <w:r>
         <w:rPr>
           <w:b/>
@@ -10804,7 +5892,6 @@
         </w:rPr>
         <w:t>Paragraph</w:t>
       </w:r>
-      <w:proofErr w:type="spellEnd"/>
       <w:r>
         <w:rPr>
           <w:bCs/>
@@ -10877,7 +5964,6 @@
       <w:r>
         <w:t xml:space="preserve">) poistettavaa liitettä edeltävän sivun lopussa. Poista kyseinen osanvaihtokoodi napsauttamalla koodin kanssa samalle riville ja painamalla </w:t>
       </w:r>
-      <w:proofErr w:type="spellStart"/>
       <w:r>
         <w:rPr>
           <w:b/>
@@ -10886,17 +5972,8 @@
         </w:rPr>
         <w:t>Delete</w:t>
       </w:r>
-      <w:proofErr w:type="spellEnd"/>
-      <w:r>
-        <w:t>-painiketta näppäimistöltä (</w:t>
-      </w:r>
-      <w:proofErr w:type="spellStart"/>
-      <w:r>
-        <w:t>Delete</w:t>
-      </w:r>
-      <w:proofErr w:type="spellEnd"/>
-      <w:r>
-        <w:t xml:space="preserve"> poistaa kohdistimen oikealta puolelta).</w:t>
+      <w:r>
+        <w:t>-painiketta näppäimistöltä (Delete poistaa kohdistimen oikealta puolelta).</w:t>
       </w:r>
     </w:p>
     <w:p>
@@ -11443,7 +6520,6 @@
         </w:rPr>
         <w:t>(</w:t>
       </w:r>
-      <w:proofErr w:type="spellStart"/>
       <w:r>
         <w:rPr>
           <w:b/>
@@ -11452,7 +6528,6 @@
         </w:rPr>
         <w:t>References</w:t>
       </w:r>
-      <w:proofErr w:type="spellEnd"/>
       <w:r>
         <w:rPr>
           <w:bCs/>
@@ -11478,69 +6553,47 @@
         </w:rPr>
         <w:t>(</w:t>
       </w:r>
-      <w:proofErr w:type="spellStart"/>
       <w:r>
         <w:rPr>
           <w:b/>
           <w:bCs/>
           <w:iCs/>
         </w:rPr>
-        <w:t>Insert</w:t>
-      </w:r>
-      <w:proofErr w:type="spellEnd"/>
+        <w:t>Insert Caption</w:t>
+      </w:r>
+      <w:r>
+        <w:rPr>
+          <w:bCs/>
+          <w:iCs/>
+        </w:rPr>
+        <w:t>)</w:t>
+      </w:r>
+      <w:r>
+        <w:t xml:space="preserve"> ja valitse </w:t>
+      </w:r>
       <w:r>
         <w:rPr>
           <w:b/>
           <w:bCs/>
           <w:iCs/>
         </w:rPr>
-        <w:t xml:space="preserve"> </w:t>
-      </w:r>
-      <w:proofErr w:type="spellStart"/>
+        <w:t xml:space="preserve">Otsikko </w:t>
+      </w:r>
+      <w:r>
+        <w:rPr>
+          <w:bCs/>
+          <w:iCs/>
+        </w:rPr>
+        <w:t>(</w:t>
+      </w:r>
       <w:r>
         <w:rPr>
           <w:b/>
           <w:bCs/>
           <w:iCs/>
         </w:rPr>
-        <w:t>Caption</w:t>
-      </w:r>
-      <w:proofErr w:type="spellEnd"/>
-      <w:r>
-        <w:rPr>
-          <w:bCs/>
-          <w:iCs/>
-        </w:rPr>
-        <w:t>)</w:t>
-      </w:r>
-      <w:r>
-        <w:t xml:space="preserve"> ja valitse </w:t>
-      </w:r>
-      <w:r>
-        <w:rPr>
-          <w:b/>
-          <w:bCs/>
-          <w:iCs/>
-        </w:rPr>
-        <w:t xml:space="preserve">Otsikko </w:t>
-      </w:r>
-      <w:r>
-        <w:rPr>
-          <w:bCs/>
-          <w:iCs/>
-        </w:rPr>
-        <w:t>(</w:t>
-      </w:r>
-      <w:proofErr w:type="spellStart"/>
-      <w:r>
-        <w:rPr>
-          <w:b/>
-          <w:bCs/>
-          <w:iCs/>
-        </w:rPr>
         <w:t>Label</w:t>
       </w:r>
-      <w:proofErr w:type="spellEnd"/>
       <w:r>
         <w:rPr>
           <w:bCs/>
@@ -11639,19 +6692,11 @@
     </w:p>
     <w:bookmarkEnd w:id="56"/>
     <w:p>
-      <w:proofErr w:type="spellStart"/>
       <w:r>
         <w:rPr>
           <w:b/>
         </w:rPr>
-        <w:t>Huom</w:t>
-      </w:r>
-      <w:proofErr w:type="spellEnd"/>
-      <w:r>
-        <w:rPr>
-          <w:b/>
-        </w:rPr>
-        <w:t>!</w:t>
+        <w:t>Huom!</w:t>
       </w:r>
       <w:r>
         <w:t xml:space="preserve"> Kuvan 3 mukaisesta </w:t>
@@ -11695,7 +6740,6 @@
         </w:rPr>
         <w:t>(</w:t>
       </w:r>
-      <w:proofErr w:type="spellStart"/>
       <w:r>
         <w:rPr>
           <w:b/>
@@ -11704,7 +6748,6 @@
         </w:rPr>
         <w:t>References</w:t>
       </w:r>
-      <w:proofErr w:type="spellEnd"/>
       <w:r>
         <w:rPr>
           <w:bCs/>
@@ -11730,61 +6773,33 @@
         </w:rPr>
         <w:t>(</w:t>
       </w:r>
-      <w:proofErr w:type="spellStart"/>
       <w:r>
         <w:rPr>
           <w:b/>
           <w:bCs/>
           <w:iCs/>
         </w:rPr>
-        <w:t>Insert</w:t>
-      </w:r>
-      <w:proofErr w:type="spellEnd"/>
+        <w:t>Insert Caption</w:t>
+      </w:r>
+      <w:r>
+        <w:rPr>
+          <w:bCs/>
+          <w:iCs/>
+        </w:rPr>
+        <w:t>)</w:t>
+      </w:r>
+      <w:r>
+        <w:t xml:space="preserve">. Ohjelma ehdottaa automaattisesti Kuva-otsikon lisäämistä, mutta valitse ikkunasta toiminto </w:t>
+      </w:r>
       <w:r>
         <w:rPr>
           <w:b/>
           <w:bCs/>
-          <w:iCs/>
-        </w:rPr>
-        <w:t xml:space="preserve"> </w:t>
-      </w:r>
-      <w:proofErr w:type="spellStart"/>
-      <w:r>
-        <w:rPr>
-          <w:b/>
-          <w:bCs/>
-          <w:iCs/>
-        </w:rPr>
-        <w:t>Caption</w:t>
-      </w:r>
-      <w:proofErr w:type="spellEnd"/>
-      <w:r>
-        <w:rPr>
-          <w:bCs/>
-          <w:iCs/>
-        </w:rPr>
-        <w:t>)</w:t>
-      </w:r>
-      <w:r>
-        <w:t xml:space="preserve">. Ohjelma ehdottaa automaattisesti Kuva-otsikon lisäämistä, mutta valitse ikkunasta toiminto </w:t>
-      </w:r>
-      <w:r>
-        <w:rPr>
-          <w:b/>
-          <w:bCs/>
         </w:rPr>
         <w:t>Uusi otsikkolaji</w:t>
       </w:r>
       <w:r>
-        <w:t xml:space="preserve"> (Kuva 4). Kirjoita avautuvaan ikkunaan uuden otsikkolajin tyyppi (esimerkiksi Kuvio) ja hyväksy </w:t>
-      </w:r>
-      <w:proofErr w:type="spellStart"/>
-      <w:r>
-        <w:t>OK:lla</w:t>
-      </w:r>
-      <w:proofErr w:type="spellEnd"/>
-      <w:r>
-        <w:t>. Nyt ohjelma ehdottaa kyseisen otsikkolajin otsikon lisäämistä ja otsikkolaji löytyy jatkossa suoraan käyttämäsi Word-ohjelman Otsikko-valikosta.</w:t>
+        <w:t xml:space="preserve"> (Kuva 4). Kirjoita avautuvaan ikkunaan uuden otsikkolajin tyyppi (esimerkiksi Kuvio) ja hyväksy OK:lla. Nyt ohjelma ehdottaa kyseisen otsikkolajin otsikon lisäämistä ja otsikkolaji löytyy jatkossa suoraan käyttämäsi Word-ohjelman Otsikko-valikosta.</w:t>
       </w:r>
     </w:p>
     <w:p>
@@ -11988,7 +7003,6 @@
         </w:rPr>
         <w:t>(</w:t>
       </w:r>
-      <w:proofErr w:type="spellStart"/>
       <w:r>
         <w:rPr>
           <w:b/>
@@ -11997,7 +7011,6 @@
         </w:rPr>
         <w:t>References</w:t>
       </w:r>
-      <w:proofErr w:type="spellEnd"/>
       <w:r>
         <w:rPr>
           <w:bCs/>
@@ -12023,34 +7036,47 @@
         </w:rPr>
         <w:t>(</w:t>
       </w:r>
-      <w:proofErr w:type="spellStart"/>
       <w:r>
         <w:rPr>
           <w:b/>
           <w:bCs/>
           <w:iCs/>
         </w:rPr>
-        <w:t>Insert</w:t>
-      </w:r>
-      <w:proofErr w:type="spellEnd"/>
+        <w:t>Insert Caption</w:t>
+      </w:r>
+      <w:r>
+        <w:rPr>
+          <w:bCs/>
+          <w:iCs/>
+        </w:rPr>
+        <w:t>)</w:t>
+      </w:r>
+      <w:r>
+        <w:t xml:space="preserve"> ja valitse </w:t>
+      </w:r>
       <w:r>
         <w:rPr>
           <w:b/>
           <w:bCs/>
           <w:iCs/>
         </w:rPr>
-        <w:t xml:space="preserve"> </w:t>
-      </w:r>
-      <w:proofErr w:type="spellStart"/>
+        <w:t>Otsikko</w:t>
+      </w:r>
+      <w:r>
+        <w:rPr>
+          <w:bCs/>
+          <w:iCs/>
+        </w:rPr>
+        <w:t xml:space="preserve"> (</w:t>
+      </w:r>
       <w:r>
         <w:rPr>
           <w:b/>
           <w:bCs/>
           <w:iCs/>
         </w:rPr>
-        <w:t>Caption</w:t>
-      </w:r>
-      <w:proofErr w:type="spellEnd"/>
+        <w:t>Label</w:t>
+      </w:r>
       <w:r>
         <w:rPr>
           <w:bCs/>
@@ -12059,7 +7085,7 @@
         <w:t>)</w:t>
       </w:r>
       <w:r>
-        <w:t xml:space="preserve"> ja valitse </w:t>
+        <w:t xml:space="preserve"> -valikosta </w:t>
       </w:r>
       <w:r>
         <w:rPr>
@@ -12067,41 +7093,6 @@
           <w:bCs/>
           <w:iCs/>
         </w:rPr>
-        <w:t>Otsikko</w:t>
-      </w:r>
-      <w:r>
-        <w:rPr>
-          <w:bCs/>
-          <w:iCs/>
-        </w:rPr>
-        <w:t xml:space="preserve"> (</w:t>
-      </w:r>
-      <w:proofErr w:type="spellStart"/>
-      <w:r>
-        <w:rPr>
-          <w:b/>
-          <w:bCs/>
-          <w:iCs/>
-        </w:rPr>
-        <w:t>Label</w:t>
-      </w:r>
-      <w:proofErr w:type="spellEnd"/>
-      <w:r>
-        <w:rPr>
-          <w:bCs/>
-          <w:iCs/>
-        </w:rPr>
-        <w:t>)</w:t>
-      </w:r>
-      <w:r>
-        <w:t xml:space="preserve"> -valikosta </w:t>
-      </w:r>
-      <w:r>
-        <w:rPr>
-          <w:b/>
-          <w:bCs/>
-          <w:iCs/>
-        </w:rPr>
         <w:t>Taulukko</w:t>
       </w:r>
       <w:r>
@@ -12109,13 +7100,8 @@
       </w:r>
     </w:p>
     <w:p>
-      <w:proofErr w:type="spellStart"/>
-      <w:r>
-        <w:t>Wordissä</w:t>
-      </w:r>
-      <w:proofErr w:type="spellEnd"/>
-      <w:r>
-        <w:t xml:space="preserve"> voi valita erilaisia taulukkotyylejä. Taulukkotyökalu ilmestyy näkyviin ohjelman yläpalkkiin, kun siirrät kohdistimen johonkin taulukon soluun. Taulukkotyylejä kannattaa kuitenkin käyttää harkiten, jotta lopputulos on saavutettava.</w:t>
+      <w:r>
+        <w:t>Wordissä voi valita erilaisia taulukkotyylejä. Taulukkotyökalu ilmestyy näkyviin ohjelman yläpalkkiin, kun siirrät kohdistimen johonkin taulukon soluun. Taulukkotyylejä kannattaa kuitenkin käyttää harkiten, jotta lopputulos on saavutettava.</w:t>
       </w:r>
     </w:p>
     <w:p>
@@ -12483,14 +7469,12 @@
       <w:r>
         <w:t>(</w:t>
       </w:r>
-      <w:proofErr w:type="spellStart"/>
       <w:r>
         <w:rPr>
           <w:lang w:val="en-US"/>
         </w:rPr>
         <w:t>jatkuu</w:t>
       </w:r>
-      <w:proofErr w:type="spellEnd"/>
       <w:r>
         <w:t>)</w:t>
       </w:r>
@@ -12786,14 +7770,12 @@
                 <w:lang w:val="en-US"/>
               </w:rPr>
             </w:pPr>
-            <w:proofErr w:type="spellStart"/>
             <w:r>
               <w:rPr>
                 <w:lang w:val="en-US"/>
               </w:rPr>
               <w:t>Yhteensä</w:t>
             </w:r>
-            <w:proofErr w:type="spellEnd"/>
           </w:p>
         </w:tc>
         <w:tc>
@@ -12871,15 +7853,7 @@
     </w:p>
     <w:p>
       <w:r>
-        <w:t xml:space="preserve">Opinnäytetyö tehdään </w:t>
-      </w:r>
-      <w:proofErr w:type="spellStart"/>
-      <w:r>
-        <w:t>Wordillä</w:t>
-      </w:r>
-      <w:proofErr w:type="spellEnd"/>
-      <w:r>
-        <w:t xml:space="preserve">, mutta se julkaistaan Theseuksessa </w:t>
+        <w:t xml:space="preserve">Opinnäytetyö tehdään Wordillä, mutta se julkaistaan Theseuksessa </w:t>
       </w:r>
       <w:r>
         <w:t>saavutettavassa ja arkistokelpoisessa PDF/A-muodossa. Ennen saavutettavan ja arkistoitavan PDF/A-tiedoston luontia täytyy tarkistaa/täydentää myös dokumentin ns. metatiedot, koska tiedoston PDF/A-muoto käyttää myös näitä tietoja osana dokumenttia</w:t>
@@ -12970,7 +7944,6 @@
       <w:r>
         <w:t xml:space="preserve"> (</w:t>
       </w:r>
-      <w:proofErr w:type="spellStart"/>
       <w:r>
         <w:rPr>
           <w:b/>
@@ -12978,7 +7951,6 @@
         </w:rPr>
         <w:t>Keywords</w:t>
       </w:r>
-      <w:proofErr w:type="spellEnd"/>
       <w:r>
         <w:t xml:space="preserve">) halutessasi. Tarkista myös muiden </w:t>
       </w:r>
@@ -13195,7 +8167,6 @@
         </w:rPr>
         <w:t>(</w:t>
       </w:r>
-      <w:proofErr w:type="spellStart"/>
       <w:r>
         <w:rPr>
           <w:b/>
@@ -13204,7 +8175,6 @@
         </w:rPr>
         <w:t>Export</w:t>
       </w:r>
-      <w:proofErr w:type="spellEnd"/>
       <w:r>
         <w:rPr>
           <w:bCs/>
@@ -13215,19 +8185,11 @@
       <w:r>
         <w:t xml:space="preserve">. </w:t>
       </w:r>
-      <w:proofErr w:type="spellStart"/>
       <w:r>
         <w:rPr>
           <w:lang w:val="en-GB"/>
         </w:rPr>
-        <w:t>Valitse</w:t>
-      </w:r>
-      <w:proofErr w:type="spellEnd"/>
-      <w:r>
-        <w:rPr>
-          <w:lang w:val="en-GB"/>
-        </w:rPr>
-        <w:t xml:space="preserve"> </w:t>
+        <w:t xml:space="preserve">Valitse </w:t>
       </w:r>
       <w:r>
         <w:rPr>
@@ -13235,18 +8197,8 @@
           <w:bCs/>
           <w:lang w:val="en-GB"/>
         </w:rPr>
-        <w:t>Luo PDF- tai XPS-</w:t>
-      </w:r>
-      <w:proofErr w:type="spellStart"/>
-      <w:r>
-        <w:rPr>
-          <w:b/>
-          <w:bCs/>
-          <w:lang w:val="en-GB"/>
-        </w:rPr>
-        <w:t>tiedosto</w:t>
-      </w:r>
-      <w:proofErr w:type="spellEnd"/>
+        <w:t>Luo PDF- tai XPS-tiedosto</w:t>
+      </w:r>
       <w:r>
         <w:rPr>
           <w:bCs/>
@@ -13476,7 +8428,6 @@
         </w:rPr>
         <w:t>(</w:t>
       </w:r>
-      <w:proofErr w:type="spellStart"/>
       <w:r>
         <w:rPr>
           <w:b/>
@@ -13484,7 +8435,6 @@
         </w:rPr>
         <w:t>Options</w:t>
       </w:r>
-      <w:proofErr w:type="spellEnd"/>
       <w:r>
         <w:rPr>
           <w:bCs/>
@@ -13518,7 +8468,6 @@
       <w:r>
         <w:t xml:space="preserve"> (</w:t>
       </w:r>
-      <w:proofErr w:type="spellStart"/>
       <w:r>
         <w:rPr>
           <w:b/>
@@ -13526,35 +8475,16 @@
         </w:rPr>
         <w:t>Document</w:t>
       </w:r>
-      <w:proofErr w:type="spellEnd"/>
       <w:r>
         <w:t>) kohdasta julkaistava kohde (</w:t>
       </w:r>
-      <w:proofErr w:type="spellStart"/>
       <w:r>
         <w:rPr>
           <w:b/>
           <w:bCs/>
         </w:rPr>
-        <w:t>Publish</w:t>
-      </w:r>
-      <w:proofErr w:type="spellEnd"/>
-      <w:r>
-        <w:rPr>
-          <w:b/>
-          <w:bCs/>
-        </w:rPr>
-        <w:t xml:space="preserve"> </w:t>
-      </w:r>
-      <w:proofErr w:type="spellStart"/>
-      <w:r>
-        <w:rPr>
-          <w:b/>
-          <w:bCs/>
-        </w:rPr>
-        <w:t>what</w:t>
-      </w:r>
-      <w:proofErr w:type="spellEnd"/>
+        <w:t>Publish what</w:t>
+      </w:r>
       <w:r>
         <w:t xml:space="preserve">). </w:t>
       </w:r>
@@ -13582,187 +8512,53 @@
       <w:r>
         <w:t>(</w:t>
       </w:r>
-      <w:proofErr w:type="spellStart"/>
       <w:r>
         <w:rPr>
           <w:b/>
           <w:bCs/>
         </w:rPr>
-        <w:t>Create</w:t>
-      </w:r>
-      <w:proofErr w:type="spellEnd"/>
+        <w:t>Create Bookmarks using Headings</w:t>
+      </w:r>
+      <w:r>
+        <w:t xml:space="preserve">) ja </w:t>
+      </w:r>
       <w:r>
         <w:rPr>
           <w:b/>
           <w:bCs/>
         </w:rPr>
-        <w:t xml:space="preserve"> </w:t>
-      </w:r>
-      <w:proofErr w:type="spellStart"/>
+        <w:t xml:space="preserve">Asiakirjan rakenteen tunnisteet helppokäyttötoimintoa varten </w:t>
+      </w:r>
+      <w:r>
+        <w:t>(</w:t>
+      </w:r>
       <w:r>
         <w:rPr>
           <w:b/>
           <w:bCs/>
         </w:rPr>
-        <w:t>Bookmarks</w:t>
-      </w:r>
-      <w:proofErr w:type="spellEnd"/>
+        <w:t>Document Structure Tags for Accessiblity</w:t>
+      </w:r>
+      <w:r>
+        <w:t xml:space="preserve">) kohdasta </w:t>
+      </w:r>
       <w:r>
         <w:rPr>
           <w:b/>
           <w:bCs/>
         </w:rPr>
-        <w:t xml:space="preserve"> </w:t>
-      </w:r>
-      <w:proofErr w:type="spellStart"/>
+        <w:t xml:space="preserve">Sisällytä tulostumattomat tiedot </w:t>
+      </w:r>
+      <w:r>
+        <w:t>(</w:t>
+      </w:r>
       <w:r>
         <w:rPr>
           <w:b/>
           <w:bCs/>
         </w:rPr>
-        <w:t>using</w:t>
-      </w:r>
-      <w:proofErr w:type="spellEnd"/>
-      <w:r>
-        <w:rPr>
-          <w:b/>
-          <w:bCs/>
-        </w:rPr>
-        <w:t xml:space="preserve"> </w:t>
-      </w:r>
-      <w:proofErr w:type="spellStart"/>
-      <w:r>
-        <w:rPr>
-          <w:b/>
-          <w:bCs/>
-        </w:rPr>
-        <w:t>Headings</w:t>
-      </w:r>
-      <w:proofErr w:type="spellEnd"/>
-      <w:r>
-        <w:t xml:space="preserve">) ja </w:t>
-      </w:r>
-      <w:r>
-        <w:rPr>
-          <w:b/>
-          <w:bCs/>
-        </w:rPr>
-        <w:t xml:space="preserve">Asiakirjan rakenteen tunnisteet helppokäyttötoimintoa varten </w:t>
-      </w:r>
-      <w:r>
-        <w:t>(</w:t>
-      </w:r>
-      <w:proofErr w:type="spellStart"/>
-      <w:r>
-        <w:rPr>
-          <w:b/>
-          <w:bCs/>
-        </w:rPr>
-        <w:t>Document</w:t>
-      </w:r>
-      <w:proofErr w:type="spellEnd"/>
-      <w:r>
-        <w:rPr>
-          <w:b/>
-          <w:bCs/>
-        </w:rPr>
-        <w:t xml:space="preserve"> </w:t>
-      </w:r>
-      <w:proofErr w:type="spellStart"/>
-      <w:r>
-        <w:rPr>
-          <w:b/>
-          <w:bCs/>
-        </w:rPr>
-        <w:t>Structure</w:t>
-      </w:r>
-      <w:proofErr w:type="spellEnd"/>
-      <w:r>
-        <w:rPr>
-          <w:b/>
-          <w:bCs/>
-        </w:rPr>
-        <w:t xml:space="preserve"> </w:t>
-      </w:r>
-      <w:proofErr w:type="spellStart"/>
-      <w:r>
-        <w:rPr>
-          <w:b/>
-          <w:bCs/>
-        </w:rPr>
-        <w:t>Tags</w:t>
-      </w:r>
-      <w:proofErr w:type="spellEnd"/>
-      <w:r>
-        <w:rPr>
-          <w:b/>
-          <w:bCs/>
-        </w:rPr>
-        <w:t xml:space="preserve"> for </w:t>
-      </w:r>
-      <w:proofErr w:type="spellStart"/>
-      <w:r>
-        <w:rPr>
-          <w:b/>
-          <w:bCs/>
-        </w:rPr>
-        <w:t>Accessiblity</w:t>
-      </w:r>
-      <w:proofErr w:type="spellEnd"/>
-      <w:r>
-        <w:t xml:space="preserve">) kohdasta </w:t>
-      </w:r>
-      <w:r>
-        <w:rPr>
-          <w:b/>
-          <w:bCs/>
-        </w:rPr>
-        <w:t xml:space="preserve">Sisällytä tulostumattomat tiedot </w:t>
-      </w:r>
-      <w:r>
-        <w:t>(</w:t>
-      </w:r>
-      <w:proofErr w:type="spellStart"/>
-      <w:r>
-        <w:rPr>
-          <w:b/>
-          <w:bCs/>
-        </w:rPr>
-        <w:t>Include</w:t>
-      </w:r>
-      <w:proofErr w:type="spellEnd"/>
-      <w:r>
-        <w:rPr>
-          <w:b/>
-          <w:bCs/>
-        </w:rPr>
-        <w:t xml:space="preserve"> non-</w:t>
-      </w:r>
-      <w:proofErr w:type="spellStart"/>
-      <w:r>
-        <w:rPr>
-          <w:b/>
-          <w:bCs/>
-        </w:rPr>
-        <w:t>printing</w:t>
-      </w:r>
-      <w:proofErr w:type="spellEnd"/>
-      <w:r>
-        <w:rPr>
-          <w:b/>
-          <w:bCs/>
-        </w:rPr>
-        <w:t xml:space="preserve"> </w:t>
-      </w:r>
-      <w:proofErr w:type="spellStart"/>
-      <w:r>
-        <w:rPr>
-          <w:b/>
-          <w:bCs/>
-        </w:rPr>
-        <w:t>information</w:t>
-      </w:r>
-      <w:proofErr w:type="spellEnd"/>
+        <w:t>Include non-printing information</w:t>
+      </w:r>
       <w:r>
         <w:t>). Näin dokumentin rakenne merkitään kappaletyylien perusteella oikein PDF/A-tiedostoon.</w:t>
       </w:r>
@@ -13802,17 +8598,8 @@
           <w:b/>
           <w:bCs/>
         </w:rPr>
-        <w:t xml:space="preserve">PDF </w:t>
-      </w:r>
-      <w:proofErr w:type="spellStart"/>
-      <w:r>
-        <w:rPr>
-          <w:b/>
-          <w:bCs/>
-        </w:rPr>
-        <w:t>Options</w:t>
-      </w:r>
-      <w:proofErr w:type="spellEnd"/>
+        <w:t>PDF Options</w:t>
+      </w:r>
       <w:r>
         <w:t>)</w:t>
       </w:r>
@@ -13927,61 +8714,31 @@
         <w:pStyle w:val="Otsikko1"/>
       </w:pPr>
       <w:bookmarkStart w:id="69" w:name="_Toc216104711"/>
-      <w:proofErr w:type="spellStart"/>
       <w:r>
         <w:lastRenderedPageBreak/>
         <w:t>Abstract</w:t>
       </w:r>
       <w:bookmarkEnd w:id="69"/>
-      <w:proofErr w:type="spellEnd"/>
     </w:p>
     <w:p>
       <w:r>
         <w:rPr>
           <w:lang w:val="en-GB"/>
         </w:rPr>
-        <w:t xml:space="preserve">The objective of this thesis was to design and implement an application called </w:t>
-      </w:r>
-      <w:proofErr w:type="spellStart"/>
+        <w:t>The objective of this thesis was to design and implement an application called ORAOwl, which consolidates scattered orienteering results into a single system. The application aims to facilitate the monitoring of athletes’ progress and the selection of relay teams while providing tools for data analysis and visualization. The topic is relevant, as the fragmentation of competition results across multiple websites makes it difficult to utilize data effectively in coaching and club activities.</w:t>
+      </w:r>
       <w:r>
         <w:rPr>
           <w:lang w:val="en-GB"/>
         </w:rPr>
-        <w:t>ORAOwl</w:t>
-      </w:r>
-      <w:proofErr w:type="spellEnd"/>
+        <w:br/>
+      </w:r>
       <w:r>
         <w:rPr>
           <w:lang w:val="en-GB"/>
         </w:rPr>
-        <w:t>, which consolidates scattered orienteering results into a single system. The application aims to facilitate the monitoring of athletes’ progress and the selection of relay teams while providing tools for data analysis and visualization. The topic is relevant, as the fragmentation of competition results across multiple websites makes it difficult to utilize data effectively in coaching and club activities.</w:t>
-      </w:r>
-      <w:r>
-        <w:rPr>
-          <w:lang w:val="en-GB"/>
-        </w:rPr>
         <w:br/>
-      </w:r>
-      <w:r>
-        <w:rPr>
-          <w:lang w:val="en-GB"/>
-        </w:rPr>
-        <w:br/>
-        <w:t xml:space="preserve">The application was implemented using the Python programming language and the Django framework, with PostgreSQL as the database. Bootstrap and </w:t>
-      </w:r>
-      <w:proofErr w:type="spellStart"/>
-      <w:r>
-        <w:rPr>
-          <w:lang w:val="en-GB"/>
-        </w:rPr>
-        <w:t>AdminLTE</w:t>
-      </w:r>
-      <w:proofErr w:type="spellEnd"/>
-      <w:r>
-        <w:rPr>
-          <w:lang w:val="en-GB"/>
-        </w:rPr>
-        <w:t xml:space="preserve"> were used for the user interface, and the IOFXML standard was applied for processing the results data. Key functionalities include uploading XML files, storing and searching results, and visualizing performance data, such as pace development (min/km) over time. Data protection was ensured through anonymization features in accordance with GDPR requirements.</w:t>
+        <w:t>The application was implemented using the Python programming language and the Django framework, with PostgreSQL as the database. Bootstrap and AdminLTE were used for the user interface, and the IOFXML standard was applied for processing the results data. Key functionalities include uploading XML files, storing and searching results, and visualizing performance data, such as pace development (min/km) over time. Data protection was ensured through anonymization features in accordance with GDPR requirements.</w:t>
       </w:r>
       <w:r>
         <w:rPr>
@@ -14008,53 +8765,8 @@
         </w:rPr>
         <w:br/>
       </w:r>
-      <w:proofErr w:type="spellStart"/>
-      <w:r>
-        <w:t>Keywords</w:t>
-      </w:r>
-      <w:proofErr w:type="spellEnd"/>
-      <w:r>
-        <w:t xml:space="preserve">: </w:t>
-      </w:r>
-      <w:proofErr w:type="spellStart"/>
-      <w:r>
-        <w:t>orienteering</w:t>
-      </w:r>
-      <w:proofErr w:type="spellEnd"/>
-      <w:r>
-        <w:t xml:space="preserve">, </w:t>
-      </w:r>
-      <w:proofErr w:type="spellStart"/>
-      <w:r>
-        <w:t>result</w:t>
-      </w:r>
-      <w:proofErr w:type="spellEnd"/>
-      <w:r>
-        <w:t xml:space="preserve"> </w:t>
-      </w:r>
-      <w:proofErr w:type="spellStart"/>
-      <w:r>
-        <w:t>analytics</w:t>
-      </w:r>
-      <w:proofErr w:type="spellEnd"/>
-      <w:r>
-        <w:t xml:space="preserve">, </w:t>
-      </w:r>
-      <w:proofErr w:type="spellStart"/>
-      <w:r>
-        <w:t>information</w:t>
-      </w:r>
-      <w:proofErr w:type="spellEnd"/>
-      <w:r>
-        <w:t xml:space="preserve"> </w:t>
-      </w:r>
-      <w:proofErr w:type="spellStart"/>
-      <w:r>
-        <w:t>systems</w:t>
-      </w:r>
-      <w:proofErr w:type="spellEnd"/>
-      <w:r>
-        <w:t>, Django, IOFXML, GDPR</w:t>
+      <w:r>
+        <w:t>Keywords: orienteering, result analytics, information systems, Django, IOFXML, GDPR</w:t>
       </w:r>
     </w:p>
     <w:sectPr>
@@ -17724,6 +12436,7 @@
   <w:style w:type="character" w:default="1" w:styleId="Kappaleenoletusfontti">
     <w:name w:val="Default Paragraph Font"/>
     <w:uiPriority w:val="1"/>
+    <w:semiHidden/>
     <w:unhideWhenUsed/>
   </w:style>
   <w:style w:type="table" w:default="1" w:styleId="Normaalitaulukko">
@@ -19799,6 +14512,7 @@
   </w:compat>
   <w:rsids>
     <w:rsidRoot w:val="00D12800"/>
+    <w:rsid w:val="000D7D9C"/>
     <w:rsid w:val="000E02CA"/>
     <w:rsid w:val="001C4DD7"/>
     <w:rsid w:val="001E362A"/>
@@ -20617,6 +15331,10 @@
 </file>
 
 <file path=customXml/item1.xml><?xml version="1.0" encoding="utf-8"?>
+<b:Sources xmlns:b="http://schemas.openxmlformats.org/officeDocument/2006/bibliography" xmlns="http://schemas.openxmlformats.org/officeDocument/2006/bibliography" SelectedStyle="\GB.XSL" StyleName="GB7714"/>
+</file>
+
+<file path=customXml/item2.xml><?xml version="1.0" encoding="utf-8"?>
 <p:properties xmlns:p="http://schemas.microsoft.com/office/2006/metadata/properties" xmlns:xsi="http://www.w3.org/2001/XMLSchema-instance" xmlns:pc="http://schemas.microsoft.com/office/infopath/2007/PartnerControls">
   <documentManagement>
     <IntraUpdateFI xmlns="29d38182-2ba3-434b-9466-3aece3d3aa2e">2025-08-30T21:00:00+00:00</IntraUpdateFI>
@@ -20748,20 +15466,7 @@
 </p:properties>
 </file>
 
-<file path=customXml/item2.xml><?xml version="1.0" encoding="utf-8"?>
-<b:Sources xmlns:b="http://schemas.openxmlformats.org/officeDocument/2006/bibliography" xmlns="http://schemas.openxmlformats.org/officeDocument/2006/bibliography" SelectedStyle="\GB.XSL" StyleName="GB7714"/>
-</file>
-
 <file path=customXml/item3.xml><?xml version="1.0" encoding="utf-8"?>
-<?mso-contentType ?>
-<FormTemplates xmlns="http://schemas.microsoft.com/sharepoint/v3/contenttype/forms">
-  <Display>DocumentLibraryForm</Display>
-  <Edit>DocumentLibraryForm</Edit>
-  <New>DocumentLibraryForm</New>
-</FormTemplates>
-</file>
-
-<file path=customXml/item4.xml><?xml version="1.0" encoding="utf-8"?>
 <ct:contentTypeSchema xmlns:ct="http://schemas.microsoft.com/office/2006/metadata/contentType" xmlns:ma="http://schemas.microsoft.com/office/2006/metadata/properties/metaAttributes" ct:_="" ma:_="" ma:contentTypeName="Document" ma:contentTypeID="0x0101002475E0E10D54B84F937F817497528C71" ma:contentTypeVersion="31" ma:contentTypeDescription="Create a new document." ma:contentTypeScope="" ma:versionID="13da27f6c67572251a4248440d3ad1f6">
   <xsd:schema xmlns:xsd="http://www.w3.org/2001/XMLSchema" xmlns:xs="http://www.w3.org/2001/XMLSchema" xmlns:p="http://schemas.microsoft.com/office/2006/metadata/properties" xmlns:ns2="29d38182-2ba3-434b-9466-3aece3d3aa2e" xmlns:ns3="c2da8608-6b58-45ec-82e0-5098f9986dbf" xmlns:ns4="77b8d55e-a628-4725-ad2a-a2aab75e1dba" targetNamespace="http://schemas.microsoft.com/office/2006/metadata/properties" ma:root="true" ma:fieldsID="4e9409845ca9d9160f86c08f661ea0ad" ns2:_="" ns3:_="" ns4:_="">
     <xsd:import namespace="29d38182-2ba3-434b-9466-3aece3d3aa2e"/>
@@ -21088,7 +15793,24 @@
 </ct:contentTypeSchema>
 </file>
 
+<file path=customXml/item4.xml><?xml version="1.0" encoding="utf-8"?>
+<?mso-contentType ?>
+<FormTemplates xmlns="http://schemas.microsoft.com/sharepoint/v3/contenttype/forms">
+  <Display>DocumentLibraryForm</Display>
+  <Edit>DocumentLibraryForm</Edit>
+  <New>DocumentLibraryForm</New>
+</FormTemplates>
+</file>
+
 <file path=customXml/itemProps1.xml><?xml version="1.0" encoding="utf-8"?>
+<ds:datastoreItem xmlns:ds="http://schemas.openxmlformats.org/officeDocument/2006/customXml" ds:itemID="{AC98FC60-AA00-4516-A716-017F371296A7}">
+  <ds:schemaRefs>
+    <ds:schemaRef ds:uri="http://schemas.openxmlformats.org/officeDocument/2006/bibliography"/>
+  </ds:schemaRefs>
+</ds:datastoreItem>
+</file>
+
+<file path=customXml/itemProps2.xml><?xml version="1.0" encoding="utf-8"?>
 <ds:datastoreItem xmlns:ds="http://schemas.openxmlformats.org/officeDocument/2006/customXml" ds:itemID="{11AEAA72-A71C-4F59-B1F2-69D6C0A615FB}">
   <ds:schemaRefs>
     <ds:schemaRef ds:uri="http://schemas.microsoft.com/office/2006/metadata/properties"/>
@@ -21099,23 +15821,7 @@
 </ds:datastoreItem>
 </file>
 
-<file path=customXml/itemProps2.xml><?xml version="1.0" encoding="utf-8"?>
-<ds:datastoreItem xmlns:ds="http://schemas.openxmlformats.org/officeDocument/2006/customXml" ds:itemID="{AC98FC60-AA00-4516-A716-017F371296A7}">
-  <ds:schemaRefs>
-    <ds:schemaRef ds:uri="http://schemas.openxmlformats.org/officeDocument/2006/bibliography"/>
-  </ds:schemaRefs>
-</ds:datastoreItem>
-</file>
-
 <file path=customXml/itemProps3.xml><?xml version="1.0" encoding="utf-8"?>
-<ds:datastoreItem xmlns:ds="http://schemas.openxmlformats.org/officeDocument/2006/customXml" ds:itemID="{198EC644-F7AF-456F-BC05-BD0D54E3DC7D}">
-  <ds:schemaRefs>
-    <ds:schemaRef ds:uri="http://schemas.microsoft.com/sharepoint/v3/contenttype/forms"/>
-  </ds:schemaRefs>
-</ds:datastoreItem>
-</file>
-
-<file path=customXml/itemProps4.xml><?xml version="1.0" encoding="utf-8"?>
 <ds:datastoreItem xmlns:ds="http://schemas.openxmlformats.org/officeDocument/2006/customXml" ds:itemID="{EE4B2239-A68B-4EA6-9BD3-4C6271D1C6AF}">
   <ds:schemaRefs>
     <ds:schemaRef ds:uri="http://schemas.microsoft.com/office/2006/metadata/contentType"/>
@@ -21133,4 +15839,12 @@
     <ds:schemaRef ds:uri="http://schemas.microsoft.com/internal/obd"/>
   </ds:schemaRefs>
 </ds:datastoreItem>
+</file>
+
+<file path=customXml/itemProps4.xml><?xml version="1.0" encoding="utf-8"?>
+<ds:datastoreItem xmlns:ds="http://schemas.openxmlformats.org/officeDocument/2006/customXml" ds:itemID="{198EC644-F7AF-456F-BC05-BD0D54E3DC7D}">
+  <ds:schemaRefs>
+    <ds:schemaRef ds:uri="http://schemas.microsoft.com/sharepoint/v3/contenttype/forms"/>
+  </ds:schemaRefs>
+</ds:datastoreItem>
 </file>
--- a/ORAOwl_opinnaytetyö.docx
+++ b/ORAOwl_opinnaytetyö.docx
@@ -78,6 +78,7 @@
         </w:rPr>
       </w:pPr>
       <w:bookmarkStart w:id="0" w:name="_Hlk213165853"/>
+      <w:proofErr w:type="spellStart"/>
       <w:r>
         <w:rPr>
           <w:rFonts w:eastAsiaTheme="minorHAnsi" w:cs="Arial"/>
@@ -85,7 +86,17 @@
           <w:sz w:val="48"/>
           <w:szCs w:val="48"/>
         </w:rPr>
-        <w:t>ORAOwl – Suunnistustulosten arkistointi- ja analysointijärjestelmä</w:t>
+        <w:t>ORAOwl</w:t>
+      </w:r>
+      <w:proofErr w:type="spellEnd"/>
+      <w:r>
+        <w:rPr>
+          <w:rFonts w:eastAsiaTheme="minorHAnsi" w:cs="Arial"/>
+          <w:iCs w:val="0"/>
+          <w:sz w:val="48"/>
+          <w:szCs w:val="48"/>
+        </w:rPr>
+        <w:t xml:space="preserve"> – Suunnistustulosten arkistointi- ja analysointijärjestelmä</w:t>
       </w:r>
     </w:p>
     <w:bookmarkEnd w:id="0"/>
@@ -331,6 +342,7 @@
           <w:text w:multiLine="1"/>
         </w:sdtPr>
         <w:sdtContent>
+          <w:proofErr w:type="spellStart"/>
           <w:r>
             <w:rPr>
               <w:rStyle w:val="Otsikko1Char"/>
@@ -339,7 +351,18 @@
               <w:sz w:val="36"/>
               <w:szCs w:val="36"/>
             </w:rPr>
-            <w:t>ORAOwl – Suunnistustulosten arkistointi- ja analysointijärjestelmä</w:t>
+            <w:t>ORAOwl</w:t>
+          </w:r>
+          <w:proofErr w:type="spellEnd"/>
+          <w:r>
+            <w:rPr>
+              <w:rStyle w:val="Otsikko1Char"/>
+              <w:b w:val="0"/>
+              <w:bCs w:val="0"/>
+              <w:sz w:val="36"/>
+              <w:szCs w:val="36"/>
+            </w:rPr>
+            <w:t xml:space="preserve"> – Suunnistustulosten arkistointi- ja analysointijärjestelmä</w:t>
           </w:r>
         </w:sdtContent>
       </w:sdt>
@@ -363,13 +386,527 @@
               <w:lang w:val="en-FI"/>
             </w:rPr>
           </w:pPr>
-          <w:r>
-            <w:rPr>
-              <w:sz w:val="22"/>
-              <w:szCs w:val="22"/>
-              <w:lang w:val="en-FI"/>
-            </w:rPr>
-            <w:t>Suunnistuksen tulostiedot ovat hajallaan useilla verkkosivuilla ja eri järjestelmissä, mikä vaikeuttaa urheilijoiden kehityksen seurantaa, valmennuksen analysointia ja viestijoukkueiden valintaa. Hajautettu tulosaineisto aiheuttaa virheiden riskiä ja edellyttää paljon manuaalista työtä.</w:t>
+          <w:proofErr w:type="spellStart"/>
+          <w:r>
+            <w:rPr>
+              <w:sz w:val="22"/>
+              <w:szCs w:val="22"/>
+              <w:lang w:val="en-FI"/>
+            </w:rPr>
+            <w:t>Suunnistuksen</w:t>
+          </w:r>
+          <w:proofErr w:type="spellEnd"/>
+          <w:r>
+            <w:rPr>
+              <w:sz w:val="22"/>
+              <w:szCs w:val="22"/>
+              <w:lang w:val="en-FI"/>
+            </w:rPr>
+            <w:t xml:space="preserve"> </w:t>
+          </w:r>
+          <w:proofErr w:type="spellStart"/>
+          <w:r>
+            <w:rPr>
+              <w:sz w:val="22"/>
+              <w:szCs w:val="22"/>
+              <w:lang w:val="en-FI"/>
+            </w:rPr>
+            <w:t>tulostiedot</w:t>
+          </w:r>
+          <w:proofErr w:type="spellEnd"/>
+          <w:r>
+            <w:rPr>
+              <w:sz w:val="22"/>
+              <w:szCs w:val="22"/>
+              <w:lang w:val="en-FI"/>
+            </w:rPr>
+            <w:t xml:space="preserve"> </w:t>
+          </w:r>
+          <w:proofErr w:type="spellStart"/>
+          <w:r>
+            <w:rPr>
+              <w:sz w:val="22"/>
+              <w:szCs w:val="22"/>
+              <w:lang w:val="en-FI"/>
+            </w:rPr>
+            <w:t>ovat</w:t>
+          </w:r>
+          <w:proofErr w:type="spellEnd"/>
+          <w:r>
+            <w:rPr>
+              <w:sz w:val="22"/>
+              <w:szCs w:val="22"/>
+              <w:lang w:val="en-FI"/>
+            </w:rPr>
+            <w:t xml:space="preserve"> </w:t>
+          </w:r>
+          <w:proofErr w:type="spellStart"/>
+          <w:r>
+            <w:rPr>
+              <w:sz w:val="22"/>
+              <w:szCs w:val="22"/>
+              <w:lang w:val="en-FI"/>
+            </w:rPr>
+            <w:t>hajallaan</w:t>
+          </w:r>
+          <w:proofErr w:type="spellEnd"/>
+          <w:r>
+            <w:rPr>
+              <w:sz w:val="22"/>
+              <w:szCs w:val="22"/>
+              <w:lang w:val="en-FI"/>
+            </w:rPr>
+            <w:t xml:space="preserve"> </w:t>
+          </w:r>
+          <w:proofErr w:type="spellStart"/>
+          <w:r>
+            <w:rPr>
+              <w:sz w:val="22"/>
+              <w:szCs w:val="22"/>
+              <w:lang w:val="en-FI"/>
+            </w:rPr>
+            <w:t>useilla</w:t>
+          </w:r>
+          <w:proofErr w:type="spellEnd"/>
+          <w:r>
+            <w:rPr>
+              <w:sz w:val="22"/>
+              <w:szCs w:val="22"/>
+              <w:lang w:val="en-FI"/>
+            </w:rPr>
+            <w:t xml:space="preserve"> </w:t>
+          </w:r>
+          <w:proofErr w:type="spellStart"/>
+          <w:r>
+            <w:rPr>
+              <w:sz w:val="22"/>
+              <w:szCs w:val="22"/>
+              <w:lang w:val="en-FI"/>
+            </w:rPr>
+            <w:t>verkkosivuilla</w:t>
+          </w:r>
+          <w:proofErr w:type="spellEnd"/>
+          <w:r>
+            <w:rPr>
+              <w:sz w:val="22"/>
+              <w:szCs w:val="22"/>
+              <w:lang w:val="en-FI"/>
+            </w:rPr>
+            <w:t xml:space="preserve"> </w:t>
+          </w:r>
+          <w:proofErr w:type="spellStart"/>
+          <w:r>
+            <w:rPr>
+              <w:sz w:val="22"/>
+              <w:szCs w:val="22"/>
+              <w:lang w:val="en-FI"/>
+            </w:rPr>
+            <w:t>ja</w:t>
+          </w:r>
+          <w:proofErr w:type="spellEnd"/>
+          <w:r>
+            <w:rPr>
+              <w:sz w:val="22"/>
+              <w:szCs w:val="22"/>
+              <w:lang w:val="en-FI"/>
+            </w:rPr>
+            <w:t xml:space="preserve"> </w:t>
+          </w:r>
+          <w:proofErr w:type="spellStart"/>
+          <w:r>
+            <w:rPr>
+              <w:sz w:val="22"/>
+              <w:szCs w:val="22"/>
+              <w:lang w:val="en-FI"/>
+            </w:rPr>
+            <w:t>eri</w:t>
+          </w:r>
+          <w:proofErr w:type="spellEnd"/>
+          <w:r>
+            <w:rPr>
+              <w:sz w:val="22"/>
+              <w:szCs w:val="22"/>
+              <w:lang w:val="en-FI"/>
+            </w:rPr>
+            <w:t xml:space="preserve"> </w:t>
+          </w:r>
+          <w:proofErr w:type="spellStart"/>
+          <w:r>
+            <w:rPr>
+              <w:sz w:val="22"/>
+              <w:szCs w:val="22"/>
+              <w:lang w:val="en-FI"/>
+            </w:rPr>
+            <w:t>järjestelmissä</w:t>
+          </w:r>
+          <w:proofErr w:type="spellEnd"/>
+          <w:r>
+            <w:rPr>
+              <w:sz w:val="22"/>
+              <w:szCs w:val="22"/>
+              <w:lang w:val="en-FI"/>
+            </w:rPr>
+            <w:t xml:space="preserve">, </w:t>
+          </w:r>
+          <w:proofErr w:type="spellStart"/>
+          <w:r>
+            <w:rPr>
+              <w:sz w:val="22"/>
+              <w:szCs w:val="22"/>
+              <w:lang w:val="en-FI"/>
+            </w:rPr>
+            <w:t>mikä</w:t>
+          </w:r>
+          <w:proofErr w:type="spellEnd"/>
+          <w:r>
+            <w:rPr>
+              <w:sz w:val="22"/>
+              <w:szCs w:val="22"/>
+              <w:lang w:val="en-FI"/>
+            </w:rPr>
+            <w:t xml:space="preserve"> </w:t>
+          </w:r>
+          <w:proofErr w:type="spellStart"/>
+          <w:r>
+            <w:rPr>
+              <w:sz w:val="22"/>
+              <w:szCs w:val="22"/>
+              <w:lang w:val="en-FI"/>
+            </w:rPr>
+            <w:t>vaikeuttaa</w:t>
+          </w:r>
+          <w:proofErr w:type="spellEnd"/>
+          <w:r>
+            <w:rPr>
+              <w:sz w:val="22"/>
+              <w:szCs w:val="22"/>
+              <w:lang w:val="en-FI"/>
+            </w:rPr>
+            <w:t xml:space="preserve"> </w:t>
+          </w:r>
+          <w:proofErr w:type="spellStart"/>
+          <w:r>
+            <w:rPr>
+              <w:sz w:val="22"/>
+              <w:szCs w:val="22"/>
+              <w:lang w:val="en-FI"/>
+            </w:rPr>
+            <w:t>urheilijoiden</w:t>
+          </w:r>
+          <w:proofErr w:type="spellEnd"/>
+          <w:r>
+            <w:rPr>
+              <w:sz w:val="22"/>
+              <w:szCs w:val="22"/>
+              <w:lang w:val="en-FI"/>
+            </w:rPr>
+            <w:t xml:space="preserve"> </w:t>
+          </w:r>
+          <w:proofErr w:type="spellStart"/>
+          <w:r>
+            <w:rPr>
+              <w:sz w:val="22"/>
+              <w:szCs w:val="22"/>
+              <w:lang w:val="en-FI"/>
+            </w:rPr>
+            <w:t>kehityksen</w:t>
+          </w:r>
+          <w:proofErr w:type="spellEnd"/>
+          <w:r>
+            <w:rPr>
+              <w:sz w:val="22"/>
+              <w:szCs w:val="22"/>
+              <w:lang w:val="en-FI"/>
+            </w:rPr>
+            <w:t xml:space="preserve"> </w:t>
+          </w:r>
+          <w:proofErr w:type="spellStart"/>
+          <w:r>
+            <w:rPr>
+              <w:sz w:val="22"/>
+              <w:szCs w:val="22"/>
+              <w:lang w:val="en-FI"/>
+            </w:rPr>
+            <w:t>seurantaa</w:t>
+          </w:r>
+          <w:proofErr w:type="spellEnd"/>
+          <w:r>
+            <w:rPr>
+              <w:sz w:val="22"/>
+              <w:szCs w:val="22"/>
+              <w:lang w:val="en-FI"/>
+            </w:rPr>
+            <w:t xml:space="preserve">, </w:t>
+          </w:r>
+          <w:proofErr w:type="spellStart"/>
+          <w:r>
+            <w:rPr>
+              <w:sz w:val="22"/>
+              <w:szCs w:val="22"/>
+              <w:lang w:val="en-FI"/>
+            </w:rPr>
+            <w:t>valmennuksen</w:t>
+          </w:r>
+          <w:proofErr w:type="spellEnd"/>
+          <w:r>
+            <w:rPr>
+              <w:sz w:val="22"/>
+              <w:szCs w:val="22"/>
+              <w:lang w:val="en-FI"/>
+            </w:rPr>
+            <w:t xml:space="preserve"> </w:t>
+          </w:r>
+          <w:proofErr w:type="spellStart"/>
+          <w:r>
+            <w:rPr>
+              <w:sz w:val="22"/>
+              <w:szCs w:val="22"/>
+              <w:lang w:val="en-FI"/>
+            </w:rPr>
+            <w:t>analysointia</w:t>
+          </w:r>
+          <w:proofErr w:type="spellEnd"/>
+          <w:r>
+            <w:rPr>
+              <w:sz w:val="22"/>
+              <w:szCs w:val="22"/>
+              <w:lang w:val="en-FI"/>
+            </w:rPr>
+            <w:t xml:space="preserve"> </w:t>
+          </w:r>
+          <w:proofErr w:type="spellStart"/>
+          <w:r>
+            <w:rPr>
+              <w:sz w:val="22"/>
+              <w:szCs w:val="22"/>
+              <w:lang w:val="en-FI"/>
+            </w:rPr>
+            <w:t>ja</w:t>
+          </w:r>
+          <w:proofErr w:type="spellEnd"/>
+          <w:r>
+            <w:rPr>
+              <w:sz w:val="22"/>
+              <w:szCs w:val="22"/>
+              <w:lang w:val="en-FI"/>
+            </w:rPr>
+            <w:t xml:space="preserve"> </w:t>
+          </w:r>
+          <w:proofErr w:type="spellStart"/>
+          <w:r>
+            <w:rPr>
+              <w:sz w:val="22"/>
+              <w:szCs w:val="22"/>
+              <w:lang w:val="en-FI"/>
+            </w:rPr>
+            <w:t>viestijoukkueiden</w:t>
+          </w:r>
+          <w:proofErr w:type="spellEnd"/>
+          <w:r>
+            <w:rPr>
+              <w:sz w:val="22"/>
+              <w:szCs w:val="22"/>
+              <w:lang w:val="en-FI"/>
+            </w:rPr>
+            <w:t xml:space="preserve"> </w:t>
+          </w:r>
+          <w:proofErr w:type="spellStart"/>
+          <w:r>
+            <w:rPr>
+              <w:sz w:val="22"/>
+              <w:szCs w:val="22"/>
+              <w:lang w:val="en-FI"/>
+            </w:rPr>
+            <w:t>valintaa</w:t>
+          </w:r>
+          <w:proofErr w:type="spellEnd"/>
+          <w:r>
+            <w:rPr>
+              <w:sz w:val="22"/>
+              <w:szCs w:val="22"/>
+              <w:lang w:val="en-FI"/>
+            </w:rPr>
+            <w:t xml:space="preserve">. </w:t>
+          </w:r>
+          <w:proofErr w:type="spellStart"/>
+          <w:r>
+            <w:rPr>
+              <w:sz w:val="22"/>
+              <w:szCs w:val="22"/>
+              <w:lang w:val="en-FI"/>
+            </w:rPr>
+            <w:t>Hajautettu</w:t>
+          </w:r>
+          <w:proofErr w:type="spellEnd"/>
+          <w:r>
+            <w:rPr>
+              <w:sz w:val="22"/>
+              <w:szCs w:val="22"/>
+              <w:lang w:val="en-FI"/>
+            </w:rPr>
+            <w:t xml:space="preserve"> </w:t>
+          </w:r>
+          <w:proofErr w:type="spellStart"/>
+          <w:r>
+            <w:rPr>
+              <w:sz w:val="22"/>
+              <w:szCs w:val="22"/>
+              <w:lang w:val="en-FI"/>
+            </w:rPr>
+            <w:t>tulosaineisto</w:t>
+          </w:r>
+          <w:proofErr w:type="spellEnd"/>
+          <w:r>
+            <w:rPr>
+              <w:sz w:val="22"/>
+              <w:szCs w:val="22"/>
+              <w:lang w:val="en-FI"/>
+            </w:rPr>
+            <w:t xml:space="preserve"> </w:t>
+          </w:r>
+          <w:proofErr w:type="spellStart"/>
+          <w:r>
+            <w:rPr>
+              <w:sz w:val="22"/>
+              <w:szCs w:val="22"/>
+              <w:lang w:val="en-FI"/>
+            </w:rPr>
+            <w:t>aiheuttaa</w:t>
+          </w:r>
+          <w:proofErr w:type="spellEnd"/>
+          <w:r>
+            <w:rPr>
+              <w:sz w:val="22"/>
+              <w:szCs w:val="22"/>
+              <w:lang w:val="en-FI"/>
+            </w:rPr>
+            <w:t xml:space="preserve"> </w:t>
+          </w:r>
+          <w:proofErr w:type="spellStart"/>
+          <w:r>
+            <w:rPr>
+              <w:sz w:val="22"/>
+              <w:szCs w:val="22"/>
+              <w:lang w:val="en-FI"/>
+            </w:rPr>
+            <w:t>virheiden</w:t>
+          </w:r>
+          <w:proofErr w:type="spellEnd"/>
+          <w:r>
+            <w:rPr>
+              <w:sz w:val="22"/>
+              <w:szCs w:val="22"/>
+              <w:lang w:val="en-FI"/>
+            </w:rPr>
+            <w:t xml:space="preserve"> </w:t>
+          </w:r>
+          <w:proofErr w:type="spellStart"/>
+          <w:r>
+            <w:rPr>
+              <w:sz w:val="22"/>
+              <w:szCs w:val="22"/>
+              <w:lang w:val="en-FI"/>
+            </w:rPr>
+            <w:t>riskiä</w:t>
+          </w:r>
+          <w:proofErr w:type="spellEnd"/>
+          <w:r>
+            <w:rPr>
+              <w:sz w:val="22"/>
+              <w:szCs w:val="22"/>
+              <w:lang w:val="en-FI"/>
+            </w:rPr>
+            <w:t xml:space="preserve"> </w:t>
+          </w:r>
+          <w:proofErr w:type="spellStart"/>
+          <w:r>
+            <w:rPr>
+              <w:sz w:val="22"/>
+              <w:szCs w:val="22"/>
+              <w:lang w:val="en-FI"/>
+            </w:rPr>
+            <w:t>ja</w:t>
+          </w:r>
+          <w:proofErr w:type="spellEnd"/>
+          <w:r>
+            <w:rPr>
+              <w:sz w:val="22"/>
+              <w:szCs w:val="22"/>
+              <w:lang w:val="en-FI"/>
+            </w:rPr>
+            <w:t xml:space="preserve"> </w:t>
+          </w:r>
+          <w:proofErr w:type="spellStart"/>
+          <w:r>
+            <w:rPr>
+              <w:sz w:val="22"/>
+              <w:szCs w:val="22"/>
+              <w:lang w:val="en-FI"/>
+            </w:rPr>
+            <w:t>edellyttää</w:t>
+          </w:r>
+          <w:proofErr w:type="spellEnd"/>
+          <w:r>
+            <w:rPr>
+              <w:sz w:val="22"/>
+              <w:szCs w:val="22"/>
+              <w:lang w:val="en-FI"/>
+            </w:rPr>
+            <w:t xml:space="preserve"> </w:t>
+          </w:r>
+          <w:proofErr w:type="spellStart"/>
+          <w:r>
+            <w:rPr>
+              <w:sz w:val="22"/>
+              <w:szCs w:val="22"/>
+              <w:lang w:val="en-FI"/>
+            </w:rPr>
+            <w:t>paljon</w:t>
+          </w:r>
+          <w:proofErr w:type="spellEnd"/>
+          <w:r>
+            <w:rPr>
+              <w:sz w:val="22"/>
+              <w:szCs w:val="22"/>
+              <w:lang w:val="en-FI"/>
+            </w:rPr>
+            <w:t xml:space="preserve"> </w:t>
+          </w:r>
+          <w:proofErr w:type="spellStart"/>
+          <w:r>
+            <w:rPr>
+              <w:sz w:val="22"/>
+              <w:szCs w:val="22"/>
+              <w:lang w:val="en-FI"/>
+            </w:rPr>
+            <w:t>manuaalista</w:t>
+          </w:r>
+          <w:proofErr w:type="spellEnd"/>
+          <w:r>
+            <w:rPr>
+              <w:sz w:val="22"/>
+              <w:szCs w:val="22"/>
+              <w:lang w:val="en-FI"/>
+            </w:rPr>
+            <w:t xml:space="preserve"> </w:t>
+          </w:r>
+          <w:proofErr w:type="spellStart"/>
+          <w:r>
+            <w:rPr>
+              <w:sz w:val="22"/>
+              <w:szCs w:val="22"/>
+              <w:lang w:val="en-FI"/>
+            </w:rPr>
+            <w:t>työtä</w:t>
+          </w:r>
+          <w:proofErr w:type="spellEnd"/>
+          <w:r>
+            <w:rPr>
+              <w:sz w:val="22"/>
+              <w:szCs w:val="22"/>
+              <w:lang w:val="en-FI"/>
+            </w:rPr>
+            <w:t>.</w:t>
           </w:r>
         </w:p>
         <w:p>
@@ -381,13 +918,599 @@
               <w:lang w:val="en-FI"/>
             </w:rPr>
           </w:pPr>
-          <w:r>
-            <w:rPr>
-              <w:sz w:val="22"/>
-              <w:szCs w:val="22"/>
-              <w:lang w:val="en-FI"/>
-            </w:rPr>
-            <w:t>Tämän opinnäytetyön tavoitteena oli kehittää ratkaisu tähän ongelmaan suunnittelemalla ja toteuttamalla ORAOwl-niminen sovellus, joka kokoaa suunnistustuloksia yhteen järjestelmään ja mahdollistaa niiden tehokkaamman hyödyntämisen. Työ toteutettiin yksityiselle toimeksiantajalle, joka toimii suunnistuksen ja ohjelmistokehityksen parissa.</w:t>
+          <w:proofErr w:type="spellStart"/>
+          <w:r>
+            <w:rPr>
+              <w:sz w:val="22"/>
+              <w:szCs w:val="22"/>
+              <w:lang w:val="en-FI"/>
+            </w:rPr>
+            <w:t>Tämän</w:t>
+          </w:r>
+          <w:proofErr w:type="spellEnd"/>
+          <w:r>
+            <w:rPr>
+              <w:sz w:val="22"/>
+              <w:szCs w:val="22"/>
+              <w:lang w:val="en-FI"/>
+            </w:rPr>
+            <w:t xml:space="preserve"> </w:t>
+          </w:r>
+          <w:proofErr w:type="spellStart"/>
+          <w:r>
+            <w:rPr>
+              <w:sz w:val="22"/>
+              <w:szCs w:val="22"/>
+              <w:lang w:val="en-FI"/>
+            </w:rPr>
+            <w:t>opinnäytetyön</w:t>
+          </w:r>
+          <w:proofErr w:type="spellEnd"/>
+          <w:r>
+            <w:rPr>
+              <w:sz w:val="22"/>
+              <w:szCs w:val="22"/>
+              <w:lang w:val="en-FI"/>
+            </w:rPr>
+            <w:t xml:space="preserve"> </w:t>
+          </w:r>
+          <w:proofErr w:type="spellStart"/>
+          <w:r>
+            <w:rPr>
+              <w:sz w:val="22"/>
+              <w:szCs w:val="22"/>
+              <w:lang w:val="en-FI"/>
+            </w:rPr>
+            <w:t>tavoitteena</w:t>
+          </w:r>
+          <w:proofErr w:type="spellEnd"/>
+          <w:r>
+            <w:rPr>
+              <w:sz w:val="22"/>
+              <w:szCs w:val="22"/>
+              <w:lang w:val="en-FI"/>
+            </w:rPr>
+            <w:t xml:space="preserve"> </w:t>
+          </w:r>
+          <w:proofErr w:type="spellStart"/>
+          <w:r>
+            <w:rPr>
+              <w:sz w:val="22"/>
+              <w:szCs w:val="22"/>
+              <w:lang w:val="en-FI"/>
+            </w:rPr>
+            <w:t>oli</w:t>
+          </w:r>
+          <w:proofErr w:type="spellEnd"/>
+          <w:r>
+            <w:rPr>
+              <w:sz w:val="22"/>
+              <w:szCs w:val="22"/>
+              <w:lang w:val="en-FI"/>
+            </w:rPr>
+            <w:t xml:space="preserve"> </w:t>
+          </w:r>
+          <w:proofErr w:type="spellStart"/>
+          <w:r>
+            <w:rPr>
+              <w:sz w:val="22"/>
+              <w:szCs w:val="22"/>
+              <w:lang w:val="en-FI"/>
+            </w:rPr>
+            <w:t>kehittää</w:t>
+          </w:r>
+          <w:proofErr w:type="spellEnd"/>
+          <w:r>
+            <w:rPr>
+              <w:sz w:val="22"/>
+              <w:szCs w:val="22"/>
+              <w:lang w:val="en-FI"/>
+            </w:rPr>
+            <w:t xml:space="preserve"> </w:t>
+          </w:r>
+          <w:proofErr w:type="spellStart"/>
+          <w:r>
+            <w:rPr>
+              <w:sz w:val="22"/>
+              <w:szCs w:val="22"/>
+              <w:lang w:val="en-FI"/>
+            </w:rPr>
+            <w:t>ratkaisu</w:t>
+          </w:r>
+          <w:proofErr w:type="spellEnd"/>
+          <w:r>
+            <w:rPr>
+              <w:sz w:val="22"/>
+              <w:szCs w:val="22"/>
+              <w:lang w:val="en-FI"/>
+            </w:rPr>
+            <w:t xml:space="preserve"> </w:t>
+          </w:r>
+          <w:proofErr w:type="spellStart"/>
+          <w:r>
+            <w:rPr>
+              <w:sz w:val="22"/>
+              <w:szCs w:val="22"/>
+              <w:lang w:val="en-FI"/>
+            </w:rPr>
+            <w:t>tähän</w:t>
+          </w:r>
+          <w:proofErr w:type="spellEnd"/>
+          <w:r>
+            <w:rPr>
+              <w:sz w:val="22"/>
+              <w:szCs w:val="22"/>
+              <w:lang w:val="en-FI"/>
+            </w:rPr>
+            <w:t xml:space="preserve"> </w:t>
+          </w:r>
+          <w:proofErr w:type="spellStart"/>
+          <w:r>
+            <w:rPr>
+              <w:sz w:val="22"/>
+              <w:szCs w:val="22"/>
+              <w:lang w:val="en-FI"/>
+            </w:rPr>
+            <w:t>ongelmaan</w:t>
+          </w:r>
+          <w:proofErr w:type="spellEnd"/>
+          <w:r>
+            <w:rPr>
+              <w:sz w:val="22"/>
+              <w:szCs w:val="22"/>
+              <w:lang w:val="en-FI"/>
+            </w:rPr>
+            <w:t xml:space="preserve"> </w:t>
+          </w:r>
+          <w:proofErr w:type="spellStart"/>
+          <w:r>
+            <w:rPr>
+              <w:sz w:val="22"/>
+              <w:szCs w:val="22"/>
+              <w:lang w:val="en-FI"/>
+            </w:rPr>
+            <w:t>suunnittelemalla</w:t>
+          </w:r>
+          <w:proofErr w:type="spellEnd"/>
+          <w:r>
+            <w:rPr>
+              <w:sz w:val="22"/>
+              <w:szCs w:val="22"/>
+              <w:lang w:val="en-FI"/>
+            </w:rPr>
+            <w:t xml:space="preserve"> </w:t>
+          </w:r>
+          <w:proofErr w:type="spellStart"/>
+          <w:r>
+            <w:rPr>
+              <w:sz w:val="22"/>
+              <w:szCs w:val="22"/>
+              <w:lang w:val="en-FI"/>
+            </w:rPr>
+            <w:t>ja</w:t>
+          </w:r>
+          <w:proofErr w:type="spellEnd"/>
+          <w:r>
+            <w:rPr>
+              <w:sz w:val="22"/>
+              <w:szCs w:val="22"/>
+              <w:lang w:val="en-FI"/>
+            </w:rPr>
+            <w:t xml:space="preserve"> </w:t>
+          </w:r>
+          <w:proofErr w:type="spellStart"/>
+          <w:r>
+            <w:rPr>
+              <w:sz w:val="22"/>
+              <w:szCs w:val="22"/>
+              <w:lang w:val="en-FI"/>
+            </w:rPr>
+            <w:t>toteuttamalla</w:t>
+          </w:r>
+          <w:proofErr w:type="spellEnd"/>
+          <w:r>
+            <w:rPr>
+              <w:sz w:val="22"/>
+              <w:szCs w:val="22"/>
+              <w:lang w:val="en-FI"/>
+            </w:rPr>
+            <w:t xml:space="preserve"> </w:t>
+          </w:r>
+          <w:proofErr w:type="spellStart"/>
+          <w:r>
+            <w:rPr>
+              <w:sz w:val="22"/>
+              <w:szCs w:val="22"/>
+              <w:lang w:val="en-FI"/>
+            </w:rPr>
+            <w:t>ORAOwl-niminen</w:t>
+          </w:r>
+          <w:proofErr w:type="spellEnd"/>
+          <w:r>
+            <w:rPr>
+              <w:sz w:val="22"/>
+              <w:szCs w:val="22"/>
+              <w:lang w:val="en-FI"/>
+            </w:rPr>
+            <w:t xml:space="preserve"> </w:t>
+          </w:r>
+          <w:proofErr w:type="spellStart"/>
+          <w:r>
+            <w:rPr>
+              <w:sz w:val="22"/>
+              <w:szCs w:val="22"/>
+              <w:lang w:val="en-FI"/>
+            </w:rPr>
+            <w:t>sovellus</w:t>
+          </w:r>
+          <w:proofErr w:type="spellEnd"/>
+          <w:r>
+            <w:rPr>
+              <w:sz w:val="22"/>
+              <w:szCs w:val="22"/>
+              <w:lang w:val="en-FI"/>
+            </w:rPr>
+            <w:t xml:space="preserve">, </w:t>
+          </w:r>
+          <w:proofErr w:type="spellStart"/>
+          <w:r>
+            <w:rPr>
+              <w:sz w:val="22"/>
+              <w:szCs w:val="22"/>
+              <w:lang w:val="en-FI"/>
+            </w:rPr>
+            <w:t>joka</w:t>
+          </w:r>
+          <w:proofErr w:type="spellEnd"/>
+          <w:r>
+            <w:rPr>
+              <w:sz w:val="22"/>
+              <w:szCs w:val="22"/>
+              <w:lang w:val="en-FI"/>
+            </w:rPr>
+            <w:t xml:space="preserve"> </w:t>
+          </w:r>
+          <w:proofErr w:type="spellStart"/>
+          <w:r>
+            <w:rPr>
+              <w:sz w:val="22"/>
+              <w:szCs w:val="22"/>
+              <w:lang w:val="en-FI"/>
+            </w:rPr>
+            <w:t>kokoaa</w:t>
+          </w:r>
+          <w:proofErr w:type="spellEnd"/>
+          <w:r>
+            <w:rPr>
+              <w:sz w:val="22"/>
+              <w:szCs w:val="22"/>
+              <w:lang w:val="en-FI"/>
+            </w:rPr>
+            <w:t xml:space="preserve"> </w:t>
+          </w:r>
+          <w:proofErr w:type="spellStart"/>
+          <w:r>
+            <w:rPr>
+              <w:sz w:val="22"/>
+              <w:szCs w:val="22"/>
+              <w:lang w:val="en-FI"/>
+            </w:rPr>
+            <w:t>suunnistustuloksia</w:t>
+          </w:r>
+          <w:proofErr w:type="spellEnd"/>
+          <w:r>
+            <w:rPr>
+              <w:sz w:val="22"/>
+              <w:szCs w:val="22"/>
+              <w:lang w:val="en-FI"/>
+            </w:rPr>
+            <w:t xml:space="preserve"> </w:t>
+          </w:r>
+          <w:proofErr w:type="spellStart"/>
+          <w:r>
+            <w:rPr>
+              <w:sz w:val="22"/>
+              <w:szCs w:val="22"/>
+              <w:lang w:val="en-FI"/>
+            </w:rPr>
+            <w:t>yhteen</w:t>
+          </w:r>
+          <w:proofErr w:type="spellEnd"/>
+          <w:r>
+            <w:rPr>
+              <w:sz w:val="22"/>
+              <w:szCs w:val="22"/>
+              <w:lang w:val="en-FI"/>
+            </w:rPr>
+            <w:t xml:space="preserve"> </w:t>
+          </w:r>
+          <w:proofErr w:type="spellStart"/>
+          <w:r>
+            <w:rPr>
+              <w:sz w:val="22"/>
+              <w:szCs w:val="22"/>
+              <w:lang w:val="en-FI"/>
+            </w:rPr>
+            <w:t>järjestelmään</w:t>
+          </w:r>
+          <w:proofErr w:type="spellEnd"/>
+          <w:r>
+            <w:rPr>
+              <w:sz w:val="22"/>
+              <w:szCs w:val="22"/>
+              <w:lang w:val="en-FI"/>
+            </w:rPr>
+            <w:t xml:space="preserve"> </w:t>
+          </w:r>
+          <w:proofErr w:type="spellStart"/>
+          <w:r>
+            <w:rPr>
+              <w:sz w:val="22"/>
+              <w:szCs w:val="22"/>
+              <w:lang w:val="en-FI"/>
+            </w:rPr>
+            <w:t>ja</w:t>
+          </w:r>
+          <w:proofErr w:type="spellEnd"/>
+          <w:r>
+            <w:rPr>
+              <w:sz w:val="22"/>
+              <w:szCs w:val="22"/>
+              <w:lang w:val="en-FI"/>
+            </w:rPr>
+            <w:t xml:space="preserve"> </w:t>
+          </w:r>
+          <w:proofErr w:type="spellStart"/>
+          <w:r>
+            <w:rPr>
+              <w:sz w:val="22"/>
+              <w:szCs w:val="22"/>
+              <w:lang w:val="en-FI"/>
+            </w:rPr>
+            <w:t>mahdollistaa</w:t>
+          </w:r>
+          <w:proofErr w:type="spellEnd"/>
+          <w:r>
+            <w:rPr>
+              <w:sz w:val="22"/>
+              <w:szCs w:val="22"/>
+              <w:lang w:val="en-FI"/>
+            </w:rPr>
+            <w:t xml:space="preserve"> </w:t>
+          </w:r>
+          <w:proofErr w:type="spellStart"/>
+          <w:r>
+            <w:rPr>
+              <w:sz w:val="22"/>
+              <w:szCs w:val="22"/>
+              <w:lang w:val="en-FI"/>
+            </w:rPr>
+            <w:t>niiden</w:t>
+          </w:r>
+          <w:proofErr w:type="spellEnd"/>
+          <w:r>
+            <w:rPr>
+              <w:sz w:val="22"/>
+              <w:szCs w:val="22"/>
+              <w:lang w:val="en-FI"/>
+            </w:rPr>
+            <w:t xml:space="preserve"> </w:t>
+          </w:r>
+          <w:proofErr w:type="spellStart"/>
+          <w:r>
+            <w:rPr>
+              <w:sz w:val="22"/>
+              <w:szCs w:val="22"/>
+              <w:lang w:val="en-FI"/>
+            </w:rPr>
+            <w:t>tehokkaamman</w:t>
+          </w:r>
+          <w:proofErr w:type="spellEnd"/>
+          <w:r>
+            <w:rPr>
+              <w:sz w:val="22"/>
+              <w:szCs w:val="22"/>
+              <w:lang w:val="en-FI"/>
+            </w:rPr>
+            <w:t xml:space="preserve"> </w:t>
+          </w:r>
+          <w:proofErr w:type="spellStart"/>
+          <w:r>
+            <w:rPr>
+              <w:sz w:val="22"/>
+              <w:szCs w:val="22"/>
+              <w:lang w:val="en-FI"/>
+            </w:rPr>
+            <w:t>hyödyntämisen</w:t>
+          </w:r>
+          <w:proofErr w:type="spellEnd"/>
+          <w:r>
+            <w:rPr>
+              <w:sz w:val="22"/>
+              <w:szCs w:val="22"/>
+              <w:lang w:val="en-FI"/>
+            </w:rPr>
+            <w:t xml:space="preserve">. </w:t>
+          </w:r>
+          <w:proofErr w:type="spellStart"/>
+          <w:r>
+            <w:rPr>
+              <w:sz w:val="22"/>
+              <w:szCs w:val="22"/>
+              <w:lang w:val="en-FI"/>
+            </w:rPr>
+            <w:t>Työ</w:t>
+          </w:r>
+          <w:proofErr w:type="spellEnd"/>
+          <w:r>
+            <w:rPr>
+              <w:sz w:val="22"/>
+              <w:szCs w:val="22"/>
+              <w:lang w:val="en-FI"/>
+            </w:rPr>
+            <w:t xml:space="preserve"> </w:t>
+          </w:r>
+          <w:proofErr w:type="spellStart"/>
+          <w:r>
+            <w:rPr>
+              <w:sz w:val="22"/>
+              <w:szCs w:val="22"/>
+              <w:lang w:val="en-FI"/>
+            </w:rPr>
+            <w:t>toteutettiin</w:t>
+          </w:r>
+          <w:proofErr w:type="spellEnd"/>
+          <w:r>
+            <w:rPr>
+              <w:sz w:val="22"/>
+              <w:szCs w:val="22"/>
+              <w:lang w:val="en-FI"/>
+            </w:rPr>
+            <w:t xml:space="preserve"> </w:t>
+          </w:r>
+          <w:proofErr w:type="spellStart"/>
+          <w:r>
+            <w:rPr>
+              <w:sz w:val="22"/>
+              <w:szCs w:val="22"/>
+              <w:lang w:val="en-FI"/>
+            </w:rPr>
+            <w:t>yksityiselle</w:t>
+          </w:r>
+          <w:proofErr w:type="spellEnd"/>
+          <w:r>
+            <w:rPr>
+              <w:sz w:val="22"/>
+              <w:szCs w:val="22"/>
+              <w:lang w:val="en-FI"/>
+            </w:rPr>
+            <w:t xml:space="preserve"> </w:t>
+          </w:r>
+          <w:proofErr w:type="spellStart"/>
+          <w:r>
+            <w:rPr>
+              <w:sz w:val="22"/>
+              <w:szCs w:val="22"/>
+              <w:lang w:val="en-FI"/>
+            </w:rPr>
+            <w:t>toimeksiantajalle</w:t>
+          </w:r>
+          <w:proofErr w:type="spellEnd"/>
+          <w:r>
+            <w:rPr>
+              <w:sz w:val="22"/>
+              <w:szCs w:val="22"/>
+              <w:lang w:val="en-FI"/>
+            </w:rPr>
+            <w:t xml:space="preserve">, </w:t>
+          </w:r>
+          <w:proofErr w:type="spellStart"/>
+          <w:r>
+            <w:rPr>
+              <w:sz w:val="22"/>
+              <w:szCs w:val="22"/>
+              <w:lang w:val="en-FI"/>
+            </w:rPr>
+            <w:t>joka</w:t>
+          </w:r>
+          <w:proofErr w:type="spellEnd"/>
+          <w:r>
+            <w:rPr>
+              <w:sz w:val="22"/>
+              <w:szCs w:val="22"/>
+              <w:lang w:val="en-FI"/>
+            </w:rPr>
+            <w:t xml:space="preserve"> </w:t>
+          </w:r>
+          <w:proofErr w:type="spellStart"/>
+          <w:r>
+            <w:rPr>
+              <w:sz w:val="22"/>
+              <w:szCs w:val="22"/>
+              <w:lang w:val="en-FI"/>
+            </w:rPr>
+            <w:t>toimii</w:t>
+          </w:r>
+          <w:proofErr w:type="spellEnd"/>
+          <w:r>
+            <w:rPr>
+              <w:sz w:val="22"/>
+              <w:szCs w:val="22"/>
+              <w:lang w:val="en-FI"/>
+            </w:rPr>
+            <w:t xml:space="preserve"> </w:t>
+          </w:r>
+          <w:proofErr w:type="spellStart"/>
+          <w:r>
+            <w:rPr>
+              <w:sz w:val="22"/>
+              <w:szCs w:val="22"/>
+              <w:lang w:val="en-FI"/>
+            </w:rPr>
+            <w:t>suunnistuksen</w:t>
+          </w:r>
+          <w:proofErr w:type="spellEnd"/>
+          <w:r>
+            <w:rPr>
+              <w:sz w:val="22"/>
+              <w:szCs w:val="22"/>
+              <w:lang w:val="en-FI"/>
+            </w:rPr>
+            <w:t xml:space="preserve"> </w:t>
+          </w:r>
+          <w:proofErr w:type="spellStart"/>
+          <w:r>
+            <w:rPr>
+              <w:sz w:val="22"/>
+              <w:szCs w:val="22"/>
+              <w:lang w:val="en-FI"/>
+            </w:rPr>
+            <w:t>ja</w:t>
+          </w:r>
+          <w:proofErr w:type="spellEnd"/>
+          <w:r>
+            <w:rPr>
+              <w:sz w:val="22"/>
+              <w:szCs w:val="22"/>
+              <w:lang w:val="en-FI"/>
+            </w:rPr>
+            <w:t xml:space="preserve"> </w:t>
+          </w:r>
+          <w:proofErr w:type="spellStart"/>
+          <w:r>
+            <w:rPr>
+              <w:sz w:val="22"/>
+              <w:szCs w:val="22"/>
+              <w:lang w:val="en-FI"/>
+            </w:rPr>
+            <w:t>ohjelmistokehityksen</w:t>
+          </w:r>
+          <w:proofErr w:type="spellEnd"/>
+          <w:r>
+            <w:rPr>
+              <w:sz w:val="22"/>
+              <w:szCs w:val="22"/>
+              <w:lang w:val="en-FI"/>
+            </w:rPr>
+            <w:t xml:space="preserve"> </w:t>
+          </w:r>
+          <w:proofErr w:type="spellStart"/>
+          <w:r>
+            <w:rPr>
+              <w:sz w:val="22"/>
+              <w:szCs w:val="22"/>
+              <w:lang w:val="en-FI"/>
+            </w:rPr>
+            <w:t>parissa</w:t>
+          </w:r>
+          <w:proofErr w:type="spellEnd"/>
+          <w:r>
+            <w:rPr>
+              <w:sz w:val="22"/>
+              <w:szCs w:val="22"/>
+              <w:lang w:val="en-FI"/>
+            </w:rPr>
+            <w:t>.</w:t>
           </w:r>
         </w:p>
         <w:p>
@@ -399,13 +1522,835 @@
               <w:lang w:val="en-FI"/>
             </w:rPr>
           </w:pPr>
-          <w:r>
-            <w:rPr>
-              <w:sz w:val="22"/>
-              <w:szCs w:val="22"/>
-              <w:lang w:val="en-FI"/>
-            </w:rPr>
-            <w:t>Sovellus kehitettiin Pythonilla ja Django-kehyksellä, ja tietojen tallennuksessa käytettiin PostgreSQL-tietokantaa. Ensimmäinen prototyyppiversio keskittyy IOFXML-standardin mukaisten tulostiedostojen käsittelyyn, tulosten tallentamiseen ja selaamiseen sekä perustoimintoihin, kuten hakuihin ja vertailuun. Prototyyppi huomioi tietosuojavaatimukset GDPR:n mukaisesti. Visualisointiominaisuudet eivät vielä sisälly ensimmäiseen versioon, mutta niitä voidaan toteuttaa jatkokehityksessä esimerkiksi Matplotlib- tai Plotly-kirjastoja hyödyntäen.</w:t>
+          <w:proofErr w:type="spellStart"/>
+          <w:r>
+            <w:rPr>
+              <w:sz w:val="22"/>
+              <w:szCs w:val="22"/>
+              <w:lang w:val="en-FI"/>
+            </w:rPr>
+            <w:t>Sovellus</w:t>
+          </w:r>
+          <w:proofErr w:type="spellEnd"/>
+          <w:r>
+            <w:rPr>
+              <w:sz w:val="22"/>
+              <w:szCs w:val="22"/>
+              <w:lang w:val="en-FI"/>
+            </w:rPr>
+            <w:t xml:space="preserve"> </w:t>
+          </w:r>
+          <w:proofErr w:type="spellStart"/>
+          <w:r>
+            <w:rPr>
+              <w:sz w:val="22"/>
+              <w:szCs w:val="22"/>
+              <w:lang w:val="en-FI"/>
+            </w:rPr>
+            <w:t>kehitettiin</w:t>
+          </w:r>
+          <w:proofErr w:type="spellEnd"/>
+          <w:r>
+            <w:rPr>
+              <w:sz w:val="22"/>
+              <w:szCs w:val="22"/>
+              <w:lang w:val="en-FI"/>
+            </w:rPr>
+            <w:t xml:space="preserve"> </w:t>
+          </w:r>
+          <w:proofErr w:type="spellStart"/>
+          <w:r>
+            <w:rPr>
+              <w:sz w:val="22"/>
+              <w:szCs w:val="22"/>
+              <w:lang w:val="en-FI"/>
+            </w:rPr>
+            <w:t>Pythonilla</w:t>
+          </w:r>
+          <w:proofErr w:type="spellEnd"/>
+          <w:r>
+            <w:rPr>
+              <w:sz w:val="22"/>
+              <w:szCs w:val="22"/>
+              <w:lang w:val="en-FI"/>
+            </w:rPr>
+            <w:t xml:space="preserve"> </w:t>
+          </w:r>
+          <w:proofErr w:type="spellStart"/>
+          <w:r>
+            <w:rPr>
+              <w:sz w:val="22"/>
+              <w:szCs w:val="22"/>
+              <w:lang w:val="en-FI"/>
+            </w:rPr>
+            <w:t>ja</w:t>
+          </w:r>
+          <w:proofErr w:type="spellEnd"/>
+          <w:r>
+            <w:rPr>
+              <w:sz w:val="22"/>
+              <w:szCs w:val="22"/>
+              <w:lang w:val="en-FI"/>
+            </w:rPr>
+            <w:t xml:space="preserve"> Django-</w:t>
+          </w:r>
+          <w:proofErr w:type="spellStart"/>
+          <w:r>
+            <w:rPr>
+              <w:sz w:val="22"/>
+              <w:szCs w:val="22"/>
+              <w:lang w:val="en-FI"/>
+            </w:rPr>
+            <w:t>kehyksellä</w:t>
+          </w:r>
+          <w:proofErr w:type="spellEnd"/>
+          <w:r>
+            <w:rPr>
+              <w:sz w:val="22"/>
+              <w:szCs w:val="22"/>
+              <w:lang w:val="en-FI"/>
+            </w:rPr>
+            <w:t xml:space="preserve">, </w:t>
+          </w:r>
+          <w:proofErr w:type="spellStart"/>
+          <w:r>
+            <w:rPr>
+              <w:sz w:val="22"/>
+              <w:szCs w:val="22"/>
+              <w:lang w:val="en-FI"/>
+            </w:rPr>
+            <w:t>ja</w:t>
+          </w:r>
+          <w:proofErr w:type="spellEnd"/>
+          <w:r>
+            <w:rPr>
+              <w:sz w:val="22"/>
+              <w:szCs w:val="22"/>
+              <w:lang w:val="en-FI"/>
+            </w:rPr>
+            <w:t xml:space="preserve"> </w:t>
+          </w:r>
+          <w:proofErr w:type="spellStart"/>
+          <w:r>
+            <w:rPr>
+              <w:sz w:val="22"/>
+              <w:szCs w:val="22"/>
+              <w:lang w:val="en-FI"/>
+            </w:rPr>
+            <w:t>tietojen</w:t>
+          </w:r>
+          <w:proofErr w:type="spellEnd"/>
+          <w:r>
+            <w:rPr>
+              <w:sz w:val="22"/>
+              <w:szCs w:val="22"/>
+              <w:lang w:val="en-FI"/>
+            </w:rPr>
+            <w:t xml:space="preserve"> </w:t>
+          </w:r>
+          <w:proofErr w:type="spellStart"/>
+          <w:r>
+            <w:rPr>
+              <w:sz w:val="22"/>
+              <w:szCs w:val="22"/>
+              <w:lang w:val="en-FI"/>
+            </w:rPr>
+            <w:t>tallennuksessa</w:t>
+          </w:r>
+          <w:proofErr w:type="spellEnd"/>
+          <w:r>
+            <w:rPr>
+              <w:sz w:val="22"/>
+              <w:szCs w:val="22"/>
+              <w:lang w:val="en-FI"/>
+            </w:rPr>
+            <w:t xml:space="preserve"> </w:t>
+          </w:r>
+          <w:proofErr w:type="spellStart"/>
+          <w:r>
+            <w:rPr>
+              <w:sz w:val="22"/>
+              <w:szCs w:val="22"/>
+              <w:lang w:val="en-FI"/>
+            </w:rPr>
+            <w:t>käytettiin</w:t>
+          </w:r>
+          <w:proofErr w:type="spellEnd"/>
+          <w:r>
+            <w:rPr>
+              <w:sz w:val="22"/>
+              <w:szCs w:val="22"/>
+              <w:lang w:val="en-FI"/>
+            </w:rPr>
+            <w:t xml:space="preserve"> PostgreSQL-</w:t>
+          </w:r>
+          <w:proofErr w:type="spellStart"/>
+          <w:r>
+            <w:rPr>
+              <w:sz w:val="22"/>
+              <w:szCs w:val="22"/>
+              <w:lang w:val="en-FI"/>
+            </w:rPr>
+            <w:t>tietokantaa</w:t>
+          </w:r>
+          <w:proofErr w:type="spellEnd"/>
+          <w:r>
+            <w:rPr>
+              <w:sz w:val="22"/>
+              <w:szCs w:val="22"/>
+              <w:lang w:val="en-FI"/>
+            </w:rPr>
+            <w:t xml:space="preserve">. </w:t>
+          </w:r>
+          <w:proofErr w:type="spellStart"/>
+          <w:r>
+            <w:rPr>
+              <w:sz w:val="22"/>
+              <w:szCs w:val="22"/>
+              <w:lang w:val="en-FI"/>
+            </w:rPr>
+            <w:t>Ensimmäinen</w:t>
+          </w:r>
+          <w:proofErr w:type="spellEnd"/>
+          <w:r>
+            <w:rPr>
+              <w:sz w:val="22"/>
+              <w:szCs w:val="22"/>
+              <w:lang w:val="en-FI"/>
+            </w:rPr>
+            <w:t xml:space="preserve"> </w:t>
+          </w:r>
+          <w:proofErr w:type="spellStart"/>
+          <w:r>
+            <w:rPr>
+              <w:sz w:val="22"/>
+              <w:szCs w:val="22"/>
+              <w:lang w:val="en-FI"/>
+            </w:rPr>
+            <w:t>prototyyppiversio</w:t>
+          </w:r>
+          <w:proofErr w:type="spellEnd"/>
+          <w:r>
+            <w:rPr>
+              <w:sz w:val="22"/>
+              <w:szCs w:val="22"/>
+              <w:lang w:val="en-FI"/>
+            </w:rPr>
+            <w:t xml:space="preserve"> </w:t>
+          </w:r>
+          <w:proofErr w:type="spellStart"/>
+          <w:r>
+            <w:rPr>
+              <w:sz w:val="22"/>
+              <w:szCs w:val="22"/>
+              <w:lang w:val="en-FI"/>
+            </w:rPr>
+            <w:t>keskittyy</w:t>
+          </w:r>
+          <w:proofErr w:type="spellEnd"/>
+          <w:r>
+            <w:rPr>
+              <w:sz w:val="22"/>
+              <w:szCs w:val="22"/>
+              <w:lang w:val="en-FI"/>
+            </w:rPr>
+            <w:t xml:space="preserve"> IOFXML-</w:t>
+          </w:r>
+          <w:proofErr w:type="spellStart"/>
+          <w:r>
+            <w:rPr>
+              <w:sz w:val="22"/>
+              <w:szCs w:val="22"/>
+              <w:lang w:val="en-FI"/>
+            </w:rPr>
+            <w:t>standardin</w:t>
+          </w:r>
+          <w:proofErr w:type="spellEnd"/>
+          <w:r>
+            <w:rPr>
+              <w:sz w:val="22"/>
+              <w:szCs w:val="22"/>
+              <w:lang w:val="en-FI"/>
+            </w:rPr>
+            <w:t xml:space="preserve"> </w:t>
+          </w:r>
+          <w:proofErr w:type="spellStart"/>
+          <w:r>
+            <w:rPr>
+              <w:sz w:val="22"/>
+              <w:szCs w:val="22"/>
+              <w:lang w:val="en-FI"/>
+            </w:rPr>
+            <w:t>mukaisten</w:t>
+          </w:r>
+          <w:proofErr w:type="spellEnd"/>
+          <w:r>
+            <w:rPr>
+              <w:sz w:val="22"/>
+              <w:szCs w:val="22"/>
+              <w:lang w:val="en-FI"/>
+            </w:rPr>
+            <w:t xml:space="preserve"> </w:t>
+          </w:r>
+          <w:proofErr w:type="spellStart"/>
+          <w:r>
+            <w:rPr>
+              <w:sz w:val="22"/>
+              <w:szCs w:val="22"/>
+              <w:lang w:val="en-FI"/>
+            </w:rPr>
+            <w:t>tulostiedostojen</w:t>
+          </w:r>
+          <w:proofErr w:type="spellEnd"/>
+          <w:r>
+            <w:rPr>
+              <w:sz w:val="22"/>
+              <w:szCs w:val="22"/>
+              <w:lang w:val="en-FI"/>
+            </w:rPr>
+            <w:t xml:space="preserve"> </w:t>
+          </w:r>
+          <w:proofErr w:type="spellStart"/>
+          <w:r>
+            <w:rPr>
+              <w:sz w:val="22"/>
+              <w:szCs w:val="22"/>
+              <w:lang w:val="en-FI"/>
+            </w:rPr>
+            <w:t>käsittelyyn</w:t>
+          </w:r>
+          <w:proofErr w:type="spellEnd"/>
+          <w:r>
+            <w:rPr>
+              <w:sz w:val="22"/>
+              <w:szCs w:val="22"/>
+              <w:lang w:val="en-FI"/>
+            </w:rPr>
+            <w:t xml:space="preserve">, </w:t>
+          </w:r>
+          <w:proofErr w:type="spellStart"/>
+          <w:r>
+            <w:rPr>
+              <w:sz w:val="22"/>
+              <w:szCs w:val="22"/>
+              <w:lang w:val="en-FI"/>
+            </w:rPr>
+            <w:t>tulosten</w:t>
+          </w:r>
+          <w:proofErr w:type="spellEnd"/>
+          <w:r>
+            <w:rPr>
+              <w:sz w:val="22"/>
+              <w:szCs w:val="22"/>
+              <w:lang w:val="en-FI"/>
+            </w:rPr>
+            <w:t xml:space="preserve"> </w:t>
+          </w:r>
+          <w:proofErr w:type="spellStart"/>
+          <w:r>
+            <w:rPr>
+              <w:sz w:val="22"/>
+              <w:szCs w:val="22"/>
+              <w:lang w:val="en-FI"/>
+            </w:rPr>
+            <w:t>tallentamiseen</w:t>
+          </w:r>
+          <w:proofErr w:type="spellEnd"/>
+          <w:r>
+            <w:rPr>
+              <w:sz w:val="22"/>
+              <w:szCs w:val="22"/>
+              <w:lang w:val="en-FI"/>
+            </w:rPr>
+            <w:t xml:space="preserve"> </w:t>
+          </w:r>
+          <w:proofErr w:type="spellStart"/>
+          <w:r>
+            <w:rPr>
+              <w:sz w:val="22"/>
+              <w:szCs w:val="22"/>
+              <w:lang w:val="en-FI"/>
+            </w:rPr>
+            <w:t>ja</w:t>
+          </w:r>
+          <w:proofErr w:type="spellEnd"/>
+          <w:r>
+            <w:rPr>
+              <w:sz w:val="22"/>
+              <w:szCs w:val="22"/>
+              <w:lang w:val="en-FI"/>
+            </w:rPr>
+            <w:t xml:space="preserve"> </w:t>
+          </w:r>
+          <w:proofErr w:type="spellStart"/>
+          <w:r>
+            <w:rPr>
+              <w:sz w:val="22"/>
+              <w:szCs w:val="22"/>
+              <w:lang w:val="en-FI"/>
+            </w:rPr>
+            <w:t>selaamiseen</w:t>
+          </w:r>
+          <w:proofErr w:type="spellEnd"/>
+          <w:r>
+            <w:rPr>
+              <w:sz w:val="22"/>
+              <w:szCs w:val="22"/>
+              <w:lang w:val="en-FI"/>
+            </w:rPr>
+            <w:t xml:space="preserve"> </w:t>
+          </w:r>
+          <w:proofErr w:type="spellStart"/>
+          <w:r>
+            <w:rPr>
+              <w:sz w:val="22"/>
+              <w:szCs w:val="22"/>
+              <w:lang w:val="en-FI"/>
+            </w:rPr>
+            <w:t>sekä</w:t>
+          </w:r>
+          <w:proofErr w:type="spellEnd"/>
+          <w:r>
+            <w:rPr>
+              <w:sz w:val="22"/>
+              <w:szCs w:val="22"/>
+              <w:lang w:val="en-FI"/>
+            </w:rPr>
+            <w:t xml:space="preserve"> </w:t>
+          </w:r>
+          <w:proofErr w:type="spellStart"/>
+          <w:r>
+            <w:rPr>
+              <w:sz w:val="22"/>
+              <w:szCs w:val="22"/>
+              <w:lang w:val="en-FI"/>
+            </w:rPr>
+            <w:t>perustoimintoihin</w:t>
+          </w:r>
+          <w:proofErr w:type="spellEnd"/>
+          <w:r>
+            <w:rPr>
+              <w:sz w:val="22"/>
+              <w:szCs w:val="22"/>
+              <w:lang w:val="en-FI"/>
+            </w:rPr>
+            <w:t xml:space="preserve">, </w:t>
+          </w:r>
+          <w:proofErr w:type="spellStart"/>
+          <w:r>
+            <w:rPr>
+              <w:sz w:val="22"/>
+              <w:szCs w:val="22"/>
+              <w:lang w:val="en-FI"/>
+            </w:rPr>
+            <w:t>kuten</w:t>
+          </w:r>
+          <w:proofErr w:type="spellEnd"/>
+          <w:r>
+            <w:rPr>
+              <w:sz w:val="22"/>
+              <w:szCs w:val="22"/>
+              <w:lang w:val="en-FI"/>
+            </w:rPr>
+            <w:t xml:space="preserve"> </w:t>
+          </w:r>
+          <w:proofErr w:type="spellStart"/>
+          <w:r>
+            <w:rPr>
+              <w:sz w:val="22"/>
+              <w:szCs w:val="22"/>
+              <w:lang w:val="en-FI"/>
+            </w:rPr>
+            <w:t>hakuihin</w:t>
+          </w:r>
+          <w:proofErr w:type="spellEnd"/>
+          <w:r>
+            <w:rPr>
+              <w:sz w:val="22"/>
+              <w:szCs w:val="22"/>
+              <w:lang w:val="en-FI"/>
+            </w:rPr>
+            <w:t xml:space="preserve"> </w:t>
+          </w:r>
+          <w:proofErr w:type="spellStart"/>
+          <w:r>
+            <w:rPr>
+              <w:sz w:val="22"/>
+              <w:szCs w:val="22"/>
+              <w:lang w:val="en-FI"/>
+            </w:rPr>
+            <w:t>ja</w:t>
+          </w:r>
+          <w:proofErr w:type="spellEnd"/>
+          <w:r>
+            <w:rPr>
+              <w:sz w:val="22"/>
+              <w:szCs w:val="22"/>
+              <w:lang w:val="en-FI"/>
+            </w:rPr>
+            <w:t xml:space="preserve"> </w:t>
+          </w:r>
+          <w:proofErr w:type="spellStart"/>
+          <w:r>
+            <w:rPr>
+              <w:sz w:val="22"/>
+              <w:szCs w:val="22"/>
+              <w:lang w:val="en-FI"/>
+            </w:rPr>
+            <w:t>vertailuun</w:t>
+          </w:r>
+          <w:proofErr w:type="spellEnd"/>
+          <w:r>
+            <w:rPr>
+              <w:sz w:val="22"/>
+              <w:szCs w:val="22"/>
+              <w:lang w:val="en-FI"/>
+            </w:rPr>
+            <w:t xml:space="preserve">. </w:t>
+          </w:r>
+          <w:proofErr w:type="spellStart"/>
+          <w:r>
+            <w:rPr>
+              <w:sz w:val="22"/>
+              <w:szCs w:val="22"/>
+              <w:lang w:val="en-FI"/>
+            </w:rPr>
+            <w:t>Prototyyppi</w:t>
+          </w:r>
+          <w:proofErr w:type="spellEnd"/>
+          <w:r>
+            <w:rPr>
+              <w:sz w:val="22"/>
+              <w:szCs w:val="22"/>
+              <w:lang w:val="en-FI"/>
+            </w:rPr>
+            <w:t xml:space="preserve"> </w:t>
+          </w:r>
+          <w:proofErr w:type="spellStart"/>
+          <w:r>
+            <w:rPr>
+              <w:sz w:val="22"/>
+              <w:szCs w:val="22"/>
+              <w:lang w:val="en-FI"/>
+            </w:rPr>
+            <w:t>huomioi</w:t>
+          </w:r>
+          <w:proofErr w:type="spellEnd"/>
+          <w:r>
+            <w:rPr>
+              <w:sz w:val="22"/>
+              <w:szCs w:val="22"/>
+              <w:lang w:val="en-FI"/>
+            </w:rPr>
+            <w:t xml:space="preserve"> </w:t>
+          </w:r>
+          <w:proofErr w:type="spellStart"/>
+          <w:r>
+            <w:rPr>
+              <w:sz w:val="22"/>
+              <w:szCs w:val="22"/>
+              <w:lang w:val="en-FI"/>
+            </w:rPr>
+            <w:t>tietosuojavaatimukset</w:t>
+          </w:r>
+          <w:proofErr w:type="spellEnd"/>
+          <w:r>
+            <w:rPr>
+              <w:sz w:val="22"/>
+              <w:szCs w:val="22"/>
+              <w:lang w:val="en-FI"/>
+            </w:rPr>
+            <w:t xml:space="preserve"> </w:t>
+          </w:r>
+          <w:proofErr w:type="spellStart"/>
+          <w:proofErr w:type="gramStart"/>
+          <w:r>
+            <w:rPr>
+              <w:sz w:val="22"/>
+              <w:szCs w:val="22"/>
+              <w:lang w:val="en-FI"/>
+            </w:rPr>
+            <w:t>GDPR:n</w:t>
+          </w:r>
+          <w:proofErr w:type="spellEnd"/>
+          <w:proofErr w:type="gramEnd"/>
+          <w:r>
+            <w:rPr>
+              <w:sz w:val="22"/>
+              <w:szCs w:val="22"/>
+              <w:lang w:val="en-FI"/>
+            </w:rPr>
+            <w:t xml:space="preserve"> </w:t>
+          </w:r>
+          <w:proofErr w:type="spellStart"/>
+          <w:r>
+            <w:rPr>
+              <w:sz w:val="22"/>
+              <w:szCs w:val="22"/>
+              <w:lang w:val="en-FI"/>
+            </w:rPr>
+            <w:t>mukaisesti</w:t>
+          </w:r>
+          <w:proofErr w:type="spellEnd"/>
+          <w:r>
+            <w:rPr>
+              <w:sz w:val="22"/>
+              <w:szCs w:val="22"/>
+              <w:lang w:val="en-FI"/>
+            </w:rPr>
+            <w:t xml:space="preserve">. </w:t>
+          </w:r>
+          <w:proofErr w:type="spellStart"/>
+          <w:r>
+            <w:rPr>
+              <w:sz w:val="22"/>
+              <w:szCs w:val="22"/>
+              <w:lang w:val="en-FI"/>
+            </w:rPr>
+            <w:t>Visualisointiominaisuudet</w:t>
+          </w:r>
+          <w:proofErr w:type="spellEnd"/>
+          <w:r>
+            <w:rPr>
+              <w:sz w:val="22"/>
+              <w:szCs w:val="22"/>
+              <w:lang w:val="en-FI"/>
+            </w:rPr>
+            <w:t xml:space="preserve"> </w:t>
+          </w:r>
+          <w:proofErr w:type="spellStart"/>
+          <w:r>
+            <w:rPr>
+              <w:sz w:val="22"/>
+              <w:szCs w:val="22"/>
+              <w:lang w:val="en-FI"/>
+            </w:rPr>
+            <w:t>eivät</w:t>
+          </w:r>
+          <w:proofErr w:type="spellEnd"/>
+          <w:r>
+            <w:rPr>
+              <w:sz w:val="22"/>
+              <w:szCs w:val="22"/>
+              <w:lang w:val="en-FI"/>
+            </w:rPr>
+            <w:t xml:space="preserve"> </w:t>
+          </w:r>
+          <w:proofErr w:type="spellStart"/>
+          <w:r>
+            <w:rPr>
+              <w:sz w:val="22"/>
+              <w:szCs w:val="22"/>
+              <w:lang w:val="en-FI"/>
+            </w:rPr>
+            <w:t>vielä</w:t>
+          </w:r>
+          <w:proofErr w:type="spellEnd"/>
+          <w:r>
+            <w:rPr>
+              <w:sz w:val="22"/>
+              <w:szCs w:val="22"/>
+              <w:lang w:val="en-FI"/>
+            </w:rPr>
+            <w:t xml:space="preserve"> </w:t>
+          </w:r>
+          <w:proofErr w:type="spellStart"/>
+          <w:r>
+            <w:rPr>
+              <w:sz w:val="22"/>
+              <w:szCs w:val="22"/>
+              <w:lang w:val="en-FI"/>
+            </w:rPr>
+            <w:t>sisälly</w:t>
+          </w:r>
+          <w:proofErr w:type="spellEnd"/>
+          <w:r>
+            <w:rPr>
+              <w:sz w:val="22"/>
+              <w:szCs w:val="22"/>
+              <w:lang w:val="en-FI"/>
+            </w:rPr>
+            <w:t xml:space="preserve"> </w:t>
+          </w:r>
+          <w:proofErr w:type="spellStart"/>
+          <w:r>
+            <w:rPr>
+              <w:sz w:val="22"/>
+              <w:szCs w:val="22"/>
+              <w:lang w:val="en-FI"/>
+            </w:rPr>
+            <w:t>ensimmäiseen</w:t>
+          </w:r>
+          <w:proofErr w:type="spellEnd"/>
+          <w:r>
+            <w:rPr>
+              <w:sz w:val="22"/>
+              <w:szCs w:val="22"/>
+              <w:lang w:val="en-FI"/>
+            </w:rPr>
+            <w:t xml:space="preserve"> </w:t>
+          </w:r>
+          <w:proofErr w:type="spellStart"/>
+          <w:r>
+            <w:rPr>
+              <w:sz w:val="22"/>
+              <w:szCs w:val="22"/>
+              <w:lang w:val="en-FI"/>
+            </w:rPr>
+            <w:t>versioon</w:t>
+          </w:r>
+          <w:proofErr w:type="spellEnd"/>
+          <w:r>
+            <w:rPr>
+